--- a/data/outputs/v2/Physics/SS3.3_Introduction_to_Electronics/Physics_Introduction_to_Electronics_CBE_LessonSequence.docx
+++ b/data/outputs/v2/Physics/SS3.3_Introduction_to_Electronics/Physics_Introduction_to_Electronics_CBE_LessonSequence.docx
@@ -3226,7 +3226,7 @@
             <w:pPr>
               <w:spacing w:after="20" w:before="0"/>
             </w:pPr>
-            <w:hyperlink w:history="1" r:id="rIdgdnpzwdset2kln6rmjw4j">
+            <w:hyperlink w:history="1" r:id="rId8vhz30ev1rjgospht5e4t">
               <w:r>
                 <w:rPr>
                   <w:rFonts w:ascii="Arial" w:cs="Arial" w:eastAsia="Arial" w:hAnsi="Arial"/>
@@ -3235,7 +3235,7 @@
                   <w:szCs w:val="16"/>
                   <w:u w:val="single" w:color="2E75B6"/>
                 </w:rPr>
-                <w:t xml:space="preserve">The periodic table - classification of elements</w:t>
+                <w:t xml:space="preserve">Conductors and insulators</w:t>
               </w:r>
             </w:hyperlink>
           </w:p>
@@ -3259,7 +3259,7 @@
               <w:spacing w:after="10" w:before="0"/>
               <w:ind w:left="120"/>
             </w:pPr>
-            <w:hyperlink w:history="1" r:id="rIdh6nxqcdebssa-nex6t7lj">
+            <w:hyperlink w:history="1" r:id="rIdgoeer3tu4fpslakiani-x">
               <w:r>
                 <w:rPr>
                   <w:rFonts w:ascii="Arial" w:cs="Arial" w:eastAsia="Arial" w:hAnsi="Arial"/>
@@ -3304,7 +3304,7 @@
             <w:pPr>
               <w:spacing w:after="20" w:before="0"/>
             </w:pPr>
-            <w:hyperlink w:history="1" r:id="rIdljmmwnjfqs6kc8t99cg-3">
+            <w:hyperlink w:history="1" r:id="rIdh_gb27alj3bnf5vl-nsae">
               <w:r>
                 <w:rPr>
                   <w:rFonts w:ascii="Arial" w:cs="Arial" w:eastAsia="Arial" w:hAnsi="Arial"/>
@@ -3313,7 +3313,7 @@
                   <w:szCs w:val="16"/>
                   <w:u w:val="single" w:color="2E75B6"/>
                 </w:rPr>
-                <w:t xml:space="preserve">Solar Power (Flexbook)</w:t>
+                <w:t xml:space="preserve">Circuit Construction Kit: DC</w:t>
               </w:r>
             </w:hyperlink>
           </w:p>
@@ -3329,7 +3329,7 @@
                 <w:sz w:val="14"/>
                 <w:szCs w:val="14"/>
               </w:rPr>
-              <w:t xml:space="preserve">Source: CK-12</w:t>
+              <w:t xml:space="preserve">Source: PhET Interactive Simulations (English)</w:t>
             </w:r>
           </w:p>
           <w:p>
@@ -3337,7 +3337,7 @@
               <w:spacing w:after="10" w:before="0"/>
               <w:ind w:left="120"/>
             </w:pPr>
-            <w:hyperlink w:history="1" r:id="rIdpjwg27q7ebhwsbtwguqcc">
+            <w:hyperlink w:history="1" r:id="rId6e9wo4t8mig1xzu_qkpgu">
               <w:r>
                 <w:rPr>
                   <w:rFonts w:ascii="Arial" w:cs="Arial" w:eastAsia="Arial" w:hAnsi="Arial"/>
@@ -3608,7 +3608,7 @@
             <w:pPr>
               <w:spacing w:after="20" w:before="0"/>
             </w:pPr>
-            <w:hyperlink w:history="1" r:id="rIdju2dl8_l7kuewqmsxeakq">
+            <w:hyperlink w:history="1" r:id="rId1jkgjgk-qqu_bzkwszkhm">
               <w:r>
                 <w:rPr>
                   <w:rFonts w:ascii="Arial" w:cs="Arial" w:eastAsia="Arial" w:hAnsi="Arial"/>
@@ -3617,7 +3617,7 @@
                   <w:szCs w:val="16"/>
                   <w:u w:val="single" w:color="2E75B6"/>
                 </w:rPr>
-                <w:t xml:space="preserve">The periodic table - classification of elements</w:t>
+                <w:t xml:space="preserve">07 Conductors And Insulators</w:t>
               </w:r>
             </w:hyperlink>
           </w:p>
@@ -3633,7 +3633,7 @@
                 <w:sz w:val="14"/>
                 <w:szCs w:val="14"/>
               </w:rPr>
-              <w:t xml:space="preserve">Source: Khan Academy (English - US curriculum)</w:t>
+              <w:t xml:space="preserve">Source: Seavuria</w:t>
             </w:r>
           </w:p>
           <w:p>
@@ -3641,7 +3641,7 @@
               <w:spacing w:after="10" w:before="0"/>
               <w:ind w:left="120"/>
             </w:pPr>
-            <w:hyperlink w:history="1" r:id="rId8fkd68ao6r9tiutj3vhjr">
+            <w:hyperlink w:history="1" r:id="rIdpnxzgesb0eduz-ztbxwll">
               <w:r>
                 <w:rPr>
                   <w:rFonts w:ascii="Arial" w:cs="Arial" w:eastAsia="Arial" w:hAnsi="Arial"/>
@@ -3679,14 +3679,14 @@
                 <w:sz w:val="16"/>
                 <w:szCs w:val="16"/>
               </w:rPr>
-              <w:t xml:space="preserve">📖 HTML:</w:t>
+              <w:t xml:space="preserve">📖 EXERCISE:</w:t>
             </w:r>
           </w:p>
           <w:p>
             <w:pPr>
               <w:spacing w:after="20" w:before="0"/>
             </w:pPr>
-            <w:hyperlink w:history="1" r:id="rIdh9pvvqt75rdc1gf-9bqgi">
+            <w:hyperlink w:history="1" r:id="rIdjamd-cqp0xsceinj20lui">
               <w:r>
                 <w:rPr>
                   <w:rFonts w:ascii="Arial" w:cs="Arial" w:eastAsia="Arial" w:hAnsi="Arial"/>
@@ -3695,7 +3695,7 @@
                   <w:szCs w:val="16"/>
                   <w:u w:val="single" w:color="2E75B6"/>
                 </w:rPr>
-                <w:t xml:space="preserve">Solar Power (Flexbook)</w:t>
+                <w:t xml:space="preserve">Thermal Conductors and Insulators Practice</w:t>
               </w:r>
             </w:hyperlink>
           </w:p>
@@ -3719,7 +3719,7 @@
               <w:spacing w:after="10" w:before="0"/>
               <w:ind w:left="120"/>
             </w:pPr>
-            <w:hyperlink w:history="1" r:id="rIda1fxae4hg0dp4vc9uomuy">
+            <w:hyperlink w:history="1" r:id="rId-flklw-wksoc4hdlwwbcr">
               <w:r>
                 <w:rPr>
                   <w:rFonts w:ascii="Arial" w:cs="Arial" w:eastAsia="Arial" w:hAnsi="Arial"/>
@@ -3990,7 +3990,7 @@
             <w:pPr>
               <w:spacing w:after="20" w:before="0"/>
             </w:pPr>
-            <w:hyperlink w:history="1" r:id="rIdlxjhi07s63cjzl22ryad0">
+            <w:hyperlink w:history="1" r:id="rIdtcwpa9awph1v1hyykshqa">
               <w:r>
                 <w:rPr>
                   <w:rFonts w:ascii="Arial" w:cs="Arial" w:eastAsia="Arial" w:hAnsi="Arial"/>
@@ -3999,7 +3999,7 @@
                   <w:szCs w:val="16"/>
                   <w:u w:val="single" w:color="2E75B6"/>
                 </w:rPr>
-                <w:t xml:space="preserve">The periodic table - classification of elements</w:t>
+                <w:t xml:space="preserve">Conductors and insulators</w:t>
               </w:r>
             </w:hyperlink>
           </w:p>
@@ -4023,7 +4023,7 @@
               <w:spacing w:after="10" w:before="0"/>
               <w:ind w:left="120"/>
             </w:pPr>
-            <w:hyperlink w:history="1" r:id="rIdrl0zck6hshlcc8txub_hb">
+            <w:hyperlink w:history="1" r:id="rIdmyfr6jncok7gtnz1dp8rs">
               <w:r>
                 <w:rPr>
                   <w:rFonts w:ascii="Arial" w:cs="Arial" w:eastAsia="Arial" w:hAnsi="Arial"/>
@@ -4068,7 +4068,7 @@
             <w:pPr>
               <w:spacing w:after="20" w:before="0"/>
             </w:pPr>
-            <w:hyperlink w:history="1" r:id="rIdd5zcreulfduuuclmojzgt">
+            <w:hyperlink w:history="1" r:id="rIdp00kisy8nl9vcf5n30o-4">
               <w:r>
                 <w:rPr>
                   <w:rFonts w:ascii="Arial" w:cs="Arial" w:eastAsia="Arial" w:hAnsi="Arial"/>
@@ -4077,7 +4077,7 @@
                   <w:szCs w:val="16"/>
                   <w:u w:val="single" w:color="2E75B6"/>
                 </w:rPr>
-                <w:t xml:space="preserve">Solar Power (Flexbook)</w:t>
+                <w:t xml:space="preserve">Electric Conductors and Insulators (Flexbook)</w:t>
               </w:r>
             </w:hyperlink>
           </w:p>
@@ -4101,7 +4101,7 @@
               <w:spacing w:after="10" w:before="0"/>
               <w:ind w:left="120"/>
             </w:pPr>
-            <w:hyperlink w:history="1" r:id="rIdmbrwog0h22iuy29zco8ku">
+            <w:hyperlink w:history="1" r:id="rIdvvxvkmjxobfkzp1_kpomw">
               <w:r>
                 <w:rPr>
                   <w:rFonts w:ascii="Arial" w:cs="Arial" w:eastAsia="Arial" w:hAnsi="Arial"/>
@@ -4372,7 +4372,7 @@
             <w:pPr>
               <w:spacing w:after="20" w:before="0"/>
             </w:pPr>
-            <w:hyperlink w:history="1" r:id="rId9nh5nmkijnslw_okjbgk-">
+            <w:hyperlink w:history="1" r:id="rIdu86nfgkvo-qtgembfal-2">
               <w:r>
                 <w:rPr>
                   <w:rFonts w:ascii="Arial" w:cs="Arial" w:eastAsia="Arial" w:hAnsi="Arial"/>
@@ -4381,7 +4381,7 @@
                   <w:szCs w:val="16"/>
                   <w:u w:val="single" w:color="2E75B6"/>
                 </w:rPr>
-                <w:t xml:space="preserve">The periodic table - classification of elements</w:t>
+                <w:t xml:space="preserve">Conductors and insulators</w:t>
               </w:r>
             </w:hyperlink>
           </w:p>
@@ -4405,7 +4405,7 @@
               <w:spacing w:after="10" w:before="0"/>
               <w:ind w:left="120"/>
             </w:pPr>
-            <w:hyperlink w:history="1" r:id="rId67citus5megcjhaoztqkq">
+            <w:hyperlink w:history="1" r:id="rId4mrz2-ucqec668vn7wkne">
               <w:r>
                 <w:rPr>
                   <w:rFonts w:ascii="Arial" w:cs="Arial" w:eastAsia="Arial" w:hAnsi="Arial"/>
@@ -4443,14 +4443,14 @@
                 <w:sz w:val="16"/>
                 <w:szCs w:val="16"/>
               </w:rPr>
-              <w:t xml:space="preserve">📖 HTML:</w:t>
+              <w:t xml:space="preserve">📖 EXERCISE:</w:t>
             </w:r>
           </w:p>
           <w:p>
             <w:pPr>
               <w:spacing w:after="20" w:before="0"/>
             </w:pPr>
-            <w:hyperlink w:history="1" r:id="rIdeu8sahli5coxa2yep9u6_">
+            <w:hyperlink w:history="1" r:id="rIdqo0thnhv1sezif9omlmz1">
               <w:r>
                 <w:rPr>
                   <w:rFonts w:ascii="Arial" w:cs="Arial" w:eastAsia="Arial" w:hAnsi="Arial"/>
@@ -4459,7 +4459,7 @@
                   <w:szCs w:val="16"/>
                   <w:u w:val="single" w:color="2E75B6"/>
                 </w:rPr>
-                <w:t xml:space="preserve">Solar Power (Flexbook)</w:t>
+                <w:t xml:space="preserve">Electric Conductors and Insulators Practice</w:t>
               </w:r>
             </w:hyperlink>
           </w:p>
@@ -4483,7 +4483,7 @@
               <w:spacing w:after="10" w:before="0"/>
               <w:ind w:left="120"/>
             </w:pPr>
-            <w:hyperlink w:history="1" r:id="rId7_o94bi90p-ly2hoq6nb-">
+            <w:hyperlink w:history="1" r:id="rIdyq_jozffinsidyw7zry6r">
               <w:r>
                 <w:rPr>
                   <w:rFonts w:ascii="Arial" w:cs="Arial" w:eastAsia="Arial" w:hAnsi="Arial"/>
@@ -4754,7 +4754,7 @@
             <w:pPr>
               <w:spacing w:after="20" w:before="0"/>
             </w:pPr>
-            <w:hyperlink w:history="1" r:id="rId_3jcqnipxpcbsibcaitsi">
+            <w:hyperlink w:history="1" r:id="rIdcbohhnqxmjpkyzvdedtif">
               <w:r>
                 <w:rPr>
                   <w:rFonts w:ascii="Arial" w:cs="Arial" w:eastAsia="Arial" w:hAnsi="Arial"/>
@@ -4763,7 +4763,7 @@
                   <w:szCs w:val="16"/>
                   <w:u w:val="single" w:color="2E75B6"/>
                 </w:rPr>
-                <w:t xml:space="preserve">The periodic table - classification of elements</w:t>
+                <w:t xml:space="preserve">Conductors and insulators</w:t>
               </w:r>
             </w:hyperlink>
           </w:p>
@@ -4787,7 +4787,7 @@
               <w:spacing w:after="10" w:before="0"/>
               <w:ind w:left="120"/>
             </w:pPr>
-            <w:hyperlink w:history="1" r:id="rIdfcyt2fx2hhvfrm7eymm_d">
+            <w:hyperlink w:history="1" r:id="rIdxudiy7dyqh3mtxuckxvfo">
               <w:r>
                 <w:rPr>
                   <w:rFonts w:ascii="Arial" w:cs="Arial" w:eastAsia="Arial" w:hAnsi="Arial"/>
@@ -4832,7 +4832,7 @@
             <w:pPr>
               <w:spacing w:after="20" w:before="0"/>
             </w:pPr>
-            <w:hyperlink w:history="1" r:id="rIduzx5bah3a_bl3etiiqg_x">
+            <w:hyperlink w:history="1" r:id="rIdr6ef6bifofz9-8nf9bvnz">
               <w:r>
                 <w:rPr>
                   <w:rFonts w:ascii="Arial" w:cs="Arial" w:eastAsia="Arial" w:hAnsi="Arial"/>
@@ -4841,7 +4841,7 @@
                   <w:szCs w:val="16"/>
                   <w:u w:val="single" w:color="2E75B6"/>
                 </w:rPr>
-                <w:t xml:space="preserve">Solar Power (Flexbook)</w:t>
+                <w:t xml:space="preserve">Circuit Construction Kit: DC</w:t>
               </w:r>
             </w:hyperlink>
           </w:p>
@@ -4857,7 +4857,7 @@
                 <w:sz w:val="14"/>
                 <w:szCs w:val="14"/>
               </w:rPr>
-              <w:t xml:space="preserve">Source: CK-12</w:t>
+              <w:t xml:space="preserve">Source: PhET Interactive Simulations (English)</w:t>
             </w:r>
           </w:p>
           <w:p>
@@ -4865,7 +4865,7 @@
               <w:spacing w:after="10" w:before="0"/>
               <w:ind w:left="120"/>
             </w:pPr>
-            <w:hyperlink w:history="1" r:id="rIdn4kytvbrhuhzxcmeustgu">
+            <w:hyperlink w:history="1" r:id="rIdezh-aw-rkehnkprcb5mvn">
               <w:r>
                 <w:rPr>
                   <w:rFonts w:ascii="Arial" w:cs="Arial" w:eastAsia="Arial" w:hAnsi="Arial"/>
@@ -6409,7 +6409,7 @@
             <w:pPr>
               <w:spacing w:after="20" w:before="0"/>
             </w:pPr>
-            <w:hyperlink w:history="1" r:id="rIdlbxmwd_j696_ku9chmmtg">
+            <w:hyperlink w:history="1" r:id="rIdhh5alyfx0j3til3muw2rq">
               <w:r>
                 <w:rPr>
                   <w:rFonts w:ascii="Arial" w:cs="Arial" w:eastAsia="Arial" w:hAnsi="Arial"/>
@@ -6418,7 +6418,7 @@
                   <w:szCs w:val="16"/>
                   <w:u w:val="single" w:color="2E75B6"/>
                 </w:rPr>
-                <w:t xml:space="preserve">Global winds and currents</w:t>
+                <w:t xml:space="preserve">Conductors and insulators</w:t>
               </w:r>
             </w:hyperlink>
           </w:p>
@@ -6442,7 +6442,7 @@
               <w:spacing w:after="10" w:before="0"/>
               <w:ind w:left="120"/>
             </w:pPr>
-            <w:hyperlink w:history="1" r:id="rIdotfq7beg3axirg8x6ojbq">
+            <w:hyperlink w:history="1" r:id="rIdtm70n20aj1mduadphekjx">
               <w:r>
                 <w:rPr>
                   <w:rFonts w:ascii="Arial" w:cs="Arial" w:eastAsia="Arial" w:hAnsi="Arial"/>
@@ -6480,14 +6480,14 @@
                 <w:sz w:val="16"/>
                 <w:szCs w:val="16"/>
               </w:rPr>
-              <w:t xml:space="preserve">📖 HTML:</w:t>
+              <w:t xml:space="preserve">📖 EXERCISE:</w:t>
             </w:r>
           </w:p>
           <w:p>
             <w:pPr>
               <w:spacing w:after="20" w:before="0"/>
             </w:pPr>
-            <w:hyperlink w:history="1" r:id="rIdztpju3bsapdhchfg6shky">
+            <w:hyperlink w:history="1" r:id="rId79ukhuu-keo2srxivc-lv">
               <w:r>
                 <w:rPr>
                   <w:rFonts w:ascii="Arial" w:cs="Arial" w:eastAsia="Arial" w:hAnsi="Arial"/>
@@ -6496,7 +6496,7 @@
                   <w:szCs w:val="16"/>
                   <w:u w:val="single" w:color="2E75B6"/>
                 </w:rPr>
-                <w:t xml:space="preserve">Introduction to Energy Resources (Flexbook)</w:t>
+                <w:t xml:space="preserve">Thermal Conductors and Insulators Practice</w:t>
               </w:r>
             </w:hyperlink>
           </w:p>
@@ -6520,7 +6520,7 @@
               <w:spacing w:after="10" w:before="0"/>
               <w:ind w:left="120"/>
             </w:pPr>
-            <w:hyperlink w:history="1" r:id="rId-45uzvv06job1i4j-ym3z">
+            <w:hyperlink w:history="1" r:id="rIdn0rm0h1fu1qsl15d5oe9k">
               <w:r>
                 <w:rPr>
                   <w:rFonts w:ascii="Arial" w:cs="Arial" w:eastAsia="Arial" w:hAnsi="Arial"/>
@@ -6715,7 +6715,7 @@
             <w:pPr>
               <w:spacing w:after="20" w:before="0"/>
             </w:pPr>
-            <w:hyperlink w:history="1" r:id="rIdkpwq-5_0gzuycgmw7kz5_">
+            <w:hyperlink w:history="1" r:id="rId5evjq1rzql7ncqirb4pg6">
               <w:r>
                 <w:rPr>
                   <w:rFonts w:ascii="Arial" w:cs="Arial" w:eastAsia="Arial" w:hAnsi="Arial"/>
@@ -6724,7 +6724,7 @@
                   <w:szCs w:val="16"/>
                   <w:u w:val="single" w:color="2E75B6"/>
                 </w:rPr>
-                <w:t xml:space="preserve">Global winds and currents</w:t>
+                <w:t xml:space="preserve">07 Conductors And Insulators</w:t>
               </w:r>
             </w:hyperlink>
           </w:p>
@@ -6740,7 +6740,7 @@
                 <w:sz w:val="14"/>
                 <w:szCs w:val="14"/>
               </w:rPr>
-              <w:t xml:space="preserve">Source: Khan Academy (English - US curriculum)</w:t>
+              <w:t xml:space="preserve">Source: Seavuria</w:t>
             </w:r>
           </w:p>
           <w:p>
@@ -6748,7 +6748,7 @@
               <w:spacing w:after="10" w:before="0"/>
               <w:ind w:left="120"/>
             </w:pPr>
-            <w:hyperlink w:history="1" r:id="rIdrefeitghd-ty07jhpvefx">
+            <w:hyperlink w:history="1" r:id="rIdw6zrvtnqffwsynvysee24">
               <w:r>
                 <w:rPr>
                   <w:rFonts w:ascii="Arial" w:cs="Arial" w:eastAsia="Arial" w:hAnsi="Arial"/>
@@ -6793,7 +6793,7 @@
             <w:pPr>
               <w:spacing w:after="20" w:before="0"/>
             </w:pPr>
-            <w:hyperlink w:history="1" r:id="rIdohmfj78or83nrigdv9lmg">
+            <w:hyperlink w:history="1" r:id="rIdamlrsbjdbhaxgoeowi6m1">
               <w:r>
                 <w:rPr>
                   <w:rFonts w:ascii="Arial" w:cs="Arial" w:eastAsia="Arial" w:hAnsi="Arial"/>
@@ -6802,7 +6802,7 @@
                   <w:szCs w:val="16"/>
                   <w:u w:val="single" w:color="2E75B6"/>
                 </w:rPr>
-                <w:t xml:space="preserve">Introduction to Energy Resources (Flexbook)</w:t>
+                <w:t xml:space="preserve">Electric Conductors and Insulators (Flexbook)</w:t>
               </w:r>
             </w:hyperlink>
           </w:p>
@@ -6826,7 +6826,7 @@
               <w:spacing w:after="10" w:before="0"/>
               <w:ind w:left="120"/>
             </w:pPr>
-            <w:hyperlink w:history="1" r:id="rIdylza2himzf18dad3eihqx">
+            <w:hyperlink w:history="1" r:id="rIduvvg3q5js0-vvw1yscies">
               <w:r>
                 <w:rPr>
                   <w:rFonts w:ascii="Arial" w:cs="Arial" w:eastAsia="Arial" w:hAnsi="Arial"/>
@@ -7021,7 +7021,7 @@
             <w:pPr>
               <w:spacing w:after="20" w:before="0"/>
             </w:pPr>
-            <w:hyperlink w:history="1" r:id="rIdzgiib8jygqm-1ttiloatf">
+            <w:hyperlink w:history="1" r:id="rIdokp7p5_7erqkv79jr-d8q">
               <w:r>
                 <w:rPr>
                   <w:rFonts w:ascii="Arial" w:cs="Arial" w:eastAsia="Arial" w:hAnsi="Arial"/>
@@ -7030,7 +7030,7 @@
                   <w:szCs w:val="16"/>
                   <w:u w:val="single" w:color="2E75B6"/>
                 </w:rPr>
-                <w:t xml:space="preserve">Global winds and currents</w:t>
+                <w:t xml:space="preserve">02 Conductors Insulators And Semi Conductors</w:t>
               </w:r>
             </w:hyperlink>
           </w:p>
@@ -7046,7 +7046,7 @@
                 <w:sz w:val="14"/>
                 <w:szCs w:val="14"/>
               </w:rPr>
-              <w:t xml:space="preserve">Source: Khan Academy (English - US curriculum)</w:t>
+              <w:t xml:space="preserve">Source: Seavuria</w:t>
             </w:r>
           </w:p>
           <w:p>
@@ -7054,7 +7054,7 @@
               <w:spacing w:after="10" w:before="0"/>
               <w:ind w:left="120"/>
             </w:pPr>
-            <w:hyperlink w:history="1" r:id="rIdevn74ghn85ahoezp5d9ea">
+            <w:hyperlink w:history="1" r:id="rIdays5ecfs75o8o61gvb7u_">
               <w:r>
                 <w:rPr>
                   <w:rFonts w:ascii="Arial" w:cs="Arial" w:eastAsia="Arial" w:hAnsi="Arial"/>
@@ -7092,14 +7092,14 @@
                 <w:sz w:val="16"/>
                 <w:szCs w:val="16"/>
               </w:rPr>
-              <w:t xml:space="preserve">📖 HTML:</w:t>
+              <w:t xml:space="preserve">📖 EXERCISE:</w:t>
             </w:r>
           </w:p>
           <w:p>
             <w:pPr>
               <w:spacing w:after="20" w:before="0"/>
             </w:pPr>
-            <w:hyperlink w:history="1" r:id="rIdeiij2vxq4uh-wyqlyrmyp">
+            <w:hyperlink w:history="1" r:id="rIdcjgtotgy1iuapmmpd77vo">
               <w:r>
                 <w:rPr>
                   <w:rFonts w:ascii="Arial" w:cs="Arial" w:eastAsia="Arial" w:hAnsi="Arial"/>
@@ -7108,7 +7108,7 @@
                   <w:szCs w:val="16"/>
                   <w:u w:val="single" w:color="2E75B6"/>
                 </w:rPr>
-                <w:t xml:space="preserve">Introduction to Energy Resources (Flexbook)</w:t>
+                <w:t xml:space="preserve">Electric Conductors and Insulators Practice</w:t>
               </w:r>
             </w:hyperlink>
           </w:p>
@@ -7132,7 +7132,7 @@
               <w:spacing w:after="10" w:before="0"/>
               <w:ind w:left="120"/>
             </w:pPr>
-            <w:hyperlink w:history="1" r:id="rIdatnht78y4ci1jbk4sk-8n">
+            <w:hyperlink w:history="1" r:id="rId-k-pysas5gxp3-4rpz_05">
               <w:r>
                 <w:rPr>
                   <w:rFonts w:ascii="Arial" w:cs="Arial" w:eastAsia="Arial" w:hAnsi="Arial"/>
@@ -7327,7 +7327,7 @@
             <w:pPr>
               <w:spacing w:after="20" w:before="0"/>
             </w:pPr>
-            <w:hyperlink w:history="1" r:id="rIdinccfw-43jdesrgvu1rvr">
+            <w:hyperlink w:history="1" r:id="rIdq-j2ycvvwpqzo_b69ed2l">
               <w:r>
                 <w:rPr>
                   <w:rFonts w:ascii="Arial" w:cs="Arial" w:eastAsia="Arial" w:hAnsi="Arial"/>
@@ -7336,7 +7336,7 @@
                   <w:szCs w:val="16"/>
                   <w:u w:val="single" w:color="2E75B6"/>
                 </w:rPr>
-                <w:t xml:space="preserve">Global winds and currents</w:t>
+                <w:t xml:space="preserve">Conductors and insulators</w:t>
               </w:r>
             </w:hyperlink>
           </w:p>
@@ -7360,7 +7360,7 @@
               <w:spacing w:after="10" w:before="0"/>
               <w:ind w:left="120"/>
             </w:pPr>
-            <w:hyperlink w:history="1" r:id="rIdtfs3y4x5jdupu37cbsez-">
+            <w:hyperlink w:history="1" r:id="rIdfqvoz5jqz-kwqivodheqj">
               <w:r>
                 <w:rPr>
                   <w:rFonts w:ascii="Arial" w:cs="Arial" w:eastAsia="Arial" w:hAnsi="Arial"/>
@@ -7405,7 +7405,7 @@
             <w:pPr>
               <w:spacing w:after="20" w:before="0"/>
             </w:pPr>
-            <w:hyperlink w:history="1" r:id="rIdjtr0vgcvqsuplwkfjhbig">
+            <w:hyperlink w:history="1" r:id="rId8evkgsfcisloiv5a0-cxk">
               <w:r>
                 <w:rPr>
                   <w:rFonts w:ascii="Arial" w:cs="Arial" w:eastAsia="Arial" w:hAnsi="Arial"/>
@@ -7414,7 +7414,7 @@
                   <w:szCs w:val="16"/>
                   <w:u w:val="single" w:color="2E75B6"/>
                 </w:rPr>
-                <w:t xml:space="preserve">Introduction to Energy Resources (Flexbook)</w:t>
+                <w:t xml:space="preserve">Circuit Construction Kit: DC</w:t>
               </w:r>
             </w:hyperlink>
           </w:p>
@@ -7430,7 +7430,7 @@
                 <w:sz w:val="14"/>
                 <w:szCs w:val="14"/>
               </w:rPr>
-              <w:t xml:space="preserve">Source: CK-12</w:t>
+              <w:t xml:space="preserve">Source: PhET Interactive Simulations (English)</w:t>
             </w:r>
           </w:p>
           <w:p>
@@ -7438,7 +7438,7 @@
               <w:spacing w:after="10" w:before="0"/>
               <w:ind w:left="120"/>
             </w:pPr>
-            <w:hyperlink w:history="1" r:id="rIdq2kow28scgxzgv1ye42de">
+            <w:hyperlink w:history="1" r:id="rIdbfp7eq4dhzjbdv2prfpal">
               <w:r>
                 <w:rPr>
                   <w:rFonts w:ascii="Arial" w:cs="Arial" w:eastAsia="Arial" w:hAnsi="Arial"/>
@@ -7633,7 +7633,7 @@
             <w:pPr>
               <w:spacing w:after="20" w:before="0"/>
             </w:pPr>
-            <w:hyperlink w:history="1" r:id="rIdhe3tkqvpve9avf4nlunuv">
+            <w:hyperlink w:history="1" r:id="rId-dkgiiisff1rps2mioksm">
               <w:r>
                 <w:rPr>
                   <w:rFonts w:ascii="Arial" w:cs="Arial" w:eastAsia="Arial" w:hAnsi="Arial"/>
@@ -7642,7 +7642,7 @@
                   <w:szCs w:val="16"/>
                   <w:u w:val="single" w:color="2E75B6"/>
                 </w:rPr>
-                <w:t xml:space="preserve">Global winds and currents</w:t>
+                <w:t xml:space="preserve">Conductors and insulators</w:t>
               </w:r>
             </w:hyperlink>
           </w:p>
@@ -7666,7 +7666,7 @@
               <w:spacing w:after="10" w:before="0"/>
               <w:ind w:left="120"/>
             </w:pPr>
-            <w:hyperlink w:history="1" r:id="rIdv3xakiuug2iobji5nmk3z">
+            <w:hyperlink w:history="1" r:id="rId8m_ogzkusca-cdaqdkufa">
               <w:r>
                 <w:rPr>
                   <w:rFonts w:ascii="Arial" w:cs="Arial" w:eastAsia="Arial" w:hAnsi="Arial"/>
@@ -7704,14 +7704,14 @@
                 <w:sz w:val="16"/>
                 <w:szCs w:val="16"/>
               </w:rPr>
-              <w:t xml:space="preserve">📖 HTML:</w:t>
+              <w:t xml:space="preserve">📖 EXERCISE:</w:t>
             </w:r>
           </w:p>
           <w:p>
             <w:pPr>
               <w:spacing w:after="20" w:before="0"/>
             </w:pPr>
-            <w:hyperlink w:history="1" r:id="rIdwvld2zng1ek_nncj-j5qh">
+            <w:hyperlink w:history="1" r:id="rIdi_fgsz5a-ato10d8xwhwr">
               <w:r>
                 <w:rPr>
                   <w:rFonts w:ascii="Arial" w:cs="Arial" w:eastAsia="Arial" w:hAnsi="Arial"/>
@@ -7720,7 +7720,7 @@
                   <w:szCs w:val="16"/>
                   <w:u w:val="single" w:color="2E75B6"/>
                 </w:rPr>
-                <w:t xml:space="preserve">Introduction to Energy Resources (Flexbook)</w:t>
+                <w:t xml:space="preserve">Thermal Conductors and Insulators Practice</w:t>
               </w:r>
             </w:hyperlink>
           </w:p>
@@ -7744,7 +7744,7 @@
               <w:spacing w:after="10" w:before="0"/>
               <w:ind w:left="120"/>
             </w:pPr>
-            <w:hyperlink w:history="1" r:id="rId_o4uc00fhqnoojk-hlmju">
+            <w:hyperlink w:history="1" r:id="rIdzub2jem6wmdtbhkiw6mmj">
               <w:r>
                 <w:rPr>
                   <w:rFonts w:ascii="Arial" w:cs="Arial" w:eastAsia="Arial" w:hAnsi="Arial"/>
@@ -9231,7 +9231,7 @@
             <w:pPr>
               <w:spacing w:after="20" w:before="0"/>
             </w:pPr>
-            <w:hyperlink w:history="1" r:id="rIdkiubeygroixnjibbq8gk_">
+            <w:hyperlink w:history="1" r:id="rIduxfu06jdzk8xiehovi-rd">
               <w:r>
                 <w:rPr>
                   <w:rFonts w:ascii="Arial" w:cs="Arial" w:eastAsia="Arial" w:hAnsi="Arial"/>
@@ -9240,7 +9240,7 @@
                   <w:szCs w:val="16"/>
                   <w:u w:val="single" w:color="2E75B6"/>
                 </w:rPr>
-                <w:t xml:space="preserve">The periodic table - classification of elements</w:t>
+                <w:t xml:space="preserve">Electronic transitions and energy</w:t>
               </w:r>
             </w:hyperlink>
           </w:p>
@@ -9264,7 +9264,7 @@
               <w:spacing w:after="10" w:before="0"/>
               <w:ind w:left="120"/>
             </w:pPr>
-            <w:hyperlink w:history="1" r:id="rIdmyennb6w_yxujso7zauek">
+            <w:hyperlink w:history="1" r:id="rIdnb73-bjxvasa8juwexlhl">
               <w:r>
                 <w:rPr>
                   <w:rFonts w:ascii="Arial" w:cs="Arial" w:eastAsia="Arial" w:hAnsi="Arial"/>
@@ -9302,14 +9302,241 @@
                 <w:sz w:val="16"/>
                 <w:szCs w:val="16"/>
               </w:rPr>
-              <w:t xml:space="preserve">📖 HTML:</w:t>
+              <w:t xml:space="preserve">📖 READING:</w:t>
             </w:r>
           </w:p>
           <w:p>
             <w:pPr>
               <w:spacing w:after="20" w:before="0"/>
             </w:pPr>
-            <w:hyperlink w:history="1" r:id="rIdweopjnwxrgntuoh6ts-uz">
+            <w:r>
+              <w:rPr>
+                <w:rFonts w:ascii="Arial" w:cs="Arial" w:eastAsia="Arial" w:hAnsi="Arial"/>
+                <w:i/>
+                <w:iCs/>
+                <w:color w:val="595959"/>
+                <w:sz w:val="16"/>
+                <w:szCs w:val="16"/>
+              </w:rPr>
+              <w:t xml:space="preserve">No closely matching reading in the ARES library for this activity.</w:t>
+            </w:r>
+          </w:p>
+          <w:p>
+            <w:pPr>
+              <w:spacing w:after="10" w:before="0"/>
+              <w:ind w:left="120"/>
+            </w:pPr>
+            <w:hyperlink w:history="1" r:id="rIdcxh0f7muv4kj7oksec7qu">
+              <w:r>
+                <w:rPr>
+                  <w:rFonts w:ascii="Arial" w:cs="Arial" w:eastAsia="Arial" w:hAnsi="Arial"/>
+                  <w:color w:val="595959"/>
+                  <w:sz w:val="14"/>
+                  <w:szCs w:val="14"/>
+                  <w:u w:val="single" w:color="595959"/>
+                </w:rPr>
+                <w:t xml:space="preserve">🔍 Search ARES for readings</w:t>
+              </w:r>
+            </w:hyperlink>
+          </w:p>
+          <w:p>
+            <w:pPr>
+              <w:spacing w:after="10" w:before="0"/>
+              <w:ind w:left="120"/>
+            </w:pPr>
+            <w:r>
+              <w:rPr>
+                <w:rFonts w:ascii="Arial" w:cs="Arial" w:eastAsia="Arial" w:hAnsi="Arial"/>
+                <w:color w:val="595959"/>
+                <w:sz w:val="14"/>
+                <w:szCs w:val="14"/>
+              </w:rPr>
+              <w:t xml:space="preserve">Search terms: electronics intrinsic semiconductor energy</w:t>
+            </w:r>
+          </w:p>
+        </w:tc>
+        <w:tc>
+          <w:tcPr>
+            <w:tcW w:type="dxa" w:w="3040"/>
+            <w:shd w:fill="FFFFFF" w:color="auto" w:val="clear"/>
+            <w:tcMar>
+              <w:top w:type="dxa" w:w="60"/>
+              <w:left w:type="dxa" w:w="120"/>
+              <w:bottom w:type="dxa" w:w="60"/>
+              <w:right w:type="dxa" w:w="120"/>
+            </w:tcMar>
+            <w:vAlign w:val="top"/>
+          </w:tcPr>
+          <w:p>
+            <w:pPr>
+              <w:spacing w:after="40" w:before="0"/>
+              <w:jc w:val="left"/>
+            </w:pPr>
+            <w:r>
+              <w:rPr>
+                <w:rFonts w:ascii="Arial" w:cs="Arial" w:eastAsia="Arial" w:hAnsi="Arial"/>
+                <w:b w:val="false"/>
+                <w:bCs w:val="false"/>
+                <w:i w:val="false"/>
+                <w:iCs w:val="false"/>
+                <w:color w:val="000000"/>
+                <w:sz w:val="18"/>
+                <w:szCs w:val="18"/>
+              </w:rPr>
+              <w:t xml:space="preserve">Learners are shown two pieces of data side by side on the board: (A) a photograph of the Kajiado farm solar panel under a blazing afternoon sun at 35 °C, and (B) the same panel on a cool overcast morning at 18 °C. Alongside each image is a single data point — 'Afternoon power output: 210 W' and 'Morning power output: 310 W'. Learners individually write a two-sentence prediction in their exercise books answering: 'Why do you think silicon produces less power when it is hotter? Use what you already know about electrons and materials.' After 3 minutes of silent writing, learners share predictions in pairs (Think-Pair-Share). Selected pairs share aloud. Predictions are recorded verbatim on the left column of the class Driving Question Board under the heading 'Our Best Guess — Lesson 3 Start'.</w:t>
+            </w:r>
+          </w:p>
+        </w:tc>
+        <w:tc>
+          <w:tcPr>
+            <w:tcW w:type="dxa" w:w="3040"/>
+            <w:shd w:fill="F2F2F2" w:color="auto" w:val="clear"/>
+            <w:tcMar>
+              <w:top w:type="dxa" w:w="60"/>
+              <w:left w:type="dxa" w:w="120"/>
+              <w:bottom w:type="dxa" w:w="60"/>
+              <w:right w:type="dxa" w:w="120"/>
+            </w:tcMar>
+            <w:vAlign w:val="top"/>
+          </w:tcPr>
+          <w:p>
+            <w:pPr>
+              <w:spacing w:after="40" w:before="0"/>
+              <w:jc w:val="left"/>
+            </w:pPr>
+            <w:r>
+              <w:rPr>
+                <w:rFonts w:ascii="Arial" w:cs="Arial" w:eastAsia="Arial" w:hAnsi="Arial"/>
+                <w:b w:val="false"/>
+                <w:bCs w:val="false"/>
+                <w:i w:val="false"/>
+                <w:iCs w:val="false"/>
+                <w:color w:val="000000"/>
+                <w:sz w:val="18"/>
+                <w:szCs w:val="18"/>
+              </w:rPr>
+              <w:t xml:space="preserve">Display both images and data points using the projector. Read aloud: 'On Tuesday afternoon in Kajiado, this panel made 210 watts. On Wednesday morning — the very next day — it made 310 watts. Same panel. Same farm. Different time and temperature.' Pause for 12 seconds of WAIT TIME. Then say: 'In your exercise books, write your best prediction. Two sentences only. You have three minutes — start now.' Circulate silently, scanning books for three contrasting prediction types (e.g., 'electrons move faster when hot so more power', 'heat damages the panel', 'something to do with the material itself'). After sharing, cold-call exactly 3 pairs — choose one who wrote a 'more heat = more energy = more power' misconception, one who wrote about material properties, and one who expressed uncertainty. For each, say: 'Thank you — hold that idea. We will test it against evidence today.' Do NOT correct predictions yet.</w:t>
+            </w:r>
+          </w:p>
+        </w:tc>
+        <w:tc>
+          <w:tcPr>
+            <w:tcW w:type="dxa" w:w="3040"/>
+            <w:shd w:fill="FFFFFF" w:color="auto" w:val="clear"/>
+            <w:tcMar>
+              <w:top w:type="dxa" w:w="60"/>
+              <w:left w:type="dxa" w:w="120"/>
+              <w:bottom w:type="dxa" w:w="60"/>
+              <w:right w:type="dxa" w:w="120"/>
+            </w:tcMar>
+            <w:vAlign w:val="top"/>
+          </w:tcPr>
+          <w:p>
+            <w:pPr>
+              <w:spacing w:after="40" w:before="0"/>
+              <w:jc w:val="left"/>
+            </w:pPr>
+            <w:r>
+              <w:rPr>
+                <w:rFonts w:ascii="Arial" w:cs="Arial" w:eastAsia="Arial" w:hAnsi="Arial"/>
+                <w:b w:val="false"/>
+                <w:bCs w:val="false"/>
+                <w:i w:val="false"/>
+                <w:iCs w:val="false"/>
+                <w:color w:val="000000"/>
+                <w:sz w:val="18"/>
+                <w:szCs w:val="18"/>
+              </w:rPr>
+              <w:t xml:space="preserve">Think-Pair-Share with verbatim DQB recording. This strategy makes existing mental models visible before instruction begins. By recording predictions verbatim, learners have a public stake in the explanation and a concrete reference point to revise by the end of the lesson. The deliberate selection of contrasting predictions (including the common misconception) creates productive cognitive dissonance that motivates the energy band model.</w:t>
+            </w:r>
+          </w:p>
+        </w:tc>
+        <w:tc>
+          <w:tcPr>
+            <w:tcW w:type="dxa" w:w="3040"/>
+            <w:shd w:fill="F2F2F2" w:color="auto" w:val="clear"/>
+            <w:tcMar>
+              <w:top w:type="dxa" w:w="60"/>
+              <w:left w:type="dxa" w:w="120"/>
+              <w:bottom w:type="dxa" w:w="60"/>
+              <w:right w:type="dxa" w:w="120"/>
+            </w:tcMar>
+            <w:vAlign w:val="top"/>
+          </w:tcPr>
+          <w:p>
+            <w:pPr>
+              <w:spacing w:after="40" w:before="0"/>
+              <w:jc w:val="left"/>
+            </w:pPr>
+            <w:r>
+              <w:rPr>
+                <w:rFonts w:ascii="Arial" w:cs="Arial" w:eastAsia="Arial" w:hAnsi="Arial"/>
+                <w:b w:val="false"/>
+                <w:bCs w:val="false"/>
+                <w:i w:val="false"/>
+                <w:iCs w:val="false"/>
+                <w:color w:val="000000"/>
+                <w:sz w:val="18"/>
+                <w:szCs w:val="18"/>
+              </w:rPr>
+              <w:t xml:space="preserve">Observable indicator: Every learner has written at least two sentences in their exercise book before pair discussion begins. The teacher identifies the prevalence of the 'more heat = more power' misconception during circulation — if more than 60% of the class holds this view, the teacher notes to spend extra time on the mobility-vs-carrier-density trade-off in Phase 3.</w:t>
+            </w:r>
+          </w:p>
+        </w:tc>
+      </w:tr>
+      <w:tr>
+        <w:tc>
+          <w:tcPr>
+            <w:tcW w:type="dxa" w:w="1520"/>
+            <w:shd w:fill="D9EEF1" w:color="auto" w:val="clear"/>
+            <w:tcMar>
+              <w:top w:type="dxa" w:w="60"/>
+              <w:left w:type="dxa" w:w="120"/>
+              <w:bottom w:type="dxa" w:w="60"/>
+              <w:right w:type="dxa" w:w="120"/>
+            </w:tcMar>
+            <w:vAlign w:val="top"/>
+          </w:tcPr>
+          <w:p>
+            <w:pPr>
+              <w:spacing w:after="40" w:before="0"/>
+              <w:jc w:val="left"/>
+            </w:pPr>
+            <w:r>
+              <w:rPr>
+                <w:rFonts w:ascii="Arial" w:cs="Arial" w:eastAsia="Arial" w:hAnsi="Arial"/>
+                <w:b/>
+                <w:bCs/>
+                <w:i w:val="false"/>
+                <w:iCs w:val="false"/>
+                <w:color w:val="000000"/>
+                <w:sz w:val="18"/>
+                <w:szCs w:val="18"/>
+              </w:rPr>
+              <w:t xml:space="preserve">Observe Phase</w:t>
+            </w:r>
+          </w:p>
+          <w:p>
+            <w:pPr>
+              <w:spacing w:after="20" w:before="0"/>
+            </w:pPr>
+            <w:r>
+              <w:rPr>
+                <w:rFonts w:ascii="Arial" w:cs="Arial" w:eastAsia="Arial" w:hAnsi="Arial"/>
+                <w:b/>
+                <w:bCs/>
+                <w:color w:val="1F3864"/>
+                <w:sz w:val="16"/>
+                <w:szCs w:val="16"/>
+              </w:rPr>
+              <w:t xml:space="preserve">📹 VIDEO:</w:t>
+            </w:r>
+          </w:p>
+          <w:p>
+            <w:pPr>
+              <w:spacing w:after="20" w:before="0"/>
+            </w:pPr>
+            <w:hyperlink w:history="1" r:id="rId1wpsrf9wvkbs-ywr4ph1y">
               <w:r>
                 <w:rPr>
                   <w:rFonts w:ascii="Arial" w:cs="Arial" w:eastAsia="Arial" w:hAnsi="Arial"/>
@@ -9318,7 +9545,7 @@
                   <w:szCs w:val="16"/>
                   <w:u w:val="single" w:color="2E75B6"/>
                 </w:rPr>
-                <w:t xml:space="preserve">Introduction to Energy Resources (Flexbook)</w:t>
+                <w:t xml:space="preserve">Electronic transitions and energy</w:t>
               </w:r>
             </w:hyperlink>
           </w:p>
@@ -9334,7 +9561,7 @@
                 <w:sz w:val="14"/>
                 <w:szCs w:val="14"/>
               </w:rPr>
-              <w:t xml:space="preserve">Source: CK-12</w:t>
+              <w:t xml:space="preserve">Source: Khan Academy (English - US curriculum)</w:t>
             </w:r>
           </w:p>
           <w:p>
@@ -9342,235 +9569,7 @@
               <w:spacing w:after="10" w:before="0"/>
               <w:ind w:left="120"/>
             </w:pPr>
-            <w:hyperlink w:history="1" r:id="rId3rnue2tosnafsllk37guv">
-              <w:r>
-                <w:rPr>
-                  <w:rFonts w:ascii="Arial" w:cs="Arial" w:eastAsia="Arial" w:hAnsi="Arial"/>
-                  <w:color w:val="595959"/>
-                  <w:sz w:val="14"/>
-                  <w:szCs w:val="14"/>
-                  <w:u w:val="single" w:color="595959"/>
-                </w:rPr>
-                <w:t xml:space="preserve">🔍 Search ARES for similar readings</w:t>
-              </w:r>
-            </w:hyperlink>
-          </w:p>
-        </w:tc>
-        <w:tc>
-          <w:tcPr>
-            <w:tcW w:type="dxa" w:w="3040"/>
-            <w:shd w:fill="FFFFFF" w:color="auto" w:val="clear"/>
-            <w:tcMar>
-              <w:top w:type="dxa" w:w="60"/>
-              <w:left w:type="dxa" w:w="120"/>
-              <w:bottom w:type="dxa" w:w="60"/>
-              <w:right w:type="dxa" w:w="120"/>
-            </w:tcMar>
-            <w:vAlign w:val="top"/>
-          </w:tcPr>
-          <w:p>
-            <w:pPr>
-              <w:spacing w:after="40" w:before="0"/>
-              <w:jc w:val="left"/>
-            </w:pPr>
-            <w:r>
-              <w:rPr>
-                <w:rFonts w:ascii="Arial" w:cs="Arial" w:eastAsia="Arial" w:hAnsi="Arial"/>
-                <w:b w:val="false"/>
-                <w:bCs w:val="false"/>
-                <w:i w:val="false"/>
-                <w:iCs w:val="false"/>
-                <w:color w:val="000000"/>
-                <w:sz w:val="18"/>
-                <w:szCs w:val="18"/>
-              </w:rPr>
-              <w:t xml:space="preserve">Learners are shown two pieces of data side by side on the board: (A) a photograph of the Kajiado farm solar panel under a blazing afternoon sun at 35 °C, and (B) the same panel on a cool overcast morning at 18 °C. Alongside each image is a single data point — 'Afternoon power output: 210 W' and 'Morning power output: 310 W'. Learners individually write a two-sentence prediction in their exercise books answering: 'Why do you think silicon produces less power when it is hotter? Use what you already know about electrons and materials.' After 3 minutes of silent writing, learners share predictions in pairs (Think-Pair-Share). Selected pairs share aloud. Predictions are recorded verbatim on the left column of the class Driving Question Board under the heading 'Our Best Guess — Lesson 3 Start'.</w:t>
-            </w:r>
-          </w:p>
-        </w:tc>
-        <w:tc>
-          <w:tcPr>
-            <w:tcW w:type="dxa" w:w="3040"/>
-            <w:shd w:fill="F2F2F2" w:color="auto" w:val="clear"/>
-            <w:tcMar>
-              <w:top w:type="dxa" w:w="60"/>
-              <w:left w:type="dxa" w:w="120"/>
-              <w:bottom w:type="dxa" w:w="60"/>
-              <w:right w:type="dxa" w:w="120"/>
-            </w:tcMar>
-            <w:vAlign w:val="top"/>
-          </w:tcPr>
-          <w:p>
-            <w:pPr>
-              <w:spacing w:after="40" w:before="0"/>
-              <w:jc w:val="left"/>
-            </w:pPr>
-            <w:r>
-              <w:rPr>
-                <w:rFonts w:ascii="Arial" w:cs="Arial" w:eastAsia="Arial" w:hAnsi="Arial"/>
-                <w:b w:val="false"/>
-                <w:bCs w:val="false"/>
-                <w:i w:val="false"/>
-                <w:iCs w:val="false"/>
-                <w:color w:val="000000"/>
-                <w:sz w:val="18"/>
-                <w:szCs w:val="18"/>
-              </w:rPr>
-              <w:t xml:space="preserve">Display both images and data points using the projector. Read aloud: 'On Tuesday afternoon in Kajiado, this panel made 210 watts. On Wednesday morning — the very next day — it made 310 watts. Same panel. Same farm. Different time and temperature.' Pause for 12 seconds of WAIT TIME. Then say: 'In your exercise books, write your best prediction. Two sentences only. You have three minutes — start now.' Circulate silently, scanning books for three contrasting prediction types (e.g., 'electrons move faster when hot so more power', 'heat damages the panel', 'something to do with the material itself'). After sharing, cold-call exactly 3 pairs — choose one who wrote a 'more heat = more energy = more power' misconception, one who wrote about material properties, and one who expressed uncertainty. For each, say: 'Thank you — hold that idea. We will test it against evidence today.' Do NOT correct predictions yet.</w:t>
-            </w:r>
-          </w:p>
-        </w:tc>
-        <w:tc>
-          <w:tcPr>
-            <w:tcW w:type="dxa" w:w="3040"/>
-            <w:shd w:fill="FFFFFF" w:color="auto" w:val="clear"/>
-            <w:tcMar>
-              <w:top w:type="dxa" w:w="60"/>
-              <w:left w:type="dxa" w:w="120"/>
-              <w:bottom w:type="dxa" w:w="60"/>
-              <w:right w:type="dxa" w:w="120"/>
-            </w:tcMar>
-            <w:vAlign w:val="top"/>
-          </w:tcPr>
-          <w:p>
-            <w:pPr>
-              <w:spacing w:after="40" w:before="0"/>
-              <w:jc w:val="left"/>
-            </w:pPr>
-            <w:r>
-              <w:rPr>
-                <w:rFonts w:ascii="Arial" w:cs="Arial" w:eastAsia="Arial" w:hAnsi="Arial"/>
-                <w:b w:val="false"/>
-                <w:bCs w:val="false"/>
-                <w:i w:val="false"/>
-                <w:iCs w:val="false"/>
-                <w:color w:val="000000"/>
-                <w:sz w:val="18"/>
-                <w:szCs w:val="18"/>
-              </w:rPr>
-              <w:t xml:space="preserve">Think-Pair-Share with verbatim DQB recording. This strategy makes existing mental models visible before instruction begins. By recording predictions verbatim, learners have a public stake in the explanation and a concrete reference point to revise by the end of the lesson. The deliberate selection of contrasting predictions (including the common misconception) creates productive cognitive dissonance that motivates the energy band model.</w:t>
-            </w:r>
-          </w:p>
-        </w:tc>
-        <w:tc>
-          <w:tcPr>
-            <w:tcW w:type="dxa" w:w="3040"/>
-            <w:shd w:fill="F2F2F2" w:color="auto" w:val="clear"/>
-            <w:tcMar>
-              <w:top w:type="dxa" w:w="60"/>
-              <w:left w:type="dxa" w:w="120"/>
-              <w:bottom w:type="dxa" w:w="60"/>
-              <w:right w:type="dxa" w:w="120"/>
-            </w:tcMar>
-            <w:vAlign w:val="top"/>
-          </w:tcPr>
-          <w:p>
-            <w:pPr>
-              <w:spacing w:after="40" w:before="0"/>
-              <w:jc w:val="left"/>
-            </w:pPr>
-            <w:r>
-              <w:rPr>
-                <w:rFonts w:ascii="Arial" w:cs="Arial" w:eastAsia="Arial" w:hAnsi="Arial"/>
-                <w:b w:val="false"/>
-                <w:bCs w:val="false"/>
-                <w:i w:val="false"/>
-                <w:iCs w:val="false"/>
-                <w:color w:val="000000"/>
-                <w:sz w:val="18"/>
-                <w:szCs w:val="18"/>
-              </w:rPr>
-              <w:t xml:space="preserve">Observable indicator: Every learner has written at least two sentences in their exercise book before pair discussion begins. The teacher identifies the prevalence of the 'more heat = more power' misconception during circulation — if more than 60% of the class holds this view, the teacher notes to spend extra time on the mobility-vs-carrier-density trade-off in Phase 3.</w:t>
-            </w:r>
-          </w:p>
-        </w:tc>
-      </w:tr>
-      <w:tr>
-        <w:tc>
-          <w:tcPr>
-            <w:tcW w:type="dxa" w:w="1520"/>
-            <w:shd w:fill="D9EEF1" w:color="auto" w:val="clear"/>
-            <w:tcMar>
-              <w:top w:type="dxa" w:w="60"/>
-              <w:left w:type="dxa" w:w="120"/>
-              <w:bottom w:type="dxa" w:w="60"/>
-              <w:right w:type="dxa" w:w="120"/>
-            </w:tcMar>
-            <w:vAlign w:val="top"/>
-          </w:tcPr>
-          <w:p>
-            <w:pPr>
-              <w:spacing w:after="40" w:before="0"/>
-              <w:jc w:val="left"/>
-            </w:pPr>
-            <w:r>
-              <w:rPr>
-                <w:rFonts w:ascii="Arial" w:cs="Arial" w:eastAsia="Arial" w:hAnsi="Arial"/>
-                <w:b/>
-                <w:bCs/>
-                <w:i w:val="false"/>
-                <w:iCs w:val="false"/>
-                <w:color w:val="000000"/>
-                <w:sz w:val="18"/>
-                <w:szCs w:val="18"/>
-              </w:rPr>
-              <w:t xml:space="preserve">Observe Phase</w:t>
-            </w:r>
-          </w:p>
-          <w:p>
-            <w:pPr>
-              <w:spacing w:after="20" w:before="0"/>
-            </w:pPr>
-            <w:r>
-              <w:rPr>
-                <w:rFonts w:ascii="Arial" w:cs="Arial" w:eastAsia="Arial" w:hAnsi="Arial"/>
-                <w:b/>
-                <w:bCs/>
-                <w:color w:val="1F3864"/>
-                <w:sz w:val="16"/>
-                <w:szCs w:val="16"/>
-              </w:rPr>
-              <w:t xml:space="preserve">📹 VIDEO:</w:t>
-            </w:r>
-          </w:p>
-          <w:p>
-            <w:pPr>
-              <w:spacing w:after="20" w:before="0"/>
-            </w:pPr>
-            <w:hyperlink w:history="1" r:id="rIdsg167ohge9ukdhkhbgcmr">
-              <w:r>
-                <w:rPr>
-                  <w:rFonts w:ascii="Arial" w:cs="Arial" w:eastAsia="Arial" w:hAnsi="Arial"/>
-                  <w:color w:val="2E75B6"/>
-                  <w:sz w:val="16"/>
-                  <w:szCs w:val="16"/>
-                  <w:u w:val="single" w:color="2E75B6"/>
-                </w:rPr>
-                <w:t xml:space="preserve">The periodic table - classification of elements</w:t>
-              </w:r>
-            </w:hyperlink>
-          </w:p>
-          <w:p>
-            <w:pPr>
-              <w:spacing w:after="10" w:before="0"/>
-              <w:ind w:left="120"/>
-            </w:pPr>
-            <w:r>
-              <w:rPr>
-                <w:rFonts w:ascii="Arial" w:cs="Arial" w:eastAsia="Arial" w:hAnsi="Arial"/>
-                <w:color w:val="595959"/>
-                <w:sz w:val="14"/>
-                <w:szCs w:val="14"/>
-              </w:rPr>
-              <w:t xml:space="preserve">Source: Khan Academy (English - US curriculum)</w:t>
-            </w:r>
-          </w:p>
-          <w:p>
-            <w:pPr>
-              <w:spacing w:after="10" w:before="0"/>
-              <w:ind w:left="120"/>
-            </w:pPr>
-            <w:hyperlink w:history="1" r:id="rId5aewfrcdgmlnotvlgzgef">
+            <w:hyperlink w:history="1" r:id="rIdvp5xzfbbhpsq34mwinrwu">
               <w:r>
                 <w:rPr>
                   <w:rFonts w:ascii="Arial" w:cs="Arial" w:eastAsia="Arial" w:hAnsi="Arial"/>
@@ -9608,14 +9607,241 @@
                 <w:sz w:val="16"/>
                 <w:szCs w:val="16"/>
               </w:rPr>
-              <w:t xml:space="preserve">📖 HTML:</w:t>
+              <w:t xml:space="preserve">📖 READING:</w:t>
             </w:r>
           </w:p>
           <w:p>
             <w:pPr>
               <w:spacing w:after="20" w:before="0"/>
             </w:pPr>
-            <w:hyperlink w:history="1" r:id="rIdjgpxytwhs3rcsfkqxfpol">
+            <w:r>
+              <w:rPr>
+                <w:rFonts w:ascii="Arial" w:cs="Arial" w:eastAsia="Arial" w:hAnsi="Arial"/>
+                <w:i/>
+                <w:iCs/>
+                <w:color w:val="595959"/>
+                <w:sz w:val="16"/>
+                <w:szCs w:val="16"/>
+              </w:rPr>
+              <w:t xml:space="preserve">No closely matching reading in the ARES library for this activity.</w:t>
+            </w:r>
+          </w:p>
+          <w:p>
+            <w:pPr>
+              <w:spacing w:after="10" w:before="0"/>
+              <w:ind w:left="120"/>
+            </w:pPr>
+            <w:hyperlink w:history="1" r:id="rIdo8m2bcrkbcpv0upxdvlyv">
+              <w:r>
+                <w:rPr>
+                  <w:rFonts w:ascii="Arial" w:cs="Arial" w:eastAsia="Arial" w:hAnsi="Arial"/>
+                  <w:color w:val="595959"/>
+                  <w:sz w:val="14"/>
+                  <w:szCs w:val="14"/>
+                  <w:u w:val="single" w:color="595959"/>
+                </w:rPr>
+                <w:t xml:space="preserve">🔍 Search ARES for readings</w:t>
+              </w:r>
+            </w:hyperlink>
+          </w:p>
+          <w:p>
+            <w:pPr>
+              <w:spacing w:after="10" w:before="0"/>
+              <w:ind w:left="120"/>
+            </w:pPr>
+            <w:r>
+              <w:rPr>
+                <w:rFonts w:ascii="Arial" w:cs="Arial" w:eastAsia="Arial" w:hAnsi="Arial"/>
+                <w:color w:val="595959"/>
+                <w:sz w:val="14"/>
+                <w:szCs w:val="14"/>
+              </w:rPr>
+              <w:t xml:space="preserve">Search terms: electronics intrinsic semiconductor energy</w:t>
+            </w:r>
+          </w:p>
+        </w:tc>
+        <w:tc>
+          <w:tcPr>
+            <w:tcW w:type="dxa" w:w="3040"/>
+            <w:shd w:fill="FFFFFF" w:color="auto" w:val="clear"/>
+            <w:tcMar>
+              <w:top w:type="dxa" w:w="60"/>
+              <w:left w:type="dxa" w:w="120"/>
+              <w:bottom w:type="dxa" w:w="60"/>
+              <w:right w:type="dxa" w:w="120"/>
+            </w:tcMar>
+            <w:vAlign w:val="top"/>
+          </w:tcPr>
+          <w:p>
+            <w:pPr>
+              <w:spacing w:after="40" w:before="0"/>
+              <w:jc w:val="left"/>
+            </w:pPr>
+            <w:r>
+              <w:rPr>
+                <w:rFonts w:ascii="Arial" w:cs="Arial" w:eastAsia="Arial" w:hAnsi="Arial"/>
+                <w:b w:val="false"/>
+                <w:bCs w:val="false"/>
+                <w:i w:val="false"/>
+                <w:iCs w:val="false"/>
+                <w:color w:val="000000"/>
+                <w:sz w:val="18"/>
+                <w:szCs w:val="18"/>
+              </w:rPr>
+              <w:t xml:space="preserve">Activity A — Band-Gap Data Table Analysis (15 min): Each group of 4 receives a printed data card showing band-gap energies (in eV) for six materials: copper (0 eV — overlapping bands), aluminium (0 eV), silicon (1.12 eV), germanium (0.67 eV), diamond (5.47 eV), and rubber/polyethylene (~8 eV). Groups also receive a simple number line drawn on paper labelled 'Band-Gap Energy (eV)' from 0 to 9. They physically place labelled sticky notes for each material on the number line and circle the 'semiconductor zone' they think exists between conductors and insulators. Activity B — Temperature-Power Graph Reading (10 min): Groups are given a printed graph showing power output (W) on the y-axis versus panel temperature (°C, from 15 °C to 55 °C) on the x-axis for a typical silicon solar panel. Three trends are annotated on the graph: (1) open-circuit voltage decreases with temperature, (2) short-circuit current increases slightly with temperature, (3) net power output decreases overall. Learners answer three guiding questions written on the board: 'Q1 — At what temperature does power peak? Q2 — By roughly how many watts does power drop between 18 °C and 35 °C (as seen in Kajiado)? Q3 — Which trend dominates — the voltage drop or the current rise?' Learners record answers in their books. Activity C — Video Clip (5 min): Learners watch a short curated YouTube segment (referenced in the ARES platform resource library under 'Semiconductors and Applications') showing animated visualisation of electrons jumping from the valence band to the conduction band in silicon when heat is applied, and the concept of 'holes' moving in the opposite direction. Teacher pauses the video at the band diagram frame and asks learners to sketch what they see.</w:t>
+            </w:r>
+          </w:p>
+        </w:tc>
+        <w:tc>
+          <w:tcPr>
+            <w:tcW w:type="dxa" w:w="3040"/>
+            <w:shd w:fill="F2F2F2" w:color="auto" w:val="clear"/>
+            <w:tcMar>
+              <w:top w:type="dxa" w:w="60"/>
+              <w:left w:type="dxa" w:w="120"/>
+              <w:bottom w:type="dxa" w:w="60"/>
+              <w:right w:type="dxa" w:w="120"/>
+            </w:tcMar>
+            <w:vAlign w:val="top"/>
+          </w:tcPr>
+          <w:p>
+            <w:pPr>
+              <w:spacing w:after="40" w:before="0"/>
+              <w:jc w:val="left"/>
+            </w:pPr>
+            <w:r>
+              <w:rPr>
+                <w:rFonts w:ascii="Arial" w:cs="Arial" w:eastAsia="Arial" w:hAnsi="Arial"/>
+                <w:b w:val="false"/>
+                <w:bCs w:val="false"/>
+                <w:i w:val="false"/>
+                <w:iCs w:val="false"/>
+                <w:color w:val="000000"/>
+                <w:sz w:val="18"/>
+                <w:szCs w:val="18"/>
+              </w:rPr>
+              <w:t xml:space="preserve">Distribute printed data cards and graph sheets before the lesson begins to save time. For Activity A, say: 'Your job is to be materials scientists at KIRDI — Kenya Industrial Research and Development Institute — in Nairobi. You are classifying materials for use in solar panel manufacturing. Place every material on your number line and decide: where does the semiconductor zone start and end? You have 8 minutes.' Circulate. After 8 minutes, cold-call 2 groups to share their number-line placements. For Activity B, project the graph on the board alongside the printed copies. Say: 'This is real published data for silicon panels — the same type used in Kajiado. Read the graph carefully and answer the three questions. You have 7 minutes.' After 7 minutes, cold-call 3 individual learners (one per question) and record their answers on the board. For Q3, allow 10 seconds of WAIT TIME before cold-calling. If learners cannot identify the dominant trend, say: 'Look at the steepness of the two curves — which changes faster as temperature rises?' For Activity C, before playing the video say: 'As you watch, focus on one thing: what happens to electrons in silicon when temperature increases? Sketch the band diagram you see on screen.' Pause the video at the 45-second mark showing the band diagram and give 2 minutes for sketching.</w:t>
+            </w:r>
+          </w:p>
+        </w:tc>
+        <w:tc>
+          <w:tcPr>
+            <w:tcW w:type="dxa" w:w="3040"/>
+            <w:shd w:fill="FFFFFF" w:color="auto" w:val="clear"/>
+            <w:tcMar>
+              <w:top w:type="dxa" w:w="60"/>
+              <w:left w:type="dxa" w:w="120"/>
+              <w:bottom w:type="dxa" w:w="60"/>
+              <w:right w:type="dxa" w:w="120"/>
+            </w:tcMar>
+            <w:vAlign w:val="top"/>
+          </w:tcPr>
+          <w:p>
+            <w:pPr>
+              <w:spacing w:after="40" w:before="0"/>
+              <w:jc w:val="left"/>
+            </w:pPr>
+            <w:r>
+              <w:rPr>
+                <w:rFonts w:ascii="Arial" w:cs="Arial" w:eastAsia="Arial" w:hAnsi="Arial"/>
+                <w:b w:val="false"/>
+                <w:bCs w:val="false"/>
+                <w:i w:val="false"/>
+                <w:iCs w:val="false"/>
+                <w:color w:val="000000"/>
+                <w:sz w:val="18"/>
+                <w:szCs w:val="18"/>
+              </w:rPr>
+              <w:t xml:space="preserve">Data-to-Model Bridging using a physical number line and a real performance graph. The number line makes abstract band-gap values concrete and spatially organised, allowing learners to 'see' the semiconductor zone as genuinely intermediate. The temperature-power graph grounds the lesson firmly in the anchoring phenomenon (Kajiado farm) with real numbers, preventing the energy band model from feeling purely theoretical. The video provides a dynamic visualisation that bridges the static diagram and the physical process.</w:t>
+            </w:r>
+          </w:p>
+        </w:tc>
+        <w:tc>
+          <w:tcPr>
+            <w:tcW w:type="dxa" w:w="3040"/>
+            <w:shd w:fill="F2F2F2" w:color="auto" w:val="clear"/>
+            <w:tcMar>
+              <w:top w:type="dxa" w:w="60"/>
+              <w:left w:type="dxa" w:w="120"/>
+              <w:bottom w:type="dxa" w:w="60"/>
+              <w:right w:type="dxa" w:w="120"/>
+            </w:tcMar>
+            <w:vAlign w:val="top"/>
+          </w:tcPr>
+          <w:p>
+            <w:pPr>
+              <w:spacing w:after="40" w:before="0"/>
+              <w:jc w:val="left"/>
+            </w:pPr>
+            <w:r>
+              <w:rPr>
+                <w:rFonts w:ascii="Arial" w:cs="Arial" w:eastAsia="Arial" w:hAnsi="Arial"/>
+                <w:b w:val="false"/>
+                <w:bCs w:val="false"/>
+                <w:i w:val="false"/>
+                <w:iCs w:val="false"/>
+                <w:color w:val="000000"/>
+                <w:sz w:val="18"/>
+                <w:szCs w:val="18"/>
+              </w:rPr>
+              <w:t xml:space="preserve">Observable indicator: Each group's sticky-note number line correctly places silicon and germanium between copper/aluminium and diamond/rubber. The teacher checks that learners answer Q3 correctly (voltage drop dominates) — incorrect answers signal a need for re-teaching in Phase 3. Learner sketches of the band diagram from the video should show at least two horizontal bands with a gap between them; absence of the gap indicates the core concept has not yet been received.</w:t>
+            </w:r>
+          </w:p>
+        </w:tc>
+      </w:tr>
+      <w:tr>
+        <w:tc>
+          <w:tcPr>
+            <w:tcW w:type="dxa" w:w="1520"/>
+            <w:shd w:fill="E2EFDA" w:color="auto" w:val="clear"/>
+            <w:tcMar>
+              <w:top w:type="dxa" w:w="60"/>
+              <w:left w:type="dxa" w:w="120"/>
+              <w:bottom w:type="dxa" w:w="60"/>
+              <w:right w:type="dxa" w:w="120"/>
+            </w:tcMar>
+            <w:vAlign w:val="top"/>
+          </w:tcPr>
+          <w:p>
+            <w:pPr>
+              <w:spacing w:after="40" w:before="0"/>
+              <w:jc w:val="left"/>
+            </w:pPr>
+            <w:r>
+              <w:rPr>
+                <w:rFonts w:ascii="Arial" w:cs="Arial" w:eastAsia="Arial" w:hAnsi="Arial"/>
+                <w:b/>
+                <w:bCs/>
+                <w:i w:val="false"/>
+                <w:iCs w:val="false"/>
+                <w:color w:val="000000"/>
+                <w:sz w:val="18"/>
+                <w:szCs w:val="18"/>
+              </w:rPr>
+              <w:t xml:space="preserve">Explain Phase</w:t>
+            </w:r>
+          </w:p>
+          <w:p>
+            <w:pPr>
+              <w:spacing w:after="20" w:before="0"/>
+            </w:pPr>
+            <w:r>
+              <w:rPr>
+                <w:rFonts w:ascii="Arial" w:cs="Arial" w:eastAsia="Arial" w:hAnsi="Arial"/>
+                <w:b/>
+                <w:bCs/>
+                <w:color w:val="1F3864"/>
+                <w:sz w:val="16"/>
+                <w:szCs w:val="16"/>
+              </w:rPr>
+              <w:t xml:space="preserve">📹 VIDEO:</w:t>
+            </w:r>
+          </w:p>
+          <w:p>
+            <w:pPr>
+              <w:spacing w:after="20" w:before="0"/>
+            </w:pPr>
+            <w:hyperlink w:history="1" r:id="rIdkhfordeinx9fpexq12jo0">
               <w:r>
                 <w:rPr>
                   <w:rFonts w:ascii="Arial" w:cs="Arial" w:eastAsia="Arial" w:hAnsi="Arial"/>
@@ -9624,7 +9850,7 @@
                   <w:szCs w:val="16"/>
                   <w:u w:val="single" w:color="2E75B6"/>
                 </w:rPr>
-                <w:t xml:space="preserve">Introduction to Energy Resources (Flexbook)</w:t>
+                <w:t xml:space="preserve">Electronic transitions and energy</w:t>
               </w:r>
             </w:hyperlink>
           </w:p>
@@ -9640,7 +9866,7 @@
                 <w:sz w:val="14"/>
                 <w:szCs w:val="14"/>
               </w:rPr>
-              <w:t xml:space="preserve">Source: CK-12</w:t>
+              <w:t xml:space="preserve">Source: Khan Academy (English - US curriculum)</w:t>
             </w:r>
           </w:p>
           <w:p>
@@ -9648,235 +9874,7 @@
               <w:spacing w:after="10" w:before="0"/>
               <w:ind w:left="120"/>
             </w:pPr>
-            <w:hyperlink w:history="1" r:id="rIdiuhkfdavqs8w1rpkf2pde">
-              <w:r>
-                <w:rPr>
-                  <w:rFonts w:ascii="Arial" w:cs="Arial" w:eastAsia="Arial" w:hAnsi="Arial"/>
-                  <w:color w:val="595959"/>
-                  <w:sz w:val="14"/>
-                  <w:szCs w:val="14"/>
-                  <w:u w:val="single" w:color="595959"/>
-                </w:rPr>
-                <w:t xml:space="preserve">🔍 Search ARES for similar readings</w:t>
-              </w:r>
-            </w:hyperlink>
-          </w:p>
-        </w:tc>
-        <w:tc>
-          <w:tcPr>
-            <w:tcW w:type="dxa" w:w="3040"/>
-            <w:shd w:fill="FFFFFF" w:color="auto" w:val="clear"/>
-            <w:tcMar>
-              <w:top w:type="dxa" w:w="60"/>
-              <w:left w:type="dxa" w:w="120"/>
-              <w:bottom w:type="dxa" w:w="60"/>
-              <w:right w:type="dxa" w:w="120"/>
-            </w:tcMar>
-            <w:vAlign w:val="top"/>
-          </w:tcPr>
-          <w:p>
-            <w:pPr>
-              <w:spacing w:after="40" w:before="0"/>
-              <w:jc w:val="left"/>
-            </w:pPr>
-            <w:r>
-              <w:rPr>
-                <w:rFonts w:ascii="Arial" w:cs="Arial" w:eastAsia="Arial" w:hAnsi="Arial"/>
-                <w:b w:val="false"/>
-                <w:bCs w:val="false"/>
-                <w:i w:val="false"/>
-                <w:iCs w:val="false"/>
-                <w:color w:val="000000"/>
-                <w:sz w:val="18"/>
-                <w:szCs w:val="18"/>
-              </w:rPr>
-              <w:t xml:space="preserve">Activity A — Band-Gap Data Table Analysis (15 min): Each group of 4 receives a printed data card showing band-gap energies (in eV) for six materials: copper (0 eV — overlapping bands), aluminium (0 eV), silicon (1.12 eV), germanium (0.67 eV), diamond (5.47 eV), and rubber/polyethylene (~8 eV). Groups also receive a simple number line drawn on paper labelled 'Band-Gap Energy (eV)' from 0 to 9. They physically place labelled sticky notes for each material on the number line and circle the 'semiconductor zone' they think exists between conductors and insulators. Activity B — Temperature-Power Graph Reading (10 min): Groups are given a printed graph showing power output (W) on the y-axis versus panel temperature (°C, from 15 °C to 55 °C) on the x-axis for a typical silicon solar panel. Three trends are annotated on the graph: (1) open-circuit voltage decreases with temperature, (2) short-circuit current increases slightly with temperature, (3) net power output decreases overall. Learners answer three guiding questions written on the board: 'Q1 — At what temperature does power peak? Q2 — By roughly how many watts does power drop between 18 °C and 35 °C (as seen in Kajiado)? Q3 — Which trend dominates — the voltage drop or the current rise?' Learners record answers in their books. Activity C — Video Clip (5 min): Learners watch a short curated YouTube segment (referenced in the ARES platform resource library under 'Semiconductors and Applications') showing animated visualisation of electrons jumping from the valence band to the conduction band in silicon when heat is applied, and the concept of 'holes' moving in the opposite direction. Teacher pauses the video at the band diagram frame and asks learners to sketch what they see.</w:t>
-            </w:r>
-          </w:p>
-        </w:tc>
-        <w:tc>
-          <w:tcPr>
-            <w:tcW w:type="dxa" w:w="3040"/>
-            <w:shd w:fill="F2F2F2" w:color="auto" w:val="clear"/>
-            <w:tcMar>
-              <w:top w:type="dxa" w:w="60"/>
-              <w:left w:type="dxa" w:w="120"/>
-              <w:bottom w:type="dxa" w:w="60"/>
-              <w:right w:type="dxa" w:w="120"/>
-            </w:tcMar>
-            <w:vAlign w:val="top"/>
-          </w:tcPr>
-          <w:p>
-            <w:pPr>
-              <w:spacing w:after="40" w:before="0"/>
-              <w:jc w:val="left"/>
-            </w:pPr>
-            <w:r>
-              <w:rPr>
-                <w:rFonts w:ascii="Arial" w:cs="Arial" w:eastAsia="Arial" w:hAnsi="Arial"/>
-                <w:b w:val="false"/>
-                <w:bCs w:val="false"/>
-                <w:i w:val="false"/>
-                <w:iCs w:val="false"/>
-                <w:color w:val="000000"/>
-                <w:sz w:val="18"/>
-                <w:szCs w:val="18"/>
-              </w:rPr>
-              <w:t xml:space="preserve">Distribute printed data cards and graph sheets before the lesson begins to save time. For Activity A, say: 'Your job is to be materials scientists at KIRDI — Kenya Industrial Research and Development Institute — in Nairobi. You are classifying materials for use in solar panel manufacturing. Place every material on your number line and decide: where does the semiconductor zone start and end? You have 8 minutes.' Circulate. After 8 minutes, cold-call 2 groups to share their number-line placements. For Activity B, project the graph on the board alongside the printed copies. Say: 'This is real published data for silicon panels — the same type used in Kajiado. Read the graph carefully and answer the three questions. You have 7 minutes.' After 7 minutes, cold-call 3 individual learners (one per question) and record their answers on the board. For Q3, allow 10 seconds of WAIT TIME before cold-calling. If learners cannot identify the dominant trend, say: 'Look at the steepness of the two curves — which changes faster as temperature rises?' For Activity C, before playing the video say: 'As you watch, focus on one thing: what happens to electrons in silicon when temperature increases? Sketch the band diagram you see on screen.' Pause the video at the 45-second mark showing the band diagram and give 2 minutes for sketching.</w:t>
-            </w:r>
-          </w:p>
-        </w:tc>
-        <w:tc>
-          <w:tcPr>
-            <w:tcW w:type="dxa" w:w="3040"/>
-            <w:shd w:fill="FFFFFF" w:color="auto" w:val="clear"/>
-            <w:tcMar>
-              <w:top w:type="dxa" w:w="60"/>
-              <w:left w:type="dxa" w:w="120"/>
-              <w:bottom w:type="dxa" w:w="60"/>
-              <w:right w:type="dxa" w:w="120"/>
-            </w:tcMar>
-            <w:vAlign w:val="top"/>
-          </w:tcPr>
-          <w:p>
-            <w:pPr>
-              <w:spacing w:after="40" w:before="0"/>
-              <w:jc w:val="left"/>
-            </w:pPr>
-            <w:r>
-              <w:rPr>
-                <w:rFonts w:ascii="Arial" w:cs="Arial" w:eastAsia="Arial" w:hAnsi="Arial"/>
-                <w:b w:val="false"/>
-                <w:bCs w:val="false"/>
-                <w:i w:val="false"/>
-                <w:iCs w:val="false"/>
-                <w:color w:val="000000"/>
-                <w:sz w:val="18"/>
-                <w:szCs w:val="18"/>
-              </w:rPr>
-              <w:t xml:space="preserve">Data-to-Model Bridging using a physical number line and a real performance graph. The number line makes abstract band-gap values concrete and spatially organised, allowing learners to 'see' the semiconductor zone as genuinely intermediate. The temperature-power graph grounds the lesson firmly in the anchoring phenomenon (Kajiado farm) with real numbers, preventing the energy band model from feeling purely theoretical. The video provides a dynamic visualisation that bridges the static diagram and the physical process.</w:t>
-            </w:r>
-          </w:p>
-        </w:tc>
-        <w:tc>
-          <w:tcPr>
-            <w:tcW w:type="dxa" w:w="3040"/>
-            <w:shd w:fill="F2F2F2" w:color="auto" w:val="clear"/>
-            <w:tcMar>
-              <w:top w:type="dxa" w:w="60"/>
-              <w:left w:type="dxa" w:w="120"/>
-              <w:bottom w:type="dxa" w:w="60"/>
-              <w:right w:type="dxa" w:w="120"/>
-            </w:tcMar>
-            <w:vAlign w:val="top"/>
-          </w:tcPr>
-          <w:p>
-            <w:pPr>
-              <w:spacing w:after="40" w:before="0"/>
-              <w:jc w:val="left"/>
-            </w:pPr>
-            <w:r>
-              <w:rPr>
-                <w:rFonts w:ascii="Arial" w:cs="Arial" w:eastAsia="Arial" w:hAnsi="Arial"/>
-                <w:b w:val="false"/>
-                <w:bCs w:val="false"/>
-                <w:i w:val="false"/>
-                <w:iCs w:val="false"/>
-                <w:color w:val="000000"/>
-                <w:sz w:val="18"/>
-                <w:szCs w:val="18"/>
-              </w:rPr>
-              <w:t xml:space="preserve">Observable indicator: Each group's sticky-note number line correctly places silicon and germanium between copper/aluminium and diamond/rubber. The teacher checks that learners answer Q3 correctly (voltage drop dominates) — incorrect answers signal a need for re-teaching in Phase 3. Learner sketches of the band diagram from the video should show at least two horizontal bands with a gap between them; absence of the gap indicates the core concept has not yet been received.</w:t>
-            </w:r>
-          </w:p>
-        </w:tc>
-      </w:tr>
-      <w:tr>
-        <w:tc>
-          <w:tcPr>
-            <w:tcW w:type="dxa" w:w="1520"/>
-            <w:shd w:fill="E2EFDA" w:color="auto" w:val="clear"/>
-            <w:tcMar>
-              <w:top w:type="dxa" w:w="60"/>
-              <w:left w:type="dxa" w:w="120"/>
-              <w:bottom w:type="dxa" w:w="60"/>
-              <w:right w:type="dxa" w:w="120"/>
-            </w:tcMar>
-            <w:vAlign w:val="top"/>
-          </w:tcPr>
-          <w:p>
-            <w:pPr>
-              <w:spacing w:after="40" w:before="0"/>
-              <w:jc w:val="left"/>
-            </w:pPr>
-            <w:r>
-              <w:rPr>
-                <w:rFonts w:ascii="Arial" w:cs="Arial" w:eastAsia="Arial" w:hAnsi="Arial"/>
-                <w:b/>
-                <w:bCs/>
-                <w:i w:val="false"/>
-                <w:iCs w:val="false"/>
-                <w:color w:val="000000"/>
-                <w:sz w:val="18"/>
-                <w:szCs w:val="18"/>
-              </w:rPr>
-              <w:t xml:space="preserve">Explain Phase</w:t>
-            </w:r>
-          </w:p>
-          <w:p>
-            <w:pPr>
-              <w:spacing w:after="20" w:before="0"/>
-            </w:pPr>
-            <w:r>
-              <w:rPr>
-                <w:rFonts w:ascii="Arial" w:cs="Arial" w:eastAsia="Arial" w:hAnsi="Arial"/>
-                <w:b/>
-                <w:bCs/>
-                <w:color w:val="1F3864"/>
-                <w:sz w:val="16"/>
-                <w:szCs w:val="16"/>
-              </w:rPr>
-              <w:t xml:space="preserve">📹 VIDEO:</w:t>
-            </w:r>
-          </w:p>
-          <w:p>
-            <w:pPr>
-              <w:spacing w:after="20" w:before="0"/>
-            </w:pPr>
-            <w:hyperlink w:history="1" r:id="rIdy1jewpnx7ekqyf2x9ckm9">
-              <w:r>
-                <w:rPr>
-                  <w:rFonts w:ascii="Arial" w:cs="Arial" w:eastAsia="Arial" w:hAnsi="Arial"/>
-                  <w:color w:val="2E75B6"/>
-                  <w:sz w:val="16"/>
-                  <w:szCs w:val="16"/>
-                  <w:u w:val="single" w:color="2E75B6"/>
-                </w:rPr>
-                <w:t xml:space="preserve">The periodic table - classification of elements</w:t>
-              </w:r>
-            </w:hyperlink>
-          </w:p>
-          <w:p>
-            <w:pPr>
-              <w:spacing w:after="10" w:before="0"/>
-              <w:ind w:left="120"/>
-            </w:pPr>
-            <w:r>
-              <w:rPr>
-                <w:rFonts w:ascii="Arial" w:cs="Arial" w:eastAsia="Arial" w:hAnsi="Arial"/>
-                <w:color w:val="595959"/>
-                <w:sz w:val="14"/>
-                <w:szCs w:val="14"/>
-              </w:rPr>
-              <w:t xml:space="preserve">Source: Khan Academy (English - US curriculum)</w:t>
-            </w:r>
-          </w:p>
-          <w:p>
-            <w:pPr>
-              <w:spacing w:after="10" w:before="0"/>
-              <w:ind w:left="120"/>
-            </w:pPr>
-            <w:hyperlink w:history="1" r:id="rIddyu6e_f74aplec4-eorcp">
+            <w:hyperlink w:history="1" r:id="rIdapnelqzttnly3x4xgef49">
               <w:r>
                 <w:rPr>
                   <w:rFonts w:ascii="Arial" w:cs="Arial" w:eastAsia="Arial" w:hAnsi="Arial"/>
@@ -9914,14 +9912,241 @@
                 <w:sz w:val="16"/>
                 <w:szCs w:val="16"/>
               </w:rPr>
-              <w:t xml:space="preserve">📖 HTML:</w:t>
+              <w:t xml:space="preserve">📖 READING:</w:t>
             </w:r>
           </w:p>
           <w:p>
             <w:pPr>
               <w:spacing w:after="20" w:before="0"/>
             </w:pPr>
-            <w:hyperlink w:history="1" r:id="rId4j3uzhk1u0o5cwl7rv0wp">
+            <w:r>
+              <w:rPr>
+                <w:rFonts w:ascii="Arial" w:cs="Arial" w:eastAsia="Arial" w:hAnsi="Arial"/>
+                <w:i/>
+                <w:iCs/>
+                <w:color w:val="595959"/>
+                <w:sz w:val="16"/>
+                <w:szCs w:val="16"/>
+              </w:rPr>
+              <w:t xml:space="preserve">No closely matching reading in the ARES library for this activity.</w:t>
+            </w:r>
+          </w:p>
+          <w:p>
+            <w:pPr>
+              <w:spacing w:after="10" w:before="0"/>
+              <w:ind w:left="120"/>
+            </w:pPr>
+            <w:hyperlink w:history="1" r:id="rId1eutl33ah1cdxyzwhyrcy">
+              <w:r>
+                <w:rPr>
+                  <w:rFonts w:ascii="Arial" w:cs="Arial" w:eastAsia="Arial" w:hAnsi="Arial"/>
+                  <w:color w:val="595959"/>
+                  <w:sz w:val="14"/>
+                  <w:szCs w:val="14"/>
+                  <w:u w:val="single" w:color="595959"/>
+                </w:rPr>
+                <w:t xml:space="preserve">🔍 Search ARES for readings</w:t>
+              </w:r>
+            </w:hyperlink>
+          </w:p>
+          <w:p>
+            <w:pPr>
+              <w:spacing w:after="10" w:before="0"/>
+              <w:ind w:left="120"/>
+            </w:pPr>
+            <w:r>
+              <w:rPr>
+                <w:rFonts w:ascii="Arial" w:cs="Arial" w:eastAsia="Arial" w:hAnsi="Arial"/>
+                <w:color w:val="595959"/>
+                <w:sz w:val="14"/>
+                <w:szCs w:val="14"/>
+              </w:rPr>
+              <w:t xml:space="preserve">Search terms: electronics intrinsic semiconductor energy</w:t>
+            </w:r>
+          </w:p>
+        </w:tc>
+        <w:tc>
+          <w:tcPr>
+            <w:tcW w:type="dxa" w:w="3040"/>
+            <w:shd w:fill="FFFFFF" w:color="auto" w:val="clear"/>
+            <w:tcMar>
+              <w:top w:type="dxa" w:w="60"/>
+              <w:left w:type="dxa" w:w="120"/>
+              <w:bottom w:type="dxa" w:w="60"/>
+              <w:right w:type="dxa" w:w="120"/>
+            </w:tcMar>
+            <w:vAlign w:val="top"/>
+          </w:tcPr>
+          <w:p>
+            <w:pPr>
+              <w:spacing w:after="40" w:before="0"/>
+              <w:jc w:val="left"/>
+            </w:pPr>
+            <w:r>
+              <w:rPr>
+                <w:rFonts w:ascii="Arial" w:cs="Arial" w:eastAsia="Arial" w:hAnsi="Arial"/>
+                <w:b w:val="false"/>
+                <w:bCs w:val="false"/>
+                <w:i w:val="false"/>
+                <w:iCs w:val="false"/>
+                <w:color w:val="000000"/>
+                <w:sz w:val="18"/>
+                <w:szCs w:val="18"/>
+              </w:rPr>
+              <w:t xml:space="preserve">Activity A — Band Diagram Card Sort and Construction (15 min): Each group receives a set of 12 pre-cut cards bearing labels: 'Conduction Band (empty)', 'Conduction Band (partially filled)', 'Valence Band (full)', 'Valence Band (partially filled)', 'Band Gap: 0 eV', 'Band Gap: 1.12 eV', 'Band Gap: 5.47 eV', 'Free electrons at room temperature: many', 'Free electrons at room temperature: very few', 'Free electrons at room temperature: none without thermal energy', 'Material: Copper wire (Nairobi power line)', 'Material: Rubber insulation', 'Material: Silicon solar cell (Kajiado)'. Groups arrange cards into three columns (one per material) to build three complete band diagrams on their desk. They then copy the three diagrams into their exercise books with full labels and a one-sentence explanation below each. Activity B — Applying the Model to the Phenomenon (10 min): Teacher leads a whole-class structured discussion using the sequence: (1) 'In the cool morning at 18 °C, how many electrons in the silicon have enough thermal energy to jump the 1.12 eV band gap? A few or many?' (answer: a few — just enough for useful conductivity). (2) 'At 35 °C in the hot afternoon, does the number of electrons jumping the gap increase or decrease?' (answer: increases — more thermal energy available, more electron-hole pairs). (3) 'If more electrons are jumping, why does the panel produce LESS power — not more?' This is the conceptual crux. Teacher introduces the concept of carrier mobility: 'The silicon crystal lattice is vibrating more violently at 35 °C — like a crowded Nairobi bus during rush hour, electrons collide more and cannot move as freely. This reduces voltage more than the extra carriers can compensate.' Learners write a three-sentence causal chain in their books: 'Temperature increases → lattice vibrations increase → carrier mobility decreases → open-circuit voltage drops → net power output falls.' Activity C — Band Gap Engineering Teaser (3 min): Teacher briefly shows that germanium (0.67 eV) and gallium arsenide (1.42 eV) have different band gaps and asks: 'If you could choose the band-gap energy of a solar cell material, what value would you choose for a farm in Kajiado and why?' Learners write one sentence. This seeds Lesson 4's discussion of doping and engineering.</w:t>
+            </w:r>
+          </w:p>
+        </w:tc>
+        <w:tc>
+          <w:tcPr>
+            <w:tcW w:type="dxa" w:w="3040"/>
+            <w:shd w:fill="F2F2F2" w:color="auto" w:val="clear"/>
+            <w:tcMar>
+              <w:top w:type="dxa" w:w="60"/>
+              <w:left w:type="dxa" w:w="120"/>
+              <w:bottom w:type="dxa" w:w="60"/>
+              <w:right w:type="dxa" w:w="120"/>
+            </w:tcMar>
+            <w:vAlign w:val="top"/>
+          </w:tcPr>
+          <w:p>
+            <w:pPr>
+              <w:spacing w:after="40" w:before="0"/>
+              <w:jc w:val="left"/>
+            </w:pPr>
+            <w:r>
+              <w:rPr>
+                <w:rFonts w:ascii="Arial" w:cs="Arial" w:eastAsia="Arial" w:hAnsi="Arial"/>
+                <w:b w:val="false"/>
+                <w:bCs w:val="false"/>
+                <w:i w:val="false"/>
+                <w:iCs w:val="false"/>
+                <w:color w:val="000000"/>
+                <w:sz w:val="18"/>
+                <w:szCs w:val="18"/>
+              </w:rPr>
+              <w:t xml:space="preserve">For Activity A, say: 'You are building the most important diagram in all of semiconductor physics. Every transistor in every phone, every solar cell on every rooftop in Kenya — all of it starts with this diagram. Take 12 minutes.' Circulate and specifically check that the silicon column shows a non-zero band gap AND partially filled conduction band (not empty). If a group draws the silicon conduction band as completely empty, crouch to their level and ask quietly: 'At room temperature, does silicon conduct a little or not at all?' — do not give the answer; let them reason. After 12 minutes, cold-call 1 group to 'present' their silicon diagram to the class while the teacher annotates a master diagram on the board. For Activity B, use the Socratic sequence as written. At question (3) — 'why does the panel produce LESS power?' — enforce 15 seconds of WAIT TIME before accepting any responses. Do not accept a hand until the full 15 seconds have elapsed. Say explicitly: 'I will wait the full 15 seconds. Everyone must think.' After responses, use the Nairobi bus analogy as written. Write the five-step causal chain on the board as learners dictate it sentence by sentence. For Activity C, say: 'One sentence only — you have 90 seconds.' Cold-call 2 learners to share. Accept all reasonable answers and say: 'We will come back to this question in Lesson 4 when we learn how engineers actually tune conductivity.'</w:t>
+            </w:r>
+          </w:p>
+        </w:tc>
+        <w:tc>
+          <w:tcPr>
+            <w:tcW w:type="dxa" w:w="3040"/>
+            <w:shd w:fill="FFFFFF" w:color="auto" w:val="clear"/>
+            <w:tcMar>
+              <w:top w:type="dxa" w:w="60"/>
+              <w:left w:type="dxa" w:w="120"/>
+              <w:bottom w:type="dxa" w:w="60"/>
+              <w:right w:type="dxa" w:w="120"/>
+            </w:tcMar>
+            <w:vAlign w:val="top"/>
+          </w:tcPr>
+          <w:p>
+            <w:pPr>
+              <w:spacing w:after="40" w:before="0"/>
+              <w:jc w:val="left"/>
+            </w:pPr>
+            <w:r>
+              <w:rPr>
+                <w:rFonts w:ascii="Arial" w:cs="Arial" w:eastAsia="Arial" w:hAnsi="Arial"/>
+                <w:b w:val="false"/>
+                <w:bCs w:val="false"/>
+                <w:i w:val="false"/>
+                <w:iCs w:val="false"/>
+                <w:color w:val="000000"/>
+                <w:sz w:val="18"/>
+                <w:szCs w:val="18"/>
+              </w:rPr>
+              <w:t xml:space="preserve">Card Sort for Model Construction: Physical manipulation of labelled cards before drawing forces learners to make decisions about relationships between concepts (band position, gap size, material identity) before committing pen to paper. This reduces cognitive overload and reveals misconceptions in the arrangement phase rather than in the written product. The Socratic sequence in Activity B uses guided questioning to build the causal chain incrementally, ensuring the counter-intuitive result (more heat = less power) is understood mechanistically, not merely memorised. The Nairobi bus analogy provides a culturally grounded mental image for the abstract concept of reduced carrier mobility.</w:t>
+            </w:r>
+          </w:p>
+        </w:tc>
+        <w:tc>
+          <w:tcPr>
+            <w:tcW w:type="dxa" w:w="3040"/>
+            <w:shd w:fill="F2F2F2" w:color="auto" w:val="clear"/>
+            <w:tcMar>
+              <w:top w:type="dxa" w:w="60"/>
+              <w:left w:type="dxa" w:w="120"/>
+              <w:bottom w:type="dxa" w:w="60"/>
+              <w:right w:type="dxa" w:w="120"/>
+            </w:tcMar>
+            <w:vAlign w:val="top"/>
+          </w:tcPr>
+          <w:p>
+            <w:pPr>
+              <w:spacing w:after="40" w:before="0"/>
+              <w:jc w:val="left"/>
+            </w:pPr>
+            <w:r>
+              <w:rPr>
+                <w:rFonts w:ascii="Arial" w:cs="Arial" w:eastAsia="Arial" w:hAnsi="Arial"/>
+                <w:b w:val="false"/>
+                <w:bCs w:val="false"/>
+                <w:i w:val="false"/>
+                <w:iCs w:val="false"/>
+                <w:color w:val="000000"/>
+                <w:sz w:val="18"/>
+                <w:szCs w:val="18"/>
+              </w:rPr>
+              <w:t xml:space="preserve">Observable indicator: In copied band diagrams, every learner's silicon column shows (1) a valence band, (2) a clearly labelled band gap of ~1 eV, and (3) a conduction band with a small number of electrons shown as dots. The five-step causal chain in learners' books is the primary evidence of conceptual understanding — the teacher reads 3–4 books during the DQB phase to check for accuracy. Learners who write only 'heat reduces power' without a mechanistic chain are flagged for targeted follow-up.</w:t>
+            </w:r>
+          </w:p>
+        </w:tc>
+      </w:tr>
+      <w:tr>
+        <w:tc>
+          <w:tcPr>
+            <w:tcW w:type="dxa" w:w="1520"/>
+            <w:shd w:fill="FCE4D6" w:color="auto" w:val="clear"/>
+            <w:tcMar>
+              <w:top w:type="dxa" w:w="60"/>
+              <w:left w:type="dxa" w:w="120"/>
+              <w:bottom w:type="dxa" w:w="60"/>
+              <w:right w:type="dxa" w:w="120"/>
+            </w:tcMar>
+            <w:vAlign w:val="top"/>
+          </w:tcPr>
+          <w:p>
+            <w:pPr>
+              <w:spacing w:after="40" w:before="0"/>
+              <w:jc w:val="left"/>
+            </w:pPr>
+            <w:r>
+              <w:rPr>
+                <w:rFonts w:ascii="Arial" w:cs="Arial" w:eastAsia="Arial" w:hAnsi="Arial"/>
+                <w:b/>
+                <w:bCs/>
+                <w:i w:val="false"/>
+                <w:iCs w:val="false"/>
+                <w:color w:val="000000"/>
+                <w:sz w:val="18"/>
+                <w:szCs w:val="18"/>
+              </w:rPr>
+              <w:t xml:space="preserve">Driving Question Board (DQB) Creation</w:t>
+            </w:r>
+          </w:p>
+          <w:p>
+            <w:pPr>
+              <w:spacing w:after="20" w:before="0"/>
+            </w:pPr>
+            <w:r>
+              <w:rPr>
+                <w:rFonts w:ascii="Arial" w:cs="Arial" w:eastAsia="Arial" w:hAnsi="Arial"/>
+                <w:b/>
+                <w:bCs/>
+                <w:color w:val="1F3864"/>
+                <w:sz w:val="16"/>
+                <w:szCs w:val="16"/>
+              </w:rPr>
+              <w:t xml:space="preserve">📹 VIDEO:</w:t>
+            </w:r>
+          </w:p>
+          <w:p>
+            <w:pPr>
+              <w:spacing w:after="20" w:before="0"/>
+            </w:pPr>
+            <w:hyperlink w:history="1" r:id="rIdadbiv4pw147pxugy2wen5">
               <w:r>
                 <w:rPr>
                   <w:rFonts w:ascii="Arial" w:cs="Arial" w:eastAsia="Arial" w:hAnsi="Arial"/>
@@ -9930,7 +10155,7 @@
                   <w:szCs w:val="16"/>
                   <w:u w:val="single" w:color="2E75B6"/>
                 </w:rPr>
-                <w:t xml:space="preserve">Introduction to Energy Resources (Flexbook)</w:t>
+                <w:t xml:space="preserve">Electronic transitions and energy</w:t>
               </w:r>
             </w:hyperlink>
           </w:p>
@@ -9946,7 +10171,7 @@
                 <w:sz w:val="14"/>
                 <w:szCs w:val="14"/>
               </w:rPr>
-              <w:t xml:space="preserve">Source: CK-12</w:t>
+              <w:t xml:space="preserve">Source: Khan Academy (English - US curriculum)</w:t>
             </w:r>
           </w:p>
           <w:p>
@@ -9954,235 +10179,7 @@
               <w:spacing w:after="10" w:before="0"/>
               <w:ind w:left="120"/>
             </w:pPr>
-            <w:hyperlink w:history="1" r:id="rIdewp7iv0wpgy-qpbavuj9a">
-              <w:r>
-                <w:rPr>
-                  <w:rFonts w:ascii="Arial" w:cs="Arial" w:eastAsia="Arial" w:hAnsi="Arial"/>
-                  <w:color w:val="595959"/>
-                  <w:sz w:val="14"/>
-                  <w:szCs w:val="14"/>
-                  <w:u w:val="single" w:color="595959"/>
-                </w:rPr>
-                <w:t xml:space="preserve">🔍 Search ARES for similar readings</w:t>
-              </w:r>
-            </w:hyperlink>
-          </w:p>
-        </w:tc>
-        <w:tc>
-          <w:tcPr>
-            <w:tcW w:type="dxa" w:w="3040"/>
-            <w:shd w:fill="FFFFFF" w:color="auto" w:val="clear"/>
-            <w:tcMar>
-              <w:top w:type="dxa" w:w="60"/>
-              <w:left w:type="dxa" w:w="120"/>
-              <w:bottom w:type="dxa" w:w="60"/>
-              <w:right w:type="dxa" w:w="120"/>
-            </w:tcMar>
-            <w:vAlign w:val="top"/>
-          </w:tcPr>
-          <w:p>
-            <w:pPr>
-              <w:spacing w:after="40" w:before="0"/>
-              <w:jc w:val="left"/>
-            </w:pPr>
-            <w:r>
-              <w:rPr>
-                <w:rFonts w:ascii="Arial" w:cs="Arial" w:eastAsia="Arial" w:hAnsi="Arial"/>
-                <w:b w:val="false"/>
-                <w:bCs w:val="false"/>
-                <w:i w:val="false"/>
-                <w:iCs w:val="false"/>
-                <w:color w:val="000000"/>
-                <w:sz w:val="18"/>
-                <w:szCs w:val="18"/>
-              </w:rPr>
-              <w:t xml:space="preserve">Activity A — Band Diagram Card Sort and Construction (15 min): Each group receives a set of 12 pre-cut cards bearing labels: 'Conduction Band (empty)', 'Conduction Band (partially filled)', 'Valence Band (full)', 'Valence Band (partially filled)', 'Band Gap: 0 eV', 'Band Gap: 1.12 eV', 'Band Gap: 5.47 eV', 'Free electrons at room temperature: many', 'Free electrons at room temperature: very few', 'Free electrons at room temperature: none without thermal energy', 'Material: Copper wire (Nairobi power line)', 'Material: Rubber insulation', 'Material: Silicon solar cell (Kajiado)'. Groups arrange cards into three columns (one per material) to build three complete band diagrams on their desk. They then copy the three diagrams into their exercise books with full labels and a one-sentence explanation below each. Activity B — Applying the Model to the Phenomenon (10 min): Teacher leads a whole-class structured discussion using the sequence: (1) 'In the cool morning at 18 °C, how many electrons in the silicon have enough thermal energy to jump the 1.12 eV band gap? A few or many?' (answer: a few — just enough for useful conductivity). (2) 'At 35 °C in the hot afternoon, does the number of electrons jumping the gap increase or decrease?' (answer: increases — more thermal energy available, more electron-hole pairs). (3) 'If more electrons are jumping, why does the panel produce LESS power — not more?' This is the conceptual crux. Teacher introduces the concept of carrier mobility: 'The silicon crystal lattice is vibrating more violently at 35 °C — like a crowded Nairobi bus during rush hour, electrons collide more and cannot move as freely. This reduces voltage more than the extra carriers can compensate.' Learners write a three-sentence causal chain in their books: 'Temperature increases → lattice vibrations increase → carrier mobility decreases → open-circuit voltage drops → net power output falls.' Activity C — Band Gap Engineering Teaser (3 min): Teacher briefly shows that germanium (0.67 eV) and gallium arsenide (1.42 eV) have different band gaps and asks: 'If you could choose the band-gap energy of a solar cell material, what value would you choose for a farm in Kajiado and why?' Learners write one sentence. This seeds Lesson 4's discussion of doping and engineering.</w:t>
-            </w:r>
-          </w:p>
-        </w:tc>
-        <w:tc>
-          <w:tcPr>
-            <w:tcW w:type="dxa" w:w="3040"/>
-            <w:shd w:fill="F2F2F2" w:color="auto" w:val="clear"/>
-            <w:tcMar>
-              <w:top w:type="dxa" w:w="60"/>
-              <w:left w:type="dxa" w:w="120"/>
-              <w:bottom w:type="dxa" w:w="60"/>
-              <w:right w:type="dxa" w:w="120"/>
-            </w:tcMar>
-            <w:vAlign w:val="top"/>
-          </w:tcPr>
-          <w:p>
-            <w:pPr>
-              <w:spacing w:after="40" w:before="0"/>
-              <w:jc w:val="left"/>
-            </w:pPr>
-            <w:r>
-              <w:rPr>
-                <w:rFonts w:ascii="Arial" w:cs="Arial" w:eastAsia="Arial" w:hAnsi="Arial"/>
-                <w:b w:val="false"/>
-                <w:bCs w:val="false"/>
-                <w:i w:val="false"/>
-                <w:iCs w:val="false"/>
-                <w:color w:val="000000"/>
-                <w:sz w:val="18"/>
-                <w:szCs w:val="18"/>
-              </w:rPr>
-              <w:t xml:space="preserve">For Activity A, say: 'You are building the most important diagram in all of semiconductor physics. Every transistor in every phone, every solar cell on every rooftop in Kenya — all of it starts with this diagram. Take 12 minutes.' Circulate and specifically check that the silicon column shows a non-zero band gap AND partially filled conduction band (not empty). If a group draws the silicon conduction band as completely empty, crouch to their level and ask quietly: 'At room temperature, does silicon conduct a little or not at all?' — do not give the answer; let them reason. After 12 minutes, cold-call 1 group to 'present' their silicon diagram to the class while the teacher annotates a master diagram on the board. For Activity B, use the Socratic sequence as written. At question (3) — 'why does the panel produce LESS power?' — enforce 15 seconds of WAIT TIME before accepting any responses. Do not accept a hand until the full 15 seconds have elapsed. Say explicitly: 'I will wait the full 15 seconds. Everyone must think.' After responses, use the Nairobi bus analogy as written. Write the five-step causal chain on the board as learners dictate it sentence by sentence. For Activity C, say: 'One sentence only — you have 90 seconds.' Cold-call 2 learners to share. Accept all reasonable answers and say: 'We will come back to this question in Lesson 4 when we learn how engineers actually tune conductivity.'</w:t>
-            </w:r>
-          </w:p>
-        </w:tc>
-        <w:tc>
-          <w:tcPr>
-            <w:tcW w:type="dxa" w:w="3040"/>
-            <w:shd w:fill="FFFFFF" w:color="auto" w:val="clear"/>
-            <w:tcMar>
-              <w:top w:type="dxa" w:w="60"/>
-              <w:left w:type="dxa" w:w="120"/>
-              <w:bottom w:type="dxa" w:w="60"/>
-              <w:right w:type="dxa" w:w="120"/>
-            </w:tcMar>
-            <w:vAlign w:val="top"/>
-          </w:tcPr>
-          <w:p>
-            <w:pPr>
-              <w:spacing w:after="40" w:before="0"/>
-              <w:jc w:val="left"/>
-            </w:pPr>
-            <w:r>
-              <w:rPr>
-                <w:rFonts w:ascii="Arial" w:cs="Arial" w:eastAsia="Arial" w:hAnsi="Arial"/>
-                <w:b w:val="false"/>
-                <w:bCs w:val="false"/>
-                <w:i w:val="false"/>
-                <w:iCs w:val="false"/>
-                <w:color w:val="000000"/>
-                <w:sz w:val="18"/>
-                <w:szCs w:val="18"/>
-              </w:rPr>
-              <w:t xml:space="preserve">Card Sort for Model Construction: Physical manipulation of labelled cards before drawing forces learners to make decisions about relationships between concepts (band position, gap size, material identity) before committing pen to paper. This reduces cognitive overload and reveals misconceptions in the arrangement phase rather than in the written product. The Socratic sequence in Activity B uses guided questioning to build the causal chain incrementally, ensuring the counter-intuitive result (more heat = less power) is understood mechanistically, not merely memorised. The Nairobi bus analogy provides a culturally grounded mental image for the abstract concept of reduced carrier mobility.</w:t>
-            </w:r>
-          </w:p>
-        </w:tc>
-        <w:tc>
-          <w:tcPr>
-            <w:tcW w:type="dxa" w:w="3040"/>
-            <w:shd w:fill="F2F2F2" w:color="auto" w:val="clear"/>
-            <w:tcMar>
-              <w:top w:type="dxa" w:w="60"/>
-              <w:left w:type="dxa" w:w="120"/>
-              <w:bottom w:type="dxa" w:w="60"/>
-              <w:right w:type="dxa" w:w="120"/>
-            </w:tcMar>
-            <w:vAlign w:val="top"/>
-          </w:tcPr>
-          <w:p>
-            <w:pPr>
-              <w:spacing w:after="40" w:before="0"/>
-              <w:jc w:val="left"/>
-            </w:pPr>
-            <w:r>
-              <w:rPr>
-                <w:rFonts w:ascii="Arial" w:cs="Arial" w:eastAsia="Arial" w:hAnsi="Arial"/>
-                <w:b w:val="false"/>
-                <w:bCs w:val="false"/>
-                <w:i w:val="false"/>
-                <w:iCs w:val="false"/>
-                <w:color w:val="000000"/>
-                <w:sz w:val="18"/>
-                <w:szCs w:val="18"/>
-              </w:rPr>
-              <w:t xml:space="preserve">Observable indicator: In copied band diagrams, every learner's silicon column shows (1) a valence band, (2) a clearly labelled band gap of ~1 eV, and (3) a conduction band with a small number of electrons shown as dots. The five-step causal chain in learners' books is the primary evidence of conceptual understanding — the teacher reads 3–4 books during the DQB phase to check for accuracy. Learners who write only 'heat reduces power' without a mechanistic chain are flagged for targeted follow-up.</w:t>
-            </w:r>
-          </w:p>
-        </w:tc>
-      </w:tr>
-      <w:tr>
-        <w:tc>
-          <w:tcPr>
-            <w:tcW w:type="dxa" w:w="1520"/>
-            <w:shd w:fill="FCE4D6" w:color="auto" w:val="clear"/>
-            <w:tcMar>
-              <w:top w:type="dxa" w:w="60"/>
-              <w:left w:type="dxa" w:w="120"/>
-              <w:bottom w:type="dxa" w:w="60"/>
-              <w:right w:type="dxa" w:w="120"/>
-            </w:tcMar>
-            <w:vAlign w:val="top"/>
-          </w:tcPr>
-          <w:p>
-            <w:pPr>
-              <w:spacing w:after="40" w:before="0"/>
-              <w:jc w:val="left"/>
-            </w:pPr>
-            <w:r>
-              <w:rPr>
-                <w:rFonts w:ascii="Arial" w:cs="Arial" w:eastAsia="Arial" w:hAnsi="Arial"/>
-                <w:b/>
-                <w:bCs/>
-                <w:i w:val="false"/>
-                <w:iCs w:val="false"/>
-                <w:color w:val="000000"/>
-                <w:sz w:val="18"/>
-                <w:szCs w:val="18"/>
-              </w:rPr>
-              <w:t xml:space="preserve">Driving Question Board (DQB) Creation</w:t>
-            </w:r>
-          </w:p>
-          <w:p>
-            <w:pPr>
-              <w:spacing w:after="20" w:before="0"/>
-            </w:pPr>
-            <w:r>
-              <w:rPr>
-                <w:rFonts w:ascii="Arial" w:cs="Arial" w:eastAsia="Arial" w:hAnsi="Arial"/>
-                <w:b/>
-                <w:bCs/>
-                <w:color w:val="1F3864"/>
-                <w:sz w:val="16"/>
-                <w:szCs w:val="16"/>
-              </w:rPr>
-              <w:t xml:space="preserve">📹 VIDEO:</w:t>
-            </w:r>
-          </w:p>
-          <w:p>
-            <w:pPr>
-              <w:spacing w:after="20" w:before="0"/>
-            </w:pPr>
-            <w:hyperlink w:history="1" r:id="rIdhf11zgi4jvqzo3kg7o8dn">
-              <w:r>
-                <w:rPr>
-                  <w:rFonts w:ascii="Arial" w:cs="Arial" w:eastAsia="Arial" w:hAnsi="Arial"/>
-                  <w:color w:val="2E75B6"/>
-                  <w:sz w:val="16"/>
-                  <w:szCs w:val="16"/>
-                  <w:u w:val="single" w:color="2E75B6"/>
-                </w:rPr>
-                <w:t xml:space="preserve">The periodic table - classification of elements</w:t>
-              </w:r>
-            </w:hyperlink>
-          </w:p>
-          <w:p>
-            <w:pPr>
-              <w:spacing w:after="10" w:before="0"/>
-              <w:ind w:left="120"/>
-            </w:pPr>
-            <w:r>
-              <w:rPr>
-                <w:rFonts w:ascii="Arial" w:cs="Arial" w:eastAsia="Arial" w:hAnsi="Arial"/>
-                <w:color w:val="595959"/>
-                <w:sz w:val="14"/>
-                <w:szCs w:val="14"/>
-              </w:rPr>
-              <w:t xml:space="preserve">Source: Khan Academy (English - US curriculum)</w:t>
-            </w:r>
-          </w:p>
-          <w:p>
-            <w:pPr>
-              <w:spacing w:after="10" w:before="0"/>
-              <w:ind w:left="120"/>
-            </w:pPr>
-            <w:hyperlink w:history="1" r:id="rId8vcuppeovxjcc7iihmnwi">
+            <w:hyperlink w:history="1" r:id="rIdlw-l-udylh33wpwemq1fa">
               <w:r>
                 <w:rPr>
                   <w:rFonts w:ascii="Arial" w:cs="Arial" w:eastAsia="Arial" w:hAnsi="Arial"/>
@@ -10220,14 +10217,241 @@
                 <w:sz w:val="16"/>
                 <w:szCs w:val="16"/>
               </w:rPr>
-              <w:t xml:space="preserve">📖 HTML:</w:t>
+              <w:t xml:space="preserve">📖 READING:</w:t>
             </w:r>
           </w:p>
           <w:p>
             <w:pPr>
               <w:spacing w:after="20" w:before="0"/>
             </w:pPr>
-            <w:hyperlink w:history="1" r:id="rIdxs6hysnh_p3qyib-s3awq">
+            <w:r>
+              <w:rPr>
+                <w:rFonts w:ascii="Arial" w:cs="Arial" w:eastAsia="Arial" w:hAnsi="Arial"/>
+                <w:i/>
+                <w:iCs/>
+                <w:color w:val="595959"/>
+                <w:sz w:val="16"/>
+                <w:szCs w:val="16"/>
+              </w:rPr>
+              <w:t xml:space="preserve">No closely matching reading in the ARES library for this activity.</w:t>
+            </w:r>
+          </w:p>
+          <w:p>
+            <w:pPr>
+              <w:spacing w:after="10" w:before="0"/>
+              <w:ind w:left="120"/>
+            </w:pPr>
+            <w:hyperlink w:history="1" r:id="rIdxtk1uh89j8ycwzc8dw36r">
+              <w:r>
+                <w:rPr>
+                  <w:rFonts w:ascii="Arial" w:cs="Arial" w:eastAsia="Arial" w:hAnsi="Arial"/>
+                  <w:color w:val="595959"/>
+                  <w:sz w:val="14"/>
+                  <w:szCs w:val="14"/>
+                  <w:u w:val="single" w:color="595959"/>
+                </w:rPr>
+                <w:t xml:space="preserve">🔍 Search ARES for readings</w:t>
+              </w:r>
+            </w:hyperlink>
+          </w:p>
+          <w:p>
+            <w:pPr>
+              <w:spacing w:after="10" w:before="0"/>
+              <w:ind w:left="120"/>
+            </w:pPr>
+            <w:r>
+              <w:rPr>
+                <w:rFonts w:ascii="Arial" w:cs="Arial" w:eastAsia="Arial" w:hAnsi="Arial"/>
+                <w:color w:val="595959"/>
+                <w:sz w:val="14"/>
+                <w:szCs w:val="14"/>
+              </w:rPr>
+              <w:t xml:space="preserve">Search terms: electronics intrinsic semiconductor energy</w:t>
+            </w:r>
+          </w:p>
+        </w:tc>
+        <w:tc>
+          <w:tcPr>
+            <w:tcW w:type="dxa" w:w="3040"/>
+            <w:shd w:fill="FFFFFF" w:color="auto" w:val="clear"/>
+            <w:tcMar>
+              <w:top w:type="dxa" w:w="60"/>
+              <w:left w:type="dxa" w:w="120"/>
+              <w:bottom w:type="dxa" w:w="60"/>
+              <w:right w:type="dxa" w:w="120"/>
+            </w:tcMar>
+            <w:vAlign w:val="top"/>
+          </w:tcPr>
+          <w:p>
+            <w:pPr>
+              <w:spacing w:after="40" w:before="0"/>
+              <w:jc w:val="left"/>
+            </w:pPr>
+            <w:r>
+              <w:rPr>
+                <w:rFonts w:ascii="Arial" w:cs="Arial" w:eastAsia="Arial" w:hAnsi="Arial"/>
+                <w:b w:val="false"/>
+                <w:bCs w:val="false"/>
+                <w:i w:val="false"/>
+                <w:iCs w:val="false"/>
+                <w:color w:val="000000"/>
+                <w:sz w:val="18"/>
+                <w:szCs w:val="18"/>
+              </w:rPr>
+              <w:t xml:space="preserve">Each learner receives one sticky note. They write a response to the prompt: 'Using the energy band model, write ONE sentence that partially answers our driving question: Why does the Kajiado solar panel produce less power on a hot afternoon?' Learners post their sticky notes on the class DQB under the column 'What We Can Now Explain — Lesson 3'. The class then reviews the DQB as a whole. The teacher reads three sticky notes aloud (one strong explanation, one partially correct, one that reveals a remaining gap). Together, the class identifies what the band model CAN now explain and what it CANNOT yet explain. Teacher records on the DQB: 'Still unexplained: How do engineers deliberately increase conductivity without just heating silicon? Why do solar cells have a built-in electric field that pushes electrons in one direction?' These become the motivating questions for Lesson 4.</w:t>
+            </w:r>
+          </w:p>
+        </w:tc>
+        <w:tc>
+          <w:tcPr>
+            <w:tcW w:type="dxa" w:w="3040"/>
+            <w:shd w:fill="F2F2F2" w:color="auto" w:val="clear"/>
+            <w:tcMar>
+              <w:top w:type="dxa" w:w="60"/>
+              <w:left w:type="dxa" w:w="120"/>
+              <w:bottom w:type="dxa" w:w="60"/>
+              <w:right w:type="dxa" w:w="120"/>
+            </w:tcMar>
+            <w:vAlign w:val="top"/>
+          </w:tcPr>
+          <w:p>
+            <w:pPr>
+              <w:spacing w:after="40" w:before="0"/>
+              <w:jc w:val="left"/>
+            </w:pPr>
+            <w:r>
+              <w:rPr>
+                <w:rFonts w:ascii="Arial" w:cs="Arial" w:eastAsia="Arial" w:hAnsi="Arial"/>
+                <w:b w:val="false"/>
+                <w:bCs w:val="false"/>
+                <w:i w:val="false"/>
+                <w:iCs w:val="false"/>
+                <w:color w:val="000000"/>
+                <w:sz w:val="18"/>
+                <w:szCs w:val="18"/>
+              </w:rPr>
+              <w:t xml:space="preserve">Distribute sticky notes. Say: 'You have exactly 2 minutes to write one precise sentence using the words: band gap, carrier mobility, and voltage. Go.' After posting, read three notes aloud without naming authors. For the partially correct note, say: 'This is close — what is missing from this explanation?' Allow 10 seconds WAIT TIME, then cold-call 2 learners. For the note that reveals a gap (e.g., one that says 'silicon just gets tired in the heat'), say warmly: 'This is an honest record of where our thinking is right now — and that gap is exactly what drives our next investigation.' Write the two 'still unexplained' questions on the DQB in a different colour. Say: 'These two questions are your homework for your mind tonight. We will answer them in Lesson 4.'</w:t>
+            </w:r>
+          </w:p>
+        </w:tc>
+        <w:tc>
+          <w:tcPr>
+            <w:tcW w:type="dxa" w:w="3040"/>
+            <w:shd w:fill="FFFFFF" w:color="auto" w:val="clear"/>
+            <w:tcMar>
+              <w:top w:type="dxa" w:w="60"/>
+              <w:left w:type="dxa" w:w="120"/>
+              <w:bottom w:type="dxa" w:w="60"/>
+              <w:right w:type="dxa" w:w="120"/>
+            </w:tcMar>
+            <w:vAlign w:val="top"/>
+          </w:tcPr>
+          <w:p>
+            <w:pPr>
+              <w:spacing w:after="40" w:before="0"/>
+              <w:jc w:val="left"/>
+            </w:pPr>
+            <w:r>
+              <w:rPr>
+                <w:rFonts w:ascii="Arial" w:cs="Arial" w:eastAsia="Arial" w:hAnsi="Arial"/>
+                <w:b w:val="false"/>
+                <w:bCs w:val="false"/>
+                <w:i w:val="false"/>
+                <w:iCs w:val="false"/>
+                <w:color w:val="000000"/>
+                <w:sz w:val="18"/>
+                <w:szCs w:val="18"/>
+              </w:rPr>
+              <w:t xml:space="preserve">Public DQB Posting with Gap Identification: Making individual understanding public and then collectively identifying explanatory gaps serves two functions — it consolidates lesson learning through articulation, and it generates genuine curiosity about the next lesson. The explicit identification of 'what we cannot yet explain' models authentic scientific practice, where answering one question always reveals deeper questions. This is directly analogous to how researchers at institutions like the University of Nairobi's Physics Department work.</w:t>
+            </w:r>
+          </w:p>
+        </w:tc>
+        <w:tc>
+          <w:tcPr>
+            <w:tcW w:type="dxa" w:w="3040"/>
+            <w:shd w:fill="F2F2F2" w:color="auto" w:val="clear"/>
+            <w:tcMar>
+              <w:top w:type="dxa" w:w="60"/>
+              <w:left w:type="dxa" w:w="120"/>
+              <w:bottom w:type="dxa" w:w="60"/>
+              <w:right w:type="dxa" w:w="120"/>
+            </w:tcMar>
+            <w:vAlign w:val="top"/>
+          </w:tcPr>
+          <w:p>
+            <w:pPr>
+              <w:spacing w:after="40" w:before="0"/>
+              <w:jc w:val="left"/>
+            </w:pPr>
+            <w:r>
+              <w:rPr>
+                <w:rFonts w:ascii="Arial" w:cs="Arial" w:eastAsia="Arial" w:hAnsi="Arial"/>
+                <w:b w:val="false"/>
+                <w:bCs w:val="false"/>
+                <w:i w:val="false"/>
+                <w:iCs w:val="false"/>
+                <w:color w:val="000000"/>
+                <w:sz w:val="18"/>
+                <w:szCs w:val="18"/>
+              </w:rPr>
+              <w:t xml:space="preserve">Observable indicator: Sticky notes are assessed on a 3-point scale — (3) uses all three required vocabulary terms correctly in a causal sentence, (2) uses two terms or uses all three but without causal logic, (1) writes a descriptive statement without mechanistic vocabulary. The teacher records the distribution of scores to inform the opening of Lesson 4.</w:t>
+            </w:r>
+          </w:p>
+        </w:tc>
+      </w:tr>
+      <w:tr>
+        <w:tc>
+          <w:tcPr>
+            <w:tcW w:type="dxa" w:w="1520"/>
+            <w:shd w:fill="D5E8F0" w:color="auto" w:val="clear"/>
+            <w:tcMar>
+              <w:top w:type="dxa" w:w="60"/>
+              <w:left w:type="dxa" w:w="120"/>
+              <w:bottom w:type="dxa" w:w="60"/>
+              <w:right w:type="dxa" w:w="120"/>
+            </w:tcMar>
+            <w:vAlign w:val="top"/>
+          </w:tcPr>
+          <w:p>
+            <w:pPr>
+              <w:spacing w:after="40" w:before="0"/>
+              <w:jc w:val="left"/>
+            </w:pPr>
+            <w:r>
+              <w:rPr>
+                <w:rFonts w:ascii="Arial" w:cs="Arial" w:eastAsia="Arial" w:hAnsi="Arial"/>
+                <w:b/>
+                <w:bCs/>
+                <w:i w:val="false"/>
+                <w:iCs w:val="false"/>
+                <w:color w:val="000000"/>
+                <w:sz w:val="18"/>
+                <w:szCs w:val="18"/>
+              </w:rPr>
+              <w:t xml:space="preserve">Model Building Phase</w:t>
+            </w:r>
+          </w:p>
+          <w:p>
+            <w:pPr>
+              <w:spacing w:after="20" w:before="0"/>
+            </w:pPr>
+            <w:r>
+              <w:rPr>
+                <w:rFonts w:ascii="Arial" w:cs="Arial" w:eastAsia="Arial" w:hAnsi="Arial"/>
+                <w:b/>
+                <w:bCs/>
+                <w:color w:val="1F3864"/>
+                <w:sz w:val="16"/>
+                <w:szCs w:val="16"/>
+              </w:rPr>
+              <w:t xml:space="preserve">📹 VIDEO:</w:t>
+            </w:r>
+          </w:p>
+          <w:p>
+            <w:pPr>
+              <w:spacing w:after="20" w:before="0"/>
+            </w:pPr>
+            <w:hyperlink w:history="1" r:id="rId318spbcatrwppzgdr3jc0">
               <w:r>
                 <w:rPr>
                   <w:rFonts w:ascii="Arial" w:cs="Arial" w:eastAsia="Arial" w:hAnsi="Arial"/>
@@ -10236,7 +10460,7 @@
                   <w:szCs w:val="16"/>
                   <w:u w:val="single" w:color="2E75B6"/>
                 </w:rPr>
-                <w:t xml:space="preserve">Introduction to Energy Resources (Flexbook)</w:t>
+                <w:t xml:space="preserve">Electronic transitions and energy</w:t>
               </w:r>
             </w:hyperlink>
           </w:p>
@@ -10252,7 +10476,7 @@
                 <w:sz w:val="14"/>
                 <w:szCs w:val="14"/>
               </w:rPr>
-              <w:t xml:space="preserve">Source: CK-12</w:t>
+              <w:t xml:space="preserve">Source: Khan Academy (English - US curriculum)</w:t>
             </w:r>
           </w:p>
           <w:p>
@@ -10260,235 +10484,7 @@
               <w:spacing w:after="10" w:before="0"/>
               <w:ind w:left="120"/>
             </w:pPr>
-            <w:hyperlink w:history="1" r:id="rIdec1anptfbclkfjztwvm1l">
-              <w:r>
-                <w:rPr>
-                  <w:rFonts w:ascii="Arial" w:cs="Arial" w:eastAsia="Arial" w:hAnsi="Arial"/>
-                  <w:color w:val="595959"/>
-                  <w:sz w:val="14"/>
-                  <w:szCs w:val="14"/>
-                  <w:u w:val="single" w:color="595959"/>
-                </w:rPr>
-                <w:t xml:space="preserve">🔍 Search ARES for similar readings</w:t>
-              </w:r>
-            </w:hyperlink>
-          </w:p>
-        </w:tc>
-        <w:tc>
-          <w:tcPr>
-            <w:tcW w:type="dxa" w:w="3040"/>
-            <w:shd w:fill="FFFFFF" w:color="auto" w:val="clear"/>
-            <w:tcMar>
-              <w:top w:type="dxa" w:w="60"/>
-              <w:left w:type="dxa" w:w="120"/>
-              <w:bottom w:type="dxa" w:w="60"/>
-              <w:right w:type="dxa" w:w="120"/>
-            </w:tcMar>
-            <w:vAlign w:val="top"/>
-          </w:tcPr>
-          <w:p>
-            <w:pPr>
-              <w:spacing w:after="40" w:before="0"/>
-              <w:jc w:val="left"/>
-            </w:pPr>
-            <w:r>
-              <w:rPr>
-                <w:rFonts w:ascii="Arial" w:cs="Arial" w:eastAsia="Arial" w:hAnsi="Arial"/>
-                <w:b w:val="false"/>
-                <w:bCs w:val="false"/>
-                <w:i w:val="false"/>
-                <w:iCs w:val="false"/>
-                <w:color w:val="000000"/>
-                <w:sz w:val="18"/>
-                <w:szCs w:val="18"/>
-              </w:rPr>
-              <w:t xml:space="preserve">Each learner receives one sticky note. They write a response to the prompt: 'Using the energy band model, write ONE sentence that partially answers our driving question: Why does the Kajiado solar panel produce less power on a hot afternoon?' Learners post their sticky notes on the class DQB under the column 'What We Can Now Explain — Lesson 3'. The class then reviews the DQB as a whole. The teacher reads three sticky notes aloud (one strong explanation, one partially correct, one that reveals a remaining gap). Together, the class identifies what the band model CAN now explain and what it CANNOT yet explain. Teacher records on the DQB: 'Still unexplained: How do engineers deliberately increase conductivity without just heating silicon? Why do solar cells have a built-in electric field that pushes electrons in one direction?' These become the motivating questions for Lesson 4.</w:t>
-            </w:r>
-          </w:p>
-        </w:tc>
-        <w:tc>
-          <w:tcPr>
-            <w:tcW w:type="dxa" w:w="3040"/>
-            <w:shd w:fill="F2F2F2" w:color="auto" w:val="clear"/>
-            <w:tcMar>
-              <w:top w:type="dxa" w:w="60"/>
-              <w:left w:type="dxa" w:w="120"/>
-              <w:bottom w:type="dxa" w:w="60"/>
-              <w:right w:type="dxa" w:w="120"/>
-            </w:tcMar>
-            <w:vAlign w:val="top"/>
-          </w:tcPr>
-          <w:p>
-            <w:pPr>
-              <w:spacing w:after="40" w:before="0"/>
-              <w:jc w:val="left"/>
-            </w:pPr>
-            <w:r>
-              <w:rPr>
-                <w:rFonts w:ascii="Arial" w:cs="Arial" w:eastAsia="Arial" w:hAnsi="Arial"/>
-                <w:b w:val="false"/>
-                <w:bCs w:val="false"/>
-                <w:i w:val="false"/>
-                <w:iCs w:val="false"/>
-                <w:color w:val="000000"/>
-                <w:sz w:val="18"/>
-                <w:szCs w:val="18"/>
-              </w:rPr>
-              <w:t xml:space="preserve">Distribute sticky notes. Say: 'You have exactly 2 minutes to write one precise sentence using the words: band gap, carrier mobility, and voltage. Go.' After posting, read three notes aloud without naming authors. For the partially correct note, say: 'This is close — what is missing from this explanation?' Allow 10 seconds WAIT TIME, then cold-call 2 learners. For the note that reveals a gap (e.g., one that says 'silicon just gets tired in the heat'), say warmly: 'This is an honest record of where our thinking is right now — and that gap is exactly what drives our next investigation.' Write the two 'still unexplained' questions on the DQB in a different colour. Say: 'These two questions are your homework for your mind tonight. We will answer them in Lesson 4.'</w:t>
-            </w:r>
-          </w:p>
-        </w:tc>
-        <w:tc>
-          <w:tcPr>
-            <w:tcW w:type="dxa" w:w="3040"/>
-            <w:shd w:fill="FFFFFF" w:color="auto" w:val="clear"/>
-            <w:tcMar>
-              <w:top w:type="dxa" w:w="60"/>
-              <w:left w:type="dxa" w:w="120"/>
-              <w:bottom w:type="dxa" w:w="60"/>
-              <w:right w:type="dxa" w:w="120"/>
-            </w:tcMar>
-            <w:vAlign w:val="top"/>
-          </w:tcPr>
-          <w:p>
-            <w:pPr>
-              <w:spacing w:after="40" w:before="0"/>
-              <w:jc w:val="left"/>
-            </w:pPr>
-            <w:r>
-              <w:rPr>
-                <w:rFonts w:ascii="Arial" w:cs="Arial" w:eastAsia="Arial" w:hAnsi="Arial"/>
-                <w:b w:val="false"/>
-                <w:bCs w:val="false"/>
-                <w:i w:val="false"/>
-                <w:iCs w:val="false"/>
-                <w:color w:val="000000"/>
-                <w:sz w:val="18"/>
-                <w:szCs w:val="18"/>
-              </w:rPr>
-              <w:t xml:space="preserve">Public DQB Posting with Gap Identification: Making individual understanding public and then collectively identifying explanatory gaps serves two functions — it consolidates lesson learning through articulation, and it generates genuine curiosity about the next lesson. The explicit identification of 'what we cannot yet explain' models authentic scientific practice, where answering one question always reveals deeper questions. This is directly analogous to how researchers at institutions like the University of Nairobi's Physics Department work.</w:t>
-            </w:r>
-          </w:p>
-        </w:tc>
-        <w:tc>
-          <w:tcPr>
-            <w:tcW w:type="dxa" w:w="3040"/>
-            <w:shd w:fill="F2F2F2" w:color="auto" w:val="clear"/>
-            <w:tcMar>
-              <w:top w:type="dxa" w:w="60"/>
-              <w:left w:type="dxa" w:w="120"/>
-              <w:bottom w:type="dxa" w:w="60"/>
-              <w:right w:type="dxa" w:w="120"/>
-            </w:tcMar>
-            <w:vAlign w:val="top"/>
-          </w:tcPr>
-          <w:p>
-            <w:pPr>
-              <w:spacing w:after="40" w:before="0"/>
-              <w:jc w:val="left"/>
-            </w:pPr>
-            <w:r>
-              <w:rPr>
-                <w:rFonts w:ascii="Arial" w:cs="Arial" w:eastAsia="Arial" w:hAnsi="Arial"/>
-                <w:b w:val="false"/>
-                <w:bCs w:val="false"/>
-                <w:i w:val="false"/>
-                <w:iCs w:val="false"/>
-                <w:color w:val="000000"/>
-                <w:sz w:val="18"/>
-                <w:szCs w:val="18"/>
-              </w:rPr>
-              <w:t xml:space="preserve">Observable indicator: Sticky notes are assessed on a 3-point scale — (3) uses all three required vocabulary terms correctly in a causal sentence, (2) uses two terms or uses all three but without causal logic, (1) writes a descriptive statement without mechanistic vocabulary. The teacher records the distribution of scores to inform the opening of Lesson 4.</w:t>
-            </w:r>
-          </w:p>
-        </w:tc>
-      </w:tr>
-      <w:tr>
-        <w:tc>
-          <w:tcPr>
-            <w:tcW w:type="dxa" w:w="1520"/>
-            <w:shd w:fill="D5E8F0" w:color="auto" w:val="clear"/>
-            <w:tcMar>
-              <w:top w:type="dxa" w:w="60"/>
-              <w:left w:type="dxa" w:w="120"/>
-              <w:bottom w:type="dxa" w:w="60"/>
-              <w:right w:type="dxa" w:w="120"/>
-            </w:tcMar>
-            <w:vAlign w:val="top"/>
-          </w:tcPr>
-          <w:p>
-            <w:pPr>
-              <w:spacing w:after="40" w:before="0"/>
-              <w:jc w:val="left"/>
-            </w:pPr>
-            <w:r>
-              <w:rPr>
-                <w:rFonts w:ascii="Arial" w:cs="Arial" w:eastAsia="Arial" w:hAnsi="Arial"/>
-                <w:b/>
-                <w:bCs/>
-                <w:i w:val="false"/>
-                <w:iCs w:val="false"/>
-                <w:color w:val="000000"/>
-                <w:sz w:val="18"/>
-                <w:szCs w:val="18"/>
-              </w:rPr>
-              <w:t xml:space="preserve">Model Building Phase</w:t>
-            </w:r>
-          </w:p>
-          <w:p>
-            <w:pPr>
-              <w:spacing w:after="20" w:before="0"/>
-            </w:pPr>
-            <w:r>
-              <w:rPr>
-                <w:rFonts w:ascii="Arial" w:cs="Arial" w:eastAsia="Arial" w:hAnsi="Arial"/>
-                <w:b/>
-                <w:bCs/>
-                <w:color w:val="1F3864"/>
-                <w:sz w:val="16"/>
-                <w:szCs w:val="16"/>
-              </w:rPr>
-              <w:t xml:space="preserve">📹 VIDEO:</w:t>
-            </w:r>
-          </w:p>
-          <w:p>
-            <w:pPr>
-              <w:spacing w:after="20" w:before="0"/>
-            </w:pPr>
-            <w:hyperlink w:history="1" r:id="rIdnpkmyawzv2pped7bmuo3a">
-              <w:r>
-                <w:rPr>
-                  <w:rFonts w:ascii="Arial" w:cs="Arial" w:eastAsia="Arial" w:hAnsi="Arial"/>
-                  <w:color w:val="2E75B6"/>
-                  <w:sz w:val="16"/>
-                  <w:szCs w:val="16"/>
-                  <w:u w:val="single" w:color="2E75B6"/>
-                </w:rPr>
-                <w:t xml:space="preserve">The periodic table - classification of elements</w:t>
-              </w:r>
-            </w:hyperlink>
-          </w:p>
-          <w:p>
-            <w:pPr>
-              <w:spacing w:after="10" w:before="0"/>
-              <w:ind w:left="120"/>
-            </w:pPr>
-            <w:r>
-              <w:rPr>
-                <w:rFonts w:ascii="Arial" w:cs="Arial" w:eastAsia="Arial" w:hAnsi="Arial"/>
-                <w:color w:val="595959"/>
-                <w:sz w:val="14"/>
-                <w:szCs w:val="14"/>
-              </w:rPr>
-              <w:t xml:space="preserve">Source: Khan Academy (English - US curriculum)</w:t>
-            </w:r>
-          </w:p>
-          <w:p>
-            <w:pPr>
-              <w:spacing w:after="10" w:before="0"/>
-              <w:ind w:left="120"/>
-            </w:pPr>
-            <w:hyperlink w:history="1" r:id="rIduxfuuvwtnlppiwyh1y7um">
+            <w:hyperlink w:history="1" r:id="rIdrsnkt7mvtvahwgxsow_jx">
               <w:r>
                 <w:rPr>
                   <w:rFonts w:ascii="Arial" w:cs="Arial" w:eastAsia="Arial" w:hAnsi="Arial"/>
@@ -10526,47 +10522,31 @@
                 <w:sz w:val="16"/>
                 <w:szCs w:val="16"/>
               </w:rPr>
-              <w:t xml:space="preserve">📖 HTML:</w:t>
+              <w:t xml:space="preserve">📖 READING:</w:t>
             </w:r>
           </w:p>
           <w:p>
             <w:pPr>
               <w:spacing w:after="20" w:before="0"/>
             </w:pPr>
-            <w:hyperlink w:history="1" r:id="rIdyichhjegonoxg4mkkf94o">
-              <w:r>
-                <w:rPr>
-                  <w:rFonts w:ascii="Arial" w:cs="Arial" w:eastAsia="Arial" w:hAnsi="Arial"/>
-                  <w:color w:val="2E75B6"/>
-                  <w:sz w:val="16"/>
-                  <w:szCs w:val="16"/>
-                  <w:u w:val="single" w:color="2E75B6"/>
-                </w:rPr>
-                <w:t xml:space="preserve">Introduction to Energy Resources (Flexbook)</w:t>
-              </w:r>
-            </w:hyperlink>
+            <w:r>
+              <w:rPr>
+                <w:rFonts w:ascii="Arial" w:cs="Arial" w:eastAsia="Arial" w:hAnsi="Arial"/>
+                <w:i/>
+                <w:iCs/>
+                <w:color w:val="595959"/>
+                <w:sz w:val="16"/>
+                <w:szCs w:val="16"/>
+              </w:rPr>
+              <w:t xml:space="preserve">No closely matching reading in the ARES library for this activity.</w:t>
+            </w:r>
           </w:p>
           <w:p>
             <w:pPr>
               <w:spacing w:after="10" w:before="0"/>
               <w:ind w:left="120"/>
             </w:pPr>
-            <w:r>
-              <w:rPr>
-                <w:rFonts w:ascii="Arial" w:cs="Arial" w:eastAsia="Arial" w:hAnsi="Arial"/>
-                <w:color w:val="595959"/>
-                <w:sz w:val="14"/>
-                <w:szCs w:val="14"/>
-              </w:rPr>
-              <w:t xml:space="preserve">Source: CK-12</w:t>
-            </w:r>
-          </w:p>
-          <w:p>
-            <w:pPr>
-              <w:spacing w:after="10" w:before="0"/>
-              <w:ind w:left="120"/>
-            </w:pPr>
-            <w:hyperlink w:history="1" r:id="rIdvg7adyfjdx8e4jjijdbcl">
+            <w:hyperlink w:history="1" r:id="rIddezeqom6hsxfkz67bnkby">
               <w:r>
                 <w:rPr>
                   <w:rFonts w:ascii="Arial" w:cs="Arial" w:eastAsia="Arial" w:hAnsi="Arial"/>
@@ -10575,9 +10555,24 @@
                   <w:szCs w:val="14"/>
                   <w:u w:val="single" w:color="595959"/>
                 </w:rPr>
-                <w:t xml:space="preserve">🔍 Search ARES for similar readings</w:t>
+                <w:t xml:space="preserve">🔍 Search ARES for readings</w:t>
               </w:r>
             </w:hyperlink>
+          </w:p>
+          <w:p>
+            <w:pPr>
+              <w:spacing w:after="10" w:before="0"/>
+              <w:ind w:left="120"/>
+            </w:pPr>
+            <w:r>
+              <w:rPr>
+                <w:rFonts w:ascii="Arial" w:cs="Arial" w:eastAsia="Arial" w:hAnsi="Arial"/>
+                <w:color w:val="595959"/>
+                <w:sz w:val="14"/>
+                <w:szCs w:val="14"/>
+              </w:rPr>
+              <w:t xml:space="preserve">Search terms: electronics intrinsic semiconductor energy</w:t>
+            </w:r>
           </w:p>
         </w:tc>
         <w:tc>
@@ -12053,7 +12048,7 @@
             <w:pPr>
               <w:spacing w:after="20" w:before="0"/>
             </w:pPr>
-            <w:hyperlink w:history="1" r:id="rIdaxyinfq6lnvx3s7g5oe9e">
+            <w:hyperlink w:history="1" r:id="rIdodmuw0kwec125e2n0xjrt">
               <w:r>
                 <w:rPr>
                   <w:rFonts w:ascii="Arial" w:cs="Arial" w:eastAsia="Arial" w:hAnsi="Arial"/>
@@ -12062,7 +12057,7 @@
                   <w:szCs w:val="16"/>
                   <w:u w:val="single" w:color="2E75B6"/>
                 </w:rPr>
-                <w:t xml:space="preserve">The periodic table - classification of elements</w:t>
+                <w:t xml:space="preserve">05 Doping A Semiconductor</w:t>
               </w:r>
             </w:hyperlink>
           </w:p>
@@ -12078,7 +12073,7 @@
                 <w:sz w:val="14"/>
                 <w:szCs w:val="14"/>
               </w:rPr>
-              <w:t xml:space="preserve">Source: Khan Academy (English - US curriculum)</w:t>
+              <w:t xml:space="preserve">Source: Seavuria</w:t>
             </w:r>
           </w:p>
           <w:p>
@@ -12086,7 +12081,7 @@
               <w:spacing w:after="10" w:before="0"/>
               <w:ind w:left="120"/>
             </w:pPr>
-            <w:hyperlink w:history="1" r:id="rIdhzkugpzsasgcpdayxnhpu">
+            <w:hyperlink w:history="1" r:id="rIdfnqsttq8p0funtcmhucza">
               <w:r>
                 <w:rPr>
                   <w:rFonts w:ascii="Arial" w:cs="Arial" w:eastAsia="Arial" w:hAnsi="Arial"/>
@@ -12131,7 +12126,7 @@
             <w:pPr>
               <w:spacing w:after="20" w:before="0"/>
             </w:pPr>
-            <w:hyperlink w:history="1" r:id="rId6t3gs8vqpq-bszevau1u3">
+            <w:hyperlink w:history="1" r:id="rIdn0ives3hv5dg98r6aqeva">
               <w:r>
                 <w:rPr>
                   <w:rFonts w:ascii="Arial" w:cs="Arial" w:eastAsia="Arial" w:hAnsi="Arial"/>
@@ -12140,7 +12135,7 @@
                   <w:szCs w:val="16"/>
                   <w:u w:val="single" w:color="2E75B6"/>
                 </w:rPr>
-                <w:t xml:space="preserve">Electric Charge and Electric Force (Flexbook)</w:t>
+                <w:t xml:space="preserve">Doping</w:t>
               </w:r>
             </w:hyperlink>
           </w:p>
@@ -12156,7 +12151,7 @@
                 <w:sz w:val="14"/>
                 <w:szCs w:val="14"/>
               </w:rPr>
-              <w:t xml:space="preserve">Source: CK-12</w:t>
+              <w:t xml:space="preserve">Source: PhET</w:t>
             </w:r>
           </w:p>
           <w:p>
@@ -12164,7 +12159,7 @@
               <w:spacing w:after="10" w:before="0"/>
               <w:ind w:left="120"/>
             </w:pPr>
-            <w:hyperlink w:history="1" r:id="rIddw-fcax2yjksqsb5rwbw_">
+            <w:hyperlink w:history="1" r:id="rIdajt06dk4xasia-oh5osxv">
               <w:r>
                 <w:rPr>
                   <w:rFonts w:ascii="Arial" w:cs="Arial" w:eastAsia="Arial" w:hAnsi="Arial"/>
@@ -12359,7 +12354,7 @@
             <w:pPr>
               <w:spacing w:after="20" w:before="0"/>
             </w:pPr>
-            <w:hyperlink w:history="1" r:id="rIdyoeada_nxuwb3kw6b983j">
+            <w:hyperlink w:history="1" r:id="rIdfsrrqtus6eclkdxutez8q">
               <w:r>
                 <w:rPr>
                   <w:rFonts w:ascii="Arial" w:cs="Arial" w:eastAsia="Arial" w:hAnsi="Arial"/>
@@ -12368,7 +12363,7 @@
                   <w:szCs w:val="16"/>
                   <w:u w:val="single" w:color="2E75B6"/>
                 </w:rPr>
-                <w:t xml:space="preserve">The periodic table - classification of elements</w:t>
+                <w:t xml:space="preserve">05 Doping A Semiconductor</w:t>
               </w:r>
             </w:hyperlink>
           </w:p>
@@ -12384,7 +12379,7 @@
                 <w:sz w:val="14"/>
                 <w:szCs w:val="14"/>
               </w:rPr>
-              <w:t xml:space="preserve">Source: Khan Academy (English - US curriculum)</w:t>
+              <w:t xml:space="preserve">Source: Seavuria</w:t>
             </w:r>
           </w:p>
           <w:p>
@@ -12392,7 +12387,7 @@
               <w:spacing w:after="10" w:before="0"/>
               <w:ind w:left="120"/>
             </w:pPr>
-            <w:hyperlink w:history="1" r:id="rId0yaqgvirn6k3kr-qsopkq">
+            <w:hyperlink w:history="1" r:id="rIduspkfk59e0izsmfjbc68x">
               <w:r>
                 <w:rPr>
                   <w:rFonts w:ascii="Arial" w:cs="Arial" w:eastAsia="Arial" w:hAnsi="Arial"/>
@@ -12437,7 +12432,7 @@
             <w:pPr>
               <w:spacing w:after="20" w:before="0"/>
             </w:pPr>
-            <w:hyperlink w:history="1" r:id="rId9bvf-nytcul8_u9m8kh5v">
+            <w:hyperlink w:history="1" r:id="rIdyr_asgfqwriivyw5jt0cd">
               <w:r>
                 <w:rPr>
                   <w:rFonts w:ascii="Arial" w:cs="Arial" w:eastAsia="Arial" w:hAnsi="Arial"/>
@@ -12446,7 +12441,7 @@
                   <w:szCs w:val="16"/>
                   <w:u w:val="single" w:color="2E75B6"/>
                 </w:rPr>
-                <w:t xml:space="preserve">Electric Charge and Electric Force (Flexbook)</w:t>
+                <w:t xml:space="preserve">Doping</w:t>
               </w:r>
             </w:hyperlink>
           </w:p>
@@ -12462,7 +12457,7 @@
                 <w:sz w:val="14"/>
                 <w:szCs w:val="14"/>
               </w:rPr>
-              <w:t xml:space="preserve">Source: CK-12</w:t>
+              <w:t xml:space="preserve">Source: PhET</w:t>
             </w:r>
           </w:p>
           <w:p>
@@ -12470,7 +12465,7 @@
               <w:spacing w:after="10" w:before="0"/>
               <w:ind w:left="120"/>
             </w:pPr>
-            <w:hyperlink w:history="1" r:id="rIdujurrt7rn-xhq-xvlqmzb">
+            <w:hyperlink w:history="1" r:id="rIdvykvduaqcqi1pft668gj7">
               <w:r>
                 <w:rPr>
                   <w:rFonts w:ascii="Arial" w:cs="Arial" w:eastAsia="Arial" w:hAnsi="Arial"/>
@@ -12665,7 +12660,7 @@
             <w:pPr>
               <w:spacing w:after="20" w:before="0"/>
             </w:pPr>
-            <w:hyperlink w:history="1" r:id="rIdinu6i2oll2_5bmmhwoz3s">
+            <w:hyperlink w:history="1" r:id="rIdvz74v0ye_rfttdhg_i0wf">
               <w:r>
                 <w:rPr>
                   <w:rFonts w:ascii="Arial" w:cs="Arial" w:eastAsia="Arial" w:hAnsi="Arial"/>
@@ -12674,7 +12669,7 @@
                   <w:szCs w:val="16"/>
                   <w:u w:val="single" w:color="2E75B6"/>
                 </w:rPr>
-                <w:t xml:space="preserve">The periodic table - classification of elements</w:t>
+                <w:t xml:space="preserve">05 Doping A Semiconductor</w:t>
               </w:r>
             </w:hyperlink>
           </w:p>
@@ -12690,7 +12685,7 @@
                 <w:sz w:val="14"/>
                 <w:szCs w:val="14"/>
               </w:rPr>
-              <w:t xml:space="preserve">Source: Khan Academy (English - US curriculum)</w:t>
+              <w:t xml:space="preserve">Source: Seavuria</w:t>
             </w:r>
           </w:p>
           <w:p>
@@ -12698,7 +12693,7 @@
               <w:spacing w:after="10" w:before="0"/>
               <w:ind w:left="120"/>
             </w:pPr>
-            <w:hyperlink w:history="1" r:id="rIdk5rnrm5jkppekwutwucaz">
+            <w:hyperlink w:history="1" r:id="rIde-hgyk_un0ygd9itjgilv">
               <w:r>
                 <w:rPr>
                   <w:rFonts w:ascii="Arial" w:cs="Arial" w:eastAsia="Arial" w:hAnsi="Arial"/>
@@ -12743,7 +12738,7 @@
             <w:pPr>
               <w:spacing w:after="20" w:before="0"/>
             </w:pPr>
-            <w:hyperlink w:history="1" r:id="rIdwicepnvhviotklypmi5al">
+            <w:hyperlink w:history="1" r:id="rIdvbur13woscyhniwy-eqay">
               <w:r>
                 <w:rPr>
                   <w:rFonts w:ascii="Arial" w:cs="Arial" w:eastAsia="Arial" w:hAnsi="Arial"/>
@@ -12752,7 +12747,7 @@
                   <w:szCs w:val="16"/>
                   <w:u w:val="single" w:color="2E75B6"/>
                 </w:rPr>
-                <w:t xml:space="preserve">Electric Charge and Electric Force (Flexbook)</w:t>
+                <w:t xml:space="preserve">Doping</w:t>
               </w:r>
             </w:hyperlink>
           </w:p>
@@ -12768,7 +12763,7 @@
                 <w:sz w:val="14"/>
                 <w:szCs w:val="14"/>
               </w:rPr>
-              <w:t xml:space="preserve">Source: CK-12</w:t>
+              <w:t xml:space="preserve">Source: PhET</w:t>
             </w:r>
           </w:p>
           <w:p>
@@ -12776,7 +12771,7 @@
               <w:spacing w:after="10" w:before="0"/>
               <w:ind w:left="120"/>
             </w:pPr>
-            <w:hyperlink w:history="1" r:id="rIdyxiw0acmsus1wkdgjo6ij">
+            <w:hyperlink w:history="1" r:id="rIdrbnmrgpjo8bpaw0m0bggz">
               <w:r>
                 <w:rPr>
                   <w:rFonts w:ascii="Arial" w:cs="Arial" w:eastAsia="Arial" w:hAnsi="Arial"/>
@@ -12971,7 +12966,7 @@
             <w:pPr>
               <w:spacing w:after="20" w:before="0"/>
             </w:pPr>
-            <w:hyperlink w:history="1" r:id="rIdmozonhrbr45dc993cerdw">
+            <w:hyperlink w:history="1" r:id="rIdgupmrgnjyiipgtpjudhvl">
               <w:r>
                 <w:rPr>
                   <w:rFonts w:ascii="Arial" w:cs="Arial" w:eastAsia="Arial" w:hAnsi="Arial"/>
@@ -12980,7 +12975,7 @@
                   <w:szCs w:val="16"/>
                   <w:u w:val="single" w:color="2E75B6"/>
                 </w:rPr>
-                <w:t xml:space="preserve">The periodic table - classification of elements</w:t>
+                <w:t xml:space="preserve">05 Doping A Semiconductor</w:t>
               </w:r>
             </w:hyperlink>
           </w:p>
@@ -12996,7 +12991,7 @@
                 <w:sz w:val="14"/>
                 <w:szCs w:val="14"/>
               </w:rPr>
-              <w:t xml:space="preserve">Source: Khan Academy (English - US curriculum)</w:t>
+              <w:t xml:space="preserve">Source: Seavuria</w:t>
             </w:r>
           </w:p>
           <w:p>
@@ -13004,7 +12999,7 @@
               <w:spacing w:after="10" w:before="0"/>
               <w:ind w:left="120"/>
             </w:pPr>
-            <w:hyperlink w:history="1" r:id="rIdgziw9alvj86vc54ut-lcx">
+            <w:hyperlink w:history="1" r:id="rId2cpo4urvlozde-xqxeddj">
               <w:r>
                 <w:rPr>
                   <w:rFonts w:ascii="Arial" w:cs="Arial" w:eastAsia="Arial" w:hAnsi="Arial"/>
@@ -13049,7 +13044,7 @@
             <w:pPr>
               <w:spacing w:after="20" w:before="0"/>
             </w:pPr>
-            <w:hyperlink w:history="1" r:id="rIdh1soggs90ipfyubvi6kvb">
+            <w:hyperlink w:history="1" r:id="rIdcjha7lqtlhw1e6qrxi4i7">
               <w:r>
                 <w:rPr>
                   <w:rFonts w:ascii="Arial" w:cs="Arial" w:eastAsia="Arial" w:hAnsi="Arial"/>
@@ -13058,7 +13053,7 @@
                   <w:szCs w:val="16"/>
                   <w:u w:val="single" w:color="2E75B6"/>
                 </w:rPr>
-                <w:t xml:space="preserve">Electric Charge and Electric Force (Flexbook)</w:t>
+                <w:t xml:space="preserve">Doping</w:t>
               </w:r>
             </w:hyperlink>
           </w:p>
@@ -13074,7 +13069,7 @@
                 <w:sz w:val="14"/>
                 <w:szCs w:val="14"/>
               </w:rPr>
-              <w:t xml:space="preserve">Source: CK-12</w:t>
+              <w:t xml:space="preserve">Source: PhET</w:t>
             </w:r>
           </w:p>
           <w:p>
@@ -13082,7 +13077,7 @@
               <w:spacing w:after="10" w:before="0"/>
               <w:ind w:left="120"/>
             </w:pPr>
-            <w:hyperlink w:history="1" r:id="rIdlebond3-gsgwis7ztw1up">
+            <w:hyperlink w:history="1" r:id="rIdxchlivtbjsllfu6k8uipd">
               <w:r>
                 <w:rPr>
                   <w:rFonts w:ascii="Arial" w:cs="Arial" w:eastAsia="Arial" w:hAnsi="Arial"/>
@@ -13277,7 +13272,7 @@
             <w:pPr>
               <w:spacing w:after="20" w:before="0"/>
             </w:pPr>
-            <w:hyperlink w:history="1" r:id="rIdfthcjldmf9lzdzga-e-px">
+            <w:hyperlink w:history="1" r:id="rIdnxp5fbuhekn2t2qbbabe8">
               <w:r>
                 <w:rPr>
                   <w:rFonts w:ascii="Arial" w:cs="Arial" w:eastAsia="Arial" w:hAnsi="Arial"/>
@@ -13286,7 +13281,7 @@
                   <w:szCs w:val="16"/>
                   <w:u w:val="single" w:color="2E75B6"/>
                 </w:rPr>
-                <w:t xml:space="preserve">The periodic table - classification of elements</w:t>
+                <w:t xml:space="preserve">05 Doping A Semiconductor</w:t>
               </w:r>
             </w:hyperlink>
           </w:p>
@@ -13302,7 +13297,7 @@
                 <w:sz w:val="14"/>
                 <w:szCs w:val="14"/>
               </w:rPr>
-              <w:t xml:space="preserve">Source: Khan Academy (English - US curriculum)</w:t>
+              <w:t xml:space="preserve">Source: Seavuria</w:t>
             </w:r>
           </w:p>
           <w:p>
@@ -13310,7 +13305,7 @@
               <w:spacing w:after="10" w:before="0"/>
               <w:ind w:left="120"/>
             </w:pPr>
-            <w:hyperlink w:history="1" r:id="rIdi6gc4atgyyjppam6ct4zi">
+            <w:hyperlink w:history="1" r:id="rIdeaqaarjkti0w6adhx_smd">
               <w:r>
                 <w:rPr>
                   <w:rFonts w:ascii="Arial" w:cs="Arial" w:eastAsia="Arial" w:hAnsi="Arial"/>
@@ -13355,7 +13350,7 @@
             <w:pPr>
               <w:spacing w:after="20" w:before="0"/>
             </w:pPr>
-            <w:hyperlink w:history="1" r:id="rIdjpv41zriaouisvvaelgje">
+            <w:hyperlink w:history="1" r:id="rIdx8tejsictavyvtfth5k2o">
               <w:r>
                 <w:rPr>
                   <w:rFonts w:ascii="Arial" w:cs="Arial" w:eastAsia="Arial" w:hAnsi="Arial"/>
@@ -13364,7 +13359,7 @@
                   <w:szCs w:val="16"/>
                   <w:u w:val="single" w:color="2E75B6"/>
                 </w:rPr>
-                <w:t xml:space="preserve">Electric Charge and Electric Force (Flexbook)</w:t>
+                <w:t xml:space="preserve">Doping</w:t>
               </w:r>
             </w:hyperlink>
           </w:p>
@@ -13380,7 +13375,7 @@
                 <w:sz w:val="14"/>
                 <w:szCs w:val="14"/>
               </w:rPr>
-              <w:t xml:space="preserve">Source: CK-12</w:t>
+              <w:t xml:space="preserve">Source: PhET</w:t>
             </w:r>
           </w:p>
           <w:p>
@@ -13388,7 +13383,7 @@
               <w:spacing w:after="10" w:before="0"/>
               <w:ind w:left="120"/>
             </w:pPr>
-            <w:hyperlink w:history="1" r:id="rIdnnykfixztgqi4tk9rlyif">
+            <w:hyperlink w:history="1" r:id="rIdcmb9hauzxcolsulfk4wsy">
               <w:r>
                 <w:rPr>
                   <w:rFonts w:ascii="Arial" w:cs="Arial" w:eastAsia="Arial" w:hAnsi="Arial"/>
@@ -14875,7 +14870,7 @@
             <w:pPr>
               <w:spacing w:after="20" w:before="0"/>
             </w:pPr>
-            <w:hyperlink w:history="1" r:id="rId5dbiuooavxsf457p0evby">
+            <w:hyperlink w:history="1" r:id="rIdweknxrl5jxsdwumfkwnpv">
               <w:r>
                 <w:rPr>
                   <w:rFonts w:ascii="Arial" w:cs="Arial" w:eastAsia="Arial" w:hAnsi="Arial"/>
@@ -14884,7 +14879,7 @@
                   <w:szCs w:val="16"/>
                   <w:u w:val="single" w:color="2E75B6"/>
                 </w:rPr>
-                <w:t xml:space="preserve">The periodic table - classification of elements</w:t>
+                <w:t xml:space="preserve">05 Doping A Semiconductor</w:t>
               </w:r>
             </w:hyperlink>
           </w:p>
@@ -14900,7 +14895,7 @@
                 <w:sz w:val="14"/>
                 <w:szCs w:val="14"/>
               </w:rPr>
-              <w:t xml:space="preserve">Source: Khan Academy (English - US curriculum)</w:t>
+              <w:t xml:space="preserve">Source: Seavuria</w:t>
             </w:r>
           </w:p>
           <w:p>
@@ -14908,7 +14903,7 @@
               <w:spacing w:after="10" w:before="0"/>
               <w:ind w:left="120"/>
             </w:pPr>
-            <w:hyperlink w:history="1" r:id="rIdhr65fs50ner9o19_g_s5c">
+            <w:hyperlink w:history="1" r:id="rIdvjrafvfogsjii58wqtwrv">
               <w:r>
                 <w:rPr>
                   <w:rFonts w:ascii="Arial" w:cs="Arial" w:eastAsia="Arial" w:hAnsi="Arial"/>
@@ -14953,7 +14948,7 @@
             <w:pPr>
               <w:spacing w:after="20" w:before="0"/>
             </w:pPr>
-            <w:hyperlink w:history="1" r:id="rIdfbqu31zqqzy-fx5qbnnks">
+            <w:hyperlink w:history="1" r:id="rIdlymj3pat_vgurb-5ltwas">
               <w:r>
                 <w:rPr>
                   <w:rFonts w:ascii="Arial" w:cs="Arial" w:eastAsia="Arial" w:hAnsi="Arial"/>
@@ -14962,7 +14957,7 @@
                   <w:szCs w:val="16"/>
                   <w:u w:val="single" w:color="2E75B6"/>
                 </w:rPr>
-                <w:t xml:space="preserve">Pressure versus Temperature (PLIX)</w:t>
+                <w:t xml:space="preserve">Semiconductors</w:t>
               </w:r>
             </w:hyperlink>
           </w:p>
@@ -14978,7 +14973,7 @@
                 <w:sz w:val="14"/>
                 <w:szCs w:val="14"/>
               </w:rPr>
-              <w:t xml:space="preserve">Source: CK-12</w:t>
+              <w:t xml:space="preserve">Source: PhET</w:t>
             </w:r>
           </w:p>
           <w:p>
@@ -14986,7 +14981,7 @@
               <w:spacing w:after="10" w:before="0"/>
               <w:ind w:left="120"/>
             </w:pPr>
-            <w:hyperlink w:history="1" r:id="rId6ko-l8xzy5k0ehkucebgr">
+            <w:hyperlink w:history="1" r:id="rIda0oxdp5upd1gelgipjcsm">
               <w:r>
                 <w:rPr>
                   <w:rFonts w:ascii="Arial" w:cs="Arial" w:eastAsia="Arial" w:hAnsi="Arial"/>
@@ -15181,7 +15176,7 @@
             <w:pPr>
               <w:spacing w:after="20" w:before="0"/>
             </w:pPr>
-            <w:hyperlink w:history="1" r:id="rIdhrw241igs_7ob5k_ieptu">
+            <w:hyperlink w:history="1" r:id="rIdzexgkww09qchglsac-6py">
               <w:r>
                 <w:rPr>
                   <w:rFonts w:ascii="Arial" w:cs="Arial" w:eastAsia="Arial" w:hAnsi="Arial"/>
@@ -15190,7 +15185,7 @@
                   <w:szCs w:val="16"/>
                   <w:u w:val="single" w:color="2E75B6"/>
                 </w:rPr>
-                <w:t xml:space="preserve">The periodic table - classification of elements</w:t>
+                <w:t xml:space="preserve">05 Doping A Semiconductor</w:t>
               </w:r>
             </w:hyperlink>
           </w:p>
@@ -15206,7 +15201,7 @@
                 <w:sz w:val="14"/>
                 <w:szCs w:val="14"/>
               </w:rPr>
-              <w:t xml:space="preserve">Source: Khan Academy (English - US curriculum)</w:t>
+              <w:t xml:space="preserve">Source: Seavuria</w:t>
             </w:r>
           </w:p>
           <w:p>
@@ -15214,7 +15209,7 @@
               <w:spacing w:after="10" w:before="0"/>
               <w:ind w:left="120"/>
             </w:pPr>
-            <w:hyperlink w:history="1" r:id="rId8q3gsaxm5t776q_rwkpb6">
+            <w:hyperlink w:history="1" r:id="rIdtknr4acgmpvt8bljicdek">
               <w:r>
                 <w:rPr>
                   <w:rFonts w:ascii="Arial" w:cs="Arial" w:eastAsia="Arial" w:hAnsi="Arial"/>
@@ -15259,7 +15254,7 @@
             <w:pPr>
               <w:spacing w:after="20" w:before="0"/>
             </w:pPr>
-            <w:hyperlink w:history="1" r:id="rIdvribqr0syhrttpmkhbwa5">
+            <w:hyperlink w:history="1" r:id="rIdhafwlmhedt4sizr820ajb">
               <w:r>
                 <w:rPr>
                   <w:rFonts w:ascii="Arial" w:cs="Arial" w:eastAsia="Arial" w:hAnsi="Arial"/>
@@ -15268,7 +15263,7 @@
                   <w:szCs w:val="16"/>
                   <w:u w:val="single" w:color="2E75B6"/>
                 </w:rPr>
-                <w:t xml:space="preserve">Pressure versus Temperature (PLIX)</w:t>
+                <w:t xml:space="preserve">Semiconductor</w:t>
               </w:r>
             </w:hyperlink>
           </w:p>
@@ -15284,7 +15279,7 @@
                 <w:sz w:val="14"/>
                 <w:szCs w:val="14"/>
               </w:rPr>
-              <w:t xml:space="preserve">Source: CK-12</w:t>
+              <w:t xml:space="preserve">Source: PhET</w:t>
             </w:r>
           </w:p>
           <w:p>
@@ -15292,7 +15287,7 @@
               <w:spacing w:after="10" w:before="0"/>
               <w:ind w:left="120"/>
             </w:pPr>
-            <w:hyperlink w:history="1" r:id="rIdg7uxiewyursre4s4vy0ky">
+            <w:hyperlink w:history="1" r:id="rId_4zq0dutrynfppntmeyqr">
               <w:r>
                 <w:rPr>
                   <w:rFonts w:ascii="Arial" w:cs="Arial" w:eastAsia="Arial" w:hAnsi="Arial"/>
@@ -15487,7 +15482,7 @@
             <w:pPr>
               <w:spacing w:after="20" w:before="0"/>
             </w:pPr>
-            <w:hyperlink w:history="1" r:id="rIdkpt5gsjqxw87p0ro5sob_">
+            <w:hyperlink w:history="1" r:id="rIdfcfa9o8nlgeasv5fvs9jf">
               <w:r>
                 <w:rPr>
                   <w:rFonts w:ascii="Arial" w:cs="Arial" w:eastAsia="Arial" w:hAnsi="Arial"/>
@@ -15496,7 +15491,7 @@
                   <w:szCs w:val="16"/>
                   <w:u w:val="single" w:color="2E75B6"/>
                 </w:rPr>
-                <w:t xml:space="preserve">The periodic table - classification of elements</w:t>
+                <w:t xml:space="preserve">05 Doping A Semiconductor</w:t>
               </w:r>
             </w:hyperlink>
           </w:p>
@@ -15512,7 +15507,7 @@
                 <w:sz w:val="14"/>
                 <w:szCs w:val="14"/>
               </w:rPr>
-              <w:t xml:space="preserve">Source: Khan Academy (English - US curriculum)</w:t>
+              <w:t xml:space="preserve">Source: Seavuria</w:t>
             </w:r>
           </w:p>
           <w:p>
@@ -15520,7 +15515,7 @@
               <w:spacing w:after="10" w:before="0"/>
               <w:ind w:left="120"/>
             </w:pPr>
-            <w:hyperlink w:history="1" r:id="rIdhf8nc4vmfkq4su0qguuo2">
+            <w:hyperlink w:history="1" r:id="rIdmqunrfcz5iyswxlntt-hn">
               <w:r>
                 <w:rPr>
                   <w:rFonts w:ascii="Arial" w:cs="Arial" w:eastAsia="Arial" w:hAnsi="Arial"/>
@@ -15565,7 +15560,7 @@
             <w:pPr>
               <w:spacing w:after="20" w:before="0"/>
             </w:pPr>
-            <w:hyperlink w:history="1" r:id="rId6hzj6gbpwpw-qg-nohet7">
+            <w:hyperlink w:history="1" r:id="rId-2q85n77jrui7xnv1njxh">
               <w:r>
                 <w:rPr>
                   <w:rFonts w:ascii="Arial" w:cs="Arial" w:eastAsia="Arial" w:hAnsi="Arial"/>
@@ -15574,7 +15569,7 @@
                   <w:szCs w:val="16"/>
                   <w:u w:val="single" w:color="2E75B6"/>
                 </w:rPr>
-                <w:t xml:space="preserve">Pressure versus Temperature (PLIX)</w:t>
+                <w:t xml:space="preserve">Semiconductors</w:t>
               </w:r>
             </w:hyperlink>
           </w:p>
@@ -15590,7 +15585,7 @@
                 <w:sz w:val="14"/>
                 <w:szCs w:val="14"/>
               </w:rPr>
-              <w:t xml:space="preserve">Source: CK-12</w:t>
+              <w:t xml:space="preserve">Source: PhET</w:t>
             </w:r>
           </w:p>
           <w:p>
@@ -15598,7 +15593,7 @@
               <w:spacing w:after="10" w:before="0"/>
               <w:ind w:left="120"/>
             </w:pPr>
-            <w:hyperlink w:history="1" r:id="rIdud9gosxpc4423ynb8vses">
+            <w:hyperlink w:history="1" r:id="rId-blcnooozple2-7cxnomg">
               <w:r>
                 <w:rPr>
                   <w:rFonts w:ascii="Arial" w:cs="Arial" w:eastAsia="Arial" w:hAnsi="Arial"/>
@@ -15793,7 +15788,7 @@
             <w:pPr>
               <w:spacing w:after="20" w:before="0"/>
             </w:pPr>
-            <w:hyperlink w:history="1" r:id="rIdlgkzolltreldrfb8hwsyw">
+            <w:hyperlink w:history="1" r:id="rIdpi8fghmnkcfqlqw6ae--c">
               <w:r>
                 <w:rPr>
                   <w:rFonts w:ascii="Arial" w:cs="Arial" w:eastAsia="Arial" w:hAnsi="Arial"/>
@@ -15802,7 +15797,7 @@
                   <w:szCs w:val="16"/>
                   <w:u w:val="single" w:color="2E75B6"/>
                 </w:rPr>
-                <w:t xml:space="preserve">The periodic table - classification of elements</w:t>
+                <w:t xml:space="preserve">05 Doping A Semiconductor</w:t>
               </w:r>
             </w:hyperlink>
           </w:p>
@@ -15818,7 +15813,7 @@
                 <w:sz w:val="14"/>
                 <w:szCs w:val="14"/>
               </w:rPr>
-              <w:t xml:space="preserve">Source: Khan Academy (English - US curriculum)</w:t>
+              <w:t xml:space="preserve">Source: Seavuria</w:t>
             </w:r>
           </w:p>
           <w:p>
@@ -15826,7 +15821,7 @@
               <w:spacing w:after="10" w:before="0"/>
               <w:ind w:left="120"/>
             </w:pPr>
-            <w:hyperlink w:history="1" r:id="rIdnvyfbhbmzhevafa7cidjy">
+            <w:hyperlink w:history="1" r:id="rIdhx1gtyl_qbvh3kantrtwb">
               <w:r>
                 <w:rPr>
                   <w:rFonts w:ascii="Arial" w:cs="Arial" w:eastAsia="Arial" w:hAnsi="Arial"/>
@@ -15871,7 +15866,7 @@
             <w:pPr>
               <w:spacing w:after="20" w:before="0"/>
             </w:pPr>
-            <w:hyperlink w:history="1" r:id="rId_a4rta9ljhib2gavbxzyo">
+            <w:hyperlink w:history="1" r:id="rIdnceglxs_2svj8qbvaxfmr">
               <w:r>
                 <w:rPr>
                   <w:rFonts w:ascii="Arial" w:cs="Arial" w:eastAsia="Arial" w:hAnsi="Arial"/>
@@ -15880,7 +15875,7 @@
                   <w:szCs w:val="16"/>
                   <w:u w:val="single" w:color="2E75B6"/>
                 </w:rPr>
-                <w:t xml:space="preserve">Pressure versus Temperature (PLIX)</w:t>
+                <w:t xml:space="preserve">Semiconductors</w:t>
               </w:r>
             </w:hyperlink>
           </w:p>
@@ -15896,7 +15891,7 @@
                 <w:sz w:val="14"/>
                 <w:szCs w:val="14"/>
               </w:rPr>
-              <w:t xml:space="preserve">Source: CK-12</w:t>
+              <w:t xml:space="preserve">Source: PhET</w:t>
             </w:r>
           </w:p>
           <w:p>
@@ -15904,7 +15899,7 @@
               <w:spacing w:after="10" w:before="0"/>
               <w:ind w:left="120"/>
             </w:pPr>
-            <w:hyperlink w:history="1" r:id="rIdrlxwl0oieabc8fn-gur1x">
+            <w:hyperlink w:history="1" r:id="rIdf9tgbfoiafis42wc0jmdt">
               <w:r>
                 <w:rPr>
                   <w:rFonts w:ascii="Arial" w:cs="Arial" w:eastAsia="Arial" w:hAnsi="Arial"/>
@@ -16099,7 +16094,7 @@
             <w:pPr>
               <w:spacing w:after="20" w:before="0"/>
             </w:pPr>
-            <w:hyperlink w:history="1" r:id="rIdquayxvh_n-rp7j7jesjqc">
+            <w:hyperlink w:history="1" r:id="rIdqbjiy3uq0jhirj_hpmbis">
               <w:r>
                 <w:rPr>
                   <w:rFonts w:ascii="Arial" w:cs="Arial" w:eastAsia="Arial" w:hAnsi="Arial"/>
@@ -16108,7 +16103,7 @@
                   <w:szCs w:val="16"/>
                   <w:u w:val="single" w:color="2E75B6"/>
                 </w:rPr>
-                <w:t xml:space="preserve">The periodic table - classification of elements</w:t>
+                <w:t xml:space="preserve">05 Doping A Semiconductor</w:t>
               </w:r>
             </w:hyperlink>
           </w:p>
@@ -16124,7 +16119,7 @@
                 <w:sz w:val="14"/>
                 <w:szCs w:val="14"/>
               </w:rPr>
-              <w:t xml:space="preserve">Source: Khan Academy (English - US curriculum)</w:t>
+              <w:t xml:space="preserve">Source: Seavuria</w:t>
             </w:r>
           </w:p>
           <w:p>
@@ -16132,7 +16127,7 @@
               <w:spacing w:after="10" w:before="0"/>
               <w:ind w:left="120"/>
             </w:pPr>
-            <w:hyperlink w:history="1" r:id="rIdx1zdnzt0-0vgcs0fv8-68">
+            <w:hyperlink w:history="1" r:id="rIdzczuvugzsh0xncml8zaio">
               <w:r>
                 <w:rPr>
                   <w:rFonts w:ascii="Arial" w:cs="Arial" w:eastAsia="Arial" w:hAnsi="Arial"/>
@@ -16177,7 +16172,7 @@
             <w:pPr>
               <w:spacing w:after="20" w:before="0"/>
             </w:pPr>
-            <w:hyperlink w:history="1" r:id="rIdqlsjcjfq2sic_numactjc">
+            <w:hyperlink w:history="1" r:id="rIdxxtje3lkf1h-vzaku999h">
               <w:r>
                 <w:rPr>
                   <w:rFonts w:ascii="Arial" w:cs="Arial" w:eastAsia="Arial" w:hAnsi="Arial"/>
@@ -16186,7 +16181,7 @@
                   <w:szCs w:val="16"/>
                   <w:u w:val="single" w:color="2E75B6"/>
                 </w:rPr>
-                <w:t xml:space="preserve">Pressure versus Temperature (PLIX)</w:t>
+                <w:t xml:space="preserve">Semiconductors</w:t>
               </w:r>
             </w:hyperlink>
           </w:p>
@@ -16202,7 +16197,7 @@
                 <w:sz w:val="14"/>
                 <w:szCs w:val="14"/>
               </w:rPr>
-              <w:t xml:space="preserve">Source: CK-12</w:t>
+              <w:t xml:space="preserve">Source: PhET</w:t>
             </w:r>
           </w:p>
           <w:p>
@@ -16210,7 +16205,7 @@
               <w:spacing w:after="10" w:before="0"/>
               <w:ind w:left="120"/>
             </w:pPr>
-            <w:hyperlink w:history="1" r:id="rId_nmag7u9etpppikgcyfgt">
+            <w:hyperlink w:history="1" r:id="rIduaenzchqrj9wn8fdy2g33">
               <w:r>
                 <w:rPr>
                   <w:rFonts w:ascii="Arial" w:cs="Arial" w:eastAsia="Arial" w:hAnsi="Arial"/>
@@ -17697,7 +17692,7 @@
             <w:pPr>
               <w:spacing w:after="20" w:before="0"/>
             </w:pPr>
-            <w:hyperlink w:history="1" r:id="rIdkumbcdqqykgta7sex7h7o">
+            <w:hyperlink w:history="1" r:id="rIdl3caezl-ij8pl0qbi63rt">
               <w:r>
                 <w:rPr>
                   <w:rFonts w:ascii="Arial" w:cs="Arial" w:eastAsia="Arial" w:hAnsi="Arial"/>
@@ -17706,7 +17701,7 @@
                   <w:szCs w:val="16"/>
                   <w:u w:val="single" w:color="2E75B6"/>
                 </w:rPr>
-                <w:t xml:space="preserve">Threshold 8: The Modern Revolution</w:t>
+                <w:t xml:space="preserve">03 Semiconductors</w:t>
               </w:r>
             </w:hyperlink>
           </w:p>
@@ -17722,7 +17717,7 @@
                 <w:sz w:val="14"/>
                 <w:szCs w:val="14"/>
               </w:rPr>
-              <w:t xml:space="preserve">Source: Khan Academy (English - US curriculum)</w:t>
+              <w:t xml:space="preserve">Source: Seavuria</w:t>
             </w:r>
           </w:p>
           <w:p>
@@ -17730,7 +17725,7 @@
               <w:spacing w:after="10" w:before="0"/>
               <w:ind w:left="120"/>
             </w:pPr>
-            <w:hyperlink w:history="1" r:id="rIdsoauqjtwpopksdckbbd5a">
+            <w:hyperlink w:history="1" r:id="rIdunftjj3ca_kviakpo2san">
               <w:r>
                 <w:rPr>
                   <w:rFonts w:ascii="Arial" w:cs="Arial" w:eastAsia="Arial" w:hAnsi="Arial"/>
@@ -17775,7 +17770,7 @@
             <w:pPr>
               <w:spacing w:after="20" w:before="0"/>
             </w:pPr>
-            <w:hyperlink w:history="1" r:id="rIdqz6sws-fezva2r0ggiqg4">
+            <w:hyperlink w:history="1" r:id="rIdb-knuqmkkffjuohtgh8ee">
               <w:r>
                 <w:rPr>
                   <w:rFonts w:ascii="Arial" w:cs="Arial" w:eastAsia="Arial" w:hAnsi="Arial"/>
@@ -17784,7 +17779,7 @@
                   <w:szCs w:val="16"/>
                   <w:u w:val="single" w:color="2E75B6"/>
                 </w:rPr>
-                <w:t xml:space="preserve">Effect of Pressure (Flexbook)</w:t>
+                <w:t xml:space="preserve">Circuit Construction Kit: DC</w:t>
               </w:r>
             </w:hyperlink>
           </w:p>
@@ -17800,7 +17795,7 @@
                 <w:sz w:val="14"/>
                 <w:szCs w:val="14"/>
               </w:rPr>
-              <w:t xml:space="preserve">Source: CK-12</w:t>
+              <w:t xml:space="preserve">Source: PhET Interactive Simulations (English)</w:t>
             </w:r>
           </w:p>
           <w:p>
@@ -17808,7 +17803,7 @@
               <w:spacing w:after="10" w:before="0"/>
               <w:ind w:left="120"/>
             </w:pPr>
-            <w:hyperlink w:history="1" r:id="rId07zfeog5n_uml3lwzeny8">
+            <w:hyperlink w:history="1" r:id="rIdfyaqsemuzvwz9urjuwfsu">
               <w:r>
                 <w:rPr>
                   <w:rFonts w:ascii="Arial" w:cs="Arial" w:eastAsia="Arial" w:hAnsi="Arial"/>
@@ -18003,7 +17998,7 @@
             <w:pPr>
               <w:spacing w:after="20" w:before="0"/>
             </w:pPr>
-            <w:hyperlink w:history="1" r:id="rId0fddh05ffj84ilkhn95rh">
+            <w:hyperlink w:history="1" r:id="rIdakku00mxqcdy9ldb_cp5p">
               <w:r>
                 <w:rPr>
                   <w:rFonts w:ascii="Arial" w:cs="Arial" w:eastAsia="Arial" w:hAnsi="Arial"/>
@@ -18012,7 +18007,7 @@
                   <w:szCs w:val="16"/>
                   <w:u w:val="single" w:color="2E75B6"/>
                 </w:rPr>
-                <w:t xml:space="preserve">Threshold 8: The Modern Revolution</w:t>
+                <w:t xml:space="preserve">05 Doping A Semiconductor</w:t>
               </w:r>
             </w:hyperlink>
           </w:p>
@@ -18028,7 +18023,7 @@
                 <w:sz w:val="14"/>
                 <w:szCs w:val="14"/>
               </w:rPr>
-              <w:t xml:space="preserve">Source: Khan Academy (English - US curriculum)</w:t>
+              <w:t xml:space="preserve">Source: Seavuria</w:t>
             </w:r>
           </w:p>
           <w:p>
@@ -18036,7 +18031,7 @@
               <w:spacing w:after="10" w:before="0"/>
               <w:ind w:left="120"/>
             </w:pPr>
-            <w:hyperlink w:history="1" r:id="rIdqcemeoc-kjrrgbdcww8fp">
+            <w:hyperlink w:history="1" r:id="rIdfyi-cbdfh2ovgco9wyyhk">
               <w:r>
                 <w:rPr>
                   <w:rFonts w:ascii="Arial" w:cs="Arial" w:eastAsia="Arial" w:hAnsi="Arial"/>
@@ -18081,7 +18076,7 @@
             <w:pPr>
               <w:spacing w:after="20" w:before="0"/>
             </w:pPr>
-            <w:hyperlink w:history="1" r:id="rIdluhvp6msxul4qvblqjyde">
+            <w:hyperlink w:history="1" r:id="rIdud5znjcyvan9nqyadggsq">
               <w:r>
                 <w:rPr>
                   <w:rFonts w:ascii="Arial" w:cs="Arial" w:eastAsia="Arial" w:hAnsi="Arial"/>
@@ -18090,7 +18085,7 @@
                   <w:szCs w:val="16"/>
                   <w:u w:val="single" w:color="2E75B6"/>
                 </w:rPr>
-                <w:t xml:space="preserve">Effect of Pressure (Flexbook)</w:t>
+                <w:t xml:space="preserve">Circuit Construction Kit: DC</w:t>
               </w:r>
             </w:hyperlink>
           </w:p>
@@ -18106,7 +18101,7 @@
                 <w:sz w:val="14"/>
                 <w:szCs w:val="14"/>
               </w:rPr>
-              <w:t xml:space="preserve">Source: CK-12</w:t>
+              <w:t xml:space="preserve">Source: PhET Interactive Simulations (English)</w:t>
             </w:r>
           </w:p>
           <w:p>
@@ -18114,7 +18109,7 @@
               <w:spacing w:after="10" w:before="0"/>
               <w:ind w:left="120"/>
             </w:pPr>
-            <w:hyperlink w:history="1" r:id="rIdxccfoubgccydttm5l_-kk">
+            <w:hyperlink w:history="1" r:id="rIdszkjvny_aznqxx2jpu7fn">
               <w:r>
                 <w:rPr>
                   <w:rFonts w:ascii="Arial" w:cs="Arial" w:eastAsia="Arial" w:hAnsi="Arial"/>
@@ -18309,7 +18304,7 @@
             <w:pPr>
               <w:spacing w:after="20" w:before="0"/>
             </w:pPr>
-            <w:hyperlink w:history="1" r:id="rId9tawssvgzipw8gqwxdzfy">
+            <w:hyperlink w:history="1" r:id="rIddtw4vl46jkkoheao1rijr">
               <w:r>
                 <w:rPr>
                   <w:rFonts w:ascii="Arial" w:cs="Arial" w:eastAsia="Arial" w:hAnsi="Arial"/>
@@ -18318,7 +18313,7 @@
                   <w:szCs w:val="16"/>
                   <w:u w:val="single" w:color="2E75B6"/>
                 </w:rPr>
-                <w:t xml:space="preserve">Threshold 8: The Modern Revolution</w:t>
+                <w:t xml:space="preserve">03 Semiconductors</w:t>
               </w:r>
             </w:hyperlink>
           </w:p>
@@ -18334,7 +18329,7 @@
                 <w:sz w:val="14"/>
                 <w:szCs w:val="14"/>
               </w:rPr>
-              <w:t xml:space="preserve">Source: Khan Academy (English - US curriculum)</w:t>
+              <w:t xml:space="preserve">Source: Seavuria</w:t>
             </w:r>
           </w:p>
           <w:p>
@@ -18342,7 +18337,7 @@
               <w:spacing w:after="10" w:before="0"/>
               <w:ind w:left="120"/>
             </w:pPr>
-            <w:hyperlink w:history="1" r:id="rId9iaysqnq36vtfl4tgjzog">
+            <w:hyperlink w:history="1" r:id="rIdjjjfxfaydngbf08aufvmq">
               <w:r>
                 <w:rPr>
                   <w:rFonts w:ascii="Arial" w:cs="Arial" w:eastAsia="Arial" w:hAnsi="Arial"/>
@@ -18387,7 +18382,7 @@
             <w:pPr>
               <w:spacing w:after="20" w:before="0"/>
             </w:pPr>
-            <w:hyperlink w:history="1" r:id="rIdd2zvt3vyvnolt3iwgeeye">
+            <w:hyperlink w:history="1" r:id="rId1xcj6rlbyqiklyz_32qkm">
               <w:r>
                 <w:rPr>
                   <w:rFonts w:ascii="Arial" w:cs="Arial" w:eastAsia="Arial" w:hAnsi="Arial"/>
@@ -18396,7 +18391,7 @@
                   <w:szCs w:val="16"/>
                   <w:u w:val="single" w:color="2E75B6"/>
                 </w:rPr>
-                <w:t xml:space="preserve">Effect of Pressure (Flexbook)</w:t>
+                <w:t xml:space="preserve">Circuit Construction Kit: DC</w:t>
               </w:r>
             </w:hyperlink>
           </w:p>
@@ -18412,7 +18407,7 @@
                 <w:sz w:val="14"/>
                 <w:szCs w:val="14"/>
               </w:rPr>
-              <w:t xml:space="preserve">Source: CK-12</w:t>
+              <w:t xml:space="preserve">Source: PhET Interactive Simulations (English)</w:t>
             </w:r>
           </w:p>
           <w:p>
@@ -18420,7 +18415,7 @@
               <w:spacing w:after="10" w:before="0"/>
               <w:ind w:left="120"/>
             </w:pPr>
-            <w:hyperlink w:history="1" r:id="rIdd5xiddiay-dadesrwwf4s">
+            <w:hyperlink w:history="1" r:id="rIdgqvd2yincxaenken7jvp8">
               <w:r>
                 <w:rPr>
                   <w:rFonts w:ascii="Arial" w:cs="Arial" w:eastAsia="Arial" w:hAnsi="Arial"/>
@@ -18615,7 +18610,7 @@
             <w:pPr>
               <w:spacing w:after="20" w:before="0"/>
             </w:pPr>
-            <w:hyperlink w:history="1" r:id="rIdht5g3uwpkgwjlob5y5kuh">
+            <w:hyperlink w:history="1" r:id="rIdmimb71k3si0bjiyvxn6pl">
               <w:r>
                 <w:rPr>
                   <w:rFonts w:ascii="Arial" w:cs="Arial" w:eastAsia="Arial" w:hAnsi="Arial"/>
@@ -18624,7 +18619,7 @@
                   <w:szCs w:val="16"/>
                   <w:u w:val="single" w:color="2E75B6"/>
                 </w:rPr>
-                <w:t xml:space="preserve">Threshold 8: The Modern Revolution</w:t>
+                <w:t xml:space="preserve">03 Semiconductors</w:t>
               </w:r>
             </w:hyperlink>
           </w:p>
@@ -18640,7 +18635,7 @@
                 <w:sz w:val="14"/>
                 <w:szCs w:val="14"/>
               </w:rPr>
-              <w:t xml:space="preserve">Source: Khan Academy (English - US curriculum)</w:t>
+              <w:t xml:space="preserve">Source: Seavuria</w:t>
             </w:r>
           </w:p>
           <w:p>
@@ -18648,7 +18643,7 @@
               <w:spacing w:after="10" w:before="0"/>
               <w:ind w:left="120"/>
             </w:pPr>
-            <w:hyperlink w:history="1" r:id="rId3deaso-a8eeqsjtosqe4k">
+            <w:hyperlink w:history="1" r:id="rIdh7s-rkxb1vnbt7pqzxz8g">
               <w:r>
                 <w:rPr>
                   <w:rFonts w:ascii="Arial" w:cs="Arial" w:eastAsia="Arial" w:hAnsi="Arial"/>
@@ -18693,7 +18688,7 @@
             <w:pPr>
               <w:spacing w:after="20" w:before="0"/>
             </w:pPr>
-            <w:hyperlink w:history="1" r:id="rId0i-e4ay9lwyobrwbouk6j">
+            <w:hyperlink w:history="1" r:id="rIdvi2jlk1bhamalkehtrk_1">
               <w:r>
                 <w:rPr>
                   <w:rFonts w:ascii="Arial" w:cs="Arial" w:eastAsia="Arial" w:hAnsi="Arial"/>
@@ -18702,7 +18697,7 @@
                   <w:szCs w:val="16"/>
                   <w:u w:val="single" w:color="2E75B6"/>
                 </w:rPr>
-                <w:t xml:space="preserve">Effect of Pressure (Flexbook)</w:t>
+                <w:t xml:space="preserve">Circuit Construction Kit: DC</w:t>
               </w:r>
             </w:hyperlink>
           </w:p>
@@ -18718,7 +18713,7 @@
                 <w:sz w:val="14"/>
                 <w:szCs w:val="14"/>
               </w:rPr>
-              <w:t xml:space="preserve">Source: CK-12</w:t>
+              <w:t xml:space="preserve">Source: PhET Interactive Simulations (English)</w:t>
             </w:r>
           </w:p>
           <w:p>
@@ -18726,7 +18721,7 @@
               <w:spacing w:after="10" w:before="0"/>
               <w:ind w:left="120"/>
             </w:pPr>
-            <w:hyperlink w:history="1" r:id="rId-8s200tudwmhtltaocbxz">
+            <w:hyperlink w:history="1" r:id="rId4b4b42ed_nxcnxzd_2lgi">
               <w:r>
                 <w:rPr>
                   <w:rFonts w:ascii="Arial" w:cs="Arial" w:eastAsia="Arial" w:hAnsi="Arial"/>
@@ -18921,7 +18916,7 @@
             <w:pPr>
               <w:spacing w:after="20" w:before="0"/>
             </w:pPr>
-            <w:hyperlink w:history="1" r:id="rIdw-ocwzklinoykmnp4zuer">
+            <w:hyperlink w:history="1" r:id="rIdld_4eefpu3c4dncrtr6u2">
               <w:r>
                 <w:rPr>
                   <w:rFonts w:ascii="Arial" w:cs="Arial" w:eastAsia="Arial" w:hAnsi="Arial"/>
@@ -18930,7 +18925,7 @@
                   <w:szCs w:val="16"/>
                   <w:u w:val="single" w:color="2E75B6"/>
                 </w:rPr>
-                <w:t xml:space="preserve">Threshold 8: The Modern Revolution</w:t>
+                <w:t xml:space="preserve">03 Semiconductors</w:t>
               </w:r>
             </w:hyperlink>
           </w:p>
@@ -18946,7 +18941,7 @@
                 <w:sz w:val="14"/>
                 <w:szCs w:val="14"/>
               </w:rPr>
-              <w:t xml:space="preserve">Source: Khan Academy (English - US curriculum)</w:t>
+              <w:t xml:space="preserve">Source: Seavuria</w:t>
             </w:r>
           </w:p>
           <w:p>
@@ -18954,7 +18949,7 @@
               <w:spacing w:after="10" w:before="0"/>
               <w:ind w:left="120"/>
             </w:pPr>
-            <w:hyperlink w:history="1" r:id="rIdf3nixdzxzimajwbjcsexx">
+            <w:hyperlink w:history="1" r:id="rIdkib_odj99lf871kfi3eo3">
               <w:r>
                 <w:rPr>
                   <w:rFonts w:ascii="Arial" w:cs="Arial" w:eastAsia="Arial" w:hAnsi="Arial"/>
@@ -18999,7 +18994,7 @@
             <w:pPr>
               <w:spacing w:after="20" w:before="0"/>
             </w:pPr>
-            <w:hyperlink w:history="1" r:id="rIdoheqywfjtbenthy1tv2nu">
+            <w:hyperlink w:history="1" r:id="rId2ngltygqekoe57o4ke-tc">
               <w:r>
                 <w:rPr>
                   <w:rFonts w:ascii="Arial" w:cs="Arial" w:eastAsia="Arial" w:hAnsi="Arial"/>
@@ -19008,7 +19003,7 @@
                   <w:szCs w:val="16"/>
                   <w:u w:val="single" w:color="2E75B6"/>
                 </w:rPr>
-                <w:t xml:space="preserve">Effect of Pressure (Flexbook)</w:t>
+                <w:t xml:space="preserve">Circuit Construction Kit: DC</w:t>
               </w:r>
             </w:hyperlink>
           </w:p>
@@ -19024,7 +19019,7 @@
                 <w:sz w:val="14"/>
                 <w:szCs w:val="14"/>
               </w:rPr>
-              <w:t xml:space="preserve">Source: CK-12</w:t>
+              <w:t xml:space="preserve">Source: PhET Interactive Simulations (English)</w:t>
             </w:r>
           </w:p>
           <w:p>
@@ -19032,7 +19027,7 @@
               <w:spacing w:after="10" w:before="0"/>
               <w:ind w:left="120"/>
             </w:pPr>
-            <w:hyperlink w:history="1" r:id="rIda22oplg_itwgvu3a2uv0e">
+            <w:hyperlink w:history="1" r:id="rId68fdli4aqe4p9p5e5slj4">
               <w:r>
                 <w:rPr>
                   <w:rFonts w:ascii="Arial" w:cs="Arial" w:eastAsia="Arial" w:hAnsi="Arial"/>
@@ -20519,7 +20514,7 @@
             <w:pPr>
               <w:spacing w:after="20" w:before="0"/>
             </w:pPr>
-            <w:hyperlink w:history="1" r:id="rIdmfd_o9brxxgp58siou9eg">
+            <w:hyperlink w:history="1" r:id="rIdeepdvtn1dnoetm9n7bvi7">
               <w:r>
                 <w:rPr>
                   <w:rFonts w:ascii="Arial" w:cs="Arial" w:eastAsia="Arial" w:hAnsi="Arial"/>
@@ -20528,7 +20523,7 @@
                   <w:szCs w:val="16"/>
                   <w:u w:val="single" w:color="2E75B6"/>
                 </w:rPr>
-                <w:t xml:space="preserve">The periodic table - classification of elements</w:t>
+                <w:t xml:space="preserve">Conductors and insulators</w:t>
               </w:r>
             </w:hyperlink>
           </w:p>
@@ -20552,7 +20547,7 @@
               <w:spacing w:after="10" w:before="0"/>
               <w:ind w:left="120"/>
             </w:pPr>
-            <w:hyperlink w:history="1" r:id="rIdlaqf8wwjzw-x0xcq4aufv">
+            <w:hyperlink w:history="1" r:id="rIdjgl-jjwrk_pwgzpezewwp">
               <w:r>
                 <w:rPr>
                   <w:rFonts w:ascii="Arial" w:cs="Arial" w:eastAsia="Arial" w:hAnsi="Arial"/>
@@ -20590,14 +20585,14 @@
                 <w:sz w:val="16"/>
                 <w:szCs w:val="16"/>
               </w:rPr>
-              <w:t xml:space="preserve">📖 HTML:</w:t>
+              <w:t xml:space="preserve">📖 EXERCISE:</w:t>
             </w:r>
           </w:p>
           <w:p>
             <w:pPr>
               <w:spacing w:after="20" w:before="0"/>
             </w:pPr>
-            <w:hyperlink w:history="1" r:id="rIdux0csscgcjfy6pynqy20r">
+            <w:hyperlink w:history="1" r:id="rIdwdlalcwzbnhqcbwctuvx6">
               <w:r>
                 <w:rPr>
                   <w:rFonts w:ascii="Arial" w:cs="Arial" w:eastAsia="Arial" w:hAnsi="Arial"/>
@@ -20606,7 +20601,7 @@
                   <w:szCs w:val="16"/>
                   <w:u w:val="single" w:color="2E75B6"/>
                 </w:rPr>
-                <w:t xml:space="preserve">Effect of Pressure (Flexbook)</w:t>
+                <w:t xml:space="preserve">Thermal Conductors and Insulators Practice</w:t>
               </w:r>
             </w:hyperlink>
           </w:p>
@@ -20630,7 +20625,7 @@
               <w:spacing w:after="10" w:before="0"/>
               <w:ind w:left="120"/>
             </w:pPr>
-            <w:hyperlink w:history="1" r:id="rIdx4krh548gslprv3em2ung">
+            <w:hyperlink w:history="1" r:id="rIddllvodlvrmeceff7a_tf3">
               <w:r>
                 <w:rPr>
                   <w:rFonts w:ascii="Arial" w:cs="Arial" w:eastAsia="Arial" w:hAnsi="Arial"/>
@@ -20825,7 +20820,7 @@
             <w:pPr>
               <w:spacing w:after="20" w:before="0"/>
             </w:pPr>
-            <w:hyperlink w:history="1" r:id="rIdksgxoyyphqf3o2q2bq0fh">
+            <w:hyperlink w:history="1" r:id="rIdbztwh1syuqneofebfu4d_">
               <w:r>
                 <w:rPr>
                   <w:rFonts w:ascii="Arial" w:cs="Arial" w:eastAsia="Arial" w:hAnsi="Arial"/>
@@ -20834,7 +20829,7 @@
                   <w:szCs w:val="16"/>
                   <w:u w:val="single" w:color="2E75B6"/>
                 </w:rPr>
-                <w:t xml:space="preserve">The periodic table - classification of elements</w:t>
+                <w:t xml:space="preserve">03 Semiconductors</w:t>
               </w:r>
             </w:hyperlink>
           </w:p>
@@ -20850,7 +20845,7 @@
                 <w:sz w:val="14"/>
                 <w:szCs w:val="14"/>
               </w:rPr>
-              <w:t xml:space="preserve">Source: Khan Academy (English - US curriculum)</w:t>
+              <w:t xml:space="preserve">Source: Seavuria</w:t>
             </w:r>
           </w:p>
           <w:p>
@@ -20858,7 +20853,7 @@
               <w:spacing w:after="10" w:before="0"/>
               <w:ind w:left="120"/>
             </w:pPr>
-            <w:hyperlink w:history="1" r:id="rIdjnybazntnnyuk7-charbu">
+            <w:hyperlink w:history="1" r:id="rIdsibarq5ju8nws88t2xgik">
               <w:r>
                 <w:rPr>
                   <w:rFonts w:ascii="Arial" w:cs="Arial" w:eastAsia="Arial" w:hAnsi="Arial"/>
@@ -20903,7 +20898,7 @@
             <w:pPr>
               <w:spacing w:after="20" w:before="0"/>
             </w:pPr>
-            <w:hyperlink w:history="1" r:id="rIdppcwzkca4hbvqfghhybyt">
+            <w:hyperlink w:history="1" r:id="rIdhvlrgb0wacuxzuiqui62h">
               <w:r>
                 <w:rPr>
                   <w:rFonts w:ascii="Arial" w:cs="Arial" w:eastAsia="Arial" w:hAnsi="Arial"/>
@@ -20912,7 +20907,7 @@
                   <w:szCs w:val="16"/>
                   <w:u w:val="single" w:color="2E75B6"/>
                 </w:rPr>
-                <w:t xml:space="preserve">Effect of Pressure (Flexbook)</w:t>
+                <w:t xml:space="preserve">Electric Conductors and Insulators (Flexbook)</w:t>
               </w:r>
             </w:hyperlink>
           </w:p>
@@ -20936,7 +20931,7 @@
               <w:spacing w:after="10" w:before="0"/>
               <w:ind w:left="120"/>
             </w:pPr>
-            <w:hyperlink w:history="1" r:id="rId3zkubev3kswoqer7yrumw">
+            <w:hyperlink w:history="1" r:id="rIdhlw4ltzn1ysuodppfinlq">
               <w:r>
                 <w:rPr>
                   <w:rFonts w:ascii="Arial" w:cs="Arial" w:eastAsia="Arial" w:hAnsi="Arial"/>
@@ -21131,7 +21126,7 @@
             <w:pPr>
               <w:spacing w:after="20" w:before="0"/>
             </w:pPr>
-            <w:hyperlink w:history="1" r:id="rIdrjmkvpajib8c5kunufuyj">
+            <w:hyperlink w:history="1" r:id="rIdjphi6wkocrepjpl4tl5t5">
               <w:r>
                 <w:rPr>
                   <w:rFonts w:ascii="Arial" w:cs="Arial" w:eastAsia="Arial" w:hAnsi="Arial"/>
@@ -21140,7 +21135,7 @@
                   <w:szCs w:val="16"/>
                   <w:u w:val="single" w:color="2E75B6"/>
                 </w:rPr>
-                <w:t xml:space="preserve">The periodic table - classification of elements</w:t>
+                <w:t xml:space="preserve">02 Conductors Insulators And Semi Conductors</w:t>
               </w:r>
             </w:hyperlink>
           </w:p>
@@ -21156,7 +21151,7 @@
                 <w:sz w:val="14"/>
                 <w:szCs w:val="14"/>
               </w:rPr>
-              <w:t xml:space="preserve">Source: Khan Academy (English - US curriculum)</w:t>
+              <w:t xml:space="preserve">Source: Seavuria</w:t>
             </w:r>
           </w:p>
           <w:p>
@@ -21164,7 +21159,7 @@
               <w:spacing w:after="10" w:before="0"/>
               <w:ind w:left="120"/>
             </w:pPr>
-            <w:hyperlink w:history="1" r:id="rIdtfvogrimdaxgmvtyriqxw">
+            <w:hyperlink w:history="1" r:id="rIdt_vewzrftwpl1hnik-vaf">
               <w:r>
                 <w:rPr>
                   <w:rFonts w:ascii="Arial" w:cs="Arial" w:eastAsia="Arial" w:hAnsi="Arial"/>
@@ -21202,14 +21197,14 @@
                 <w:sz w:val="16"/>
                 <w:szCs w:val="16"/>
               </w:rPr>
-              <w:t xml:space="preserve">📖 HTML:</w:t>
+              <w:t xml:space="preserve">📖 EXERCISE:</w:t>
             </w:r>
           </w:p>
           <w:p>
             <w:pPr>
               <w:spacing w:after="20" w:before="0"/>
             </w:pPr>
-            <w:hyperlink w:history="1" r:id="rIddedhqwch0q-l4zvbqtjkb">
+            <w:hyperlink w:history="1" r:id="rIda2his7mkgr9f04d9is70z">
               <w:r>
                 <w:rPr>
                   <w:rFonts w:ascii="Arial" w:cs="Arial" w:eastAsia="Arial" w:hAnsi="Arial"/>
@@ -21218,7 +21213,7 @@
                   <w:szCs w:val="16"/>
                   <w:u w:val="single" w:color="2E75B6"/>
                 </w:rPr>
-                <w:t xml:space="preserve">Effect of Pressure (Flexbook)</w:t>
+                <w:t xml:space="preserve">Electric Conductors and Insulators Practice</w:t>
               </w:r>
             </w:hyperlink>
           </w:p>
@@ -21242,7 +21237,7 @@
               <w:spacing w:after="10" w:before="0"/>
               <w:ind w:left="120"/>
             </w:pPr>
-            <w:hyperlink w:history="1" r:id="rIdz9tzcooomdswxkpymufkv">
+            <w:hyperlink w:history="1" r:id="rIdgyhnb_xeijyje7c84bgn3">
               <w:r>
                 <w:rPr>
                   <w:rFonts w:ascii="Arial" w:cs="Arial" w:eastAsia="Arial" w:hAnsi="Arial"/>
@@ -21437,7 +21432,7 @@
             <w:pPr>
               <w:spacing w:after="20" w:before="0"/>
             </w:pPr>
-            <w:hyperlink w:history="1" r:id="rIdmcid9yxkcddyeoytmzhxb">
+            <w:hyperlink w:history="1" r:id="rIdsnduobo5s9wjsyvcfjqo_">
               <w:r>
                 <w:rPr>
                   <w:rFonts w:ascii="Arial" w:cs="Arial" w:eastAsia="Arial" w:hAnsi="Arial"/>
@@ -21446,7 +21441,7 @@
                   <w:szCs w:val="16"/>
                   <w:u w:val="single" w:color="2E75B6"/>
                 </w:rPr>
-                <w:t xml:space="preserve">The periodic table - classification of elements</w:t>
+                <w:t xml:space="preserve">07 Conductors And Insulators</w:t>
               </w:r>
             </w:hyperlink>
           </w:p>
@@ -21462,7 +21457,7 @@
                 <w:sz w:val="14"/>
                 <w:szCs w:val="14"/>
               </w:rPr>
-              <w:t xml:space="preserve">Source: Khan Academy (English - US curriculum)</w:t>
+              <w:t xml:space="preserve">Source: Seavuria</w:t>
             </w:r>
           </w:p>
           <w:p>
@@ -21470,7 +21465,7 @@
               <w:spacing w:after="10" w:before="0"/>
               <w:ind w:left="120"/>
             </w:pPr>
-            <w:hyperlink w:history="1" r:id="rIddkss6iokp5h2h6kpu9qql">
+            <w:hyperlink w:history="1" r:id="rId0jamlx5imnrpfjnzaganm">
               <w:r>
                 <w:rPr>
                   <w:rFonts w:ascii="Arial" w:cs="Arial" w:eastAsia="Arial" w:hAnsi="Arial"/>
@@ -21515,7 +21510,7 @@
             <w:pPr>
               <w:spacing w:after="20" w:before="0"/>
             </w:pPr>
-            <w:hyperlink w:history="1" r:id="rIdhgaenpdw1wuisszc_qefb">
+            <w:hyperlink w:history="1" r:id="rId38icmu03kg5aeimacp86c">
               <w:r>
                 <w:rPr>
                   <w:rFonts w:ascii="Arial" w:cs="Arial" w:eastAsia="Arial" w:hAnsi="Arial"/>
@@ -21524,7 +21519,7 @@
                   <w:szCs w:val="16"/>
                   <w:u w:val="single" w:color="2E75B6"/>
                 </w:rPr>
-                <w:t xml:space="preserve">Effect of Pressure (Flexbook)</w:t>
+                <w:t xml:space="preserve">Circuit Construction Kit: DC</w:t>
               </w:r>
             </w:hyperlink>
           </w:p>
@@ -21540,7 +21535,7 @@
                 <w:sz w:val="14"/>
                 <w:szCs w:val="14"/>
               </w:rPr>
-              <w:t xml:space="preserve">Source: CK-12</w:t>
+              <w:t xml:space="preserve">Source: PhET Interactive Simulations (English)</w:t>
             </w:r>
           </w:p>
           <w:p>
@@ -21548,7 +21543,7 @@
               <w:spacing w:after="10" w:before="0"/>
               <w:ind w:left="120"/>
             </w:pPr>
-            <w:hyperlink w:history="1" r:id="rIdzg9b1dgy3npqu7nej93r4">
+            <w:hyperlink w:history="1" r:id="rIdu5enhhd1ypbunnqdd1mmg">
               <w:r>
                 <w:rPr>
                   <w:rFonts w:ascii="Arial" w:cs="Arial" w:eastAsia="Arial" w:hAnsi="Arial"/>
@@ -21743,7 +21738,7 @@
             <w:pPr>
               <w:spacing w:after="20" w:before="0"/>
             </w:pPr>
-            <w:hyperlink w:history="1" r:id="rIdoie1wwxqmytsuh-vxsgcj">
+            <w:hyperlink w:history="1" r:id="rIdifdmbq-d4wvqgot3eird2">
               <w:r>
                 <w:rPr>
                   <w:rFonts w:ascii="Arial" w:cs="Arial" w:eastAsia="Arial" w:hAnsi="Arial"/>
@@ -21752,7 +21747,7 @@
                   <w:szCs w:val="16"/>
                   <w:u w:val="single" w:color="2E75B6"/>
                 </w:rPr>
-                <w:t xml:space="preserve">The periodic table - classification of elements</w:t>
+                <w:t xml:space="preserve">Conductors and insulators</w:t>
               </w:r>
             </w:hyperlink>
           </w:p>
@@ -21776,7 +21771,7 @@
               <w:spacing w:after="10" w:before="0"/>
               <w:ind w:left="120"/>
             </w:pPr>
-            <w:hyperlink w:history="1" r:id="rIdswzddagsk6mqutuhubca2">
+            <w:hyperlink w:history="1" r:id="rIdjeoxgisdpvp4kdkhnzcxr">
               <w:r>
                 <w:rPr>
                   <w:rFonts w:ascii="Arial" w:cs="Arial" w:eastAsia="Arial" w:hAnsi="Arial"/>
@@ -21814,14 +21809,14 @@
                 <w:sz w:val="16"/>
                 <w:szCs w:val="16"/>
               </w:rPr>
-              <w:t xml:space="preserve">📖 HTML:</w:t>
+              <w:t xml:space="preserve">📖 EXERCISE:</w:t>
             </w:r>
           </w:p>
           <w:p>
             <w:pPr>
               <w:spacing w:after="20" w:before="0"/>
             </w:pPr>
-            <w:hyperlink w:history="1" r:id="rIdu1pyuq-xvbxti5mnrs8kb">
+            <w:hyperlink w:history="1" r:id="rIdl3quib3vz2zv8h6ytyryn">
               <w:r>
                 <w:rPr>
                   <w:rFonts w:ascii="Arial" w:cs="Arial" w:eastAsia="Arial" w:hAnsi="Arial"/>
@@ -21830,7 +21825,7 @@
                   <w:szCs w:val="16"/>
                   <w:u w:val="single" w:color="2E75B6"/>
                 </w:rPr>
-                <w:t xml:space="preserve">Effect of Pressure (Flexbook)</w:t>
+                <w:t xml:space="preserve">Thermal Conductors and Insulators Practice</w:t>
               </w:r>
             </w:hyperlink>
           </w:p>
@@ -21854,7 +21849,7 @@
               <w:spacing w:after="10" w:before="0"/>
               <w:ind w:left="120"/>
             </w:pPr>
-            <w:hyperlink w:history="1" r:id="rIdxyvo9s0xjxr-wbiflhghe">
+            <w:hyperlink w:history="1" r:id="rIdiqvll9ofussjxqgql7wqu">
               <w:r>
                 <w:rPr>
                   <w:rFonts w:ascii="Arial" w:cs="Arial" w:eastAsia="Arial" w:hAnsi="Arial"/>

--- a/data/outputs/v2/Physics/SS3.3_Introduction_to_Electronics/Physics_Introduction_to_Electronics_CBE_LessonSequence.docx
+++ b/data/outputs/v2/Physics/SS3.3_Introduction_to_Electronics/Physics_Introduction_to_Electronics_CBE_LessonSequence.docx
@@ -3226,7 +3226,7 @@
             <w:pPr>
               <w:spacing w:after="20" w:before="0"/>
             </w:pPr>
-            <w:hyperlink w:history="1" r:id="rId8vhz30ev1rjgospht5e4t">
+            <w:hyperlink w:history="1" r:id="rIdbqw1jx6aellg2rzj-nhsa">
               <w:r>
                 <w:rPr>
                   <w:rFonts w:ascii="Arial" w:cs="Arial" w:eastAsia="Arial" w:hAnsi="Arial"/>
@@ -3259,7 +3259,7 @@
               <w:spacing w:after="10" w:before="0"/>
               <w:ind w:left="120"/>
             </w:pPr>
-            <w:hyperlink w:history="1" r:id="rIdgoeer3tu4fpslakiani-x">
+            <w:hyperlink w:history="1" r:id="rId3pjur0osgk8zeqjhjvsih">
               <w:r>
                 <w:rPr>
                   <w:rFonts w:ascii="Arial" w:cs="Arial" w:eastAsia="Arial" w:hAnsi="Arial"/>
@@ -3304,7 +3304,7 @@
             <w:pPr>
               <w:spacing w:after="20" w:before="0"/>
             </w:pPr>
-            <w:hyperlink w:history="1" r:id="rIdh_gb27alj3bnf5vl-nsae">
+            <w:hyperlink w:history="1" r:id="rIdsrff41hsej5cgpdpilfxu">
               <w:r>
                 <w:rPr>
                   <w:rFonts w:ascii="Arial" w:cs="Arial" w:eastAsia="Arial" w:hAnsi="Arial"/>
@@ -3337,7 +3337,7 @@
               <w:spacing w:after="10" w:before="0"/>
               <w:ind w:left="120"/>
             </w:pPr>
-            <w:hyperlink w:history="1" r:id="rId6e9wo4t8mig1xzu_qkpgu">
+            <w:hyperlink w:history="1" r:id="rIdqzpuhxecde84g3n9ho9eu">
               <w:r>
                 <w:rPr>
                   <w:rFonts w:ascii="Arial" w:cs="Arial" w:eastAsia="Arial" w:hAnsi="Arial"/>
@@ -3608,7 +3608,7 @@
             <w:pPr>
               <w:spacing w:after="20" w:before="0"/>
             </w:pPr>
-            <w:hyperlink w:history="1" r:id="rId1jkgjgk-qqu_bzkwszkhm">
+            <w:hyperlink w:history="1" r:id="rIdowd02siiygid1yivwdeec">
               <w:r>
                 <w:rPr>
                   <w:rFonts w:ascii="Arial" w:cs="Arial" w:eastAsia="Arial" w:hAnsi="Arial"/>
@@ -3641,7 +3641,7 @@
               <w:spacing w:after="10" w:before="0"/>
               <w:ind w:left="120"/>
             </w:pPr>
-            <w:hyperlink w:history="1" r:id="rIdpnxzgesb0eduz-ztbxwll">
+            <w:hyperlink w:history="1" r:id="rIdmuvxlix3gk0pq7cdbrn3_">
               <w:r>
                 <w:rPr>
                   <w:rFonts w:ascii="Arial" w:cs="Arial" w:eastAsia="Arial" w:hAnsi="Arial"/>
@@ -3686,7 +3686,7 @@
             <w:pPr>
               <w:spacing w:after="20" w:before="0"/>
             </w:pPr>
-            <w:hyperlink w:history="1" r:id="rIdjamd-cqp0xsceinj20lui">
+            <w:hyperlink w:history="1" r:id="rId6sj93tp_h-bjqepzos-dy">
               <w:r>
                 <w:rPr>
                   <w:rFonts w:ascii="Arial" w:cs="Arial" w:eastAsia="Arial" w:hAnsi="Arial"/>
@@ -3719,7 +3719,7 @@
               <w:spacing w:after="10" w:before="0"/>
               <w:ind w:left="120"/>
             </w:pPr>
-            <w:hyperlink w:history="1" r:id="rId-flklw-wksoc4hdlwwbcr">
+            <w:hyperlink w:history="1" r:id="rId1ok4sgeaete3r0fbr1cei">
               <w:r>
                 <w:rPr>
                   <w:rFonts w:ascii="Arial" w:cs="Arial" w:eastAsia="Arial" w:hAnsi="Arial"/>
@@ -3990,7 +3990,7 @@
             <w:pPr>
               <w:spacing w:after="20" w:before="0"/>
             </w:pPr>
-            <w:hyperlink w:history="1" r:id="rIdtcwpa9awph1v1hyykshqa">
+            <w:hyperlink w:history="1" r:id="rIdmpsnqdsn4wbbemfgkuipb">
               <w:r>
                 <w:rPr>
                   <w:rFonts w:ascii="Arial" w:cs="Arial" w:eastAsia="Arial" w:hAnsi="Arial"/>
@@ -4023,7 +4023,7 @@
               <w:spacing w:after="10" w:before="0"/>
               <w:ind w:left="120"/>
             </w:pPr>
-            <w:hyperlink w:history="1" r:id="rIdmyfr6jncok7gtnz1dp8rs">
+            <w:hyperlink w:history="1" r:id="rIdgh8i3lrygnqapjdy7a-89">
               <w:r>
                 <w:rPr>
                   <w:rFonts w:ascii="Arial" w:cs="Arial" w:eastAsia="Arial" w:hAnsi="Arial"/>
@@ -4068,7 +4068,7 @@
             <w:pPr>
               <w:spacing w:after="20" w:before="0"/>
             </w:pPr>
-            <w:hyperlink w:history="1" r:id="rIdp00kisy8nl9vcf5n30o-4">
+            <w:hyperlink w:history="1" r:id="rIdhmvb-bsqwszhgjzax_9ix">
               <w:r>
                 <w:rPr>
                   <w:rFonts w:ascii="Arial" w:cs="Arial" w:eastAsia="Arial" w:hAnsi="Arial"/>
@@ -4101,7 +4101,7 @@
               <w:spacing w:after="10" w:before="0"/>
               <w:ind w:left="120"/>
             </w:pPr>
-            <w:hyperlink w:history="1" r:id="rIdvvxvkmjxobfkzp1_kpomw">
+            <w:hyperlink w:history="1" r:id="rIdqgds_adp3qoobgznm9um3">
               <w:r>
                 <w:rPr>
                   <w:rFonts w:ascii="Arial" w:cs="Arial" w:eastAsia="Arial" w:hAnsi="Arial"/>
@@ -4372,7 +4372,7 @@
             <w:pPr>
               <w:spacing w:after="20" w:before="0"/>
             </w:pPr>
-            <w:hyperlink w:history="1" r:id="rIdu86nfgkvo-qtgembfal-2">
+            <w:hyperlink w:history="1" r:id="rIdf7ysek-agn9wfjfbfj5rc">
               <w:r>
                 <w:rPr>
                   <w:rFonts w:ascii="Arial" w:cs="Arial" w:eastAsia="Arial" w:hAnsi="Arial"/>
@@ -4405,7 +4405,7 @@
               <w:spacing w:after="10" w:before="0"/>
               <w:ind w:left="120"/>
             </w:pPr>
-            <w:hyperlink w:history="1" r:id="rId4mrz2-ucqec668vn7wkne">
+            <w:hyperlink w:history="1" r:id="rIdeafugby0n20uvpmq3d9e3">
               <w:r>
                 <w:rPr>
                   <w:rFonts w:ascii="Arial" w:cs="Arial" w:eastAsia="Arial" w:hAnsi="Arial"/>
@@ -4450,7 +4450,7 @@
             <w:pPr>
               <w:spacing w:after="20" w:before="0"/>
             </w:pPr>
-            <w:hyperlink w:history="1" r:id="rIdqo0thnhv1sezif9omlmz1">
+            <w:hyperlink w:history="1" r:id="rIdw_b2u9jc7jsxzk4wmikko">
               <w:r>
                 <w:rPr>
                   <w:rFonts w:ascii="Arial" w:cs="Arial" w:eastAsia="Arial" w:hAnsi="Arial"/>
@@ -4483,7 +4483,7 @@
               <w:spacing w:after="10" w:before="0"/>
               <w:ind w:left="120"/>
             </w:pPr>
-            <w:hyperlink w:history="1" r:id="rIdyq_jozffinsidyw7zry6r">
+            <w:hyperlink w:history="1" r:id="rIdcpciuyqfqeaikntmz0zfv">
               <w:r>
                 <w:rPr>
                   <w:rFonts w:ascii="Arial" w:cs="Arial" w:eastAsia="Arial" w:hAnsi="Arial"/>
@@ -4754,7 +4754,7 @@
             <w:pPr>
               <w:spacing w:after="20" w:before="0"/>
             </w:pPr>
-            <w:hyperlink w:history="1" r:id="rIdcbohhnqxmjpkyzvdedtif">
+            <w:hyperlink w:history="1" r:id="rId1xejt3xcdvt145bi5tswf">
               <w:r>
                 <w:rPr>
                   <w:rFonts w:ascii="Arial" w:cs="Arial" w:eastAsia="Arial" w:hAnsi="Arial"/>
@@ -4787,7 +4787,7 @@
               <w:spacing w:after="10" w:before="0"/>
               <w:ind w:left="120"/>
             </w:pPr>
-            <w:hyperlink w:history="1" r:id="rIdxudiy7dyqh3mtxuckxvfo">
+            <w:hyperlink w:history="1" r:id="rIdtzk9qbjmia8gs66zpp7-i">
               <w:r>
                 <w:rPr>
                   <w:rFonts w:ascii="Arial" w:cs="Arial" w:eastAsia="Arial" w:hAnsi="Arial"/>
@@ -4832,7 +4832,7 @@
             <w:pPr>
               <w:spacing w:after="20" w:before="0"/>
             </w:pPr>
-            <w:hyperlink w:history="1" r:id="rIdr6ef6bifofz9-8nf9bvnz">
+            <w:hyperlink w:history="1" r:id="rIdvxix5albnswe4939sduf3">
               <w:r>
                 <w:rPr>
                   <w:rFonts w:ascii="Arial" w:cs="Arial" w:eastAsia="Arial" w:hAnsi="Arial"/>
@@ -4865,7 +4865,7 @@
               <w:spacing w:after="10" w:before="0"/>
               <w:ind w:left="120"/>
             </w:pPr>
-            <w:hyperlink w:history="1" r:id="rIdezh-aw-rkehnkprcb5mvn">
+            <w:hyperlink w:history="1" r:id="rIdq4ci4_zfpj23xnz1iyu8_">
               <w:r>
                 <w:rPr>
                   <w:rFonts w:ascii="Arial" w:cs="Arial" w:eastAsia="Arial" w:hAnsi="Arial"/>
@@ -6409,7 +6409,7 @@
             <w:pPr>
               <w:spacing w:after="20" w:before="0"/>
             </w:pPr>
-            <w:hyperlink w:history="1" r:id="rIdhh5alyfx0j3til3muw2rq">
+            <w:hyperlink w:history="1" r:id="rId2kcbhikdkzqp5eijeo8tl">
               <w:r>
                 <w:rPr>
                   <w:rFonts w:ascii="Arial" w:cs="Arial" w:eastAsia="Arial" w:hAnsi="Arial"/>
@@ -6442,7 +6442,7 @@
               <w:spacing w:after="10" w:before="0"/>
               <w:ind w:left="120"/>
             </w:pPr>
-            <w:hyperlink w:history="1" r:id="rIdtm70n20aj1mduadphekjx">
+            <w:hyperlink w:history="1" r:id="rId-xi93gwnm1oevuypi9w9o">
               <w:r>
                 <w:rPr>
                   <w:rFonts w:ascii="Arial" w:cs="Arial" w:eastAsia="Arial" w:hAnsi="Arial"/>
@@ -6487,7 +6487,7 @@
             <w:pPr>
               <w:spacing w:after="20" w:before="0"/>
             </w:pPr>
-            <w:hyperlink w:history="1" r:id="rId79ukhuu-keo2srxivc-lv">
+            <w:hyperlink w:history="1" r:id="rIdbjg9vxsbubnjcy0i79e7l">
               <w:r>
                 <w:rPr>
                   <w:rFonts w:ascii="Arial" w:cs="Arial" w:eastAsia="Arial" w:hAnsi="Arial"/>
@@ -6520,7 +6520,7 @@
               <w:spacing w:after="10" w:before="0"/>
               <w:ind w:left="120"/>
             </w:pPr>
-            <w:hyperlink w:history="1" r:id="rIdn0rm0h1fu1qsl15d5oe9k">
+            <w:hyperlink w:history="1" r:id="rIdljfzltypjyoq-eljui09e">
               <w:r>
                 <w:rPr>
                   <w:rFonts w:ascii="Arial" w:cs="Arial" w:eastAsia="Arial" w:hAnsi="Arial"/>
@@ -6715,7 +6715,7 @@
             <w:pPr>
               <w:spacing w:after="20" w:before="0"/>
             </w:pPr>
-            <w:hyperlink w:history="1" r:id="rId5evjq1rzql7ncqirb4pg6">
+            <w:hyperlink w:history="1" r:id="rIdn15z3lfxnxmpwqbrdkgoq">
               <w:r>
                 <w:rPr>
                   <w:rFonts w:ascii="Arial" w:cs="Arial" w:eastAsia="Arial" w:hAnsi="Arial"/>
@@ -6748,7 +6748,7 @@
               <w:spacing w:after="10" w:before="0"/>
               <w:ind w:left="120"/>
             </w:pPr>
-            <w:hyperlink w:history="1" r:id="rIdw6zrvtnqffwsynvysee24">
+            <w:hyperlink w:history="1" r:id="rIdz3rrhurv1nyvpkkdlwkfu">
               <w:r>
                 <w:rPr>
                   <w:rFonts w:ascii="Arial" w:cs="Arial" w:eastAsia="Arial" w:hAnsi="Arial"/>
@@ -6793,7 +6793,7 @@
             <w:pPr>
               <w:spacing w:after="20" w:before="0"/>
             </w:pPr>
-            <w:hyperlink w:history="1" r:id="rIdamlrsbjdbhaxgoeowi6m1">
+            <w:hyperlink w:history="1" r:id="rIdugfxewckajjlbfqnzbvvd">
               <w:r>
                 <w:rPr>
                   <w:rFonts w:ascii="Arial" w:cs="Arial" w:eastAsia="Arial" w:hAnsi="Arial"/>
@@ -6826,7 +6826,7 @@
               <w:spacing w:after="10" w:before="0"/>
               <w:ind w:left="120"/>
             </w:pPr>
-            <w:hyperlink w:history="1" r:id="rIduvvg3q5js0-vvw1yscies">
+            <w:hyperlink w:history="1" r:id="rIdyryvgtxyzsyzchj-nzb-1">
               <w:r>
                 <w:rPr>
                   <w:rFonts w:ascii="Arial" w:cs="Arial" w:eastAsia="Arial" w:hAnsi="Arial"/>
@@ -7021,7 +7021,7 @@
             <w:pPr>
               <w:spacing w:after="20" w:before="0"/>
             </w:pPr>
-            <w:hyperlink w:history="1" r:id="rIdokp7p5_7erqkv79jr-d8q">
+            <w:hyperlink w:history="1" r:id="rIdxzpczuihmgmppkkgpwmcg">
               <w:r>
                 <w:rPr>
                   <w:rFonts w:ascii="Arial" w:cs="Arial" w:eastAsia="Arial" w:hAnsi="Arial"/>
@@ -7054,7 +7054,7 @@
               <w:spacing w:after="10" w:before="0"/>
               <w:ind w:left="120"/>
             </w:pPr>
-            <w:hyperlink w:history="1" r:id="rIdays5ecfs75o8o61gvb7u_">
+            <w:hyperlink w:history="1" r:id="rIdx1vcdjda5jmraporxwtt-">
               <w:r>
                 <w:rPr>
                   <w:rFonts w:ascii="Arial" w:cs="Arial" w:eastAsia="Arial" w:hAnsi="Arial"/>
@@ -7099,7 +7099,7 @@
             <w:pPr>
               <w:spacing w:after="20" w:before="0"/>
             </w:pPr>
-            <w:hyperlink w:history="1" r:id="rIdcjgtotgy1iuapmmpd77vo">
+            <w:hyperlink w:history="1" r:id="rIdak62knq62nzqed-dxy45i">
               <w:r>
                 <w:rPr>
                   <w:rFonts w:ascii="Arial" w:cs="Arial" w:eastAsia="Arial" w:hAnsi="Arial"/>
@@ -7132,7 +7132,7 @@
               <w:spacing w:after="10" w:before="0"/>
               <w:ind w:left="120"/>
             </w:pPr>
-            <w:hyperlink w:history="1" r:id="rId-k-pysas5gxp3-4rpz_05">
+            <w:hyperlink w:history="1" r:id="rIdms6_yxbyntcqdk4a-3sur">
               <w:r>
                 <w:rPr>
                   <w:rFonts w:ascii="Arial" w:cs="Arial" w:eastAsia="Arial" w:hAnsi="Arial"/>
@@ -7327,7 +7327,7 @@
             <w:pPr>
               <w:spacing w:after="20" w:before="0"/>
             </w:pPr>
-            <w:hyperlink w:history="1" r:id="rIdq-j2ycvvwpqzo_b69ed2l">
+            <w:hyperlink w:history="1" r:id="rIdmdt3mxpi86s-qm1sunh9h">
               <w:r>
                 <w:rPr>
                   <w:rFonts w:ascii="Arial" w:cs="Arial" w:eastAsia="Arial" w:hAnsi="Arial"/>
@@ -7360,7 +7360,7 @@
               <w:spacing w:after="10" w:before="0"/>
               <w:ind w:left="120"/>
             </w:pPr>
-            <w:hyperlink w:history="1" r:id="rIdfqvoz5jqz-kwqivodheqj">
+            <w:hyperlink w:history="1" r:id="rIdcbl022nalziqn9bpeh-wv">
               <w:r>
                 <w:rPr>
                   <w:rFonts w:ascii="Arial" w:cs="Arial" w:eastAsia="Arial" w:hAnsi="Arial"/>
@@ -7405,7 +7405,7 @@
             <w:pPr>
               <w:spacing w:after="20" w:before="0"/>
             </w:pPr>
-            <w:hyperlink w:history="1" r:id="rId8evkgsfcisloiv5a0-cxk">
+            <w:hyperlink w:history="1" r:id="rId-ufkywr1kqg4xclka5npd">
               <w:r>
                 <w:rPr>
                   <w:rFonts w:ascii="Arial" w:cs="Arial" w:eastAsia="Arial" w:hAnsi="Arial"/>
@@ -7438,7 +7438,7 @@
               <w:spacing w:after="10" w:before="0"/>
               <w:ind w:left="120"/>
             </w:pPr>
-            <w:hyperlink w:history="1" r:id="rIdbfp7eq4dhzjbdv2prfpal">
+            <w:hyperlink w:history="1" r:id="rId74fetbks4psgbgbtg3k0a">
               <w:r>
                 <w:rPr>
                   <w:rFonts w:ascii="Arial" w:cs="Arial" w:eastAsia="Arial" w:hAnsi="Arial"/>
@@ -7633,7 +7633,7 @@
             <w:pPr>
               <w:spacing w:after="20" w:before="0"/>
             </w:pPr>
-            <w:hyperlink w:history="1" r:id="rId-dkgiiisff1rps2mioksm">
+            <w:hyperlink w:history="1" r:id="rIdqh_ndxbarpekugrahwvlx">
               <w:r>
                 <w:rPr>
                   <w:rFonts w:ascii="Arial" w:cs="Arial" w:eastAsia="Arial" w:hAnsi="Arial"/>
@@ -7666,7 +7666,7 @@
               <w:spacing w:after="10" w:before="0"/>
               <w:ind w:left="120"/>
             </w:pPr>
-            <w:hyperlink w:history="1" r:id="rId8m_ogzkusca-cdaqdkufa">
+            <w:hyperlink w:history="1" r:id="rIdjn8flbpaefkrnap2m3gs3">
               <w:r>
                 <w:rPr>
                   <w:rFonts w:ascii="Arial" w:cs="Arial" w:eastAsia="Arial" w:hAnsi="Arial"/>
@@ -7711,7 +7711,7 @@
             <w:pPr>
               <w:spacing w:after="20" w:before="0"/>
             </w:pPr>
-            <w:hyperlink w:history="1" r:id="rIdi_fgsz5a-ato10d8xwhwr">
+            <w:hyperlink w:history="1" r:id="rIdkuddf3qav1_sbflrauagm">
               <w:r>
                 <w:rPr>
                   <w:rFonts w:ascii="Arial" w:cs="Arial" w:eastAsia="Arial" w:hAnsi="Arial"/>
@@ -7744,7 +7744,7 @@
               <w:spacing w:after="10" w:before="0"/>
               <w:ind w:left="120"/>
             </w:pPr>
-            <w:hyperlink w:history="1" r:id="rIdzub2jem6wmdtbhkiw6mmj">
+            <w:hyperlink w:history="1" r:id="rIdgcndat1wesclpy-vuexng">
               <w:r>
                 <w:rPr>
                   <w:rFonts w:ascii="Arial" w:cs="Arial" w:eastAsia="Arial" w:hAnsi="Arial"/>
@@ -9231,7 +9231,7 @@
             <w:pPr>
               <w:spacing w:after="20" w:before="0"/>
             </w:pPr>
-            <w:hyperlink w:history="1" r:id="rIduxfu06jdzk8xiehovi-rd">
+            <w:hyperlink w:history="1" r:id="rIdxj0m_76oyryhhwmgttgq2">
               <w:r>
                 <w:rPr>
                   <w:rFonts w:ascii="Arial" w:cs="Arial" w:eastAsia="Arial" w:hAnsi="Arial"/>
@@ -9264,7 +9264,7 @@
               <w:spacing w:after="10" w:before="0"/>
               <w:ind w:left="120"/>
             </w:pPr>
-            <w:hyperlink w:history="1" r:id="rIdnb73-bjxvasa8juwexlhl">
+            <w:hyperlink w:history="1" r:id="rIdk2wrldfzzy5dfk-pyylw2">
               <w:r>
                 <w:rPr>
                   <w:rFonts w:ascii="Arial" w:cs="Arial" w:eastAsia="Arial" w:hAnsi="Arial"/>
@@ -9326,7 +9326,7 @@
               <w:spacing w:after="10" w:before="0"/>
               <w:ind w:left="120"/>
             </w:pPr>
-            <w:hyperlink w:history="1" r:id="rIdcxh0f7muv4kj7oksec7qu">
+            <w:hyperlink w:history="1" r:id="rIdix90w6nhqe0ovgewb2ash">
               <w:r>
                 <w:rPr>
                   <w:rFonts w:ascii="Arial" w:cs="Arial" w:eastAsia="Arial" w:hAnsi="Arial"/>
@@ -9536,7 +9536,7 @@
             <w:pPr>
               <w:spacing w:after="20" w:before="0"/>
             </w:pPr>
-            <w:hyperlink w:history="1" r:id="rId1wpsrf9wvkbs-ywr4ph1y">
+            <w:hyperlink w:history="1" r:id="rIdja2h6frkf5o2sbrch765e">
               <w:r>
                 <w:rPr>
                   <w:rFonts w:ascii="Arial" w:cs="Arial" w:eastAsia="Arial" w:hAnsi="Arial"/>
@@ -9569,7 +9569,7 @@
               <w:spacing w:after="10" w:before="0"/>
               <w:ind w:left="120"/>
             </w:pPr>
-            <w:hyperlink w:history="1" r:id="rIdvp5xzfbbhpsq34mwinrwu">
+            <w:hyperlink w:history="1" r:id="rId-oykxksqcwt7lbr0j__wh">
               <w:r>
                 <w:rPr>
                   <w:rFonts w:ascii="Arial" w:cs="Arial" w:eastAsia="Arial" w:hAnsi="Arial"/>
@@ -9631,7 +9631,7 @@
               <w:spacing w:after="10" w:before="0"/>
               <w:ind w:left="120"/>
             </w:pPr>
-            <w:hyperlink w:history="1" r:id="rIdo8m2bcrkbcpv0upxdvlyv">
+            <w:hyperlink w:history="1" r:id="rIdjbcfqgqoqfkyinqxnjbci">
               <w:r>
                 <w:rPr>
                   <w:rFonts w:ascii="Arial" w:cs="Arial" w:eastAsia="Arial" w:hAnsi="Arial"/>
@@ -9841,7 +9841,7 @@
             <w:pPr>
               <w:spacing w:after="20" w:before="0"/>
             </w:pPr>
-            <w:hyperlink w:history="1" r:id="rIdkhfordeinx9fpexq12jo0">
+            <w:hyperlink w:history="1" r:id="rIdqch7km5sc2wsxmlrcn7ls">
               <w:r>
                 <w:rPr>
                   <w:rFonts w:ascii="Arial" w:cs="Arial" w:eastAsia="Arial" w:hAnsi="Arial"/>
@@ -9874,7 +9874,7 @@
               <w:spacing w:after="10" w:before="0"/>
               <w:ind w:left="120"/>
             </w:pPr>
-            <w:hyperlink w:history="1" r:id="rIdapnelqzttnly3x4xgef49">
+            <w:hyperlink w:history="1" r:id="rIdqdvvrwn3dx8nlrjizqdj7">
               <w:r>
                 <w:rPr>
                   <w:rFonts w:ascii="Arial" w:cs="Arial" w:eastAsia="Arial" w:hAnsi="Arial"/>
@@ -9936,7 +9936,7 @@
               <w:spacing w:after="10" w:before="0"/>
               <w:ind w:left="120"/>
             </w:pPr>
-            <w:hyperlink w:history="1" r:id="rId1eutl33ah1cdxyzwhyrcy">
+            <w:hyperlink w:history="1" r:id="rIdlelaqwlcfvpv-xli4h1p9">
               <w:r>
                 <w:rPr>
                   <w:rFonts w:ascii="Arial" w:cs="Arial" w:eastAsia="Arial" w:hAnsi="Arial"/>
@@ -10146,7 +10146,7 @@
             <w:pPr>
               <w:spacing w:after="20" w:before="0"/>
             </w:pPr>
-            <w:hyperlink w:history="1" r:id="rIdadbiv4pw147pxugy2wen5">
+            <w:hyperlink w:history="1" r:id="rIdmjhb8qwkvycap-f3aukcj">
               <w:r>
                 <w:rPr>
                   <w:rFonts w:ascii="Arial" w:cs="Arial" w:eastAsia="Arial" w:hAnsi="Arial"/>
@@ -10179,7 +10179,7 @@
               <w:spacing w:after="10" w:before="0"/>
               <w:ind w:left="120"/>
             </w:pPr>
-            <w:hyperlink w:history="1" r:id="rIdlw-l-udylh33wpwemq1fa">
+            <w:hyperlink w:history="1" r:id="rIdgv_sumwhig2ja1fq9nfom">
               <w:r>
                 <w:rPr>
                   <w:rFonts w:ascii="Arial" w:cs="Arial" w:eastAsia="Arial" w:hAnsi="Arial"/>
@@ -10241,7 +10241,7 @@
               <w:spacing w:after="10" w:before="0"/>
               <w:ind w:left="120"/>
             </w:pPr>
-            <w:hyperlink w:history="1" r:id="rIdxtk1uh89j8ycwzc8dw36r">
+            <w:hyperlink w:history="1" r:id="rIdnkhgnvqsic5rkfrrws5r-">
               <w:r>
                 <w:rPr>
                   <w:rFonts w:ascii="Arial" w:cs="Arial" w:eastAsia="Arial" w:hAnsi="Arial"/>
@@ -10451,7 +10451,7 @@
             <w:pPr>
               <w:spacing w:after="20" w:before="0"/>
             </w:pPr>
-            <w:hyperlink w:history="1" r:id="rId318spbcatrwppzgdr3jc0">
+            <w:hyperlink w:history="1" r:id="rIde7rmgomvvm9grgu0mziid">
               <w:r>
                 <w:rPr>
                   <w:rFonts w:ascii="Arial" w:cs="Arial" w:eastAsia="Arial" w:hAnsi="Arial"/>
@@ -10484,7 +10484,7 @@
               <w:spacing w:after="10" w:before="0"/>
               <w:ind w:left="120"/>
             </w:pPr>
-            <w:hyperlink w:history="1" r:id="rIdrsnkt7mvtvahwgxsow_jx">
+            <w:hyperlink w:history="1" r:id="rIdyrb4wupgjyg3ktvu2nbv-">
               <w:r>
                 <w:rPr>
                   <w:rFonts w:ascii="Arial" w:cs="Arial" w:eastAsia="Arial" w:hAnsi="Arial"/>
@@ -10546,7 +10546,7 @@
               <w:spacing w:after="10" w:before="0"/>
               <w:ind w:left="120"/>
             </w:pPr>
-            <w:hyperlink w:history="1" r:id="rIddezeqom6hsxfkz67bnkby">
+            <w:hyperlink w:history="1" r:id="rIddevjltgxgeefuvcvttnko">
               <w:r>
                 <w:rPr>
                   <w:rFonts w:ascii="Arial" w:cs="Arial" w:eastAsia="Arial" w:hAnsi="Arial"/>
@@ -12048,7 +12048,7 @@
             <w:pPr>
               <w:spacing w:after="20" w:before="0"/>
             </w:pPr>
-            <w:hyperlink w:history="1" r:id="rIdodmuw0kwec125e2n0xjrt">
+            <w:hyperlink w:history="1" r:id="rIdqgixynfvhhzyvjtihmfgx">
               <w:r>
                 <w:rPr>
                   <w:rFonts w:ascii="Arial" w:cs="Arial" w:eastAsia="Arial" w:hAnsi="Arial"/>
@@ -12081,7 +12081,7 @@
               <w:spacing w:after="10" w:before="0"/>
               <w:ind w:left="120"/>
             </w:pPr>
-            <w:hyperlink w:history="1" r:id="rIdfnqsttq8p0funtcmhucza">
+            <w:hyperlink w:history="1" r:id="rIdhsosg0bv7vpzv3381j269">
               <w:r>
                 <w:rPr>
                   <w:rFonts w:ascii="Arial" w:cs="Arial" w:eastAsia="Arial" w:hAnsi="Arial"/>
@@ -12126,7 +12126,7 @@
             <w:pPr>
               <w:spacing w:after="20" w:before="0"/>
             </w:pPr>
-            <w:hyperlink w:history="1" r:id="rIdn0ives3hv5dg98r6aqeva">
+            <w:hyperlink w:history="1" r:id="rIdmq_pnt7gimeppe0vne1hd">
               <w:r>
                 <w:rPr>
                   <w:rFonts w:ascii="Arial" w:cs="Arial" w:eastAsia="Arial" w:hAnsi="Arial"/>
@@ -12159,7 +12159,7 @@
               <w:spacing w:after="10" w:before="0"/>
               <w:ind w:left="120"/>
             </w:pPr>
-            <w:hyperlink w:history="1" r:id="rIdajt06dk4xasia-oh5osxv">
+            <w:hyperlink w:history="1" r:id="rIdrzexhaccv8ynwcif9yxyi">
               <w:r>
                 <w:rPr>
                   <w:rFonts w:ascii="Arial" w:cs="Arial" w:eastAsia="Arial" w:hAnsi="Arial"/>
@@ -12354,7 +12354,7 @@
             <w:pPr>
               <w:spacing w:after="20" w:before="0"/>
             </w:pPr>
-            <w:hyperlink w:history="1" r:id="rIdfsrrqtus6eclkdxutez8q">
+            <w:hyperlink w:history="1" r:id="rId8klwbsihivlerenef-wmr">
               <w:r>
                 <w:rPr>
                   <w:rFonts w:ascii="Arial" w:cs="Arial" w:eastAsia="Arial" w:hAnsi="Arial"/>
@@ -12387,7 +12387,7 @@
               <w:spacing w:after="10" w:before="0"/>
               <w:ind w:left="120"/>
             </w:pPr>
-            <w:hyperlink w:history="1" r:id="rIduspkfk59e0izsmfjbc68x">
+            <w:hyperlink w:history="1" r:id="rIdpjvf0fujcf4zfupxxrd-f">
               <w:r>
                 <w:rPr>
                   <w:rFonts w:ascii="Arial" w:cs="Arial" w:eastAsia="Arial" w:hAnsi="Arial"/>
@@ -12432,7 +12432,7 @@
             <w:pPr>
               <w:spacing w:after="20" w:before="0"/>
             </w:pPr>
-            <w:hyperlink w:history="1" r:id="rIdyr_asgfqwriivyw5jt0cd">
+            <w:hyperlink w:history="1" r:id="rId7k5s1z_ecmwfl92q2stf1">
               <w:r>
                 <w:rPr>
                   <w:rFonts w:ascii="Arial" w:cs="Arial" w:eastAsia="Arial" w:hAnsi="Arial"/>
@@ -12465,7 +12465,7 @@
               <w:spacing w:after="10" w:before="0"/>
               <w:ind w:left="120"/>
             </w:pPr>
-            <w:hyperlink w:history="1" r:id="rIdvykvduaqcqi1pft668gj7">
+            <w:hyperlink w:history="1" r:id="rIdhrrf5xlfvekfzsyu2k_yn">
               <w:r>
                 <w:rPr>
                   <w:rFonts w:ascii="Arial" w:cs="Arial" w:eastAsia="Arial" w:hAnsi="Arial"/>
@@ -12660,7 +12660,7 @@
             <w:pPr>
               <w:spacing w:after="20" w:before="0"/>
             </w:pPr>
-            <w:hyperlink w:history="1" r:id="rIdvz74v0ye_rfttdhg_i0wf">
+            <w:hyperlink w:history="1" r:id="rIddr2-zfkoukw0uewmrngql">
               <w:r>
                 <w:rPr>
                   <w:rFonts w:ascii="Arial" w:cs="Arial" w:eastAsia="Arial" w:hAnsi="Arial"/>
@@ -12693,7 +12693,7 @@
               <w:spacing w:after="10" w:before="0"/>
               <w:ind w:left="120"/>
             </w:pPr>
-            <w:hyperlink w:history="1" r:id="rIde-hgyk_un0ygd9itjgilv">
+            <w:hyperlink w:history="1" r:id="rIdta7kiakejijvwz7gffbiy">
               <w:r>
                 <w:rPr>
                   <w:rFonts w:ascii="Arial" w:cs="Arial" w:eastAsia="Arial" w:hAnsi="Arial"/>
@@ -12738,7 +12738,7 @@
             <w:pPr>
               <w:spacing w:after="20" w:before="0"/>
             </w:pPr>
-            <w:hyperlink w:history="1" r:id="rIdvbur13woscyhniwy-eqay">
+            <w:hyperlink w:history="1" r:id="rId59w7ofbekspalnzlb-nn6">
               <w:r>
                 <w:rPr>
                   <w:rFonts w:ascii="Arial" w:cs="Arial" w:eastAsia="Arial" w:hAnsi="Arial"/>
@@ -12771,7 +12771,7 @@
               <w:spacing w:after="10" w:before="0"/>
               <w:ind w:left="120"/>
             </w:pPr>
-            <w:hyperlink w:history="1" r:id="rIdrbnmrgpjo8bpaw0m0bggz">
+            <w:hyperlink w:history="1" r:id="rIdxhjskoa2k8ms8kpjw0g0c">
               <w:r>
                 <w:rPr>
                   <w:rFonts w:ascii="Arial" w:cs="Arial" w:eastAsia="Arial" w:hAnsi="Arial"/>
@@ -12966,7 +12966,7 @@
             <w:pPr>
               <w:spacing w:after="20" w:before="0"/>
             </w:pPr>
-            <w:hyperlink w:history="1" r:id="rIdgupmrgnjyiipgtpjudhvl">
+            <w:hyperlink w:history="1" r:id="rIdr8bwm9myvzcttyrhwdv_s">
               <w:r>
                 <w:rPr>
                   <w:rFonts w:ascii="Arial" w:cs="Arial" w:eastAsia="Arial" w:hAnsi="Arial"/>
@@ -12999,7 +12999,7 @@
               <w:spacing w:after="10" w:before="0"/>
               <w:ind w:left="120"/>
             </w:pPr>
-            <w:hyperlink w:history="1" r:id="rId2cpo4urvlozde-xqxeddj">
+            <w:hyperlink w:history="1" r:id="rIdzmetnq5yfn-mey78rmhts">
               <w:r>
                 <w:rPr>
                   <w:rFonts w:ascii="Arial" w:cs="Arial" w:eastAsia="Arial" w:hAnsi="Arial"/>
@@ -13044,7 +13044,7 @@
             <w:pPr>
               <w:spacing w:after="20" w:before="0"/>
             </w:pPr>
-            <w:hyperlink w:history="1" r:id="rIdcjha7lqtlhw1e6qrxi4i7">
+            <w:hyperlink w:history="1" r:id="rIdfui_yrpisbfc--9fmhtdk">
               <w:r>
                 <w:rPr>
                   <w:rFonts w:ascii="Arial" w:cs="Arial" w:eastAsia="Arial" w:hAnsi="Arial"/>
@@ -13077,7 +13077,7 @@
               <w:spacing w:after="10" w:before="0"/>
               <w:ind w:left="120"/>
             </w:pPr>
-            <w:hyperlink w:history="1" r:id="rIdxchlivtbjsllfu6k8uipd">
+            <w:hyperlink w:history="1" r:id="rIdfx8fke7opor1jjrewqrsq">
               <w:r>
                 <w:rPr>
                   <w:rFonts w:ascii="Arial" w:cs="Arial" w:eastAsia="Arial" w:hAnsi="Arial"/>
@@ -13272,7 +13272,7 @@
             <w:pPr>
               <w:spacing w:after="20" w:before="0"/>
             </w:pPr>
-            <w:hyperlink w:history="1" r:id="rIdnxp5fbuhekn2t2qbbabe8">
+            <w:hyperlink w:history="1" r:id="rIdmp-gnvcecn0yfab5tfekm">
               <w:r>
                 <w:rPr>
                   <w:rFonts w:ascii="Arial" w:cs="Arial" w:eastAsia="Arial" w:hAnsi="Arial"/>
@@ -13305,7 +13305,7 @@
               <w:spacing w:after="10" w:before="0"/>
               <w:ind w:left="120"/>
             </w:pPr>
-            <w:hyperlink w:history="1" r:id="rIdeaqaarjkti0w6adhx_smd">
+            <w:hyperlink w:history="1" r:id="rIdrrr6o10uxmkyv19opuwi-">
               <w:r>
                 <w:rPr>
                   <w:rFonts w:ascii="Arial" w:cs="Arial" w:eastAsia="Arial" w:hAnsi="Arial"/>
@@ -13350,7 +13350,7 @@
             <w:pPr>
               <w:spacing w:after="20" w:before="0"/>
             </w:pPr>
-            <w:hyperlink w:history="1" r:id="rIdx8tejsictavyvtfth5k2o">
+            <w:hyperlink w:history="1" r:id="rIdapwtrlfyxqfaxmuijlcbl">
               <w:r>
                 <w:rPr>
                   <w:rFonts w:ascii="Arial" w:cs="Arial" w:eastAsia="Arial" w:hAnsi="Arial"/>
@@ -13383,7 +13383,7 @@
               <w:spacing w:after="10" w:before="0"/>
               <w:ind w:left="120"/>
             </w:pPr>
-            <w:hyperlink w:history="1" r:id="rIdcmb9hauzxcolsulfk4wsy">
+            <w:hyperlink w:history="1" r:id="rId3-t1miyb6fzfvkfbuahsu">
               <w:r>
                 <w:rPr>
                   <w:rFonts w:ascii="Arial" w:cs="Arial" w:eastAsia="Arial" w:hAnsi="Arial"/>
@@ -14870,7 +14870,7 @@
             <w:pPr>
               <w:spacing w:after="20" w:before="0"/>
             </w:pPr>
-            <w:hyperlink w:history="1" r:id="rIdweknxrl5jxsdwumfkwnpv">
+            <w:hyperlink w:history="1" r:id="rIdwipzihmjxjcmtwafltrqy">
               <w:r>
                 <w:rPr>
                   <w:rFonts w:ascii="Arial" w:cs="Arial" w:eastAsia="Arial" w:hAnsi="Arial"/>
@@ -14903,7 +14903,7 @@
               <w:spacing w:after="10" w:before="0"/>
               <w:ind w:left="120"/>
             </w:pPr>
-            <w:hyperlink w:history="1" r:id="rIdvjrafvfogsjii58wqtwrv">
+            <w:hyperlink w:history="1" r:id="rId2etujhhxhfhukdsqtsi48">
               <w:r>
                 <w:rPr>
                   <w:rFonts w:ascii="Arial" w:cs="Arial" w:eastAsia="Arial" w:hAnsi="Arial"/>
@@ -14948,7 +14948,7 @@
             <w:pPr>
               <w:spacing w:after="20" w:before="0"/>
             </w:pPr>
-            <w:hyperlink w:history="1" r:id="rIdlymj3pat_vgurb-5ltwas">
+            <w:hyperlink w:history="1" r:id="rIdbaxmmabrti3axigoh-o85">
               <w:r>
                 <w:rPr>
                   <w:rFonts w:ascii="Arial" w:cs="Arial" w:eastAsia="Arial" w:hAnsi="Arial"/>
@@ -14981,7 +14981,7 @@
               <w:spacing w:after="10" w:before="0"/>
               <w:ind w:left="120"/>
             </w:pPr>
-            <w:hyperlink w:history="1" r:id="rIda0oxdp5upd1gelgipjcsm">
+            <w:hyperlink w:history="1" r:id="rIdbi5cnk6brmmg1ofbgzmpu">
               <w:r>
                 <w:rPr>
                   <w:rFonts w:ascii="Arial" w:cs="Arial" w:eastAsia="Arial" w:hAnsi="Arial"/>
@@ -15176,7 +15176,7 @@
             <w:pPr>
               <w:spacing w:after="20" w:before="0"/>
             </w:pPr>
-            <w:hyperlink w:history="1" r:id="rIdzexgkww09qchglsac-6py">
+            <w:hyperlink w:history="1" r:id="rIdgpszfmphp4sjn650unx2a">
               <w:r>
                 <w:rPr>
                   <w:rFonts w:ascii="Arial" w:cs="Arial" w:eastAsia="Arial" w:hAnsi="Arial"/>
@@ -15209,7 +15209,7 @@
               <w:spacing w:after="10" w:before="0"/>
               <w:ind w:left="120"/>
             </w:pPr>
-            <w:hyperlink w:history="1" r:id="rIdtknr4acgmpvt8bljicdek">
+            <w:hyperlink w:history="1" r:id="rIdsftoi--ty4pts9l5-bdq-">
               <w:r>
                 <w:rPr>
                   <w:rFonts w:ascii="Arial" w:cs="Arial" w:eastAsia="Arial" w:hAnsi="Arial"/>
@@ -15254,7 +15254,7 @@
             <w:pPr>
               <w:spacing w:after="20" w:before="0"/>
             </w:pPr>
-            <w:hyperlink w:history="1" r:id="rIdhafwlmhedt4sizr820ajb">
+            <w:hyperlink w:history="1" r:id="rIdshiuwj1t_pcpbndv2jaqb">
               <w:r>
                 <w:rPr>
                   <w:rFonts w:ascii="Arial" w:cs="Arial" w:eastAsia="Arial" w:hAnsi="Arial"/>
@@ -15287,7 +15287,7 @@
               <w:spacing w:after="10" w:before="0"/>
               <w:ind w:left="120"/>
             </w:pPr>
-            <w:hyperlink w:history="1" r:id="rId_4zq0dutrynfppntmeyqr">
+            <w:hyperlink w:history="1" r:id="rIduouoacif1jdyrcyunotpu">
               <w:r>
                 <w:rPr>
                   <w:rFonts w:ascii="Arial" w:cs="Arial" w:eastAsia="Arial" w:hAnsi="Arial"/>
@@ -15482,7 +15482,7 @@
             <w:pPr>
               <w:spacing w:after="20" w:before="0"/>
             </w:pPr>
-            <w:hyperlink w:history="1" r:id="rIdfcfa9o8nlgeasv5fvs9jf">
+            <w:hyperlink w:history="1" r:id="rIdtspcz_6qkbfbddds4qoay">
               <w:r>
                 <w:rPr>
                   <w:rFonts w:ascii="Arial" w:cs="Arial" w:eastAsia="Arial" w:hAnsi="Arial"/>
@@ -15515,7 +15515,7 @@
               <w:spacing w:after="10" w:before="0"/>
               <w:ind w:left="120"/>
             </w:pPr>
-            <w:hyperlink w:history="1" r:id="rIdmqunrfcz5iyswxlntt-hn">
+            <w:hyperlink w:history="1" r:id="rIdltvijcin-ycytso4dn1an">
               <w:r>
                 <w:rPr>
                   <w:rFonts w:ascii="Arial" w:cs="Arial" w:eastAsia="Arial" w:hAnsi="Arial"/>
@@ -15560,7 +15560,7 @@
             <w:pPr>
               <w:spacing w:after="20" w:before="0"/>
             </w:pPr>
-            <w:hyperlink w:history="1" r:id="rId-2q85n77jrui7xnv1njxh">
+            <w:hyperlink w:history="1" r:id="rIdomizblvcviagppdhuae_e">
               <w:r>
                 <w:rPr>
                   <w:rFonts w:ascii="Arial" w:cs="Arial" w:eastAsia="Arial" w:hAnsi="Arial"/>
@@ -15593,7 +15593,7 @@
               <w:spacing w:after="10" w:before="0"/>
               <w:ind w:left="120"/>
             </w:pPr>
-            <w:hyperlink w:history="1" r:id="rId-blcnooozple2-7cxnomg">
+            <w:hyperlink w:history="1" r:id="rIdqxhs9chj0-pddxvbyayjl">
               <w:r>
                 <w:rPr>
                   <w:rFonts w:ascii="Arial" w:cs="Arial" w:eastAsia="Arial" w:hAnsi="Arial"/>
@@ -15788,7 +15788,7 @@
             <w:pPr>
               <w:spacing w:after="20" w:before="0"/>
             </w:pPr>
-            <w:hyperlink w:history="1" r:id="rIdpi8fghmnkcfqlqw6ae--c">
+            <w:hyperlink w:history="1" r:id="rIdzy9pjeyl9hl_pbtaf-0kw">
               <w:r>
                 <w:rPr>
                   <w:rFonts w:ascii="Arial" w:cs="Arial" w:eastAsia="Arial" w:hAnsi="Arial"/>
@@ -15821,7 +15821,7 @@
               <w:spacing w:after="10" w:before="0"/>
               <w:ind w:left="120"/>
             </w:pPr>
-            <w:hyperlink w:history="1" r:id="rIdhx1gtyl_qbvh3kantrtwb">
+            <w:hyperlink w:history="1" r:id="rIdvwhvx62r85eu9wi2sjw4y">
               <w:r>
                 <w:rPr>
                   <w:rFonts w:ascii="Arial" w:cs="Arial" w:eastAsia="Arial" w:hAnsi="Arial"/>
@@ -15866,7 +15866,7 @@
             <w:pPr>
               <w:spacing w:after="20" w:before="0"/>
             </w:pPr>
-            <w:hyperlink w:history="1" r:id="rIdnceglxs_2svj8qbvaxfmr">
+            <w:hyperlink w:history="1" r:id="rId6bmtedgvayntgbfs-fcpc">
               <w:r>
                 <w:rPr>
                   <w:rFonts w:ascii="Arial" w:cs="Arial" w:eastAsia="Arial" w:hAnsi="Arial"/>
@@ -15899,7 +15899,7 @@
               <w:spacing w:after="10" w:before="0"/>
               <w:ind w:left="120"/>
             </w:pPr>
-            <w:hyperlink w:history="1" r:id="rIdf9tgbfoiafis42wc0jmdt">
+            <w:hyperlink w:history="1" r:id="rIdeaj9tvifong0skp1vqbly">
               <w:r>
                 <w:rPr>
                   <w:rFonts w:ascii="Arial" w:cs="Arial" w:eastAsia="Arial" w:hAnsi="Arial"/>
@@ -16094,7 +16094,7 @@
             <w:pPr>
               <w:spacing w:after="20" w:before="0"/>
             </w:pPr>
-            <w:hyperlink w:history="1" r:id="rIdqbjiy3uq0jhirj_hpmbis">
+            <w:hyperlink w:history="1" r:id="rId6grjaojkvv_01fnljv4_d">
               <w:r>
                 <w:rPr>
                   <w:rFonts w:ascii="Arial" w:cs="Arial" w:eastAsia="Arial" w:hAnsi="Arial"/>
@@ -16127,7 +16127,7 @@
               <w:spacing w:after="10" w:before="0"/>
               <w:ind w:left="120"/>
             </w:pPr>
-            <w:hyperlink w:history="1" r:id="rIdzczuvugzsh0xncml8zaio">
+            <w:hyperlink w:history="1" r:id="rIddd9lpesb8rbvcvysmhq0g">
               <w:r>
                 <w:rPr>
                   <w:rFonts w:ascii="Arial" w:cs="Arial" w:eastAsia="Arial" w:hAnsi="Arial"/>
@@ -16172,7 +16172,7 @@
             <w:pPr>
               <w:spacing w:after="20" w:before="0"/>
             </w:pPr>
-            <w:hyperlink w:history="1" r:id="rIdxxtje3lkf1h-vzaku999h">
+            <w:hyperlink w:history="1" r:id="rIddpgbgf-joxmrlfvsvtcya">
               <w:r>
                 <w:rPr>
                   <w:rFonts w:ascii="Arial" w:cs="Arial" w:eastAsia="Arial" w:hAnsi="Arial"/>
@@ -16205,7 +16205,7 @@
               <w:spacing w:after="10" w:before="0"/>
               <w:ind w:left="120"/>
             </w:pPr>
-            <w:hyperlink w:history="1" r:id="rIduaenzchqrj9wn8fdy2g33">
+            <w:hyperlink w:history="1" r:id="rIdenrii5viusy1qm1sdurxy">
               <w:r>
                 <w:rPr>
                   <w:rFonts w:ascii="Arial" w:cs="Arial" w:eastAsia="Arial" w:hAnsi="Arial"/>
@@ -17692,7 +17692,313 @@
             <w:pPr>
               <w:spacing w:after="20" w:before="0"/>
             </w:pPr>
-            <w:hyperlink w:history="1" r:id="rIdl3caezl-ij8pl0qbi63rt">
+            <w:hyperlink w:history="1" r:id="rIdgwt-fxax94hvk-f6szcow">
+              <w:r>
+                <w:rPr>
+                  <w:rFonts w:ascii="Arial" w:cs="Arial" w:eastAsia="Arial" w:hAnsi="Arial"/>
+                  <w:color w:val="2E75B6"/>
+                  <w:sz w:val="16"/>
+                  <w:szCs w:val="16"/>
+                  <w:u w:val="single" w:color="2E75B6"/>
+                </w:rPr>
+                <w:t xml:space="preserve">05 Doping A Semiconductor</w:t>
+              </w:r>
+            </w:hyperlink>
+          </w:p>
+          <w:p>
+            <w:pPr>
+              <w:spacing w:after="10" w:before="0"/>
+              <w:ind w:left="120"/>
+            </w:pPr>
+            <w:r>
+              <w:rPr>
+                <w:rFonts w:ascii="Arial" w:cs="Arial" w:eastAsia="Arial" w:hAnsi="Arial"/>
+                <w:color w:val="595959"/>
+                <w:sz w:val="14"/>
+                <w:szCs w:val="14"/>
+              </w:rPr>
+              <w:t xml:space="preserve">Source: Seavuria</w:t>
+            </w:r>
+          </w:p>
+          <w:p>
+            <w:pPr>
+              <w:spacing w:after="10" w:before="0"/>
+              <w:ind w:left="120"/>
+            </w:pPr>
+            <w:hyperlink w:history="1" r:id="rIdzbfi7e7ea8yyosn69nib2">
+              <w:r>
+                <w:rPr>
+                  <w:rFonts w:ascii="Arial" w:cs="Arial" w:eastAsia="Arial" w:hAnsi="Arial"/>
+                  <w:color w:val="595959"/>
+                  <w:sz w:val="14"/>
+                  <w:szCs w:val="14"/>
+                  <w:u w:val="single" w:color="595959"/>
+                </w:rPr>
+                <w:t xml:space="preserve">🔍 Search ARES for similar videos</w:t>
+              </w:r>
+            </w:hyperlink>
+          </w:p>
+          <w:p>
+            <w:pPr>
+              <w:spacing w:after="40" w:before="0"/>
+            </w:pPr>
+            <w:r>
+              <w:rPr>
+                <w:sz w:val="14"/>
+                <w:szCs w:val="14"/>
+              </w:rPr>
+              <w:t xml:space="preserve"/>
+            </w:r>
+          </w:p>
+          <w:p>
+            <w:pPr>
+              <w:spacing w:after="20" w:before="0"/>
+            </w:pPr>
+            <w:r>
+              <w:rPr>
+                <w:rFonts w:ascii="Arial" w:cs="Arial" w:eastAsia="Arial" w:hAnsi="Arial"/>
+                <w:b/>
+                <w:bCs/>
+                <w:color w:val="1F3864"/>
+                <w:sz w:val="16"/>
+                <w:szCs w:val="16"/>
+              </w:rPr>
+              <w:t xml:space="preserve">📖 EXERCISE:</w:t>
+            </w:r>
+          </w:p>
+          <w:p>
+            <w:pPr>
+              <w:spacing w:after="20" w:before="0"/>
+            </w:pPr>
+            <w:hyperlink w:history="1" r:id="rIdzolckswuwynhz1ooygk14">
+              <w:r>
+                <w:rPr>
+                  <w:rFonts w:ascii="Arial" w:cs="Arial" w:eastAsia="Arial" w:hAnsi="Arial"/>
+                  <w:color w:val="2E75B6"/>
+                  <w:sz w:val="16"/>
+                  <w:szCs w:val="16"/>
+                  <w:u w:val="single" w:color="2E75B6"/>
+                </w:rPr>
+                <w:t xml:space="preserve">Electronic transitions in spectroscopy</w:t>
+              </w:r>
+            </w:hyperlink>
+          </w:p>
+          <w:p>
+            <w:pPr>
+              <w:spacing w:after="10" w:before="0"/>
+              <w:ind w:left="120"/>
+            </w:pPr>
+            <w:r>
+              <w:rPr>
+                <w:rFonts w:ascii="Arial" w:cs="Arial" w:eastAsia="Arial" w:hAnsi="Arial"/>
+                <w:color w:val="595959"/>
+                <w:sz w:val="14"/>
+                <w:szCs w:val="14"/>
+              </w:rPr>
+              <w:t xml:space="preserve">Source: Khan Academy (English - US curriculum)</w:t>
+            </w:r>
+          </w:p>
+          <w:p>
+            <w:pPr>
+              <w:spacing w:after="10" w:before="0"/>
+              <w:ind w:left="120"/>
+            </w:pPr>
+            <w:hyperlink w:history="1" r:id="rIdyfcmnw8qwj4qfklpwpl-x">
+              <w:r>
+                <w:rPr>
+                  <w:rFonts w:ascii="Arial" w:cs="Arial" w:eastAsia="Arial" w:hAnsi="Arial"/>
+                  <w:color w:val="595959"/>
+                  <w:sz w:val="14"/>
+                  <w:szCs w:val="14"/>
+                  <w:u w:val="single" w:color="595959"/>
+                </w:rPr>
+                <w:t xml:space="preserve">🔍 Search ARES for similar readings</w:t>
+              </w:r>
+            </w:hyperlink>
+          </w:p>
+        </w:tc>
+        <w:tc>
+          <w:tcPr>
+            <w:tcW w:type="dxa" w:w="3040"/>
+            <w:shd w:fill="FFFFFF" w:color="auto" w:val="clear"/>
+            <w:tcMar>
+              <w:top w:type="dxa" w:w="60"/>
+              <w:left w:type="dxa" w:w="120"/>
+              <w:bottom w:type="dxa" w:w="60"/>
+              <w:right w:type="dxa" w:w="120"/>
+            </w:tcMar>
+            <w:vAlign w:val="top"/>
+          </w:tcPr>
+          <w:p>
+            <w:pPr>
+              <w:spacing w:after="40" w:before="0"/>
+              <w:jc w:val="left"/>
+            </w:pPr>
+            <w:r>
+              <w:rPr>
+                <w:rFonts w:ascii="Arial" w:cs="Arial" w:eastAsia="Arial" w:hAnsi="Arial"/>
+                <w:b w:val="false"/>
+                <w:bCs w:val="false"/>
+                <w:i w:val="false"/>
+                <w:iCs w:val="false"/>
+                <w:color w:val="000000"/>
+                <w:sz w:val="18"/>
+                <w:szCs w:val="18"/>
+              </w:rPr>
+              <w:t xml:space="preserve">Learners are shown a single slide (or hand-drawn board sketch) displaying three images side-by-side: a solar panel on a school rooftop in Lodwar, Turkana County; a person using a basic smartphone to send M-PESA money in Kisumu market; and a patient entering an MRI scanner at Kenyatta National Hospital, Nairobi. Below the images is the prompt: 'All three technologies depend on the same family of materials you have been studying. Before we dig in — write down: (a) which semiconductor property or concept from our lessons do you think is MOST important for each device, and (b) what question about each device you still cannot fully answer.' Learners write individually for 4 minutes in their science notebooks, then share predictions with a shoulder partner for 2 minutes. The teacher cold-calls 6 learners (2 per device image) to voice their predictions aloud. Predictions are recorded in three columns on the board under each image heading. These predictions remain visible throughout the lesson and are revisited during Phase 4.</w:t>
+            </w:r>
+          </w:p>
+        </w:tc>
+        <w:tc>
+          <w:tcPr>
+            <w:tcW w:type="dxa" w:w="3040"/>
+            <w:shd w:fill="F2F2F2" w:color="auto" w:val="clear"/>
+            <w:tcMar>
+              <w:top w:type="dxa" w:w="60"/>
+              <w:left w:type="dxa" w:w="120"/>
+              <w:bottom w:type="dxa" w:w="60"/>
+              <w:right w:type="dxa" w:w="120"/>
+            </w:tcMar>
+            <w:vAlign w:val="top"/>
+          </w:tcPr>
+          <w:p>
+            <w:pPr>
+              <w:spacing w:after="40" w:before="0"/>
+              <w:jc w:val="left"/>
+            </w:pPr>
+            <w:r>
+              <w:rPr>
+                <w:rFonts w:ascii="Arial" w:cs="Arial" w:eastAsia="Arial" w:hAnsi="Arial"/>
+                <w:b w:val="false"/>
+                <w:bCs w:val="false"/>
+                <w:i w:val="false"/>
+                <w:iCs w:val="false"/>
+                <w:color w:val="000000"/>
+                <w:sz w:val="18"/>
+                <w:szCs w:val="18"/>
+              </w:rPr>
+              <w:t xml:space="preserve">Display the three-image slide and say: 'We have spent five lessons gathering evidence about how materials conduct — or refuse to conduct — electricity, and why silicon is special. Today, before I tell you anything new, I want you to commit to a prediction.' Allow 4 minutes of silent individual writing — enforce silence, no devices. After 4 minutes say: 'Turn to your shoulder partner, share your two answers — you have 2 minutes.' After partner talk, cold-call exactly 6 learners using the class register (learner 3, 9, 15, 21, 27, and 33 — or equivalent spacing). For each response, probe with: 'What evidence from our previous lessons supports that idea?' Allow 10 seconds of WAIT TIME after each probe before accepting a response. Record key terms from responses in the three columns on the board. Do NOT correct misconceptions yet — note them visibly with a question mark (e.g., 'Wambua says doping makes the panel hotter — ❓') so they can be resolved during sensemaking.</w:t>
+            </w:r>
+          </w:p>
+        </w:tc>
+        <w:tc>
+          <w:tcPr>
+            <w:tcW w:type="dxa" w:w="3040"/>
+            <w:shd w:fill="FFFFFF" w:color="auto" w:val="clear"/>
+            <w:tcMar>
+              <w:top w:type="dxa" w:w="60"/>
+              <w:left w:type="dxa" w:w="120"/>
+              <w:bottom w:type="dxa" w:w="60"/>
+              <w:right w:type="dxa" w:w="120"/>
+            </w:tcMar>
+            <w:vAlign w:val="top"/>
+          </w:tcPr>
+          <w:p>
+            <w:pPr>
+              <w:spacing w:after="40" w:before="0"/>
+              <w:jc w:val="left"/>
+            </w:pPr>
+            <w:r>
+              <w:rPr>
+                <w:rFonts w:ascii="Arial" w:cs="Arial" w:eastAsia="Arial" w:hAnsi="Arial"/>
+                <w:b w:val="false"/>
+                <w:bCs w:val="false"/>
+                <w:i w:val="false"/>
+                <w:iCs w:val="false"/>
+                <w:color w:val="000000"/>
+                <w:sz w:val="18"/>
+                <w:szCs w:val="18"/>
+              </w:rPr>
+              <w:t xml:space="preserve">Activation of Prior Knowledge via Prediction Columns — by committing predictions to paper and then hearing peers' varied ideas displayed on the board, learners activate their full five-lesson knowledge base and surface residual misconceptions. The three visible columns create a cognitive scaffold: learners will mentally 'check off' each column as evidence is presented during the case study work, reinforcing retrieval and integration.</w:t>
+            </w:r>
+          </w:p>
+        </w:tc>
+        <w:tc>
+          <w:tcPr>
+            <w:tcW w:type="dxa" w:w="3040"/>
+            <w:shd w:fill="F2F2F2" w:color="auto" w:val="clear"/>
+            <w:tcMar>
+              <w:top w:type="dxa" w:w="60"/>
+              <w:left w:type="dxa" w:w="120"/>
+              <w:bottom w:type="dxa" w:w="60"/>
+              <w:right w:type="dxa" w:w="120"/>
+            </w:tcMar>
+            <w:vAlign w:val="top"/>
+          </w:tcPr>
+          <w:p>
+            <w:pPr>
+              <w:spacing w:after="40" w:before="0"/>
+              <w:jc w:val="left"/>
+            </w:pPr>
+            <w:r>
+              <w:rPr>
+                <w:rFonts w:ascii="Arial" w:cs="Arial" w:eastAsia="Arial" w:hAnsi="Arial"/>
+                <w:b w:val="false"/>
+                <w:bCs w:val="false"/>
+                <w:i w:val="false"/>
+                <w:iCs w:val="false"/>
+                <w:color w:val="000000"/>
+                <w:sz w:val="18"/>
+                <w:szCs w:val="18"/>
+              </w:rPr>
+              <w:t xml:space="preserve">Observable indicator: each learner's notebook contains at least two written predictions (one semiconductor concept per device, one unanswered question per device) before partner talk begins. The teacher circulates during the 4-minute writing phase and notes which learners leave spaces blank — these learners are prioritised for targeted questioning during Phase 3. Red flag: if more than one-third of cold-called learners cannot name any semiconductor concept for a device, the teacher pauses to do a rapid 2-minute whole-class oral recap of the band theory summary poster before proceeding.</w:t>
+            </w:r>
+          </w:p>
+        </w:tc>
+      </w:tr>
+      <w:tr>
+        <w:tc>
+          <w:tcPr>
+            <w:tcW w:type="dxa" w:w="1520"/>
+            <w:shd w:fill="D9EEF1" w:color="auto" w:val="clear"/>
+            <w:tcMar>
+              <w:top w:type="dxa" w:w="60"/>
+              <w:left w:type="dxa" w:w="120"/>
+              <w:bottom w:type="dxa" w:w="60"/>
+              <w:right w:type="dxa" w:w="120"/>
+            </w:tcMar>
+            <w:vAlign w:val="top"/>
+          </w:tcPr>
+          <w:p>
+            <w:pPr>
+              <w:spacing w:after="40" w:before="0"/>
+              <w:jc w:val="left"/>
+            </w:pPr>
+            <w:r>
+              <w:rPr>
+                <w:rFonts w:ascii="Arial" w:cs="Arial" w:eastAsia="Arial" w:hAnsi="Arial"/>
+                <w:b/>
+                <w:bCs/>
+                <w:i w:val="false"/>
+                <w:iCs w:val="false"/>
+                <w:color w:val="000000"/>
+                <w:sz w:val="18"/>
+                <w:szCs w:val="18"/>
+              </w:rPr>
+              <w:t xml:space="preserve">Observe Phase</w:t>
+            </w:r>
+          </w:p>
+          <w:p>
+            <w:pPr>
+              <w:spacing w:after="20" w:before="0"/>
+            </w:pPr>
+            <w:r>
+              <w:rPr>
+                <w:rFonts w:ascii="Arial" w:cs="Arial" w:eastAsia="Arial" w:hAnsi="Arial"/>
+                <w:b/>
+                <w:bCs/>
+                <w:color w:val="1F3864"/>
+                <w:sz w:val="16"/>
+                <w:szCs w:val="16"/>
+              </w:rPr>
+              <w:t xml:space="preserve">📹 VIDEO:</w:t>
+            </w:r>
+          </w:p>
+          <w:p>
+            <w:pPr>
+              <w:spacing w:after="20" w:before="0"/>
+            </w:pPr>
+            <w:hyperlink w:history="1" r:id="rIdozt0nvquyvjhfldszb25z">
               <w:r>
                 <w:rPr>
                   <w:rFonts w:ascii="Arial" w:cs="Arial" w:eastAsia="Arial" w:hAnsi="Arial"/>
@@ -17725,7 +18031,7 @@
               <w:spacing w:after="10" w:before="0"/>
               <w:ind w:left="120"/>
             </w:pPr>
-            <w:hyperlink w:history="1" r:id="rIdunftjj3ca_kviakpo2san">
+            <w:hyperlink w:history="1" r:id="rIdcfj8hzzf4v1ahiacwuqvv">
               <w:r>
                 <w:rPr>
                   <w:rFonts w:ascii="Arial" w:cs="Arial" w:eastAsia="Arial" w:hAnsi="Arial"/>
@@ -17770,7 +18076,7 @@
             <w:pPr>
               <w:spacing w:after="20" w:before="0"/>
             </w:pPr>
-            <w:hyperlink w:history="1" r:id="rIdb-knuqmkkffjuohtgh8ee">
+            <w:hyperlink w:history="1" r:id="rIdw_5obvts-_zaljkk9mr2t">
               <w:r>
                 <w:rPr>
                   <w:rFonts w:ascii="Arial" w:cs="Arial" w:eastAsia="Arial" w:hAnsi="Arial"/>
@@ -17803,7 +18109,7 @@
               <w:spacing w:after="10" w:before="0"/>
               <w:ind w:left="120"/>
             </w:pPr>
-            <w:hyperlink w:history="1" r:id="rIdfyaqsemuzvwz9urjuwfsu">
+            <w:hyperlink w:history="1" r:id="rIdv1otamtc9l64zz1al5ggz">
               <w:r>
                 <w:rPr>
                   <w:rFonts w:ascii="Arial" w:cs="Arial" w:eastAsia="Arial" w:hAnsi="Arial"/>
@@ -17845,7 +18151,7 @@
                 <w:sz w:val="18"/>
                 <w:szCs w:val="18"/>
               </w:rPr>
-              <w:t xml:space="preserve">Learners are shown a single slide (or hand-drawn board sketch) displaying three images side-by-side: a solar panel on a school rooftop in Lodwar, Turkana County; a person using a basic smartphone to send M-PESA money in Kisumu market; and a patient entering an MRI scanner at Kenyatta National Hospital, Nairobi. Below the images is the prompt: 'All three technologies depend on the same family of materials you have been studying. Before we dig in — write down: (a) which semiconductor property or concept from our lessons do you think is MOST important for each device, and (b) what question about each device you still cannot fully answer.' Learners write individually for 4 minutes in their science notebooks, then share predictions with a shoulder partner for 2 minutes. The teacher cold-calls 6 learners (2 per device image) to voice their predictions aloud. Predictions are recorded in three columns on the board under each image heading. These predictions remain visible throughout the lesson and are revisited during Phase 4.</w:t>
+              <w:t xml:space="preserve">The class is divided into three expert groups (Group A: Solar Panels / Turkana; Group B: Microchips / M-PESA; Group C: Superconductors / KNH MRI). Each group receives a printed or tablet-displayed Case Study Evidence Pack containing: (i) a one-page structured reading written at Grade 10 level in clear English, (ii) a data table or diagram specific to their device (Group A: a graph of solar panel power output vs. panel temperature from 15 °C to 45 °C for a silicon PV panel in Lodwar; Group B: a simplified diagram of an n-type/p-type junction used as a transistor switch inside a mobile processor, with annotated electron flow; Group C: a resistance-vs-temperature graph for a superconducting niobium-titanium alloy showing the sharp drop to zero resistance at ~9 K, with a note that MRI magnets at KNH operate at 4 K using liquid helium cooling). Groups also have access to all class posters and summary tables produced in Lessons 1–5, plus the YouTube semiconductor video (bookmarked at the relevant timestamp). Groups read, discuss, and complete the first two rows of their Case Study Analysis Sheet: 'What did we OBSERVE (evidence)?' and 'What does this REMIND US OF from our previous lessons?' — 15 minutes of structured group work.</w:t>
             </w:r>
           </w:p>
         </w:tc>
@@ -17877,7 +18183,7 @@
                 <w:sz w:val="18"/>
                 <w:szCs w:val="18"/>
               </w:rPr>
-              <w:t xml:space="preserve">Display the three-image slide and say: 'We have spent five lessons gathering evidence about how materials conduct — or refuse to conduct — electricity, and why silicon is special. Today, before I tell you anything new, I want you to commit to a prediction.' Allow 4 minutes of silent individual writing — enforce silence, no devices. After 4 minutes say: 'Turn to your shoulder partner, share your two answers — you have 2 minutes.' After partner talk, cold-call exactly 6 learners using the class register (learner 3, 9, 15, 21, 27, and 33 — or equivalent spacing). For each response, probe with: 'What evidence from our previous lessons supports that idea?' Allow 10 seconds of WAIT TIME after each probe before accepting a response. Record key terms from responses in the three columns on the board. Do NOT correct misconceptions yet — note them visibly with a question mark (e.g., 'Wambua says doping makes the panel hotter — ❓') so they can be resolved during sensemaking.</w:t>
+              <w:t xml:space="preserve">Before releasing groups, say: 'Your job in the next 15 minutes is to be the expert on your case study. Your group will later teach the rest of the class — so everyone in the group must understand the evidence, not just the fastest reader.' Assign roles within groups aloud: Reader, Recorder, Diagram Annotator, and Timekeeper. Circulate between groups every 3–4 minutes. At Group A, prompt: 'Look at the power-vs-temperature graph — what pattern do you see, and does it remind you of what we said about carrier mobility last lesson?' At Group B, prompt: 'How is this transistor junction different from a simple copper wire, and what would happen to the M-PESA signal if there were no doping?' At Group C, prompt: 'The resistance drops to exactly zero — is that what we predicted from band theory alone? What is different about this material below 9 K?' Use cold-call within groups: call on the quietest member by name and ask them to read one key sentence from the evidence pack. Allow 10 seconds of WAIT TIME. With 3 minutes remaining, give a time check: 'Three minutes — make sure your Recorder has written at least three pieces of evidence in row one of your sheet.'</w:t>
             </w:r>
           </w:p>
         </w:tc>
@@ -17909,7 +18215,7 @@
                 <w:sz w:val="18"/>
                 <w:szCs w:val="18"/>
               </w:rPr>
-              <w:t xml:space="preserve">Activation of Prior Knowledge via Prediction Columns — by committing predictions to paper and then hearing peers' varied ideas displayed on the board, learners activate their full five-lesson knowledge base and surface residual misconceptions. The three visible columns create a cognitive scaffold: learners will mentally 'check off' each column as evidence is presented during the case study work, reinforcing retrieval and integration.</w:t>
+              <w:t xml:space="preserve">Jigsaw Expert Group Reading with Annotated Data — each group becomes the class authority on one case study. The structured reading plus data visualisation (graph or diagram) grounds their analysis in concrete, Kenya-specific evidence rather than abstract theory. By linking new evidence explicitly back to class posters from prior lessons, learners build a connected knowledge structure rather than treating each lesson as isolated content.</w:t>
             </w:r>
           </w:p>
         </w:tc>
@@ -17941,7 +18247,7 @@
                 <w:sz w:val="18"/>
                 <w:szCs w:val="18"/>
               </w:rPr>
-              <w:t xml:space="preserve">Observable indicator: each learner's notebook contains at least two written predictions (one semiconductor concept per device, one unanswered question per device) before partner talk begins. The teacher circulates during the 4-minute writing phase and notes which learners leave spaces blank — these learners are prioritised for targeted questioning during Phase 3. Red flag: if more than one-third of cold-called learners cannot name any semiconductor concept for a device, the teacher pauses to do a rapid 2-minute whole-class oral recap of the band theory summary poster before proceeding.</w:t>
+              <w:t xml:space="preserve">Observable indicator: every group's Case Study Analysis Sheet has at least three evidence statements in row one and at least two explicit links to prior lesson concepts in row two by the end of the 15-minute window. The teacher collects a quick visual check by asking Recorders to hold up their sheets — if fewer than two prior-lesson links appear, the teacher stops the group and asks: 'Which poster on the wall connects to your evidence? Point to it.' This anchors the group before jigsaw sharing.</w:t>
             </w:r>
           </w:p>
         </w:tc>
@@ -17950,32 +18256,32 @@
         <w:tc>
           <w:tcPr>
             <w:tcW w:type="dxa" w:w="1520"/>
-            <w:shd w:fill="D9EEF1" w:color="auto" w:val="clear"/>
-            <w:tcMar>
-              <w:top w:type="dxa" w:w="60"/>
-              <w:left w:type="dxa" w:w="120"/>
-              <w:bottom w:type="dxa" w:w="60"/>
-              <w:right w:type="dxa" w:w="120"/>
-            </w:tcMar>
-            <w:vAlign w:val="top"/>
-          </w:tcPr>
-          <w:p>
-            <w:pPr>
-              <w:spacing w:after="40" w:before="0"/>
-              <w:jc w:val="left"/>
-            </w:pPr>
-            <w:r>
-              <w:rPr>
-                <w:rFonts w:ascii="Arial" w:cs="Arial" w:eastAsia="Arial" w:hAnsi="Arial"/>
-                <w:b/>
-                <w:bCs/>
-                <w:i w:val="false"/>
-                <w:iCs w:val="false"/>
-                <w:color w:val="000000"/>
-                <w:sz w:val="18"/>
-                <w:szCs w:val="18"/>
-              </w:rPr>
-              <w:t xml:space="preserve">Observe Phase</w:t>
+            <w:shd w:fill="E2EFDA" w:color="auto" w:val="clear"/>
+            <w:tcMar>
+              <w:top w:type="dxa" w:w="60"/>
+              <w:left w:type="dxa" w:w="120"/>
+              <w:bottom w:type="dxa" w:w="60"/>
+              <w:right w:type="dxa" w:w="120"/>
+            </w:tcMar>
+            <w:vAlign w:val="top"/>
+          </w:tcPr>
+          <w:p>
+            <w:pPr>
+              <w:spacing w:after="40" w:before="0"/>
+              <w:jc w:val="left"/>
+            </w:pPr>
+            <w:r>
+              <w:rPr>
+                <w:rFonts w:ascii="Arial" w:cs="Arial" w:eastAsia="Arial" w:hAnsi="Arial"/>
+                <w:b/>
+                <w:bCs/>
+                <w:i w:val="false"/>
+                <w:iCs w:val="false"/>
+                <w:color w:val="000000"/>
+                <w:sz w:val="18"/>
+                <w:szCs w:val="18"/>
+              </w:rPr>
+              <w:t xml:space="preserve">Explain Phase</w:t>
             </w:r>
           </w:p>
           <w:p>
@@ -17998,7 +18304,313 @@
             <w:pPr>
               <w:spacing w:after="20" w:before="0"/>
             </w:pPr>
-            <w:hyperlink w:history="1" r:id="rIdakku00mxqcdy9ldb_cp5p">
+            <w:hyperlink w:history="1" r:id="rIdxqfhdhgc-fkvsedsjdf5v">
+              <w:r>
+                <w:rPr>
+                  <w:rFonts w:ascii="Arial" w:cs="Arial" w:eastAsia="Arial" w:hAnsi="Arial"/>
+                  <w:color w:val="2E75B6"/>
+                  <w:sz w:val="16"/>
+                  <w:szCs w:val="16"/>
+                  <w:u w:val="single" w:color="2E75B6"/>
+                </w:rPr>
+                <w:t xml:space="preserve">02 Semiconductors</w:t>
+              </w:r>
+            </w:hyperlink>
+          </w:p>
+          <w:p>
+            <w:pPr>
+              <w:spacing w:after="10" w:before="0"/>
+              <w:ind w:left="120"/>
+            </w:pPr>
+            <w:r>
+              <w:rPr>
+                <w:rFonts w:ascii="Arial" w:cs="Arial" w:eastAsia="Arial" w:hAnsi="Arial"/>
+                <w:color w:val="595959"/>
+                <w:sz w:val="14"/>
+                <w:szCs w:val="14"/>
+              </w:rPr>
+              <w:t xml:space="preserve">Source: Seavuria</w:t>
+            </w:r>
+          </w:p>
+          <w:p>
+            <w:pPr>
+              <w:spacing w:after="10" w:before="0"/>
+              <w:ind w:left="120"/>
+            </w:pPr>
+            <w:hyperlink w:history="1" r:id="rIdu_xdaugunqptameifd3zk">
+              <w:r>
+                <w:rPr>
+                  <w:rFonts w:ascii="Arial" w:cs="Arial" w:eastAsia="Arial" w:hAnsi="Arial"/>
+                  <w:color w:val="595959"/>
+                  <w:sz w:val="14"/>
+                  <w:szCs w:val="14"/>
+                  <w:u w:val="single" w:color="595959"/>
+                </w:rPr>
+                <w:t xml:space="preserve">🔍 Search ARES for similar videos</w:t>
+              </w:r>
+            </w:hyperlink>
+          </w:p>
+          <w:p>
+            <w:pPr>
+              <w:spacing w:after="40" w:before="0"/>
+            </w:pPr>
+            <w:r>
+              <w:rPr>
+                <w:sz w:val="14"/>
+                <w:szCs w:val="14"/>
+              </w:rPr>
+              <w:t xml:space="preserve"/>
+            </w:r>
+          </w:p>
+          <w:p>
+            <w:pPr>
+              <w:spacing w:after="20" w:before="0"/>
+            </w:pPr>
+            <w:r>
+              <w:rPr>
+                <w:rFonts w:ascii="Arial" w:cs="Arial" w:eastAsia="Arial" w:hAnsi="Arial"/>
+                <w:b/>
+                <w:bCs/>
+                <w:color w:val="1F3864"/>
+                <w:sz w:val="16"/>
+                <w:szCs w:val="16"/>
+              </w:rPr>
+              <w:t xml:space="preserve">📖 EXERCISE:</w:t>
+            </w:r>
+          </w:p>
+          <w:p>
+            <w:pPr>
+              <w:spacing w:after="20" w:before="0"/>
+            </w:pPr>
+            <w:hyperlink w:history="1" r:id="rIdtamkdyld9kyn2sfxfyglr">
+              <w:r>
+                <w:rPr>
+                  <w:rFonts w:ascii="Arial" w:cs="Arial" w:eastAsia="Arial" w:hAnsi="Arial"/>
+                  <w:color w:val="2E75B6"/>
+                  <w:sz w:val="16"/>
+                  <w:szCs w:val="16"/>
+                  <w:u w:val="single" w:color="2E75B6"/>
+                </w:rPr>
+                <w:t xml:space="preserve">Electronic transitions in spectroscopy</w:t>
+              </w:r>
+            </w:hyperlink>
+          </w:p>
+          <w:p>
+            <w:pPr>
+              <w:spacing w:after="10" w:before="0"/>
+              <w:ind w:left="120"/>
+            </w:pPr>
+            <w:r>
+              <w:rPr>
+                <w:rFonts w:ascii="Arial" w:cs="Arial" w:eastAsia="Arial" w:hAnsi="Arial"/>
+                <w:color w:val="595959"/>
+                <w:sz w:val="14"/>
+                <w:szCs w:val="14"/>
+              </w:rPr>
+              <w:t xml:space="preserve">Source: Khan Academy (English - US curriculum)</w:t>
+            </w:r>
+          </w:p>
+          <w:p>
+            <w:pPr>
+              <w:spacing w:after="10" w:before="0"/>
+              <w:ind w:left="120"/>
+            </w:pPr>
+            <w:hyperlink w:history="1" r:id="rIdx6pdbxczns-frkxe-pzvd">
+              <w:r>
+                <w:rPr>
+                  <w:rFonts w:ascii="Arial" w:cs="Arial" w:eastAsia="Arial" w:hAnsi="Arial"/>
+                  <w:color w:val="595959"/>
+                  <w:sz w:val="14"/>
+                  <w:szCs w:val="14"/>
+                  <w:u w:val="single" w:color="595959"/>
+                </w:rPr>
+                <w:t xml:space="preserve">🔍 Search ARES for similar readings</w:t>
+              </w:r>
+            </w:hyperlink>
+          </w:p>
+        </w:tc>
+        <w:tc>
+          <w:tcPr>
+            <w:tcW w:type="dxa" w:w="3040"/>
+            <w:shd w:fill="FFFFFF" w:color="auto" w:val="clear"/>
+            <w:tcMar>
+              <w:top w:type="dxa" w:w="60"/>
+              <w:left w:type="dxa" w:w="120"/>
+              <w:bottom w:type="dxa" w:w="60"/>
+              <w:right w:type="dxa" w:w="120"/>
+            </w:tcMar>
+            <w:vAlign w:val="top"/>
+          </w:tcPr>
+          <w:p>
+            <w:pPr>
+              <w:spacing w:after="40" w:before="0"/>
+              <w:jc w:val="left"/>
+            </w:pPr>
+            <w:r>
+              <w:rPr>
+                <w:rFonts w:ascii="Arial" w:cs="Arial" w:eastAsia="Arial" w:hAnsi="Arial"/>
+                <w:b w:val="false"/>
+                <w:bCs w:val="false"/>
+                <w:i w:val="false"/>
+                <w:iCs w:val="false"/>
+                <w:color w:val="000000"/>
+                <w:sz w:val="18"/>
+                <w:szCs w:val="18"/>
+              </w:rPr>
+              <w:t xml:space="preserve">Groups now complete their Case Study Analysis Sheets fully, adding rows three and four: 'What CLAIM can we make about how semiconductor properties explain this technology?' and 'What is our REASONING — which specific property (band gap, doping, p-n junction, temperature effect, superconductivity) is doing the work and why?' (10 minutes within expert groups.) Then the class jigsaws: new mixed groups of three are formed, one member from each original expert group per new group. Each expert teaches their case study to the other two members using their completed sheet and pointing to relevant class posters (8 minutes). After jigsaw, the whole class reconvenes. The teacher facilitates a 12-minute whole-class structured discussion to build a unified explanation on the board. The teacher draws a three-column table: Device | Key Semiconductor Property | Link to Kajiado Phenomenon. Learners contribute to filling in each row. The final row is left blank: 'The Kajiado Solar Panel — full explanation' — learners attempt to fill this in collaboratively, drawing on all three case studies. The teacher scribes learner language, only refining vocabulary when necessary.</w:t>
+            </w:r>
+          </w:p>
+        </w:tc>
+        <w:tc>
+          <w:tcPr>
+            <w:tcW w:type="dxa" w:w="3040"/>
+            <w:shd w:fill="F2F2F2" w:color="auto" w:val="clear"/>
+            <w:tcMar>
+              <w:top w:type="dxa" w:w="60"/>
+              <w:left w:type="dxa" w:w="120"/>
+              <w:bottom w:type="dxa" w:w="60"/>
+              <w:right w:type="dxa" w:w="120"/>
+            </w:tcMar>
+            <w:vAlign w:val="top"/>
+          </w:tcPr>
+          <w:p>
+            <w:pPr>
+              <w:spacing w:after="40" w:before="0"/>
+              <w:jc w:val="left"/>
+            </w:pPr>
+            <w:r>
+              <w:rPr>
+                <w:rFonts w:ascii="Arial" w:cs="Arial" w:eastAsia="Arial" w:hAnsi="Arial"/>
+                <w:b w:val="false"/>
+                <w:bCs w:val="false"/>
+                <w:i w:val="false"/>
+                <w:iCs w:val="false"/>
+                <w:color w:val="000000"/>
+                <w:sz w:val="18"/>
+                <w:szCs w:val="18"/>
+              </w:rPr>
+              <w:t xml:space="preserve">For the Claim–Evidence–Reasoning completion phase, circulate and prompt: 'Your claim should be one sentence that a farmer in Turkana / a banker using M-PESA / a doctor at KNH could understand. Write it in plain language first, then add the physics.' During jigsaw teaching, enforce the rule: 'The expert must point to at least one class poster while explaining — no poster reference, no credit.' During whole-class discussion, cold-call at least 8 different learners across all three original groups to contribute to the three-column board table. After each contribution, ask the class: 'Does everyone agree? Thumbs up, thumbs sideways, or thumbs down — silent vote.' For any thumbs-down or sideways, ask that learner: 'Tell us what you would change and why' — allow 10 seconds of WAIT TIME before they respond. For the final blank row (Kajiado Solar Panel), say: 'This is the question we started with seven lessons ago. Using everything in this table — Group A, B, and C — can someone now give me a complete answer? You have 30 seconds to write it in your notebook first.' Cold-call 2 learners after 30 seconds. Scribe their combined explanation on the board. Ask the class: 'Is anything missing? What would make this explanation stronger?' Allow 10 seconds of WAIT TIME.</w:t>
+            </w:r>
+          </w:p>
+        </w:tc>
+        <w:tc>
+          <w:tcPr>
+            <w:tcW w:type="dxa" w:w="3040"/>
+            <w:shd w:fill="FFFFFF" w:color="auto" w:val="clear"/>
+            <w:tcMar>
+              <w:top w:type="dxa" w:w="60"/>
+              <w:left w:type="dxa" w:w="120"/>
+              <w:bottom w:type="dxa" w:w="60"/>
+              <w:right w:type="dxa" w:w="120"/>
+            </w:tcMar>
+            <w:vAlign w:val="top"/>
+          </w:tcPr>
+          <w:p>
+            <w:pPr>
+              <w:spacing w:after="40" w:before="0"/>
+              <w:jc w:val="left"/>
+            </w:pPr>
+            <w:r>
+              <w:rPr>
+                <w:rFonts w:ascii="Arial" w:cs="Arial" w:eastAsia="Arial" w:hAnsi="Arial"/>
+                <w:b w:val="false"/>
+                <w:bCs w:val="false"/>
+                <w:i w:val="false"/>
+                <w:iCs w:val="false"/>
+                <w:color w:val="000000"/>
+                <w:sz w:val="18"/>
+                <w:szCs w:val="18"/>
+              </w:rPr>
+              <w:t xml:space="preserve">Claim–Evidence–Reasoning (CER) Framework with Jigsaw Teach-Back — CER makes scientific argumentation explicit and structured. The jigsaw forces every learner to deeply process one case study AND then teach it, requiring them to translate technical understanding into clear language — the highest level of Bloom's taxonomy. The three-column board synthesis creates a visual knowledge map that makes the connection between disparate technologies and the original phenomenon explicit and memorable.</w:t>
+            </w:r>
+          </w:p>
+        </w:tc>
+        <w:tc>
+          <w:tcPr>
+            <w:tcW w:type="dxa" w:w="3040"/>
+            <w:shd w:fill="F2F2F2" w:color="auto" w:val="clear"/>
+            <w:tcMar>
+              <w:top w:type="dxa" w:w="60"/>
+              <w:left w:type="dxa" w:w="120"/>
+              <w:bottom w:type="dxa" w:w="60"/>
+              <w:right w:type="dxa" w:w="120"/>
+            </w:tcMar>
+            <w:vAlign w:val="top"/>
+          </w:tcPr>
+          <w:p>
+            <w:pPr>
+              <w:spacing w:after="40" w:before="0"/>
+              <w:jc w:val="left"/>
+            </w:pPr>
+            <w:r>
+              <w:rPr>
+                <w:rFonts w:ascii="Arial" w:cs="Arial" w:eastAsia="Arial" w:hAnsi="Arial"/>
+                <w:b w:val="false"/>
+                <w:bCs w:val="false"/>
+                <w:i w:val="false"/>
+                <w:iCs w:val="false"/>
+                <w:color w:val="000000"/>
+                <w:sz w:val="18"/>
+                <w:szCs w:val="18"/>
+              </w:rPr>
+              <w:t xml:space="preserve">Observable indicator: each group's completed CER sheet names a specific semiconductor property (not just 'electronics' or 'science') in the Claim row, cites at least one piece of data from the Evidence Pack, and the Reasoning row explicitly references band structure, doping type, or temperature effect. During jigsaw, the teacher listens for whether experts can answer clarifying questions from their peers without reading verbatim from the sheet — this reveals depth of understanding. During the whole-class discussion, the teacher notes which learners produced a complete written answer to the Kajiado prompt in their notebooks — these are reviewed at the end of the lesson.</w:t>
+            </w:r>
+          </w:p>
+        </w:tc>
+      </w:tr>
+      <w:tr>
+        <w:tc>
+          <w:tcPr>
+            <w:tcW w:type="dxa" w:w="1520"/>
+            <w:shd w:fill="FCE4D6" w:color="auto" w:val="clear"/>
+            <w:tcMar>
+              <w:top w:type="dxa" w:w="60"/>
+              <w:left w:type="dxa" w:w="120"/>
+              <w:bottom w:type="dxa" w:w="60"/>
+              <w:right w:type="dxa" w:w="120"/>
+            </w:tcMar>
+            <w:vAlign w:val="top"/>
+          </w:tcPr>
+          <w:p>
+            <w:pPr>
+              <w:spacing w:after="40" w:before="0"/>
+              <w:jc w:val="left"/>
+            </w:pPr>
+            <w:r>
+              <w:rPr>
+                <w:rFonts w:ascii="Arial" w:cs="Arial" w:eastAsia="Arial" w:hAnsi="Arial"/>
+                <w:b/>
+                <w:bCs/>
+                <w:i w:val="false"/>
+                <w:iCs w:val="false"/>
+                <w:color w:val="000000"/>
+                <w:sz w:val="18"/>
+                <w:szCs w:val="18"/>
+              </w:rPr>
+              <w:t xml:space="preserve">Driving Question Board (DQB) Creation</w:t>
+            </w:r>
+          </w:p>
+          <w:p>
+            <w:pPr>
+              <w:spacing w:after="20" w:before="0"/>
+            </w:pPr>
+            <w:r>
+              <w:rPr>
+                <w:rFonts w:ascii="Arial" w:cs="Arial" w:eastAsia="Arial" w:hAnsi="Arial"/>
+                <w:b/>
+                <w:bCs/>
+                <w:color w:val="1F3864"/>
+                <w:sz w:val="16"/>
+                <w:szCs w:val="16"/>
+              </w:rPr>
+              <w:t xml:space="preserve">📹 VIDEO:</w:t>
+            </w:r>
+          </w:p>
+          <w:p>
+            <w:pPr>
+              <w:spacing w:after="20" w:before="0"/>
+            </w:pPr>
+            <w:hyperlink w:history="1" r:id="rIdkl_azgtv8plbuhgmr9dov">
               <w:r>
                 <w:rPr>
                   <w:rFonts w:ascii="Arial" w:cs="Arial" w:eastAsia="Arial" w:hAnsi="Arial"/>
@@ -18031,7 +18643,7 @@
               <w:spacing w:after="10" w:before="0"/>
               <w:ind w:left="120"/>
             </w:pPr>
-            <w:hyperlink w:history="1" r:id="rIdfyi-cbdfh2ovgco9wyyhk">
+            <w:hyperlink w:history="1" r:id="rIdaxx9ol49rs2hwtogxlfdk">
               <w:r>
                 <w:rPr>
                   <w:rFonts w:ascii="Arial" w:cs="Arial" w:eastAsia="Arial" w:hAnsi="Arial"/>
@@ -18069,14 +18681,14 @@
                 <w:sz w:val="16"/>
                 <w:szCs w:val="16"/>
               </w:rPr>
-              <w:t xml:space="preserve">📖 HTML:</w:t>
+              <w:t xml:space="preserve">📖 EXERCISE:</w:t>
             </w:r>
           </w:p>
           <w:p>
             <w:pPr>
               <w:spacing w:after="20" w:before="0"/>
             </w:pPr>
-            <w:hyperlink w:history="1" r:id="rIdud5znjcyvan9nqyadggsq">
+            <w:hyperlink w:history="1" r:id="rIdnmwlnlt_1ymik2olv66cw">
               <w:r>
                 <w:rPr>
                   <w:rFonts w:ascii="Arial" w:cs="Arial" w:eastAsia="Arial" w:hAnsi="Arial"/>
@@ -18085,7 +18697,7 @@
                   <w:szCs w:val="16"/>
                   <w:u w:val="single" w:color="2E75B6"/>
                 </w:rPr>
-                <w:t xml:space="preserve">Circuit Construction Kit: DC</w:t>
+                <w:t xml:space="preserve">Electronic transitions in spectroscopy</w:t>
               </w:r>
             </w:hyperlink>
           </w:p>
@@ -18101,7 +18713,7 @@
                 <w:sz w:val="14"/>
                 <w:szCs w:val="14"/>
               </w:rPr>
-              <w:t xml:space="preserve">Source: PhET Interactive Simulations (English)</w:t>
+              <w:t xml:space="preserve">Source: Khan Academy (English - US curriculum)</w:t>
             </w:r>
           </w:p>
           <w:p>
@@ -18109,7 +18721,7 @@
               <w:spacing w:after="10" w:before="0"/>
               <w:ind w:left="120"/>
             </w:pPr>
-            <w:hyperlink w:history="1" r:id="rIdszkjvny_aznqxx2jpu7fn">
+            <w:hyperlink w:history="1" r:id="rIdzdpgw8gbas_ji_cnvzzag">
               <w:r>
                 <w:rPr>
                   <w:rFonts w:ascii="Arial" w:cs="Arial" w:eastAsia="Arial" w:hAnsi="Arial"/>
@@ -18151,7 +18763,7 @@
                 <w:sz w:val="18"/>
                 <w:szCs w:val="18"/>
               </w:rPr>
-              <w:t xml:space="preserve">The class is divided into three expert groups (Group A: Solar Panels / Turkana; Group B: Microchips / M-PESA; Group C: Superconductors / KNH MRI). Each group receives a printed or tablet-displayed Case Study Evidence Pack containing: (i) a one-page structured reading written at Grade 10 level in clear English, (ii) a data table or diagram specific to their device (Group A: a graph of solar panel power output vs. panel temperature from 15 °C to 45 °C for a silicon PV panel in Lodwar; Group B: a simplified diagram of an n-type/p-type junction used as a transistor switch inside a mobile processor, with annotated electron flow; Group C: a resistance-vs-temperature graph for a superconducting niobium-titanium alloy showing the sharp drop to zero resistance at ~9 K, with a note that MRI magnets at KNH operate at 4 K using liquid helium cooling). Groups also have access to all class posters and summary tables produced in Lessons 1–5, plus the YouTube semiconductor video (bookmarked at the relevant timestamp). Groups read, discuss, and complete the first two rows of their Case Study Analysis Sheet: 'What did we OBSERVE (evidence)?' and 'What does this REMIND US OF from our previous lessons?' — 15 minutes of structured group work.</w:t>
+              <w:t xml:space="preserve">The class returns to the Driving Question Board that has been built across all six lessons. Each learner receives two sticky notes of different colours: one colour for 'A question I can now FULLY answer' and another for 'A question I still have OR a new question this lesson raised.' Learners write individually for 3 minutes, then in pairs they decide which of their 'can now answer' sticky notes best represents the whole lesson sequence's progress — they place one combined sticky note per pair on the DQB in the 'ANSWERED' zone. 'Still wondering' notes go in the 'STILL EXPLORING' zone. The teacher reads three 'still wondering' notes aloud — chosen to foreshadow Lesson 7's full resolution. The class votes by show of hands on which unanswered question is the MOST important to resolve. This question is circled on the DQB with a marker and labelled 'Resolve in Lesson 7.'</w:t>
             </w:r>
           </w:p>
         </w:tc>
@@ -18183,7 +18795,7 @@
                 <w:sz w:val="18"/>
                 <w:szCs w:val="18"/>
               </w:rPr>
-              <w:t xml:space="preserve">Before releasing groups, say: 'Your job in the next 15 minutes is to be the expert on your case study. Your group will later teach the rest of the class — so everyone in the group must understand the evidence, not just the fastest reader.' Assign roles within groups aloud: Reader, Recorder, Diagram Annotator, and Timekeeper. Circulate between groups every 3–4 minutes. At Group A, prompt: 'Look at the power-vs-temperature graph — what pattern do you see, and does it remind you of what we said about carrier mobility last lesson?' At Group B, prompt: 'How is this transistor junction different from a simple copper wire, and what would happen to the M-PESA signal if there were no doping?' At Group C, prompt: 'The resistance drops to exactly zero — is that what we predicted from band theory alone? What is different about this material below 9 K?' Use cold-call within groups: call on the quietest member by name and ask them to read one key sentence from the evidence pack. Allow 10 seconds of WAIT TIME. With 3 minutes remaining, give a time check: 'Three minutes — make sure your Recorder has written at least three pieces of evidence in row one of your sheet.'</w:t>
+              <w:t xml:space="preserve">Distribute sticky notes and say: 'In the first lesson of this sequence, we put our big puzzles on this board. Look at it now. What has changed in your understanding?' Allow 3 minutes of silent individual writing. Enforce silence. After pairs place their notes, read three 'still wondering' notes aloud in a curious tone — do not express judgement. Say: 'These are excellent questions — they show you're thinking like physicists. Which one should we make sure to answer definitively in our next and final lesson?' Conduct the show-of-hands vote. Circle the winning question. Say: 'I am writing a commitment here: by the end of Lesson 7, this question will be fully answered using your own annotated models.' Point to the 'ANSWERED' zone and say: 'Look at how many questions have moved here since Lesson 1. That is the evidence of your learning — not just in your notebook, but on this wall.'</w:t>
             </w:r>
           </w:p>
         </w:tc>
@@ -18215,7 +18827,7 @@
                 <w:sz w:val="18"/>
                 <w:szCs w:val="18"/>
               </w:rPr>
-              <w:t xml:space="preserve">Jigsaw Expert Group Reading with Annotated Data — each group becomes the class authority on one case study. The structured reading plus data visualisation (graph or diagram) grounds their analysis in concrete, Kenya-specific evidence rather than abstract theory. By linking new evidence explicitly back to class posters from prior lessons, learners build a connected knowledge structure rather than treating each lesson as isolated content.</w:t>
+              <w:t xml:space="preserve">Metacognitive DQB Reflection — the dual-colour sticky note protocol forces learners to explicitly distinguish between consolidated understanding and residual uncertainty. This metacognitive act deepens encoding of resolved concepts and creates meaningful anticipation for Lesson 7. The public class vote democratises the learning agenda, increasing learner ownership of the final lesson's purpose.</w:t>
             </w:r>
           </w:p>
         </w:tc>
@@ -18247,7 +18859,7 @@
                 <w:sz w:val="18"/>
                 <w:szCs w:val="18"/>
               </w:rPr>
-              <w:t xml:space="preserve">Observable indicator: every group's Case Study Analysis Sheet has at least three evidence statements in row one and at least two explicit links to prior lesson concepts in row two by the end of the 15-minute window. The teacher collects a quick visual check by asking Recorders to hold up their sheets — if fewer than two prior-lesson links appear, the teacher stops the group and asks: 'Which poster on the wall connects to your evidence? Point to it.' This anchors the group before jigsaw sharing.</w:t>
+              <w:t xml:space="preserve">Observable indicator: every learner produces at least one sticky note in each colour. The teacher scans 'still wondering' notes for misconceptions that indicate incomplete understanding (e.g., confusion between superconductivity and normal semiconductor behaviour, or conflation of doping with alloying). Any misconception appearing on three or more notes is addressed verbally by the teacher in 60 seconds before closing the phase, rather than letting it persist into Lesson 7.</w:t>
             </w:r>
           </w:p>
         </w:tc>
@@ -18256,32 +18868,32 @@
         <w:tc>
           <w:tcPr>
             <w:tcW w:type="dxa" w:w="1520"/>
-            <w:shd w:fill="E2EFDA" w:color="auto" w:val="clear"/>
-            <w:tcMar>
-              <w:top w:type="dxa" w:w="60"/>
-              <w:left w:type="dxa" w:w="120"/>
-              <w:bottom w:type="dxa" w:w="60"/>
-              <w:right w:type="dxa" w:w="120"/>
-            </w:tcMar>
-            <w:vAlign w:val="top"/>
-          </w:tcPr>
-          <w:p>
-            <w:pPr>
-              <w:spacing w:after="40" w:before="0"/>
-              <w:jc w:val="left"/>
-            </w:pPr>
-            <w:r>
-              <w:rPr>
-                <w:rFonts w:ascii="Arial" w:cs="Arial" w:eastAsia="Arial" w:hAnsi="Arial"/>
-                <w:b/>
-                <w:bCs/>
-                <w:i w:val="false"/>
-                <w:iCs w:val="false"/>
-                <w:color w:val="000000"/>
-                <w:sz w:val="18"/>
-                <w:szCs w:val="18"/>
-              </w:rPr>
-              <w:t xml:space="preserve">Explain Phase</w:t>
+            <w:shd w:fill="D5E8F0" w:color="auto" w:val="clear"/>
+            <w:tcMar>
+              <w:top w:type="dxa" w:w="60"/>
+              <w:left w:type="dxa" w:w="120"/>
+              <w:bottom w:type="dxa" w:w="60"/>
+              <w:right w:type="dxa" w:w="120"/>
+            </w:tcMar>
+            <w:vAlign w:val="top"/>
+          </w:tcPr>
+          <w:p>
+            <w:pPr>
+              <w:spacing w:after="40" w:before="0"/>
+              <w:jc w:val="left"/>
+            </w:pPr>
+            <w:r>
+              <w:rPr>
+                <w:rFonts w:ascii="Arial" w:cs="Arial" w:eastAsia="Arial" w:hAnsi="Arial"/>
+                <w:b/>
+                <w:bCs/>
+                <w:i w:val="false"/>
+                <w:iCs w:val="false"/>
+                <w:color w:val="000000"/>
+                <w:sz w:val="18"/>
+                <w:szCs w:val="18"/>
+              </w:rPr>
+              <w:t xml:space="preserve">Model Building Phase</w:t>
             </w:r>
           </w:p>
           <w:p>
@@ -18304,7 +18916,7 @@
             <w:pPr>
               <w:spacing w:after="20" w:before="0"/>
             </w:pPr>
-            <w:hyperlink w:history="1" r:id="rIddtw4vl46jkkoheao1rijr">
+            <w:hyperlink w:history="1" r:id="rIdbk9ncvcoaz0du0yf6cvbn">
               <w:r>
                 <w:rPr>
                   <w:rFonts w:ascii="Arial" w:cs="Arial" w:eastAsia="Arial" w:hAnsi="Arial"/>
@@ -18313,7 +18925,7 @@
                   <w:szCs w:val="16"/>
                   <w:u w:val="single" w:color="2E75B6"/>
                 </w:rPr>
-                <w:t xml:space="preserve">03 Semiconductors</w:t>
+                <w:t xml:space="preserve">05 Doping A Semiconductor</w:t>
               </w:r>
             </w:hyperlink>
           </w:p>
@@ -18337,7 +18949,7 @@
               <w:spacing w:after="10" w:before="0"/>
               <w:ind w:left="120"/>
             </w:pPr>
-            <w:hyperlink w:history="1" r:id="rIdjjjfxfaydngbf08aufvmq">
+            <w:hyperlink w:history="1" r:id="rIdteuwwhlk3mehajglwvmei">
               <w:r>
                 <w:rPr>
                   <w:rFonts w:ascii="Arial" w:cs="Arial" w:eastAsia="Arial" w:hAnsi="Arial"/>
@@ -18375,14 +18987,14 @@
                 <w:sz w:val="16"/>
                 <w:szCs w:val="16"/>
               </w:rPr>
-              <w:t xml:space="preserve">📖 HTML:</w:t>
+              <w:t xml:space="preserve">📖 EXERCISE:</w:t>
             </w:r>
           </w:p>
           <w:p>
             <w:pPr>
               <w:spacing w:after="20" w:before="0"/>
             </w:pPr>
-            <w:hyperlink w:history="1" r:id="rId1xcj6rlbyqiklyz_32qkm">
+            <w:hyperlink w:history="1" r:id="rIdyxrfotxl_yxyoknifrhcm">
               <w:r>
                 <w:rPr>
                   <w:rFonts w:ascii="Arial" w:cs="Arial" w:eastAsia="Arial" w:hAnsi="Arial"/>
@@ -18391,7 +19003,7 @@
                   <w:szCs w:val="16"/>
                   <w:u w:val="single" w:color="2E75B6"/>
                 </w:rPr>
-                <w:t xml:space="preserve">Circuit Construction Kit: DC</w:t>
+                <w:t xml:space="preserve">Electronic transitions in spectroscopy</w:t>
               </w:r>
             </w:hyperlink>
           </w:p>
@@ -18407,7 +19019,7 @@
                 <w:sz w:val="14"/>
                 <w:szCs w:val="14"/>
               </w:rPr>
-              <w:t xml:space="preserve">Source: PhET Interactive Simulations (English)</w:t>
+              <w:t xml:space="preserve">Source: Khan Academy (English - US curriculum)</w:t>
             </w:r>
           </w:p>
           <w:p>
@@ -18415,619 +19027,7 @@
               <w:spacing w:after="10" w:before="0"/>
               <w:ind w:left="120"/>
             </w:pPr>
-            <w:hyperlink w:history="1" r:id="rIdgqvd2yincxaenken7jvp8">
-              <w:r>
-                <w:rPr>
-                  <w:rFonts w:ascii="Arial" w:cs="Arial" w:eastAsia="Arial" w:hAnsi="Arial"/>
-                  <w:color w:val="595959"/>
-                  <w:sz w:val="14"/>
-                  <w:szCs w:val="14"/>
-                  <w:u w:val="single" w:color="595959"/>
-                </w:rPr>
-                <w:t xml:space="preserve">🔍 Search ARES for similar readings</w:t>
-              </w:r>
-            </w:hyperlink>
-          </w:p>
-        </w:tc>
-        <w:tc>
-          <w:tcPr>
-            <w:tcW w:type="dxa" w:w="3040"/>
-            <w:shd w:fill="FFFFFF" w:color="auto" w:val="clear"/>
-            <w:tcMar>
-              <w:top w:type="dxa" w:w="60"/>
-              <w:left w:type="dxa" w:w="120"/>
-              <w:bottom w:type="dxa" w:w="60"/>
-              <w:right w:type="dxa" w:w="120"/>
-            </w:tcMar>
-            <w:vAlign w:val="top"/>
-          </w:tcPr>
-          <w:p>
-            <w:pPr>
-              <w:spacing w:after="40" w:before="0"/>
-              <w:jc w:val="left"/>
-            </w:pPr>
-            <w:r>
-              <w:rPr>
-                <w:rFonts w:ascii="Arial" w:cs="Arial" w:eastAsia="Arial" w:hAnsi="Arial"/>
-                <w:b w:val="false"/>
-                <w:bCs w:val="false"/>
-                <w:i w:val="false"/>
-                <w:iCs w:val="false"/>
-                <w:color w:val="000000"/>
-                <w:sz w:val="18"/>
-                <w:szCs w:val="18"/>
-              </w:rPr>
-              <w:t xml:space="preserve">Groups now complete their Case Study Analysis Sheets fully, adding rows three and four: 'What CLAIM can we make about how semiconductor properties explain this technology?' and 'What is our REASONING — which specific property (band gap, doping, p-n junction, temperature effect, superconductivity) is doing the work and why?' (10 minutes within expert groups.) Then the class jigsaws: new mixed groups of three are formed, one member from each original expert group per new group. Each expert teaches their case study to the other two members using their completed sheet and pointing to relevant class posters (8 minutes). After jigsaw, the whole class reconvenes. The teacher facilitates a 12-minute whole-class structured discussion to build a unified explanation on the board. The teacher draws a three-column table: Device | Key Semiconductor Property | Link to Kajiado Phenomenon. Learners contribute to filling in each row. The final row is left blank: 'The Kajiado Solar Panel — full explanation' — learners attempt to fill this in collaboratively, drawing on all three case studies. The teacher scribes learner language, only refining vocabulary when necessary.</w:t>
-            </w:r>
-          </w:p>
-        </w:tc>
-        <w:tc>
-          <w:tcPr>
-            <w:tcW w:type="dxa" w:w="3040"/>
-            <w:shd w:fill="F2F2F2" w:color="auto" w:val="clear"/>
-            <w:tcMar>
-              <w:top w:type="dxa" w:w="60"/>
-              <w:left w:type="dxa" w:w="120"/>
-              <w:bottom w:type="dxa" w:w="60"/>
-              <w:right w:type="dxa" w:w="120"/>
-            </w:tcMar>
-            <w:vAlign w:val="top"/>
-          </w:tcPr>
-          <w:p>
-            <w:pPr>
-              <w:spacing w:after="40" w:before="0"/>
-              <w:jc w:val="left"/>
-            </w:pPr>
-            <w:r>
-              <w:rPr>
-                <w:rFonts w:ascii="Arial" w:cs="Arial" w:eastAsia="Arial" w:hAnsi="Arial"/>
-                <w:b w:val="false"/>
-                <w:bCs w:val="false"/>
-                <w:i w:val="false"/>
-                <w:iCs w:val="false"/>
-                <w:color w:val="000000"/>
-                <w:sz w:val="18"/>
-                <w:szCs w:val="18"/>
-              </w:rPr>
-              <w:t xml:space="preserve">For the Claim–Evidence–Reasoning completion phase, circulate and prompt: 'Your claim should be one sentence that a farmer in Turkana / a banker using M-PESA / a doctor at KNH could understand. Write it in plain language first, then add the physics.' During jigsaw teaching, enforce the rule: 'The expert must point to at least one class poster while explaining — no poster reference, no credit.' During whole-class discussion, cold-call at least 8 different learners across all three original groups to contribute to the three-column board table. After each contribution, ask the class: 'Does everyone agree? Thumbs up, thumbs sideways, or thumbs down — silent vote.' For any thumbs-down or sideways, ask that learner: 'Tell us what you would change and why' — allow 10 seconds of WAIT TIME before they respond. For the final blank row (Kajiado Solar Panel), say: 'This is the question we started with seven lessons ago. Using everything in this table — Group A, B, and C — can someone now give me a complete answer? You have 30 seconds to write it in your notebook first.' Cold-call 2 learners after 30 seconds. Scribe their combined explanation on the board. Ask the class: 'Is anything missing? What would make this explanation stronger?' Allow 10 seconds of WAIT TIME.</w:t>
-            </w:r>
-          </w:p>
-        </w:tc>
-        <w:tc>
-          <w:tcPr>
-            <w:tcW w:type="dxa" w:w="3040"/>
-            <w:shd w:fill="FFFFFF" w:color="auto" w:val="clear"/>
-            <w:tcMar>
-              <w:top w:type="dxa" w:w="60"/>
-              <w:left w:type="dxa" w:w="120"/>
-              <w:bottom w:type="dxa" w:w="60"/>
-              <w:right w:type="dxa" w:w="120"/>
-            </w:tcMar>
-            <w:vAlign w:val="top"/>
-          </w:tcPr>
-          <w:p>
-            <w:pPr>
-              <w:spacing w:after="40" w:before="0"/>
-              <w:jc w:val="left"/>
-            </w:pPr>
-            <w:r>
-              <w:rPr>
-                <w:rFonts w:ascii="Arial" w:cs="Arial" w:eastAsia="Arial" w:hAnsi="Arial"/>
-                <w:b w:val="false"/>
-                <w:bCs w:val="false"/>
-                <w:i w:val="false"/>
-                <w:iCs w:val="false"/>
-                <w:color w:val="000000"/>
-                <w:sz w:val="18"/>
-                <w:szCs w:val="18"/>
-              </w:rPr>
-              <w:t xml:space="preserve">Claim–Evidence–Reasoning (CER) Framework with Jigsaw Teach-Back — CER makes scientific argumentation explicit and structured. The jigsaw forces every learner to deeply process one case study AND then teach it, requiring them to translate technical understanding into clear language — the highest level of Bloom's taxonomy. The three-column board synthesis creates a visual knowledge map that makes the connection between disparate technologies and the original phenomenon explicit and memorable.</w:t>
-            </w:r>
-          </w:p>
-        </w:tc>
-        <w:tc>
-          <w:tcPr>
-            <w:tcW w:type="dxa" w:w="3040"/>
-            <w:shd w:fill="F2F2F2" w:color="auto" w:val="clear"/>
-            <w:tcMar>
-              <w:top w:type="dxa" w:w="60"/>
-              <w:left w:type="dxa" w:w="120"/>
-              <w:bottom w:type="dxa" w:w="60"/>
-              <w:right w:type="dxa" w:w="120"/>
-            </w:tcMar>
-            <w:vAlign w:val="top"/>
-          </w:tcPr>
-          <w:p>
-            <w:pPr>
-              <w:spacing w:after="40" w:before="0"/>
-              <w:jc w:val="left"/>
-            </w:pPr>
-            <w:r>
-              <w:rPr>
-                <w:rFonts w:ascii="Arial" w:cs="Arial" w:eastAsia="Arial" w:hAnsi="Arial"/>
-                <w:b w:val="false"/>
-                <w:bCs w:val="false"/>
-                <w:i w:val="false"/>
-                <w:iCs w:val="false"/>
-                <w:color w:val="000000"/>
-                <w:sz w:val="18"/>
-                <w:szCs w:val="18"/>
-              </w:rPr>
-              <w:t xml:space="preserve">Observable indicator: each group's completed CER sheet names a specific semiconductor property (not just 'electronics' or 'science') in the Claim row, cites at least one piece of data from the Evidence Pack, and the Reasoning row explicitly references band structure, doping type, or temperature effect. During jigsaw, the teacher listens for whether experts can answer clarifying questions from their peers without reading verbatim from the sheet — this reveals depth of understanding. During the whole-class discussion, the teacher notes which learners produced a complete written answer to the Kajiado prompt in their notebooks — these are reviewed at the end of the lesson.</w:t>
-            </w:r>
-          </w:p>
-        </w:tc>
-      </w:tr>
-      <w:tr>
-        <w:tc>
-          <w:tcPr>
-            <w:tcW w:type="dxa" w:w="1520"/>
-            <w:shd w:fill="FCE4D6" w:color="auto" w:val="clear"/>
-            <w:tcMar>
-              <w:top w:type="dxa" w:w="60"/>
-              <w:left w:type="dxa" w:w="120"/>
-              <w:bottom w:type="dxa" w:w="60"/>
-              <w:right w:type="dxa" w:w="120"/>
-            </w:tcMar>
-            <w:vAlign w:val="top"/>
-          </w:tcPr>
-          <w:p>
-            <w:pPr>
-              <w:spacing w:after="40" w:before="0"/>
-              <w:jc w:val="left"/>
-            </w:pPr>
-            <w:r>
-              <w:rPr>
-                <w:rFonts w:ascii="Arial" w:cs="Arial" w:eastAsia="Arial" w:hAnsi="Arial"/>
-                <w:b/>
-                <w:bCs/>
-                <w:i w:val="false"/>
-                <w:iCs w:val="false"/>
-                <w:color w:val="000000"/>
-                <w:sz w:val="18"/>
-                <w:szCs w:val="18"/>
-              </w:rPr>
-              <w:t xml:space="preserve">Driving Question Board (DQB) Creation</w:t>
-            </w:r>
-          </w:p>
-          <w:p>
-            <w:pPr>
-              <w:spacing w:after="20" w:before="0"/>
-            </w:pPr>
-            <w:r>
-              <w:rPr>
-                <w:rFonts w:ascii="Arial" w:cs="Arial" w:eastAsia="Arial" w:hAnsi="Arial"/>
-                <w:b/>
-                <w:bCs/>
-                <w:color w:val="1F3864"/>
-                <w:sz w:val="16"/>
-                <w:szCs w:val="16"/>
-              </w:rPr>
-              <w:t xml:space="preserve">📹 VIDEO:</w:t>
-            </w:r>
-          </w:p>
-          <w:p>
-            <w:pPr>
-              <w:spacing w:after="20" w:before="0"/>
-            </w:pPr>
-            <w:hyperlink w:history="1" r:id="rIdmimb71k3si0bjiyvxn6pl">
-              <w:r>
-                <w:rPr>
-                  <w:rFonts w:ascii="Arial" w:cs="Arial" w:eastAsia="Arial" w:hAnsi="Arial"/>
-                  <w:color w:val="2E75B6"/>
-                  <w:sz w:val="16"/>
-                  <w:szCs w:val="16"/>
-                  <w:u w:val="single" w:color="2E75B6"/>
-                </w:rPr>
-                <w:t xml:space="preserve">03 Semiconductors</w:t>
-              </w:r>
-            </w:hyperlink>
-          </w:p>
-          <w:p>
-            <w:pPr>
-              <w:spacing w:after="10" w:before="0"/>
-              <w:ind w:left="120"/>
-            </w:pPr>
-            <w:r>
-              <w:rPr>
-                <w:rFonts w:ascii="Arial" w:cs="Arial" w:eastAsia="Arial" w:hAnsi="Arial"/>
-                <w:color w:val="595959"/>
-                <w:sz w:val="14"/>
-                <w:szCs w:val="14"/>
-              </w:rPr>
-              <w:t xml:space="preserve">Source: Seavuria</w:t>
-            </w:r>
-          </w:p>
-          <w:p>
-            <w:pPr>
-              <w:spacing w:after="10" w:before="0"/>
-              <w:ind w:left="120"/>
-            </w:pPr>
-            <w:hyperlink w:history="1" r:id="rIdh7s-rkxb1vnbt7pqzxz8g">
-              <w:r>
-                <w:rPr>
-                  <w:rFonts w:ascii="Arial" w:cs="Arial" w:eastAsia="Arial" w:hAnsi="Arial"/>
-                  <w:color w:val="595959"/>
-                  <w:sz w:val="14"/>
-                  <w:szCs w:val="14"/>
-                  <w:u w:val="single" w:color="595959"/>
-                </w:rPr>
-                <w:t xml:space="preserve">🔍 Search ARES for similar videos</w:t>
-              </w:r>
-            </w:hyperlink>
-          </w:p>
-          <w:p>
-            <w:pPr>
-              <w:spacing w:after="40" w:before="0"/>
-            </w:pPr>
-            <w:r>
-              <w:rPr>
-                <w:sz w:val="14"/>
-                <w:szCs w:val="14"/>
-              </w:rPr>
-              <w:t xml:space="preserve"/>
-            </w:r>
-          </w:p>
-          <w:p>
-            <w:pPr>
-              <w:spacing w:after="20" w:before="0"/>
-            </w:pPr>
-            <w:r>
-              <w:rPr>
-                <w:rFonts w:ascii="Arial" w:cs="Arial" w:eastAsia="Arial" w:hAnsi="Arial"/>
-                <w:b/>
-                <w:bCs/>
-                <w:color w:val="1F3864"/>
-                <w:sz w:val="16"/>
-                <w:szCs w:val="16"/>
-              </w:rPr>
-              <w:t xml:space="preserve">📖 HTML:</w:t>
-            </w:r>
-          </w:p>
-          <w:p>
-            <w:pPr>
-              <w:spacing w:after="20" w:before="0"/>
-            </w:pPr>
-            <w:hyperlink w:history="1" r:id="rIdvi2jlk1bhamalkehtrk_1">
-              <w:r>
-                <w:rPr>
-                  <w:rFonts w:ascii="Arial" w:cs="Arial" w:eastAsia="Arial" w:hAnsi="Arial"/>
-                  <w:color w:val="2E75B6"/>
-                  <w:sz w:val="16"/>
-                  <w:szCs w:val="16"/>
-                  <w:u w:val="single" w:color="2E75B6"/>
-                </w:rPr>
-                <w:t xml:space="preserve">Circuit Construction Kit: DC</w:t>
-              </w:r>
-            </w:hyperlink>
-          </w:p>
-          <w:p>
-            <w:pPr>
-              <w:spacing w:after="10" w:before="0"/>
-              <w:ind w:left="120"/>
-            </w:pPr>
-            <w:r>
-              <w:rPr>
-                <w:rFonts w:ascii="Arial" w:cs="Arial" w:eastAsia="Arial" w:hAnsi="Arial"/>
-                <w:color w:val="595959"/>
-                <w:sz w:val="14"/>
-                <w:szCs w:val="14"/>
-              </w:rPr>
-              <w:t xml:space="preserve">Source: PhET Interactive Simulations (English)</w:t>
-            </w:r>
-          </w:p>
-          <w:p>
-            <w:pPr>
-              <w:spacing w:after="10" w:before="0"/>
-              <w:ind w:left="120"/>
-            </w:pPr>
-            <w:hyperlink w:history="1" r:id="rId4b4b42ed_nxcnxzd_2lgi">
-              <w:r>
-                <w:rPr>
-                  <w:rFonts w:ascii="Arial" w:cs="Arial" w:eastAsia="Arial" w:hAnsi="Arial"/>
-                  <w:color w:val="595959"/>
-                  <w:sz w:val="14"/>
-                  <w:szCs w:val="14"/>
-                  <w:u w:val="single" w:color="595959"/>
-                </w:rPr>
-                <w:t xml:space="preserve">🔍 Search ARES for similar readings</w:t>
-              </w:r>
-            </w:hyperlink>
-          </w:p>
-        </w:tc>
-        <w:tc>
-          <w:tcPr>
-            <w:tcW w:type="dxa" w:w="3040"/>
-            <w:shd w:fill="FFFFFF" w:color="auto" w:val="clear"/>
-            <w:tcMar>
-              <w:top w:type="dxa" w:w="60"/>
-              <w:left w:type="dxa" w:w="120"/>
-              <w:bottom w:type="dxa" w:w="60"/>
-              <w:right w:type="dxa" w:w="120"/>
-            </w:tcMar>
-            <w:vAlign w:val="top"/>
-          </w:tcPr>
-          <w:p>
-            <w:pPr>
-              <w:spacing w:after="40" w:before="0"/>
-              <w:jc w:val="left"/>
-            </w:pPr>
-            <w:r>
-              <w:rPr>
-                <w:rFonts w:ascii="Arial" w:cs="Arial" w:eastAsia="Arial" w:hAnsi="Arial"/>
-                <w:b w:val="false"/>
-                <w:bCs w:val="false"/>
-                <w:i w:val="false"/>
-                <w:iCs w:val="false"/>
-                <w:color w:val="000000"/>
-                <w:sz w:val="18"/>
-                <w:szCs w:val="18"/>
-              </w:rPr>
-              <w:t xml:space="preserve">The class returns to the Driving Question Board that has been built across all six lessons. Each learner receives two sticky notes of different colours: one colour for 'A question I can now FULLY answer' and another for 'A question I still have OR a new question this lesson raised.' Learners write individually for 3 minutes, then in pairs they decide which of their 'can now answer' sticky notes best represents the whole lesson sequence's progress — they place one combined sticky note per pair on the DQB in the 'ANSWERED' zone. 'Still wondering' notes go in the 'STILL EXPLORING' zone. The teacher reads three 'still wondering' notes aloud — chosen to foreshadow Lesson 7's full resolution. The class votes by show of hands on which unanswered question is the MOST important to resolve. This question is circled on the DQB with a marker and labelled 'Resolve in Lesson 7.'</w:t>
-            </w:r>
-          </w:p>
-        </w:tc>
-        <w:tc>
-          <w:tcPr>
-            <w:tcW w:type="dxa" w:w="3040"/>
-            <w:shd w:fill="F2F2F2" w:color="auto" w:val="clear"/>
-            <w:tcMar>
-              <w:top w:type="dxa" w:w="60"/>
-              <w:left w:type="dxa" w:w="120"/>
-              <w:bottom w:type="dxa" w:w="60"/>
-              <w:right w:type="dxa" w:w="120"/>
-            </w:tcMar>
-            <w:vAlign w:val="top"/>
-          </w:tcPr>
-          <w:p>
-            <w:pPr>
-              <w:spacing w:after="40" w:before="0"/>
-              <w:jc w:val="left"/>
-            </w:pPr>
-            <w:r>
-              <w:rPr>
-                <w:rFonts w:ascii="Arial" w:cs="Arial" w:eastAsia="Arial" w:hAnsi="Arial"/>
-                <w:b w:val="false"/>
-                <w:bCs w:val="false"/>
-                <w:i w:val="false"/>
-                <w:iCs w:val="false"/>
-                <w:color w:val="000000"/>
-                <w:sz w:val="18"/>
-                <w:szCs w:val="18"/>
-              </w:rPr>
-              <w:t xml:space="preserve">Distribute sticky notes and say: 'In the first lesson of this sequence, we put our big puzzles on this board. Look at it now. What has changed in your understanding?' Allow 3 minutes of silent individual writing. Enforce silence. After pairs place their notes, read three 'still wondering' notes aloud in a curious tone — do not express judgement. Say: 'These are excellent questions — they show you're thinking like physicists. Which one should we make sure to answer definitively in our next and final lesson?' Conduct the show-of-hands vote. Circle the winning question. Say: 'I am writing a commitment here: by the end of Lesson 7, this question will be fully answered using your own annotated models.' Point to the 'ANSWERED' zone and say: 'Look at how many questions have moved here since Lesson 1. That is the evidence of your learning — not just in your notebook, but on this wall.'</w:t>
-            </w:r>
-          </w:p>
-        </w:tc>
-        <w:tc>
-          <w:tcPr>
-            <w:tcW w:type="dxa" w:w="3040"/>
-            <w:shd w:fill="FFFFFF" w:color="auto" w:val="clear"/>
-            <w:tcMar>
-              <w:top w:type="dxa" w:w="60"/>
-              <w:left w:type="dxa" w:w="120"/>
-              <w:bottom w:type="dxa" w:w="60"/>
-              <w:right w:type="dxa" w:w="120"/>
-            </w:tcMar>
-            <w:vAlign w:val="top"/>
-          </w:tcPr>
-          <w:p>
-            <w:pPr>
-              <w:spacing w:after="40" w:before="0"/>
-              <w:jc w:val="left"/>
-            </w:pPr>
-            <w:r>
-              <w:rPr>
-                <w:rFonts w:ascii="Arial" w:cs="Arial" w:eastAsia="Arial" w:hAnsi="Arial"/>
-                <w:b w:val="false"/>
-                <w:bCs w:val="false"/>
-                <w:i w:val="false"/>
-                <w:iCs w:val="false"/>
-                <w:color w:val="000000"/>
-                <w:sz w:val="18"/>
-                <w:szCs w:val="18"/>
-              </w:rPr>
-              <w:t xml:space="preserve">Metacognitive DQB Reflection — the dual-colour sticky note protocol forces learners to explicitly distinguish between consolidated understanding and residual uncertainty. This metacognitive act deepens encoding of resolved concepts and creates meaningful anticipation for Lesson 7. The public class vote democratises the learning agenda, increasing learner ownership of the final lesson's purpose.</w:t>
-            </w:r>
-          </w:p>
-        </w:tc>
-        <w:tc>
-          <w:tcPr>
-            <w:tcW w:type="dxa" w:w="3040"/>
-            <w:shd w:fill="F2F2F2" w:color="auto" w:val="clear"/>
-            <w:tcMar>
-              <w:top w:type="dxa" w:w="60"/>
-              <w:left w:type="dxa" w:w="120"/>
-              <w:bottom w:type="dxa" w:w="60"/>
-              <w:right w:type="dxa" w:w="120"/>
-            </w:tcMar>
-            <w:vAlign w:val="top"/>
-          </w:tcPr>
-          <w:p>
-            <w:pPr>
-              <w:spacing w:after="40" w:before="0"/>
-              <w:jc w:val="left"/>
-            </w:pPr>
-            <w:r>
-              <w:rPr>
-                <w:rFonts w:ascii="Arial" w:cs="Arial" w:eastAsia="Arial" w:hAnsi="Arial"/>
-                <w:b w:val="false"/>
-                <w:bCs w:val="false"/>
-                <w:i w:val="false"/>
-                <w:iCs w:val="false"/>
-                <w:color w:val="000000"/>
-                <w:sz w:val="18"/>
-                <w:szCs w:val="18"/>
-              </w:rPr>
-              <w:t xml:space="preserve">Observable indicator: every learner produces at least one sticky note in each colour. The teacher scans 'still wondering' notes for misconceptions that indicate incomplete understanding (e.g., confusion between superconductivity and normal semiconductor behaviour, or conflation of doping with alloying). Any misconception appearing on three or more notes is addressed verbally by the teacher in 60 seconds before closing the phase, rather than letting it persist into Lesson 7.</w:t>
-            </w:r>
-          </w:p>
-        </w:tc>
-      </w:tr>
-      <w:tr>
-        <w:tc>
-          <w:tcPr>
-            <w:tcW w:type="dxa" w:w="1520"/>
-            <w:shd w:fill="D5E8F0" w:color="auto" w:val="clear"/>
-            <w:tcMar>
-              <w:top w:type="dxa" w:w="60"/>
-              <w:left w:type="dxa" w:w="120"/>
-              <w:bottom w:type="dxa" w:w="60"/>
-              <w:right w:type="dxa" w:w="120"/>
-            </w:tcMar>
-            <w:vAlign w:val="top"/>
-          </w:tcPr>
-          <w:p>
-            <w:pPr>
-              <w:spacing w:after="40" w:before="0"/>
-              <w:jc w:val="left"/>
-            </w:pPr>
-            <w:r>
-              <w:rPr>
-                <w:rFonts w:ascii="Arial" w:cs="Arial" w:eastAsia="Arial" w:hAnsi="Arial"/>
-                <w:b/>
-                <w:bCs/>
-                <w:i w:val="false"/>
-                <w:iCs w:val="false"/>
-                <w:color w:val="000000"/>
-                <w:sz w:val="18"/>
-                <w:szCs w:val="18"/>
-              </w:rPr>
-              <w:t xml:space="preserve">Model Building Phase</w:t>
-            </w:r>
-          </w:p>
-          <w:p>
-            <w:pPr>
-              <w:spacing w:after="20" w:before="0"/>
-            </w:pPr>
-            <w:r>
-              <w:rPr>
-                <w:rFonts w:ascii="Arial" w:cs="Arial" w:eastAsia="Arial" w:hAnsi="Arial"/>
-                <w:b/>
-                <w:bCs/>
-                <w:color w:val="1F3864"/>
-                <w:sz w:val="16"/>
-                <w:szCs w:val="16"/>
-              </w:rPr>
-              <w:t xml:space="preserve">📹 VIDEO:</w:t>
-            </w:r>
-          </w:p>
-          <w:p>
-            <w:pPr>
-              <w:spacing w:after="20" w:before="0"/>
-            </w:pPr>
-            <w:hyperlink w:history="1" r:id="rIdld_4eefpu3c4dncrtr6u2">
-              <w:r>
-                <w:rPr>
-                  <w:rFonts w:ascii="Arial" w:cs="Arial" w:eastAsia="Arial" w:hAnsi="Arial"/>
-                  <w:color w:val="2E75B6"/>
-                  <w:sz w:val="16"/>
-                  <w:szCs w:val="16"/>
-                  <w:u w:val="single" w:color="2E75B6"/>
-                </w:rPr>
-                <w:t xml:space="preserve">03 Semiconductors</w:t>
-              </w:r>
-            </w:hyperlink>
-          </w:p>
-          <w:p>
-            <w:pPr>
-              <w:spacing w:after="10" w:before="0"/>
-              <w:ind w:left="120"/>
-            </w:pPr>
-            <w:r>
-              <w:rPr>
-                <w:rFonts w:ascii="Arial" w:cs="Arial" w:eastAsia="Arial" w:hAnsi="Arial"/>
-                <w:color w:val="595959"/>
-                <w:sz w:val="14"/>
-                <w:szCs w:val="14"/>
-              </w:rPr>
-              <w:t xml:space="preserve">Source: Seavuria</w:t>
-            </w:r>
-          </w:p>
-          <w:p>
-            <w:pPr>
-              <w:spacing w:after="10" w:before="0"/>
-              <w:ind w:left="120"/>
-            </w:pPr>
-            <w:hyperlink w:history="1" r:id="rIdkib_odj99lf871kfi3eo3">
-              <w:r>
-                <w:rPr>
-                  <w:rFonts w:ascii="Arial" w:cs="Arial" w:eastAsia="Arial" w:hAnsi="Arial"/>
-                  <w:color w:val="595959"/>
-                  <w:sz w:val="14"/>
-                  <w:szCs w:val="14"/>
-                  <w:u w:val="single" w:color="595959"/>
-                </w:rPr>
-                <w:t xml:space="preserve">🔍 Search ARES for similar videos</w:t>
-              </w:r>
-            </w:hyperlink>
-          </w:p>
-          <w:p>
-            <w:pPr>
-              <w:spacing w:after="40" w:before="0"/>
-            </w:pPr>
-            <w:r>
-              <w:rPr>
-                <w:sz w:val="14"/>
-                <w:szCs w:val="14"/>
-              </w:rPr>
-              <w:t xml:space="preserve"/>
-            </w:r>
-          </w:p>
-          <w:p>
-            <w:pPr>
-              <w:spacing w:after="20" w:before="0"/>
-            </w:pPr>
-            <w:r>
-              <w:rPr>
-                <w:rFonts w:ascii="Arial" w:cs="Arial" w:eastAsia="Arial" w:hAnsi="Arial"/>
-                <w:b/>
-                <w:bCs/>
-                <w:color w:val="1F3864"/>
-                <w:sz w:val="16"/>
-                <w:szCs w:val="16"/>
-              </w:rPr>
-              <w:t xml:space="preserve">📖 HTML:</w:t>
-            </w:r>
-          </w:p>
-          <w:p>
-            <w:pPr>
-              <w:spacing w:after="20" w:before="0"/>
-            </w:pPr>
-            <w:hyperlink w:history="1" r:id="rId2ngltygqekoe57o4ke-tc">
-              <w:r>
-                <w:rPr>
-                  <w:rFonts w:ascii="Arial" w:cs="Arial" w:eastAsia="Arial" w:hAnsi="Arial"/>
-                  <w:color w:val="2E75B6"/>
-                  <w:sz w:val="16"/>
-                  <w:szCs w:val="16"/>
-                  <w:u w:val="single" w:color="2E75B6"/>
-                </w:rPr>
-                <w:t xml:space="preserve">Circuit Construction Kit: DC</w:t>
-              </w:r>
-            </w:hyperlink>
-          </w:p>
-          <w:p>
-            <w:pPr>
-              <w:spacing w:after="10" w:before="0"/>
-              <w:ind w:left="120"/>
-            </w:pPr>
-            <w:r>
-              <w:rPr>
-                <w:rFonts w:ascii="Arial" w:cs="Arial" w:eastAsia="Arial" w:hAnsi="Arial"/>
-                <w:color w:val="595959"/>
-                <w:sz w:val="14"/>
-                <w:szCs w:val="14"/>
-              </w:rPr>
-              <w:t xml:space="preserve">Source: PhET Interactive Simulations (English)</w:t>
-            </w:r>
-          </w:p>
-          <w:p>
-            <w:pPr>
-              <w:spacing w:after="10" w:before="0"/>
-              <w:ind w:left="120"/>
-            </w:pPr>
-            <w:hyperlink w:history="1" r:id="rId68fdli4aqe4p9p5e5slj4">
+            <w:hyperlink w:history="1" r:id="rId8syicnugoc_6junuttzg8">
               <w:r>
                 <w:rPr>
                   <w:rFonts w:ascii="Arial" w:cs="Arial" w:eastAsia="Arial" w:hAnsi="Arial"/>
@@ -20514,7 +20514,7 @@
             <w:pPr>
               <w:spacing w:after="20" w:before="0"/>
             </w:pPr>
-            <w:hyperlink w:history="1" r:id="rIdeepdvtn1dnoetm9n7bvi7">
+            <w:hyperlink w:history="1" r:id="rIdph9d-qmp0j7mxdyc0azht">
               <w:r>
                 <w:rPr>
                   <w:rFonts w:ascii="Arial" w:cs="Arial" w:eastAsia="Arial" w:hAnsi="Arial"/>
@@ -20547,7 +20547,7 @@
               <w:spacing w:after="10" w:before="0"/>
               <w:ind w:left="120"/>
             </w:pPr>
-            <w:hyperlink w:history="1" r:id="rIdjgl-jjwrk_pwgzpezewwp">
+            <w:hyperlink w:history="1" r:id="rIda7bqvgru-xeppvsy3qilu">
               <w:r>
                 <w:rPr>
                   <w:rFonts w:ascii="Arial" w:cs="Arial" w:eastAsia="Arial" w:hAnsi="Arial"/>
@@ -20592,7 +20592,7 @@
             <w:pPr>
               <w:spacing w:after="20" w:before="0"/>
             </w:pPr>
-            <w:hyperlink w:history="1" r:id="rIdwdlalcwzbnhqcbwctuvx6">
+            <w:hyperlink w:history="1" r:id="rIdjjg1nsbijg537b4ynl8xm">
               <w:r>
                 <w:rPr>
                   <w:rFonts w:ascii="Arial" w:cs="Arial" w:eastAsia="Arial" w:hAnsi="Arial"/>
@@ -20625,7 +20625,7 @@
               <w:spacing w:after="10" w:before="0"/>
               <w:ind w:left="120"/>
             </w:pPr>
-            <w:hyperlink w:history="1" r:id="rIddllvodlvrmeceff7a_tf3">
+            <w:hyperlink w:history="1" r:id="rIdywhuf-iumcdmakvxjjnd8">
               <w:r>
                 <w:rPr>
                   <w:rFonts w:ascii="Arial" w:cs="Arial" w:eastAsia="Arial" w:hAnsi="Arial"/>
@@ -20820,7 +20820,313 @@
             <w:pPr>
               <w:spacing w:after="20" w:before="0"/>
             </w:pPr>
-            <w:hyperlink w:history="1" r:id="rIdbztwh1syuqneofebfu4d_">
+            <w:hyperlink w:history="1" r:id="rIdn3uqtcipryfxql7itsg4-">
+              <w:r>
+                <w:rPr>
+                  <w:rFonts w:ascii="Arial" w:cs="Arial" w:eastAsia="Arial" w:hAnsi="Arial"/>
+                  <w:color w:val="2E75B6"/>
+                  <w:sz w:val="16"/>
+                  <w:szCs w:val="16"/>
+                  <w:u w:val="single" w:color="2E75B6"/>
+                </w:rPr>
+                <w:t xml:space="preserve">05 Doping A Semiconductor</w:t>
+              </w:r>
+            </w:hyperlink>
+          </w:p>
+          <w:p>
+            <w:pPr>
+              <w:spacing w:after="10" w:before="0"/>
+              <w:ind w:left="120"/>
+            </w:pPr>
+            <w:r>
+              <w:rPr>
+                <w:rFonts w:ascii="Arial" w:cs="Arial" w:eastAsia="Arial" w:hAnsi="Arial"/>
+                <w:color w:val="595959"/>
+                <w:sz w:val="14"/>
+                <w:szCs w:val="14"/>
+              </w:rPr>
+              <w:t xml:space="preserve">Source: Seavuria</w:t>
+            </w:r>
+          </w:p>
+          <w:p>
+            <w:pPr>
+              <w:spacing w:after="10" w:before="0"/>
+              <w:ind w:left="120"/>
+            </w:pPr>
+            <w:hyperlink w:history="1" r:id="rIdnpsbevdps3sowsxdvjt3b">
+              <w:r>
+                <w:rPr>
+                  <w:rFonts w:ascii="Arial" w:cs="Arial" w:eastAsia="Arial" w:hAnsi="Arial"/>
+                  <w:color w:val="595959"/>
+                  <w:sz w:val="14"/>
+                  <w:szCs w:val="14"/>
+                  <w:u w:val="single" w:color="595959"/>
+                </w:rPr>
+                <w:t xml:space="preserve">🔍 Search ARES for similar videos</w:t>
+              </w:r>
+            </w:hyperlink>
+          </w:p>
+          <w:p>
+            <w:pPr>
+              <w:spacing w:after="40" w:before="0"/>
+            </w:pPr>
+            <w:r>
+              <w:rPr>
+                <w:sz w:val="14"/>
+                <w:szCs w:val="14"/>
+              </w:rPr>
+              <w:t xml:space="preserve"/>
+            </w:r>
+          </w:p>
+          <w:p>
+            <w:pPr>
+              <w:spacing w:after="20" w:before="0"/>
+            </w:pPr>
+            <w:r>
+              <w:rPr>
+                <w:rFonts w:ascii="Arial" w:cs="Arial" w:eastAsia="Arial" w:hAnsi="Arial"/>
+                <w:b/>
+                <w:bCs/>
+                <w:color w:val="1F3864"/>
+                <w:sz w:val="16"/>
+                <w:szCs w:val="16"/>
+              </w:rPr>
+              <w:t xml:space="preserve">📖 HTML:</w:t>
+            </w:r>
+          </w:p>
+          <w:p>
+            <w:pPr>
+              <w:spacing w:after="20" w:before="0"/>
+            </w:pPr>
+            <w:hyperlink w:history="1" r:id="rIdej65pfacazr4ptr3nz-gg">
+              <w:r>
+                <w:rPr>
+                  <w:rFonts w:ascii="Arial" w:cs="Arial" w:eastAsia="Arial" w:hAnsi="Arial"/>
+                  <w:color w:val="2E75B6"/>
+                  <w:sz w:val="16"/>
+                  <w:szCs w:val="16"/>
+                  <w:u w:val="single" w:color="2E75B6"/>
+                </w:rPr>
+                <w:t xml:space="preserve">Electric Conductors and Insulators (Flexbook)</w:t>
+              </w:r>
+            </w:hyperlink>
+          </w:p>
+          <w:p>
+            <w:pPr>
+              <w:spacing w:after="10" w:before="0"/>
+              <w:ind w:left="120"/>
+            </w:pPr>
+            <w:r>
+              <w:rPr>
+                <w:rFonts w:ascii="Arial" w:cs="Arial" w:eastAsia="Arial" w:hAnsi="Arial"/>
+                <w:color w:val="595959"/>
+                <w:sz w:val="14"/>
+                <w:szCs w:val="14"/>
+              </w:rPr>
+              <w:t xml:space="preserve">Source: CK-12</w:t>
+            </w:r>
+          </w:p>
+          <w:p>
+            <w:pPr>
+              <w:spacing w:after="10" w:before="0"/>
+              <w:ind w:left="120"/>
+            </w:pPr>
+            <w:hyperlink w:history="1" r:id="rIdntabp8ktu-tarpwt0k5g9">
+              <w:r>
+                <w:rPr>
+                  <w:rFonts w:ascii="Arial" w:cs="Arial" w:eastAsia="Arial" w:hAnsi="Arial"/>
+                  <w:color w:val="595959"/>
+                  <w:sz w:val="14"/>
+                  <w:szCs w:val="14"/>
+                  <w:u w:val="single" w:color="595959"/>
+                </w:rPr>
+                <w:t xml:space="preserve">🔍 Search ARES for similar readings</w:t>
+              </w:r>
+            </w:hyperlink>
+          </w:p>
+        </w:tc>
+        <w:tc>
+          <w:tcPr>
+            <w:tcW w:type="dxa" w:w="3040"/>
+            <w:shd w:fill="FFFFFF" w:color="auto" w:val="clear"/>
+            <w:tcMar>
+              <w:top w:type="dxa" w:w="60"/>
+              <w:left w:type="dxa" w:w="120"/>
+              <w:bottom w:type="dxa" w:w="60"/>
+              <w:right w:type="dxa" w:w="120"/>
+            </w:tcMar>
+            <w:vAlign w:val="top"/>
+          </w:tcPr>
+          <w:p>
+            <w:pPr>
+              <w:spacing w:after="40" w:before="0"/>
+              <w:jc w:val="left"/>
+            </w:pPr>
+            <w:r>
+              <w:rPr>
+                <w:rFonts w:ascii="Arial" w:cs="Arial" w:eastAsia="Arial" w:hAnsi="Arial"/>
+                <w:b w:val="false"/>
+                <w:bCs w:val="false"/>
+                <w:i w:val="false"/>
+                <w:iCs w:val="false"/>
+                <w:color w:val="000000"/>
+                <w:sz w:val="18"/>
+                <w:szCs w:val="18"/>
+              </w:rPr>
+              <w:t xml:space="preserve">Class posters and summary tables from Lessons 1–6 are displayed around the room (or projected in sequence if the room is small). Learners conduct a 10-minute structured GALLERY WALK in groups of three, completing a 'Evidence Harvest' table in their notebooks with four columns: LESSON | KEY EVIDENCE COLLECTED | WHAT IT EXPLAINS ABOUT THE PHENOMENON | QUESTIONS STILL OPEN. After the gallery walk, the teacher plays a 4-minute curated YouTube segment on semiconductors and their applications in solar cells and modern devices (Kenyan context: KPLC smart meters, M-KOPA solar home systems, mobile phone chips). Learners add any new evidence to their harvest table. Groups then have 2 minutes to flag their single most important piece of evidence on a sticky note and post it on the class EVIDENCE WALL under the driving question banner.</w:t>
+            </w:r>
+          </w:p>
+        </w:tc>
+        <w:tc>
+          <w:tcPr>
+            <w:tcW w:type="dxa" w:w="3040"/>
+            <w:shd w:fill="F2F2F2" w:color="auto" w:val="clear"/>
+            <w:tcMar>
+              <w:top w:type="dxa" w:w="60"/>
+              <w:left w:type="dxa" w:w="120"/>
+              <w:bottom w:type="dxa" w:w="60"/>
+              <w:right w:type="dxa" w:w="120"/>
+            </w:tcMar>
+            <w:vAlign w:val="top"/>
+          </w:tcPr>
+          <w:p>
+            <w:pPr>
+              <w:spacing w:after="40" w:before="0"/>
+              <w:jc w:val="left"/>
+            </w:pPr>
+            <w:r>
+              <w:rPr>
+                <w:rFonts w:ascii="Arial" w:cs="Arial" w:eastAsia="Arial" w:hAnsi="Arial"/>
+                <w:b w:val="false"/>
+                <w:bCs w:val="false"/>
+                <w:i w:val="false"/>
+                <w:iCs w:val="false"/>
+                <w:color w:val="000000"/>
+                <w:sz w:val="18"/>
+                <w:szCs w:val="18"/>
+              </w:rPr>
+              <w:t xml:space="preserve">Before the gallery walk, say: 'You have 10 minutes to walk around and visit every poster and summary table from our previous six lessons. You are detectives — your job is to harvest the best evidence. Fill in your Evidence Harvest table as you go. Focus especially on: What does this evidence tell us about why the Kajiado panel works less well in the heat?' [Set a visible 10-minute timer.] Circulate and prompt groups who are skimming: 'What did the doping experiment in Lesson 4 actually show you? Write that down.' After the gallery walk, say: 'Let's now watch a short video that connects what we've been studying to real applications in Kenya — things like M-KOPA solar panels and mobile phone processors.' [Play 4-minute clip.] Pause at 2 minutes and ask: 'What does this remind you of from our lessons?' [10-second wait. Cold-call 2 learners.] After the clip: 'Add anything new to your harvest table. Then with your group, pick your ONE most important piece of evidence — write it on a sticky note and post it under our driving question.' [Allow 3 minutes.]</w:t>
+            </w:r>
+          </w:p>
+        </w:tc>
+        <w:tc>
+          <w:tcPr>
+            <w:tcW w:type="dxa" w:w="3040"/>
+            <w:shd w:fill="FFFFFF" w:color="auto" w:val="clear"/>
+            <w:tcMar>
+              <w:top w:type="dxa" w:w="60"/>
+              <w:left w:type="dxa" w:w="120"/>
+              <w:bottom w:type="dxa" w:w="60"/>
+              <w:right w:type="dxa" w:w="120"/>
+            </w:tcMar>
+            <w:vAlign w:val="top"/>
+          </w:tcPr>
+          <w:p>
+            <w:pPr>
+              <w:spacing w:after="40" w:before="0"/>
+              <w:jc w:val="left"/>
+            </w:pPr>
+            <w:r>
+              <w:rPr>
+                <w:rFonts w:ascii="Arial" w:cs="Arial" w:eastAsia="Arial" w:hAnsi="Arial"/>
+                <w:b w:val="false"/>
+                <w:bCs w:val="false"/>
+                <w:i w:val="false"/>
+                <w:iCs w:val="false"/>
+                <w:color w:val="000000"/>
+                <w:sz w:val="18"/>
+                <w:szCs w:val="18"/>
+              </w:rPr>
+              <w:t xml:space="preserve">Strategy: EVIDENCE HARVEST TABLE with GALLERY WALK. This strategy requires learners to actively categorise and connect evidence from multiple sources rather than passively receive a summary. By explicitly linking each piece of evidence to the anchoring phenomenon, learners practise the scientific practice of 'Using Mathematics and Computational Thinking' and 'Constructing Explanations' (NGSS SEP 6). The sticky-note posting creates a shared, visible evidence wall that the class can reference during the CER discussion in Phase 3.</w:t>
+            </w:r>
+          </w:p>
+        </w:tc>
+        <w:tc>
+          <w:tcPr>
+            <w:tcW w:type="dxa" w:w="3040"/>
+            <w:shd w:fill="F2F2F2" w:color="auto" w:val="clear"/>
+            <w:tcMar>
+              <w:top w:type="dxa" w:w="60"/>
+              <w:left w:type="dxa" w:w="120"/>
+              <w:bottom w:type="dxa" w:w="60"/>
+              <w:right w:type="dxa" w:w="120"/>
+            </w:tcMar>
+            <w:vAlign w:val="top"/>
+          </w:tcPr>
+          <w:p>
+            <w:pPr>
+              <w:spacing w:after="40" w:before="0"/>
+              <w:jc w:val="left"/>
+            </w:pPr>
+            <w:r>
+              <w:rPr>
+                <w:rFonts w:ascii="Arial" w:cs="Arial" w:eastAsia="Arial" w:hAnsi="Arial"/>
+                <w:b w:val="false"/>
+                <w:bCs w:val="false"/>
+                <w:i w:val="false"/>
+                <w:iCs w:val="false"/>
+                <w:color w:val="000000"/>
+                <w:sz w:val="18"/>
+                <w:szCs w:val="18"/>
+              </w:rPr>
+              <w:t xml:space="preserve">Observable indicator: Each learner's Evidence Harvest table contains entries for at least 5 of the 6 previous lessons, with the 'What it explains about the phenomenon' column filled in (not left blank). Teacher checks 4–5 tables during the gallery walk. Red flag: any learner whose 'What it explains' column is empty — this signals the learner has been collecting facts without connecting them to the phenomenon. Intervention: teacher sits with that learner for 60 seconds and asks, 'How does THIS evidence help explain why the panel works less well at 35°C than at 18°C?'</w:t>
+            </w:r>
+          </w:p>
+        </w:tc>
+      </w:tr>
+      <w:tr>
+        <w:tc>
+          <w:tcPr>
+            <w:tcW w:type="dxa" w:w="1520"/>
+            <w:shd w:fill="E2EFDA" w:color="auto" w:val="clear"/>
+            <w:tcMar>
+              <w:top w:type="dxa" w:w="60"/>
+              <w:left w:type="dxa" w:w="120"/>
+              <w:bottom w:type="dxa" w:w="60"/>
+              <w:right w:type="dxa" w:w="120"/>
+            </w:tcMar>
+            <w:vAlign w:val="top"/>
+          </w:tcPr>
+          <w:p>
+            <w:pPr>
+              <w:spacing w:after="40" w:before="0"/>
+              <w:jc w:val="left"/>
+            </w:pPr>
+            <w:r>
+              <w:rPr>
+                <w:rFonts w:ascii="Arial" w:cs="Arial" w:eastAsia="Arial" w:hAnsi="Arial"/>
+                <w:b/>
+                <w:bCs/>
+                <w:i w:val="false"/>
+                <w:iCs w:val="false"/>
+                <w:color w:val="000000"/>
+                <w:sz w:val="18"/>
+                <w:szCs w:val="18"/>
+              </w:rPr>
+              <w:t xml:space="preserve">Explain Phase</w:t>
+            </w:r>
+          </w:p>
+          <w:p>
+            <w:pPr>
+              <w:spacing w:after="20" w:before="0"/>
+            </w:pPr>
+            <w:r>
+              <w:rPr>
+                <w:rFonts w:ascii="Arial" w:cs="Arial" w:eastAsia="Arial" w:hAnsi="Arial"/>
+                <w:b/>
+                <w:bCs/>
+                <w:color w:val="1F3864"/>
+                <w:sz w:val="16"/>
+                <w:szCs w:val="16"/>
+              </w:rPr>
+              <w:t xml:space="preserve">📹 VIDEO:</w:t>
+            </w:r>
+          </w:p>
+          <w:p>
+            <w:pPr>
+              <w:spacing w:after="20" w:before="0"/>
+            </w:pPr>
+            <w:hyperlink w:history="1" r:id="rIdadx-o_hux7cj9aoc8hwc9">
               <w:r>
                 <w:rPr>
                   <w:rFonts w:ascii="Arial" w:cs="Arial" w:eastAsia="Arial" w:hAnsi="Arial"/>
@@ -20853,7 +21159,7 @@
               <w:spacing w:after="10" w:before="0"/>
               <w:ind w:left="120"/>
             </w:pPr>
-            <w:hyperlink w:history="1" r:id="rIdsibarq5ju8nws88t2xgik">
+            <w:hyperlink w:history="1" r:id="rIdx04etssiyc9vhqdalhwk6">
               <w:r>
                 <w:rPr>
                   <w:rFonts w:ascii="Arial" w:cs="Arial" w:eastAsia="Arial" w:hAnsi="Arial"/>
@@ -20891,14 +21197,14 @@
                 <w:sz w:val="16"/>
                 <w:szCs w:val="16"/>
               </w:rPr>
-              <w:t xml:space="preserve">📖 HTML:</w:t>
+              <w:t xml:space="preserve">📖 EXERCISE:</w:t>
             </w:r>
           </w:p>
           <w:p>
             <w:pPr>
               <w:spacing w:after="20" w:before="0"/>
             </w:pPr>
-            <w:hyperlink w:history="1" r:id="rIdhvlrgb0wacuxzuiqui62h">
+            <w:hyperlink w:history="1" r:id="rIduzxg02wq5tsiszwmwegvu">
               <w:r>
                 <w:rPr>
                   <w:rFonts w:ascii="Arial" w:cs="Arial" w:eastAsia="Arial" w:hAnsi="Arial"/>
@@ -20907,7 +21213,7 @@
                   <w:szCs w:val="16"/>
                   <w:u w:val="single" w:color="2E75B6"/>
                 </w:rPr>
-                <w:t xml:space="preserve">Electric Conductors and Insulators (Flexbook)</w:t>
+                <w:t xml:space="preserve">Electric Conductors and Insulators Practice</w:t>
               </w:r>
             </w:hyperlink>
           </w:p>
@@ -20931,7 +21237,7 @@
               <w:spacing w:after="10" w:before="0"/>
               <w:ind w:left="120"/>
             </w:pPr>
-            <w:hyperlink w:history="1" r:id="rIdhlw4ltzn1ysuodppfinlq">
+            <w:hyperlink w:history="1" r:id="rIddiflyptanuixkwssunvum">
               <w:r>
                 <w:rPr>
                   <w:rFonts w:ascii="Arial" w:cs="Arial" w:eastAsia="Arial" w:hAnsi="Arial"/>
@@ -20973,7 +21279,7 @@
                 <w:sz w:val="18"/>
                 <w:szCs w:val="18"/>
               </w:rPr>
-              <w:t xml:space="preserve">Class posters and summary tables from Lessons 1–6 are displayed around the room (or projected in sequence if the room is small). Learners conduct a 10-minute structured GALLERY WALK in groups of three, completing a 'Evidence Harvest' table in their notebooks with four columns: LESSON | KEY EVIDENCE COLLECTED | WHAT IT EXPLAINS ABOUT THE PHENOMENON | QUESTIONS STILL OPEN. After the gallery walk, the teacher plays a 4-minute curated YouTube segment on semiconductors and their applications in solar cells and modern devices (Kenyan context: KPLC smart meters, M-KOPA solar home systems, mobile phone chips). Learners add any new evidence to their harvest table. Groups then have 2 minutes to flag their single most important piece of evidence on a sticky note and post it on the class EVIDENCE WALL under the driving question banner.</w:t>
+              <w:t xml:space="preserve">The class co-constructs a Final Explanation of the anchoring phenomenon using the Claim–Evidence–Reasoning framework. The teacher writes the driving question on the board and guides a whole-class discussion to build three components: (1) CLAIM — a one-sentence answer to the driving question; (2) EVIDENCE — at least four pieces of specific, lesson-linked evidence supporting the claim; (3) REASONING — the scientific principles (energy band theory, doping, p-n junction, temperature effect on carrier recombination) that link the evidence to the claim. After the class co-constructs the CER on the board, each learner writes their own individual final explanation in their notebook using the CER structure. Learners also read and discuss the 'Introduction to Electronics – Final Explanation' text (provided on the ARES platform), annotating it with connections to their own evidence. Finally, learners answer: 'How has the understanding and engineering of semiconductor materials transformed modern technology and everyday life in Kenya?' — referencing at least two Kenyan applications.</w:t>
             </w:r>
           </w:p>
         </w:tc>
@@ -21005,7 +21311,7 @@
                 <w:sz w:val="18"/>
                 <w:szCs w:val="18"/>
               </w:rPr>
-              <w:t xml:space="preserve">Before the gallery walk, say: 'You have 10 minutes to walk around and visit every poster and summary table from our previous six lessons. You are detectives — your job is to harvest the best evidence. Fill in your Evidence Harvest table as you go. Focus especially on: What does this evidence tell us about why the Kajiado panel works less well in the heat?' [Set a visible 10-minute timer.] Circulate and prompt groups who are skimming: 'What did the doping experiment in Lesson 4 actually show you? Write that down.' After the gallery walk, say: 'Let's now watch a short video that connects what we've been studying to real applications in Kenya — things like M-KOPA solar panels and mobile phone processors.' [Play 4-minute clip.] Pause at 2 minutes and ask: 'What does this remind you of from our lessons?' [10-second wait. Cold-call 2 learners.] After the clip: 'Add anything new to your harvest table. Then with your group, pick your ONE most important piece of evidence — write it on a sticky note and post it under our driving question.' [Allow 3 minutes.]</w:t>
+              <w:t xml:space="preserve">Write on the board: 'DRIVING QUESTION: Why does a silicon solar panel on a Kajiado farm produce less power in the hot afternoon sun than on a cool morning?' Say: 'We are now going to build our final scientific explanation together — using the Claim-Evidence-Reasoning framework. I need a CLAIM first — a one-sentence direct answer to the driving question. What is your claim?' [10-second wait. Cold-call 2 learners. Write the best claim on the board. Refine it as a class: 'Does everyone agree? Is it specific enough?'] Then: 'Now I need EVIDENCE. Look at your evidence harvest tables and the sticky notes on our wall. Call out specific, lesson-linked evidence — tell me the lesson and what you found.' [Build a numbered list of at least 4 pieces of evidence on the board. Probe: 'What lesson did that come from? How do we know that?'] Then: 'Now the REASONING — the hard part. Why does that evidence support the claim? What is the scientific principle connecting them?' [Guide learners to articulate: free electrons in conductors vs. band gap in insulators; silicon's intermediate band gap as a semiconductor; doping creating n-type/p-type regions; p-n junction enabling photovoltaic effect; rising temperature increasing lattice vibrations and carrier recombination, reducing efficiency.] Say: 'Now write your OWN CER explanation in your notebook — in your own words. You have 8 minutes.' [Allow 8 minutes. Then say:] 'Now read the Final Explanation text on your ARES screen. Use a different colour pen to annotate: underline anything that matches your CER, and circle anything you didn't include that you should add.' [Allow 5 minutes.] Then ask: 'How has semiconductor science changed everyday life in Kenya specifically? Give me two examples.' [Cold-call 3 learners. Probe: 'Why does M-KOPA rely on semiconductor physics? What about the chips in a Safaricom mobile phone?']</w:t>
             </w:r>
           </w:p>
         </w:tc>
@@ -21037,7 +21343,7 @@
                 <w:sz w:val="18"/>
                 <w:szCs w:val="18"/>
               </w:rPr>
-              <w:t xml:space="preserve">Strategy: EVIDENCE HARVEST TABLE with GALLERY WALK. This strategy requires learners to actively categorise and connect evidence from multiple sources rather than passively receive a summary. By explicitly linking each piece of evidence to the anchoring phenomenon, learners practise the scientific practice of 'Using Mathematics and Computational Thinking' and 'Constructing Explanations' (NGSS SEP 6). The sticky-note posting creates a shared, visible evidence wall that the class can reference during the CER discussion in Phase 3.</w:t>
+              <w:t xml:space="preserve">Strategy: CLAIM–EVIDENCE–REASONING (CER) CO-CONSTRUCTION followed by individual written explanation. CER is a structured argumentation framework (aligned with NGSS SEP 7: Engaging in Argument from Evidence) that forces learners to separate what they claim from what they can prove and from the scientific principles that do the explanatory work. Co-constructing first on the board lowers the cognitive load for individual writing, while the individual writing step ensures every learner produces their own accountable explanation. The Final Explanation text annotation step then bridges the co-constructed model to canonical scientific language, helping learners see their thinking reflected in formal text.</w:t>
             </w:r>
           </w:p>
         </w:tc>
@@ -21069,7 +21375,7 @@
                 <w:sz w:val="18"/>
                 <w:szCs w:val="18"/>
               </w:rPr>
-              <w:t xml:space="preserve">Observable indicator: Each learner's Evidence Harvest table contains entries for at least 5 of the 6 previous lessons, with the 'What it explains about the phenomenon' column filled in (not left blank). Teacher checks 4–5 tables during the gallery walk. Red flag: any learner whose 'What it explains' column is empty — this signals the learner has been collecting facts without connecting them to the phenomenon. Intervention: teacher sits with that learner for 60 seconds and asks, 'How does THIS evidence help explain why the panel works less well at 35°C than at 18°C?'</w:t>
+              <w:t xml:space="preserve">Observable indicator: Each learner's individual CER explanation includes: (1) a clear CLAIM sentence that directly answers the driving question; (2) at least FOUR specific evidence statements each linked to a lesson or activity; (3) REASONING that correctly uses at least THREE of the following terms in context: band gap, free electrons, semiconductor, doping, n-type, p-type, p-n junction, photovoltaic effect, temperature, carrier recombination. Teacher collects or photographs notebooks at the end of Phase 3. Learners who have fewer than three reasoning terms are given a 'Reasoning Scaffold' prompt card: 'The reason this evidence supports the claim is that silicon's _____ means that when _____, the result is _____.' </w:t>
             </w:r>
           </w:p>
         </w:tc>
@@ -21078,32 +21384,32 @@
         <w:tc>
           <w:tcPr>
             <w:tcW w:type="dxa" w:w="1520"/>
-            <w:shd w:fill="E2EFDA" w:color="auto" w:val="clear"/>
-            <w:tcMar>
-              <w:top w:type="dxa" w:w="60"/>
-              <w:left w:type="dxa" w:w="120"/>
-              <w:bottom w:type="dxa" w:w="60"/>
-              <w:right w:type="dxa" w:w="120"/>
-            </w:tcMar>
-            <w:vAlign w:val="top"/>
-          </w:tcPr>
-          <w:p>
-            <w:pPr>
-              <w:spacing w:after="40" w:before="0"/>
-              <w:jc w:val="left"/>
-            </w:pPr>
-            <w:r>
-              <w:rPr>
-                <w:rFonts w:ascii="Arial" w:cs="Arial" w:eastAsia="Arial" w:hAnsi="Arial"/>
-                <w:b/>
-                <w:bCs/>
-                <w:i w:val="false"/>
-                <w:iCs w:val="false"/>
-                <w:color w:val="000000"/>
-                <w:sz w:val="18"/>
-                <w:szCs w:val="18"/>
-              </w:rPr>
-              <w:t xml:space="preserve">Explain Phase</w:t>
+            <w:shd w:fill="FCE4D6" w:color="auto" w:val="clear"/>
+            <w:tcMar>
+              <w:top w:type="dxa" w:w="60"/>
+              <w:left w:type="dxa" w:w="120"/>
+              <w:bottom w:type="dxa" w:w="60"/>
+              <w:right w:type="dxa" w:w="120"/>
+            </w:tcMar>
+            <w:vAlign w:val="top"/>
+          </w:tcPr>
+          <w:p>
+            <w:pPr>
+              <w:spacing w:after="40" w:before="0"/>
+              <w:jc w:val="left"/>
+            </w:pPr>
+            <w:r>
+              <w:rPr>
+                <w:rFonts w:ascii="Arial" w:cs="Arial" w:eastAsia="Arial" w:hAnsi="Arial"/>
+                <w:b/>
+                <w:bCs/>
+                <w:i w:val="false"/>
+                <w:iCs w:val="false"/>
+                <w:color w:val="000000"/>
+                <w:sz w:val="18"/>
+                <w:szCs w:val="18"/>
+              </w:rPr>
+              <w:t xml:space="preserve">Driving Question Board (DQB) Creation</w:t>
             </w:r>
           </w:p>
           <w:p>
@@ -21126,7 +21432,313 @@
             <w:pPr>
               <w:spacing w:after="20" w:before="0"/>
             </w:pPr>
-            <w:hyperlink w:history="1" r:id="rIdjphi6wkocrepjpl4tl5t5">
+            <w:hyperlink w:history="1" r:id="rIdsbn1z1szstui5hmuspubs">
+              <w:r>
+                <w:rPr>
+                  <w:rFonts w:ascii="Arial" w:cs="Arial" w:eastAsia="Arial" w:hAnsi="Arial"/>
+                  <w:color w:val="2E75B6"/>
+                  <w:sz w:val="16"/>
+                  <w:szCs w:val="16"/>
+                  <w:u w:val="single" w:color="2E75B6"/>
+                </w:rPr>
+                <w:t xml:space="preserve">02 Semiconductors</w:t>
+              </w:r>
+            </w:hyperlink>
+          </w:p>
+          <w:p>
+            <w:pPr>
+              <w:spacing w:after="10" w:before="0"/>
+              <w:ind w:left="120"/>
+            </w:pPr>
+            <w:r>
+              <w:rPr>
+                <w:rFonts w:ascii="Arial" w:cs="Arial" w:eastAsia="Arial" w:hAnsi="Arial"/>
+                <w:color w:val="595959"/>
+                <w:sz w:val="14"/>
+                <w:szCs w:val="14"/>
+              </w:rPr>
+              <w:t xml:space="preserve">Source: Seavuria</w:t>
+            </w:r>
+          </w:p>
+          <w:p>
+            <w:pPr>
+              <w:spacing w:after="10" w:before="0"/>
+              <w:ind w:left="120"/>
+            </w:pPr>
+            <w:hyperlink w:history="1" r:id="rIdsafl58xoqksqcl_dnpgjz">
+              <w:r>
+                <w:rPr>
+                  <w:rFonts w:ascii="Arial" w:cs="Arial" w:eastAsia="Arial" w:hAnsi="Arial"/>
+                  <w:color w:val="595959"/>
+                  <w:sz w:val="14"/>
+                  <w:szCs w:val="14"/>
+                  <w:u w:val="single" w:color="595959"/>
+                </w:rPr>
+                <w:t xml:space="preserve">🔍 Search ARES for similar videos</w:t>
+              </w:r>
+            </w:hyperlink>
+          </w:p>
+          <w:p>
+            <w:pPr>
+              <w:spacing w:after="40" w:before="0"/>
+            </w:pPr>
+            <w:r>
+              <w:rPr>
+                <w:sz w:val="14"/>
+                <w:szCs w:val="14"/>
+              </w:rPr>
+              <w:t xml:space="preserve"/>
+            </w:r>
+          </w:p>
+          <w:p>
+            <w:pPr>
+              <w:spacing w:after="20" w:before="0"/>
+            </w:pPr>
+            <w:r>
+              <w:rPr>
+                <w:rFonts w:ascii="Arial" w:cs="Arial" w:eastAsia="Arial" w:hAnsi="Arial"/>
+                <w:b/>
+                <w:bCs/>
+                <w:color w:val="1F3864"/>
+                <w:sz w:val="16"/>
+                <w:szCs w:val="16"/>
+              </w:rPr>
+              <w:t xml:space="preserve">📖 HTML:</w:t>
+            </w:r>
+          </w:p>
+          <w:p>
+            <w:pPr>
+              <w:spacing w:after="20" w:before="0"/>
+            </w:pPr>
+            <w:hyperlink w:history="1" r:id="rIdp0rsnlxr4euwne7yajpoh">
+              <w:r>
+                <w:rPr>
+                  <w:rFonts w:ascii="Arial" w:cs="Arial" w:eastAsia="Arial" w:hAnsi="Arial"/>
+                  <w:color w:val="2E75B6"/>
+                  <w:sz w:val="16"/>
+                  <w:szCs w:val="16"/>
+                  <w:u w:val="single" w:color="2E75B6"/>
+                </w:rPr>
+                <w:t xml:space="preserve">Circuit Construction Kit: DC</w:t>
+              </w:r>
+            </w:hyperlink>
+          </w:p>
+          <w:p>
+            <w:pPr>
+              <w:spacing w:after="10" w:before="0"/>
+              <w:ind w:left="120"/>
+            </w:pPr>
+            <w:r>
+              <w:rPr>
+                <w:rFonts w:ascii="Arial" w:cs="Arial" w:eastAsia="Arial" w:hAnsi="Arial"/>
+                <w:color w:val="595959"/>
+                <w:sz w:val="14"/>
+                <w:szCs w:val="14"/>
+              </w:rPr>
+              <w:t xml:space="preserve">Source: PhET Interactive Simulations (English)</w:t>
+            </w:r>
+          </w:p>
+          <w:p>
+            <w:pPr>
+              <w:spacing w:after="10" w:before="0"/>
+              <w:ind w:left="120"/>
+            </w:pPr>
+            <w:hyperlink w:history="1" r:id="rId-zbo8bstkgm08n5yguncv">
+              <w:r>
+                <w:rPr>
+                  <w:rFonts w:ascii="Arial" w:cs="Arial" w:eastAsia="Arial" w:hAnsi="Arial"/>
+                  <w:color w:val="595959"/>
+                  <w:sz w:val="14"/>
+                  <w:szCs w:val="14"/>
+                  <w:u w:val="single" w:color="595959"/>
+                </w:rPr>
+                <w:t xml:space="preserve">🔍 Search ARES for similar readings</w:t>
+              </w:r>
+            </w:hyperlink>
+          </w:p>
+        </w:tc>
+        <w:tc>
+          <w:tcPr>
+            <w:tcW w:type="dxa" w:w="3040"/>
+            <w:shd w:fill="FFFFFF" w:color="auto" w:val="clear"/>
+            <w:tcMar>
+              <w:top w:type="dxa" w:w="60"/>
+              <w:left w:type="dxa" w:w="120"/>
+              <w:bottom w:type="dxa" w:w="60"/>
+              <w:right w:type="dxa" w:w="120"/>
+            </w:tcMar>
+            <w:vAlign w:val="top"/>
+          </w:tcPr>
+          <w:p>
+            <w:pPr>
+              <w:spacing w:after="40" w:before="0"/>
+              <w:jc w:val="left"/>
+            </w:pPr>
+            <w:r>
+              <w:rPr>
+                <w:rFonts w:ascii="Arial" w:cs="Arial" w:eastAsia="Arial" w:hAnsi="Arial"/>
+                <w:b w:val="false"/>
+                <w:bCs w:val="false"/>
+                <w:i w:val="false"/>
+                <w:iCs w:val="false"/>
+                <w:color w:val="000000"/>
+                <w:sz w:val="18"/>
+                <w:szCs w:val="18"/>
+              </w:rPr>
+              <w:t xml:space="preserve">The class returns to the Driving Question Board that has been built up across Lessons 1–6. Working in groups, learners review every question card on the DQB and vote on its status: GREEN = fully answered by our evidence; YELLOW = partially answered, we have some evidence; RED = still open, needs further study. Groups briefly discuss any RED cards and suggest what kind of investigation or source could answer them. The class then conducts a 'DQB Ceremony': the teacher reads the original driving question aloud, and learners raise their hands if they feel they can now answer it confidently. Three learners are invited to give a 30-second verbal answer. The teacher closes by framing the RED (unanswered) questions as a bridge to future learning (e.g., transistors, integrated circuits, climate and space physics in upcoming strands).</w:t>
+            </w:r>
+          </w:p>
+        </w:tc>
+        <w:tc>
+          <w:tcPr>
+            <w:tcW w:type="dxa" w:w="3040"/>
+            <w:shd w:fill="F2F2F2" w:color="auto" w:val="clear"/>
+            <w:tcMar>
+              <w:top w:type="dxa" w:w="60"/>
+              <w:left w:type="dxa" w:w="120"/>
+              <w:bottom w:type="dxa" w:w="60"/>
+              <w:right w:type="dxa" w:w="120"/>
+            </w:tcMar>
+            <w:vAlign w:val="top"/>
+          </w:tcPr>
+          <w:p>
+            <w:pPr>
+              <w:spacing w:after="40" w:before="0"/>
+              <w:jc w:val="left"/>
+            </w:pPr>
+            <w:r>
+              <w:rPr>
+                <w:rFonts w:ascii="Arial" w:cs="Arial" w:eastAsia="Arial" w:hAnsi="Arial"/>
+                <w:b w:val="false"/>
+                <w:bCs w:val="false"/>
+                <w:i w:val="false"/>
+                <w:iCs w:val="false"/>
+                <w:color w:val="000000"/>
+                <w:sz w:val="18"/>
+                <w:szCs w:val="18"/>
+              </w:rPr>
+              <w:t xml:space="preserve">Point to the DQB and say: 'This board has held all our questions since Lesson 1. Today we settle the score. In your groups, go through every card — give it a GREEN, YELLOW, or RED dot sticker based on how well our evidence has answered it. You have 4 minutes.' [Distribute dot stickers. Circulate, listening for reasoning.] After 4 minutes, bring the class together: 'Let's look at the RED cards — questions we couldn't fully answer. What would we need to do to answer them?' [Cold-call 2 groups. Accept all reasonable suggestions — e.g., 'We'd need to study transistors,' or 'We'd need to learn more about quantum mechanics.'] Then say: 'I'm going to read our driving question one more time. Raise your hand if you feel you can answer it now.' [Pause for a show of hands — aim for &gt;80%.] 'Amina — give me your 30-second answer.' [Repeat for 2 more learners.] Then say: 'Every RED card on this board is a door to future physics. Transistors, integrated circuits, quantum computing — these are all built on the same silicon foundation we've been studying. You are standing at the beginning of that journey.' Write on the board: 'The RED questions on our DQB are NOT failures — they are the next frontier.'</w:t>
+            </w:r>
+          </w:p>
+        </w:tc>
+        <w:tc>
+          <w:tcPr>
+            <w:tcW w:type="dxa" w:w="3040"/>
+            <w:shd w:fill="FFFFFF" w:color="auto" w:val="clear"/>
+            <w:tcMar>
+              <w:top w:type="dxa" w:w="60"/>
+              <w:left w:type="dxa" w:w="120"/>
+              <w:bottom w:type="dxa" w:w="60"/>
+              <w:right w:type="dxa" w:w="120"/>
+            </w:tcMar>
+            <w:vAlign w:val="top"/>
+          </w:tcPr>
+          <w:p>
+            <w:pPr>
+              <w:spacing w:after="40" w:before="0"/>
+              <w:jc w:val="left"/>
+            </w:pPr>
+            <w:r>
+              <w:rPr>
+                <w:rFonts w:ascii="Arial" w:cs="Arial" w:eastAsia="Arial" w:hAnsi="Arial"/>
+                <w:b w:val="false"/>
+                <w:bCs w:val="false"/>
+                <w:i w:val="false"/>
+                <w:iCs w:val="false"/>
+                <w:color w:val="000000"/>
+                <w:sz w:val="18"/>
+                <w:szCs w:val="18"/>
+              </w:rPr>
+              <w:t xml:space="preserve">Strategy: DRIVING QUESTION BOARD TRAFFIC-LIGHT REVIEW. This metacognitive strategy asks learners to evaluate not just what they know but how well their evidence base answers specific questions — a practice aligned with NGSS SEP 8: Obtaining, Evaluating, and Communicating Information. The traffic-light coding makes epistemic status visible and communal, preventing learners from leaving the unit with the false impression that all science is settled. The 30-second verbal answer to the driving question is a low-stakes oral assessment that consolidates and publicly validates the unit's central learning.</w:t>
+            </w:r>
+          </w:p>
+        </w:tc>
+        <w:tc>
+          <w:tcPr>
+            <w:tcW w:type="dxa" w:w="3040"/>
+            <w:shd w:fill="F2F2F2" w:color="auto" w:val="clear"/>
+            <w:tcMar>
+              <w:top w:type="dxa" w:w="60"/>
+              <w:left w:type="dxa" w:w="120"/>
+              <w:bottom w:type="dxa" w:w="60"/>
+              <w:right w:type="dxa" w:w="120"/>
+            </w:tcMar>
+            <w:vAlign w:val="top"/>
+          </w:tcPr>
+          <w:p>
+            <w:pPr>
+              <w:spacing w:after="40" w:before="0"/>
+              <w:jc w:val="left"/>
+            </w:pPr>
+            <w:r>
+              <w:rPr>
+                <w:rFonts w:ascii="Arial" w:cs="Arial" w:eastAsia="Arial" w:hAnsi="Arial"/>
+                <w:b w:val="false"/>
+                <w:bCs w:val="false"/>
+                <w:i w:val="false"/>
+                <w:iCs w:val="false"/>
+                <w:color w:val="000000"/>
+                <w:sz w:val="18"/>
+                <w:szCs w:val="18"/>
+              </w:rPr>
+              <w:t xml:space="preserve">Observable indicator: The DQB contains dot stickers on every card, with the majority GREEN or YELLOW. Teacher notes any groups that mark the central driving question RED or YELLOW — this signals a gap in the unit's core explanation and triggers an immediate whole-class re-teaching moment. The three 30-second verbal answers are evaluated against a simple 3-point rubric (displayed on screen): 1 = mentions silicon/semiconductor; 2 = adds doping or p-n junction; 3 = correctly explains temperature effect on efficiency. Teacher records scores in the mark book as a formative grade.</w:t>
+            </w:r>
+          </w:p>
+        </w:tc>
+      </w:tr>
+      <w:tr>
+        <w:tc>
+          <w:tcPr>
+            <w:tcW w:type="dxa" w:w="1520"/>
+            <w:shd w:fill="D5E8F0" w:color="auto" w:val="clear"/>
+            <w:tcMar>
+              <w:top w:type="dxa" w:w="60"/>
+              <w:left w:type="dxa" w:w="120"/>
+              <w:bottom w:type="dxa" w:w="60"/>
+              <w:right w:type="dxa" w:w="120"/>
+            </w:tcMar>
+            <w:vAlign w:val="top"/>
+          </w:tcPr>
+          <w:p>
+            <w:pPr>
+              <w:spacing w:after="40" w:before="0"/>
+              <w:jc w:val="left"/>
+            </w:pPr>
+            <w:r>
+              <w:rPr>
+                <w:rFonts w:ascii="Arial" w:cs="Arial" w:eastAsia="Arial" w:hAnsi="Arial"/>
+                <w:b/>
+                <w:bCs/>
+                <w:i w:val="false"/>
+                <w:iCs w:val="false"/>
+                <w:color w:val="000000"/>
+                <w:sz w:val="18"/>
+                <w:szCs w:val="18"/>
+              </w:rPr>
+              <w:t xml:space="preserve">Model Building Phase</w:t>
+            </w:r>
+          </w:p>
+          <w:p>
+            <w:pPr>
+              <w:spacing w:after="20" w:before="0"/>
+            </w:pPr>
+            <w:r>
+              <w:rPr>
+                <w:rFonts w:ascii="Arial" w:cs="Arial" w:eastAsia="Arial" w:hAnsi="Arial"/>
+                <w:b/>
+                <w:bCs/>
+                <w:color w:val="1F3864"/>
+                <w:sz w:val="16"/>
+                <w:szCs w:val="16"/>
+              </w:rPr>
+              <w:t xml:space="preserve">📹 VIDEO:</w:t>
+            </w:r>
+          </w:p>
+          <w:p>
+            <w:pPr>
+              <w:spacing w:after="20" w:before="0"/>
+            </w:pPr>
+            <w:hyperlink w:history="1" r:id="rIdjapd-hx9bwbourhh7a7xs">
               <w:r>
                 <w:rPr>
                   <w:rFonts w:ascii="Arial" w:cs="Arial" w:eastAsia="Arial" w:hAnsi="Arial"/>
@@ -21159,7 +21771,7 @@
               <w:spacing w:after="10" w:before="0"/>
               <w:ind w:left="120"/>
             </w:pPr>
-            <w:hyperlink w:history="1" r:id="rIdt_vewzrftwpl1hnik-vaf">
+            <w:hyperlink w:history="1" r:id="rIdbrnwcm-bqbd7krsjm4ijh">
               <w:r>
                 <w:rPr>
                   <w:rFonts w:ascii="Arial" w:cs="Arial" w:eastAsia="Arial" w:hAnsi="Arial"/>
@@ -21204,619 +21816,7 @@
             <w:pPr>
               <w:spacing w:after="20" w:before="0"/>
             </w:pPr>
-            <w:hyperlink w:history="1" r:id="rIda2his7mkgr9f04d9is70z">
-              <w:r>
-                <w:rPr>
-                  <w:rFonts w:ascii="Arial" w:cs="Arial" w:eastAsia="Arial" w:hAnsi="Arial"/>
-                  <w:color w:val="2E75B6"/>
-                  <w:sz w:val="16"/>
-                  <w:szCs w:val="16"/>
-                  <w:u w:val="single" w:color="2E75B6"/>
-                </w:rPr>
-                <w:t xml:space="preserve">Electric Conductors and Insulators Practice</w:t>
-              </w:r>
-            </w:hyperlink>
-          </w:p>
-          <w:p>
-            <w:pPr>
-              <w:spacing w:after="10" w:before="0"/>
-              <w:ind w:left="120"/>
-            </w:pPr>
-            <w:r>
-              <w:rPr>
-                <w:rFonts w:ascii="Arial" w:cs="Arial" w:eastAsia="Arial" w:hAnsi="Arial"/>
-                <w:color w:val="595959"/>
-                <w:sz w:val="14"/>
-                <w:szCs w:val="14"/>
-              </w:rPr>
-              <w:t xml:space="preserve">Source: CK-12</w:t>
-            </w:r>
-          </w:p>
-          <w:p>
-            <w:pPr>
-              <w:spacing w:after="10" w:before="0"/>
-              <w:ind w:left="120"/>
-            </w:pPr>
-            <w:hyperlink w:history="1" r:id="rIdgyhnb_xeijyje7c84bgn3">
-              <w:r>
-                <w:rPr>
-                  <w:rFonts w:ascii="Arial" w:cs="Arial" w:eastAsia="Arial" w:hAnsi="Arial"/>
-                  <w:color w:val="595959"/>
-                  <w:sz w:val="14"/>
-                  <w:szCs w:val="14"/>
-                  <w:u w:val="single" w:color="595959"/>
-                </w:rPr>
-                <w:t xml:space="preserve">🔍 Search ARES for similar readings</w:t>
-              </w:r>
-            </w:hyperlink>
-          </w:p>
-        </w:tc>
-        <w:tc>
-          <w:tcPr>
-            <w:tcW w:type="dxa" w:w="3040"/>
-            <w:shd w:fill="FFFFFF" w:color="auto" w:val="clear"/>
-            <w:tcMar>
-              <w:top w:type="dxa" w:w="60"/>
-              <w:left w:type="dxa" w:w="120"/>
-              <w:bottom w:type="dxa" w:w="60"/>
-              <w:right w:type="dxa" w:w="120"/>
-            </w:tcMar>
-            <w:vAlign w:val="top"/>
-          </w:tcPr>
-          <w:p>
-            <w:pPr>
-              <w:spacing w:after="40" w:before="0"/>
-              <w:jc w:val="left"/>
-            </w:pPr>
-            <w:r>
-              <w:rPr>
-                <w:rFonts w:ascii="Arial" w:cs="Arial" w:eastAsia="Arial" w:hAnsi="Arial"/>
-                <w:b w:val="false"/>
-                <w:bCs w:val="false"/>
-                <w:i w:val="false"/>
-                <w:iCs w:val="false"/>
-                <w:color w:val="000000"/>
-                <w:sz w:val="18"/>
-                <w:szCs w:val="18"/>
-              </w:rPr>
-              <w:t xml:space="preserve">The class co-constructs a Final Explanation of the anchoring phenomenon using the Claim–Evidence–Reasoning framework. The teacher writes the driving question on the board and guides a whole-class discussion to build three components: (1) CLAIM — a one-sentence answer to the driving question; (2) EVIDENCE — at least four pieces of specific, lesson-linked evidence supporting the claim; (3) REASONING — the scientific principles (energy band theory, doping, p-n junction, temperature effect on carrier recombination) that link the evidence to the claim. After the class co-constructs the CER on the board, each learner writes their own individual final explanation in their notebook using the CER structure. Learners also read and discuss the 'Introduction to Electronics – Final Explanation' text (provided on the ARES platform), annotating it with connections to their own evidence. Finally, learners answer: 'How has the understanding and engineering of semiconductor materials transformed modern technology and everyday life in Kenya?' — referencing at least two Kenyan applications.</w:t>
-            </w:r>
-          </w:p>
-        </w:tc>
-        <w:tc>
-          <w:tcPr>
-            <w:tcW w:type="dxa" w:w="3040"/>
-            <w:shd w:fill="F2F2F2" w:color="auto" w:val="clear"/>
-            <w:tcMar>
-              <w:top w:type="dxa" w:w="60"/>
-              <w:left w:type="dxa" w:w="120"/>
-              <w:bottom w:type="dxa" w:w="60"/>
-              <w:right w:type="dxa" w:w="120"/>
-            </w:tcMar>
-            <w:vAlign w:val="top"/>
-          </w:tcPr>
-          <w:p>
-            <w:pPr>
-              <w:spacing w:after="40" w:before="0"/>
-              <w:jc w:val="left"/>
-            </w:pPr>
-            <w:r>
-              <w:rPr>
-                <w:rFonts w:ascii="Arial" w:cs="Arial" w:eastAsia="Arial" w:hAnsi="Arial"/>
-                <w:b w:val="false"/>
-                <w:bCs w:val="false"/>
-                <w:i w:val="false"/>
-                <w:iCs w:val="false"/>
-                <w:color w:val="000000"/>
-                <w:sz w:val="18"/>
-                <w:szCs w:val="18"/>
-              </w:rPr>
-              <w:t xml:space="preserve">Write on the board: 'DRIVING QUESTION: Why does a silicon solar panel on a Kajiado farm produce less power in the hot afternoon sun than on a cool morning?' Say: 'We are now going to build our final scientific explanation together — using the Claim-Evidence-Reasoning framework. I need a CLAIM first — a one-sentence direct answer to the driving question. What is your claim?' [10-second wait. Cold-call 2 learners. Write the best claim on the board. Refine it as a class: 'Does everyone agree? Is it specific enough?'] Then: 'Now I need EVIDENCE. Look at your evidence harvest tables and the sticky notes on our wall. Call out specific, lesson-linked evidence — tell me the lesson and what you found.' [Build a numbered list of at least 4 pieces of evidence on the board. Probe: 'What lesson did that come from? How do we know that?'] Then: 'Now the REASONING — the hard part. Why does that evidence support the claim? What is the scientific principle connecting them?' [Guide learners to articulate: free electrons in conductors vs. band gap in insulators; silicon's intermediate band gap as a semiconductor; doping creating n-type/p-type regions; p-n junction enabling photovoltaic effect; rising temperature increasing lattice vibrations and carrier recombination, reducing efficiency.] Say: 'Now write your OWN CER explanation in your notebook — in your own words. You have 8 minutes.' [Allow 8 minutes. Then say:] 'Now read the Final Explanation text on your ARES screen. Use a different colour pen to annotate: underline anything that matches your CER, and circle anything you didn't include that you should add.' [Allow 5 minutes.] Then ask: 'How has semiconductor science changed everyday life in Kenya specifically? Give me two examples.' [Cold-call 3 learners. Probe: 'Why does M-KOPA rely on semiconductor physics? What about the chips in a Safaricom mobile phone?']</w:t>
-            </w:r>
-          </w:p>
-        </w:tc>
-        <w:tc>
-          <w:tcPr>
-            <w:tcW w:type="dxa" w:w="3040"/>
-            <w:shd w:fill="FFFFFF" w:color="auto" w:val="clear"/>
-            <w:tcMar>
-              <w:top w:type="dxa" w:w="60"/>
-              <w:left w:type="dxa" w:w="120"/>
-              <w:bottom w:type="dxa" w:w="60"/>
-              <w:right w:type="dxa" w:w="120"/>
-            </w:tcMar>
-            <w:vAlign w:val="top"/>
-          </w:tcPr>
-          <w:p>
-            <w:pPr>
-              <w:spacing w:after="40" w:before="0"/>
-              <w:jc w:val="left"/>
-            </w:pPr>
-            <w:r>
-              <w:rPr>
-                <w:rFonts w:ascii="Arial" w:cs="Arial" w:eastAsia="Arial" w:hAnsi="Arial"/>
-                <w:b w:val="false"/>
-                <w:bCs w:val="false"/>
-                <w:i w:val="false"/>
-                <w:iCs w:val="false"/>
-                <w:color w:val="000000"/>
-                <w:sz w:val="18"/>
-                <w:szCs w:val="18"/>
-              </w:rPr>
-              <w:t xml:space="preserve">Strategy: CLAIM–EVIDENCE–REASONING (CER) CO-CONSTRUCTION followed by individual written explanation. CER is a structured argumentation framework (aligned with NGSS SEP 7: Engaging in Argument from Evidence) that forces learners to separate what they claim from what they can prove and from the scientific principles that do the explanatory work. Co-constructing first on the board lowers the cognitive load for individual writing, while the individual writing step ensures every learner produces their own accountable explanation. The Final Explanation text annotation step then bridges the co-constructed model to canonical scientific language, helping learners see their thinking reflected in formal text.</w:t>
-            </w:r>
-          </w:p>
-        </w:tc>
-        <w:tc>
-          <w:tcPr>
-            <w:tcW w:type="dxa" w:w="3040"/>
-            <w:shd w:fill="F2F2F2" w:color="auto" w:val="clear"/>
-            <w:tcMar>
-              <w:top w:type="dxa" w:w="60"/>
-              <w:left w:type="dxa" w:w="120"/>
-              <w:bottom w:type="dxa" w:w="60"/>
-              <w:right w:type="dxa" w:w="120"/>
-            </w:tcMar>
-            <w:vAlign w:val="top"/>
-          </w:tcPr>
-          <w:p>
-            <w:pPr>
-              <w:spacing w:after="40" w:before="0"/>
-              <w:jc w:val="left"/>
-            </w:pPr>
-            <w:r>
-              <w:rPr>
-                <w:rFonts w:ascii="Arial" w:cs="Arial" w:eastAsia="Arial" w:hAnsi="Arial"/>
-                <w:b w:val="false"/>
-                <w:bCs w:val="false"/>
-                <w:i w:val="false"/>
-                <w:iCs w:val="false"/>
-                <w:color w:val="000000"/>
-                <w:sz w:val="18"/>
-                <w:szCs w:val="18"/>
-              </w:rPr>
-              <w:t xml:space="preserve">Observable indicator: Each learner's individual CER explanation includes: (1) a clear CLAIM sentence that directly answers the driving question; (2) at least FOUR specific evidence statements each linked to a lesson or activity; (3) REASONING that correctly uses at least THREE of the following terms in context: band gap, free electrons, semiconductor, doping, n-type, p-type, p-n junction, photovoltaic effect, temperature, carrier recombination. Teacher collects or photographs notebooks at the end of Phase 3. Learners who have fewer than three reasoning terms are given a 'Reasoning Scaffold' prompt card: 'The reason this evidence supports the claim is that silicon's _____ means that when _____, the result is _____.' </w:t>
-            </w:r>
-          </w:p>
-        </w:tc>
-      </w:tr>
-      <w:tr>
-        <w:tc>
-          <w:tcPr>
-            <w:tcW w:type="dxa" w:w="1520"/>
-            <w:shd w:fill="FCE4D6" w:color="auto" w:val="clear"/>
-            <w:tcMar>
-              <w:top w:type="dxa" w:w="60"/>
-              <w:left w:type="dxa" w:w="120"/>
-              <w:bottom w:type="dxa" w:w="60"/>
-              <w:right w:type="dxa" w:w="120"/>
-            </w:tcMar>
-            <w:vAlign w:val="top"/>
-          </w:tcPr>
-          <w:p>
-            <w:pPr>
-              <w:spacing w:after="40" w:before="0"/>
-              <w:jc w:val="left"/>
-            </w:pPr>
-            <w:r>
-              <w:rPr>
-                <w:rFonts w:ascii="Arial" w:cs="Arial" w:eastAsia="Arial" w:hAnsi="Arial"/>
-                <w:b/>
-                <w:bCs/>
-                <w:i w:val="false"/>
-                <w:iCs w:val="false"/>
-                <w:color w:val="000000"/>
-                <w:sz w:val="18"/>
-                <w:szCs w:val="18"/>
-              </w:rPr>
-              <w:t xml:space="preserve">Driving Question Board (DQB) Creation</w:t>
-            </w:r>
-          </w:p>
-          <w:p>
-            <w:pPr>
-              <w:spacing w:after="20" w:before="0"/>
-            </w:pPr>
-            <w:r>
-              <w:rPr>
-                <w:rFonts w:ascii="Arial" w:cs="Arial" w:eastAsia="Arial" w:hAnsi="Arial"/>
-                <w:b/>
-                <w:bCs/>
-                <w:color w:val="1F3864"/>
-                <w:sz w:val="16"/>
-                <w:szCs w:val="16"/>
-              </w:rPr>
-              <w:t xml:space="preserve">📹 VIDEO:</w:t>
-            </w:r>
-          </w:p>
-          <w:p>
-            <w:pPr>
-              <w:spacing w:after="20" w:before="0"/>
-            </w:pPr>
-            <w:hyperlink w:history="1" r:id="rIdsnduobo5s9wjsyvcfjqo_">
-              <w:r>
-                <w:rPr>
-                  <w:rFonts w:ascii="Arial" w:cs="Arial" w:eastAsia="Arial" w:hAnsi="Arial"/>
-                  <w:color w:val="2E75B6"/>
-                  <w:sz w:val="16"/>
-                  <w:szCs w:val="16"/>
-                  <w:u w:val="single" w:color="2E75B6"/>
-                </w:rPr>
-                <w:t xml:space="preserve">07 Conductors And Insulators</w:t>
-              </w:r>
-            </w:hyperlink>
-          </w:p>
-          <w:p>
-            <w:pPr>
-              <w:spacing w:after="10" w:before="0"/>
-              <w:ind w:left="120"/>
-            </w:pPr>
-            <w:r>
-              <w:rPr>
-                <w:rFonts w:ascii="Arial" w:cs="Arial" w:eastAsia="Arial" w:hAnsi="Arial"/>
-                <w:color w:val="595959"/>
-                <w:sz w:val="14"/>
-                <w:szCs w:val="14"/>
-              </w:rPr>
-              <w:t xml:space="preserve">Source: Seavuria</w:t>
-            </w:r>
-          </w:p>
-          <w:p>
-            <w:pPr>
-              <w:spacing w:after="10" w:before="0"/>
-              <w:ind w:left="120"/>
-            </w:pPr>
-            <w:hyperlink w:history="1" r:id="rId0jamlx5imnrpfjnzaganm">
-              <w:r>
-                <w:rPr>
-                  <w:rFonts w:ascii="Arial" w:cs="Arial" w:eastAsia="Arial" w:hAnsi="Arial"/>
-                  <w:color w:val="595959"/>
-                  <w:sz w:val="14"/>
-                  <w:szCs w:val="14"/>
-                  <w:u w:val="single" w:color="595959"/>
-                </w:rPr>
-                <w:t xml:space="preserve">🔍 Search ARES for similar videos</w:t>
-              </w:r>
-            </w:hyperlink>
-          </w:p>
-          <w:p>
-            <w:pPr>
-              <w:spacing w:after="40" w:before="0"/>
-            </w:pPr>
-            <w:r>
-              <w:rPr>
-                <w:sz w:val="14"/>
-                <w:szCs w:val="14"/>
-              </w:rPr>
-              <w:t xml:space="preserve"/>
-            </w:r>
-          </w:p>
-          <w:p>
-            <w:pPr>
-              <w:spacing w:after="20" w:before="0"/>
-            </w:pPr>
-            <w:r>
-              <w:rPr>
-                <w:rFonts w:ascii="Arial" w:cs="Arial" w:eastAsia="Arial" w:hAnsi="Arial"/>
-                <w:b/>
-                <w:bCs/>
-                <w:color w:val="1F3864"/>
-                <w:sz w:val="16"/>
-                <w:szCs w:val="16"/>
-              </w:rPr>
-              <w:t xml:space="preserve">📖 HTML:</w:t>
-            </w:r>
-          </w:p>
-          <w:p>
-            <w:pPr>
-              <w:spacing w:after="20" w:before="0"/>
-            </w:pPr>
-            <w:hyperlink w:history="1" r:id="rId38icmu03kg5aeimacp86c">
-              <w:r>
-                <w:rPr>
-                  <w:rFonts w:ascii="Arial" w:cs="Arial" w:eastAsia="Arial" w:hAnsi="Arial"/>
-                  <w:color w:val="2E75B6"/>
-                  <w:sz w:val="16"/>
-                  <w:szCs w:val="16"/>
-                  <w:u w:val="single" w:color="2E75B6"/>
-                </w:rPr>
-                <w:t xml:space="preserve">Circuit Construction Kit: DC</w:t>
-              </w:r>
-            </w:hyperlink>
-          </w:p>
-          <w:p>
-            <w:pPr>
-              <w:spacing w:after="10" w:before="0"/>
-              <w:ind w:left="120"/>
-            </w:pPr>
-            <w:r>
-              <w:rPr>
-                <w:rFonts w:ascii="Arial" w:cs="Arial" w:eastAsia="Arial" w:hAnsi="Arial"/>
-                <w:color w:val="595959"/>
-                <w:sz w:val="14"/>
-                <w:szCs w:val="14"/>
-              </w:rPr>
-              <w:t xml:space="preserve">Source: PhET Interactive Simulations (English)</w:t>
-            </w:r>
-          </w:p>
-          <w:p>
-            <w:pPr>
-              <w:spacing w:after="10" w:before="0"/>
-              <w:ind w:left="120"/>
-            </w:pPr>
-            <w:hyperlink w:history="1" r:id="rIdu5enhhd1ypbunnqdd1mmg">
-              <w:r>
-                <w:rPr>
-                  <w:rFonts w:ascii="Arial" w:cs="Arial" w:eastAsia="Arial" w:hAnsi="Arial"/>
-                  <w:color w:val="595959"/>
-                  <w:sz w:val="14"/>
-                  <w:szCs w:val="14"/>
-                  <w:u w:val="single" w:color="595959"/>
-                </w:rPr>
-                <w:t xml:space="preserve">🔍 Search ARES for similar readings</w:t>
-              </w:r>
-            </w:hyperlink>
-          </w:p>
-        </w:tc>
-        <w:tc>
-          <w:tcPr>
-            <w:tcW w:type="dxa" w:w="3040"/>
-            <w:shd w:fill="FFFFFF" w:color="auto" w:val="clear"/>
-            <w:tcMar>
-              <w:top w:type="dxa" w:w="60"/>
-              <w:left w:type="dxa" w:w="120"/>
-              <w:bottom w:type="dxa" w:w="60"/>
-              <w:right w:type="dxa" w:w="120"/>
-            </w:tcMar>
-            <w:vAlign w:val="top"/>
-          </w:tcPr>
-          <w:p>
-            <w:pPr>
-              <w:spacing w:after="40" w:before="0"/>
-              <w:jc w:val="left"/>
-            </w:pPr>
-            <w:r>
-              <w:rPr>
-                <w:rFonts w:ascii="Arial" w:cs="Arial" w:eastAsia="Arial" w:hAnsi="Arial"/>
-                <w:b w:val="false"/>
-                <w:bCs w:val="false"/>
-                <w:i w:val="false"/>
-                <w:iCs w:val="false"/>
-                <w:color w:val="000000"/>
-                <w:sz w:val="18"/>
-                <w:szCs w:val="18"/>
-              </w:rPr>
-              <w:t xml:space="preserve">The class returns to the Driving Question Board that has been built up across Lessons 1–6. Working in groups, learners review every question card on the DQB and vote on its status: GREEN = fully answered by our evidence; YELLOW = partially answered, we have some evidence; RED = still open, needs further study. Groups briefly discuss any RED cards and suggest what kind of investigation or source could answer them. The class then conducts a 'DQB Ceremony': the teacher reads the original driving question aloud, and learners raise their hands if they feel they can now answer it confidently. Three learners are invited to give a 30-second verbal answer. The teacher closes by framing the RED (unanswered) questions as a bridge to future learning (e.g., transistors, integrated circuits, climate and space physics in upcoming strands).</w:t>
-            </w:r>
-          </w:p>
-        </w:tc>
-        <w:tc>
-          <w:tcPr>
-            <w:tcW w:type="dxa" w:w="3040"/>
-            <w:shd w:fill="F2F2F2" w:color="auto" w:val="clear"/>
-            <w:tcMar>
-              <w:top w:type="dxa" w:w="60"/>
-              <w:left w:type="dxa" w:w="120"/>
-              <w:bottom w:type="dxa" w:w="60"/>
-              <w:right w:type="dxa" w:w="120"/>
-            </w:tcMar>
-            <w:vAlign w:val="top"/>
-          </w:tcPr>
-          <w:p>
-            <w:pPr>
-              <w:spacing w:after="40" w:before="0"/>
-              <w:jc w:val="left"/>
-            </w:pPr>
-            <w:r>
-              <w:rPr>
-                <w:rFonts w:ascii="Arial" w:cs="Arial" w:eastAsia="Arial" w:hAnsi="Arial"/>
-                <w:b w:val="false"/>
-                <w:bCs w:val="false"/>
-                <w:i w:val="false"/>
-                <w:iCs w:val="false"/>
-                <w:color w:val="000000"/>
-                <w:sz w:val="18"/>
-                <w:szCs w:val="18"/>
-              </w:rPr>
-              <w:t xml:space="preserve">Point to the DQB and say: 'This board has held all our questions since Lesson 1. Today we settle the score. In your groups, go through every card — give it a GREEN, YELLOW, or RED dot sticker based on how well our evidence has answered it. You have 4 minutes.' [Distribute dot stickers. Circulate, listening for reasoning.] After 4 minutes, bring the class together: 'Let's look at the RED cards — questions we couldn't fully answer. What would we need to do to answer them?' [Cold-call 2 groups. Accept all reasonable suggestions — e.g., 'We'd need to study transistors,' or 'We'd need to learn more about quantum mechanics.'] Then say: 'I'm going to read our driving question one more time. Raise your hand if you feel you can answer it now.' [Pause for a show of hands — aim for &gt;80%.] 'Amina — give me your 30-second answer.' [Repeat for 2 more learners.] Then say: 'Every RED card on this board is a door to future physics. Transistors, integrated circuits, quantum computing — these are all built on the same silicon foundation we've been studying. You are standing at the beginning of that journey.' Write on the board: 'The RED questions on our DQB are NOT failures — they are the next frontier.'</w:t>
-            </w:r>
-          </w:p>
-        </w:tc>
-        <w:tc>
-          <w:tcPr>
-            <w:tcW w:type="dxa" w:w="3040"/>
-            <w:shd w:fill="FFFFFF" w:color="auto" w:val="clear"/>
-            <w:tcMar>
-              <w:top w:type="dxa" w:w="60"/>
-              <w:left w:type="dxa" w:w="120"/>
-              <w:bottom w:type="dxa" w:w="60"/>
-              <w:right w:type="dxa" w:w="120"/>
-            </w:tcMar>
-            <w:vAlign w:val="top"/>
-          </w:tcPr>
-          <w:p>
-            <w:pPr>
-              <w:spacing w:after="40" w:before="0"/>
-              <w:jc w:val="left"/>
-            </w:pPr>
-            <w:r>
-              <w:rPr>
-                <w:rFonts w:ascii="Arial" w:cs="Arial" w:eastAsia="Arial" w:hAnsi="Arial"/>
-                <w:b w:val="false"/>
-                <w:bCs w:val="false"/>
-                <w:i w:val="false"/>
-                <w:iCs w:val="false"/>
-                <w:color w:val="000000"/>
-                <w:sz w:val="18"/>
-                <w:szCs w:val="18"/>
-              </w:rPr>
-              <w:t xml:space="preserve">Strategy: DRIVING QUESTION BOARD TRAFFIC-LIGHT REVIEW. This metacognitive strategy asks learners to evaluate not just what they know but how well their evidence base answers specific questions — a practice aligned with NGSS SEP 8: Obtaining, Evaluating, and Communicating Information. The traffic-light coding makes epistemic status visible and communal, preventing learners from leaving the unit with the false impression that all science is settled. The 30-second verbal answer to the driving question is a low-stakes oral assessment that consolidates and publicly validates the unit's central learning.</w:t>
-            </w:r>
-          </w:p>
-        </w:tc>
-        <w:tc>
-          <w:tcPr>
-            <w:tcW w:type="dxa" w:w="3040"/>
-            <w:shd w:fill="F2F2F2" w:color="auto" w:val="clear"/>
-            <w:tcMar>
-              <w:top w:type="dxa" w:w="60"/>
-              <w:left w:type="dxa" w:w="120"/>
-              <w:bottom w:type="dxa" w:w="60"/>
-              <w:right w:type="dxa" w:w="120"/>
-            </w:tcMar>
-            <w:vAlign w:val="top"/>
-          </w:tcPr>
-          <w:p>
-            <w:pPr>
-              <w:spacing w:after="40" w:before="0"/>
-              <w:jc w:val="left"/>
-            </w:pPr>
-            <w:r>
-              <w:rPr>
-                <w:rFonts w:ascii="Arial" w:cs="Arial" w:eastAsia="Arial" w:hAnsi="Arial"/>
-                <w:b w:val="false"/>
-                <w:bCs w:val="false"/>
-                <w:i w:val="false"/>
-                <w:iCs w:val="false"/>
-                <w:color w:val="000000"/>
-                <w:sz w:val="18"/>
-                <w:szCs w:val="18"/>
-              </w:rPr>
-              <w:t xml:space="preserve">Observable indicator: The DQB contains dot stickers on every card, with the majority GREEN or YELLOW. Teacher notes any groups that mark the central driving question RED or YELLOW — this signals a gap in the unit's core explanation and triggers an immediate whole-class re-teaching moment. The three 30-second verbal answers are evaluated against a simple 3-point rubric (displayed on screen): 1 = mentions silicon/semiconductor; 2 = adds doping or p-n junction; 3 = correctly explains temperature effect on efficiency. Teacher records scores in the mark book as a formative grade.</w:t>
-            </w:r>
-          </w:p>
-        </w:tc>
-      </w:tr>
-      <w:tr>
-        <w:tc>
-          <w:tcPr>
-            <w:tcW w:type="dxa" w:w="1520"/>
-            <w:shd w:fill="D5E8F0" w:color="auto" w:val="clear"/>
-            <w:tcMar>
-              <w:top w:type="dxa" w:w="60"/>
-              <w:left w:type="dxa" w:w="120"/>
-              <w:bottom w:type="dxa" w:w="60"/>
-              <w:right w:type="dxa" w:w="120"/>
-            </w:tcMar>
-            <w:vAlign w:val="top"/>
-          </w:tcPr>
-          <w:p>
-            <w:pPr>
-              <w:spacing w:after="40" w:before="0"/>
-              <w:jc w:val="left"/>
-            </w:pPr>
-            <w:r>
-              <w:rPr>
-                <w:rFonts w:ascii="Arial" w:cs="Arial" w:eastAsia="Arial" w:hAnsi="Arial"/>
-                <w:b/>
-                <w:bCs/>
-                <w:i w:val="false"/>
-                <w:iCs w:val="false"/>
-                <w:color w:val="000000"/>
-                <w:sz w:val="18"/>
-                <w:szCs w:val="18"/>
-              </w:rPr>
-              <w:t xml:space="preserve">Model Building Phase</w:t>
-            </w:r>
-          </w:p>
-          <w:p>
-            <w:pPr>
-              <w:spacing w:after="20" w:before="0"/>
-            </w:pPr>
-            <w:r>
-              <w:rPr>
-                <w:rFonts w:ascii="Arial" w:cs="Arial" w:eastAsia="Arial" w:hAnsi="Arial"/>
-                <w:b/>
-                <w:bCs/>
-                <w:color w:val="1F3864"/>
-                <w:sz w:val="16"/>
-                <w:szCs w:val="16"/>
-              </w:rPr>
-              <w:t xml:space="preserve">📹 VIDEO:</w:t>
-            </w:r>
-          </w:p>
-          <w:p>
-            <w:pPr>
-              <w:spacing w:after="20" w:before="0"/>
-            </w:pPr>
-            <w:hyperlink w:history="1" r:id="rIdifdmbq-d4wvqgot3eird2">
-              <w:r>
-                <w:rPr>
-                  <w:rFonts w:ascii="Arial" w:cs="Arial" w:eastAsia="Arial" w:hAnsi="Arial"/>
-                  <w:color w:val="2E75B6"/>
-                  <w:sz w:val="16"/>
-                  <w:szCs w:val="16"/>
-                  <w:u w:val="single" w:color="2E75B6"/>
-                </w:rPr>
-                <w:t xml:space="preserve">Conductors and insulators</w:t>
-              </w:r>
-            </w:hyperlink>
-          </w:p>
-          <w:p>
-            <w:pPr>
-              <w:spacing w:after="10" w:before="0"/>
-              <w:ind w:left="120"/>
-            </w:pPr>
-            <w:r>
-              <w:rPr>
-                <w:rFonts w:ascii="Arial" w:cs="Arial" w:eastAsia="Arial" w:hAnsi="Arial"/>
-                <w:color w:val="595959"/>
-                <w:sz w:val="14"/>
-                <w:szCs w:val="14"/>
-              </w:rPr>
-              <w:t xml:space="preserve">Source: Khan Academy (English - US curriculum)</w:t>
-            </w:r>
-          </w:p>
-          <w:p>
-            <w:pPr>
-              <w:spacing w:after="10" w:before="0"/>
-              <w:ind w:left="120"/>
-            </w:pPr>
-            <w:hyperlink w:history="1" r:id="rIdjeoxgisdpvp4kdkhnzcxr">
-              <w:r>
-                <w:rPr>
-                  <w:rFonts w:ascii="Arial" w:cs="Arial" w:eastAsia="Arial" w:hAnsi="Arial"/>
-                  <w:color w:val="595959"/>
-                  <w:sz w:val="14"/>
-                  <w:szCs w:val="14"/>
-                  <w:u w:val="single" w:color="595959"/>
-                </w:rPr>
-                <w:t xml:space="preserve">🔍 Search ARES for similar videos</w:t>
-              </w:r>
-            </w:hyperlink>
-          </w:p>
-          <w:p>
-            <w:pPr>
-              <w:spacing w:after="40" w:before="0"/>
-            </w:pPr>
-            <w:r>
-              <w:rPr>
-                <w:sz w:val="14"/>
-                <w:szCs w:val="14"/>
-              </w:rPr>
-              <w:t xml:space="preserve"/>
-            </w:r>
-          </w:p>
-          <w:p>
-            <w:pPr>
-              <w:spacing w:after="20" w:before="0"/>
-            </w:pPr>
-            <w:r>
-              <w:rPr>
-                <w:rFonts w:ascii="Arial" w:cs="Arial" w:eastAsia="Arial" w:hAnsi="Arial"/>
-                <w:b/>
-                <w:bCs/>
-                <w:color w:val="1F3864"/>
-                <w:sz w:val="16"/>
-                <w:szCs w:val="16"/>
-              </w:rPr>
-              <w:t xml:space="preserve">📖 EXERCISE:</w:t>
-            </w:r>
-          </w:p>
-          <w:p>
-            <w:pPr>
-              <w:spacing w:after="20" w:before="0"/>
-            </w:pPr>
-            <w:hyperlink w:history="1" r:id="rIdl3quib3vz2zv8h6ytyryn">
+            <w:hyperlink w:history="1" r:id="rIdmkxntmgdvea5yvmyg4dbr">
               <w:r>
                 <w:rPr>
                   <w:rFonts w:ascii="Arial" w:cs="Arial" w:eastAsia="Arial" w:hAnsi="Arial"/>
@@ -21849,7 +21849,7 @@
               <w:spacing w:after="10" w:before="0"/>
               <w:ind w:left="120"/>
             </w:pPr>
-            <w:hyperlink w:history="1" r:id="rIdiqvll9ofussjxqgql7wqu">
+            <w:hyperlink w:history="1" r:id="rIdzg_typutjvq1zkjk4gacq">
               <w:r>
                 <w:rPr>
                   <w:rFonts w:ascii="Arial" w:cs="Arial" w:eastAsia="Arial" w:hAnsi="Arial"/>

--- a/data/outputs/v2/Physics/SS3.3_Introduction_to_Electronics/Physics_Introduction_to_Electronics_CBE_LessonSequence.docx
+++ b/data/outputs/v2/Physics/SS3.3_Introduction_to_Electronics/Physics_Introduction_to_Electronics_CBE_LessonSequence.docx
@@ -42,6 +42,177 @@
     </w:p>
     <w:p>
       <w:pPr>
+        <w:spacing w:after="80" w:before="120"/>
+      </w:pPr>
+      <w:r>
+        <w:rPr>
+          <w:rFonts w:ascii="Arial" w:cs="Arial" w:eastAsia="Arial" w:hAnsi="Arial"/>
+          <w:b/>
+          <w:bCs/>
+          <w:color w:val="1F3864"/>
+          <w:sz w:val="20"/>
+          <w:szCs w:val="20"/>
+        </w:rPr>
+        <w:t xml:space="preserve">ATTRIBUTION AND LICENSING</w:t>
+      </w:r>
+    </w:p>
+    <w:p>
+      <w:pPr>
+        <w:spacing w:after="60" w:before="0"/>
+      </w:pPr>
+      <w:r>
+        <w:rPr>
+          <w:rFonts w:ascii="Arial" w:cs="Arial" w:eastAsia="Arial" w:hAnsi="Arial"/>
+          <w:b/>
+          <w:bCs/>
+          <w:sz w:val="17"/>
+          <w:szCs w:val="17"/>
+        </w:rPr>
+        <w:t xml:space="preserve">Curriculum Alignment: </w:t>
+      </w:r>
+      <w:r>
+        <w:rPr>
+          <w:rFonts w:ascii="Arial" w:cs="Arial" w:eastAsia="Arial" w:hAnsi="Arial"/>
+          <w:sz w:val="17"/>
+          <w:szCs w:val="17"/>
+        </w:rPr>
+        <w:t xml:space="preserve">Structured in pedagogical alignment with the competence-based curriculum format and learning outcomes established by the Kenya Institute of Curriculum Development (KICD). This material is independently developed and is not officially endorsed or published by KICD.</w:t>
+      </w:r>
+    </w:p>
+    <w:p>
+      <w:pPr>
+        <w:spacing w:after="60" w:before="0"/>
+      </w:pPr>
+      <w:r>
+        <w:rPr>
+          <w:rFonts w:ascii="Arial" w:cs="Arial" w:eastAsia="Arial" w:hAnsi="Arial"/>
+          <w:b/>
+          <w:bCs/>
+          <w:sz w:val="17"/>
+          <w:szCs w:val="17"/>
+        </w:rPr>
+        <w:t xml:space="preserve">Content &amp; Pedagogy: </w:t>
+      </w:r>
+      <w:r>
+        <w:rPr>
+          <w:rFonts w:ascii="Arial" w:cs="Arial" w:eastAsia="Arial" w:hAnsi="Arial"/>
+          <w:sz w:val="17"/>
+          <w:szCs w:val="17"/>
+        </w:rPr>
+        <w:t xml:space="preserve">Developed and adapted by the educator team at SeaVuria (registered 501(c)(3) in the United States and registered NGO in Kenya, No. 872-850A-BF11), who designed the pedagogical framework, lesson templates and exemplar lessons on which this material is based.</w:t>
+      </w:r>
+    </w:p>
+    <w:p>
+      <w:pPr>
+        <w:spacing w:after="60" w:before="0"/>
+      </w:pPr>
+      <w:r>
+        <w:rPr>
+          <w:rFonts w:ascii="Arial" w:cs="Arial" w:eastAsia="Arial" w:hAnsi="Arial"/>
+          <w:b/>
+          <w:bCs/>
+          <w:sz w:val="17"/>
+          <w:szCs w:val="17"/>
+        </w:rPr>
+        <w:t xml:space="preserve">Production &amp; Layout: </w:t>
+      </w:r>
+      <w:r>
+        <w:rPr>
+          <w:rFonts w:ascii="Arial" w:cs="Arial" w:eastAsia="Arial" w:hAnsi="Arial"/>
+          <w:sz w:val="17"/>
+          <w:szCs w:val="17"/>
+        </w:rPr>
+        <w:t xml:space="preserve">Educational design and curriculum sequencing by SeaVuria. Technical layout, structural formatting, and digital optimization/implementation executed in partnership with ARES Education (registered 501(c)(3) in the United States and Canada (as Afretech Aid) and registered NGO in Kenya), with lesson drafting and compilation assisted by AI (Claude, Anthropic).</w:t>
+      </w:r>
+    </w:p>
+    <w:p>
+      <w:pPr>
+        <w:pBdr>
+          <w:bottom w:val="single" w:color="1F3864" w:sz="6" w:space="6"/>
+        </w:pBdr>
+        <w:spacing w:after="60" w:before="0"/>
+      </w:pPr>
+      <w:r>
+        <w:rPr>
+          <w:rFonts w:ascii="Arial" w:cs="Arial" w:eastAsia="Arial" w:hAnsi="Arial"/>
+          <w:b/>
+          <w:bCs/>
+          <w:sz w:val="17"/>
+          <w:szCs w:val="17"/>
+        </w:rPr>
+        <w:t xml:space="preserve">Licensing &amp; Copyright: </w:t>
+      </w:r>
+      <w:r>
+        <w:rPr>
+          <w:rFonts w:ascii="Arial" w:cs="Arial" w:eastAsia="Arial" w:hAnsi="Arial"/>
+          <w:sz w:val="17"/>
+          <w:szCs w:val="17"/>
+        </w:rPr>
+        <w:t xml:space="preserve">© 2026 SeaVuria and ARES. This work is licensed under a </w:t>
+      </w:r>
+      <w:hyperlink w:history="1" r:id="rIdpckmiqxpx8pq4f8nay5kq">
+        <w:r>
+          <w:rPr>
+            <w:rFonts w:ascii="Arial" w:cs="Arial" w:eastAsia="Arial" w:hAnsi="Arial"/>
+            <w:color w:val="1F6B75"/>
+            <w:sz w:val="17"/>
+            <w:szCs w:val="17"/>
+            <w:u w:val="single" w:color="1F6B75"/>
+          </w:rPr>
+          <w:t xml:space="preserve">Creative Commons Attribution-NonCommercial 4.0 International License</w:t>
+        </w:r>
+      </w:hyperlink>
+      <w:r>
+        <w:rPr>
+          <w:rFonts w:ascii="Arial" w:cs="Arial" w:eastAsia="Arial" w:hAnsi="Arial"/>
+          <w:sz w:val="17"/>
+          <w:szCs w:val="17"/>
+        </w:rPr>
+        <w:t xml:space="preserve"> (</w:t>
+      </w:r>
+      <w:hyperlink w:history="1" r:id="rIdjmz9bmuszzx_fozlukstj">
+        <w:r>
+          <w:rPr>
+            <w:rFonts w:ascii="Arial" w:cs="Arial" w:eastAsia="Arial" w:hAnsi="Arial"/>
+            <w:color w:val="1F6B75"/>
+            <w:sz w:val="17"/>
+            <w:szCs w:val="17"/>
+            <w:u w:val="single" w:color="1F6B75"/>
+          </w:rPr>
+          <w:t xml:space="preserve">CC BY-NC 4.0</w:t>
+        </w:r>
+      </w:hyperlink>
+      <w:r>
+        <w:rPr>
+          <w:rFonts w:ascii="Arial" w:cs="Arial" w:eastAsia="Arial" w:hAnsi="Arial"/>
+          <w:sz w:val="17"/>
+          <w:szCs w:val="17"/>
+        </w:rPr>
+        <w:t xml:space="preserve">). To view a copy of this license, visit </w:t>
+      </w:r>
+      <w:hyperlink w:history="1" r:id="rIdfnz_dmw6t78pvh-yxfnb1">
+        <w:r>
+          <w:rPr>
+            <w:rFonts w:ascii="Arial" w:cs="Arial" w:eastAsia="Arial" w:hAnsi="Arial"/>
+            <w:color w:val="1F6B75"/>
+            <w:sz w:val="17"/>
+            <w:szCs w:val="17"/>
+            <w:u w:val="single" w:color="1F6B75"/>
+          </w:rPr>
+          <w:t xml:space="preserve">https://creativecommons.org/licenses/by-nc/4.0/</w:t>
+        </w:r>
+      </w:hyperlink>
+      <w:r>
+        <w:rPr>
+          <w:rFonts w:ascii="Arial" w:cs="Arial" w:eastAsia="Arial" w:hAnsi="Arial"/>
+          <w:sz w:val="17"/>
+          <w:szCs w:val="17"/>
+        </w:rPr>
+        <w:t xml:space="preserve">. You are free to copy, redistribute, and adapt this material in any medium or format, provided appropriate credit is given and the material is not used for commercial purposes. KICD learning outcomes and curriculum designations reproduced here for alignment purposes remain the property of KICD and are not covered by this license. Linked external resources (e.g. CK-12, Khan Academy, PhET) are subject to their own licenses.</w:t>
+      </w:r>
+    </w:p>
+    <w:p>
+      <w:pPr>
         <w:spacing w:after="120"/>
       </w:pPr>
       <w:r>
@@ -3226,7 +3397,7 @@
             <w:pPr>
               <w:spacing w:after="20" w:before="0"/>
             </w:pPr>
-            <w:hyperlink w:history="1" r:id="rIdbqw1jx6aellg2rzj-nhsa">
+            <w:hyperlink w:history="1" r:id="rIdygpred22pplf5y5kwdpex">
               <w:r>
                 <w:rPr>
                   <w:rFonts w:ascii="Arial" w:cs="Arial" w:eastAsia="Arial" w:hAnsi="Arial"/>
@@ -3259,7 +3430,7 @@
               <w:spacing w:after="10" w:before="0"/>
               <w:ind w:left="120"/>
             </w:pPr>
-            <w:hyperlink w:history="1" r:id="rId3pjur0osgk8zeqjhjvsih">
+            <w:hyperlink w:history="1" r:id="rIdlggq07-ncvtznc0f_rrda">
               <w:r>
                 <w:rPr>
                   <w:rFonts w:ascii="Arial" w:cs="Arial" w:eastAsia="Arial" w:hAnsi="Arial"/>
@@ -3304,7 +3475,7 @@
             <w:pPr>
               <w:spacing w:after="20" w:before="0"/>
             </w:pPr>
-            <w:hyperlink w:history="1" r:id="rIdsrff41hsej5cgpdpilfxu">
+            <w:hyperlink w:history="1" r:id="rIdcyvdbhelllqvwpqf7o1rw">
               <w:r>
                 <w:rPr>
                   <w:rFonts w:ascii="Arial" w:cs="Arial" w:eastAsia="Arial" w:hAnsi="Arial"/>
@@ -3337,7 +3508,7 @@
               <w:spacing w:after="10" w:before="0"/>
               <w:ind w:left="120"/>
             </w:pPr>
-            <w:hyperlink w:history="1" r:id="rIdqzpuhxecde84g3n9ho9eu">
+            <w:hyperlink w:history="1" r:id="rIdx0vtxy00rukdidyo1mzho">
               <w:r>
                 <w:rPr>
                   <w:rFonts w:ascii="Arial" w:cs="Arial" w:eastAsia="Arial" w:hAnsi="Arial"/>
@@ -3608,7 +3779,7 @@
             <w:pPr>
               <w:spacing w:after="20" w:before="0"/>
             </w:pPr>
-            <w:hyperlink w:history="1" r:id="rIdowd02siiygid1yivwdeec">
+            <w:hyperlink w:history="1" r:id="rIdbl7yvw21zqghaaetuvnag">
               <w:r>
                 <w:rPr>
                   <w:rFonts w:ascii="Arial" w:cs="Arial" w:eastAsia="Arial" w:hAnsi="Arial"/>
@@ -3641,7 +3812,7 @@
               <w:spacing w:after="10" w:before="0"/>
               <w:ind w:left="120"/>
             </w:pPr>
-            <w:hyperlink w:history="1" r:id="rIdmuvxlix3gk0pq7cdbrn3_">
+            <w:hyperlink w:history="1" r:id="rIdvarmsyvmqxlxjijzlowsv">
               <w:r>
                 <w:rPr>
                   <w:rFonts w:ascii="Arial" w:cs="Arial" w:eastAsia="Arial" w:hAnsi="Arial"/>
@@ -3686,7 +3857,7 @@
             <w:pPr>
               <w:spacing w:after="20" w:before="0"/>
             </w:pPr>
-            <w:hyperlink w:history="1" r:id="rId6sj93tp_h-bjqepzos-dy">
+            <w:hyperlink w:history="1" r:id="rIdw7-q8jdlrxxrd0st0ux63">
               <w:r>
                 <w:rPr>
                   <w:rFonts w:ascii="Arial" w:cs="Arial" w:eastAsia="Arial" w:hAnsi="Arial"/>
@@ -3719,7 +3890,7 @@
               <w:spacing w:after="10" w:before="0"/>
               <w:ind w:left="120"/>
             </w:pPr>
-            <w:hyperlink w:history="1" r:id="rId1ok4sgeaete3r0fbr1cei">
+            <w:hyperlink w:history="1" r:id="rIdvhjbjy4bolzeybljwcvwq">
               <w:r>
                 <w:rPr>
                   <w:rFonts w:ascii="Arial" w:cs="Arial" w:eastAsia="Arial" w:hAnsi="Arial"/>
@@ -3990,7 +4161,7 @@
             <w:pPr>
               <w:spacing w:after="20" w:before="0"/>
             </w:pPr>
-            <w:hyperlink w:history="1" r:id="rIdmpsnqdsn4wbbemfgkuipb">
+            <w:hyperlink w:history="1" r:id="rIdzhombf-yruqudg-hdsyqh">
               <w:r>
                 <w:rPr>
                   <w:rFonts w:ascii="Arial" w:cs="Arial" w:eastAsia="Arial" w:hAnsi="Arial"/>
@@ -4023,7 +4194,7 @@
               <w:spacing w:after="10" w:before="0"/>
               <w:ind w:left="120"/>
             </w:pPr>
-            <w:hyperlink w:history="1" r:id="rIdgh8i3lrygnqapjdy7a-89">
+            <w:hyperlink w:history="1" r:id="rIdvwkkurhmpwq37lqwyvz0w">
               <w:r>
                 <w:rPr>
                   <w:rFonts w:ascii="Arial" w:cs="Arial" w:eastAsia="Arial" w:hAnsi="Arial"/>
@@ -4068,7 +4239,7 @@
             <w:pPr>
               <w:spacing w:after="20" w:before="0"/>
             </w:pPr>
-            <w:hyperlink w:history="1" r:id="rIdhmvb-bsqwszhgjzax_9ix">
+            <w:hyperlink w:history="1" r:id="rIdvpiy302kw5wlrl-zz2mhc">
               <w:r>
                 <w:rPr>
                   <w:rFonts w:ascii="Arial" w:cs="Arial" w:eastAsia="Arial" w:hAnsi="Arial"/>
@@ -4101,7 +4272,7 @@
               <w:spacing w:after="10" w:before="0"/>
               <w:ind w:left="120"/>
             </w:pPr>
-            <w:hyperlink w:history="1" r:id="rIdqgds_adp3qoobgznm9um3">
+            <w:hyperlink w:history="1" r:id="rIddxbiimjgd_mutp57k-x1o">
               <w:r>
                 <w:rPr>
                   <w:rFonts w:ascii="Arial" w:cs="Arial" w:eastAsia="Arial" w:hAnsi="Arial"/>
@@ -4372,7 +4543,7 @@
             <w:pPr>
               <w:spacing w:after="20" w:before="0"/>
             </w:pPr>
-            <w:hyperlink w:history="1" r:id="rIdf7ysek-agn9wfjfbfj5rc">
+            <w:hyperlink w:history="1" r:id="rId8ofpa2wtkkn7bbzlehkxd">
               <w:r>
                 <w:rPr>
                   <w:rFonts w:ascii="Arial" w:cs="Arial" w:eastAsia="Arial" w:hAnsi="Arial"/>
@@ -4405,7 +4576,7 @@
               <w:spacing w:after="10" w:before="0"/>
               <w:ind w:left="120"/>
             </w:pPr>
-            <w:hyperlink w:history="1" r:id="rIdeafugby0n20uvpmq3d9e3">
+            <w:hyperlink w:history="1" r:id="rIdjz2cqet355mbmifmibtlv">
               <w:r>
                 <w:rPr>
                   <w:rFonts w:ascii="Arial" w:cs="Arial" w:eastAsia="Arial" w:hAnsi="Arial"/>
@@ -4450,7 +4621,7 @@
             <w:pPr>
               <w:spacing w:after="20" w:before="0"/>
             </w:pPr>
-            <w:hyperlink w:history="1" r:id="rIdw_b2u9jc7jsxzk4wmikko">
+            <w:hyperlink w:history="1" r:id="rIdngavuhcpeadtmg1hdwejd">
               <w:r>
                 <w:rPr>
                   <w:rFonts w:ascii="Arial" w:cs="Arial" w:eastAsia="Arial" w:hAnsi="Arial"/>
@@ -4483,7 +4654,7 @@
               <w:spacing w:after="10" w:before="0"/>
               <w:ind w:left="120"/>
             </w:pPr>
-            <w:hyperlink w:history="1" r:id="rIdcpciuyqfqeaikntmz0zfv">
+            <w:hyperlink w:history="1" r:id="rIdyl-lfwba6kiyyzi3xtubv">
               <w:r>
                 <w:rPr>
                   <w:rFonts w:ascii="Arial" w:cs="Arial" w:eastAsia="Arial" w:hAnsi="Arial"/>
@@ -4754,7 +4925,7 @@
             <w:pPr>
               <w:spacing w:after="20" w:before="0"/>
             </w:pPr>
-            <w:hyperlink w:history="1" r:id="rId1xejt3xcdvt145bi5tswf">
+            <w:hyperlink w:history="1" r:id="rId8chjezkai4z6m_syuzfzk">
               <w:r>
                 <w:rPr>
                   <w:rFonts w:ascii="Arial" w:cs="Arial" w:eastAsia="Arial" w:hAnsi="Arial"/>
@@ -4787,7 +4958,7 @@
               <w:spacing w:after="10" w:before="0"/>
               <w:ind w:left="120"/>
             </w:pPr>
-            <w:hyperlink w:history="1" r:id="rIdtzk9qbjmia8gs66zpp7-i">
+            <w:hyperlink w:history="1" r:id="rIdxe3abvklmlzbrih6vgr3u">
               <w:r>
                 <w:rPr>
                   <w:rFonts w:ascii="Arial" w:cs="Arial" w:eastAsia="Arial" w:hAnsi="Arial"/>
@@ -4832,7 +5003,7 @@
             <w:pPr>
               <w:spacing w:after="20" w:before="0"/>
             </w:pPr>
-            <w:hyperlink w:history="1" r:id="rIdvxix5albnswe4939sduf3">
+            <w:hyperlink w:history="1" r:id="rIdzu2xgwq9efuklnowsfayt">
               <w:r>
                 <w:rPr>
                   <w:rFonts w:ascii="Arial" w:cs="Arial" w:eastAsia="Arial" w:hAnsi="Arial"/>
@@ -4865,7 +5036,7 @@
               <w:spacing w:after="10" w:before="0"/>
               <w:ind w:left="120"/>
             </w:pPr>
-            <w:hyperlink w:history="1" r:id="rIdq4ci4_zfpj23xnz1iyu8_">
+            <w:hyperlink w:history="1" r:id="rIdi7o5muhz0cdm-1xm1hcwt">
               <w:r>
                 <w:rPr>
                   <w:rFonts w:ascii="Arial" w:cs="Arial" w:eastAsia="Arial" w:hAnsi="Arial"/>
@@ -5418,6 +5589,65 @@
         </w:tc>
       </w:tr>
     </w:tbl>
+    <w:p>
+      <w:pPr>
+        <w:pBdr>
+          <w:top w:val="single" w:color="BBBBBB" w:sz="4" w:space="4"/>
+        </w:pBdr>
+        <w:spacing w:after="0" w:before="160"/>
+      </w:pPr>
+      <w:r>
+        <w:rPr>
+          <w:rFonts w:ascii="Arial" w:cs="Arial" w:eastAsia="Arial" w:hAnsi="Arial"/>
+          <w:color w:val="666666"/>
+          <w:sz w:val="14"/>
+          <w:szCs w:val="14"/>
+        </w:rPr>
+        <w:t xml:space="preserve">© 2026 SeaVuria and ARES. Aligned with KICD objectives. Developed by SeaVuria; technical implementation by ARES (with AI assistance from Claude). Licensed under </w:t>
+      </w:r>
+      <w:hyperlink w:history="1" r:id="rId4_5e-fsgwzmvz8pbevak1">
+        <w:r>
+          <w:rPr>
+            <w:rFonts w:ascii="Arial" w:cs="Arial" w:eastAsia="Arial" w:hAnsi="Arial"/>
+            <w:color w:val="1F6B75"/>
+            <w:sz w:val="14"/>
+            <w:szCs w:val="14"/>
+            <w:u w:val="single" w:color="1F6B75"/>
+          </w:rPr>
+          <w:t xml:space="preserve">CC BY-NC 4.0</w:t>
+        </w:r>
+      </w:hyperlink>
+      <w:r>
+        <w:rPr>
+          <w:rFonts w:ascii="Arial" w:cs="Arial" w:eastAsia="Arial" w:hAnsi="Arial"/>
+          <w:color w:val="666666"/>
+          <w:sz w:val="14"/>
+          <w:szCs w:val="14"/>
+        </w:rPr>
+        <w:t xml:space="preserve"> (</w:t>
+      </w:r>
+      <w:hyperlink w:history="1" r:id="rIdtxtybaocfjrdw3k5bgfjq">
+        <w:r>
+          <w:rPr>
+            <w:rFonts w:ascii="Arial" w:cs="Arial" w:eastAsia="Arial" w:hAnsi="Arial"/>
+            <w:color w:val="1F6B75"/>
+            <w:sz w:val="14"/>
+            <w:szCs w:val="14"/>
+            <w:u w:val="single" w:color="1F6B75"/>
+          </w:rPr>
+          <w:t xml:space="preserve">https://creativecommons.org/licenses/by-nc/4.0/</w:t>
+        </w:r>
+      </w:hyperlink>
+      <w:r>
+        <w:rPr>
+          <w:rFonts w:ascii="Arial" w:cs="Arial" w:eastAsia="Arial" w:hAnsi="Arial"/>
+          <w:color w:val="666666"/>
+          <w:sz w:val="14"/>
+          <w:szCs w:val="14"/>
+        </w:rPr>
+        <w:t xml:space="preserve">).</w:t>
+      </w:r>
+    </w:p>
     <w:p>
       <w:r>
         <w:br w:type="page"/>
@@ -6409,7 +6639,7 @@
             <w:pPr>
               <w:spacing w:after="20" w:before="0"/>
             </w:pPr>
-            <w:hyperlink w:history="1" r:id="rId2kcbhikdkzqp5eijeo8tl">
+            <w:hyperlink w:history="1" r:id="rId9fbdkto02rbq9wyp1bhwy">
               <w:r>
                 <w:rPr>
                   <w:rFonts w:ascii="Arial" w:cs="Arial" w:eastAsia="Arial" w:hAnsi="Arial"/>
@@ -6442,7 +6672,7 @@
               <w:spacing w:after="10" w:before="0"/>
               <w:ind w:left="120"/>
             </w:pPr>
-            <w:hyperlink w:history="1" r:id="rId-xi93gwnm1oevuypi9w9o">
+            <w:hyperlink w:history="1" r:id="rIdygcwitlxgagop7b8ayrnb">
               <w:r>
                 <w:rPr>
                   <w:rFonts w:ascii="Arial" w:cs="Arial" w:eastAsia="Arial" w:hAnsi="Arial"/>
@@ -6487,7 +6717,7 @@
             <w:pPr>
               <w:spacing w:after="20" w:before="0"/>
             </w:pPr>
-            <w:hyperlink w:history="1" r:id="rIdbjg9vxsbubnjcy0i79e7l">
+            <w:hyperlink w:history="1" r:id="rIddgml7pr-qtizwo_iyittk">
               <w:r>
                 <w:rPr>
                   <w:rFonts w:ascii="Arial" w:cs="Arial" w:eastAsia="Arial" w:hAnsi="Arial"/>
@@ -6520,7 +6750,7 @@
               <w:spacing w:after="10" w:before="0"/>
               <w:ind w:left="120"/>
             </w:pPr>
-            <w:hyperlink w:history="1" r:id="rIdljfzltypjyoq-eljui09e">
+            <w:hyperlink w:history="1" r:id="rIdnpicy0gwcydyr1wibxrrd">
               <w:r>
                 <w:rPr>
                   <w:rFonts w:ascii="Arial" w:cs="Arial" w:eastAsia="Arial" w:hAnsi="Arial"/>
@@ -6715,7 +6945,7 @@
             <w:pPr>
               <w:spacing w:after="20" w:before="0"/>
             </w:pPr>
-            <w:hyperlink w:history="1" r:id="rIdn15z3lfxnxmpwqbrdkgoq">
+            <w:hyperlink w:history="1" r:id="rId46gttxzch-wgjrcrkknrh">
               <w:r>
                 <w:rPr>
                   <w:rFonts w:ascii="Arial" w:cs="Arial" w:eastAsia="Arial" w:hAnsi="Arial"/>
@@ -6748,7 +6978,7 @@
               <w:spacing w:after="10" w:before="0"/>
               <w:ind w:left="120"/>
             </w:pPr>
-            <w:hyperlink w:history="1" r:id="rIdz3rrhurv1nyvpkkdlwkfu">
+            <w:hyperlink w:history="1" r:id="rId1ek34x6fy7jkdoewpigzw">
               <w:r>
                 <w:rPr>
                   <w:rFonts w:ascii="Arial" w:cs="Arial" w:eastAsia="Arial" w:hAnsi="Arial"/>
@@ -6793,7 +7023,7 @@
             <w:pPr>
               <w:spacing w:after="20" w:before="0"/>
             </w:pPr>
-            <w:hyperlink w:history="1" r:id="rIdugfxewckajjlbfqnzbvvd">
+            <w:hyperlink w:history="1" r:id="rIdg7orxxmxdejwmoxjjuy-v">
               <w:r>
                 <w:rPr>
                   <w:rFonts w:ascii="Arial" w:cs="Arial" w:eastAsia="Arial" w:hAnsi="Arial"/>
@@ -6826,7 +7056,7 @@
               <w:spacing w:after="10" w:before="0"/>
               <w:ind w:left="120"/>
             </w:pPr>
-            <w:hyperlink w:history="1" r:id="rIdyryvgtxyzsyzchj-nzb-1">
+            <w:hyperlink w:history="1" r:id="rIdsax6_qbvqko-pg6orf1eg">
               <w:r>
                 <w:rPr>
                   <w:rFonts w:ascii="Arial" w:cs="Arial" w:eastAsia="Arial" w:hAnsi="Arial"/>
@@ -7021,7 +7251,7 @@
             <w:pPr>
               <w:spacing w:after="20" w:before="0"/>
             </w:pPr>
-            <w:hyperlink w:history="1" r:id="rIdxzpczuihmgmppkkgpwmcg">
+            <w:hyperlink w:history="1" r:id="rIddf-ak7hq5rlrzyp20s1ph">
               <w:r>
                 <w:rPr>
                   <w:rFonts w:ascii="Arial" w:cs="Arial" w:eastAsia="Arial" w:hAnsi="Arial"/>
@@ -7054,7 +7284,7 @@
               <w:spacing w:after="10" w:before="0"/>
               <w:ind w:left="120"/>
             </w:pPr>
-            <w:hyperlink w:history="1" r:id="rIdx1vcdjda5jmraporxwtt-">
+            <w:hyperlink w:history="1" r:id="rIdw_bj41wvstiwnxosdizkw">
               <w:r>
                 <w:rPr>
                   <w:rFonts w:ascii="Arial" w:cs="Arial" w:eastAsia="Arial" w:hAnsi="Arial"/>
@@ -7099,7 +7329,7 @@
             <w:pPr>
               <w:spacing w:after="20" w:before="0"/>
             </w:pPr>
-            <w:hyperlink w:history="1" r:id="rIdak62knq62nzqed-dxy45i">
+            <w:hyperlink w:history="1" r:id="rIdztrr1sv6nlg6t8jgl9o2e">
               <w:r>
                 <w:rPr>
                   <w:rFonts w:ascii="Arial" w:cs="Arial" w:eastAsia="Arial" w:hAnsi="Arial"/>
@@ -7132,7 +7362,7 @@
               <w:spacing w:after="10" w:before="0"/>
               <w:ind w:left="120"/>
             </w:pPr>
-            <w:hyperlink w:history="1" r:id="rIdms6_yxbyntcqdk4a-3sur">
+            <w:hyperlink w:history="1" r:id="rIdyfnq4mz4mtq_wo-vh5stu">
               <w:r>
                 <w:rPr>
                   <w:rFonts w:ascii="Arial" w:cs="Arial" w:eastAsia="Arial" w:hAnsi="Arial"/>
@@ -7327,7 +7557,7 @@
             <w:pPr>
               <w:spacing w:after="20" w:before="0"/>
             </w:pPr>
-            <w:hyperlink w:history="1" r:id="rIdmdt3mxpi86s-qm1sunh9h">
+            <w:hyperlink w:history="1" r:id="rIdaolmeh-mjjzs89ztcgrbi">
               <w:r>
                 <w:rPr>
                   <w:rFonts w:ascii="Arial" w:cs="Arial" w:eastAsia="Arial" w:hAnsi="Arial"/>
@@ -7360,7 +7590,7 @@
               <w:spacing w:after="10" w:before="0"/>
               <w:ind w:left="120"/>
             </w:pPr>
-            <w:hyperlink w:history="1" r:id="rIdcbl022nalziqn9bpeh-wv">
+            <w:hyperlink w:history="1" r:id="rIdqb8zlg5fbza3qzopmcw5o">
               <w:r>
                 <w:rPr>
                   <w:rFonts w:ascii="Arial" w:cs="Arial" w:eastAsia="Arial" w:hAnsi="Arial"/>
@@ -7405,7 +7635,7 @@
             <w:pPr>
               <w:spacing w:after="20" w:before="0"/>
             </w:pPr>
-            <w:hyperlink w:history="1" r:id="rId-ufkywr1kqg4xclka5npd">
+            <w:hyperlink w:history="1" r:id="rIdyiif96ksgct6mthr7yz8n">
               <w:r>
                 <w:rPr>
                   <w:rFonts w:ascii="Arial" w:cs="Arial" w:eastAsia="Arial" w:hAnsi="Arial"/>
@@ -7438,7 +7668,7 @@
               <w:spacing w:after="10" w:before="0"/>
               <w:ind w:left="120"/>
             </w:pPr>
-            <w:hyperlink w:history="1" r:id="rId74fetbks4psgbgbtg3k0a">
+            <w:hyperlink w:history="1" r:id="rId3klhn-0mp9smkjxtuuln9">
               <w:r>
                 <w:rPr>
                   <w:rFonts w:ascii="Arial" w:cs="Arial" w:eastAsia="Arial" w:hAnsi="Arial"/>
@@ -7633,7 +7863,7 @@
             <w:pPr>
               <w:spacing w:after="20" w:before="0"/>
             </w:pPr>
-            <w:hyperlink w:history="1" r:id="rIdqh_ndxbarpekugrahwvlx">
+            <w:hyperlink w:history="1" r:id="rIde0wjhoon7yob95ate3nzc">
               <w:r>
                 <w:rPr>
                   <w:rFonts w:ascii="Arial" w:cs="Arial" w:eastAsia="Arial" w:hAnsi="Arial"/>
@@ -7666,7 +7896,7 @@
               <w:spacing w:after="10" w:before="0"/>
               <w:ind w:left="120"/>
             </w:pPr>
-            <w:hyperlink w:history="1" r:id="rIdjn8flbpaefkrnap2m3gs3">
+            <w:hyperlink w:history="1" r:id="rIdhnjqtmq7vha8kbaobhwa6">
               <w:r>
                 <w:rPr>
                   <w:rFonts w:ascii="Arial" w:cs="Arial" w:eastAsia="Arial" w:hAnsi="Arial"/>
@@ -7711,7 +7941,7 @@
             <w:pPr>
               <w:spacing w:after="20" w:before="0"/>
             </w:pPr>
-            <w:hyperlink w:history="1" r:id="rIdkuddf3qav1_sbflrauagm">
+            <w:hyperlink w:history="1" r:id="rIdtxt55mev8hdewggqccjbp">
               <w:r>
                 <w:rPr>
                   <w:rFonts w:ascii="Arial" w:cs="Arial" w:eastAsia="Arial" w:hAnsi="Arial"/>
@@ -7744,7 +7974,7 @@
               <w:spacing w:after="10" w:before="0"/>
               <w:ind w:left="120"/>
             </w:pPr>
-            <w:hyperlink w:history="1" r:id="rIdgcndat1wesclpy-vuexng">
+            <w:hyperlink w:history="1" r:id="rId4mgnbjpmllvrmnbqvye4j">
               <w:r>
                 <w:rPr>
                   <w:rFonts w:ascii="Arial" w:cs="Arial" w:eastAsia="Arial" w:hAnsi="Arial"/>
@@ -8240,6 +8470,65 @@
         </w:tc>
       </w:tr>
     </w:tbl>
+    <w:p>
+      <w:pPr>
+        <w:pBdr>
+          <w:top w:val="single" w:color="BBBBBB" w:sz="4" w:space="4"/>
+        </w:pBdr>
+        <w:spacing w:after="0" w:before="160"/>
+      </w:pPr>
+      <w:r>
+        <w:rPr>
+          <w:rFonts w:ascii="Arial" w:cs="Arial" w:eastAsia="Arial" w:hAnsi="Arial"/>
+          <w:color w:val="666666"/>
+          <w:sz w:val="14"/>
+          <w:szCs w:val="14"/>
+        </w:rPr>
+        <w:t xml:space="preserve">© 2026 SeaVuria and ARES. Aligned with KICD objectives. Developed by SeaVuria; technical implementation by ARES (with AI assistance from Claude). Licensed under </w:t>
+      </w:r>
+      <w:hyperlink w:history="1" r:id="rIdzi8nyzkvrdvknqpxbwsde">
+        <w:r>
+          <w:rPr>
+            <w:rFonts w:ascii="Arial" w:cs="Arial" w:eastAsia="Arial" w:hAnsi="Arial"/>
+            <w:color w:val="1F6B75"/>
+            <w:sz w:val="14"/>
+            <w:szCs w:val="14"/>
+            <w:u w:val="single" w:color="1F6B75"/>
+          </w:rPr>
+          <w:t xml:space="preserve">CC BY-NC 4.0</w:t>
+        </w:r>
+      </w:hyperlink>
+      <w:r>
+        <w:rPr>
+          <w:rFonts w:ascii="Arial" w:cs="Arial" w:eastAsia="Arial" w:hAnsi="Arial"/>
+          <w:color w:val="666666"/>
+          <w:sz w:val="14"/>
+          <w:szCs w:val="14"/>
+        </w:rPr>
+        <w:t xml:space="preserve"> (</w:t>
+      </w:r>
+      <w:hyperlink w:history="1" r:id="rIdsysody8rlnzlbcix8bguw">
+        <w:r>
+          <w:rPr>
+            <w:rFonts w:ascii="Arial" w:cs="Arial" w:eastAsia="Arial" w:hAnsi="Arial"/>
+            <w:color w:val="1F6B75"/>
+            <w:sz w:val="14"/>
+            <w:szCs w:val="14"/>
+            <w:u w:val="single" w:color="1F6B75"/>
+          </w:rPr>
+          <w:t xml:space="preserve">https://creativecommons.org/licenses/by-nc/4.0/</w:t>
+        </w:r>
+      </w:hyperlink>
+      <w:r>
+        <w:rPr>
+          <w:rFonts w:ascii="Arial" w:cs="Arial" w:eastAsia="Arial" w:hAnsi="Arial"/>
+          <w:color w:val="666666"/>
+          <w:sz w:val="14"/>
+          <w:szCs w:val="14"/>
+        </w:rPr>
+        <w:t xml:space="preserve">).</w:t>
+      </w:r>
+    </w:p>
     <w:p>
       <w:r>
         <w:br w:type="page"/>
@@ -9231,7 +9520,7 @@
             <w:pPr>
               <w:spacing w:after="20" w:before="0"/>
             </w:pPr>
-            <w:hyperlink w:history="1" r:id="rIdxj0m_76oyryhhwmgttgq2">
+            <w:hyperlink w:history="1" r:id="rIda9oyubkwtw9zc9weeljt1">
               <w:r>
                 <w:rPr>
                   <w:rFonts w:ascii="Arial" w:cs="Arial" w:eastAsia="Arial" w:hAnsi="Arial"/>
@@ -9264,7 +9553,7 @@
               <w:spacing w:after="10" w:before="0"/>
               <w:ind w:left="120"/>
             </w:pPr>
-            <w:hyperlink w:history="1" r:id="rIdk2wrldfzzy5dfk-pyylw2">
+            <w:hyperlink w:history="1" r:id="rIdmc-a5yzaeupkpsoyvh5qh">
               <w:r>
                 <w:rPr>
                   <w:rFonts w:ascii="Arial" w:cs="Arial" w:eastAsia="Arial" w:hAnsi="Arial"/>
@@ -9326,7 +9615,7 @@
               <w:spacing w:after="10" w:before="0"/>
               <w:ind w:left="120"/>
             </w:pPr>
-            <w:hyperlink w:history="1" r:id="rIdix90w6nhqe0ovgewb2ash">
+            <w:hyperlink w:history="1" r:id="rIdriy7vnlpzdke65juobylj">
               <w:r>
                 <w:rPr>
                   <w:rFonts w:ascii="Arial" w:cs="Arial" w:eastAsia="Arial" w:hAnsi="Arial"/>
@@ -9536,7 +9825,7 @@
             <w:pPr>
               <w:spacing w:after="20" w:before="0"/>
             </w:pPr>
-            <w:hyperlink w:history="1" r:id="rIdja2h6frkf5o2sbrch765e">
+            <w:hyperlink w:history="1" r:id="rIdgs-vdoxuihuqigqmr0vuu">
               <w:r>
                 <w:rPr>
                   <w:rFonts w:ascii="Arial" w:cs="Arial" w:eastAsia="Arial" w:hAnsi="Arial"/>
@@ -9569,7 +9858,7 @@
               <w:spacing w:after="10" w:before="0"/>
               <w:ind w:left="120"/>
             </w:pPr>
-            <w:hyperlink w:history="1" r:id="rId-oykxksqcwt7lbr0j__wh">
+            <w:hyperlink w:history="1" r:id="rIdo_h62q_cawnhe3wbwav2f">
               <w:r>
                 <w:rPr>
                   <w:rFonts w:ascii="Arial" w:cs="Arial" w:eastAsia="Arial" w:hAnsi="Arial"/>
@@ -9631,7 +9920,7 @@
               <w:spacing w:after="10" w:before="0"/>
               <w:ind w:left="120"/>
             </w:pPr>
-            <w:hyperlink w:history="1" r:id="rIdjbcfqgqoqfkyinqxnjbci">
+            <w:hyperlink w:history="1" r:id="rIdszerioctkuaelhdefezwc">
               <w:r>
                 <w:rPr>
                   <w:rFonts w:ascii="Arial" w:cs="Arial" w:eastAsia="Arial" w:hAnsi="Arial"/>
@@ -9841,7 +10130,7 @@
             <w:pPr>
               <w:spacing w:after="20" w:before="0"/>
             </w:pPr>
-            <w:hyperlink w:history="1" r:id="rIdqch7km5sc2wsxmlrcn7ls">
+            <w:hyperlink w:history="1" r:id="rIdfukzqytse6oyeajqd7cpn">
               <w:r>
                 <w:rPr>
                   <w:rFonts w:ascii="Arial" w:cs="Arial" w:eastAsia="Arial" w:hAnsi="Arial"/>
@@ -9874,7 +10163,7 @@
               <w:spacing w:after="10" w:before="0"/>
               <w:ind w:left="120"/>
             </w:pPr>
-            <w:hyperlink w:history="1" r:id="rIdqdvvrwn3dx8nlrjizqdj7">
+            <w:hyperlink w:history="1" r:id="rIdq24oe-jxafyervbpg0lnx">
               <w:r>
                 <w:rPr>
                   <w:rFonts w:ascii="Arial" w:cs="Arial" w:eastAsia="Arial" w:hAnsi="Arial"/>
@@ -9936,7 +10225,7 @@
               <w:spacing w:after="10" w:before="0"/>
               <w:ind w:left="120"/>
             </w:pPr>
-            <w:hyperlink w:history="1" r:id="rIdlelaqwlcfvpv-xli4h1p9">
+            <w:hyperlink w:history="1" r:id="rIdskkakj2yczi_0pthbaejb">
               <w:r>
                 <w:rPr>
                   <w:rFonts w:ascii="Arial" w:cs="Arial" w:eastAsia="Arial" w:hAnsi="Arial"/>
@@ -10146,7 +10435,7 @@
             <w:pPr>
               <w:spacing w:after="20" w:before="0"/>
             </w:pPr>
-            <w:hyperlink w:history="1" r:id="rIdmjhb8qwkvycap-f3aukcj">
+            <w:hyperlink w:history="1" r:id="rId-h5ry8tlsy_u31isjpdcl">
               <w:r>
                 <w:rPr>
                   <w:rFonts w:ascii="Arial" w:cs="Arial" w:eastAsia="Arial" w:hAnsi="Arial"/>
@@ -10179,7 +10468,7 @@
               <w:spacing w:after="10" w:before="0"/>
               <w:ind w:left="120"/>
             </w:pPr>
-            <w:hyperlink w:history="1" r:id="rIdgv_sumwhig2ja1fq9nfom">
+            <w:hyperlink w:history="1" r:id="rId2nfmz7vyvw2vsvnkesn8o">
               <w:r>
                 <w:rPr>
                   <w:rFonts w:ascii="Arial" w:cs="Arial" w:eastAsia="Arial" w:hAnsi="Arial"/>
@@ -10241,7 +10530,7 @@
               <w:spacing w:after="10" w:before="0"/>
               <w:ind w:left="120"/>
             </w:pPr>
-            <w:hyperlink w:history="1" r:id="rIdnkhgnvqsic5rkfrrws5r-">
+            <w:hyperlink w:history="1" r:id="rIdrovaypvm4wsmwzbza_nj1">
               <w:r>
                 <w:rPr>
                   <w:rFonts w:ascii="Arial" w:cs="Arial" w:eastAsia="Arial" w:hAnsi="Arial"/>
@@ -10451,7 +10740,7 @@
             <w:pPr>
               <w:spacing w:after="20" w:before="0"/>
             </w:pPr>
-            <w:hyperlink w:history="1" r:id="rIde7rmgomvvm9grgu0mziid">
+            <w:hyperlink w:history="1" r:id="rId1ws4snullecwjuse7ohrz">
               <w:r>
                 <w:rPr>
                   <w:rFonts w:ascii="Arial" w:cs="Arial" w:eastAsia="Arial" w:hAnsi="Arial"/>
@@ -10484,7 +10773,7 @@
               <w:spacing w:after="10" w:before="0"/>
               <w:ind w:left="120"/>
             </w:pPr>
-            <w:hyperlink w:history="1" r:id="rIdyrb4wupgjyg3ktvu2nbv-">
+            <w:hyperlink w:history="1" r:id="rIdhb4cel_abgr5n2h3b1xxe">
               <w:r>
                 <w:rPr>
                   <w:rFonts w:ascii="Arial" w:cs="Arial" w:eastAsia="Arial" w:hAnsi="Arial"/>
@@ -10546,7 +10835,7 @@
               <w:spacing w:after="10" w:before="0"/>
               <w:ind w:left="120"/>
             </w:pPr>
-            <w:hyperlink w:history="1" r:id="rIddevjltgxgeefuvcvttnko">
+            <w:hyperlink w:history="1" r:id="rIdlsa4datknesets5tri4sj">
               <w:r>
                 <w:rPr>
                   <w:rFonts w:ascii="Arial" w:cs="Arial" w:eastAsia="Arial" w:hAnsi="Arial"/>
@@ -11057,6 +11346,65 @@
         </w:tc>
       </w:tr>
     </w:tbl>
+    <w:p>
+      <w:pPr>
+        <w:pBdr>
+          <w:top w:val="single" w:color="BBBBBB" w:sz="4" w:space="4"/>
+        </w:pBdr>
+        <w:spacing w:after="0" w:before="160"/>
+      </w:pPr>
+      <w:r>
+        <w:rPr>
+          <w:rFonts w:ascii="Arial" w:cs="Arial" w:eastAsia="Arial" w:hAnsi="Arial"/>
+          <w:color w:val="666666"/>
+          <w:sz w:val="14"/>
+          <w:szCs w:val="14"/>
+        </w:rPr>
+        <w:t xml:space="preserve">© 2026 SeaVuria and ARES. Aligned with KICD objectives. Developed by SeaVuria; technical implementation by ARES (with AI assistance from Claude). Licensed under </w:t>
+      </w:r>
+      <w:hyperlink w:history="1" r:id="rIdzz08abohwccz-2ikad0eh">
+        <w:r>
+          <w:rPr>
+            <w:rFonts w:ascii="Arial" w:cs="Arial" w:eastAsia="Arial" w:hAnsi="Arial"/>
+            <w:color w:val="1F6B75"/>
+            <w:sz w:val="14"/>
+            <w:szCs w:val="14"/>
+            <w:u w:val="single" w:color="1F6B75"/>
+          </w:rPr>
+          <w:t xml:space="preserve">CC BY-NC 4.0</w:t>
+        </w:r>
+      </w:hyperlink>
+      <w:r>
+        <w:rPr>
+          <w:rFonts w:ascii="Arial" w:cs="Arial" w:eastAsia="Arial" w:hAnsi="Arial"/>
+          <w:color w:val="666666"/>
+          <w:sz w:val="14"/>
+          <w:szCs w:val="14"/>
+        </w:rPr>
+        <w:t xml:space="preserve"> (</w:t>
+      </w:r>
+      <w:hyperlink w:history="1" r:id="rId7v6a3koadtf8x_lpihmfa">
+        <w:r>
+          <w:rPr>
+            <w:rFonts w:ascii="Arial" w:cs="Arial" w:eastAsia="Arial" w:hAnsi="Arial"/>
+            <w:color w:val="1F6B75"/>
+            <w:sz w:val="14"/>
+            <w:szCs w:val="14"/>
+            <w:u w:val="single" w:color="1F6B75"/>
+          </w:rPr>
+          <w:t xml:space="preserve">https://creativecommons.org/licenses/by-nc/4.0/</w:t>
+        </w:r>
+      </w:hyperlink>
+      <w:r>
+        <w:rPr>
+          <w:rFonts w:ascii="Arial" w:cs="Arial" w:eastAsia="Arial" w:hAnsi="Arial"/>
+          <w:color w:val="666666"/>
+          <w:sz w:val="14"/>
+          <w:szCs w:val="14"/>
+        </w:rPr>
+        <w:t xml:space="preserve">).</w:t>
+      </w:r>
+    </w:p>
     <w:p>
       <w:r>
         <w:br w:type="page"/>
@@ -12048,7 +12396,7 @@
             <w:pPr>
               <w:spacing w:after="20" w:before="0"/>
             </w:pPr>
-            <w:hyperlink w:history="1" r:id="rIdqgixynfvhhzyvjtihmfgx">
+            <w:hyperlink w:history="1" r:id="rIdx0j1aghieffy39sowprzx">
               <w:r>
                 <w:rPr>
                   <w:rFonts w:ascii="Arial" w:cs="Arial" w:eastAsia="Arial" w:hAnsi="Arial"/>
@@ -12081,7 +12429,7 @@
               <w:spacing w:after="10" w:before="0"/>
               <w:ind w:left="120"/>
             </w:pPr>
-            <w:hyperlink w:history="1" r:id="rIdhsosg0bv7vpzv3381j269">
+            <w:hyperlink w:history="1" r:id="rIdo1uv8mixe3gbi6laif9db">
               <w:r>
                 <w:rPr>
                   <w:rFonts w:ascii="Arial" w:cs="Arial" w:eastAsia="Arial" w:hAnsi="Arial"/>
@@ -12126,7 +12474,7 @@
             <w:pPr>
               <w:spacing w:after="20" w:before="0"/>
             </w:pPr>
-            <w:hyperlink w:history="1" r:id="rIdmq_pnt7gimeppe0vne1hd">
+            <w:hyperlink w:history="1" r:id="rIddcgrw-0zq9rhf6eczzfy5">
               <w:r>
                 <w:rPr>
                   <w:rFonts w:ascii="Arial" w:cs="Arial" w:eastAsia="Arial" w:hAnsi="Arial"/>
@@ -12159,7 +12507,7 @@
               <w:spacing w:after="10" w:before="0"/>
               <w:ind w:left="120"/>
             </w:pPr>
-            <w:hyperlink w:history="1" r:id="rIdrzexhaccv8ynwcif9yxyi">
+            <w:hyperlink w:history="1" r:id="rId9xtr0enorumgo_f3y2ubh">
               <w:r>
                 <w:rPr>
                   <w:rFonts w:ascii="Arial" w:cs="Arial" w:eastAsia="Arial" w:hAnsi="Arial"/>
@@ -12354,7 +12702,7 @@
             <w:pPr>
               <w:spacing w:after="20" w:before="0"/>
             </w:pPr>
-            <w:hyperlink w:history="1" r:id="rId8klwbsihivlerenef-wmr">
+            <w:hyperlink w:history="1" r:id="rIdexxw9dlj9b4r_rs_rfjik">
               <w:r>
                 <w:rPr>
                   <w:rFonts w:ascii="Arial" w:cs="Arial" w:eastAsia="Arial" w:hAnsi="Arial"/>
@@ -12387,7 +12735,7 @@
               <w:spacing w:after="10" w:before="0"/>
               <w:ind w:left="120"/>
             </w:pPr>
-            <w:hyperlink w:history="1" r:id="rIdpjvf0fujcf4zfupxxrd-f">
+            <w:hyperlink w:history="1" r:id="rIdcmtbqmczxvdugzsear3os">
               <w:r>
                 <w:rPr>
                   <w:rFonts w:ascii="Arial" w:cs="Arial" w:eastAsia="Arial" w:hAnsi="Arial"/>
@@ -12432,7 +12780,7 @@
             <w:pPr>
               <w:spacing w:after="20" w:before="0"/>
             </w:pPr>
-            <w:hyperlink w:history="1" r:id="rId7k5s1z_ecmwfl92q2stf1">
+            <w:hyperlink w:history="1" r:id="rIdsx7py6urawrubk0vz3fn-">
               <w:r>
                 <w:rPr>
                   <w:rFonts w:ascii="Arial" w:cs="Arial" w:eastAsia="Arial" w:hAnsi="Arial"/>
@@ -12465,7 +12813,7 @@
               <w:spacing w:after="10" w:before="0"/>
               <w:ind w:left="120"/>
             </w:pPr>
-            <w:hyperlink w:history="1" r:id="rIdhrrf5xlfvekfzsyu2k_yn">
+            <w:hyperlink w:history="1" r:id="rIdkoeihhnreun2fw-4tmcuo">
               <w:r>
                 <w:rPr>
                   <w:rFonts w:ascii="Arial" w:cs="Arial" w:eastAsia="Arial" w:hAnsi="Arial"/>
@@ -12660,7 +13008,7 @@
             <w:pPr>
               <w:spacing w:after="20" w:before="0"/>
             </w:pPr>
-            <w:hyperlink w:history="1" r:id="rIddr2-zfkoukw0uewmrngql">
+            <w:hyperlink w:history="1" r:id="rIdeilklshnivhxatocq22ic">
               <w:r>
                 <w:rPr>
                   <w:rFonts w:ascii="Arial" w:cs="Arial" w:eastAsia="Arial" w:hAnsi="Arial"/>
@@ -12693,7 +13041,7 @@
               <w:spacing w:after="10" w:before="0"/>
               <w:ind w:left="120"/>
             </w:pPr>
-            <w:hyperlink w:history="1" r:id="rIdta7kiakejijvwz7gffbiy">
+            <w:hyperlink w:history="1" r:id="rId8ifnezzcv3dqksvmhw8cp">
               <w:r>
                 <w:rPr>
                   <w:rFonts w:ascii="Arial" w:cs="Arial" w:eastAsia="Arial" w:hAnsi="Arial"/>
@@ -12738,7 +13086,7 @@
             <w:pPr>
               <w:spacing w:after="20" w:before="0"/>
             </w:pPr>
-            <w:hyperlink w:history="1" r:id="rId59w7ofbekspalnzlb-nn6">
+            <w:hyperlink w:history="1" r:id="rIdx27zxvarjnbs3ksawe6dm">
               <w:r>
                 <w:rPr>
                   <w:rFonts w:ascii="Arial" w:cs="Arial" w:eastAsia="Arial" w:hAnsi="Arial"/>
@@ -12771,7 +13119,7 @@
               <w:spacing w:after="10" w:before="0"/>
               <w:ind w:left="120"/>
             </w:pPr>
-            <w:hyperlink w:history="1" r:id="rIdxhjskoa2k8ms8kpjw0g0c">
+            <w:hyperlink w:history="1" r:id="rId0y4iww253cfy0ssuzyk7q">
               <w:r>
                 <w:rPr>
                   <w:rFonts w:ascii="Arial" w:cs="Arial" w:eastAsia="Arial" w:hAnsi="Arial"/>
@@ -12966,7 +13314,7 @@
             <w:pPr>
               <w:spacing w:after="20" w:before="0"/>
             </w:pPr>
-            <w:hyperlink w:history="1" r:id="rIdr8bwm9myvzcttyrhwdv_s">
+            <w:hyperlink w:history="1" r:id="rIdui8pvovsb_scs0lsdav7m">
               <w:r>
                 <w:rPr>
                   <w:rFonts w:ascii="Arial" w:cs="Arial" w:eastAsia="Arial" w:hAnsi="Arial"/>
@@ -12999,7 +13347,7 @@
               <w:spacing w:after="10" w:before="0"/>
               <w:ind w:left="120"/>
             </w:pPr>
-            <w:hyperlink w:history="1" r:id="rIdzmetnq5yfn-mey78rmhts">
+            <w:hyperlink w:history="1" r:id="rIdpcg886tjy_skvzlo5ocbx">
               <w:r>
                 <w:rPr>
                   <w:rFonts w:ascii="Arial" w:cs="Arial" w:eastAsia="Arial" w:hAnsi="Arial"/>
@@ -13044,7 +13392,7 @@
             <w:pPr>
               <w:spacing w:after="20" w:before="0"/>
             </w:pPr>
-            <w:hyperlink w:history="1" r:id="rIdfui_yrpisbfc--9fmhtdk">
+            <w:hyperlink w:history="1" r:id="rIdxvmn56j8r1_1dpjopkir-">
               <w:r>
                 <w:rPr>
                   <w:rFonts w:ascii="Arial" w:cs="Arial" w:eastAsia="Arial" w:hAnsi="Arial"/>
@@ -13077,7 +13425,7 @@
               <w:spacing w:after="10" w:before="0"/>
               <w:ind w:left="120"/>
             </w:pPr>
-            <w:hyperlink w:history="1" r:id="rIdfx8fke7opor1jjrewqrsq">
+            <w:hyperlink w:history="1" r:id="rId_tnplwsvgbiqied3gbmhu">
               <w:r>
                 <w:rPr>
                   <w:rFonts w:ascii="Arial" w:cs="Arial" w:eastAsia="Arial" w:hAnsi="Arial"/>
@@ -13272,7 +13620,7 @@
             <w:pPr>
               <w:spacing w:after="20" w:before="0"/>
             </w:pPr>
-            <w:hyperlink w:history="1" r:id="rIdmp-gnvcecn0yfab5tfekm">
+            <w:hyperlink w:history="1" r:id="rIdkrtcznbh1gwtqo_n2mwoo">
               <w:r>
                 <w:rPr>
                   <w:rFonts w:ascii="Arial" w:cs="Arial" w:eastAsia="Arial" w:hAnsi="Arial"/>
@@ -13305,7 +13653,7 @@
               <w:spacing w:after="10" w:before="0"/>
               <w:ind w:left="120"/>
             </w:pPr>
-            <w:hyperlink w:history="1" r:id="rIdrrr6o10uxmkyv19opuwi-">
+            <w:hyperlink w:history="1" r:id="rIdkanl-ek0qu8pw-w5-4jxq">
               <w:r>
                 <w:rPr>
                   <w:rFonts w:ascii="Arial" w:cs="Arial" w:eastAsia="Arial" w:hAnsi="Arial"/>
@@ -13350,7 +13698,7 @@
             <w:pPr>
               <w:spacing w:after="20" w:before="0"/>
             </w:pPr>
-            <w:hyperlink w:history="1" r:id="rIdapwtrlfyxqfaxmuijlcbl">
+            <w:hyperlink w:history="1" r:id="rIdsjujacpdj31tubbm0qijh">
               <w:r>
                 <w:rPr>
                   <w:rFonts w:ascii="Arial" w:cs="Arial" w:eastAsia="Arial" w:hAnsi="Arial"/>
@@ -13383,7 +13731,7 @@
               <w:spacing w:after="10" w:before="0"/>
               <w:ind w:left="120"/>
             </w:pPr>
-            <w:hyperlink w:history="1" r:id="rId3-t1miyb6fzfvkfbuahsu">
+            <w:hyperlink w:history="1" r:id="rIdzdurlmrz9qg3xvfblkz2g">
               <w:r>
                 <w:rPr>
                   <w:rFonts w:ascii="Arial" w:cs="Arial" w:eastAsia="Arial" w:hAnsi="Arial"/>
@@ -13879,6 +14227,65 @@
         </w:tc>
       </w:tr>
     </w:tbl>
+    <w:p>
+      <w:pPr>
+        <w:pBdr>
+          <w:top w:val="single" w:color="BBBBBB" w:sz="4" w:space="4"/>
+        </w:pBdr>
+        <w:spacing w:after="0" w:before="160"/>
+      </w:pPr>
+      <w:r>
+        <w:rPr>
+          <w:rFonts w:ascii="Arial" w:cs="Arial" w:eastAsia="Arial" w:hAnsi="Arial"/>
+          <w:color w:val="666666"/>
+          <w:sz w:val="14"/>
+          <w:szCs w:val="14"/>
+        </w:rPr>
+        <w:t xml:space="preserve">© 2026 SeaVuria and ARES. Aligned with KICD objectives. Developed by SeaVuria; technical implementation by ARES (with AI assistance from Claude). Licensed under </w:t>
+      </w:r>
+      <w:hyperlink w:history="1" r:id="rIdtmzsen3gqslucxpvr0_w7">
+        <w:r>
+          <w:rPr>
+            <w:rFonts w:ascii="Arial" w:cs="Arial" w:eastAsia="Arial" w:hAnsi="Arial"/>
+            <w:color w:val="1F6B75"/>
+            <w:sz w:val="14"/>
+            <w:szCs w:val="14"/>
+            <w:u w:val="single" w:color="1F6B75"/>
+          </w:rPr>
+          <w:t xml:space="preserve">CC BY-NC 4.0</w:t>
+        </w:r>
+      </w:hyperlink>
+      <w:r>
+        <w:rPr>
+          <w:rFonts w:ascii="Arial" w:cs="Arial" w:eastAsia="Arial" w:hAnsi="Arial"/>
+          <w:color w:val="666666"/>
+          <w:sz w:val="14"/>
+          <w:szCs w:val="14"/>
+        </w:rPr>
+        <w:t xml:space="preserve"> (</w:t>
+      </w:r>
+      <w:hyperlink w:history="1" r:id="rIdqsvjcwdffo0tdikvoyjeg">
+        <w:r>
+          <w:rPr>
+            <w:rFonts w:ascii="Arial" w:cs="Arial" w:eastAsia="Arial" w:hAnsi="Arial"/>
+            <w:color w:val="1F6B75"/>
+            <w:sz w:val="14"/>
+            <w:szCs w:val="14"/>
+            <w:u w:val="single" w:color="1F6B75"/>
+          </w:rPr>
+          <w:t xml:space="preserve">https://creativecommons.org/licenses/by-nc/4.0/</w:t>
+        </w:r>
+      </w:hyperlink>
+      <w:r>
+        <w:rPr>
+          <w:rFonts w:ascii="Arial" w:cs="Arial" w:eastAsia="Arial" w:hAnsi="Arial"/>
+          <w:color w:val="666666"/>
+          <w:sz w:val="14"/>
+          <w:szCs w:val="14"/>
+        </w:rPr>
+        <w:t xml:space="preserve">).</w:t>
+      </w:r>
+    </w:p>
     <w:p>
       <w:r>
         <w:br w:type="page"/>
@@ -14870,7 +15277,7 @@
             <w:pPr>
               <w:spacing w:after="20" w:before="0"/>
             </w:pPr>
-            <w:hyperlink w:history="1" r:id="rIdwipzihmjxjcmtwafltrqy">
+            <w:hyperlink w:history="1" r:id="rIdnzaoukmgqgsq-znz8etto">
               <w:r>
                 <w:rPr>
                   <w:rFonts w:ascii="Arial" w:cs="Arial" w:eastAsia="Arial" w:hAnsi="Arial"/>
@@ -14903,7 +15310,7 @@
               <w:spacing w:after="10" w:before="0"/>
               <w:ind w:left="120"/>
             </w:pPr>
-            <w:hyperlink w:history="1" r:id="rId2etujhhxhfhukdsqtsi48">
+            <w:hyperlink w:history="1" r:id="rIdbb4upny1lccljyfyh5neh">
               <w:r>
                 <w:rPr>
                   <w:rFonts w:ascii="Arial" w:cs="Arial" w:eastAsia="Arial" w:hAnsi="Arial"/>
@@ -14948,7 +15355,7 @@
             <w:pPr>
               <w:spacing w:after="20" w:before="0"/>
             </w:pPr>
-            <w:hyperlink w:history="1" r:id="rIdbaxmmabrti3axigoh-o85">
+            <w:hyperlink w:history="1" r:id="rIdqbzcuwlxo9vwca5dylfjz">
               <w:r>
                 <w:rPr>
                   <w:rFonts w:ascii="Arial" w:cs="Arial" w:eastAsia="Arial" w:hAnsi="Arial"/>
@@ -14981,7 +15388,7 @@
               <w:spacing w:after="10" w:before="0"/>
               <w:ind w:left="120"/>
             </w:pPr>
-            <w:hyperlink w:history="1" r:id="rIdbi5cnk6brmmg1ofbgzmpu">
+            <w:hyperlink w:history="1" r:id="rId7kcnnlo2a8nxqnllieeeh">
               <w:r>
                 <w:rPr>
                   <w:rFonts w:ascii="Arial" w:cs="Arial" w:eastAsia="Arial" w:hAnsi="Arial"/>
@@ -15176,7 +15583,7 @@
             <w:pPr>
               <w:spacing w:after="20" w:before="0"/>
             </w:pPr>
-            <w:hyperlink w:history="1" r:id="rIdgpszfmphp4sjn650unx2a">
+            <w:hyperlink w:history="1" r:id="rIdumz7u_5osllf4b0r6viy0">
               <w:r>
                 <w:rPr>
                   <w:rFonts w:ascii="Arial" w:cs="Arial" w:eastAsia="Arial" w:hAnsi="Arial"/>
@@ -15209,7 +15616,7 @@
               <w:spacing w:after="10" w:before="0"/>
               <w:ind w:left="120"/>
             </w:pPr>
-            <w:hyperlink w:history="1" r:id="rIdsftoi--ty4pts9l5-bdq-">
+            <w:hyperlink w:history="1" r:id="rIdk8rfoingomvxkk7jajlr5">
               <w:r>
                 <w:rPr>
                   <w:rFonts w:ascii="Arial" w:cs="Arial" w:eastAsia="Arial" w:hAnsi="Arial"/>
@@ -15254,7 +15661,7 @@
             <w:pPr>
               <w:spacing w:after="20" w:before="0"/>
             </w:pPr>
-            <w:hyperlink w:history="1" r:id="rIdshiuwj1t_pcpbndv2jaqb">
+            <w:hyperlink w:history="1" r:id="rId2wzazwnxm91g-f3jipirg">
               <w:r>
                 <w:rPr>
                   <w:rFonts w:ascii="Arial" w:cs="Arial" w:eastAsia="Arial" w:hAnsi="Arial"/>
@@ -15287,7 +15694,7 @@
               <w:spacing w:after="10" w:before="0"/>
               <w:ind w:left="120"/>
             </w:pPr>
-            <w:hyperlink w:history="1" r:id="rIduouoacif1jdyrcyunotpu">
+            <w:hyperlink w:history="1" r:id="rIdr5lfnh15x2hm-cxht0typ">
               <w:r>
                 <w:rPr>
                   <w:rFonts w:ascii="Arial" w:cs="Arial" w:eastAsia="Arial" w:hAnsi="Arial"/>
@@ -15482,7 +15889,7 @@
             <w:pPr>
               <w:spacing w:after="20" w:before="0"/>
             </w:pPr>
-            <w:hyperlink w:history="1" r:id="rIdtspcz_6qkbfbddds4qoay">
+            <w:hyperlink w:history="1" r:id="rIdzghsljugr6enna_hu85rx">
               <w:r>
                 <w:rPr>
                   <w:rFonts w:ascii="Arial" w:cs="Arial" w:eastAsia="Arial" w:hAnsi="Arial"/>
@@ -15515,7 +15922,7 @@
               <w:spacing w:after="10" w:before="0"/>
               <w:ind w:left="120"/>
             </w:pPr>
-            <w:hyperlink w:history="1" r:id="rIdltvijcin-ycytso4dn1an">
+            <w:hyperlink w:history="1" r:id="rId4xzn4ignsjvi6wps_sg_k">
               <w:r>
                 <w:rPr>
                   <w:rFonts w:ascii="Arial" w:cs="Arial" w:eastAsia="Arial" w:hAnsi="Arial"/>
@@ -15560,7 +15967,7 @@
             <w:pPr>
               <w:spacing w:after="20" w:before="0"/>
             </w:pPr>
-            <w:hyperlink w:history="1" r:id="rIdomizblvcviagppdhuae_e">
+            <w:hyperlink w:history="1" r:id="rIdyeukxs1svoiqmmtgh3u-l">
               <w:r>
                 <w:rPr>
                   <w:rFonts w:ascii="Arial" w:cs="Arial" w:eastAsia="Arial" w:hAnsi="Arial"/>
@@ -15593,7 +16000,7 @@
               <w:spacing w:after="10" w:before="0"/>
               <w:ind w:left="120"/>
             </w:pPr>
-            <w:hyperlink w:history="1" r:id="rIdqxhs9chj0-pddxvbyayjl">
+            <w:hyperlink w:history="1" r:id="rId1tq324-hs5g3dm7rdcgc6">
               <w:r>
                 <w:rPr>
                   <w:rFonts w:ascii="Arial" w:cs="Arial" w:eastAsia="Arial" w:hAnsi="Arial"/>
@@ -15788,7 +16195,7 @@
             <w:pPr>
               <w:spacing w:after="20" w:before="0"/>
             </w:pPr>
-            <w:hyperlink w:history="1" r:id="rIdzy9pjeyl9hl_pbtaf-0kw">
+            <w:hyperlink w:history="1" r:id="rIdaq8yjac7yd29qoocknmhv">
               <w:r>
                 <w:rPr>
                   <w:rFonts w:ascii="Arial" w:cs="Arial" w:eastAsia="Arial" w:hAnsi="Arial"/>
@@ -15821,7 +16228,7 @@
               <w:spacing w:after="10" w:before="0"/>
               <w:ind w:left="120"/>
             </w:pPr>
-            <w:hyperlink w:history="1" r:id="rIdvwhvx62r85eu9wi2sjw4y">
+            <w:hyperlink w:history="1" r:id="rIdbqi5ouee7qzmenclht0fk">
               <w:r>
                 <w:rPr>
                   <w:rFonts w:ascii="Arial" w:cs="Arial" w:eastAsia="Arial" w:hAnsi="Arial"/>
@@ -15866,7 +16273,7 @@
             <w:pPr>
               <w:spacing w:after="20" w:before="0"/>
             </w:pPr>
-            <w:hyperlink w:history="1" r:id="rId6bmtedgvayntgbfs-fcpc">
+            <w:hyperlink w:history="1" r:id="rIdfg4cae2kgaclhkkgyroig">
               <w:r>
                 <w:rPr>
                   <w:rFonts w:ascii="Arial" w:cs="Arial" w:eastAsia="Arial" w:hAnsi="Arial"/>
@@ -15899,7 +16306,7 @@
               <w:spacing w:after="10" w:before="0"/>
               <w:ind w:left="120"/>
             </w:pPr>
-            <w:hyperlink w:history="1" r:id="rIdeaj9tvifong0skp1vqbly">
+            <w:hyperlink w:history="1" r:id="rIdougyahkdifnvunp5whjhp">
               <w:r>
                 <w:rPr>
                   <w:rFonts w:ascii="Arial" w:cs="Arial" w:eastAsia="Arial" w:hAnsi="Arial"/>
@@ -16094,7 +16501,7 @@
             <w:pPr>
               <w:spacing w:after="20" w:before="0"/>
             </w:pPr>
-            <w:hyperlink w:history="1" r:id="rId6grjaojkvv_01fnljv4_d">
+            <w:hyperlink w:history="1" r:id="rId4wdzqsmet8mszos44cisc">
               <w:r>
                 <w:rPr>
                   <w:rFonts w:ascii="Arial" w:cs="Arial" w:eastAsia="Arial" w:hAnsi="Arial"/>
@@ -16127,7 +16534,7 @@
               <w:spacing w:after="10" w:before="0"/>
               <w:ind w:left="120"/>
             </w:pPr>
-            <w:hyperlink w:history="1" r:id="rIddd9lpesb8rbvcvysmhq0g">
+            <w:hyperlink w:history="1" r:id="rId52wtv6yc0fxav1lvyf0ho">
               <w:r>
                 <w:rPr>
                   <w:rFonts w:ascii="Arial" w:cs="Arial" w:eastAsia="Arial" w:hAnsi="Arial"/>
@@ -16172,7 +16579,7 @@
             <w:pPr>
               <w:spacing w:after="20" w:before="0"/>
             </w:pPr>
-            <w:hyperlink w:history="1" r:id="rIddpgbgf-joxmrlfvsvtcya">
+            <w:hyperlink w:history="1" r:id="rIdd-6tx5cdlhpn9gpugbk2h">
               <w:r>
                 <w:rPr>
                   <w:rFonts w:ascii="Arial" w:cs="Arial" w:eastAsia="Arial" w:hAnsi="Arial"/>
@@ -16205,7 +16612,7 @@
               <w:spacing w:after="10" w:before="0"/>
               <w:ind w:left="120"/>
             </w:pPr>
-            <w:hyperlink w:history="1" r:id="rIdenrii5viusy1qm1sdurxy">
+            <w:hyperlink w:history="1" r:id="rIdmyyvmihaoqepjqkjicph1">
               <w:r>
                 <w:rPr>
                   <w:rFonts w:ascii="Arial" w:cs="Arial" w:eastAsia="Arial" w:hAnsi="Arial"/>
@@ -16701,6 +17108,65 @@
         </w:tc>
       </w:tr>
     </w:tbl>
+    <w:p>
+      <w:pPr>
+        <w:pBdr>
+          <w:top w:val="single" w:color="BBBBBB" w:sz="4" w:space="4"/>
+        </w:pBdr>
+        <w:spacing w:after="0" w:before="160"/>
+      </w:pPr>
+      <w:r>
+        <w:rPr>
+          <w:rFonts w:ascii="Arial" w:cs="Arial" w:eastAsia="Arial" w:hAnsi="Arial"/>
+          <w:color w:val="666666"/>
+          <w:sz w:val="14"/>
+          <w:szCs w:val="14"/>
+        </w:rPr>
+        <w:t xml:space="preserve">© 2026 SeaVuria and ARES. Aligned with KICD objectives. Developed by SeaVuria; technical implementation by ARES (with AI assistance from Claude). Licensed under </w:t>
+      </w:r>
+      <w:hyperlink w:history="1" r:id="rIdxfygabsj2ia4kgnzpmgex">
+        <w:r>
+          <w:rPr>
+            <w:rFonts w:ascii="Arial" w:cs="Arial" w:eastAsia="Arial" w:hAnsi="Arial"/>
+            <w:color w:val="1F6B75"/>
+            <w:sz w:val="14"/>
+            <w:szCs w:val="14"/>
+            <w:u w:val="single" w:color="1F6B75"/>
+          </w:rPr>
+          <w:t xml:space="preserve">CC BY-NC 4.0</w:t>
+        </w:r>
+      </w:hyperlink>
+      <w:r>
+        <w:rPr>
+          <w:rFonts w:ascii="Arial" w:cs="Arial" w:eastAsia="Arial" w:hAnsi="Arial"/>
+          <w:color w:val="666666"/>
+          <w:sz w:val="14"/>
+          <w:szCs w:val="14"/>
+        </w:rPr>
+        <w:t xml:space="preserve"> (</w:t>
+      </w:r>
+      <w:hyperlink w:history="1" r:id="rIdo5jijlbryfxmbseb0nna5">
+        <w:r>
+          <w:rPr>
+            <w:rFonts w:ascii="Arial" w:cs="Arial" w:eastAsia="Arial" w:hAnsi="Arial"/>
+            <w:color w:val="1F6B75"/>
+            <w:sz w:val="14"/>
+            <w:szCs w:val="14"/>
+            <w:u w:val="single" w:color="1F6B75"/>
+          </w:rPr>
+          <w:t xml:space="preserve">https://creativecommons.org/licenses/by-nc/4.0/</w:t>
+        </w:r>
+      </w:hyperlink>
+      <w:r>
+        <w:rPr>
+          <w:rFonts w:ascii="Arial" w:cs="Arial" w:eastAsia="Arial" w:hAnsi="Arial"/>
+          <w:color w:val="666666"/>
+          <w:sz w:val="14"/>
+          <w:szCs w:val="14"/>
+        </w:rPr>
+        <w:t xml:space="preserve">).</w:t>
+      </w:r>
+    </w:p>
     <w:p>
       <w:r>
         <w:br w:type="page"/>
@@ -17692,7 +18158,7 @@
             <w:pPr>
               <w:spacing w:after="20" w:before="0"/>
             </w:pPr>
-            <w:hyperlink w:history="1" r:id="rIdgwt-fxax94hvk-f6szcow">
+            <w:hyperlink w:history="1" r:id="rIdk8wing-dnpkv5ndnhxu6x">
               <w:r>
                 <w:rPr>
                   <w:rFonts w:ascii="Arial" w:cs="Arial" w:eastAsia="Arial" w:hAnsi="Arial"/>
@@ -17725,7 +18191,7 @@
               <w:spacing w:after="10" w:before="0"/>
               <w:ind w:left="120"/>
             </w:pPr>
-            <w:hyperlink w:history="1" r:id="rIdzbfi7e7ea8yyosn69nib2">
+            <w:hyperlink w:history="1" r:id="rId2kglk0ez_nqnt2lhfvge_">
               <w:r>
                 <w:rPr>
                   <w:rFonts w:ascii="Arial" w:cs="Arial" w:eastAsia="Arial" w:hAnsi="Arial"/>
@@ -17770,7 +18236,7 @@
             <w:pPr>
               <w:spacing w:after="20" w:before="0"/>
             </w:pPr>
-            <w:hyperlink w:history="1" r:id="rIdzolckswuwynhz1ooygk14">
+            <w:hyperlink w:history="1" r:id="rIdnyrkxwwphftbm36az87xu">
               <w:r>
                 <w:rPr>
                   <w:rFonts w:ascii="Arial" w:cs="Arial" w:eastAsia="Arial" w:hAnsi="Arial"/>
@@ -17803,7 +18269,7 @@
               <w:spacing w:after="10" w:before="0"/>
               <w:ind w:left="120"/>
             </w:pPr>
-            <w:hyperlink w:history="1" r:id="rIdyfcmnw8qwj4qfklpwpl-x">
+            <w:hyperlink w:history="1" r:id="rIdmsy9lthjsrygpssiuicdt">
               <w:r>
                 <w:rPr>
                   <w:rFonts w:ascii="Arial" w:cs="Arial" w:eastAsia="Arial" w:hAnsi="Arial"/>
@@ -17998,7 +18464,7 @@
             <w:pPr>
               <w:spacing w:after="20" w:before="0"/>
             </w:pPr>
-            <w:hyperlink w:history="1" r:id="rIdozt0nvquyvjhfldszb25z">
+            <w:hyperlink w:history="1" r:id="rId1nivvpeyxtheyjaak1jpf">
               <w:r>
                 <w:rPr>
                   <w:rFonts w:ascii="Arial" w:cs="Arial" w:eastAsia="Arial" w:hAnsi="Arial"/>
@@ -18031,7 +18497,7 @@
               <w:spacing w:after="10" w:before="0"/>
               <w:ind w:left="120"/>
             </w:pPr>
-            <w:hyperlink w:history="1" r:id="rIdcfj8hzzf4v1ahiacwuqvv">
+            <w:hyperlink w:history="1" r:id="rIdqwi-teacwhl_mhqufniva">
               <w:r>
                 <w:rPr>
                   <w:rFonts w:ascii="Arial" w:cs="Arial" w:eastAsia="Arial" w:hAnsi="Arial"/>
@@ -18076,7 +18542,7 @@
             <w:pPr>
               <w:spacing w:after="20" w:before="0"/>
             </w:pPr>
-            <w:hyperlink w:history="1" r:id="rIdw_5obvts-_zaljkk9mr2t">
+            <w:hyperlink w:history="1" r:id="rIdfn_p9semtb-vd26zidopx">
               <w:r>
                 <w:rPr>
                   <w:rFonts w:ascii="Arial" w:cs="Arial" w:eastAsia="Arial" w:hAnsi="Arial"/>
@@ -18109,7 +18575,7 @@
               <w:spacing w:after="10" w:before="0"/>
               <w:ind w:left="120"/>
             </w:pPr>
-            <w:hyperlink w:history="1" r:id="rIdv1otamtc9l64zz1al5ggz">
+            <w:hyperlink w:history="1" r:id="rIdcqvyupexm377k0zawu9yz">
               <w:r>
                 <w:rPr>
                   <w:rFonts w:ascii="Arial" w:cs="Arial" w:eastAsia="Arial" w:hAnsi="Arial"/>
@@ -18304,7 +18770,7 @@
             <w:pPr>
               <w:spacing w:after="20" w:before="0"/>
             </w:pPr>
-            <w:hyperlink w:history="1" r:id="rIdxqfhdhgc-fkvsedsjdf5v">
+            <w:hyperlink w:history="1" r:id="rIdyetpxe0jfgwgk9dqzqkjy">
               <w:r>
                 <w:rPr>
                   <w:rFonts w:ascii="Arial" w:cs="Arial" w:eastAsia="Arial" w:hAnsi="Arial"/>
@@ -18337,7 +18803,7 @@
               <w:spacing w:after="10" w:before="0"/>
               <w:ind w:left="120"/>
             </w:pPr>
-            <w:hyperlink w:history="1" r:id="rIdu_xdaugunqptameifd3zk">
+            <w:hyperlink w:history="1" r:id="rIdtgzbf1gdojlxutchyewey">
               <w:r>
                 <w:rPr>
                   <w:rFonts w:ascii="Arial" w:cs="Arial" w:eastAsia="Arial" w:hAnsi="Arial"/>
@@ -18382,7 +18848,7 @@
             <w:pPr>
               <w:spacing w:after="20" w:before="0"/>
             </w:pPr>
-            <w:hyperlink w:history="1" r:id="rIdtamkdyld9kyn2sfxfyglr">
+            <w:hyperlink w:history="1" r:id="rIdlumh8lpoehiqn_xodrca6">
               <w:r>
                 <w:rPr>
                   <w:rFonts w:ascii="Arial" w:cs="Arial" w:eastAsia="Arial" w:hAnsi="Arial"/>
@@ -18415,7 +18881,7 @@
               <w:spacing w:after="10" w:before="0"/>
               <w:ind w:left="120"/>
             </w:pPr>
-            <w:hyperlink w:history="1" r:id="rIdx6pdbxczns-frkxe-pzvd">
+            <w:hyperlink w:history="1" r:id="rId1zd955mq-l_jf8kcu_po-">
               <w:r>
                 <w:rPr>
                   <w:rFonts w:ascii="Arial" w:cs="Arial" w:eastAsia="Arial" w:hAnsi="Arial"/>
@@ -18610,7 +19076,7 @@
             <w:pPr>
               <w:spacing w:after="20" w:before="0"/>
             </w:pPr>
-            <w:hyperlink w:history="1" r:id="rIdkl_azgtv8plbuhgmr9dov">
+            <w:hyperlink w:history="1" r:id="rIdsfqf0xypndvmejla7qrtq">
               <w:r>
                 <w:rPr>
                   <w:rFonts w:ascii="Arial" w:cs="Arial" w:eastAsia="Arial" w:hAnsi="Arial"/>
@@ -18643,7 +19109,7 @@
               <w:spacing w:after="10" w:before="0"/>
               <w:ind w:left="120"/>
             </w:pPr>
-            <w:hyperlink w:history="1" r:id="rIdaxx9ol49rs2hwtogxlfdk">
+            <w:hyperlink w:history="1" r:id="rIdzve-1tvdw4u0o0dyt3utx">
               <w:r>
                 <w:rPr>
                   <w:rFonts w:ascii="Arial" w:cs="Arial" w:eastAsia="Arial" w:hAnsi="Arial"/>
@@ -18688,7 +19154,7 @@
             <w:pPr>
               <w:spacing w:after="20" w:before="0"/>
             </w:pPr>
-            <w:hyperlink w:history="1" r:id="rIdnmwlnlt_1ymik2olv66cw">
+            <w:hyperlink w:history="1" r:id="rIdsjhjdl80gd8h236j72gfk">
               <w:r>
                 <w:rPr>
                   <w:rFonts w:ascii="Arial" w:cs="Arial" w:eastAsia="Arial" w:hAnsi="Arial"/>
@@ -18721,7 +19187,7 @@
               <w:spacing w:after="10" w:before="0"/>
               <w:ind w:left="120"/>
             </w:pPr>
-            <w:hyperlink w:history="1" r:id="rIdzdpgw8gbas_ji_cnvzzag">
+            <w:hyperlink w:history="1" r:id="rIdzjfp-ti7kfhohzpvcvhgg">
               <w:r>
                 <w:rPr>
                   <w:rFonts w:ascii="Arial" w:cs="Arial" w:eastAsia="Arial" w:hAnsi="Arial"/>
@@ -18916,7 +19382,7 @@
             <w:pPr>
               <w:spacing w:after="20" w:before="0"/>
             </w:pPr>
-            <w:hyperlink w:history="1" r:id="rIdbk9ncvcoaz0du0yf6cvbn">
+            <w:hyperlink w:history="1" r:id="rIdqqq3r63lubddr3cnj4ivq">
               <w:r>
                 <w:rPr>
                   <w:rFonts w:ascii="Arial" w:cs="Arial" w:eastAsia="Arial" w:hAnsi="Arial"/>
@@ -18949,7 +19415,7 @@
               <w:spacing w:after="10" w:before="0"/>
               <w:ind w:left="120"/>
             </w:pPr>
-            <w:hyperlink w:history="1" r:id="rIdteuwwhlk3mehajglwvmei">
+            <w:hyperlink w:history="1" r:id="rIdn48uvloccfogokshhwtmi">
               <w:r>
                 <w:rPr>
                   <w:rFonts w:ascii="Arial" w:cs="Arial" w:eastAsia="Arial" w:hAnsi="Arial"/>
@@ -18994,7 +19460,7 @@
             <w:pPr>
               <w:spacing w:after="20" w:before="0"/>
             </w:pPr>
-            <w:hyperlink w:history="1" r:id="rIdyxrfotxl_yxyoknifrhcm">
+            <w:hyperlink w:history="1" r:id="rIdgcucjqkgfikzkoujq4xw7">
               <w:r>
                 <w:rPr>
                   <w:rFonts w:ascii="Arial" w:cs="Arial" w:eastAsia="Arial" w:hAnsi="Arial"/>
@@ -19027,7 +19493,7 @@
               <w:spacing w:after="10" w:before="0"/>
               <w:ind w:left="120"/>
             </w:pPr>
-            <w:hyperlink w:history="1" r:id="rId8syicnugoc_6junuttzg8">
+            <w:hyperlink w:history="1" r:id="rIduv--qgzv5zmr1rk4-jxkj">
               <w:r>
                 <w:rPr>
                   <w:rFonts w:ascii="Arial" w:cs="Arial" w:eastAsia="Arial" w:hAnsi="Arial"/>
@@ -19523,6 +19989,65 @@
         </w:tc>
       </w:tr>
     </w:tbl>
+    <w:p>
+      <w:pPr>
+        <w:pBdr>
+          <w:top w:val="single" w:color="BBBBBB" w:sz="4" w:space="4"/>
+        </w:pBdr>
+        <w:spacing w:after="0" w:before="160"/>
+      </w:pPr>
+      <w:r>
+        <w:rPr>
+          <w:rFonts w:ascii="Arial" w:cs="Arial" w:eastAsia="Arial" w:hAnsi="Arial"/>
+          <w:color w:val="666666"/>
+          <w:sz w:val="14"/>
+          <w:szCs w:val="14"/>
+        </w:rPr>
+        <w:t xml:space="preserve">© 2026 SeaVuria and ARES. Aligned with KICD objectives. Developed by SeaVuria; technical implementation by ARES (with AI assistance from Claude). Licensed under </w:t>
+      </w:r>
+      <w:hyperlink w:history="1" r:id="rIdaxmkcrkr7hcefxggi1ved">
+        <w:r>
+          <w:rPr>
+            <w:rFonts w:ascii="Arial" w:cs="Arial" w:eastAsia="Arial" w:hAnsi="Arial"/>
+            <w:color w:val="1F6B75"/>
+            <w:sz w:val="14"/>
+            <w:szCs w:val="14"/>
+            <w:u w:val="single" w:color="1F6B75"/>
+          </w:rPr>
+          <w:t xml:space="preserve">CC BY-NC 4.0</w:t>
+        </w:r>
+      </w:hyperlink>
+      <w:r>
+        <w:rPr>
+          <w:rFonts w:ascii="Arial" w:cs="Arial" w:eastAsia="Arial" w:hAnsi="Arial"/>
+          <w:color w:val="666666"/>
+          <w:sz w:val="14"/>
+          <w:szCs w:val="14"/>
+        </w:rPr>
+        <w:t xml:space="preserve"> (</w:t>
+      </w:r>
+      <w:hyperlink w:history="1" r:id="rIdmyexbvtry5vu9sadv9ej-">
+        <w:r>
+          <w:rPr>
+            <w:rFonts w:ascii="Arial" w:cs="Arial" w:eastAsia="Arial" w:hAnsi="Arial"/>
+            <w:color w:val="1F6B75"/>
+            <w:sz w:val="14"/>
+            <w:szCs w:val="14"/>
+            <w:u w:val="single" w:color="1F6B75"/>
+          </w:rPr>
+          <w:t xml:space="preserve">https://creativecommons.org/licenses/by-nc/4.0/</w:t>
+        </w:r>
+      </w:hyperlink>
+      <w:r>
+        <w:rPr>
+          <w:rFonts w:ascii="Arial" w:cs="Arial" w:eastAsia="Arial" w:hAnsi="Arial"/>
+          <w:color w:val="666666"/>
+          <w:sz w:val="14"/>
+          <w:szCs w:val="14"/>
+        </w:rPr>
+        <w:t xml:space="preserve">).</w:t>
+      </w:r>
+    </w:p>
     <w:p>
       <w:r>
         <w:br w:type="page"/>
@@ -20514,7 +21039,7 @@
             <w:pPr>
               <w:spacing w:after="20" w:before="0"/>
             </w:pPr>
-            <w:hyperlink w:history="1" r:id="rIdph9d-qmp0j7mxdyc0azht">
+            <w:hyperlink w:history="1" r:id="rId4zmk8hb_-hj2vcwitkrpa">
               <w:r>
                 <w:rPr>
                   <w:rFonts w:ascii="Arial" w:cs="Arial" w:eastAsia="Arial" w:hAnsi="Arial"/>
@@ -20547,7 +21072,7 @@
               <w:spacing w:after="10" w:before="0"/>
               <w:ind w:left="120"/>
             </w:pPr>
-            <w:hyperlink w:history="1" r:id="rIda7bqvgru-xeppvsy3qilu">
+            <w:hyperlink w:history="1" r:id="rIdtuzssq7lpbjzwiqzsfwkq">
               <w:r>
                 <w:rPr>
                   <w:rFonts w:ascii="Arial" w:cs="Arial" w:eastAsia="Arial" w:hAnsi="Arial"/>
@@ -20592,7 +21117,7 @@
             <w:pPr>
               <w:spacing w:after="20" w:before="0"/>
             </w:pPr>
-            <w:hyperlink w:history="1" r:id="rIdjjg1nsbijg537b4ynl8xm">
+            <w:hyperlink w:history="1" r:id="rIdweyvkbhydx_t1oskmkm2r">
               <w:r>
                 <w:rPr>
                   <w:rFonts w:ascii="Arial" w:cs="Arial" w:eastAsia="Arial" w:hAnsi="Arial"/>
@@ -20625,7 +21150,7 @@
               <w:spacing w:after="10" w:before="0"/>
               <w:ind w:left="120"/>
             </w:pPr>
-            <w:hyperlink w:history="1" r:id="rIdywhuf-iumcdmakvxjjnd8">
+            <w:hyperlink w:history="1" r:id="rIdmr9js_9dv9ybw0lrz5thh">
               <w:r>
                 <w:rPr>
                   <w:rFonts w:ascii="Arial" w:cs="Arial" w:eastAsia="Arial" w:hAnsi="Arial"/>
@@ -20820,7 +21345,7 @@
             <w:pPr>
               <w:spacing w:after="20" w:before="0"/>
             </w:pPr>
-            <w:hyperlink w:history="1" r:id="rIdn3uqtcipryfxql7itsg4-">
+            <w:hyperlink w:history="1" r:id="rIdok9he7lkiih1anoy92h4n">
               <w:r>
                 <w:rPr>
                   <w:rFonts w:ascii="Arial" w:cs="Arial" w:eastAsia="Arial" w:hAnsi="Arial"/>
@@ -20853,7 +21378,7 @@
               <w:spacing w:after="10" w:before="0"/>
               <w:ind w:left="120"/>
             </w:pPr>
-            <w:hyperlink w:history="1" r:id="rIdnpsbevdps3sowsxdvjt3b">
+            <w:hyperlink w:history="1" r:id="rIdc-q32rgvl-vkfrt9ctk7f">
               <w:r>
                 <w:rPr>
                   <w:rFonts w:ascii="Arial" w:cs="Arial" w:eastAsia="Arial" w:hAnsi="Arial"/>
@@ -20898,7 +21423,7 @@
             <w:pPr>
               <w:spacing w:after="20" w:before="0"/>
             </w:pPr>
-            <w:hyperlink w:history="1" r:id="rIdej65pfacazr4ptr3nz-gg">
+            <w:hyperlink w:history="1" r:id="rIdjv_guordlicb2fncqmzia">
               <w:r>
                 <w:rPr>
                   <w:rFonts w:ascii="Arial" w:cs="Arial" w:eastAsia="Arial" w:hAnsi="Arial"/>
@@ -20931,7 +21456,7 @@
               <w:spacing w:after="10" w:before="0"/>
               <w:ind w:left="120"/>
             </w:pPr>
-            <w:hyperlink w:history="1" r:id="rIdntabp8ktu-tarpwt0k5g9">
+            <w:hyperlink w:history="1" r:id="rIdv-b_ujuilqjmxmlkep8qj">
               <w:r>
                 <w:rPr>
                   <w:rFonts w:ascii="Arial" w:cs="Arial" w:eastAsia="Arial" w:hAnsi="Arial"/>
@@ -21126,7 +21651,7 @@
             <w:pPr>
               <w:spacing w:after="20" w:before="0"/>
             </w:pPr>
-            <w:hyperlink w:history="1" r:id="rIdadx-o_hux7cj9aoc8hwc9">
+            <w:hyperlink w:history="1" r:id="rId_qpuvxikdsxrbjwqb3-ha">
               <w:r>
                 <w:rPr>
                   <w:rFonts w:ascii="Arial" w:cs="Arial" w:eastAsia="Arial" w:hAnsi="Arial"/>
@@ -21159,7 +21684,7 @@
               <w:spacing w:after="10" w:before="0"/>
               <w:ind w:left="120"/>
             </w:pPr>
-            <w:hyperlink w:history="1" r:id="rIdx04etssiyc9vhqdalhwk6">
+            <w:hyperlink w:history="1" r:id="rId2htawi8lo8eizjt0w2v22">
               <w:r>
                 <w:rPr>
                   <w:rFonts w:ascii="Arial" w:cs="Arial" w:eastAsia="Arial" w:hAnsi="Arial"/>
@@ -21204,7 +21729,7 @@
             <w:pPr>
               <w:spacing w:after="20" w:before="0"/>
             </w:pPr>
-            <w:hyperlink w:history="1" r:id="rIduzxg02wq5tsiszwmwegvu">
+            <w:hyperlink w:history="1" r:id="rIdlpim4brpgjoboh74gffep">
               <w:r>
                 <w:rPr>
                   <w:rFonts w:ascii="Arial" w:cs="Arial" w:eastAsia="Arial" w:hAnsi="Arial"/>
@@ -21237,7 +21762,7 @@
               <w:spacing w:after="10" w:before="0"/>
               <w:ind w:left="120"/>
             </w:pPr>
-            <w:hyperlink w:history="1" r:id="rIddiflyptanuixkwssunvum">
+            <w:hyperlink w:history="1" r:id="rIdgnf7y21k1lpictyfu9d9p">
               <w:r>
                 <w:rPr>
                   <w:rFonts w:ascii="Arial" w:cs="Arial" w:eastAsia="Arial" w:hAnsi="Arial"/>
@@ -21432,7 +21957,7 @@
             <w:pPr>
               <w:spacing w:after="20" w:before="0"/>
             </w:pPr>
-            <w:hyperlink w:history="1" r:id="rIdsbn1z1szstui5hmuspubs">
+            <w:hyperlink w:history="1" r:id="rIdb0tfdn09n2akcjxdisxrp">
               <w:r>
                 <w:rPr>
                   <w:rFonts w:ascii="Arial" w:cs="Arial" w:eastAsia="Arial" w:hAnsi="Arial"/>
@@ -21465,7 +21990,7 @@
               <w:spacing w:after="10" w:before="0"/>
               <w:ind w:left="120"/>
             </w:pPr>
-            <w:hyperlink w:history="1" r:id="rIdsafl58xoqksqcl_dnpgjz">
+            <w:hyperlink w:history="1" r:id="rIdwl_7ai3qkz7zp3knurt3f">
               <w:r>
                 <w:rPr>
                   <w:rFonts w:ascii="Arial" w:cs="Arial" w:eastAsia="Arial" w:hAnsi="Arial"/>
@@ -21510,7 +22035,7 @@
             <w:pPr>
               <w:spacing w:after="20" w:before="0"/>
             </w:pPr>
-            <w:hyperlink w:history="1" r:id="rIdp0rsnlxr4euwne7yajpoh">
+            <w:hyperlink w:history="1" r:id="rId4bomm1asdzzmr0gsype7w">
               <w:r>
                 <w:rPr>
                   <w:rFonts w:ascii="Arial" w:cs="Arial" w:eastAsia="Arial" w:hAnsi="Arial"/>
@@ -21543,7 +22068,7 @@
               <w:spacing w:after="10" w:before="0"/>
               <w:ind w:left="120"/>
             </w:pPr>
-            <w:hyperlink w:history="1" r:id="rId-zbo8bstkgm08n5yguncv">
+            <w:hyperlink w:history="1" r:id="rIdpmigjps0thtw3ddtzrugi">
               <w:r>
                 <w:rPr>
                   <w:rFonts w:ascii="Arial" w:cs="Arial" w:eastAsia="Arial" w:hAnsi="Arial"/>
@@ -21738,7 +22263,7 @@
             <w:pPr>
               <w:spacing w:after="20" w:before="0"/>
             </w:pPr>
-            <w:hyperlink w:history="1" r:id="rIdjapd-hx9bwbourhh7a7xs">
+            <w:hyperlink w:history="1" r:id="rIdgs3t3-kqvl1c6nmejwddu">
               <w:r>
                 <w:rPr>
                   <w:rFonts w:ascii="Arial" w:cs="Arial" w:eastAsia="Arial" w:hAnsi="Arial"/>
@@ -21771,7 +22296,7 @@
               <w:spacing w:after="10" w:before="0"/>
               <w:ind w:left="120"/>
             </w:pPr>
-            <w:hyperlink w:history="1" r:id="rIdbrnwcm-bqbd7krsjm4ijh">
+            <w:hyperlink w:history="1" r:id="rIdhsfomyjnqaxo_eac4l1zj">
               <w:r>
                 <w:rPr>
                   <w:rFonts w:ascii="Arial" w:cs="Arial" w:eastAsia="Arial" w:hAnsi="Arial"/>
@@ -21816,7 +22341,7 @@
             <w:pPr>
               <w:spacing w:after="20" w:before="0"/>
             </w:pPr>
-            <w:hyperlink w:history="1" r:id="rIdmkxntmgdvea5yvmyg4dbr">
+            <w:hyperlink w:history="1" r:id="rIdt6yjgkrrmvt9rbh0-r0z8">
               <w:r>
                 <w:rPr>
                   <w:rFonts w:ascii="Arial" w:cs="Arial" w:eastAsia="Arial" w:hAnsi="Arial"/>
@@ -21849,7 +22374,7 @@
               <w:spacing w:after="10" w:before="0"/>
               <w:ind w:left="120"/>
             </w:pPr>
-            <w:hyperlink w:history="1" r:id="rIdzg_typutjvq1zkjk4gacq">
+            <w:hyperlink w:history="1" r:id="rIdzqbf_dsxnddujiw5upyfk">
               <w:r>
                 <w:rPr>
                   <w:rFonts w:ascii="Arial" w:cs="Arial" w:eastAsia="Arial" w:hAnsi="Arial"/>
@@ -22573,6 +23098,65 @@
         </w:tc>
       </w:tr>
     </w:tbl>
+    <w:p>
+      <w:pPr>
+        <w:pBdr>
+          <w:top w:val="single" w:color="BBBBBB" w:sz="4" w:space="4"/>
+        </w:pBdr>
+        <w:spacing w:after="0" w:before="160"/>
+      </w:pPr>
+      <w:r>
+        <w:rPr>
+          <w:rFonts w:ascii="Arial" w:cs="Arial" w:eastAsia="Arial" w:hAnsi="Arial"/>
+          <w:color w:val="666666"/>
+          <w:sz w:val="14"/>
+          <w:szCs w:val="14"/>
+        </w:rPr>
+        <w:t xml:space="preserve">© 2026 SeaVuria and ARES. Aligned with KICD objectives. Developed by SeaVuria; technical implementation by ARES (with AI assistance from Claude). Licensed under </w:t>
+      </w:r>
+      <w:hyperlink w:history="1" r:id="rIdbzfx3tntse6o1cgxhek3q">
+        <w:r>
+          <w:rPr>
+            <w:rFonts w:ascii="Arial" w:cs="Arial" w:eastAsia="Arial" w:hAnsi="Arial"/>
+            <w:color w:val="1F6B75"/>
+            <w:sz w:val="14"/>
+            <w:szCs w:val="14"/>
+            <w:u w:val="single" w:color="1F6B75"/>
+          </w:rPr>
+          <w:t xml:space="preserve">CC BY-NC 4.0</w:t>
+        </w:r>
+      </w:hyperlink>
+      <w:r>
+        <w:rPr>
+          <w:rFonts w:ascii="Arial" w:cs="Arial" w:eastAsia="Arial" w:hAnsi="Arial"/>
+          <w:color w:val="666666"/>
+          <w:sz w:val="14"/>
+          <w:szCs w:val="14"/>
+        </w:rPr>
+        <w:t xml:space="preserve"> (</w:t>
+      </w:r>
+      <w:hyperlink w:history="1" r:id="rIdahvocaicf9dw5r9xlydsa">
+        <w:r>
+          <w:rPr>
+            <w:rFonts w:ascii="Arial" w:cs="Arial" w:eastAsia="Arial" w:hAnsi="Arial"/>
+            <w:color w:val="1F6B75"/>
+            <w:sz w:val="14"/>
+            <w:szCs w:val="14"/>
+            <w:u w:val="single" w:color="1F6B75"/>
+          </w:rPr>
+          <w:t xml:space="preserve">https://creativecommons.org/licenses/by-nc/4.0/</w:t>
+        </w:r>
+      </w:hyperlink>
+      <w:r>
+        <w:rPr>
+          <w:rFonts w:ascii="Arial" w:cs="Arial" w:eastAsia="Arial" w:hAnsi="Arial"/>
+          <w:color w:val="666666"/>
+          <w:sz w:val="14"/>
+          <w:szCs w:val="14"/>
+        </w:rPr>
+        <w:t xml:space="preserve">).</w:t>
+      </w:r>
+    </w:p>
     <w:p>
       <w:r>
         <w:br w:type="page"/>

--- a/data/outputs/v2/Physics/SS3.3_Introduction_to_Electronics/Physics_Introduction_to_Electronics_CBE_LessonSequence.docx
+++ b/data/outputs/v2/Physics/SS3.3_Introduction_to_Electronics/Physics_Introduction_to_Electronics_CBE_LessonSequence.docx
@@ -38,6 +38,2201 @@
           <w:szCs w:val="22"/>
         </w:rPr>
         <w:t xml:space="preserve">CBE Phenomenon-Driven Lesson Sequence — Sub-Strand 3.3 (7 Lessons)</w:t>
+      </w:r>
+    </w:p>
+    <w:p>
+      <w:pPr>
+        <w:spacing w:after="120"/>
+      </w:pPr>
+      <w:r>
+        <w:t xml:space="preserve"/>
+      </w:r>
+    </w:p>
+    <w:tbl>
+      <w:tblPr>
+        <w:tblW w:type="dxa" w:w="13680"/>
+        <w:tblBorders>
+          <w:top w:val="single" w:color="AAAAAA" w:sz="4"/>
+          <w:left w:val="single" w:color="AAAAAA" w:sz="4"/>
+          <w:bottom w:val="single" w:color="AAAAAA" w:sz="4"/>
+          <w:right w:val="single" w:color="AAAAAA" w:sz="4"/>
+          <w:insideH w:val="single" w:color="auto" w:sz="4"/>
+          <w:insideV w:val="single" w:color="auto" w:sz="4"/>
+        </w:tblBorders>
+        <w:tblLayout w:type="fixed"/>
+      </w:tblPr>
+      <w:tblGrid>
+        <w:gridCol w:w="3000"/>
+        <w:gridCol w:w="10680"/>
+      </w:tblGrid>
+      <w:tr>
+        <w:tc>
+          <w:tcPr>
+            <w:tcW w:type="dxa" w:w="13680"/>
+            <w:gridSpan w:val="2"/>
+            <w:shd w:fill="1F3864" w:color="auto" w:val="clear"/>
+            <w:tcMar>
+              <w:top w:type="dxa" w:w="60"/>
+              <w:left w:type="dxa" w:w="120"/>
+              <w:bottom w:type="dxa" w:w="60"/>
+              <w:right w:type="dxa" w:w="120"/>
+            </w:tcMar>
+            <w:vAlign w:val="top"/>
+          </w:tcPr>
+          <w:p>
+            <w:pPr>
+              <w:spacing w:after="40" w:before="0"/>
+              <w:jc w:val="center"/>
+            </w:pPr>
+            <w:r>
+              <w:rPr>
+                <w:rFonts w:ascii="Arial" w:cs="Arial" w:eastAsia="Arial" w:hAnsi="Arial"/>
+                <w:b/>
+                <w:bCs/>
+                <w:i w:val="false"/>
+                <w:iCs w:val="false"/>
+                <w:color w:val="FFFFFF"/>
+                <w:sz w:val="22"/>
+                <w:szCs w:val="22"/>
+              </w:rPr>
+              <w:t xml:space="preserve">SUB-STRAND OVERVIEW</w:t>
+            </w:r>
+          </w:p>
+        </w:tc>
+      </w:tr>
+      <w:tr>
+        <w:tc>
+          <w:tcPr>
+            <w:tcW w:type="dxa" w:w="3000"/>
+            <w:shd w:fill="D5E8F0" w:color="auto" w:val="clear"/>
+            <w:tcMar>
+              <w:top w:type="dxa" w:w="60"/>
+              <w:left w:type="dxa" w:w="120"/>
+              <w:bottom w:type="dxa" w:w="60"/>
+              <w:right w:type="dxa" w:w="120"/>
+            </w:tcMar>
+            <w:vAlign w:val="top"/>
+          </w:tcPr>
+          <w:p>
+            <w:pPr>
+              <w:spacing w:after="40" w:before="0"/>
+              <w:jc w:val="left"/>
+            </w:pPr>
+            <w:r>
+              <w:rPr>
+                <w:rFonts w:ascii="Arial" w:cs="Arial" w:eastAsia="Arial" w:hAnsi="Arial"/>
+                <w:b/>
+                <w:bCs/>
+                <w:i w:val="false"/>
+                <w:iCs w:val="false"/>
+                <w:color w:val="000000"/>
+                <w:sz w:val="18"/>
+                <w:szCs w:val="18"/>
+              </w:rPr>
+              <w:t xml:space="preserve">Grade Level</w:t>
+            </w:r>
+          </w:p>
+        </w:tc>
+        <w:tc>
+          <w:tcPr>
+            <w:tcW w:type="dxa" w:w="10680"/>
+            <w:shd w:fill="FFFFFF" w:color="auto" w:val="clear"/>
+            <w:tcMar>
+              <w:top w:type="dxa" w:w="60"/>
+              <w:left w:type="dxa" w:w="120"/>
+              <w:bottom w:type="dxa" w:w="60"/>
+              <w:right w:type="dxa" w:w="120"/>
+            </w:tcMar>
+            <w:vAlign w:val="top"/>
+          </w:tcPr>
+          <w:p>
+            <w:pPr>
+              <w:spacing w:after="40" w:before="0"/>
+              <w:jc w:val="left"/>
+            </w:pPr>
+            <w:r>
+              <w:rPr>
+                <w:rFonts w:ascii="Arial" w:cs="Arial" w:eastAsia="Arial" w:hAnsi="Arial"/>
+                <w:b w:val="false"/>
+                <w:bCs w:val="false"/>
+                <w:i w:val="false"/>
+                <w:iCs w:val="false"/>
+                <w:color w:val="000000"/>
+                <w:sz w:val="18"/>
+                <w:szCs w:val="18"/>
+              </w:rPr>
+              <w:t xml:space="preserve">10</w:t>
+            </w:r>
+          </w:p>
+        </w:tc>
+      </w:tr>
+      <w:tr>
+        <w:tc>
+          <w:tcPr>
+            <w:tcW w:type="dxa" w:w="3000"/>
+            <w:shd w:fill="D5E8F0" w:color="auto" w:val="clear"/>
+            <w:tcMar>
+              <w:top w:type="dxa" w:w="60"/>
+              <w:left w:type="dxa" w:w="120"/>
+              <w:bottom w:type="dxa" w:w="60"/>
+              <w:right w:type="dxa" w:w="120"/>
+            </w:tcMar>
+            <w:vAlign w:val="top"/>
+          </w:tcPr>
+          <w:p>
+            <w:pPr>
+              <w:spacing w:after="40" w:before="0"/>
+              <w:jc w:val="left"/>
+            </w:pPr>
+            <w:r>
+              <w:rPr>
+                <w:rFonts w:ascii="Arial" w:cs="Arial" w:eastAsia="Arial" w:hAnsi="Arial"/>
+                <w:b/>
+                <w:bCs/>
+                <w:i w:val="false"/>
+                <w:iCs w:val="false"/>
+                <w:color w:val="000000"/>
+                <w:sz w:val="18"/>
+                <w:szCs w:val="18"/>
+              </w:rPr>
+              <w:t xml:space="preserve">Subject</w:t>
+            </w:r>
+          </w:p>
+        </w:tc>
+        <w:tc>
+          <w:tcPr>
+            <w:tcW w:type="dxa" w:w="10680"/>
+            <w:shd w:fill="FFFFFF" w:color="auto" w:val="clear"/>
+            <w:tcMar>
+              <w:top w:type="dxa" w:w="60"/>
+              <w:left w:type="dxa" w:w="120"/>
+              <w:bottom w:type="dxa" w:w="60"/>
+              <w:right w:type="dxa" w:w="120"/>
+            </w:tcMar>
+            <w:vAlign w:val="top"/>
+          </w:tcPr>
+          <w:p>
+            <w:pPr>
+              <w:spacing w:after="40" w:before="0"/>
+              <w:jc w:val="left"/>
+            </w:pPr>
+            <w:r>
+              <w:rPr>
+                <w:rFonts w:ascii="Arial" w:cs="Arial" w:eastAsia="Arial" w:hAnsi="Arial"/>
+                <w:b w:val="false"/>
+                <w:bCs w:val="false"/>
+                <w:i w:val="false"/>
+                <w:iCs w:val="false"/>
+                <w:color w:val="000000"/>
+                <w:sz w:val="18"/>
+                <w:szCs w:val="18"/>
+              </w:rPr>
+              <w:t xml:space="preserve">Physics</w:t>
+            </w:r>
+          </w:p>
+        </w:tc>
+      </w:tr>
+      <w:tr>
+        <w:tc>
+          <w:tcPr>
+            <w:tcW w:type="dxa" w:w="3000"/>
+            <w:shd w:fill="D5E8F0" w:color="auto" w:val="clear"/>
+            <w:tcMar>
+              <w:top w:type="dxa" w:w="60"/>
+              <w:left w:type="dxa" w:w="120"/>
+              <w:bottom w:type="dxa" w:w="60"/>
+              <w:right w:type="dxa" w:w="120"/>
+            </w:tcMar>
+            <w:vAlign w:val="top"/>
+          </w:tcPr>
+          <w:p>
+            <w:pPr>
+              <w:spacing w:after="40" w:before="0"/>
+              <w:jc w:val="left"/>
+            </w:pPr>
+            <w:r>
+              <w:rPr>
+                <w:rFonts w:ascii="Arial" w:cs="Arial" w:eastAsia="Arial" w:hAnsi="Arial"/>
+                <w:b/>
+                <w:bCs/>
+                <w:i w:val="false"/>
+                <w:iCs w:val="false"/>
+                <w:color w:val="000000"/>
+                <w:sz w:val="18"/>
+                <w:szCs w:val="18"/>
+              </w:rPr>
+              <w:t xml:space="preserve">Strand</w:t>
+            </w:r>
+          </w:p>
+        </w:tc>
+        <w:tc>
+          <w:tcPr>
+            <w:tcW w:type="dxa" w:w="10680"/>
+            <w:shd w:fill="FFFFFF" w:color="auto" w:val="clear"/>
+            <w:tcMar>
+              <w:top w:type="dxa" w:w="60"/>
+              <w:left w:type="dxa" w:w="120"/>
+              <w:bottom w:type="dxa" w:w="60"/>
+              <w:right w:type="dxa" w:w="120"/>
+            </w:tcMar>
+            <w:vAlign w:val="top"/>
+          </w:tcPr>
+          <w:p>
+            <w:pPr>
+              <w:spacing w:after="40" w:before="0"/>
+              <w:jc w:val="left"/>
+            </w:pPr>
+            <w:r>
+              <w:rPr>
+                <w:rFonts w:ascii="Arial" w:cs="Arial" w:eastAsia="Arial" w:hAnsi="Arial"/>
+                <w:b w:val="false"/>
+                <w:bCs w:val="false"/>
+                <w:i w:val="false"/>
+                <w:iCs w:val="false"/>
+                <w:color w:val="000000"/>
+                <w:sz w:val="18"/>
+                <w:szCs w:val="18"/>
+              </w:rPr>
+              <w:t xml:space="preserve">Strand 3.0: Electricity and Magnetism</w:t>
+            </w:r>
+          </w:p>
+        </w:tc>
+      </w:tr>
+      <w:tr>
+        <w:tc>
+          <w:tcPr>
+            <w:tcW w:type="dxa" w:w="3000"/>
+            <w:shd w:fill="D5E8F0" w:color="auto" w:val="clear"/>
+            <w:tcMar>
+              <w:top w:type="dxa" w:w="60"/>
+              <w:left w:type="dxa" w:w="120"/>
+              <w:bottom w:type="dxa" w:w="60"/>
+              <w:right w:type="dxa" w:w="120"/>
+            </w:tcMar>
+            <w:vAlign w:val="top"/>
+          </w:tcPr>
+          <w:p>
+            <w:pPr>
+              <w:spacing w:after="40" w:before="0"/>
+              <w:jc w:val="left"/>
+            </w:pPr>
+            <w:r>
+              <w:rPr>
+                <w:rFonts w:ascii="Arial" w:cs="Arial" w:eastAsia="Arial" w:hAnsi="Arial"/>
+                <w:b/>
+                <w:bCs/>
+                <w:i w:val="false"/>
+                <w:iCs w:val="false"/>
+                <w:color w:val="000000"/>
+                <w:sz w:val="18"/>
+                <w:szCs w:val="18"/>
+              </w:rPr>
+              <w:t xml:space="preserve">Sub-Strand</w:t>
+            </w:r>
+          </w:p>
+        </w:tc>
+        <w:tc>
+          <w:tcPr>
+            <w:tcW w:type="dxa" w:w="10680"/>
+            <w:shd w:fill="FFFFFF" w:color="auto" w:val="clear"/>
+            <w:tcMar>
+              <w:top w:type="dxa" w:w="60"/>
+              <w:left w:type="dxa" w:w="120"/>
+              <w:bottom w:type="dxa" w:w="60"/>
+              <w:right w:type="dxa" w:w="120"/>
+            </w:tcMar>
+            <w:vAlign w:val="top"/>
+          </w:tcPr>
+          <w:p>
+            <w:pPr>
+              <w:spacing w:after="40" w:before="0"/>
+              <w:jc w:val="left"/>
+            </w:pPr>
+            <w:r>
+              <w:rPr>
+                <w:rFonts w:ascii="Arial" w:cs="Arial" w:eastAsia="Arial" w:hAnsi="Arial"/>
+                <w:b w:val="false"/>
+                <w:bCs w:val="false"/>
+                <w:i w:val="false"/>
+                <w:iCs w:val="false"/>
+                <w:color w:val="000000"/>
+                <w:sz w:val="18"/>
+                <w:szCs w:val="18"/>
+              </w:rPr>
+              <w:t xml:space="preserve">Sub-Strand 3.3: Introduction to Electronics</w:t>
+            </w:r>
+          </w:p>
+        </w:tc>
+      </w:tr>
+      <w:tr>
+        <w:tc>
+          <w:tcPr>
+            <w:tcW w:type="dxa" w:w="3000"/>
+            <w:shd w:fill="D5E8F0" w:color="auto" w:val="clear"/>
+            <w:tcMar>
+              <w:top w:type="dxa" w:w="60"/>
+              <w:left w:type="dxa" w:w="120"/>
+              <w:bottom w:type="dxa" w:w="60"/>
+              <w:right w:type="dxa" w:w="120"/>
+            </w:tcMar>
+            <w:vAlign w:val="top"/>
+          </w:tcPr>
+          <w:p>
+            <w:pPr>
+              <w:spacing w:after="40" w:before="0"/>
+              <w:jc w:val="left"/>
+            </w:pPr>
+            <w:r>
+              <w:rPr>
+                <w:rFonts w:ascii="Arial" w:cs="Arial" w:eastAsia="Arial" w:hAnsi="Arial"/>
+                <w:b/>
+                <w:bCs/>
+                <w:i w:val="false"/>
+                <w:iCs w:val="false"/>
+                <w:color w:val="000000"/>
+                <w:sz w:val="18"/>
+                <w:szCs w:val="18"/>
+              </w:rPr>
+              <w:t xml:space="preserve">Total Duration</w:t>
+            </w:r>
+          </w:p>
+        </w:tc>
+        <w:tc>
+          <w:tcPr>
+            <w:tcW w:type="dxa" w:w="10680"/>
+            <w:shd w:fill="FFFFFF" w:color="auto" w:val="clear"/>
+            <w:tcMar>
+              <w:top w:type="dxa" w:w="60"/>
+              <w:left w:type="dxa" w:w="120"/>
+              <w:bottom w:type="dxa" w:w="60"/>
+              <w:right w:type="dxa" w:w="120"/>
+            </w:tcMar>
+            <w:vAlign w:val="top"/>
+          </w:tcPr>
+          <w:p>
+            <w:pPr>
+              <w:spacing w:after="40" w:before="0"/>
+              <w:jc w:val="left"/>
+            </w:pPr>
+            <w:r>
+              <w:rPr>
+                <w:rFonts w:ascii="Arial" w:cs="Arial" w:eastAsia="Arial" w:hAnsi="Arial"/>
+                <w:b w:val="false"/>
+                <w:bCs w:val="false"/>
+                <w:i w:val="false"/>
+                <w:iCs w:val="false"/>
+                <w:color w:val="000000"/>
+                <w:sz w:val="18"/>
+                <w:szCs w:val="18"/>
+              </w:rPr>
+              <w:t xml:space="preserve">7 lessons × 40 minutes = 280 minutes total</w:t>
+            </w:r>
+          </w:p>
+        </w:tc>
+      </w:tr>
+      <w:tr>
+        <w:tc>
+          <w:tcPr>
+            <w:tcW w:type="dxa" w:w="3000"/>
+            <w:shd w:fill="D5E8F0" w:color="auto" w:val="clear"/>
+            <w:tcMar>
+              <w:top w:type="dxa" w:w="60"/>
+              <w:left w:type="dxa" w:w="120"/>
+              <w:bottom w:type="dxa" w:w="60"/>
+              <w:right w:type="dxa" w:w="120"/>
+            </w:tcMar>
+            <w:vAlign w:val="top"/>
+          </w:tcPr>
+          <w:p>
+            <w:pPr>
+              <w:spacing w:after="40" w:before="0"/>
+              <w:jc w:val="left"/>
+            </w:pPr>
+            <w:r>
+              <w:rPr>
+                <w:rFonts w:ascii="Arial" w:cs="Arial" w:eastAsia="Arial" w:hAnsi="Arial"/>
+                <w:b/>
+                <w:bCs/>
+                <w:i w:val="false"/>
+                <w:iCs w:val="false"/>
+                <w:color w:val="000000"/>
+                <w:sz w:val="18"/>
+                <w:szCs w:val="18"/>
+              </w:rPr>
+              <w:t xml:space="preserve">Sub-Strand Content</w:t>
+            </w:r>
+          </w:p>
+        </w:tc>
+        <w:tc>
+          <w:tcPr>
+            <w:tcW w:type="dxa" w:w="10680"/>
+            <w:shd w:fill="FFFFFF" w:color="auto" w:val="clear"/>
+            <w:tcMar>
+              <w:top w:type="dxa" w:w="60"/>
+              <w:left w:type="dxa" w:w="120"/>
+              <w:bottom w:type="dxa" w:w="60"/>
+              <w:right w:type="dxa" w:w="120"/>
+            </w:tcMar>
+            <w:vAlign w:val="top"/>
+          </w:tcPr>
+          <w:p>
+            <w:pPr>
+              <w:spacing w:after="30" w:before="0"/>
+              <w:ind w:left="360" w:hanging="180"/>
+              <w:jc w:val="left"/>
+            </w:pPr>
+            <w:r>
+              <w:rPr>
+                <w:rFonts w:ascii="Arial" w:cs="Arial" w:eastAsia="Arial" w:hAnsi="Arial"/>
+                <w:b w:val="false"/>
+                <w:bCs w:val="false"/>
+                <w:i w:val="false"/>
+                <w:iCs w:val="false"/>
+                <w:color w:val="000000"/>
+                <w:sz w:val="18"/>
+                <w:szCs w:val="18"/>
+              </w:rPr>
+              <w:t xml:space="preserve">–  Conductors, insulators, and semiconductors — classification and properties</w:t>
+            </w:r>
+          </w:p>
+          <w:p>
+            <w:pPr>
+              <w:spacing w:after="30" w:before="0"/>
+              <w:ind w:left="360" w:hanging="180"/>
+              <w:jc w:val="left"/>
+            </w:pPr>
+            <w:r>
+              <w:rPr>
+                <w:rFonts w:ascii="Arial" w:cs="Arial" w:eastAsia="Arial" w:hAnsi="Arial"/>
+                <w:b w:val="false"/>
+                <w:bCs w:val="false"/>
+                <w:i w:val="false"/>
+                <w:iCs w:val="false"/>
+                <w:color w:val="000000"/>
+                <w:sz w:val="18"/>
+                <w:szCs w:val="18"/>
+              </w:rPr>
+              <w:t xml:space="preserve">–  Energy band theory — valence band, conduction band, and band gap</w:t>
+            </w:r>
+          </w:p>
+          <w:p>
+            <w:pPr>
+              <w:spacing w:after="30" w:before="0"/>
+              <w:ind w:left="360" w:hanging="180"/>
+              <w:jc w:val="left"/>
+            </w:pPr>
+            <w:r>
+              <w:rPr>
+                <w:rFonts w:ascii="Arial" w:cs="Arial" w:eastAsia="Arial" w:hAnsi="Arial"/>
+                <w:b w:val="false"/>
+                <w:bCs w:val="false"/>
+                <w:i w:val="false"/>
+                <w:iCs w:val="false"/>
+                <w:color w:val="000000"/>
+                <w:sz w:val="18"/>
+                <w:szCs w:val="18"/>
+              </w:rPr>
+              <w:t xml:space="preserve">–  Intrinsic semiconductors — pure silicon and germanium; electron-hole pair generation</w:t>
+            </w:r>
+          </w:p>
+          <w:p>
+            <w:pPr>
+              <w:spacing w:after="30" w:before="0"/>
+              <w:ind w:left="360" w:hanging="180"/>
+              <w:jc w:val="left"/>
+            </w:pPr>
+            <w:r>
+              <w:rPr>
+                <w:rFonts w:ascii="Arial" w:cs="Arial" w:eastAsia="Arial" w:hAnsi="Arial"/>
+                <w:b w:val="false"/>
+                <w:bCs w:val="false"/>
+                <w:i w:val="false"/>
+                <w:iCs w:val="false"/>
+                <w:color w:val="000000"/>
+                <w:sz w:val="18"/>
+                <w:szCs w:val="18"/>
+              </w:rPr>
+              <w:t xml:space="preserve">–  Extrinsic semiconductors — n-type doping (phosphorus/arsenic donors) and p-type doping (boron/aluminium acceptors)</w:t>
+            </w:r>
+          </w:p>
+          <w:p>
+            <w:pPr>
+              <w:spacing w:after="30" w:before="0"/>
+              <w:ind w:left="360" w:hanging="180"/>
+              <w:jc w:val="left"/>
+            </w:pPr>
+            <w:r>
+              <w:rPr>
+                <w:rFonts w:ascii="Arial" w:cs="Arial" w:eastAsia="Arial" w:hAnsi="Arial"/>
+                <w:b w:val="false"/>
+                <w:bCs w:val="false"/>
+                <w:i w:val="false"/>
+                <w:iCs w:val="false"/>
+                <w:color w:val="000000"/>
+                <w:sz w:val="18"/>
+                <w:szCs w:val="18"/>
+              </w:rPr>
+              <w:t xml:space="preserve">–  The p-n junction — formation, depletion region, forward and reverse bias</w:t>
+            </w:r>
+          </w:p>
+          <w:p>
+            <w:pPr>
+              <w:spacing w:after="30" w:before="0"/>
+              <w:ind w:left="360" w:hanging="180"/>
+              <w:jc w:val="left"/>
+            </w:pPr>
+            <w:r>
+              <w:rPr>
+                <w:rFonts w:ascii="Arial" w:cs="Arial" w:eastAsia="Arial" w:hAnsi="Arial"/>
+                <w:b w:val="false"/>
+                <w:bCs w:val="false"/>
+                <w:i w:val="false"/>
+                <w:iCs w:val="false"/>
+                <w:color w:val="000000"/>
+                <w:sz w:val="18"/>
+                <w:szCs w:val="18"/>
+              </w:rPr>
+              <w:t xml:space="preserve">–  Superconductors — zero electrical resistance, critical temperature, and the Meissner effect</w:t>
+            </w:r>
+          </w:p>
+          <w:p>
+            <w:pPr>
+              <w:spacing w:after="30" w:before="0"/>
+              <w:ind w:left="360" w:hanging="180"/>
+              <w:jc w:val="left"/>
+            </w:pPr>
+            <w:r>
+              <w:rPr>
+                <w:rFonts w:ascii="Arial" w:cs="Arial" w:eastAsia="Arial" w:hAnsi="Arial"/>
+                <w:b w:val="false"/>
+                <w:bCs w:val="false"/>
+                <w:i w:val="false"/>
+                <w:iCs w:val="false"/>
+                <w:color w:val="000000"/>
+                <w:sz w:val="18"/>
+                <w:szCs w:val="18"/>
+              </w:rPr>
+              <w:t xml:space="preserve">–  Applications of semiconductors and superconductors — solar panels (photovoltaic cells), microchips/integrated circuits, superconducting magnets in MRI machines and maglev trains</w:t>
+            </w:r>
+          </w:p>
+        </w:tc>
+      </w:tr>
+      <w:tr>
+        <w:tc>
+          <w:tcPr>
+            <w:tcW w:type="dxa" w:w="3000"/>
+            <w:shd w:fill="D5E8F0" w:color="auto" w:val="clear"/>
+            <w:tcMar>
+              <w:top w:type="dxa" w:w="60"/>
+              <w:left w:type="dxa" w:w="120"/>
+              <w:bottom w:type="dxa" w:w="60"/>
+              <w:right w:type="dxa" w:w="120"/>
+            </w:tcMar>
+            <w:vAlign w:val="top"/>
+          </w:tcPr>
+          <w:p>
+            <w:pPr>
+              <w:spacing w:after="40" w:before="0"/>
+              <w:jc w:val="left"/>
+            </w:pPr>
+            <w:r>
+              <w:rPr>
+                <w:rFonts w:ascii="Arial" w:cs="Arial" w:eastAsia="Arial" w:hAnsi="Arial"/>
+                <w:b/>
+                <w:bCs/>
+                <w:i w:val="false"/>
+                <w:iCs w:val="false"/>
+                <w:color w:val="000000"/>
+                <w:sz w:val="18"/>
+                <w:szCs w:val="18"/>
+              </w:rPr>
+              <w:t xml:space="preserve">Learning Outcomes</w:t>
+            </w:r>
+          </w:p>
+        </w:tc>
+        <w:tc>
+          <w:tcPr>
+            <w:tcW w:type="dxa" w:w="10680"/>
+            <w:shd w:fill="FFFFFF" w:color="auto" w:val="clear"/>
+            <w:tcMar>
+              <w:top w:type="dxa" w:w="60"/>
+              <w:left w:type="dxa" w:w="120"/>
+              <w:bottom w:type="dxa" w:w="60"/>
+              <w:right w:type="dxa" w:w="120"/>
+            </w:tcMar>
+            <w:vAlign w:val="top"/>
+          </w:tcPr>
+          <w:p>
+            <w:pPr>
+              <w:spacing w:after="40" w:before="0"/>
+              <w:jc w:val="left"/>
+            </w:pPr>
+            <w:r>
+              <w:rPr>
+                <w:rFonts w:ascii="Arial" w:cs="Arial" w:eastAsia="Arial" w:hAnsi="Arial"/>
+                <w:b w:val="false"/>
+                <w:bCs w:val="false"/>
+                <w:i w:val="false"/>
+                <w:iCs w:val="false"/>
+                <w:color w:val="000000"/>
+                <w:sz w:val="18"/>
+                <w:szCs w:val="18"/>
+              </w:rPr>
+              <w:t xml:space="preserve">By the end of the sub-strand, the learner should be able to:</w:t>
+            </w:r>
+          </w:p>
+          <w:p>
+            <w:pPr>
+              <w:spacing w:after="40" w:before="0"/>
+              <w:jc w:val="left"/>
+            </w:pPr>
+            <w:r>
+              <w:rPr>
+                <w:rFonts w:ascii="Arial" w:cs="Arial" w:eastAsia="Arial" w:hAnsi="Arial"/>
+                <w:b w:val="false"/>
+                <w:bCs w:val="false"/>
+                <w:i w:val="false"/>
+                <w:iCs w:val="false"/>
+                <w:color w:val="000000"/>
+                <w:sz w:val="18"/>
+                <w:szCs w:val="18"/>
+              </w:rPr>
+              <w:t xml:space="preserve">a) distinguish between conductors, insulators, and semiconductors using energy band theory,</w:t>
+            </w:r>
+          </w:p>
+          <w:p>
+            <w:pPr>
+              <w:spacing w:after="40" w:before="0"/>
+              <w:jc w:val="left"/>
+            </w:pPr>
+            <w:r>
+              <w:rPr>
+                <w:rFonts w:ascii="Arial" w:cs="Arial" w:eastAsia="Arial" w:hAnsi="Arial"/>
+                <w:b w:val="false"/>
+                <w:bCs w:val="false"/>
+                <w:i w:val="false"/>
+                <w:iCs w:val="false"/>
+                <w:color w:val="000000"/>
+                <w:sz w:val="18"/>
+                <w:szCs w:val="18"/>
+              </w:rPr>
+              <w:t xml:space="preserve">b) explain the electrical behaviour of intrinsic semiconductors in terms of electron-hole pair generation,</w:t>
+            </w:r>
+          </w:p>
+          <w:p>
+            <w:pPr>
+              <w:spacing w:after="40" w:before="0"/>
+              <w:jc w:val="left"/>
+            </w:pPr>
+            <w:r>
+              <w:rPr>
+                <w:rFonts w:ascii="Arial" w:cs="Arial" w:eastAsia="Arial" w:hAnsi="Arial"/>
+                <w:b w:val="false"/>
+                <w:bCs w:val="false"/>
+                <w:i w:val="false"/>
+                <w:iCs w:val="false"/>
+                <w:color w:val="000000"/>
+                <w:sz w:val="18"/>
+                <w:szCs w:val="18"/>
+              </w:rPr>
+              <w:t xml:space="preserve">c) describe how doping produces n-type and p-type extrinsic semiconductors,</w:t>
+            </w:r>
+          </w:p>
+          <w:p>
+            <w:pPr>
+              <w:spacing w:after="40" w:before="0"/>
+              <w:jc w:val="left"/>
+            </w:pPr>
+            <w:r>
+              <w:rPr>
+                <w:rFonts w:ascii="Arial" w:cs="Arial" w:eastAsia="Arial" w:hAnsi="Arial"/>
+                <w:b w:val="false"/>
+                <w:bCs w:val="false"/>
+                <w:i w:val="false"/>
+                <w:iCs w:val="false"/>
+                <w:color w:val="000000"/>
+                <w:sz w:val="18"/>
+                <w:szCs w:val="18"/>
+              </w:rPr>
+              <w:t xml:space="preserve">d) explain the formation and behaviour of a p-n junction under forward and reverse bias conditions,</w:t>
+            </w:r>
+          </w:p>
+          <w:p>
+            <w:pPr>
+              <w:spacing w:after="40" w:before="0"/>
+              <w:jc w:val="left"/>
+            </w:pPr>
+            <w:r>
+              <w:rPr>
+                <w:rFonts w:ascii="Arial" w:cs="Arial" w:eastAsia="Arial" w:hAnsi="Arial"/>
+                <w:b w:val="false"/>
+                <w:bCs w:val="false"/>
+                <w:i w:val="false"/>
+                <w:iCs w:val="false"/>
+                <w:color w:val="000000"/>
+                <w:sz w:val="18"/>
+                <w:szCs w:val="18"/>
+              </w:rPr>
+              <w:t xml:space="preserve">e) describe the properties of superconductors and the significance of critical temperature,</w:t>
+            </w:r>
+          </w:p>
+          <w:p>
+            <w:pPr>
+              <w:spacing w:after="40" w:before="0"/>
+              <w:jc w:val="left"/>
+            </w:pPr>
+            <w:r>
+              <w:rPr>
+                <w:rFonts w:ascii="Arial" w:cs="Arial" w:eastAsia="Arial" w:hAnsi="Arial"/>
+                <w:b w:val="false"/>
+                <w:bCs w:val="false"/>
+                <w:i w:val="false"/>
+                <w:iCs w:val="false"/>
+                <w:color w:val="000000"/>
+                <w:sz w:val="18"/>
+                <w:szCs w:val="18"/>
+              </w:rPr>
+              <w:t xml:space="preserve">f) analyse real-world applications of semiconductors and superconductors including solar panels, microchips, and superconducting magnets,</w:t>
+            </w:r>
+          </w:p>
+          <w:p>
+            <w:pPr>
+              <w:spacing w:after="40" w:before="0"/>
+              <w:jc w:val="left"/>
+            </w:pPr>
+            <w:r>
+              <w:rPr>
+                <w:rFonts w:ascii="Arial" w:cs="Arial" w:eastAsia="Arial" w:hAnsi="Arial"/>
+                <w:b w:val="false"/>
+                <w:bCs w:val="false"/>
+                <w:i w:val="false"/>
+                <w:iCs w:val="false"/>
+                <w:color w:val="000000"/>
+                <w:sz w:val="18"/>
+                <w:szCs w:val="18"/>
+              </w:rPr>
+              <w:t xml:space="preserve">g) appreciate the role of electronics in driving technological advancement and solving societal challenges in Kenya and beyond.</w:t>
+            </w:r>
+          </w:p>
+        </w:tc>
+      </w:tr>
+      <w:tr>
+        <w:tc>
+          <w:tcPr>
+            <w:tcW w:type="dxa" w:w="3000"/>
+            <w:shd w:fill="D5E8F0" w:color="auto" w:val="clear"/>
+            <w:tcMar>
+              <w:top w:type="dxa" w:w="60"/>
+              <w:left w:type="dxa" w:w="120"/>
+              <w:bottom w:type="dxa" w:w="60"/>
+              <w:right w:type="dxa" w:w="120"/>
+            </w:tcMar>
+            <w:vAlign w:val="top"/>
+          </w:tcPr>
+          <w:p>
+            <w:pPr>
+              <w:spacing w:after="40" w:before="0"/>
+              <w:jc w:val="left"/>
+            </w:pPr>
+            <w:r>
+              <w:rPr>
+                <w:rFonts w:ascii="Arial" w:cs="Arial" w:eastAsia="Arial" w:hAnsi="Arial"/>
+                <w:b/>
+                <w:bCs/>
+                <w:i w:val="false"/>
+                <w:iCs w:val="false"/>
+                <w:color w:val="000000"/>
+                <w:sz w:val="18"/>
+                <w:szCs w:val="18"/>
+              </w:rPr>
+              <w:t xml:space="preserve">Core Competencies</w:t>
+            </w:r>
+          </w:p>
+        </w:tc>
+        <w:tc>
+          <w:tcPr>
+            <w:tcW w:type="dxa" w:w="10680"/>
+            <w:shd w:fill="FFFFFF" w:color="auto" w:val="clear"/>
+            <w:tcMar>
+              <w:top w:type="dxa" w:w="60"/>
+              <w:left w:type="dxa" w:w="120"/>
+              <w:bottom w:type="dxa" w:w="60"/>
+              <w:right w:type="dxa" w:w="120"/>
+            </w:tcMar>
+            <w:vAlign w:val="top"/>
+          </w:tcPr>
+          <w:p>
+            <w:pPr>
+              <w:spacing w:after="30" w:before="0"/>
+              <w:ind w:left="360" w:hanging="180"/>
+              <w:jc w:val="left"/>
+            </w:pPr>
+            <w:r>
+              <w:rPr>
+                <w:rFonts w:ascii="Arial" w:cs="Arial" w:eastAsia="Arial" w:hAnsi="Arial"/>
+                <w:b w:val="false"/>
+                <w:bCs w:val="false"/>
+                <w:i w:val="false"/>
+                <w:iCs w:val="false"/>
+                <w:color w:val="000000"/>
+                <w:sz w:val="18"/>
+                <w:szCs w:val="18"/>
+              </w:rPr>
+              <w:t xml:space="preserve">–  Communication and Collaboration: learners work in groups during the PhET semiconductor simulation (Lesson 5) and case-study analysis (Lesson 7), sharing findings, negotiating explanations, and presenting conclusions to the class — building teamwork and clear scientific communication.</w:t>
+            </w:r>
+          </w:p>
+          <w:p>
+            <w:pPr>
+              <w:spacing w:after="30" w:before="0"/>
+              <w:ind w:left="360" w:hanging="180"/>
+              <w:jc w:val="left"/>
+            </w:pPr>
+            <w:r>
+              <w:rPr>
+                <w:rFonts w:ascii="Arial" w:cs="Arial" w:eastAsia="Arial" w:hAnsi="Arial"/>
+                <w:b w:val="false"/>
+                <w:bCs w:val="false"/>
+                <w:i w:val="false"/>
+                <w:iCs w:val="false"/>
+                <w:color w:val="000000"/>
+                <w:sz w:val="18"/>
+                <w:szCs w:val="18"/>
+              </w:rPr>
+              <w:t xml:space="preserve">–  Critical Thinking and Problem Solving: learners analyse why a seemingly non-conducting material (silicon) can be engineered to conduct electricity, construct evidence-based arguments using energy band diagrams, and evaluate trade-offs in semiconductor device design.</w:t>
+            </w:r>
+          </w:p>
+          <w:p>
+            <w:pPr>
+              <w:spacing w:after="30" w:before="0"/>
+              <w:ind w:left="360" w:hanging="180"/>
+              <w:jc w:val="left"/>
+            </w:pPr>
+            <w:r>
+              <w:rPr>
+                <w:rFonts w:ascii="Arial" w:cs="Arial" w:eastAsia="Arial" w:hAnsi="Arial"/>
+                <w:b w:val="false"/>
+                <w:bCs w:val="false"/>
+                <w:i w:val="false"/>
+                <w:iCs w:val="false"/>
+                <w:color w:val="000000"/>
+                <w:sz w:val="18"/>
+                <w:szCs w:val="18"/>
+              </w:rPr>
+              <w:t xml:space="preserve">–  Learning to Learn: learners revise and extend their mental models across the lesson sequence — from a basic conductor/insulator binary to a nuanced understanding of doping, junctions, and superconductivity — practising metacognitive reflection on how their thinking has changed.</w:t>
+            </w:r>
+          </w:p>
+          <w:p>
+            <w:pPr>
+              <w:spacing w:after="30" w:before="0"/>
+              <w:ind w:left="360" w:hanging="180"/>
+              <w:jc w:val="left"/>
+            </w:pPr>
+            <w:r>
+              <w:rPr>
+                <w:rFonts w:ascii="Arial" w:cs="Arial" w:eastAsia="Arial" w:hAnsi="Arial"/>
+                <w:b w:val="false"/>
+                <w:bCs w:val="false"/>
+                <w:i w:val="false"/>
+                <w:iCs w:val="false"/>
+                <w:color w:val="000000"/>
+                <w:sz w:val="18"/>
+                <w:szCs w:val="18"/>
+              </w:rPr>
+              <w:t xml:space="preserve">–  Digital Literacy: learners interact with the PhET "Semiconductor" simulation and access the Energy Band Theory YouTube recap video, building confidence in using digital tools for scientific inquiry.</w:t>
+            </w:r>
+          </w:p>
+          <w:p>
+            <w:pPr>
+              <w:spacing w:after="30" w:before="0"/>
+              <w:ind w:left="360" w:hanging="180"/>
+              <w:jc w:val="left"/>
+            </w:pPr>
+            <w:r>
+              <w:rPr>
+                <w:rFonts w:ascii="Arial" w:cs="Arial" w:eastAsia="Arial" w:hAnsi="Arial"/>
+                <w:b w:val="false"/>
+                <w:bCs w:val="false"/>
+                <w:i w:val="false"/>
+                <w:iCs w:val="false"/>
+                <w:color w:val="000000"/>
+                <w:sz w:val="18"/>
+                <w:szCs w:val="18"/>
+              </w:rPr>
+              <w:t xml:space="preserve">–  Creativity and Imagination: learners design annotated conceptual models of p-n junctions and propose how semiconductor or superconductor technology could address a specific Kenyan challenge (e.g., affordable solar energy in off-grid Turkana County).</w:t>
+            </w:r>
+          </w:p>
+        </w:tc>
+      </w:tr>
+      <w:tr>
+        <w:tc>
+          <w:tcPr>
+            <w:tcW w:type="dxa" w:w="3000"/>
+            <w:shd w:fill="E2EFDA" w:color="auto" w:val="clear"/>
+            <w:tcMar>
+              <w:top w:type="dxa" w:w="60"/>
+              <w:left w:type="dxa" w:w="120"/>
+              <w:bottom w:type="dxa" w:w="60"/>
+              <w:right w:type="dxa" w:w="120"/>
+            </w:tcMar>
+            <w:vAlign w:val="top"/>
+          </w:tcPr>
+          <w:p>
+            <w:pPr>
+              <w:spacing w:after="40" w:before="0"/>
+              <w:jc w:val="left"/>
+            </w:pPr>
+            <w:r>
+              <w:rPr>
+                <w:rFonts w:ascii="Arial" w:cs="Arial" w:eastAsia="Arial" w:hAnsi="Arial"/>
+                <w:b/>
+                <w:bCs/>
+                <w:i w:val="false"/>
+                <w:iCs w:val="false"/>
+                <w:color w:val="000000"/>
+                <w:sz w:val="18"/>
+                <w:szCs w:val="18"/>
+              </w:rPr>
+              <w:t xml:space="preserve">Core Values</w:t>
+            </w:r>
+          </w:p>
+        </w:tc>
+        <w:tc>
+          <w:tcPr>
+            <w:tcW w:type="dxa" w:w="10680"/>
+            <w:shd w:fill="FFFFFF" w:color="auto" w:val="clear"/>
+            <w:tcMar>
+              <w:top w:type="dxa" w:w="60"/>
+              <w:left w:type="dxa" w:w="120"/>
+              <w:bottom w:type="dxa" w:w="60"/>
+              <w:right w:type="dxa" w:w="120"/>
+            </w:tcMar>
+            <w:vAlign w:val="top"/>
+          </w:tcPr>
+          <w:p>
+            <w:pPr>
+              <w:spacing w:after="30" w:before="0"/>
+              <w:ind w:left="360" w:hanging="180"/>
+              <w:jc w:val="left"/>
+            </w:pPr>
+            <w:r>
+              <w:rPr>
+                <w:rFonts w:ascii="Arial" w:cs="Arial" w:eastAsia="Arial" w:hAnsi="Arial"/>
+                <w:b w:val="false"/>
+                <w:bCs w:val="false"/>
+                <w:i w:val="false"/>
+                <w:iCs w:val="false"/>
+                <w:color w:val="000000"/>
+                <w:sz w:val="18"/>
+                <w:szCs w:val="18"/>
+              </w:rPr>
+              <w:t xml:space="preserve">–  Responsibility: learners take ownership of group roles during simulation activities and case-study investigations, ensuring every member contributes meaningfully to the team's findings.</w:t>
+            </w:r>
+          </w:p>
+          <w:p>
+            <w:pPr>
+              <w:spacing w:after="30" w:before="0"/>
+              <w:ind w:left="360" w:hanging="180"/>
+              <w:jc w:val="left"/>
+            </w:pPr>
+            <w:r>
+              <w:rPr>
+                <w:rFonts w:ascii="Arial" w:cs="Arial" w:eastAsia="Arial" w:hAnsi="Arial"/>
+                <w:b w:val="false"/>
+                <w:bCs w:val="false"/>
+                <w:i w:val="false"/>
+                <w:iCs w:val="false"/>
+                <w:color w:val="000000"/>
+                <w:sz w:val="18"/>
+                <w:szCs w:val="18"/>
+              </w:rPr>
+              <w:t xml:space="preserve">–  Respect: learners demonstrate open-mindedness when peers propose alternative explanations for semiconductor behaviour, appreciating diverse reasoning before reaching consensus.</w:t>
+            </w:r>
+          </w:p>
+          <w:p>
+            <w:pPr>
+              <w:spacing w:after="30" w:before="0"/>
+              <w:ind w:left="360" w:hanging="180"/>
+              <w:jc w:val="left"/>
+            </w:pPr>
+            <w:r>
+              <w:rPr>
+                <w:rFonts w:ascii="Arial" w:cs="Arial" w:eastAsia="Arial" w:hAnsi="Arial"/>
+                <w:b w:val="false"/>
+                <w:bCs w:val="false"/>
+                <w:i w:val="false"/>
+                <w:iCs w:val="false"/>
+                <w:color w:val="000000"/>
+                <w:sz w:val="18"/>
+                <w:szCs w:val="18"/>
+              </w:rPr>
+              <w:t xml:space="preserve">–  Unity: learners collaborate across different backgrounds and abilities during group model-building, recognising that collective reasoning produces stronger scientific explanations than individual effort alone.</w:t>
+            </w:r>
+          </w:p>
+          <w:p>
+            <w:pPr>
+              <w:spacing w:after="30" w:before="0"/>
+              <w:ind w:left="360" w:hanging="180"/>
+              <w:jc w:val="left"/>
+            </w:pPr>
+            <w:r>
+              <w:rPr>
+                <w:rFonts w:ascii="Arial" w:cs="Arial" w:eastAsia="Arial" w:hAnsi="Arial"/>
+                <w:b w:val="false"/>
+                <w:bCs w:val="false"/>
+                <w:i w:val="false"/>
+                <w:iCs w:val="false"/>
+                <w:color w:val="000000"/>
+                <w:sz w:val="18"/>
+                <w:szCs w:val="18"/>
+              </w:rPr>
+              <w:t xml:space="preserve">–  Social Justice: learners reflect on equitable access to semiconductor technology (e.g., affordable solar panels for rural Kenyan communities) and consider the ethical responsibilities of engineers and policymakers.</w:t>
+            </w:r>
+          </w:p>
+        </w:tc>
+      </w:tr>
+      <w:tr>
+        <w:tc>
+          <w:tcPr>
+            <w:tcW w:type="dxa" w:w="3000"/>
+            <w:shd w:fill="D5E8F0" w:color="auto" w:val="clear"/>
+            <w:tcMar>
+              <w:top w:type="dxa" w:w="60"/>
+              <w:left w:type="dxa" w:w="120"/>
+              <w:bottom w:type="dxa" w:w="60"/>
+              <w:right w:type="dxa" w:w="120"/>
+            </w:tcMar>
+            <w:vAlign w:val="top"/>
+          </w:tcPr>
+          <w:p>
+            <w:pPr>
+              <w:spacing w:after="40" w:before="0"/>
+              <w:jc w:val="left"/>
+            </w:pPr>
+            <w:r>
+              <w:rPr>
+                <w:rFonts w:ascii="Arial" w:cs="Arial" w:eastAsia="Arial" w:hAnsi="Arial"/>
+                <w:b/>
+                <w:bCs/>
+                <w:i w:val="false"/>
+                <w:iCs w:val="false"/>
+                <w:color w:val="000000"/>
+                <w:sz w:val="18"/>
+                <w:szCs w:val="18"/>
+              </w:rPr>
+              <w:t xml:space="preserve">Science &amp; Engineering Practices</w:t>
+            </w:r>
+          </w:p>
+        </w:tc>
+        <w:tc>
+          <w:tcPr>
+            <w:tcW w:type="dxa" w:w="10680"/>
+            <w:shd w:fill="FFFFFF" w:color="auto" w:val="clear"/>
+            <w:tcMar>
+              <w:top w:type="dxa" w:w="60"/>
+              <w:left w:type="dxa" w:w="120"/>
+              <w:bottom w:type="dxa" w:w="60"/>
+              <w:right w:type="dxa" w:w="120"/>
+            </w:tcMar>
+            <w:vAlign w:val="top"/>
+          </w:tcPr>
+          <w:p>
+            <w:pPr>
+              <w:spacing w:after="30" w:before="0"/>
+              <w:ind w:left="360" w:hanging="180"/>
+              <w:jc w:val="left"/>
+            </w:pPr>
+            <w:r>
+              <w:rPr>
+                <w:rFonts w:ascii="Arial" w:cs="Arial" w:eastAsia="Arial" w:hAnsi="Arial"/>
+                <w:b w:val="false"/>
+                <w:bCs w:val="false"/>
+                <w:i w:val="false"/>
+                <w:iCs w:val="false"/>
+                <w:color w:val="000000"/>
+                <w:sz w:val="18"/>
+                <w:szCs w:val="18"/>
+              </w:rPr>
+              <w:t xml:space="preserve">–  SEP 1 — Asking Questions and Defining Problems: learners generate testable questions about why certain materials conduct electricity under some conditions but not others, anchored to the puzzling behaviour of silicon in solar panels observed in the phenomenon.</w:t>
+            </w:r>
+          </w:p>
+          <w:p>
+            <w:pPr>
+              <w:spacing w:after="30" w:before="0"/>
+              <w:ind w:left="360" w:hanging="180"/>
+              <w:jc w:val="left"/>
+            </w:pPr>
+            <w:r>
+              <w:rPr>
+                <w:rFonts w:ascii="Arial" w:cs="Arial" w:eastAsia="Arial" w:hAnsi="Arial"/>
+                <w:b w:val="false"/>
+                <w:bCs w:val="false"/>
+                <w:i w:val="false"/>
+                <w:iCs w:val="false"/>
+                <w:color w:val="000000"/>
+                <w:sz w:val="18"/>
+                <w:szCs w:val="18"/>
+              </w:rPr>
+              <w:t xml:space="preserve">–  SEP 2 — Developing and Using Models: learners construct and iteratively revise energy band diagrams and p-n junction models across Lessons 1–6, culminating in a cumulative annotated model that explains the anchoring phenomenon.</w:t>
+            </w:r>
+          </w:p>
+          <w:p>
+            <w:pPr>
+              <w:spacing w:after="30" w:before="0"/>
+              <w:ind w:left="360" w:hanging="180"/>
+              <w:jc w:val="left"/>
+            </w:pPr>
+            <w:r>
+              <w:rPr>
+                <w:rFonts w:ascii="Arial" w:cs="Arial" w:eastAsia="Arial" w:hAnsi="Arial"/>
+                <w:b w:val="false"/>
+                <w:bCs w:val="false"/>
+                <w:i w:val="false"/>
+                <w:iCs w:val="false"/>
+                <w:color w:val="000000"/>
+                <w:sz w:val="18"/>
+                <w:szCs w:val="18"/>
+              </w:rPr>
+              <w:t xml:space="preserve">–  SEP 3 — Planning and Carrying Out Investigations: learners design and execute the PhET semiconductor simulation in Lesson 5, varying doping concentration and bias voltage and recording systematic observations.</w:t>
+            </w:r>
+          </w:p>
+          <w:p>
+            <w:pPr>
+              <w:spacing w:after="30" w:before="0"/>
+              <w:ind w:left="360" w:hanging="180"/>
+              <w:jc w:val="left"/>
+            </w:pPr>
+            <w:r>
+              <w:rPr>
+                <w:rFonts w:ascii="Arial" w:cs="Arial" w:eastAsia="Arial" w:hAnsi="Arial"/>
+                <w:b w:val="false"/>
+                <w:bCs w:val="false"/>
+                <w:i w:val="false"/>
+                <w:iCs w:val="false"/>
+                <w:color w:val="000000"/>
+                <w:sz w:val="18"/>
+                <w:szCs w:val="18"/>
+              </w:rPr>
+              <w:t xml:space="preserve">–  SEP 4 — Analysing and Interpreting Data: learners analyse I–V characteristic graphs for p-n junctions and interpret simulation data to identify patterns linking doping type/level to conductivity.</w:t>
+            </w:r>
+          </w:p>
+          <w:p>
+            <w:pPr>
+              <w:spacing w:after="30" w:before="0"/>
+              <w:ind w:left="360" w:hanging="180"/>
+              <w:jc w:val="left"/>
+            </w:pPr>
+            <w:r>
+              <w:rPr>
+                <w:rFonts w:ascii="Arial" w:cs="Arial" w:eastAsia="Arial" w:hAnsi="Arial"/>
+                <w:b w:val="false"/>
+                <w:bCs w:val="false"/>
+                <w:i w:val="false"/>
+                <w:iCs w:val="false"/>
+                <w:color w:val="000000"/>
+                <w:sz w:val="18"/>
+                <w:szCs w:val="18"/>
+              </w:rPr>
+              <w:t xml:space="preserve">–  SEP 6 — Constructing Explanations and Designing Solutions: learners construct evidence-based explanations for how a photovoltaic solar cell converts sunlight to electricity, connecting band theory, the p-n junction, and electron flow.</w:t>
+            </w:r>
+          </w:p>
+          <w:p>
+            <w:pPr>
+              <w:spacing w:after="30" w:before="0"/>
+              <w:ind w:left="360" w:hanging="180"/>
+              <w:jc w:val="left"/>
+            </w:pPr>
+            <w:r>
+              <w:rPr>
+                <w:rFonts w:ascii="Arial" w:cs="Arial" w:eastAsia="Arial" w:hAnsi="Arial"/>
+                <w:b w:val="false"/>
+                <w:bCs w:val="false"/>
+                <w:i w:val="false"/>
+                <w:iCs w:val="false"/>
+                <w:color w:val="000000"/>
+                <w:sz w:val="18"/>
+                <w:szCs w:val="18"/>
+              </w:rPr>
+              <w:t xml:space="preserve">–  SEP 8 — Obtaining, Evaluating, and Communicating Information: learners evaluate case-study sources on solar panels, microchips, and superconducting magnets in Lesson 7 and communicate findings through structured presentations.</w:t>
+            </w:r>
+          </w:p>
+        </w:tc>
+      </w:tr>
+      <w:tr>
+        <w:tc>
+          <w:tcPr>
+            <w:tcW w:type="dxa" w:w="3000"/>
+            <w:shd w:fill="FCE4D6" w:color="auto" w:val="clear"/>
+            <w:tcMar>
+              <w:top w:type="dxa" w:w="60"/>
+              <w:left w:type="dxa" w:w="120"/>
+              <w:bottom w:type="dxa" w:w="60"/>
+              <w:right w:type="dxa" w:w="120"/>
+            </w:tcMar>
+            <w:vAlign w:val="top"/>
+          </w:tcPr>
+          <w:p>
+            <w:pPr>
+              <w:spacing w:after="40" w:before="0"/>
+              <w:jc w:val="left"/>
+            </w:pPr>
+            <w:r>
+              <w:rPr>
+                <w:rFonts w:ascii="Arial" w:cs="Arial" w:eastAsia="Arial" w:hAnsi="Arial"/>
+                <w:b/>
+                <w:bCs/>
+                <w:i w:val="false"/>
+                <w:iCs w:val="false"/>
+                <w:color w:val="000000"/>
+                <w:sz w:val="18"/>
+                <w:szCs w:val="18"/>
+              </w:rPr>
+              <w:t xml:space="preserve">Pertinent &amp; Contemporary Issues (PCIs)</w:t>
+            </w:r>
+          </w:p>
+        </w:tc>
+        <w:tc>
+          <w:tcPr>
+            <w:tcW w:type="dxa" w:w="10680"/>
+            <w:shd w:fill="FFFFFF" w:color="auto" w:val="clear"/>
+            <w:tcMar>
+              <w:top w:type="dxa" w:w="60"/>
+              <w:left w:type="dxa" w:w="120"/>
+              <w:bottom w:type="dxa" w:w="60"/>
+              <w:right w:type="dxa" w:w="120"/>
+            </w:tcMar>
+            <w:vAlign w:val="top"/>
+          </w:tcPr>
+          <w:p>
+            <w:pPr>
+              <w:spacing w:after="30" w:before="0"/>
+              <w:ind w:left="360" w:hanging="180"/>
+              <w:jc w:val="left"/>
+            </w:pPr>
+            <w:r>
+              <w:rPr>
+                <w:rFonts w:ascii="Arial" w:cs="Arial" w:eastAsia="Arial" w:hAnsi="Arial"/>
+                <w:b w:val="false"/>
+                <w:bCs w:val="false"/>
+                <w:i w:val="false"/>
+                <w:iCs w:val="false"/>
+                <w:color w:val="000000"/>
+                <w:sz w:val="18"/>
+                <w:szCs w:val="18"/>
+              </w:rPr>
+              <w:t xml:space="preserve">–  Environmental Education: learners connect semiconductor photovoltaic technology to Kenya's renewable energy goals — reducing reliance on fossil fuels and mitigating climate change impacts felt acutely in regions like the Rift Valley and Turkana Basin.</w:t>
+            </w:r>
+          </w:p>
+          <w:p>
+            <w:pPr>
+              <w:spacing w:after="30" w:before="0"/>
+              <w:ind w:left="360" w:hanging="180"/>
+              <w:jc w:val="left"/>
+            </w:pPr>
+            <w:r>
+              <w:rPr>
+                <w:rFonts w:ascii="Arial" w:cs="Arial" w:eastAsia="Arial" w:hAnsi="Arial"/>
+                <w:b w:val="false"/>
+                <w:bCs w:val="false"/>
+                <w:i w:val="false"/>
+                <w:iCs w:val="false"/>
+                <w:color w:val="000000"/>
+                <w:sz w:val="18"/>
+                <w:szCs w:val="18"/>
+              </w:rPr>
+              <w:t xml:space="preserve">–  Gender Disparity: learners challenge stereotypes that Electronics and Physics are male-dominated fields by profiling Kenyan women working in technology and engineering sectors (e.g., women engineers at Kenya Power, female researchers at JKUAT), encouraging all learners to see themselves as future electronics professionals.</w:t>
+            </w:r>
+          </w:p>
+          <w:p>
+            <w:pPr>
+              <w:spacing w:after="30" w:before="0"/>
+              <w:ind w:left="360" w:hanging="180"/>
+              <w:jc w:val="left"/>
+            </w:pPr>
+            <w:r>
+              <w:rPr>
+                <w:rFonts w:ascii="Arial" w:cs="Arial" w:eastAsia="Arial" w:hAnsi="Arial"/>
+                <w:b w:val="false"/>
+                <w:bCs w:val="false"/>
+                <w:i w:val="false"/>
+                <w:iCs w:val="false"/>
+                <w:color w:val="000000"/>
+                <w:sz w:val="18"/>
+                <w:szCs w:val="18"/>
+              </w:rPr>
+              <w:t xml:space="preserve">–  Financial Literacy: learners evaluate the economic cost-benefit of semiconductor-based solar panels for rural Kenyan households versus grid electricity, developing awareness of technology as a driver of economic empowerment.</w:t>
+            </w:r>
+          </w:p>
+          <w:p>
+            <w:pPr>
+              <w:spacing w:after="30" w:before="0"/>
+              <w:ind w:left="360" w:hanging="180"/>
+              <w:jc w:val="left"/>
+            </w:pPr>
+            <w:r>
+              <w:rPr>
+                <w:rFonts w:ascii="Arial" w:cs="Arial" w:eastAsia="Arial" w:hAnsi="Arial"/>
+                <w:b w:val="false"/>
+                <w:bCs w:val="false"/>
+                <w:i w:val="false"/>
+                <w:iCs w:val="false"/>
+                <w:color w:val="000000"/>
+                <w:sz w:val="18"/>
+                <w:szCs w:val="18"/>
+              </w:rPr>
+              <w:t xml:space="preserve">–  Citizenship: learners discuss Kenya's Silicon Savannah (Nairobi's tech hub) and consider how a citizenry that understands electronics can drive local innovation and reduce dependence on imported technology.</w:t>
+            </w:r>
+          </w:p>
+        </w:tc>
+      </w:tr>
+      <w:tr>
+        <w:tc>
+          <w:tcPr>
+            <w:tcW w:type="dxa" w:w="3000"/>
+            <w:shd w:fill="D9EEF1" w:color="auto" w:val="clear"/>
+            <w:tcMar>
+              <w:top w:type="dxa" w:w="60"/>
+              <w:left w:type="dxa" w:w="120"/>
+              <w:bottom w:type="dxa" w:w="60"/>
+              <w:right w:type="dxa" w:w="120"/>
+            </w:tcMar>
+            <w:vAlign w:val="top"/>
+          </w:tcPr>
+          <w:p>
+            <w:pPr>
+              <w:spacing w:after="40" w:before="0"/>
+              <w:jc w:val="left"/>
+            </w:pPr>
+            <w:r>
+              <w:rPr>
+                <w:rFonts w:ascii="Arial" w:cs="Arial" w:eastAsia="Arial" w:hAnsi="Arial"/>
+                <w:b/>
+                <w:bCs/>
+                <w:i w:val="false"/>
+                <w:iCs w:val="false"/>
+                <w:color w:val="000000"/>
+                <w:sz w:val="18"/>
+                <w:szCs w:val="18"/>
+              </w:rPr>
+              <w:t xml:space="preserve">Career Connections</w:t>
+            </w:r>
+          </w:p>
+        </w:tc>
+        <w:tc>
+          <w:tcPr>
+            <w:tcW w:type="dxa" w:w="10680"/>
+            <w:shd w:fill="FFFFFF" w:color="auto" w:val="clear"/>
+            <w:tcMar>
+              <w:top w:type="dxa" w:w="60"/>
+              <w:left w:type="dxa" w:w="120"/>
+              <w:bottom w:type="dxa" w:w="60"/>
+              <w:right w:type="dxa" w:w="120"/>
+            </w:tcMar>
+            <w:vAlign w:val="top"/>
+          </w:tcPr>
+          <w:p>
+            <w:pPr>
+              <w:spacing w:after="30" w:before="0"/>
+              <w:ind w:left="360" w:hanging="180"/>
+              <w:jc w:val="left"/>
+            </w:pPr>
+            <w:r>
+              <w:rPr>
+                <w:rFonts w:ascii="Arial" w:cs="Arial" w:eastAsia="Arial" w:hAnsi="Arial"/>
+                <w:b w:val="false"/>
+                <w:bCs w:val="false"/>
+                <w:i w:val="false"/>
+                <w:iCs w:val="false"/>
+                <w:color w:val="000000"/>
+                <w:sz w:val="18"/>
+                <w:szCs w:val="18"/>
+              </w:rPr>
+              <w:t xml:space="preserve">–  Electrical/Electronics Engineer: this sub-strand provides foundational understanding of semiconductors and circuit components essential for designing consumer electronics, power systems, and communication devices manufactured or used across Kenya.</w:t>
+            </w:r>
+          </w:p>
+          <w:p>
+            <w:pPr>
+              <w:spacing w:after="30" w:before="0"/>
+              <w:ind w:left="360" w:hanging="180"/>
+              <w:jc w:val="left"/>
+            </w:pPr>
+            <w:r>
+              <w:rPr>
+                <w:rFonts w:ascii="Arial" w:cs="Arial" w:eastAsia="Arial" w:hAnsi="Arial"/>
+                <w:b w:val="false"/>
+                <w:bCs w:val="false"/>
+                <w:i w:val="false"/>
+                <w:iCs w:val="false"/>
+                <w:color w:val="000000"/>
+                <w:sz w:val="18"/>
+                <w:szCs w:val="18"/>
+              </w:rPr>
+              <w:t xml:space="preserve">–  Solar Energy Technician/Renewable Energy Engineer: understanding p-n junctions and photovoltaic cells directly underpins careers in Kenya's rapidly growing solar energy sector, including installation and design of off-grid solar systems in rural counties.</w:t>
+            </w:r>
+          </w:p>
+          <w:p>
+            <w:pPr>
+              <w:spacing w:after="30" w:before="0"/>
+              <w:ind w:left="360" w:hanging="180"/>
+              <w:jc w:val="left"/>
+            </w:pPr>
+            <w:r>
+              <w:rPr>
+                <w:rFonts w:ascii="Arial" w:cs="Arial" w:eastAsia="Arial" w:hAnsi="Arial"/>
+                <w:b w:val="false"/>
+                <w:bCs w:val="false"/>
+                <w:i w:val="false"/>
+                <w:iCs w:val="false"/>
+                <w:color w:val="000000"/>
+                <w:sz w:val="18"/>
+                <w:szCs w:val="18"/>
+              </w:rPr>
+              <w:t xml:space="preserve">–  Medical Physicist/Biomedical Engineer: knowledge of superconducting magnets connects to careers operating and maintaining MRI machines in Kenyan hospitals such as Kenyatta National Hospital and Aga Khan University Hospital.</w:t>
+            </w:r>
+          </w:p>
+          <w:p>
+            <w:pPr>
+              <w:spacing w:after="30" w:before="0"/>
+              <w:ind w:left="360" w:hanging="180"/>
+              <w:jc w:val="left"/>
+            </w:pPr>
+            <w:r>
+              <w:rPr>
+                <w:rFonts w:ascii="Arial" w:cs="Arial" w:eastAsia="Arial" w:hAnsi="Arial"/>
+                <w:b w:val="false"/>
+                <w:bCs w:val="false"/>
+                <w:i w:val="false"/>
+                <w:iCs w:val="false"/>
+                <w:color w:val="000000"/>
+                <w:sz w:val="18"/>
+                <w:szCs w:val="18"/>
+              </w:rPr>
+              <w:t xml:space="preserve">–  Computer Hardware Engineer/ICT Specialist: understanding how doped semiconductors form transistors and integrated circuits is foundational for careers in Kenya's Silicon Savannah tech ecosystem, including chip design and embedded systems.</w:t>
+            </w:r>
+          </w:p>
+          <w:p>
+            <w:pPr>
+              <w:spacing w:after="30" w:before="0"/>
+              <w:ind w:left="360" w:hanging="180"/>
+              <w:jc w:val="left"/>
+            </w:pPr>
+            <w:r>
+              <w:rPr>
+                <w:rFonts w:ascii="Arial" w:cs="Arial" w:eastAsia="Arial" w:hAnsi="Arial"/>
+                <w:b w:val="false"/>
+                <w:bCs w:val="false"/>
+                <w:i w:val="false"/>
+                <w:iCs w:val="false"/>
+                <w:color w:val="000000"/>
+                <w:sz w:val="18"/>
+                <w:szCs w:val="18"/>
+              </w:rPr>
+              <w:t xml:space="preserve">–  Research Scientist (Materials Science/Nanotechnology): study of energy bands and superconductivity opens pathways to postgraduate research at Kenyan universities (University of Nairobi, JKUAT, Maseno) focusing on advanced materials for energy and health applications.</w:t>
+            </w:r>
+          </w:p>
+        </w:tc>
+      </w:tr>
+      <w:tr>
+        <w:tc>
+          <w:tcPr>
+            <w:tcW w:type="dxa" w:w="3000"/>
+            <w:shd w:fill="D5E8F0" w:color="auto" w:val="clear"/>
+            <w:tcMar>
+              <w:top w:type="dxa" w:w="60"/>
+              <w:left w:type="dxa" w:w="120"/>
+              <w:bottom w:type="dxa" w:w="60"/>
+              <w:right w:type="dxa" w:w="120"/>
+            </w:tcMar>
+            <w:vAlign w:val="top"/>
+          </w:tcPr>
+          <w:p>
+            <w:pPr>
+              <w:spacing w:after="40" w:before="0"/>
+              <w:jc w:val="left"/>
+            </w:pPr>
+            <w:r>
+              <w:rPr>
+                <w:rFonts w:ascii="Arial" w:cs="Arial" w:eastAsia="Arial" w:hAnsi="Arial"/>
+                <w:b/>
+                <w:bCs/>
+                <w:i w:val="false"/>
+                <w:iCs w:val="false"/>
+                <w:color w:val="000000"/>
+                <w:sz w:val="18"/>
+                <w:szCs w:val="18"/>
+              </w:rPr>
+              <w:t xml:space="preserve">Focus for Lessons</w:t>
+            </w:r>
+          </w:p>
+        </w:tc>
+        <w:tc>
+          <w:tcPr>
+            <w:tcW w:type="dxa" w:w="10680"/>
+            <w:shd w:fill="FFFFFF" w:color="auto" w:val="clear"/>
+            <w:tcMar>
+              <w:top w:type="dxa" w:w="60"/>
+              <w:left w:type="dxa" w:w="120"/>
+              <w:bottom w:type="dxa" w:w="60"/>
+              <w:right w:type="dxa" w:w="120"/>
+            </w:tcMar>
+            <w:vAlign w:val="top"/>
+          </w:tcPr>
+          <w:p>
+            <w:pPr>
+              <w:spacing w:after="40" w:before="0"/>
+              <w:jc w:val="left"/>
+            </w:pPr>
+            <w:r>
+              <w:rPr>
+                <w:rFonts w:ascii="Arial" w:cs="Arial" w:eastAsia="Arial" w:hAnsi="Arial"/>
+                <w:b w:val="false"/>
+                <w:bCs w:val="false"/>
+                <w:i w:val="false"/>
+                <w:iCs w:val="false"/>
+                <w:color w:val="000000"/>
+                <w:sz w:val="18"/>
+                <w:szCs w:val="18"/>
+              </w:rPr>
+              <w:t xml:space="preserve">This unit introduces Grade 10 learners to the physics of electronic materials, starting from the fundamental question of why some materials conduct electricity and others do not. Using energy band theory as a conceptual backbone, learners progress from pure (intrinsic) semiconductors through engineered (extrinsic) doped materials to the remarkable world of superconductors, always connecting abstract models to tangible Kenyan applications. The instructional approach is phenomenon-driven and model-centred: learners repeatedly revise a cumulative diagram as their understanding deepens, grounding every concept in the puzzling real-world behaviour of the silicon solar panel introduced in Lesson 1.</w:t>
+            </w:r>
+          </w:p>
+        </w:tc>
+      </w:tr>
+      <w:tr>
+        <w:tc>
+          <w:tcPr>
+            <w:tcW w:type="dxa" w:w="3000"/>
+            <w:shd w:fill="EAD1F5" w:color="auto" w:val="clear"/>
+            <w:tcMar>
+              <w:top w:type="dxa" w:w="60"/>
+              <w:left w:type="dxa" w:w="120"/>
+              <w:bottom w:type="dxa" w:w="60"/>
+              <w:right w:type="dxa" w:w="120"/>
+            </w:tcMar>
+            <w:vAlign w:val="top"/>
+          </w:tcPr>
+          <w:p>
+            <w:pPr>
+              <w:spacing w:after="40" w:before="0"/>
+              <w:jc w:val="left"/>
+            </w:pPr>
+            <w:r>
+              <w:rPr>
+                <w:rFonts w:ascii="Arial" w:cs="Arial" w:eastAsia="Arial" w:hAnsi="Arial"/>
+                <w:b/>
+                <w:bCs/>
+                <w:i w:val="false"/>
+                <w:iCs w:val="false"/>
+                <w:color w:val="000000"/>
+                <w:sz w:val="18"/>
+                <w:szCs w:val="18"/>
+              </w:rPr>
+              <w:t xml:space="preserve">Driving Question / Key Inquiry Questions</w:t>
+            </w:r>
+          </w:p>
+        </w:tc>
+        <w:tc>
+          <w:tcPr>
+            <w:tcW w:type="dxa" w:w="10680"/>
+            <w:shd w:fill="FFFFFF" w:color="auto" w:val="clear"/>
+            <w:tcMar>
+              <w:top w:type="dxa" w:w="60"/>
+              <w:left w:type="dxa" w:w="120"/>
+              <w:bottom w:type="dxa" w:w="60"/>
+              <w:right w:type="dxa" w:w="120"/>
+            </w:tcMar>
+            <w:vAlign w:val="top"/>
+          </w:tcPr>
+          <w:p>
+            <w:pPr>
+              <w:spacing w:after="40" w:before="0"/>
+              <w:jc w:val="left"/>
+            </w:pPr>
+            <w:r>
+              <w:rPr>
+                <w:rFonts w:ascii="Arial" w:cs="Arial" w:eastAsia="Arial" w:hAnsi="Arial"/>
+                <w:b w:val="false"/>
+                <w:bCs w:val="false"/>
+                <w:i w:val="false"/>
+                <w:iCs w:val="false"/>
+                <w:color w:val="000000"/>
+                <w:sz w:val="18"/>
+                <w:szCs w:val="18"/>
+              </w:rPr>
+              <w:t xml:space="preserve">DRIVING QUESTION: Why does a silicon solar panel on a Kajiado farm produce less power in the hot afternoon sun than on a cool morning — and what is so special about silicon that it can act as both a conductor and an insulator depending on the conditions?</w:t>
+            </w:r>
+          </w:p>
+          <w:p>
+            <w:pPr>
+              <w:spacing w:after="40" w:before="0"/>
+              <w:jc w:val="left"/>
+            </w:pPr>
+            <w:r>
+              <w:rPr>
+                <w:rFonts w:ascii="Arial" w:cs="Arial" w:eastAsia="Arial" w:hAnsi="Arial"/>
+                <w:b w:val="false"/>
+                <w:bCs w:val="false"/>
+                <w:i w:val="false"/>
+                <w:iCs w:val="false"/>
+                <w:color w:val="000000"/>
+                <w:sz w:val="18"/>
+                <w:szCs w:val="18"/>
+              </w:rPr>
+              <w:t xml:space="preserve"/>
+            </w:r>
+          </w:p>
+          <w:p>
+            <w:pPr>
+              <w:spacing w:after="40" w:before="0"/>
+              <w:jc w:val="left"/>
+            </w:pPr>
+            <w:r>
+              <w:rPr>
+                <w:rFonts w:ascii="Arial" w:cs="Arial" w:eastAsia="Arial" w:hAnsi="Arial"/>
+                <w:b w:val="false"/>
+                <w:bCs w:val="false"/>
+                <w:i w:val="false"/>
+                <w:iCs w:val="false"/>
+                <w:color w:val="000000"/>
+                <w:sz w:val="18"/>
+                <w:szCs w:val="18"/>
+              </w:rPr>
+              <w:t xml:space="preserve">KICD KEY INQUIRY QUESTIONS:</w:t>
+            </w:r>
+          </w:p>
+          <w:p>
+            <w:pPr>
+              <w:spacing w:after="40" w:before="0"/>
+              <w:jc w:val="left"/>
+            </w:pPr>
+            <w:r>
+              <w:rPr>
+                <w:rFonts w:ascii="Arial" w:cs="Arial" w:eastAsia="Arial" w:hAnsi="Arial"/>
+                <w:b w:val="false"/>
+                <w:bCs w:val="false"/>
+                <w:i w:val="false"/>
+                <w:iCs w:val="false"/>
+                <w:color w:val="000000"/>
+                <w:sz w:val="18"/>
+                <w:szCs w:val="18"/>
+              </w:rPr>
+              <w:t xml:space="preserve">1. How do the electrical properties of materials depend on their atomic and energy band structure?</w:t>
+            </w:r>
+          </w:p>
+          <w:p>
+            <w:pPr>
+              <w:spacing w:after="40" w:before="0"/>
+              <w:jc w:val="left"/>
+            </w:pPr>
+            <w:r>
+              <w:rPr>
+                <w:rFonts w:ascii="Arial" w:cs="Arial" w:eastAsia="Arial" w:hAnsi="Arial"/>
+                <w:b w:val="false"/>
+                <w:bCs w:val="false"/>
+                <w:i w:val="false"/>
+                <w:iCs w:val="false"/>
+                <w:color w:val="000000"/>
+                <w:sz w:val="18"/>
+                <w:szCs w:val="18"/>
+              </w:rPr>
+              <w:t xml:space="preserve">2. How has the understanding and engineering of semiconductor materials transformed modern technology and everyday life?</w:t>
+            </w:r>
+          </w:p>
+        </w:tc>
+      </w:tr>
+      <w:tr>
+        <w:tc>
+          <w:tcPr>
+            <w:tcW w:type="dxa" w:w="3000"/>
+            <w:shd w:fill="EAD1F5" w:color="auto" w:val="clear"/>
+            <w:tcMar>
+              <w:top w:type="dxa" w:w="60"/>
+              <w:left w:type="dxa" w:w="120"/>
+              <w:bottom w:type="dxa" w:w="60"/>
+              <w:right w:type="dxa" w:w="120"/>
+            </w:tcMar>
+            <w:vAlign w:val="top"/>
+          </w:tcPr>
+          <w:p>
+            <w:pPr>
+              <w:spacing w:after="40" w:before="0"/>
+              <w:jc w:val="left"/>
+            </w:pPr>
+            <w:r>
+              <w:rPr>
+                <w:rFonts w:ascii="Arial" w:cs="Arial" w:eastAsia="Arial" w:hAnsi="Arial"/>
+                <w:b/>
+                <w:bCs/>
+                <w:i w:val="false"/>
+                <w:iCs w:val="false"/>
+                <w:color w:val="000000"/>
+                <w:sz w:val="18"/>
+                <w:szCs w:val="18"/>
+              </w:rPr>
+              <w:t xml:space="preserve">Anchoring Phenomenon</w:t>
+            </w:r>
+          </w:p>
+        </w:tc>
+        <w:tc>
+          <w:tcPr>
+            <w:tcW w:type="dxa" w:w="10680"/>
+            <w:shd w:fill="FFFFFF" w:color="auto" w:val="clear"/>
+            <w:tcMar>
+              <w:top w:type="dxa" w:w="60"/>
+              <w:left w:type="dxa" w:w="120"/>
+              <w:bottom w:type="dxa" w:w="60"/>
+              <w:right w:type="dxa" w:w="120"/>
+            </w:tcMar>
+            <w:vAlign w:val="top"/>
+          </w:tcPr>
+          <w:p>
+            <w:pPr>
+              <w:spacing w:after="40" w:before="0"/>
+              <w:jc w:val="left"/>
+            </w:pPr>
+            <w:r>
+              <w:rPr>
+                <w:rFonts w:ascii="Arial" w:cs="Arial" w:eastAsia="Arial" w:hAnsi="Arial"/>
+                <w:b w:val="false"/>
+                <w:bCs w:val="false"/>
+                <w:i w:val="false"/>
+                <w:iCs w:val="false"/>
+                <w:color w:val="000000"/>
+                <w:sz w:val="18"/>
+                <w:szCs w:val="18"/>
+              </w:rPr>
+              <w:t xml:space="preserve">ANCHORING PHENOMENON — "The Solar Panel That Works Better on a Cool, Cloudy Day in Nairobi"</w:t>
+            </w:r>
+          </w:p>
+          <w:p>
+            <w:pPr>
+              <w:spacing w:after="40" w:before="0"/>
+              <w:jc w:val="left"/>
+            </w:pPr>
+            <w:r>
+              <w:rPr>
+                <w:rFonts w:ascii="Arial" w:cs="Arial" w:eastAsia="Arial" w:hAnsi="Arial"/>
+                <w:b w:val="false"/>
+                <w:bCs w:val="false"/>
+                <w:i w:val="false"/>
+                <w:iCs w:val="false"/>
+                <w:color w:val="000000"/>
+                <w:sz w:val="18"/>
+                <w:szCs w:val="18"/>
+              </w:rPr>
+              <w:t xml:space="preserve"/>
+            </w:r>
+          </w:p>
+          <w:p>
+            <w:pPr>
+              <w:spacing w:after="40" w:before="0"/>
+              <w:jc w:val="left"/>
+            </w:pPr>
+            <w:r>
+              <w:rPr>
+                <w:rFonts w:ascii="Arial" w:cs="Arial" w:eastAsia="Arial" w:hAnsi="Arial"/>
+                <w:b w:val="false"/>
+                <w:bCs w:val="false"/>
+                <w:i w:val="false"/>
+                <w:iCs w:val="false"/>
+                <w:color w:val="000000"/>
+                <w:sz w:val="18"/>
+                <w:szCs w:val="18"/>
+              </w:rPr>
+              <w:t xml:space="preserve">A farmer in Kajiado County installs a silicon solar panel to power a water pump for irrigation. On a hot, cloudless afternoon (≈35 °C), the panel generates noticeably less electrical power than on a cooler, overcast morning (≈18 °C). This is deeply puzzling: learners expect more sunlight = more electricity, yet the data show the opposite trend for power output efficiency. Furthermore, the panel produces no electricity at all in complete darkness, yet silicon — the material the panel is made from — is neither a metal conductor nor a plastic insulator. How can a single material sometimes conduct electricity and sometimes not? And why does heating it up make it work less efficiently rather than more, as would happen with a simple resistor? This phenomenon cannot be explained by anything learners have studied before about simple circuits and Ohm's Law — it demands a new model of how electrons behave inside solid materials.</w:t>
+            </w:r>
+          </w:p>
+        </w:tc>
+      </w:tr>
+      <w:tr>
+        <w:tc>
+          <w:tcPr>
+            <w:tcW w:type="dxa" w:w="3000"/>
+            <w:shd w:fill="D9EEF1" w:color="auto" w:val="clear"/>
+            <w:tcMar>
+              <w:top w:type="dxa" w:w="60"/>
+              <w:left w:type="dxa" w:w="120"/>
+              <w:bottom w:type="dxa" w:w="60"/>
+              <w:right w:type="dxa" w:w="120"/>
+            </w:tcMar>
+            <w:vAlign w:val="top"/>
+          </w:tcPr>
+          <w:p>
+            <w:pPr>
+              <w:spacing w:after="40" w:before="0"/>
+              <w:jc w:val="left"/>
+            </w:pPr>
+            <w:r>
+              <w:rPr>
+                <w:rFonts w:ascii="Arial" w:cs="Arial" w:eastAsia="Arial" w:hAnsi="Arial"/>
+                <w:b/>
+                <w:bCs/>
+                <w:i w:val="false"/>
+                <w:iCs w:val="false"/>
+                <w:color w:val="000000"/>
+                <w:sz w:val="18"/>
+                <w:szCs w:val="18"/>
+              </w:rPr>
+              <w:t xml:space="preserve">Storyline Thread</w:t>
+            </w:r>
+          </w:p>
+        </w:tc>
+        <w:tc>
+          <w:tcPr>
+            <w:tcW w:type="dxa" w:w="10680"/>
+            <w:shd w:fill="FFFFFF" w:color="auto" w:val="clear"/>
+            <w:tcMar>
+              <w:top w:type="dxa" w:w="60"/>
+              <w:left w:type="dxa" w:w="120"/>
+              <w:bottom w:type="dxa" w:w="60"/>
+              <w:right w:type="dxa" w:w="120"/>
+            </w:tcMar>
+            <w:vAlign w:val="top"/>
+          </w:tcPr>
+          <w:p>
+            <w:pPr>
+              <w:spacing w:after="40" w:before="0"/>
+              <w:jc w:val="left"/>
+            </w:pPr>
+            <w:r>
+              <w:rPr>
+                <w:rFonts w:ascii="Arial" w:cs="Arial" w:eastAsia="Arial" w:hAnsi="Arial"/>
+                <w:b w:val="false"/>
+                <w:bCs w:val="false"/>
+                <w:i w:val="false"/>
+                <w:iCs w:val="false"/>
+                <w:color w:val="000000"/>
+                <w:sz w:val="18"/>
+                <w:szCs w:val="18"/>
+              </w:rPr>
+              <w:t xml:space="preserve">Lesson 1–2 (Conductors, Insulators, Semiconductors): Learners encounter the anchoring phenomenon — the Kajiado solar panel puzzle. They sort familiar Kenyan materials (copper wire, plastic mkono wa sufuria handle, graphite pencil, silicon chip) into conductors/insulators by prediction, then test using a simple circuit. The unexpected in-between behaviour of silicon and graphite creates productive confusion. Learners are introduced to energy band theory as the new model needed to explain what they observe, constructing initial band diagrams for a metal, an insulator, and a semiconductor. The Driving Question Board is opened.</w:t>
+            </w:r>
+          </w:p>
+          <w:p>
+            <w:pPr>
+              <w:spacing w:after="40" w:before="0"/>
+              <w:jc w:val="left"/>
+            </w:pPr>
+            <w:r>
+              <w:rPr>
+                <w:rFonts w:ascii="Arial" w:cs="Arial" w:eastAsia="Arial" w:hAnsi="Arial"/>
+                <w:b w:val="false"/>
+                <w:bCs w:val="false"/>
+                <w:i w:val="false"/>
+                <w:iCs w:val="false"/>
+                <w:color w:val="000000"/>
+                <w:sz w:val="18"/>
+                <w:szCs w:val="18"/>
+              </w:rPr>
+              <w:t xml:space="preserve"/>
+            </w:r>
+          </w:p>
+          <w:p>
+            <w:pPr>
+              <w:spacing w:after="40" w:before="0"/>
+              <w:jc w:val="left"/>
+            </w:pPr>
+            <w:r>
+              <w:rPr>
+                <w:rFonts w:ascii="Arial" w:cs="Arial" w:eastAsia="Arial" w:hAnsi="Arial"/>
+                <w:b w:val="false"/>
+                <w:bCs w:val="false"/>
+                <w:i w:val="false"/>
+                <w:iCs w:val="false"/>
+                <w:color w:val="000000"/>
+                <w:sz w:val="18"/>
+                <w:szCs w:val="18"/>
+              </w:rPr>
+              <w:t xml:space="preserve">Lesson 3 (Intrinsic Semiconductors): Learners deepen the band model by exploring pure (intrinsic) silicon — how thermal energy at room temperature excites a small number of electrons across the band gap, creating electron-hole pairs. They connect this to why the solar panel works at all without doping. A temperature–conductivity graph for pure silicon is analysed, beginning to explain why heat affects semiconductor behaviour differently from metals.</w:t>
+            </w:r>
+          </w:p>
+          <w:p>
+            <w:pPr>
+              <w:spacing w:after="40" w:before="0"/>
+              <w:jc w:val="left"/>
+            </w:pPr>
+            <w:r>
+              <w:rPr>
+                <w:rFonts w:ascii="Arial" w:cs="Arial" w:eastAsia="Arial" w:hAnsi="Arial"/>
+                <w:b w:val="false"/>
+                <w:bCs w:val="false"/>
+                <w:i w:val="false"/>
+                <w:iCs w:val="false"/>
+                <w:color w:val="000000"/>
+                <w:sz w:val="18"/>
+                <w:szCs w:val="18"/>
+              </w:rPr>
+              <w:t xml:space="preserve"/>
+            </w:r>
+          </w:p>
+          <w:p>
+            <w:pPr>
+              <w:spacing w:after="40" w:before="0"/>
+              <w:jc w:val="left"/>
+            </w:pPr>
+            <w:r>
+              <w:rPr>
+                <w:rFonts w:ascii="Arial" w:cs="Arial" w:eastAsia="Arial" w:hAnsi="Arial"/>
+                <w:b w:val="false"/>
+                <w:bCs w:val="false"/>
+                <w:i w:val="false"/>
+                <w:iCs w:val="false"/>
+                <w:color w:val="000000"/>
+                <w:sz w:val="18"/>
+                <w:szCs w:val="18"/>
+              </w:rPr>
+              <w:t xml:space="preserve">Lesson 4 (Extrinsic Semiconductors — n-type &amp; p-type): Learners investigate how adding tiny amounts of impurity atoms (doping) dramatically increases conductivity without changing the crystal structure significantly. They construct n-type (extra electrons) and p-type (extra holes) band diagrams and relate doping to the precise engineering that makes transistors and solar cells possible. The DQB is updated: learners can now partially explain the solar panel phenomenon.</w:t>
+            </w:r>
+          </w:p>
+          <w:p>
+            <w:pPr>
+              <w:spacing w:after="40" w:before="0"/>
+              <w:jc w:val="left"/>
+            </w:pPr>
+            <w:r>
+              <w:rPr>
+                <w:rFonts w:ascii="Arial" w:cs="Arial" w:eastAsia="Arial" w:hAnsi="Arial"/>
+                <w:b w:val="false"/>
+                <w:bCs w:val="false"/>
+                <w:i w:val="false"/>
+                <w:iCs w:val="false"/>
+                <w:color w:val="000000"/>
+                <w:sz w:val="18"/>
+                <w:szCs w:val="18"/>
+              </w:rPr>
+              <w:t xml:space="preserve"/>
+            </w:r>
+          </w:p>
+          <w:p>
+            <w:pPr>
+              <w:spacing w:after="40" w:before="0"/>
+              <w:jc w:val="left"/>
+            </w:pPr>
+            <w:r>
+              <w:rPr>
+                <w:rFonts w:ascii="Arial" w:cs="Arial" w:eastAsia="Arial" w:hAnsi="Arial"/>
+                <w:b w:val="false"/>
+                <w:bCs w:val="false"/>
+                <w:i w:val="false"/>
+                <w:iCs w:val="false"/>
+                <w:color w:val="000000"/>
+                <w:sz w:val="18"/>
+                <w:szCs w:val="18"/>
+              </w:rPr>
+              <w:t xml:space="preserve">Lesson 5 (PhET Simulation — Semiconductor Lab): Learners use the PhET "Semiconductor" simulation to systematically vary doping type, doping concentration, and temperature, collecting I–V data and constructing evidence-based explanations for p-n junction behaviour. Forward and reverse bias are explored. Learners return to the anchoring phenomenon: why does high temperature reduce solar panel efficiency?</w:t>
+            </w:r>
+          </w:p>
+          <w:p>
+            <w:pPr>
+              <w:spacing w:after="40" w:before="0"/>
+              <w:jc w:val="left"/>
+            </w:pPr>
+            <w:r>
+              <w:rPr>
+                <w:rFonts w:ascii="Arial" w:cs="Arial" w:eastAsia="Arial" w:hAnsi="Arial"/>
+                <w:b w:val="false"/>
+                <w:bCs w:val="false"/>
+                <w:i w:val="false"/>
+                <w:iCs w:val="false"/>
+                <w:color w:val="000000"/>
+                <w:sz w:val="18"/>
+                <w:szCs w:val="18"/>
+              </w:rPr>
+              <w:t xml:space="preserve"/>
+            </w:r>
+          </w:p>
+          <w:p>
+            <w:pPr>
+              <w:spacing w:after="40" w:before="0"/>
+              <w:jc w:val="left"/>
+            </w:pPr>
+            <w:r>
+              <w:rPr>
+                <w:rFonts w:ascii="Arial" w:cs="Arial" w:eastAsia="Arial" w:hAnsi="Arial"/>
+                <w:b w:val="false"/>
+                <w:bCs w:val="false"/>
+                <w:i w:val="false"/>
+                <w:iCs w:val="false"/>
+                <w:color w:val="000000"/>
+                <w:sz w:val="18"/>
+                <w:szCs w:val="18"/>
+              </w:rPr>
+              <w:t xml:space="preserve">Lesson 6 (Superconductors Explained): A dramatic supporting phenomenon (floating magnet video — Meissner effect) launches exploration of superconductivity. Learners investigate the concept of critical temperature, zero resistance, and the Meissner effect, contrasting superconductors with ordinary semiconductors using band theory and lattice vibration arguments. The DQB expands to a new question: could superconducting transmission lines eliminate Kenya's electricity distribution losses?</w:t>
+            </w:r>
+          </w:p>
+          <w:p>
+            <w:pPr>
+              <w:spacing w:after="40" w:before="0"/>
+              <w:jc w:val="left"/>
+            </w:pPr>
+            <w:r>
+              <w:rPr>
+                <w:rFonts w:ascii="Arial" w:cs="Arial" w:eastAsia="Arial" w:hAnsi="Arial"/>
+                <w:b w:val="false"/>
+                <w:bCs w:val="false"/>
+                <w:i w:val="false"/>
+                <w:iCs w:val="false"/>
+                <w:color w:val="000000"/>
+                <w:sz w:val="18"/>
+                <w:szCs w:val="18"/>
+              </w:rPr>
+              <w:t xml:space="preserve"/>
+            </w:r>
+          </w:p>
+          <w:p>
+            <w:pPr>
+              <w:spacing w:after="40" w:before="0"/>
+              <w:jc w:val="left"/>
+            </w:pPr>
+            <w:r>
+              <w:rPr>
+                <w:rFonts w:ascii="Arial" w:cs="Arial" w:eastAsia="Arial" w:hAnsi="Arial"/>
+                <w:b w:val="false"/>
+                <w:bCs w:val="false"/>
+                <w:i w:val="false"/>
+                <w:iCs w:val="false"/>
+                <w:color w:val="000000"/>
+                <w:sz w:val="18"/>
+                <w:szCs w:val="18"/>
+              </w:rPr>
+              <w:t xml:space="preserve">Lesson 7 (Case Studies — Solar Panels, Microchips, Superconducting Magnets): Learners apply their cumulative understanding to three structured Kenyan-context case studies: (1) photovoltaic solar panels powering rural schools in Turkana County, (2) microchips inside M-PESA mobile payment handsets enabling financial inclusion, and (3) superconducting MRI magnets at Kenyatta National Hospital. Groups present findings, the DQB is finalised, and learners produce a revised annotated model explaining the original anchoring phenomenon in full. Career connections are made explicit.</w:t>
+            </w:r>
+          </w:p>
+        </w:tc>
+      </w:tr>
+      <w:tr>
+        <w:tc>
+          <w:tcPr>
+            <w:tcW w:type="dxa" w:w="3000"/>
+            <w:shd w:fill="EAD1F5" w:color="auto" w:val="clear"/>
+            <w:tcMar>
+              <w:top w:type="dxa" w:w="60"/>
+              <w:left w:type="dxa" w:w="120"/>
+              <w:bottom w:type="dxa" w:w="60"/>
+              <w:right w:type="dxa" w:w="120"/>
+            </w:tcMar>
+            <w:vAlign w:val="top"/>
+          </w:tcPr>
+          <w:p>
+            <w:pPr>
+              <w:spacing w:after="40" w:before="0"/>
+              <w:jc w:val="left"/>
+            </w:pPr>
+            <w:r>
+              <w:rPr>
+                <w:rFonts w:ascii="Arial" w:cs="Arial" w:eastAsia="Arial" w:hAnsi="Arial"/>
+                <w:b/>
+                <w:bCs/>
+                <w:i w:val="false"/>
+                <w:iCs w:val="false"/>
+                <w:color w:val="000000"/>
+                <w:sz w:val="18"/>
+                <w:szCs w:val="18"/>
+              </w:rPr>
+              <w:t xml:space="preserve">Supporting Phenomena</w:t>
+            </w:r>
+          </w:p>
+        </w:tc>
+        <w:tc>
+          <w:tcPr>
+            <w:tcW w:type="dxa" w:w="10680"/>
+            <w:shd w:fill="FFFFFF" w:color="auto" w:val="clear"/>
+            <w:tcMar>
+              <w:top w:type="dxa" w:w="60"/>
+              <w:left w:type="dxa" w:w="120"/>
+              <w:bottom w:type="dxa" w:w="60"/>
+              <w:right w:type="dxa" w:w="120"/>
+            </w:tcMar>
+            <w:vAlign w:val="top"/>
+          </w:tcPr>
+          <w:p>
+            <w:pPr>
+              <w:spacing w:after="30" w:before="0"/>
+              <w:ind w:left="360" w:hanging="180"/>
+              <w:jc w:val="left"/>
+            </w:pPr>
+            <w:r>
+              <w:rPr>
+                <w:rFonts w:ascii="Arial" w:cs="Arial" w:eastAsia="Arial" w:hAnsi="Arial"/>
+                <w:b w:val="false"/>
+                <w:bCs w:val="false"/>
+                <w:i w:val="false"/>
+                <w:iCs w:val="false"/>
+                <w:color w:val="000000"/>
+                <w:sz w:val="18"/>
+                <w:szCs w:val="18"/>
+              </w:rPr>
+              <w:t xml:space="preserve">–  Germanium transistor radio: an old Sanyo transistor radio from the 1970s (common in Kenyan markets) stops working reliably when left in a hot matatu — heat destabilises the germanium transistors, hinting that temperature profoundly affects semiconductor behaviour in ways a simple resistor cannot explain.</w:t>
+            </w:r>
+          </w:p>
+          <w:p>
+            <w:pPr>
+              <w:spacing w:after="30" w:before="0"/>
+              <w:ind w:left="360" w:hanging="180"/>
+              <w:jc w:val="left"/>
+            </w:pPr>
+            <w:r>
+              <w:rPr>
+                <w:rFonts w:ascii="Arial" w:cs="Arial" w:eastAsia="Arial" w:hAnsi="Arial"/>
+                <w:b w:val="false"/>
+                <w:bCs w:val="false"/>
+                <w:i w:val="false"/>
+                <w:iCs w:val="false"/>
+                <w:color w:val="000000"/>
+                <w:sz w:val="18"/>
+                <w:szCs w:val="18"/>
+              </w:rPr>
+              <w:t xml:space="preserve">–  Maglev demonstration — "The Floating Magnet": a small permanent magnet visibly levitates above a dish of liquid-nitrogen-cooled YBCO superconductor tile (video demonstration), defying learners' expectation that all materials always respond to gravity and magnetic fields the same way regardless of temperature.</w:t>
+            </w:r>
+          </w:p>
+          <w:p>
+            <w:pPr>
+              <w:spacing w:after="30" w:before="0"/>
+              <w:ind w:left="360" w:hanging="180"/>
+              <w:jc w:val="left"/>
+            </w:pPr>
+            <w:r>
+              <w:rPr>
+                <w:rFonts w:ascii="Arial" w:cs="Arial" w:eastAsia="Arial" w:hAnsi="Arial"/>
+                <w:b w:val="false"/>
+                <w:bCs w:val="false"/>
+                <w:i w:val="false"/>
+                <w:iCs w:val="false"/>
+                <w:color w:val="000000"/>
+                <w:sz w:val="18"/>
+                <w:szCs w:val="18"/>
+              </w:rPr>
+              <w:t xml:space="preserve">–  LED vs. incandescent torch: a modern LED torch (semiconductor-based) remains cool and runs for days on one battery, while an old incandescent bulb torch (conductor-based filament) grows hot and drains the battery quickly — prompting questions about how electrons lose or conserve energy differently in different materials.</w:t>
+            </w:r>
+          </w:p>
+          <w:p>
+            <w:pPr>
+              <w:spacing w:after="30" w:before="0"/>
+              <w:ind w:left="360" w:hanging="180"/>
+              <w:jc w:val="left"/>
+            </w:pPr>
+            <w:r>
+              <w:rPr>
+                <w:rFonts w:ascii="Arial" w:cs="Arial" w:eastAsia="Arial" w:hAnsi="Arial"/>
+                <w:b w:val="false"/>
+                <w:bCs w:val="false"/>
+                <w:i w:val="false"/>
+                <w:iCs w:val="false"/>
+                <w:color w:val="000000"/>
+                <w:sz w:val="18"/>
+                <w:szCs w:val="18"/>
+              </w:rPr>
+              <w:t xml:space="preserve">–  Kenya Power smart meter: the digital display on a modern prepaid electricity meter in a Nairobi household contains millions of transistors on a microchip the size of a fingernail — how can so much computational power fit in such a tiny space, and what makes the material special?</w:t>
+            </w:r>
+          </w:p>
+        </w:tc>
+      </w:tr>
+    </w:tbl>
+    <w:p>
+      <w:pPr>
+        <w:spacing w:after="120"/>
+      </w:pPr>
+      <w:r>
+        <w:t xml:space="preserve"/>
       </w:r>
     </w:p>
     <w:p>
@@ -150,7 +2345,7 @@
         </w:rPr>
         <w:t xml:space="preserve">© 2026 SeaVuria and ARES. This work is licensed under a </w:t>
       </w:r>
-      <w:hyperlink w:history="1" r:id="rIdpckmiqxpx8pq4f8nay5kq">
+      <w:hyperlink w:history="1" r:id="rIdcc65sngb5dqvsesyezmjs">
         <w:r>
           <w:rPr>
             <w:rFonts w:ascii="Arial" w:cs="Arial" w:eastAsia="Arial" w:hAnsi="Arial"/>
@@ -170,7 +2365,7 @@
         </w:rPr>
         <w:t xml:space="preserve"> (</w:t>
       </w:r>
-      <w:hyperlink w:history="1" r:id="rIdjmz9bmuszzx_fozlukstj">
+      <w:hyperlink w:history="1" r:id="rIder6t1sxkidcipucpuru1l">
         <w:r>
           <w:rPr>
             <w:rFonts w:ascii="Arial" w:cs="Arial" w:eastAsia="Arial" w:hAnsi="Arial"/>
@@ -190,7 +2385,7 @@
         </w:rPr>
         <w:t xml:space="preserve">). To view a copy of this license, visit </w:t>
       </w:r>
-      <w:hyperlink w:history="1" r:id="rIdfnz_dmw6t78pvh-yxfnb1">
+      <w:hyperlink w:history="1" r:id="rIdc52mmzdi4phcjvq4o6d12">
         <w:r>
           <w:rPr>
             <w:rFonts w:ascii="Arial" w:cs="Arial" w:eastAsia="Arial" w:hAnsi="Arial"/>
@@ -209,2201 +2404,6 @@
           <w:szCs w:val="17"/>
         </w:rPr>
         <w:t xml:space="preserve">. You are free to copy, redistribute, and adapt this material in any medium or format, provided appropriate credit is given and the material is not used for commercial purposes. KICD learning outcomes and curriculum designations reproduced here for alignment purposes remain the property of KICD and are not covered by this license. Linked external resources (e.g. CK-12, Khan Academy, PhET) are subject to their own licenses.</w:t>
-      </w:r>
-    </w:p>
-    <w:p>
-      <w:pPr>
-        <w:spacing w:after="120"/>
-      </w:pPr>
-      <w:r>
-        <w:t xml:space="preserve"/>
-      </w:r>
-    </w:p>
-    <w:tbl>
-      <w:tblPr>
-        <w:tblW w:type="dxa" w:w="13680"/>
-        <w:tblBorders>
-          <w:top w:val="single" w:color="AAAAAA" w:sz="4"/>
-          <w:left w:val="single" w:color="AAAAAA" w:sz="4"/>
-          <w:bottom w:val="single" w:color="AAAAAA" w:sz="4"/>
-          <w:right w:val="single" w:color="AAAAAA" w:sz="4"/>
-          <w:insideH w:val="single" w:color="auto" w:sz="4"/>
-          <w:insideV w:val="single" w:color="auto" w:sz="4"/>
-        </w:tblBorders>
-        <w:tblLayout w:type="fixed"/>
-      </w:tblPr>
-      <w:tblGrid>
-        <w:gridCol w:w="3000"/>
-        <w:gridCol w:w="10680"/>
-      </w:tblGrid>
-      <w:tr>
-        <w:tc>
-          <w:tcPr>
-            <w:tcW w:type="dxa" w:w="13680"/>
-            <w:gridSpan w:val="2"/>
-            <w:shd w:fill="1F3864" w:color="auto" w:val="clear"/>
-            <w:tcMar>
-              <w:top w:type="dxa" w:w="60"/>
-              <w:left w:type="dxa" w:w="120"/>
-              <w:bottom w:type="dxa" w:w="60"/>
-              <w:right w:type="dxa" w:w="120"/>
-            </w:tcMar>
-            <w:vAlign w:val="top"/>
-          </w:tcPr>
-          <w:p>
-            <w:pPr>
-              <w:spacing w:after="40" w:before="0"/>
-              <w:jc w:val="center"/>
-            </w:pPr>
-            <w:r>
-              <w:rPr>
-                <w:rFonts w:ascii="Arial" w:cs="Arial" w:eastAsia="Arial" w:hAnsi="Arial"/>
-                <w:b/>
-                <w:bCs/>
-                <w:i w:val="false"/>
-                <w:iCs w:val="false"/>
-                <w:color w:val="FFFFFF"/>
-                <w:sz w:val="22"/>
-                <w:szCs w:val="22"/>
-              </w:rPr>
-              <w:t xml:space="preserve">SUB-STRAND OVERVIEW</w:t>
-            </w:r>
-          </w:p>
-        </w:tc>
-      </w:tr>
-      <w:tr>
-        <w:tc>
-          <w:tcPr>
-            <w:tcW w:type="dxa" w:w="3000"/>
-            <w:shd w:fill="D5E8F0" w:color="auto" w:val="clear"/>
-            <w:tcMar>
-              <w:top w:type="dxa" w:w="60"/>
-              <w:left w:type="dxa" w:w="120"/>
-              <w:bottom w:type="dxa" w:w="60"/>
-              <w:right w:type="dxa" w:w="120"/>
-            </w:tcMar>
-            <w:vAlign w:val="top"/>
-          </w:tcPr>
-          <w:p>
-            <w:pPr>
-              <w:spacing w:after="40" w:before="0"/>
-              <w:jc w:val="left"/>
-            </w:pPr>
-            <w:r>
-              <w:rPr>
-                <w:rFonts w:ascii="Arial" w:cs="Arial" w:eastAsia="Arial" w:hAnsi="Arial"/>
-                <w:b/>
-                <w:bCs/>
-                <w:i w:val="false"/>
-                <w:iCs w:val="false"/>
-                <w:color w:val="000000"/>
-                <w:sz w:val="18"/>
-                <w:szCs w:val="18"/>
-              </w:rPr>
-              <w:t xml:space="preserve">Grade Level</w:t>
-            </w:r>
-          </w:p>
-        </w:tc>
-        <w:tc>
-          <w:tcPr>
-            <w:tcW w:type="dxa" w:w="10680"/>
-            <w:shd w:fill="FFFFFF" w:color="auto" w:val="clear"/>
-            <w:tcMar>
-              <w:top w:type="dxa" w:w="60"/>
-              <w:left w:type="dxa" w:w="120"/>
-              <w:bottom w:type="dxa" w:w="60"/>
-              <w:right w:type="dxa" w:w="120"/>
-            </w:tcMar>
-            <w:vAlign w:val="top"/>
-          </w:tcPr>
-          <w:p>
-            <w:pPr>
-              <w:spacing w:after="40" w:before="0"/>
-              <w:jc w:val="left"/>
-            </w:pPr>
-            <w:r>
-              <w:rPr>
-                <w:rFonts w:ascii="Arial" w:cs="Arial" w:eastAsia="Arial" w:hAnsi="Arial"/>
-                <w:b w:val="false"/>
-                <w:bCs w:val="false"/>
-                <w:i w:val="false"/>
-                <w:iCs w:val="false"/>
-                <w:color w:val="000000"/>
-                <w:sz w:val="18"/>
-                <w:szCs w:val="18"/>
-              </w:rPr>
-              <w:t xml:space="preserve">10</w:t>
-            </w:r>
-          </w:p>
-        </w:tc>
-      </w:tr>
-      <w:tr>
-        <w:tc>
-          <w:tcPr>
-            <w:tcW w:type="dxa" w:w="3000"/>
-            <w:shd w:fill="D5E8F0" w:color="auto" w:val="clear"/>
-            <w:tcMar>
-              <w:top w:type="dxa" w:w="60"/>
-              <w:left w:type="dxa" w:w="120"/>
-              <w:bottom w:type="dxa" w:w="60"/>
-              <w:right w:type="dxa" w:w="120"/>
-            </w:tcMar>
-            <w:vAlign w:val="top"/>
-          </w:tcPr>
-          <w:p>
-            <w:pPr>
-              <w:spacing w:after="40" w:before="0"/>
-              <w:jc w:val="left"/>
-            </w:pPr>
-            <w:r>
-              <w:rPr>
-                <w:rFonts w:ascii="Arial" w:cs="Arial" w:eastAsia="Arial" w:hAnsi="Arial"/>
-                <w:b/>
-                <w:bCs/>
-                <w:i w:val="false"/>
-                <w:iCs w:val="false"/>
-                <w:color w:val="000000"/>
-                <w:sz w:val="18"/>
-                <w:szCs w:val="18"/>
-              </w:rPr>
-              <w:t xml:space="preserve">Subject</w:t>
-            </w:r>
-          </w:p>
-        </w:tc>
-        <w:tc>
-          <w:tcPr>
-            <w:tcW w:type="dxa" w:w="10680"/>
-            <w:shd w:fill="FFFFFF" w:color="auto" w:val="clear"/>
-            <w:tcMar>
-              <w:top w:type="dxa" w:w="60"/>
-              <w:left w:type="dxa" w:w="120"/>
-              <w:bottom w:type="dxa" w:w="60"/>
-              <w:right w:type="dxa" w:w="120"/>
-            </w:tcMar>
-            <w:vAlign w:val="top"/>
-          </w:tcPr>
-          <w:p>
-            <w:pPr>
-              <w:spacing w:after="40" w:before="0"/>
-              <w:jc w:val="left"/>
-            </w:pPr>
-            <w:r>
-              <w:rPr>
-                <w:rFonts w:ascii="Arial" w:cs="Arial" w:eastAsia="Arial" w:hAnsi="Arial"/>
-                <w:b w:val="false"/>
-                <w:bCs w:val="false"/>
-                <w:i w:val="false"/>
-                <w:iCs w:val="false"/>
-                <w:color w:val="000000"/>
-                <w:sz w:val="18"/>
-                <w:szCs w:val="18"/>
-              </w:rPr>
-              <w:t xml:space="preserve">Physics</w:t>
-            </w:r>
-          </w:p>
-        </w:tc>
-      </w:tr>
-      <w:tr>
-        <w:tc>
-          <w:tcPr>
-            <w:tcW w:type="dxa" w:w="3000"/>
-            <w:shd w:fill="D5E8F0" w:color="auto" w:val="clear"/>
-            <w:tcMar>
-              <w:top w:type="dxa" w:w="60"/>
-              <w:left w:type="dxa" w:w="120"/>
-              <w:bottom w:type="dxa" w:w="60"/>
-              <w:right w:type="dxa" w:w="120"/>
-            </w:tcMar>
-            <w:vAlign w:val="top"/>
-          </w:tcPr>
-          <w:p>
-            <w:pPr>
-              <w:spacing w:after="40" w:before="0"/>
-              <w:jc w:val="left"/>
-            </w:pPr>
-            <w:r>
-              <w:rPr>
-                <w:rFonts w:ascii="Arial" w:cs="Arial" w:eastAsia="Arial" w:hAnsi="Arial"/>
-                <w:b/>
-                <w:bCs/>
-                <w:i w:val="false"/>
-                <w:iCs w:val="false"/>
-                <w:color w:val="000000"/>
-                <w:sz w:val="18"/>
-                <w:szCs w:val="18"/>
-              </w:rPr>
-              <w:t xml:space="preserve">Strand</w:t>
-            </w:r>
-          </w:p>
-        </w:tc>
-        <w:tc>
-          <w:tcPr>
-            <w:tcW w:type="dxa" w:w="10680"/>
-            <w:shd w:fill="FFFFFF" w:color="auto" w:val="clear"/>
-            <w:tcMar>
-              <w:top w:type="dxa" w:w="60"/>
-              <w:left w:type="dxa" w:w="120"/>
-              <w:bottom w:type="dxa" w:w="60"/>
-              <w:right w:type="dxa" w:w="120"/>
-            </w:tcMar>
-            <w:vAlign w:val="top"/>
-          </w:tcPr>
-          <w:p>
-            <w:pPr>
-              <w:spacing w:after="40" w:before="0"/>
-              <w:jc w:val="left"/>
-            </w:pPr>
-            <w:r>
-              <w:rPr>
-                <w:rFonts w:ascii="Arial" w:cs="Arial" w:eastAsia="Arial" w:hAnsi="Arial"/>
-                <w:b w:val="false"/>
-                <w:bCs w:val="false"/>
-                <w:i w:val="false"/>
-                <w:iCs w:val="false"/>
-                <w:color w:val="000000"/>
-                <w:sz w:val="18"/>
-                <w:szCs w:val="18"/>
-              </w:rPr>
-              <w:t xml:space="preserve">Strand 3.0: Electricity and Magnetism</w:t>
-            </w:r>
-          </w:p>
-        </w:tc>
-      </w:tr>
-      <w:tr>
-        <w:tc>
-          <w:tcPr>
-            <w:tcW w:type="dxa" w:w="3000"/>
-            <w:shd w:fill="D5E8F0" w:color="auto" w:val="clear"/>
-            <w:tcMar>
-              <w:top w:type="dxa" w:w="60"/>
-              <w:left w:type="dxa" w:w="120"/>
-              <w:bottom w:type="dxa" w:w="60"/>
-              <w:right w:type="dxa" w:w="120"/>
-            </w:tcMar>
-            <w:vAlign w:val="top"/>
-          </w:tcPr>
-          <w:p>
-            <w:pPr>
-              <w:spacing w:after="40" w:before="0"/>
-              <w:jc w:val="left"/>
-            </w:pPr>
-            <w:r>
-              <w:rPr>
-                <w:rFonts w:ascii="Arial" w:cs="Arial" w:eastAsia="Arial" w:hAnsi="Arial"/>
-                <w:b/>
-                <w:bCs/>
-                <w:i w:val="false"/>
-                <w:iCs w:val="false"/>
-                <w:color w:val="000000"/>
-                <w:sz w:val="18"/>
-                <w:szCs w:val="18"/>
-              </w:rPr>
-              <w:t xml:space="preserve">Sub-Strand</w:t>
-            </w:r>
-          </w:p>
-        </w:tc>
-        <w:tc>
-          <w:tcPr>
-            <w:tcW w:type="dxa" w:w="10680"/>
-            <w:shd w:fill="FFFFFF" w:color="auto" w:val="clear"/>
-            <w:tcMar>
-              <w:top w:type="dxa" w:w="60"/>
-              <w:left w:type="dxa" w:w="120"/>
-              <w:bottom w:type="dxa" w:w="60"/>
-              <w:right w:type="dxa" w:w="120"/>
-            </w:tcMar>
-            <w:vAlign w:val="top"/>
-          </w:tcPr>
-          <w:p>
-            <w:pPr>
-              <w:spacing w:after="40" w:before="0"/>
-              <w:jc w:val="left"/>
-            </w:pPr>
-            <w:r>
-              <w:rPr>
-                <w:rFonts w:ascii="Arial" w:cs="Arial" w:eastAsia="Arial" w:hAnsi="Arial"/>
-                <w:b w:val="false"/>
-                <w:bCs w:val="false"/>
-                <w:i w:val="false"/>
-                <w:iCs w:val="false"/>
-                <w:color w:val="000000"/>
-                <w:sz w:val="18"/>
-                <w:szCs w:val="18"/>
-              </w:rPr>
-              <w:t xml:space="preserve">Sub-Strand 3.3: Introduction to Electronics</w:t>
-            </w:r>
-          </w:p>
-        </w:tc>
-      </w:tr>
-      <w:tr>
-        <w:tc>
-          <w:tcPr>
-            <w:tcW w:type="dxa" w:w="3000"/>
-            <w:shd w:fill="D5E8F0" w:color="auto" w:val="clear"/>
-            <w:tcMar>
-              <w:top w:type="dxa" w:w="60"/>
-              <w:left w:type="dxa" w:w="120"/>
-              <w:bottom w:type="dxa" w:w="60"/>
-              <w:right w:type="dxa" w:w="120"/>
-            </w:tcMar>
-            <w:vAlign w:val="top"/>
-          </w:tcPr>
-          <w:p>
-            <w:pPr>
-              <w:spacing w:after="40" w:before="0"/>
-              <w:jc w:val="left"/>
-            </w:pPr>
-            <w:r>
-              <w:rPr>
-                <w:rFonts w:ascii="Arial" w:cs="Arial" w:eastAsia="Arial" w:hAnsi="Arial"/>
-                <w:b/>
-                <w:bCs/>
-                <w:i w:val="false"/>
-                <w:iCs w:val="false"/>
-                <w:color w:val="000000"/>
-                <w:sz w:val="18"/>
-                <w:szCs w:val="18"/>
-              </w:rPr>
-              <w:t xml:space="preserve">Total Duration</w:t>
-            </w:r>
-          </w:p>
-        </w:tc>
-        <w:tc>
-          <w:tcPr>
-            <w:tcW w:type="dxa" w:w="10680"/>
-            <w:shd w:fill="FFFFFF" w:color="auto" w:val="clear"/>
-            <w:tcMar>
-              <w:top w:type="dxa" w:w="60"/>
-              <w:left w:type="dxa" w:w="120"/>
-              <w:bottom w:type="dxa" w:w="60"/>
-              <w:right w:type="dxa" w:w="120"/>
-            </w:tcMar>
-            <w:vAlign w:val="top"/>
-          </w:tcPr>
-          <w:p>
-            <w:pPr>
-              <w:spacing w:after="40" w:before="0"/>
-              <w:jc w:val="left"/>
-            </w:pPr>
-            <w:r>
-              <w:rPr>
-                <w:rFonts w:ascii="Arial" w:cs="Arial" w:eastAsia="Arial" w:hAnsi="Arial"/>
-                <w:b w:val="false"/>
-                <w:bCs w:val="false"/>
-                <w:i w:val="false"/>
-                <w:iCs w:val="false"/>
-                <w:color w:val="000000"/>
-                <w:sz w:val="18"/>
-                <w:szCs w:val="18"/>
-              </w:rPr>
-              <w:t xml:space="preserve">7 lessons × 40 minutes = 280 minutes total</w:t>
-            </w:r>
-          </w:p>
-        </w:tc>
-      </w:tr>
-      <w:tr>
-        <w:tc>
-          <w:tcPr>
-            <w:tcW w:type="dxa" w:w="3000"/>
-            <w:shd w:fill="D5E8F0" w:color="auto" w:val="clear"/>
-            <w:tcMar>
-              <w:top w:type="dxa" w:w="60"/>
-              <w:left w:type="dxa" w:w="120"/>
-              <w:bottom w:type="dxa" w:w="60"/>
-              <w:right w:type="dxa" w:w="120"/>
-            </w:tcMar>
-            <w:vAlign w:val="top"/>
-          </w:tcPr>
-          <w:p>
-            <w:pPr>
-              <w:spacing w:after="40" w:before="0"/>
-              <w:jc w:val="left"/>
-            </w:pPr>
-            <w:r>
-              <w:rPr>
-                <w:rFonts w:ascii="Arial" w:cs="Arial" w:eastAsia="Arial" w:hAnsi="Arial"/>
-                <w:b/>
-                <w:bCs/>
-                <w:i w:val="false"/>
-                <w:iCs w:val="false"/>
-                <w:color w:val="000000"/>
-                <w:sz w:val="18"/>
-                <w:szCs w:val="18"/>
-              </w:rPr>
-              <w:t xml:space="preserve">Sub-Strand Content</w:t>
-            </w:r>
-          </w:p>
-        </w:tc>
-        <w:tc>
-          <w:tcPr>
-            <w:tcW w:type="dxa" w:w="10680"/>
-            <w:shd w:fill="FFFFFF" w:color="auto" w:val="clear"/>
-            <w:tcMar>
-              <w:top w:type="dxa" w:w="60"/>
-              <w:left w:type="dxa" w:w="120"/>
-              <w:bottom w:type="dxa" w:w="60"/>
-              <w:right w:type="dxa" w:w="120"/>
-            </w:tcMar>
-            <w:vAlign w:val="top"/>
-          </w:tcPr>
-          <w:p>
-            <w:pPr>
-              <w:spacing w:after="30" w:before="0"/>
-              <w:ind w:left="360" w:hanging="180"/>
-              <w:jc w:val="left"/>
-            </w:pPr>
-            <w:r>
-              <w:rPr>
-                <w:rFonts w:ascii="Arial" w:cs="Arial" w:eastAsia="Arial" w:hAnsi="Arial"/>
-                <w:b w:val="false"/>
-                <w:bCs w:val="false"/>
-                <w:i w:val="false"/>
-                <w:iCs w:val="false"/>
-                <w:color w:val="000000"/>
-                <w:sz w:val="18"/>
-                <w:szCs w:val="18"/>
-              </w:rPr>
-              <w:t xml:space="preserve">–  Conductors, insulators, and semiconductors — classification and properties</w:t>
-            </w:r>
-          </w:p>
-          <w:p>
-            <w:pPr>
-              <w:spacing w:after="30" w:before="0"/>
-              <w:ind w:left="360" w:hanging="180"/>
-              <w:jc w:val="left"/>
-            </w:pPr>
-            <w:r>
-              <w:rPr>
-                <w:rFonts w:ascii="Arial" w:cs="Arial" w:eastAsia="Arial" w:hAnsi="Arial"/>
-                <w:b w:val="false"/>
-                <w:bCs w:val="false"/>
-                <w:i w:val="false"/>
-                <w:iCs w:val="false"/>
-                <w:color w:val="000000"/>
-                <w:sz w:val="18"/>
-                <w:szCs w:val="18"/>
-              </w:rPr>
-              <w:t xml:space="preserve">–  Energy band theory — valence band, conduction band, and band gap</w:t>
-            </w:r>
-          </w:p>
-          <w:p>
-            <w:pPr>
-              <w:spacing w:after="30" w:before="0"/>
-              <w:ind w:left="360" w:hanging="180"/>
-              <w:jc w:val="left"/>
-            </w:pPr>
-            <w:r>
-              <w:rPr>
-                <w:rFonts w:ascii="Arial" w:cs="Arial" w:eastAsia="Arial" w:hAnsi="Arial"/>
-                <w:b w:val="false"/>
-                <w:bCs w:val="false"/>
-                <w:i w:val="false"/>
-                <w:iCs w:val="false"/>
-                <w:color w:val="000000"/>
-                <w:sz w:val="18"/>
-                <w:szCs w:val="18"/>
-              </w:rPr>
-              <w:t xml:space="preserve">–  Intrinsic semiconductors — pure silicon and germanium; electron-hole pair generation</w:t>
-            </w:r>
-          </w:p>
-          <w:p>
-            <w:pPr>
-              <w:spacing w:after="30" w:before="0"/>
-              <w:ind w:left="360" w:hanging="180"/>
-              <w:jc w:val="left"/>
-            </w:pPr>
-            <w:r>
-              <w:rPr>
-                <w:rFonts w:ascii="Arial" w:cs="Arial" w:eastAsia="Arial" w:hAnsi="Arial"/>
-                <w:b w:val="false"/>
-                <w:bCs w:val="false"/>
-                <w:i w:val="false"/>
-                <w:iCs w:val="false"/>
-                <w:color w:val="000000"/>
-                <w:sz w:val="18"/>
-                <w:szCs w:val="18"/>
-              </w:rPr>
-              <w:t xml:space="preserve">–  Extrinsic semiconductors — n-type doping (phosphorus/arsenic donors) and p-type doping (boron/aluminium acceptors)</w:t>
-            </w:r>
-          </w:p>
-          <w:p>
-            <w:pPr>
-              <w:spacing w:after="30" w:before="0"/>
-              <w:ind w:left="360" w:hanging="180"/>
-              <w:jc w:val="left"/>
-            </w:pPr>
-            <w:r>
-              <w:rPr>
-                <w:rFonts w:ascii="Arial" w:cs="Arial" w:eastAsia="Arial" w:hAnsi="Arial"/>
-                <w:b w:val="false"/>
-                <w:bCs w:val="false"/>
-                <w:i w:val="false"/>
-                <w:iCs w:val="false"/>
-                <w:color w:val="000000"/>
-                <w:sz w:val="18"/>
-                <w:szCs w:val="18"/>
-              </w:rPr>
-              <w:t xml:space="preserve">–  The p-n junction — formation, depletion region, forward and reverse bias</w:t>
-            </w:r>
-          </w:p>
-          <w:p>
-            <w:pPr>
-              <w:spacing w:after="30" w:before="0"/>
-              <w:ind w:left="360" w:hanging="180"/>
-              <w:jc w:val="left"/>
-            </w:pPr>
-            <w:r>
-              <w:rPr>
-                <w:rFonts w:ascii="Arial" w:cs="Arial" w:eastAsia="Arial" w:hAnsi="Arial"/>
-                <w:b w:val="false"/>
-                <w:bCs w:val="false"/>
-                <w:i w:val="false"/>
-                <w:iCs w:val="false"/>
-                <w:color w:val="000000"/>
-                <w:sz w:val="18"/>
-                <w:szCs w:val="18"/>
-              </w:rPr>
-              <w:t xml:space="preserve">–  Superconductors — zero electrical resistance, critical temperature, and the Meissner effect</w:t>
-            </w:r>
-          </w:p>
-          <w:p>
-            <w:pPr>
-              <w:spacing w:after="30" w:before="0"/>
-              <w:ind w:left="360" w:hanging="180"/>
-              <w:jc w:val="left"/>
-            </w:pPr>
-            <w:r>
-              <w:rPr>
-                <w:rFonts w:ascii="Arial" w:cs="Arial" w:eastAsia="Arial" w:hAnsi="Arial"/>
-                <w:b w:val="false"/>
-                <w:bCs w:val="false"/>
-                <w:i w:val="false"/>
-                <w:iCs w:val="false"/>
-                <w:color w:val="000000"/>
-                <w:sz w:val="18"/>
-                <w:szCs w:val="18"/>
-              </w:rPr>
-              <w:t xml:space="preserve">–  Applications of semiconductors and superconductors — solar panels (photovoltaic cells), microchips/integrated circuits, superconducting magnets in MRI machines and maglev trains</w:t>
-            </w:r>
-          </w:p>
-        </w:tc>
-      </w:tr>
-      <w:tr>
-        <w:tc>
-          <w:tcPr>
-            <w:tcW w:type="dxa" w:w="3000"/>
-            <w:shd w:fill="D5E8F0" w:color="auto" w:val="clear"/>
-            <w:tcMar>
-              <w:top w:type="dxa" w:w="60"/>
-              <w:left w:type="dxa" w:w="120"/>
-              <w:bottom w:type="dxa" w:w="60"/>
-              <w:right w:type="dxa" w:w="120"/>
-            </w:tcMar>
-            <w:vAlign w:val="top"/>
-          </w:tcPr>
-          <w:p>
-            <w:pPr>
-              <w:spacing w:after="40" w:before="0"/>
-              <w:jc w:val="left"/>
-            </w:pPr>
-            <w:r>
-              <w:rPr>
-                <w:rFonts w:ascii="Arial" w:cs="Arial" w:eastAsia="Arial" w:hAnsi="Arial"/>
-                <w:b/>
-                <w:bCs/>
-                <w:i w:val="false"/>
-                <w:iCs w:val="false"/>
-                <w:color w:val="000000"/>
-                <w:sz w:val="18"/>
-                <w:szCs w:val="18"/>
-              </w:rPr>
-              <w:t xml:space="preserve">Learning Outcomes</w:t>
-            </w:r>
-          </w:p>
-        </w:tc>
-        <w:tc>
-          <w:tcPr>
-            <w:tcW w:type="dxa" w:w="10680"/>
-            <w:shd w:fill="FFFFFF" w:color="auto" w:val="clear"/>
-            <w:tcMar>
-              <w:top w:type="dxa" w:w="60"/>
-              <w:left w:type="dxa" w:w="120"/>
-              <w:bottom w:type="dxa" w:w="60"/>
-              <w:right w:type="dxa" w:w="120"/>
-            </w:tcMar>
-            <w:vAlign w:val="top"/>
-          </w:tcPr>
-          <w:p>
-            <w:pPr>
-              <w:spacing w:after="40" w:before="0"/>
-              <w:jc w:val="left"/>
-            </w:pPr>
-            <w:r>
-              <w:rPr>
-                <w:rFonts w:ascii="Arial" w:cs="Arial" w:eastAsia="Arial" w:hAnsi="Arial"/>
-                <w:b w:val="false"/>
-                <w:bCs w:val="false"/>
-                <w:i w:val="false"/>
-                <w:iCs w:val="false"/>
-                <w:color w:val="000000"/>
-                <w:sz w:val="18"/>
-                <w:szCs w:val="18"/>
-              </w:rPr>
-              <w:t xml:space="preserve">By the end of the sub-strand, the learner should be able to:</w:t>
-            </w:r>
-          </w:p>
-          <w:p>
-            <w:pPr>
-              <w:spacing w:after="40" w:before="0"/>
-              <w:jc w:val="left"/>
-            </w:pPr>
-            <w:r>
-              <w:rPr>
-                <w:rFonts w:ascii="Arial" w:cs="Arial" w:eastAsia="Arial" w:hAnsi="Arial"/>
-                <w:b w:val="false"/>
-                <w:bCs w:val="false"/>
-                <w:i w:val="false"/>
-                <w:iCs w:val="false"/>
-                <w:color w:val="000000"/>
-                <w:sz w:val="18"/>
-                <w:szCs w:val="18"/>
-              </w:rPr>
-              <w:t xml:space="preserve">a) distinguish between conductors, insulators, and semiconductors using energy band theory,</w:t>
-            </w:r>
-          </w:p>
-          <w:p>
-            <w:pPr>
-              <w:spacing w:after="40" w:before="0"/>
-              <w:jc w:val="left"/>
-            </w:pPr>
-            <w:r>
-              <w:rPr>
-                <w:rFonts w:ascii="Arial" w:cs="Arial" w:eastAsia="Arial" w:hAnsi="Arial"/>
-                <w:b w:val="false"/>
-                <w:bCs w:val="false"/>
-                <w:i w:val="false"/>
-                <w:iCs w:val="false"/>
-                <w:color w:val="000000"/>
-                <w:sz w:val="18"/>
-                <w:szCs w:val="18"/>
-              </w:rPr>
-              <w:t xml:space="preserve">b) explain the electrical behaviour of intrinsic semiconductors in terms of electron-hole pair generation,</w:t>
-            </w:r>
-          </w:p>
-          <w:p>
-            <w:pPr>
-              <w:spacing w:after="40" w:before="0"/>
-              <w:jc w:val="left"/>
-            </w:pPr>
-            <w:r>
-              <w:rPr>
-                <w:rFonts w:ascii="Arial" w:cs="Arial" w:eastAsia="Arial" w:hAnsi="Arial"/>
-                <w:b w:val="false"/>
-                <w:bCs w:val="false"/>
-                <w:i w:val="false"/>
-                <w:iCs w:val="false"/>
-                <w:color w:val="000000"/>
-                <w:sz w:val="18"/>
-                <w:szCs w:val="18"/>
-              </w:rPr>
-              <w:t xml:space="preserve">c) describe how doping produces n-type and p-type extrinsic semiconductors,</w:t>
-            </w:r>
-          </w:p>
-          <w:p>
-            <w:pPr>
-              <w:spacing w:after="40" w:before="0"/>
-              <w:jc w:val="left"/>
-            </w:pPr>
-            <w:r>
-              <w:rPr>
-                <w:rFonts w:ascii="Arial" w:cs="Arial" w:eastAsia="Arial" w:hAnsi="Arial"/>
-                <w:b w:val="false"/>
-                <w:bCs w:val="false"/>
-                <w:i w:val="false"/>
-                <w:iCs w:val="false"/>
-                <w:color w:val="000000"/>
-                <w:sz w:val="18"/>
-                <w:szCs w:val="18"/>
-              </w:rPr>
-              <w:t xml:space="preserve">d) explain the formation and behaviour of a p-n junction under forward and reverse bias conditions,</w:t>
-            </w:r>
-          </w:p>
-          <w:p>
-            <w:pPr>
-              <w:spacing w:after="40" w:before="0"/>
-              <w:jc w:val="left"/>
-            </w:pPr>
-            <w:r>
-              <w:rPr>
-                <w:rFonts w:ascii="Arial" w:cs="Arial" w:eastAsia="Arial" w:hAnsi="Arial"/>
-                <w:b w:val="false"/>
-                <w:bCs w:val="false"/>
-                <w:i w:val="false"/>
-                <w:iCs w:val="false"/>
-                <w:color w:val="000000"/>
-                <w:sz w:val="18"/>
-                <w:szCs w:val="18"/>
-              </w:rPr>
-              <w:t xml:space="preserve">e) describe the properties of superconductors and the significance of critical temperature,</w:t>
-            </w:r>
-          </w:p>
-          <w:p>
-            <w:pPr>
-              <w:spacing w:after="40" w:before="0"/>
-              <w:jc w:val="left"/>
-            </w:pPr>
-            <w:r>
-              <w:rPr>
-                <w:rFonts w:ascii="Arial" w:cs="Arial" w:eastAsia="Arial" w:hAnsi="Arial"/>
-                <w:b w:val="false"/>
-                <w:bCs w:val="false"/>
-                <w:i w:val="false"/>
-                <w:iCs w:val="false"/>
-                <w:color w:val="000000"/>
-                <w:sz w:val="18"/>
-                <w:szCs w:val="18"/>
-              </w:rPr>
-              <w:t xml:space="preserve">f) analyse real-world applications of semiconductors and superconductors including solar panels, microchips, and superconducting magnets,</w:t>
-            </w:r>
-          </w:p>
-          <w:p>
-            <w:pPr>
-              <w:spacing w:after="40" w:before="0"/>
-              <w:jc w:val="left"/>
-            </w:pPr>
-            <w:r>
-              <w:rPr>
-                <w:rFonts w:ascii="Arial" w:cs="Arial" w:eastAsia="Arial" w:hAnsi="Arial"/>
-                <w:b w:val="false"/>
-                <w:bCs w:val="false"/>
-                <w:i w:val="false"/>
-                <w:iCs w:val="false"/>
-                <w:color w:val="000000"/>
-                <w:sz w:val="18"/>
-                <w:szCs w:val="18"/>
-              </w:rPr>
-              <w:t xml:space="preserve">g) appreciate the role of electronics in driving technological advancement and solving societal challenges in Kenya and beyond.</w:t>
-            </w:r>
-          </w:p>
-        </w:tc>
-      </w:tr>
-      <w:tr>
-        <w:tc>
-          <w:tcPr>
-            <w:tcW w:type="dxa" w:w="3000"/>
-            <w:shd w:fill="D5E8F0" w:color="auto" w:val="clear"/>
-            <w:tcMar>
-              <w:top w:type="dxa" w:w="60"/>
-              <w:left w:type="dxa" w:w="120"/>
-              <w:bottom w:type="dxa" w:w="60"/>
-              <w:right w:type="dxa" w:w="120"/>
-            </w:tcMar>
-            <w:vAlign w:val="top"/>
-          </w:tcPr>
-          <w:p>
-            <w:pPr>
-              <w:spacing w:after="40" w:before="0"/>
-              <w:jc w:val="left"/>
-            </w:pPr>
-            <w:r>
-              <w:rPr>
-                <w:rFonts w:ascii="Arial" w:cs="Arial" w:eastAsia="Arial" w:hAnsi="Arial"/>
-                <w:b/>
-                <w:bCs/>
-                <w:i w:val="false"/>
-                <w:iCs w:val="false"/>
-                <w:color w:val="000000"/>
-                <w:sz w:val="18"/>
-                <w:szCs w:val="18"/>
-              </w:rPr>
-              <w:t xml:space="preserve">Core Competencies</w:t>
-            </w:r>
-          </w:p>
-        </w:tc>
-        <w:tc>
-          <w:tcPr>
-            <w:tcW w:type="dxa" w:w="10680"/>
-            <w:shd w:fill="FFFFFF" w:color="auto" w:val="clear"/>
-            <w:tcMar>
-              <w:top w:type="dxa" w:w="60"/>
-              <w:left w:type="dxa" w:w="120"/>
-              <w:bottom w:type="dxa" w:w="60"/>
-              <w:right w:type="dxa" w:w="120"/>
-            </w:tcMar>
-            <w:vAlign w:val="top"/>
-          </w:tcPr>
-          <w:p>
-            <w:pPr>
-              <w:spacing w:after="30" w:before="0"/>
-              <w:ind w:left="360" w:hanging="180"/>
-              <w:jc w:val="left"/>
-            </w:pPr>
-            <w:r>
-              <w:rPr>
-                <w:rFonts w:ascii="Arial" w:cs="Arial" w:eastAsia="Arial" w:hAnsi="Arial"/>
-                <w:b w:val="false"/>
-                <w:bCs w:val="false"/>
-                <w:i w:val="false"/>
-                <w:iCs w:val="false"/>
-                <w:color w:val="000000"/>
-                <w:sz w:val="18"/>
-                <w:szCs w:val="18"/>
-              </w:rPr>
-              <w:t xml:space="preserve">–  Communication and Collaboration: learners work in groups during the PhET semiconductor simulation (Lesson 5) and case-study analysis (Lesson 7), sharing findings, negotiating explanations, and presenting conclusions to the class — building teamwork and clear scientific communication.</w:t>
-            </w:r>
-          </w:p>
-          <w:p>
-            <w:pPr>
-              <w:spacing w:after="30" w:before="0"/>
-              <w:ind w:left="360" w:hanging="180"/>
-              <w:jc w:val="left"/>
-            </w:pPr>
-            <w:r>
-              <w:rPr>
-                <w:rFonts w:ascii="Arial" w:cs="Arial" w:eastAsia="Arial" w:hAnsi="Arial"/>
-                <w:b w:val="false"/>
-                <w:bCs w:val="false"/>
-                <w:i w:val="false"/>
-                <w:iCs w:val="false"/>
-                <w:color w:val="000000"/>
-                <w:sz w:val="18"/>
-                <w:szCs w:val="18"/>
-              </w:rPr>
-              <w:t xml:space="preserve">–  Critical Thinking and Problem Solving: learners analyse why a seemingly non-conducting material (silicon) can be engineered to conduct electricity, construct evidence-based arguments using energy band diagrams, and evaluate trade-offs in semiconductor device design.</w:t>
-            </w:r>
-          </w:p>
-          <w:p>
-            <w:pPr>
-              <w:spacing w:after="30" w:before="0"/>
-              <w:ind w:left="360" w:hanging="180"/>
-              <w:jc w:val="left"/>
-            </w:pPr>
-            <w:r>
-              <w:rPr>
-                <w:rFonts w:ascii="Arial" w:cs="Arial" w:eastAsia="Arial" w:hAnsi="Arial"/>
-                <w:b w:val="false"/>
-                <w:bCs w:val="false"/>
-                <w:i w:val="false"/>
-                <w:iCs w:val="false"/>
-                <w:color w:val="000000"/>
-                <w:sz w:val="18"/>
-                <w:szCs w:val="18"/>
-              </w:rPr>
-              <w:t xml:space="preserve">–  Learning to Learn: learners revise and extend their mental models across the lesson sequence — from a basic conductor/insulator binary to a nuanced understanding of doping, junctions, and superconductivity — practising metacognitive reflection on how their thinking has changed.</w:t>
-            </w:r>
-          </w:p>
-          <w:p>
-            <w:pPr>
-              <w:spacing w:after="30" w:before="0"/>
-              <w:ind w:left="360" w:hanging="180"/>
-              <w:jc w:val="left"/>
-            </w:pPr>
-            <w:r>
-              <w:rPr>
-                <w:rFonts w:ascii="Arial" w:cs="Arial" w:eastAsia="Arial" w:hAnsi="Arial"/>
-                <w:b w:val="false"/>
-                <w:bCs w:val="false"/>
-                <w:i w:val="false"/>
-                <w:iCs w:val="false"/>
-                <w:color w:val="000000"/>
-                <w:sz w:val="18"/>
-                <w:szCs w:val="18"/>
-              </w:rPr>
-              <w:t xml:space="preserve">–  Digital Literacy: learners interact with the PhET "Semiconductor" simulation and access the Energy Band Theory YouTube recap video, building confidence in using digital tools for scientific inquiry.</w:t>
-            </w:r>
-          </w:p>
-          <w:p>
-            <w:pPr>
-              <w:spacing w:after="30" w:before="0"/>
-              <w:ind w:left="360" w:hanging="180"/>
-              <w:jc w:val="left"/>
-            </w:pPr>
-            <w:r>
-              <w:rPr>
-                <w:rFonts w:ascii="Arial" w:cs="Arial" w:eastAsia="Arial" w:hAnsi="Arial"/>
-                <w:b w:val="false"/>
-                <w:bCs w:val="false"/>
-                <w:i w:val="false"/>
-                <w:iCs w:val="false"/>
-                <w:color w:val="000000"/>
-                <w:sz w:val="18"/>
-                <w:szCs w:val="18"/>
-              </w:rPr>
-              <w:t xml:space="preserve">–  Creativity and Imagination: learners design annotated conceptual models of p-n junctions and propose how semiconductor or superconductor technology could address a specific Kenyan challenge (e.g., affordable solar energy in off-grid Turkana County).</w:t>
-            </w:r>
-          </w:p>
-        </w:tc>
-      </w:tr>
-      <w:tr>
-        <w:tc>
-          <w:tcPr>
-            <w:tcW w:type="dxa" w:w="3000"/>
-            <w:shd w:fill="E2EFDA" w:color="auto" w:val="clear"/>
-            <w:tcMar>
-              <w:top w:type="dxa" w:w="60"/>
-              <w:left w:type="dxa" w:w="120"/>
-              <w:bottom w:type="dxa" w:w="60"/>
-              <w:right w:type="dxa" w:w="120"/>
-            </w:tcMar>
-            <w:vAlign w:val="top"/>
-          </w:tcPr>
-          <w:p>
-            <w:pPr>
-              <w:spacing w:after="40" w:before="0"/>
-              <w:jc w:val="left"/>
-            </w:pPr>
-            <w:r>
-              <w:rPr>
-                <w:rFonts w:ascii="Arial" w:cs="Arial" w:eastAsia="Arial" w:hAnsi="Arial"/>
-                <w:b/>
-                <w:bCs/>
-                <w:i w:val="false"/>
-                <w:iCs w:val="false"/>
-                <w:color w:val="000000"/>
-                <w:sz w:val="18"/>
-                <w:szCs w:val="18"/>
-              </w:rPr>
-              <w:t xml:space="preserve">Core Values</w:t>
-            </w:r>
-          </w:p>
-        </w:tc>
-        <w:tc>
-          <w:tcPr>
-            <w:tcW w:type="dxa" w:w="10680"/>
-            <w:shd w:fill="FFFFFF" w:color="auto" w:val="clear"/>
-            <w:tcMar>
-              <w:top w:type="dxa" w:w="60"/>
-              <w:left w:type="dxa" w:w="120"/>
-              <w:bottom w:type="dxa" w:w="60"/>
-              <w:right w:type="dxa" w:w="120"/>
-            </w:tcMar>
-            <w:vAlign w:val="top"/>
-          </w:tcPr>
-          <w:p>
-            <w:pPr>
-              <w:spacing w:after="30" w:before="0"/>
-              <w:ind w:left="360" w:hanging="180"/>
-              <w:jc w:val="left"/>
-            </w:pPr>
-            <w:r>
-              <w:rPr>
-                <w:rFonts w:ascii="Arial" w:cs="Arial" w:eastAsia="Arial" w:hAnsi="Arial"/>
-                <w:b w:val="false"/>
-                <w:bCs w:val="false"/>
-                <w:i w:val="false"/>
-                <w:iCs w:val="false"/>
-                <w:color w:val="000000"/>
-                <w:sz w:val="18"/>
-                <w:szCs w:val="18"/>
-              </w:rPr>
-              <w:t xml:space="preserve">–  Responsibility: learners take ownership of group roles during simulation activities and case-study investigations, ensuring every member contributes meaningfully to the team's findings.</w:t>
-            </w:r>
-          </w:p>
-          <w:p>
-            <w:pPr>
-              <w:spacing w:after="30" w:before="0"/>
-              <w:ind w:left="360" w:hanging="180"/>
-              <w:jc w:val="left"/>
-            </w:pPr>
-            <w:r>
-              <w:rPr>
-                <w:rFonts w:ascii="Arial" w:cs="Arial" w:eastAsia="Arial" w:hAnsi="Arial"/>
-                <w:b w:val="false"/>
-                <w:bCs w:val="false"/>
-                <w:i w:val="false"/>
-                <w:iCs w:val="false"/>
-                <w:color w:val="000000"/>
-                <w:sz w:val="18"/>
-                <w:szCs w:val="18"/>
-              </w:rPr>
-              <w:t xml:space="preserve">–  Respect: learners demonstrate open-mindedness when peers propose alternative explanations for semiconductor behaviour, appreciating diverse reasoning before reaching consensus.</w:t>
-            </w:r>
-          </w:p>
-          <w:p>
-            <w:pPr>
-              <w:spacing w:after="30" w:before="0"/>
-              <w:ind w:left="360" w:hanging="180"/>
-              <w:jc w:val="left"/>
-            </w:pPr>
-            <w:r>
-              <w:rPr>
-                <w:rFonts w:ascii="Arial" w:cs="Arial" w:eastAsia="Arial" w:hAnsi="Arial"/>
-                <w:b w:val="false"/>
-                <w:bCs w:val="false"/>
-                <w:i w:val="false"/>
-                <w:iCs w:val="false"/>
-                <w:color w:val="000000"/>
-                <w:sz w:val="18"/>
-                <w:szCs w:val="18"/>
-              </w:rPr>
-              <w:t xml:space="preserve">–  Unity: learners collaborate across different backgrounds and abilities during group model-building, recognising that collective reasoning produces stronger scientific explanations than individual effort alone.</w:t>
-            </w:r>
-          </w:p>
-          <w:p>
-            <w:pPr>
-              <w:spacing w:after="30" w:before="0"/>
-              <w:ind w:left="360" w:hanging="180"/>
-              <w:jc w:val="left"/>
-            </w:pPr>
-            <w:r>
-              <w:rPr>
-                <w:rFonts w:ascii="Arial" w:cs="Arial" w:eastAsia="Arial" w:hAnsi="Arial"/>
-                <w:b w:val="false"/>
-                <w:bCs w:val="false"/>
-                <w:i w:val="false"/>
-                <w:iCs w:val="false"/>
-                <w:color w:val="000000"/>
-                <w:sz w:val="18"/>
-                <w:szCs w:val="18"/>
-              </w:rPr>
-              <w:t xml:space="preserve">–  Social Justice: learners reflect on equitable access to semiconductor technology (e.g., affordable solar panels for rural Kenyan communities) and consider the ethical responsibilities of engineers and policymakers.</w:t>
-            </w:r>
-          </w:p>
-        </w:tc>
-      </w:tr>
-      <w:tr>
-        <w:tc>
-          <w:tcPr>
-            <w:tcW w:type="dxa" w:w="3000"/>
-            <w:shd w:fill="D5E8F0" w:color="auto" w:val="clear"/>
-            <w:tcMar>
-              <w:top w:type="dxa" w:w="60"/>
-              <w:left w:type="dxa" w:w="120"/>
-              <w:bottom w:type="dxa" w:w="60"/>
-              <w:right w:type="dxa" w:w="120"/>
-            </w:tcMar>
-            <w:vAlign w:val="top"/>
-          </w:tcPr>
-          <w:p>
-            <w:pPr>
-              <w:spacing w:after="40" w:before="0"/>
-              <w:jc w:val="left"/>
-            </w:pPr>
-            <w:r>
-              <w:rPr>
-                <w:rFonts w:ascii="Arial" w:cs="Arial" w:eastAsia="Arial" w:hAnsi="Arial"/>
-                <w:b/>
-                <w:bCs/>
-                <w:i w:val="false"/>
-                <w:iCs w:val="false"/>
-                <w:color w:val="000000"/>
-                <w:sz w:val="18"/>
-                <w:szCs w:val="18"/>
-              </w:rPr>
-              <w:t xml:space="preserve">Science &amp; Engineering Practices</w:t>
-            </w:r>
-          </w:p>
-        </w:tc>
-        <w:tc>
-          <w:tcPr>
-            <w:tcW w:type="dxa" w:w="10680"/>
-            <w:shd w:fill="FFFFFF" w:color="auto" w:val="clear"/>
-            <w:tcMar>
-              <w:top w:type="dxa" w:w="60"/>
-              <w:left w:type="dxa" w:w="120"/>
-              <w:bottom w:type="dxa" w:w="60"/>
-              <w:right w:type="dxa" w:w="120"/>
-            </w:tcMar>
-            <w:vAlign w:val="top"/>
-          </w:tcPr>
-          <w:p>
-            <w:pPr>
-              <w:spacing w:after="30" w:before="0"/>
-              <w:ind w:left="360" w:hanging="180"/>
-              <w:jc w:val="left"/>
-            </w:pPr>
-            <w:r>
-              <w:rPr>
-                <w:rFonts w:ascii="Arial" w:cs="Arial" w:eastAsia="Arial" w:hAnsi="Arial"/>
-                <w:b w:val="false"/>
-                <w:bCs w:val="false"/>
-                <w:i w:val="false"/>
-                <w:iCs w:val="false"/>
-                <w:color w:val="000000"/>
-                <w:sz w:val="18"/>
-                <w:szCs w:val="18"/>
-              </w:rPr>
-              <w:t xml:space="preserve">–  SEP 1 — Asking Questions and Defining Problems: learners generate testable questions about why certain materials conduct electricity under some conditions but not others, anchored to the puzzling behaviour of silicon in solar panels observed in the phenomenon.</w:t>
-            </w:r>
-          </w:p>
-          <w:p>
-            <w:pPr>
-              <w:spacing w:after="30" w:before="0"/>
-              <w:ind w:left="360" w:hanging="180"/>
-              <w:jc w:val="left"/>
-            </w:pPr>
-            <w:r>
-              <w:rPr>
-                <w:rFonts w:ascii="Arial" w:cs="Arial" w:eastAsia="Arial" w:hAnsi="Arial"/>
-                <w:b w:val="false"/>
-                <w:bCs w:val="false"/>
-                <w:i w:val="false"/>
-                <w:iCs w:val="false"/>
-                <w:color w:val="000000"/>
-                <w:sz w:val="18"/>
-                <w:szCs w:val="18"/>
-              </w:rPr>
-              <w:t xml:space="preserve">–  SEP 2 — Developing and Using Models: learners construct and iteratively revise energy band diagrams and p-n junction models across Lessons 1–6, culminating in a cumulative annotated model that explains the anchoring phenomenon.</w:t>
-            </w:r>
-          </w:p>
-          <w:p>
-            <w:pPr>
-              <w:spacing w:after="30" w:before="0"/>
-              <w:ind w:left="360" w:hanging="180"/>
-              <w:jc w:val="left"/>
-            </w:pPr>
-            <w:r>
-              <w:rPr>
-                <w:rFonts w:ascii="Arial" w:cs="Arial" w:eastAsia="Arial" w:hAnsi="Arial"/>
-                <w:b w:val="false"/>
-                <w:bCs w:val="false"/>
-                <w:i w:val="false"/>
-                <w:iCs w:val="false"/>
-                <w:color w:val="000000"/>
-                <w:sz w:val="18"/>
-                <w:szCs w:val="18"/>
-              </w:rPr>
-              <w:t xml:space="preserve">–  SEP 3 — Planning and Carrying Out Investigations: learners design and execute the PhET semiconductor simulation in Lesson 5, varying doping concentration and bias voltage and recording systematic observations.</w:t>
-            </w:r>
-          </w:p>
-          <w:p>
-            <w:pPr>
-              <w:spacing w:after="30" w:before="0"/>
-              <w:ind w:left="360" w:hanging="180"/>
-              <w:jc w:val="left"/>
-            </w:pPr>
-            <w:r>
-              <w:rPr>
-                <w:rFonts w:ascii="Arial" w:cs="Arial" w:eastAsia="Arial" w:hAnsi="Arial"/>
-                <w:b w:val="false"/>
-                <w:bCs w:val="false"/>
-                <w:i w:val="false"/>
-                <w:iCs w:val="false"/>
-                <w:color w:val="000000"/>
-                <w:sz w:val="18"/>
-                <w:szCs w:val="18"/>
-              </w:rPr>
-              <w:t xml:space="preserve">–  SEP 4 — Analysing and Interpreting Data: learners analyse I–V characteristic graphs for p-n junctions and interpret simulation data to identify patterns linking doping type/level to conductivity.</w:t>
-            </w:r>
-          </w:p>
-          <w:p>
-            <w:pPr>
-              <w:spacing w:after="30" w:before="0"/>
-              <w:ind w:left="360" w:hanging="180"/>
-              <w:jc w:val="left"/>
-            </w:pPr>
-            <w:r>
-              <w:rPr>
-                <w:rFonts w:ascii="Arial" w:cs="Arial" w:eastAsia="Arial" w:hAnsi="Arial"/>
-                <w:b w:val="false"/>
-                <w:bCs w:val="false"/>
-                <w:i w:val="false"/>
-                <w:iCs w:val="false"/>
-                <w:color w:val="000000"/>
-                <w:sz w:val="18"/>
-                <w:szCs w:val="18"/>
-              </w:rPr>
-              <w:t xml:space="preserve">–  SEP 6 — Constructing Explanations and Designing Solutions: learners construct evidence-based explanations for how a photovoltaic solar cell converts sunlight to electricity, connecting band theory, the p-n junction, and electron flow.</w:t>
-            </w:r>
-          </w:p>
-          <w:p>
-            <w:pPr>
-              <w:spacing w:after="30" w:before="0"/>
-              <w:ind w:left="360" w:hanging="180"/>
-              <w:jc w:val="left"/>
-            </w:pPr>
-            <w:r>
-              <w:rPr>
-                <w:rFonts w:ascii="Arial" w:cs="Arial" w:eastAsia="Arial" w:hAnsi="Arial"/>
-                <w:b w:val="false"/>
-                <w:bCs w:val="false"/>
-                <w:i w:val="false"/>
-                <w:iCs w:val="false"/>
-                <w:color w:val="000000"/>
-                <w:sz w:val="18"/>
-                <w:szCs w:val="18"/>
-              </w:rPr>
-              <w:t xml:space="preserve">–  SEP 8 — Obtaining, Evaluating, and Communicating Information: learners evaluate case-study sources on solar panels, microchips, and superconducting magnets in Lesson 7 and communicate findings through structured presentations.</w:t>
-            </w:r>
-          </w:p>
-        </w:tc>
-      </w:tr>
-      <w:tr>
-        <w:tc>
-          <w:tcPr>
-            <w:tcW w:type="dxa" w:w="3000"/>
-            <w:shd w:fill="FCE4D6" w:color="auto" w:val="clear"/>
-            <w:tcMar>
-              <w:top w:type="dxa" w:w="60"/>
-              <w:left w:type="dxa" w:w="120"/>
-              <w:bottom w:type="dxa" w:w="60"/>
-              <w:right w:type="dxa" w:w="120"/>
-            </w:tcMar>
-            <w:vAlign w:val="top"/>
-          </w:tcPr>
-          <w:p>
-            <w:pPr>
-              <w:spacing w:after="40" w:before="0"/>
-              <w:jc w:val="left"/>
-            </w:pPr>
-            <w:r>
-              <w:rPr>
-                <w:rFonts w:ascii="Arial" w:cs="Arial" w:eastAsia="Arial" w:hAnsi="Arial"/>
-                <w:b/>
-                <w:bCs/>
-                <w:i w:val="false"/>
-                <w:iCs w:val="false"/>
-                <w:color w:val="000000"/>
-                <w:sz w:val="18"/>
-                <w:szCs w:val="18"/>
-              </w:rPr>
-              <w:t xml:space="preserve">Pertinent &amp; Contemporary Issues (PCIs)</w:t>
-            </w:r>
-          </w:p>
-        </w:tc>
-        <w:tc>
-          <w:tcPr>
-            <w:tcW w:type="dxa" w:w="10680"/>
-            <w:shd w:fill="FFFFFF" w:color="auto" w:val="clear"/>
-            <w:tcMar>
-              <w:top w:type="dxa" w:w="60"/>
-              <w:left w:type="dxa" w:w="120"/>
-              <w:bottom w:type="dxa" w:w="60"/>
-              <w:right w:type="dxa" w:w="120"/>
-            </w:tcMar>
-            <w:vAlign w:val="top"/>
-          </w:tcPr>
-          <w:p>
-            <w:pPr>
-              <w:spacing w:after="30" w:before="0"/>
-              <w:ind w:left="360" w:hanging="180"/>
-              <w:jc w:val="left"/>
-            </w:pPr>
-            <w:r>
-              <w:rPr>
-                <w:rFonts w:ascii="Arial" w:cs="Arial" w:eastAsia="Arial" w:hAnsi="Arial"/>
-                <w:b w:val="false"/>
-                <w:bCs w:val="false"/>
-                <w:i w:val="false"/>
-                <w:iCs w:val="false"/>
-                <w:color w:val="000000"/>
-                <w:sz w:val="18"/>
-                <w:szCs w:val="18"/>
-              </w:rPr>
-              <w:t xml:space="preserve">–  Environmental Education: learners connect semiconductor photovoltaic technology to Kenya's renewable energy goals — reducing reliance on fossil fuels and mitigating climate change impacts felt acutely in regions like the Rift Valley and Turkana Basin.</w:t>
-            </w:r>
-          </w:p>
-          <w:p>
-            <w:pPr>
-              <w:spacing w:after="30" w:before="0"/>
-              <w:ind w:left="360" w:hanging="180"/>
-              <w:jc w:val="left"/>
-            </w:pPr>
-            <w:r>
-              <w:rPr>
-                <w:rFonts w:ascii="Arial" w:cs="Arial" w:eastAsia="Arial" w:hAnsi="Arial"/>
-                <w:b w:val="false"/>
-                <w:bCs w:val="false"/>
-                <w:i w:val="false"/>
-                <w:iCs w:val="false"/>
-                <w:color w:val="000000"/>
-                <w:sz w:val="18"/>
-                <w:szCs w:val="18"/>
-              </w:rPr>
-              <w:t xml:space="preserve">–  Gender Disparity: learners challenge stereotypes that Electronics and Physics are male-dominated fields by profiling Kenyan women working in technology and engineering sectors (e.g., women engineers at Kenya Power, female researchers at JKUAT), encouraging all learners to see themselves as future electronics professionals.</w:t>
-            </w:r>
-          </w:p>
-          <w:p>
-            <w:pPr>
-              <w:spacing w:after="30" w:before="0"/>
-              <w:ind w:left="360" w:hanging="180"/>
-              <w:jc w:val="left"/>
-            </w:pPr>
-            <w:r>
-              <w:rPr>
-                <w:rFonts w:ascii="Arial" w:cs="Arial" w:eastAsia="Arial" w:hAnsi="Arial"/>
-                <w:b w:val="false"/>
-                <w:bCs w:val="false"/>
-                <w:i w:val="false"/>
-                <w:iCs w:val="false"/>
-                <w:color w:val="000000"/>
-                <w:sz w:val="18"/>
-                <w:szCs w:val="18"/>
-              </w:rPr>
-              <w:t xml:space="preserve">–  Financial Literacy: learners evaluate the economic cost-benefit of semiconductor-based solar panels for rural Kenyan households versus grid electricity, developing awareness of technology as a driver of economic empowerment.</w:t>
-            </w:r>
-          </w:p>
-          <w:p>
-            <w:pPr>
-              <w:spacing w:after="30" w:before="0"/>
-              <w:ind w:left="360" w:hanging="180"/>
-              <w:jc w:val="left"/>
-            </w:pPr>
-            <w:r>
-              <w:rPr>
-                <w:rFonts w:ascii="Arial" w:cs="Arial" w:eastAsia="Arial" w:hAnsi="Arial"/>
-                <w:b w:val="false"/>
-                <w:bCs w:val="false"/>
-                <w:i w:val="false"/>
-                <w:iCs w:val="false"/>
-                <w:color w:val="000000"/>
-                <w:sz w:val="18"/>
-                <w:szCs w:val="18"/>
-              </w:rPr>
-              <w:t xml:space="preserve">–  Citizenship: learners discuss Kenya's Silicon Savannah (Nairobi's tech hub) and consider how a citizenry that understands electronics can drive local innovation and reduce dependence on imported technology.</w:t>
-            </w:r>
-          </w:p>
-        </w:tc>
-      </w:tr>
-      <w:tr>
-        <w:tc>
-          <w:tcPr>
-            <w:tcW w:type="dxa" w:w="3000"/>
-            <w:shd w:fill="D9EEF1" w:color="auto" w:val="clear"/>
-            <w:tcMar>
-              <w:top w:type="dxa" w:w="60"/>
-              <w:left w:type="dxa" w:w="120"/>
-              <w:bottom w:type="dxa" w:w="60"/>
-              <w:right w:type="dxa" w:w="120"/>
-            </w:tcMar>
-            <w:vAlign w:val="top"/>
-          </w:tcPr>
-          <w:p>
-            <w:pPr>
-              <w:spacing w:after="40" w:before="0"/>
-              <w:jc w:val="left"/>
-            </w:pPr>
-            <w:r>
-              <w:rPr>
-                <w:rFonts w:ascii="Arial" w:cs="Arial" w:eastAsia="Arial" w:hAnsi="Arial"/>
-                <w:b/>
-                <w:bCs/>
-                <w:i w:val="false"/>
-                <w:iCs w:val="false"/>
-                <w:color w:val="000000"/>
-                <w:sz w:val="18"/>
-                <w:szCs w:val="18"/>
-              </w:rPr>
-              <w:t xml:space="preserve">Career Connections</w:t>
-            </w:r>
-          </w:p>
-        </w:tc>
-        <w:tc>
-          <w:tcPr>
-            <w:tcW w:type="dxa" w:w="10680"/>
-            <w:shd w:fill="FFFFFF" w:color="auto" w:val="clear"/>
-            <w:tcMar>
-              <w:top w:type="dxa" w:w="60"/>
-              <w:left w:type="dxa" w:w="120"/>
-              <w:bottom w:type="dxa" w:w="60"/>
-              <w:right w:type="dxa" w:w="120"/>
-            </w:tcMar>
-            <w:vAlign w:val="top"/>
-          </w:tcPr>
-          <w:p>
-            <w:pPr>
-              <w:spacing w:after="30" w:before="0"/>
-              <w:ind w:left="360" w:hanging="180"/>
-              <w:jc w:val="left"/>
-            </w:pPr>
-            <w:r>
-              <w:rPr>
-                <w:rFonts w:ascii="Arial" w:cs="Arial" w:eastAsia="Arial" w:hAnsi="Arial"/>
-                <w:b w:val="false"/>
-                <w:bCs w:val="false"/>
-                <w:i w:val="false"/>
-                <w:iCs w:val="false"/>
-                <w:color w:val="000000"/>
-                <w:sz w:val="18"/>
-                <w:szCs w:val="18"/>
-              </w:rPr>
-              <w:t xml:space="preserve">–  Electrical/Electronics Engineer: this sub-strand provides foundational understanding of semiconductors and circuit components essential for designing consumer electronics, power systems, and communication devices manufactured or used across Kenya.</w:t>
-            </w:r>
-          </w:p>
-          <w:p>
-            <w:pPr>
-              <w:spacing w:after="30" w:before="0"/>
-              <w:ind w:left="360" w:hanging="180"/>
-              <w:jc w:val="left"/>
-            </w:pPr>
-            <w:r>
-              <w:rPr>
-                <w:rFonts w:ascii="Arial" w:cs="Arial" w:eastAsia="Arial" w:hAnsi="Arial"/>
-                <w:b w:val="false"/>
-                <w:bCs w:val="false"/>
-                <w:i w:val="false"/>
-                <w:iCs w:val="false"/>
-                <w:color w:val="000000"/>
-                <w:sz w:val="18"/>
-                <w:szCs w:val="18"/>
-              </w:rPr>
-              <w:t xml:space="preserve">–  Solar Energy Technician/Renewable Energy Engineer: understanding p-n junctions and photovoltaic cells directly underpins careers in Kenya's rapidly growing solar energy sector, including installation and design of off-grid solar systems in rural counties.</w:t>
-            </w:r>
-          </w:p>
-          <w:p>
-            <w:pPr>
-              <w:spacing w:after="30" w:before="0"/>
-              <w:ind w:left="360" w:hanging="180"/>
-              <w:jc w:val="left"/>
-            </w:pPr>
-            <w:r>
-              <w:rPr>
-                <w:rFonts w:ascii="Arial" w:cs="Arial" w:eastAsia="Arial" w:hAnsi="Arial"/>
-                <w:b w:val="false"/>
-                <w:bCs w:val="false"/>
-                <w:i w:val="false"/>
-                <w:iCs w:val="false"/>
-                <w:color w:val="000000"/>
-                <w:sz w:val="18"/>
-                <w:szCs w:val="18"/>
-              </w:rPr>
-              <w:t xml:space="preserve">–  Medical Physicist/Biomedical Engineer: knowledge of superconducting magnets connects to careers operating and maintaining MRI machines in Kenyan hospitals such as Kenyatta National Hospital and Aga Khan University Hospital.</w:t>
-            </w:r>
-          </w:p>
-          <w:p>
-            <w:pPr>
-              <w:spacing w:after="30" w:before="0"/>
-              <w:ind w:left="360" w:hanging="180"/>
-              <w:jc w:val="left"/>
-            </w:pPr>
-            <w:r>
-              <w:rPr>
-                <w:rFonts w:ascii="Arial" w:cs="Arial" w:eastAsia="Arial" w:hAnsi="Arial"/>
-                <w:b w:val="false"/>
-                <w:bCs w:val="false"/>
-                <w:i w:val="false"/>
-                <w:iCs w:val="false"/>
-                <w:color w:val="000000"/>
-                <w:sz w:val="18"/>
-                <w:szCs w:val="18"/>
-              </w:rPr>
-              <w:t xml:space="preserve">–  Computer Hardware Engineer/ICT Specialist: understanding how doped semiconductors form transistors and integrated circuits is foundational for careers in Kenya's Silicon Savannah tech ecosystem, including chip design and embedded systems.</w:t>
-            </w:r>
-          </w:p>
-          <w:p>
-            <w:pPr>
-              <w:spacing w:after="30" w:before="0"/>
-              <w:ind w:left="360" w:hanging="180"/>
-              <w:jc w:val="left"/>
-            </w:pPr>
-            <w:r>
-              <w:rPr>
-                <w:rFonts w:ascii="Arial" w:cs="Arial" w:eastAsia="Arial" w:hAnsi="Arial"/>
-                <w:b w:val="false"/>
-                <w:bCs w:val="false"/>
-                <w:i w:val="false"/>
-                <w:iCs w:val="false"/>
-                <w:color w:val="000000"/>
-                <w:sz w:val="18"/>
-                <w:szCs w:val="18"/>
-              </w:rPr>
-              <w:t xml:space="preserve">–  Research Scientist (Materials Science/Nanotechnology): study of energy bands and superconductivity opens pathways to postgraduate research at Kenyan universities (University of Nairobi, JKUAT, Maseno) focusing on advanced materials for energy and health applications.</w:t>
-            </w:r>
-          </w:p>
-        </w:tc>
-      </w:tr>
-      <w:tr>
-        <w:tc>
-          <w:tcPr>
-            <w:tcW w:type="dxa" w:w="3000"/>
-            <w:shd w:fill="D5E8F0" w:color="auto" w:val="clear"/>
-            <w:tcMar>
-              <w:top w:type="dxa" w:w="60"/>
-              <w:left w:type="dxa" w:w="120"/>
-              <w:bottom w:type="dxa" w:w="60"/>
-              <w:right w:type="dxa" w:w="120"/>
-            </w:tcMar>
-            <w:vAlign w:val="top"/>
-          </w:tcPr>
-          <w:p>
-            <w:pPr>
-              <w:spacing w:after="40" w:before="0"/>
-              <w:jc w:val="left"/>
-            </w:pPr>
-            <w:r>
-              <w:rPr>
-                <w:rFonts w:ascii="Arial" w:cs="Arial" w:eastAsia="Arial" w:hAnsi="Arial"/>
-                <w:b/>
-                <w:bCs/>
-                <w:i w:val="false"/>
-                <w:iCs w:val="false"/>
-                <w:color w:val="000000"/>
-                <w:sz w:val="18"/>
-                <w:szCs w:val="18"/>
-              </w:rPr>
-              <w:t xml:space="preserve">Focus for Lessons</w:t>
-            </w:r>
-          </w:p>
-        </w:tc>
-        <w:tc>
-          <w:tcPr>
-            <w:tcW w:type="dxa" w:w="10680"/>
-            <w:shd w:fill="FFFFFF" w:color="auto" w:val="clear"/>
-            <w:tcMar>
-              <w:top w:type="dxa" w:w="60"/>
-              <w:left w:type="dxa" w:w="120"/>
-              <w:bottom w:type="dxa" w:w="60"/>
-              <w:right w:type="dxa" w:w="120"/>
-            </w:tcMar>
-            <w:vAlign w:val="top"/>
-          </w:tcPr>
-          <w:p>
-            <w:pPr>
-              <w:spacing w:after="40" w:before="0"/>
-              <w:jc w:val="left"/>
-            </w:pPr>
-            <w:r>
-              <w:rPr>
-                <w:rFonts w:ascii="Arial" w:cs="Arial" w:eastAsia="Arial" w:hAnsi="Arial"/>
-                <w:b w:val="false"/>
-                <w:bCs w:val="false"/>
-                <w:i w:val="false"/>
-                <w:iCs w:val="false"/>
-                <w:color w:val="000000"/>
-                <w:sz w:val="18"/>
-                <w:szCs w:val="18"/>
-              </w:rPr>
-              <w:t xml:space="preserve">This unit introduces Grade 10 learners to the physics of electronic materials, starting from the fundamental question of why some materials conduct electricity and others do not. Using energy band theory as a conceptual backbone, learners progress from pure (intrinsic) semiconductors through engineered (extrinsic) doped materials to the remarkable world of superconductors, always connecting abstract models to tangible Kenyan applications. The instructional approach is phenomenon-driven and model-centred: learners repeatedly revise a cumulative diagram as their understanding deepens, grounding every concept in the puzzling real-world behaviour of the silicon solar panel introduced in Lesson 1.</w:t>
-            </w:r>
-          </w:p>
-        </w:tc>
-      </w:tr>
-      <w:tr>
-        <w:tc>
-          <w:tcPr>
-            <w:tcW w:type="dxa" w:w="3000"/>
-            <w:shd w:fill="EAD1F5" w:color="auto" w:val="clear"/>
-            <w:tcMar>
-              <w:top w:type="dxa" w:w="60"/>
-              <w:left w:type="dxa" w:w="120"/>
-              <w:bottom w:type="dxa" w:w="60"/>
-              <w:right w:type="dxa" w:w="120"/>
-            </w:tcMar>
-            <w:vAlign w:val="top"/>
-          </w:tcPr>
-          <w:p>
-            <w:pPr>
-              <w:spacing w:after="40" w:before="0"/>
-              <w:jc w:val="left"/>
-            </w:pPr>
-            <w:r>
-              <w:rPr>
-                <w:rFonts w:ascii="Arial" w:cs="Arial" w:eastAsia="Arial" w:hAnsi="Arial"/>
-                <w:b/>
-                <w:bCs/>
-                <w:i w:val="false"/>
-                <w:iCs w:val="false"/>
-                <w:color w:val="000000"/>
-                <w:sz w:val="18"/>
-                <w:szCs w:val="18"/>
-              </w:rPr>
-              <w:t xml:space="preserve">Driving Question / Key Inquiry Questions</w:t>
-            </w:r>
-          </w:p>
-        </w:tc>
-        <w:tc>
-          <w:tcPr>
-            <w:tcW w:type="dxa" w:w="10680"/>
-            <w:shd w:fill="FFFFFF" w:color="auto" w:val="clear"/>
-            <w:tcMar>
-              <w:top w:type="dxa" w:w="60"/>
-              <w:left w:type="dxa" w:w="120"/>
-              <w:bottom w:type="dxa" w:w="60"/>
-              <w:right w:type="dxa" w:w="120"/>
-            </w:tcMar>
-            <w:vAlign w:val="top"/>
-          </w:tcPr>
-          <w:p>
-            <w:pPr>
-              <w:spacing w:after="40" w:before="0"/>
-              <w:jc w:val="left"/>
-            </w:pPr>
-            <w:r>
-              <w:rPr>
-                <w:rFonts w:ascii="Arial" w:cs="Arial" w:eastAsia="Arial" w:hAnsi="Arial"/>
-                <w:b w:val="false"/>
-                <w:bCs w:val="false"/>
-                <w:i w:val="false"/>
-                <w:iCs w:val="false"/>
-                <w:color w:val="000000"/>
-                <w:sz w:val="18"/>
-                <w:szCs w:val="18"/>
-              </w:rPr>
-              <w:t xml:space="preserve">DRIVING QUESTION: Why does a silicon solar panel on a Kajiado farm produce less power in the hot afternoon sun than on a cool morning — and what is so special about silicon that it can act as both a conductor and an insulator depending on the conditions?</w:t>
-            </w:r>
-          </w:p>
-          <w:p>
-            <w:pPr>
-              <w:spacing w:after="40" w:before="0"/>
-              <w:jc w:val="left"/>
-            </w:pPr>
-            <w:r>
-              <w:rPr>
-                <w:rFonts w:ascii="Arial" w:cs="Arial" w:eastAsia="Arial" w:hAnsi="Arial"/>
-                <w:b w:val="false"/>
-                <w:bCs w:val="false"/>
-                <w:i w:val="false"/>
-                <w:iCs w:val="false"/>
-                <w:color w:val="000000"/>
-                <w:sz w:val="18"/>
-                <w:szCs w:val="18"/>
-              </w:rPr>
-              <w:t xml:space="preserve"/>
-            </w:r>
-          </w:p>
-          <w:p>
-            <w:pPr>
-              <w:spacing w:after="40" w:before="0"/>
-              <w:jc w:val="left"/>
-            </w:pPr>
-            <w:r>
-              <w:rPr>
-                <w:rFonts w:ascii="Arial" w:cs="Arial" w:eastAsia="Arial" w:hAnsi="Arial"/>
-                <w:b w:val="false"/>
-                <w:bCs w:val="false"/>
-                <w:i w:val="false"/>
-                <w:iCs w:val="false"/>
-                <w:color w:val="000000"/>
-                <w:sz w:val="18"/>
-                <w:szCs w:val="18"/>
-              </w:rPr>
-              <w:t xml:space="preserve">KICD KEY INQUIRY QUESTIONS:</w:t>
-            </w:r>
-          </w:p>
-          <w:p>
-            <w:pPr>
-              <w:spacing w:after="40" w:before="0"/>
-              <w:jc w:val="left"/>
-            </w:pPr>
-            <w:r>
-              <w:rPr>
-                <w:rFonts w:ascii="Arial" w:cs="Arial" w:eastAsia="Arial" w:hAnsi="Arial"/>
-                <w:b w:val="false"/>
-                <w:bCs w:val="false"/>
-                <w:i w:val="false"/>
-                <w:iCs w:val="false"/>
-                <w:color w:val="000000"/>
-                <w:sz w:val="18"/>
-                <w:szCs w:val="18"/>
-              </w:rPr>
-              <w:t xml:space="preserve">1. How do the electrical properties of materials depend on their atomic and energy band structure?</w:t>
-            </w:r>
-          </w:p>
-          <w:p>
-            <w:pPr>
-              <w:spacing w:after="40" w:before="0"/>
-              <w:jc w:val="left"/>
-            </w:pPr>
-            <w:r>
-              <w:rPr>
-                <w:rFonts w:ascii="Arial" w:cs="Arial" w:eastAsia="Arial" w:hAnsi="Arial"/>
-                <w:b w:val="false"/>
-                <w:bCs w:val="false"/>
-                <w:i w:val="false"/>
-                <w:iCs w:val="false"/>
-                <w:color w:val="000000"/>
-                <w:sz w:val="18"/>
-                <w:szCs w:val="18"/>
-              </w:rPr>
-              <w:t xml:space="preserve">2. How has the understanding and engineering of semiconductor materials transformed modern technology and everyday life?</w:t>
-            </w:r>
-          </w:p>
-        </w:tc>
-      </w:tr>
-      <w:tr>
-        <w:tc>
-          <w:tcPr>
-            <w:tcW w:type="dxa" w:w="3000"/>
-            <w:shd w:fill="EAD1F5" w:color="auto" w:val="clear"/>
-            <w:tcMar>
-              <w:top w:type="dxa" w:w="60"/>
-              <w:left w:type="dxa" w:w="120"/>
-              <w:bottom w:type="dxa" w:w="60"/>
-              <w:right w:type="dxa" w:w="120"/>
-            </w:tcMar>
-            <w:vAlign w:val="top"/>
-          </w:tcPr>
-          <w:p>
-            <w:pPr>
-              <w:spacing w:after="40" w:before="0"/>
-              <w:jc w:val="left"/>
-            </w:pPr>
-            <w:r>
-              <w:rPr>
-                <w:rFonts w:ascii="Arial" w:cs="Arial" w:eastAsia="Arial" w:hAnsi="Arial"/>
-                <w:b/>
-                <w:bCs/>
-                <w:i w:val="false"/>
-                <w:iCs w:val="false"/>
-                <w:color w:val="000000"/>
-                <w:sz w:val="18"/>
-                <w:szCs w:val="18"/>
-              </w:rPr>
-              <w:t xml:space="preserve">Anchoring Phenomenon</w:t>
-            </w:r>
-          </w:p>
-        </w:tc>
-        <w:tc>
-          <w:tcPr>
-            <w:tcW w:type="dxa" w:w="10680"/>
-            <w:shd w:fill="FFFFFF" w:color="auto" w:val="clear"/>
-            <w:tcMar>
-              <w:top w:type="dxa" w:w="60"/>
-              <w:left w:type="dxa" w:w="120"/>
-              <w:bottom w:type="dxa" w:w="60"/>
-              <w:right w:type="dxa" w:w="120"/>
-            </w:tcMar>
-            <w:vAlign w:val="top"/>
-          </w:tcPr>
-          <w:p>
-            <w:pPr>
-              <w:spacing w:after="40" w:before="0"/>
-              <w:jc w:val="left"/>
-            </w:pPr>
-            <w:r>
-              <w:rPr>
-                <w:rFonts w:ascii="Arial" w:cs="Arial" w:eastAsia="Arial" w:hAnsi="Arial"/>
-                <w:b w:val="false"/>
-                <w:bCs w:val="false"/>
-                <w:i w:val="false"/>
-                <w:iCs w:val="false"/>
-                <w:color w:val="000000"/>
-                <w:sz w:val="18"/>
-                <w:szCs w:val="18"/>
-              </w:rPr>
-              <w:t xml:space="preserve">ANCHORING PHENOMENON — "The Solar Panel That Works Better on a Cool, Cloudy Day in Nairobi"</w:t>
-            </w:r>
-          </w:p>
-          <w:p>
-            <w:pPr>
-              <w:spacing w:after="40" w:before="0"/>
-              <w:jc w:val="left"/>
-            </w:pPr>
-            <w:r>
-              <w:rPr>
-                <w:rFonts w:ascii="Arial" w:cs="Arial" w:eastAsia="Arial" w:hAnsi="Arial"/>
-                <w:b w:val="false"/>
-                <w:bCs w:val="false"/>
-                <w:i w:val="false"/>
-                <w:iCs w:val="false"/>
-                <w:color w:val="000000"/>
-                <w:sz w:val="18"/>
-                <w:szCs w:val="18"/>
-              </w:rPr>
-              <w:t xml:space="preserve"/>
-            </w:r>
-          </w:p>
-          <w:p>
-            <w:pPr>
-              <w:spacing w:after="40" w:before="0"/>
-              <w:jc w:val="left"/>
-            </w:pPr>
-            <w:r>
-              <w:rPr>
-                <w:rFonts w:ascii="Arial" w:cs="Arial" w:eastAsia="Arial" w:hAnsi="Arial"/>
-                <w:b w:val="false"/>
-                <w:bCs w:val="false"/>
-                <w:i w:val="false"/>
-                <w:iCs w:val="false"/>
-                <w:color w:val="000000"/>
-                <w:sz w:val="18"/>
-                <w:szCs w:val="18"/>
-              </w:rPr>
-              <w:t xml:space="preserve">A farmer in Kajiado County installs a silicon solar panel to power a water pump for irrigation. On a hot, cloudless afternoon (≈35 °C), the panel generates noticeably less electrical power than on a cooler, overcast morning (≈18 °C). This is deeply puzzling: learners expect more sunlight = more electricity, yet the data show the opposite trend for power output efficiency. Furthermore, the panel produces no electricity at all in complete darkness, yet silicon — the material the panel is made from — is neither a metal conductor nor a plastic insulator. How can a single material sometimes conduct electricity and sometimes not? And why does heating it up make it work less efficiently rather than more, as would happen with a simple resistor? This phenomenon cannot be explained by anything learners have studied before about simple circuits and Ohm's Law — it demands a new model of how electrons behave inside solid materials.</w:t>
-            </w:r>
-          </w:p>
-        </w:tc>
-      </w:tr>
-      <w:tr>
-        <w:tc>
-          <w:tcPr>
-            <w:tcW w:type="dxa" w:w="3000"/>
-            <w:shd w:fill="D9EEF1" w:color="auto" w:val="clear"/>
-            <w:tcMar>
-              <w:top w:type="dxa" w:w="60"/>
-              <w:left w:type="dxa" w:w="120"/>
-              <w:bottom w:type="dxa" w:w="60"/>
-              <w:right w:type="dxa" w:w="120"/>
-            </w:tcMar>
-            <w:vAlign w:val="top"/>
-          </w:tcPr>
-          <w:p>
-            <w:pPr>
-              <w:spacing w:after="40" w:before="0"/>
-              <w:jc w:val="left"/>
-            </w:pPr>
-            <w:r>
-              <w:rPr>
-                <w:rFonts w:ascii="Arial" w:cs="Arial" w:eastAsia="Arial" w:hAnsi="Arial"/>
-                <w:b/>
-                <w:bCs/>
-                <w:i w:val="false"/>
-                <w:iCs w:val="false"/>
-                <w:color w:val="000000"/>
-                <w:sz w:val="18"/>
-                <w:szCs w:val="18"/>
-              </w:rPr>
-              <w:t xml:space="preserve">Storyline Thread</w:t>
-            </w:r>
-          </w:p>
-        </w:tc>
-        <w:tc>
-          <w:tcPr>
-            <w:tcW w:type="dxa" w:w="10680"/>
-            <w:shd w:fill="FFFFFF" w:color="auto" w:val="clear"/>
-            <w:tcMar>
-              <w:top w:type="dxa" w:w="60"/>
-              <w:left w:type="dxa" w:w="120"/>
-              <w:bottom w:type="dxa" w:w="60"/>
-              <w:right w:type="dxa" w:w="120"/>
-            </w:tcMar>
-            <w:vAlign w:val="top"/>
-          </w:tcPr>
-          <w:p>
-            <w:pPr>
-              <w:spacing w:after="40" w:before="0"/>
-              <w:jc w:val="left"/>
-            </w:pPr>
-            <w:r>
-              <w:rPr>
-                <w:rFonts w:ascii="Arial" w:cs="Arial" w:eastAsia="Arial" w:hAnsi="Arial"/>
-                <w:b w:val="false"/>
-                <w:bCs w:val="false"/>
-                <w:i w:val="false"/>
-                <w:iCs w:val="false"/>
-                <w:color w:val="000000"/>
-                <w:sz w:val="18"/>
-                <w:szCs w:val="18"/>
-              </w:rPr>
-              <w:t xml:space="preserve">Lesson 1–2 (Conductors, Insulators, Semiconductors): Learners encounter the anchoring phenomenon — the Kajiado solar panel puzzle. They sort familiar Kenyan materials (copper wire, plastic mkono wa sufuria handle, graphite pencil, silicon chip) into conductors/insulators by prediction, then test using a simple circuit. The unexpected in-between behaviour of silicon and graphite creates productive confusion. Learners are introduced to energy band theory as the new model needed to explain what they observe, constructing initial band diagrams for a metal, an insulator, and a semiconductor. The Driving Question Board is opened.</w:t>
-            </w:r>
-          </w:p>
-          <w:p>
-            <w:pPr>
-              <w:spacing w:after="40" w:before="0"/>
-              <w:jc w:val="left"/>
-            </w:pPr>
-            <w:r>
-              <w:rPr>
-                <w:rFonts w:ascii="Arial" w:cs="Arial" w:eastAsia="Arial" w:hAnsi="Arial"/>
-                <w:b w:val="false"/>
-                <w:bCs w:val="false"/>
-                <w:i w:val="false"/>
-                <w:iCs w:val="false"/>
-                <w:color w:val="000000"/>
-                <w:sz w:val="18"/>
-                <w:szCs w:val="18"/>
-              </w:rPr>
-              <w:t xml:space="preserve"/>
-            </w:r>
-          </w:p>
-          <w:p>
-            <w:pPr>
-              <w:spacing w:after="40" w:before="0"/>
-              <w:jc w:val="left"/>
-            </w:pPr>
-            <w:r>
-              <w:rPr>
-                <w:rFonts w:ascii="Arial" w:cs="Arial" w:eastAsia="Arial" w:hAnsi="Arial"/>
-                <w:b w:val="false"/>
-                <w:bCs w:val="false"/>
-                <w:i w:val="false"/>
-                <w:iCs w:val="false"/>
-                <w:color w:val="000000"/>
-                <w:sz w:val="18"/>
-                <w:szCs w:val="18"/>
-              </w:rPr>
-              <w:t xml:space="preserve">Lesson 3 (Intrinsic Semiconductors): Learners deepen the band model by exploring pure (intrinsic) silicon — how thermal energy at room temperature excites a small number of electrons across the band gap, creating electron-hole pairs. They connect this to why the solar panel works at all without doping. A temperature–conductivity graph for pure silicon is analysed, beginning to explain why heat affects semiconductor behaviour differently from metals.</w:t>
-            </w:r>
-          </w:p>
-          <w:p>
-            <w:pPr>
-              <w:spacing w:after="40" w:before="0"/>
-              <w:jc w:val="left"/>
-            </w:pPr>
-            <w:r>
-              <w:rPr>
-                <w:rFonts w:ascii="Arial" w:cs="Arial" w:eastAsia="Arial" w:hAnsi="Arial"/>
-                <w:b w:val="false"/>
-                <w:bCs w:val="false"/>
-                <w:i w:val="false"/>
-                <w:iCs w:val="false"/>
-                <w:color w:val="000000"/>
-                <w:sz w:val="18"/>
-                <w:szCs w:val="18"/>
-              </w:rPr>
-              <w:t xml:space="preserve"/>
-            </w:r>
-          </w:p>
-          <w:p>
-            <w:pPr>
-              <w:spacing w:after="40" w:before="0"/>
-              <w:jc w:val="left"/>
-            </w:pPr>
-            <w:r>
-              <w:rPr>
-                <w:rFonts w:ascii="Arial" w:cs="Arial" w:eastAsia="Arial" w:hAnsi="Arial"/>
-                <w:b w:val="false"/>
-                <w:bCs w:val="false"/>
-                <w:i w:val="false"/>
-                <w:iCs w:val="false"/>
-                <w:color w:val="000000"/>
-                <w:sz w:val="18"/>
-                <w:szCs w:val="18"/>
-              </w:rPr>
-              <w:t xml:space="preserve">Lesson 4 (Extrinsic Semiconductors — n-type &amp; p-type): Learners investigate how adding tiny amounts of impurity atoms (doping) dramatically increases conductivity without changing the crystal structure significantly. They construct n-type (extra electrons) and p-type (extra holes) band diagrams and relate doping to the precise engineering that makes transistors and solar cells possible. The DQB is updated: learners can now partially explain the solar panel phenomenon.</w:t>
-            </w:r>
-          </w:p>
-          <w:p>
-            <w:pPr>
-              <w:spacing w:after="40" w:before="0"/>
-              <w:jc w:val="left"/>
-            </w:pPr>
-            <w:r>
-              <w:rPr>
-                <w:rFonts w:ascii="Arial" w:cs="Arial" w:eastAsia="Arial" w:hAnsi="Arial"/>
-                <w:b w:val="false"/>
-                <w:bCs w:val="false"/>
-                <w:i w:val="false"/>
-                <w:iCs w:val="false"/>
-                <w:color w:val="000000"/>
-                <w:sz w:val="18"/>
-                <w:szCs w:val="18"/>
-              </w:rPr>
-              <w:t xml:space="preserve"/>
-            </w:r>
-          </w:p>
-          <w:p>
-            <w:pPr>
-              <w:spacing w:after="40" w:before="0"/>
-              <w:jc w:val="left"/>
-            </w:pPr>
-            <w:r>
-              <w:rPr>
-                <w:rFonts w:ascii="Arial" w:cs="Arial" w:eastAsia="Arial" w:hAnsi="Arial"/>
-                <w:b w:val="false"/>
-                <w:bCs w:val="false"/>
-                <w:i w:val="false"/>
-                <w:iCs w:val="false"/>
-                <w:color w:val="000000"/>
-                <w:sz w:val="18"/>
-                <w:szCs w:val="18"/>
-              </w:rPr>
-              <w:t xml:space="preserve">Lesson 5 (PhET Simulation — Semiconductor Lab): Learners use the PhET "Semiconductor" simulation to systematically vary doping type, doping concentration, and temperature, collecting I–V data and constructing evidence-based explanations for p-n junction behaviour. Forward and reverse bias are explored. Learners return to the anchoring phenomenon: why does high temperature reduce solar panel efficiency?</w:t>
-            </w:r>
-          </w:p>
-          <w:p>
-            <w:pPr>
-              <w:spacing w:after="40" w:before="0"/>
-              <w:jc w:val="left"/>
-            </w:pPr>
-            <w:r>
-              <w:rPr>
-                <w:rFonts w:ascii="Arial" w:cs="Arial" w:eastAsia="Arial" w:hAnsi="Arial"/>
-                <w:b w:val="false"/>
-                <w:bCs w:val="false"/>
-                <w:i w:val="false"/>
-                <w:iCs w:val="false"/>
-                <w:color w:val="000000"/>
-                <w:sz w:val="18"/>
-                <w:szCs w:val="18"/>
-              </w:rPr>
-              <w:t xml:space="preserve"/>
-            </w:r>
-          </w:p>
-          <w:p>
-            <w:pPr>
-              <w:spacing w:after="40" w:before="0"/>
-              <w:jc w:val="left"/>
-            </w:pPr>
-            <w:r>
-              <w:rPr>
-                <w:rFonts w:ascii="Arial" w:cs="Arial" w:eastAsia="Arial" w:hAnsi="Arial"/>
-                <w:b w:val="false"/>
-                <w:bCs w:val="false"/>
-                <w:i w:val="false"/>
-                <w:iCs w:val="false"/>
-                <w:color w:val="000000"/>
-                <w:sz w:val="18"/>
-                <w:szCs w:val="18"/>
-              </w:rPr>
-              <w:t xml:space="preserve">Lesson 6 (Superconductors Explained): A dramatic supporting phenomenon (floating magnet video — Meissner effect) launches exploration of superconductivity. Learners investigate the concept of critical temperature, zero resistance, and the Meissner effect, contrasting superconductors with ordinary semiconductors using band theory and lattice vibration arguments. The DQB expands to a new question: could superconducting transmission lines eliminate Kenya's electricity distribution losses?</w:t>
-            </w:r>
-          </w:p>
-          <w:p>
-            <w:pPr>
-              <w:spacing w:after="40" w:before="0"/>
-              <w:jc w:val="left"/>
-            </w:pPr>
-            <w:r>
-              <w:rPr>
-                <w:rFonts w:ascii="Arial" w:cs="Arial" w:eastAsia="Arial" w:hAnsi="Arial"/>
-                <w:b w:val="false"/>
-                <w:bCs w:val="false"/>
-                <w:i w:val="false"/>
-                <w:iCs w:val="false"/>
-                <w:color w:val="000000"/>
-                <w:sz w:val="18"/>
-                <w:szCs w:val="18"/>
-              </w:rPr>
-              <w:t xml:space="preserve"/>
-            </w:r>
-          </w:p>
-          <w:p>
-            <w:pPr>
-              <w:spacing w:after="40" w:before="0"/>
-              <w:jc w:val="left"/>
-            </w:pPr>
-            <w:r>
-              <w:rPr>
-                <w:rFonts w:ascii="Arial" w:cs="Arial" w:eastAsia="Arial" w:hAnsi="Arial"/>
-                <w:b w:val="false"/>
-                <w:bCs w:val="false"/>
-                <w:i w:val="false"/>
-                <w:iCs w:val="false"/>
-                <w:color w:val="000000"/>
-                <w:sz w:val="18"/>
-                <w:szCs w:val="18"/>
-              </w:rPr>
-              <w:t xml:space="preserve">Lesson 7 (Case Studies — Solar Panels, Microchips, Superconducting Magnets): Learners apply their cumulative understanding to three structured Kenyan-context case studies: (1) photovoltaic solar panels powering rural schools in Turkana County, (2) microchips inside M-PESA mobile payment handsets enabling financial inclusion, and (3) superconducting MRI magnets at Kenyatta National Hospital. Groups present findings, the DQB is finalised, and learners produce a revised annotated model explaining the original anchoring phenomenon in full. Career connections are made explicit.</w:t>
-            </w:r>
-          </w:p>
-        </w:tc>
-      </w:tr>
-      <w:tr>
-        <w:tc>
-          <w:tcPr>
-            <w:tcW w:type="dxa" w:w="3000"/>
-            <w:shd w:fill="EAD1F5" w:color="auto" w:val="clear"/>
-            <w:tcMar>
-              <w:top w:type="dxa" w:w="60"/>
-              <w:left w:type="dxa" w:w="120"/>
-              <w:bottom w:type="dxa" w:w="60"/>
-              <w:right w:type="dxa" w:w="120"/>
-            </w:tcMar>
-            <w:vAlign w:val="top"/>
-          </w:tcPr>
-          <w:p>
-            <w:pPr>
-              <w:spacing w:after="40" w:before="0"/>
-              <w:jc w:val="left"/>
-            </w:pPr>
-            <w:r>
-              <w:rPr>
-                <w:rFonts w:ascii="Arial" w:cs="Arial" w:eastAsia="Arial" w:hAnsi="Arial"/>
-                <w:b/>
-                <w:bCs/>
-                <w:i w:val="false"/>
-                <w:iCs w:val="false"/>
-                <w:color w:val="000000"/>
-                <w:sz w:val="18"/>
-                <w:szCs w:val="18"/>
-              </w:rPr>
-              <w:t xml:space="preserve">Supporting Phenomena</w:t>
-            </w:r>
-          </w:p>
-        </w:tc>
-        <w:tc>
-          <w:tcPr>
-            <w:tcW w:type="dxa" w:w="10680"/>
-            <w:shd w:fill="FFFFFF" w:color="auto" w:val="clear"/>
-            <w:tcMar>
-              <w:top w:type="dxa" w:w="60"/>
-              <w:left w:type="dxa" w:w="120"/>
-              <w:bottom w:type="dxa" w:w="60"/>
-              <w:right w:type="dxa" w:w="120"/>
-            </w:tcMar>
-            <w:vAlign w:val="top"/>
-          </w:tcPr>
-          <w:p>
-            <w:pPr>
-              <w:spacing w:after="30" w:before="0"/>
-              <w:ind w:left="360" w:hanging="180"/>
-              <w:jc w:val="left"/>
-            </w:pPr>
-            <w:r>
-              <w:rPr>
-                <w:rFonts w:ascii="Arial" w:cs="Arial" w:eastAsia="Arial" w:hAnsi="Arial"/>
-                <w:b w:val="false"/>
-                <w:bCs w:val="false"/>
-                <w:i w:val="false"/>
-                <w:iCs w:val="false"/>
-                <w:color w:val="000000"/>
-                <w:sz w:val="18"/>
-                <w:szCs w:val="18"/>
-              </w:rPr>
-              <w:t xml:space="preserve">–  Germanium transistor radio: an old Sanyo transistor radio from the 1970s (common in Kenyan markets) stops working reliably when left in a hot matatu — heat destabilises the germanium transistors, hinting that temperature profoundly affects semiconductor behaviour in ways a simple resistor cannot explain.</w:t>
-            </w:r>
-          </w:p>
-          <w:p>
-            <w:pPr>
-              <w:spacing w:after="30" w:before="0"/>
-              <w:ind w:left="360" w:hanging="180"/>
-              <w:jc w:val="left"/>
-            </w:pPr>
-            <w:r>
-              <w:rPr>
-                <w:rFonts w:ascii="Arial" w:cs="Arial" w:eastAsia="Arial" w:hAnsi="Arial"/>
-                <w:b w:val="false"/>
-                <w:bCs w:val="false"/>
-                <w:i w:val="false"/>
-                <w:iCs w:val="false"/>
-                <w:color w:val="000000"/>
-                <w:sz w:val="18"/>
-                <w:szCs w:val="18"/>
-              </w:rPr>
-              <w:t xml:space="preserve">–  Maglev demonstration — "The Floating Magnet": a small permanent magnet visibly levitates above a dish of liquid-nitrogen-cooled YBCO superconductor tile (video demonstration), defying learners' expectation that all materials always respond to gravity and magnetic fields the same way regardless of temperature.</w:t>
-            </w:r>
-          </w:p>
-          <w:p>
-            <w:pPr>
-              <w:spacing w:after="30" w:before="0"/>
-              <w:ind w:left="360" w:hanging="180"/>
-              <w:jc w:val="left"/>
-            </w:pPr>
-            <w:r>
-              <w:rPr>
-                <w:rFonts w:ascii="Arial" w:cs="Arial" w:eastAsia="Arial" w:hAnsi="Arial"/>
-                <w:b w:val="false"/>
-                <w:bCs w:val="false"/>
-                <w:i w:val="false"/>
-                <w:iCs w:val="false"/>
-                <w:color w:val="000000"/>
-                <w:sz w:val="18"/>
-                <w:szCs w:val="18"/>
-              </w:rPr>
-              <w:t xml:space="preserve">–  LED vs. incandescent torch: a modern LED torch (semiconductor-based) remains cool and runs for days on one battery, while an old incandescent bulb torch (conductor-based filament) grows hot and drains the battery quickly — prompting questions about how electrons lose or conserve energy differently in different materials.</w:t>
-            </w:r>
-          </w:p>
-          <w:p>
-            <w:pPr>
-              <w:spacing w:after="30" w:before="0"/>
-              <w:ind w:left="360" w:hanging="180"/>
-              <w:jc w:val="left"/>
-            </w:pPr>
-            <w:r>
-              <w:rPr>
-                <w:rFonts w:ascii="Arial" w:cs="Arial" w:eastAsia="Arial" w:hAnsi="Arial"/>
-                <w:b w:val="false"/>
-                <w:bCs w:val="false"/>
-                <w:i w:val="false"/>
-                <w:iCs w:val="false"/>
-                <w:color w:val="000000"/>
-                <w:sz w:val="18"/>
-                <w:szCs w:val="18"/>
-              </w:rPr>
-              <w:t xml:space="preserve">–  Kenya Power smart meter: the digital display on a modern prepaid electricity meter in a Nairobi household contains millions of transistors on a microchip the size of a fingernail — how can so much computational power fit in such a tiny space, and what makes the material special?</w:t>
-            </w:r>
-          </w:p>
-        </w:tc>
-      </w:tr>
-    </w:tbl>
-    <w:p>
-      <w:pPr>
-        <w:spacing w:after="120"/>
-      </w:pPr>
-      <w:r>
-        <w:t xml:space="preserve"/>
       </w:r>
     </w:p>
     <w:p>
@@ -3397,7 +3397,7 @@
             <w:pPr>
               <w:spacing w:after="20" w:before="0"/>
             </w:pPr>
-            <w:hyperlink w:history="1" r:id="rIdygpred22pplf5y5kwdpex">
+            <w:hyperlink w:history="1" r:id="rIdrgbgqdi_ytsl4mbnyw_kb">
               <w:r>
                 <w:rPr>
                   <w:rFonts w:ascii="Arial" w:cs="Arial" w:eastAsia="Arial" w:hAnsi="Arial"/>
@@ -3430,7 +3430,7 @@
               <w:spacing w:after="10" w:before="0"/>
               <w:ind w:left="120"/>
             </w:pPr>
-            <w:hyperlink w:history="1" r:id="rIdlggq07-ncvtznc0f_rrda">
+            <w:hyperlink w:history="1" r:id="rIdgz-5qtna3nknopf2ohyl-">
               <w:r>
                 <w:rPr>
                   <w:rFonts w:ascii="Arial" w:cs="Arial" w:eastAsia="Arial" w:hAnsi="Arial"/>
@@ -3475,7 +3475,7 @@
             <w:pPr>
               <w:spacing w:after="20" w:before="0"/>
             </w:pPr>
-            <w:hyperlink w:history="1" r:id="rIdcyvdbhelllqvwpqf7o1rw">
+            <w:hyperlink w:history="1" r:id="rId1tibkyopl1v91dexu29dr">
               <w:r>
                 <w:rPr>
                   <w:rFonts w:ascii="Arial" w:cs="Arial" w:eastAsia="Arial" w:hAnsi="Arial"/>
@@ -3508,7 +3508,7 @@
               <w:spacing w:after="10" w:before="0"/>
               <w:ind w:left="120"/>
             </w:pPr>
-            <w:hyperlink w:history="1" r:id="rIdx0vtxy00rukdidyo1mzho">
+            <w:hyperlink w:history="1" r:id="rIdkuky__ke82syv1yly9tqj">
               <w:r>
                 <w:rPr>
                   <w:rFonts w:ascii="Arial" w:cs="Arial" w:eastAsia="Arial" w:hAnsi="Arial"/>
@@ -3779,7 +3779,7 @@
             <w:pPr>
               <w:spacing w:after="20" w:before="0"/>
             </w:pPr>
-            <w:hyperlink w:history="1" r:id="rIdbl7yvw21zqghaaetuvnag">
+            <w:hyperlink w:history="1" r:id="rIdqj9y5zhutnqvamhsg7tvn">
               <w:r>
                 <w:rPr>
                   <w:rFonts w:ascii="Arial" w:cs="Arial" w:eastAsia="Arial" w:hAnsi="Arial"/>
@@ -3812,7 +3812,7 @@
               <w:spacing w:after="10" w:before="0"/>
               <w:ind w:left="120"/>
             </w:pPr>
-            <w:hyperlink w:history="1" r:id="rIdvarmsyvmqxlxjijzlowsv">
+            <w:hyperlink w:history="1" r:id="rIddr-z-gnxqn1wwudsfndoh">
               <w:r>
                 <w:rPr>
                   <w:rFonts w:ascii="Arial" w:cs="Arial" w:eastAsia="Arial" w:hAnsi="Arial"/>
@@ -3857,7 +3857,7 @@
             <w:pPr>
               <w:spacing w:after="20" w:before="0"/>
             </w:pPr>
-            <w:hyperlink w:history="1" r:id="rIdw7-q8jdlrxxrd0st0ux63">
+            <w:hyperlink w:history="1" r:id="rId7xdubfq1nngxizgyddmt7">
               <w:r>
                 <w:rPr>
                   <w:rFonts w:ascii="Arial" w:cs="Arial" w:eastAsia="Arial" w:hAnsi="Arial"/>
@@ -3890,7 +3890,7 @@
               <w:spacing w:after="10" w:before="0"/>
               <w:ind w:left="120"/>
             </w:pPr>
-            <w:hyperlink w:history="1" r:id="rIdvhjbjy4bolzeybljwcvwq">
+            <w:hyperlink w:history="1" r:id="rIdkoqmx6mrplqf4jjmqlaae">
               <w:r>
                 <w:rPr>
                   <w:rFonts w:ascii="Arial" w:cs="Arial" w:eastAsia="Arial" w:hAnsi="Arial"/>
@@ -4161,7 +4161,7 @@
             <w:pPr>
               <w:spacing w:after="20" w:before="0"/>
             </w:pPr>
-            <w:hyperlink w:history="1" r:id="rIdzhombf-yruqudg-hdsyqh">
+            <w:hyperlink w:history="1" r:id="rIdrvykwzrtceelsgftlbezt">
               <w:r>
                 <w:rPr>
                   <w:rFonts w:ascii="Arial" w:cs="Arial" w:eastAsia="Arial" w:hAnsi="Arial"/>
@@ -4194,7 +4194,7 @@
               <w:spacing w:after="10" w:before="0"/>
               <w:ind w:left="120"/>
             </w:pPr>
-            <w:hyperlink w:history="1" r:id="rIdvwkkurhmpwq37lqwyvz0w">
+            <w:hyperlink w:history="1" r:id="rIdvcczxcutqvy7x7v19p1yp">
               <w:r>
                 <w:rPr>
                   <w:rFonts w:ascii="Arial" w:cs="Arial" w:eastAsia="Arial" w:hAnsi="Arial"/>
@@ -4239,7 +4239,7 @@
             <w:pPr>
               <w:spacing w:after="20" w:before="0"/>
             </w:pPr>
-            <w:hyperlink w:history="1" r:id="rIdvpiy302kw5wlrl-zz2mhc">
+            <w:hyperlink w:history="1" r:id="rId9am_f3d410yvyn3xysgif">
               <w:r>
                 <w:rPr>
                   <w:rFonts w:ascii="Arial" w:cs="Arial" w:eastAsia="Arial" w:hAnsi="Arial"/>
@@ -4272,7 +4272,7 @@
               <w:spacing w:after="10" w:before="0"/>
               <w:ind w:left="120"/>
             </w:pPr>
-            <w:hyperlink w:history="1" r:id="rIddxbiimjgd_mutp57k-x1o">
+            <w:hyperlink w:history="1" r:id="rIdokgw3ags9ypkxc0ethlt1">
               <w:r>
                 <w:rPr>
                   <w:rFonts w:ascii="Arial" w:cs="Arial" w:eastAsia="Arial" w:hAnsi="Arial"/>
@@ -4543,7 +4543,7 @@
             <w:pPr>
               <w:spacing w:after="20" w:before="0"/>
             </w:pPr>
-            <w:hyperlink w:history="1" r:id="rId8ofpa2wtkkn7bbzlehkxd">
+            <w:hyperlink w:history="1" r:id="rId1i_nqs8zn1r7nwi7_g1ld">
               <w:r>
                 <w:rPr>
                   <w:rFonts w:ascii="Arial" w:cs="Arial" w:eastAsia="Arial" w:hAnsi="Arial"/>
@@ -4576,7 +4576,7 @@
               <w:spacing w:after="10" w:before="0"/>
               <w:ind w:left="120"/>
             </w:pPr>
-            <w:hyperlink w:history="1" r:id="rIdjz2cqet355mbmifmibtlv">
+            <w:hyperlink w:history="1" r:id="rIddh2d9nhgdubogo9rulcb5">
               <w:r>
                 <w:rPr>
                   <w:rFonts w:ascii="Arial" w:cs="Arial" w:eastAsia="Arial" w:hAnsi="Arial"/>
@@ -4621,7 +4621,7 @@
             <w:pPr>
               <w:spacing w:after="20" w:before="0"/>
             </w:pPr>
-            <w:hyperlink w:history="1" r:id="rIdngavuhcpeadtmg1hdwejd">
+            <w:hyperlink w:history="1" r:id="rIdml09cyuxrc9hlqgbu5cvj">
               <w:r>
                 <w:rPr>
                   <w:rFonts w:ascii="Arial" w:cs="Arial" w:eastAsia="Arial" w:hAnsi="Arial"/>
@@ -4654,7 +4654,7 @@
               <w:spacing w:after="10" w:before="0"/>
               <w:ind w:left="120"/>
             </w:pPr>
-            <w:hyperlink w:history="1" r:id="rIdyl-lfwba6kiyyzi3xtubv">
+            <w:hyperlink w:history="1" r:id="rIdwxtrkqr0uucee59vwsck0">
               <w:r>
                 <w:rPr>
                   <w:rFonts w:ascii="Arial" w:cs="Arial" w:eastAsia="Arial" w:hAnsi="Arial"/>
@@ -4925,7 +4925,7 @@
             <w:pPr>
               <w:spacing w:after="20" w:before="0"/>
             </w:pPr>
-            <w:hyperlink w:history="1" r:id="rId8chjezkai4z6m_syuzfzk">
+            <w:hyperlink w:history="1" r:id="rIdlr8sixtc_wlvs5prjuyzz">
               <w:r>
                 <w:rPr>
                   <w:rFonts w:ascii="Arial" w:cs="Arial" w:eastAsia="Arial" w:hAnsi="Arial"/>
@@ -4958,7 +4958,7 @@
               <w:spacing w:after="10" w:before="0"/>
               <w:ind w:left="120"/>
             </w:pPr>
-            <w:hyperlink w:history="1" r:id="rIdxe3abvklmlzbrih6vgr3u">
+            <w:hyperlink w:history="1" r:id="rIdf86na5vamfjogrlhrkbfh">
               <w:r>
                 <w:rPr>
                   <w:rFonts w:ascii="Arial" w:cs="Arial" w:eastAsia="Arial" w:hAnsi="Arial"/>
@@ -5003,7 +5003,7 @@
             <w:pPr>
               <w:spacing w:after="20" w:before="0"/>
             </w:pPr>
-            <w:hyperlink w:history="1" r:id="rIdzu2xgwq9efuklnowsfayt">
+            <w:hyperlink w:history="1" r:id="rIdaf2dhyindgv1lusbepysd">
               <w:r>
                 <w:rPr>
                   <w:rFonts w:ascii="Arial" w:cs="Arial" w:eastAsia="Arial" w:hAnsi="Arial"/>
@@ -5036,7 +5036,7 @@
               <w:spacing w:after="10" w:before="0"/>
               <w:ind w:left="120"/>
             </w:pPr>
-            <w:hyperlink w:history="1" r:id="rIdi7o5muhz0cdm-1xm1hcwt">
+            <w:hyperlink w:history="1" r:id="rIdyysmqpanzfbfvi3j8m5xw">
               <w:r>
                 <w:rPr>
                   <w:rFonts w:ascii="Arial" w:cs="Arial" w:eastAsia="Arial" w:hAnsi="Arial"/>
@@ -5605,7 +5605,7 @@
         </w:rPr>
         <w:t xml:space="preserve">© 2026 SeaVuria and ARES. Aligned with KICD objectives. Developed by SeaVuria; technical implementation by ARES (with AI assistance from Claude). Licensed under </w:t>
       </w:r>
-      <w:hyperlink w:history="1" r:id="rId4_5e-fsgwzmvz8pbevak1">
+      <w:hyperlink w:history="1" r:id="rIduxk94eqo_yvan93uwjjsb">
         <w:r>
           <w:rPr>
             <w:rFonts w:ascii="Arial" w:cs="Arial" w:eastAsia="Arial" w:hAnsi="Arial"/>
@@ -5626,7 +5626,7 @@
         </w:rPr>
         <w:t xml:space="preserve"> (</w:t>
       </w:r>
-      <w:hyperlink w:history="1" r:id="rIdtxtybaocfjrdw3k5bgfjq">
+      <w:hyperlink w:history="1" r:id="rId395s-urriurhjnvsvphqk">
         <w:r>
           <w:rPr>
             <w:rFonts w:ascii="Arial" w:cs="Arial" w:eastAsia="Arial" w:hAnsi="Arial"/>
@@ -6639,7 +6639,7 @@
             <w:pPr>
               <w:spacing w:after="20" w:before="0"/>
             </w:pPr>
-            <w:hyperlink w:history="1" r:id="rId9fbdkto02rbq9wyp1bhwy">
+            <w:hyperlink w:history="1" r:id="rIdwmgufrz5m5furptr7qblg">
               <w:r>
                 <w:rPr>
                   <w:rFonts w:ascii="Arial" w:cs="Arial" w:eastAsia="Arial" w:hAnsi="Arial"/>
@@ -6672,7 +6672,7 @@
               <w:spacing w:after="10" w:before="0"/>
               <w:ind w:left="120"/>
             </w:pPr>
-            <w:hyperlink w:history="1" r:id="rIdygcwitlxgagop7b8ayrnb">
+            <w:hyperlink w:history="1" r:id="rIdayqvxczpy-l1ycacyxz1r">
               <w:r>
                 <w:rPr>
                   <w:rFonts w:ascii="Arial" w:cs="Arial" w:eastAsia="Arial" w:hAnsi="Arial"/>
@@ -6717,7 +6717,7 @@
             <w:pPr>
               <w:spacing w:after="20" w:before="0"/>
             </w:pPr>
-            <w:hyperlink w:history="1" r:id="rIddgml7pr-qtizwo_iyittk">
+            <w:hyperlink w:history="1" r:id="rId5sbxmlz5e6fbzacpdxzem">
               <w:r>
                 <w:rPr>
                   <w:rFonts w:ascii="Arial" w:cs="Arial" w:eastAsia="Arial" w:hAnsi="Arial"/>
@@ -6750,7 +6750,7 @@
               <w:spacing w:after="10" w:before="0"/>
               <w:ind w:left="120"/>
             </w:pPr>
-            <w:hyperlink w:history="1" r:id="rIdnpicy0gwcydyr1wibxrrd">
+            <w:hyperlink w:history="1" r:id="rIdpd5whynzb_q47dbmato3e">
               <w:r>
                 <w:rPr>
                   <w:rFonts w:ascii="Arial" w:cs="Arial" w:eastAsia="Arial" w:hAnsi="Arial"/>
@@ -6945,7 +6945,7 @@
             <w:pPr>
               <w:spacing w:after="20" w:before="0"/>
             </w:pPr>
-            <w:hyperlink w:history="1" r:id="rId46gttxzch-wgjrcrkknrh">
+            <w:hyperlink w:history="1" r:id="rIdp-dvovrk7ysaoqilxwe47">
               <w:r>
                 <w:rPr>
                   <w:rFonts w:ascii="Arial" w:cs="Arial" w:eastAsia="Arial" w:hAnsi="Arial"/>
@@ -6978,7 +6978,7 @@
               <w:spacing w:after="10" w:before="0"/>
               <w:ind w:left="120"/>
             </w:pPr>
-            <w:hyperlink w:history="1" r:id="rId1ek34x6fy7jkdoewpigzw">
+            <w:hyperlink w:history="1" r:id="rIdck32lj16dc3rxr7js1gsr">
               <w:r>
                 <w:rPr>
                   <w:rFonts w:ascii="Arial" w:cs="Arial" w:eastAsia="Arial" w:hAnsi="Arial"/>
@@ -7023,7 +7023,7 @@
             <w:pPr>
               <w:spacing w:after="20" w:before="0"/>
             </w:pPr>
-            <w:hyperlink w:history="1" r:id="rIdg7orxxmxdejwmoxjjuy-v">
+            <w:hyperlink w:history="1" r:id="rIdxj28wdyxyhbkggdt6vv5j">
               <w:r>
                 <w:rPr>
                   <w:rFonts w:ascii="Arial" w:cs="Arial" w:eastAsia="Arial" w:hAnsi="Arial"/>
@@ -7056,7 +7056,7 @@
               <w:spacing w:after="10" w:before="0"/>
               <w:ind w:left="120"/>
             </w:pPr>
-            <w:hyperlink w:history="1" r:id="rIdsax6_qbvqko-pg6orf1eg">
+            <w:hyperlink w:history="1" r:id="rIdpk-m8rn-glyuei8trmtpi">
               <w:r>
                 <w:rPr>
                   <w:rFonts w:ascii="Arial" w:cs="Arial" w:eastAsia="Arial" w:hAnsi="Arial"/>
@@ -7251,7 +7251,7 @@
             <w:pPr>
               <w:spacing w:after="20" w:before="0"/>
             </w:pPr>
-            <w:hyperlink w:history="1" r:id="rIddf-ak7hq5rlrzyp20s1ph">
+            <w:hyperlink w:history="1" r:id="rIds2xfkghoaozy5hru9ykez">
               <w:r>
                 <w:rPr>
                   <w:rFonts w:ascii="Arial" w:cs="Arial" w:eastAsia="Arial" w:hAnsi="Arial"/>
@@ -7284,7 +7284,7 @@
               <w:spacing w:after="10" w:before="0"/>
               <w:ind w:left="120"/>
             </w:pPr>
-            <w:hyperlink w:history="1" r:id="rIdw_bj41wvstiwnxosdizkw">
+            <w:hyperlink w:history="1" r:id="rIdzff7v8ikbvsxjd0q2suec">
               <w:r>
                 <w:rPr>
                   <w:rFonts w:ascii="Arial" w:cs="Arial" w:eastAsia="Arial" w:hAnsi="Arial"/>
@@ -7329,7 +7329,7 @@
             <w:pPr>
               <w:spacing w:after="20" w:before="0"/>
             </w:pPr>
-            <w:hyperlink w:history="1" r:id="rIdztrr1sv6nlg6t8jgl9o2e">
+            <w:hyperlink w:history="1" r:id="rIdrialgykw2tmtggv4secfg">
               <w:r>
                 <w:rPr>
                   <w:rFonts w:ascii="Arial" w:cs="Arial" w:eastAsia="Arial" w:hAnsi="Arial"/>
@@ -7362,7 +7362,7 @@
               <w:spacing w:after="10" w:before="0"/>
               <w:ind w:left="120"/>
             </w:pPr>
-            <w:hyperlink w:history="1" r:id="rIdyfnq4mz4mtq_wo-vh5stu">
+            <w:hyperlink w:history="1" r:id="rIduzo1dgeoklaziueiwcxir">
               <w:r>
                 <w:rPr>
                   <w:rFonts w:ascii="Arial" w:cs="Arial" w:eastAsia="Arial" w:hAnsi="Arial"/>
@@ -7557,7 +7557,7 @@
             <w:pPr>
               <w:spacing w:after="20" w:before="0"/>
             </w:pPr>
-            <w:hyperlink w:history="1" r:id="rIdaolmeh-mjjzs89ztcgrbi">
+            <w:hyperlink w:history="1" r:id="rIdatjntfmb98hitueiqljnh">
               <w:r>
                 <w:rPr>
                   <w:rFonts w:ascii="Arial" w:cs="Arial" w:eastAsia="Arial" w:hAnsi="Arial"/>
@@ -7590,7 +7590,7 @@
               <w:spacing w:after="10" w:before="0"/>
               <w:ind w:left="120"/>
             </w:pPr>
-            <w:hyperlink w:history="1" r:id="rIdqb8zlg5fbza3qzopmcw5o">
+            <w:hyperlink w:history="1" r:id="rIdlozpfiri3poumwnmhfexb">
               <w:r>
                 <w:rPr>
                   <w:rFonts w:ascii="Arial" w:cs="Arial" w:eastAsia="Arial" w:hAnsi="Arial"/>
@@ -7635,7 +7635,7 @@
             <w:pPr>
               <w:spacing w:after="20" w:before="0"/>
             </w:pPr>
-            <w:hyperlink w:history="1" r:id="rIdyiif96ksgct6mthr7yz8n">
+            <w:hyperlink w:history="1" r:id="rIdosn1ikyh6pa-b9n-198hq">
               <w:r>
                 <w:rPr>
                   <w:rFonts w:ascii="Arial" w:cs="Arial" w:eastAsia="Arial" w:hAnsi="Arial"/>
@@ -7668,7 +7668,7 @@
               <w:spacing w:after="10" w:before="0"/>
               <w:ind w:left="120"/>
             </w:pPr>
-            <w:hyperlink w:history="1" r:id="rId3klhn-0mp9smkjxtuuln9">
+            <w:hyperlink w:history="1" r:id="rIdsucez2_oygorcrlbecze5">
               <w:r>
                 <w:rPr>
                   <w:rFonts w:ascii="Arial" w:cs="Arial" w:eastAsia="Arial" w:hAnsi="Arial"/>
@@ -7863,7 +7863,7 @@
             <w:pPr>
               <w:spacing w:after="20" w:before="0"/>
             </w:pPr>
-            <w:hyperlink w:history="1" r:id="rIde0wjhoon7yob95ate3nzc">
+            <w:hyperlink w:history="1" r:id="rIdrc_ru_4o4vbzy53cwzghz">
               <w:r>
                 <w:rPr>
                   <w:rFonts w:ascii="Arial" w:cs="Arial" w:eastAsia="Arial" w:hAnsi="Arial"/>
@@ -7896,7 +7896,7 @@
               <w:spacing w:after="10" w:before="0"/>
               <w:ind w:left="120"/>
             </w:pPr>
-            <w:hyperlink w:history="1" r:id="rIdhnjqtmq7vha8kbaobhwa6">
+            <w:hyperlink w:history="1" r:id="rIdhpek472x-ixy67_v-3bp-">
               <w:r>
                 <w:rPr>
                   <w:rFonts w:ascii="Arial" w:cs="Arial" w:eastAsia="Arial" w:hAnsi="Arial"/>
@@ -7941,7 +7941,7 @@
             <w:pPr>
               <w:spacing w:after="20" w:before="0"/>
             </w:pPr>
-            <w:hyperlink w:history="1" r:id="rIdtxt55mev8hdewggqccjbp">
+            <w:hyperlink w:history="1" r:id="rIdzj7n10ko9jfnc3kf62ts9">
               <w:r>
                 <w:rPr>
                   <w:rFonts w:ascii="Arial" w:cs="Arial" w:eastAsia="Arial" w:hAnsi="Arial"/>
@@ -7974,7 +7974,7 @@
               <w:spacing w:after="10" w:before="0"/>
               <w:ind w:left="120"/>
             </w:pPr>
-            <w:hyperlink w:history="1" r:id="rId4mgnbjpmllvrmnbqvye4j">
+            <w:hyperlink w:history="1" r:id="rIdsf50ek9vvr0flt6q11m7m">
               <w:r>
                 <w:rPr>
                   <w:rFonts w:ascii="Arial" w:cs="Arial" w:eastAsia="Arial" w:hAnsi="Arial"/>
@@ -8486,7 +8486,7 @@
         </w:rPr>
         <w:t xml:space="preserve">© 2026 SeaVuria and ARES. Aligned with KICD objectives. Developed by SeaVuria; technical implementation by ARES (with AI assistance from Claude). Licensed under </w:t>
       </w:r>
-      <w:hyperlink w:history="1" r:id="rIdzi8nyzkvrdvknqpxbwsde">
+      <w:hyperlink w:history="1" r:id="rIdz_sy4v75auyncjlkvo-hq">
         <w:r>
           <w:rPr>
             <w:rFonts w:ascii="Arial" w:cs="Arial" w:eastAsia="Arial" w:hAnsi="Arial"/>
@@ -8507,7 +8507,7 @@
         </w:rPr>
         <w:t xml:space="preserve"> (</w:t>
       </w:r>
-      <w:hyperlink w:history="1" r:id="rIdsysody8rlnzlbcix8bguw">
+      <w:hyperlink w:history="1" r:id="rIdbitlqh9zxhfq7v5czyelo">
         <w:r>
           <w:rPr>
             <w:rFonts w:ascii="Arial" w:cs="Arial" w:eastAsia="Arial" w:hAnsi="Arial"/>
@@ -9520,7 +9520,7 @@
             <w:pPr>
               <w:spacing w:after="20" w:before="0"/>
             </w:pPr>
-            <w:hyperlink w:history="1" r:id="rIda9oyubkwtw9zc9weeljt1">
+            <w:hyperlink w:history="1" r:id="rIdhhdsa5lq7mslpbkxgi95v">
               <w:r>
                 <w:rPr>
                   <w:rFonts w:ascii="Arial" w:cs="Arial" w:eastAsia="Arial" w:hAnsi="Arial"/>
@@ -9553,7 +9553,7 @@
               <w:spacing w:after="10" w:before="0"/>
               <w:ind w:left="120"/>
             </w:pPr>
-            <w:hyperlink w:history="1" r:id="rIdmc-a5yzaeupkpsoyvh5qh">
+            <w:hyperlink w:history="1" r:id="rIdwp8h_xogthkpfdeumv5ei">
               <w:r>
                 <w:rPr>
                   <w:rFonts w:ascii="Arial" w:cs="Arial" w:eastAsia="Arial" w:hAnsi="Arial"/>
@@ -9615,7 +9615,7 @@
               <w:spacing w:after="10" w:before="0"/>
               <w:ind w:left="120"/>
             </w:pPr>
-            <w:hyperlink w:history="1" r:id="rIdriy7vnlpzdke65juobylj">
+            <w:hyperlink w:history="1" r:id="rIdvqavyq7fbqwgerptzvyuf">
               <w:r>
                 <w:rPr>
                   <w:rFonts w:ascii="Arial" w:cs="Arial" w:eastAsia="Arial" w:hAnsi="Arial"/>
@@ -9825,7 +9825,7 @@
             <w:pPr>
               <w:spacing w:after="20" w:before="0"/>
             </w:pPr>
-            <w:hyperlink w:history="1" r:id="rIdgs-vdoxuihuqigqmr0vuu">
+            <w:hyperlink w:history="1" r:id="rIdbvpkda36rf_ksjkv8mr0-">
               <w:r>
                 <w:rPr>
                   <w:rFonts w:ascii="Arial" w:cs="Arial" w:eastAsia="Arial" w:hAnsi="Arial"/>
@@ -9858,7 +9858,7 @@
               <w:spacing w:after="10" w:before="0"/>
               <w:ind w:left="120"/>
             </w:pPr>
-            <w:hyperlink w:history="1" r:id="rIdo_h62q_cawnhe3wbwav2f">
+            <w:hyperlink w:history="1" r:id="rIdwpmkhjqmsgdat3cluwavp">
               <w:r>
                 <w:rPr>
                   <w:rFonts w:ascii="Arial" w:cs="Arial" w:eastAsia="Arial" w:hAnsi="Arial"/>
@@ -9920,7 +9920,7 @@
               <w:spacing w:after="10" w:before="0"/>
               <w:ind w:left="120"/>
             </w:pPr>
-            <w:hyperlink w:history="1" r:id="rIdszerioctkuaelhdefezwc">
+            <w:hyperlink w:history="1" r:id="rIdd44q9r5qoshwyf5hxlc97">
               <w:r>
                 <w:rPr>
                   <w:rFonts w:ascii="Arial" w:cs="Arial" w:eastAsia="Arial" w:hAnsi="Arial"/>
@@ -10130,7 +10130,7 @@
             <w:pPr>
               <w:spacing w:after="20" w:before="0"/>
             </w:pPr>
-            <w:hyperlink w:history="1" r:id="rIdfukzqytse6oyeajqd7cpn">
+            <w:hyperlink w:history="1" r:id="rIdaci2yg-wc4svjqekblfv6">
               <w:r>
                 <w:rPr>
                   <w:rFonts w:ascii="Arial" w:cs="Arial" w:eastAsia="Arial" w:hAnsi="Arial"/>
@@ -10163,7 +10163,7 @@
               <w:spacing w:after="10" w:before="0"/>
               <w:ind w:left="120"/>
             </w:pPr>
-            <w:hyperlink w:history="1" r:id="rIdq24oe-jxafyervbpg0lnx">
+            <w:hyperlink w:history="1" r:id="rIdhvj9jauz2c-dmytqz9yye">
               <w:r>
                 <w:rPr>
                   <w:rFonts w:ascii="Arial" w:cs="Arial" w:eastAsia="Arial" w:hAnsi="Arial"/>
@@ -10225,7 +10225,7 @@
               <w:spacing w:after="10" w:before="0"/>
               <w:ind w:left="120"/>
             </w:pPr>
-            <w:hyperlink w:history="1" r:id="rIdskkakj2yczi_0pthbaejb">
+            <w:hyperlink w:history="1" r:id="rIda2cwrubu3gyalxvlcp7ta">
               <w:r>
                 <w:rPr>
                   <w:rFonts w:ascii="Arial" w:cs="Arial" w:eastAsia="Arial" w:hAnsi="Arial"/>
@@ -10435,7 +10435,7 @@
             <w:pPr>
               <w:spacing w:after="20" w:before="0"/>
             </w:pPr>
-            <w:hyperlink w:history="1" r:id="rId-h5ry8tlsy_u31isjpdcl">
+            <w:hyperlink w:history="1" r:id="rIdgdmucyixmo1ed8uaj4tpr">
               <w:r>
                 <w:rPr>
                   <w:rFonts w:ascii="Arial" w:cs="Arial" w:eastAsia="Arial" w:hAnsi="Arial"/>
@@ -10468,7 +10468,7 @@
               <w:spacing w:after="10" w:before="0"/>
               <w:ind w:left="120"/>
             </w:pPr>
-            <w:hyperlink w:history="1" r:id="rId2nfmz7vyvw2vsvnkesn8o">
+            <w:hyperlink w:history="1" r:id="rIdaiyfdyfh6g8_q5tbdhhzs">
               <w:r>
                 <w:rPr>
                   <w:rFonts w:ascii="Arial" w:cs="Arial" w:eastAsia="Arial" w:hAnsi="Arial"/>
@@ -10530,7 +10530,7 @@
               <w:spacing w:after="10" w:before="0"/>
               <w:ind w:left="120"/>
             </w:pPr>
-            <w:hyperlink w:history="1" r:id="rIdrovaypvm4wsmwzbza_nj1">
+            <w:hyperlink w:history="1" r:id="rIdh_ivkfmduobuf58mrkrnu">
               <w:r>
                 <w:rPr>
                   <w:rFonts w:ascii="Arial" w:cs="Arial" w:eastAsia="Arial" w:hAnsi="Arial"/>
@@ -10740,7 +10740,7 @@
             <w:pPr>
               <w:spacing w:after="20" w:before="0"/>
             </w:pPr>
-            <w:hyperlink w:history="1" r:id="rId1ws4snullecwjuse7ohrz">
+            <w:hyperlink w:history="1" r:id="rIdhdk-seuitouztkw1eix7z">
               <w:r>
                 <w:rPr>
                   <w:rFonts w:ascii="Arial" w:cs="Arial" w:eastAsia="Arial" w:hAnsi="Arial"/>
@@ -10773,7 +10773,7 @@
               <w:spacing w:after="10" w:before="0"/>
               <w:ind w:left="120"/>
             </w:pPr>
-            <w:hyperlink w:history="1" r:id="rIdhb4cel_abgr5n2h3b1xxe">
+            <w:hyperlink w:history="1" r:id="rIdodosb31fw1nv3pekza79j">
               <w:r>
                 <w:rPr>
                   <w:rFonts w:ascii="Arial" w:cs="Arial" w:eastAsia="Arial" w:hAnsi="Arial"/>
@@ -10835,7 +10835,7 @@
               <w:spacing w:after="10" w:before="0"/>
               <w:ind w:left="120"/>
             </w:pPr>
-            <w:hyperlink w:history="1" r:id="rIdlsa4datknesets5tri4sj">
+            <w:hyperlink w:history="1" r:id="rIdowmmwpzy3ztje8hqdyari">
               <w:r>
                 <w:rPr>
                   <w:rFonts w:ascii="Arial" w:cs="Arial" w:eastAsia="Arial" w:hAnsi="Arial"/>
@@ -11362,7 +11362,7 @@
         </w:rPr>
         <w:t xml:space="preserve">© 2026 SeaVuria and ARES. Aligned with KICD objectives. Developed by SeaVuria; technical implementation by ARES (with AI assistance from Claude). Licensed under </w:t>
       </w:r>
-      <w:hyperlink w:history="1" r:id="rIdzz08abohwccz-2ikad0eh">
+      <w:hyperlink w:history="1" r:id="rIdyiiczxu_gfugvrimdpzzx">
         <w:r>
           <w:rPr>
             <w:rFonts w:ascii="Arial" w:cs="Arial" w:eastAsia="Arial" w:hAnsi="Arial"/>
@@ -11383,7 +11383,7 @@
         </w:rPr>
         <w:t xml:space="preserve"> (</w:t>
       </w:r>
-      <w:hyperlink w:history="1" r:id="rId7v6a3koadtf8x_lpihmfa">
+      <w:hyperlink w:history="1" r:id="rId8gvgjnjjvvjl0h-v3hdqb">
         <w:r>
           <w:rPr>
             <w:rFonts w:ascii="Arial" w:cs="Arial" w:eastAsia="Arial" w:hAnsi="Arial"/>
@@ -12396,7 +12396,7 @@
             <w:pPr>
               <w:spacing w:after="20" w:before="0"/>
             </w:pPr>
-            <w:hyperlink w:history="1" r:id="rIdx0j1aghieffy39sowprzx">
+            <w:hyperlink w:history="1" r:id="rId4ghw6aen9qsqjqdrm45kr">
               <w:r>
                 <w:rPr>
                   <w:rFonts w:ascii="Arial" w:cs="Arial" w:eastAsia="Arial" w:hAnsi="Arial"/>
@@ -12429,7 +12429,7 @@
               <w:spacing w:after="10" w:before="0"/>
               <w:ind w:left="120"/>
             </w:pPr>
-            <w:hyperlink w:history="1" r:id="rIdo1uv8mixe3gbi6laif9db">
+            <w:hyperlink w:history="1" r:id="rId9recvts32lgxupqvxb0vm">
               <w:r>
                 <w:rPr>
                   <w:rFonts w:ascii="Arial" w:cs="Arial" w:eastAsia="Arial" w:hAnsi="Arial"/>
@@ -12474,7 +12474,7 @@
             <w:pPr>
               <w:spacing w:after="20" w:before="0"/>
             </w:pPr>
-            <w:hyperlink w:history="1" r:id="rIddcgrw-0zq9rhf6eczzfy5">
+            <w:hyperlink w:history="1" r:id="rIdtxhjxddh6ltjcgx97spei">
               <w:r>
                 <w:rPr>
                   <w:rFonts w:ascii="Arial" w:cs="Arial" w:eastAsia="Arial" w:hAnsi="Arial"/>
@@ -12507,7 +12507,7 @@
               <w:spacing w:after="10" w:before="0"/>
               <w:ind w:left="120"/>
             </w:pPr>
-            <w:hyperlink w:history="1" r:id="rId9xtr0enorumgo_f3y2ubh">
+            <w:hyperlink w:history="1" r:id="rIdrua5uwy2zs0rptb9kuapf">
               <w:r>
                 <w:rPr>
                   <w:rFonts w:ascii="Arial" w:cs="Arial" w:eastAsia="Arial" w:hAnsi="Arial"/>
@@ -12702,7 +12702,7 @@
             <w:pPr>
               <w:spacing w:after="20" w:before="0"/>
             </w:pPr>
-            <w:hyperlink w:history="1" r:id="rIdexxw9dlj9b4r_rs_rfjik">
+            <w:hyperlink w:history="1" r:id="rIdu0d5p48v047zcql_ybfy5">
               <w:r>
                 <w:rPr>
                   <w:rFonts w:ascii="Arial" w:cs="Arial" w:eastAsia="Arial" w:hAnsi="Arial"/>
@@ -12735,7 +12735,7 @@
               <w:spacing w:after="10" w:before="0"/>
               <w:ind w:left="120"/>
             </w:pPr>
-            <w:hyperlink w:history="1" r:id="rIdcmtbqmczxvdugzsear3os">
+            <w:hyperlink w:history="1" r:id="rId63kh-3yqyte6zcktbjuwc">
               <w:r>
                 <w:rPr>
                   <w:rFonts w:ascii="Arial" w:cs="Arial" w:eastAsia="Arial" w:hAnsi="Arial"/>
@@ -12780,7 +12780,7 @@
             <w:pPr>
               <w:spacing w:after="20" w:before="0"/>
             </w:pPr>
-            <w:hyperlink w:history="1" r:id="rIdsx7py6urawrubk0vz3fn-">
+            <w:hyperlink w:history="1" r:id="rId373wjdqxhmo6to4kvxy7o">
               <w:r>
                 <w:rPr>
                   <w:rFonts w:ascii="Arial" w:cs="Arial" w:eastAsia="Arial" w:hAnsi="Arial"/>
@@ -12813,7 +12813,7 @@
               <w:spacing w:after="10" w:before="0"/>
               <w:ind w:left="120"/>
             </w:pPr>
-            <w:hyperlink w:history="1" r:id="rIdkoeihhnreun2fw-4tmcuo">
+            <w:hyperlink w:history="1" r:id="rIdblxvtjbkjqc0zvhgaarjc">
               <w:r>
                 <w:rPr>
                   <w:rFonts w:ascii="Arial" w:cs="Arial" w:eastAsia="Arial" w:hAnsi="Arial"/>
@@ -13008,7 +13008,7 @@
             <w:pPr>
               <w:spacing w:after="20" w:before="0"/>
             </w:pPr>
-            <w:hyperlink w:history="1" r:id="rIdeilklshnivhxatocq22ic">
+            <w:hyperlink w:history="1" r:id="rIdheg3pz_qrpds6gpl_ayow">
               <w:r>
                 <w:rPr>
                   <w:rFonts w:ascii="Arial" w:cs="Arial" w:eastAsia="Arial" w:hAnsi="Arial"/>
@@ -13041,7 +13041,7 @@
               <w:spacing w:after="10" w:before="0"/>
               <w:ind w:left="120"/>
             </w:pPr>
-            <w:hyperlink w:history="1" r:id="rId8ifnezzcv3dqksvmhw8cp">
+            <w:hyperlink w:history="1" r:id="rIdvcus1i2xpcppofdq9_ur8">
               <w:r>
                 <w:rPr>
                   <w:rFonts w:ascii="Arial" w:cs="Arial" w:eastAsia="Arial" w:hAnsi="Arial"/>
@@ -13086,7 +13086,7 @@
             <w:pPr>
               <w:spacing w:after="20" w:before="0"/>
             </w:pPr>
-            <w:hyperlink w:history="1" r:id="rIdx27zxvarjnbs3ksawe6dm">
+            <w:hyperlink w:history="1" r:id="rId9x0rqu5rkw7mrhhqfzekd">
               <w:r>
                 <w:rPr>
                   <w:rFonts w:ascii="Arial" w:cs="Arial" w:eastAsia="Arial" w:hAnsi="Arial"/>
@@ -13119,7 +13119,7 @@
               <w:spacing w:after="10" w:before="0"/>
               <w:ind w:left="120"/>
             </w:pPr>
-            <w:hyperlink w:history="1" r:id="rId0y4iww253cfy0ssuzyk7q">
+            <w:hyperlink w:history="1" r:id="rIdlpiiychybnwwssmux9s4s">
               <w:r>
                 <w:rPr>
                   <w:rFonts w:ascii="Arial" w:cs="Arial" w:eastAsia="Arial" w:hAnsi="Arial"/>
@@ -13314,7 +13314,7 @@
             <w:pPr>
               <w:spacing w:after="20" w:before="0"/>
             </w:pPr>
-            <w:hyperlink w:history="1" r:id="rIdui8pvovsb_scs0lsdav7m">
+            <w:hyperlink w:history="1" r:id="rIdeajp8tl2-shlasd2r9ms4">
               <w:r>
                 <w:rPr>
                   <w:rFonts w:ascii="Arial" w:cs="Arial" w:eastAsia="Arial" w:hAnsi="Arial"/>
@@ -13347,7 +13347,7 @@
               <w:spacing w:after="10" w:before="0"/>
               <w:ind w:left="120"/>
             </w:pPr>
-            <w:hyperlink w:history="1" r:id="rIdpcg886tjy_skvzlo5ocbx">
+            <w:hyperlink w:history="1" r:id="rIdkoeps4ms8zdy49fybggy_">
               <w:r>
                 <w:rPr>
                   <w:rFonts w:ascii="Arial" w:cs="Arial" w:eastAsia="Arial" w:hAnsi="Arial"/>
@@ -13392,7 +13392,7 @@
             <w:pPr>
               <w:spacing w:after="20" w:before="0"/>
             </w:pPr>
-            <w:hyperlink w:history="1" r:id="rIdxvmn56j8r1_1dpjopkir-">
+            <w:hyperlink w:history="1" r:id="rIdsqzuvodxme9dtihmx6od6">
               <w:r>
                 <w:rPr>
                   <w:rFonts w:ascii="Arial" w:cs="Arial" w:eastAsia="Arial" w:hAnsi="Arial"/>
@@ -13425,7 +13425,7 @@
               <w:spacing w:after="10" w:before="0"/>
               <w:ind w:left="120"/>
             </w:pPr>
-            <w:hyperlink w:history="1" r:id="rId_tnplwsvgbiqied3gbmhu">
+            <w:hyperlink w:history="1" r:id="rIdgdrnddio56kbvx6pa7-mp">
               <w:r>
                 <w:rPr>
                   <w:rFonts w:ascii="Arial" w:cs="Arial" w:eastAsia="Arial" w:hAnsi="Arial"/>
@@ -13620,7 +13620,7 @@
             <w:pPr>
               <w:spacing w:after="20" w:before="0"/>
             </w:pPr>
-            <w:hyperlink w:history="1" r:id="rIdkrtcznbh1gwtqo_n2mwoo">
+            <w:hyperlink w:history="1" r:id="rIdyklrchvtj9sflqe4_8akq">
               <w:r>
                 <w:rPr>
                   <w:rFonts w:ascii="Arial" w:cs="Arial" w:eastAsia="Arial" w:hAnsi="Arial"/>
@@ -13653,7 +13653,7 @@
               <w:spacing w:after="10" w:before="0"/>
               <w:ind w:left="120"/>
             </w:pPr>
-            <w:hyperlink w:history="1" r:id="rIdkanl-ek0qu8pw-w5-4jxq">
+            <w:hyperlink w:history="1" r:id="rIdim2uxu4y1epylg-zq_pxf">
               <w:r>
                 <w:rPr>
                   <w:rFonts w:ascii="Arial" w:cs="Arial" w:eastAsia="Arial" w:hAnsi="Arial"/>
@@ -13698,7 +13698,7 @@
             <w:pPr>
               <w:spacing w:after="20" w:before="0"/>
             </w:pPr>
-            <w:hyperlink w:history="1" r:id="rIdsjujacpdj31tubbm0qijh">
+            <w:hyperlink w:history="1" r:id="rId87sk8ufw8xw8e0cbzyrci">
               <w:r>
                 <w:rPr>
                   <w:rFonts w:ascii="Arial" w:cs="Arial" w:eastAsia="Arial" w:hAnsi="Arial"/>
@@ -13731,7 +13731,7 @@
               <w:spacing w:after="10" w:before="0"/>
               <w:ind w:left="120"/>
             </w:pPr>
-            <w:hyperlink w:history="1" r:id="rIdzdurlmrz9qg3xvfblkz2g">
+            <w:hyperlink w:history="1" r:id="rIdcvd3fuepit1vudykualzd">
               <w:r>
                 <w:rPr>
                   <w:rFonts w:ascii="Arial" w:cs="Arial" w:eastAsia="Arial" w:hAnsi="Arial"/>
@@ -14243,7 +14243,7 @@
         </w:rPr>
         <w:t xml:space="preserve">© 2026 SeaVuria and ARES. Aligned with KICD objectives. Developed by SeaVuria; technical implementation by ARES (with AI assistance from Claude). Licensed under </w:t>
       </w:r>
-      <w:hyperlink w:history="1" r:id="rIdtmzsen3gqslucxpvr0_w7">
+      <w:hyperlink w:history="1" r:id="rId8i_is85e-k1agnbhp2bh7">
         <w:r>
           <w:rPr>
             <w:rFonts w:ascii="Arial" w:cs="Arial" w:eastAsia="Arial" w:hAnsi="Arial"/>
@@ -14264,7 +14264,7 @@
         </w:rPr>
         <w:t xml:space="preserve"> (</w:t>
       </w:r>
-      <w:hyperlink w:history="1" r:id="rIdqsvjcwdffo0tdikvoyjeg">
+      <w:hyperlink w:history="1" r:id="rIdmgmcnvznprobbdttyeed6">
         <w:r>
           <w:rPr>
             <w:rFonts w:ascii="Arial" w:cs="Arial" w:eastAsia="Arial" w:hAnsi="Arial"/>
@@ -15277,7 +15277,7 @@
             <w:pPr>
               <w:spacing w:after="20" w:before="0"/>
             </w:pPr>
-            <w:hyperlink w:history="1" r:id="rIdnzaoukmgqgsq-znz8etto">
+            <w:hyperlink w:history="1" r:id="rIdvolanqrk6dgpuwzzfdjaq">
               <w:r>
                 <w:rPr>
                   <w:rFonts w:ascii="Arial" w:cs="Arial" w:eastAsia="Arial" w:hAnsi="Arial"/>
@@ -15310,7 +15310,7 @@
               <w:spacing w:after="10" w:before="0"/>
               <w:ind w:left="120"/>
             </w:pPr>
-            <w:hyperlink w:history="1" r:id="rIdbb4upny1lccljyfyh5neh">
+            <w:hyperlink w:history="1" r:id="rIdcnvnkg9yisgtot_vfhfvu">
               <w:r>
                 <w:rPr>
                   <w:rFonts w:ascii="Arial" w:cs="Arial" w:eastAsia="Arial" w:hAnsi="Arial"/>
@@ -15355,7 +15355,7 @@
             <w:pPr>
               <w:spacing w:after="20" w:before="0"/>
             </w:pPr>
-            <w:hyperlink w:history="1" r:id="rIdqbzcuwlxo9vwca5dylfjz">
+            <w:hyperlink w:history="1" r:id="rIdamkrwihsqtyltyatgr6hw">
               <w:r>
                 <w:rPr>
                   <w:rFonts w:ascii="Arial" w:cs="Arial" w:eastAsia="Arial" w:hAnsi="Arial"/>
@@ -15388,7 +15388,7 @@
               <w:spacing w:after="10" w:before="0"/>
               <w:ind w:left="120"/>
             </w:pPr>
-            <w:hyperlink w:history="1" r:id="rId7kcnnlo2a8nxqnllieeeh">
+            <w:hyperlink w:history="1" r:id="rId5nfvefyfrbllvwdx7idnz">
               <w:r>
                 <w:rPr>
                   <w:rFonts w:ascii="Arial" w:cs="Arial" w:eastAsia="Arial" w:hAnsi="Arial"/>
@@ -15583,7 +15583,7 @@
             <w:pPr>
               <w:spacing w:after="20" w:before="0"/>
             </w:pPr>
-            <w:hyperlink w:history="1" r:id="rIdumz7u_5osllf4b0r6viy0">
+            <w:hyperlink w:history="1" r:id="rIdpb4rnleypjea8oldggvfx">
               <w:r>
                 <w:rPr>
                   <w:rFonts w:ascii="Arial" w:cs="Arial" w:eastAsia="Arial" w:hAnsi="Arial"/>
@@ -15616,7 +15616,7 @@
               <w:spacing w:after="10" w:before="0"/>
               <w:ind w:left="120"/>
             </w:pPr>
-            <w:hyperlink w:history="1" r:id="rIdk8rfoingomvxkk7jajlr5">
+            <w:hyperlink w:history="1" r:id="rId-o6ncbbodm5mmkymmppqk">
               <w:r>
                 <w:rPr>
                   <w:rFonts w:ascii="Arial" w:cs="Arial" w:eastAsia="Arial" w:hAnsi="Arial"/>
@@ -15661,7 +15661,7 @@
             <w:pPr>
               <w:spacing w:after="20" w:before="0"/>
             </w:pPr>
-            <w:hyperlink w:history="1" r:id="rId2wzazwnxm91g-f3jipirg">
+            <w:hyperlink w:history="1" r:id="rIdpqeru9zrtkbcuxhagbnft">
               <w:r>
                 <w:rPr>
                   <w:rFonts w:ascii="Arial" w:cs="Arial" w:eastAsia="Arial" w:hAnsi="Arial"/>
@@ -15694,7 +15694,7 @@
               <w:spacing w:after="10" w:before="0"/>
               <w:ind w:left="120"/>
             </w:pPr>
-            <w:hyperlink w:history="1" r:id="rIdr5lfnh15x2hm-cxht0typ">
+            <w:hyperlink w:history="1" r:id="rIdopbjwhebj_uxg-ytvz8_n">
               <w:r>
                 <w:rPr>
                   <w:rFonts w:ascii="Arial" w:cs="Arial" w:eastAsia="Arial" w:hAnsi="Arial"/>
@@ -15889,7 +15889,7 @@
             <w:pPr>
               <w:spacing w:after="20" w:before="0"/>
             </w:pPr>
-            <w:hyperlink w:history="1" r:id="rIdzghsljugr6enna_hu85rx">
+            <w:hyperlink w:history="1" r:id="rIdf9nddqxulvnzalnqsykvu">
               <w:r>
                 <w:rPr>
                   <w:rFonts w:ascii="Arial" w:cs="Arial" w:eastAsia="Arial" w:hAnsi="Arial"/>
@@ -15922,7 +15922,7 @@
               <w:spacing w:after="10" w:before="0"/>
               <w:ind w:left="120"/>
             </w:pPr>
-            <w:hyperlink w:history="1" r:id="rId4xzn4ignsjvi6wps_sg_k">
+            <w:hyperlink w:history="1" r:id="rIdxjmfgvh2bwye4jmsm9ede">
               <w:r>
                 <w:rPr>
                   <w:rFonts w:ascii="Arial" w:cs="Arial" w:eastAsia="Arial" w:hAnsi="Arial"/>
@@ -15967,7 +15967,7 @@
             <w:pPr>
               <w:spacing w:after="20" w:before="0"/>
             </w:pPr>
-            <w:hyperlink w:history="1" r:id="rIdyeukxs1svoiqmmtgh3u-l">
+            <w:hyperlink w:history="1" r:id="rIdv8lq6kiplg1eumd7t4xjy">
               <w:r>
                 <w:rPr>
                   <w:rFonts w:ascii="Arial" w:cs="Arial" w:eastAsia="Arial" w:hAnsi="Arial"/>
@@ -16000,7 +16000,7 @@
               <w:spacing w:after="10" w:before="0"/>
               <w:ind w:left="120"/>
             </w:pPr>
-            <w:hyperlink w:history="1" r:id="rId1tq324-hs5g3dm7rdcgc6">
+            <w:hyperlink w:history="1" r:id="rIdpai9j3hlviljeiwxoayo2">
               <w:r>
                 <w:rPr>
                   <w:rFonts w:ascii="Arial" w:cs="Arial" w:eastAsia="Arial" w:hAnsi="Arial"/>
@@ -16195,7 +16195,7 @@
             <w:pPr>
               <w:spacing w:after="20" w:before="0"/>
             </w:pPr>
-            <w:hyperlink w:history="1" r:id="rIdaq8yjac7yd29qoocknmhv">
+            <w:hyperlink w:history="1" r:id="rIdhfuty1vdr58ixmxbmeswc">
               <w:r>
                 <w:rPr>
                   <w:rFonts w:ascii="Arial" w:cs="Arial" w:eastAsia="Arial" w:hAnsi="Arial"/>
@@ -16228,7 +16228,7 @@
               <w:spacing w:after="10" w:before="0"/>
               <w:ind w:left="120"/>
             </w:pPr>
-            <w:hyperlink w:history="1" r:id="rIdbqi5ouee7qzmenclht0fk">
+            <w:hyperlink w:history="1" r:id="rIdduecz1qe3mu5rfuahkydl">
               <w:r>
                 <w:rPr>
                   <w:rFonts w:ascii="Arial" w:cs="Arial" w:eastAsia="Arial" w:hAnsi="Arial"/>
@@ -16273,7 +16273,7 @@
             <w:pPr>
               <w:spacing w:after="20" w:before="0"/>
             </w:pPr>
-            <w:hyperlink w:history="1" r:id="rIdfg4cae2kgaclhkkgyroig">
+            <w:hyperlink w:history="1" r:id="rIdse19wj2xbkje0cbrmm6zo">
               <w:r>
                 <w:rPr>
                   <w:rFonts w:ascii="Arial" w:cs="Arial" w:eastAsia="Arial" w:hAnsi="Arial"/>
@@ -16306,7 +16306,7 @@
               <w:spacing w:after="10" w:before="0"/>
               <w:ind w:left="120"/>
             </w:pPr>
-            <w:hyperlink w:history="1" r:id="rIdougyahkdifnvunp5whjhp">
+            <w:hyperlink w:history="1" r:id="rIddl6fronk8nangwzus8mxt">
               <w:r>
                 <w:rPr>
                   <w:rFonts w:ascii="Arial" w:cs="Arial" w:eastAsia="Arial" w:hAnsi="Arial"/>
@@ -16501,7 +16501,7 @@
             <w:pPr>
               <w:spacing w:after="20" w:before="0"/>
             </w:pPr>
-            <w:hyperlink w:history="1" r:id="rId4wdzqsmet8mszos44cisc">
+            <w:hyperlink w:history="1" r:id="rIdh4sqdvymg5y-xx_8n3axj">
               <w:r>
                 <w:rPr>
                   <w:rFonts w:ascii="Arial" w:cs="Arial" w:eastAsia="Arial" w:hAnsi="Arial"/>
@@ -16534,7 +16534,7 @@
               <w:spacing w:after="10" w:before="0"/>
               <w:ind w:left="120"/>
             </w:pPr>
-            <w:hyperlink w:history="1" r:id="rId52wtv6yc0fxav1lvyf0ho">
+            <w:hyperlink w:history="1" r:id="rIdwhlnjqaukx2evnped_vfe">
               <w:r>
                 <w:rPr>
                   <w:rFonts w:ascii="Arial" w:cs="Arial" w:eastAsia="Arial" w:hAnsi="Arial"/>
@@ -16579,7 +16579,7 @@
             <w:pPr>
               <w:spacing w:after="20" w:before="0"/>
             </w:pPr>
-            <w:hyperlink w:history="1" r:id="rIdd-6tx5cdlhpn9gpugbk2h">
+            <w:hyperlink w:history="1" r:id="rIdkqg6vrj9ejdnq3hfpvm2_">
               <w:r>
                 <w:rPr>
                   <w:rFonts w:ascii="Arial" w:cs="Arial" w:eastAsia="Arial" w:hAnsi="Arial"/>
@@ -16612,7 +16612,7 @@
               <w:spacing w:after="10" w:before="0"/>
               <w:ind w:left="120"/>
             </w:pPr>
-            <w:hyperlink w:history="1" r:id="rIdmyyvmihaoqepjqkjicph1">
+            <w:hyperlink w:history="1" r:id="rIdmhox6etemh2corvljqghs">
               <w:r>
                 <w:rPr>
                   <w:rFonts w:ascii="Arial" w:cs="Arial" w:eastAsia="Arial" w:hAnsi="Arial"/>
@@ -17124,7 +17124,7 @@
         </w:rPr>
         <w:t xml:space="preserve">© 2026 SeaVuria and ARES. Aligned with KICD objectives. Developed by SeaVuria; technical implementation by ARES (with AI assistance from Claude). Licensed under </w:t>
       </w:r>
-      <w:hyperlink w:history="1" r:id="rIdxfygabsj2ia4kgnzpmgex">
+      <w:hyperlink w:history="1" r:id="rIds7riolue49fq8vlcshl0a">
         <w:r>
           <w:rPr>
             <w:rFonts w:ascii="Arial" w:cs="Arial" w:eastAsia="Arial" w:hAnsi="Arial"/>
@@ -17145,7 +17145,7 @@
         </w:rPr>
         <w:t xml:space="preserve"> (</w:t>
       </w:r>
-      <w:hyperlink w:history="1" r:id="rIdo5jijlbryfxmbseb0nna5">
+      <w:hyperlink w:history="1" r:id="rIdljycvyvnyytioivtnostz">
         <w:r>
           <w:rPr>
             <w:rFonts w:ascii="Arial" w:cs="Arial" w:eastAsia="Arial" w:hAnsi="Arial"/>
@@ -18158,7 +18158,7 @@
             <w:pPr>
               <w:spacing w:after="20" w:before="0"/>
             </w:pPr>
-            <w:hyperlink w:history="1" r:id="rIdk8wing-dnpkv5ndnhxu6x">
+            <w:hyperlink w:history="1" r:id="rIdpgnmqy-ekouy9zjjvxl4l">
               <w:r>
                 <w:rPr>
                   <w:rFonts w:ascii="Arial" w:cs="Arial" w:eastAsia="Arial" w:hAnsi="Arial"/>
@@ -18191,7 +18191,7 @@
               <w:spacing w:after="10" w:before="0"/>
               <w:ind w:left="120"/>
             </w:pPr>
-            <w:hyperlink w:history="1" r:id="rId2kglk0ez_nqnt2lhfvge_">
+            <w:hyperlink w:history="1" r:id="rIdjo6phsmfa8q-awyjcfikn">
               <w:r>
                 <w:rPr>
                   <w:rFonts w:ascii="Arial" w:cs="Arial" w:eastAsia="Arial" w:hAnsi="Arial"/>
@@ -18236,7 +18236,7 @@
             <w:pPr>
               <w:spacing w:after="20" w:before="0"/>
             </w:pPr>
-            <w:hyperlink w:history="1" r:id="rIdnyrkxwwphftbm36az87xu">
+            <w:hyperlink w:history="1" r:id="rIdc0e3w7omvh_l321tnhg74">
               <w:r>
                 <w:rPr>
                   <w:rFonts w:ascii="Arial" w:cs="Arial" w:eastAsia="Arial" w:hAnsi="Arial"/>
@@ -18269,7 +18269,7 @@
               <w:spacing w:after="10" w:before="0"/>
               <w:ind w:left="120"/>
             </w:pPr>
-            <w:hyperlink w:history="1" r:id="rIdmsy9lthjsrygpssiuicdt">
+            <w:hyperlink w:history="1" r:id="rIdvs_5v4jfnd72pa5het8gm">
               <w:r>
                 <w:rPr>
                   <w:rFonts w:ascii="Arial" w:cs="Arial" w:eastAsia="Arial" w:hAnsi="Arial"/>
@@ -18464,7 +18464,7 @@
             <w:pPr>
               <w:spacing w:after="20" w:before="0"/>
             </w:pPr>
-            <w:hyperlink w:history="1" r:id="rId1nivvpeyxtheyjaak1jpf">
+            <w:hyperlink w:history="1" r:id="rId5w7fs4luc6zdbp-zqvk-l">
               <w:r>
                 <w:rPr>
                   <w:rFonts w:ascii="Arial" w:cs="Arial" w:eastAsia="Arial" w:hAnsi="Arial"/>
@@ -18497,7 +18497,7 @@
               <w:spacing w:after="10" w:before="0"/>
               <w:ind w:left="120"/>
             </w:pPr>
-            <w:hyperlink w:history="1" r:id="rIdqwi-teacwhl_mhqufniva">
+            <w:hyperlink w:history="1" r:id="rIdmihdtn8jidhmyccrjbts0">
               <w:r>
                 <w:rPr>
                   <w:rFonts w:ascii="Arial" w:cs="Arial" w:eastAsia="Arial" w:hAnsi="Arial"/>
@@ -18542,7 +18542,7 @@
             <w:pPr>
               <w:spacing w:after="20" w:before="0"/>
             </w:pPr>
-            <w:hyperlink w:history="1" r:id="rIdfn_p9semtb-vd26zidopx">
+            <w:hyperlink w:history="1" r:id="rIdlo2guv8b3-x-tgk7fksq8">
               <w:r>
                 <w:rPr>
                   <w:rFonts w:ascii="Arial" w:cs="Arial" w:eastAsia="Arial" w:hAnsi="Arial"/>
@@ -18575,7 +18575,7 @@
               <w:spacing w:after="10" w:before="0"/>
               <w:ind w:left="120"/>
             </w:pPr>
-            <w:hyperlink w:history="1" r:id="rIdcqvyupexm377k0zawu9yz">
+            <w:hyperlink w:history="1" r:id="rId81g1be_0eydsscjxq2bg8">
               <w:r>
                 <w:rPr>
                   <w:rFonts w:ascii="Arial" w:cs="Arial" w:eastAsia="Arial" w:hAnsi="Arial"/>
@@ -18770,7 +18770,7 @@
             <w:pPr>
               <w:spacing w:after="20" w:before="0"/>
             </w:pPr>
-            <w:hyperlink w:history="1" r:id="rIdyetpxe0jfgwgk9dqzqkjy">
+            <w:hyperlink w:history="1" r:id="rIdiolm58ld6xsaiakoxpcew">
               <w:r>
                 <w:rPr>
                   <w:rFonts w:ascii="Arial" w:cs="Arial" w:eastAsia="Arial" w:hAnsi="Arial"/>
@@ -18803,7 +18803,7 @@
               <w:spacing w:after="10" w:before="0"/>
               <w:ind w:left="120"/>
             </w:pPr>
-            <w:hyperlink w:history="1" r:id="rIdtgzbf1gdojlxutchyewey">
+            <w:hyperlink w:history="1" r:id="rIdi9r_cfrj5zcepe0wukrqe">
               <w:r>
                 <w:rPr>
                   <w:rFonts w:ascii="Arial" w:cs="Arial" w:eastAsia="Arial" w:hAnsi="Arial"/>
@@ -18848,7 +18848,7 @@
             <w:pPr>
               <w:spacing w:after="20" w:before="0"/>
             </w:pPr>
-            <w:hyperlink w:history="1" r:id="rIdlumh8lpoehiqn_xodrca6">
+            <w:hyperlink w:history="1" r:id="rId_imetlubtnnvcbyeoofvw">
               <w:r>
                 <w:rPr>
                   <w:rFonts w:ascii="Arial" w:cs="Arial" w:eastAsia="Arial" w:hAnsi="Arial"/>
@@ -18881,7 +18881,7 @@
               <w:spacing w:after="10" w:before="0"/>
               <w:ind w:left="120"/>
             </w:pPr>
-            <w:hyperlink w:history="1" r:id="rId1zd955mq-l_jf8kcu_po-">
+            <w:hyperlink w:history="1" r:id="rIdbfnwwfstgv_eyypubbwcz">
               <w:r>
                 <w:rPr>
                   <w:rFonts w:ascii="Arial" w:cs="Arial" w:eastAsia="Arial" w:hAnsi="Arial"/>
@@ -19076,7 +19076,7 @@
             <w:pPr>
               <w:spacing w:after="20" w:before="0"/>
             </w:pPr>
-            <w:hyperlink w:history="1" r:id="rIdsfqf0xypndvmejla7qrtq">
+            <w:hyperlink w:history="1" r:id="rIdapxmnm_98reviuoxarwnr">
               <w:r>
                 <w:rPr>
                   <w:rFonts w:ascii="Arial" w:cs="Arial" w:eastAsia="Arial" w:hAnsi="Arial"/>
@@ -19109,7 +19109,7 @@
               <w:spacing w:after="10" w:before="0"/>
               <w:ind w:left="120"/>
             </w:pPr>
-            <w:hyperlink w:history="1" r:id="rIdzve-1tvdw4u0o0dyt3utx">
+            <w:hyperlink w:history="1" r:id="rIdge3aaz_soh_gru3yui_zd">
               <w:r>
                 <w:rPr>
                   <w:rFonts w:ascii="Arial" w:cs="Arial" w:eastAsia="Arial" w:hAnsi="Arial"/>
@@ -19154,7 +19154,7 @@
             <w:pPr>
               <w:spacing w:after="20" w:before="0"/>
             </w:pPr>
-            <w:hyperlink w:history="1" r:id="rIdsjhjdl80gd8h236j72gfk">
+            <w:hyperlink w:history="1" r:id="rId2svn03hzemj3zm2wy7ove">
               <w:r>
                 <w:rPr>
                   <w:rFonts w:ascii="Arial" w:cs="Arial" w:eastAsia="Arial" w:hAnsi="Arial"/>
@@ -19187,7 +19187,7 @@
               <w:spacing w:after="10" w:before="0"/>
               <w:ind w:left="120"/>
             </w:pPr>
-            <w:hyperlink w:history="1" r:id="rIdzjfp-ti7kfhohzpvcvhgg">
+            <w:hyperlink w:history="1" r:id="rIdyoxteyhcdpa5l3d8asbcl">
               <w:r>
                 <w:rPr>
                   <w:rFonts w:ascii="Arial" w:cs="Arial" w:eastAsia="Arial" w:hAnsi="Arial"/>
@@ -19382,7 +19382,7 @@
             <w:pPr>
               <w:spacing w:after="20" w:before="0"/>
             </w:pPr>
-            <w:hyperlink w:history="1" r:id="rIdqqq3r63lubddr3cnj4ivq">
+            <w:hyperlink w:history="1" r:id="rIdzkkyqfhedphstm7j3h1ad">
               <w:r>
                 <w:rPr>
                   <w:rFonts w:ascii="Arial" w:cs="Arial" w:eastAsia="Arial" w:hAnsi="Arial"/>
@@ -19415,7 +19415,7 @@
               <w:spacing w:after="10" w:before="0"/>
               <w:ind w:left="120"/>
             </w:pPr>
-            <w:hyperlink w:history="1" r:id="rIdn48uvloccfogokshhwtmi">
+            <w:hyperlink w:history="1" r:id="rIddzbh8h87lz6fmbseoa33i">
               <w:r>
                 <w:rPr>
                   <w:rFonts w:ascii="Arial" w:cs="Arial" w:eastAsia="Arial" w:hAnsi="Arial"/>
@@ -19460,7 +19460,7 @@
             <w:pPr>
               <w:spacing w:after="20" w:before="0"/>
             </w:pPr>
-            <w:hyperlink w:history="1" r:id="rIdgcucjqkgfikzkoujq4xw7">
+            <w:hyperlink w:history="1" r:id="rIdvyvpyouw1tyshnnc0chau">
               <w:r>
                 <w:rPr>
                   <w:rFonts w:ascii="Arial" w:cs="Arial" w:eastAsia="Arial" w:hAnsi="Arial"/>
@@ -19493,7 +19493,7 @@
               <w:spacing w:after="10" w:before="0"/>
               <w:ind w:left="120"/>
             </w:pPr>
-            <w:hyperlink w:history="1" r:id="rIduv--qgzv5zmr1rk4-jxkj">
+            <w:hyperlink w:history="1" r:id="rId_bq9q4k8i2nkey1kzcvqk">
               <w:r>
                 <w:rPr>
                   <w:rFonts w:ascii="Arial" w:cs="Arial" w:eastAsia="Arial" w:hAnsi="Arial"/>
@@ -20005,7 +20005,7 @@
         </w:rPr>
         <w:t xml:space="preserve">© 2026 SeaVuria and ARES. Aligned with KICD objectives. Developed by SeaVuria; technical implementation by ARES (with AI assistance from Claude). Licensed under </w:t>
       </w:r>
-      <w:hyperlink w:history="1" r:id="rIdaxmkcrkr7hcefxggi1ved">
+      <w:hyperlink w:history="1" r:id="rIditcxd3e8bkmvmwayg8efw">
         <w:r>
           <w:rPr>
             <w:rFonts w:ascii="Arial" w:cs="Arial" w:eastAsia="Arial" w:hAnsi="Arial"/>
@@ -20026,7 +20026,7 @@
         </w:rPr>
         <w:t xml:space="preserve"> (</w:t>
       </w:r>
-      <w:hyperlink w:history="1" r:id="rIdmyexbvtry5vu9sadv9ej-">
+      <w:hyperlink w:history="1" r:id="rIdor5ako55ltoleduer0dxd">
         <w:r>
           <w:rPr>
             <w:rFonts w:ascii="Arial" w:cs="Arial" w:eastAsia="Arial" w:hAnsi="Arial"/>
@@ -21039,7 +21039,7 @@
             <w:pPr>
               <w:spacing w:after="20" w:before="0"/>
             </w:pPr>
-            <w:hyperlink w:history="1" r:id="rId4zmk8hb_-hj2vcwitkrpa">
+            <w:hyperlink w:history="1" r:id="rIdeeodqswhmzkzfbvy9zj4b">
               <w:r>
                 <w:rPr>
                   <w:rFonts w:ascii="Arial" w:cs="Arial" w:eastAsia="Arial" w:hAnsi="Arial"/>
@@ -21072,7 +21072,7 @@
               <w:spacing w:after="10" w:before="0"/>
               <w:ind w:left="120"/>
             </w:pPr>
-            <w:hyperlink w:history="1" r:id="rIdtuzssq7lpbjzwiqzsfwkq">
+            <w:hyperlink w:history="1" r:id="rIdqdcbfem2vbzsxcutd98ri">
               <w:r>
                 <w:rPr>
                   <w:rFonts w:ascii="Arial" w:cs="Arial" w:eastAsia="Arial" w:hAnsi="Arial"/>
@@ -21117,7 +21117,7 @@
             <w:pPr>
               <w:spacing w:after="20" w:before="0"/>
             </w:pPr>
-            <w:hyperlink w:history="1" r:id="rIdweyvkbhydx_t1oskmkm2r">
+            <w:hyperlink w:history="1" r:id="rIdyjijf6woxebpacb6zs0qh">
               <w:r>
                 <w:rPr>
                   <w:rFonts w:ascii="Arial" w:cs="Arial" w:eastAsia="Arial" w:hAnsi="Arial"/>
@@ -21150,7 +21150,7 @@
               <w:spacing w:after="10" w:before="0"/>
               <w:ind w:left="120"/>
             </w:pPr>
-            <w:hyperlink w:history="1" r:id="rIdmr9js_9dv9ybw0lrz5thh">
+            <w:hyperlink w:history="1" r:id="rIdwaj5ooatwshlm3oi-t9ka">
               <w:r>
                 <w:rPr>
                   <w:rFonts w:ascii="Arial" w:cs="Arial" w:eastAsia="Arial" w:hAnsi="Arial"/>
@@ -21345,7 +21345,7 @@
             <w:pPr>
               <w:spacing w:after="20" w:before="0"/>
             </w:pPr>
-            <w:hyperlink w:history="1" r:id="rIdok9he7lkiih1anoy92h4n">
+            <w:hyperlink w:history="1" r:id="rIdhahe3zh-phznvt0f_xeb8">
               <w:r>
                 <w:rPr>
                   <w:rFonts w:ascii="Arial" w:cs="Arial" w:eastAsia="Arial" w:hAnsi="Arial"/>
@@ -21378,7 +21378,7 @@
               <w:spacing w:after="10" w:before="0"/>
               <w:ind w:left="120"/>
             </w:pPr>
-            <w:hyperlink w:history="1" r:id="rIdc-q32rgvl-vkfrt9ctk7f">
+            <w:hyperlink w:history="1" r:id="rIdcn4k7hestqhm7gdvnarxt">
               <w:r>
                 <w:rPr>
                   <w:rFonts w:ascii="Arial" w:cs="Arial" w:eastAsia="Arial" w:hAnsi="Arial"/>
@@ -21423,7 +21423,7 @@
             <w:pPr>
               <w:spacing w:after="20" w:before="0"/>
             </w:pPr>
-            <w:hyperlink w:history="1" r:id="rIdjv_guordlicb2fncqmzia">
+            <w:hyperlink w:history="1" r:id="rIdukieoyfge9ghvmpvk4vn4">
               <w:r>
                 <w:rPr>
                   <w:rFonts w:ascii="Arial" w:cs="Arial" w:eastAsia="Arial" w:hAnsi="Arial"/>
@@ -21456,7 +21456,7 @@
               <w:spacing w:after="10" w:before="0"/>
               <w:ind w:left="120"/>
             </w:pPr>
-            <w:hyperlink w:history="1" r:id="rIdv-b_ujuilqjmxmlkep8qj">
+            <w:hyperlink w:history="1" r:id="rIdgpqta7stky0qwsmsuaevp">
               <w:r>
                 <w:rPr>
                   <w:rFonts w:ascii="Arial" w:cs="Arial" w:eastAsia="Arial" w:hAnsi="Arial"/>
@@ -21651,7 +21651,7 @@
             <w:pPr>
               <w:spacing w:after="20" w:before="0"/>
             </w:pPr>
-            <w:hyperlink w:history="1" r:id="rId_qpuvxikdsxrbjwqb3-ha">
+            <w:hyperlink w:history="1" r:id="rIdlgsel0b54c3ykscrua4xv">
               <w:r>
                 <w:rPr>
                   <w:rFonts w:ascii="Arial" w:cs="Arial" w:eastAsia="Arial" w:hAnsi="Arial"/>
@@ -21684,7 +21684,7 @@
               <w:spacing w:after="10" w:before="0"/>
               <w:ind w:left="120"/>
             </w:pPr>
-            <w:hyperlink w:history="1" r:id="rId2htawi8lo8eizjt0w2v22">
+            <w:hyperlink w:history="1" r:id="rIdyqx4lml6e1vcdbv57jhbv">
               <w:r>
                 <w:rPr>
                   <w:rFonts w:ascii="Arial" w:cs="Arial" w:eastAsia="Arial" w:hAnsi="Arial"/>
@@ -21729,7 +21729,7 @@
             <w:pPr>
               <w:spacing w:after="20" w:before="0"/>
             </w:pPr>
-            <w:hyperlink w:history="1" r:id="rIdlpim4brpgjoboh74gffep">
+            <w:hyperlink w:history="1" r:id="rIdurtexyu6kkcyhvrio7amn">
               <w:r>
                 <w:rPr>
                   <w:rFonts w:ascii="Arial" w:cs="Arial" w:eastAsia="Arial" w:hAnsi="Arial"/>
@@ -21762,7 +21762,7 @@
               <w:spacing w:after="10" w:before="0"/>
               <w:ind w:left="120"/>
             </w:pPr>
-            <w:hyperlink w:history="1" r:id="rIdgnf7y21k1lpictyfu9d9p">
+            <w:hyperlink w:history="1" r:id="rIdgd7-jiu39onfjgten8h5g">
               <w:r>
                 <w:rPr>
                   <w:rFonts w:ascii="Arial" w:cs="Arial" w:eastAsia="Arial" w:hAnsi="Arial"/>
@@ -21957,7 +21957,7 @@
             <w:pPr>
               <w:spacing w:after="20" w:before="0"/>
             </w:pPr>
-            <w:hyperlink w:history="1" r:id="rIdb0tfdn09n2akcjxdisxrp">
+            <w:hyperlink w:history="1" r:id="rIdivg5tjcossewsifsw1fhb">
               <w:r>
                 <w:rPr>
                   <w:rFonts w:ascii="Arial" w:cs="Arial" w:eastAsia="Arial" w:hAnsi="Arial"/>
@@ -21990,7 +21990,7 @@
               <w:spacing w:after="10" w:before="0"/>
               <w:ind w:left="120"/>
             </w:pPr>
-            <w:hyperlink w:history="1" r:id="rIdwl_7ai3qkz7zp3knurt3f">
+            <w:hyperlink w:history="1" r:id="rIdq85dftrufgypjzb65ubjv">
               <w:r>
                 <w:rPr>
                   <w:rFonts w:ascii="Arial" w:cs="Arial" w:eastAsia="Arial" w:hAnsi="Arial"/>
@@ -22035,7 +22035,7 @@
             <w:pPr>
               <w:spacing w:after="20" w:before="0"/>
             </w:pPr>
-            <w:hyperlink w:history="1" r:id="rId4bomm1asdzzmr0gsype7w">
+            <w:hyperlink w:history="1" r:id="rIdcaeiylqkypsuhccivsdj8">
               <w:r>
                 <w:rPr>
                   <w:rFonts w:ascii="Arial" w:cs="Arial" w:eastAsia="Arial" w:hAnsi="Arial"/>
@@ -22068,7 +22068,7 @@
               <w:spacing w:after="10" w:before="0"/>
               <w:ind w:left="120"/>
             </w:pPr>
-            <w:hyperlink w:history="1" r:id="rIdpmigjps0thtw3ddtzrugi">
+            <w:hyperlink w:history="1" r:id="rIdvg7x_yee6elytechkch2o">
               <w:r>
                 <w:rPr>
                   <w:rFonts w:ascii="Arial" w:cs="Arial" w:eastAsia="Arial" w:hAnsi="Arial"/>
@@ -22263,7 +22263,7 @@
             <w:pPr>
               <w:spacing w:after="20" w:before="0"/>
             </w:pPr>
-            <w:hyperlink w:history="1" r:id="rIdgs3t3-kqvl1c6nmejwddu">
+            <w:hyperlink w:history="1" r:id="rId-kqzbx73yxfqdyekmgjhb">
               <w:r>
                 <w:rPr>
                   <w:rFonts w:ascii="Arial" w:cs="Arial" w:eastAsia="Arial" w:hAnsi="Arial"/>
@@ -22296,7 +22296,7 @@
               <w:spacing w:after="10" w:before="0"/>
               <w:ind w:left="120"/>
             </w:pPr>
-            <w:hyperlink w:history="1" r:id="rIdhsfomyjnqaxo_eac4l1zj">
+            <w:hyperlink w:history="1" r:id="rIdlbwyqvcgiq0qwvznuyiwr">
               <w:r>
                 <w:rPr>
                   <w:rFonts w:ascii="Arial" w:cs="Arial" w:eastAsia="Arial" w:hAnsi="Arial"/>
@@ -22341,7 +22341,7 @@
             <w:pPr>
               <w:spacing w:after="20" w:before="0"/>
             </w:pPr>
-            <w:hyperlink w:history="1" r:id="rIdt6yjgkrrmvt9rbh0-r0z8">
+            <w:hyperlink w:history="1" r:id="rIdp7leakao3jidpqxtvcvp8">
               <w:r>
                 <w:rPr>
                   <w:rFonts w:ascii="Arial" w:cs="Arial" w:eastAsia="Arial" w:hAnsi="Arial"/>
@@ -22374,7 +22374,7 @@
               <w:spacing w:after="10" w:before="0"/>
               <w:ind w:left="120"/>
             </w:pPr>
-            <w:hyperlink w:history="1" r:id="rIdzqbf_dsxnddujiw5upyfk">
+            <w:hyperlink w:history="1" r:id="rIdz4p9wd5vck9tkmecwjh5z">
               <w:r>
                 <w:rPr>
                   <w:rFonts w:ascii="Arial" w:cs="Arial" w:eastAsia="Arial" w:hAnsi="Arial"/>
@@ -23114,7 +23114,7 @@
         </w:rPr>
         <w:t xml:space="preserve">© 2026 SeaVuria and ARES. Aligned with KICD objectives. Developed by SeaVuria; technical implementation by ARES (with AI assistance from Claude). Licensed under </w:t>
       </w:r>
-      <w:hyperlink w:history="1" r:id="rIdbzfx3tntse6o1cgxhek3q">
+      <w:hyperlink w:history="1" r:id="rIdglg1igtlrmp2gke6j43l8">
         <w:r>
           <w:rPr>
             <w:rFonts w:ascii="Arial" w:cs="Arial" w:eastAsia="Arial" w:hAnsi="Arial"/>
@@ -23135,7 +23135,7 @@
         </w:rPr>
         <w:t xml:space="preserve"> (</w:t>
       </w:r>
-      <w:hyperlink w:history="1" r:id="rIdahvocaicf9dw5r9xlydsa">
+      <w:hyperlink w:history="1" r:id="rId_st8yuhrtlcehlkptx05t">
         <w:r>
           <w:rPr>
             <w:rFonts w:ascii="Arial" w:cs="Arial" w:eastAsia="Arial" w:hAnsi="Arial"/>

--- a/data/outputs/v2/Physics/SS3.3_Introduction_to_Electronics/Physics_Introduction_to_Electronics_CBE_LessonSequence.docx
+++ b/data/outputs/v2/Physics/SS3.3_Introduction_to_Electronics/Physics_Introduction_to_Electronics_CBE_LessonSequence.docx
@@ -2345,7 +2345,7 @@
         </w:rPr>
         <w:t xml:space="preserve">© 2026 SeaVuria and ARES. This work is licensed under a </w:t>
       </w:r>
-      <w:hyperlink w:history="1" r:id="rIdcc65sngb5dqvsesyezmjs">
+      <w:hyperlink w:history="1" r:id="rId-shtkiwyj-khnukciusgv">
         <w:r>
           <w:rPr>
             <w:rFonts w:ascii="Arial" w:cs="Arial" w:eastAsia="Arial" w:hAnsi="Arial"/>
@@ -2365,7 +2365,7 @@
         </w:rPr>
         <w:t xml:space="preserve"> (</w:t>
       </w:r>
-      <w:hyperlink w:history="1" r:id="rIder6t1sxkidcipucpuru1l">
+      <w:hyperlink w:history="1" r:id="rIdkwgwqzmrtv-qtyddcpo5y">
         <w:r>
           <w:rPr>
             <w:rFonts w:ascii="Arial" w:cs="Arial" w:eastAsia="Arial" w:hAnsi="Arial"/>
@@ -2385,7 +2385,7 @@
         </w:rPr>
         <w:t xml:space="preserve">). To view a copy of this license, visit </w:t>
       </w:r>
-      <w:hyperlink w:history="1" r:id="rIdc52mmzdi4phcjvq4o6d12">
+      <w:hyperlink w:history="1" r:id="rIdl03ck7hityc0-c-gjygw8">
         <w:r>
           <w:rPr>
             <w:rFonts w:ascii="Arial" w:cs="Arial" w:eastAsia="Arial" w:hAnsi="Arial"/>
@@ -3397,7 +3397,7 @@
             <w:pPr>
               <w:spacing w:after="20" w:before="0"/>
             </w:pPr>
-            <w:hyperlink w:history="1" r:id="rIdrgbgqdi_ytsl4mbnyw_kb">
+            <w:hyperlink w:history="1" r:id="rId_snqpnqw2f3w4eqvb_lbd">
               <w:r>
                 <w:rPr>
                   <w:rFonts w:ascii="Arial" w:cs="Arial" w:eastAsia="Arial" w:hAnsi="Arial"/>
@@ -3430,7 +3430,7 @@
               <w:spacing w:after="10" w:before="0"/>
               <w:ind w:left="120"/>
             </w:pPr>
-            <w:hyperlink w:history="1" r:id="rIdgz-5qtna3nknopf2ohyl-">
+            <w:hyperlink w:history="1" r:id="rIdfzrgvhtxbsd7ahisbr7zq">
               <w:r>
                 <w:rPr>
                   <w:rFonts w:ascii="Arial" w:cs="Arial" w:eastAsia="Arial" w:hAnsi="Arial"/>
@@ -3475,7 +3475,7 @@
             <w:pPr>
               <w:spacing w:after="20" w:before="0"/>
             </w:pPr>
-            <w:hyperlink w:history="1" r:id="rId1tibkyopl1v91dexu29dr">
+            <w:hyperlink w:history="1" r:id="rIdvuligszkx7twfm9ljrik3">
               <w:r>
                 <w:rPr>
                   <w:rFonts w:ascii="Arial" w:cs="Arial" w:eastAsia="Arial" w:hAnsi="Arial"/>
@@ -3508,7 +3508,7 @@
               <w:spacing w:after="10" w:before="0"/>
               <w:ind w:left="120"/>
             </w:pPr>
-            <w:hyperlink w:history="1" r:id="rIdkuky__ke82syv1yly9tqj">
+            <w:hyperlink w:history="1" r:id="rIdily7vnbcwuz7dahpe_gm9">
               <w:r>
                 <w:rPr>
                   <w:rFonts w:ascii="Arial" w:cs="Arial" w:eastAsia="Arial" w:hAnsi="Arial"/>
@@ -3779,7 +3779,389 @@
             <w:pPr>
               <w:spacing w:after="20" w:before="0"/>
             </w:pPr>
-            <w:hyperlink w:history="1" r:id="rIdqj9y5zhutnqvamhsg7tvn">
+            <w:hyperlink w:history="1" r:id="rIda6li84omgvcxlplqq_hrt">
+              <w:r>
+                <w:rPr>
+                  <w:rFonts w:ascii="Arial" w:cs="Arial" w:eastAsia="Arial" w:hAnsi="Arial"/>
+                  <w:color w:val="2E75B6"/>
+                  <w:sz w:val="16"/>
+                  <w:szCs w:val="16"/>
+                  <w:u w:val="single" w:color="2E75B6"/>
+                </w:rPr>
+                <w:t xml:space="preserve">Conductors and insulators</w:t>
+              </w:r>
+            </w:hyperlink>
+          </w:p>
+          <w:p>
+            <w:pPr>
+              <w:spacing w:after="10" w:before="0"/>
+              <w:ind w:left="120"/>
+            </w:pPr>
+            <w:r>
+              <w:rPr>
+                <w:rFonts w:ascii="Arial" w:cs="Arial" w:eastAsia="Arial" w:hAnsi="Arial"/>
+                <w:color w:val="595959"/>
+                <w:sz w:val="14"/>
+                <w:szCs w:val="14"/>
+              </w:rPr>
+              <w:t xml:space="preserve">Source: Khan Academy (English - US curriculum)</w:t>
+            </w:r>
+          </w:p>
+          <w:p>
+            <w:pPr>
+              <w:spacing w:after="10" w:before="0"/>
+              <w:ind w:left="120"/>
+            </w:pPr>
+            <w:hyperlink w:history="1" r:id="rId59y3oqocbrguorzgz97ph">
+              <w:r>
+                <w:rPr>
+                  <w:rFonts w:ascii="Arial" w:cs="Arial" w:eastAsia="Arial" w:hAnsi="Arial"/>
+                  <w:color w:val="595959"/>
+                  <w:sz w:val="14"/>
+                  <w:szCs w:val="14"/>
+                  <w:u w:val="single" w:color="595959"/>
+                </w:rPr>
+                <w:t xml:space="preserve">🔍 Search ARES for similar videos</w:t>
+              </w:r>
+            </w:hyperlink>
+          </w:p>
+          <w:p>
+            <w:pPr>
+              <w:spacing w:after="40" w:before="0"/>
+            </w:pPr>
+            <w:r>
+              <w:rPr>
+                <w:sz w:val="14"/>
+                <w:szCs w:val="14"/>
+              </w:rPr>
+              <w:t xml:space="preserve"/>
+            </w:r>
+          </w:p>
+          <w:p>
+            <w:pPr>
+              <w:spacing w:after="20" w:before="0"/>
+            </w:pPr>
+            <w:r>
+              <w:rPr>
+                <w:rFonts w:ascii="Arial" w:cs="Arial" w:eastAsia="Arial" w:hAnsi="Arial"/>
+                <w:b/>
+                <w:bCs/>
+                <w:color w:val="1F3864"/>
+                <w:sz w:val="16"/>
+                <w:szCs w:val="16"/>
+              </w:rPr>
+              <w:t xml:space="preserve">📖 HTML:</w:t>
+            </w:r>
+          </w:p>
+          <w:p>
+            <w:pPr>
+              <w:spacing w:after="20" w:before="0"/>
+            </w:pPr>
+            <w:hyperlink w:history="1" r:id="rIdlxzpurgosvhmidkmp6zyz">
+              <w:r>
+                <w:rPr>
+                  <w:rFonts w:ascii="Arial" w:cs="Arial" w:eastAsia="Arial" w:hAnsi="Arial"/>
+                  <w:color w:val="2E75B6"/>
+                  <w:sz w:val="16"/>
+                  <w:szCs w:val="16"/>
+                  <w:u w:val="single" w:color="2E75B6"/>
+                </w:rPr>
+                <w:t xml:space="preserve">Electric Conductors and Insulators (Flexbook)</w:t>
+              </w:r>
+            </w:hyperlink>
+          </w:p>
+          <w:p>
+            <w:pPr>
+              <w:spacing w:after="10" w:before="0"/>
+              <w:ind w:left="120"/>
+            </w:pPr>
+            <w:r>
+              <w:rPr>
+                <w:rFonts w:ascii="Arial" w:cs="Arial" w:eastAsia="Arial" w:hAnsi="Arial"/>
+                <w:color w:val="595959"/>
+                <w:sz w:val="14"/>
+                <w:szCs w:val="14"/>
+              </w:rPr>
+              <w:t xml:space="preserve">Source: CK-12</w:t>
+            </w:r>
+          </w:p>
+          <w:p>
+            <w:pPr>
+              <w:spacing w:after="10" w:before="0"/>
+              <w:ind w:left="120"/>
+            </w:pPr>
+            <w:hyperlink w:history="1" r:id="rIdjvchqrdfu9evxytsulvfa">
+              <w:r>
+                <w:rPr>
+                  <w:rFonts w:ascii="Arial" w:cs="Arial" w:eastAsia="Arial" w:hAnsi="Arial"/>
+                  <w:color w:val="595959"/>
+                  <w:sz w:val="14"/>
+                  <w:szCs w:val="14"/>
+                  <w:u w:val="single" w:color="595959"/>
+                </w:rPr>
+                <w:t xml:space="preserve">🔍 Search ARES for similar readings</w:t>
+              </w:r>
+            </w:hyperlink>
+          </w:p>
+        </w:tc>
+        <w:tc>
+          <w:tcPr>
+            <w:tcW w:type="dxa" w:w="3040"/>
+            <w:shd w:fill="FFFFFF" w:color="auto" w:val="clear"/>
+            <w:tcMar>
+              <w:top w:type="dxa" w:w="60"/>
+              <w:left w:type="dxa" w:w="120"/>
+              <w:bottom w:type="dxa" w:w="60"/>
+              <w:right w:type="dxa" w:w="120"/>
+            </w:tcMar>
+            <w:vAlign w:val="top"/>
+          </w:tcPr>
+          <w:p>
+            <w:pPr>
+              <w:spacing w:after="40" w:before="0"/>
+              <w:jc w:val="left"/>
+            </w:pPr>
+            <w:r>
+              <w:rPr>
+                <w:rFonts w:ascii="Arial" w:cs="Arial" w:eastAsia="Arial" w:hAnsi="Arial"/>
+                <w:b w:val="false"/>
+                <w:bCs w:val="false"/>
+                <w:i w:val="false"/>
+                <w:iCs w:val="false"/>
+                <w:color w:val="000000"/>
+                <w:sz w:val="18"/>
+                <w:szCs w:val="18"/>
+              </w:rPr>
+              <w:t xml:space="preserve">Groups of 3 receive a pre-assembled conductivity tester: a 1.5 V AA battery in a holder, two crocodile-clip leads, and a 3 V LED indicator (or small bulb). One lead is permanently attached to the positive terminal; learners touch the free ends of both leads to each material in turn and observe whether the LED lights up (conductor), does not light (insulator), or glows dimly (partial conductor). Each group tests all six materials and records: LED fully on / LED dim / LED off in the Evidence column of their PER table. Critically, the silicon component and sharpened graphite pencil lead both cause the LED to glow DIMLY — not fully on, not fully off. This is the key observation. Groups photograph or sketch the LED brightness for each material. A class results table is projected live as the teacher collates group findings by cold-calling each group.</w:t>
+            </w:r>
+          </w:p>
+        </w:tc>
+        <w:tc>
+          <w:tcPr>
+            <w:tcW w:type="dxa" w:w="3040"/>
+            <w:shd w:fill="F2F2F2" w:color="auto" w:val="clear"/>
+            <w:tcMar>
+              <w:top w:type="dxa" w:w="60"/>
+              <w:left w:type="dxa" w:w="120"/>
+              <w:bottom w:type="dxa" w:w="60"/>
+              <w:right w:type="dxa" w:w="120"/>
+            </w:tcMar>
+            <w:vAlign w:val="top"/>
+          </w:tcPr>
+          <w:p>
+            <w:pPr>
+              <w:spacing w:after="40" w:before="0"/>
+              <w:jc w:val="left"/>
+            </w:pPr>
+            <w:r>
+              <w:rPr>
+                <w:rFonts w:ascii="Arial" w:cs="Arial" w:eastAsia="Arial" w:hAnsi="Arial"/>
+                <w:b w:val="false"/>
+                <w:bCs w:val="false"/>
+                <w:i w:val="false"/>
+                <w:iCs w:val="false"/>
+                <w:color w:val="000000"/>
+                <w:sz w:val="18"/>
+                <w:szCs w:val="18"/>
+              </w:rPr>
+              <w:t xml:space="preserve">1. Demonstrate the circuit once using the copper wire: 'Watch — I touch both clips to the copper wire. Full brightness. Copper is a conductor. Your job is to test the rest and record exactly what you see — not what you expect.'</w:t>
+            </w:r>
+          </w:p>
+          <w:p>
+            <w:pPr>
+              <w:spacing w:after="40" w:before="0"/>
+              <w:jc w:val="left"/>
+            </w:pPr>
+            <w:r>
+              <w:rPr>
+                <w:rFonts w:ascii="Arial" w:cs="Arial" w:eastAsia="Arial" w:hAnsi="Arial"/>
+                <w:b w:val="false"/>
+                <w:bCs w:val="false"/>
+                <w:i w:val="false"/>
+                <w:iCs w:val="false"/>
+                <w:color w:val="000000"/>
+                <w:sz w:val="18"/>
+                <w:szCs w:val="18"/>
+              </w:rPr>
+              <w:t xml:space="preserve">2. Circulate during testing (≈12 min). Pause at any group where the silicon test is happening: 'What do you see? Is it fully on or fully off?' [WAIT 10 seconds for the group to articulate before moving on.]</w:t>
+            </w:r>
+          </w:p>
+          <w:p>
+            <w:pPr>
+              <w:spacing w:after="40" w:before="0"/>
+              <w:jc w:val="left"/>
+            </w:pPr>
+            <w:r>
+              <w:rPr>
+                <w:rFonts w:ascii="Arial" w:cs="Arial" w:eastAsia="Arial" w:hAnsi="Arial"/>
+                <w:b w:val="false"/>
+                <w:bCs w:val="false"/>
+                <w:i w:val="false"/>
+                <w:iCs w:val="false"/>
+                <w:color w:val="000000"/>
+                <w:sz w:val="18"/>
+                <w:szCs w:val="18"/>
+              </w:rPr>
+              <w:t xml:space="preserve">3. After testing, project an empty class results table. Cold-call one reporter per group (rotate so different learners report): 'Group 2 — what did you observe for the graphite pencil lead? Describe the LED, not your conclusion.'</w:t>
+            </w:r>
+          </w:p>
+          <w:p>
+            <w:pPr>
+              <w:spacing w:after="40" w:before="0"/>
+              <w:jc w:val="left"/>
+            </w:pPr>
+            <w:r>
+              <w:rPr>
+                <w:rFonts w:ascii="Arial" w:cs="Arial" w:eastAsia="Arial" w:hAnsi="Arial"/>
+                <w:b w:val="false"/>
+                <w:bCs w:val="false"/>
+                <w:i w:val="false"/>
+                <w:iCs w:val="false"/>
+                <w:color w:val="000000"/>
+                <w:sz w:val="18"/>
+                <w:szCs w:val="18"/>
+              </w:rPr>
+              <w:t xml:space="preserve">4. When the class table shows that silicon and graphite both gave DIM results, say: 'Interesting. Copper — full brightness. Rubber — off. Silicon — dim. The LED is speaking to us. What is it saying?' [WAIT 15 seconds — cold-call 3 individual learners.]</w:t>
+            </w:r>
+          </w:p>
+          <w:p>
+            <w:pPr>
+              <w:spacing w:after="40" w:before="0"/>
+              <w:jc w:val="left"/>
+            </w:pPr>
+            <w:r>
+              <w:rPr>
+                <w:rFonts w:ascii="Arial" w:cs="Arial" w:eastAsia="Arial" w:hAnsi="Arial"/>
+                <w:b w:val="false"/>
+                <w:bCs w:val="false"/>
+                <w:i w:val="false"/>
+                <w:iCs w:val="false"/>
+                <w:color w:val="000000"/>
+                <w:sz w:val="18"/>
+                <w:szCs w:val="18"/>
+              </w:rPr>
+              <w:t xml:space="preserve">5. Say: 'This dim result does not fit our two boxes — conductor or insulator. We need a third category. Hold that thought.'</w:t>
+            </w:r>
+          </w:p>
+        </w:tc>
+        <w:tc>
+          <w:tcPr>
+            <w:tcW w:type="dxa" w:w="3040"/>
+            <w:shd w:fill="FFFFFF" w:color="auto" w:val="clear"/>
+            <w:tcMar>
+              <w:top w:type="dxa" w:w="60"/>
+              <w:left w:type="dxa" w:w="120"/>
+              <w:bottom w:type="dxa" w:w="60"/>
+              <w:right w:type="dxa" w:w="120"/>
+            </w:tcMar>
+            <w:vAlign w:val="top"/>
+          </w:tcPr>
+          <w:p>
+            <w:pPr>
+              <w:spacing w:after="40" w:before="0"/>
+              <w:jc w:val="left"/>
+            </w:pPr>
+            <w:r>
+              <w:rPr>
+                <w:rFonts w:ascii="Arial" w:cs="Arial" w:eastAsia="Arial" w:hAnsi="Arial"/>
+                <w:b w:val="false"/>
+                <w:bCs w:val="false"/>
+                <w:i w:val="false"/>
+                <w:iCs w:val="false"/>
+                <w:color w:val="000000"/>
+                <w:sz w:val="18"/>
+                <w:szCs w:val="18"/>
+              </w:rPr>
+              <w:t xml:space="preserve">Evidence Recording with Anomaly Spotlighting — learners record raw observations (LED brightness) rather than conclusions, then the teacher spotlights the anomaly (silicon's dim glow) to the whole class. This strategy focuses attention on the data that will drive the need for a new explanatory model (energy band theory), directly connecting the observation to the anchoring phenomenon (the solar panel is made of silicon).</w:t>
+            </w:r>
+          </w:p>
+        </w:tc>
+        <w:tc>
+          <w:tcPr>
+            <w:tcW w:type="dxa" w:w="3040"/>
+            <w:shd w:fill="F2F2F2" w:color="auto" w:val="clear"/>
+            <w:tcMar>
+              <w:top w:type="dxa" w:w="60"/>
+              <w:left w:type="dxa" w:w="120"/>
+              <w:bottom w:type="dxa" w:w="60"/>
+              <w:right w:type="dxa" w:w="120"/>
+            </w:tcMar>
+            <w:vAlign w:val="top"/>
+          </w:tcPr>
+          <w:p>
+            <w:pPr>
+              <w:spacing w:after="40" w:before="0"/>
+              <w:jc w:val="left"/>
+            </w:pPr>
+            <w:r>
+              <w:rPr>
+                <w:rFonts w:ascii="Arial" w:cs="Arial" w:eastAsia="Arial" w:hAnsi="Arial"/>
+                <w:b w:val="false"/>
+                <w:bCs w:val="false"/>
+                <w:i w:val="false"/>
+                <w:iCs w:val="false"/>
+                <w:color w:val="000000"/>
+                <w:sz w:val="18"/>
+                <w:szCs w:val="18"/>
+              </w:rPr>
+              <w:t xml:space="preserve">Observable indicator: All groups have a completed Evidence column distinguishing LED-on, LED-dim, and LED-off results. Teacher checks that no group has recorded silicon as simply 'conductor' or 'insulator' without noting the dim/partial response. Red flag: groups who record 'conductor' for silicon because the LED lit at all — teacher redirects: 'Compare the brightness of the silicon test to the copper test. Are they the same? Record what you actually see.'</w:t>
+            </w:r>
+          </w:p>
+        </w:tc>
+      </w:tr>
+      <w:tr>
+        <w:tc>
+          <w:tcPr>
+            <w:tcW w:type="dxa" w:w="1520"/>
+            <w:shd w:fill="E2EFDA" w:color="auto" w:val="clear"/>
+            <w:tcMar>
+              <w:top w:type="dxa" w:w="60"/>
+              <w:left w:type="dxa" w:w="120"/>
+              <w:bottom w:type="dxa" w:w="60"/>
+              <w:right w:type="dxa" w:w="120"/>
+            </w:tcMar>
+            <w:vAlign w:val="top"/>
+          </w:tcPr>
+          <w:p>
+            <w:pPr>
+              <w:spacing w:after="40" w:before="0"/>
+              <w:jc w:val="left"/>
+            </w:pPr>
+            <w:r>
+              <w:rPr>
+                <w:rFonts w:ascii="Arial" w:cs="Arial" w:eastAsia="Arial" w:hAnsi="Arial"/>
+                <w:b/>
+                <w:bCs/>
+                <w:i w:val="false"/>
+                <w:iCs w:val="false"/>
+                <w:color w:val="000000"/>
+                <w:sz w:val="18"/>
+                <w:szCs w:val="18"/>
+              </w:rPr>
+              <w:t xml:space="preserve">Explain Phase</w:t>
+            </w:r>
+          </w:p>
+          <w:p>
+            <w:pPr>
+              <w:spacing w:after="20" w:before="0"/>
+            </w:pPr>
+            <w:r>
+              <w:rPr>
+                <w:rFonts w:ascii="Arial" w:cs="Arial" w:eastAsia="Arial" w:hAnsi="Arial"/>
+                <w:b/>
+                <w:bCs/>
+                <w:color w:val="1F3864"/>
+                <w:sz w:val="16"/>
+                <w:szCs w:val="16"/>
+              </w:rPr>
+              <w:t xml:space="preserve">📹 VIDEO:</w:t>
+            </w:r>
+          </w:p>
+          <w:p>
+            <w:pPr>
+              <w:spacing w:after="20" w:before="0"/>
+            </w:pPr>
+            <w:hyperlink w:history="1" r:id="rIdzrj9pcv2wrnuvczkx8xmw">
               <w:r>
                 <w:rPr>
                   <w:rFonts w:ascii="Arial" w:cs="Arial" w:eastAsia="Arial" w:hAnsi="Arial"/>
@@ -3794,6 +4176,22 @@
           </w:p>
           <w:p>
             <w:pPr>
+              <w:spacing w:after="20" w:before="0"/>
+            </w:pPr>
+            <w:r>
+              <w:rPr>
+                <w:rFonts w:ascii="Arial" w:cs="Arial" w:eastAsia="Arial" w:hAnsi="Arial"/>
+                <w:i/>
+                <w:iCs/>
+                <w:color w:val="595959"/>
+                <w:sz w:val="16"/>
+                <w:szCs w:val="16"/>
+              </w:rPr>
+              <w:t xml:space="preserve">Related topic: not an exact match for this lesson.</w:t>
+            </w:r>
+          </w:p>
+          <w:p>
+            <w:pPr>
               <w:spacing w:after="10" w:before="0"/>
               <w:ind w:left="120"/>
             </w:pPr>
@@ -3812,7 +4210,7 @@
               <w:spacing w:after="10" w:before="0"/>
               <w:ind w:left="120"/>
             </w:pPr>
-            <w:hyperlink w:history="1" r:id="rIddr-z-gnxqn1wwudsfndoh">
+            <w:hyperlink w:history="1" r:id="rId_w2r1vh6hm5yvelynwly3">
               <w:r>
                 <w:rPr>
                   <w:rFonts w:ascii="Arial" w:cs="Arial" w:eastAsia="Arial" w:hAnsi="Arial"/>
@@ -3850,14 +4248,14 @@
                 <w:sz w:val="16"/>
                 <w:szCs w:val="16"/>
               </w:rPr>
-              <w:t xml:space="preserve">📖 EXERCISE:</w:t>
+              <w:t xml:space="preserve">📖 HTML:</w:t>
             </w:r>
           </w:p>
           <w:p>
             <w:pPr>
               <w:spacing w:after="20" w:before="0"/>
             </w:pPr>
-            <w:hyperlink w:history="1" r:id="rId7xdubfq1nngxizgyddmt7">
+            <w:hyperlink w:history="1" r:id="rIdt5rcei-2wpxkyvnfuh1ep">
               <w:r>
                 <w:rPr>
                   <w:rFonts w:ascii="Arial" w:cs="Arial" w:eastAsia="Arial" w:hAnsi="Arial"/>
@@ -3866,7 +4264,7 @@
                   <w:szCs w:val="16"/>
                   <w:u w:val="single" w:color="2E75B6"/>
                 </w:rPr>
-                <w:t xml:space="preserve">Thermal Conductors and Insulators Practice</w:t>
+                <w:t xml:space="preserve">Circuit Construction Kit: DC</w:t>
               </w:r>
             </w:hyperlink>
           </w:p>
@@ -3882,7 +4280,7 @@
                 <w:sz w:val="14"/>
                 <w:szCs w:val="14"/>
               </w:rPr>
-              <w:t xml:space="preserve">Source: CK-12</w:t>
+              <w:t xml:space="preserve">Source: PhET Interactive Simulations (English)</w:t>
             </w:r>
           </w:p>
           <w:p>
@@ -3890,7 +4288,7 @@
               <w:spacing w:after="10" w:before="0"/>
               <w:ind w:left="120"/>
             </w:pPr>
-            <w:hyperlink w:history="1" r:id="rIdkoqmx6mrplqf4jjmqlaae">
+            <w:hyperlink w:history="1" r:id="rIdu0usgufzc0dozthhki-ct">
               <w:r>
                 <w:rPr>
                   <w:rFonts w:ascii="Arial" w:cs="Arial" w:eastAsia="Arial" w:hAnsi="Arial"/>
@@ -3932,7 +4330,7 @@
                 <w:sz w:val="18"/>
                 <w:szCs w:val="18"/>
               </w:rPr>
-              <w:t xml:space="preserve">Groups of 3 receive a pre-assembled conductivity tester: a 1.5 V AA battery in a holder, two crocodile-clip leads, and a 3 V LED indicator (or small bulb). One lead is permanently attached to the positive terminal; learners touch the free ends of both leads to each material in turn and observe whether the LED lights up (conductor), does not light (insulator), or glows dimly (partial conductor). Each group tests all six materials and records: LED fully on / LED dim / LED off in the Evidence column of their PER table. Critically, the silicon component and sharpened graphite pencil lead both cause the LED to glow DIMLY — not fully on, not fully off. This is the key observation. Groups photograph or sketch the LED brightness for each material. A class results table is projected live as the teacher collates group findings by cold-calling each group.</w:t>
+              <w:t xml:space="preserve">Learners complete the Reasoning column of their PER table: 'My evidence matches / does not match my prediction because…' They then participate in a whole-class discussion. The teacher introduces the term SEMICONDUCTOR for the first time and writes a working definition on the board: 'A semiconductor is a material whose ability to conduct electricity is between that of a conductor and an insulator, and can change depending on conditions.' Learners are then asked to connect this to the Kajiado phenomenon: if silicon is a semiconductor and conditions affect its conductivity, which condition — temperature, light, or both — might explain why Mama Akinyi's panel performs differently in the morning versus the afternoon? Learners write a revised one-sentence explanation in their notebooks, then share with the class. The teacher does NOT confirm or reject any explanation — instead, responses are added to the DQB as 'our current best thinking'.</w:t>
             </w:r>
           </w:p>
         </w:tc>
@@ -3964,83 +4362,83 @@
                 <w:sz w:val="18"/>
                 <w:szCs w:val="18"/>
               </w:rPr>
-              <w:t xml:space="preserve">1. Demonstrate the circuit once using the copper wire: 'Watch — I touch both clips to the copper wire. Full brightness. Copper is a conductor. Your job is to test the rest and record exactly what you see — not what you expect.'</w:t>
-            </w:r>
-          </w:p>
-          <w:p>
-            <w:pPr>
-              <w:spacing w:after="40" w:before="0"/>
-              <w:jc w:val="left"/>
-            </w:pPr>
-            <w:r>
-              <w:rPr>
-                <w:rFonts w:ascii="Arial" w:cs="Arial" w:eastAsia="Arial" w:hAnsi="Arial"/>
-                <w:b w:val="false"/>
-                <w:bCs w:val="false"/>
-                <w:i w:val="false"/>
-                <w:iCs w:val="false"/>
-                <w:color w:val="000000"/>
-                <w:sz w:val="18"/>
-                <w:szCs w:val="18"/>
-              </w:rPr>
-              <w:t xml:space="preserve">2. Circulate during testing (≈12 min). Pause at any group where the silicon test is happening: 'What do you see? Is it fully on or fully off?' [WAIT 10 seconds for the group to articulate before moving on.]</w:t>
-            </w:r>
-          </w:p>
-          <w:p>
-            <w:pPr>
-              <w:spacing w:after="40" w:before="0"/>
-              <w:jc w:val="left"/>
-            </w:pPr>
-            <w:r>
-              <w:rPr>
-                <w:rFonts w:ascii="Arial" w:cs="Arial" w:eastAsia="Arial" w:hAnsi="Arial"/>
-                <w:b w:val="false"/>
-                <w:bCs w:val="false"/>
-                <w:i w:val="false"/>
-                <w:iCs w:val="false"/>
-                <w:color w:val="000000"/>
-                <w:sz w:val="18"/>
-                <w:szCs w:val="18"/>
-              </w:rPr>
-              <w:t xml:space="preserve">3. After testing, project an empty class results table. Cold-call one reporter per group (rotate so different learners report): 'Group 2 — what did you observe for the graphite pencil lead? Describe the LED, not your conclusion.'</w:t>
-            </w:r>
-          </w:p>
-          <w:p>
-            <w:pPr>
-              <w:spacing w:after="40" w:before="0"/>
-              <w:jc w:val="left"/>
-            </w:pPr>
-            <w:r>
-              <w:rPr>
-                <w:rFonts w:ascii="Arial" w:cs="Arial" w:eastAsia="Arial" w:hAnsi="Arial"/>
-                <w:b w:val="false"/>
-                <w:bCs w:val="false"/>
-                <w:i w:val="false"/>
-                <w:iCs w:val="false"/>
-                <w:color w:val="000000"/>
-                <w:sz w:val="18"/>
-                <w:szCs w:val="18"/>
-              </w:rPr>
-              <w:t xml:space="preserve">4. When the class table shows that silicon and graphite both gave DIM results, say: 'Interesting. Copper — full brightness. Rubber — off. Silicon — dim. The LED is speaking to us. What is it saying?' [WAIT 15 seconds — cold-call 3 individual learners.]</w:t>
-            </w:r>
-          </w:p>
-          <w:p>
-            <w:pPr>
-              <w:spacing w:after="40" w:before="0"/>
-              <w:jc w:val="left"/>
-            </w:pPr>
-            <w:r>
-              <w:rPr>
-                <w:rFonts w:ascii="Arial" w:cs="Arial" w:eastAsia="Arial" w:hAnsi="Arial"/>
-                <w:b w:val="false"/>
-                <w:bCs w:val="false"/>
-                <w:i w:val="false"/>
-                <w:iCs w:val="false"/>
-                <w:color w:val="000000"/>
-                <w:sz w:val="18"/>
-                <w:szCs w:val="18"/>
-              </w:rPr>
-              <w:t xml:space="preserve">5. Say: 'This dim result does not fit our two boxes — conductor or insulator. We need a third category. Hold that thought.'</w:t>
+              <w:t xml:space="preserve">1. Give learners 3 minutes to complete the Reasoning column independently. [WAIT — do not talk during this time.]</w:t>
+            </w:r>
+          </w:p>
+          <w:p>
+            <w:pPr>
+              <w:spacing w:after="40" w:before="0"/>
+              <w:jc w:val="left"/>
+            </w:pPr>
+            <w:r>
+              <w:rPr>
+                <w:rFonts w:ascii="Arial" w:cs="Arial" w:eastAsia="Arial" w:hAnsi="Arial"/>
+                <w:b w:val="false"/>
+                <w:bCs w:val="false"/>
+                <w:i w:val="false"/>
+                <w:iCs w:val="false"/>
+                <w:color w:val="000000"/>
+                <w:sz w:val="18"/>
+                <w:szCs w:val="18"/>
+              </w:rPr>
+              <w:t xml:space="preserve">2. Write on the board: SEMICONDUCTOR. Say: 'This is the name physicists give to materials like silicon and graphite that sit in between. Write this definition: A semiconductor is a material whose conductivity is between that of a conductor and an insulator and can change depending on conditions.'</w:t>
+            </w:r>
+          </w:p>
+          <w:p>
+            <w:pPr>
+              <w:spacing w:after="40" w:before="0"/>
+              <w:jc w:val="left"/>
+            </w:pPr>
+            <w:r>
+              <w:rPr>
+                <w:rFonts w:ascii="Arial" w:cs="Arial" w:eastAsia="Arial" w:hAnsi="Arial"/>
+                <w:b w:val="false"/>
+                <w:bCs w:val="false"/>
+                <w:i w:val="false"/>
+                <w:iCs w:val="false"/>
+                <w:color w:val="000000"/>
+                <w:sz w:val="18"/>
+                <w:szCs w:val="18"/>
+              </w:rPr>
+              <w:t xml:space="preserve">3. Point to the projected Kajiado data table and say: 'Mama Akinyi's solar panel is made of silicon — a semiconductor. The panel works differently at 18 °C versus 35 °C. Using only what we have just observed — not what you've read — why might temperature matter for a semiconductor?' [WAIT 15 seconds.] Cold-call 4 learners by name for their revised explanation.</w:t>
+            </w:r>
+          </w:p>
+          <w:p>
+            <w:pPr>
+              <w:spacing w:after="40" w:before="0"/>
+              <w:jc w:val="left"/>
+            </w:pPr>
+            <w:r>
+              <w:rPr>
+                <w:rFonts w:ascii="Arial" w:cs="Arial" w:eastAsia="Arial" w:hAnsi="Arial"/>
+                <w:b w:val="false"/>
+                <w:bCs w:val="false"/>
+                <w:i w:val="false"/>
+                <w:iCs w:val="false"/>
+                <w:color w:val="000000"/>
+                <w:sz w:val="18"/>
+                <w:szCs w:val="18"/>
+              </w:rPr>
+              <w:t xml:space="preserve">4. Record all four responses on the board verbatim under the heading 'Our Current Best Thinking'. Do not evaluate them. Say: 'All four of these could be right, partly right, or wrong. We will find out. But notice — none of our old ideas about simple conductors and insulators explains this. We need a new model.'</w:t>
+            </w:r>
+          </w:p>
+          <w:p>
+            <w:pPr>
+              <w:spacing w:after="40" w:before="0"/>
+              <w:jc w:val="left"/>
+            </w:pPr>
+            <w:r>
+              <w:rPr>
+                <w:rFonts w:ascii="Arial" w:cs="Arial" w:eastAsia="Arial" w:hAnsi="Arial"/>
+                <w:b w:val="false"/>
+                <w:bCs w:val="false"/>
+                <w:i w:val="false"/>
+                <w:iCs w:val="false"/>
+                <w:color w:val="000000"/>
+                <w:sz w:val="18"/>
+                <w:szCs w:val="18"/>
+              </w:rPr>
+              <w:t xml:space="preserve">5. Say: 'To explain what we saw today and to answer Mama Akinyi's puzzle, we are going to need to look inside the silicon atom itself — at the energy levels of electrons. That is where we go next lesson.'</w:t>
             </w:r>
           </w:p>
         </w:tc>
@@ -4072,7 +4470,7 @@
                 <w:sz w:val="18"/>
                 <w:szCs w:val="18"/>
               </w:rPr>
-              <w:t xml:space="preserve">Evidence Recording with Anomaly Spotlighting — learners record raw observations (LED brightness) rather than conclusions, then the teacher spotlights the anomaly (silicon's dim glow) to the whole class. This strategy focuses attention on the data that will drive the need for a new explanatory model (energy band theory), directly connecting the observation to the anchoring phenomenon (the solar panel is made of silicon).</w:t>
+              <w:t xml:space="preserve">Claim-Evidence-Reasoning (CER) Writing — learners explicitly connect their observation (evidence) to the phenomenon (claim about the solar panel) through a reasoning step. By writing revised explanations and posting them as 'current best thinking' rather than right/wrong answers, the strategy builds epistemic humility and models authentic scientific practice, directly motivating the energy band model to come in Lesson 2.</w:t>
             </w:r>
           </w:p>
         </w:tc>
@@ -4104,7 +4502,7 @@
                 <w:sz w:val="18"/>
                 <w:szCs w:val="18"/>
               </w:rPr>
-              <w:t xml:space="preserve">Observable indicator: All groups have a completed Evidence column distinguishing LED-on, LED-dim, and LED-off results. Teacher checks that no group has recorded silicon as simply 'conductor' or 'insulator' without noting the dim/partial response. Red flag: groups who record 'conductor' for silicon because the LED lit at all — teacher redirects: 'Compare the brightness of the silicon test to the copper test. Are they the same? Record what you actually see.'</w:t>
+              <w:t xml:space="preserve">Observable indicator: Each learner's revised explanation in their notebook explicitly mentions silicon, temperature or light, and the word 'semiconductor' or 'conductivity'. Teacher reads 6–8 notebooks during the DQB phase. Red flag: learners who write 'the panel gets too hot and melts' — teacher probes: 'What did the LED test show us about how silicon's conductivity changes? Can you connect that to the solar panel?'</w:t>
             </w:r>
           </w:p>
         </w:tc>
@@ -4113,32 +4511,32 @@
         <w:tc>
           <w:tcPr>
             <w:tcW w:type="dxa" w:w="1520"/>
-            <w:shd w:fill="E2EFDA" w:color="auto" w:val="clear"/>
-            <w:tcMar>
-              <w:top w:type="dxa" w:w="60"/>
-              <w:left w:type="dxa" w:w="120"/>
-              <w:bottom w:type="dxa" w:w="60"/>
-              <w:right w:type="dxa" w:w="120"/>
-            </w:tcMar>
-            <w:vAlign w:val="top"/>
-          </w:tcPr>
-          <w:p>
-            <w:pPr>
-              <w:spacing w:after="40" w:before="0"/>
-              <w:jc w:val="left"/>
-            </w:pPr>
-            <w:r>
-              <w:rPr>
-                <w:rFonts w:ascii="Arial" w:cs="Arial" w:eastAsia="Arial" w:hAnsi="Arial"/>
-                <w:b/>
-                <w:bCs/>
-                <w:i w:val="false"/>
-                <w:iCs w:val="false"/>
-                <w:color w:val="000000"/>
-                <w:sz w:val="18"/>
-                <w:szCs w:val="18"/>
-              </w:rPr>
-              <w:t xml:space="preserve">Explain Phase</w:t>
+            <w:shd w:fill="FCE4D6" w:color="auto" w:val="clear"/>
+            <w:tcMar>
+              <w:top w:type="dxa" w:w="60"/>
+              <w:left w:type="dxa" w:w="120"/>
+              <w:bottom w:type="dxa" w:w="60"/>
+              <w:right w:type="dxa" w:w="120"/>
+            </w:tcMar>
+            <w:vAlign w:val="top"/>
+          </w:tcPr>
+          <w:p>
+            <w:pPr>
+              <w:spacing w:after="40" w:before="0"/>
+              <w:jc w:val="left"/>
+            </w:pPr>
+            <w:r>
+              <w:rPr>
+                <w:rFonts w:ascii="Arial" w:cs="Arial" w:eastAsia="Arial" w:hAnsi="Arial"/>
+                <w:b/>
+                <w:bCs/>
+                <w:i w:val="false"/>
+                <w:iCs w:val="false"/>
+                <w:color w:val="000000"/>
+                <w:sz w:val="18"/>
+                <w:szCs w:val="18"/>
+              </w:rPr>
+              <w:t xml:space="preserve">Driving Question Board (DQB) Creation</w:t>
             </w:r>
           </w:p>
           <w:p>
@@ -4161,7 +4559,7 @@
             <w:pPr>
               <w:spacing w:after="20" w:before="0"/>
             </w:pPr>
-            <w:hyperlink w:history="1" r:id="rIdrvykwzrtceelsgftlbezt">
+            <w:hyperlink w:history="1" r:id="rId-rucxusmvqahfshrri5c6">
               <w:r>
                 <w:rPr>
                   <w:rFonts w:ascii="Arial" w:cs="Arial" w:eastAsia="Arial" w:hAnsi="Arial"/>
@@ -4170,9 +4568,25 @@
                   <w:szCs w:val="16"/>
                   <w:u w:val="single" w:color="2E75B6"/>
                 </w:rPr>
-                <w:t xml:space="preserve">Conductors and insulators</w:t>
+                <w:t xml:space="preserve">Metallic solids</w:t>
               </w:r>
             </w:hyperlink>
+          </w:p>
+          <w:p>
+            <w:pPr>
+              <w:spacing w:after="20" w:before="0"/>
+            </w:pPr>
+            <w:r>
+              <w:rPr>
+                <w:rFonts w:ascii="Arial" w:cs="Arial" w:eastAsia="Arial" w:hAnsi="Arial"/>
+                <w:i/>
+                <w:iCs/>
+                <w:color w:val="595959"/>
+                <w:sz w:val="16"/>
+                <w:szCs w:val="16"/>
+              </w:rPr>
+              <w:t xml:space="preserve">Related topic: not an exact match for this lesson.</w:t>
+            </w:r>
           </w:p>
           <w:p>
             <w:pPr>
@@ -4194,7 +4608,7 @@
               <w:spacing w:after="10" w:before="0"/>
               <w:ind w:left="120"/>
             </w:pPr>
-            <w:hyperlink w:history="1" r:id="rIdvcczxcutqvy7x7v19p1yp">
+            <w:hyperlink w:history="1" r:id="rIdnrbsjz-mypfdxbth2jugo">
               <w:r>
                 <w:rPr>
                   <w:rFonts w:ascii="Arial" w:cs="Arial" w:eastAsia="Arial" w:hAnsi="Arial"/>
@@ -4239,7 +4653,7 @@
             <w:pPr>
               <w:spacing w:after="20" w:before="0"/>
             </w:pPr>
-            <w:hyperlink w:history="1" r:id="rId9am_f3d410yvyn3xysgif">
+            <w:hyperlink w:history="1" r:id="rIdzghcouj4qvhpcmqdunoe0">
               <w:r>
                 <w:rPr>
                   <w:rFonts w:ascii="Arial" w:cs="Arial" w:eastAsia="Arial" w:hAnsi="Arial"/>
@@ -4272,7 +4686,7 @@
               <w:spacing w:after="10" w:before="0"/>
               <w:ind w:left="120"/>
             </w:pPr>
-            <w:hyperlink w:history="1" r:id="rIdokgw3ags9ypkxc0ethlt1">
+            <w:hyperlink w:history="1" r:id="rId-drczwegbsd16wzpihxjs">
               <w:r>
                 <w:rPr>
                   <w:rFonts w:ascii="Arial" w:cs="Arial" w:eastAsia="Arial" w:hAnsi="Arial"/>
@@ -4314,7 +4728,7 @@
                 <w:sz w:val="18"/>
                 <w:szCs w:val="18"/>
               </w:rPr>
-              <w:t xml:space="preserve">Learners complete the Reasoning column of their PER table: 'My evidence matches / does not match my prediction because…' They then participate in a whole-class discussion. The teacher introduces the term SEMICONDUCTOR for the first time and writes a working definition on the board: 'A semiconductor is a material whose ability to conduct electricity is between that of a conductor and an insulator, and can change depending on conditions.' Learners are then asked to connect this to the Kajiado phenomenon: if silicon is a semiconductor and conditions affect its conductivity, which condition — temperature, light, or both — might explain why Mama Akinyi's panel performs differently in the morning versus the afternoon? Learners write a revised one-sentence explanation in their notebooks, then share with the class. The teacher does NOT confirm or reject any explanation — instead, responses are added to the DQB as 'our current best thinking'.</w:t>
+              <w:t xml:space="preserve">Each learner receives two sticky notes (or small pieces of paper). On the FIRST note they write one question that today's observations made them wonder about — something they cannot yet answer. On the SECOND note they write one thing they are now sure of. Notes are posted on the class DQB — a large sheet of paper or section of the board divided into two columns: 'Questions we are investigating' and 'Things we are confident about'. The teacher reads selected questions aloud, groups similar questions together (clustering), and labels emerging theme clusters (e.g., 'Why does temperature matter?', 'What is special about silicon's structure?', 'How does the solar panel actually work?'). The class agrees on the overarching Driving Question, which is written in large letters at the top of the board and remains visible throughout the unit.</w:t>
             </w:r>
           </w:p>
         </w:tc>
@@ -4346,83 +4760,83 @@
                 <w:sz w:val="18"/>
                 <w:szCs w:val="18"/>
               </w:rPr>
-              <w:t xml:space="preserve">1. Give learners 3 minutes to complete the Reasoning column independently. [WAIT — do not talk during this time.]</w:t>
-            </w:r>
-          </w:p>
-          <w:p>
-            <w:pPr>
-              <w:spacing w:after="40" w:before="0"/>
-              <w:jc w:val="left"/>
-            </w:pPr>
-            <w:r>
-              <w:rPr>
-                <w:rFonts w:ascii="Arial" w:cs="Arial" w:eastAsia="Arial" w:hAnsi="Arial"/>
-                <w:b w:val="false"/>
-                <w:bCs w:val="false"/>
-                <w:i w:val="false"/>
-                <w:iCs w:val="false"/>
-                <w:color w:val="000000"/>
-                <w:sz w:val="18"/>
-                <w:szCs w:val="18"/>
-              </w:rPr>
-              <w:t xml:space="preserve">2. Write on the board: SEMICONDUCTOR. Say: 'This is the name physicists give to materials like silicon and graphite that sit in between. Write this definition: A semiconductor is a material whose conductivity is between that of a conductor and an insulator and can change depending on conditions.'</w:t>
-            </w:r>
-          </w:p>
-          <w:p>
-            <w:pPr>
-              <w:spacing w:after="40" w:before="0"/>
-              <w:jc w:val="left"/>
-            </w:pPr>
-            <w:r>
-              <w:rPr>
-                <w:rFonts w:ascii="Arial" w:cs="Arial" w:eastAsia="Arial" w:hAnsi="Arial"/>
-                <w:b w:val="false"/>
-                <w:bCs w:val="false"/>
-                <w:i w:val="false"/>
-                <w:iCs w:val="false"/>
-                <w:color w:val="000000"/>
-                <w:sz w:val="18"/>
-                <w:szCs w:val="18"/>
-              </w:rPr>
-              <w:t xml:space="preserve">3. Point to the projected Kajiado data table and say: 'Mama Akinyi's solar panel is made of silicon — a semiconductor. The panel works differently at 18 °C versus 35 °C. Using only what we have just observed — not what you've read — why might temperature matter for a semiconductor?' [WAIT 15 seconds.] Cold-call 4 learners by name for their revised explanation.</w:t>
-            </w:r>
-          </w:p>
-          <w:p>
-            <w:pPr>
-              <w:spacing w:after="40" w:before="0"/>
-              <w:jc w:val="left"/>
-            </w:pPr>
-            <w:r>
-              <w:rPr>
-                <w:rFonts w:ascii="Arial" w:cs="Arial" w:eastAsia="Arial" w:hAnsi="Arial"/>
-                <w:b w:val="false"/>
-                <w:bCs w:val="false"/>
-                <w:i w:val="false"/>
-                <w:iCs w:val="false"/>
-                <w:color w:val="000000"/>
-                <w:sz w:val="18"/>
-                <w:szCs w:val="18"/>
-              </w:rPr>
-              <w:t xml:space="preserve">4. Record all four responses on the board verbatim under the heading 'Our Current Best Thinking'. Do not evaluate them. Say: 'All four of these could be right, partly right, or wrong. We will find out. But notice — none of our old ideas about simple conductors and insulators explains this. We need a new model.'</w:t>
-            </w:r>
-          </w:p>
-          <w:p>
-            <w:pPr>
-              <w:spacing w:after="40" w:before="0"/>
-              <w:jc w:val="left"/>
-            </w:pPr>
-            <w:r>
-              <w:rPr>
-                <w:rFonts w:ascii="Arial" w:cs="Arial" w:eastAsia="Arial" w:hAnsi="Arial"/>
-                <w:b w:val="false"/>
-                <w:bCs w:val="false"/>
-                <w:i w:val="false"/>
-                <w:iCs w:val="false"/>
-                <w:color w:val="000000"/>
-                <w:sz w:val="18"/>
-                <w:szCs w:val="18"/>
-              </w:rPr>
-              <w:t xml:space="preserve">5. Say: 'To explain what we saw today and to answer Mama Akinyi's puzzle, we are going to need to look inside the silicon atom itself — at the energy levels of electrons. That is where we go next lesson.'</w:t>
+              <w:t xml:space="preserve">1. Distribute two sticky notes per learner. Say: 'Two minutes — no talking. First note: one question today gave you that you cannot yet answer. Second note: one thing you are now confident about. Go.' [WAIT 2 minutes strictly.]</w:t>
+            </w:r>
+          </w:p>
+          <w:p>
+            <w:pPr>
+              <w:spacing w:after="40" w:before="0"/>
+              <w:jc w:val="left"/>
+            </w:pPr>
+            <w:r>
+              <w:rPr>
+                <w:rFonts w:ascii="Arial" w:cs="Arial" w:eastAsia="Arial" w:hAnsi="Arial"/>
+                <w:b w:val="false"/>
+                <w:bCs w:val="false"/>
+                <w:i w:val="false"/>
+                <w:iCs w:val="false"/>
+                <w:color w:val="000000"/>
+                <w:sz w:val="18"/>
+                <w:szCs w:val="18"/>
+              </w:rPr>
+              <w:t xml:space="preserve">2. Invite learners row by row to post their notes. While they post, teacher reads questions aloud one at a time without commentary.</w:t>
+            </w:r>
+          </w:p>
+          <w:p>
+            <w:pPr>
+              <w:spacing w:after="40" w:before="0"/>
+              <w:jc w:val="left"/>
+            </w:pPr>
+            <w:r>
+              <w:rPr>
+                <w:rFonts w:ascii="Arial" w:cs="Arial" w:eastAsia="Arial" w:hAnsi="Arial"/>
+                <w:b w:val="false"/>
+                <w:bCs w:val="false"/>
+                <w:i w:val="false"/>
+                <w:iCs w:val="false"/>
+                <w:color w:val="000000"/>
+                <w:sz w:val="18"/>
+                <w:szCs w:val="18"/>
+              </w:rPr>
+              <w:t xml:space="preserve">3. Cluster similar questions visibly in front of the class: 'These three questions are all asking about temperature and silicon — I'll group them here. These two are asking about what is inside silicon at the atomic level — they go here.'</w:t>
+            </w:r>
+          </w:p>
+          <w:p>
+            <w:pPr>
+              <w:spacing w:after="40" w:before="0"/>
+              <w:jc w:val="left"/>
+            </w:pPr>
+            <w:r>
+              <w:rPr>
+                <w:rFonts w:ascii="Arial" w:cs="Arial" w:eastAsia="Arial" w:hAnsi="Arial"/>
+                <w:b w:val="false"/>
+                <w:bCs w:val="false"/>
+                <w:i w:val="false"/>
+                <w:iCs w:val="false"/>
+                <w:color w:val="000000"/>
+                <w:sz w:val="18"/>
+                <w:szCs w:val="18"/>
+              </w:rPr>
+              <w:t xml:space="preserve">4. Point to the overarching driving question already written at the top of the DQB: 'Why does a silicon solar panel on a Kajiado farm produce less power in the hot afternoon sun than on a cool morning — and what is so special about silicon that it can act as both a conductor and an insulator depending on conditions?' Say: 'Every lesson from now until the end of this sub-strand, we will return to this board. Some of your questions will get answered. You will add new ones. By the final lesson, we should be able to answer the big question at the top.'</w:t>
+            </w:r>
+          </w:p>
+          <w:p>
+            <w:pPr>
+              <w:spacing w:after="40" w:before="0"/>
+              <w:jc w:val="left"/>
+            </w:pPr>
+            <w:r>
+              <w:rPr>
+                <w:rFonts w:ascii="Arial" w:cs="Arial" w:eastAsia="Arial" w:hAnsi="Arial"/>
+                <w:b w:val="false"/>
+                <w:bCs w:val="false"/>
+                <w:i w:val="false"/>
+                <w:iCs w:val="false"/>
+                <w:color w:val="000000"/>
+                <w:sz w:val="18"/>
+                <w:szCs w:val="18"/>
+              </w:rPr>
+              <w:t xml:space="preserve">5. Photograph the DQB for the class record and for the ARES platform.</w:t>
             </w:r>
           </w:p>
         </w:tc>
@@ -4454,7 +4868,7 @@
                 <w:sz w:val="18"/>
                 <w:szCs w:val="18"/>
               </w:rPr>
-              <w:t xml:space="preserve">Claim-Evidence-Reasoning (CER) Writing — learners explicitly connect their observation (evidence) to the phenomenon (claim about the solar panel) through a reasoning step. By writing revised explanations and posting them as 'current best thinking' rather than right/wrong answers, the strategy builds epistemic humility and models authentic scientific practice, directly motivating the energy band model to come in Lesson 2.</w:t>
+              <w:t xml:space="preserve">Driving Question Board (DQB) — a living public record of the class's growing understanding that makes collective knowledge-building visible. By clustering learner-generated questions, the teacher helps learners see that their curiosity is coherent and scientifically tractable, not random. Returning to the DQB in every lesson creates continuity across the storyline and gives learners agency over the direction of inquiry.</w:t>
             </w:r>
           </w:p>
         </w:tc>
@@ -4486,7 +4900,7 @@
                 <w:sz w:val="18"/>
                 <w:szCs w:val="18"/>
               </w:rPr>
-              <w:t xml:space="preserve">Observable indicator: Each learner's revised explanation in their notebook explicitly mentions silicon, temperature or light, and the word 'semiconductor' or 'conductivity'. Teacher reads 6–8 notebooks during the DQB phase. Red flag: learners who write 'the panel gets too hot and melts' — teacher probes: 'What did the LED test show us about how silicon's conductivity changes? Can you connect that to the solar panel?'</w:t>
+              <w:t xml:space="preserve">Observable indicator: Every learner has posted at least one genuine question (not a statement) and one confidence claim. Teacher checks that questions are anchored to the phenomenon — not generic (e.g., 'Why does silicon conduct a little?' is anchored; 'What is electricity?' is too broad). Red flag: any learner who posts only statements or writes 'I don't know' — teacher sits with them briefly: 'What surprised you most in the circuit test today? Turn that surprise into a question.'</w:t>
             </w:r>
           </w:p>
         </w:tc>
@@ -4495,32 +4909,32 @@
         <w:tc>
           <w:tcPr>
             <w:tcW w:type="dxa" w:w="1520"/>
-            <w:shd w:fill="FCE4D6" w:color="auto" w:val="clear"/>
-            <w:tcMar>
-              <w:top w:type="dxa" w:w="60"/>
-              <w:left w:type="dxa" w:w="120"/>
-              <w:bottom w:type="dxa" w:w="60"/>
-              <w:right w:type="dxa" w:w="120"/>
-            </w:tcMar>
-            <w:vAlign w:val="top"/>
-          </w:tcPr>
-          <w:p>
-            <w:pPr>
-              <w:spacing w:after="40" w:before="0"/>
-              <w:jc w:val="left"/>
-            </w:pPr>
-            <w:r>
-              <w:rPr>
-                <w:rFonts w:ascii="Arial" w:cs="Arial" w:eastAsia="Arial" w:hAnsi="Arial"/>
-                <w:b/>
-                <w:bCs/>
-                <w:i w:val="false"/>
-                <w:iCs w:val="false"/>
-                <w:color w:val="000000"/>
-                <w:sz w:val="18"/>
-                <w:szCs w:val="18"/>
-              </w:rPr>
-              <w:t xml:space="preserve">Driving Question Board (DQB) Creation</w:t>
+            <w:shd w:fill="D5E8F0" w:color="auto" w:val="clear"/>
+            <w:tcMar>
+              <w:top w:type="dxa" w:w="60"/>
+              <w:left w:type="dxa" w:w="120"/>
+              <w:bottom w:type="dxa" w:w="60"/>
+              <w:right w:type="dxa" w:w="120"/>
+            </w:tcMar>
+            <w:vAlign w:val="top"/>
+          </w:tcPr>
+          <w:p>
+            <w:pPr>
+              <w:spacing w:after="40" w:before="0"/>
+              <w:jc w:val="left"/>
+            </w:pPr>
+            <w:r>
+              <w:rPr>
+                <w:rFonts w:ascii="Arial" w:cs="Arial" w:eastAsia="Arial" w:hAnsi="Arial"/>
+                <w:b/>
+                <w:bCs/>
+                <w:i w:val="false"/>
+                <w:iCs w:val="false"/>
+                <w:color w:val="000000"/>
+                <w:sz w:val="18"/>
+                <w:szCs w:val="18"/>
+              </w:rPr>
+              <w:t xml:space="preserve">Model Building Phase</w:t>
             </w:r>
           </w:p>
           <w:p>
@@ -4543,7 +4957,7 @@
             <w:pPr>
               <w:spacing w:after="20" w:before="0"/>
             </w:pPr>
-            <w:hyperlink w:history="1" r:id="rId1i_nqs8zn1r7nwi7_g1ld">
+            <w:hyperlink w:history="1" r:id="rIdg7zmn_bhuznodawz9kxan">
               <w:r>
                 <w:rPr>
                   <w:rFonts w:ascii="Arial" w:cs="Arial" w:eastAsia="Arial" w:hAnsi="Arial"/>
@@ -4552,9 +4966,25 @@
                   <w:szCs w:val="16"/>
                   <w:u w:val="single" w:color="2E75B6"/>
                 </w:rPr>
-                <w:t xml:space="preserve">Conductors and insulators</w:t>
+                <w:t xml:space="preserve">03 Semiconductors</w:t>
               </w:r>
             </w:hyperlink>
+          </w:p>
+          <w:p>
+            <w:pPr>
+              <w:spacing w:after="20" w:before="0"/>
+            </w:pPr>
+            <w:r>
+              <w:rPr>
+                <w:rFonts w:ascii="Arial" w:cs="Arial" w:eastAsia="Arial" w:hAnsi="Arial"/>
+                <w:i/>
+                <w:iCs/>
+                <w:color w:val="595959"/>
+                <w:sz w:val="16"/>
+                <w:szCs w:val="16"/>
+              </w:rPr>
+              <w:t xml:space="preserve">Related topic: not an exact match for this lesson.</w:t>
+            </w:r>
           </w:p>
           <w:p>
             <w:pPr>
@@ -4568,7 +4998,7 @@
                 <w:sz w:val="14"/>
                 <w:szCs w:val="14"/>
               </w:rPr>
-              <w:t xml:space="preserve">Source: Khan Academy (English - US curriculum)</w:t>
+              <w:t xml:space="preserve">Source: Seavuria</w:t>
             </w:r>
           </w:p>
           <w:p>
@@ -4576,7 +5006,7 @@
               <w:spacing w:after="10" w:before="0"/>
               <w:ind w:left="120"/>
             </w:pPr>
-            <w:hyperlink w:history="1" r:id="rIddh2d9nhgdubogo9rulcb5">
+            <w:hyperlink w:history="1" r:id="rIdu4s2g3tve_bfialymqxni">
               <w:r>
                 <w:rPr>
                   <w:rFonts w:ascii="Arial" w:cs="Arial" w:eastAsia="Arial" w:hAnsi="Arial"/>
@@ -4621,7 +5051,7 @@
             <w:pPr>
               <w:spacing w:after="20" w:before="0"/>
             </w:pPr>
-            <w:hyperlink w:history="1" r:id="rIdml09cyuxrc9hlqgbu5cvj">
+            <w:hyperlink w:history="1" r:id="rIdej5hn9lm0nh53yok14igy">
               <w:r>
                 <w:rPr>
                   <w:rFonts w:ascii="Arial" w:cs="Arial" w:eastAsia="Arial" w:hAnsi="Arial"/>
@@ -4636,6 +5066,22 @@
           </w:p>
           <w:p>
             <w:pPr>
+              <w:spacing w:after="20" w:before="0"/>
+            </w:pPr>
+            <w:r>
+              <w:rPr>
+                <w:rFonts w:ascii="Arial" w:cs="Arial" w:eastAsia="Arial" w:hAnsi="Arial"/>
+                <w:i/>
+                <w:iCs/>
+                <w:color w:val="595959"/>
+                <w:sz w:val="16"/>
+                <w:szCs w:val="16"/>
+              </w:rPr>
+              <w:t xml:space="preserve">Related topic: not an exact match for this lesson.</w:t>
+            </w:r>
+          </w:p>
+          <w:p>
+            <w:pPr>
               <w:spacing w:after="10" w:before="0"/>
               <w:ind w:left="120"/>
             </w:pPr>
@@ -4654,389 +5100,7 @@
               <w:spacing w:after="10" w:before="0"/>
               <w:ind w:left="120"/>
             </w:pPr>
-            <w:hyperlink w:history="1" r:id="rIdwxtrkqr0uucee59vwsck0">
-              <w:r>
-                <w:rPr>
-                  <w:rFonts w:ascii="Arial" w:cs="Arial" w:eastAsia="Arial" w:hAnsi="Arial"/>
-                  <w:color w:val="595959"/>
-                  <w:sz w:val="14"/>
-                  <w:szCs w:val="14"/>
-                  <w:u w:val="single" w:color="595959"/>
-                </w:rPr>
-                <w:t xml:space="preserve">🔍 Search ARES for similar readings</w:t>
-              </w:r>
-            </w:hyperlink>
-          </w:p>
-        </w:tc>
-        <w:tc>
-          <w:tcPr>
-            <w:tcW w:type="dxa" w:w="3040"/>
-            <w:shd w:fill="FFFFFF" w:color="auto" w:val="clear"/>
-            <w:tcMar>
-              <w:top w:type="dxa" w:w="60"/>
-              <w:left w:type="dxa" w:w="120"/>
-              <w:bottom w:type="dxa" w:w="60"/>
-              <w:right w:type="dxa" w:w="120"/>
-            </w:tcMar>
-            <w:vAlign w:val="top"/>
-          </w:tcPr>
-          <w:p>
-            <w:pPr>
-              <w:spacing w:after="40" w:before="0"/>
-              <w:jc w:val="left"/>
-            </w:pPr>
-            <w:r>
-              <w:rPr>
-                <w:rFonts w:ascii="Arial" w:cs="Arial" w:eastAsia="Arial" w:hAnsi="Arial"/>
-                <w:b w:val="false"/>
-                <w:bCs w:val="false"/>
-                <w:i w:val="false"/>
-                <w:iCs w:val="false"/>
-                <w:color w:val="000000"/>
-                <w:sz w:val="18"/>
-                <w:szCs w:val="18"/>
-              </w:rPr>
-              <w:t xml:space="preserve">Each learner receives two sticky notes (or small pieces of paper). On the FIRST note they write one question that today's observations made them wonder about — something they cannot yet answer. On the SECOND note they write one thing they are now sure of. Notes are posted on the class DQB — a large sheet of paper or section of the board divided into two columns: 'Questions we are investigating' and 'Things we are confident about'. The teacher reads selected questions aloud, groups similar questions together (clustering), and labels emerging theme clusters (e.g., 'Why does temperature matter?', 'What is special about silicon's structure?', 'How does the solar panel actually work?'). The class agrees on the overarching Driving Question, which is written in large letters at the top of the board and remains visible throughout the unit.</w:t>
-            </w:r>
-          </w:p>
-        </w:tc>
-        <w:tc>
-          <w:tcPr>
-            <w:tcW w:type="dxa" w:w="3040"/>
-            <w:shd w:fill="F2F2F2" w:color="auto" w:val="clear"/>
-            <w:tcMar>
-              <w:top w:type="dxa" w:w="60"/>
-              <w:left w:type="dxa" w:w="120"/>
-              <w:bottom w:type="dxa" w:w="60"/>
-              <w:right w:type="dxa" w:w="120"/>
-            </w:tcMar>
-            <w:vAlign w:val="top"/>
-          </w:tcPr>
-          <w:p>
-            <w:pPr>
-              <w:spacing w:after="40" w:before="0"/>
-              <w:jc w:val="left"/>
-            </w:pPr>
-            <w:r>
-              <w:rPr>
-                <w:rFonts w:ascii="Arial" w:cs="Arial" w:eastAsia="Arial" w:hAnsi="Arial"/>
-                <w:b w:val="false"/>
-                <w:bCs w:val="false"/>
-                <w:i w:val="false"/>
-                <w:iCs w:val="false"/>
-                <w:color w:val="000000"/>
-                <w:sz w:val="18"/>
-                <w:szCs w:val="18"/>
-              </w:rPr>
-              <w:t xml:space="preserve">1. Distribute two sticky notes per learner. Say: 'Two minutes — no talking. First note: one question today gave you that you cannot yet answer. Second note: one thing you are now confident about. Go.' [WAIT 2 minutes strictly.]</w:t>
-            </w:r>
-          </w:p>
-          <w:p>
-            <w:pPr>
-              <w:spacing w:after="40" w:before="0"/>
-              <w:jc w:val="left"/>
-            </w:pPr>
-            <w:r>
-              <w:rPr>
-                <w:rFonts w:ascii="Arial" w:cs="Arial" w:eastAsia="Arial" w:hAnsi="Arial"/>
-                <w:b w:val="false"/>
-                <w:bCs w:val="false"/>
-                <w:i w:val="false"/>
-                <w:iCs w:val="false"/>
-                <w:color w:val="000000"/>
-                <w:sz w:val="18"/>
-                <w:szCs w:val="18"/>
-              </w:rPr>
-              <w:t xml:space="preserve">2. Invite learners row by row to post their notes. While they post, teacher reads questions aloud one at a time without commentary.</w:t>
-            </w:r>
-          </w:p>
-          <w:p>
-            <w:pPr>
-              <w:spacing w:after="40" w:before="0"/>
-              <w:jc w:val="left"/>
-            </w:pPr>
-            <w:r>
-              <w:rPr>
-                <w:rFonts w:ascii="Arial" w:cs="Arial" w:eastAsia="Arial" w:hAnsi="Arial"/>
-                <w:b w:val="false"/>
-                <w:bCs w:val="false"/>
-                <w:i w:val="false"/>
-                <w:iCs w:val="false"/>
-                <w:color w:val="000000"/>
-                <w:sz w:val="18"/>
-                <w:szCs w:val="18"/>
-              </w:rPr>
-              <w:t xml:space="preserve">3. Cluster similar questions visibly in front of the class: 'These three questions are all asking about temperature and silicon — I'll group them here. These two are asking about what is inside silicon at the atomic level — they go here.'</w:t>
-            </w:r>
-          </w:p>
-          <w:p>
-            <w:pPr>
-              <w:spacing w:after="40" w:before="0"/>
-              <w:jc w:val="left"/>
-            </w:pPr>
-            <w:r>
-              <w:rPr>
-                <w:rFonts w:ascii="Arial" w:cs="Arial" w:eastAsia="Arial" w:hAnsi="Arial"/>
-                <w:b w:val="false"/>
-                <w:bCs w:val="false"/>
-                <w:i w:val="false"/>
-                <w:iCs w:val="false"/>
-                <w:color w:val="000000"/>
-                <w:sz w:val="18"/>
-                <w:szCs w:val="18"/>
-              </w:rPr>
-              <w:t xml:space="preserve">4. Point to the overarching driving question already written at the top of the DQB: 'Why does a silicon solar panel on a Kajiado farm produce less power in the hot afternoon sun than on a cool morning — and what is so special about silicon that it can act as both a conductor and an insulator depending on conditions?' Say: 'Every lesson from now until the end of this sub-strand, we will return to this board. Some of your questions will get answered. You will add new ones. By the final lesson, we should be able to answer the big question at the top.'</w:t>
-            </w:r>
-          </w:p>
-          <w:p>
-            <w:pPr>
-              <w:spacing w:after="40" w:before="0"/>
-              <w:jc w:val="left"/>
-            </w:pPr>
-            <w:r>
-              <w:rPr>
-                <w:rFonts w:ascii="Arial" w:cs="Arial" w:eastAsia="Arial" w:hAnsi="Arial"/>
-                <w:b w:val="false"/>
-                <w:bCs w:val="false"/>
-                <w:i w:val="false"/>
-                <w:iCs w:val="false"/>
-                <w:color w:val="000000"/>
-                <w:sz w:val="18"/>
-                <w:szCs w:val="18"/>
-              </w:rPr>
-              <w:t xml:space="preserve">5. Photograph the DQB for the class record and for the ARES platform.</w:t>
-            </w:r>
-          </w:p>
-        </w:tc>
-        <w:tc>
-          <w:tcPr>
-            <w:tcW w:type="dxa" w:w="3040"/>
-            <w:shd w:fill="FFFFFF" w:color="auto" w:val="clear"/>
-            <w:tcMar>
-              <w:top w:type="dxa" w:w="60"/>
-              <w:left w:type="dxa" w:w="120"/>
-              <w:bottom w:type="dxa" w:w="60"/>
-              <w:right w:type="dxa" w:w="120"/>
-            </w:tcMar>
-            <w:vAlign w:val="top"/>
-          </w:tcPr>
-          <w:p>
-            <w:pPr>
-              <w:spacing w:after="40" w:before="0"/>
-              <w:jc w:val="left"/>
-            </w:pPr>
-            <w:r>
-              <w:rPr>
-                <w:rFonts w:ascii="Arial" w:cs="Arial" w:eastAsia="Arial" w:hAnsi="Arial"/>
-                <w:b w:val="false"/>
-                <w:bCs w:val="false"/>
-                <w:i w:val="false"/>
-                <w:iCs w:val="false"/>
-                <w:color w:val="000000"/>
-                <w:sz w:val="18"/>
-                <w:szCs w:val="18"/>
-              </w:rPr>
-              <w:t xml:space="preserve">Driving Question Board (DQB) — a living public record of the class's growing understanding that makes collective knowledge-building visible. By clustering learner-generated questions, the teacher helps learners see that their curiosity is coherent and scientifically tractable, not random. Returning to the DQB in every lesson creates continuity across the storyline and gives learners agency over the direction of inquiry.</w:t>
-            </w:r>
-          </w:p>
-        </w:tc>
-        <w:tc>
-          <w:tcPr>
-            <w:tcW w:type="dxa" w:w="3040"/>
-            <w:shd w:fill="F2F2F2" w:color="auto" w:val="clear"/>
-            <w:tcMar>
-              <w:top w:type="dxa" w:w="60"/>
-              <w:left w:type="dxa" w:w="120"/>
-              <w:bottom w:type="dxa" w:w="60"/>
-              <w:right w:type="dxa" w:w="120"/>
-            </w:tcMar>
-            <w:vAlign w:val="top"/>
-          </w:tcPr>
-          <w:p>
-            <w:pPr>
-              <w:spacing w:after="40" w:before="0"/>
-              <w:jc w:val="left"/>
-            </w:pPr>
-            <w:r>
-              <w:rPr>
-                <w:rFonts w:ascii="Arial" w:cs="Arial" w:eastAsia="Arial" w:hAnsi="Arial"/>
-                <w:b w:val="false"/>
-                <w:bCs w:val="false"/>
-                <w:i w:val="false"/>
-                <w:iCs w:val="false"/>
-                <w:color w:val="000000"/>
-                <w:sz w:val="18"/>
-                <w:szCs w:val="18"/>
-              </w:rPr>
-              <w:t xml:space="preserve">Observable indicator: Every learner has posted at least one genuine question (not a statement) and one confidence claim. Teacher checks that questions are anchored to the phenomenon — not generic (e.g., 'Why does silicon conduct a little?' is anchored; 'What is electricity?' is too broad). Red flag: any learner who posts only statements or writes 'I don't know' — teacher sits with them briefly: 'What surprised you most in the circuit test today? Turn that surprise into a question.'</w:t>
-            </w:r>
-          </w:p>
-        </w:tc>
-      </w:tr>
-      <w:tr>
-        <w:tc>
-          <w:tcPr>
-            <w:tcW w:type="dxa" w:w="1520"/>
-            <w:shd w:fill="D5E8F0" w:color="auto" w:val="clear"/>
-            <w:tcMar>
-              <w:top w:type="dxa" w:w="60"/>
-              <w:left w:type="dxa" w:w="120"/>
-              <w:bottom w:type="dxa" w:w="60"/>
-              <w:right w:type="dxa" w:w="120"/>
-            </w:tcMar>
-            <w:vAlign w:val="top"/>
-          </w:tcPr>
-          <w:p>
-            <w:pPr>
-              <w:spacing w:after="40" w:before="0"/>
-              <w:jc w:val="left"/>
-            </w:pPr>
-            <w:r>
-              <w:rPr>
-                <w:rFonts w:ascii="Arial" w:cs="Arial" w:eastAsia="Arial" w:hAnsi="Arial"/>
-                <w:b/>
-                <w:bCs/>
-                <w:i w:val="false"/>
-                <w:iCs w:val="false"/>
-                <w:color w:val="000000"/>
-                <w:sz w:val="18"/>
-                <w:szCs w:val="18"/>
-              </w:rPr>
-              <w:t xml:space="preserve">Model Building Phase</w:t>
-            </w:r>
-          </w:p>
-          <w:p>
-            <w:pPr>
-              <w:spacing w:after="20" w:before="0"/>
-            </w:pPr>
-            <w:r>
-              <w:rPr>
-                <w:rFonts w:ascii="Arial" w:cs="Arial" w:eastAsia="Arial" w:hAnsi="Arial"/>
-                <w:b/>
-                <w:bCs/>
-                <w:color w:val="1F3864"/>
-                <w:sz w:val="16"/>
-                <w:szCs w:val="16"/>
-              </w:rPr>
-              <w:t xml:space="preserve">📹 VIDEO:</w:t>
-            </w:r>
-          </w:p>
-          <w:p>
-            <w:pPr>
-              <w:spacing w:after="20" w:before="0"/>
-            </w:pPr>
-            <w:hyperlink w:history="1" r:id="rIdlr8sixtc_wlvs5prjuyzz">
-              <w:r>
-                <w:rPr>
-                  <w:rFonts w:ascii="Arial" w:cs="Arial" w:eastAsia="Arial" w:hAnsi="Arial"/>
-                  <w:color w:val="2E75B6"/>
-                  <w:sz w:val="16"/>
-                  <w:szCs w:val="16"/>
-                  <w:u w:val="single" w:color="2E75B6"/>
-                </w:rPr>
-                <w:t xml:space="preserve">Conductors and insulators</w:t>
-              </w:r>
-            </w:hyperlink>
-          </w:p>
-          <w:p>
-            <w:pPr>
-              <w:spacing w:after="10" w:before="0"/>
-              <w:ind w:left="120"/>
-            </w:pPr>
-            <w:r>
-              <w:rPr>
-                <w:rFonts w:ascii="Arial" w:cs="Arial" w:eastAsia="Arial" w:hAnsi="Arial"/>
-                <w:color w:val="595959"/>
-                <w:sz w:val="14"/>
-                <w:szCs w:val="14"/>
-              </w:rPr>
-              <w:t xml:space="preserve">Source: Khan Academy (English - US curriculum)</w:t>
-            </w:r>
-          </w:p>
-          <w:p>
-            <w:pPr>
-              <w:spacing w:after="10" w:before="0"/>
-              <w:ind w:left="120"/>
-            </w:pPr>
-            <w:hyperlink w:history="1" r:id="rIdf86na5vamfjogrlhrkbfh">
-              <w:r>
-                <w:rPr>
-                  <w:rFonts w:ascii="Arial" w:cs="Arial" w:eastAsia="Arial" w:hAnsi="Arial"/>
-                  <w:color w:val="595959"/>
-                  <w:sz w:val="14"/>
-                  <w:szCs w:val="14"/>
-                  <w:u w:val="single" w:color="595959"/>
-                </w:rPr>
-                <w:t xml:space="preserve">🔍 Search ARES for similar videos</w:t>
-              </w:r>
-            </w:hyperlink>
-          </w:p>
-          <w:p>
-            <w:pPr>
-              <w:spacing w:after="40" w:before="0"/>
-            </w:pPr>
-            <w:r>
-              <w:rPr>
-                <w:sz w:val="14"/>
-                <w:szCs w:val="14"/>
-              </w:rPr>
-              <w:t xml:space="preserve"/>
-            </w:r>
-          </w:p>
-          <w:p>
-            <w:pPr>
-              <w:spacing w:after="20" w:before="0"/>
-            </w:pPr>
-            <w:r>
-              <w:rPr>
-                <w:rFonts w:ascii="Arial" w:cs="Arial" w:eastAsia="Arial" w:hAnsi="Arial"/>
-                <w:b/>
-                <w:bCs/>
-                <w:color w:val="1F3864"/>
-                <w:sz w:val="16"/>
-                <w:szCs w:val="16"/>
-              </w:rPr>
-              <w:t xml:space="preserve">📖 HTML:</w:t>
-            </w:r>
-          </w:p>
-          <w:p>
-            <w:pPr>
-              <w:spacing w:after="20" w:before="0"/>
-            </w:pPr>
-            <w:hyperlink w:history="1" r:id="rIdaf2dhyindgv1lusbepysd">
-              <w:r>
-                <w:rPr>
-                  <w:rFonts w:ascii="Arial" w:cs="Arial" w:eastAsia="Arial" w:hAnsi="Arial"/>
-                  <w:color w:val="2E75B6"/>
-                  <w:sz w:val="16"/>
-                  <w:szCs w:val="16"/>
-                  <w:u w:val="single" w:color="2E75B6"/>
-                </w:rPr>
-                <w:t xml:space="preserve">Circuit Construction Kit: DC</w:t>
-              </w:r>
-            </w:hyperlink>
-          </w:p>
-          <w:p>
-            <w:pPr>
-              <w:spacing w:after="10" w:before="0"/>
-              <w:ind w:left="120"/>
-            </w:pPr>
-            <w:r>
-              <w:rPr>
-                <w:rFonts w:ascii="Arial" w:cs="Arial" w:eastAsia="Arial" w:hAnsi="Arial"/>
-                <w:color w:val="595959"/>
-                <w:sz w:val="14"/>
-                <w:szCs w:val="14"/>
-              </w:rPr>
-              <w:t xml:space="preserve">Source: PhET Interactive Simulations (English)</w:t>
-            </w:r>
-          </w:p>
-          <w:p>
-            <w:pPr>
-              <w:spacing w:after="10" w:before="0"/>
-              <w:ind w:left="120"/>
-            </w:pPr>
-            <w:hyperlink w:history="1" r:id="rIdyysmqpanzfbfvi3j8m5xw">
+            <w:hyperlink w:history="1" r:id="rIdpcp7kc1uuwe3zc3x4yrac">
               <w:r>
                 <w:rPr>
                   <w:rFonts w:ascii="Arial" w:cs="Arial" w:eastAsia="Arial" w:hAnsi="Arial"/>
@@ -5605,7 +5669,7 @@
         </w:rPr>
         <w:t xml:space="preserve">© 2026 SeaVuria and ARES. Aligned with KICD objectives. Developed by SeaVuria; technical implementation by ARES (with AI assistance from Claude). Licensed under </w:t>
       </w:r>
-      <w:hyperlink w:history="1" r:id="rIduxk94eqo_yvan93uwjjsb">
+      <w:hyperlink w:history="1" r:id="rId4xgddtakcs9tku2qeg5xy">
         <w:r>
           <w:rPr>
             <w:rFonts w:ascii="Arial" w:cs="Arial" w:eastAsia="Arial" w:hAnsi="Arial"/>
@@ -5626,7 +5690,7 @@
         </w:rPr>
         <w:t xml:space="preserve"> (</w:t>
       </w:r>
-      <w:hyperlink w:history="1" r:id="rId395s-urriurhjnvsvphqk">
+      <w:hyperlink w:history="1" r:id="rIdl3cyfck3gxepvrptdeetm">
         <w:r>
           <w:rPr>
             <w:rFonts w:ascii="Arial" w:cs="Arial" w:eastAsia="Arial" w:hAnsi="Arial"/>
@@ -6639,7 +6703,1295 @@
             <w:pPr>
               <w:spacing w:after="20" w:before="0"/>
             </w:pPr>
-            <w:hyperlink w:history="1" r:id="rIdwmgufrz5m5furptr7qblg">
+            <w:hyperlink w:history="1" r:id="rIdp9rx7ewb3adfdzxrw2rt4">
+              <w:r>
+                <w:rPr>
+                  <w:rFonts w:ascii="Arial" w:cs="Arial" w:eastAsia="Arial" w:hAnsi="Arial"/>
+                  <w:color w:val="2E75B6"/>
+                  <w:sz w:val="16"/>
+                  <w:szCs w:val="16"/>
+                  <w:u w:val="single" w:color="2E75B6"/>
+                </w:rPr>
+                <w:t xml:space="preserve">02 Conductors Insulators And Semi Conductors</w:t>
+              </w:r>
+            </w:hyperlink>
+          </w:p>
+          <w:p>
+            <w:pPr>
+              <w:spacing w:after="10" w:before="0"/>
+              <w:ind w:left="120"/>
+            </w:pPr>
+            <w:r>
+              <w:rPr>
+                <w:rFonts w:ascii="Arial" w:cs="Arial" w:eastAsia="Arial" w:hAnsi="Arial"/>
+                <w:color w:val="595959"/>
+                <w:sz w:val="14"/>
+                <w:szCs w:val="14"/>
+              </w:rPr>
+              <w:t xml:space="preserve">Source: Seavuria</w:t>
+            </w:r>
+          </w:p>
+          <w:p>
+            <w:pPr>
+              <w:spacing w:after="10" w:before="0"/>
+              <w:ind w:left="120"/>
+            </w:pPr>
+            <w:hyperlink w:history="1" r:id="rId9v0pgrncjmfrwhfhv-myk">
+              <w:r>
+                <w:rPr>
+                  <w:rFonts w:ascii="Arial" w:cs="Arial" w:eastAsia="Arial" w:hAnsi="Arial"/>
+                  <w:color w:val="595959"/>
+                  <w:sz w:val="14"/>
+                  <w:szCs w:val="14"/>
+                  <w:u w:val="single" w:color="595959"/>
+                </w:rPr>
+                <w:t xml:space="preserve">🔍 Search ARES for similar videos</w:t>
+              </w:r>
+            </w:hyperlink>
+          </w:p>
+          <w:p>
+            <w:pPr>
+              <w:spacing w:after="40" w:before="0"/>
+            </w:pPr>
+            <w:r>
+              <w:rPr>
+                <w:sz w:val="14"/>
+                <w:szCs w:val="14"/>
+              </w:rPr>
+              <w:t xml:space="preserve"/>
+            </w:r>
+          </w:p>
+          <w:p>
+            <w:pPr>
+              <w:spacing w:after="20" w:before="0"/>
+            </w:pPr>
+            <w:r>
+              <w:rPr>
+                <w:rFonts w:ascii="Arial" w:cs="Arial" w:eastAsia="Arial" w:hAnsi="Arial"/>
+                <w:b/>
+                <w:bCs/>
+                <w:color w:val="1F3864"/>
+                <w:sz w:val="16"/>
+                <w:szCs w:val="16"/>
+              </w:rPr>
+              <w:t xml:space="preserve">📖 HTML:</w:t>
+            </w:r>
+          </w:p>
+          <w:p>
+            <w:pPr>
+              <w:spacing w:after="20" w:before="0"/>
+            </w:pPr>
+            <w:hyperlink w:history="1" r:id="rIdtinxqrzxj80vkhcrr4rgy">
+              <w:r>
+                <w:rPr>
+                  <w:rFonts w:ascii="Arial" w:cs="Arial" w:eastAsia="Arial" w:hAnsi="Arial"/>
+                  <w:color w:val="2E75B6"/>
+                  <w:sz w:val="16"/>
+                  <w:szCs w:val="16"/>
+                  <w:u w:val="single" w:color="2E75B6"/>
+                </w:rPr>
+                <w:t xml:space="preserve">Electric Conductors and Insulators (Flexbook)</w:t>
+              </w:r>
+            </w:hyperlink>
+          </w:p>
+          <w:p>
+            <w:pPr>
+              <w:spacing w:after="20" w:before="0"/>
+            </w:pPr>
+            <w:r>
+              <w:rPr>
+                <w:rFonts w:ascii="Arial" w:cs="Arial" w:eastAsia="Arial" w:hAnsi="Arial"/>
+                <w:i/>
+                <w:iCs/>
+                <w:color w:val="595959"/>
+                <w:sz w:val="16"/>
+                <w:szCs w:val="16"/>
+              </w:rPr>
+              <w:t xml:space="preserve">Related topic: not an exact match for this lesson.</w:t>
+            </w:r>
+          </w:p>
+          <w:p>
+            <w:pPr>
+              <w:spacing w:after="10" w:before="0"/>
+              <w:ind w:left="120"/>
+            </w:pPr>
+            <w:r>
+              <w:rPr>
+                <w:rFonts w:ascii="Arial" w:cs="Arial" w:eastAsia="Arial" w:hAnsi="Arial"/>
+                <w:color w:val="595959"/>
+                <w:sz w:val="14"/>
+                <w:szCs w:val="14"/>
+              </w:rPr>
+              <w:t xml:space="preserve">Source: CK-12</w:t>
+            </w:r>
+          </w:p>
+          <w:p>
+            <w:pPr>
+              <w:spacing w:after="10" w:before="0"/>
+              <w:ind w:left="120"/>
+            </w:pPr>
+            <w:hyperlink w:history="1" r:id="rIdj44e2e5zq9yaqdzsm-_zx">
+              <w:r>
+                <w:rPr>
+                  <w:rFonts w:ascii="Arial" w:cs="Arial" w:eastAsia="Arial" w:hAnsi="Arial"/>
+                  <w:color w:val="595959"/>
+                  <w:sz w:val="14"/>
+                  <w:szCs w:val="14"/>
+                  <w:u w:val="single" w:color="595959"/>
+                </w:rPr>
+                <w:t xml:space="preserve">🔍 Search ARES for similar readings</w:t>
+              </w:r>
+            </w:hyperlink>
+          </w:p>
+        </w:tc>
+        <w:tc>
+          <w:tcPr>
+            <w:tcW w:type="dxa" w:w="3040"/>
+            <w:shd w:fill="FFFFFF" w:color="auto" w:val="clear"/>
+            <w:tcMar>
+              <w:top w:type="dxa" w:w="60"/>
+              <w:left w:type="dxa" w:w="120"/>
+              <w:bottom w:type="dxa" w:w="60"/>
+              <w:right w:type="dxa" w:w="120"/>
+            </w:tcMar>
+            <w:vAlign w:val="top"/>
+          </w:tcPr>
+          <w:p>
+            <w:pPr>
+              <w:spacing w:after="40" w:before="0"/>
+              <w:jc w:val="left"/>
+            </w:pPr>
+            <w:r>
+              <w:rPr>
+                <w:rFonts w:ascii="Arial" w:cs="Arial" w:eastAsia="Arial" w:hAnsi="Arial"/>
+                <w:b w:val="false"/>
+                <w:bCs w:val="false"/>
+                <w:i w:val="false"/>
+                <w:iCs w:val="false"/>
+                <w:color w:val="000000"/>
+                <w:sz w:val="18"/>
+                <w:szCs w:val="18"/>
+              </w:rPr>
+              <w:t xml:space="preserve">Learners open their notebooks and view the Lesson 1 summary table on the board. The teacher re-displays the circuit test results: copper conducted easily, plastic did not conduct, graphite gave a dim glow, and silicon gave a faint flicker only in bright light. Each learner independently writes a response to this prompt: 'In Lesson 1 we said electrons need to move to create current. For the copper wire, something made it easy for electrons to move. For the plastic handle, something stopped them completely. For silicon, what do you think is different about how electrons are held inside the material? Draw or write your idea — any model is valid at this stage.' Learners have 3 minutes to write without discussion, then share with a partner for 1 minute.</w:t>
+            </w:r>
+          </w:p>
+        </w:tc>
+        <w:tc>
+          <w:tcPr>
+            <w:tcW w:type="dxa" w:w="3040"/>
+            <w:shd w:fill="F2F2F2" w:color="auto" w:val="clear"/>
+            <w:tcMar>
+              <w:top w:type="dxa" w:w="60"/>
+              <w:left w:type="dxa" w:w="120"/>
+              <w:bottom w:type="dxa" w:w="60"/>
+              <w:right w:type="dxa" w:w="120"/>
+            </w:tcMar>
+            <w:vAlign w:val="top"/>
+          </w:tcPr>
+          <w:p>
+            <w:pPr>
+              <w:spacing w:after="40" w:before="0"/>
+              <w:jc w:val="left"/>
+            </w:pPr>
+            <w:r>
+              <w:rPr>
+                <w:rFonts w:ascii="Arial" w:cs="Arial" w:eastAsia="Arial" w:hAnsi="Arial"/>
+                <w:b w:val="false"/>
+                <w:bCs w:val="false"/>
+                <w:i w:val="false"/>
+                <w:iCs w:val="false"/>
+                <w:color w:val="000000"/>
+                <w:sz w:val="18"/>
+                <w:szCs w:val="18"/>
+              </w:rPr>
+              <w:t xml:space="preserve">Display the prompt on the board and read it aloud. Say: 'You do not need the correct answer yet. I want to see what model you are already building in your mind. Every idea is worth writing down.' Set a visible 3-minute timer. Circulate silently — do not correct or affirm yet. After pair share, cold-call two or three learners: 'Amani, tell me one idea your partner had that surprised you.' Record three to four different learner ideas on the board in a column labelled LEARNER MODELS — these will be revisited at the end of the lesson. WAIT TIME: after each cold-call response, wait at least 5 seconds before speaking, allowing other learners to process.</w:t>
+            </w:r>
+          </w:p>
+        </w:tc>
+        <w:tc>
+          <w:tcPr>
+            <w:tcW w:type="dxa" w:w="3040"/>
+            <w:shd w:fill="FFFFFF" w:color="auto" w:val="clear"/>
+            <w:tcMar>
+              <w:top w:type="dxa" w:w="60"/>
+              <w:left w:type="dxa" w:w="120"/>
+              <w:bottom w:type="dxa" w:w="60"/>
+              <w:right w:type="dxa" w:w="120"/>
+            </w:tcMar>
+            <w:vAlign w:val="top"/>
+          </w:tcPr>
+          <w:p>
+            <w:pPr>
+              <w:spacing w:after="40" w:before="0"/>
+              <w:jc w:val="left"/>
+            </w:pPr>
+            <w:r>
+              <w:rPr>
+                <w:rFonts w:ascii="Arial" w:cs="Arial" w:eastAsia="Arial" w:hAnsi="Arial"/>
+                <w:b w:val="false"/>
+                <w:bCs w:val="false"/>
+                <w:i w:val="false"/>
+                <w:iCs w:val="false"/>
+                <w:color w:val="000000"/>
+                <w:sz w:val="18"/>
+                <w:szCs w:val="18"/>
+              </w:rPr>
+              <w:t xml:space="preserve">Elicitation of prior models — making learner thinking visible before instruction so misconceptions can be addressed explicitly. Recording ideas publicly signals that scientific thinking starts with honest uncertainty.</w:t>
+            </w:r>
+          </w:p>
+        </w:tc>
+        <w:tc>
+          <w:tcPr>
+            <w:tcW w:type="dxa" w:w="3040"/>
+            <w:shd w:fill="F2F2F2" w:color="auto" w:val="clear"/>
+            <w:tcMar>
+              <w:top w:type="dxa" w:w="60"/>
+              <w:left w:type="dxa" w:w="120"/>
+              <w:bottom w:type="dxa" w:w="60"/>
+              <w:right w:type="dxa" w:w="120"/>
+            </w:tcMar>
+            <w:vAlign w:val="top"/>
+          </w:tcPr>
+          <w:p>
+            <w:pPr>
+              <w:spacing w:after="40" w:before="0"/>
+              <w:jc w:val="left"/>
+            </w:pPr>
+            <w:r>
+              <w:rPr>
+                <w:rFonts w:ascii="Arial" w:cs="Arial" w:eastAsia="Arial" w:hAnsi="Arial"/>
+                <w:b w:val="false"/>
+                <w:bCs w:val="false"/>
+                <w:i w:val="false"/>
+                <w:iCs w:val="false"/>
+                <w:color w:val="000000"/>
+                <w:sz w:val="18"/>
+                <w:szCs w:val="18"/>
+              </w:rPr>
+              <w:t xml:space="preserve">Teacher scans written responses during circulation, noting whether learners think in terms of: (a) electron quantity, (b) electron freedom of movement, or (c) energy needed. This diagnostic informs how much scaffolding to provide during the Explain phase.</w:t>
+            </w:r>
+          </w:p>
+        </w:tc>
+      </w:tr>
+      <w:tr>
+        <w:tc>
+          <w:tcPr>
+            <w:tcW w:type="dxa" w:w="1520"/>
+            <w:shd w:fill="D9EEF1" w:color="auto" w:val="clear"/>
+            <w:tcMar>
+              <w:top w:type="dxa" w:w="60"/>
+              <w:left w:type="dxa" w:w="120"/>
+              <w:bottom w:type="dxa" w:w="60"/>
+              <w:right w:type="dxa" w:w="120"/>
+            </w:tcMar>
+            <w:vAlign w:val="top"/>
+          </w:tcPr>
+          <w:p>
+            <w:pPr>
+              <w:spacing w:after="40" w:before="0"/>
+              <w:jc w:val="left"/>
+            </w:pPr>
+            <w:r>
+              <w:rPr>
+                <w:rFonts w:ascii="Arial" w:cs="Arial" w:eastAsia="Arial" w:hAnsi="Arial"/>
+                <w:b/>
+                <w:bCs/>
+                <w:i w:val="false"/>
+                <w:iCs w:val="false"/>
+                <w:color w:val="000000"/>
+                <w:sz w:val="18"/>
+                <w:szCs w:val="18"/>
+              </w:rPr>
+              <w:t xml:space="preserve">Observe Phase</w:t>
+            </w:r>
+          </w:p>
+          <w:p>
+            <w:pPr>
+              <w:spacing w:after="20" w:before="0"/>
+            </w:pPr>
+            <w:r>
+              <w:rPr>
+                <w:rFonts w:ascii="Arial" w:cs="Arial" w:eastAsia="Arial" w:hAnsi="Arial"/>
+                <w:b/>
+                <w:bCs/>
+                <w:color w:val="1F3864"/>
+                <w:sz w:val="16"/>
+                <w:szCs w:val="16"/>
+              </w:rPr>
+              <w:t xml:space="preserve">📹 VIDEO:</w:t>
+            </w:r>
+          </w:p>
+          <w:p>
+            <w:pPr>
+              <w:spacing w:after="20" w:before="0"/>
+            </w:pPr>
+            <w:hyperlink w:history="1" r:id="rIdaetwbcdt_wzwipzpz4om3">
+              <w:r>
+                <w:rPr>
+                  <w:rFonts w:ascii="Arial" w:cs="Arial" w:eastAsia="Arial" w:hAnsi="Arial"/>
+                  <w:color w:val="2E75B6"/>
+                  <w:sz w:val="16"/>
+                  <w:szCs w:val="16"/>
+                  <w:u w:val="single" w:color="2E75B6"/>
+                </w:rPr>
+                <w:t xml:space="preserve">01 Conductors Insulators And Semi Conductors</w:t>
+              </w:r>
+            </w:hyperlink>
+          </w:p>
+          <w:p>
+            <w:pPr>
+              <w:spacing w:after="10" w:before="0"/>
+              <w:ind w:left="120"/>
+            </w:pPr>
+            <w:r>
+              <w:rPr>
+                <w:rFonts w:ascii="Arial" w:cs="Arial" w:eastAsia="Arial" w:hAnsi="Arial"/>
+                <w:color w:val="595959"/>
+                <w:sz w:val="14"/>
+                <w:szCs w:val="14"/>
+              </w:rPr>
+              <w:t xml:space="preserve">Source: Seavuria</w:t>
+            </w:r>
+          </w:p>
+          <w:p>
+            <w:pPr>
+              <w:spacing w:after="10" w:before="0"/>
+              <w:ind w:left="120"/>
+            </w:pPr>
+            <w:hyperlink w:history="1" r:id="rIdojhbcoiff52rnkoyblkt5">
+              <w:r>
+                <w:rPr>
+                  <w:rFonts w:ascii="Arial" w:cs="Arial" w:eastAsia="Arial" w:hAnsi="Arial"/>
+                  <w:color w:val="595959"/>
+                  <w:sz w:val="14"/>
+                  <w:szCs w:val="14"/>
+                  <w:u w:val="single" w:color="595959"/>
+                </w:rPr>
+                <w:t xml:space="preserve">🔍 Search ARES for similar videos</w:t>
+              </w:r>
+            </w:hyperlink>
+          </w:p>
+          <w:p>
+            <w:pPr>
+              <w:spacing w:after="40" w:before="0"/>
+            </w:pPr>
+            <w:r>
+              <w:rPr>
+                <w:sz w:val="14"/>
+                <w:szCs w:val="14"/>
+              </w:rPr>
+              <w:t xml:space="preserve"/>
+            </w:r>
+          </w:p>
+          <w:p>
+            <w:pPr>
+              <w:spacing w:after="20" w:before="0"/>
+            </w:pPr>
+            <w:r>
+              <w:rPr>
+                <w:rFonts w:ascii="Arial" w:cs="Arial" w:eastAsia="Arial" w:hAnsi="Arial"/>
+                <w:b/>
+                <w:bCs/>
+                <w:color w:val="1F3864"/>
+                <w:sz w:val="16"/>
+                <w:szCs w:val="16"/>
+              </w:rPr>
+              <w:t xml:space="preserve">📖 EXERCISE:</w:t>
+            </w:r>
+          </w:p>
+          <w:p>
+            <w:pPr>
+              <w:spacing w:after="20" w:before="0"/>
+            </w:pPr>
+            <w:hyperlink w:history="1" r:id="rIdryddfyqtqsvcssiysn_bh">
+              <w:r>
+                <w:rPr>
+                  <w:rFonts w:ascii="Arial" w:cs="Arial" w:eastAsia="Arial" w:hAnsi="Arial"/>
+                  <w:color w:val="2E75B6"/>
+                  <w:sz w:val="16"/>
+                  <w:szCs w:val="16"/>
+                  <w:u w:val="single" w:color="2E75B6"/>
+                </w:rPr>
+                <w:t xml:space="preserve">Electric Conductors and Insulators Practice</w:t>
+              </w:r>
+            </w:hyperlink>
+          </w:p>
+          <w:p>
+            <w:pPr>
+              <w:spacing w:after="20" w:before="0"/>
+            </w:pPr>
+            <w:r>
+              <w:rPr>
+                <w:rFonts w:ascii="Arial" w:cs="Arial" w:eastAsia="Arial" w:hAnsi="Arial"/>
+                <w:i/>
+                <w:iCs/>
+                <w:color w:val="595959"/>
+                <w:sz w:val="16"/>
+                <w:szCs w:val="16"/>
+              </w:rPr>
+              <w:t xml:space="preserve">Related topic: not an exact match for this lesson.</w:t>
+            </w:r>
+          </w:p>
+          <w:p>
+            <w:pPr>
+              <w:spacing w:after="10" w:before="0"/>
+              <w:ind w:left="120"/>
+            </w:pPr>
+            <w:r>
+              <w:rPr>
+                <w:rFonts w:ascii="Arial" w:cs="Arial" w:eastAsia="Arial" w:hAnsi="Arial"/>
+                <w:color w:val="595959"/>
+                <w:sz w:val="14"/>
+                <w:szCs w:val="14"/>
+              </w:rPr>
+              <w:t xml:space="preserve">Source: CK-12</w:t>
+            </w:r>
+          </w:p>
+          <w:p>
+            <w:pPr>
+              <w:spacing w:after="10" w:before="0"/>
+              <w:ind w:left="120"/>
+            </w:pPr>
+            <w:hyperlink w:history="1" r:id="rIdjgu9o_gtu_xaaql3ldr0b">
+              <w:r>
+                <w:rPr>
+                  <w:rFonts w:ascii="Arial" w:cs="Arial" w:eastAsia="Arial" w:hAnsi="Arial"/>
+                  <w:color w:val="595959"/>
+                  <w:sz w:val="14"/>
+                  <w:szCs w:val="14"/>
+                  <w:u w:val="single" w:color="595959"/>
+                </w:rPr>
+                <w:t xml:space="preserve">🔍 Search ARES for similar readings</w:t>
+              </w:r>
+            </w:hyperlink>
+          </w:p>
+        </w:tc>
+        <w:tc>
+          <w:tcPr>
+            <w:tcW w:type="dxa" w:w="3040"/>
+            <w:shd w:fill="FFFFFF" w:color="auto" w:val="clear"/>
+            <w:tcMar>
+              <w:top w:type="dxa" w:w="60"/>
+              <w:left w:type="dxa" w:w="120"/>
+              <w:bottom w:type="dxa" w:w="60"/>
+              <w:right w:type="dxa" w:w="120"/>
+            </w:tcMar>
+            <w:vAlign w:val="top"/>
+          </w:tcPr>
+          <w:p>
+            <w:pPr>
+              <w:spacing w:after="40" w:before="0"/>
+              <w:jc w:val="left"/>
+            </w:pPr>
+            <w:r>
+              <w:rPr>
+                <w:rFonts w:ascii="Arial" w:cs="Arial" w:eastAsia="Arial" w:hAnsi="Arial"/>
+                <w:b w:val="false"/>
+                <w:bCs w:val="false"/>
+                <w:i w:val="false"/>
+                <w:iCs w:val="false"/>
+                <w:color w:val="000000"/>
+                <w:sz w:val="18"/>
+                <w:szCs w:val="18"/>
+              </w:rPr>
+              <w:t xml:space="preserve">The teacher projects or draws a simple staircase diagram — labelled as a Nairobi market with two floors. Ground floor is labelled VALENCE BAND (electrons at rest, bound to atoms). Upper floor is labelled CONDUCTION BAND (electrons free to move and carry current). The gap between floors is labelled BAND GAP. The teacher then shows three versions of this diagram side by side: (1) Metal — the two floors overlap so electrons flow freely between them at all times. (2) Insulator — the gap between floors is very tall (like a three-storey climb with no stairs) so virtually no electron can make the jump at room temperature. (3) Semiconductor — the gap is small (a single step) so a few electrons can jump across with a small push of energy such as heat or light. Learners observe quietly for 90 seconds, then answer in their notebooks: 'Which diagram matches copper? Which matches plastic? Which matches silicon? How do you know?'</w:t>
+            </w:r>
+          </w:p>
+        </w:tc>
+        <w:tc>
+          <w:tcPr>
+            <w:tcW w:type="dxa" w:w="3040"/>
+            <w:shd w:fill="F2F2F2" w:color="auto" w:val="clear"/>
+            <w:tcMar>
+              <w:top w:type="dxa" w:w="60"/>
+              <w:left w:type="dxa" w:w="120"/>
+              <w:bottom w:type="dxa" w:w="60"/>
+              <w:right w:type="dxa" w:w="120"/>
+            </w:tcMar>
+            <w:vAlign w:val="top"/>
+          </w:tcPr>
+          <w:p>
+            <w:pPr>
+              <w:spacing w:after="40" w:before="0"/>
+              <w:jc w:val="left"/>
+            </w:pPr>
+            <w:r>
+              <w:rPr>
+                <w:rFonts w:ascii="Arial" w:cs="Arial" w:eastAsia="Arial" w:hAnsi="Arial"/>
+                <w:b w:val="false"/>
+                <w:bCs w:val="false"/>
+                <w:i w:val="false"/>
+                <w:iCs w:val="false"/>
+                <w:color w:val="000000"/>
+                <w:sz w:val="18"/>
+                <w:szCs w:val="18"/>
+              </w:rPr>
+              <w:t xml:space="preserve">Draw or project each diagram slowly, narrating as you go: 'Imagine electrons are shoppers on the ground floor of Gikomba Market. To carry current — to do useful work — they need to reach the upper floor where they can move freely. For copper, there is no wall between floors — shoppers move up and down without effort. For plastic, the upper floor is three storeys above with no staircase — almost no shopper can reach it. For silicon, there is a small step — most shoppers stay below, but if a shopper gets a push — from sunlight, from heat — some can jump up.' Point explicitly to the band gap on each diagram. Say: 'The size of this gap is the single most important idea in this lesson.' WAIT TIME: After drawing all three, pause for 30 seconds of silent observation before asking learners to write.</w:t>
+            </w:r>
+          </w:p>
+        </w:tc>
+        <w:tc>
+          <w:tcPr>
+            <w:tcW w:type="dxa" w:w="3040"/>
+            <w:shd w:fill="FFFFFF" w:color="auto" w:val="clear"/>
+            <w:tcMar>
+              <w:top w:type="dxa" w:w="60"/>
+              <w:left w:type="dxa" w:w="120"/>
+              <w:bottom w:type="dxa" w:w="60"/>
+              <w:right w:type="dxa" w:w="120"/>
+            </w:tcMar>
+            <w:vAlign w:val="top"/>
+          </w:tcPr>
+          <w:p>
+            <w:pPr>
+              <w:spacing w:after="40" w:before="0"/>
+              <w:jc w:val="left"/>
+            </w:pPr>
+            <w:r>
+              <w:rPr>
+                <w:rFonts w:ascii="Arial" w:cs="Arial" w:eastAsia="Arial" w:hAnsi="Arial"/>
+                <w:b w:val="false"/>
+                <w:bCs w:val="false"/>
+                <w:i w:val="false"/>
+                <w:iCs w:val="false"/>
+                <w:color w:val="000000"/>
+                <w:sz w:val="18"/>
+                <w:szCs w:val="18"/>
+              </w:rPr>
+              <w:t xml:space="preserve">Concrete analogy bridging (market staircase to band diagram) followed by immediate application — learners must map the analogy back onto familiar materials from Lesson 1. This reinforces that the model is built to explain real observations.</w:t>
+            </w:r>
+          </w:p>
+        </w:tc>
+        <w:tc>
+          <w:tcPr>
+            <w:tcW w:type="dxa" w:w="3040"/>
+            <w:shd w:fill="F2F2F2" w:color="auto" w:val="clear"/>
+            <w:tcMar>
+              <w:top w:type="dxa" w:w="60"/>
+              <w:left w:type="dxa" w:w="120"/>
+              <w:bottom w:type="dxa" w:w="60"/>
+              <w:right w:type="dxa" w:w="120"/>
+            </w:tcMar>
+            <w:vAlign w:val="top"/>
+          </w:tcPr>
+          <w:p>
+            <w:pPr>
+              <w:spacing w:after="40" w:before="0"/>
+              <w:jc w:val="left"/>
+            </w:pPr>
+            <w:r>
+              <w:rPr>
+                <w:rFonts w:ascii="Arial" w:cs="Arial" w:eastAsia="Arial" w:hAnsi="Arial"/>
+                <w:b w:val="false"/>
+                <w:bCs w:val="false"/>
+                <w:i w:val="false"/>
+                <w:iCs w:val="false"/>
+                <w:color w:val="000000"/>
+                <w:sz w:val="18"/>
+                <w:szCs w:val="18"/>
+              </w:rPr>
+              <w:t xml:space="preserve">Teacher collects or scans notebook responses. Correct matching (copper = overlap, plastic = large gap, silicon = small gap) with a reason demonstrates readiness for model construction. Learners who match correctly but cannot state a reason need targeted support during Model Building.</w:t>
+            </w:r>
+          </w:p>
+        </w:tc>
+      </w:tr>
+      <w:tr>
+        <w:tc>
+          <w:tcPr>
+            <w:tcW w:type="dxa" w:w="1520"/>
+            <w:shd w:fill="E2EFDA" w:color="auto" w:val="clear"/>
+            <w:tcMar>
+              <w:top w:type="dxa" w:w="60"/>
+              <w:left w:type="dxa" w:w="120"/>
+              <w:bottom w:type="dxa" w:w="60"/>
+              <w:right w:type="dxa" w:w="120"/>
+            </w:tcMar>
+            <w:vAlign w:val="top"/>
+          </w:tcPr>
+          <w:p>
+            <w:pPr>
+              <w:spacing w:after="40" w:before="0"/>
+              <w:jc w:val="left"/>
+            </w:pPr>
+            <w:r>
+              <w:rPr>
+                <w:rFonts w:ascii="Arial" w:cs="Arial" w:eastAsia="Arial" w:hAnsi="Arial"/>
+                <w:b/>
+                <w:bCs/>
+                <w:i w:val="false"/>
+                <w:iCs w:val="false"/>
+                <w:color w:val="000000"/>
+                <w:sz w:val="18"/>
+                <w:szCs w:val="18"/>
+              </w:rPr>
+              <w:t xml:space="preserve">Explain Phase</w:t>
+            </w:r>
+          </w:p>
+          <w:p>
+            <w:pPr>
+              <w:spacing w:after="20" w:before="0"/>
+            </w:pPr>
+            <w:r>
+              <w:rPr>
+                <w:rFonts w:ascii="Arial" w:cs="Arial" w:eastAsia="Arial" w:hAnsi="Arial"/>
+                <w:b/>
+                <w:bCs/>
+                <w:color w:val="1F3864"/>
+                <w:sz w:val="16"/>
+                <w:szCs w:val="16"/>
+              </w:rPr>
+              <w:t xml:space="preserve">📹 VIDEO:</w:t>
+            </w:r>
+          </w:p>
+          <w:p>
+            <w:pPr>
+              <w:spacing w:after="20" w:before="0"/>
+            </w:pPr>
+            <w:hyperlink w:history="1" r:id="rIdzlritebpgjeirvx9o3uo9">
+              <w:r>
+                <w:rPr>
+                  <w:rFonts w:ascii="Arial" w:cs="Arial" w:eastAsia="Arial" w:hAnsi="Arial"/>
+                  <w:color w:val="2E75B6"/>
+                  <w:sz w:val="16"/>
+                  <w:szCs w:val="16"/>
+                  <w:u w:val="single" w:color="2E75B6"/>
+                </w:rPr>
+                <w:t xml:space="preserve">02 Conductors Insulators And Semi Conductors</w:t>
+              </w:r>
+            </w:hyperlink>
+          </w:p>
+          <w:p>
+            <w:pPr>
+              <w:spacing w:after="10" w:before="0"/>
+              <w:ind w:left="120"/>
+            </w:pPr>
+            <w:r>
+              <w:rPr>
+                <w:rFonts w:ascii="Arial" w:cs="Arial" w:eastAsia="Arial" w:hAnsi="Arial"/>
+                <w:color w:val="595959"/>
+                <w:sz w:val="14"/>
+                <w:szCs w:val="14"/>
+              </w:rPr>
+              <w:t xml:space="preserve">Source: Seavuria</w:t>
+            </w:r>
+          </w:p>
+          <w:p>
+            <w:pPr>
+              <w:spacing w:after="10" w:before="0"/>
+              <w:ind w:left="120"/>
+            </w:pPr>
+            <w:hyperlink w:history="1" r:id="rIdotd3o6zgzlqsgthjpffo8">
+              <w:r>
+                <w:rPr>
+                  <w:rFonts w:ascii="Arial" w:cs="Arial" w:eastAsia="Arial" w:hAnsi="Arial"/>
+                  <w:color w:val="595959"/>
+                  <w:sz w:val="14"/>
+                  <w:szCs w:val="14"/>
+                  <w:u w:val="single" w:color="595959"/>
+                </w:rPr>
+                <w:t xml:space="preserve">🔍 Search ARES for similar videos</w:t>
+              </w:r>
+            </w:hyperlink>
+          </w:p>
+          <w:p>
+            <w:pPr>
+              <w:spacing w:after="40" w:before="0"/>
+            </w:pPr>
+            <w:r>
+              <w:rPr>
+                <w:sz w:val="14"/>
+                <w:szCs w:val="14"/>
+              </w:rPr>
+              <w:t xml:space="preserve"/>
+            </w:r>
+          </w:p>
+          <w:p>
+            <w:pPr>
+              <w:spacing w:after="20" w:before="0"/>
+            </w:pPr>
+            <w:r>
+              <w:rPr>
+                <w:rFonts w:ascii="Arial" w:cs="Arial" w:eastAsia="Arial" w:hAnsi="Arial"/>
+                <w:b/>
+                <w:bCs/>
+                <w:color w:val="1F3864"/>
+                <w:sz w:val="16"/>
+                <w:szCs w:val="16"/>
+              </w:rPr>
+              <w:t xml:space="preserve">📖 HTML:</w:t>
+            </w:r>
+          </w:p>
+          <w:p>
+            <w:pPr>
+              <w:spacing w:after="20" w:before="0"/>
+            </w:pPr>
+            <w:hyperlink w:history="1" r:id="rIdwtssrqxewo2lksdjyaeoi">
+              <w:r>
+                <w:rPr>
+                  <w:rFonts w:ascii="Arial" w:cs="Arial" w:eastAsia="Arial" w:hAnsi="Arial"/>
+                  <w:color w:val="2E75B6"/>
+                  <w:sz w:val="16"/>
+                  <w:szCs w:val="16"/>
+                  <w:u w:val="single" w:color="2E75B6"/>
+                </w:rPr>
+                <w:t xml:space="preserve">Electric Conductors and Insulators (Flexbook)</w:t>
+              </w:r>
+            </w:hyperlink>
+          </w:p>
+          <w:p>
+            <w:pPr>
+              <w:spacing w:after="20" w:before="0"/>
+            </w:pPr>
+            <w:r>
+              <w:rPr>
+                <w:rFonts w:ascii="Arial" w:cs="Arial" w:eastAsia="Arial" w:hAnsi="Arial"/>
+                <w:i/>
+                <w:iCs/>
+                <w:color w:val="595959"/>
+                <w:sz w:val="16"/>
+                <w:szCs w:val="16"/>
+              </w:rPr>
+              <w:t xml:space="preserve">Related topic: not an exact match for this lesson.</w:t>
+            </w:r>
+          </w:p>
+          <w:p>
+            <w:pPr>
+              <w:spacing w:after="10" w:before="0"/>
+              <w:ind w:left="120"/>
+            </w:pPr>
+            <w:r>
+              <w:rPr>
+                <w:rFonts w:ascii="Arial" w:cs="Arial" w:eastAsia="Arial" w:hAnsi="Arial"/>
+                <w:color w:val="595959"/>
+                <w:sz w:val="14"/>
+                <w:szCs w:val="14"/>
+              </w:rPr>
+              <w:t xml:space="preserve">Source: CK-12</w:t>
+            </w:r>
+          </w:p>
+          <w:p>
+            <w:pPr>
+              <w:spacing w:after="10" w:before="0"/>
+              <w:ind w:left="120"/>
+            </w:pPr>
+            <w:hyperlink w:history="1" r:id="rIdr_jmwfrlmdiswk9n8kymt">
+              <w:r>
+                <w:rPr>
+                  <w:rFonts w:ascii="Arial" w:cs="Arial" w:eastAsia="Arial" w:hAnsi="Arial"/>
+                  <w:color w:val="595959"/>
+                  <w:sz w:val="14"/>
+                  <w:szCs w:val="14"/>
+                  <w:u w:val="single" w:color="595959"/>
+                </w:rPr>
+                <w:t xml:space="preserve">🔍 Search ARES for similar readings</w:t>
+              </w:r>
+            </w:hyperlink>
+          </w:p>
+        </w:tc>
+        <w:tc>
+          <w:tcPr>
+            <w:tcW w:type="dxa" w:w="3040"/>
+            <w:shd w:fill="FFFFFF" w:color="auto" w:val="clear"/>
+            <w:tcMar>
+              <w:top w:type="dxa" w:w="60"/>
+              <w:left w:type="dxa" w:w="120"/>
+              <w:bottom w:type="dxa" w:w="60"/>
+              <w:right w:type="dxa" w:w="120"/>
+            </w:tcMar>
+            <w:vAlign w:val="top"/>
+          </w:tcPr>
+          <w:p>
+            <w:pPr>
+              <w:spacing w:after="40" w:before="0"/>
+              <w:jc w:val="left"/>
+            </w:pPr>
+            <w:r>
+              <w:rPr>
+                <w:rFonts w:ascii="Arial" w:cs="Arial" w:eastAsia="Arial" w:hAnsi="Arial"/>
+                <w:b w:val="false"/>
+                <w:bCs w:val="false"/>
+                <w:i w:val="false"/>
+                <w:iCs w:val="false"/>
+                <w:color w:val="000000"/>
+                <w:sz w:val="18"/>
+                <w:szCs w:val="18"/>
+              </w:rPr>
+              <w:t xml:space="preserve">Working in groups of three, learners receive a blank band diagram template (three side-by-side boxes with a horizontal dividing space). Each group labels and annotates all three diagrams — conductor, insulator, semiconductor — using the following required labels: valence band, conduction band, band gap, arrow showing electron jump for semiconductor, and a note on whether the band gap is large, zero/overlapping, or small. Groups then answer two focus questions in writing: (1) 'A material has a band gap of 1.1 electron-volts — roughly the energy of visible light. What class of material is this? How does this fact connect to a solar panel?' (2) 'Why can plastic never conduct electricity no matter how much sunlight hits it?' Each group nominates a spokesperson to share one answer with the class.</w:t>
+            </w:r>
+          </w:p>
+        </w:tc>
+        <w:tc>
+          <w:tcPr>
+            <w:tcW w:type="dxa" w:w="3040"/>
+            <w:shd w:fill="F2F2F2" w:color="auto" w:val="clear"/>
+            <w:tcMar>
+              <w:top w:type="dxa" w:w="60"/>
+              <w:left w:type="dxa" w:w="120"/>
+              <w:bottom w:type="dxa" w:w="60"/>
+              <w:right w:type="dxa" w:w="120"/>
+            </w:tcMar>
+            <w:vAlign w:val="top"/>
+          </w:tcPr>
+          <w:p>
+            <w:pPr>
+              <w:spacing w:after="40" w:before="0"/>
+              <w:jc w:val="left"/>
+            </w:pPr>
+            <w:r>
+              <w:rPr>
+                <w:rFonts w:ascii="Arial" w:cs="Arial" w:eastAsia="Arial" w:hAnsi="Arial"/>
+                <w:b w:val="false"/>
+                <w:bCs w:val="false"/>
+                <w:i w:val="false"/>
+                <w:iCs w:val="false"/>
+                <w:color w:val="000000"/>
+                <w:sz w:val="18"/>
+                <w:szCs w:val="18"/>
+              </w:rPr>
+              <w:t xml:space="preserve">Distribute the blank templates. Say: 'Your job as a group is to build the model — not just copy it. Every label must be in your own words on the diagram.' Circulate and use targeted questions: 'What does the arrow on the semiconductor diagram represent physically — what is actually moving?' and 'If I made the band gap even smaller, what would happen to conductivity?' For the focus questions, prompt deeper thinking: 'Question one connects directly to why Mama Akinyi in Kajiado has a silicon solar panel and not a copper one or a plastic one. Think about that.' After spokesperson sharing, address the whole class: 'Notice that 1.1 eV matches the energy of visible light photons — this is not an accident. Silicon was chosen for solar panels precisely because its band gap matches sunlight energy. This is engineering using physics.' WAIT TIME: After each spokesperson, wait 6 seconds before responding, allowing peer evaluation.</w:t>
+            </w:r>
+          </w:p>
+        </w:tc>
+        <w:tc>
+          <w:tcPr>
+            <w:tcW w:type="dxa" w:w="3040"/>
+            <w:shd w:fill="FFFFFF" w:color="auto" w:val="clear"/>
+            <w:tcMar>
+              <w:top w:type="dxa" w:w="60"/>
+              <w:left w:type="dxa" w:w="120"/>
+              <w:bottom w:type="dxa" w:w="60"/>
+              <w:right w:type="dxa" w:w="120"/>
+            </w:tcMar>
+            <w:vAlign w:val="top"/>
+          </w:tcPr>
+          <w:p>
+            <w:pPr>
+              <w:spacing w:after="40" w:before="0"/>
+              <w:jc w:val="left"/>
+            </w:pPr>
+            <w:r>
+              <w:rPr>
+                <w:rFonts w:ascii="Arial" w:cs="Arial" w:eastAsia="Arial" w:hAnsi="Arial"/>
+                <w:b w:val="false"/>
+                <w:bCs w:val="false"/>
+                <w:i w:val="false"/>
+                <w:iCs w:val="false"/>
+                <w:color w:val="000000"/>
+                <w:sz w:val="18"/>
+                <w:szCs w:val="18"/>
+              </w:rPr>
+              <w:t xml:space="preserve">Collaborative model construction followed by application questions that bridge back to the anchoring phenomenon. The focus questions are deliberately sequenced — question one anchors forward to solar cells, question two anchors backward to the insulator evidence from Lesson 1.</w:t>
+            </w:r>
+          </w:p>
+        </w:tc>
+        <w:tc>
+          <w:tcPr>
+            <w:tcW w:type="dxa" w:w="3040"/>
+            <w:shd w:fill="F2F2F2" w:color="auto" w:val="clear"/>
+            <w:tcMar>
+              <w:top w:type="dxa" w:w="60"/>
+              <w:left w:type="dxa" w:w="120"/>
+              <w:bottom w:type="dxa" w:w="60"/>
+              <w:right w:type="dxa" w:w="120"/>
+            </w:tcMar>
+            <w:vAlign w:val="top"/>
+          </w:tcPr>
+          <w:p>
+            <w:pPr>
+              <w:spacing w:after="40" w:before="0"/>
+              <w:jc w:val="left"/>
+            </w:pPr>
+            <w:r>
+              <w:rPr>
+                <w:rFonts w:ascii="Arial" w:cs="Arial" w:eastAsia="Arial" w:hAnsi="Arial"/>
+                <w:b w:val="false"/>
+                <w:bCs w:val="false"/>
+                <w:i w:val="false"/>
+                <w:iCs w:val="false"/>
+                <w:color w:val="000000"/>
+                <w:sz w:val="18"/>
+                <w:szCs w:val="18"/>
+              </w:rPr>
+              <w:t xml:space="preserve">Circulate and use a mental checklist: Does the diagram show all five required labels? Is the semiconductor band gap drawn noticeably smaller than the insulator gap? Does the electron-jump arrow appear only on the semiconductor diagram? Groups missing two or more elements receive a targeted prompt card with a corrective question rather than a direct answer.</w:t>
+            </w:r>
+          </w:p>
+        </w:tc>
+      </w:tr>
+      <w:tr>
+        <w:tc>
+          <w:tcPr>
+            <w:tcW w:type="dxa" w:w="1520"/>
+            <w:shd w:fill="FCE4D6" w:color="auto" w:val="clear"/>
+            <w:tcMar>
+              <w:top w:type="dxa" w:w="60"/>
+              <w:left w:type="dxa" w:w="120"/>
+              <w:bottom w:type="dxa" w:w="60"/>
+              <w:right w:type="dxa" w:w="120"/>
+            </w:tcMar>
+            <w:vAlign w:val="top"/>
+          </w:tcPr>
+          <w:p>
+            <w:pPr>
+              <w:spacing w:after="40" w:before="0"/>
+              <w:jc w:val="left"/>
+            </w:pPr>
+            <w:r>
+              <w:rPr>
+                <w:rFonts w:ascii="Arial" w:cs="Arial" w:eastAsia="Arial" w:hAnsi="Arial"/>
+                <w:b/>
+                <w:bCs/>
+                <w:i w:val="false"/>
+                <w:iCs w:val="false"/>
+                <w:color w:val="000000"/>
+                <w:sz w:val="18"/>
+                <w:szCs w:val="18"/>
+              </w:rPr>
+              <w:t xml:space="preserve">Driving Question Board (DQB) Creation</w:t>
+            </w:r>
+          </w:p>
+          <w:p>
+            <w:pPr>
+              <w:spacing w:after="20" w:before="0"/>
+            </w:pPr>
+            <w:r>
+              <w:rPr>
+                <w:rFonts w:ascii="Arial" w:cs="Arial" w:eastAsia="Arial" w:hAnsi="Arial"/>
+                <w:b/>
+                <w:bCs/>
+                <w:color w:val="1F3864"/>
+                <w:sz w:val="16"/>
+                <w:szCs w:val="16"/>
+              </w:rPr>
+              <w:t xml:space="preserve">📹 VIDEO:</w:t>
+            </w:r>
+          </w:p>
+          <w:p>
+            <w:pPr>
+              <w:spacing w:after="20" w:before="0"/>
+            </w:pPr>
+            <w:hyperlink w:history="1" r:id="rId2zplahnpfughfv_8nsrfk">
+              <w:r>
+                <w:rPr>
+                  <w:rFonts w:ascii="Arial" w:cs="Arial" w:eastAsia="Arial" w:hAnsi="Arial"/>
+                  <w:color w:val="2E75B6"/>
+                  <w:sz w:val="16"/>
+                  <w:szCs w:val="16"/>
+                  <w:u w:val="single" w:color="2E75B6"/>
+                </w:rPr>
+                <w:t xml:space="preserve">01 Conductors Insulators And Semi Conductors</w:t>
+              </w:r>
+            </w:hyperlink>
+          </w:p>
+          <w:p>
+            <w:pPr>
+              <w:spacing w:after="10" w:before="0"/>
+              <w:ind w:left="120"/>
+            </w:pPr>
+            <w:r>
+              <w:rPr>
+                <w:rFonts w:ascii="Arial" w:cs="Arial" w:eastAsia="Arial" w:hAnsi="Arial"/>
+                <w:color w:val="595959"/>
+                <w:sz w:val="14"/>
+                <w:szCs w:val="14"/>
+              </w:rPr>
+              <w:t xml:space="preserve">Source: Seavuria</w:t>
+            </w:r>
+          </w:p>
+          <w:p>
+            <w:pPr>
+              <w:spacing w:after="10" w:before="0"/>
+              <w:ind w:left="120"/>
+            </w:pPr>
+            <w:hyperlink w:history="1" r:id="rIdh1knn8n3ctjhcstsa6skz">
+              <w:r>
+                <w:rPr>
+                  <w:rFonts w:ascii="Arial" w:cs="Arial" w:eastAsia="Arial" w:hAnsi="Arial"/>
+                  <w:color w:val="595959"/>
+                  <w:sz w:val="14"/>
+                  <w:szCs w:val="14"/>
+                  <w:u w:val="single" w:color="595959"/>
+                </w:rPr>
+                <w:t xml:space="preserve">🔍 Search ARES for similar videos</w:t>
+              </w:r>
+            </w:hyperlink>
+          </w:p>
+          <w:p>
+            <w:pPr>
+              <w:spacing w:after="40" w:before="0"/>
+            </w:pPr>
+            <w:r>
+              <w:rPr>
+                <w:sz w:val="14"/>
+                <w:szCs w:val="14"/>
+              </w:rPr>
+              <w:t xml:space="preserve"/>
+            </w:r>
+          </w:p>
+          <w:p>
+            <w:pPr>
+              <w:spacing w:after="20" w:before="0"/>
+            </w:pPr>
+            <w:r>
+              <w:rPr>
+                <w:rFonts w:ascii="Arial" w:cs="Arial" w:eastAsia="Arial" w:hAnsi="Arial"/>
+                <w:b/>
+                <w:bCs/>
+                <w:color w:val="1F3864"/>
+                <w:sz w:val="16"/>
+                <w:szCs w:val="16"/>
+              </w:rPr>
+              <w:t xml:space="preserve">📖 EXERCISE:</w:t>
+            </w:r>
+          </w:p>
+          <w:p>
+            <w:pPr>
+              <w:spacing w:after="20" w:before="0"/>
+            </w:pPr>
+            <w:hyperlink w:history="1" r:id="rIduquqvzdmokqz1z9qqhmiw">
+              <w:r>
+                <w:rPr>
+                  <w:rFonts w:ascii="Arial" w:cs="Arial" w:eastAsia="Arial" w:hAnsi="Arial"/>
+                  <w:color w:val="2E75B6"/>
+                  <w:sz w:val="16"/>
+                  <w:szCs w:val="16"/>
+                  <w:u w:val="single" w:color="2E75B6"/>
+                </w:rPr>
+                <w:t xml:space="preserve">Electric Conductors and Insulators Practice</w:t>
+              </w:r>
+            </w:hyperlink>
+          </w:p>
+          <w:p>
+            <w:pPr>
+              <w:spacing w:after="20" w:before="0"/>
+            </w:pPr>
+            <w:r>
+              <w:rPr>
+                <w:rFonts w:ascii="Arial" w:cs="Arial" w:eastAsia="Arial" w:hAnsi="Arial"/>
+                <w:i/>
+                <w:iCs/>
+                <w:color w:val="595959"/>
+                <w:sz w:val="16"/>
+                <w:szCs w:val="16"/>
+              </w:rPr>
+              <w:t xml:space="preserve">Related topic: not an exact match for this lesson.</w:t>
+            </w:r>
+          </w:p>
+          <w:p>
+            <w:pPr>
+              <w:spacing w:after="10" w:before="0"/>
+              <w:ind w:left="120"/>
+            </w:pPr>
+            <w:r>
+              <w:rPr>
+                <w:rFonts w:ascii="Arial" w:cs="Arial" w:eastAsia="Arial" w:hAnsi="Arial"/>
+                <w:color w:val="595959"/>
+                <w:sz w:val="14"/>
+                <w:szCs w:val="14"/>
+              </w:rPr>
+              <w:t xml:space="preserve">Source: CK-12</w:t>
+            </w:r>
+          </w:p>
+          <w:p>
+            <w:pPr>
+              <w:spacing w:after="10" w:before="0"/>
+              <w:ind w:left="120"/>
+            </w:pPr>
+            <w:hyperlink w:history="1" r:id="rId0_60mfaavdzp_gjk0u4af">
+              <w:r>
+                <w:rPr>
+                  <w:rFonts w:ascii="Arial" w:cs="Arial" w:eastAsia="Arial" w:hAnsi="Arial"/>
+                  <w:color w:val="595959"/>
+                  <w:sz w:val="14"/>
+                  <w:szCs w:val="14"/>
+                  <w:u w:val="single" w:color="595959"/>
+                </w:rPr>
+                <w:t xml:space="preserve">🔍 Search ARES for similar readings</w:t>
+              </w:r>
+            </w:hyperlink>
+          </w:p>
+        </w:tc>
+        <w:tc>
+          <w:tcPr>
+            <w:tcW w:type="dxa" w:w="3040"/>
+            <w:shd w:fill="FFFFFF" w:color="auto" w:val="clear"/>
+            <w:tcMar>
+              <w:top w:type="dxa" w:w="60"/>
+              <w:left w:type="dxa" w:w="120"/>
+              <w:bottom w:type="dxa" w:w="60"/>
+              <w:right w:type="dxa" w:w="120"/>
+            </w:tcMar>
+            <w:vAlign w:val="top"/>
+          </w:tcPr>
+          <w:p>
+            <w:pPr>
+              <w:spacing w:after="40" w:before="0"/>
+              <w:jc w:val="left"/>
+            </w:pPr>
+            <w:r>
+              <w:rPr>
+                <w:rFonts w:ascii="Arial" w:cs="Arial" w:eastAsia="Arial" w:hAnsi="Arial"/>
+                <w:b w:val="false"/>
+                <w:bCs w:val="false"/>
+                <w:i w:val="false"/>
+                <w:iCs w:val="false"/>
+                <w:color w:val="000000"/>
+                <w:sz w:val="18"/>
+                <w:szCs w:val="18"/>
+              </w:rPr>
+              <w:t xml:space="preserve">The teacher projects the class Driving Question Board started in Lesson 1. Learners individually revisit the Kajiado solar panel phenomenon using the new model. Each learner writes on a sticky note — or in their notebook if physical notes are unavailable — a response to this sentence stem: 'Now that I know about energy bands, I can partially explain... but I still wonder...' The first part should reference the band model. Learners add their notes to the DQB under two columns: EVIDENCE WE NOW HAVE and QUESTIONS WE STILL NEED TO ANSWER. The teacher reads selected entries aloud, clustering similar questions together.</w:t>
+            </w:r>
+          </w:p>
+        </w:tc>
+        <w:tc>
+          <w:tcPr>
+            <w:tcW w:type="dxa" w:w="3040"/>
+            <w:shd w:fill="F2F2F2" w:color="auto" w:val="clear"/>
+            <w:tcMar>
+              <w:top w:type="dxa" w:w="60"/>
+              <w:left w:type="dxa" w:w="120"/>
+              <w:bottom w:type="dxa" w:w="60"/>
+              <w:right w:type="dxa" w:w="120"/>
+            </w:tcMar>
+            <w:vAlign w:val="top"/>
+          </w:tcPr>
+          <w:p>
+            <w:pPr>
+              <w:spacing w:after="40" w:before="0"/>
+              <w:jc w:val="left"/>
+            </w:pPr>
+            <w:r>
+              <w:rPr>
+                <w:rFonts w:ascii="Arial" w:cs="Arial" w:eastAsia="Arial" w:hAnsi="Arial"/>
+                <w:b w:val="false"/>
+                <w:bCs w:val="false"/>
+                <w:i w:val="false"/>
+                <w:iCs w:val="false"/>
+                <w:color w:val="000000"/>
+                <w:sz w:val="18"/>
+                <w:szCs w:val="18"/>
+              </w:rPr>
+              <w:t xml:space="preserve">Read the driving question aloud: 'Why does a silicon solar panel on a Kajiado farm produce less power in hot afternoon sun than on a cool morning — and what is special about silicon?' Say: 'Two lessons ago this question had no answer. Today you have built a model. What part of this question can your model now touch?' After learners write, cluster the sticky notes publicly, narrating the groupings: 'Several of you can now explain why silicon conducts at all — that belongs in the EVIDENCE column. Several of you are asking why heat makes it worse, not better — that question goes in the STILL WONDERING column and we will investigate it in Lesson 3.' Say explicitly: 'A good scientist does not pretend the model answers everything. Knowing the boundary of your model is a skill.' WAIT TIME: After reading each cluster aloud, pause 4 seconds before moving to the next.</w:t>
+            </w:r>
+          </w:p>
+        </w:tc>
+        <w:tc>
+          <w:tcPr>
+            <w:tcW w:type="dxa" w:w="3040"/>
+            <w:shd w:fill="FFFFFF" w:color="auto" w:val="clear"/>
+            <w:tcMar>
+              <w:top w:type="dxa" w:w="60"/>
+              <w:left w:type="dxa" w:w="120"/>
+              <w:bottom w:type="dxa" w:w="60"/>
+              <w:right w:type="dxa" w:w="120"/>
+            </w:tcMar>
+            <w:vAlign w:val="top"/>
+          </w:tcPr>
+          <w:p>
+            <w:pPr>
+              <w:spacing w:after="40" w:before="0"/>
+              <w:jc w:val="left"/>
+            </w:pPr>
+            <w:r>
+              <w:rPr>
+                <w:rFonts w:ascii="Arial" w:cs="Arial" w:eastAsia="Arial" w:hAnsi="Arial"/>
+                <w:b w:val="false"/>
+                <w:bCs w:val="false"/>
+                <w:i w:val="false"/>
+                <w:iCs w:val="false"/>
+                <w:color w:val="000000"/>
+                <w:sz w:val="18"/>
+                <w:szCs w:val="18"/>
+              </w:rPr>
+              <w:t xml:space="preserve">Public DQB update consolidates learning and makes the boundary of current knowledge visible. Clustering questions helps learners see that their confusion is shared and that the storyline is designed to address each cluster in turn.</w:t>
+            </w:r>
+          </w:p>
+        </w:tc>
+        <w:tc>
+          <w:tcPr>
+            <w:tcW w:type="dxa" w:w="3040"/>
+            <w:shd w:fill="F2F2F2" w:color="auto" w:val="clear"/>
+            <w:tcMar>
+              <w:top w:type="dxa" w:w="60"/>
+              <w:left w:type="dxa" w:w="120"/>
+              <w:bottom w:type="dxa" w:w="60"/>
+              <w:right w:type="dxa" w:w="120"/>
+            </w:tcMar>
+            <w:vAlign w:val="top"/>
+          </w:tcPr>
+          <w:p>
+            <w:pPr>
+              <w:spacing w:after="40" w:before="0"/>
+              <w:jc w:val="left"/>
+            </w:pPr>
+            <w:r>
+              <w:rPr>
+                <w:rFonts w:ascii="Arial" w:cs="Arial" w:eastAsia="Arial" w:hAnsi="Arial"/>
+                <w:b w:val="false"/>
+                <w:bCs w:val="false"/>
+                <w:i w:val="false"/>
+                <w:iCs w:val="false"/>
+                <w:color w:val="000000"/>
+                <w:sz w:val="18"/>
+                <w:szCs w:val="18"/>
+              </w:rPr>
+              <w:t xml:space="preserve">Quality of the EVIDENCE entries reveals whether learners can connect band theory to the phenomenon. Entries that say only 'silicon has a small band gap' without linking to electron movement or photon energy indicate surface-level engagement and flag learners needing reinforcement in Lesson 3.</w:t>
+            </w:r>
+          </w:p>
+        </w:tc>
+      </w:tr>
+      <w:tr>
+        <w:tc>
+          <w:tcPr>
+            <w:tcW w:type="dxa" w:w="1520"/>
+            <w:shd w:fill="D5E8F0" w:color="auto" w:val="clear"/>
+            <w:tcMar>
+              <w:top w:type="dxa" w:w="60"/>
+              <w:left w:type="dxa" w:w="120"/>
+              <w:bottom w:type="dxa" w:w="60"/>
+              <w:right w:type="dxa" w:w="120"/>
+            </w:tcMar>
+            <w:vAlign w:val="top"/>
+          </w:tcPr>
+          <w:p>
+            <w:pPr>
+              <w:spacing w:after="40" w:before="0"/>
+              <w:jc w:val="left"/>
+            </w:pPr>
+            <w:r>
+              <w:rPr>
+                <w:rFonts w:ascii="Arial" w:cs="Arial" w:eastAsia="Arial" w:hAnsi="Arial"/>
+                <w:b/>
+                <w:bCs/>
+                <w:i w:val="false"/>
+                <w:iCs w:val="false"/>
+                <w:color w:val="000000"/>
+                <w:sz w:val="18"/>
+                <w:szCs w:val="18"/>
+              </w:rPr>
+              <w:t xml:space="preserve">Model Building Phase</w:t>
+            </w:r>
+          </w:p>
+          <w:p>
+            <w:pPr>
+              <w:spacing w:after="20" w:before="0"/>
+            </w:pPr>
+            <w:r>
+              <w:rPr>
+                <w:rFonts w:ascii="Arial" w:cs="Arial" w:eastAsia="Arial" w:hAnsi="Arial"/>
+                <w:b/>
+                <w:bCs/>
+                <w:color w:val="1F3864"/>
+                <w:sz w:val="16"/>
+                <w:szCs w:val="16"/>
+              </w:rPr>
+              <w:t xml:space="preserve">📹 VIDEO:</w:t>
+            </w:r>
+          </w:p>
+          <w:p>
+            <w:pPr>
+              <w:spacing w:after="20" w:before="0"/>
+            </w:pPr>
+            <w:hyperlink w:history="1" r:id="rIdxzvyr7zxegppegselvzr8">
               <w:r>
                 <w:rPr>
                   <w:rFonts w:ascii="Arial" w:cs="Arial" w:eastAsia="Arial" w:hAnsi="Arial"/>
@@ -6654,6 +8006,22 @@
           </w:p>
           <w:p>
             <w:pPr>
+              <w:spacing w:after="20" w:before="0"/>
+            </w:pPr>
+            <w:r>
+              <w:rPr>
+                <w:rFonts w:ascii="Arial" w:cs="Arial" w:eastAsia="Arial" w:hAnsi="Arial"/>
+                <w:i/>
+                <w:iCs/>
+                <w:color w:val="595959"/>
+                <w:sz w:val="16"/>
+                <w:szCs w:val="16"/>
+              </w:rPr>
+              <w:t xml:space="preserve">Related topic: not an exact match for this lesson.</w:t>
+            </w:r>
+          </w:p>
+          <w:p>
+            <w:pPr>
               <w:spacing w:after="10" w:before="0"/>
               <w:ind w:left="120"/>
             </w:pPr>
@@ -6672,7 +8040,7 @@
               <w:spacing w:after="10" w:before="0"/>
               <w:ind w:left="120"/>
             </w:pPr>
-            <w:hyperlink w:history="1" r:id="rIdayqvxczpy-l1ycacyxz1r">
+            <w:hyperlink w:history="1" r:id="rIdzobjkf3f-evoeuwpmuovd">
               <w:r>
                 <w:rPr>
                   <w:rFonts w:ascii="Arial" w:cs="Arial" w:eastAsia="Arial" w:hAnsi="Arial"/>
@@ -6710,320 +8078,14 @@
                 <w:sz w:val="16"/>
                 <w:szCs w:val="16"/>
               </w:rPr>
-              <w:t xml:space="preserve">📖 EXERCISE:</w:t>
+              <w:t xml:space="preserve">📖 HTML:</w:t>
             </w:r>
           </w:p>
           <w:p>
             <w:pPr>
               <w:spacing w:after="20" w:before="0"/>
             </w:pPr>
-            <w:hyperlink w:history="1" r:id="rId5sbxmlz5e6fbzacpdxzem">
-              <w:r>
-                <w:rPr>
-                  <w:rFonts w:ascii="Arial" w:cs="Arial" w:eastAsia="Arial" w:hAnsi="Arial"/>
-                  <w:color w:val="2E75B6"/>
-                  <w:sz w:val="16"/>
-                  <w:szCs w:val="16"/>
-                  <w:u w:val="single" w:color="2E75B6"/>
-                </w:rPr>
-                <w:t xml:space="preserve">Thermal Conductors and Insulators Practice</w:t>
-              </w:r>
-            </w:hyperlink>
-          </w:p>
-          <w:p>
-            <w:pPr>
-              <w:spacing w:after="10" w:before="0"/>
-              <w:ind w:left="120"/>
-            </w:pPr>
-            <w:r>
-              <w:rPr>
-                <w:rFonts w:ascii="Arial" w:cs="Arial" w:eastAsia="Arial" w:hAnsi="Arial"/>
-                <w:color w:val="595959"/>
-                <w:sz w:val="14"/>
-                <w:szCs w:val="14"/>
-              </w:rPr>
-              <w:t xml:space="preserve">Source: CK-12</w:t>
-            </w:r>
-          </w:p>
-          <w:p>
-            <w:pPr>
-              <w:spacing w:after="10" w:before="0"/>
-              <w:ind w:left="120"/>
-            </w:pPr>
-            <w:hyperlink w:history="1" r:id="rIdpd5whynzb_q47dbmato3e">
-              <w:r>
-                <w:rPr>
-                  <w:rFonts w:ascii="Arial" w:cs="Arial" w:eastAsia="Arial" w:hAnsi="Arial"/>
-                  <w:color w:val="595959"/>
-                  <w:sz w:val="14"/>
-                  <w:szCs w:val="14"/>
-                  <w:u w:val="single" w:color="595959"/>
-                </w:rPr>
-                <w:t xml:space="preserve">🔍 Search ARES for similar readings</w:t>
-              </w:r>
-            </w:hyperlink>
-          </w:p>
-        </w:tc>
-        <w:tc>
-          <w:tcPr>
-            <w:tcW w:type="dxa" w:w="3040"/>
-            <w:shd w:fill="FFFFFF" w:color="auto" w:val="clear"/>
-            <w:tcMar>
-              <w:top w:type="dxa" w:w="60"/>
-              <w:left w:type="dxa" w:w="120"/>
-              <w:bottom w:type="dxa" w:w="60"/>
-              <w:right w:type="dxa" w:w="120"/>
-            </w:tcMar>
-            <w:vAlign w:val="top"/>
-          </w:tcPr>
-          <w:p>
-            <w:pPr>
-              <w:spacing w:after="40" w:before="0"/>
-              <w:jc w:val="left"/>
-            </w:pPr>
-            <w:r>
-              <w:rPr>
-                <w:rFonts w:ascii="Arial" w:cs="Arial" w:eastAsia="Arial" w:hAnsi="Arial"/>
-                <w:b w:val="false"/>
-                <w:bCs w:val="false"/>
-                <w:i w:val="false"/>
-                <w:iCs w:val="false"/>
-                <w:color w:val="000000"/>
-                <w:sz w:val="18"/>
-                <w:szCs w:val="18"/>
-              </w:rPr>
-              <w:t xml:space="preserve">Learners open their notebooks and view the Lesson 1 summary table on the board. The teacher re-displays the circuit test results: copper conducted easily, plastic did not conduct, graphite gave a dim glow, and silicon gave a faint flicker only in bright light. Each learner independently writes a response to this prompt: 'In Lesson 1 we said electrons need to move to create current. For the copper wire, something made it easy for electrons to move. For the plastic handle, something stopped them completely. For silicon, what do you think is different about how electrons are held inside the material? Draw or write your idea — any model is valid at this stage.' Learners have 3 minutes to write without discussion, then share with a partner for 1 minute.</w:t>
-            </w:r>
-          </w:p>
-        </w:tc>
-        <w:tc>
-          <w:tcPr>
-            <w:tcW w:type="dxa" w:w="3040"/>
-            <w:shd w:fill="F2F2F2" w:color="auto" w:val="clear"/>
-            <w:tcMar>
-              <w:top w:type="dxa" w:w="60"/>
-              <w:left w:type="dxa" w:w="120"/>
-              <w:bottom w:type="dxa" w:w="60"/>
-              <w:right w:type="dxa" w:w="120"/>
-            </w:tcMar>
-            <w:vAlign w:val="top"/>
-          </w:tcPr>
-          <w:p>
-            <w:pPr>
-              <w:spacing w:after="40" w:before="0"/>
-              <w:jc w:val="left"/>
-            </w:pPr>
-            <w:r>
-              <w:rPr>
-                <w:rFonts w:ascii="Arial" w:cs="Arial" w:eastAsia="Arial" w:hAnsi="Arial"/>
-                <w:b w:val="false"/>
-                <w:bCs w:val="false"/>
-                <w:i w:val="false"/>
-                <w:iCs w:val="false"/>
-                <w:color w:val="000000"/>
-                <w:sz w:val="18"/>
-                <w:szCs w:val="18"/>
-              </w:rPr>
-              <w:t xml:space="preserve">Display the prompt on the board and read it aloud. Say: 'You do not need the correct answer yet. I want to see what model you are already building in your mind. Every idea is worth writing down.' Set a visible 3-minute timer. Circulate silently — do not correct or affirm yet. After pair share, cold-call two or three learners: 'Amani, tell me one idea your partner had that surprised you.' Record three to four different learner ideas on the board in a column labelled LEARNER MODELS — these will be revisited at the end of the lesson. WAIT TIME: after each cold-call response, wait at least 5 seconds before speaking, allowing other learners to process.</w:t>
-            </w:r>
-          </w:p>
-        </w:tc>
-        <w:tc>
-          <w:tcPr>
-            <w:tcW w:type="dxa" w:w="3040"/>
-            <w:shd w:fill="FFFFFF" w:color="auto" w:val="clear"/>
-            <w:tcMar>
-              <w:top w:type="dxa" w:w="60"/>
-              <w:left w:type="dxa" w:w="120"/>
-              <w:bottom w:type="dxa" w:w="60"/>
-              <w:right w:type="dxa" w:w="120"/>
-            </w:tcMar>
-            <w:vAlign w:val="top"/>
-          </w:tcPr>
-          <w:p>
-            <w:pPr>
-              <w:spacing w:after="40" w:before="0"/>
-              <w:jc w:val="left"/>
-            </w:pPr>
-            <w:r>
-              <w:rPr>
-                <w:rFonts w:ascii="Arial" w:cs="Arial" w:eastAsia="Arial" w:hAnsi="Arial"/>
-                <w:b w:val="false"/>
-                <w:bCs w:val="false"/>
-                <w:i w:val="false"/>
-                <w:iCs w:val="false"/>
-                <w:color w:val="000000"/>
-                <w:sz w:val="18"/>
-                <w:szCs w:val="18"/>
-              </w:rPr>
-              <w:t xml:space="preserve">Elicitation of prior models — making learner thinking visible before instruction so misconceptions can be addressed explicitly. Recording ideas publicly signals that scientific thinking starts with honest uncertainty.</w:t>
-            </w:r>
-          </w:p>
-        </w:tc>
-        <w:tc>
-          <w:tcPr>
-            <w:tcW w:type="dxa" w:w="3040"/>
-            <w:shd w:fill="F2F2F2" w:color="auto" w:val="clear"/>
-            <w:tcMar>
-              <w:top w:type="dxa" w:w="60"/>
-              <w:left w:type="dxa" w:w="120"/>
-              <w:bottom w:type="dxa" w:w="60"/>
-              <w:right w:type="dxa" w:w="120"/>
-            </w:tcMar>
-            <w:vAlign w:val="top"/>
-          </w:tcPr>
-          <w:p>
-            <w:pPr>
-              <w:spacing w:after="40" w:before="0"/>
-              <w:jc w:val="left"/>
-            </w:pPr>
-            <w:r>
-              <w:rPr>
-                <w:rFonts w:ascii="Arial" w:cs="Arial" w:eastAsia="Arial" w:hAnsi="Arial"/>
-                <w:b w:val="false"/>
-                <w:bCs w:val="false"/>
-                <w:i w:val="false"/>
-                <w:iCs w:val="false"/>
-                <w:color w:val="000000"/>
-                <w:sz w:val="18"/>
-                <w:szCs w:val="18"/>
-              </w:rPr>
-              <w:t xml:space="preserve">Teacher scans written responses during circulation, noting whether learners think in terms of: (a) electron quantity, (b) electron freedom of movement, or (c) energy needed. This diagnostic informs how much scaffolding to provide during the Explain phase.</w:t>
-            </w:r>
-          </w:p>
-        </w:tc>
-      </w:tr>
-      <w:tr>
-        <w:tc>
-          <w:tcPr>
-            <w:tcW w:type="dxa" w:w="1520"/>
-            <w:shd w:fill="D9EEF1" w:color="auto" w:val="clear"/>
-            <w:tcMar>
-              <w:top w:type="dxa" w:w="60"/>
-              <w:left w:type="dxa" w:w="120"/>
-              <w:bottom w:type="dxa" w:w="60"/>
-              <w:right w:type="dxa" w:w="120"/>
-            </w:tcMar>
-            <w:vAlign w:val="top"/>
-          </w:tcPr>
-          <w:p>
-            <w:pPr>
-              <w:spacing w:after="40" w:before="0"/>
-              <w:jc w:val="left"/>
-            </w:pPr>
-            <w:r>
-              <w:rPr>
-                <w:rFonts w:ascii="Arial" w:cs="Arial" w:eastAsia="Arial" w:hAnsi="Arial"/>
-                <w:b/>
-                <w:bCs/>
-                <w:i w:val="false"/>
-                <w:iCs w:val="false"/>
-                <w:color w:val="000000"/>
-                <w:sz w:val="18"/>
-                <w:szCs w:val="18"/>
-              </w:rPr>
-              <w:t xml:space="preserve">Observe Phase</w:t>
-            </w:r>
-          </w:p>
-          <w:p>
-            <w:pPr>
-              <w:spacing w:after="20" w:before="0"/>
-            </w:pPr>
-            <w:r>
-              <w:rPr>
-                <w:rFonts w:ascii="Arial" w:cs="Arial" w:eastAsia="Arial" w:hAnsi="Arial"/>
-                <w:b/>
-                <w:bCs/>
-                <w:color w:val="1F3864"/>
-                <w:sz w:val="16"/>
-                <w:szCs w:val="16"/>
-              </w:rPr>
-              <w:t xml:space="preserve">📹 VIDEO:</w:t>
-            </w:r>
-          </w:p>
-          <w:p>
-            <w:pPr>
-              <w:spacing w:after="20" w:before="0"/>
-            </w:pPr>
-            <w:hyperlink w:history="1" r:id="rIdp-dvovrk7ysaoqilxwe47">
-              <w:r>
-                <w:rPr>
-                  <w:rFonts w:ascii="Arial" w:cs="Arial" w:eastAsia="Arial" w:hAnsi="Arial"/>
-                  <w:color w:val="2E75B6"/>
-                  <w:sz w:val="16"/>
-                  <w:szCs w:val="16"/>
-                  <w:u w:val="single" w:color="2E75B6"/>
-                </w:rPr>
-                <w:t xml:space="preserve">07 Conductors And Insulators</w:t>
-              </w:r>
-            </w:hyperlink>
-          </w:p>
-          <w:p>
-            <w:pPr>
-              <w:spacing w:after="10" w:before="0"/>
-              <w:ind w:left="120"/>
-            </w:pPr>
-            <w:r>
-              <w:rPr>
-                <w:rFonts w:ascii="Arial" w:cs="Arial" w:eastAsia="Arial" w:hAnsi="Arial"/>
-                <w:color w:val="595959"/>
-                <w:sz w:val="14"/>
-                <w:szCs w:val="14"/>
-              </w:rPr>
-              <w:t xml:space="preserve">Source: Seavuria</w:t>
-            </w:r>
-          </w:p>
-          <w:p>
-            <w:pPr>
-              <w:spacing w:after="10" w:before="0"/>
-              <w:ind w:left="120"/>
-            </w:pPr>
-            <w:hyperlink w:history="1" r:id="rIdck32lj16dc3rxr7js1gsr">
-              <w:r>
-                <w:rPr>
-                  <w:rFonts w:ascii="Arial" w:cs="Arial" w:eastAsia="Arial" w:hAnsi="Arial"/>
-                  <w:color w:val="595959"/>
-                  <w:sz w:val="14"/>
-                  <w:szCs w:val="14"/>
-                  <w:u w:val="single" w:color="595959"/>
-                </w:rPr>
-                <w:t xml:space="preserve">🔍 Search ARES for similar videos</w:t>
-              </w:r>
-            </w:hyperlink>
-          </w:p>
-          <w:p>
-            <w:pPr>
-              <w:spacing w:after="40" w:before="0"/>
-            </w:pPr>
-            <w:r>
-              <w:rPr>
-                <w:sz w:val="14"/>
-                <w:szCs w:val="14"/>
-              </w:rPr>
-              <w:t xml:space="preserve"/>
-            </w:r>
-          </w:p>
-          <w:p>
-            <w:pPr>
-              <w:spacing w:after="20" w:before="0"/>
-            </w:pPr>
-            <w:r>
-              <w:rPr>
-                <w:rFonts w:ascii="Arial" w:cs="Arial" w:eastAsia="Arial" w:hAnsi="Arial"/>
-                <w:b/>
-                <w:bCs/>
-                <w:color w:val="1F3864"/>
-                <w:sz w:val="16"/>
-                <w:szCs w:val="16"/>
-              </w:rPr>
-              <w:t xml:space="preserve">📖 HTML:</w:t>
-            </w:r>
-          </w:p>
-          <w:p>
-            <w:pPr>
-              <w:spacing w:after="20" w:before="0"/>
-            </w:pPr>
-            <w:hyperlink w:history="1" r:id="rIdxj28wdyxyhbkggdt6vv5j">
+            <w:hyperlink w:history="1" r:id="rIdtdm4uct-gi2qyh-pomzxg">
               <w:r>
                 <w:rPr>
                   <w:rFonts w:ascii="Arial" w:cs="Arial" w:eastAsia="Arial" w:hAnsi="Arial"/>
@@ -7038,6 +8100,22 @@
           </w:p>
           <w:p>
             <w:pPr>
+              <w:spacing w:after="20" w:before="0"/>
+            </w:pPr>
+            <w:r>
+              <w:rPr>
+                <w:rFonts w:ascii="Arial" w:cs="Arial" w:eastAsia="Arial" w:hAnsi="Arial"/>
+                <w:i/>
+                <w:iCs/>
+                <w:color w:val="595959"/>
+                <w:sz w:val="16"/>
+                <w:szCs w:val="16"/>
+              </w:rPr>
+              <w:t xml:space="preserve">Related topic: not an exact match for this lesson.</w:t>
+            </w:r>
+          </w:p>
+          <w:p>
+            <w:pPr>
               <w:spacing w:after="10" w:before="0"/>
               <w:ind w:left="120"/>
             </w:pPr>
@@ -7056,925 +8134,7 @@
               <w:spacing w:after="10" w:before="0"/>
               <w:ind w:left="120"/>
             </w:pPr>
-            <w:hyperlink w:history="1" r:id="rIdpk-m8rn-glyuei8trmtpi">
-              <w:r>
-                <w:rPr>
-                  <w:rFonts w:ascii="Arial" w:cs="Arial" w:eastAsia="Arial" w:hAnsi="Arial"/>
-                  <w:color w:val="595959"/>
-                  <w:sz w:val="14"/>
-                  <w:szCs w:val="14"/>
-                  <w:u w:val="single" w:color="595959"/>
-                </w:rPr>
-                <w:t xml:space="preserve">🔍 Search ARES for similar readings</w:t>
-              </w:r>
-            </w:hyperlink>
-          </w:p>
-        </w:tc>
-        <w:tc>
-          <w:tcPr>
-            <w:tcW w:type="dxa" w:w="3040"/>
-            <w:shd w:fill="FFFFFF" w:color="auto" w:val="clear"/>
-            <w:tcMar>
-              <w:top w:type="dxa" w:w="60"/>
-              <w:left w:type="dxa" w:w="120"/>
-              <w:bottom w:type="dxa" w:w="60"/>
-              <w:right w:type="dxa" w:w="120"/>
-            </w:tcMar>
-            <w:vAlign w:val="top"/>
-          </w:tcPr>
-          <w:p>
-            <w:pPr>
-              <w:spacing w:after="40" w:before="0"/>
-              <w:jc w:val="left"/>
-            </w:pPr>
-            <w:r>
-              <w:rPr>
-                <w:rFonts w:ascii="Arial" w:cs="Arial" w:eastAsia="Arial" w:hAnsi="Arial"/>
-                <w:b w:val="false"/>
-                <w:bCs w:val="false"/>
-                <w:i w:val="false"/>
-                <w:iCs w:val="false"/>
-                <w:color w:val="000000"/>
-                <w:sz w:val="18"/>
-                <w:szCs w:val="18"/>
-              </w:rPr>
-              <w:t xml:space="preserve">The teacher projects or draws a simple staircase diagram — labelled as a Nairobi market with two floors. Ground floor is labelled VALENCE BAND (electrons at rest, bound to atoms). Upper floor is labelled CONDUCTION BAND (electrons free to move and carry current). The gap between floors is labelled BAND GAP. The teacher then shows three versions of this diagram side by side: (1) Metal — the two floors overlap so electrons flow freely between them at all times. (2) Insulator — the gap between floors is very tall (like a three-storey climb with no stairs) so virtually no electron can make the jump at room temperature. (3) Semiconductor — the gap is small (a single step) so a few electrons can jump across with a small push of energy such as heat or light. Learners observe quietly for 90 seconds, then answer in their notebooks: 'Which diagram matches copper? Which matches plastic? Which matches silicon? How do you know?'</w:t>
-            </w:r>
-          </w:p>
-        </w:tc>
-        <w:tc>
-          <w:tcPr>
-            <w:tcW w:type="dxa" w:w="3040"/>
-            <w:shd w:fill="F2F2F2" w:color="auto" w:val="clear"/>
-            <w:tcMar>
-              <w:top w:type="dxa" w:w="60"/>
-              <w:left w:type="dxa" w:w="120"/>
-              <w:bottom w:type="dxa" w:w="60"/>
-              <w:right w:type="dxa" w:w="120"/>
-            </w:tcMar>
-            <w:vAlign w:val="top"/>
-          </w:tcPr>
-          <w:p>
-            <w:pPr>
-              <w:spacing w:after="40" w:before="0"/>
-              <w:jc w:val="left"/>
-            </w:pPr>
-            <w:r>
-              <w:rPr>
-                <w:rFonts w:ascii="Arial" w:cs="Arial" w:eastAsia="Arial" w:hAnsi="Arial"/>
-                <w:b w:val="false"/>
-                <w:bCs w:val="false"/>
-                <w:i w:val="false"/>
-                <w:iCs w:val="false"/>
-                <w:color w:val="000000"/>
-                <w:sz w:val="18"/>
-                <w:szCs w:val="18"/>
-              </w:rPr>
-              <w:t xml:space="preserve">Draw or project each diagram slowly, narrating as you go: 'Imagine electrons are shoppers on the ground floor of Gikomba Market. To carry current — to do useful work — they need to reach the upper floor where they can move freely. For copper, there is no wall between floors — shoppers move up and down without effort. For plastic, the upper floor is three storeys above with no staircase — almost no shopper can reach it. For silicon, there is a small step — most shoppers stay below, but if a shopper gets a push — from sunlight, from heat — some can jump up.' Point explicitly to the band gap on each diagram. Say: 'The size of this gap is the single most important idea in this lesson.' WAIT TIME: After drawing all three, pause for 30 seconds of silent observation before asking learners to write.</w:t>
-            </w:r>
-          </w:p>
-        </w:tc>
-        <w:tc>
-          <w:tcPr>
-            <w:tcW w:type="dxa" w:w="3040"/>
-            <w:shd w:fill="FFFFFF" w:color="auto" w:val="clear"/>
-            <w:tcMar>
-              <w:top w:type="dxa" w:w="60"/>
-              <w:left w:type="dxa" w:w="120"/>
-              <w:bottom w:type="dxa" w:w="60"/>
-              <w:right w:type="dxa" w:w="120"/>
-            </w:tcMar>
-            <w:vAlign w:val="top"/>
-          </w:tcPr>
-          <w:p>
-            <w:pPr>
-              <w:spacing w:after="40" w:before="0"/>
-              <w:jc w:val="left"/>
-            </w:pPr>
-            <w:r>
-              <w:rPr>
-                <w:rFonts w:ascii="Arial" w:cs="Arial" w:eastAsia="Arial" w:hAnsi="Arial"/>
-                <w:b w:val="false"/>
-                <w:bCs w:val="false"/>
-                <w:i w:val="false"/>
-                <w:iCs w:val="false"/>
-                <w:color w:val="000000"/>
-                <w:sz w:val="18"/>
-                <w:szCs w:val="18"/>
-              </w:rPr>
-              <w:t xml:space="preserve">Concrete analogy bridging (market staircase to band diagram) followed by immediate application — learners must map the analogy back onto familiar materials from Lesson 1. This reinforces that the model is built to explain real observations.</w:t>
-            </w:r>
-          </w:p>
-        </w:tc>
-        <w:tc>
-          <w:tcPr>
-            <w:tcW w:type="dxa" w:w="3040"/>
-            <w:shd w:fill="F2F2F2" w:color="auto" w:val="clear"/>
-            <w:tcMar>
-              <w:top w:type="dxa" w:w="60"/>
-              <w:left w:type="dxa" w:w="120"/>
-              <w:bottom w:type="dxa" w:w="60"/>
-              <w:right w:type="dxa" w:w="120"/>
-            </w:tcMar>
-            <w:vAlign w:val="top"/>
-          </w:tcPr>
-          <w:p>
-            <w:pPr>
-              <w:spacing w:after="40" w:before="0"/>
-              <w:jc w:val="left"/>
-            </w:pPr>
-            <w:r>
-              <w:rPr>
-                <w:rFonts w:ascii="Arial" w:cs="Arial" w:eastAsia="Arial" w:hAnsi="Arial"/>
-                <w:b w:val="false"/>
-                <w:bCs w:val="false"/>
-                <w:i w:val="false"/>
-                <w:iCs w:val="false"/>
-                <w:color w:val="000000"/>
-                <w:sz w:val="18"/>
-                <w:szCs w:val="18"/>
-              </w:rPr>
-              <w:t xml:space="preserve">Teacher collects or scans notebook responses. Correct matching (copper = overlap, plastic = large gap, silicon = small gap) with a reason demonstrates readiness for model construction. Learners who match correctly but cannot state a reason need targeted support during Model Building.</w:t>
-            </w:r>
-          </w:p>
-        </w:tc>
-      </w:tr>
-      <w:tr>
-        <w:tc>
-          <w:tcPr>
-            <w:tcW w:type="dxa" w:w="1520"/>
-            <w:shd w:fill="E2EFDA" w:color="auto" w:val="clear"/>
-            <w:tcMar>
-              <w:top w:type="dxa" w:w="60"/>
-              <w:left w:type="dxa" w:w="120"/>
-              <w:bottom w:type="dxa" w:w="60"/>
-              <w:right w:type="dxa" w:w="120"/>
-            </w:tcMar>
-            <w:vAlign w:val="top"/>
-          </w:tcPr>
-          <w:p>
-            <w:pPr>
-              <w:spacing w:after="40" w:before="0"/>
-              <w:jc w:val="left"/>
-            </w:pPr>
-            <w:r>
-              <w:rPr>
-                <w:rFonts w:ascii="Arial" w:cs="Arial" w:eastAsia="Arial" w:hAnsi="Arial"/>
-                <w:b/>
-                <w:bCs/>
-                <w:i w:val="false"/>
-                <w:iCs w:val="false"/>
-                <w:color w:val="000000"/>
-                <w:sz w:val="18"/>
-                <w:szCs w:val="18"/>
-              </w:rPr>
-              <w:t xml:space="preserve">Explain Phase</w:t>
-            </w:r>
-          </w:p>
-          <w:p>
-            <w:pPr>
-              <w:spacing w:after="20" w:before="0"/>
-            </w:pPr>
-            <w:r>
-              <w:rPr>
-                <w:rFonts w:ascii="Arial" w:cs="Arial" w:eastAsia="Arial" w:hAnsi="Arial"/>
-                <w:b/>
-                <w:bCs/>
-                <w:color w:val="1F3864"/>
-                <w:sz w:val="16"/>
-                <w:szCs w:val="16"/>
-              </w:rPr>
-              <w:t xml:space="preserve">📹 VIDEO:</w:t>
-            </w:r>
-          </w:p>
-          <w:p>
-            <w:pPr>
-              <w:spacing w:after="20" w:before="0"/>
-            </w:pPr>
-            <w:hyperlink w:history="1" r:id="rIds2xfkghoaozy5hru9ykez">
-              <w:r>
-                <w:rPr>
-                  <w:rFonts w:ascii="Arial" w:cs="Arial" w:eastAsia="Arial" w:hAnsi="Arial"/>
-                  <w:color w:val="2E75B6"/>
-                  <w:sz w:val="16"/>
-                  <w:szCs w:val="16"/>
-                  <w:u w:val="single" w:color="2E75B6"/>
-                </w:rPr>
-                <w:t xml:space="preserve">02 Conductors Insulators And Semi Conductors</w:t>
-              </w:r>
-            </w:hyperlink>
-          </w:p>
-          <w:p>
-            <w:pPr>
-              <w:spacing w:after="10" w:before="0"/>
-              <w:ind w:left="120"/>
-            </w:pPr>
-            <w:r>
-              <w:rPr>
-                <w:rFonts w:ascii="Arial" w:cs="Arial" w:eastAsia="Arial" w:hAnsi="Arial"/>
-                <w:color w:val="595959"/>
-                <w:sz w:val="14"/>
-                <w:szCs w:val="14"/>
-              </w:rPr>
-              <w:t xml:space="preserve">Source: Seavuria</w:t>
-            </w:r>
-          </w:p>
-          <w:p>
-            <w:pPr>
-              <w:spacing w:after="10" w:before="0"/>
-              <w:ind w:left="120"/>
-            </w:pPr>
-            <w:hyperlink w:history="1" r:id="rIdzff7v8ikbvsxjd0q2suec">
-              <w:r>
-                <w:rPr>
-                  <w:rFonts w:ascii="Arial" w:cs="Arial" w:eastAsia="Arial" w:hAnsi="Arial"/>
-                  <w:color w:val="595959"/>
-                  <w:sz w:val="14"/>
-                  <w:szCs w:val="14"/>
-                  <w:u w:val="single" w:color="595959"/>
-                </w:rPr>
-                <w:t xml:space="preserve">🔍 Search ARES for similar videos</w:t>
-              </w:r>
-            </w:hyperlink>
-          </w:p>
-          <w:p>
-            <w:pPr>
-              <w:spacing w:after="40" w:before="0"/>
-            </w:pPr>
-            <w:r>
-              <w:rPr>
-                <w:sz w:val="14"/>
-                <w:szCs w:val="14"/>
-              </w:rPr>
-              <w:t xml:space="preserve"/>
-            </w:r>
-          </w:p>
-          <w:p>
-            <w:pPr>
-              <w:spacing w:after="20" w:before="0"/>
-            </w:pPr>
-            <w:r>
-              <w:rPr>
-                <w:rFonts w:ascii="Arial" w:cs="Arial" w:eastAsia="Arial" w:hAnsi="Arial"/>
-                <w:b/>
-                <w:bCs/>
-                <w:color w:val="1F3864"/>
-                <w:sz w:val="16"/>
-                <w:szCs w:val="16"/>
-              </w:rPr>
-              <w:t xml:space="preserve">📖 EXERCISE:</w:t>
-            </w:r>
-          </w:p>
-          <w:p>
-            <w:pPr>
-              <w:spacing w:after="20" w:before="0"/>
-            </w:pPr>
-            <w:hyperlink w:history="1" r:id="rIdrialgykw2tmtggv4secfg">
-              <w:r>
-                <w:rPr>
-                  <w:rFonts w:ascii="Arial" w:cs="Arial" w:eastAsia="Arial" w:hAnsi="Arial"/>
-                  <w:color w:val="2E75B6"/>
-                  <w:sz w:val="16"/>
-                  <w:szCs w:val="16"/>
-                  <w:u w:val="single" w:color="2E75B6"/>
-                </w:rPr>
-                <w:t xml:space="preserve">Electric Conductors and Insulators Practice</w:t>
-              </w:r>
-            </w:hyperlink>
-          </w:p>
-          <w:p>
-            <w:pPr>
-              <w:spacing w:after="10" w:before="0"/>
-              <w:ind w:left="120"/>
-            </w:pPr>
-            <w:r>
-              <w:rPr>
-                <w:rFonts w:ascii="Arial" w:cs="Arial" w:eastAsia="Arial" w:hAnsi="Arial"/>
-                <w:color w:val="595959"/>
-                <w:sz w:val="14"/>
-                <w:szCs w:val="14"/>
-              </w:rPr>
-              <w:t xml:space="preserve">Source: CK-12</w:t>
-            </w:r>
-          </w:p>
-          <w:p>
-            <w:pPr>
-              <w:spacing w:after="10" w:before="0"/>
-              <w:ind w:left="120"/>
-            </w:pPr>
-            <w:hyperlink w:history="1" r:id="rIduzo1dgeoklaziueiwcxir">
-              <w:r>
-                <w:rPr>
-                  <w:rFonts w:ascii="Arial" w:cs="Arial" w:eastAsia="Arial" w:hAnsi="Arial"/>
-                  <w:color w:val="595959"/>
-                  <w:sz w:val="14"/>
-                  <w:szCs w:val="14"/>
-                  <w:u w:val="single" w:color="595959"/>
-                </w:rPr>
-                <w:t xml:space="preserve">🔍 Search ARES for similar readings</w:t>
-              </w:r>
-            </w:hyperlink>
-          </w:p>
-        </w:tc>
-        <w:tc>
-          <w:tcPr>
-            <w:tcW w:type="dxa" w:w="3040"/>
-            <w:shd w:fill="FFFFFF" w:color="auto" w:val="clear"/>
-            <w:tcMar>
-              <w:top w:type="dxa" w:w="60"/>
-              <w:left w:type="dxa" w:w="120"/>
-              <w:bottom w:type="dxa" w:w="60"/>
-              <w:right w:type="dxa" w:w="120"/>
-            </w:tcMar>
-            <w:vAlign w:val="top"/>
-          </w:tcPr>
-          <w:p>
-            <w:pPr>
-              <w:spacing w:after="40" w:before="0"/>
-              <w:jc w:val="left"/>
-            </w:pPr>
-            <w:r>
-              <w:rPr>
-                <w:rFonts w:ascii="Arial" w:cs="Arial" w:eastAsia="Arial" w:hAnsi="Arial"/>
-                <w:b w:val="false"/>
-                <w:bCs w:val="false"/>
-                <w:i w:val="false"/>
-                <w:iCs w:val="false"/>
-                <w:color w:val="000000"/>
-                <w:sz w:val="18"/>
-                <w:szCs w:val="18"/>
-              </w:rPr>
-              <w:t xml:space="preserve">Working in groups of three, learners receive a blank band diagram template (three side-by-side boxes with a horizontal dividing space). Each group labels and annotates all three diagrams — conductor, insulator, semiconductor — using the following required labels: valence band, conduction band, band gap, arrow showing electron jump for semiconductor, and a note on whether the band gap is large, zero/overlapping, or small. Groups then answer two focus questions in writing: (1) 'A material has a band gap of 1.1 electron-volts — roughly the energy of visible light. What class of material is this? How does this fact connect to a solar panel?' (2) 'Why can plastic never conduct electricity no matter how much sunlight hits it?' Each group nominates a spokesperson to share one answer with the class.</w:t>
-            </w:r>
-          </w:p>
-        </w:tc>
-        <w:tc>
-          <w:tcPr>
-            <w:tcW w:type="dxa" w:w="3040"/>
-            <w:shd w:fill="F2F2F2" w:color="auto" w:val="clear"/>
-            <w:tcMar>
-              <w:top w:type="dxa" w:w="60"/>
-              <w:left w:type="dxa" w:w="120"/>
-              <w:bottom w:type="dxa" w:w="60"/>
-              <w:right w:type="dxa" w:w="120"/>
-            </w:tcMar>
-            <w:vAlign w:val="top"/>
-          </w:tcPr>
-          <w:p>
-            <w:pPr>
-              <w:spacing w:after="40" w:before="0"/>
-              <w:jc w:val="left"/>
-            </w:pPr>
-            <w:r>
-              <w:rPr>
-                <w:rFonts w:ascii="Arial" w:cs="Arial" w:eastAsia="Arial" w:hAnsi="Arial"/>
-                <w:b w:val="false"/>
-                <w:bCs w:val="false"/>
-                <w:i w:val="false"/>
-                <w:iCs w:val="false"/>
-                <w:color w:val="000000"/>
-                <w:sz w:val="18"/>
-                <w:szCs w:val="18"/>
-              </w:rPr>
-              <w:t xml:space="preserve">Distribute the blank templates. Say: 'Your job as a group is to build the model — not just copy it. Every label must be in your own words on the diagram.' Circulate and use targeted questions: 'What does the arrow on the semiconductor diagram represent physically — what is actually moving?' and 'If I made the band gap even smaller, what would happen to conductivity?' For the focus questions, prompt deeper thinking: 'Question one connects directly to why Mama Akinyi in Kajiado has a silicon solar panel and not a copper one or a plastic one. Think about that.' After spokesperson sharing, address the whole class: 'Notice that 1.1 eV matches the energy of visible light photons — this is not an accident. Silicon was chosen for solar panels precisely because its band gap matches sunlight energy. This is engineering using physics.' WAIT TIME: After each spokesperson, wait 6 seconds before responding, allowing peer evaluation.</w:t>
-            </w:r>
-          </w:p>
-        </w:tc>
-        <w:tc>
-          <w:tcPr>
-            <w:tcW w:type="dxa" w:w="3040"/>
-            <w:shd w:fill="FFFFFF" w:color="auto" w:val="clear"/>
-            <w:tcMar>
-              <w:top w:type="dxa" w:w="60"/>
-              <w:left w:type="dxa" w:w="120"/>
-              <w:bottom w:type="dxa" w:w="60"/>
-              <w:right w:type="dxa" w:w="120"/>
-            </w:tcMar>
-            <w:vAlign w:val="top"/>
-          </w:tcPr>
-          <w:p>
-            <w:pPr>
-              <w:spacing w:after="40" w:before="0"/>
-              <w:jc w:val="left"/>
-            </w:pPr>
-            <w:r>
-              <w:rPr>
-                <w:rFonts w:ascii="Arial" w:cs="Arial" w:eastAsia="Arial" w:hAnsi="Arial"/>
-                <w:b w:val="false"/>
-                <w:bCs w:val="false"/>
-                <w:i w:val="false"/>
-                <w:iCs w:val="false"/>
-                <w:color w:val="000000"/>
-                <w:sz w:val="18"/>
-                <w:szCs w:val="18"/>
-              </w:rPr>
-              <w:t xml:space="preserve">Collaborative model construction followed by application questions that bridge back to the anchoring phenomenon. The focus questions are deliberately sequenced — question one anchors forward to solar cells, question two anchors backward to the insulator evidence from Lesson 1.</w:t>
-            </w:r>
-          </w:p>
-        </w:tc>
-        <w:tc>
-          <w:tcPr>
-            <w:tcW w:type="dxa" w:w="3040"/>
-            <w:shd w:fill="F2F2F2" w:color="auto" w:val="clear"/>
-            <w:tcMar>
-              <w:top w:type="dxa" w:w="60"/>
-              <w:left w:type="dxa" w:w="120"/>
-              <w:bottom w:type="dxa" w:w="60"/>
-              <w:right w:type="dxa" w:w="120"/>
-            </w:tcMar>
-            <w:vAlign w:val="top"/>
-          </w:tcPr>
-          <w:p>
-            <w:pPr>
-              <w:spacing w:after="40" w:before="0"/>
-              <w:jc w:val="left"/>
-            </w:pPr>
-            <w:r>
-              <w:rPr>
-                <w:rFonts w:ascii="Arial" w:cs="Arial" w:eastAsia="Arial" w:hAnsi="Arial"/>
-                <w:b w:val="false"/>
-                <w:bCs w:val="false"/>
-                <w:i w:val="false"/>
-                <w:iCs w:val="false"/>
-                <w:color w:val="000000"/>
-                <w:sz w:val="18"/>
-                <w:szCs w:val="18"/>
-              </w:rPr>
-              <w:t xml:space="preserve">Circulate and use a mental checklist: Does the diagram show all five required labels? Is the semiconductor band gap drawn noticeably smaller than the insulator gap? Does the electron-jump arrow appear only on the semiconductor diagram? Groups missing two or more elements receive a targeted prompt card with a corrective question rather than a direct answer.</w:t>
-            </w:r>
-          </w:p>
-        </w:tc>
-      </w:tr>
-      <w:tr>
-        <w:tc>
-          <w:tcPr>
-            <w:tcW w:type="dxa" w:w="1520"/>
-            <w:shd w:fill="FCE4D6" w:color="auto" w:val="clear"/>
-            <w:tcMar>
-              <w:top w:type="dxa" w:w="60"/>
-              <w:left w:type="dxa" w:w="120"/>
-              <w:bottom w:type="dxa" w:w="60"/>
-              <w:right w:type="dxa" w:w="120"/>
-            </w:tcMar>
-            <w:vAlign w:val="top"/>
-          </w:tcPr>
-          <w:p>
-            <w:pPr>
-              <w:spacing w:after="40" w:before="0"/>
-              <w:jc w:val="left"/>
-            </w:pPr>
-            <w:r>
-              <w:rPr>
-                <w:rFonts w:ascii="Arial" w:cs="Arial" w:eastAsia="Arial" w:hAnsi="Arial"/>
-                <w:b/>
-                <w:bCs/>
-                <w:i w:val="false"/>
-                <w:iCs w:val="false"/>
-                <w:color w:val="000000"/>
-                <w:sz w:val="18"/>
-                <w:szCs w:val="18"/>
-              </w:rPr>
-              <w:t xml:space="preserve">Driving Question Board (DQB) Creation</w:t>
-            </w:r>
-          </w:p>
-          <w:p>
-            <w:pPr>
-              <w:spacing w:after="20" w:before="0"/>
-            </w:pPr>
-            <w:r>
-              <w:rPr>
-                <w:rFonts w:ascii="Arial" w:cs="Arial" w:eastAsia="Arial" w:hAnsi="Arial"/>
-                <w:b/>
-                <w:bCs/>
-                <w:color w:val="1F3864"/>
-                <w:sz w:val="16"/>
-                <w:szCs w:val="16"/>
-              </w:rPr>
-              <w:t xml:space="preserve">📹 VIDEO:</w:t>
-            </w:r>
-          </w:p>
-          <w:p>
-            <w:pPr>
-              <w:spacing w:after="20" w:before="0"/>
-            </w:pPr>
-            <w:hyperlink w:history="1" r:id="rIdatjntfmb98hitueiqljnh">
-              <w:r>
-                <w:rPr>
-                  <w:rFonts w:ascii="Arial" w:cs="Arial" w:eastAsia="Arial" w:hAnsi="Arial"/>
-                  <w:color w:val="2E75B6"/>
-                  <w:sz w:val="16"/>
-                  <w:szCs w:val="16"/>
-                  <w:u w:val="single" w:color="2E75B6"/>
-                </w:rPr>
-                <w:t xml:space="preserve">Conductors and insulators</w:t>
-              </w:r>
-            </w:hyperlink>
-          </w:p>
-          <w:p>
-            <w:pPr>
-              <w:spacing w:after="10" w:before="0"/>
-              <w:ind w:left="120"/>
-            </w:pPr>
-            <w:r>
-              <w:rPr>
-                <w:rFonts w:ascii="Arial" w:cs="Arial" w:eastAsia="Arial" w:hAnsi="Arial"/>
-                <w:color w:val="595959"/>
-                <w:sz w:val="14"/>
-                <w:szCs w:val="14"/>
-              </w:rPr>
-              <w:t xml:space="preserve">Source: Khan Academy (English - US curriculum)</w:t>
-            </w:r>
-          </w:p>
-          <w:p>
-            <w:pPr>
-              <w:spacing w:after="10" w:before="0"/>
-              <w:ind w:left="120"/>
-            </w:pPr>
-            <w:hyperlink w:history="1" r:id="rIdlozpfiri3poumwnmhfexb">
-              <w:r>
-                <w:rPr>
-                  <w:rFonts w:ascii="Arial" w:cs="Arial" w:eastAsia="Arial" w:hAnsi="Arial"/>
-                  <w:color w:val="595959"/>
-                  <w:sz w:val="14"/>
-                  <w:szCs w:val="14"/>
-                  <w:u w:val="single" w:color="595959"/>
-                </w:rPr>
-                <w:t xml:space="preserve">🔍 Search ARES for similar videos</w:t>
-              </w:r>
-            </w:hyperlink>
-          </w:p>
-          <w:p>
-            <w:pPr>
-              <w:spacing w:after="40" w:before="0"/>
-            </w:pPr>
-            <w:r>
-              <w:rPr>
-                <w:sz w:val="14"/>
-                <w:szCs w:val="14"/>
-              </w:rPr>
-              <w:t xml:space="preserve"/>
-            </w:r>
-          </w:p>
-          <w:p>
-            <w:pPr>
-              <w:spacing w:after="20" w:before="0"/>
-            </w:pPr>
-            <w:r>
-              <w:rPr>
-                <w:rFonts w:ascii="Arial" w:cs="Arial" w:eastAsia="Arial" w:hAnsi="Arial"/>
-                <w:b/>
-                <w:bCs/>
-                <w:color w:val="1F3864"/>
-                <w:sz w:val="16"/>
-                <w:szCs w:val="16"/>
-              </w:rPr>
-              <w:t xml:space="preserve">📖 HTML:</w:t>
-            </w:r>
-          </w:p>
-          <w:p>
-            <w:pPr>
-              <w:spacing w:after="20" w:before="0"/>
-            </w:pPr>
-            <w:hyperlink w:history="1" r:id="rIdosn1ikyh6pa-b9n-198hq">
-              <w:r>
-                <w:rPr>
-                  <w:rFonts w:ascii="Arial" w:cs="Arial" w:eastAsia="Arial" w:hAnsi="Arial"/>
-                  <w:color w:val="2E75B6"/>
-                  <w:sz w:val="16"/>
-                  <w:szCs w:val="16"/>
-                  <w:u w:val="single" w:color="2E75B6"/>
-                </w:rPr>
-                <w:t xml:space="preserve">Circuit Construction Kit: DC</w:t>
-              </w:r>
-            </w:hyperlink>
-          </w:p>
-          <w:p>
-            <w:pPr>
-              <w:spacing w:after="10" w:before="0"/>
-              <w:ind w:left="120"/>
-            </w:pPr>
-            <w:r>
-              <w:rPr>
-                <w:rFonts w:ascii="Arial" w:cs="Arial" w:eastAsia="Arial" w:hAnsi="Arial"/>
-                <w:color w:val="595959"/>
-                <w:sz w:val="14"/>
-                <w:szCs w:val="14"/>
-              </w:rPr>
-              <w:t xml:space="preserve">Source: PhET Interactive Simulations (English)</w:t>
-            </w:r>
-          </w:p>
-          <w:p>
-            <w:pPr>
-              <w:spacing w:after="10" w:before="0"/>
-              <w:ind w:left="120"/>
-            </w:pPr>
-            <w:hyperlink w:history="1" r:id="rIdsucez2_oygorcrlbecze5">
-              <w:r>
-                <w:rPr>
-                  <w:rFonts w:ascii="Arial" w:cs="Arial" w:eastAsia="Arial" w:hAnsi="Arial"/>
-                  <w:color w:val="595959"/>
-                  <w:sz w:val="14"/>
-                  <w:szCs w:val="14"/>
-                  <w:u w:val="single" w:color="595959"/>
-                </w:rPr>
-                <w:t xml:space="preserve">🔍 Search ARES for similar readings</w:t>
-              </w:r>
-            </w:hyperlink>
-          </w:p>
-        </w:tc>
-        <w:tc>
-          <w:tcPr>
-            <w:tcW w:type="dxa" w:w="3040"/>
-            <w:shd w:fill="FFFFFF" w:color="auto" w:val="clear"/>
-            <w:tcMar>
-              <w:top w:type="dxa" w:w="60"/>
-              <w:left w:type="dxa" w:w="120"/>
-              <w:bottom w:type="dxa" w:w="60"/>
-              <w:right w:type="dxa" w:w="120"/>
-            </w:tcMar>
-            <w:vAlign w:val="top"/>
-          </w:tcPr>
-          <w:p>
-            <w:pPr>
-              <w:spacing w:after="40" w:before="0"/>
-              <w:jc w:val="left"/>
-            </w:pPr>
-            <w:r>
-              <w:rPr>
-                <w:rFonts w:ascii="Arial" w:cs="Arial" w:eastAsia="Arial" w:hAnsi="Arial"/>
-                <w:b w:val="false"/>
-                <w:bCs w:val="false"/>
-                <w:i w:val="false"/>
-                <w:iCs w:val="false"/>
-                <w:color w:val="000000"/>
-                <w:sz w:val="18"/>
-                <w:szCs w:val="18"/>
-              </w:rPr>
-              <w:t xml:space="preserve">The teacher projects the class Driving Question Board started in Lesson 1. Learners individually revisit the Kajiado solar panel phenomenon using the new model. Each learner writes on a sticky note — or in their notebook if physical notes are unavailable — a response to this sentence stem: 'Now that I know about energy bands, I can partially explain... but I still wonder...' The first part should reference the band model. Learners add their notes to the DQB under two columns: EVIDENCE WE NOW HAVE and QUESTIONS WE STILL NEED TO ANSWER. The teacher reads selected entries aloud, clustering similar questions together.</w:t>
-            </w:r>
-          </w:p>
-        </w:tc>
-        <w:tc>
-          <w:tcPr>
-            <w:tcW w:type="dxa" w:w="3040"/>
-            <w:shd w:fill="F2F2F2" w:color="auto" w:val="clear"/>
-            <w:tcMar>
-              <w:top w:type="dxa" w:w="60"/>
-              <w:left w:type="dxa" w:w="120"/>
-              <w:bottom w:type="dxa" w:w="60"/>
-              <w:right w:type="dxa" w:w="120"/>
-            </w:tcMar>
-            <w:vAlign w:val="top"/>
-          </w:tcPr>
-          <w:p>
-            <w:pPr>
-              <w:spacing w:after="40" w:before="0"/>
-              <w:jc w:val="left"/>
-            </w:pPr>
-            <w:r>
-              <w:rPr>
-                <w:rFonts w:ascii="Arial" w:cs="Arial" w:eastAsia="Arial" w:hAnsi="Arial"/>
-                <w:b w:val="false"/>
-                <w:bCs w:val="false"/>
-                <w:i w:val="false"/>
-                <w:iCs w:val="false"/>
-                <w:color w:val="000000"/>
-                <w:sz w:val="18"/>
-                <w:szCs w:val="18"/>
-              </w:rPr>
-              <w:t xml:space="preserve">Read the driving question aloud: 'Why does a silicon solar panel on a Kajiado farm produce less power in hot afternoon sun than on a cool morning — and what is special about silicon?' Say: 'Two lessons ago this question had no answer. Today you have built a model. What part of this question can your model now touch?' After learners write, cluster the sticky notes publicly, narrating the groupings: 'Several of you can now explain why silicon conducts at all — that belongs in the EVIDENCE column. Several of you are asking why heat makes it worse, not better — that question goes in the STILL WONDERING column and we will investigate it in Lesson 3.' Say explicitly: 'A good scientist does not pretend the model answers everything. Knowing the boundary of your model is a skill.' WAIT TIME: After reading each cluster aloud, pause 4 seconds before moving to the next.</w:t>
-            </w:r>
-          </w:p>
-        </w:tc>
-        <w:tc>
-          <w:tcPr>
-            <w:tcW w:type="dxa" w:w="3040"/>
-            <w:shd w:fill="FFFFFF" w:color="auto" w:val="clear"/>
-            <w:tcMar>
-              <w:top w:type="dxa" w:w="60"/>
-              <w:left w:type="dxa" w:w="120"/>
-              <w:bottom w:type="dxa" w:w="60"/>
-              <w:right w:type="dxa" w:w="120"/>
-            </w:tcMar>
-            <w:vAlign w:val="top"/>
-          </w:tcPr>
-          <w:p>
-            <w:pPr>
-              <w:spacing w:after="40" w:before="0"/>
-              <w:jc w:val="left"/>
-            </w:pPr>
-            <w:r>
-              <w:rPr>
-                <w:rFonts w:ascii="Arial" w:cs="Arial" w:eastAsia="Arial" w:hAnsi="Arial"/>
-                <w:b w:val="false"/>
-                <w:bCs w:val="false"/>
-                <w:i w:val="false"/>
-                <w:iCs w:val="false"/>
-                <w:color w:val="000000"/>
-                <w:sz w:val="18"/>
-                <w:szCs w:val="18"/>
-              </w:rPr>
-              <w:t xml:space="preserve">Public DQB update consolidates learning and makes the boundary of current knowledge visible. Clustering questions helps learners see that their confusion is shared and that the storyline is designed to address each cluster in turn.</w:t>
-            </w:r>
-          </w:p>
-        </w:tc>
-        <w:tc>
-          <w:tcPr>
-            <w:tcW w:type="dxa" w:w="3040"/>
-            <w:shd w:fill="F2F2F2" w:color="auto" w:val="clear"/>
-            <w:tcMar>
-              <w:top w:type="dxa" w:w="60"/>
-              <w:left w:type="dxa" w:w="120"/>
-              <w:bottom w:type="dxa" w:w="60"/>
-              <w:right w:type="dxa" w:w="120"/>
-            </w:tcMar>
-            <w:vAlign w:val="top"/>
-          </w:tcPr>
-          <w:p>
-            <w:pPr>
-              <w:spacing w:after="40" w:before="0"/>
-              <w:jc w:val="left"/>
-            </w:pPr>
-            <w:r>
-              <w:rPr>
-                <w:rFonts w:ascii="Arial" w:cs="Arial" w:eastAsia="Arial" w:hAnsi="Arial"/>
-                <w:b w:val="false"/>
-                <w:bCs w:val="false"/>
-                <w:i w:val="false"/>
-                <w:iCs w:val="false"/>
-                <w:color w:val="000000"/>
-                <w:sz w:val="18"/>
-                <w:szCs w:val="18"/>
-              </w:rPr>
-              <w:t xml:space="preserve">Quality of the EVIDENCE entries reveals whether learners can connect band theory to the phenomenon. Entries that say only 'silicon has a small band gap' without linking to electron movement or photon energy indicate surface-level engagement and flag learners needing reinforcement in Lesson 3.</w:t>
-            </w:r>
-          </w:p>
-        </w:tc>
-      </w:tr>
-      <w:tr>
-        <w:tc>
-          <w:tcPr>
-            <w:tcW w:type="dxa" w:w="1520"/>
-            <w:shd w:fill="D5E8F0" w:color="auto" w:val="clear"/>
-            <w:tcMar>
-              <w:top w:type="dxa" w:w="60"/>
-              <w:left w:type="dxa" w:w="120"/>
-              <w:bottom w:type="dxa" w:w="60"/>
-              <w:right w:type="dxa" w:w="120"/>
-            </w:tcMar>
-            <w:vAlign w:val="top"/>
-          </w:tcPr>
-          <w:p>
-            <w:pPr>
-              <w:spacing w:after="40" w:before="0"/>
-              <w:jc w:val="left"/>
-            </w:pPr>
-            <w:r>
-              <w:rPr>
-                <w:rFonts w:ascii="Arial" w:cs="Arial" w:eastAsia="Arial" w:hAnsi="Arial"/>
-                <w:b/>
-                <w:bCs/>
-                <w:i w:val="false"/>
-                <w:iCs w:val="false"/>
-                <w:color w:val="000000"/>
-                <w:sz w:val="18"/>
-                <w:szCs w:val="18"/>
-              </w:rPr>
-              <w:t xml:space="preserve">Model Building Phase</w:t>
-            </w:r>
-          </w:p>
-          <w:p>
-            <w:pPr>
-              <w:spacing w:after="20" w:before="0"/>
-            </w:pPr>
-            <w:r>
-              <w:rPr>
-                <w:rFonts w:ascii="Arial" w:cs="Arial" w:eastAsia="Arial" w:hAnsi="Arial"/>
-                <w:b/>
-                <w:bCs/>
-                <w:color w:val="1F3864"/>
-                <w:sz w:val="16"/>
-                <w:szCs w:val="16"/>
-              </w:rPr>
-              <w:t xml:space="preserve">📹 VIDEO:</w:t>
-            </w:r>
-          </w:p>
-          <w:p>
-            <w:pPr>
-              <w:spacing w:after="20" w:before="0"/>
-            </w:pPr>
-            <w:hyperlink w:history="1" r:id="rIdrc_ru_4o4vbzy53cwzghz">
-              <w:r>
-                <w:rPr>
-                  <w:rFonts w:ascii="Arial" w:cs="Arial" w:eastAsia="Arial" w:hAnsi="Arial"/>
-                  <w:color w:val="2E75B6"/>
-                  <w:sz w:val="16"/>
-                  <w:szCs w:val="16"/>
-                  <w:u w:val="single" w:color="2E75B6"/>
-                </w:rPr>
-                <w:t xml:space="preserve">Conductors and insulators</w:t>
-              </w:r>
-            </w:hyperlink>
-          </w:p>
-          <w:p>
-            <w:pPr>
-              <w:spacing w:after="10" w:before="0"/>
-              <w:ind w:left="120"/>
-            </w:pPr>
-            <w:r>
-              <w:rPr>
-                <w:rFonts w:ascii="Arial" w:cs="Arial" w:eastAsia="Arial" w:hAnsi="Arial"/>
-                <w:color w:val="595959"/>
-                <w:sz w:val="14"/>
-                <w:szCs w:val="14"/>
-              </w:rPr>
-              <w:t xml:space="preserve">Source: Khan Academy (English - US curriculum)</w:t>
-            </w:r>
-          </w:p>
-          <w:p>
-            <w:pPr>
-              <w:spacing w:after="10" w:before="0"/>
-              <w:ind w:left="120"/>
-            </w:pPr>
-            <w:hyperlink w:history="1" r:id="rIdhpek472x-ixy67_v-3bp-">
-              <w:r>
-                <w:rPr>
-                  <w:rFonts w:ascii="Arial" w:cs="Arial" w:eastAsia="Arial" w:hAnsi="Arial"/>
-                  <w:color w:val="595959"/>
-                  <w:sz w:val="14"/>
-                  <w:szCs w:val="14"/>
-                  <w:u w:val="single" w:color="595959"/>
-                </w:rPr>
-                <w:t xml:space="preserve">🔍 Search ARES for similar videos</w:t>
-              </w:r>
-            </w:hyperlink>
-          </w:p>
-          <w:p>
-            <w:pPr>
-              <w:spacing w:after="40" w:before="0"/>
-            </w:pPr>
-            <w:r>
-              <w:rPr>
-                <w:sz w:val="14"/>
-                <w:szCs w:val="14"/>
-              </w:rPr>
-              <w:t xml:space="preserve"/>
-            </w:r>
-          </w:p>
-          <w:p>
-            <w:pPr>
-              <w:spacing w:after="20" w:before="0"/>
-            </w:pPr>
-            <w:r>
-              <w:rPr>
-                <w:rFonts w:ascii="Arial" w:cs="Arial" w:eastAsia="Arial" w:hAnsi="Arial"/>
-                <w:b/>
-                <w:bCs/>
-                <w:color w:val="1F3864"/>
-                <w:sz w:val="16"/>
-                <w:szCs w:val="16"/>
-              </w:rPr>
-              <w:t xml:space="preserve">📖 EXERCISE:</w:t>
-            </w:r>
-          </w:p>
-          <w:p>
-            <w:pPr>
-              <w:spacing w:after="20" w:before="0"/>
-            </w:pPr>
-            <w:hyperlink w:history="1" r:id="rIdzj7n10ko9jfnc3kf62ts9">
-              <w:r>
-                <w:rPr>
-                  <w:rFonts w:ascii="Arial" w:cs="Arial" w:eastAsia="Arial" w:hAnsi="Arial"/>
-                  <w:color w:val="2E75B6"/>
-                  <w:sz w:val="16"/>
-                  <w:szCs w:val="16"/>
-                  <w:u w:val="single" w:color="2E75B6"/>
-                </w:rPr>
-                <w:t xml:space="preserve">Thermal Conductors and Insulators Practice</w:t>
-              </w:r>
-            </w:hyperlink>
-          </w:p>
-          <w:p>
-            <w:pPr>
-              <w:spacing w:after="10" w:before="0"/>
-              <w:ind w:left="120"/>
-            </w:pPr>
-            <w:r>
-              <w:rPr>
-                <w:rFonts w:ascii="Arial" w:cs="Arial" w:eastAsia="Arial" w:hAnsi="Arial"/>
-                <w:color w:val="595959"/>
-                <w:sz w:val="14"/>
-                <w:szCs w:val="14"/>
-              </w:rPr>
-              <w:t xml:space="preserve">Source: CK-12</w:t>
-            </w:r>
-          </w:p>
-          <w:p>
-            <w:pPr>
-              <w:spacing w:after="10" w:before="0"/>
-              <w:ind w:left="120"/>
-            </w:pPr>
-            <w:hyperlink w:history="1" r:id="rIdsf50ek9vvr0flt6q11m7m">
+            <w:hyperlink w:history="1" r:id="rIdd7_hxa9kdlaltieiczwrr">
               <w:r>
                 <w:rPr>
                   <w:rFonts w:ascii="Arial" w:cs="Arial" w:eastAsia="Arial" w:hAnsi="Arial"/>
@@ -8486,7 +8646,7 @@
         </w:rPr>
         <w:t xml:space="preserve">© 2026 SeaVuria and ARES. Aligned with KICD objectives. Developed by SeaVuria; technical implementation by ARES (with AI assistance from Claude). Licensed under </w:t>
       </w:r>
-      <w:hyperlink w:history="1" r:id="rIdz_sy4v75auyncjlkvo-hq">
+      <w:hyperlink w:history="1" r:id="rIdvipitp2tyqekjunfsisi2">
         <w:r>
           <w:rPr>
             <w:rFonts w:ascii="Arial" w:cs="Arial" w:eastAsia="Arial" w:hAnsi="Arial"/>
@@ -8507,7 +8667,7 @@
         </w:rPr>
         <w:t xml:space="preserve"> (</w:t>
       </w:r>
-      <w:hyperlink w:history="1" r:id="rIdbitlqh9zxhfq7v5czyelo">
+      <w:hyperlink w:history="1" r:id="rIdnx_lqqpxvodbnh19mo1or">
         <w:r>
           <w:rPr>
             <w:rFonts w:ascii="Arial" w:cs="Arial" w:eastAsia="Arial" w:hAnsi="Arial"/>
@@ -9520,7 +9680,7 @@
             <w:pPr>
               <w:spacing w:after="20" w:before="0"/>
             </w:pPr>
-            <w:hyperlink w:history="1" r:id="rIdhhdsa5lq7mslpbkxgi95v">
+            <w:hyperlink w:history="1" r:id="rIdmwlpsjjdrtdlni99r5mw6">
               <w:r>
                 <w:rPr>
                   <w:rFonts w:ascii="Arial" w:cs="Arial" w:eastAsia="Arial" w:hAnsi="Arial"/>
@@ -9535,6 +9695,22 @@
           </w:p>
           <w:p>
             <w:pPr>
+              <w:spacing w:after="20" w:before="0"/>
+            </w:pPr>
+            <w:r>
+              <w:rPr>
+                <w:rFonts w:ascii="Arial" w:cs="Arial" w:eastAsia="Arial" w:hAnsi="Arial"/>
+                <w:i/>
+                <w:iCs/>
+                <w:color w:val="595959"/>
+                <w:sz w:val="16"/>
+                <w:szCs w:val="16"/>
+              </w:rPr>
+              <w:t xml:space="preserve">Related topic: not an exact match for this lesson.</w:t>
+            </w:r>
+          </w:p>
+          <w:p>
+            <w:pPr>
               <w:spacing w:after="10" w:before="0"/>
               <w:ind w:left="120"/>
             </w:pPr>
@@ -9553,7 +9729,7 @@
               <w:spacing w:after="10" w:before="0"/>
               <w:ind w:left="120"/>
             </w:pPr>
-            <w:hyperlink w:history="1" r:id="rIdwp8h_xogthkpfdeumv5ei">
+            <w:hyperlink w:history="1" r:id="rIdaalkaes_g5vwf7lcsffjf">
               <w:r>
                 <w:rPr>
                   <w:rFonts w:ascii="Arial" w:cs="Arial" w:eastAsia="Arial" w:hAnsi="Arial"/>
@@ -9591,8 +9767,25 @@
                 <w:sz w:val="16"/>
                 <w:szCs w:val="16"/>
               </w:rPr>
-              <w:t xml:space="preserve">📖 READING:</w:t>
-            </w:r>
+              <w:t xml:space="preserve">📖 HTML:</w:t>
+            </w:r>
+          </w:p>
+          <w:p>
+            <w:pPr>
+              <w:spacing w:after="20" w:before="0"/>
+            </w:pPr>
+            <w:hyperlink w:history="1" r:id="rIde2thrijxgbfhzps1u7ur8">
+              <w:r>
+                <w:rPr>
+                  <w:rFonts w:ascii="Arial" w:cs="Arial" w:eastAsia="Arial" w:hAnsi="Arial"/>
+                  <w:color w:val="2E75B6"/>
+                  <w:sz w:val="16"/>
+                  <w:szCs w:val="16"/>
+                  <w:u w:val="single" w:color="2E75B6"/>
+                </w:rPr>
+                <w:t xml:space="preserve">Circuit Construction Kit: DC</w:t>
+              </w:r>
+            </w:hyperlink>
           </w:p>
           <w:p>
             <w:pPr>
@@ -9607,7 +9800,7 @@
                 <w:sz w:val="16"/>
                 <w:szCs w:val="16"/>
               </w:rPr>
-              <w:t xml:space="preserve">No closely matching reading in the ARES library for this activity.</w:t>
+              <w:t xml:space="preserve">Related topic: not an exact match for this lesson.</w:t>
             </w:r>
           </w:p>
           <w:p>
@@ -9615,7 +9808,22 @@
               <w:spacing w:after="10" w:before="0"/>
               <w:ind w:left="120"/>
             </w:pPr>
-            <w:hyperlink w:history="1" r:id="rIdvqavyq7fbqwgerptzvyuf">
+            <w:r>
+              <w:rPr>
+                <w:rFonts w:ascii="Arial" w:cs="Arial" w:eastAsia="Arial" w:hAnsi="Arial"/>
+                <w:color w:val="595959"/>
+                <w:sz w:val="14"/>
+                <w:szCs w:val="14"/>
+              </w:rPr>
+              <w:t xml:space="preserve">Source: PhET Interactive Simulations (English)</w:t>
+            </w:r>
+          </w:p>
+          <w:p>
+            <w:pPr>
+              <w:spacing w:after="10" w:before="0"/>
+              <w:ind w:left="120"/>
+            </w:pPr>
+            <w:hyperlink w:history="1" r:id="rIddpncmst7okcinyq67od-s">
               <w:r>
                 <w:rPr>
                   <w:rFonts w:ascii="Arial" w:cs="Arial" w:eastAsia="Arial" w:hAnsi="Arial"/>
@@ -9624,24 +9832,9 @@
                   <w:szCs w:val="14"/>
                   <w:u w:val="single" w:color="595959"/>
                 </w:rPr>
-                <w:t xml:space="preserve">🔍 Search ARES for readings</w:t>
+                <w:t xml:space="preserve">🔍 Search ARES for similar readings</w:t>
               </w:r>
             </w:hyperlink>
-          </w:p>
-          <w:p>
-            <w:pPr>
-              <w:spacing w:after="10" w:before="0"/>
-              <w:ind w:left="120"/>
-            </w:pPr>
-            <w:r>
-              <w:rPr>
-                <w:rFonts w:ascii="Arial" w:cs="Arial" w:eastAsia="Arial" w:hAnsi="Arial"/>
-                <w:color w:val="595959"/>
-                <w:sz w:val="14"/>
-                <w:szCs w:val="14"/>
-              </w:rPr>
-              <w:t xml:space="preserve">Search terms: electronics intrinsic semiconductor energy</w:t>
-            </w:r>
           </w:p>
         </w:tc>
         <w:tc>
@@ -9825,7 +10018,7 @@
             <w:pPr>
               <w:spacing w:after="20" w:before="0"/>
             </w:pPr>
-            <w:hyperlink w:history="1" r:id="rIdbvpkda36rf_ksjkv8mr0-">
+            <w:hyperlink w:history="1" r:id="rIdlmj2ym9d6gu40ovq5ysij">
               <w:r>
                 <w:rPr>
                   <w:rFonts w:ascii="Arial" w:cs="Arial" w:eastAsia="Arial" w:hAnsi="Arial"/>
@@ -9840,6 +10033,22 @@
           </w:p>
           <w:p>
             <w:pPr>
+              <w:spacing w:after="20" w:before="0"/>
+            </w:pPr>
+            <w:r>
+              <w:rPr>
+                <w:rFonts w:ascii="Arial" w:cs="Arial" w:eastAsia="Arial" w:hAnsi="Arial"/>
+                <w:i/>
+                <w:iCs/>
+                <w:color w:val="595959"/>
+                <w:sz w:val="16"/>
+                <w:szCs w:val="16"/>
+              </w:rPr>
+              <w:t xml:space="preserve">Related topic: not an exact match for this lesson.</w:t>
+            </w:r>
+          </w:p>
+          <w:p>
+            <w:pPr>
               <w:spacing w:after="10" w:before="0"/>
               <w:ind w:left="120"/>
             </w:pPr>
@@ -9858,7 +10067,7 @@
               <w:spacing w:after="10" w:before="0"/>
               <w:ind w:left="120"/>
             </w:pPr>
-            <w:hyperlink w:history="1" r:id="rIdwpmkhjqmsgdat3cluwavp">
+            <w:hyperlink w:history="1" r:id="rIdzpyndns7igbqlvqoqs4zf">
               <w:r>
                 <w:rPr>
                   <w:rFonts w:ascii="Arial" w:cs="Arial" w:eastAsia="Arial" w:hAnsi="Arial"/>
@@ -9896,8 +10105,25 @@
                 <w:sz w:val="16"/>
                 <w:szCs w:val="16"/>
               </w:rPr>
-              <w:t xml:space="preserve">📖 READING:</w:t>
-            </w:r>
+              <w:t xml:space="preserve">📖 HTML:</w:t>
+            </w:r>
+          </w:p>
+          <w:p>
+            <w:pPr>
+              <w:spacing w:after="20" w:before="0"/>
+            </w:pPr>
+            <w:hyperlink w:history="1" r:id="rIdve0-nx5iwtbq08srjahtf">
+              <w:r>
+                <w:rPr>
+                  <w:rFonts w:ascii="Arial" w:cs="Arial" w:eastAsia="Arial" w:hAnsi="Arial"/>
+                  <w:color w:val="2E75B6"/>
+                  <w:sz w:val="16"/>
+                  <w:szCs w:val="16"/>
+                  <w:u w:val="single" w:color="2E75B6"/>
+                </w:rPr>
+                <w:t xml:space="preserve">Circuit Construction Kit: DC</w:t>
+              </w:r>
+            </w:hyperlink>
           </w:p>
           <w:p>
             <w:pPr>
@@ -9912,7 +10138,7 @@
                 <w:sz w:val="16"/>
                 <w:szCs w:val="16"/>
               </w:rPr>
-              <w:t xml:space="preserve">No closely matching reading in the ARES library for this activity.</w:t>
+              <w:t xml:space="preserve">Related topic: not an exact match for this lesson.</w:t>
             </w:r>
           </w:p>
           <w:p>
@@ -9920,7 +10146,22 @@
               <w:spacing w:after="10" w:before="0"/>
               <w:ind w:left="120"/>
             </w:pPr>
-            <w:hyperlink w:history="1" r:id="rIdd44q9r5qoshwyf5hxlc97">
+            <w:r>
+              <w:rPr>
+                <w:rFonts w:ascii="Arial" w:cs="Arial" w:eastAsia="Arial" w:hAnsi="Arial"/>
+                <w:color w:val="595959"/>
+                <w:sz w:val="14"/>
+                <w:szCs w:val="14"/>
+              </w:rPr>
+              <w:t xml:space="preserve">Source: PhET Interactive Simulations (English)</w:t>
+            </w:r>
+          </w:p>
+          <w:p>
+            <w:pPr>
+              <w:spacing w:after="10" w:before="0"/>
+              <w:ind w:left="120"/>
+            </w:pPr>
+            <w:hyperlink w:history="1" r:id="rId75er2jhqzs7tcavr9o62p">
               <w:r>
                 <w:rPr>
                   <w:rFonts w:ascii="Arial" w:cs="Arial" w:eastAsia="Arial" w:hAnsi="Arial"/>
@@ -9929,24 +10170,9 @@
                   <w:szCs w:val="14"/>
                   <w:u w:val="single" w:color="595959"/>
                 </w:rPr>
-                <w:t xml:space="preserve">🔍 Search ARES for readings</w:t>
+                <w:t xml:space="preserve">🔍 Search ARES for similar readings</w:t>
               </w:r>
             </w:hyperlink>
-          </w:p>
-          <w:p>
-            <w:pPr>
-              <w:spacing w:after="10" w:before="0"/>
-              <w:ind w:left="120"/>
-            </w:pPr>
-            <w:r>
-              <w:rPr>
-                <w:rFonts w:ascii="Arial" w:cs="Arial" w:eastAsia="Arial" w:hAnsi="Arial"/>
-                <w:color w:val="595959"/>
-                <w:sz w:val="14"/>
-                <w:szCs w:val="14"/>
-              </w:rPr>
-              <w:t xml:space="preserve">Search terms: electronics intrinsic semiconductor energy</w:t>
-            </w:r>
           </w:p>
         </w:tc>
         <w:tc>
@@ -10130,7 +10356,7 @@
             <w:pPr>
               <w:spacing w:after="20" w:before="0"/>
             </w:pPr>
-            <w:hyperlink w:history="1" r:id="rIdaci2yg-wc4svjqekblfv6">
+            <w:hyperlink w:history="1" r:id="rIdppnzcl6-tk1wlr5ori6qi">
               <w:r>
                 <w:rPr>
                   <w:rFonts w:ascii="Arial" w:cs="Arial" w:eastAsia="Arial" w:hAnsi="Arial"/>
@@ -10145,6 +10371,22 @@
           </w:p>
           <w:p>
             <w:pPr>
+              <w:spacing w:after="20" w:before="0"/>
+            </w:pPr>
+            <w:r>
+              <w:rPr>
+                <w:rFonts w:ascii="Arial" w:cs="Arial" w:eastAsia="Arial" w:hAnsi="Arial"/>
+                <w:i/>
+                <w:iCs/>
+                <w:color w:val="595959"/>
+                <w:sz w:val="16"/>
+                <w:szCs w:val="16"/>
+              </w:rPr>
+              <w:t xml:space="preserve">Related topic: not an exact match for this lesson.</w:t>
+            </w:r>
+          </w:p>
+          <w:p>
+            <w:pPr>
               <w:spacing w:after="10" w:before="0"/>
               <w:ind w:left="120"/>
             </w:pPr>
@@ -10163,7 +10405,7 @@
               <w:spacing w:after="10" w:before="0"/>
               <w:ind w:left="120"/>
             </w:pPr>
-            <w:hyperlink w:history="1" r:id="rIdhvj9jauz2c-dmytqz9yye">
+            <w:hyperlink w:history="1" r:id="rIdblker0nwceptbyv2m-9t2">
               <w:r>
                 <w:rPr>
                   <w:rFonts w:ascii="Arial" w:cs="Arial" w:eastAsia="Arial" w:hAnsi="Arial"/>
@@ -10201,8 +10443,25 @@
                 <w:sz w:val="16"/>
                 <w:szCs w:val="16"/>
               </w:rPr>
-              <w:t xml:space="preserve">📖 READING:</w:t>
-            </w:r>
+              <w:t xml:space="preserve">📖 HTML:</w:t>
+            </w:r>
+          </w:p>
+          <w:p>
+            <w:pPr>
+              <w:spacing w:after="20" w:before="0"/>
+            </w:pPr>
+            <w:hyperlink w:history="1" r:id="rIdgqots0g9hkydqadzo0zel">
+              <w:r>
+                <w:rPr>
+                  <w:rFonts w:ascii="Arial" w:cs="Arial" w:eastAsia="Arial" w:hAnsi="Arial"/>
+                  <w:color w:val="2E75B6"/>
+                  <w:sz w:val="16"/>
+                  <w:szCs w:val="16"/>
+                  <w:u w:val="single" w:color="2E75B6"/>
+                </w:rPr>
+                <w:t xml:space="preserve">Circuit Construction Kit: DC</w:t>
+              </w:r>
+            </w:hyperlink>
           </w:p>
           <w:p>
             <w:pPr>
@@ -10217,7 +10476,7 @@
                 <w:sz w:val="16"/>
                 <w:szCs w:val="16"/>
               </w:rPr>
-              <w:t xml:space="preserve">No closely matching reading in the ARES library for this activity.</w:t>
+              <w:t xml:space="preserve">Related topic: not an exact match for this lesson.</w:t>
             </w:r>
           </w:p>
           <w:p>
@@ -10225,7 +10484,22 @@
               <w:spacing w:after="10" w:before="0"/>
               <w:ind w:left="120"/>
             </w:pPr>
-            <w:hyperlink w:history="1" r:id="rIda2cwrubu3gyalxvlcp7ta">
+            <w:r>
+              <w:rPr>
+                <w:rFonts w:ascii="Arial" w:cs="Arial" w:eastAsia="Arial" w:hAnsi="Arial"/>
+                <w:color w:val="595959"/>
+                <w:sz w:val="14"/>
+                <w:szCs w:val="14"/>
+              </w:rPr>
+              <w:t xml:space="preserve">Source: PhET Interactive Simulations (English)</w:t>
+            </w:r>
+          </w:p>
+          <w:p>
+            <w:pPr>
+              <w:spacing w:after="10" w:before="0"/>
+              <w:ind w:left="120"/>
+            </w:pPr>
+            <w:hyperlink w:history="1" r:id="rIdtvx2vo9_lzz3ghtzyu5r5">
               <w:r>
                 <w:rPr>
                   <w:rFonts w:ascii="Arial" w:cs="Arial" w:eastAsia="Arial" w:hAnsi="Arial"/>
@@ -10234,24 +10508,9 @@
                   <w:szCs w:val="14"/>
                   <w:u w:val="single" w:color="595959"/>
                 </w:rPr>
-                <w:t xml:space="preserve">🔍 Search ARES for readings</w:t>
+                <w:t xml:space="preserve">🔍 Search ARES for similar readings</w:t>
               </w:r>
             </w:hyperlink>
-          </w:p>
-          <w:p>
-            <w:pPr>
-              <w:spacing w:after="10" w:before="0"/>
-              <w:ind w:left="120"/>
-            </w:pPr>
-            <w:r>
-              <w:rPr>
-                <w:rFonts w:ascii="Arial" w:cs="Arial" w:eastAsia="Arial" w:hAnsi="Arial"/>
-                <w:color w:val="595959"/>
-                <w:sz w:val="14"/>
-                <w:szCs w:val="14"/>
-              </w:rPr>
-              <w:t xml:space="preserve">Search terms: electronics intrinsic semiconductor energy</w:t>
-            </w:r>
           </w:p>
         </w:tc>
         <w:tc>
@@ -10435,7 +10694,7 @@
             <w:pPr>
               <w:spacing w:after="20" w:before="0"/>
             </w:pPr>
-            <w:hyperlink w:history="1" r:id="rIdgdmucyixmo1ed8uaj4tpr">
+            <w:hyperlink w:history="1" r:id="rIdaydpefdrpoe33w4sd4kos">
               <w:r>
                 <w:rPr>
                   <w:rFonts w:ascii="Arial" w:cs="Arial" w:eastAsia="Arial" w:hAnsi="Arial"/>
@@ -10450,6 +10709,22 @@
           </w:p>
           <w:p>
             <w:pPr>
+              <w:spacing w:after="20" w:before="0"/>
+            </w:pPr>
+            <w:r>
+              <w:rPr>
+                <w:rFonts w:ascii="Arial" w:cs="Arial" w:eastAsia="Arial" w:hAnsi="Arial"/>
+                <w:i/>
+                <w:iCs/>
+                <w:color w:val="595959"/>
+                <w:sz w:val="16"/>
+                <w:szCs w:val="16"/>
+              </w:rPr>
+              <w:t xml:space="preserve">Related topic: not an exact match for this lesson.</w:t>
+            </w:r>
+          </w:p>
+          <w:p>
+            <w:pPr>
               <w:spacing w:after="10" w:before="0"/>
               <w:ind w:left="120"/>
             </w:pPr>
@@ -10468,7 +10743,7 @@
               <w:spacing w:after="10" w:before="0"/>
               <w:ind w:left="120"/>
             </w:pPr>
-            <w:hyperlink w:history="1" r:id="rIdaiyfdyfh6g8_q5tbdhhzs">
+            <w:hyperlink w:history="1" r:id="rIdx0tzz_3qlwfjn_dejunrc">
               <w:r>
                 <w:rPr>
                   <w:rFonts w:ascii="Arial" w:cs="Arial" w:eastAsia="Arial" w:hAnsi="Arial"/>
@@ -10506,8 +10781,25 @@
                 <w:sz w:val="16"/>
                 <w:szCs w:val="16"/>
               </w:rPr>
-              <w:t xml:space="preserve">📖 READING:</w:t>
-            </w:r>
+              <w:t xml:space="preserve">📖 HTML:</w:t>
+            </w:r>
+          </w:p>
+          <w:p>
+            <w:pPr>
+              <w:spacing w:after="20" w:before="0"/>
+            </w:pPr>
+            <w:hyperlink w:history="1" r:id="rIdwtk9pobxs12rjinxd7krt">
+              <w:r>
+                <w:rPr>
+                  <w:rFonts w:ascii="Arial" w:cs="Arial" w:eastAsia="Arial" w:hAnsi="Arial"/>
+                  <w:color w:val="2E75B6"/>
+                  <w:sz w:val="16"/>
+                  <w:szCs w:val="16"/>
+                  <w:u w:val="single" w:color="2E75B6"/>
+                </w:rPr>
+                <w:t xml:space="preserve">Circuit Construction Kit: DC</w:t>
+              </w:r>
+            </w:hyperlink>
           </w:p>
           <w:p>
             <w:pPr>
@@ -10522,7 +10814,7 @@
                 <w:sz w:val="16"/>
                 <w:szCs w:val="16"/>
               </w:rPr>
-              <w:t xml:space="preserve">No closely matching reading in the ARES library for this activity.</w:t>
+              <w:t xml:space="preserve">Related topic: not an exact match for this lesson.</w:t>
             </w:r>
           </w:p>
           <w:p>
@@ -10530,7 +10822,22 @@
               <w:spacing w:after="10" w:before="0"/>
               <w:ind w:left="120"/>
             </w:pPr>
-            <w:hyperlink w:history="1" r:id="rIdh_ivkfmduobuf58mrkrnu">
+            <w:r>
+              <w:rPr>
+                <w:rFonts w:ascii="Arial" w:cs="Arial" w:eastAsia="Arial" w:hAnsi="Arial"/>
+                <w:color w:val="595959"/>
+                <w:sz w:val="14"/>
+                <w:szCs w:val="14"/>
+              </w:rPr>
+              <w:t xml:space="preserve">Source: PhET Interactive Simulations (English)</w:t>
+            </w:r>
+          </w:p>
+          <w:p>
+            <w:pPr>
+              <w:spacing w:after="10" w:before="0"/>
+              <w:ind w:left="120"/>
+            </w:pPr>
+            <w:hyperlink w:history="1" r:id="rId6fh7foqx9vkcb_x1qdg9p">
               <w:r>
                 <w:rPr>
                   <w:rFonts w:ascii="Arial" w:cs="Arial" w:eastAsia="Arial" w:hAnsi="Arial"/>
@@ -10539,24 +10846,9 @@
                   <w:szCs w:val="14"/>
                   <w:u w:val="single" w:color="595959"/>
                 </w:rPr>
-                <w:t xml:space="preserve">🔍 Search ARES for readings</w:t>
+                <w:t xml:space="preserve">🔍 Search ARES for similar readings</w:t>
               </w:r>
             </w:hyperlink>
-          </w:p>
-          <w:p>
-            <w:pPr>
-              <w:spacing w:after="10" w:before="0"/>
-              <w:ind w:left="120"/>
-            </w:pPr>
-            <w:r>
-              <w:rPr>
-                <w:rFonts w:ascii="Arial" w:cs="Arial" w:eastAsia="Arial" w:hAnsi="Arial"/>
-                <w:color w:val="595959"/>
-                <w:sz w:val="14"/>
-                <w:szCs w:val="14"/>
-              </w:rPr>
-              <w:t xml:space="preserve">Search terms: electronics intrinsic semiconductor energy</w:t>
-            </w:r>
           </w:p>
         </w:tc>
         <w:tc>
@@ -10740,7 +11032,7 @@
             <w:pPr>
               <w:spacing w:after="20" w:before="0"/>
             </w:pPr>
-            <w:hyperlink w:history="1" r:id="rIdhdk-seuitouztkw1eix7z">
+            <w:hyperlink w:history="1" r:id="rId628pcfbl25gbexcucjfud">
               <w:r>
                 <w:rPr>
                   <w:rFonts w:ascii="Arial" w:cs="Arial" w:eastAsia="Arial" w:hAnsi="Arial"/>
@@ -10755,6 +11047,22 @@
           </w:p>
           <w:p>
             <w:pPr>
+              <w:spacing w:after="20" w:before="0"/>
+            </w:pPr>
+            <w:r>
+              <w:rPr>
+                <w:rFonts w:ascii="Arial" w:cs="Arial" w:eastAsia="Arial" w:hAnsi="Arial"/>
+                <w:i/>
+                <w:iCs/>
+                <w:color w:val="595959"/>
+                <w:sz w:val="16"/>
+                <w:szCs w:val="16"/>
+              </w:rPr>
+              <w:t xml:space="preserve">Related topic: not an exact match for this lesson.</w:t>
+            </w:r>
+          </w:p>
+          <w:p>
+            <w:pPr>
               <w:spacing w:after="10" w:before="0"/>
               <w:ind w:left="120"/>
             </w:pPr>
@@ -10773,7 +11081,7 @@
               <w:spacing w:after="10" w:before="0"/>
               <w:ind w:left="120"/>
             </w:pPr>
-            <w:hyperlink w:history="1" r:id="rIdodosb31fw1nv3pekza79j">
+            <w:hyperlink w:history="1" r:id="rIdyzihnbmofpr0ompmjfhut">
               <w:r>
                 <w:rPr>
                   <w:rFonts w:ascii="Arial" w:cs="Arial" w:eastAsia="Arial" w:hAnsi="Arial"/>
@@ -10811,8 +11119,25 @@
                 <w:sz w:val="16"/>
                 <w:szCs w:val="16"/>
               </w:rPr>
-              <w:t xml:space="preserve">📖 READING:</w:t>
-            </w:r>
+              <w:t xml:space="preserve">📖 HTML:</w:t>
+            </w:r>
+          </w:p>
+          <w:p>
+            <w:pPr>
+              <w:spacing w:after="20" w:before="0"/>
+            </w:pPr>
+            <w:hyperlink w:history="1" r:id="rIdy3dcp0wd7wmohl4p8kdxi">
+              <w:r>
+                <w:rPr>
+                  <w:rFonts w:ascii="Arial" w:cs="Arial" w:eastAsia="Arial" w:hAnsi="Arial"/>
+                  <w:color w:val="2E75B6"/>
+                  <w:sz w:val="16"/>
+                  <w:szCs w:val="16"/>
+                  <w:u w:val="single" w:color="2E75B6"/>
+                </w:rPr>
+                <w:t xml:space="preserve">Circuit Construction Kit: DC</w:t>
+              </w:r>
+            </w:hyperlink>
           </w:p>
           <w:p>
             <w:pPr>
@@ -10827,7 +11152,7 @@
                 <w:sz w:val="16"/>
                 <w:szCs w:val="16"/>
               </w:rPr>
-              <w:t xml:space="preserve">No closely matching reading in the ARES library for this activity.</w:t>
+              <w:t xml:space="preserve">Related topic: not an exact match for this lesson.</w:t>
             </w:r>
           </w:p>
           <w:p>
@@ -10835,7 +11160,22 @@
               <w:spacing w:after="10" w:before="0"/>
               <w:ind w:left="120"/>
             </w:pPr>
-            <w:hyperlink w:history="1" r:id="rIdowmmwpzy3ztje8hqdyari">
+            <w:r>
+              <w:rPr>
+                <w:rFonts w:ascii="Arial" w:cs="Arial" w:eastAsia="Arial" w:hAnsi="Arial"/>
+                <w:color w:val="595959"/>
+                <w:sz w:val="14"/>
+                <w:szCs w:val="14"/>
+              </w:rPr>
+              <w:t xml:space="preserve">Source: PhET Interactive Simulations (English)</w:t>
+            </w:r>
+          </w:p>
+          <w:p>
+            <w:pPr>
+              <w:spacing w:after="10" w:before="0"/>
+              <w:ind w:left="120"/>
+            </w:pPr>
+            <w:hyperlink w:history="1" r:id="rId_zp0omy90pxaeguhdqkpc">
               <w:r>
                 <w:rPr>
                   <w:rFonts w:ascii="Arial" w:cs="Arial" w:eastAsia="Arial" w:hAnsi="Arial"/>
@@ -10844,24 +11184,9 @@
                   <w:szCs w:val="14"/>
                   <w:u w:val="single" w:color="595959"/>
                 </w:rPr>
-                <w:t xml:space="preserve">🔍 Search ARES for readings</w:t>
+                <w:t xml:space="preserve">🔍 Search ARES for similar readings</w:t>
               </w:r>
             </w:hyperlink>
-          </w:p>
-          <w:p>
-            <w:pPr>
-              <w:spacing w:after="10" w:before="0"/>
-              <w:ind w:left="120"/>
-            </w:pPr>
-            <w:r>
-              <w:rPr>
-                <w:rFonts w:ascii="Arial" w:cs="Arial" w:eastAsia="Arial" w:hAnsi="Arial"/>
-                <w:color w:val="595959"/>
-                <w:sz w:val="14"/>
-                <w:szCs w:val="14"/>
-              </w:rPr>
-              <w:t xml:space="preserve">Search terms: electronics intrinsic semiconductor energy</w:t>
-            </w:r>
           </w:p>
         </w:tc>
         <w:tc>
@@ -11362,7 +11687,7 @@
         </w:rPr>
         <w:t xml:space="preserve">© 2026 SeaVuria and ARES. Aligned with KICD objectives. Developed by SeaVuria; technical implementation by ARES (with AI assistance from Claude). Licensed under </w:t>
       </w:r>
-      <w:hyperlink w:history="1" r:id="rIdyiiczxu_gfugvrimdpzzx">
+      <w:hyperlink w:history="1" r:id="rIdii9ulpcfmqklyy6kj1gz_">
         <w:r>
           <w:rPr>
             <w:rFonts w:ascii="Arial" w:cs="Arial" w:eastAsia="Arial" w:hAnsi="Arial"/>
@@ -11383,7 +11708,7 @@
         </w:rPr>
         <w:t xml:space="preserve"> (</w:t>
       </w:r>
-      <w:hyperlink w:history="1" r:id="rId8gvgjnjjvvjl0h-v3hdqb">
+      <w:hyperlink w:history="1" r:id="rIdymhgsz3qsbpnsqvqv6x_r">
         <w:r>
           <w:rPr>
             <w:rFonts w:ascii="Arial" w:cs="Arial" w:eastAsia="Arial" w:hAnsi="Arial"/>
@@ -12396,7 +12721,7 @@
             <w:pPr>
               <w:spacing w:after="20" w:before="0"/>
             </w:pPr>
-            <w:hyperlink w:history="1" r:id="rId4ghw6aen9qsqjqdrm45kr">
+            <w:hyperlink w:history="1" r:id="rId0xpujzcjtfpci6asbcxo3">
               <w:r>
                 <w:rPr>
                   <w:rFonts w:ascii="Arial" w:cs="Arial" w:eastAsia="Arial" w:hAnsi="Arial"/>
@@ -12429,7 +12754,7 @@
               <w:spacing w:after="10" w:before="0"/>
               <w:ind w:left="120"/>
             </w:pPr>
-            <w:hyperlink w:history="1" r:id="rId9recvts32lgxupqvxb0vm">
+            <w:hyperlink w:history="1" r:id="rIdf_yrkgoxu9xtnhvaxqhlh">
               <w:r>
                 <w:rPr>
                   <w:rFonts w:ascii="Arial" w:cs="Arial" w:eastAsia="Arial" w:hAnsi="Arial"/>
@@ -12474,7 +12799,7 @@
             <w:pPr>
               <w:spacing w:after="20" w:before="0"/>
             </w:pPr>
-            <w:hyperlink w:history="1" r:id="rIdtxhjxddh6ltjcgx97spei">
+            <w:hyperlink w:history="1" r:id="rIdopf-vhlnctccwb8org87b">
               <w:r>
                 <w:rPr>
                   <w:rFonts w:ascii="Arial" w:cs="Arial" w:eastAsia="Arial" w:hAnsi="Arial"/>
@@ -12489,6 +12814,22 @@
           </w:p>
           <w:p>
             <w:pPr>
+              <w:spacing w:after="20" w:before="0"/>
+            </w:pPr>
+            <w:r>
+              <w:rPr>
+                <w:rFonts w:ascii="Arial" w:cs="Arial" w:eastAsia="Arial" w:hAnsi="Arial"/>
+                <w:i/>
+                <w:iCs/>
+                <w:color w:val="595959"/>
+                <w:sz w:val="16"/>
+                <w:szCs w:val="16"/>
+              </w:rPr>
+              <w:t xml:space="preserve">Related topic: not an exact match for this lesson.</w:t>
+            </w:r>
+          </w:p>
+          <w:p>
+            <w:pPr>
               <w:spacing w:after="10" w:before="0"/>
               <w:ind w:left="120"/>
             </w:pPr>
@@ -12507,7 +12848,7 @@
               <w:spacing w:after="10" w:before="0"/>
               <w:ind w:left="120"/>
             </w:pPr>
-            <w:hyperlink w:history="1" r:id="rIdrua5uwy2zs0rptb9kuapf">
+            <w:hyperlink w:history="1" r:id="rIdewjtimff_trnkuclnqsul">
               <w:r>
                 <w:rPr>
                   <w:rFonts w:ascii="Arial" w:cs="Arial" w:eastAsia="Arial" w:hAnsi="Arial"/>
@@ -12702,7 +13043,7 @@
             <w:pPr>
               <w:spacing w:after="20" w:before="0"/>
             </w:pPr>
-            <w:hyperlink w:history="1" r:id="rIdu0d5p48v047zcql_ybfy5">
+            <w:hyperlink w:history="1" r:id="rIdrt4glv3ncdh3tt_vy_2h6">
               <w:r>
                 <w:rPr>
                   <w:rFonts w:ascii="Arial" w:cs="Arial" w:eastAsia="Arial" w:hAnsi="Arial"/>
@@ -12735,7 +13076,7 @@
               <w:spacing w:after="10" w:before="0"/>
               <w:ind w:left="120"/>
             </w:pPr>
-            <w:hyperlink w:history="1" r:id="rId63kh-3yqyte6zcktbjuwc">
+            <w:hyperlink w:history="1" r:id="rIdxe0wbspgo2o15emh1iirt">
               <w:r>
                 <w:rPr>
                   <w:rFonts w:ascii="Arial" w:cs="Arial" w:eastAsia="Arial" w:hAnsi="Arial"/>
@@ -12780,7 +13121,7 @@
             <w:pPr>
               <w:spacing w:after="20" w:before="0"/>
             </w:pPr>
-            <w:hyperlink w:history="1" r:id="rId373wjdqxhmo6to4kvxy7o">
+            <w:hyperlink w:history="1" r:id="rId2ywt5a5locjtntmduxv5-">
               <w:r>
                 <w:rPr>
                   <w:rFonts w:ascii="Arial" w:cs="Arial" w:eastAsia="Arial" w:hAnsi="Arial"/>
@@ -12795,6 +13136,22 @@
           </w:p>
           <w:p>
             <w:pPr>
+              <w:spacing w:after="20" w:before="0"/>
+            </w:pPr>
+            <w:r>
+              <w:rPr>
+                <w:rFonts w:ascii="Arial" w:cs="Arial" w:eastAsia="Arial" w:hAnsi="Arial"/>
+                <w:i/>
+                <w:iCs/>
+                <w:color w:val="595959"/>
+                <w:sz w:val="16"/>
+                <w:szCs w:val="16"/>
+              </w:rPr>
+              <w:t xml:space="preserve">Related topic: not an exact match for this lesson.</w:t>
+            </w:r>
+          </w:p>
+          <w:p>
+            <w:pPr>
               <w:spacing w:after="10" w:before="0"/>
               <w:ind w:left="120"/>
             </w:pPr>
@@ -12813,7 +13170,7 @@
               <w:spacing w:after="10" w:before="0"/>
               <w:ind w:left="120"/>
             </w:pPr>
-            <w:hyperlink w:history="1" r:id="rIdblxvtjbkjqc0zvhgaarjc">
+            <w:hyperlink w:history="1" r:id="rId0pb0kn91ctmobxylm7kfr">
               <w:r>
                 <w:rPr>
                   <w:rFonts w:ascii="Arial" w:cs="Arial" w:eastAsia="Arial" w:hAnsi="Arial"/>
@@ -13008,7 +13365,7 @@
             <w:pPr>
               <w:spacing w:after="20" w:before="0"/>
             </w:pPr>
-            <w:hyperlink w:history="1" r:id="rIdheg3pz_qrpds6gpl_ayow">
+            <w:hyperlink w:history="1" r:id="rIddegutpoqcf-4qh_kgd0ey">
               <w:r>
                 <w:rPr>
                   <w:rFonts w:ascii="Arial" w:cs="Arial" w:eastAsia="Arial" w:hAnsi="Arial"/>
@@ -13041,7 +13398,7 @@
               <w:spacing w:after="10" w:before="0"/>
               <w:ind w:left="120"/>
             </w:pPr>
-            <w:hyperlink w:history="1" r:id="rIdvcus1i2xpcppofdq9_ur8">
+            <w:hyperlink w:history="1" r:id="rIdqigwdxlkdyshnah-gs1jr">
               <w:r>
                 <w:rPr>
                   <w:rFonts w:ascii="Arial" w:cs="Arial" w:eastAsia="Arial" w:hAnsi="Arial"/>
@@ -13086,7 +13443,7 @@
             <w:pPr>
               <w:spacing w:after="20" w:before="0"/>
             </w:pPr>
-            <w:hyperlink w:history="1" r:id="rId9x0rqu5rkw7mrhhqfzekd">
+            <w:hyperlink w:history="1" r:id="rIdruhhhpmbmh-d-5idbnh9v">
               <w:r>
                 <w:rPr>
                   <w:rFonts w:ascii="Arial" w:cs="Arial" w:eastAsia="Arial" w:hAnsi="Arial"/>
@@ -13101,6 +13458,22 @@
           </w:p>
           <w:p>
             <w:pPr>
+              <w:spacing w:after="20" w:before="0"/>
+            </w:pPr>
+            <w:r>
+              <w:rPr>
+                <w:rFonts w:ascii="Arial" w:cs="Arial" w:eastAsia="Arial" w:hAnsi="Arial"/>
+                <w:i/>
+                <w:iCs/>
+                <w:color w:val="595959"/>
+                <w:sz w:val="16"/>
+                <w:szCs w:val="16"/>
+              </w:rPr>
+              <w:t xml:space="preserve">Related topic: not an exact match for this lesson.</w:t>
+            </w:r>
+          </w:p>
+          <w:p>
+            <w:pPr>
               <w:spacing w:after="10" w:before="0"/>
               <w:ind w:left="120"/>
             </w:pPr>
@@ -13119,7 +13492,7 @@
               <w:spacing w:after="10" w:before="0"/>
               <w:ind w:left="120"/>
             </w:pPr>
-            <w:hyperlink w:history="1" r:id="rIdlpiiychybnwwssmux9s4s">
+            <w:hyperlink w:history="1" r:id="rIdfbezsqm5nh1af0renthao">
               <w:r>
                 <w:rPr>
                   <w:rFonts w:ascii="Arial" w:cs="Arial" w:eastAsia="Arial" w:hAnsi="Arial"/>
@@ -13314,7 +13687,7 @@
             <w:pPr>
               <w:spacing w:after="20" w:before="0"/>
             </w:pPr>
-            <w:hyperlink w:history="1" r:id="rIdeajp8tl2-shlasd2r9ms4">
+            <w:hyperlink w:history="1" r:id="rIdusnjy4dysajb2mooq5xgi">
               <w:r>
                 <w:rPr>
                   <w:rFonts w:ascii="Arial" w:cs="Arial" w:eastAsia="Arial" w:hAnsi="Arial"/>
@@ -13347,7 +13720,7 @@
               <w:spacing w:after="10" w:before="0"/>
               <w:ind w:left="120"/>
             </w:pPr>
-            <w:hyperlink w:history="1" r:id="rIdkoeps4ms8zdy49fybggy_">
+            <w:hyperlink w:history="1" r:id="rIdhotnlhauh3twoh5aui6lb">
               <w:r>
                 <w:rPr>
                   <w:rFonts w:ascii="Arial" w:cs="Arial" w:eastAsia="Arial" w:hAnsi="Arial"/>
@@ -13392,7 +13765,7 @@
             <w:pPr>
               <w:spacing w:after="20" w:before="0"/>
             </w:pPr>
-            <w:hyperlink w:history="1" r:id="rIdsqzuvodxme9dtihmx6od6">
+            <w:hyperlink w:history="1" r:id="rIdfxgyprzb1ki4lrsrqey7s">
               <w:r>
                 <w:rPr>
                   <w:rFonts w:ascii="Arial" w:cs="Arial" w:eastAsia="Arial" w:hAnsi="Arial"/>
@@ -13407,6 +13780,22 @@
           </w:p>
           <w:p>
             <w:pPr>
+              <w:spacing w:after="20" w:before="0"/>
+            </w:pPr>
+            <w:r>
+              <w:rPr>
+                <w:rFonts w:ascii="Arial" w:cs="Arial" w:eastAsia="Arial" w:hAnsi="Arial"/>
+                <w:i/>
+                <w:iCs/>
+                <w:color w:val="595959"/>
+                <w:sz w:val="16"/>
+                <w:szCs w:val="16"/>
+              </w:rPr>
+              <w:t xml:space="preserve">Related topic: not an exact match for this lesson.</w:t>
+            </w:r>
+          </w:p>
+          <w:p>
+            <w:pPr>
               <w:spacing w:after="10" w:before="0"/>
               <w:ind w:left="120"/>
             </w:pPr>
@@ -13425,7 +13814,7 @@
               <w:spacing w:after="10" w:before="0"/>
               <w:ind w:left="120"/>
             </w:pPr>
-            <w:hyperlink w:history="1" r:id="rIdgdrnddio56kbvx6pa7-mp">
+            <w:hyperlink w:history="1" r:id="rIdhyc51gyxblc6xktxquwin">
               <w:r>
                 <w:rPr>
                   <w:rFonts w:ascii="Arial" w:cs="Arial" w:eastAsia="Arial" w:hAnsi="Arial"/>
@@ -13620,7 +14009,7 @@
             <w:pPr>
               <w:spacing w:after="20" w:before="0"/>
             </w:pPr>
-            <w:hyperlink w:history="1" r:id="rIdyklrchvtj9sflqe4_8akq">
+            <w:hyperlink w:history="1" r:id="rIdrm2dlrabwde0xrktysewd">
               <w:r>
                 <w:rPr>
                   <w:rFonts w:ascii="Arial" w:cs="Arial" w:eastAsia="Arial" w:hAnsi="Arial"/>
@@ -13653,7 +14042,7 @@
               <w:spacing w:after="10" w:before="0"/>
               <w:ind w:left="120"/>
             </w:pPr>
-            <w:hyperlink w:history="1" r:id="rIdim2uxu4y1epylg-zq_pxf">
+            <w:hyperlink w:history="1" r:id="rIdzfobr7oeedjjnqmkcj9jj">
               <w:r>
                 <w:rPr>
                   <w:rFonts w:ascii="Arial" w:cs="Arial" w:eastAsia="Arial" w:hAnsi="Arial"/>
@@ -13698,7 +14087,7 @@
             <w:pPr>
               <w:spacing w:after="20" w:before="0"/>
             </w:pPr>
-            <w:hyperlink w:history="1" r:id="rId87sk8ufw8xw8e0cbzyrci">
+            <w:hyperlink w:history="1" r:id="rIdizyuqq-mki_yxdql7kwye">
               <w:r>
                 <w:rPr>
                   <w:rFonts w:ascii="Arial" w:cs="Arial" w:eastAsia="Arial" w:hAnsi="Arial"/>
@@ -13713,6 +14102,22 @@
           </w:p>
           <w:p>
             <w:pPr>
+              <w:spacing w:after="20" w:before="0"/>
+            </w:pPr>
+            <w:r>
+              <w:rPr>
+                <w:rFonts w:ascii="Arial" w:cs="Arial" w:eastAsia="Arial" w:hAnsi="Arial"/>
+                <w:i/>
+                <w:iCs/>
+                <w:color w:val="595959"/>
+                <w:sz w:val="16"/>
+                <w:szCs w:val="16"/>
+              </w:rPr>
+              <w:t xml:space="preserve">Related topic: not an exact match for this lesson.</w:t>
+            </w:r>
+          </w:p>
+          <w:p>
+            <w:pPr>
               <w:spacing w:after="10" w:before="0"/>
               <w:ind w:left="120"/>
             </w:pPr>
@@ -13731,7 +14136,7 @@
               <w:spacing w:after="10" w:before="0"/>
               <w:ind w:left="120"/>
             </w:pPr>
-            <w:hyperlink w:history="1" r:id="rIdcvd3fuepit1vudykualzd">
+            <w:hyperlink w:history="1" r:id="rIdnbze7rguc_1adotjssw9l">
               <w:r>
                 <w:rPr>
                   <w:rFonts w:ascii="Arial" w:cs="Arial" w:eastAsia="Arial" w:hAnsi="Arial"/>
@@ -14243,7 +14648,7 @@
         </w:rPr>
         <w:t xml:space="preserve">© 2026 SeaVuria and ARES. Aligned with KICD objectives. Developed by SeaVuria; technical implementation by ARES (with AI assistance from Claude). Licensed under </w:t>
       </w:r>
-      <w:hyperlink w:history="1" r:id="rId8i_is85e-k1agnbhp2bh7">
+      <w:hyperlink w:history="1" r:id="rId-ytjp69osft_vr--p6x-9">
         <w:r>
           <w:rPr>
             <w:rFonts w:ascii="Arial" w:cs="Arial" w:eastAsia="Arial" w:hAnsi="Arial"/>
@@ -14264,7 +14669,7 @@
         </w:rPr>
         <w:t xml:space="preserve"> (</w:t>
       </w:r>
-      <w:hyperlink w:history="1" r:id="rIdmgmcnvznprobbdttyeed6">
+      <w:hyperlink w:history="1" r:id="rIdej6o-968q0vwwvxmuvpaq">
         <w:r>
           <w:rPr>
             <w:rFonts w:ascii="Arial" w:cs="Arial" w:eastAsia="Arial" w:hAnsi="Arial"/>
@@ -15277,7 +15682,345 @@
             <w:pPr>
               <w:spacing w:after="20" w:before="0"/>
             </w:pPr>
-            <w:hyperlink w:history="1" r:id="rIdvolanqrk6dgpuwzzfdjaq">
+            <w:hyperlink w:history="1" r:id="rIdpiqdljeuxnhyy5bkntfoo">
+              <w:r>
+                <w:rPr>
+                  <w:rFonts w:ascii="Arial" w:cs="Arial" w:eastAsia="Arial" w:hAnsi="Arial"/>
+                  <w:color w:val="2E75B6"/>
+                  <w:sz w:val="16"/>
+                  <w:szCs w:val="16"/>
+                  <w:u w:val="single" w:color="2E75B6"/>
+                </w:rPr>
+                <w:t xml:space="preserve">06 P N Junctions And Diodes</w:t>
+              </w:r>
+            </w:hyperlink>
+          </w:p>
+          <w:p>
+            <w:pPr>
+              <w:spacing w:after="20" w:before="0"/>
+            </w:pPr>
+            <w:r>
+              <w:rPr>
+                <w:rFonts w:ascii="Arial" w:cs="Arial" w:eastAsia="Arial" w:hAnsi="Arial"/>
+                <w:i/>
+                <w:iCs/>
+                <w:color w:val="595959"/>
+                <w:sz w:val="16"/>
+                <w:szCs w:val="16"/>
+              </w:rPr>
+              <w:t xml:space="preserve">Related topic: not an exact match for this lesson.</w:t>
+            </w:r>
+          </w:p>
+          <w:p>
+            <w:pPr>
+              <w:spacing w:after="10" w:before="0"/>
+              <w:ind w:left="120"/>
+            </w:pPr>
+            <w:r>
+              <w:rPr>
+                <w:rFonts w:ascii="Arial" w:cs="Arial" w:eastAsia="Arial" w:hAnsi="Arial"/>
+                <w:color w:val="595959"/>
+                <w:sz w:val="14"/>
+                <w:szCs w:val="14"/>
+              </w:rPr>
+              <w:t xml:space="preserve">Source: Seavuria</w:t>
+            </w:r>
+          </w:p>
+          <w:p>
+            <w:pPr>
+              <w:spacing w:after="10" w:before="0"/>
+              <w:ind w:left="120"/>
+            </w:pPr>
+            <w:hyperlink w:history="1" r:id="rIde40vwf8yh7ymitcatgifm">
+              <w:r>
+                <w:rPr>
+                  <w:rFonts w:ascii="Arial" w:cs="Arial" w:eastAsia="Arial" w:hAnsi="Arial"/>
+                  <w:color w:val="595959"/>
+                  <w:sz w:val="14"/>
+                  <w:szCs w:val="14"/>
+                  <w:u w:val="single" w:color="595959"/>
+                </w:rPr>
+                <w:t xml:space="preserve">🔍 Search ARES for similar videos</w:t>
+              </w:r>
+            </w:hyperlink>
+          </w:p>
+          <w:p>
+            <w:pPr>
+              <w:spacing w:after="40" w:before="0"/>
+            </w:pPr>
+            <w:r>
+              <w:rPr>
+                <w:sz w:val="14"/>
+                <w:szCs w:val="14"/>
+              </w:rPr>
+              <w:t xml:space="preserve"/>
+            </w:r>
+          </w:p>
+          <w:p>
+            <w:pPr>
+              <w:spacing w:after="20" w:before="0"/>
+            </w:pPr>
+            <w:r>
+              <w:rPr>
+                <w:rFonts w:ascii="Arial" w:cs="Arial" w:eastAsia="Arial" w:hAnsi="Arial"/>
+                <w:b/>
+                <w:bCs/>
+                <w:color w:val="1F3864"/>
+                <w:sz w:val="16"/>
+                <w:szCs w:val="16"/>
+              </w:rPr>
+              <w:t xml:space="preserve">📖 HTML:</w:t>
+            </w:r>
+          </w:p>
+          <w:p>
+            <w:pPr>
+              <w:spacing w:after="20" w:before="0"/>
+            </w:pPr>
+            <w:hyperlink w:history="1" r:id="rIdrvlexdxcrax60jsj5-8zl">
+              <w:r>
+                <w:rPr>
+                  <w:rFonts w:ascii="Arial" w:cs="Arial" w:eastAsia="Arial" w:hAnsi="Arial"/>
+                  <w:color w:val="2E75B6"/>
+                  <w:sz w:val="16"/>
+                  <w:szCs w:val="16"/>
+                  <w:u w:val="single" w:color="2E75B6"/>
+                </w:rPr>
+                <w:t xml:space="preserve">Semiconductors</w:t>
+              </w:r>
+            </w:hyperlink>
+          </w:p>
+          <w:p>
+            <w:pPr>
+              <w:spacing w:after="20" w:before="0"/>
+            </w:pPr>
+            <w:r>
+              <w:rPr>
+                <w:rFonts w:ascii="Arial" w:cs="Arial" w:eastAsia="Arial" w:hAnsi="Arial"/>
+                <w:i/>
+                <w:iCs/>
+                <w:color w:val="595959"/>
+                <w:sz w:val="16"/>
+                <w:szCs w:val="16"/>
+              </w:rPr>
+              <w:t xml:space="preserve">Related topic: not an exact match for this lesson.</w:t>
+            </w:r>
+          </w:p>
+          <w:p>
+            <w:pPr>
+              <w:spacing w:after="10" w:before="0"/>
+              <w:ind w:left="120"/>
+            </w:pPr>
+            <w:r>
+              <w:rPr>
+                <w:rFonts w:ascii="Arial" w:cs="Arial" w:eastAsia="Arial" w:hAnsi="Arial"/>
+                <w:color w:val="595959"/>
+                <w:sz w:val="14"/>
+                <w:szCs w:val="14"/>
+              </w:rPr>
+              <w:t xml:space="preserve">Source: PhET</w:t>
+            </w:r>
+          </w:p>
+          <w:p>
+            <w:pPr>
+              <w:spacing w:after="10" w:before="0"/>
+              <w:ind w:left="120"/>
+            </w:pPr>
+            <w:hyperlink w:history="1" r:id="rIdfp7x1f6t-fcz79qnmlkn_">
+              <w:r>
+                <w:rPr>
+                  <w:rFonts w:ascii="Arial" w:cs="Arial" w:eastAsia="Arial" w:hAnsi="Arial"/>
+                  <w:color w:val="595959"/>
+                  <w:sz w:val="14"/>
+                  <w:szCs w:val="14"/>
+                  <w:u w:val="single" w:color="595959"/>
+                </w:rPr>
+                <w:t xml:space="preserve">🔍 Search ARES for similar readings</w:t>
+              </w:r>
+            </w:hyperlink>
+          </w:p>
+        </w:tc>
+        <w:tc>
+          <w:tcPr>
+            <w:tcW w:type="dxa" w:w="3040"/>
+            <w:shd w:fill="FFFFFF" w:color="auto" w:val="clear"/>
+            <w:tcMar>
+              <w:top w:type="dxa" w:w="60"/>
+              <w:left w:type="dxa" w:w="120"/>
+              <w:bottom w:type="dxa" w:w="60"/>
+              <w:right w:type="dxa" w:w="120"/>
+            </w:tcMar>
+            <w:vAlign w:val="top"/>
+          </w:tcPr>
+          <w:p>
+            <w:pPr>
+              <w:spacing w:after="40" w:before="0"/>
+              <w:jc w:val="left"/>
+            </w:pPr>
+            <w:r>
+              <w:rPr>
+                <w:rFonts w:ascii="Arial" w:cs="Arial" w:eastAsia="Arial" w:hAnsi="Arial"/>
+                <w:b w:val="false"/>
+                <w:bCs w:val="false"/>
+                <w:i w:val="false"/>
+                <w:iCs w:val="false"/>
+                <w:color w:val="000000"/>
+                <w:sz w:val="18"/>
+                <w:szCs w:val="18"/>
+              </w:rPr>
+              <w:t xml:space="preserve">Learners retrieve their Lesson 4 exit-ticket card (or a printed half-sheet provided by the teacher) on which they wrote a prediction: 'At high temperature, the Kajiado solar panel produces less power because...' They share predictions with their neighbour and identify the ONE thing they are most uncertain about. Class predictions are collected verbally — teacher records three to four distinct ideas on the board under the heading 'Our Current Best Explanations'. Learners then read a two-paragraph stimulus about how a p-n junction is the heart of every solar cell — describing that when p-type and n-type silicon are placed in contact, electrons from the n-side and holes from the p-side diffuse across the boundary and recombine, leaving behind a thin depletion region with a built-in electric field. Learners predict: (1) What will happen to current if we apply a voltage that pushes electrons toward the junction (forward bias)? (2) What will happen if we apply a voltage that pulls electrons away (reverse bias)? (3) If temperature increases inside the panel, will the built-in voltage of the depletion region increase or decrease — and why? Each pair records three predictions in their investigation booklet before touching the simulation.</w:t>
+            </w:r>
+          </w:p>
+        </w:tc>
+        <w:tc>
+          <w:tcPr>
+            <w:tcW w:type="dxa" w:w="3040"/>
+            <w:shd w:fill="F2F2F2" w:color="auto" w:val="clear"/>
+            <w:tcMar>
+              <w:top w:type="dxa" w:w="60"/>
+              <w:left w:type="dxa" w:w="120"/>
+              <w:bottom w:type="dxa" w:w="60"/>
+              <w:right w:type="dxa" w:w="120"/>
+            </w:tcMar>
+            <w:vAlign w:val="top"/>
+          </w:tcPr>
+          <w:p>
+            <w:pPr>
+              <w:spacing w:after="40" w:before="0"/>
+              <w:jc w:val="left"/>
+            </w:pPr>
+            <w:r>
+              <w:rPr>
+                <w:rFonts w:ascii="Arial" w:cs="Arial" w:eastAsia="Arial" w:hAnsi="Arial"/>
+                <w:b w:val="false"/>
+                <w:bCs w:val="false"/>
+                <w:i w:val="false"/>
+                <w:iCs w:val="false"/>
+                <w:color w:val="000000"/>
+                <w:sz w:val="18"/>
+                <w:szCs w:val="18"/>
+              </w:rPr>
+              <w:t xml:space="preserve">Begin by asking: 'Look back at the prediction you wrote at the end of last lesson. Has anything changed in your thinking since then? Share with your partner for 30 seconds.' WAIT 30 seconds. Then cold-call three pairs: 'Akinyi, what is one thing your partner said that was different from your own idea?' After recording predictions, distribute or display the stimulus paragraph. Say: 'Before we open the simulation, I want you to commit to three specific predictions — write them down so we can test them. A prediction you cannot test is not useful in science.' Circulate and check that predictions are quantitative where possible (for example: 'current will increase' rather than just 'something will happen'). Prompt deeper thinking: 'You said current will increase in forward bias — increase by a little or a lot? What does your band diagram from Lesson 4 suggest about the energy barrier the electrons must overcome?' WAIT 20 seconds for pairs to discuss. Do not confirm or deny predictions — preserve the epistemic uncertainty that will motivate careful observation.</w:t>
+            </w:r>
+          </w:p>
+        </w:tc>
+        <w:tc>
+          <w:tcPr>
+            <w:tcW w:type="dxa" w:w="3040"/>
+            <w:shd w:fill="FFFFFF" w:color="auto" w:val="clear"/>
+            <w:tcMar>
+              <w:top w:type="dxa" w:w="60"/>
+              <w:left w:type="dxa" w:w="120"/>
+              <w:bottom w:type="dxa" w:w="60"/>
+              <w:right w:type="dxa" w:w="120"/>
+            </w:tcMar>
+            <w:vAlign w:val="top"/>
+          </w:tcPr>
+          <w:p>
+            <w:pPr>
+              <w:spacing w:after="40" w:before="0"/>
+              <w:jc w:val="left"/>
+            </w:pPr>
+            <w:r>
+              <w:rPr>
+                <w:rFonts w:ascii="Arial" w:cs="Arial" w:eastAsia="Arial" w:hAnsi="Arial"/>
+                <w:b w:val="false"/>
+                <w:bCs w:val="false"/>
+                <w:i w:val="false"/>
+                <w:iCs w:val="false"/>
+                <w:color w:val="000000"/>
+                <w:sz w:val="18"/>
+                <w:szCs w:val="18"/>
+              </w:rPr>
+              <w:t xml:space="preserve">Prediction-before-observation activates prior knowledge from Lessons 3 and 4 and creates cognitive dissonance points that the simulation data will resolve. Recording predictions publicly (on the board) makes the class accountable to evidence and models scientific practice. The three-prediction structure (forward bias, reverse bias, temperature effect) maps directly onto the three simulation investigations, creating a coherent predict-observe-explain arc.</w:t>
+            </w:r>
+          </w:p>
+        </w:tc>
+        <w:tc>
+          <w:tcPr>
+            <w:tcW w:type="dxa" w:w="3040"/>
+            <w:shd w:fill="F2F2F2" w:color="auto" w:val="clear"/>
+            <w:tcMar>
+              <w:top w:type="dxa" w:w="60"/>
+              <w:left w:type="dxa" w:w="120"/>
+              <w:bottom w:type="dxa" w:w="60"/>
+              <w:right w:type="dxa" w:w="120"/>
+            </w:tcMar>
+            <w:vAlign w:val="top"/>
+          </w:tcPr>
+          <w:p>
+            <w:pPr>
+              <w:spacing w:after="40" w:before="0"/>
+              <w:jc w:val="left"/>
+            </w:pPr>
+            <w:r>
+              <w:rPr>
+                <w:rFonts w:ascii="Arial" w:cs="Arial" w:eastAsia="Arial" w:hAnsi="Arial"/>
+                <w:b w:val="false"/>
+                <w:bCs w:val="false"/>
+                <w:i w:val="false"/>
+                <w:iCs w:val="false"/>
+                <w:color w:val="000000"/>
+                <w:sz w:val="18"/>
+                <w:szCs w:val="18"/>
+              </w:rPr>
+              <w:t xml:space="preserve">Teacher scans written predictions during circulation. Look for: (a) learners who predict symmetrical I-V curves for forward and reverse bias — this reveals a misconception about junction rectification that the simulation will directly address; (b) learners who predict higher temperature increases efficiency — this is the key target misconception linked to the anchoring phenomenon; (c) learners who cannot connect their prediction to the band model — prompt them to redraw the n-type and p-type band diagram side by side before proceeding. Flag these pairs for targeted questioning during the Observe phase.</w:t>
+            </w:r>
+          </w:p>
+        </w:tc>
+      </w:tr>
+      <w:tr>
+        <w:tc>
+          <w:tcPr>
+            <w:tcW w:type="dxa" w:w="1520"/>
+            <w:shd w:fill="D9EEF1" w:color="auto" w:val="clear"/>
+            <w:tcMar>
+              <w:top w:type="dxa" w:w="60"/>
+              <w:left w:type="dxa" w:w="120"/>
+              <w:bottom w:type="dxa" w:w="60"/>
+              <w:right w:type="dxa" w:w="120"/>
+            </w:tcMar>
+            <w:vAlign w:val="top"/>
+          </w:tcPr>
+          <w:p>
+            <w:pPr>
+              <w:spacing w:after="40" w:before="0"/>
+              <w:jc w:val="left"/>
+            </w:pPr>
+            <w:r>
+              <w:rPr>
+                <w:rFonts w:ascii="Arial" w:cs="Arial" w:eastAsia="Arial" w:hAnsi="Arial"/>
+                <w:b/>
+                <w:bCs/>
+                <w:i w:val="false"/>
+                <w:iCs w:val="false"/>
+                <w:color w:val="000000"/>
+                <w:sz w:val="18"/>
+                <w:szCs w:val="18"/>
+              </w:rPr>
+              <w:t xml:space="preserve">Observe Phase</w:t>
+            </w:r>
+          </w:p>
+          <w:p>
+            <w:pPr>
+              <w:spacing w:after="20" w:before="0"/>
+            </w:pPr>
+            <w:r>
+              <w:rPr>
+                <w:rFonts w:ascii="Arial" w:cs="Arial" w:eastAsia="Arial" w:hAnsi="Arial"/>
+                <w:b/>
+                <w:bCs/>
+                <w:color w:val="1F3864"/>
+                <w:sz w:val="16"/>
+                <w:szCs w:val="16"/>
+              </w:rPr>
+              <w:t xml:space="preserve">📹 VIDEO:</w:t>
+            </w:r>
+          </w:p>
+          <w:p>
+            <w:pPr>
+              <w:spacing w:after="20" w:before="0"/>
+            </w:pPr>
+            <w:hyperlink w:history="1" r:id="rIdtpoo6ax_ngh7dxhd5kwjr">
               <w:r>
                 <w:rPr>
                   <w:rFonts w:ascii="Arial" w:cs="Arial" w:eastAsia="Arial" w:hAnsi="Arial"/>
@@ -15292,6 +16035,22 @@
           </w:p>
           <w:p>
             <w:pPr>
+              <w:spacing w:after="20" w:before="0"/>
+            </w:pPr>
+            <w:r>
+              <w:rPr>
+                <w:rFonts w:ascii="Arial" w:cs="Arial" w:eastAsia="Arial" w:hAnsi="Arial"/>
+                <w:i/>
+                <w:iCs/>
+                <w:color w:val="595959"/>
+                <w:sz w:val="16"/>
+                <w:szCs w:val="16"/>
+              </w:rPr>
+              <w:t xml:space="preserve">Related topic: not an exact match for this lesson.</w:t>
+            </w:r>
+          </w:p>
+          <w:p>
+            <w:pPr>
               <w:spacing w:after="10" w:before="0"/>
               <w:ind w:left="120"/>
             </w:pPr>
@@ -15310,7 +16069,7 @@
               <w:spacing w:after="10" w:before="0"/>
               <w:ind w:left="120"/>
             </w:pPr>
-            <w:hyperlink w:history="1" r:id="rIdcnvnkg9yisgtot_vfhfvu">
+            <w:hyperlink w:history="1" r:id="rIdyjtaswelbamdbnownxq1n">
               <w:r>
                 <w:rPr>
                   <w:rFonts w:ascii="Arial" w:cs="Arial" w:eastAsia="Arial" w:hAnsi="Arial"/>
@@ -15355,7 +16114,345 @@
             <w:pPr>
               <w:spacing w:after="20" w:before="0"/>
             </w:pPr>
-            <w:hyperlink w:history="1" r:id="rIdamkrwihsqtyltyatgr6hw">
+            <w:hyperlink w:history="1" r:id="rIdntw5jwjxiacyb6gkwn46q">
+              <w:r>
+                <w:rPr>
+                  <w:rFonts w:ascii="Arial" w:cs="Arial" w:eastAsia="Arial" w:hAnsi="Arial"/>
+                  <w:color w:val="2E75B6"/>
+                  <w:sz w:val="16"/>
+                  <w:szCs w:val="16"/>
+                  <w:u w:val="single" w:color="2E75B6"/>
+                </w:rPr>
+                <w:t xml:space="preserve">Semiconductor</w:t>
+              </w:r>
+            </w:hyperlink>
+          </w:p>
+          <w:p>
+            <w:pPr>
+              <w:spacing w:after="20" w:before="0"/>
+            </w:pPr>
+            <w:r>
+              <w:rPr>
+                <w:rFonts w:ascii="Arial" w:cs="Arial" w:eastAsia="Arial" w:hAnsi="Arial"/>
+                <w:i/>
+                <w:iCs/>
+                <w:color w:val="595959"/>
+                <w:sz w:val="16"/>
+                <w:szCs w:val="16"/>
+              </w:rPr>
+              <w:t xml:space="preserve">Related topic: not an exact match for this lesson.</w:t>
+            </w:r>
+          </w:p>
+          <w:p>
+            <w:pPr>
+              <w:spacing w:after="10" w:before="0"/>
+              <w:ind w:left="120"/>
+            </w:pPr>
+            <w:r>
+              <w:rPr>
+                <w:rFonts w:ascii="Arial" w:cs="Arial" w:eastAsia="Arial" w:hAnsi="Arial"/>
+                <w:color w:val="595959"/>
+                <w:sz w:val="14"/>
+                <w:szCs w:val="14"/>
+              </w:rPr>
+              <w:t xml:space="preserve">Source: PhET</w:t>
+            </w:r>
+          </w:p>
+          <w:p>
+            <w:pPr>
+              <w:spacing w:after="10" w:before="0"/>
+              <w:ind w:left="120"/>
+            </w:pPr>
+            <w:hyperlink w:history="1" r:id="rIdi226uagoyibjoajupjt-h">
+              <w:r>
+                <w:rPr>
+                  <w:rFonts w:ascii="Arial" w:cs="Arial" w:eastAsia="Arial" w:hAnsi="Arial"/>
+                  <w:color w:val="595959"/>
+                  <w:sz w:val="14"/>
+                  <w:szCs w:val="14"/>
+                  <w:u w:val="single" w:color="595959"/>
+                </w:rPr>
+                <w:t xml:space="preserve">🔍 Search ARES for similar readings</w:t>
+              </w:r>
+            </w:hyperlink>
+          </w:p>
+        </w:tc>
+        <w:tc>
+          <w:tcPr>
+            <w:tcW w:type="dxa" w:w="3040"/>
+            <w:shd w:fill="FFFFFF" w:color="auto" w:val="clear"/>
+            <w:tcMar>
+              <w:top w:type="dxa" w:w="60"/>
+              <w:left w:type="dxa" w:w="120"/>
+              <w:bottom w:type="dxa" w:w="60"/>
+              <w:right w:type="dxa" w:w="120"/>
+            </w:tcMar>
+            <w:vAlign w:val="top"/>
+          </w:tcPr>
+          <w:p>
+            <w:pPr>
+              <w:spacing w:after="40" w:before="0"/>
+              <w:jc w:val="left"/>
+            </w:pPr>
+            <w:r>
+              <w:rPr>
+                <w:rFonts w:ascii="Arial" w:cs="Arial" w:eastAsia="Arial" w:hAnsi="Arial"/>
+                <w:b w:val="false"/>
+                <w:bCs w:val="false"/>
+                <w:i w:val="false"/>
+                <w:iCs w:val="false"/>
+                <w:color w:val="000000"/>
+                <w:sz w:val="18"/>
+                <w:szCs w:val="18"/>
+              </w:rPr>
+              <w:t xml:space="preserve">Learners work in pairs at a computer or tablet running the PhET Semiconductor simulation (University of Colorado Boulder). The teacher displays a structured investigation guide with three sequential tasks, each taking approximately 5 to 6 minutes. INVESTIGATION A — Junction Formation (5 min): Learners select n-type silicon on one side and p-type on the other. They observe the depletion region forming automatically, note the direction of the built-in electric field arrow, and sketch the energy band diagram showing the Fermi level alignment across the junction. They record: width of depletion region (relative, in simulation units), direction of built-in field, and which side has positive fixed charges versus negative fixed charges. INVESTIGATION B — I-V Characteristics (8 min): Learners apply bias voltage from -2V to +2V in 0.25V steps, recording current at each step in a results table. They plot current (y-axis) versus voltage (x-axis) on pre-printed graph axes in their booklet. They annotate two regions: forward bias (low resistance, large current) and reverse bias (high resistance, near-zero current until breakdown). They note the threshold voltage at which current rises sharply in forward bias and relate it to the height of the energy barrier in the depletion region. INVESTIGATION C — Temperature Effect (7 min): Learners keep bias voltage fixed at +0.5V (forward bias) and vary temperature from 200K to 400K in steps of 50K, recording current and noting any change in the visualised depletion region width. They also record the built-in voltage displayed by the simulation at each temperature step. Key observation: as temperature rises, minority carrier concentration increases (more thermally generated electron-hole pairs), the built-in voltage decreases, and — critically — the open-circuit voltage a solar cell can deliver falls. Learners note this in their booklet with the heading 'What temperature does to the junction.'</w:t>
+            </w:r>
+          </w:p>
+        </w:tc>
+        <w:tc>
+          <w:tcPr>
+            <w:tcW w:type="dxa" w:w="3040"/>
+            <w:shd w:fill="F2F2F2" w:color="auto" w:val="clear"/>
+            <w:tcMar>
+              <w:top w:type="dxa" w:w="60"/>
+              <w:left w:type="dxa" w:w="120"/>
+              <w:bottom w:type="dxa" w:w="60"/>
+              <w:right w:type="dxa" w:w="120"/>
+            </w:tcMar>
+            <w:vAlign w:val="top"/>
+          </w:tcPr>
+          <w:p>
+            <w:pPr>
+              <w:spacing w:after="40" w:before="0"/>
+              <w:jc w:val="left"/>
+            </w:pPr>
+            <w:r>
+              <w:rPr>
+                <w:rFonts w:ascii="Arial" w:cs="Arial" w:eastAsia="Arial" w:hAnsi="Arial"/>
+                <w:b w:val="false"/>
+                <w:bCs w:val="false"/>
+                <w:i w:val="false"/>
+                <w:iCs w:val="false"/>
+                <w:color w:val="000000"/>
+                <w:sz w:val="18"/>
+                <w:szCs w:val="18"/>
+              </w:rPr>
+              <w:t xml:space="preserve">As learners begin Investigation A, circulate and ask: 'Point to the depletion region on your screen. What charge carriers are missing from that region, and why?' WAIT 15 seconds. For Investigation B, pause the class after 4 minutes and say: 'Raise your hand if your I-V curve looks the same in both directions — symmetric. Keep your hand up if you predicted it would be symmetric.' Acknowledge raised hands without judgment, then say: 'Keep collecting data. We will come back to this.' This sustains productive tension. During Investigation C, target the pairs flagged in the Predict phase. Ask them directly: 'You predicted higher temperature would make the panel more efficient. What are you actually seeing happen to the built-in voltage as temperature goes up? Read the number off the screen and tell me.' WAIT 20 seconds. If a pair is confused about why depletion region width changes with temperature, prompt: 'Think about what doping concentration does from Lesson 4 — temperature is doing something similar by freeing more carriers. What does more free carriers do to the depletion region?' Do not give the answer — use Socratic probing. At 18 minutes into the lesson, call time and say: 'Everyone freeze your simulation. Before we discuss, write one sentence summarising the single most surprising thing you observed today.'</w:t>
+            </w:r>
+          </w:p>
+        </w:tc>
+        <w:tc>
+          <w:tcPr>
+            <w:tcW w:type="dxa" w:w="3040"/>
+            <w:shd w:fill="FFFFFF" w:color="auto" w:val="clear"/>
+            <w:tcMar>
+              <w:top w:type="dxa" w:w="60"/>
+              <w:left w:type="dxa" w:w="120"/>
+              <w:bottom w:type="dxa" w:w="60"/>
+              <w:right w:type="dxa" w:w="120"/>
+            </w:tcMar>
+            <w:vAlign w:val="top"/>
+          </w:tcPr>
+          <w:p>
+            <w:pPr>
+              <w:spacing w:after="40" w:before="0"/>
+              <w:jc w:val="left"/>
+            </w:pPr>
+            <w:r>
+              <w:rPr>
+                <w:rFonts w:ascii="Arial" w:cs="Arial" w:eastAsia="Arial" w:hAnsi="Arial"/>
+                <w:b w:val="false"/>
+                <w:bCs w:val="false"/>
+                <w:i w:val="false"/>
+                <w:iCs w:val="false"/>
+                <w:color w:val="000000"/>
+                <w:sz w:val="18"/>
+                <w:szCs w:val="18"/>
+              </w:rPr>
+              <w:t xml:space="preserve">The three-investigation sequence uses a productive scaffolding structure: Investigation A builds spatial understanding of the junction, Investigation B generates the quantitative I-V evidence, and Investigation C connects directly to the anchoring phenomenon. The structured results table prevents data overload and ensures all pairs have comparable evidence for the class discussion. The 'most surprising observation' prompt at the end of the Observe phase is a cognitive consolidation moment that prepares learners for the Explain phase.</w:t>
+            </w:r>
+          </w:p>
+        </w:tc>
+        <w:tc>
+          <w:tcPr>
+            <w:tcW w:type="dxa" w:w="3040"/>
+            <w:shd w:fill="F2F2F2" w:color="auto" w:val="clear"/>
+            <w:tcMar>
+              <w:top w:type="dxa" w:w="60"/>
+              <w:left w:type="dxa" w:w="120"/>
+              <w:bottom w:type="dxa" w:w="60"/>
+              <w:right w:type="dxa" w:w="120"/>
+            </w:tcMar>
+            <w:vAlign w:val="top"/>
+          </w:tcPr>
+          <w:p>
+            <w:pPr>
+              <w:spacing w:after="40" w:before="0"/>
+              <w:jc w:val="left"/>
+            </w:pPr>
+            <w:r>
+              <w:rPr>
+                <w:rFonts w:ascii="Arial" w:cs="Arial" w:eastAsia="Arial" w:hAnsi="Arial"/>
+                <w:b w:val="false"/>
+                <w:bCs w:val="false"/>
+                <w:i w:val="false"/>
+                <w:iCs w:val="false"/>
+                <w:color w:val="000000"/>
+                <w:sz w:val="18"/>
+                <w:szCs w:val="18"/>
+              </w:rPr>
+              <w:t xml:space="preserve">Teacher checks results tables during circulation for: (a) correct identification of rectification (asymmetric I-V curve) — if absent, prompt the pair to compare current at +1V and -1V explicitly; (b) correct direction of built-in field (pointing from n-side to p-side, opposing diffusion current) — if wrong, ask the learner to identify where positive ions are located; (c) in Investigation C, whether the learner records decreasing built-in voltage with increasing temperature — this is the key quantitative evidence for the anchoring phenomenon explanation. A quick show-of-thumbs check after Investigation B ('Thumbs up if your graph shows much larger current in one direction') gives the teacher a rapid class-wide read before moving to Explain.</w:t>
+            </w:r>
+          </w:p>
+        </w:tc>
+      </w:tr>
+      <w:tr>
+        <w:tc>
+          <w:tcPr>
+            <w:tcW w:type="dxa" w:w="1520"/>
+            <w:shd w:fill="E2EFDA" w:color="auto" w:val="clear"/>
+            <w:tcMar>
+              <w:top w:type="dxa" w:w="60"/>
+              <w:left w:type="dxa" w:w="120"/>
+              <w:bottom w:type="dxa" w:w="60"/>
+              <w:right w:type="dxa" w:w="120"/>
+            </w:tcMar>
+            <w:vAlign w:val="top"/>
+          </w:tcPr>
+          <w:p>
+            <w:pPr>
+              <w:spacing w:after="40" w:before="0"/>
+              <w:jc w:val="left"/>
+            </w:pPr>
+            <w:r>
+              <w:rPr>
+                <w:rFonts w:ascii="Arial" w:cs="Arial" w:eastAsia="Arial" w:hAnsi="Arial"/>
+                <w:b/>
+                <w:bCs/>
+                <w:i w:val="false"/>
+                <w:iCs w:val="false"/>
+                <w:color w:val="000000"/>
+                <w:sz w:val="18"/>
+                <w:szCs w:val="18"/>
+              </w:rPr>
+              <w:t xml:space="preserve">Explain Phase</w:t>
+            </w:r>
+          </w:p>
+          <w:p>
+            <w:pPr>
+              <w:spacing w:after="20" w:before="0"/>
+            </w:pPr>
+            <w:r>
+              <w:rPr>
+                <w:rFonts w:ascii="Arial" w:cs="Arial" w:eastAsia="Arial" w:hAnsi="Arial"/>
+                <w:b/>
+                <w:bCs/>
+                <w:color w:val="1F3864"/>
+                <w:sz w:val="16"/>
+                <w:szCs w:val="16"/>
+              </w:rPr>
+              <w:t xml:space="preserve">📹 VIDEO:</w:t>
+            </w:r>
+          </w:p>
+          <w:p>
+            <w:pPr>
+              <w:spacing w:after="20" w:before="0"/>
+            </w:pPr>
+            <w:hyperlink w:history="1" r:id="rIdlizbzh69xygfd4vyh55cz">
+              <w:r>
+                <w:rPr>
+                  <w:rFonts w:ascii="Arial" w:cs="Arial" w:eastAsia="Arial" w:hAnsi="Arial"/>
+                  <w:color w:val="2E75B6"/>
+                  <w:sz w:val="16"/>
+                  <w:szCs w:val="16"/>
+                  <w:u w:val="single" w:color="2E75B6"/>
+                </w:rPr>
+                <w:t xml:space="preserve">06 P N Junctions And Diodes</w:t>
+              </w:r>
+            </w:hyperlink>
+          </w:p>
+          <w:p>
+            <w:pPr>
+              <w:spacing w:after="20" w:before="0"/>
+            </w:pPr>
+            <w:r>
+              <w:rPr>
+                <w:rFonts w:ascii="Arial" w:cs="Arial" w:eastAsia="Arial" w:hAnsi="Arial"/>
+                <w:i/>
+                <w:iCs/>
+                <w:color w:val="595959"/>
+                <w:sz w:val="16"/>
+                <w:szCs w:val="16"/>
+              </w:rPr>
+              <w:t xml:space="preserve">Related topic: not an exact match for this lesson.</w:t>
+            </w:r>
+          </w:p>
+          <w:p>
+            <w:pPr>
+              <w:spacing w:after="10" w:before="0"/>
+              <w:ind w:left="120"/>
+            </w:pPr>
+            <w:r>
+              <w:rPr>
+                <w:rFonts w:ascii="Arial" w:cs="Arial" w:eastAsia="Arial" w:hAnsi="Arial"/>
+                <w:color w:val="595959"/>
+                <w:sz w:val="14"/>
+                <w:szCs w:val="14"/>
+              </w:rPr>
+              <w:t xml:space="preserve">Source: Seavuria</w:t>
+            </w:r>
+          </w:p>
+          <w:p>
+            <w:pPr>
+              <w:spacing w:after="10" w:before="0"/>
+              <w:ind w:left="120"/>
+            </w:pPr>
+            <w:hyperlink w:history="1" r:id="rId210v-vrq_ilztacjajnch">
+              <w:r>
+                <w:rPr>
+                  <w:rFonts w:ascii="Arial" w:cs="Arial" w:eastAsia="Arial" w:hAnsi="Arial"/>
+                  <w:color w:val="595959"/>
+                  <w:sz w:val="14"/>
+                  <w:szCs w:val="14"/>
+                  <w:u w:val="single" w:color="595959"/>
+                </w:rPr>
+                <w:t xml:space="preserve">🔍 Search ARES for similar videos</w:t>
+              </w:r>
+            </w:hyperlink>
+          </w:p>
+          <w:p>
+            <w:pPr>
+              <w:spacing w:after="40" w:before="0"/>
+            </w:pPr>
+            <w:r>
+              <w:rPr>
+                <w:sz w:val="14"/>
+                <w:szCs w:val="14"/>
+              </w:rPr>
+              <w:t xml:space="preserve"/>
+            </w:r>
+          </w:p>
+          <w:p>
+            <w:pPr>
+              <w:spacing w:after="20" w:before="0"/>
+            </w:pPr>
+            <w:r>
+              <w:rPr>
+                <w:rFonts w:ascii="Arial" w:cs="Arial" w:eastAsia="Arial" w:hAnsi="Arial"/>
+                <w:b/>
+                <w:bCs/>
+                <w:color w:val="1F3864"/>
+                <w:sz w:val="16"/>
+                <w:szCs w:val="16"/>
+              </w:rPr>
+              <w:t xml:space="preserve">📖 HTML:</w:t>
+            </w:r>
+          </w:p>
+          <w:p>
+            <w:pPr>
+              <w:spacing w:after="20" w:before="0"/>
+            </w:pPr>
+            <w:hyperlink w:history="1" r:id="rIdtr2cuyeyg0608_buhzi5h">
               <w:r>
                 <w:rPr>
                   <w:rFonts w:ascii="Arial" w:cs="Arial" w:eastAsia="Arial" w:hAnsi="Arial"/>
@@ -15370,6 +16467,22 @@
           </w:p>
           <w:p>
             <w:pPr>
+              <w:spacing w:after="20" w:before="0"/>
+            </w:pPr>
+            <w:r>
+              <w:rPr>
+                <w:rFonts w:ascii="Arial" w:cs="Arial" w:eastAsia="Arial" w:hAnsi="Arial"/>
+                <w:i/>
+                <w:iCs/>
+                <w:color w:val="595959"/>
+                <w:sz w:val="16"/>
+                <w:szCs w:val="16"/>
+              </w:rPr>
+              <w:t xml:space="preserve">Related topic: not an exact match for this lesson.</w:t>
+            </w:r>
+          </w:p>
+          <w:p>
+            <w:pPr>
               <w:spacing w:after="10" w:before="0"/>
               <w:ind w:left="120"/>
             </w:pPr>
@@ -15388,7 +16501,7 @@
               <w:spacing w:after="10" w:before="0"/>
               <w:ind w:left="120"/>
             </w:pPr>
-            <w:hyperlink w:history="1" r:id="rId5nfvefyfrbllvwdx7idnz">
+            <w:hyperlink w:history="1" r:id="rIdohj1cxuc-xo8ys5euy8bm">
               <w:r>
                 <w:rPr>
                   <w:rFonts w:ascii="Arial" w:cs="Arial" w:eastAsia="Arial" w:hAnsi="Arial"/>
@@ -15430,7 +16543,7 @@
                 <w:sz w:val="18"/>
                 <w:szCs w:val="18"/>
               </w:rPr>
-              <w:t xml:space="preserve">Learners retrieve their Lesson 4 exit-ticket card (or a printed half-sheet provided by the teacher) on which they wrote a prediction: 'At high temperature, the Kajiado solar panel produces less power because...' They share predictions with their neighbour and identify the ONE thing they are most uncertain about. Class predictions are collected verbally — teacher records three to four distinct ideas on the board under the heading 'Our Current Best Explanations'. Learners then read a two-paragraph stimulus about how a p-n junction is the heart of every solar cell — describing that when p-type and n-type silicon are placed in contact, electrons from the n-side and holes from the p-side diffuse across the boundary and recombine, leaving behind a thin depletion region with a built-in electric field. Learners predict: (1) What will happen to current if we apply a voltage that pushes electrons toward the junction (forward bias)? (2) What will happen if we apply a voltage that pulls electrons away (reverse bias)? (3) If temperature increases inside the panel, will the built-in voltage of the depletion region increase or decrease — and why? Each pair records three predictions in their investigation booklet before touching the simulation.</w:t>
+              <w:t xml:space="preserve">Pairs join into groups of four to compare I-V graphs and reconcile any differences in their data. Each group is assigned one of three explanation tasks: Group Type 1 explains why the I-V curve is asymmetric (rectification) using the depletion region and energy barrier model. Group Type 2 explains the threshold voltage in forward bias in terms of overcoming the built-in potential barrier, using the band diagram. Group Type 3 explains why increasing temperature from 200K to 400K decreases the built-in voltage and therefore reduces the maximum voltage a solar cell can deliver — connecting directly to the Kajiado anchoring phenomenon. Each group constructs a mini-poster (A3 paper or whiteboard section) with: (a) a labelled diagram or graph from their simulation data, (b) a band-theory explanation in their own words, and (c) one sentence explicitly connecting their finding to the Kajiado solar panel. Groups display posters and give a 90-second verbal summary to the class. Teacher facilitates a brief whole-class synthesis: 'So what have we now established as evidence about why hot afternoon sun produces less power?' Learners co-construct a class consensus statement recorded on the board: 'At high temperatures, thermally generated minority carriers increase, reducing the p-n junction built-in voltage, which lowers the open-circuit voltage of the solar cell and therefore reduces the electrical power output — even though more photons are arriving at the panel.'</w:t>
             </w:r>
           </w:p>
         </w:tc>
@@ -15462,7 +16575,7 @@
                 <w:sz w:val="18"/>
                 <w:szCs w:val="18"/>
               </w:rPr>
-              <w:t xml:space="preserve">Begin by asking: 'Look back at the prediction you wrote at the end of last lesson. Has anything changed in your thinking since then? Share with your partner for 30 seconds.' WAIT 30 seconds. Then cold-call three pairs: 'Akinyi, what is one thing your partner said that was different from your own idea?' After recording predictions, distribute or display the stimulus paragraph. Say: 'Before we open the simulation, I want you to commit to three specific predictions — write them down so we can test them. A prediction you cannot test is not useful in science.' Circulate and check that predictions are quantitative where possible (for example: 'current will increase' rather than just 'something will happen'). Prompt deeper thinking: 'You said current will increase in forward bias — increase by a little or a lot? What does your band diagram from Lesson 4 suggest about the energy barrier the electrons must overcome?' WAIT 20 seconds for pairs to discuss. Do not confirm or deny predictions — preserve the epistemic uncertainty that will motivate careful observation.</w:t>
+              <w:t xml:space="preserve">During group work, circulate and push for precision. For Group Type 1: 'You have said current flows easily in forward bias. But what is physically happening to the energy barrier? Use the words barrier height in your explanation.' For Group Type 2: 'Your threshold voltage is about 0.6 to 0.7V in the simulation. Where does that number come from? Look at your band diagram — what energy gap are electrons overcoming at the junction?' For Group Type 3 — the most critical group for the anchoring phenomenon: 'Your data shows built-in voltage drops from about 0.9V at 200K to about 0.5V at 400K. Now Kajiado afternoon temperature is about 35 degrees Celsius — that is 308K. What does your graph predict will happen to the panel voltage on that hot afternoon versus a cool 18 degrees Celsius morning at 291K? Can you put a number on it?' WAIT 25 seconds. During poster presentations, use probing questions: 'Wanjiku says the junction voltage drops with temperature. Mwangi, do you agree? What evidence from your own simulation supports or challenges that?' After all presentations, facilitate the consensus statement using think-pair-share: 'In one sentence, what is our best evidence-based explanation for the anchoring phenomenon right now? Write it, share it with your partner, then we will build one class sentence together.'</w:t>
             </w:r>
           </w:p>
         </w:tc>
@@ -15494,7 +16607,7 @@
                 <w:sz w:val="18"/>
                 <w:szCs w:val="18"/>
               </w:rPr>
-              <w:t xml:space="preserve">Prediction-before-observation activates prior knowledge from Lessons 3 and 4 and creates cognitive dissonance points that the simulation data will resolve. Recording predictions publicly (on the board) makes the class accountable to evidence and models scientific practice. The three-prediction structure (forward bias, reverse bias, temperature effect) maps directly onto the three simulation investigations, creating a coherent predict-observe-explain arc.</w:t>
+              <w:t xml:space="preserve">The jigsaw-style task assignment ensures that three complementary explanations (rectification, threshold voltage, temperature effect) are developed in parallel and then integrated in the class synthesis. This mirrors how scientific knowledge is built from multiple lines of evidence. Constructing a shared consensus statement makes the class explanation public and accountable, and it directly advances the driving question. The explicit connection to Kajiado in each poster task ensures the phenomenon remains the anchor, not an afterthought.</w:t>
             </w:r>
           </w:p>
         </w:tc>
@@ -15526,7 +16639,7 @@
                 <w:sz w:val="18"/>
                 <w:szCs w:val="18"/>
               </w:rPr>
-              <w:t xml:space="preserve">Teacher scans written predictions during circulation. Look for: (a) learners who predict symmetrical I-V curves for forward and reverse bias — this reveals a misconception about junction rectification that the simulation will directly address; (b) learners who predict higher temperature increases efficiency — this is the key target misconception linked to the anchoring phenomenon; (c) learners who cannot connect their prediction to the band model — prompt them to redraw the n-type and p-type band diagram side by side before proceeding. Flag these pairs for targeted questioning during the Observe phase.</w:t>
+              <w:t xml:space="preserve">Evaluate posters using three criteria: (1) Is the diagram or graph correctly labelled with physics terms? (2) Does the explanation invoke the energy band model or depletion region — not just surface-level description? (3) Is the connection to the Kajiado phenomenon specific and accurate? Learners who produce vague connections (for example: 'heat makes it worse') without a mechanism should be prompted to add a causal chain. The teacher can use a quick whole-class exit check: 'On your mini-whiteboard or scrap paper, draw the I-V curve for a p-n junction and mark forward and reverse bias regions. This should take 60 seconds.' Scan the room for the characteristic rectifier shape before dismissing to the DQB phase.</w:t>
             </w:r>
           </w:p>
         </w:tc>
@@ -15535,32 +16648,32 @@
         <w:tc>
           <w:tcPr>
             <w:tcW w:type="dxa" w:w="1520"/>
-            <w:shd w:fill="D9EEF1" w:color="auto" w:val="clear"/>
-            <w:tcMar>
-              <w:top w:type="dxa" w:w="60"/>
-              <w:left w:type="dxa" w:w="120"/>
-              <w:bottom w:type="dxa" w:w="60"/>
-              <w:right w:type="dxa" w:w="120"/>
-            </w:tcMar>
-            <w:vAlign w:val="top"/>
-          </w:tcPr>
-          <w:p>
-            <w:pPr>
-              <w:spacing w:after="40" w:before="0"/>
-              <w:jc w:val="left"/>
-            </w:pPr>
-            <w:r>
-              <w:rPr>
-                <w:rFonts w:ascii="Arial" w:cs="Arial" w:eastAsia="Arial" w:hAnsi="Arial"/>
-                <w:b/>
-                <w:bCs/>
-                <w:i w:val="false"/>
-                <w:iCs w:val="false"/>
-                <w:color w:val="000000"/>
-                <w:sz w:val="18"/>
-                <w:szCs w:val="18"/>
-              </w:rPr>
-              <w:t xml:space="preserve">Observe Phase</w:t>
+            <w:shd w:fill="FCE4D6" w:color="auto" w:val="clear"/>
+            <w:tcMar>
+              <w:top w:type="dxa" w:w="60"/>
+              <w:left w:type="dxa" w:w="120"/>
+              <w:bottom w:type="dxa" w:w="60"/>
+              <w:right w:type="dxa" w:w="120"/>
+            </w:tcMar>
+            <w:vAlign w:val="top"/>
+          </w:tcPr>
+          <w:p>
+            <w:pPr>
+              <w:spacing w:after="40" w:before="0"/>
+              <w:jc w:val="left"/>
+            </w:pPr>
+            <w:r>
+              <w:rPr>
+                <w:rFonts w:ascii="Arial" w:cs="Arial" w:eastAsia="Arial" w:hAnsi="Arial"/>
+                <w:b/>
+                <w:bCs/>
+                <w:i w:val="false"/>
+                <w:iCs w:val="false"/>
+                <w:color w:val="000000"/>
+                <w:sz w:val="18"/>
+                <w:szCs w:val="18"/>
+              </w:rPr>
+              <w:t xml:space="preserve">Driving Question Board (DQB) Creation</w:t>
             </w:r>
           </w:p>
           <w:p>
@@ -15583,7 +16696,7 @@
             <w:pPr>
               <w:spacing w:after="20" w:before="0"/>
             </w:pPr>
-            <w:hyperlink w:history="1" r:id="rIdpb4rnleypjea8oldggvfx">
+            <w:hyperlink w:history="1" r:id="rIdvhfg-9raoy0tx9udyxcjw">
               <w:r>
                 <w:rPr>
                   <w:rFonts w:ascii="Arial" w:cs="Arial" w:eastAsia="Arial" w:hAnsi="Arial"/>
@@ -15598,6 +16711,22 @@
           </w:p>
           <w:p>
             <w:pPr>
+              <w:spacing w:after="20" w:before="0"/>
+            </w:pPr>
+            <w:r>
+              <w:rPr>
+                <w:rFonts w:ascii="Arial" w:cs="Arial" w:eastAsia="Arial" w:hAnsi="Arial"/>
+                <w:i/>
+                <w:iCs/>
+                <w:color w:val="595959"/>
+                <w:sz w:val="16"/>
+                <w:szCs w:val="16"/>
+              </w:rPr>
+              <w:t xml:space="preserve">Related topic: not an exact match for this lesson.</w:t>
+            </w:r>
+          </w:p>
+          <w:p>
+            <w:pPr>
               <w:spacing w:after="10" w:before="0"/>
               <w:ind w:left="120"/>
             </w:pPr>
@@ -15616,7 +16745,7 @@
               <w:spacing w:after="10" w:before="0"/>
               <w:ind w:left="120"/>
             </w:pPr>
-            <w:hyperlink w:history="1" r:id="rId-o6ncbbodm5mmkymmppqk">
+            <w:hyperlink w:history="1" r:id="rId9s__43thwiufav12xlunn">
               <w:r>
                 <w:rPr>
                   <w:rFonts w:ascii="Arial" w:cs="Arial" w:eastAsia="Arial" w:hAnsi="Arial"/>
@@ -15661,7 +16790,7 @@
             <w:pPr>
               <w:spacing w:after="20" w:before="0"/>
             </w:pPr>
-            <w:hyperlink w:history="1" r:id="rIdpqeru9zrtkbcuxhagbnft">
+            <w:hyperlink w:history="1" r:id="rIdacokjyv_g-3wzskt6dwuq">
               <w:r>
                 <w:rPr>
                   <w:rFonts w:ascii="Arial" w:cs="Arial" w:eastAsia="Arial" w:hAnsi="Arial"/>
@@ -15676,6 +16805,22 @@
           </w:p>
           <w:p>
             <w:pPr>
+              <w:spacing w:after="20" w:before="0"/>
+            </w:pPr>
+            <w:r>
+              <w:rPr>
+                <w:rFonts w:ascii="Arial" w:cs="Arial" w:eastAsia="Arial" w:hAnsi="Arial"/>
+                <w:i/>
+                <w:iCs/>
+                <w:color w:val="595959"/>
+                <w:sz w:val="16"/>
+                <w:szCs w:val="16"/>
+              </w:rPr>
+              <w:t xml:space="preserve">Related topic: not an exact match for this lesson.</w:t>
+            </w:r>
+          </w:p>
+          <w:p>
+            <w:pPr>
               <w:spacing w:after="10" w:before="0"/>
               <w:ind w:left="120"/>
             </w:pPr>
@@ -15694,7 +16839,7 @@
               <w:spacing w:after="10" w:before="0"/>
               <w:ind w:left="120"/>
             </w:pPr>
-            <w:hyperlink w:history="1" r:id="rIdopbjwhebj_uxg-ytvz8_n">
+            <w:hyperlink w:history="1" r:id="rId-zcet6npsli1qufjktcks">
               <w:r>
                 <w:rPr>
                   <w:rFonts w:ascii="Arial" w:cs="Arial" w:eastAsia="Arial" w:hAnsi="Arial"/>
@@ -15736,7 +16881,7 @@
                 <w:sz w:val="18"/>
                 <w:szCs w:val="18"/>
               </w:rPr>
-              <w:t xml:space="preserve">Learners work in pairs at a computer or tablet running the PhET Semiconductor simulation (University of Colorado Boulder). The teacher displays a structured investigation guide with three sequential tasks, each taking approximately 5 to 6 minutes. INVESTIGATION A — Junction Formation (5 min): Learners select n-type silicon on one side and p-type on the other. They observe the depletion region forming automatically, note the direction of the built-in electric field arrow, and sketch the energy band diagram showing the Fermi level alignment across the junction. They record: width of depletion region (relative, in simulation units), direction of built-in field, and which side has positive fixed charges versus negative fixed charges. INVESTIGATION B — I-V Characteristics (8 min): Learners apply bias voltage from -2V to +2V in 0.25V steps, recording current at each step in a results table. They plot current (y-axis) versus voltage (x-axis) on pre-printed graph axes in their booklet. They annotate two regions: forward bias (low resistance, large current) and reverse bias (high resistance, near-zero current until breakdown). They note the threshold voltage at which current rises sharply in forward bias and relate it to the height of the energy barrier in the depletion region. INVESTIGATION C — Temperature Effect (7 min): Learners keep bias voltage fixed at +0.5V (forward bias) and vary temperature from 200K to 400K in steps of 50K, recording current and noting any change in the visualised depletion region width. They also record the built-in voltage displayed by the simulation at each temperature step. Key observation: as temperature rises, minority carrier concentration increases (more thermally generated electron-hole pairs), the built-in voltage decreases, and — critically — the open-circuit voltage a solar cell can deliver falls. Learners note this in their booklet with the heading 'What temperature does to the junction.'</w:t>
+              <w:t xml:space="preserve">Learners return to the class Driving Question Board — a large display that has been maintained since Lesson 1. Each pair receives two sticky notes. On the first (green): they write one new piece of evidence they have collected today that helps answer the driving question. On the second (orange): they write one new question that their simulation results have raised — something they still cannot explain or are curious about. Examples of expected green evidence notes: 'At 400K the built-in voltage dropped to 0.5V meaning the solar cell gives less output voltage even with bright light', 'Reverse bias blocks nearly all current — that is why a solar cell only works in one direction'. Examples of expected orange question notes: 'If we cool the solar panel with water irrigation spray would it produce more power?', 'What happens inside the solar cell when a photon hits — we only studied voltage bias not light'. Learners place their notes on the DQB under the sub-headings 'New Evidence' and 'New Questions'. Teacher reads three to four notes aloud, acknowledging the quality of evidence statements and validating the new questions as important. The teacher adds one teacher-generated note: 'We now have a physical mechanism to explain the Kajiado phenomenon — but we have not yet explained how a photon creates the initial electron-hole pair that starts the current. That is a gap we will address in Lesson 7.'</w:t>
             </w:r>
           </w:p>
         </w:tc>
@@ -15768,7 +16913,7 @@
                 <w:sz w:val="18"/>
                 <w:szCs w:val="18"/>
               </w:rPr>
-              <w:t xml:space="preserve">As learners begin Investigation A, circulate and ask: 'Point to the depletion region on your screen. What charge carriers are missing from that region, and why?' WAIT 15 seconds. For Investigation B, pause the class after 4 minutes and say: 'Raise your hand if your I-V curve looks the same in both directions — symmetric. Keep your hand up if you predicted it would be symmetric.' Acknowledge raised hands without judgment, then say: 'Keep collecting data. We will come back to this.' This sustains productive tension. During Investigation C, target the pairs flagged in the Predict phase. Ask them directly: 'You predicted higher temperature would make the panel more efficient. What are you actually seeing happen to the built-in voltage as temperature goes up? Read the number off the screen and tell me.' WAIT 20 seconds. If a pair is confused about why depletion region width changes with temperature, prompt: 'Think about what doping concentration does from Lesson 4 — temperature is doing something similar by freeing more carriers. What does more free carriers do to the depletion region?' Do not give the answer — use Socratic probing. At 18 minutes into the lesson, call time and say: 'Everyone freeze your simulation. Before we discuss, write one sentence summarising the single most surprising thing you observed today.'</w:t>
+              <w:t xml:space="preserve">Say: 'The DQB is a living record of our thinking. Look at what we put up in Lesson 1 — can you find a question from that lesson that you can now answer with evidence from today?' WAIT 30 seconds and cold-call two learners to respond. Then direct attention to today's new additions: 'I am seeing some excellent evidence notes. Ochieng has written that the built-in voltage decreased from 0.9 to 0.5V over a 200K temperature range — that is precise, quantitative, and directly connected to our phenomenon. That is exactly the quality of evidence statement a scientist would write.' Highlight the gap explicitly: 'Notice that we now understand why high temperature reduces voltage output. But our DQB still has a question from Lesson 1: how does the solar panel turn light into electricity in the first place? Keep that question in mind — it will be central in Lesson 7.' Do not over-answer new questions; preserve curiosity. If a learner raises an unexpected and sophisticated question (for example, about photon energy and band gap), say: 'That is a genuinely important question. Write it on an orange note and put it up — it deserves a full answer, not a rushed one right now.'</w:t>
             </w:r>
           </w:p>
         </w:tc>
@@ -15800,7 +16945,7 @@
                 <w:sz w:val="18"/>
                 <w:szCs w:val="18"/>
               </w:rPr>
-              <w:t xml:space="preserve">The three-investigation sequence uses a productive scaffolding structure: Investigation A builds spatial understanding of the junction, Investigation B generates the quantitative I-V evidence, and Investigation C connects directly to the anchoring phenomenon. The structured results table prevents data overload and ensures all pairs have comparable evidence for the class discussion. The 'most surprising observation' prompt at the end of the Observe phase is a cognitive consolidation moment that prepares learners for the Explain phase.</w:t>
+              <w:t xml:space="preserve">The DQB update is a metacognitive consolidation strategy that makes learning progress visible. By physically moving sticky notes or adding new ones, learners experience the iterative nature of scientific inquiry — knowledge grows but also generates new questions. The teacher modelling how to read a DQB question and connect it to today's evidence demonstrates the disciplinary practice of using evidence to resolve questions progressively. Leaving one question explicitly open ('how does a photon create the electron-hole pair') sustains narrative momentum into Lessons 6 and 7.</w:t>
             </w:r>
           </w:p>
         </w:tc>
@@ -15832,7 +16977,7 @@
                 <w:sz w:val="18"/>
                 <w:szCs w:val="18"/>
               </w:rPr>
-              <w:t xml:space="preserve">Teacher checks results tables during circulation for: (a) correct identification of rectification (asymmetric I-V curve) — if absent, prompt the pair to compare current at +1V and -1V explicitly; (b) correct direction of built-in field (pointing from n-side to p-side, opposing diffusion current) — if wrong, ask the learner to identify where positive ions are located; (c) in Investigation C, whether the learner records decreasing built-in voltage with increasing temperature — this is the key quantitative evidence for the anchoring phenomenon explanation. A quick show-of-thumbs check after Investigation B ('Thumbs up if your graph shows much larger current in one direction') gives the teacher a rapid class-wide read before moving to Explain.</w:t>
+              <w:t xml:space="preserve">Teacher reads all sticky notes after the lesson to assess: (a) Are evidence notes causal and specific (invoking band theory, junction voltage, or I-V data) or superficial? (b) Do new questions reveal genuine curiosity and engagement with the model, or confusion about previously covered content? Notes showing persistent confusion about n-type versus p-type distinctions indicate the Lesson 4 content needs brief revisiting at the start of Lesson 6. Collect the most insightful orange question notes as diagnostic data to inform the design of the Lesson 7 case study discussions.</w:t>
             </w:r>
           </w:p>
         </w:tc>
@@ -15841,32 +16986,32 @@
         <w:tc>
           <w:tcPr>
             <w:tcW w:type="dxa" w:w="1520"/>
-            <w:shd w:fill="E2EFDA" w:color="auto" w:val="clear"/>
-            <w:tcMar>
-              <w:top w:type="dxa" w:w="60"/>
-              <w:left w:type="dxa" w:w="120"/>
-              <w:bottom w:type="dxa" w:w="60"/>
-              <w:right w:type="dxa" w:w="120"/>
-            </w:tcMar>
-            <w:vAlign w:val="top"/>
-          </w:tcPr>
-          <w:p>
-            <w:pPr>
-              <w:spacing w:after="40" w:before="0"/>
-              <w:jc w:val="left"/>
-            </w:pPr>
-            <w:r>
-              <w:rPr>
-                <w:rFonts w:ascii="Arial" w:cs="Arial" w:eastAsia="Arial" w:hAnsi="Arial"/>
-                <w:b/>
-                <w:bCs/>
-                <w:i w:val="false"/>
-                <w:iCs w:val="false"/>
-                <w:color w:val="000000"/>
-                <w:sz w:val="18"/>
-                <w:szCs w:val="18"/>
-              </w:rPr>
-              <w:t xml:space="preserve">Explain Phase</w:t>
+            <w:shd w:fill="D5E8F0" w:color="auto" w:val="clear"/>
+            <w:tcMar>
+              <w:top w:type="dxa" w:w="60"/>
+              <w:left w:type="dxa" w:w="120"/>
+              <w:bottom w:type="dxa" w:w="60"/>
+              <w:right w:type="dxa" w:w="120"/>
+            </w:tcMar>
+            <w:vAlign w:val="top"/>
+          </w:tcPr>
+          <w:p>
+            <w:pPr>
+              <w:spacing w:after="40" w:before="0"/>
+              <w:jc w:val="left"/>
+            </w:pPr>
+            <w:r>
+              <w:rPr>
+                <w:rFonts w:ascii="Arial" w:cs="Arial" w:eastAsia="Arial" w:hAnsi="Arial"/>
+                <w:b/>
+                <w:bCs/>
+                <w:i w:val="false"/>
+                <w:iCs w:val="false"/>
+                <w:color w:val="000000"/>
+                <w:sz w:val="18"/>
+                <w:szCs w:val="18"/>
+              </w:rPr>
+              <w:t xml:space="preserve">Model Building Phase</w:t>
             </w:r>
           </w:p>
           <w:p>
@@ -15889,7 +17034,7 @@
             <w:pPr>
               <w:spacing w:after="20" w:before="0"/>
             </w:pPr>
-            <w:hyperlink w:history="1" r:id="rIdf9nddqxulvnzalnqsykvu">
+            <w:hyperlink w:history="1" r:id="rIdlfym9-yemlixo6cdqs-u8">
               <w:r>
                 <w:rPr>
                   <w:rFonts w:ascii="Arial" w:cs="Arial" w:eastAsia="Arial" w:hAnsi="Arial"/>
@@ -15898,9 +17043,25 @@
                   <w:szCs w:val="16"/>
                   <w:u w:val="single" w:color="2E75B6"/>
                 </w:rPr>
-                <w:t xml:space="preserve">05 Doping A Semiconductor</w:t>
+                <w:t xml:space="preserve">06 P N Junctions And Diodes</w:t>
               </w:r>
             </w:hyperlink>
+          </w:p>
+          <w:p>
+            <w:pPr>
+              <w:spacing w:after="20" w:before="0"/>
+            </w:pPr>
+            <w:r>
+              <w:rPr>
+                <w:rFonts w:ascii="Arial" w:cs="Arial" w:eastAsia="Arial" w:hAnsi="Arial"/>
+                <w:i/>
+                <w:iCs/>
+                <w:color w:val="595959"/>
+                <w:sz w:val="16"/>
+                <w:szCs w:val="16"/>
+              </w:rPr>
+              <w:t xml:space="preserve">Related topic: not an exact match for this lesson.</w:t>
+            </w:r>
           </w:p>
           <w:p>
             <w:pPr>
@@ -15922,7 +17083,7 @@
               <w:spacing w:after="10" w:before="0"/>
               <w:ind w:left="120"/>
             </w:pPr>
-            <w:hyperlink w:history="1" r:id="rIdxjmfgvh2bwye4jmsm9ede">
+            <w:hyperlink w:history="1" r:id="rIdyc2da6tu8v3c6eme6c7xl">
               <w:r>
                 <w:rPr>
                   <w:rFonts w:ascii="Arial" w:cs="Arial" w:eastAsia="Arial" w:hAnsi="Arial"/>
@@ -15967,7 +17128,7 @@
             <w:pPr>
               <w:spacing w:after="20" w:before="0"/>
             </w:pPr>
-            <w:hyperlink w:history="1" r:id="rIdv8lq6kiplg1eumd7t4xjy">
+            <w:hyperlink w:history="1" r:id="rIdnq8-qi03gwgisdmgklucu">
               <w:r>
                 <w:rPr>
                   <w:rFonts w:ascii="Arial" w:cs="Arial" w:eastAsia="Arial" w:hAnsi="Arial"/>
@@ -15982,6 +17143,22 @@
           </w:p>
           <w:p>
             <w:pPr>
+              <w:spacing w:after="20" w:before="0"/>
+            </w:pPr>
+            <w:r>
+              <w:rPr>
+                <w:rFonts w:ascii="Arial" w:cs="Arial" w:eastAsia="Arial" w:hAnsi="Arial"/>
+                <w:i/>
+                <w:iCs/>
+                <w:color w:val="595959"/>
+                <w:sz w:val="16"/>
+                <w:szCs w:val="16"/>
+              </w:rPr>
+              <w:t xml:space="preserve">Related topic: not an exact match for this lesson.</w:t>
+            </w:r>
+          </w:p>
+          <w:p>
+            <w:pPr>
               <w:spacing w:after="10" w:before="0"/>
               <w:ind w:left="120"/>
             </w:pPr>
@@ -16000,619 +17177,7 @@
               <w:spacing w:after="10" w:before="0"/>
               <w:ind w:left="120"/>
             </w:pPr>
-            <w:hyperlink w:history="1" r:id="rIdpai9j3hlviljeiwxoayo2">
-              <w:r>
-                <w:rPr>
-                  <w:rFonts w:ascii="Arial" w:cs="Arial" w:eastAsia="Arial" w:hAnsi="Arial"/>
-                  <w:color w:val="595959"/>
-                  <w:sz w:val="14"/>
-                  <w:szCs w:val="14"/>
-                  <w:u w:val="single" w:color="595959"/>
-                </w:rPr>
-                <w:t xml:space="preserve">🔍 Search ARES for similar readings</w:t>
-              </w:r>
-            </w:hyperlink>
-          </w:p>
-        </w:tc>
-        <w:tc>
-          <w:tcPr>
-            <w:tcW w:type="dxa" w:w="3040"/>
-            <w:shd w:fill="FFFFFF" w:color="auto" w:val="clear"/>
-            <w:tcMar>
-              <w:top w:type="dxa" w:w="60"/>
-              <w:left w:type="dxa" w:w="120"/>
-              <w:bottom w:type="dxa" w:w="60"/>
-              <w:right w:type="dxa" w:w="120"/>
-            </w:tcMar>
-            <w:vAlign w:val="top"/>
-          </w:tcPr>
-          <w:p>
-            <w:pPr>
-              <w:spacing w:after="40" w:before="0"/>
-              <w:jc w:val="left"/>
-            </w:pPr>
-            <w:r>
-              <w:rPr>
-                <w:rFonts w:ascii="Arial" w:cs="Arial" w:eastAsia="Arial" w:hAnsi="Arial"/>
-                <w:b w:val="false"/>
-                <w:bCs w:val="false"/>
-                <w:i w:val="false"/>
-                <w:iCs w:val="false"/>
-                <w:color w:val="000000"/>
-                <w:sz w:val="18"/>
-                <w:szCs w:val="18"/>
-              </w:rPr>
-              <w:t xml:space="preserve">Pairs join into groups of four to compare I-V graphs and reconcile any differences in their data. Each group is assigned one of three explanation tasks: Group Type 1 explains why the I-V curve is asymmetric (rectification) using the depletion region and energy barrier model. Group Type 2 explains the threshold voltage in forward bias in terms of overcoming the built-in potential barrier, using the band diagram. Group Type 3 explains why increasing temperature from 200K to 400K decreases the built-in voltage and therefore reduces the maximum voltage a solar cell can deliver — connecting directly to the Kajiado anchoring phenomenon. Each group constructs a mini-poster (A3 paper or whiteboard section) with: (a) a labelled diagram or graph from their simulation data, (b) a band-theory explanation in their own words, and (c) one sentence explicitly connecting their finding to the Kajiado solar panel. Groups display posters and give a 90-second verbal summary to the class. Teacher facilitates a brief whole-class synthesis: 'So what have we now established as evidence about why hot afternoon sun produces less power?' Learners co-construct a class consensus statement recorded on the board: 'At high temperatures, thermally generated minority carriers increase, reducing the p-n junction built-in voltage, which lowers the open-circuit voltage of the solar cell and therefore reduces the electrical power output — even though more photons are arriving at the panel.'</w:t>
-            </w:r>
-          </w:p>
-        </w:tc>
-        <w:tc>
-          <w:tcPr>
-            <w:tcW w:type="dxa" w:w="3040"/>
-            <w:shd w:fill="F2F2F2" w:color="auto" w:val="clear"/>
-            <w:tcMar>
-              <w:top w:type="dxa" w:w="60"/>
-              <w:left w:type="dxa" w:w="120"/>
-              <w:bottom w:type="dxa" w:w="60"/>
-              <w:right w:type="dxa" w:w="120"/>
-            </w:tcMar>
-            <w:vAlign w:val="top"/>
-          </w:tcPr>
-          <w:p>
-            <w:pPr>
-              <w:spacing w:after="40" w:before="0"/>
-              <w:jc w:val="left"/>
-            </w:pPr>
-            <w:r>
-              <w:rPr>
-                <w:rFonts w:ascii="Arial" w:cs="Arial" w:eastAsia="Arial" w:hAnsi="Arial"/>
-                <w:b w:val="false"/>
-                <w:bCs w:val="false"/>
-                <w:i w:val="false"/>
-                <w:iCs w:val="false"/>
-                <w:color w:val="000000"/>
-                <w:sz w:val="18"/>
-                <w:szCs w:val="18"/>
-              </w:rPr>
-              <w:t xml:space="preserve">During group work, circulate and push for precision. For Group Type 1: 'You have said current flows easily in forward bias. But what is physically happening to the energy barrier? Use the words barrier height in your explanation.' For Group Type 2: 'Your threshold voltage is about 0.6 to 0.7V in the simulation. Where does that number come from? Look at your band diagram — what energy gap are electrons overcoming at the junction?' For Group Type 3 — the most critical group for the anchoring phenomenon: 'Your data shows built-in voltage drops from about 0.9V at 200K to about 0.5V at 400K. Now Kajiado afternoon temperature is about 35 degrees Celsius — that is 308K. What does your graph predict will happen to the panel voltage on that hot afternoon versus a cool 18 degrees Celsius morning at 291K? Can you put a number on it?' WAIT 25 seconds. During poster presentations, use probing questions: 'Wanjiku says the junction voltage drops with temperature. Mwangi, do you agree? What evidence from your own simulation supports or challenges that?' After all presentations, facilitate the consensus statement using think-pair-share: 'In one sentence, what is our best evidence-based explanation for the anchoring phenomenon right now? Write it, share it with your partner, then we will build one class sentence together.'</w:t>
-            </w:r>
-          </w:p>
-        </w:tc>
-        <w:tc>
-          <w:tcPr>
-            <w:tcW w:type="dxa" w:w="3040"/>
-            <w:shd w:fill="FFFFFF" w:color="auto" w:val="clear"/>
-            <w:tcMar>
-              <w:top w:type="dxa" w:w="60"/>
-              <w:left w:type="dxa" w:w="120"/>
-              <w:bottom w:type="dxa" w:w="60"/>
-              <w:right w:type="dxa" w:w="120"/>
-            </w:tcMar>
-            <w:vAlign w:val="top"/>
-          </w:tcPr>
-          <w:p>
-            <w:pPr>
-              <w:spacing w:after="40" w:before="0"/>
-              <w:jc w:val="left"/>
-            </w:pPr>
-            <w:r>
-              <w:rPr>
-                <w:rFonts w:ascii="Arial" w:cs="Arial" w:eastAsia="Arial" w:hAnsi="Arial"/>
-                <w:b w:val="false"/>
-                <w:bCs w:val="false"/>
-                <w:i w:val="false"/>
-                <w:iCs w:val="false"/>
-                <w:color w:val="000000"/>
-                <w:sz w:val="18"/>
-                <w:szCs w:val="18"/>
-              </w:rPr>
-              <w:t xml:space="preserve">The jigsaw-style task assignment ensures that three complementary explanations (rectification, threshold voltage, temperature effect) are developed in parallel and then integrated in the class synthesis. This mirrors how scientific knowledge is built from multiple lines of evidence. Constructing a shared consensus statement makes the class explanation public and accountable, and it directly advances the driving question. The explicit connection to Kajiado in each poster task ensures the phenomenon remains the anchor, not an afterthought.</w:t>
-            </w:r>
-          </w:p>
-        </w:tc>
-        <w:tc>
-          <w:tcPr>
-            <w:tcW w:type="dxa" w:w="3040"/>
-            <w:shd w:fill="F2F2F2" w:color="auto" w:val="clear"/>
-            <w:tcMar>
-              <w:top w:type="dxa" w:w="60"/>
-              <w:left w:type="dxa" w:w="120"/>
-              <w:bottom w:type="dxa" w:w="60"/>
-              <w:right w:type="dxa" w:w="120"/>
-            </w:tcMar>
-            <w:vAlign w:val="top"/>
-          </w:tcPr>
-          <w:p>
-            <w:pPr>
-              <w:spacing w:after="40" w:before="0"/>
-              <w:jc w:val="left"/>
-            </w:pPr>
-            <w:r>
-              <w:rPr>
-                <w:rFonts w:ascii="Arial" w:cs="Arial" w:eastAsia="Arial" w:hAnsi="Arial"/>
-                <w:b w:val="false"/>
-                <w:bCs w:val="false"/>
-                <w:i w:val="false"/>
-                <w:iCs w:val="false"/>
-                <w:color w:val="000000"/>
-                <w:sz w:val="18"/>
-                <w:szCs w:val="18"/>
-              </w:rPr>
-              <w:t xml:space="preserve">Evaluate posters using three criteria: (1) Is the diagram or graph correctly labelled with physics terms? (2) Does the explanation invoke the energy band model or depletion region — not just surface-level description? (3) Is the connection to the Kajiado phenomenon specific and accurate? Learners who produce vague connections (for example: 'heat makes it worse') without a mechanism should be prompted to add a causal chain. The teacher can use a quick whole-class exit check: 'On your mini-whiteboard or scrap paper, draw the I-V curve for a p-n junction and mark forward and reverse bias regions. This should take 60 seconds.' Scan the room for the characteristic rectifier shape before dismissing to the DQB phase.</w:t>
-            </w:r>
-          </w:p>
-        </w:tc>
-      </w:tr>
-      <w:tr>
-        <w:tc>
-          <w:tcPr>
-            <w:tcW w:type="dxa" w:w="1520"/>
-            <w:shd w:fill="FCE4D6" w:color="auto" w:val="clear"/>
-            <w:tcMar>
-              <w:top w:type="dxa" w:w="60"/>
-              <w:left w:type="dxa" w:w="120"/>
-              <w:bottom w:type="dxa" w:w="60"/>
-              <w:right w:type="dxa" w:w="120"/>
-            </w:tcMar>
-            <w:vAlign w:val="top"/>
-          </w:tcPr>
-          <w:p>
-            <w:pPr>
-              <w:spacing w:after="40" w:before="0"/>
-              <w:jc w:val="left"/>
-            </w:pPr>
-            <w:r>
-              <w:rPr>
-                <w:rFonts w:ascii="Arial" w:cs="Arial" w:eastAsia="Arial" w:hAnsi="Arial"/>
-                <w:b/>
-                <w:bCs/>
-                <w:i w:val="false"/>
-                <w:iCs w:val="false"/>
-                <w:color w:val="000000"/>
-                <w:sz w:val="18"/>
-                <w:szCs w:val="18"/>
-              </w:rPr>
-              <w:t xml:space="preserve">Driving Question Board (DQB) Creation</w:t>
-            </w:r>
-          </w:p>
-          <w:p>
-            <w:pPr>
-              <w:spacing w:after="20" w:before="0"/>
-            </w:pPr>
-            <w:r>
-              <w:rPr>
-                <w:rFonts w:ascii="Arial" w:cs="Arial" w:eastAsia="Arial" w:hAnsi="Arial"/>
-                <w:b/>
-                <w:bCs/>
-                <w:color w:val="1F3864"/>
-                <w:sz w:val="16"/>
-                <w:szCs w:val="16"/>
-              </w:rPr>
-              <w:t xml:space="preserve">📹 VIDEO:</w:t>
-            </w:r>
-          </w:p>
-          <w:p>
-            <w:pPr>
-              <w:spacing w:after="20" w:before="0"/>
-            </w:pPr>
-            <w:hyperlink w:history="1" r:id="rIdhfuty1vdr58ixmxbmeswc">
-              <w:r>
-                <w:rPr>
-                  <w:rFonts w:ascii="Arial" w:cs="Arial" w:eastAsia="Arial" w:hAnsi="Arial"/>
-                  <w:color w:val="2E75B6"/>
-                  <w:sz w:val="16"/>
-                  <w:szCs w:val="16"/>
-                  <w:u w:val="single" w:color="2E75B6"/>
-                </w:rPr>
-                <w:t xml:space="preserve">05 Doping A Semiconductor</w:t>
-              </w:r>
-            </w:hyperlink>
-          </w:p>
-          <w:p>
-            <w:pPr>
-              <w:spacing w:after="10" w:before="0"/>
-              <w:ind w:left="120"/>
-            </w:pPr>
-            <w:r>
-              <w:rPr>
-                <w:rFonts w:ascii="Arial" w:cs="Arial" w:eastAsia="Arial" w:hAnsi="Arial"/>
-                <w:color w:val="595959"/>
-                <w:sz w:val="14"/>
-                <w:szCs w:val="14"/>
-              </w:rPr>
-              <w:t xml:space="preserve">Source: Seavuria</w:t>
-            </w:r>
-          </w:p>
-          <w:p>
-            <w:pPr>
-              <w:spacing w:after="10" w:before="0"/>
-              <w:ind w:left="120"/>
-            </w:pPr>
-            <w:hyperlink w:history="1" r:id="rIdduecz1qe3mu5rfuahkydl">
-              <w:r>
-                <w:rPr>
-                  <w:rFonts w:ascii="Arial" w:cs="Arial" w:eastAsia="Arial" w:hAnsi="Arial"/>
-                  <w:color w:val="595959"/>
-                  <w:sz w:val="14"/>
-                  <w:szCs w:val="14"/>
-                  <w:u w:val="single" w:color="595959"/>
-                </w:rPr>
-                <w:t xml:space="preserve">🔍 Search ARES for similar videos</w:t>
-              </w:r>
-            </w:hyperlink>
-          </w:p>
-          <w:p>
-            <w:pPr>
-              <w:spacing w:after="40" w:before="0"/>
-            </w:pPr>
-            <w:r>
-              <w:rPr>
-                <w:sz w:val="14"/>
-                <w:szCs w:val="14"/>
-              </w:rPr>
-              <w:t xml:space="preserve"/>
-            </w:r>
-          </w:p>
-          <w:p>
-            <w:pPr>
-              <w:spacing w:after="20" w:before="0"/>
-            </w:pPr>
-            <w:r>
-              <w:rPr>
-                <w:rFonts w:ascii="Arial" w:cs="Arial" w:eastAsia="Arial" w:hAnsi="Arial"/>
-                <w:b/>
-                <w:bCs/>
-                <w:color w:val="1F3864"/>
-                <w:sz w:val="16"/>
-                <w:szCs w:val="16"/>
-              </w:rPr>
-              <w:t xml:space="preserve">📖 HTML:</w:t>
-            </w:r>
-          </w:p>
-          <w:p>
-            <w:pPr>
-              <w:spacing w:after="20" w:before="0"/>
-            </w:pPr>
-            <w:hyperlink w:history="1" r:id="rIdse19wj2xbkje0cbrmm6zo">
-              <w:r>
-                <w:rPr>
-                  <w:rFonts w:ascii="Arial" w:cs="Arial" w:eastAsia="Arial" w:hAnsi="Arial"/>
-                  <w:color w:val="2E75B6"/>
-                  <w:sz w:val="16"/>
-                  <w:szCs w:val="16"/>
-                  <w:u w:val="single" w:color="2E75B6"/>
-                </w:rPr>
-                <w:t xml:space="preserve">Semiconductors</w:t>
-              </w:r>
-            </w:hyperlink>
-          </w:p>
-          <w:p>
-            <w:pPr>
-              <w:spacing w:after="10" w:before="0"/>
-              <w:ind w:left="120"/>
-            </w:pPr>
-            <w:r>
-              <w:rPr>
-                <w:rFonts w:ascii="Arial" w:cs="Arial" w:eastAsia="Arial" w:hAnsi="Arial"/>
-                <w:color w:val="595959"/>
-                <w:sz w:val="14"/>
-                <w:szCs w:val="14"/>
-              </w:rPr>
-              <w:t xml:space="preserve">Source: PhET</w:t>
-            </w:r>
-          </w:p>
-          <w:p>
-            <w:pPr>
-              <w:spacing w:after="10" w:before="0"/>
-              <w:ind w:left="120"/>
-            </w:pPr>
-            <w:hyperlink w:history="1" r:id="rIddl6fronk8nangwzus8mxt">
-              <w:r>
-                <w:rPr>
-                  <w:rFonts w:ascii="Arial" w:cs="Arial" w:eastAsia="Arial" w:hAnsi="Arial"/>
-                  <w:color w:val="595959"/>
-                  <w:sz w:val="14"/>
-                  <w:szCs w:val="14"/>
-                  <w:u w:val="single" w:color="595959"/>
-                </w:rPr>
-                <w:t xml:space="preserve">🔍 Search ARES for similar readings</w:t>
-              </w:r>
-            </w:hyperlink>
-          </w:p>
-        </w:tc>
-        <w:tc>
-          <w:tcPr>
-            <w:tcW w:type="dxa" w:w="3040"/>
-            <w:shd w:fill="FFFFFF" w:color="auto" w:val="clear"/>
-            <w:tcMar>
-              <w:top w:type="dxa" w:w="60"/>
-              <w:left w:type="dxa" w:w="120"/>
-              <w:bottom w:type="dxa" w:w="60"/>
-              <w:right w:type="dxa" w:w="120"/>
-            </w:tcMar>
-            <w:vAlign w:val="top"/>
-          </w:tcPr>
-          <w:p>
-            <w:pPr>
-              <w:spacing w:after="40" w:before="0"/>
-              <w:jc w:val="left"/>
-            </w:pPr>
-            <w:r>
-              <w:rPr>
-                <w:rFonts w:ascii="Arial" w:cs="Arial" w:eastAsia="Arial" w:hAnsi="Arial"/>
-                <w:b w:val="false"/>
-                <w:bCs w:val="false"/>
-                <w:i w:val="false"/>
-                <w:iCs w:val="false"/>
-                <w:color w:val="000000"/>
-                <w:sz w:val="18"/>
-                <w:szCs w:val="18"/>
-              </w:rPr>
-              <w:t xml:space="preserve">Learners return to the class Driving Question Board — a large display that has been maintained since Lesson 1. Each pair receives two sticky notes. On the first (green): they write one new piece of evidence they have collected today that helps answer the driving question. On the second (orange): they write one new question that their simulation results have raised — something they still cannot explain or are curious about. Examples of expected green evidence notes: 'At 400K the built-in voltage dropped to 0.5V meaning the solar cell gives less output voltage even with bright light', 'Reverse bias blocks nearly all current — that is why a solar cell only works in one direction'. Examples of expected orange question notes: 'If we cool the solar panel with water irrigation spray would it produce more power?', 'What happens inside the solar cell when a photon hits — we only studied voltage bias not light'. Learners place their notes on the DQB under the sub-headings 'New Evidence' and 'New Questions'. Teacher reads three to four notes aloud, acknowledging the quality of evidence statements and validating the new questions as important. The teacher adds one teacher-generated note: 'We now have a physical mechanism to explain the Kajiado phenomenon — but we have not yet explained how a photon creates the initial electron-hole pair that starts the current. That is a gap we will address in Lesson 7.'</w:t>
-            </w:r>
-          </w:p>
-        </w:tc>
-        <w:tc>
-          <w:tcPr>
-            <w:tcW w:type="dxa" w:w="3040"/>
-            <w:shd w:fill="F2F2F2" w:color="auto" w:val="clear"/>
-            <w:tcMar>
-              <w:top w:type="dxa" w:w="60"/>
-              <w:left w:type="dxa" w:w="120"/>
-              <w:bottom w:type="dxa" w:w="60"/>
-              <w:right w:type="dxa" w:w="120"/>
-            </w:tcMar>
-            <w:vAlign w:val="top"/>
-          </w:tcPr>
-          <w:p>
-            <w:pPr>
-              <w:spacing w:after="40" w:before="0"/>
-              <w:jc w:val="left"/>
-            </w:pPr>
-            <w:r>
-              <w:rPr>
-                <w:rFonts w:ascii="Arial" w:cs="Arial" w:eastAsia="Arial" w:hAnsi="Arial"/>
-                <w:b w:val="false"/>
-                <w:bCs w:val="false"/>
-                <w:i w:val="false"/>
-                <w:iCs w:val="false"/>
-                <w:color w:val="000000"/>
-                <w:sz w:val="18"/>
-                <w:szCs w:val="18"/>
-              </w:rPr>
-              <w:t xml:space="preserve">Say: 'The DQB is a living record of our thinking. Look at what we put up in Lesson 1 — can you find a question from that lesson that you can now answer with evidence from today?' WAIT 30 seconds and cold-call two learners to respond. Then direct attention to today's new additions: 'I am seeing some excellent evidence notes. Ochieng has written that the built-in voltage decreased from 0.9 to 0.5V over a 200K temperature range — that is precise, quantitative, and directly connected to our phenomenon. That is exactly the quality of evidence statement a scientist would write.' Highlight the gap explicitly: 'Notice that we now understand why high temperature reduces voltage output. But our DQB still has a question from Lesson 1: how does the solar panel turn light into electricity in the first place? Keep that question in mind — it will be central in Lesson 7.' Do not over-answer new questions; preserve curiosity. If a learner raises an unexpected and sophisticated question (for example, about photon energy and band gap), say: 'That is a genuinely important question. Write it on an orange note and put it up — it deserves a full answer, not a rushed one right now.'</w:t>
-            </w:r>
-          </w:p>
-        </w:tc>
-        <w:tc>
-          <w:tcPr>
-            <w:tcW w:type="dxa" w:w="3040"/>
-            <w:shd w:fill="FFFFFF" w:color="auto" w:val="clear"/>
-            <w:tcMar>
-              <w:top w:type="dxa" w:w="60"/>
-              <w:left w:type="dxa" w:w="120"/>
-              <w:bottom w:type="dxa" w:w="60"/>
-              <w:right w:type="dxa" w:w="120"/>
-            </w:tcMar>
-            <w:vAlign w:val="top"/>
-          </w:tcPr>
-          <w:p>
-            <w:pPr>
-              <w:spacing w:after="40" w:before="0"/>
-              <w:jc w:val="left"/>
-            </w:pPr>
-            <w:r>
-              <w:rPr>
-                <w:rFonts w:ascii="Arial" w:cs="Arial" w:eastAsia="Arial" w:hAnsi="Arial"/>
-                <w:b w:val="false"/>
-                <w:bCs w:val="false"/>
-                <w:i w:val="false"/>
-                <w:iCs w:val="false"/>
-                <w:color w:val="000000"/>
-                <w:sz w:val="18"/>
-                <w:szCs w:val="18"/>
-              </w:rPr>
-              <w:t xml:space="preserve">The DQB update is a metacognitive consolidation strategy that makes learning progress visible. By physically moving sticky notes or adding new ones, learners experience the iterative nature of scientific inquiry — knowledge grows but also generates new questions. The teacher modelling how to read a DQB question and connect it to today's evidence demonstrates the disciplinary practice of using evidence to resolve questions progressively. Leaving one question explicitly open ('how does a photon create the electron-hole pair') sustains narrative momentum into Lessons 6 and 7.</w:t>
-            </w:r>
-          </w:p>
-        </w:tc>
-        <w:tc>
-          <w:tcPr>
-            <w:tcW w:type="dxa" w:w="3040"/>
-            <w:shd w:fill="F2F2F2" w:color="auto" w:val="clear"/>
-            <w:tcMar>
-              <w:top w:type="dxa" w:w="60"/>
-              <w:left w:type="dxa" w:w="120"/>
-              <w:bottom w:type="dxa" w:w="60"/>
-              <w:right w:type="dxa" w:w="120"/>
-            </w:tcMar>
-            <w:vAlign w:val="top"/>
-          </w:tcPr>
-          <w:p>
-            <w:pPr>
-              <w:spacing w:after="40" w:before="0"/>
-              <w:jc w:val="left"/>
-            </w:pPr>
-            <w:r>
-              <w:rPr>
-                <w:rFonts w:ascii="Arial" w:cs="Arial" w:eastAsia="Arial" w:hAnsi="Arial"/>
-                <w:b w:val="false"/>
-                <w:bCs w:val="false"/>
-                <w:i w:val="false"/>
-                <w:iCs w:val="false"/>
-                <w:color w:val="000000"/>
-                <w:sz w:val="18"/>
-                <w:szCs w:val="18"/>
-              </w:rPr>
-              <w:t xml:space="preserve">Teacher reads all sticky notes after the lesson to assess: (a) Are evidence notes causal and specific (invoking band theory, junction voltage, or I-V data) or superficial? (b) Do new questions reveal genuine curiosity and engagement with the model, or confusion about previously covered content? Notes showing persistent confusion about n-type versus p-type distinctions indicate the Lesson 4 content needs brief revisiting at the start of Lesson 6. Collect the most insightful orange question notes as diagnostic data to inform the design of the Lesson 7 case study discussions.</w:t>
-            </w:r>
-          </w:p>
-        </w:tc>
-      </w:tr>
-      <w:tr>
-        <w:tc>
-          <w:tcPr>
-            <w:tcW w:type="dxa" w:w="1520"/>
-            <w:shd w:fill="D5E8F0" w:color="auto" w:val="clear"/>
-            <w:tcMar>
-              <w:top w:type="dxa" w:w="60"/>
-              <w:left w:type="dxa" w:w="120"/>
-              <w:bottom w:type="dxa" w:w="60"/>
-              <w:right w:type="dxa" w:w="120"/>
-            </w:tcMar>
-            <w:vAlign w:val="top"/>
-          </w:tcPr>
-          <w:p>
-            <w:pPr>
-              <w:spacing w:after="40" w:before="0"/>
-              <w:jc w:val="left"/>
-            </w:pPr>
-            <w:r>
-              <w:rPr>
-                <w:rFonts w:ascii="Arial" w:cs="Arial" w:eastAsia="Arial" w:hAnsi="Arial"/>
-                <w:b/>
-                <w:bCs/>
-                <w:i w:val="false"/>
-                <w:iCs w:val="false"/>
-                <w:color w:val="000000"/>
-                <w:sz w:val="18"/>
-                <w:szCs w:val="18"/>
-              </w:rPr>
-              <w:t xml:space="preserve">Model Building Phase</w:t>
-            </w:r>
-          </w:p>
-          <w:p>
-            <w:pPr>
-              <w:spacing w:after="20" w:before="0"/>
-            </w:pPr>
-            <w:r>
-              <w:rPr>
-                <w:rFonts w:ascii="Arial" w:cs="Arial" w:eastAsia="Arial" w:hAnsi="Arial"/>
-                <w:b/>
-                <w:bCs/>
-                <w:color w:val="1F3864"/>
-                <w:sz w:val="16"/>
-                <w:szCs w:val="16"/>
-              </w:rPr>
-              <w:t xml:space="preserve">📹 VIDEO:</w:t>
-            </w:r>
-          </w:p>
-          <w:p>
-            <w:pPr>
-              <w:spacing w:after="20" w:before="0"/>
-            </w:pPr>
-            <w:hyperlink w:history="1" r:id="rIdh4sqdvymg5y-xx_8n3axj">
-              <w:r>
-                <w:rPr>
-                  <w:rFonts w:ascii="Arial" w:cs="Arial" w:eastAsia="Arial" w:hAnsi="Arial"/>
-                  <w:color w:val="2E75B6"/>
-                  <w:sz w:val="16"/>
-                  <w:szCs w:val="16"/>
-                  <w:u w:val="single" w:color="2E75B6"/>
-                </w:rPr>
-                <w:t xml:space="preserve">05 Doping A Semiconductor</w:t>
-              </w:r>
-            </w:hyperlink>
-          </w:p>
-          <w:p>
-            <w:pPr>
-              <w:spacing w:after="10" w:before="0"/>
-              <w:ind w:left="120"/>
-            </w:pPr>
-            <w:r>
-              <w:rPr>
-                <w:rFonts w:ascii="Arial" w:cs="Arial" w:eastAsia="Arial" w:hAnsi="Arial"/>
-                <w:color w:val="595959"/>
-                <w:sz w:val="14"/>
-                <w:szCs w:val="14"/>
-              </w:rPr>
-              <w:t xml:space="preserve">Source: Seavuria</w:t>
-            </w:r>
-          </w:p>
-          <w:p>
-            <w:pPr>
-              <w:spacing w:after="10" w:before="0"/>
-              <w:ind w:left="120"/>
-            </w:pPr>
-            <w:hyperlink w:history="1" r:id="rIdwhlnjqaukx2evnped_vfe">
-              <w:r>
-                <w:rPr>
-                  <w:rFonts w:ascii="Arial" w:cs="Arial" w:eastAsia="Arial" w:hAnsi="Arial"/>
-                  <w:color w:val="595959"/>
-                  <w:sz w:val="14"/>
-                  <w:szCs w:val="14"/>
-                  <w:u w:val="single" w:color="595959"/>
-                </w:rPr>
-                <w:t xml:space="preserve">🔍 Search ARES for similar videos</w:t>
-              </w:r>
-            </w:hyperlink>
-          </w:p>
-          <w:p>
-            <w:pPr>
-              <w:spacing w:after="40" w:before="0"/>
-            </w:pPr>
-            <w:r>
-              <w:rPr>
-                <w:sz w:val="14"/>
-                <w:szCs w:val="14"/>
-              </w:rPr>
-              <w:t xml:space="preserve"/>
-            </w:r>
-          </w:p>
-          <w:p>
-            <w:pPr>
-              <w:spacing w:after="20" w:before="0"/>
-            </w:pPr>
-            <w:r>
-              <w:rPr>
-                <w:rFonts w:ascii="Arial" w:cs="Arial" w:eastAsia="Arial" w:hAnsi="Arial"/>
-                <w:b/>
-                <w:bCs/>
-                <w:color w:val="1F3864"/>
-                <w:sz w:val="16"/>
-                <w:szCs w:val="16"/>
-              </w:rPr>
-              <w:t xml:space="preserve">📖 HTML:</w:t>
-            </w:r>
-          </w:p>
-          <w:p>
-            <w:pPr>
-              <w:spacing w:after="20" w:before="0"/>
-            </w:pPr>
-            <w:hyperlink w:history="1" r:id="rIdkqg6vrj9ejdnq3hfpvm2_">
-              <w:r>
-                <w:rPr>
-                  <w:rFonts w:ascii="Arial" w:cs="Arial" w:eastAsia="Arial" w:hAnsi="Arial"/>
-                  <w:color w:val="2E75B6"/>
-                  <w:sz w:val="16"/>
-                  <w:szCs w:val="16"/>
-                  <w:u w:val="single" w:color="2E75B6"/>
-                </w:rPr>
-                <w:t xml:space="preserve">Semiconductors</w:t>
-              </w:r>
-            </w:hyperlink>
-          </w:p>
-          <w:p>
-            <w:pPr>
-              <w:spacing w:after="10" w:before="0"/>
-              <w:ind w:left="120"/>
-            </w:pPr>
-            <w:r>
-              <w:rPr>
-                <w:rFonts w:ascii="Arial" w:cs="Arial" w:eastAsia="Arial" w:hAnsi="Arial"/>
-                <w:color w:val="595959"/>
-                <w:sz w:val="14"/>
-                <w:szCs w:val="14"/>
-              </w:rPr>
-              <w:t xml:space="preserve">Source: PhET</w:t>
-            </w:r>
-          </w:p>
-          <w:p>
-            <w:pPr>
-              <w:spacing w:after="10" w:before="0"/>
-              <w:ind w:left="120"/>
-            </w:pPr>
-            <w:hyperlink w:history="1" r:id="rIdmhox6etemh2corvljqghs">
+            <w:hyperlink w:history="1" r:id="rIdsdvtxqhekxd4vgyq-gfjq">
               <w:r>
                 <w:rPr>
                   <w:rFonts w:ascii="Arial" w:cs="Arial" w:eastAsia="Arial" w:hAnsi="Arial"/>
@@ -17124,7 +17689,7 @@
         </w:rPr>
         <w:t xml:space="preserve">© 2026 SeaVuria and ARES. Aligned with KICD objectives. Developed by SeaVuria; technical implementation by ARES (with AI assistance from Claude). Licensed under </w:t>
       </w:r>
-      <w:hyperlink w:history="1" r:id="rIds7riolue49fq8vlcshl0a">
+      <w:hyperlink w:history="1" r:id="rIdzrefpovsurbd-bjd98rg1">
         <w:r>
           <w:rPr>
             <w:rFonts w:ascii="Arial" w:cs="Arial" w:eastAsia="Arial" w:hAnsi="Arial"/>
@@ -17145,7 +17710,7 @@
         </w:rPr>
         <w:t xml:space="preserve"> (</w:t>
       </w:r>
-      <w:hyperlink w:history="1" r:id="rIdljycvyvnyytioivtnostz">
+      <w:hyperlink w:history="1" r:id="rIdiwqbbovsg4dyod-olz18e">
         <w:r>
           <w:rPr>
             <w:rFonts w:ascii="Arial" w:cs="Arial" w:eastAsia="Arial" w:hAnsi="Arial"/>
@@ -18158,7 +18723,7 @@
             <w:pPr>
               <w:spacing w:after="20" w:before="0"/>
             </w:pPr>
-            <w:hyperlink w:history="1" r:id="rIdpgnmqy-ekouy9zjjvxl4l">
+            <w:hyperlink w:history="1" r:id="rIda8i0r5kkkjcjumtmk2kfx">
               <w:r>
                 <w:rPr>
                   <w:rFonts w:ascii="Arial" w:cs="Arial" w:eastAsia="Arial" w:hAnsi="Arial"/>
@@ -18191,7 +18756,7 @@
               <w:spacing w:after="10" w:before="0"/>
               <w:ind w:left="120"/>
             </w:pPr>
-            <w:hyperlink w:history="1" r:id="rIdjo6phsmfa8q-awyjcfikn">
+            <w:hyperlink w:history="1" r:id="rIdeohnxo9ymdtlz_na6pqf6">
               <w:r>
                 <w:rPr>
                   <w:rFonts w:ascii="Arial" w:cs="Arial" w:eastAsia="Arial" w:hAnsi="Arial"/>
@@ -18229,14 +18794,14 @@
                 <w:sz w:val="16"/>
                 <w:szCs w:val="16"/>
               </w:rPr>
-              <w:t xml:space="preserve">📖 EXERCISE:</w:t>
+              <w:t xml:space="preserve">📖 HTML:</w:t>
             </w:r>
           </w:p>
           <w:p>
             <w:pPr>
               <w:spacing w:after="20" w:before="0"/>
             </w:pPr>
-            <w:hyperlink w:history="1" r:id="rIdc0e3w7omvh_l321tnhg74">
+            <w:hyperlink w:history="1" r:id="rId9sppeda2ovqytn6ljh-vp">
               <w:r>
                 <w:rPr>
                   <w:rFonts w:ascii="Arial" w:cs="Arial" w:eastAsia="Arial" w:hAnsi="Arial"/>
@@ -18245,7 +18810,7 @@
                   <w:szCs w:val="16"/>
                   <w:u w:val="single" w:color="2E75B6"/>
                 </w:rPr>
-                <w:t xml:space="preserve">Electronic transitions in spectroscopy</w:t>
+                <w:t xml:space="preserve">Semiconductors</w:t>
               </w:r>
             </w:hyperlink>
           </w:p>
@@ -18261,7 +18826,7 @@
                 <w:sz w:val="14"/>
                 <w:szCs w:val="14"/>
               </w:rPr>
-              <w:t xml:space="preserve">Source: Khan Academy (English - US curriculum)</w:t>
+              <w:t xml:space="preserve">Source: PhET</w:t>
             </w:r>
           </w:p>
           <w:p>
@@ -18269,7 +18834,7 @@
               <w:spacing w:after="10" w:before="0"/>
               <w:ind w:left="120"/>
             </w:pPr>
-            <w:hyperlink w:history="1" r:id="rIdvs_5v4jfnd72pa5het8gm">
+            <w:hyperlink w:history="1" r:id="rIdrgd25_16wyyyfjewirnso">
               <w:r>
                 <w:rPr>
                   <w:rFonts w:ascii="Arial" w:cs="Arial" w:eastAsia="Arial" w:hAnsi="Arial"/>
@@ -18464,7 +19029,7 @@
             <w:pPr>
               <w:spacing w:after="20" w:before="0"/>
             </w:pPr>
-            <w:hyperlink w:history="1" r:id="rId5w7fs4luc6zdbp-zqvk-l">
+            <w:hyperlink w:history="1" r:id="rIdwgpuhdb15l07djb-yboat">
               <w:r>
                 <w:rPr>
                   <w:rFonts w:ascii="Arial" w:cs="Arial" w:eastAsia="Arial" w:hAnsi="Arial"/>
@@ -18497,7 +19062,7 @@
               <w:spacing w:after="10" w:before="0"/>
               <w:ind w:left="120"/>
             </w:pPr>
-            <w:hyperlink w:history="1" r:id="rIdmihdtn8jidhmyccrjbts0">
+            <w:hyperlink w:history="1" r:id="rIdl_cryultf-ongnnvua5ou">
               <w:r>
                 <w:rPr>
                   <w:rFonts w:ascii="Arial" w:cs="Arial" w:eastAsia="Arial" w:hAnsi="Arial"/>
@@ -18542,7 +19107,313 @@
             <w:pPr>
               <w:spacing w:after="20" w:before="0"/>
             </w:pPr>
-            <w:hyperlink w:history="1" r:id="rIdlo2guv8b3-x-tgk7fksq8">
+            <w:hyperlink w:history="1" r:id="rId0h_dfdndkmbihaxu12tzg">
+              <w:r>
+                <w:rPr>
+                  <w:rFonts w:ascii="Arial" w:cs="Arial" w:eastAsia="Arial" w:hAnsi="Arial"/>
+                  <w:color w:val="2E75B6"/>
+                  <w:sz w:val="16"/>
+                  <w:szCs w:val="16"/>
+                  <w:u w:val="single" w:color="2E75B6"/>
+                </w:rPr>
+                <w:t xml:space="preserve">Semiconductors</w:t>
+              </w:r>
+            </w:hyperlink>
+          </w:p>
+          <w:p>
+            <w:pPr>
+              <w:spacing w:after="10" w:before="0"/>
+              <w:ind w:left="120"/>
+            </w:pPr>
+            <w:r>
+              <w:rPr>
+                <w:rFonts w:ascii="Arial" w:cs="Arial" w:eastAsia="Arial" w:hAnsi="Arial"/>
+                <w:color w:val="595959"/>
+                <w:sz w:val="14"/>
+                <w:szCs w:val="14"/>
+              </w:rPr>
+              <w:t xml:space="preserve">Source: PhET</w:t>
+            </w:r>
+          </w:p>
+          <w:p>
+            <w:pPr>
+              <w:spacing w:after="10" w:before="0"/>
+              <w:ind w:left="120"/>
+            </w:pPr>
+            <w:hyperlink w:history="1" r:id="rIdevn4i0aidx7krm9oyg8iv">
+              <w:r>
+                <w:rPr>
+                  <w:rFonts w:ascii="Arial" w:cs="Arial" w:eastAsia="Arial" w:hAnsi="Arial"/>
+                  <w:color w:val="595959"/>
+                  <w:sz w:val="14"/>
+                  <w:szCs w:val="14"/>
+                  <w:u w:val="single" w:color="595959"/>
+                </w:rPr>
+                <w:t xml:space="preserve">🔍 Search ARES for similar readings</w:t>
+              </w:r>
+            </w:hyperlink>
+          </w:p>
+        </w:tc>
+        <w:tc>
+          <w:tcPr>
+            <w:tcW w:type="dxa" w:w="3040"/>
+            <w:shd w:fill="FFFFFF" w:color="auto" w:val="clear"/>
+            <w:tcMar>
+              <w:top w:type="dxa" w:w="60"/>
+              <w:left w:type="dxa" w:w="120"/>
+              <w:bottom w:type="dxa" w:w="60"/>
+              <w:right w:type="dxa" w:w="120"/>
+            </w:tcMar>
+            <w:vAlign w:val="top"/>
+          </w:tcPr>
+          <w:p>
+            <w:pPr>
+              <w:spacing w:after="40" w:before="0"/>
+              <w:jc w:val="left"/>
+            </w:pPr>
+            <w:r>
+              <w:rPr>
+                <w:rFonts w:ascii="Arial" w:cs="Arial" w:eastAsia="Arial" w:hAnsi="Arial"/>
+                <w:b w:val="false"/>
+                <w:bCs w:val="false"/>
+                <w:i w:val="false"/>
+                <w:iCs w:val="false"/>
+                <w:color w:val="000000"/>
+                <w:sz w:val="18"/>
+                <w:szCs w:val="18"/>
+              </w:rPr>
+              <w:t xml:space="preserve">The class is divided into three expert groups (Group A: Solar Panels / Turkana; Group B: Microchips / M-PESA; Group C: Superconductors / KNH MRI). Each group receives a printed or tablet-displayed Case Study Evidence Pack containing: (i) a one-page structured reading written at Grade 10 level in clear English, (ii) a data table or diagram specific to their device (Group A: a graph of solar panel power output vs. panel temperature from 15 °C to 45 °C for a silicon PV panel in Lodwar; Group B: a simplified diagram of an n-type/p-type junction used as a transistor switch inside a mobile processor, with annotated electron flow; Group C: a resistance-vs-temperature graph for a superconducting niobium-titanium alloy showing the sharp drop to zero resistance at ~9 K, with a note that MRI magnets at KNH operate at 4 K using liquid helium cooling). Groups also have access to all class posters and summary tables produced in Lessons 1–5, plus the YouTube semiconductor video (bookmarked at the relevant timestamp). Groups read, discuss, and complete the first two rows of their Case Study Analysis Sheet: 'What did we OBSERVE (evidence)?' and 'What does this REMIND US OF from our previous lessons?' — 15 minutes of structured group work.</w:t>
+            </w:r>
+          </w:p>
+        </w:tc>
+        <w:tc>
+          <w:tcPr>
+            <w:tcW w:type="dxa" w:w="3040"/>
+            <w:shd w:fill="F2F2F2" w:color="auto" w:val="clear"/>
+            <w:tcMar>
+              <w:top w:type="dxa" w:w="60"/>
+              <w:left w:type="dxa" w:w="120"/>
+              <w:bottom w:type="dxa" w:w="60"/>
+              <w:right w:type="dxa" w:w="120"/>
+            </w:tcMar>
+            <w:vAlign w:val="top"/>
+          </w:tcPr>
+          <w:p>
+            <w:pPr>
+              <w:spacing w:after="40" w:before="0"/>
+              <w:jc w:val="left"/>
+            </w:pPr>
+            <w:r>
+              <w:rPr>
+                <w:rFonts w:ascii="Arial" w:cs="Arial" w:eastAsia="Arial" w:hAnsi="Arial"/>
+                <w:b w:val="false"/>
+                <w:bCs w:val="false"/>
+                <w:i w:val="false"/>
+                <w:iCs w:val="false"/>
+                <w:color w:val="000000"/>
+                <w:sz w:val="18"/>
+                <w:szCs w:val="18"/>
+              </w:rPr>
+              <w:t xml:space="preserve">Before releasing groups, say: 'Your job in the next 15 minutes is to be the expert on your case study. Your group will later teach the rest of the class — so everyone in the group must understand the evidence, not just the fastest reader.' Assign roles within groups aloud: Reader, Recorder, Diagram Annotator, and Timekeeper. Circulate between groups every 3–4 minutes. At Group A, prompt: 'Look at the power-vs-temperature graph — what pattern do you see, and does it remind you of what we said about carrier mobility last lesson?' At Group B, prompt: 'How is this transistor junction different from a simple copper wire, and what would happen to the M-PESA signal if there were no doping?' At Group C, prompt: 'The resistance drops to exactly zero — is that what we predicted from band theory alone? What is different about this material below 9 K?' Use cold-call within groups: call on the quietest member by name and ask them to read one key sentence from the evidence pack. Allow 10 seconds of WAIT TIME. With 3 minutes remaining, give a time check: 'Three minutes — make sure your Recorder has written at least three pieces of evidence in row one of your sheet.'</w:t>
+            </w:r>
+          </w:p>
+        </w:tc>
+        <w:tc>
+          <w:tcPr>
+            <w:tcW w:type="dxa" w:w="3040"/>
+            <w:shd w:fill="FFFFFF" w:color="auto" w:val="clear"/>
+            <w:tcMar>
+              <w:top w:type="dxa" w:w="60"/>
+              <w:left w:type="dxa" w:w="120"/>
+              <w:bottom w:type="dxa" w:w="60"/>
+              <w:right w:type="dxa" w:w="120"/>
+            </w:tcMar>
+            <w:vAlign w:val="top"/>
+          </w:tcPr>
+          <w:p>
+            <w:pPr>
+              <w:spacing w:after="40" w:before="0"/>
+              <w:jc w:val="left"/>
+            </w:pPr>
+            <w:r>
+              <w:rPr>
+                <w:rFonts w:ascii="Arial" w:cs="Arial" w:eastAsia="Arial" w:hAnsi="Arial"/>
+                <w:b w:val="false"/>
+                <w:bCs w:val="false"/>
+                <w:i w:val="false"/>
+                <w:iCs w:val="false"/>
+                <w:color w:val="000000"/>
+                <w:sz w:val="18"/>
+                <w:szCs w:val="18"/>
+              </w:rPr>
+              <w:t xml:space="preserve">Jigsaw Expert Group Reading with Annotated Data — each group becomes the class authority on one case study. The structured reading plus data visualisation (graph or diagram) grounds their analysis in concrete, Kenya-specific evidence rather than abstract theory. By linking new evidence explicitly back to class posters from prior lessons, learners build a connected knowledge structure rather than treating each lesson as isolated content.</w:t>
+            </w:r>
+          </w:p>
+        </w:tc>
+        <w:tc>
+          <w:tcPr>
+            <w:tcW w:type="dxa" w:w="3040"/>
+            <w:shd w:fill="F2F2F2" w:color="auto" w:val="clear"/>
+            <w:tcMar>
+              <w:top w:type="dxa" w:w="60"/>
+              <w:left w:type="dxa" w:w="120"/>
+              <w:bottom w:type="dxa" w:w="60"/>
+              <w:right w:type="dxa" w:w="120"/>
+            </w:tcMar>
+            <w:vAlign w:val="top"/>
+          </w:tcPr>
+          <w:p>
+            <w:pPr>
+              <w:spacing w:after="40" w:before="0"/>
+              <w:jc w:val="left"/>
+            </w:pPr>
+            <w:r>
+              <w:rPr>
+                <w:rFonts w:ascii="Arial" w:cs="Arial" w:eastAsia="Arial" w:hAnsi="Arial"/>
+                <w:b w:val="false"/>
+                <w:bCs w:val="false"/>
+                <w:i w:val="false"/>
+                <w:iCs w:val="false"/>
+                <w:color w:val="000000"/>
+                <w:sz w:val="18"/>
+                <w:szCs w:val="18"/>
+              </w:rPr>
+              <w:t xml:space="preserve">Observable indicator: every group's Case Study Analysis Sheet has at least three evidence statements in row one and at least two explicit links to prior lesson concepts in row two by the end of the 15-minute window. The teacher collects a quick visual check by asking Recorders to hold up their sheets — if fewer than two prior-lesson links appear, the teacher stops the group and asks: 'Which poster on the wall connects to your evidence? Point to it.' This anchors the group before jigsaw sharing.</w:t>
+            </w:r>
+          </w:p>
+        </w:tc>
+      </w:tr>
+      <w:tr>
+        <w:tc>
+          <w:tcPr>
+            <w:tcW w:type="dxa" w:w="1520"/>
+            <w:shd w:fill="E2EFDA" w:color="auto" w:val="clear"/>
+            <w:tcMar>
+              <w:top w:type="dxa" w:w="60"/>
+              <w:left w:type="dxa" w:w="120"/>
+              <w:bottom w:type="dxa" w:w="60"/>
+              <w:right w:type="dxa" w:w="120"/>
+            </w:tcMar>
+            <w:vAlign w:val="top"/>
+          </w:tcPr>
+          <w:p>
+            <w:pPr>
+              <w:spacing w:after="40" w:before="0"/>
+              <w:jc w:val="left"/>
+            </w:pPr>
+            <w:r>
+              <w:rPr>
+                <w:rFonts w:ascii="Arial" w:cs="Arial" w:eastAsia="Arial" w:hAnsi="Arial"/>
+                <w:b/>
+                <w:bCs/>
+                <w:i w:val="false"/>
+                <w:iCs w:val="false"/>
+                <w:color w:val="000000"/>
+                <w:sz w:val="18"/>
+                <w:szCs w:val="18"/>
+              </w:rPr>
+              <w:t xml:space="preserve">Explain Phase</w:t>
+            </w:r>
+          </w:p>
+          <w:p>
+            <w:pPr>
+              <w:spacing w:after="20" w:before="0"/>
+            </w:pPr>
+            <w:r>
+              <w:rPr>
+                <w:rFonts w:ascii="Arial" w:cs="Arial" w:eastAsia="Arial" w:hAnsi="Arial"/>
+                <w:b/>
+                <w:bCs/>
+                <w:color w:val="1F3864"/>
+                <w:sz w:val="16"/>
+                <w:szCs w:val="16"/>
+              </w:rPr>
+              <w:t xml:space="preserve">📹 VIDEO:</w:t>
+            </w:r>
+          </w:p>
+          <w:p>
+            <w:pPr>
+              <w:spacing w:after="20" w:before="0"/>
+            </w:pPr>
+            <w:hyperlink w:history="1" r:id="rIdhllfifrsns09n7_p7pe_e">
+              <w:r>
+                <w:rPr>
+                  <w:rFonts w:ascii="Arial" w:cs="Arial" w:eastAsia="Arial" w:hAnsi="Arial"/>
+                  <w:color w:val="2E75B6"/>
+                  <w:sz w:val="16"/>
+                  <w:szCs w:val="16"/>
+                  <w:u w:val="single" w:color="2E75B6"/>
+                </w:rPr>
+                <w:t xml:space="preserve">02 Semiconductors</w:t>
+              </w:r>
+            </w:hyperlink>
+          </w:p>
+          <w:p>
+            <w:pPr>
+              <w:spacing w:after="10" w:before="0"/>
+              <w:ind w:left="120"/>
+            </w:pPr>
+            <w:r>
+              <w:rPr>
+                <w:rFonts w:ascii="Arial" w:cs="Arial" w:eastAsia="Arial" w:hAnsi="Arial"/>
+                <w:color w:val="595959"/>
+                <w:sz w:val="14"/>
+                <w:szCs w:val="14"/>
+              </w:rPr>
+              <w:t xml:space="preserve">Source: Seavuria</w:t>
+            </w:r>
+          </w:p>
+          <w:p>
+            <w:pPr>
+              <w:spacing w:after="10" w:before="0"/>
+              <w:ind w:left="120"/>
+            </w:pPr>
+            <w:hyperlink w:history="1" r:id="rIdoidra73alkwz-8lmnooqr">
+              <w:r>
+                <w:rPr>
+                  <w:rFonts w:ascii="Arial" w:cs="Arial" w:eastAsia="Arial" w:hAnsi="Arial"/>
+                  <w:color w:val="595959"/>
+                  <w:sz w:val="14"/>
+                  <w:szCs w:val="14"/>
+                  <w:u w:val="single" w:color="595959"/>
+                </w:rPr>
+                <w:t xml:space="preserve">🔍 Search ARES for similar videos</w:t>
+              </w:r>
+            </w:hyperlink>
+          </w:p>
+          <w:p>
+            <w:pPr>
+              <w:spacing w:after="40" w:before="0"/>
+            </w:pPr>
+            <w:r>
+              <w:rPr>
+                <w:sz w:val="14"/>
+                <w:szCs w:val="14"/>
+              </w:rPr>
+              <w:t xml:space="preserve"/>
+            </w:r>
+          </w:p>
+          <w:p>
+            <w:pPr>
+              <w:spacing w:after="20" w:before="0"/>
+            </w:pPr>
+            <w:r>
+              <w:rPr>
+                <w:rFonts w:ascii="Arial" w:cs="Arial" w:eastAsia="Arial" w:hAnsi="Arial"/>
+                <w:b/>
+                <w:bCs/>
+                <w:color w:val="1F3864"/>
+                <w:sz w:val="16"/>
+                <w:szCs w:val="16"/>
+              </w:rPr>
+              <w:t xml:space="preserve">📖 HTML:</w:t>
+            </w:r>
+          </w:p>
+          <w:p>
+            <w:pPr>
+              <w:spacing w:after="20" w:before="0"/>
+            </w:pPr>
+            <w:hyperlink w:history="1" r:id="rIds-1jnxehhk82ttaijzljk">
               <w:r>
                 <w:rPr>
                   <w:rFonts w:ascii="Arial" w:cs="Arial" w:eastAsia="Arial" w:hAnsi="Arial"/>
@@ -18557,6 +19428,22 @@
           </w:p>
           <w:p>
             <w:pPr>
+              <w:spacing w:after="20" w:before="0"/>
+            </w:pPr>
+            <w:r>
+              <w:rPr>
+                <w:rFonts w:ascii="Arial" w:cs="Arial" w:eastAsia="Arial" w:hAnsi="Arial"/>
+                <w:i/>
+                <w:iCs/>
+                <w:color w:val="595959"/>
+                <w:sz w:val="16"/>
+                <w:szCs w:val="16"/>
+              </w:rPr>
+              <w:t xml:space="preserve">Related topic: not an exact match for this lesson.</w:t>
+            </w:r>
+          </w:p>
+          <w:p>
+            <w:pPr>
               <w:spacing w:after="10" w:before="0"/>
               <w:ind w:left="120"/>
             </w:pPr>
@@ -18575,7 +19462,7 @@
               <w:spacing w:after="10" w:before="0"/>
               <w:ind w:left="120"/>
             </w:pPr>
-            <w:hyperlink w:history="1" r:id="rId81g1be_0eydsscjxq2bg8">
+            <w:hyperlink w:history="1" r:id="rIdg_2ozkfjkf8xij-11d7kb">
               <w:r>
                 <w:rPr>
                   <w:rFonts w:ascii="Arial" w:cs="Arial" w:eastAsia="Arial" w:hAnsi="Arial"/>
@@ -18617,7 +19504,7 @@
                 <w:sz w:val="18"/>
                 <w:szCs w:val="18"/>
               </w:rPr>
-              <w:t xml:space="preserve">The class is divided into three expert groups (Group A: Solar Panels / Turkana; Group B: Microchips / M-PESA; Group C: Superconductors / KNH MRI). Each group receives a printed or tablet-displayed Case Study Evidence Pack containing: (i) a one-page structured reading written at Grade 10 level in clear English, (ii) a data table or diagram specific to their device (Group A: a graph of solar panel power output vs. panel temperature from 15 °C to 45 °C for a silicon PV panel in Lodwar; Group B: a simplified diagram of an n-type/p-type junction used as a transistor switch inside a mobile processor, with annotated electron flow; Group C: a resistance-vs-temperature graph for a superconducting niobium-titanium alloy showing the sharp drop to zero resistance at ~9 K, with a note that MRI magnets at KNH operate at 4 K using liquid helium cooling). Groups also have access to all class posters and summary tables produced in Lessons 1–5, plus the YouTube semiconductor video (bookmarked at the relevant timestamp). Groups read, discuss, and complete the first two rows of their Case Study Analysis Sheet: 'What did we OBSERVE (evidence)?' and 'What does this REMIND US OF from our previous lessons?' — 15 minutes of structured group work.</w:t>
+              <w:t xml:space="preserve">Groups now complete their Case Study Analysis Sheets fully, adding rows three and four: 'What CLAIM can we make about how semiconductor properties explain this technology?' and 'What is our REASONING — which specific property (band gap, doping, p-n junction, temperature effect, superconductivity) is doing the work and why?' (10 minutes within expert groups.) Then the class jigsaws: new mixed groups of three are formed, one member from each original expert group per new group. Each expert teaches their case study to the other two members using their completed sheet and pointing to relevant class posters (8 minutes). After jigsaw, the whole class reconvenes. The teacher facilitates a 12-minute whole-class structured discussion to build a unified explanation on the board. The teacher draws a three-column table: Device | Key Semiconductor Property | Link to Kajiado Phenomenon. Learners contribute to filling in each row. The final row is left blank: 'The Kajiado Solar Panel — full explanation' — learners attempt to fill this in collaboratively, drawing on all three case studies. The teacher scribes learner language, only refining vocabulary when necessary.</w:t>
             </w:r>
           </w:p>
         </w:tc>
@@ -18649,7 +19536,7 @@
                 <w:sz w:val="18"/>
                 <w:szCs w:val="18"/>
               </w:rPr>
-              <w:t xml:space="preserve">Before releasing groups, say: 'Your job in the next 15 minutes is to be the expert on your case study. Your group will later teach the rest of the class — so everyone in the group must understand the evidence, not just the fastest reader.' Assign roles within groups aloud: Reader, Recorder, Diagram Annotator, and Timekeeper. Circulate between groups every 3–4 minutes. At Group A, prompt: 'Look at the power-vs-temperature graph — what pattern do you see, and does it remind you of what we said about carrier mobility last lesson?' At Group B, prompt: 'How is this transistor junction different from a simple copper wire, and what would happen to the M-PESA signal if there were no doping?' At Group C, prompt: 'The resistance drops to exactly zero — is that what we predicted from band theory alone? What is different about this material below 9 K?' Use cold-call within groups: call on the quietest member by name and ask them to read one key sentence from the evidence pack. Allow 10 seconds of WAIT TIME. With 3 minutes remaining, give a time check: 'Three minutes — make sure your Recorder has written at least three pieces of evidence in row one of your sheet.'</w:t>
+              <w:t xml:space="preserve">For the Claim–Evidence–Reasoning completion phase, circulate and prompt: 'Your claim should be one sentence that a farmer in Turkana / a banker using M-PESA / a doctor at KNH could understand. Write it in plain language first, then add the physics.' During jigsaw teaching, enforce the rule: 'The expert must point to at least one class poster while explaining — no poster reference, no credit.' During whole-class discussion, cold-call at least 8 different learners across all three original groups to contribute to the three-column board table. After each contribution, ask the class: 'Does everyone agree? Thumbs up, thumbs sideways, or thumbs down — silent vote.' For any thumbs-down or sideways, ask that learner: 'Tell us what you would change and why' — allow 10 seconds of WAIT TIME before they respond. For the final blank row (Kajiado Solar Panel), say: 'This is the question we started with seven lessons ago. Using everything in this table — Group A, B, and C — can someone now give me a complete answer? You have 30 seconds to write it in your notebook first.' Cold-call 2 learners after 30 seconds. Scribe their combined explanation on the board. Ask the class: 'Is anything missing? What would make this explanation stronger?' Allow 10 seconds of WAIT TIME.</w:t>
             </w:r>
           </w:p>
         </w:tc>
@@ -18681,7 +19568,7 @@
                 <w:sz w:val="18"/>
                 <w:szCs w:val="18"/>
               </w:rPr>
-              <w:t xml:space="preserve">Jigsaw Expert Group Reading with Annotated Data — each group becomes the class authority on one case study. The structured reading plus data visualisation (graph or diagram) grounds their analysis in concrete, Kenya-specific evidence rather than abstract theory. By linking new evidence explicitly back to class posters from prior lessons, learners build a connected knowledge structure rather than treating each lesson as isolated content.</w:t>
+              <w:t xml:space="preserve">Claim–Evidence–Reasoning (CER) Framework with Jigsaw Teach-Back — CER makes scientific argumentation explicit and structured. The jigsaw forces every learner to deeply process one case study AND then teach it, requiring them to translate technical understanding into clear language — the highest level of Bloom's taxonomy. The three-column board synthesis creates a visual knowledge map that makes the connection between disparate technologies and the original phenomenon explicit and memorable.</w:t>
             </w:r>
           </w:p>
         </w:tc>
@@ -18713,7 +19600,7 @@
                 <w:sz w:val="18"/>
                 <w:szCs w:val="18"/>
               </w:rPr>
-              <w:t xml:space="preserve">Observable indicator: every group's Case Study Analysis Sheet has at least three evidence statements in row one and at least two explicit links to prior lesson concepts in row two by the end of the 15-minute window. The teacher collects a quick visual check by asking Recorders to hold up their sheets — if fewer than two prior-lesson links appear, the teacher stops the group and asks: 'Which poster on the wall connects to your evidence? Point to it.' This anchors the group before jigsaw sharing.</w:t>
+              <w:t xml:space="preserve">Observable indicator: each group's completed CER sheet names a specific semiconductor property (not just 'electronics' or 'science') in the Claim row, cites at least one piece of data from the Evidence Pack, and the Reasoning row explicitly references band structure, doping type, or temperature effect. During jigsaw, the teacher listens for whether experts can answer clarifying questions from their peers without reading verbatim from the sheet — this reveals depth of understanding. During the whole-class discussion, the teacher notes which learners produced a complete written answer to the Kajiado prompt in their notebooks — these are reviewed at the end of the lesson.</w:t>
             </w:r>
           </w:p>
         </w:tc>
@@ -18722,32 +19609,32 @@
         <w:tc>
           <w:tcPr>
             <w:tcW w:type="dxa" w:w="1520"/>
-            <w:shd w:fill="E2EFDA" w:color="auto" w:val="clear"/>
-            <w:tcMar>
-              <w:top w:type="dxa" w:w="60"/>
-              <w:left w:type="dxa" w:w="120"/>
-              <w:bottom w:type="dxa" w:w="60"/>
-              <w:right w:type="dxa" w:w="120"/>
-            </w:tcMar>
-            <w:vAlign w:val="top"/>
-          </w:tcPr>
-          <w:p>
-            <w:pPr>
-              <w:spacing w:after="40" w:before="0"/>
-              <w:jc w:val="left"/>
-            </w:pPr>
-            <w:r>
-              <w:rPr>
-                <w:rFonts w:ascii="Arial" w:cs="Arial" w:eastAsia="Arial" w:hAnsi="Arial"/>
-                <w:b/>
-                <w:bCs/>
-                <w:i w:val="false"/>
-                <w:iCs w:val="false"/>
-                <w:color w:val="000000"/>
-                <w:sz w:val="18"/>
-                <w:szCs w:val="18"/>
-              </w:rPr>
-              <w:t xml:space="preserve">Explain Phase</w:t>
+            <w:shd w:fill="FCE4D6" w:color="auto" w:val="clear"/>
+            <w:tcMar>
+              <w:top w:type="dxa" w:w="60"/>
+              <w:left w:type="dxa" w:w="120"/>
+              <w:bottom w:type="dxa" w:w="60"/>
+              <w:right w:type="dxa" w:w="120"/>
+            </w:tcMar>
+            <w:vAlign w:val="top"/>
+          </w:tcPr>
+          <w:p>
+            <w:pPr>
+              <w:spacing w:after="40" w:before="0"/>
+              <w:jc w:val="left"/>
+            </w:pPr>
+            <w:r>
+              <w:rPr>
+                <w:rFonts w:ascii="Arial" w:cs="Arial" w:eastAsia="Arial" w:hAnsi="Arial"/>
+                <w:b/>
+                <w:bCs/>
+                <w:i w:val="false"/>
+                <w:iCs w:val="false"/>
+                <w:color w:val="000000"/>
+                <w:sz w:val="18"/>
+                <w:szCs w:val="18"/>
+              </w:rPr>
+              <w:t xml:space="preserve">Driving Question Board (DQB) Creation</w:t>
             </w:r>
           </w:p>
           <w:p>
@@ -18770,7 +19657,7 @@
             <w:pPr>
               <w:spacing w:after="20" w:before="0"/>
             </w:pPr>
-            <w:hyperlink w:history="1" r:id="rIdiolm58ld6xsaiakoxpcew">
+            <w:hyperlink w:history="1" r:id="rIdihkr5nma7c7jn0jp1kysw">
               <w:r>
                 <w:rPr>
                   <w:rFonts w:ascii="Arial" w:cs="Arial" w:eastAsia="Arial" w:hAnsi="Arial"/>
@@ -18779,7 +19666,7 @@
                   <w:szCs w:val="16"/>
                   <w:u w:val="single" w:color="2E75B6"/>
                 </w:rPr>
-                <w:t xml:space="preserve">02 Semiconductors</w:t>
+                <w:t xml:space="preserve">05 Doping A Semiconductor</w:t>
               </w:r>
             </w:hyperlink>
           </w:p>
@@ -18803,7 +19690,7 @@
               <w:spacing w:after="10" w:before="0"/>
               <w:ind w:left="120"/>
             </w:pPr>
-            <w:hyperlink w:history="1" r:id="rIdi9r_cfrj5zcepe0wukrqe">
+            <w:hyperlink w:history="1" r:id="rIdz0trkivq6akobk4gkcjae">
               <w:r>
                 <w:rPr>
                   <w:rFonts w:ascii="Arial" w:cs="Arial" w:eastAsia="Arial" w:hAnsi="Arial"/>
@@ -18841,14 +19728,14 @@
                 <w:sz w:val="16"/>
                 <w:szCs w:val="16"/>
               </w:rPr>
-              <w:t xml:space="preserve">📖 EXERCISE:</w:t>
+              <w:t xml:space="preserve">📖 HTML:</w:t>
             </w:r>
           </w:p>
           <w:p>
             <w:pPr>
               <w:spacing w:after="20" w:before="0"/>
             </w:pPr>
-            <w:hyperlink w:history="1" r:id="rId_imetlubtnnvcbyeoofvw">
+            <w:hyperlink w:history="1" r:id="rIdfcrvu4e1r1hacrigohacq">
               <w:r>
                 <w:rPr>
                   <w:rFonts w:ascii="Arial" w:cs="Arial" w:eastAsia="Arial" w:hAnsi="Arial"/>
@@ -18857,9 +19744,25 @@
                   <w:szCs w:val="16"/>
                   <w:u w:val="single" w:color="2E75B6"/>
                 </w:rPr>
-                <w:t xml:space="preserve">Electronic transitions in spectroscopy</w:t>
+                <w:t xml:space="preserve">Semiconductor</w:t>
               </w:r>
             </w:hyperlink>
+          </w:p>
+          <w:p>
+            <w:pPr>
+              <w:spacing w:after="20" w:before="0"/>
+            </w:pPr>
+            <w:r>
+              <w:rPr>
+                <w:rFonts w:ascii="Arial" w:cs="Arial" w:eastAsia="Arial" w:hAnsi="Arial"/>
+                <w:i/>
+                <w:iCs/>
+                <w:color w:val="595959"/>
+                <w:sz w:val="16"/>
+                <w:szCs w:val="16"/>
+              </w:rPr>
+              <w:t xml:space="preserve">Related topic: not an exact match for this lesson.</w:t>
+            </w:r>
           </w:p>
           <w:p>
             <w:pPr>
@@ -18873,7 +19776,7 @@
                 <w:sz w:val="14"/>
                 <w:szCs w:val="14"/>
               </w:rPr>
-              <w:t xml:space="preserve">Source: Khan Academy (English - US curriculum)</w:t>
+              <w:t xml:space="preserve">Source: PhET</w:t>
             </w:r>
           </w:p>
           <w:p>
@@ -18881,7 +19784,7 @@
               <w:spacing w:after="10" w:before="0"/>
               <w:ind w:left="120"/>
             </w:pPr>
-            <w:hyperlink w:history="1" r:id="rIdbfnwwfstgv_eyypubbwcz">
+            <w:hyperlink w:history="1" r:id="rId_e7hzc-2u3pyuq6cwxkou">
               <w:r>
                 <w:rPr>
                   <w:rFonts w:ascii="Arial" w:cs="Arial" w:eastAsia="Arial" w:hAnsi="Arial"/>
@@ -18923,7 +19826,7 @@
                 <w:sz w:val="18"/>
                 <w:szCs w:val="18"/>
               </w:rPr>
-              <w:t xml:space="preserve">Groups now complete their Case Study Analysis Sheets fully, adding rows three and four: 'What CLAIM can we make about how semiconductor properties explain this technology?' and 'What is our REASONING — which specific property (band gap, doping, p-n junction, temperature effect, superconductivity) is doing the work and why?' (10 minutes within expert groups.) Then the class jigsaws: new mixed groups of three are formed, one member from each original expert group per new group. Each expert teaches their case study to the other two members using their completed sheet and pointing to relevant class posters (8 minutes). After jigsaw, the whole class reconvenes. The teacher facilitates a 12-minute whole-class structured discussion to build a unified explanation on the board. The teacher draws a three-column table: Device | Key Semiconductor Property | Link to Kajiado Phenomenon. Learners contribute to filling in each row. The final row is left blank: 'The Kajiado Solar Panel — full explanation' — learners attempt to fill this in collaboratively, drawing on all three case studies. The teacher scribes learner language, only refining vocabulary when necessary.</w:t>
+              <w:t xml:space="preserve">The class returns to the Driving Question Board that has been built across all six lessons. Each learner receives two sticky notes of different colours: one colour for 'A question I can now FULLY answer' and another for 'A question I still have OR a new question this lesson raised.' Learners write individually for 3 minutes, then in pairs they decide which of their 'can now answer' sticky notes best represents the whole lesson sequence's progress — they place one combined sticky note per pair on the DQB in the 'ANSWERED' zone. 'Still wondering' notes go in the 'STILL EXPLORING' zone. The teacher reads three 'still wondering' notes aloud — chosen to foreshadow Lesson 7's full resolution. The class votes by show of hands on which unanswered question is the MOST important to resolve. This question is circled on the DQB with a marker and labelled 'Resolve in Lesson 7.'</w:t>
             </w:r>
           </w:p>
         </w:tc>
@@ -18955,7 +19858,7 @@
                 <w:sz w:val="18"/>
                 <w:szCs w:val="18"/>
               </w:rPr>
-              <w:t xml:space="preserve">For the Claim–Evidence–Reasoning completion phase, circulate and prompt: 'Your claim should be one sentence that a farmer in Turkana / a banker using M-PESA / a doctor at KNH could understand. Write it in plain language first, then add the physics.' During jigsaw teaching, enforce the rule: 'The expert must point to at least one class poster while explaining — no poster reference, no credit.' During whole-class discussion, cold-call at least 8 different learners across all three original groups to contribute to the three-column board table. After each contribution, ask the class: 'Does everyone agree? Thumbs up, thumbs sideways, or thumbs down — silent vote.' For any thumbs-down or sideways, ask that learner: 'Tell us what you would change and why' — allow 10 seconds of WAIT TIME before they respond. For the final blank row (Kajiado Solar Panel), say: 'This is the question we started with seven lessons ago. Using everything in this table — Group A, B, and C — can someone now give me a complete answer? You have 30 seconds to write it in your notebook first.' Cold-call 2 learners after 30 seconds. Scribe their combined explanation on the board. Ask the class: 'Is anything missing? What would make this explanation stronger?' Allow 10 seconds of WAIT TIME.</w:t>
+              <w:t xml:space="preserve">Distribute sticky notes and say: 'In the first lesson of this sequence, we put our big puzzles on this board. Look at it now. What has changed in your understanding?' Allow 3 minutes of silent individual writing. Enforce silence. After pairs place their notes, read three 'still wondering' notes aloud in a curious tone — do not express judgement. Say: 'These are excellent questions — they show you're thinking like physicists. Which one should we make sure to answer definitively in our next and final lesson?' Conduct the show-of-hands vote. Circle the winning question. Say: 'I am writing a commitment here: by the end of Lesson 7, this question will be fully answered using your own annotated models.' Point to the 'ANSWERED' zone and say: 'Look at how many questions have moved here since Lesson 1. That is the evidence of your learning — not just in your notebook, but on this wall.'</w:t>
             </w:r>
           </w:p>
         </w:tc>
@@ -18987,7 +19890,7 @@
                 <w:sz w:val="18"/>
                 <w:szCs w:val="18"/>
               </w:rPr>
-              <w:t xml:space="preserve">Claim–Evidence–Reasoning (CER) Framework with Jigsaw Teach-Back — CER makes scientific argumentation explicit and structured. The jigsaw forces every learner to deeply process one case study AND then teach it, requiring them to translate technical understanding into clear language — the highest level of Bloom's taxonomy. The three-column board synthesis creates a visual knowledge map that makes the connection between disparate technologies and the original phenomenon explicit and memorable.</w:t>
+              <w:t xml:space="preserve">Metacognitive DQB Reflection — the dual-colour sticky note protocol forces learners to explicitly distinguish between consolidated understanding and residual uncertainty. This metacognitive act deepens encoding of resolved concepts and creates meaningful anticipation for Lesson 7. The public class vote democratises the learning agenda, increasing learner ownership of the final lesson's purpose.</w:t>
             </w:r>
           </w:p>
         </w:tc>
@@ -19019,7 +19922,7 @@
                 <w:sz w:val="18"/>
                 <w:szCs w:val="18"/>
               </w:rPr>
-              <w:t xml:space="preserve">Observable indicator: each group's completed CER sheet names a specific semiconductor property (not just 'electronics' or 'science') in the Claim row, cites at least one piece of data from the Evidence Pack, and the Reasoning row explicitly references band structure, doping type, or temperature effect. During jigsaw, the teacher listens for whether experts can answer clarifying questions from their peers without reading verbatim from the sheet — this reveals depth of understanding. During the whole-class discussion, the teacher notes which learners produced a complete written answer to the Kajiado prompt in their notebooks — these are reviewed at the end of the lesson.</w:t>
+              <w:t xml:space="preserve">Observable indicator: every learner produces at least one sticky note in each colour. The teacher scans 'still wondering' notes for misconceptions that indicate incomplete understanding (e.g., confusion between superconductivity and normal semiconductor behaviour, or conflation of doping with alloying). Any misconception appearing on three or more notes is addressed verbally by the teacher in 60 seconds before closing the phase, rather than letting it persist into Lesson 7.</w:t>
             </w:r>
           </w:p>
         </w:tc>
@@ -19028,32 +19931,32 @@
         <w:tc>
           <w:tcPr>
             <w:tcW w:type="dxa" w:w="1520"/>
-            <w:shd w:fill="FCE4D6" w:color="auto" w:val="clear"/>
-            <w:tcMar>
-              <w:top w:type="dxa" w:w="60"/>
-              <w:left w:type="dxa" w:w="120"/>
-              <w:bottom w:type="dxa" w:w="60"/>
-              <w:right w:type="dxa" w:w="120"/>
-            </w:tcMar>
-            <w:vAlign w:val="top"/>
-          </w:tcPr>
-          <w:p>
-            <w:pPr>
-              <w:spacing w:after="40" w:before="0"/>
-              <w:jc w:val="left"/>
-            </w:pPr>
-            <w:r>
-              <w:rPr>
-                <w:rFonts w:ascii="Arial" w:cs="Arial" w:eastAsia="Arial" w:hAnsi="Arial"/>
-                <w:b/>
-                <w:bCs/>
-                <w:i w:val="false"/>
-                <w:iCs w:val="false"/>
-                <w:color w:val="000000"/>
-                <w:sz w:val="18"/>
-                <w:szCs w:val="18"/>
-              </w:rPr>
-              <w:t xml:space="preserve">Driving Question Board (DQB) Creation</w:t>
+            <w:shd w:fill="D5E8F0" w:color="auto" w:val="clear"/>
+            <w:tcMar>
+              <w:top w:type="dxa" w:w="60"/>
+              <w:left w:type="dxa" w:w="120"/>
+              <w:bottom w:type="dxa" w:w="60"/>
+              <w:right w:type="dxa" w:w="120"/>
+            </w:tcMar>
+            <w:vAlign w:val="top"/>
+          </w:tcPr>
+          <w:p>
+            <w:pPr>
+              <w:spacing w:after="40" w:before="0"/>
+              <w:jc w:val="left"/>
+            </w:pPr>
+            <w:r>
+              <w:rPr>
+                <w:rFonts w:ascii="Arial" w:cs="Arial" w:eastAsia="Arial" w:hAnsi="Arial"/>
+                <w:b/>
+                <w:bCs/>
+                <w:i w:val="false"/>
+                <w:iCs w:val="false"/>
+                <w:color w:val="000000"/>
+                <w:sz w:val="18"/>
+                <w:szCs w:val="18"/>
+              </w:rPr>
+              <w:t xml:space="preserve">Model Building Phase</w:t>
             </w:r>
           </w:p>
           <w:p>
@@ -19076,7 +19979,7 @@
             <w:pPr>
               <w:spacing w:after="20" w:before="0"/>
             </w:pPr>
-            <w:hyperlink w:history="1" r:id="rIdapxmnm_98reviuoxarwnr">
+            <w:hyperlink w:history="1" r:id="rIdtq_buxahauc8wf5r56abm">
               <w:r>
                 <w:rPr>
                   <w:rFonts w:ascii="Arial" w:cs="Arial" w:eastAsia="Arial" w:hAnsi="Arial"/>
@@ -19085,7 +19988,7 @@
                   <w:szCs w:val="16"/>
                   <w:u w:val="single" w:color="2E75B6"/>
                 </w:rPr>
-                <w:t xml:space="preserve">05 Doping A Semiconductor</w:t>
+                <w:t xml:space="preserve">03 Semiconductors</w:t>
               </w:r>
             </w:hyperlink>
           </w:p>
@@ -19109,7 +20012,7 @@
               <w:spacing w:after="10" w:before="0"/>
               <w:ind w:left="120"/>
             </w:pPr>
-            <w:hyperlink w:history="1" r:id="rIdge3aaz_soh_gru3yui_zd">
+            <w:hyperlink w:history="1" r:id="rIdvtax9_oehsm5g_lwm5yy0">
               <w:r>
                 <w:rPr>
                   <w:rFonts w:ascii="Arial" w:cs="Arial" w:eastAsia="Arial" w:hAnsi="Arial"/>
@@ -19147,14 +20050,14 @@
                 <w:sz w:val="16"/>
                 <w:szCs w:val="16"/>
               </w:rPr>
-              <w:t xml:space="preserve">📖 EXERCISE:</w:t>
+              <w:t xml:space="preserve">📖 HTML:</w:t>
             </w:r>
           </w:p>
           <w:p>
             <w:pPr>
               <w:spacing w:after="20" w:before="0"/>
             </w:pPr>
-            <w:hyperlink w:history="1" r:id="rId2svn03hzemj3zm2wy7ove">
+            <w:hyperlink w:history="1" r:id="rIdky14hkfqeav7xn2yeiikl">
               <w:r>
                 <w:rPr>
                   <w:rFonts w:ascii="Arial" w:cs="Arial" w:eastAsia="Arial" w:hAnsi="Arial"/>
@@ -19163,7 +20066,7 @@
                   <w:szCs w:val="16"/>
                   <w:u w:val="single" w:color="2E75B6"/>
                 </w:rPr>
-                <w:t xml:space="preserve">Electronic transitions in spectroscopy</w:t>
+                <w:t xml:space="preserve">Semiconductors</w:t>
               </w:r>
             </w:hyperlink>
           </w:p>
@@ -19179,7 +20082,7 @@
                 <w:sz w:val="14"/>
                 <w:szCs w:val="14"/>
               </w:rPr>
-              <w:t xml:space="preserve">Source: Khan Academy (English - US curriculum)</w:t>
+              <w:t xml:space="preserve">Source: PhET</w:t>
             </w:r>
           </w:p>
           <w:p>
@@ -19187,313 +20090,7 @@
               <w:spacing w:after="10" w:before="0"/>
               <w:ind w:left="120"/>
             </w:pPr>
-            <w:hyperlink w:history="1" r:id="rIdyoxteyhcdpa5l3d8asbcl">
-              <w:r>
-                <w:rPr>
-                  <w:rFonts w:ascii="Arial" w:cs="Arial" w:eastAsia="Arial" w:hAnsi="Arial"/>
-                  <w:color w:val="595959"/>
-                  <w:sz w:val="14"/>
-                  <w:szCs w:val="14"/>
-                  <w:u w:val="single" w:color="595959"/>
-                </w:rPr>
-                <w:t xml:space="preserve">🔍 Search ARES for similar readings</w:t>
-              </w:r>
-            </w:hyperlink>
-          </w:p>
-        </w:tc>
-        <w:tc>
-          <w:tcPr>
-            <w:tcW w:type="dxa" w:w="3040"/>
-            <w:shd w:fill="FFFFFF" w:color="auto" w:val="clear"/>
-            <w:tcMar>
-              <w:top w:type="dxa" w:w="60"/>
-              <w:left w:type="dxa" w:w="120"/>
-              <w:bottom w:type="dxa" w:w="60"/>
-              <w:right w:type="dxa" w:w="120"/>
-            </w:tcMar>
-            <w:vAlign w:val="top"/>
-          </w:tcPr>
-          <w:p>
-            <w:pPr>
-              <w:spacing w:after="40" w:before="0"/>
-              <w:jc w:val="left"/>
-            </w:pPr>
-            <w:r>
-              <w:rPr>
-                <w:rFonts w:ascii="Arial" w:cs="Arial" w:eastAsia="Arial" w:hAnsi="Arial"/>
-                <w:b w:val="false"/>
-                <w:bCs w:val="false"/>
-                <w:i w:val="false"/>
-                <w:iCs w:val="false"/>
-                <w:color w:val="000000"/>
-                <w:sz w:val="18"/>
-                <w:szCs w:val="18"/>
-              </w:rPr>
-              <w:t xml:space="preserve">The class returns to the Driving Question Board that has been built across all six lessons. Each learner receives two sticky notes of different colours: one colour for 'A question I can now FULLY answer' and another for 'A question I still have OR a new question this lesson raised.' Learners write individually for 3 minutes, then in pairs they decide which of their 'can now answer' sticky notes best represents the whole lesson sequence's progress — they place one combined sticky note per pair on the DQB in the 'ANSWERED' zone. 'Still wondering' notes go in the 'STILL EXPLORING' zone. The teacher reads three 'still wondering' notes aloud — chosen to foreshadow Lesson 7's full resolution. The class votes by show of hands on which unanswered question is the MOST important to resolve. This question is circled on the DQB with a marker and labelled 'Resolve in Lesson 7.'</w:t>
-            </w:r>
-          </w:p>
-        </w:tc>
-        <w:tc>
-          <w:tcPr>
-            <w:tcW w:type="dxa" w:w="3040"/>
-            <w:shd w:fill="F2F2F2" w:color="auto" w:val="clear"/>
-            <w:tcMar>
-              <w:top w:type="dxa" w:w="60"/>
-              <w:left w:type="dxa" w:w="120"/>
-              <w:bottom w:type="dxa" w:w="60"/>
-              <w:right w:type="dxa" w:w="120"/>
-            </w:tcMar>
-            <w:vAlign w:val="top"/>
-          </w:tcPr>
-          <w:p>
-            <w:pPr>
-              <w:spacing w:after="40" w:before="0"/>
-              <w:jc w:val="left"/>
-            </w:pPr>
-            <w:r>
-              <w:rPr>
-                <w:rFonts w:ascii="Arial" w:cs="Arial" w:eastAsia="Arial" w:hAnsi="Arial"/>
-                <w:b w:val="false"/>
-                <w:bCs w:val="false"/>
-                <w:i w:val="false"/>
-                <w:iCs w:val="false"/>
-                <w:color w:val="000000"/>
-                <w:sz w:val="18"/>
-                <w:szCs w:val="18"/>
-              </w:rPr>
-              <w:t xml:space="preserve">Distribute sticky notes and say: 'In the first lesson of this sequence, we put our big puzzles on this board. Look at it now. What has changed in your understanding?' Allow 3 minutes of silent individual writing. Enforce silence. After pairs place their notes, read three 'still wondering' notes aloud in a curious tone — do not express judgement. Say: 'These are excellent questions — they show you're thinking like physicists. Which one should we make sure to answer definitively in our next and final lesson?' Conduct the show-of-hands vote. Circle the winning question. Say: 'I am writing a commitment here: by the end of Lesson 7, this question will be fully answered using your own annotated models.' Point to the 'ANSWERED' zone and say: 'Look at how many questions have moved here since Lesson 1. That is the evidence of your learning — not just in your notebook, but on this wall.'</w:t>
-            </w:r>
-          </w:p>
-        </w:tc>
-        <w:tc>
-          <w:tcPr>
-            <w:tcW w:type="dxa" w:w="3040"/>
-            <w:shd w:fill="FFFFFF" w:color="auto" w:val="clear"/>
-            <w:tcMar>
-              <w:top w:type="dxa" w:w="60"/>
-              <w:left w:type="dxa" w:w="120"/>
-              <w:bottom w:type="dxa" w:w="60"/>
-              <w:right w:type="dxa" w:w="120"/>
-            </w:tcMar>
-            <w:vAlign w:val="top"/>
-          </w:tcPr>
-          <w:p>
-            <w:pPr>
-              <w:spacing w:after="40" w:before="0"/>
-              <w:jc w:val="left"/>
-            </w:pPr>
-            <w:r>
-              <w:rPr>
-                <w:rFonts w:ascii="Arial" w:cs="Arial" w:eastAsia="Arial" w:hAnsi="Arial"/>
-                <w:b w:val="false"/>
-                <w:bCs w:val="false"/>
-                <w:i w:val="false"/>
-                <w:iCs w:val="false"/>
-                <w:color w:val="000000"/>
-                <w:sz w:val="18"/>
-                <w:szCs w:val="18"/>
-              </w:rPr>
-              <w:t xml:space="preserve">Metacognitive DQB Reflection — the dual-colour sticky note protocol forces learners to explicitly distinguish between consolidated understanding and residual uncertainty. This metacognitive act deepens encoding of resolved concepts and creates meaningful anticipation for Lesson 7. The public class vote democratises the learning agenda, increasing learner ownership of the final lesson's purpose.</w:t>
-            </w:r>
-          </w:p>
-        </w:tc>
-        <w:tc>
-          <w:tcPr>
-            <w:tcW w:type="dxa" w:w="3040"/>
-            <w:shd w:fill="F2F2F2" w:color="auto" w:val="clear"/>
-            <w:tcMar>
-              <w:top w:type="dxa" w:w="60"/>
-              <w:left w:type="dxa" w:w="120"/>
-              <w:bottom w:type="dxa" w:w="60"/>
-              <w:right w:type="dxa" w:w="120"/>
-            </w:tcMar>
-            <w:vAlign w:val="top"/>
-          </w:tcPr>
-          <w:p>
-            <w:pPr>
-              <w:spacing w:after="40" w:before="0"/>
-              <w:jc w:val="left"/>
-            </w:pPr>
-            <w:r>
-              <w:rPr>
-                <w:rFonts w:ascii="Arial" w:cs="Arial" w:eastAsia="Arial" w:hAnsi="Arial"/>
-                <w:b w:val="false"/>
-                <w:bCs w:val="false"/>
-                <w:i w:val="false"/>
-                <w:iCs w:val="false"/>
-                <w:color w:val="000000"/>
-                <w:sz w:val="18"/>
-                <w:szCs w:val="18"/>
-              </w:rPr>
-              <w:t xml:space="preserve">Observable indicator: every learner produces at least one sticky note in each colour. The teacher scans 'still wondering' notes for misconceptions that indicate incomplete understanding (e.g., confusion between superconductivity and normal semiconductor behaviour, or conflation of doping with alloying). Any misconception appearing on three or more notes is addressed verbally by the teacher in 60 seconds before closing the phase, rather than letting it persist into Lesson 7.</w:t>
-            </w:r>
-          </w:p>
-        </w:tc>
-      </w:tr>
-      <w:tr>
-        <w:tc>
-          <w:tcPr>
-            <w:tcW w:type="dxa" w:w="1520"/>
-            <w:shd w:fill="D5E8F0" w:color="auto" w:val="clear"/>
-            <w:tcMar>
-              <w:top w:type="dxa" w:w="60"/>
-              <w:left w:type="dxa" w:w="120"/>
-              <w:bottom w:type="dxa" w:w="60"/>
-              <w:right w:type="dxa" w:w="120"/>
-            </w:tcMar>
-            <w:vAlign w:val="top"/>
-          </w:tcPr>
-          <w:p>
-            <w:pPr>
-              <w:spacing w:after="40" w:before="0"/>
-              <w:jc w:val="left"/>
-            </w:pPr>
-            <w:r>
-              <w:rPr>
-                <w:rFonts w:ascii="Arial" w:cs="Arial" w:eastAsia="Arial" w:hAnsi="Arial"/>
-                <w:b/>
-                <w:bCs/>
-                <w:i w:val="false"/>
-                <w:iCs w:val="false"/>
-                <w:color w:val="000000"/>
-                <w:sz w:val="18"/>
-                <w:szCs w:val="18"/>
-              </w:rPr>
-              <w:t xml:space="preserve">Model Building Phase</w:t>
-            </w:r>
-          </w:p>
-          <w:p>
-            <w:pPr>
-              <w:spacing w:after="20" w:before="0"/>
-            </w:pPr>
-            <w:r>
-              <w:rPr>
-                <w:rFonts w:ascii="Arial" w:cs="Arial" w:eastAsia="Arial" w:hAnsi="Arial"/>
-                <w:b/>
-                <w:bCs/>
-                <w:color w:val="1F3864"/>
-                <w:sz w:val="16"/>
-                <w:szCs w:val="16"/>
-              </w:rPr>
-              <w:t xml:space="preserve">📹 VIDEO:</w:t>
-            </w:r>
-          </w:p>
-          <w:p>
-            <w:pPr>
-              <w:spacing w:after="20" w:before="0"/>
-            </w:pPr>
-            <w:hyperlink w:history="1" r:id="rIdzkkyqfhedphstm7j3h1ad">
-              <w:r>
-                <w:rPr>
-                  <w:rFonts w:ascii="Arial" w:cs="Arial" w:eastAsia="Arial" w:hAnsi="Arial"/>
-                  <w:color w:val="2E75B6"/>
-                  <w:sz w:val="16"/>
-                  <w:szCs w:val="16"/>
-                  <w:u w:val="single" w:color="2E75B6"/>
-                </w:rPr>
-                <w:t xml:space="preserve">05 Doping A Semiconductor</w:t>
-              </w:r>
-            </w:hyperlink>
-          </w:p>
-          <w:p>
-            <w:pPr>
-              <w:spacing w:after="10" w:before="0"/>
-              <w:ind w:left="120"/>
-            </w:pPr>
-            <w:r>
-              <w:rPr>
-                <w:rFonts w:ascii="Arial" w:cs="Arial" w:eastAsia="Arial" w:hAnsi="Arial"/>
-                <w:color w:val="595959"/>
-                <w:sz w:val="14"/>
-                <w:szCs w:val="14"/>
-              </w:rPr>
-              <w:t xml:space="preserve">Source: Seavuria</w:t>
-            </w:r>
-          </w:p>
-          <w:p>
-            <w:pPr>
-              <w:spacing w:after="10" w:before="0"/>
-              <w:ind w:left="120"/>
-            </w:pPr>
-            <w:hyperlink w:history="1" r:id="rIddzbh8h87lz6fmbseoa33i">
-              <w:r>
-                <w:rPr>
-                  <w:rFonts w:ascii="Arial" w:cs="Arial" w:eastAsia="Arial" w:hAnsi="Arial"/>
-                  <w:color w:val="595959"/>
-                  <w:sz w:val="14"/>
-                  <w:szCs w:val="14"/>
-                  <w:u w:val="single" w:color="595959"/>
-                </w:rPr>
-                <w:t xml:space="preserve">🔍 Search ARES for similar videos</w:t>
-              </w:r>
-            </w:hyperlink>
-          </w:p>
-          <w:p>
-            <w:pPr>
-              <w:spacing w:after="40" w:before="0"/>
-            </w:pPr>
-            <w:r>
-              <w:rPr>
-                <w:sz w:val="14"/>
-                <w:szCs w:val="14"/>
-              </w:rPr>
-              <w:t xml:space="preserve"/>
-            </w:r>
-          </w:p>
-          <w:p>
-            <w:pPr>
-              <w:spacing w:after="20" w:before="0"/>
-            </w:pPr>
-            <w:r>
-              <w:rPr>
-                <w:rFonts w:ascii="Arial" w:cs="Arial" w:eastAsia="Arial" w:hAnsi="Arial"/>
-                <w:b/>
-                <w:bCs/>
-                <w:color w:val="1F3864"/>
-                <w:sz w:val="16"/>
-                <w:szCs w:val="16"/>
-              </w:rPr>
-              <w:t xml:space="preserve">📖 EXERCISE:</w:t>
-            </w:r>
-          </w:p>
-          <w:p>
-            <w:pPr>
-              <w:spacing w:after="20" w:before="0"/>
-            </w:pPr>
-            <w:hyperlink w:history="1" r:id="rIdvyvpyouw1tyshnnc0chau">
-              <w:r>
-                <w:rPr>
-                  <w:rFonts w:ascii="Arial" w:cs="Arial" w:eastAsia="Arial" w:hAnsi="Arial"/>
-                  <w:color w:val="2E75B6"/>
-                  <w:sz w:val="16"/>
-                  <w:szCs w:val="16"/>
-                  <w:u w:val="single" w:color="2E75B6"/>
-                </w:rPr>
-                <w:t xml:space="preserve">Electronic transitions in spectroscopy</w:t>
-              </w:r>
-            </w:hyperlink>
-          </w:p>
-          <w:p>
-            <w:pPr>
-              <w:spacing w:after="10" w:before="0"/>
-              <w:ind w:left="120"/>
-            </w:pPr>
-            <w:r>
-              <w:rPr>
-                <w:rFonts w:ascii="Arial" w:cs="Arial" w:eastAsia="Arial" w:hAnsi="Arial"/>
-                <w:color w:val="595959"/>
-                <w:sz w:val="14"/>
-                <w:szCs w:val="14"/>
-              </w:rPr>
-              <w:t xml:space="preserve">Source: Khan Academy (English - US curriculum)</w:t>
-            </w:r>
-          </w:p>
-          <w:p>
-            <w:pPr>
-              <w:spacing w:after="10" w:before="0"/>
-              <w:ind w:left="120"/>
-            </w:pPr>
-            <w:hyperlink w:history="1" r:id="rId_bq9q4k8i2nkey1kzcvqk">
+            <w:hyperlink w:history="1" r:id="rIdrfyfqjyzeifkvhekbhyon">
               <w:r>
                 <w:rPr>
                   <w:rFonts w:ascii="Arial" w:cs="Arial" w:eastAsia="Arial" w:hAnsi="Arial"/>
@@ -20005,7 +20602,7 @@
         </w:rPr>
         <w:t xml:space="preserve">© 2026 SeaVuria and ARES. Aligned with KICD objectives. Developed by SeaVuria; technical implementation by ARES (with AI assistance from Claude). Licensed under </w:t>
       </w:r>
-      <w:hyperlink w:history="1" r:id="rIditcxd3e8bkmvmwayg8efw">
+      <w:hyperlink w:history="1" r:id="rIdsu8uce_hlnzusy5tv0y7a">
         <w:r>
           <w:rPr>
             <w:rFonts w:ascii="Arial" w:cs="Arial" w:eastAsia="Arial" w:hAnsi="Arial"/>
@@ -20026,7 +20623,7 @@
         </w:rPr>
         <w:t xml:space="preserve"> (</w:t>
       </w:r>
-      <w:hyperlink w:history="1" r:id="rIdor5ako55ltoleduer0dxd">
+      <w:hyperlink w:history="1" r:id="rIdwyfswzuvgztysrriarkpt">
         <w:r>
           <w:rPr>
             <w:rFonts w:ascii="Arial" w:cs="Arial" w:eastAsia="Arial" w:hAnsi="Arial"/>
@@ -21039,7 +21636,7 @@
             <w:pPr>
               <w:spacing w:after="20" w:before="0"/>
             </w:pPr>
-            <w:hyperlink w:history="1" r:id="rIdeeodqswhmzkzfbvy9zj4b">
+            <w:hyperlink w:history="1" r:id="rIdg2sslzqoqro8ezvvfstzi">
               <w:r>
                 <w:rPr>
                   <w:rFonts w:ascii="Arial" w:cs="Arial" w:eastAsia="Arial" w:hAnsi="Arial"/>
@@ -21048,7 +21645,7 @@
                   <w:szCs w:val="16"/>
                   <w:u w:val="single" w:color="2E75B6"/>
                 </w:rPr>
-                <w:t xml:space="preserve">Conductors and insulators</w:t>
+                <w:t xml:space="preserve">05 Doping A Semiconductor</w:t>
               </w:r>
             </w:hyperlink>
           </w:p>
@@ -21064,7 +21661,7 @@
                 <w:sz w:val="14"/>
                 <w:szCs w:val="14"/>
               </w:rPr>
-              <w:t xml:space="preserve">Source: Khan Academy (English - US curriculum)</w:t>
+              <w:t xml:space="preserve">Source: Seavuria</w:t>
             </w:r>
           </w:p>
           <w:p>
@@ -21072,7 +21669,7 @@
               <w:spacing w:after="10" w:before="0"/>
               <w:ind w:left="120"/>
             </w:pPr>
-            <w:hyperlink w:history="1" r:id="rIdqdcbfem2vbzsxcutd98ri">
+            <w:hyperlink w:history="1" r:id="rIdqhralvnnwkisrqkmlaqn3">
               <w:r>
                 <w:rPr>
                   <w:rFonts w:ascii="Arial" w:cs="Arial" w:eastAsia="Arial" w:hAnsi="Arial"/>
@@ -21110,14 +21707,14 @@
                 <w:sz w:val="16"/>
                 <w:szCs w:val="16"/>
               </w:rPr>
-              <w:t xml:space="preserve">📖 EXERCISE:</w:t>
+              <w:t xml:space="preserve">📖 HTML:</w:t>
             </w:r>
           </w:p>
           <w:p>
             <w:pPr>
               <w:spacing w:after="20" w:before="0"/>
             </w:pPr>
-            <w:hyperlink w:history="1" r:id="rIdyjijf6woxebpacb6zs0qh">
+            <w:hyperlink w:history="1" r:id="rId6rzxks1zq-edm0ekabduk">
               <w:r>
                 <w:rPr>
                   <w:rFonts w:ascii="Arial" w:cs="Arial" w:eastAsia="Arial" w:hAnsi="Arial"/>
@@ -21126,7 +21723,7 @@
                   <w:szCs w:val="16"/>
                   <w:u w:val="single" w:color="2E75B6"/>
                 </w:rPr>
-                <w:t xml:space="preserve">Thermal Conductors and Insulators Practice</w:t>
+                <w:t xml:space="preserve">Semiconductors</w:t>
               </w:r>
             </w:hyperlink>
           </w:p>
@@ -21142,7 +21739,7 @@
                 <w:sz w:val="14"/>
                 <w:szCs w:val="14"/>
               </w:rPr>
-              <w:t xml:space="preserve">Source: CK-12</w:t>
+              <w:t xml:space="preserve">Source: PhET</w:t>
             </w:r>
           </w:p>
           <w:p>
@@ -21150,7 +21747,7 @@
               <w:spacing w:after="10" w:before="0"/>
               <w:ind w:left="120"/>
             </w:pPr>
-            <w:hyperlink w:history="1" r:id="rIdwaj5ooatwshlm3oi-t9ka">
+            <w:hyperlink w:history="1" r:id="rIdpa2wzcdvvyyb4ichkset4">
               <w:r>
                 <w:rPr>
                   <w:rFonts w:ascii="Arial" w:cs="Arial" w:eastAsia="Arial" w:hAnsi="Arial"/>
@@ -21345,7 +21942,7 @@
             <w:pPr>
               <w:spacing w:after="20" w:before="0"/>
             </w:pPr>
-            <w:hyperlink w:history="1" r:id="rIdhahe3zh-phznvt0f_xeb8">
+            <w:hyperlink w:history="1" r:id="rIdaju8fxeer70d_p3beoprv">
               <w:r>
                 <w:rPr>
                   <w:rFonts w:ascii="Arial" w:cs="Arial" w:eastAsia="Arial" w:hAnsi="Arial"/>
@@ -21354,7 +21951,7 @@
                   <w:szCs w:val="16"/>
                   <w:u w:val="single" w:color="2E75B6"/>
                 </w:rPr>
-                <w:t xml:space="preserve">05 Doping A Semiconductor</w:t>
+                <w:t xml:space="preserve">03 Semiconductors</w:t>
               </w:r>
             </w:hyperlink>
           </w:p>
@@ -21378,7 +21975,7 @@
               <w:spacing w:after="10" w:before="0"/>
               <w:ind w:left="120"/>
             </w:pPr>
-            <w:hyperlink w:history="1" r:id="rIdcn4k7hestqhm7gdvnarxt">
+            <w:hyperlink w:history="1" r:id="rIdkjpxbhopptf0ilg9xrza5">
               <w:r>
                 <w:rPr>
                   <w:rFonts w:ascii="Arial" w:cs="Arial" w:eastAsia="Arial" w:hAnsi="Arial"/>
@@ -21423,7 +22020,313 @@
             <w:pPr>
               <w:spacing w:after="20" w:before="0"/>
             </w:pPr>
-            <w:hyperlink w:history="1" r:id="rIdukieoyfge9ghvmpvk4vn4">
+            <w:hyperlink w:history="1" r:id="rIdkfnza4x6e3v9hiyona69t">
+              <w:r>
+                <w:rPr>
+                  <w:rFonts w:ascii="Arial" w:cs="Arial" w:eastAsia="Arial" w:hAnsi="Arial"/>
+                  <w:color w:val="2E75B6"/>
+                  <w:sz w:val="16"/>
+                  <w:szCs w:val="16"/>
+                  <w:u w:val="single" w:color="2E75B6"/>
+                </w:rPr>
+                <w:t xml:space="preserve">Semiconductors</w:t>
+              </w:r>
+            </w:hyperlink>
+          </w:p>
+          <w:p>
+            <w:pPr>
+              <w:spacing w:after="10" w:before="0"/>
+              <w:ind w:left="120"/>
+            </w:pPr>
+            <w:r>
+              <w:rPr>
+                <w:rFonts w:ascii="Arial" w:cs="Arial" w:eastAsia="Arial" w:hAnsi="Arial"/>
+                <w:color w:val="595959"/>
+                <w:sz w:val="14"/>
+                <w:szCs w:val="14"/>
+              </w:rPr>
+              <w:t xml:space="preserve">Source: PhET</w:t>
+            </w:r>
+          </w:p>
+          <w:p>
+            <w:pPr>
+              <w:spacing w:after="10" w:before="0"/>
+              <w:ind w:left="120"/>
+            </w:pPr>
+            <w:hyperlink w:history="1" r:id="rIdpvoqxmxwepsnoh4up5hmu">
+              <w:r>
+                <w:rPr>
+                  <w:rFonts w:ascii="Arial" w:cs="Arial" w:eastAsia="Arial" w:hAnsi="Arial"/>
+                  <w:color w:val="595959"/>
+                  <w:sz w:val="14"/>
+                  <w:szCs w:val="14"/>
+                  <w:u w:val="single" w:color="595959"/>
+                </w:rPr>
+                <w:t xml:space="preserve">🔍 Search ARES for similar readings</w:t>
+              </w:r>
+            </w:hyperlink>
+          </w:p>
+        </w:tc>
+        <w:tc>
+          <w:tcPr>
+            <w:tcW w:type="dxa" w:w="3040"/>
+            <w:shd w:fill="FFFFFF" w:color="auto" w:val="clear"/>
+            <w:tcMar>
+              <w:top w:type="dxa" w:w="60"/>
+              <w:left w:type="dxa" w:w="120"/>
+              <w:bottom w:type="dxa" w:w="60"/>
+              <w:right w:type="dxa" w:w="120"/>
+            </w:tcMar>
+            <w:vAlign w:val="top"/>
+          </w:tcPr>
+          <w:p>
+            <w:pPr>
+              <w:spacing w:after="40" w:before="0"/>
+              <w:jc w:val="left"/>
+            </w:pPr>
+            <w:r>
+              <w:rPr>
+                <w:rFonts w:ascii="Arial" w:cs="Arial" w:eastAsia="Arial" w:hAnsi="Arial"/>
+                <w:b w:val="false"/>
+                <w:bCs w:val="false"/>
+                <w:i w:val="false"/>
+                <w:iCs w:val="false"/>
+                <w:color w:val="000000"/>
+                <w:sz w:val="18"/>
+                <w:szCs w:val="18"/>
+              </w:rPr>
+              <w:t xml:space="preserve">Class posters and summary tables from Lessons 1–6 are displayed around the room (or projected in sequence if the room is small). Learners conduct a 10-minute structured GALLERY WALK in groups of three, completing a 'Evidence Harvest' table in their notebooks with four columns: LESSON | KEY EVIDENCE COLLECTED | WHAT IT EXPLAINS ABOUT THE PHENOMENON | QUESTIONS STILL OPEN. After the gallery walk, the teacher plays a 4-minute curated YouTube segment on semiconductors and their applications in solar cells and modern devices (Kenyan context: KPLC smart meters, M-KOPA solar home systems, mobile phone chips). Learners add any new evidence to their harvest table. Groups then have 2 minutes to flag their single most important piece of evidence on a sticky note and post it on the class EVIDENCE WALL under the driving question banner.</w:t>
+            </w:r>
+          </w:p>
+        </w:tc>
+        <w:tc>
+          <w:tcPr>
+            <w:tcW w:type="dxa" w:w="3040"/>
+            <w:shd w:fill="F2F2F2" w:color="auto" w:val="clear"/>
+            <w:tcMar>
+              <w:top w:type="dxa" w:w="60"/>
+              <w:left w:type="dxa" w:w="120"/>
+              <w:bottom w:type="dxa" w:w="60"/>
+              <w:right w:type="dxa" w:w="120"/>
+            </w:tcMar>
+            <w:vAlign w:val="top"/>
+          </w:tcPr>
+          <w:p>
+            <w:pPr>
+              <w:spacing w:after="40" w:before="0"/>
+              <w:jc w:val="left"/>
+            </w:pPr>
+            <w:r>
+              <w:rPr>
+                <w:rFonts w:ascii="Arial" w:cs="Arial" w:eastAsia="Arial" w:hAnsi="Arial"/>
+                <w:b w:val="false"/>
+                <w:bCs w:val="false"/>
+                <w:i w:val="false"/>
+                <w:iCs w:val="false"/>
+                <w:color w:val="000000"/>
+                <w:sz w:val="18"/>
+                <w:szCs w:val="18"/>
+              </w:rPr>
+              <w:t xml:space="preserve">Before the gallery walk, say: 'You have 10 minutes to walk around and visit every poster and summary table from our previous six lessons. You are detectives — your job is to harvest the best evidence. Fill in your Evidence Harvest table as you go. Focus especially on: What does this evidence tell us about why the Kajiado panel works less well in the heat?' [Set a visible 10-minute timer.] Circulate and prompt groups who are skimming: 'What did the doping experiment in Lesson 4 actually show you? Write that down.' After the gallery walk, say: 'Let's now watch a short video that connects what we've been studying to real applications in Kenya — things like M-KOPA solar panels and mobile phone processors.' [Play 4-minute clip.] Pause at 2 minutes and ask: 'What does this remind you of from our lessons?' [10-second wait. Cold-call 2 learners.] After the clip: 'Add anything new to your harvest table. Then with your group, pick your ONE most important piece of evidence — write it on a sticky note and post it under our driving question.' [Allow 3 minutes.]</w:t>
+            </w:r>
+          </w:p>
+        </w:tc>
+        <w:tc>
+          <w:tcPr>
+            <w:tcW w:type="dxa" w:w="3040"/>
+            <w:shd w:fill="FFFFFF" w:color="auto" w:val="clear"/>
+            <w:tcMar>
+              <w:top w:type="dxa" w:w="60"/>
+              <w:left w:type="dxa" w:w="120"/>
+              <w:bottom w:type="dxa" w:w="60"/>
+              <w:right w:type="dxa" w:w="120"/>
+            </w:tcMar>
+            <w:vAlign w:val="top"/>
+          </w:tcPr>
+          <w:p>
+            <w:pPr>
+              <w:spacing w:after="40" w:before="0"/>
+              <w:jc w:val="left"/>
+            </w:pPr>
+            <w:r>
+              <w:rPr>
+                <w:rFonts w:ascii="Arial" w:cs="Arial" w:eastAsia="Arial" w:hAnsi="Arial"/>
+                <w:b w:val="false"/>
+                <w:bCs w:val="false"/>
+                <w:i w:val="false"/>
+                <w:iCs w:val="false"/>
+                <w:color w:val="000000"/>
+                <w:sz w:val="18"/>
+                <w:szCs w:val="18"/>
+              </w:rPr>
+              <w:t xml:space="preserve">Strategy: EVIDENCE HARVEST TABLE with GALLERY WALK. This strategy requires learners to actively categorise and connect evidence from multiple sources rather than passively receive a summary. By explicitly linking each piece of evidence to the anchoring phenomenon, learners practise the scientific practice of 'Using Mathematics and Computational Thinking' and 'Constructing Explanations' (NGSS SEP 6). The sticky-note posting creates a shared, visible evidence wall that the class can reference during the CER discussion in Phase 3.</w:t>
+            </w:r>
+          </w:p>
+        </w:tc>
+        <w:tc>
+          <w:tcPr>
+            <w:tcW w:type="dxa" w:w="3040"/>
+            <w:shd w:fill="F2F2F2" w:color="auto" w:val="clear"/>
+            <w:tcMar>
+              <w:top w:type="dxa" w:w="60"/>
+              <w:left w:type="dxa" w:w="120"/>
+              <w:bottom w:type="dxa" w:w="60"/>
+              <w:right w:type="dxa" w:w="120"/>
+            </w:tcMar>
+            <w:vAlign w:val="top"/>
+          </w:tcPr>
+          <w:p>
+            <w:pPr>
+              <w:spacing w:after="40" w:before="0"/>
+              <w:jc w:val="left"/>
+            </w:pPr>
+            <w:r>
+              <w:rPr>
+                <w:rFonts w:ascii="Arial" w:cs="Arial" w:eastAsia="Arial" w:hAnsi="Arial"/>
+                <w:b w:val="false"/>
+                <w:bCs w:val="false"/>
+                <w:i w:val="false"/>
+                <w:iCs w:val="false"/>
+                <w:color w:val="000000"/>
+                <w:sz w:val="18"/>
+                <w:szCs w:val="18"/>
+              </w:rPr>
+              <w:t xml:space="preserve">Observable indicator: Each learner's Evidence Harvest table contains entries for at least 5 of the 6 previous lessons, with the 'What it explains about the phenomenon' column filled in (not left blank). Teacher checks 4–5 tables during the gallery walk. Red flag: any learner whose 'What it explains' column is empty — this signals the learner has been collecting facts without connecting them to the phenomenon. Intervention: teacher sits with that learner for 60 seconds and asks, 'How does THIS evidence help explain why the panel works less well at 35°C than at 18°C?'</w:t>
+            </w:r>
+          </w:p>
+        </w:tc>
+      </w:tr>
+      <w:tr>
+        <w:tc>
+          <w:tcPr>
+            <w:tcW w:type="dxa" w:w="1520"/>
+            <w:shd w:fill="E2EFDA" w:color="auto" w:val="clear"/>
+            <w:tcMar>
+              <w:top w:type="dxa" w:w="60"/>
+              <w:left w:type="dxa" w:w="120"/>
+              <w:bottom w:type="dxa" w:w="60"/>
+              <w:right w:type="dxa" w:w="120"/>
+            </w:tcMar>
+            <w:vAlign w:val="top"/>
+          </w:tcPr>
+          <w:p>
+            <w:pPr>
+              <w:spacing w:after="40" w:before="0"/>
+              <w:jc w:val="left"/>
+            </w:pPr>
+            <w:r>
+              <w:rPr>
+                <w:rFonts w:ascii="Arial" w:cs="Arial" w:eastAsia="Arial" w:hAnsi="Arial"/>
+                <w:b/>
+                <w:bCs/>
+                <w:i w:val="false"/>
+                <w:iCs w:val="false"/>
+                <w:color w:val="000000"/>
+                <w:sz w:val="18"/>
+                <w:szCs w:val="18"/>
+              </w:rPr>
+              <w:t xml:space="preserve">Explain Phase</w:t>
+            </w:r>
+          </w:p>
+          <w:p>
+            <w:pPr>
+              <w:spacing w:after="20" w:before="0"/>
+            </w:pPr>
+            <w:r>
+              <w:rPr>
+                <w:rFonts w:ascii="Arial" w:cs="Arial" w:eastAsia="Arial" w:hAnsi="Arial"/>
+                <w:b/>
+                <w:bCs/>
+                <w:color w:val="1F3864"/>
+                <w:sz w:val="16"/>
+                <w:szCs w:val="16"/>
+              </w:rPr>
+              <w:t xml:space="preserve">📹 VIDEO:</w:t>
+            </w:r>
+          </w:p>
+          <w:p>
+            <w:pPr>
+              <w:spacing w:after="20" w:before="0"/>
+            </w:pPr>
+            <w:hyperlink w:history="1" r:id="rIdfhhyshghrckhh_ombksby">
+              <w:r>
+                <w:rPr>
+                  <w:rFonts w:ascii="Arial" w:cs="Arial" w:eastAsia="Arial" w:hAnsi="Arial"/>
+                  <w:color w:val="2E75B6"/>
+                  <w:sz w:val="16"/>
+                  <w:szCs w:val="16"/>
+                  <w:u w:val="single" w:color="2E75B6"/>
+                </w:rPr>
+                <w:t xml:space="preserve">02 Semiconductors</w:t>
+              </w:r>
+            </w:hyperlink>
+          </w:p>
+          <w:p>
+            <w:pPr>
+              <w:spacing w:after="10" w:before="0"/>
+              <w:ind w:left="120"/>
+            </w:pPr>
+            <w:r>
+              <w:rPr>
+                <w:rFonts w:ascii="Arial" w:cs="Arial" w:eastAsia="Arial" w:hAnsi="Arial"/>
+                <w:color w:val="595959"/>
+                <w:sz w:val="14"/>
+                <w:szCs w:val="14"/>
+              </w:rPr>
+              <w:t xml:space="preserve">Source: Seavuria</w:t>
+            </w:r>
+          </w:p>
+          <w:p>
+            <w:pPr>
+              <w:spacing w:after="10" w:before="0"/>
+              <w:ind w:left="120"/>
+            </w:pPr>
+            <w:hyperlink w:history="1" r:id="rIdg8hlpdk_hulzbcviqgnbl">
+              <w:r>
+                <w:rPr>
+                  <w:rFonts w:ascii="Arial" w:cs="Arial" w:eastAsia="Arial" w:hAnsi="Arial"/>
+                  <w:color w:val="595959"/>
+                  <w:sz w:val="14"/>
+                  <w:szCs w:val="14"/>
+                  <w:u w:val="single" w:color="595959"/>
+                </w:rPr>
+                <w:t xml:space="preserve">🔍 Search ARES for similar videos</w:t>
+              </w:r>
+            </w:hyperlink>
+          </w:p>
+          <w:p>
+            <w:pPr>
+              <w:spacing w:after="40" w:before="0"/>
+            </w:pPr>
+            <w:r>
+              <w:rPr>
+                <w:sz w:val="14"/>
+                <w:szCs w:val="14"/>
+              </w:rPr>
+              <w:t xml:space="preserve"/>
+            </w:r>
+          </w:p>
+          <w:p>
+            <w:pPr>
+              <w:spacing w:after="20" w:before="0"/>
+            </w:pPr>
+            <w:r>
+              <w:rPr>
+                <w:rFonts w:ascii="Arial" w:cs="Arial" w:eastAsia="Arial" w:hAnsi="Arial"/>
+                <w:b/>
+                <w:bCs/>
+                <w:color w:val="1F3864"/>
+                <w:sz w:val="16"/>
+                <w:szCs w:val="16"/>
+              </w:rPr>
+              <w:t xml:space="preserve">📖 HTML:</w:t>
+            </w:r>
+          </w:p>
+          <w:p>
+            <w:pPr>
+              <w:spacing w:after="20" w:before="0"/>
+            </w:pPr>
+            <w:hyperlink w:history="1" r:id="rId0juypzgwbqousb_t0b6ed">
               <w:r>
                 <w:rPr>
                   <w:rFonts w:ascii="Arial" w:cs="Arial" w:eastAsia="Arial" w:hAnsi="Arial"/>
@@ -21438,6 +22341,22 @@
           </w:p>
           <w:p>
             <w:pPr>
+              <w:spacing w:after="20" w:before="0"/>
+            </w:pPr>
+            <w:r>
+              <w:rPr>
+                <w:rFonts w:ascii="Arial" w:cs="Arial" w:eastAsia="Arial" w:hAnsi="Arial"/>
+                <w:i/>
+                <w:iCs/>
+                <w:color w:val="595959"/>
+                <w:sz w:val="16"/>
+                <w:szCs w:val="16"/>
+              </w:rPr>
+              <w:t xml:space="preserve">Related topic: not an exact match for this lesson.</w:t>
+            </w:r>
+          </w:p>
+          <w:p>
+            <w:pPr>
               <w:spacing w:after="10" w:before="0"/>
               <w:ind w:left="120"/>
             </w:pPr>
@@ -21456,7 +22375,7 @@
               <w:spacing w:after="10" w:before="0"/>
               <w:ind w:left="120"/>
             </w:pPr>
-            <w:hyperlink w:history="1" r:id="rIdgpqta7stky0qwsmsuaevp">
+            <w:hyperlink w:history="1" r:id="rIdxo3byeprlkvrbrkhs4wxn">
               <w:r>
                 <w:rPr>
                   <w:rFonts w:ascii="Arial" w:cs="Arial" w:eastAsia="Arial" w:hAnsi="Arial"/>
@@ -21498,7 +22417,7 @@
                 <w:sz w:val="18"/>
                 <w:szCs w:val="18"/>
               </w:rPr>
-              <w:t xml:space="preserve">Class posters and summary tables from Lessons 1–6 are displayed around the room (or projected in sequence if the room is small). Learners conduct a 10-minute structured GALLERY WALK in groups of three, completing a 'Evidence Harvest' table in their notebooks with four columns: LESSON | KEY EVIDENCE COLLECTED | WHAT IT EXPLAINS ABOUT THE PHENOMENON | QUESTIONS STILL OPEN. After the gallery walk, the teacher plays a 4-minute curated YouTube segment on semiconductors and their applications in solar cells and modern devices (Kenyan context: KPLC smart meters, M-KOPA solar home systems, mobile phone chips). Learners add any new evidence to their harvest table. Groups then have 2 minutes to flag their single most important piece of evidence on a sticky note and post it on the class EVIDENCE WALL under the driving question banner.</w:t>
+              <w:t xml:space="preserve">The class co-constructs a Final Explanation of the anchoring phenomenon using the Claim–Evidence–Reasoning framework. The teacher writes the driving question on the board and guides a whole-class discussion to build three components: (1) CLAIM — a one-sentence answer to the driving question; (2) EVIDENCE — at least four pieces of specific, lesson-linked evidence supporting the claim; (3) REASONING — the scientific principles (energy band theory, doping, p-n junction, temperature effect on carrier recombination) that link the evidence to the claim. After the class co-constructs the CER on the board, each learner writes their own individual final explanation in their notebook using the CER structure. Learners also read and discuss the 'Introduction to Electronics – Final Explanation' text (provided on the ARES platform), annotating it with connections to their own evidence. Finally, learners answer: 'How has the understanding and engineering of semiconductor materials transformed modern technology and everyday life in Kenya?' — referencing at least two Kenyan applications.</w:t>
             </w:r>
           </w:p>
         </w:tc>
@@ -21530,7 +22449,7 @@
                 <w:sz w:val="18"/>
                 <w:szCs w:val="18"/>
               </w:rPr>
-              <w:t xml:space="preserve">Before the gallery walk, say: 'You have 10 minutes to walk around and visit every poster and summary table from our previous six lessons. You are detectives — your job is to harvest the best evidence. Fill in your Evidence Harvest table as you go. Focus especially on: What does this evidence tell us about why the Kajiado panel works less well in the heat?' [Set a visible 10-minute timer.] Circulate and prompt groups who are skimming: 'What did the doping experiment in Lesson 4 actually show you? Write that down.' After the gallery walk, say: 'Let's now watch a short video that connects what we've been studying to real applications in Kenya — things like M-KOPA solar panels and mobile phone processors.' [Play 4-minute clip.] Pause at 2 minutes and ask: 'What does this remind you of from our lessons?' [10-second wait. Cold-call 2 learners.] After the clip: 'Add anything new to your harvest table. Then with your group, pick your ONE most important piece of evidence — write it on a sticky note and post it under our driving question.' [Allow 3 minutes.]</w:t>
+              <w:t xml:space="preserve">Write on the board: 'DRIVING QUESTION: Why does a silicon solar panel on a Kajiado farm produce less power in the hot afternoon sun than on a cool morning?' Say: 'We are now going to build our final scientific explanation together — using the Claim-Evidence-Reasoning framework. I need a CLAIM first — a one-sentence direct answer to the driving question. What is your claim?' [10-second wait. Cold-call 2 learners. Write the best claim on the board. Refine it as a class: 'Does everyone agree? Is it specific enough?'] Then: 'Now I need EVIDENCE. Look at your evidence harvest tables and the sticky notes on our wall. Call out specific, lesson-linked evidence — tell me the lesson and what you found.' [Build a numbered list of at least 4 pieces of evidence on the board. Probe: 'What lesson did that come from? How do we know that?'] Then: 'Now the REASONING — the hard part. Why does that evidence support the claim? What is the scientific principle connecting them?' [Guide learners to articulate: free electrons in conductors vs. band gap in insulators; silicon's intermediate band gap as a semiconductor; doping creating n-type/p-type regions; p-n junction enabling photovoltaic effect; rising temperature increasing lattice vibrations and carrier recombination, reducing efficiency.] Say: 'Now write your OWN CER explanation in your notebook — in your own words. You have 8 minutes.' [Allow 8 minutes. Then say:] 'Now read the Final Explanation text on your ARES screen. Use a different colour pen to annotate: underline anything that matches your CER, and circle anything you didn't include that you should add.' [Allow 5 minutes.] Then ask: 'How has semiconductor science changed everyday life in Kenya specifically? Give me two examples.' [Cold-call 3 learners. Probe: 'Why does M-KOPA rely on semiconductor physics? What about the chips in a Safaricom mobile phone?']</w:t>
             </w:r>
           </w:p>
         </w:tc>
@@ -21562,7 +22481,7 @@
                 <w:sz w:val="18"/>
                 <w:szCs w:val="18"/>
               </w:rPr>
-              <w:t xml:space="preserve">Strategy: EVIDENCE HARVEST TABLE with GALLERY WALK. This strategy requires learners to actively categorise and connect evidence from multiple sources rather than passively receive a summary. By explicitly linking each piece of evidence to the anchoring phenomenon, learners practise the scientific practice of 'Using Mathematics and Computational Thinking' and 'Constructing Explanations' (NGSS SEP 6). The sticky-note posting creates a shared, visible evidence wall that the class can reference during the CER discussion in Phase 3.</w:t>
+              <w:t xml:space="preserve">Strategy: CLAIM–EVIDENCE–REASONING (CER) CO-CONSTRUCTION followed by individual written explanation. CER is a structured argumentation framework (aligned with NGSS SEP 7: Engaging in Argument from Evidence) that forces learners to separate what they claim from what they can prove and from the scientific principles that do the explanatory work. Co-constructing first on the board lowers the cognitive load for individual writing, while the individual writing step ensures every learner produces their own accountable explanation. The Final Explanation text annotation step then bridges the co-constructed model to canonical scientific language, helping learners see their thinking reflected in formal text.</w:t>
             </w:r>
           </w:p>
         </w:tc>
@@ -21594,7 +22513,7 @@
                 <w:sz w:val="18"/>
                 <w:szCs w:val="18"/>
               </w:rPr>
-              <w:t xml:space="preserve">Observable indicator: Each learner's Evidence Harvest table contains entries for at least 5 of the 6 previous lessons, with the 'What it explains about the phenomenon' column filled in (not left blank). Teacher checks 4–5 tables during the gallery walk. Red flag: any learner whose 'What it explains' column is empty — this signals the learner has been collecting facts without connecting them to the phenomenon. Intervention: teacher sits with that learner for 60 seconds and asks, 'How does THIS evidence help explain why the panel works less well at 35°C than at 18°C?'</w:t>
+              <w:t xml:space="preserve">Observable indicator: Each learner's individual CER explanation includes: (1) a clear CLAIM sentence that directly answers the driving question; (2) at least FOUR specific evidence statements each linked to a lesson or activity; (3) REASONING that correctly uses at least THREE of the following terms in context: band gap, free electrons, semiconductor, doping, n-type, p-type, p-n junction, photovoltaic effect, temperature, carrier recombination. Teacher collects or photographs notebooks at the end of Phase 3. Learners who have fewer than three reasoning terms are given a 'Reasoning Scaffold' prompt card: 'The reason this evidence supports the claim is that silicon's _____ means that when _____, the result is _____.' </w:t>
             </w:r>
           </w:p>
         </w:tc>
@@ -21603,32 +22522,32 @@
         <w:tc>
           <w:tcPr>
             <w:tcW w:type="dxa" w:w="1520"/>
-            <w:shd w:fill="E2EFDA" w:color="auto" w:val="clear"/>
-            <w:tcMar>
-              <w:top w:type="dxa" w:w="60"/>
-              <w:left w:type="dxa" w:w="120"/>
-              <w:bottom w:type="dxa" w:w="60"/>
-              <w:right w:type="dxa" w:w="120"/>
-            </w:tcMar>
-            <w:vAlign w:val="top"/>
-          </w:tcPr>
-          <w:p>
-            <w:pPr>
-              <w:spacing w:after="40" w:before="0"/>
-              <w:jc w:val="left"/>
-            </w:pPr>
-            <w:r>
-              <w:rPr>
-                <w:rFonts w:ascii="Arial" w:cs="Arial" w:eastAsia="Arial" w:hAnsi="Arial"/>
-                <w:b/>
-                <w:bCs/>
-                <w:i w:val="false"/>
-                <w:iCs w:val="false"/>
-                <w:color w:val="000000"/>
-                <w:sz w:val="18"/>
-                <w:szCs w:val="18"/>
-              </w:rPr>
-              <w:t xml:space="preserve">Explain Phase</w:t>
+            <w:shd w:fill="FCE4D6" w:color="auto" w:val="clear"/>
+            <w:tcMar>
+              <w:top w:type="dxa" w:w="60"/>
+              <w:left w:type="dxa" w:w="120"/>
+              <w:bottom w:type="dxa" w:w="60"/>
+              <w:right w:type="dxa" w:w="120"/>
+            </w:tcMar>
+            <w:vAlign w:val="top"/>
+          </w:tcPr>
+          <w:p>
+            <w:pPr>
+              <w:spacing w:after="40" w:before="0"/>
+              <w:jc w:val="left"/>
+            </w:pPr>
+            <w:r>
+              <w:rPr>
+                <w:rFonts w:ascii="Arial" w:cs="Arial" w:eastAsia="Arial" w:hAnsi="Arial"/>
+                <w:b/>
+                <w:bCs/>
+                <w:i w:val="false"/>
+                <w:iCs w:val="false"/>
+                <w:color w:val="000000"/>
+                <w:sz w:val="18"/>
+                <w:szCs w:val="18"/>
+              </w:rPr>
+              <w:t xml:space="preserve">Driving Question Board (DQB) Creation</w:t>
             </w:r>
           </w:p>
           <w:p>
@@ -21651,7 +22570,7 @@
             <w:pPr>
               <w:spacing w:after="20" w:before="0"/>
             </w:pPr>
-            <w:hyperlink w:history="1" r:id="rIdlgsel0b54c3ykscrua4xv">
+            <w:hyperlink w:history="1" r:id="rId0il0sfpnfjpzvszhaeoa4">
               <w:r>
                 <w:rPr>
                   <w:rFonts w:ascii="Arial" w:cs="Arial" w:eastAsia="Arial" w:hAnsi="Arial"/>
@@ -21660,7 +22579,7 @@
                   <w:szCs w:val="16"/>
                   <w:u w:val="single" w:color="2E75B6"/>
                 </w:rPr>
-                <w:t xml:space="preserve">03 Semiconductors</w:t>
+                <w:t xml:space="preserve">02 Conductors Insulators And Semi Conductors</w:t>
               </w:r>
             </w:hyperlink>
           </w:p>
@@ -21684,7 +22603,7 @@
               <w:spacing w:after="10" w:before="0"/>
               <w:ind w:left="120"/>
             </w:pPr>
-            <w:hyperlink w:history="1" r:id="rIdyqx4lml6e1vcdbv57jhbv">
+            <w:hyperlink w:history="1" r:id="rIdo5itw_wgneawkhdf7d0js">
               <w:r>
                 <w:rPr>
                   <w:rFonts w:ascii="Arial" w:cs="Arial" w:eastAsia="Arial" w:hAnsi="Arial"/>
@@ -21729,7 +22648,7 @@
             <w:pPr>
               <w:spacing w:after="20" w:before="0"/>
             </w:pPr>
-            <w:hyperlink w:history="1" r:id="rIdurtexyu6kkcyhvrio7amn">
+            <w:hyperlink w:history="1" r:id="rIdihb4zbwzwxvbc8mn0aisn">
               <w:r>
                 <w:rPr>
                   <w:rFonts w:ascii="Arial" w:cs="Arial" w:eastAsia="Arial" w:hAnsi="Arial"/>
@@ -21744,6 +22663,22 @@
           </w:p>
           <w:p>
             <w:pPr>
+              <w:spacing w:after="20" w:before="0"/>
+            </w:pPr>
+            <w:r>
+              <w:rPr>
+                <w:rFonts w:ascii="Arial" w:cs="Arial" w:eastAsia="Arial" w:hAnsi="Arial"/>
+                <w:i/>
+                <w:iCs/>
+                <w:color w:val="595959"/>
+                <w:sz w:val="16"/>
+                <w:szCs w:val="16"/>
+              </w:rPr>
+              <w:t xml:space="preserve">Related topic: not an exact match for this lesson.</w:t>
+            </w:r>
+          </w:p>
+          <w:p>
+            <w:pPr>
               <w:spacing w:after="10" w:before="0"/>
               <w:ind w:left="120"/>
             </w:pPr>
@@ -21762,7 +22697,7 @@
               <w:spacing w:after="10" w:before="0"/>
               <w:ind w:left="120"/>
             </w:pPr>
-            <w:hyperlink w:history="1" r:id="rIdgd7-jiu39onfjgten8h5g">
+            <w:hyperlink w:history="1" r:id="rIdtpygkeljrbm6dplxk7b4t">
               <w:r>
                 <w:rPr>
                   <w:rFonts w:ascii="Arial" w:cs="Arial" w:eastAsia="Arial" w:hAnsi="Arial"/>
@@ -21804,7 +22739,7 @@
                 <w:sz w:val="18"/>
                 <w:szCs w:val="18"/>
               </w:rPr>
-              <w:t xml:space="preserve">The class co-constructs a Final Explanation of the anchoring phenomenon using the Claim–Evidence–Reasoning framework. The teacher writes the driving question on the board and guides a whole-class discussion to build three components: (1) CLAIM — a one-sentence answer to the driving question; (2) EVIDENCE — at least four pieces of specific, lesson-linked evidence supporting the claim; (3) REASONING — the scientific principles (energy band theory, doping, p-n junction, temperature effect on carrier recombination) that link the evidence to the claim. After the class co-constructs the CER on the board, each learner writes their own individual final explanation in their notebook using the CER structure. Learners also read and discuss the 'Introduction to Electronics – Final Explanation' text (provided on the ARES platform), annotating it with connections to their own evidence. Finally, learners answer: 'How has the understanding and engineering of semiconductor materials transformed modern technology and everyday life in Kenya?' — referencing at least two Kenyan applications.</w:t>
+              <w:t xml:space="preserve">The class returns to the Driving Question Board that has been built up across Lessons 1–6. Working in groups, learners review every question card on the DQB and vote on its status: GREEN = fully answered by our evidence; YELLOW = partially answered, we have some evidence; RED = still open, needs further study. Groups briefly discuss any RED cards and suggest what kind of investigation or source could answer them. The class then conducts a 'DQB Ceremony': the teacher reads the original driving question aloud, and learners raise their hands if they feel they can now answer it confidently. Three learners are invited to give a 30-second verbal answer. The teacher closes by framing the RED (unanswered) questions as a bridge to future learning (e.g., transistors, integrated circuits, climate and space physics in upcoming strands).</w:t>
             </w:r>
           </w:p>
         </w:tc>
@@ -21836,7 +22771,7 @@
                 <w:sz w:val="18"/>
                 <w:szCs w:val="18"/>
               </w:rPr>
-              <w:t xml:space="preserve">Write on the board: 'DRIVING QUESTION: Why does a silicon solar panel on a Kajiado farm produce less power in the hot afternoon sun than on a cool morning?' Say: 'We are now going to build our final scientific explanation together — using the Claim-Evidence-Reasoning framework. I need a CLAIM first — a one-sentence direct answer to the driving question. What is your claim?' [10-second wait. Cold-call 2 learners. Write the best claim on the board. Refine it as a class: 'Does everyone agree? Is it specific enough?'] Then: 'Now I need EVIDENCE. Look at your evidence harvest tables and the sticky notes on our wall. Call out specific, lesson-linked evidence — tell me the lesson and what you found.' [Build a numbered list of at least 4 pieces of evidence on the board. Probe: 'What lesson did that come from? How do we know that?'] Then: 'Now the REASONING — the hard part. Why does that evidence support the claim? What is the scientific principle connecting them?' [Guide learners to articulate: free electrons in conductors vs. band gap in insulators; silicon's intermediate band gap as a semiconductor; doping creating n-type/p-type regions; p-n junction enabling photovoltaic effect; rising temperature increasing lattice vibrations and carrier recombination, reducing efficiency.] Say: 'Now write your OWN CER explanation in your notebook — in your own words. You have 8 minutes.' [Allow 8 minutes. Then say:] 'Now read the Final Explanation text on your ARES screen. Use a different colour pen to annotate: underline anything that matches your CER, and circle anything you didn't include that you should add.' [Allow 5 minutes.] Then ask: 'How has semiconductor science changed everyday life in Kenya specifically? Give me two examples.' [Cold-call 3 learners. Probe: 'Why does M-KOPA rely on semiconductor physics? What about the chips in a Safaricom mobile phone?']</w:t>
+              <w:t xml:space="preserve">Point to the DQB and say: 'This board has held all our questions since Lesson 1. Today we settle the score. In your groups, go through every card — give it a GREEN, YELLOW, or RED dot sticker based on how well our evidence has answered it. You have 4 minutes.' [Distribute dot stickers. Circulate, listening for reasoning.] After 4 minutes, bring the class together: 'Let's look at the RED cards — questions we couldn't fully answer. What would we need to do to answer them?' [Cold-call 2 groups. Accept all reasonable suggestions — e.g., 'We'd need to study transistors,' or 'We'd need to learn more about quantum mechanics.'] Then say: 'I'm going to read our driving question one more time. Raise your hand if you feel you can answer it now.' [Pause for a show of hands — aim for &gt;80%.] 'Amina — give me your 30-second answer.' [Repeat for 2 more learners.] Then say: 'Every RED card on this board is a door to future physics. Transistors, integrated circuits, quantum computing — these are all built on the same silicon foundation we've been studying. You are standing at the beginning of that journey.' Write on the board: 'The RED questions on our DQB are NOT failures — they are the next frontier.'</w:t>
             </w:r>
           </w:p>
         </w:tc>
@@ -21868,7 +22803,7 @@
                 <w:sz w:val="18"/>
                 <w:szCs w:val="18"/>
               </w:rPr>
-              <w:t xml:space="preserve">Strategy: CLAIM–EVIDENCE–REASONING (CER) CO-CONSTRUCTION followed by individual written explanation. CER is a structured argumentation framework (aligned with NGSS SEP 7: Engaging in Argument from Evidence) that forces learners to separate what they claim from what they can prove and from the scientific principles that do the explanatory work. Co-constructing first on the board lowers the cognitive load for individual writing, while the individual writing step ensures every learner produces their own accountable explanation. The Final Explanation text annotation step then bridges the co-constructed model to canonical scientific language, helping learners see their thinking reflected in formal text.</w:t>
+              <w:t xml:space="preserve">Strategy: DRIVING QUESTION BOARD TRAFFIC-LIGHT REVIEW. This metacognitive strategy asks learners to evaluate not just what they know but how well their evidence base answers specific questions — a practice aligned with NGSS SEP 8: Obtaining, Evaluating, and Communicating Information. The traffic-light coding makes epistemic status visible and communal, preventing learners from leaving the unit with the false impression that all science is settled. The 30-second verbal answer to the driving question is a low-stakes oral assessment that consolidates and publicly validates the unit's central learning.</w:t>
             </w:r>
           </w:p>
         </w:tc>
@@ -21900,7 +22835,7 @@
                 <w:sz w:val="18"/>
                 <w:szCs w:val="18"/>
               </w:rPr>
-              <w:t xml:space="preserve">Observable indicator: Each learner's individual CER explanation includes: (1) a clear CLAIM sentence that directly answers the driving question; (2) at least FOUR specific evidence statements each linked to a lesson or activity; (3) REASONING that correctly uses at least THREE of the following terms in context: band gap, free electrons, semiconductor, doping, n-type, p-type, p-n junction, photovoltaic effect, temperature, carrier recombination. Teacher collects or photographs notebooks at the end of Phase 3. Learners who have fewer than three reasoning terms are given a 'Reasoning Scaffold' prompt card: 'The reason this evidence supports the claim is that silicon's _____ means that when _____, the result is _____.' </w:t>
+              <w:t xml:space="preserve">Observable indicator: The DQB contains dot stickers on every card, with the majority GREEN or YELLOW. Teacher notes any groups that mark the central driving question RED or YELLOW — this signals a gap in the unit's core explanation and triggers an immediate whole-class re-teaching moment. The three 30-second verbal answers are evaluated against a simple 3-point rubric (displayed on screen): 1 = mentions silicon/semiconductor; 2 = adds doping or p-n junction; 3 = correctly explains temperature effect on efficiency. Teacher records scores in the mark book as a formative grade.</w:t>
             </w:r>
           </w:p>
         </w:tc>
@@ -21909,32 +22844,32 @@
         <w:tc>
           <w:tcPr>
             <w:tcW w:type="dxa" w:w="1520"/>
-            <w:shd w:fill="FCE4D6" w:color="auto" w:val="clear"/>
-            <w:tcMar>
-              <w:top w:type="dxa" w:w="60"/>
-              <w:left w:type="dxa" w:w="120"/>
-              <w:bottom w:type="dxa" w:w="60"/>
-              <w:right w:type="dxa" w:w="120"/>
-            </w:tcMar>
-            <w:vAlign w:val="top"/>
-          </w:tcPr>
-          <w:p>
-            <w:pPr>
-              <w:spacing w:after="40" w:before="0"/>
-              <w:jc w:val="left"/>
-            </w:pPr>
-            <w:r>
-              <w:rPr>
-                <w:rFonts w:ascii="Arial" w:cs="Arial" w:eastAsia="Arial" w:hAnsi="Arial"/>
-                <w:b/>
-                <w:bCs/>
-                <w:i w:val="false"/>
-                <w:iCs w:val="false"/>
-                <w:color w:val="000000"/>
-                <w:sz w:val="18"/>
-                <w:szCs w:val="18"/>
-              </w:rPr>
-              <w:t xml:space="preserve">Driving Question Board (DQB) Creation</w:t>
+            <w:shd w:fill="D5E8F0" w:color="auto" w:val="clear"/>
+            <w:tcMar>
+              <w:top w:type="dxa" w:w="60"/>
+              <w:left w:type="dxa" w:w="120"/>
+              <w:bottom w:type="dxa" w:w="60"/>
+              <w:right w:type="dxa" w:w="120"/>
+            </w:tcMar>
+            <w:vAlign w:val="top"/>
+          </w:tcPr>
+          <w:p>
+            <w:pPr>
+              <w:spacing w:after="40" w:before="0"/>
+              <w:jc w:val="left"/>
+            </w:pPr>
+            <w:r>
+              <w:rPr>
+                <w:rFonts w:ascii="Arial" w:cs="Arial" w:eastAsia="Arial" w:hAnsi="Arial"/>
+                <w:b/>
+                <w:bCs/>
+                <w:i w:val="false"/>
+                <w:iCs w:val="false"/>
+                <w:color w:val="000000"/>
+                <w:sz w:val="18"/>
+                <w:szCs w:val="18"/>
+              </w:rPr>
+              <w:t xml:space="preserve">Model Building Phase</w:t>
             </w:r>
           </w:p>
           <w:p>
@@ -21957,7 +22892,7 @@
             <w:pPr>
               <w:spacing w:after="20" w:before="0"/>
             </w:pPr>
-            <w:hyperlink w:history="1" r:id="rIdivg5tjcossewsifsw1fhb">
+            <w:hyperlink w:history="1" r:id="rIdqovqw2rblhlaedzy91lma">
               <w:r>
                 <w:rPr>
                   <w:rFonts w:ascii="Arial" w:cs="Arial" w:eastAsia="Arial" w:hAnsi="Arial"/>
@@ -21966,7 +22901,7 @@
                   <w:szCs w:val="16"/>
                   <w:u w:val="single" w:color="2E75B6"/>
                 </w:rPr>
-                <w:t xml:space="preserve">02 Semiconductors</w:t>
+                <w:t xml:space="preserve">01 Conductors Insulators And Semi Conductors</w:t>
               </w:r>
             </w:hyperlink>
           </w:p>
@@ -21990,7 +22925,7 @@
               <w:spacing w:after="10" w:before="0"/>
               <w:ind w:left="120"/>
             </w:pPr>
-            <w:hyperlink w:history="1" r:id="rIdq85dftrufgypjzb65ubjv">
+            <w:hyperlink w:history="1" r:id="rIdjvqus_17kpzjoppojbrcv">
               <w:r>
                 <w:rPr>
                   <w:rFonts w:ascii="Arial" w:cs="Arial" w:eastAsia="Arial" w:hAnsi="Arial"/>
@@ -22035,7 +22970,7 @@
             <w:pPr>
               <w:spacing w:after="20" w:before="0"/>
             </w:pPr>
-            <w:hyperlink w:history="1" r:id="rIdcaeiylqkypsuhccivsdj8">
+            <w:hyperlink w:history="1" r:id="rIdv1hemnfnn2d70p0p88cuo">
               <w:r>
                 <w:rPr>
                   <w:rFonts w:ascii="Arial" w:cs="Arial" w:eastAsia="Arial" w:hAnsi="Arial"/>
@@ -22044,9 +22979,25 @@
                   <w:szCs w:val="16"/>
                   <w:u w:val="single" w:color="2E75B6"/>
                 </w:rPr>
-                <w:t xml:space="preserve">Circuit Construction Kit: DC</w:t>
+                <w:t xml:space="preserve">Semiconductor</w:t>
               </w:r>
             </w:hyperlink>
+          </w:p>
+          <w:p>
+            <w:pPr>
+              <w:spacing w:after="20" w:before="0"/>
+            </w:pPr>
+            <w:r>
+              <w:rPr>
+                <w:rFonts w:ascii="Arial" w:cs="Arial" w:eastAsia="Arial" w:hAnsi="Arial"/>
+                <w:i/>
+                <w:iCs/>
+                <w:color w:val="595959"/>
+                <w:sz w:val="16"/>
+                <w:szCs w:val="16"/>
+              </w:rPr>
+              <w:t xml:space="preserve">Related topic: not an exact match for this lesson.</w:t>
+            </w:r>
           </w:p>
           <w:p>
             <w:pPr>
@@ -22060,7 +23011,7 @@
                 <w:sz w:val="14"/>
                 <w:szCs w:val="14"/>
               </w:rPr>
-              <w:t xml:space="preserve">Source: PhET Interactive Simulations (English)</w:t>
+              <w:t xml:space="preserve">Source: PhET</w:t>
             </w:r>
           </w:p>
           <w:p>
@@ -22068,313 +23019,7 @@
               <w:spacing w:after="10" w:before="0"/>
               <w:ind w:left="120"/>
             </w:pPr>
-            <w:hyperlink w:history="1" r:id="rIdvg7x_yee6elytechkch2o">
-              <w:r>
-                <w:rPr>
-                  <w:rFonts w:ascii="Arial" w:cs="Arial" w:eastAsia="Arial" w:hAnsi="Arial"/>
-                  <w:color w:val="595959"/>
-                  <w:sz w:val="14"/>
-                  <w:szCs w:val="14"/>
-                  <w:u w:val="single" w:color="595959"/>
-                </w:rPr>
-                <w:t xml:space="preserve">🔍 Search ARES for similar readings</w:t>
-              </w:r>
-            </w:hyperlink>
-          </w:p>
-        </w:tc>
-        <w:tc>
-          <w:tcPr>
-            <w:tcW w:type="dxa" w:w="3040"/>
-            <w:shd w:fill="FFFFFF" w:color="auto" w:val="clear"/>
-            <w:tcMar>
-              <w:top w:type="dxa" w:w="60"/>
-              <w:left w:type="dxa" w:w="120"/>
-              <w:bottom w:type="dxa" w:w="60"/>
-              <w:right w:type="dxa" w:w="120"/>
-            </w:tcMar>
-            <w:vAlign w:val="top"/>
-          </w:tcPr>
-          <w:p>
-            <w:pPr>
-              <w:spacing w:after="40" w:before="0"/>
-              <w:jc w:val="left"/>
-            </w:pPr>
-            <w:r>
-              <w:rPr>
-                <w:rFonts w:ascii="Arial" w:cs="Arial" w:eastAsia="Arial" w:hAnsi="Arial"/>
-                <w:b w:val="false"/>
-                <w:bCs w:val="false"/>
-                <w:i w:val="false"/>
-                <w:iCs w:val="false"/>
-                <w:color w:val="000000"/>
-                <w:sz w:val="18"/>
-                <w:szCs w:val="18"/>
-              </w:rPr>
-              <w:t xml:space="preserve">The class returns to the Driving Question Board that has been built up across Lessons 1–6. Working in groups, learners review every question card on the DQB and vote on its status: GREEN = fully answered by our evidence; YELLOW = partially answered, we have some evidence; RED = still open, needs further study. Groups briefly discuss any RED cards and suggest what kind of investigation or source could answer them. The class then conducts a 'DQB Ceremony': the teacher reads the original driving question aloud, and learners raise their hands if they feel they can now answer it confidently. Three learners are invited to give a 30-second verbal answer. The teacher closes by framing the RED (unanswered) questions as a bridge to future learning (e.g., transistors, integrated circuits, climate and space physics in upcoming strands).</w:t>
-            </w:r>
-          </w:p>
-        </w:tc>
-        <w:tc>
-          <w:tcPr>
-            <w:tcW w:type="dxa" w:w="3040"/>
-            <w:shd w:fill="F2F2F2" w:color="auto" w:val="clear"/>
-            <w:tcMar>
-              <w:top w:type="dxa" w:w="60"/>
-              <w:left w:type="dxa" w:w="120"/>
-              <w:bottom w:type="dxa" w:w="60"/>
-              <w:right w:type="dxa" w:w="120"/>
-            </w:tcMar>
-            <w:vAlign w:val="top"/>
-          </w:tcPr>
-          <w:p>
-            <w:pPr>
-              <w:spacing w:after="40" w:before="0"/>
-              <w:jc w:val="left"/>
-            </w:pPr>
-            <w:r>
-              <w:rPr>
-                <w:rFonts w:ascii="Arial" w:cs="Arial" w:eastAsia="Arial" w:hAnsi="Arial"/>
-                <w:b w:val="false"/>
-                <w:bCs w:val="false"/>
-                <w:i w:val="false"/>
-                <w:iCs w:val="false"/>
-                <w:color w:val="000000"/>
-                <w:sz w:val="18"/>
-                <w:szCs w:val="18"/>
-              </w:rPr>
-              <w:t xml:space="preserve">Point to the DQB and say: 'This board has held all our questions since Lesson 1. Today we settle the score. In your groups, go through every card — give it a GREEN, YELLOW, or RED dot sticker based on how well our evidence has answered it. You have 4 minutes.' [Distribute dot stickers. Circulate, listening for reasoning.] After 4 minutes, bring the class together: 'Let's look at the RED cards — questions we couldn't fully answer. What would we need to do to answer them?' [Cold-call 2 groups. Accept all reasonable suggestions — e.g., 'We'd need to study transistors,' or 'We'd need to learn more about quantum mechanics.'] Then say: 'I'm going to read our driving question one more time. Raise your hand if you feel you can answer it now.' [Pause for a show of hands — aim for &gt;80%.] 'Amina — give me your 30-second answer.' [Repeat for 2 more learners.] Then say: 'Every RED card on this board is a door to future physics. Transistors, integrated circuits, quantum computing — these are all built on the same silicon foundation we've been studying. You are standing at the beginning of that journey.' Write on the board: 'The RED questions on our DQB are NOT failures — they are the next frontier.'</w:t>
-            </w:r>
-          </w:p>
-        </w:tc>
-        <w:tc>
-          <w:tcPr>
-            <w:tcW w:type="dxa" w:w="3040"/>
-            <w:shd w:fill="FFFFFF" w:color="auto" w:val="clear"/>
-            <w:tcMar>
-              <w:top w:type="dxa" w:w="60"/>
-              <w:left w:type="dxa" w:w="120"/>
-              <w:bottom w:type="dxa" w:w="60"/>
-              <w:right w:type="dxa" w:w="120"/>
-            </w:tcMar>
-            <w:vAlign w:val="top"/>
-          </w:tcPr>
-          <w:p>
-            <w:pPr>
-              <w:spacing w:after="40" w:before="0"/>
-              <w:jc w:val="left"/>
-            </w:pPr>
-            <w:r>
-              <w:rPr>
-                <w:rFonts w:ascii="Arial" w:cs="Arial" w:eastAsia="Arial" w:hAnsi="Arial"/>
-                <w:b w:val="false"/>
-                <w:bCs w:val="false"/>
-                <w:i w:val="false"/>
-                <w:iCs w:val="false"/>
-                <w:color w:val="000000"/>
-                <w:sz w:val="18"/>
-                <w:szCs w:val="18"/>
-              </w:rPr>
-              <w:t xml:space="preserve">Strategy: DRIVING QUESTION BOARD TRAFFIC-LIGHT REVIEW. This metacognitive strategy asks learners to evaluate not just what they know but how well their evidence base answers specific questions — a practice aligned with NGSS SEP 8: Obtaining, Evaluating, and Communicating Information. The traffic-light coding makes epistemic status visible and communal, preventing learners from leaving the unit with the false impression that all science is settled. The 30-second verbal answer to the driving question is a low-stakes oral assessment that consolidates and publicly validates the unit's central learning.</w:t>
-            </w:r>
-          </w:p>
-        </w:tc>
-        <w:tc>
-          <w:tcPr>
-            <w:tcW w:type="dxa" w:w="3040"/>
-            <w:shd w:fill="F2F2F2" w:color="auto" w:val="clear"/>
-            <w:tcMar>
-              <w:top w:type="dxa" w:w="60"/>
-              <w:left w:type="dxa" w:w="120"/>
-              <w:bottom w:type="dxa" w:w="60"/>
-              <w:right w:type="dxa" w:w="120"/>
-            </w:tcMar>
-            <w:vAlign w:val="top"/>
-          </w:tcPr>
-          <w:p>
-            <w:pPr>
-              <w:spacing w:after="40" w:before="0"/>
-              <w:jc w:val="left"/>
-            </w:pPr>
-            <w:r>
-              <w:rPr>
-                <w:rFonts w:ascii="Arial" w:cs="Arial" w:eastAsia="Arial" w:hAnsi="Arial"/>
-                <w:b w:val="false"/>
-                <w:bCs w:val="false"/>
-                <w:i w:val="false"/>
-                <w:iCs w:val="false"/>
-                <w:color w:val="000000"/>
-                <w:sz w:val="18"/>
-                <w:szCs w:val="18"/>
-              </w:rPr>
-              <w:t xml:space="preserve">Observable indicator: The DQB contains dot stickers on every card, with the majority GREEN or YELLOW. Teacher notes any groups that mark the central driving question RED or YELLOW — this signals a gap in the unit's core explanation and triggers an immediate whole-class re-teaching moment. The three 30-second verbal answers are evaluated against a simple 3-point rubric (displayed on screen): 1 = mentions silicon/semiconductor; 2 = adds doping or p-n junction; 3 = correctly explains temperature effect on efficiency. Teacher records scores in the mark book as a formative grade.</w:t>
-            </w:r>
-          </w:p>
-        </w:tc>
-      </w:tr>
-      <w:tr>
-        <w:tc>
-          <w:tcPr>
-            <w:tcW w:type="dxa" w:w="1520"/>
-            <w:shd w:fill="D5E8F0" w:color="auto" w:val="clear"/>
-            <w:tcMar>
-              <w:top w:type="dxa" w:w="60"/>
-              <w:left w:type="dxa" w:w="120"/>
-              <w:bottom w:type="dxa" w:w="60"/>
-              <w:right w:type="dxa" w:w="120"/>
-            </w:tcMar>
-            <w:vAlign w:val="top"/>
-          </w:tcPr>
-          <w:p>
-            <w:pPr>
-              <w:spacing w:after="40" w:before="0"/>
-              <w:jc w:val="left"/>
-            </w:pPr>
-            <w:r>
-              <w:rPr>
-                <w:rFonts w:ascii="Arial" w:cs="Arial" w:eastAsia="Arial" w:hAnsi="Arial"/>
-                <w:b/>
-                <w:bCs/>
-                <w:i w:val="false"/>
-                <w:iCs w:val="false"/>
-                <w:color w:val="000000"/>
-                <w:sz w:val="18"/>
-                <w:szCs w:val="18"/>
-              </w:rPr>
-              <w:t xml:space="preserve">Model Building Phase</w:t>
-            </w:r>
-          </w:p>
-          <w:p>
-            <w:pPr>
-              <w:spacing w:after="20" w:before="0"/>
-            </w:pPr>
-            <w:r>
-              <w:rPr>
-                <w:rFonts w:ascii="Arial" w:cs="Arial" w:eastAsia="Arial" w:hAnsi="Arial"/>
-                <w:b/>
-                <w:bCs/>
-                <w:color w:val="1F3864"/>
-                <w:sz w:val="16"/>
-                <w:szCs w:val="16"/>
-              </w:rPr>
-              <w:t xml:space="preserve">📹 VIDEO:</w:t>
-            </w:r>
-          </w:p>
-          <w:p>
-            <w:pPr>
-              <w:spacing w:after="20" w:before="0"/>
-            </w:pPr>
-            <w:hyperlink w:history="1" r:id="rId-kqzbx73yxfqdyekmgjhb">
-              <w:r>
-                <w:rPr>
-                  <w:rFonts w:ascii="Arial" w:cs="Arial" w:eastAsia="Arial" w:hAnsi="Arial"/>
-                  <w:color w:val="2E75B6"/>
-                  <w:sz w:val="16"/>
-                  <w:szCs w:val="16"/>
-                  <w:u w:val="single" w:color="2E75B6"/>
-                </w:rPr>
-                <w:t xml:space="preserve">02 Conductors Insulators And Semi Conductors</w:t>
-              </w:r>
-            </w:hyperlink>
-          </w:p>
-          <w:p>
-            <w:pPr>
-              <w:spacing w:after="10" w:before="0"/>
-              <w:ind w:left="120"/>
-            </w:pPr>
-            <w:r>
-              <w:rPr>
-                <w:rFonts w:ascii="Arial" w:cs="Arial" w:eastAsia="Arial" w:hAnsi="Arial"/>
-                <w:color w:val="595959"/>
-                <w:sz w:val="14"/>
-                <w:szCs w:val="14"/>
-              </w:rPr>
-              <w:t xml:space="preserve">Source: Seavuria</w:t>
-            </w:r>
-          </w:p>
-          <w:p>
-            <w:pPr>
-              <w:spacing w:after="10" w:before="0"/>
-              <w:ind w:left="120"/>
-            </w:pPr>
-            <w:hyperlink w:history="1" r:id="rIdlbwyqvcgiq0qwvznuyiwr">
-              <w:r>
-                <w:rPr>
-                  <w:rFonts w:ascii="Arial" w:cs="Arial" w:eastAsia="Arial" w:hAnsi="Arial"/>
-                  <w:color w:val="595959"/>
-                  <w:sz w:val="14"/>
-                  <w:szCs w:val="14"/>
-                  <w:u w:val="single" w:color="595959"/>
-                </w:rPr>
-                <w:t xml:space="preserve">🔍 Search ARES for similar videos</w:t>
-              </w:r>
-            </w:hyperlink>
-          </w:p>
-          <w:p>
-            <w:pPr>
-              <w:spacing w:after="40" w:before="0"/>
-            </w:pPr>
-            <w:r>
-              <w:rPr>
-                <w:sz w:val="14"/>
-                <w:szCs w:val="14"/>
-              </w:rPr>
-              <w:t xml:space="preserve"/>
-            </w:r>
-          </w:p>
-          <w:p>
-            <w:pPr>
-              <w:spacing w:after="20" w:before="0"/>
-            </w:pPr>
-            <w:r>
-              <w:rPr>
-                <w:rFonts w:ascii="Arial" w:cs="Arial" w:eastAsia="Arial" w:hAnsi="Arial"/>
-                <w:b/>
-                <w:bCs/>
-                <w:color w:val="1F3864"/>
-                <w:sz w:val="16"/>
-                <w:szCs w:val="16"/>
-              </w:rPr>
-              <w:t xml:space="preserve">📖 EXERCISE:</w:t>
-            </w:r>
-          </w:p>
-          <w:p>
-            <w:pPr>
-              <w:spacing w:after="20" w:before="0"/>
-            </w:pPr>
-            <w:hyperlink w:history="1" r:id="rIdp7leakao3jidpqxtvcvp8">
-              <w:r>
-                <w:rPr>
-                  <w:rFonts w:ascii="Arial" w:cs="Arial" w:eastAsia="Arial" w:hAnsi="Arial"/>
-                  <w:color w:val="2E75B6"/>
-                  <w:sz w:val="16"/>
-                  <w:szCs w:val="16"/>
-                  <w:u w:val="single" w:color="2E75B6"/>
-                </w:rPr>
-                <w:t xml:space="preserve">Thermal Conductors and Insulators Practice</w:t>
-              </w:r>
-            </w:hyperlink>
-          </w:p>
-          <w:p>
-            <w:pPr>
-              <w:spacing w:after="10" w:before="0"/>
-              <w:ind w:left="120"/>
-            </w:pPr>
-            <w:r>
-              <w:rPr>
-                <w:rFonts w:ascii="Arial" w:cs="Arial" w:eastAsia="Arial" w:hAnsi="Arial"/>
-                <w:color w:val="595959"/>
-                <w:sz w:val="14"/>
-                <w:szCs w:val="14"/>
-              </w:rPr>
-              <w:t xml:space="preserve">Source: CK-12</w:t>
-            </w:r>
-          </w:p>
-          <w:p>
-            <w:pPr>
-              <w:spacing w:after="10" w:before="0"/>
-              <w:ind w:left="120"/>
-            </w:pPr>
-            <w:hyperlink w:history="1" r:id="rIdz4p9wd5vck9tkmecwjh5z">
+            <w:hyperlink w:history="1" r:id="rIddjabwviyuigdlwhtmtx_s">
               <w:r>
                 <w:rPr>
                   <w:rFonts w:ascii="Arial" w:cs="Arial" w:eastAsia="Arial" w:hAnsi="Arial"/>
@@ -23114,7 +23759,7 @@
         </w:rPr>
         <w:t xml:space="preserve">© 2026 SeaVuria and ARES. Aligned with KICD objectives. Developed by SeaVuria; technical implementation by ARES (with AI assistance from Claude). Licensed under </w:t>
       </w:r>
-      <w:hyperlink w:history="1" r:id="rIdglg1igtlrmp2gke6j43l8">
+      <w:hyperlink w:history="1" r:id="rIdvypz8jcyb5rwrra5zc3vk">
         <w:r>
           <w:rPr>
             <w:rFonts w:ascii="Arial" w:cs="Arial" w:eastAsia="Arial" w:hAnsi="Arial"/>
@@ -23135,7 +23780,7 @@
         </w:rPr>
         <w:t xml:space="preserve"> (</w:t>
       </w:r>
-      <w:hyperlink w:history="1" r:id="rId_st8yuhrtlcehlkptx05t">
+      <w:hyperlink w:history="1" r:id="rId2m91rbuclf4otbcrhwzc2">
         <w:r>
           <w:rPr>
             <w:rFonts w:ascii="Arial" w:cs="Arial" w:eastAsia="Arial" w:hAnsi="Arial"/>

--- a/data/outputs/v2/Physics/SS3.3_Introduction_to_Electronics/Physics_Introduction_to_Electronics_CBE_LessonSequence.docx
+++ b/data/outputs/v2/Physics/SS3.3_Introduction_to_Electronics/Physics_Introduction_to_Electronics_CBE_LessonSequence.docx
@@ -2345,7 +2345,7 @@
         </w:rPr>
         <w:t xml:space="preserve">© 2026 SeaVuria and ARES. This work is licensed under a </w:t>
       </w:r>
-      <w:hyperlink w:history="1" r:id="rId-shtkiwyj-khnukciusgv">
+      <w:hyperlink w:history="1" r:id="rIdle8s9-qes4v3tf3f9hlkm">
         <w:r>
           <w:rPr>
             <w:rFonts w:ascii="Arial" w:cs="Arial" w:eastAsia="Arial" w:hAnsi="Arial"/>
@@ -2365,7 +2365,7 @@
         </w:rPr>
         <w:t xml:space="preserve"> (</w:t>
       </w:r>
-      <w:hyperlink w:history="1" r:id="rIdkwgwqzmrtv-qtyddcpo5y">
+      <w:hyperlink w:history="1" r:id="rId09trsskbffafva2ekgsaw">
         <w:r>
           <w:rPr>
             <w:rFonts w:ascii="Arial" w:cs="Arial" w:eastAsia="Arial" w:hAnsi="Arial"/>
@@ -2385,7 +2385,7 @@
         </w:rPr>
         <w:t xml:space="preserve">). To view a copy of this license, visit </w:t>
       </w:r>
-      <w:hyperlink w:history="1" r:id="rIdl03ck7hityc0-c-gjygw8">
+      <w:hyperlink w:history="1" r:id="rIddxnmxryvp_iihc3ug-z1k">
         <w:r>
           <w:rPr>
             <w:rFonts w:ascii="Arial" w:cs="Arial" w:eastAsia="Arial" w:hAnsi="Arial"/>
@@ -3397,7 +3397,7 @@
             <w:pPr>
               <w:spacing w:after="20" w:before="0"/>
             </w:pPr>
-            <w:hyperlink w:history="1" r:id="rId_snqpnqw2f3w4eqvb_lbd">
+            <w:hyperlink w:history="1" r:id="rIdrcat6kluv9tde6uj-tpr6">
               <w:r>
                 <w:rPr>
                   <w:rFonts w:ascii="Arial" w:cs="Arial" w:eastAsia="Arial" w:hAnsi="Arial"/>
@@ -3430,7 +3430,7 @@
               <w:spacing w:after="10" w:before="0"/>
               <w:ind w:left="120"/>
             </w:pPr>
-            <w:hyperlink w:history="1" r:id="rIdfzrgvhtxbsd7ahisbr7zq">
+            <w:hyperlink w:history="1" r:id="rIdjtiwfwhcvcrvvzqj2fbqi">
               <w:r>
                 <w:rPr>
                   <w:rFonts w:ascii="Arial" w:cs="Arial" w:eastAsia="Arial" w:hAnsi="Arial"/>
@@ -3475,7 +3475,7 @@
             <w:pPr>
               <w:spacing w:after="20" w:before="0"/>
             </w:pPr>
-            <w:hyperlink w:history="1" r:id="rIdvuligszkx7twfm9ljrik3">
+            <w:hyperlink w:history="1" r:id="rIdt-g92dpa72edioj_48d6w">
               <w:r>
                 <w:rPr>
                   <w:rFonts w:ascii="Arial" w:cs="Arial" w:eastAsia="Arial" w:hAnsi="Arial"/>
@@ -3508,7 +3508,7 @@
               <w:spacing w:after="10" w:before="0"/>
               <w:ind w:left="120"/>
             </w:pPr>
-            <w:hyperlink w:history="1" r:id="rIdily7vnbcwuz7dahpe_gm9">
+            <w:hyperlink w:history="1" r:id="rIdzmaweweqig5vpoznvitn-">
               <w:r>
                 <w:rPr>
                   <w:rFonts w:ascii="Arial" w:cs="Arial" w:eastAsia="Arial" w:hAnsi="Arial"/>
@@ -3779,7 +3779,7 @@
             <w:pPr>
               <w:spacing w:after="20" w:before="0"/>
             </w:pPr>
-            <w:hyperlink w:history="1" r:id="rIda6li84omgvcxlplqq_hrt">
+            <w:hyperlink w:history="1" r:id="rIdt59skz8r7cpor-cijitap">
               <w:r>
                 <w:rPr>
                   <w:rFonts w:ascii="Arial" w:cs="Arial" w:eastAsia="Arial" w:hAnsi="Arial"/>
@@ -3812,7 +3812,7 @@
               <w:spacing w:after="10" w:before="0"/>
               <w:ind w:left="120"/>
             </w:pPr>
-            <w:hyperlink w:history="1" r:id="rId59y3oqocbrguorzgz97ph">
+            <w:hyperlink w:history="1" r:id="rIdqv5ririkf3qmxw3qwjdof">
               <w:r>
                 <w:rPr>
                   <w:rFonts w:ascii="Arial" w:cs="Arial" w:eastAsia="Arial" w:hAnsi="Arial"/>
@@ -3857,7 +3857,7 @@
             <w:pPr>
               <w:spacing w:after="20" w:before="0"/>
             </w:pPr>
-            <w:hyperlink w:history="1" r:id="rIdlxzpurgosvhmidkmp6zyz">
+            <w:hyperlink w:history="1" r:id="rId2agdf8q9fcj3gjnb7jcpx">
               <w:r>
                 <w:rPr>
                   <w:rFonts w:ascii="Arial" w:cs="Arial" w:eastAsia="Arial" w:hAnsi="Arial"/>
@@ -3890,7 +3890,7 @@
               <w:spacing w:after="10" w:before="0"/>
               <w:ind w:left="120"/>
             </w:pPr>
-            <w:hyperlink w:history="1" r:id="rIdjvchqrdfu9evxytsulvfa">
+            <w:hyperlink w:history="1" r:id="rIda7k7uzkyokzun9o_t6wib">
               <w:r>
                 <w:rPr>
                   <w:rFonts w:ascii="Arial" w:cs="Arial" w:eastAsia="Arial" w:hAnsi="Arial"/>
@@ -4161,7 +4161,7 @@
             <w:pPr>
               <w:spacing w:after="20" w:before="0"/>
             </w:pPr>
-            <w:hyperlink w:history="1" r:id="rIdzrj9pcv2wrnuvczkx8xmw">
+            <w:hyperlink w:history="1" r:id="rIdkyvt_fut_ivy5cujhvend">
               <w:r>
                 <w:rPr>
                   <w:rFonts w:ascii="Arial" w:cs="Arial" w:eastAsia="Arial" w:hAnsi="Arial"/>
@@ -4210,7 +4210,7 @@
               <w:spacing w:after="10" w:before="0"/>
               <w:ind w:left="120"/>
             </w:pPr>
-            <w:hyperlink w:history="1" r:id="rId_w2r1vh6hm5yvelynwly3">
+            <w:hyperlink w:history="1" r:id="rIdrarbgsqm1m5z64ob0sz9h">
               <w:r>
                 <w:rPr>
                   <w:rFonts w:ascii="Arial" w:cs="Arial" w:eastAsia="Arial" w:hAnsi="Arial"/>
@@ -4255,7 +4255,7 @@
             <w:pPr>
               <w:spacing w:after="20" w:before="0"/>
             </w:pPr>
-            <w:hyperlink w:history="1" r:id="rIdt5rcei-2wpxkyvnfuh1ep">
+            <w:hyperlink w:history="1" r:id="rId2wxdfc87wt6z1y-2nuwst">
               <w:r>
                 <w:rPr>
                   <w:rFonts w:ascii="Arial" w:cs="Arial" w:eastAsia="Arial" w:hAnsi="Arial"/>
@@ -4288,7 +4288,7 @@
               <w:spacing w:after="10" w:before="0"/>
               <w:ind w:left="120"/>
             </w:pPr>
-            <w:hyperlink w:history="1" r:id="rIdu0usgufzc0dozthhki-ct">
+            <w:hyperlink w:history="1" r:id="rId8wvvl6wkcdfbt2npammun">
               <w:r>
                 <w:rPr>
                   <w:rFonts w:ascii="Arial" w:cs="Arial" w:eastAsia="Arial" w:hAnsi="Arial"/>
@@ -4559,7 +4559,7 @@
             <w:pPr>
               <w:spacing w:after="20" w:before="0"/>
             </w:pPr>
-            <w:hyperlink w:history="1" r:id="rId-rucxusmvqahfshrri5c6">
+            <w:hyperlink w:history="1" r:id="rIdli5pqkjc_5jxazye1x5tf">
               <w:r>
                 <w:rPr>
                   <w:rFonts w:ascii="Arial" w:cs="Arial" w:eastAsia="Arial" w:hAnsi="Arial"/>
@@ -4608,7 +4608,7 @@
               <w:spacing w:after="10" w:before="0"/>
               <w:ind w:left="120"/>
             </w:pPr>
-            <w:hyperlink w:history="1" r:id="rIdnrbsjz-mypfdxbth2jugo">
+            <w:hyperlink w:history="1" r:id="rIdnpffa4t8knfqz6jcqnkte">
               <w:r>
                 <w:rPr>
                   <w:rFonts w:ascii="Arial" w:cs="Arial" w:eastAsia="Arial" w:hAnsi="Arial"/>
@@ -4653,7 +4653,7 @@
             <w:pPr>
               <w:spacing w:after="20" w:before="0"/>
             </w:pPr>
-            <w:hyperlink w:history="1" r:id="rIdzghcouj4qvhpcmqdunoe0">
+            <w:hyperlink w:history="1" r:id="rIdlp5chtkfws6scothhirh-">
               <w:r>
                 <w:rPr>
                   <w:rFonts w:ascii="Arial" w:cs="Arial" w:eastAsia="Arial" w:hAnsi="Arial"/>
@@ -4686,7 +4686,7 @@
               <w:spacing w:after="10" w:before="0"/>
               <w:ind w:left="120"/>
             </w:pPr>
-            <w:hyperlink w:history="1" r:id="rId-drczwegbsd16wzpihxjs">
+            <w:hyperlink w:history="1" r:id="rId7ti4ozzk-6iksl1xx1tcy">
               <w:r>
                 <w:rPr>
                   <w:rFonts w:ascii="Arial" w:cs="Arial" w:eastAsia="Arial" w:hAnsi="Arial"/>
@@ -4957,7 +4957,7 @@
             <w:pPr>
               <w:spacing w:after="20" w:before="0"/>
             </w:pPr>
-            <w:hyperlink w:history="1" r:id="rIdg7zmn_bhuznodawz9kxan">
+            <w:hyperlink w:history="1" r:id="rIden6xvm_fwv9afs2qvsogx">
               <w:r>
                 <w:rPr>
                   <w:rFonts w:ascii="Arial" w:cs="Arial" w:eastAsia="Arial" w:hAnsi="Arial"/>
@@ -5006,7 +5006,7 @@
               <w:spacing w:after="10" w:before="0"/>
               <w:ind w:left="120"/>
             </w:pPr>
-            <w:hyperlink w:history="1" r:id="rIdu4s2g3tve_bfialymqxni">
+            <w:hyperlink w:history="1" r:id="rIdupgnpi0r_ga7k1k7k6vdl">
               <w:r>
                 <w:rPr>
                   <w:rFonts w:ascii="Arial" w:cs="Arial" w:eastAsia="Arial" w:hAnsi="Arial"/>
@@ -5051,7 +5051,7 @@
             <w:pPr>
               <w:spacing w:after="20" w:before="0"/>
             </w:pPr>
-            <w:hyperlink w:history="1" r:id="rIdej5hn9lm0nh53yok14igy">
+            <w:hyperlink w:history="1" r:id="rIdyatnfjmajb-idfgzjj4vi">
               <w:r>
                 <w:rPr>
                   <w:rFonts w:ascii="Arial" w:cs="Arial" w:eastAsia="Arial" w:hAnsi="Arial"/>
@@ -5100,7 +5100,7 @@
               <w:spacing w:after="10" w:before="0"/>
               <w:ind w:left="120"/>
             </w:pPr>
-            <w:hyperlink w:history="1" r:id="rIdpcp7kc1uuwe3zc3x4yrac">
+            <w:hyperlink w:history="1" r:id="rIdyolk23lhlkpo7an6fqknf">
               <w:r>
                 <w:rPr>
                   <w:rFonts w:ascii="Arial" w:cs="Arial" w:eastAsia="Arial" w:hAnsi="Arial"/>
@@ -5669,7 +5669,7 @@
         </w:rPr>
         <w:t xml:space="preserve">© 2026 SeaVuria and ARES. Aligned with KICD objectives. Developed by SeaVuria; technical implementation by ARES (with AI assistance from Claude). Licensed under </w:t>
       </w:r>
-      <w:hyperlink w:history="1" r:id="rId4xgddtakcs9tku2qeg5xy">
+      <w:hyperlink w:history="1" r:id="rIdlmxd-9cupmqjuemtlmitg">
         <w:r>
           <w:rPr>
             <w:rFonts w:ascii="Arial" w:cs="Arial" w:eastAsia="Arial" w:hAnsi="Arial"/>
@@ -5690,7 +5690,7 @@
         </w:rPr>
         <w:t xml:space="preserve"> (</w:t>
       </w:r>
-      <w:hyperlink w:history="1" r:id="rIdl3cyfck3gxepvrptdeetm">
+      <w:hyperlink w:history="1" r:id="rId5l6vrafjjdfty0qw_ncz4">
         <w:r>
           <w:rPr>
             <w:rFonts w:ascii="Arial" w:cs="Arial" w:eastAsia="Arial" w:hAnsi="Arial"/>
@@ -6703,7 +6703,7 @@
             <w:pPr>
               <w:spacing w:after="20" w:before="0"/>
             </w:pPr>
-            <w:hyperlink w:history="1" r:id="rIdp9rx7ewb3adfdzxrw2rt4">
+            <w:hyperlink w:history="1" r:id="rIdgng7tzovgcw2k9dtenhwk">
               <w:r>
                 <w:rPr>
                   <w:rFonts w:ascii="Arial" w:cs="Arial" w:eastAsia="Arial" w:hAnsi="Arial"/>
@@ -6736,7 +6736,7 @@
               <w:spacing w:after="10" w:before="0"/>
               <w:ind w:left="120"/>
             </w:pPr>
-            <w:hyperlink w:history="1" r:id="rId9v0pgrncjmfrwhfhv-myk">
+            <w:hyperlink w:history="1" r:id="rIdfo3zdab4lqo833klborxd">
               <w:r>
                 <w:rPr>
                   <w:rFonts w:ascii="Arial" w:cs="Arial" w:eastAsia="Arial" w:hAnsi="Arial"/>
@@ -6781,7 +6781,7 @@
             <w:pPr>
               <w:spacing w:after="20" w:before="0"/>
             </w:pPr>
-            <w:hyperlink w:history="1" r:id="rIdtinxqrzxj80vkhcrr4rgy">
+            <w:hyperlink w:history="1" r:id="rIdjo45uen2pirffiniljwoy">
               <w:r>
                 <w:rPr>
                   <w:rFonts w:ascii="Arial" w:cs="Arial" w:eastAsia="Arial" w:hAnsi="Arial"/>
@@ -6830,7 +6830,7 @@
               <w:spacing w:after="10" w:before="0"/>
               <w:ind w:left="120"/>
             </w:pPr>
-            <w:hyperlink w:history="1" r:id="rIdj44e2e5zq9yaqdzsm-_zx">
+            <w:hyperlink w:history="1" r:id="rIdvaeziea994m_hozbrl7r1">
               <w:r>
                 <w:rPr>
                   <w:rFonts w:ascii="Arial" w:cs="Arial" w:eastAsia="Arial" w:hAnsi="Arial"/>
@@ -6872,7 +6872,7 @@
                 <w:sz w:val="18"/>
                 <w:szCs w:val="18"/>
               </w:rPr>
-              <w:t xml:space="preserve">Learners open their notebooks and view the Lesson 1 summary table on the board. The teacher re-displays the circuit test results: copper conducted easily, plastic did not conduct, graphite gave a dim glow, and silicon gave a faint flicker only in bright light. Each learner independently writes a response to this prompt: 'In Lesson 1 we said electrons need to move to create current. For the copper wire, something made it easy for electrons to move. For the plastic handle, something stopped them completely. For silicon, what do you think is different about how electrons are held inside the material? Draw or write your idea — any model is valid at this stage.' Learners have 3 minutes to write without discussion, then share with a partner for 1 minute.</w:t>
+              <w:t xml:space="preserve">Learners open their notebooks and view the Lesson 1 summary table on the board. The teacher re-displays the circuit test results: copper conducted easily, plastic did not conduct, graphite gave a dim glow, and silicon also gave a dim glow. Each learner independently writes a response to this prompt: 'In Lesson 1 we said electrons need to move to create current. For the copper wire, something made it easy for electrons to move. For the plastic handle, something stopped them completely. For silicon, what do you think is different about how electrons are held inside the material? Draw or write your idea — any model is valid at this stage.' Learners have 3 minutes to write without discussion, then share with a partner for 1 minute.</w:t>
             </w:r>
           </w:p>
         </w:tc>
@@ -7025,7 +7025,7 @@
             <w:pPr>
               <w:spacing w:after="20" w:before="0"/>
             </w:pPr>
-            <w:hyperlink w:history="1" r:id="rIdaetwbcdt_wzwipzpz4om3">
+            <w:hyperlink w:history="1" r:id="rIdmy7ytzh9i15ei1tu8lhsr">
               <w:r>
                 <w:rPr>
                   <w:rFonts w:ascii="Arial" w:cs="Arial" w:eastAsia="Arial" w:hAnsi="Arial"/>
@@ -7058,7 +7058,7 @@
               <w:spacing w:after="10" w:before="0"/>
               <w:ind w:left="120"/>
             </w:pPr>
-            <w:hyperlink w:history="1" r:id="rIdojhbcoiff52rnkoyblkt5">
+            <w:hyperlink w:history="1" r:id="rIdg1bwgd0hi80aevcfkbz8g">
               <w:r>
                 <w:rPr>
                   <w:rFonts w:ascii="Arial" w:cs="Arial" w:eastAsia="Arial" w:hAnsi="Arial"/>
@@ -7103,7 +7103,7 @@
             <w:pPr>
               <w:spacing w:after="20" w:before="0"/>
             </w:pPr>
-            <w:hyperlink w:history="1" r:id="rIdryddfyqtqsvcssiysn_bh">
+            <w:hyperlink w:history="1" r:id="rIds8l3hni8pbrlvexvsd_tq">
               <w:r>
                 <w:rPr>
                   <w:rFonts w:ascii="Arial" w:cs="Arial" w:eastAsia="Arial" w:hAnsi="Arial"/>
@@ -7152,7 +7152,7 @@
               <w:spacing w:after="10" w:before="0"/>
               <w:ind w:left="120"/>
             </w:pPr>
-            <w:hyperlink w:history="1" r:id="rIdjgu9o_gtu_xaaql3ldr0b">
+            <w:hyperlink w:history="1" r:id="rIddbcukss6vufit_ijrzgeb">
               <w:r>
                 <w:rPr>
                   <w:rFonts w:ascii="Arial" w:cs="Arial" w:eastAsia="Arial" w:hAnsi="Arial"/>
@@ -7347,7 +7347,7 @@
             <w:pPr>
               <w:spacing w:after="20" w:before="0"/>
             </w:pPr>
-            <w:hyperlink w:history="1" r:id="rIdzlritebpgjeirvx9o3uo9">
+            <w:hyperlink w:history="1" r:id="rId9mb3lcfvscv38iykkali7">
               <w:r>
                 <w:rPr>
                   <w:rFonts w:ascii="Arial" w:cs="Arial" w:eastAsia="Arial" w:hAnsi="Arial"/>
@@ -7380,7 +7380,7 @@
               <w:spacing w:after="10" w:before="0"/>
               <w:ind w:left="120"/>
             </w:pPr>
-            <w:hyperlink w:history="1" r:id="rIdotd3o6zgzlqsgthjpffo8">
+            <w:hyperlink w:history="1" r:id="rIdvbp2sxsqr3ezwkppgf_xd">
               <w:r>
                 <w:rPr>
                   <w:rFonts w:ascii="Arial" w:cs="Arial" w:eastAsia="Arial" w:hAnsi="Arial"/>
@@ -7425,7 +7425,7 @@
             <w:pPr>
               <w:spacing w:after="20" w:before="0"/>
             </w:pPr>
-            <w:hyperlink w:history="1" r:id="rIdwtssrqxewo2lksdjyaeoi">
+            <w:hyperlink w:history="1" r:id="rIdhugtqygs7hfaiawtev94u">
               <w:r>
                 <w:rPr>
                   <w:rFonts w:ascii="Arial" w:cs="Arial" w:eastAsia="Arial" w:hAnsi="Arial"/>
@@ -7474,7 +7474,7 @@
               <w:spacing w:after="10" w:before="0"/>
               <w:ind w:left="120"/>
             </w:pPr>
-            <w:hyperlink w:history="1" r:id="rIdr_jmwfrlmdiswk9n8kymt">
+            <w:hyperlink w:history="1" r:id="rIdaeqba9jwybjsei_yzxqkw">
               <w:r>
                 <w:rPr>
                   <w:rFonts w:ascii="Arial" w:cs="Arial" w:eastAsia="Arial" w:hAnsi="Arial"/>
@@ -7669,7 +7669,7 @@
             <w:pPr>
               <w:spacing w:after="20" w:before="0"/>
             </w:pPr>
-            <w:hyperlink w:history="1" r:id="rId2zplahnpfughfv_8nsrfk">
+            <w:hyperlink w:history="1" r:id="rIdz5jqh0rqxvwjxrmq9qrh9">
               <w:r>
                 <w:rPr>
                   <w:rFonts w:ascii="Arial" w:cs="Arial" w:eastAsia="Arial" w:hAnsi="Arial"/>
@@ -7702,7 +7702,7 @@
               <w:spacing w:after="10" w:before="0"/>
               <w:ind w:left="120"/>
             </w:pPr>
-            <w:hyperlink w:history="1" r:id="rIdh1knn8n3ctjhcstsa6skz">
+            <w:hyperlink w:history="1" r:id="rId2qjk8gjqry7q33tsbilkl">
               <w:r>
                 <w:rPr>
                   <w:rFonts w:ascii="Arial" w:cs="Arial" w:eastAsia="Arial" w:hAnsi="Arial"/>
@@ -7747,7 +7747,7 @@
             <w:pPr>
               <w:spacing w:after="20" w:before="0"/>
             </w:pPr>
-            <w:hyperlink w:history="1" r:id="rIduquqvzdmokqz1z9qqhmiw">
+            <w:hyperlink w:history="1" r:id="rIdxwzrq_lzdkctoafapvpuw">
               <w:r>
                 <w:rPr>
                   <w:rFonts w:ascii="Arial" w:cs="Arial" w:eastAsia="Arial" w:hAnsi="Arial"/>
@@ -7796,7 +7796,7 @@
               <w:spacing w:after="10" w:before="0"/>
               <w:ind w:left="120"/>
             </w:pPr>
-            <w:hyperlink w:history="1" r:id="rId0_60mfaavdzp_gjk0u4af">
+            <w:hyperlink w:history="1" r:id="rIdm0ruyx7_iqxwlo6xozfvk">
               <w:r>
                 <w:rPr>
                   <w:rFonts w:ascii="Arial" w:cs="Arial" w:eastAsia="Arial" w:hAnsi="Arial"/>
@@ -7991,7 +7991,7 @@
             <w:pPr>
               <w:spacing w:after="20" w:before="0"/>
             </w:pPr>
-            <w:hyperlink w:history="1" r:id="rIdxzvyr7zxegppegselvzr8">
+            <w:hyperlink w:history="1" r:id="rIdscx_awvupjio2k4eqii-e">
               <w:r>
                 <w:rPr>
                   <w:rFonts w:ascii="Arial" w:cs="Arial" w:eastAsia="Arial" w:hAnsi="Arial"/>
@@ -8040,7 +8040,7 @@
               <w:spacing w:after="10" w:before="0"/>
               <w:ind w:left="120"/>
             </w:pPr>
-            <w:hyperlink w:history="1" r:id="rIdzobjkf3f-evoeuwpmuovd">
+            <w:hyperlink w:history="1" r:id="rIdu_-ohx1sr66ssiscxfqwc">
               <w:r>
                 <w:rPr>
                   <w:rFonts w:ascii="Arial" w:cs="Arial" w:eastAsia="Arial" w:hAnsi="Arial"/>
@@ -8085,7 +8085,7 @@
             <w:pPr>
               <w:spacing w:after="20" w:before="0"/>
             </w:pPr>
-            <w:hyperlink w:history="1" r:id="rIdtdm4uct-gi2qyh-pomzxg">
+            <w:hyperlink w:history="1" r:id="rIdh728mn4j04mhbeqrud5ta">
               <w:r>
                 <w:rPr>
                   <w:rFonts w:ascii="Arial" w:cs="Arial" w:eastAsia="Arial" w:hAnsi="Arial"/>
@@ -8134,7 +8134,7 @@
               <w:spacing w:after="10" w:before="0"/>
               <w:ind w:left="120"/>
             </w:pPr>
-            <w:hyperlink w:history="1" r:id="rIdd7_hxa9kdlaltieiczwrr">
+            <w:hyperlink w:history="1" r:id="rIdubkhrshle29bnwr-hrn4d">
               <w:r>
                 <w:rPr>
                   <w:rFonts w:ascii="Arial" w:cs="Arial" w:eastAsia="Arial" w:hAnsi="Arial"/>
@@ -8646,7 +8646,7 @@
         </w:rPr>
         <w:t xml:space="preserve">© 2026 SeaVuria and ARES. Aligned with KICD objectives. Developed by SeaVuria; technical implementation by ARES (with AI assistance from Claude). Licensed under </w:t>
       </w:r>
-      <w:hyperlink w:history="1" r:id="rIdvipitp2tyqekjunfsisi2">
+      <w:hyperlink w:history="1" r:id="rIdi_or_hmlcy6pn0ahmoywz">
         <w:r>
           <w:rPr>
             <w:rFonts w:ascii="Arial" w:cs="Arial" w:eastAsia="Arial" w:hAnsi="Arial"/>
@@ -8667,7 +8667,7 @@
         </w:rPr>
         <w:t xml:space="preserve"> (</w:t>
       </w:r>
-      <w:hyperlink w:history="1" r:id="rIdnx_lqqpxvodbnh19mo1or">
+      <w:hyperlink w:history="1" r:id="rIduweykec4v_tpi6iwkk3ti">
         <w:r>
           <w:rPr>
             <w:rFonts w:ascii="Arial" w:cs="Arial" w:eastAsia="Arial" w:hAnsi="Arial"/>
@@ -9680,7 +9680,7 @@
             <w:pPr>
               <w:spacing w:after="20" w:before="0"/>
             </w:pPr>
-            <w:hyperlink w:history="1" r:id="rIdmwlpsjjdrtdlni99r5mw6">
+            <w:hyperlink w:history="1" r:id="rIdvubf6ubpbydezvyxchil3">
               <w:r>
                 <w:rPr>
                   <w:rFonts w:ascii="Arial" w:cs="Arial" w:eastAsia="Arial" w:hAnsi="Arial"/>
@@ -9729,7 +9729,7 @@
               <w:spacing w:after="10" w:before="0"/>
               <w:ind w:left="120"/>
             </w:pPr>
-            <w:hyperlink w:history="1" r:id="rIdaalkaes_g5vwf7lcsffjf">
+            <w:hyperlink w:history="1" r:id="rIdiod5hyfwt3gd8qh1ce5pe">
               <w:r>
                 <w:rPr>
                   <w:rFonts w:ascii="Arial" w:cs="Arial" w:eastAsia="Arial" w:hAnsi="Arial"/>
@@ -9774,7 +9774,7 @@
             <w:pPr>
               <w:spacing w:after="20" w:before="0"/>
             </w:pPr>
-            <w:hyperlink w:history="1" r:id="rIde2thrijxgbfhzps1u7ur8">
+            <w:hyperlink w:history="1" r:id="rIdysx8tn0drzicd_t41j9zr">
               <w:r>
                 <w:rPr>
                   <w:rFonts w:ascii="Arial" w:cs="Arial" w:eastAsia="Arial" w:hAnsi="Arial"/>
@@ -9823,7 +9823,7 @@
               <w:spacing w:after="10" w:before="0"/>
               <w:ind w:left="120"/>
             </w:pPr>
-            <w:hyperlink w:history="1" r:id="rIddpncmst7okcinyq67od-s">
+            <w:hyperlink w:history="1" r:id="rIdwm4ep7at660ec6n5p5bcw">
               <w:r>
                 <w:rPr>
                   <w:rFonts w:ascii="Arial" w:cs="Arial" w:eastAsia="Arial" w:hAnsi="Arial"/>
@@ -9865,7 +9865,7 @@
                 <w:sz w:val="18"/>
                 <w:szCs w:val="18"/>
               </w:rPr>
-              <w:t xml:space="preserve">Learners are shown two pieces of data side by side on the board: (A) a photograph of the Kajiado farm solar panel under a blazing afternoon sun at 35 °C, and (B) the same panel on a cool overcast morning at 18 °C. Alongside each image is a single data point — 'Afternoon power output: 210 W' and 'Morning power output: 310 W'. Learners individually write a two-sentence prediction in their exercise books answering: 'Why do you think silicon produces less power when it is hotter? Use what you already know about electrons and materials.' After 3 minutes of silent writing, learners share predictions in pairs (Think-Pair-Share). Selected pairs share aloud. Predictions are recorded verbatim on the left column of the class Driving Question Board under the heading 'Our Best Guess — Lesson 3 Start'.</w:t>
+              <w:t xml:space="preserve">Learners are shown two pieces of data side by side on the board: (A) a photograph of the Kajiado farm solar panel under a blazing afternoon sun at 35 °C, and (B) the same panel on a cool overcast morning at 18 °C. Alongside each image is a single data point — 'Afternoon power output: 310 W' and 'Morning power output: 420 W'. Learners individually write a two-sentence prediction in their exercise books answering: 'Why do you think silicon produces less power when it is hotter? Use what you already know about electrons and materials.' After 3 minutes of silent writing, learners share predictions in pairs (Think-Pair-Share). Selected pairs share aloud. Predictions are recorded verbatim on the left column of the class Driving Question Board under the heading 'Our Best Guess — Lesson 3 Start'.</w:t>
             </w:r>
           </w:p>
         </w:tc>
@@ -9897,7 +9897,7 @@
                 <w:sz w:val="18"/>
                 <w:szCs w:val="18"/>
               </w:rPr>
-              <w:t xml:space="preserve">Display both images and data points using the projector. Read aloud: 'On Tuesday afternoon in Kajiado, this panel made 210 watts. On Wednesday morning — the very next day — it made 310 watts. Same panel. Same farm. Different time and temperature.' Pause for 12 seconds of WAIT TIME. Then say: 'In your exercise books, write your best prediction. Two sentences only. You have three minutes — start now.' Circulate silently, scanning books for three contrasting prediction types (e.g., 'electrons move faster when hot so more power', 'heat damages the panel', 'something to do with the material itself'). After sharing, cold-call exactly 3 pairs — choose one who wrote a 'more heat = more energy = more power' misconception, one who wrote about material properties, and one who expressed uncertainty. For each, say: 'Thank you — hold that idea. We will test it against evidence today.' Do NOT correct predictions yet.</w:t>
+              <w:t xml:space="preserve">Display both images and data points using the projector. Read aloud: 'On Tuesday afternoon in Kajiado, this panel made 310 watts. On Wednesday morning — the very next day — it made 420 watts. Same panel. Same farm. Different time and temperature.' Pause for 12 seconds of WAIT TIME. Then say: 'In your exercise books, write your best prediction. Two sentences only. You have three minutes — start now.' Circulate silently, scanning books for three contrasting prediction types (e.g., 'electrons move faster when hot so more power', 'heat damages the panel', 'something to do with the material itself'). After sharing, cold-call exactly 3 pairs — choose one who wrote a 'more heat = more energy = more power' misconception, one who wrote about material properties, and one who expressed uncertainty. For each, say: 'Thank you — hold that idea. We will test it against evidence today.' Do NOT correct predictions yet.</w:t>
             </w:r>
           </w:p>
         </w:tc>
@@ -10018,7 +10018,7 @@
             <w:pPr>
               <w:spacing w:after="20" w:before="0"/>
             </w:pPr>
-            <w:hyperlink w:history="1" r:id="rIdlmj2ym9d6gu40ovq5ysij">
+            <w:hyperlink w:history="1" r:id="rId8vudwijht34vu5odwiemq">
               <w:r>
                 <w:rPr>
                   <w:rFonts w:ascii="Arial" w:cs="Arial" w:eastAsia="Arial" w:hAnsi="Arial"/>
@@ -10067,7 +10067,7 @@
               <w:spacing w:after="10" w:before="0"/>
               <w:ind w:left="120"/>
             </w:pPr>
-            <w:hyperlink w:history="1" r:id="rIdzpyndns7igbqlvqoqs4zf">
+            <w:hyperlink w:history="1" r:id="rIduenorsddph9qgercvhdju">
               <w:r>
                 <w:rPr>
                   <w:rFonts w:ascii="Arial" w:cs="Arial" w:eastAsia="Arial" w:hAnsi="Arial"/>
@@ -10112,7 +10112,7 @@
             <w:pPr>
               <w:spacing w:after="20" w:before="0"/>
             </w:pPr>
-            <w:hyperlink w:history="1" r:id="rIdve0-nx5iwtbq08srjahtf">
+            <w:hyperlink w:history="1" r:id="rIdbd5rry6a-lxchwnegjuy1">
               <w:r>
                 <w:rPr>
                   <w:rFonts w:ascii="Arial" w:cs="Arial" w:eastAsia="Arial" w:hAnsi="Arial"/>
@@ -10161,7 +10161,7 @@
               <w:spacing w:after="10" w:before="0"/>
               <w:ind w:left="120"/>
             </w:pPr>
-            <w:hyperlink w:history="1" r:id="rId75er2jhqzs7tcavr9o62p">
+            <w:hyperlink w:history="1" r:id="rIdq_fjglkimdjem1-ahzsoc">
               <w:r>
                 <w:rPr>
                   <w:rFonts w:ascii="Arial" w:cs="Arial" w:eastAsia="Arial" w:hAnsi="Arial"/>
@@ -10356,7 +10356,7 @@
             <w:pPr>
               <w:spacing w:after="20" w:before="0"/>
             </w:pPr>
-            <w:hyperlink w:history="1" r:id="rIdppnzcl6-tk1wlr5ori6qi">
+            <w:hyperlink w:history="1" r:id="rIdgdwwqqzqevmrfvn-tcxc8">
               <w:r>
                 <w:rPr>
                   <w:rFonts w:ascii="Arial" w:cs="Arial" w:eastAsia="Arial" w:hAnsi="Arial"/>
@@ -10405,7 +10405,7 @@
               <w:spacing w:after="10" w:before="0"/>
               <w:ind w:left="120"/>
             </w:pPr>
-            <w:hyperlink w:history="1" r:id="rIdblker0nwceptbyv2m-9t2">
+            <w:hyperlink w:history="1" r:id="rIdsqk4avulc1me-npkwr5qv">
               <w:r>
                 <w:rPr>
                   <w:rFonts w:ascii="Arial" w:cs="Arial" w:eastAsia="Arial" w:hAnsi="Arial"/>
@@ -10450,7 +10450,7 @@
             <w:pPr>
               <w:spacing w:after="20" w:before="0"/>
             </w:pPr>
-            <w:hyperlink w:history="1" r:id="rIdgqots0g9hkydqadzo0zel">
+            <w:hyperlink w:history="1" r:id="rIdbsqzvznq2mkpgaoi-bkwh">
               <w:r>
                 <w:rPr>
                   <w:rFonts w:ascii="Arial" w:cs="Arial" w:eastAsia="Arial" w:hAnsi="Arial"/>
@@ -10499,7 +10499,7 @@
               <w:spacing w:after="10" w:before="0"/>
               <w:ind w:left="120"/>
             </w:pPr>
-            <w:hyperlink w:history="1" r:id="rIdtvx2vo9_lzz3ghtzyu5r5">
+            <w:hyperlink w:history="1" r:id="rIdk5j6flhk808026oi0lpkj">
               <w:r>
                 <w:rPr>
                   <w:rFonts w:ascii="Arial" w:cs="Arial" w:eastAsia="Arial" w:hAnsi="Arial"/>
@@ -10694,7 +10694,7 @@
             <w:pPr>
               <w:spacing w:after="20" w:before="0"/>
             </w:pPr>
-            <w:hyperlink w:history="1" r:id="rIdaydpefdrpoe33w4sd4kos">
+            <w:hyperlink w:history="1" r:id="rIdwhpxgzvfpdvfgryw_jmjd">
               <w:r>
                 <w:rPr>
                   <w:rFonts w:ascii="Arial" w:cs="Arial" w:eastAsia="Arial" w:hAnsi="Arial"/>
@@ -10743,7 +10743,7 @@
               <w:spacing w:after="10" w:before="0"/>
               <w:ind w:left="120"/>
             </w:pPr>
-            <w:hyperlink w:history="1" r:id="rIdx0tzz_3qlwfjn_dejunrc">
+            <w:hyperlink w:history="1" r:id="rIdcl1crnietj1fi5waawim4">
               <w:r>
                 <w:rPr>
                   <w:rFonts w:ascii="Arial" w:cs="Arial" w:eastAsia="Arial" w:hAnsi="Arial"/>
@@ -10788,7 +10788,7 @@
             <w:pPr>
               <w:spacing w:after="20" w:before="0"/>
             </w:pPr>
-            <w:hyperlink w:history="1" r:id="rIdwtk9pobxs12rjinxd7krt">
+            <w:hyperlink w:history="1" r:id="rIdttyxy5aubmq70sgpuq1md">
               <w:r>
                 <w:rPr>
                   <w:rFonts w:ascii="Arial" w:cs="Arial" w:eastAsia="Arial" w:hAnsi="Arial"/>
@@ -10837,7 +10837,7 @@
               <w:spacing w:after="10" w:before="0"/>
               <w:ind w:left="120"/>
             </w:pPr>
-            <w:hyperlink w:history="1" r:id="rId6fh7foqx9vkcb_x1qdg9p">
+            <w:hyperlink w:history="1" r:id="rIdddfbsvv3x3rv7dfdhis6o">
               <w:r>
                 <w:rPr>
                   <w:rFonts w:ascii="Arial" w:cs="Arial" w:eastAsia="Arial" w:hAnsi="Arial"/>
@@ -11032,7 +11032,7 @@
             <w:pPr>
               <w:spacing w:after="20" w:before="0"/>
             </w:pPr>
-            <w:hyperlink w:history="1" r:id="rId628pcfbl25gbexcucjfud">
+            <w:hyperlink w:history="1" r:id="rId3es8wjxjlyiuxv1dy3flx">
               <w:r>
                 <w:rPr>
                   <w:rFonts w:ascii="Arial" w:cs="Arial" w:eastAsia="Arial" w:hAnsi="Arial"/>
@@ -11081,7 +11081,7 @@
               <w:spacing w:after="10" w:before="0"/>
               <w:ind w:left="120"/>
             </w:pPr>
-            <w:hyperlink w:history="1" r:id="rIdyzihnbmofpr0ompmjfhut">
+            <w:hyperlink w:history="1" r:id="rIdu2bbj2e56wva4nv30uqkl">
               <w:r>
                 <w:rPr>
                   <w:rFonts w:ascii="Arial" w:cs="Arial" w:eastAsia="Arial" w:hAnsi="Arial"/>
@@ -11126,7 +11126,7 @@
             <w:pPr>
               <w:spacing w:after="20" w:before="0"/>
             </w:pPr>
-            <w:hyperlink w:history="1" r:id="rIdy3dcp0wd7wmohl4p8kdxi">
+            <w:hyperlink w:history="1" r:id="rId8uuoxunmq0shlawluzzej">
               <w:r>
                 <w:rPr>
                   <w:rFonts w:ascii="Arial" w:cs="Arial" w:eastAsia="Arial" w:hAnsi="Arial"/>
@@ -11175,7 +11175,7 @@
               <w:spacing w:after="10" w:before="0"/>
               <w:ind w:left="120"/>
             </w:pPr>
-            <w:hyperlink w:history="1" r:id="rId_zp0omy90pxaeguhdqkpc">
+            <w:hyperlink w:history="1" r:id="rId8pd_4oxyrnq7tocrjngtz">
               <w:r>
                 <w:rPr>
                   <w:rFonts w:ascii="Arial" w:cs="Arial" w:eastAsia="Arial" w:hAnsi="Arial"/>
@@ -11217,7 +11217,7 @@
                 <w:sz w:val="18"/>
                 <w:szCs w:val="18"/>
               </w:rPr>
-              <w:t xml:space="preserve">Learners open their cumulative 'Silicon Solar Panel Model' booklet (a folded A4 sheet maintained across all 7 lessons). In Lesson 3's designated box, they draw and annotate an updated model that now includes: (1) a band diagram for silicon at 18 °C (cool morning in Kajiado) showing few electrons in the conduction band and a label 'higher mobility → higher voltage → more power'; (2) a band diagram for silicon at 35 °C (hot afternoon) showing more electrons in the conduction band but with a label 'lower mobility due to lattice vibrations → lower voltage → less power'; (3) an arrow connecting both diagrams to the real-world observation: 'Morning: 310 W output / Afternoon: 210 W output.' Beneath the model, learners write a 'Model Limitation' note: 'This model does not yet explain how the solar cell creates a one-way electric field that drives current out of the panel.' This limitation statement is a scaffold for Lesson 4's investigation of p-n junctions and doping.</w:t>
+              <w:t xml:space="preserve">Learners open their cumulative 'Silicon Solar Panel Model' booklet (a folded A4 sheet maintained across all 7 lessons). In Lesson 3's designated box, they draw and annotate an updated model that now includes: (1) a band diagram for silicon at 18 °C (cool morning in Kajiado) showing few electrons in the conduction band and a label 'higher mobility → higher voltage → more power'; (2) a band diagram for silicon at 35 °C (hot afternoon) showing more electrons in the conduction band but with a label 'lower mobility due to lattice vibrations → lower voltage → less power'; (3) an arrow connecting both diagrams to the real-world observation: 'Morning: 420 W output / Afternoon: 310 W output.' Beneath the model, learners write a 'Model Limitation' note: 'This model does not yet explain how the solar cell creates a one-way electric field that drives current out of the panel.' This limitation statement is a scaffold for Lesson 4's investigation of p-n junctions and doping.</w:t>
             </w:r>
           </w:p>
         </w:tc>
@@ -11687,7 +11687,7 @@
         </w:rPr>
         <w:t xml:space="preserve">© 2026 SeaVuria and ARES. Aligned with KICD objectives. Developed by SeaVuria; technical implementation by ARES (with AI assistance from Claude). Licensed under </w:t>
       </w:r>
-      <w:hyperlink w:history="1" r:id="rIdii9ulpcfmqklyy6kj1gz_">
+      <w:hyperlink w:history="1" r:id="rId-mmncxdn73qb-wgvqvshh">
         <w:r>
           <w:rPr>
             <w:rFonts w:ascii="Arial" w:cs="Arial" w:eastAsia="Arial" w:hAnsi="Arial"/>
@@ -11708,7 +11708,7 @@
         </w:rPr>
         <w:t xml:space="preserve"> (</w:t>
       </w:r>
-      <w:hyperlink w:history="1" r:id="rIdymhgsz3qsbpnsqvqv6x_r">
+      <w:hyperlink w:history="1" r:id="rIdcahv2degrfrfzqgg6ywze">
         <w:r>
           <w:rPr>
             <w:rFonts w:ascii="Arial" w:cs="Arial" w:eastAsia="Arial" w:hAnsi="Arial"/>
@@ -12721,7 +12721,7 @@
             <w:pPr>
               <w:spacing w:after="20" w:before="0"/>
             </w:pPr>
-            <w:hyperlink w:history="1" r:id="rId0xpujzcjtfpci6asbcxo3">
+            <w:hyperlink w:history="1" r:id="rId0ycquoo_mzjaj71wlxwmv">
               <w:r>
                 <w:rPr>
                   <w:rFonts w:ascii="Arial" w:cs="Arial" w:eastAsia="Arial" w:hAnsi="Arial"/>
@@ -12754,7 +12754,7 @@
               <w:spacing w:after="10" w:before="0"/>
               <w:ind w:left="120"/>
             </w:pPr>
-            <w:hyperlink w:history="1" r:id="rIdf_yrkgoxu9xtnhvaxqhlh">
+            <w:hyperlink w:history="1" r:id="rIdi-n1qkn66i65wdtgp3tzj">
               <w:r>
                 <w:rPr>
                   <w:rFonts w:ascii="Arial" w:cs="Arial" w:eastAsia="Arial" w:hAnsi="Arial"/>
@@ -12799,7 +12799,7 @@
             <w:pPr>
               <w:spacing w:after="20" w:before="0"/>
             </w:pPr>
-            <w:hyperlink w:history="1" r:id="rIdopf-vhlnctccwb8org87b">
+            <w:hyperlink w:history="1" r:id="rIdurjlr_7w_vewoybfo5rr6">
               <w:r>
                 <w:rPr>
                   <w:rFonts w:ascii="Arial" w:cs="Arial" w:eastAsia="Arial" w:hAnsi="Arial"/>
@@ -12848,7 +12848,7 @@
               <w:spacing w:after="10" w:before="0"/>
               <w:ind w:left="120"/>
             </w:pPr>
-            <w:hyperlink w:history="1" r:id="rIdewjtimff_trnkuclnqsul">
+            <w:hyperlink w:history="1" r:id="rIdkkvxtkqvary4pxa_nakwd">
               <w:r>
                 <w:rPr>
                   <w:rFonts w:ascii="Arial" w:cs="Arial" w:eastAsia="Arial" w:hAnsi="Arial"/>
@@ -13043,7 +13043,7 @@
             <w:pPr>
               <w:spacing w:after="20" w:before="0"/>
             </w:pPr>
-            <w:hyperlink w:history="1" r:id="rIdrt4glv3ncdh3tt_vy_2h6">
+            <w:hyperlink w:history="1" r:id="rId_uklsyr8st8xdidzepl1w">
               <w:r>
                 <w:rPr>
                   <w:rFonts w:ascii="Arial" w:cs="Arial" w:eastAsia="Arial" w:hAnsi="Arial"/>
@@ -13076,7 +13076,7 @@
               <w:spacing w:after="10" w:before="0"/>
               <w:ind w:left="120"/>
             </w:pPr>
-            <w:hyperlink w:history="1" r:id="rIdxe0wbspgo2o15emh1iirt">
+            <w:hyperlink w:history="1" r:id="rIdrd3oshs9jifkz9t3cpzt3">
               <w:r>
                 <w:rPr>
                   <w:rFonts w:ascii="Arial" w:cs="Arial" w:eastAsia="Arial" w:hAnsi="Arial"/>
@@ -13121,7 +13121,7 @@
             <w:pPr>
               <w:spacing w:after="20" w:before="0"/>
             </w:pPr>
-            <w:hyperlink w:history="1" r:id="rId2ywt5a5locjtntmduxv5-">
+            <w:hyperlink w:history="1" r:id="rIdk1htvwcmjkyupymz150gm">
               <w:r>
                 <w:rPr>
                   <w:rFonts w:ascii="Arial" w:cs="Arial" w:eastAsia="Arial" w:hAnsi="Arial"/>
@@ -13170,7 +13170,7 @@
               <w:spacing w:after="10" w:before="0"/>
               <w:ind w:left="120"/>
             </w:pPr>
-            <w:hyperlink w:history="1" r:id="rId0pb0kn91ctmobxylm7kfr">
+            <w:hyperlink w:history="1" r:id="rIdhdyz_tbbi5qmbe8mu2sc6">
               <w:r>
                 <w:rPr>
                   <w:rFonts w:ascii="Arial" w:cs="Arial" w:eastAsia="Arial" w:hAnsi="Arial"/>
@@ -13365,7 +13365,7 @@
             <w:pPr>
               <w:spacing w:after="20" w:before="0"/>
             </w:pPr>
-            <w:hyperlink w:history="1" r:id="rIddegutpoqcf-4qh_kgd0ey">
+            <w:hyperlink w:history="1" r:id="rId1z-nvrej1oa4bgmjrj4yc">
               <w:r>
                 <w:rPr>
                   <w:rFonts w:ascii="Arial" w:cs="Arial" w:eastAsia="Arial" w:hAnsi="Arial"/>
@@ -13398,7 +13398,7 @@
               <w:spacing w:after="10" w:before="0"/>
               <w:ind w:left="120"/>
             </w:pPr>
-            <w:hyperlink w:history="1" r:id="rIdqigwdxlkdyshnah-gs1jr">
+            <w:hyperlink w:history="1" r:id="rIdcex8gc-2fkwdnefbwgqpb">
               <w:r>
                 <w:rPr>
                   <w:rFonts w:ascii="Arial" w:cs="Arial" w:eastAsia="Arial" w:hAnsi="Arial"/>
@@ -13443,7 +13443,7 @@
             <w:pPr>
               <w:spacing w:after="20" w:before="0"/>
             </w:pPr>
-            <w:hyperlink w:history="1" r:id="rIdruhhhpmbmh-d-5idbnh9v">
+            <w:hyperlink w:history="1" r:id="rIdv5irpufxmbgvjdrk5ogku">
               <w:r>
                 <w:rPr>
                   <w:rFonts w:ascii="Arial" w:cs="Arial" w:eastAsia="Arial" w:hAnsi="Arial"/>
@@ -13492,7 +13492,7 @@
               <w:spacing w:after="10" w:before="0"/>
               <w:ind w:left="120"/>
             </w:pPr>
-            <w:hyperlink w:history="1" r:id="rIdfbezsqm5nh1af0renthao">
+            <w:hyperlink w:history="1" r:id="rIdby2b5wej5tdiqd6a4wli-">
               <w:r>
                 <w:rPr>
                   <w:rFonts w:ascii="Arial" w:cs="Arial" w:eastAsia="Arial" w:hAnsi="Arial"/>
@@ -13687,7 +13687,7 @@
             <w:pPr>
               <w:spacing w:after="20" w:before="0"/>
             </w:pPr>
-            <w:hyperlink w:history="1" r:id="rIdusnjy4dysajb2mooq5xgi">
+            <w:hyperlink w:history="1" r:id="rIdx-p65xmqh3tqol0a84rff">
               <w:r>
                 <w:rPr>
                   <w:rFonts w:ascii="Arial" w:cs="Arial" w:eastAsia="Arial" w:hAnsi="Arial"/>
@@ -13720,7 +13720,7 @@
               <w:spacing w:after="10" w:before="0"/>
               <w:ind w:left="120"/>
             </w:pPr>
-            <w:hyperlink w:history="1" r:id="rIdhotnlhauh3twoh5aui6lb">
+            <w:hyperlink w:history="1" r:id="rIdam-yhdb8kdtcyaen7suns">
               <w:r>
                 <w:rPr>
                   <w:rFonts w:ascii="Arial" w:cs="Arial" w:eastAsia="Arial" w:hAnsi="Arial"/>
@@ -13765,7 +13765,7 @@
             <w:pPr>
               <w:spacing w:after="20" w:before="0"/>
             </w:pPr>
-            <w:hyperlink w:history="1" r:id="rIdfxgyprzb1ki4lrsrqey7s">
+            <w:hyperlink w:history="1" r:id="rIdycj6kljltdwqpal5a7j1f">
               <w:r>
                 <w:rPr>
                   <w:rFonts w:ascii="Arial" w:cs="Arial" w:eastAsia="Arial" w:hAnsi="Arial"/>
@@ -13814,7 +13814,7 @@
               <w:spacing w:after="10" w:before="0"/>
               <w:ind w:left="120"/>
             </w:pPr>
-            <w:hyperlink w:history="1" r:id="rIdhyc51gyxblc6xktxquwin">
+            <w:hyperlink w:history="1" r:id="rIddzsvyu9q1yzitmtwm6tag">
               <w:r>
                 <w:rPr>
                   <w:rFonts w:ascii="Arial" w:cs="Arial" w:eastAsia="Arial" w:hAnsi="Arial"/>
@@ -14009,7 +14009,7 @@
             <w:pPr>
               <w:spacing w:after="20" w:before="0"/>
             </w:pPr>
-            <w:hyperlink w:history="1" r:id="rIdrm2dlrabwde0xrktysewd">
+            <w:hyperlink w:history="1" r:id="rIdxxwfkpmmmpjgemlic-3sd">
               <w:r>
                 <w:rPr>
                   <w:rFonts w:ascii="Arial" w:cs="Arial" w:eastAsia="Arial" w:hAnsi="Arial"/>
@@ -14042,7 +14042,7 @@
               <w:spacing w:after="10" w:before="0"/>
               <w:ind w:left="120"/>
             </w:pPr>
-            <w:hyperlink w:history="1" r:id="rIdzfobr7oeedjjnqmkcj9jj">
+            <w:hyperlink w:history="1" r:id="rIdfzejoinmaemypqntcx7fc">
               <w:r>
                 <w:rPr>
                   <w:rFonts w:ascii="Arial" w:cs="Arial" w:eastAsia="Arial" w:hAnsi="Arial"/>
@@ -14087,7 +14087,7 @@
             <w:pPr>
               <w:spacing w:after="20" w:before="0"/>
             </w:pPr>
-            <w:hyperlink w:history="1" r:id="rIdizyuqq-mki_yxdql7kwye">
+            <w:hyperlink w:history="1" r:id="rIdktgrkqfkp9byucn2eaxig">
               <w:r>
                 <w:rPr>
                   <w:rFonts w:ascii="Arial" w:cs="Arial" w:eastAsia="Arial" w:hAnsi="Arial"/>
@@ -14136,7 +14136,7 @@
               <w:spacing w:after="10" w:before="0"/>
               <w:ind w:left="120"/>
             </w:pPr>
-            <w:hyperlink w:history="1" r:id="rIdnbze7rguc_1adotjssw9l">
+            <w:hyperlink w:history="1" r:id="rIdngu6hfr-xuiejdu4m6llm">
               <w:r>
                 <w:rPr>
                   <w:rFonts w:ascii="Arial" w:cs="Arial" w:eastAsia="Arial" w:hAnsi="Arial"/>
@@ -14648,7 +14648,7 @@
         </w:rPr>
         <w:t xml:space="preserve">© 2026 SeaVuria and ARES. Aligned with KICD objectives. Developed by SeaVuria; technical implementation by ARES (with AI assistance from Claude). Licensed under </w:t>
       </w:r>
-      <w:hyperlink w:history="1" r:id="rId-ytjp69osft_vr--p6x-9">
+      <w:hyperlink w:history="1" r:id="rId9bw84e6afgqhg1lqkstri">
         <w:r>
           <w:rPr>
             <w:rFonts w:ascii="Arial" w:cs="Arial" w:eastAsia="Arial" w:hAnsi="Arial"/>
@@ -14669,7 +14669,7 @@
         </w:rPr>
         <w:t xml:space="preserve"> (</w:t>
       </w:r>
-      <w:hyperlink w:history="1" r:id="rIdej6o-968q0vwwvxmuvpaq">
+      <w:hyperlink w:history="1" r:id="rIdtxtfxajy_iq5w72f0ccvy">
         <w:r>
           <w:rPr>
             <w:rFonts w:ascii="Arial" w:cs="Arial" w:eastAsia="Arial" w:hAnsi="Arial"/>
@@ -15682,7 +15682,7 @@
             <w:pPr>
               <w:spacing w:after="20" w:before="0"/>
             </w:pPr>
-            <w:hyperlink w:history="1" r:id="rIdpiqdljeuxnhyy5bkntfoo">
+            <w:hyperlink w:history="1" r:id="rId9beu4gzvqk95bydhfmfn4">
               <w:r>
                 <w:rPr>
                   <w:rFonts w:ascii="Arial" w:cs="Arial" w:eastAsia="Arial" w:hAnsi="Arial"/>
@@ -15731,7 +15731,7 @@
               <w:spacing w:after="10" w:before="0"/>
               <w:ind w:left="120"/>
             </w:pPr>
-            <w:hyperlink w:history="1" r:id="rIde40vwf8yh7ymitcatgifm">
+            <w:hyperlink w:history="1" r:id="rId0zxsm-wb1orfc7bwvl6_k">
               <w:r>
                 <w:rPr>
                   <w:rFonts w:ascii="Arial" w:cs="Arial" w:eastAsia="Arial" w:hAnsi="Arial"/>
@@ -15776,7 +15776,7 @@
             <w:pPr>
               <w:spacing w:after="20" w:before="0"/>
             </w:pPr>
-            <w:hyperlink w:history="1" r:id="rIdrvlexdxcrax60jsj5-8zl">
+            <w:hyperlink w:history="1" r:id="rId1pivtpbxr0diemphkhctx">
               <w:r>
                 <w:rPr>
                   <w:rFonts w:ascii="Arial" w:cs="Arial" w:eastAsia="Arial" w:hAnsi="Arial"/>
@@ -15825,7 +15825,7 @@
               <w:spacing w:after="10" w:before="0"/>
               <w:ind w:left="120"/>
             </w:pPr>
-            <w:hyperlink w:history="1" r:id="rIdfp7x1f6t-fcz79qnmlkn_">
+            <w:hyperlink w:history="1" r:id="rIdej42ggvzwuol1nkxdvfji">
               <w:r>
                 <w:rPr>
                   <w:rFonts w:ascii="Arial" w:cs="Arial" w:eastAsia="Arial" w:hAnsi="Arial"/>
@@ -16020,7 +16020,7 @@
             <w:pPr>
               <w:spacing w:after="20" w:before="0"/>
             </w:pPr>
-            <w:hyperlink w:history="1" r:id="rIdtpoo6ax_ngh7dxhd5kwjr">
+            <w:hyperlink w:history="1" r:id="rIdswqf8kzu-mwjk3udtsai2">
               <w:r>
                 <w:rPr>
                   <w:rFonts w:ascii="Arial" w:cs="Arial" w:eastAsia="Arial" w:hAnsi="Arial"/>
@@ -16069,7 +16069,7 @@
               <w:spacing w:after="10" w:before="0"/>
               <w:ind w:left="120"/>
             </w:pPr>
-            <w:hyperlink w:history="1" r:id="rIdyjtaswelbamdbnownxq1n">
+            <w:hyperlink w:history="1" r:id="rIdyqtxfzldg05wsba4jdqym">
               <w:r>
                 <w:rPr>
                   <w:rFonts w:ascii="Arial" w:cs="Arial" w:eastAsia="Arial" w:hAnsi="Arial"/>
@@ -16114,7 +16114,7 @@
             <w:pPr>
               <w:spacing w:after="20" w:before="0"/>
             </w:pPr>
-            <w:hyperlink w:history="1" r:id="rIdntw5jwjxiacyb6gkwn46q">
+            <w:hyperlink w:history="1" r:id="rIdzadj8ad6s-02k0nkjkj7a">
               <w:r>
                 <w:rPr>
                   <w:rFonts w:ascii="Arial" w:cs="Arial" w:eastAsia="Arial" w:hAnsi="Arial"/>
@@ -16163,7 +16163,7 @@
               <w:spacing w:after="10" w:before="0"/>
               <w:ind w:left="120"/>
             </w:pPr>
-            <w:hyperlink w:history="1" r:id="rIdi226uagoyibjoajupjt-h">
+            <w:hyperlink w:history="1" r:id="rIdjciu1nzqhslobj8oqq1gp">
               <w:r>
                 <w:rPr>
                   <w:rFonts w:ascii="Arial" w:cs="Arial" w:eastAsia="Arial" w:hAnsi="Arial"/>
@@ -16358,7 +16358,7 @@
             <w:pPr>
               <w:spacing w:after="20" w:before="0"/>
             </w:pPr>
-            <w:hyperlink w:history="1" r:id="rIdlizbzh69xygfd4vyh55cz">
+            <w:hyperlink w:history="1" r:id="rIdfn6yxfxyanrbvsne262mf">
               <w:r>
                 <w:rPr>
                   <w:rFonts w:ascii="Arial" w:cs="Arial" w:eastAsia="Arial" w:hAnsi="Arial"/>
@@ -16407,7 +16407,7 @@
               <w:spacing w:after="10" w:before="0"/>
               <w:ind w:left="120"/>
             </w:pPr>
-            <w:hyperlink w:history="1" r:id="rId210v-vrq_ilztacjajnch">
+            <w:hyperlink w:history="1" r:id="rIdmmneygkmevfnsbpxk3aug">
               <w:r>
                 <w:rPr>
                   <w:rFonts w:ascii="Arial" w:cs="Arial" w:eastAsia="Arial" w:hAnsi="Arial"/>
@@ -16452,7 +16452,7 @@
             <w:pPr>
               <w:spacing w:after="20" w:before="0"/>
             </w:pPr>
-            <w:hyperlink w:history="1" r:id="rIdtr2cuyeyg0608_buhzi5h">
+            <w:hyperlink w:history="1" r:id="rId31d42n2cdicbswrvfvn1g">
               <w:r>
                 <w:rPr>
                   <w:rFonts w:ascii="Arial" w:cs="Arial" w:eastAsia="Arial" w:hAnsi="Arial"/>
@@ -16501,7 +16501,7 @@
               <w:spacing w:after="10" w:before="0"/>
               <w:ind w:left="120"/>
             </w:pPr>
-            <w:hyperlink w:history="1" r:id="rIdohj1cxuc-xo8ys5euy8bm">
+            <w:hyperlink w:history="1" r:id="rIdk6vqzofdxdw338wsf4cnm">
               <w:r>
                 <w:rPr>
                   <w:rFonts w:ascii="Arial" w:cs="Arial" w:eastAsia="Arial" w:hAnsi="Arial"/>
@@ -16696,7 +16696,7 @@
             <w:pPr>
               <w:spacing w:after="20" w:before="0"/>
             </w:pPr>
-            <w:hyperlink w:history="1" r:id="rIdvhfg-9raoy0tx9udyxcjw">
+            <w:hyperlink w:history="1" r:id="rIdlcli63ahcd8pzzvgzewsu">
               <w:r>
                 <w:rPr>
                   <w:rFonts w:ascii="Arial" w:cs="Arial" w:eastAsia="Arial" w:hAnsi="Arial"/>
@@ -16745,7 +16745,7 @@
               <w:spacing w:after="10" w:before="0"/>
               <w:ind w:left="120"/>
             </w:pPr>
-            <w:hyperlink w:history="1" r:id="rId9s__43thwiufav12xlunn">
+            <w:hyperlink w:history="1" r:id="rId2zki3ewnhuiggpy4kw16w">
               <w:r>
                 <w:rPr>
                   <w:rFonts w:ascii="Arial" w:cs="Arial" w:eastAsia="Arial" w:hAnsi="Arial"/>
@@ -16790,7 +16790,7 @@
             <w:pPr>
               <w:spacing w:after="20" w:before="0"/>
             </w:pPr>
-            <w:hyperlink w:history="1" r:id="rIdacokjyv_g-3wzskt6dwuq">
+            <w:hyperlink w:history="1" r:id="rIdbos2_tao-tymcvi1-axin">
               <w:r>
                 <w:rPr>
                   <w:rFonts w:ascii="Arial" w:cs="Arial" w:eastAsia="Arial" w:hAnsi="Arial"/>
@@ -16839,7 +16839,7 @@
               <w:spacing w:after="10" w:before="0"/>
               <w:ind w:left="120"/>
             </w:pPr>
-            <w:hyperlink w:history="1" r:id="rId-zcet6npsli1qufjktcks">
+            <w:hyperlink w:history="1" r:id="rIdgkigsnnh9sa9yght3dujy">
               <w:r>
                 <w:rPr>
                   <w:rFonts w:ascii="Arial" w:cs="Arial" w:eastAsia="Arial" w:hAnsi="Arial"/>
@@ -17034,7 +17034,7 @@
             <w:pPr>
               <w:spacing w:after="20" w:before="0"/>
             </w:pPr>
-            <w:hyperlink w:history="1" r:id="rIdlfym9-yemlixo6cdqs-u8">
+            <w:hyperlink w:history="1" r:id="rIdkdpl-iprdyn_aat751yt9">
               <w:r>
                 <w:rPr>
                   <w:rFonts w:ascii="Arial" w:cs="Arial" w:eastAsia="Arial" w:hAnsi="Arial"/>
@@ -17083,7 +17083,7 @@
               <w:spacing w:after="10" w:before="0"/>
               <w:ind w:left="120"/>
             </w:pPr>
-            <w:hyperlink w:history="1" r:id="rIdyc2da6tu8v3c6eme6c7xl">
+            <w:hyperlink w:history="1" r:id="rId86uwlqxt1eovze6bcyo0p">
               <w:r>
                 <w:rPr>
                   <w:rFonts w:ascii="Arial" w:cs="Arial" w:eastAsia="Arial" w:hAnsi="Arial"/>
@@ -17128,7 +17128,7 @@
             <w:pPr>
               <w:spacing w:after="20" w:before="0"/>
             </w:pPr>
-            <w:hyperlink w:history="1" r:id="rIdnq8-qi03gwgisdmgklucu">
+            <w:hyperlink w:history="1" r:id="rIdejr09l4j4yhgtxtu0dfgu">
               <w:r>
                 <w:rPr>
                   <w:rFonts w:ascii="Arial" w:cs="Arial" w:eastAsia="Arial" w:hAnsi="Arial"/>
@@ -17177,7 +17177,7 @@
               <w:spacing w:after="10" w:before="0"/>
               <w:ind w:left="120"/>
             </w:pPr>
-            <w:hyperlink w:history="1" r:id="rIdsdvtxqhekxd4vgyq-gfjq">
+            <w:hyperlink w:history="1" r:id="rIdpeu_8b06e8g0liu9ufkip">
               <w:r>
                 <w:rPr>
                   <w:rFonts w:ascii="Arial" w:cs="Arial" w:eastAsia="Arial" w:hAnsi="Arial"/>
@@ -17689,7 +17689,7 @@
         </w:rPr>
         <w:t xml:space="preserve">© 2026 SeaVuria and ARES. Aligned with KICD objectives. Developed by SeaVuria; technical implementation by ARES (with AI assistance from Claude). Licensed under </w:t>
       </w:r>
-      <w:hyperlink w:history="1" r:id="rIdzrefpovsurbd-bjd98rg1">
+      <w:hyperlink w:history="1" r:id="rIdshicd4ozu34ftbvs5y1h4">
         <w:r>
           <w:rPr>
             <w:rFonts w:ascii="Arial" w:cs="Arial" w:eastAsia="Arial" w:hAnsi="Arial"/>
@@ -17710,7 +17710,7 @@
         </w:rPr>
         <w:t xml:space="preserve"> (</w:t>
       </w:r>
-      <w:hyperlink w:history="1" r:id="rIdiwqbbovsg4dyod-olz18e">
+      <w:hyperlink w:history="1" r:id="rIdeqiqhp21gpm6dylp5jtu3">
         <w:r>
           <w:rPr>
             <w:rFonts w:ascii="Arial" w:cs="Arial" w:eastAsia="Arial" w:hAnsi="Arial"/>
@@ -18723,7 +18723,7 @@
             <w:pPr>
               <w:spacing w:after="20" w:before="0"/>
             </w:pPr>
-            <w:hyperlink w:history="1" r:id="rIda8i0r5kkkjcjumtmk2kfx">
+            <w:hyperlink w:history="1" r:id="rIdth8v0iitskubkievonkes">
               <w:r>
                 <w:rPr>
                   <w:rFonts w:ascii="Arial" w:cs="Arial" w:eastAsia="Arial" w:hAnsi="Arial"/>
@@ -18756,7 +18756,7 @@
               <w:spacing w:after="10" w:before="0"/>
               <w:ind w:left="120"/>
             </w:pPr>
-            <w:hyperlink w:history="1" r:id="rIdeohnxo9ymdtlz_na6pqf6">
+            <w:hyperlink w:history="1" r:id="rIdaozl_1ulsu6rcga1hgnn6">
               <w:r>
                 <w:rPr>
                   <w:rFonts w:ascii="Arial" w:cs="Arial" w:eastAsia="Arial" w:hAnsi="Arial"/>
@@ -18801,7 +18801,7 @@
             <w:pPr>
               <w:spacing w:after="20" w:before="0"/>
             </w:pPr>
-            <w:hyperlink w:history="1" r:id="rId9sppeda2ovqytn6ljh-vp">
+            <w:hyperlink w:history="1" r:id="rIdvzocfr1qd3jfzpg_kiaca">
               <w:r>
                 <w:rPr>
                   <w:rFonts w:ascii="Arial" w:cs="Arial" w:eastAsia="Arial" w:hAnsi="Arial"/>
@@ -18834,7 +18834,7 @@
               <w:spacing w:after="10" w:before="0"/>
               <w:ind w:left="120"/>
             </w:pPr>
-            <w:hyperlink w:history="1" r:id="rIdrgd25_16wyyyfjewirnso">
+            <w:hyperlink w:history="1" r:id="rIdugoig3xymjzb-iyjiuqc2">
               <w:r>
                 <w:rPr>
                   <w:rFonts w:ascii="Arial" w:cs="Arial" w:eastAsia="Arial" w:hAnsi="Arial"/>
@@ -19029,7 +19029,7 @@
             <w:pPr>
               <w:spacing w:after="20" w:before="0"/>
             </w:pPr>
-            <w:hyperlink w:history="1" r:id="rIdwgpuhdb15l07djb-yboat">
+            <w:hyperlink w:history="1" r:id="rIdxtixoyxikddfsaw2zhck6">
               <w:r>
                 <w:rPr>
                   <w:rFonts w:ascii="Arial" w:cs="Arial" w:eastAsia="Arial" w:hAnsi="Arial"/>
@@ -19062,7 +19062,7 @@
               <w:spacing w:after="10" w:before="0"/>
               <w:ind w:left="120"/>
             </w:pPr>
-            <w:hyperlink w:history="1" r:id="rIdl_cryultf-ongnnvua5ou">
+            <w:hyperlink w:history="1" r:id="rIdplcgjqyqwgbj-wo4auweq">
               <w:r>
                 <w:rPr>
                   <w:rFonts w:ascii="Arial" w:cs="Arial" w:eastAsia="Arial" w:hAnsi="Arial"/>
@@ -19107,7 +19107,7 @@
             <w:pPr>
               <w:spacing w:after="20" w:before="0"/>
             </w:pPr>
-            <w:hyperlink w:history="1" r:id="rId0h_dfdndkmbihaxu12tzg">
+            <w:hyperlink w:history="1" r:id="rIdeqpihig2ocsrazrxdc4y2">
               <w:r>
                 <w:rPr>
                   <w:rFonts w:ascii="Arial" w:cs="Arial" w:eastAsia="Arial" w:hAnsi="Arial"/>
@@ -19140,7 +19140,7 @@
               <w:spacing w:after="10" w:before="0"/>
               <w:ind w:left="120"/>
             </w:pPr>
-            <w:hyperlink w:history="1" r:id="rIdevn4i0aidx7krm9oyg8iv">
+            <w:hyperlink w:history="1" r:id="rIddfdprvr1vhw0nfw0sro63">
               <w:r>
                 <w:rPr>
                   <w:rFonts w:ascii="Arial" w:cs="Arial" w:eastAsia="Arial" w:hAnsi="Arial"/>
@@ -19335,7 +19335,7 @@
             <w:pPr>
               <w:spacing w:after="20" w:before="0"/>
             </w:pPr>
-            <w:hyperlink w:history="1" r:id="rIdhllfifrsns09n7_p7pe_e">
+            <w:hyperlink w:history="1" r:id="rId-pjk5tidx6fhyyp8y5vql">
               <w:r>
                 <w:rPr>
                   <w:rFonts w:ascii="Arial" w:cs="Arial" w:eastAsia="Arial" w:hAnsi="Arial"/>
@@ -19368,7 +19368,7 @@
               <w:spacing w:after="10" w:before="0"/>
               <w:ind w:left="120"/>
             </w:pPr>
-            <w:hyperlink w:history="1" r:id="rIdoidra73alkwz-8lmnooqr">
+            <w:hyperlink w:history="1" r:id="rIdk7lg5zok2i6vp6252gwdh">
               <w:r>
                 <w:rPr>
                   <w:rFonts w:ascii="Arial" w:cs="Arial" w:eastAsia="Arial" w:hAnsi="Arial"/>
@@ -19413,7 +19413,7 @@
             <w:pPr>
               <w:spacing w:after="20" w:before="0"/>
             </w:pPr>
-            <w:hyperlink w:history="1" r:id="rIds-1jnxehhk82ttaijzljk">
+            <w:hyperlink w:history="1" r:id="rId0y2wwlh_gorvfnsbpck0w">
               <w:r>
                 <w:rPr>
                   <w:rFonts w:ascii="Arial" w:cs="Arial" w:eastAsia="Arial" w:hAnsi="Arial"/>
@@ -19462,7 +19462,7 @@
               <w:spacing w:after="10" w:before="0"/>
               <w:ind w:left="120"/>
             </w:pPr>
-            <w:hyperlink w:history="1" r:id="rIdg_2ozkfjkf8xij-11d7kb">
+            <w:hyperlink w:history="1" r:id="rIds1ypncfcjumvvaanez8yd">
               <w:r>
                 <w:rPr>
                   <w:rFonts w:ascii="Arial" w:cs="Arial" w:eastAsia="Arial" w:hAnsi="Arial"/>
@@ -19657,7 +19657,7 @@
             <w:pPr>
               <w:spacing w:after="20" w:before="0"/>
             </w:pPr>
-            <w:hyperlink w:history="1" r:id="rIdihkr5nma7c7jn0jp1kysw">
+            <w:hyperlink w:history="1" r:id="rIdab2xlgcswhwge3o2fbbll">
               <w:r>
                 <w:rPr>
                   <w:rFonts w:ascii="Arial" w:cs="Arial" w:eastAsia="Arial" w:hAnsi="Arial"/>
@@ -19690,7 +19690,7 @@
               <w:spacing w:after="10" w:before="0"/>
               <w:ind w:left="120"/>
             </w:pPr>
-            <w:hyperlink w:history="1" r:id="rIdz0trkivq6akobk4gkcjae">
+            <w:hyperlink w:history="1" r:id="rIdva_bcqz6qrwe7pilbzjpx">
               <w:r>
                 <w:rPr>
                   <w:rFonts w:ascii="Arial" w:cs="Arial" w:eastAsia="Arial" w:hAnsi="Arial"/>
@@ -19735,7 +19735,7 @@
             <w:pPr>
               <w:spacing w:after="20" w:before="0"/>
             </w:pPr>
-            <w:hyperlink w:history="1" r:id="rIdfcrvu4e1r1hacrigohacq">
+            <w:hyperlink w:history="1" r:id="rIdwwixmfmrfcgxnwsic0wp1">
               <w:r>
                 <w:rPr>
                   <w:rFonts w:ascii="Arial" w:cs="Arial" w:eastAsia="Arial" w:hAnsi="Arial"/>
@@ -19784,7 +19784,7 @@
               <w:spacing w:after="10" w:before="0"/>
               <w:ind w:left="120"/>
             </w:pPr>
-            <w:hyperlink w:history="1" r:id="rId_e7hzc-2u3pyuq6cwxkou">
+            <w:hyperlink w:history="1" r:id="rId7wvaluv0umdji9gukv1f5">
               <w:r>
                 <w:rPr>
                   <w:rFonts w:ascii="Arial" w:cs="Arial" w:eastAsia="Arial" w:hAnsi="Arial"/>
@@ -19979,7 +19979,7 @@
             <w:pPr>
               <w:spacing w:after="20" w:before="0"/>
             </w:pPr>
-            <w:hyperlink w:history="1" r:id="rIdtq_buxahauc8wf5r56abm">
+            <w:hyperlink w:history="1" r:id="rId9o8etsymgenbu15q4nojy">
               <w:r>
                 <w:rPr>
                   <w:rFonts w:ascii="Arial" w:cs="Arial" w:eastAsia="Arial" w:hAnsi="Arial"/>
@@ -20012,7 +20012,7 @@
               <w:spacing w:after="10" w:before="0"/>
               <w:ind w:left="120"/>
             </w:pPr>
-            <w:hyperlink w:history="1" r:id="rIdvtax9_oehsm5g_lwm5yy0">
+            <w:hyperlink w:history="1" r:id="rIdsotecisa95etatv2qt2ic">
               <w:r>
                 <w:rPr>
                   <w:rFonts w:ascii="Arial" w:cs="Arial" w:eastAsia="Arial" w:hAnsi="Arial"/>
@@ -20057,7 +20057,7 @@
             <w:pPr>
               <w:spacing w:after="20" w:before="0"/>
             </w:pPr>
-            <w:hyperlink w:history="1" r:id="rIdky14hkfqeav7xn2yeiikl">
+            <w:hyperlink w:history="1" r:id="rId6cul5fltdg78cx3e4jzpc">
               <w:r>
                 <w:rPr>
                   <w:rFonts w:ascii="Arial" w:cs="Arial" w:eastAsia="Arial" w:hAnsi="Arial"/>
@@ -20090,7 +20090,7 @@
               <w:spacing w:after="10" w:before="0"/>
               <w:ind w:left="120"/>
             </w:pPr>
-            <w:hyperlink w:history="1" r:id="rIdrfyfqjyzeifkvhekbhyon">
+            <w:hyperlink w:history="1" r:id="rIdtzri_tcy-bmdwfdjgzvuk">
               <w:r>
                 <w:rPr>
                   <w:rFonts w:ascii="Arial" w:cs="Arial" w:eastAsia="Arial" w:hAnsi="Arial"/>
@@ -20602,7 +20602,7 @@
         </w:rPr>
         <w:t xml:space="preserve">© 2026 SeaVuria and ARES. Aligned with KICD objectives. Developed by SeaVuria; technical implementation by ARES (with AI assistance from Claude). Licensed under </w:t>
       </w:r>
-      <w:hyperlink w:history="1" r:id="rIdsu8uce_hlnzusy5tv0y7a">
+      <w:hyperlink w:history="1" r:id="rIdht6isfgskg2cnf7x_kzff">
         <w:r>
           <w:rPr>
             <w:rFonts w:ascii="Arial" w:cs="Arial" w:eastAsia="Arial" w:hAnsi="Arial"/>
@@ -20623,7 +20623,7 @@
         </w:rPr>
         <w:t xml:space="preserve"> (</w:t>
       </w:r>
-      <w:hyperlink w:history="1" r:id="rIdwyfswzuvgztysrriarkpt">
+      <w:hyperlink w:history="1" r:id="rIdxihd4ulkvqha2hulenlxz">
         <w:r>
           <w:rPr>
             <w:rFonts w:ascii="Arial" w:cs="Arial" w:eastAsia="Arial" w:hAnsi="Arial"/>
@@ -21636,7 +21636,7 @@
             <w:pPr>
               <w:spacing w:after="20" w:before="0"/>
             </w:pPr>
-            <w:hyperlink w:history="1" r:id="rIdg2sslzqoqro8ezvvfstzi">
+            <w:hyperlink w:history="1" r:id="rIdaohbhylmdjpxnuu_gec25">
               <w:r>
                 <w:rPr>
                   <w:rFonts w:ascii="Arial" w:cs="Arial" w:eastAsia="Arial" w:hAnsi="Arial"/>
@@ -21669,7 +21669,7 @@
               <w:spacing w:after="10" w:before="0"/>
               <w:ind w:left="120"/>
             </w:pPr>
-            <w:hyperlink w:history="1" r:id="rIdqhralvnnwkisrqkmlaqn3">
+            <w:hyperlink w:history="1" r:id="rIdufkeb-m23azv1jchwg2e9">
               <w:r>
                 <w:rPr>
                   <w:rFonts w:ascii="Arial" w:cs="Arial" w:eastAsia="Arial" w:hAnsi="Arial"/>
@@ -21714,7 +21714,7 @@
             <w:pPr>
               <w:spacing w:after="20" w:before="0"/>
             </w:pPr>
-            <w:hyperlink w:history="1" r:id="rId6rzxks1zq-edm0ekabduk">
+            <w:hyperlink w:history="1" r:id="rIdr7e28umkhuotpx3cjbndz">
               <w:r>
                 <w:rPr>
                   <w:rFonts w:ascii="Arial" w:cs="Arial" w:eastAsia="Arial" w:hAnsi="Arial"/>
@@ -21747,7 +21747,7 @@
               <w:spacing w:after="10" w:before="0"/>
               <w:ind w:left="120"/>
             </w:pPr>
-            <w:hyperlink w:history="1" r:id="rIdpa2wzcdvvyyb4ichkset4">
+            <w:hyperlink w:history="1" r:id="rIdkyvlq5tnomml8ikr1vhwm">
               <w:r>
                 <w:rPr>
                   <w:rFonts w:ascii="Arial" w:cs="Arial" w:eastAsia="Arial" w:hAnsi="Arial"/>
@@ -21942,7 +21942,7 @@
             <w:pPr>
               <w:spacing w:after="20" w:before="0"/>
             </w:pPr>
-            <w:hyperlink w:history="1" r:id="rIdaju8fxeer70d_p3beoprv">
+            <w:hyperlink w:history="1" r:id="rId7pefrx_pcaz2dhkzy_q7_">
               <w:r>
                 <w:rPr>
                   <w:rFonts w:ascii="Arial" w:cs="Arial" w:eastAsia="Arial" w:hAnsi="Arial"/>
@@ -21975,7 +21975,7 @@
               <w:spacing w:after="10" w:before="0"/>
               <w:ind w:left="120"/>
             </w:pPr>
-            <w:hyperlink w:history="1" r:id="rIdkjpxbhopptf0ilg9xrza5">
+            <w:hyperlink w:history="1" r:id="rIdy0htklxj_gm4g-hff3jzc">
               <w:r>
                 <w:rPr>
                   <w:rFonts w:ascii="Arial" w:cs="Arial" w:eastAsia="Arial" w:hAnsi="Arial"/>
@@ -22020,7 +22020,7 @@
             <w:pPr>
               <w:spacing w:after="20" w:before="0"/>
             </w:pPr>
-            <w:hyperlink w:history="1" r:id="rIdkfnza4x6e3v9hiyona69t">
+            <w:hyperlink w:history="1" r:id="rId93mectzhelzbz91yfzbrb">
               <w:r>
                 <w:rPr>
                   <w:rFonts w:ascii="Arial" w:cs="Arial" w:eastAsia="Arial" w:hAnsi="Arial"/>
@@ -22053,7 +22053,7 @@
               <w:spacing w:after="10" w:before="0"/>
               <w:ind w:left="120"/>
             </w:pPr>
-            <w:hyperlink w:history="1" r:id="rIdpvoqxmxwepsnoh4up5hmu">
+            <w:hyperlink w:history="1" r:id="rIdkqou0kimocdkp4bifjfmh">
               <w:r>
                 <w:rPr>
                   <w:rFonts w:ascii="Arial" w:cs="Arial" w:eastAsia="Arial" w:hAnsi="Arial"/>
@@ -22248,7 +22248,7 @@
             <w:pPr>
               <w:spacing w:after="20" w:before="0"/>
             </w:pPr>
-            <w:hyperlink w:history="1" r:id="rIdfhhyshghrckhh_ombksby">
+            <w:hyperlink w:history="1" r:id="rIdgvp4p_orezxbqv5cy8afx">
               <w:r>
                 <w:rPr>
                   <w:rFonts w:ascii="Arial" w:cs="Arial" w:eastAsia="Arial" w:hAnsi="Arial"/>
@@ -22281,7 +22281,7 @@
               <w:spacing w:after="10" w:before="0"/>
               <w:ind w:left="120"/>
             </w:pPr>
-            <w:hyperlink w:history="1" r:id="rIdg8hlpdk_hulzbcviqgnbl">
+            <w:hyperlink w:history="1" r:id="rIdm51pix-agxdv42g8zhnp4">
               <w:r>
                 <w:rPr>
                   <w:rFonts w:ascii="Arial" w:cs="Arial" w:eastAsia="Arial" w:hAnsi="Arial"/>
@@ -22326,7 +22326,7 @@
             <w:pPr>
               <w:spacing w:after="20" w:before="0"/>
             </w:pPr>
-            <w:hyperlink w:history="1" r:id="rId0juypzgwbqousb_t0b6ed">
+            <w:hyperlink w:history="1" r:id="rIdc8cmh7f4uibkocc3zyjul">
               <w:r>
                 <w:rPr>
                   <w:rFonts w:ascii="Arial" w:cs="Arial" w:eastAsia="Arial" w:hAnsi="Arial"/>
@@ -22375,7 +22375,7 @@
               <w:spacing w:after="10" w:before="0"/>
               <w:ind w:left="120"/>
             </w:pPr>
-            <w:hyperlink w:history="1" r:id="rIdxo3byeprlkvrbrkhs4wxn">
+            <w:hyperlink w:history="1" r:id="rId314potuyejk-yrepv4_zi">
               <w:r>
                 <w:rPr>
                   <w:rFonts w:ascii="Arial" w:cs="Arial" w:eastAsia="Arial" w:hAnsi="Arial"/>
@@ -22570,7 +22570,7 @@
             <w:pPr>
               <w:spacing w:after="20" w:before="0"/>
             </w:pPr>
-            <w:hyperlink w:history="1" r:id="rId0il0sfpnfjpzvszhaeoa4">
+            <w:hyperlink w:history="1" r:id="rIdvnrcgbg9k3qyrkdodp2_l">
               <w:r>
                 <w:rPr>
                   <w:rFonts w:ascii="Arial" w:cs="Arial" w:eastAsia="Arial" w:hAnsi="Arial"/>
@@ -22603,7 +22603,7 @@
               <w:spacing w:after="10" w:before="0"/>
               <w:ind w:left="120"/>
             </w:pPr>
-            <w:hyperlink w:history="1" r:id="rIdo5itw_wgneawkhdf7d0js">
+            <w:hyperlink w:history="1" r:id="rIdvr2cpj7etwc9i1csllddk">
               <w:r>
                 <w:rPr>
                   <w:rFonts w:ascii="Arial" w:cs="Arial" w:eastAsia="Arial" w:hAnsi="Arial"/>
@@ -22648,7 +22648,7 @@
             <w:pPr>
               <w:spacing w:after="20" w:before="0"/>
             </w:pPr>
-            <w:hyperlink w:history="1" r:id="rIdihb4zbwzwxvbc8mn0aisn">
+            <w:hyperlink w:history="1" r:id="rIdyjo4lwt-nbe7urfoq3afw">
               <w:r>
                 <w:rPr>
                   <w:rFonts w:ascii="Arial" w:cs="Arial" w:eastAsia="Arial" w:hAnsi="Arial"/>
@@ -22697,7 +22697,7 @@
               <w:spacing w:after="10" w:before="0"/>
               <w:ind w:left="120"/>
             </w:pPr>
-            <w:hyperlink w:history="1" r:id="rIdtpygkeljrbm6dplxk7b4t">
+            <w:hyperlink w:history="1" r:id="rIdrf4inwjli6e6tr0n6yk9s">
               <w:r>
                 <w:rPr>
                   <w:rFonts w:ascii="Arial" w:cs="Arial" w:eastAsia="Arial" w:hAnsi="Arial"/>
@@ -22892,7 +22892,7 @@
             <w:pPr>
               <w:spacing w:after="20" w:before="0"/>
             </w:pPr>
-            <w:hyperlink w:history="1" r:id="rIdqovqw2rblhlaedzy91lma">
+            <w:hyperlink w:history="1" r:id="rIdbbzyeztibdaezn194ll9p">
               <w:r>
                 <w:rPr>
                   <w:rFonts w:ascii="Arial" w:cs="Arial" w:eastAsia="Arial" w:hAnsi="Arial"/>
@@ -22925,7 +22925,7 @@
               <w:spacing w:after="10" w:before="0"/>
               <w:ind w:left="120"/>
             </w:pPr>
-            <w:hyperlink w:history="1" r:id="rIdjvqus_17kpzjoppojbrcv">
+            <w:hyperlink w:history="1" r:id="rIdjsdnbrngqd6nn8o7phdge">
               <w:r>
                 <w:rPr>
                   <w:rFonts w:ascii="Arial" w:cs="Arial" w:eastAsia="Arial" w:hAnsi="Arial"/>
@@ -22970,7 +22970,7 @@
             <w:pPr>
               <w:spacing w:after="20" w:before="0"/>
             </w:pPr>
-            <w:hyperlink w:history="1" r:id="rIdv1hemnfnn2d70p0p88cuo">
+            <w:hyperlink w:history="1" r:id="rId4n1nbgqdauytkc7bedknn">
               <w:r>
                 <w:rPr>
                   <w:rFonts w:ascii="Arial" w:cs="Arial" w:eastAsia="Arial" w:hAnsi="Arial"/>
@@ -23019,7 +23019,7 @@
               <w:spacing w:after="10" w:before="0"/>
               <w:ind w:left="120"/>
             </w:pPr>
-            <w:hyperlink w:history="1" r:id="rIddjabwviyuigdlwhtmtx_s">
+            <w:hyperlink w:history="1" r:id="rIduruuoyz79er6rl1dhgsg-">
               <w:r>
                 <w:rPr>
                   <w:rFonts w:ascii="Arial" w:cs="Arial" w:eastAsia="Arial" w:hAnsi="Arial"/>
@@ -23759,7 +23759,7 @@
         </w:rPr>
         <w:t xml:space="preserve">© 2026 SeaVuria and ARES. Aligned with KICD objectives. Developed by SeaVuria; technical implementation by ARES (with AI assistance from Claude). Licensed under </w:t>
       </w:r>
-      <w:hyperlink w:history="1" r:id="rIdvypz8jcyb5rwrra5zc3vk">
+      <w:hyperlink w:history="1" r:id="rIdsvb6-2x2lkyckmzw4ndqx">
         <w:r>
           <w:rPr>
             <w:rFonts w:ascii="Arial" w:cs="Arial" w:eastAsia="Arial" w:hAnsi="Arial"/>
@@ -23780,7 +23780,7 @@
         </w:rPr>
         <w:t xml:space="preserve"> (</w:t>
       </w:r>
-      <w:hyperlink w:history="1" r:id="rId2m91rbuclf4otbcrhwzc2">
+      <w:hyperlink w:history="1" r:id="rIdc8z3p5bunyectvnwo-tor">
         <w:r>
           <w:rPr>
             <w:rFonts w:ascii="Arial" w:cs="Arial" w:eastAsia="Arial" w:hAnsi="Arial"/>

--- a/data/outputs/v2/Physics/SS3.3_Introduction_to_Electronics/Physics_Introduction_to_Electronics_CBE_LessonSequence.docx
+++ b/data/outputs/v2/Physics/SS3.3_Introduction_to_Electronics/Physics_Introduction_to_Electronics_CBE_LessonSequence.docx
@@ -2345,7 +2345,7 @@
         </w:rPr>
         <w:t xml:space="preserve">© 2026 SeaVuria and ARES. This work is licensed under a </w:t>
       </w:r>
-      <w:hyperlink w:history="1" r:id="rIdle8s9-qes4v3tf3f9hlkm">
+      <w:hyperlink w:history="1" r:id="rIdzcl3d7hzcn3j98gx8qnfv">
         <w:r>
           <w:rPr>
             <w:rFonts w:ascii="Arial" w:cs="Arial" w:eastAsia="Arial" w:hAnsi="Arial"/>
@@ -2365,7 +2365,7 @@
         </w:rPr>
         <w:t xml:space="preserve"> (</w:t>
       </w:r>
-      <w:hyperlink w:history="1" r:id="rId09trsskbffafva2ekgsaw">
+      <w:hyperlink w:history="1" r:id="rIdmnbarxf8syj6vuuptwodl">
         <w:r>
           <w:rPr>
             <w:rFonts w:ascii="Arial" w:cs="Arial" w:eastAsia="Arial" w:hAnsi="Arial"/>
@@ -2385,7 +2385,7 @@
         </w:rPr>
         <w:t xml:space="preserve">). To view a copy of this license, visit </w:t>
       </w:r>
-      <w:hyperlink w:history="1" r:id="rIddxnmxryvp_iihc3ug-z1k">
+      <w:hyperlink w:history="1" r:id="rIdsxo6-auvktlegk4wkh2pt">
         <w:r>
           <w:rPr>
             <w:rFonts w:ascii="Arial" w:cs="Arial" w:eastAsia="Arial" w:hAnsi="Arial"/>
@@ -3397,7 +3397,7 @@
             <w:pPr>
               <w:spacing w:after="20" w:before="0"/>
             </w:pPr>
-            <w:hyperlink w:history="1" r:id="rIdrcat6kluv9tde6uj-tpr6">
+            <w:hyperlink w:history="1" r:id="rIdkmksik-nmmso2vges7dkb">
               <w:r>
                 <w:rPr>
                   <w:rFonts w:ascii="Arial" w:cs="Arial" w:eastAsia="Arial" w:hAnsi="Arial"/>
@@ -3430,7 +3430,7 @@
               <w:spacing w:after="10" w:before="0"/>
               <w:ind w:left="120"/>
             </w:pPr>
-            <w:hyperlink w:history="1" r:id="rIdjtiwfwhcvcrvvzqj2fbqi">
+            <w:hyperlink w:history="1" r:id="rIdau5f6zwp9bzjutt7bhnkp">
               <w:r>
                 <w:rPr>
                   <w:rFonts w:ascii="Arial" w:cs="Arial" w:eastAsia="Arial" w:hAnsi="Arial"/>
@@ -3475,7 +3475,7 @@
             <w:pPr>
               <w:spacing w:after="20" w:before="0"/>
             </w:pPr>
-            <w:hyperlink w:history="1" r:id="rIdt-g92dpa72edioj_48d6w">
+            <w:hyperlink w:history="1" r:id="rIdasjgvf1eo4xyxhuoaeslh">
               <w:r>
                 <w:rPr>
                   <w:rFonts w:ascii="Arial" w:cs="Arial" w:eastAsia="Arial" w:hAnsi="Arial"/>
@@ -3508,7 +3508,7 @@
               <w:spacing w:after="10" w:before="0"/>
               <w:ind w:left="120"/>
             </w:pPr>
-            <w:hyperlink w:history="1" r:id="rIdzmaweweqig5vpoznvitn-">
+            <w:hyperlink w:history="1" r:id="rId3abmqgsfizdjlkzvrg0y0">
               <w:r>
                 <w:rPr>
                   <w:rFonts w:ascii="Arial" w:cs="Arial" w:eastAsia="Arial" w:hAnsi="Arial"/>
@@ -3779,7 +3779,7 @@
             <w:pPr>
               <w:spacing w:after="20" w:before="0"/>
             </w:pPr>
-            <w:hyperlink w:history="1" r:id="rIdt59skz8r7cpor-cijitap">
+            <w:hyperlink w:history="1" r:id="rId2zesa9ageixfyud0j4gf0">
               <w:r>
                 <w:rPr>
                   <w:rFonts w:ascii="Arial" w:cs="Arial" w:eastAsia="Arial" w:hAnsi="Arial"/>
@@ -3812,7 +3812,7 @@
               <w:spacing w:after="10" w:before="0"/>
               <w:ind w:left="120"/>
             </w:pPr>
-            <w:hyperlink w:history="1" r:id="rIdqv5ririkf3qmxw3qwjdof">
+            <w:hyperlink w:history="1" r:id="rIda3rzi2tjrlloicvdg5mru">
               <w:r>
                 <w:rPr>
                   <w:rFonts w:ascii="Arial" w:cs="Arial" w:eastAsia="Arial" w:hAnsi="Arial"/>
@@ -3857,7 +3857,7 @@
             <w:pPr>
               <w:spacing w:after="20" w:before="0"/>
             </w:pPr>
-            <w:hyperlink w:history="1" r:id="rId2agdf8q9fcj3gjnb7jcpx">
+            <w:hyperlink w:history="1" r:id="rIdnblb-ue2nezaegyrtodbh">
               <w:r>
                 <w:rPr>
                   <w:rFonts w:ascii="Arial" w:cs="Arial" w:eastAsia="Arial" w:hAnsi="Arial"/>
@@ -3890,7 +3890,7 @@
               <w:spacing w:after="10" w:before="0"/>
               <w:ind w:left="120"/>
             </w:pPr>
-            <w:hyperlink w:history="1" r:id="rIda7k7uzkyokzun9o_t6wib">
+            <w:hyperlink w:history="1" r:id="rIdusa1wkh8hwfoefd4pf3s8">
               <w:r>
                 <w:rPr>
                   <w:rFonts w:ascii="Arial" w:cs="Arial" w:eastAsia="Arial" w:hAnsi="Arial"/>
@@ -4161,7 +4161,7 @@
             <w:pPr>
               <w:spacing w:after="20" w:before="0"/>
             </w:pPr>
-            <w:hyperlink w:history="1" r:id="rIdkyvt_fut_ivy5cujhvend">
+            <w:hyperlink w:history="1" r:id="rIdcrrsqebpr9rntah9u_ytf">
               <w:r>
                 <w:rPr>
                   <w:rFonts w:ascii="Arial" w:cs="Arial" w:eastAsia="Arial" w:hAnsi="Arial"/>
@@ -4210,7 +4210,7 @@
               <w:spacing w:after="10" w:before="0"/>
               <w:ind w:left="120"/>
             </w:pPr>
-            <w:hyperlink w:history="1" r:id="rIdrarbgsqm1m5z64ob0sz9h">
+            <w:hyperlink w:history="1" r:id="rIdbqpumih-sotoh7-ckgnwf">
               <w:r>
                 <w:rPr>
                   <w:rFonts w:ascii="Arial" w:cs="Arial" w:eastAsia="Arial" w:hAnsi="Arial"/>
@@ -4255,7 +4255,7 @@
             <w:pPr>
               <w:spacing w:after="20" w:before="0"/>
             </w:pPr>
-            <w:hyperlink w:history="1" r:id="rId2wxdfc87wt6z1y-2nuwst">
+            <w:hyperlink w:history="1" r:id="rIdk8c6ervgeoad4qwr05gbl">
               <w:r>
                 <w:rPr>
                   <w:rFonts w:ascii="Arial" w:cs="Arial" w:eastAsia="Arial" w:hAnsi="Arial"/>
@@ -4288,7 +4288,7 @@
               <w:spacing w:after="10" w:before="0"/>
               <w:ind w:left="120"/>
             </w:pPr>
-            <w:hyperlink w:history="1" r:id="rId8wvvl6wkcdfbt2npammun">
+            <w:hyperlink w:history="1" r:id="rIdmym-3jaoa2ydaoejodz99">
               <w:r>
                 <w:rPr>
                   <w:rFonts w:ascii="Arial" w:cs="Arial" w:eastAsia="Arial" w:hAnsi="Arial"/>
@@ -4559,7 +4559,7 @@
             <w:pPr>
               <w:spacing w:after="20" w:before="0"/>
             </w:pPr>
-            <w:hyperlink w:history="1" r:id="rIdli5pqkjc_5jxazye1x5tf">
+            <w:hyperlink w:history="1" r:id="rIdihtqigxvrbemtaquuvwbf">
               <w:r>
                 <w:rPr>
                   <w:rFonts w:ascii="Arial" w:cs="Arial" w:eastAsia="Arial" w:hAnsi="Arial"/>
@@ -4608,7 +4608,7 @@
               <w:spacing w:after="10" w:before="0"/>
               <w:ind w:left="120"/>
             </w:pPr>
-            <w:hyperlink w:history="1" r:id="rIdnpffa4t8knfqz6jcqnkte">
+            <w:hyperlink w:history="1" r:id="rId4iqy2gii42osn_gkktgwe">
               <w:r>
                 <w:rPr>
                   <w:rFonts w:ascii="Arial" w:cs="Arial" w:eastAsia="Arial" w:hAnsi="Arial"/>
@@ -4653,7 +4653,7 @@
             <w:pPr>
               <w:spacing w:after="20" w:before="0"/>
             </w:pPr>
-            <w:hyperlink w:history="1" r:id="rIdlp5chtkfws6scothhirh-">
+            <w:hyperlink w:history="1" r:id="rId-pb5p5vqjs7vzfus6997z">
               <w:r>
                 <w:rPr>
                   <w:rFonts w:ascii="Arial" w:cs="Arial" w:eastAsia="Arial" w:hAnsi="Arial"/>
@@ -4686,7 +4686,7 @@
               <w:spacing w:after="10" w:before="0"/>
               <w:ind w:left="120"/>
             </w:pPr>
-            <w:hyperlink w:history="1" r:id="rId7ti4ozzk-6iksl1xx1tcy">
+            <w:hyperlink w:history="1" r:id="rId5prknesnysssn3xkxn0ei">
               <w:r>
                 <w:rPr>
                   <w:rFonts w:ascii="Arial" w:cs="Arial" w:eastAsia="Arial" w:hAnsi="Arial"/>
@@ -4957,7 +4957,7 @@
             <w:pPr>
               <w:spacing w:after="20" w:before="0"/>
             </w:pPr>
-            <w:hyperlink w:history="1" r:id="rIden6xvm_fwv9afs2qvsogx">
+            <w:hyperlink w:history="1" r:id="rId3zglitmv2dtkwbzeetyqv">
               <w:r>
                 <w:rPr>
                   <w:rFonts w:ascii="Arial" w:cs="Arial" w:eastAsia="Arial" w:hAnsi="Arial"/>
@@ -5006,7 +5006,7 @@
               <w:spacing w:after="10" w:before="0"/>
               <w:ind w:left="120"/>
             </w:pPr>
-            <w:hyperlink w:history="1" r:id="rIdupgnpi0r_ga7k1k7k6vdl">
+            <w:hyperlink w:history="1" r:id="rId6bvbrxrmqvzj45tnyl0es">
               <w:r>
                 <w:rPr>
                   <w:rFonts w:ascii="Arial" w:cs="Arial" w:eastAsia="Arial" w:hAnsi="Arial"/>
@@ -5051,7 +5051,7 @@
             <w:pPr>
               <w:spacing w:after="20" w:before="0"/>
             </w:pPr>
-            <w:hyperlink w:history="1" r:id="rIdyatnfjmajb-idfgzjj4vi">
+            <w:hyperlink w:history="1" r:id="rId3u7a5mclkrdvpt7scavb7">
               <w:r>
                 <w:rPr>
                   <w:rFonts w:ascii="Arial" w:cs="Arial" w:eastAsia="Arial" w:hAnsi="Arial"/>
@@ -5100,7 +5100,7 @@
               <w:spacing w:after="10" w:before="0"/>
               <w:ind w:left="120"/>
             </w:pPr>
-            <w:hyperlink w:history="1" r:id="rIdyolk23lhlkpo7an6fqknf">
+            <w:hyperlink w:history="1" r:id="rIdur3yotqscjf7pkpd0sbid">
               <w:r>
                 <w:rPr>
                   <w:rFonts w:ascii="Arial" w:cs="Arial" w:eastAsia="Arial" w:hAnsi="Arial"/>
@@ -5669,7 +5669,7 @@
         </w:rPr>
         <w:t xml:space="preserve">© 2026 SeaVuria and ARES. Aligned with KICD objectives. Developed by SeaVuria; technical implementation by ARES (with AI assistance from Claude). Licensed under </w:t>
       </w:r>
-      <w:hyperlink w:history="1" r:id="rIdlmxd-9cupmqjuemtlmitg">
+      <w:hyperlink w:history="1" r:id="rIdw1btmgyymgmv-nt_oizse">
         <w:r>
           <w:rPr>
             <w:rFonts w:ascii="Arial" w:cs="Arial" w:eastAsia="Arial" w:hAnsi="Arial"/>
@@ -5690,7 +5690,7 @@
         </w:rPr>
         <w:t xml:space="preserve"> (</w:t>
       </w:r>
-      <w:hyperlink w:history="1" r:id="rId5l6vrafjjdfty0qw_ncz4">
+      <w:hyperlink w:history="1" r:id="rIdbcwz5jcgxpzw4chi4g634">
         <w:r>
           <w:rPr>
             <w:rFonts w:ascii="Arial" w:cs="Arial" w:eastAsia="Arial" w:hAnsi="Arial"/>
@@ -6703,7 +6703,7 @@
             <w:pPr>
               <w:spacing w:after="20" w:before="0"/>
             </w:pPr>
-            <w:hyperlink w:history="1" r:id="rIdgng7tzovgcw2k9dtenhwk">
+            <w:hyperlink w:history="1" r:id="rIdqveeohesraqqw-lbuk8mx">
               <w:r>
                 <w:rPr>
                   <w:rFonts w:ascii="Arial" w:cs="Arial" w:eastAsia="Arial" w:hAnsi="Arial"/>
@@ -6736,7 +6736,7 @@
               <w:spacing w:after="10" w:before="0"/>
               <w:ind w:left="120"/>
             </w:pPr>
-            <w:hyperlink w:history="1" r:id="rIdfo3zdab4lqo833klborxd">
+            <w:hyperlink w:history="1" r:id="rIdtgsxo7tqah65gs_r4mxmw">
               <w:r>
                 <w:rPr>
                   <w:rFonts w:ascii="Arial" w:cs="Arial" w:eastAsia="Arial" w:hAnsi="Arial"/>
@@ -6781,7 +6781,7 @@
             <w:pPr>
               <w:spacing w:after="20" w:before="0"/>
             </w:pPr>
-            <w:hyperlink w:history="1" r:id="rIdjo45uen2pirffiniljwoy">
+            <w:hyperlink w:history="1" r:id="rId0gxfuju_dkdaoyoqfsjad">
               <w:r>
                 <w:rPr>
                   <w:rFonts w:ascii="Arial" w:cs="Arial" w:eastAsia="Arial" w:hAnsi="Arial"/>
@@ -6830,7 +6830,7 @@
               <w:spacing w:after="10" w:before="0"/>
               <w:ind w:left="120"/>
             </w:pPr>
-            <w:hyperlink w:history="1" r:id="rIdvaeziea994m_hozbrl7r1">
+            <w:hyperlink w:history="1" r:id="rIdzknzesaaxhlumensqn1yv">
               <w:r>
                 <w:rPr>
                   <w:rFonts w:ascii="Arial" w:cs="Arial" w:eastAsia="Arial" w:hAnsi="Arial"/>
@@ -7025,7 +7025,7 @@
             <w:pPr>
               <w:spacing w:after="20" w:before="0"/>
             </w:pPr>
-            <w:hyperlink w:history="1" r:id="rIdmy7ytzh9i15ei1tu8lhsr">
+            <w:hyperlink w:history="1" r:id="rIdgc3ojrc-ivgdijnhh04ja">
               <w:r>
                 <w:rPr>
                   <w:rFonts w:ascii="Arial" w:cs="Arial" w:eastAsia="Arial" w:hAnsi="Arial"/>
@@ -7058,7 +7058,7 @@
               <w:spacing w:after="10" w:before="0"/>
               <w:ind w:left="120"/>
             </w:pPr>
-            <w:hyperlink w:history="1" r:id="rIdg1bwgd0hi80aevcfkbz8g">
+            <w:hyperlink w:history="1" r:id="rIdqs2dz1nry5x5n_bkxileu">
               <w:r>
                 <w:rPr>
                   <w:rFonts w:ascii="Arial" w:cs="Arial" w:eastAsia="Arial" w:hAnsi="Arial"/>
@@ -7103,7 +7103,7 @@
             <w:pPr>
               <w:spacing w:after="20" w:before="0"/>
             </w:pPr>
-            <w:hyperlink w:history="1" r:id="rIds8l3hni8pbrlvexvsd_tq">
+            <w:hyperlink w:history="1" r:id="rIdbqfkqreupxybnncgonm1k">
               <w:r>
                 <w:rPr>
                   <w:rFonts w:ascii="Arial" w:cs="Arial" w:eastAsia="Arial" w:hAnsi="Arial"/>
@@ -7152,7 +7152,7 @@
               <w:spacing w:after="10" w:before="0"/>
               <w:ind w:left="120"/>
             </w:pPr>
-            <w:hyperlink w:history="1" r:id="rIddbcukss6vufit_ijrzgeb">
+            <w:hyperlink w:history="1" r:id="rIdjyclp_mdqrq6y8njywwqv">
               <w:r>
                 <w:rPr>
                   <w:rFonts w:ascii="Arial" w:cs="Arial" w:eastAsia="Arial" w:hAnsi="Arial"/>
@@ -7347,7 +7347,7 @@
             <w:pPr>
               <w:spacing w:after="20" w:before="0"/>
             </w:pPr>
-            <w:hyperlink w:history="1" r:id="rId9mb3lcfvscv38iykkali7">
+            <w:hyperlink w:history="1" r:id="rIdmakcgntkync_bjp1ykbzf">
               <w:r>
                 <w:rPr>
                   <w:rFonts w:ascii="Arial" w:cs="Arial" w:eastAsia="Arial" w:hAnsi="Arial"/>
@@ -7380,7 +7380,7 @@
               <w:spacing w:after="10" w:before="0"/>
               <w:ind w:left="120"/>
             </w:pPr>
-            <w:hyperlink w:history="1" r:id="rIdvbp2sxsqr3ezwkppgf_xd">
+            <w:hyperlink w:history="1" r:id="rIdk-4vh9pm6ulvotdq49dua">
               <w:r>
                 <w:rPr>
                   <w:rFonts w:ascii="Arial" w:cs="Arial" w:eastAsia="Arial" w:hAnsi="Arial"/>
@@ -7425,7 +7425,7 @@
             <w:pPr>
               <w:spacing w:after="20" w:before="0"/>
             </w:pPr>
-            <w:hyperlink w:history="1" r:id="rIdhugtqygs7hfaiawtev94u">
+            <w:hyperlink w:history="1" r:id="rIdtxvbkdgafcbb4bdcq3mpk">
               <w:r>
                 <w:rPr>
                   <w:rFonts w:ascii="Arial" w:cs="Arial" w:eastAsia="Arial" w:hAnsi="Arial"/>
@@ -7474,7 +7474,7 @@
               <w:spacing w:after="10" w:before="0"/>
               <w:ind w:left="120"/>
             </w:pPr>
-            <w:hyperlink w:history="1" r:id="rIdaeqba9jwybjsei_yzxqkw">
+            <w:hyperlink w:history="1" r:id="rIdyorr_4t3iuqhsaykxxapo">
               <w:r>
                 <w:rPr>
                   <w:rFonts w:ascii="Arial" w:cs="Arial" w:eastAsia="Arial" w:hAnsi="Arial"/>
@@ -7669,7 +7669,7 @@
             <w:pPr>
               <w:spacing w:after="20" w:before="0"/>
             </w:pPr>
-            <w:hyperlink w:history="1" r:id="rIdz5jqh0rqxvwjxrmq9qrh9">
+            <w:hyperlink w:history="1" r:id="rIdr8n7484yws2vrqjsav4im">
               <w:r>
                 <w:rPr>
                   <w:rFonts w:ascii="Arial" w:cs="Arial" w:eastAsia="Arial" w:hAnsi="Arial"/>
@@ -7702,7 +7702,7 @@
               <w:spacing w:after="10" w:before="0"/>
               <w:ind w:left="120"/>
             </w:pPr>
-            <w:hyperlink w:history="1" r:id="rId2qjk8gjqry7q33tsbilkl">
+            <w:hyperlink w:history="1" r:id="rIddkf4jj6rwia0f1nebumus">
               <w:r>
                 <w:rPr>
                   <w:rFonts w:ascii="Arial" w:cs="Arial" w:eastAsia="Arial" w:hAnsi="Arial"/>
@@ -7747,7 +7747,7 @@
             <w:pPr>
               <w:spacing w:after="20" w:before="0"/>
             </w:pPr>
-            <w:hyperlink w:history="1" r:id="rIdxwzrq_lzdkctoafapvpuw">
+            <w:hyperlink w:history="1" r:id="rIdaebgca0gffjizk_njn9v9">
               <w:r>
                 <w:rPr>
                   <w:rFonts w:ascii="Arial" w:cs="Arial" w:eastAsia="Arial" w:hAnsi="Arial"/>
@@ -7796,7 +7796,7 @@
               <w:spacing w:after="10" w:before="0"/>
               <w:ind w:left="120"/>
             </w:pPr>
-            <w:hyperlink w:history="1" r:id="rIdm0ruyx7_iqxwlo6xozfvk">
+            <w:hyperlink w:history="1" r:id="rId5skpnfd_lf11obidti_d9">
               <w:r>
                 <w:rPr>
                   <w:rFonts w:ascii="Arial" w:cs="Arial" w:eastAsia="Arial" w:hAnsi="Arial"/>
@@ -7991,7 +7991,7 @@
             <w:pPr>
               <w:spacing w:after="20" w:before="0"/>
             </w:pPr>
-            <w:hyperlink w:history="1" r:id="rIdscx_awvupjio2k4eqii-e">
+            <w:hyperlink w:history="1" r:id="rIdhrrbu4z_8byb07amr36r9">
               <w:r>
                 <w:rPr>
                   <w:rFonts w:ascii="Arial" w:cs="Arial" w:eastAsia="Arial" w:hAnsi="Arial"/>
@@ -8040,7 +8040,7 @@
               <w:spacing w:after="10" w:before="0"/>
               <w:ind w:left="120"/>
             </w:pPr>
-            <w:hyperlink w:history="1" r:id="rIdu_-ohx1sr66ssiscxfqwc">
+            <w:hyperlink w:history="1" r:id="rIdg26mla43iemifx14-bdqm">
               <w:r>
                 <w:rPr>
                   <w:rFonts w:ascii="Arial" w:cs="Arial" w:eastAsia="Arial" w:hAnsi="Arial"/>
@@ -8085,7 +8085,7 @@
             <w:pPr>
               <w:spacing w:after="20" w:before="0"/>
             </w:pPr>
-            <w:hyperlink w:history="1" r:id="rIdh728mn4j04mhbeqrud5ta">
+            <w:hyperlink w:history="1" r:id="rIdo3w-vbbmtt0breg7i160s">
               <w:r>
                 <w:rPr>
                   <w:rFonts w:ascii="Arial" w:cs="Arial" w:eastAsia="Arial" w:hAnsi="Arial"/>
@@ -8134,7 +8134,7 @@
               <w:spacing w:after="10" w:before="0"/>
               <w:ind w:left="120"/>
             </w:pPr>
-            <w:hyperlink w:history="1" r:id="rIdubkhrshle29bnwr-hrn4d">
+            <w:hyperlink w:history="1" r:id="rIdpsrxlkwvubjuzqzqhpyp8">
               <w:r>
                 <w:rPr>
                   <w:rFonts w:ascii="Arial" w:cs="Arial" w:eastAsia="Arial" w:hAnsi="Arial"/>
@@ -8646,7 +8646,7 @@
         </w:rPr>
         <w:t xml:space="preserve">© 2026 SeaVuria and ARES. Aligned with KICD objectives. Developed by SeaVuria; technical implementation by ARES (with AI assistance from Claude). Licensed under </w:t>
       </w:r>
-      <w:hyperlink w:history="1" r:id="rIdi_or_hmlcy6pn0ahmoywz">
+      <w:hyperlink w:history="1" r:id="rIdaygpj2nthjqugqcmxxyiy">
         <w:r>
           <w:rPr>
             <w:rFonts w:ascii="Arial" w:cs="Arial" w:eastAsia="Arial" w:hAnsi="Arial"/>
@@ -8667,7 +8667,7 @@
         </w:rPr>
         <w:t xml:space="preserve"> (</w:t>
       </w:r>
-      <w:hyperlink w:history="1" r:id="rIduweykec4v_tpi6iwkk3ti">
+      <w:hyperlink w:history="1" r:id="rIdkn9z9ihdervvep-p0ki3a">
         <w:r>
           <w:rPr>
             <w:rFonts w:ascii="Arial" w:cs="Arial" w:eastAsia="Arial" w:hAnsi="Arial"/>
@@ -9680,7 +9680,7 @@
             <w:pPr>
               <w:spacing w:after="20" w:before="0"/>
             </w:pPr>
-            <w:hyperlink w:history="1" r:id="rIdvubf6ubpbydezvyxchil3">
+            <w:hyperlink w:history="1" r:id="rIdlqnj67bkjt3pmj482pa8b">
               <w:r>
                 <w:rPr>
                   <w:rFonts w:ascii="Arial" w:cs="Arial" w:eastAsia="Arial" w:hAnsi="Arial"/>
@@ -9729,7 +9729,7 @@
               <w:spacing w:after="10" w:before="0"/>
               <w:ind w:left="120"/>
             </w:pPr>
-            <w:hyperlink w:history="1" r:id="rIdiod5hyfwt3gd8qh1ce5pe">
+            <w:hyperlink w:history="1" r:id="rIdv0pz732np1hnffdxuspo0">
               <w:r>
                 <w:rPr>
                   <w:rFonts w:ascii="Arial" w:cs="Arial" w:eastAsia="Arial" w:hAnsi="Arial"/>
@@ -9774,7 +9774,7 @@
             <w:pPr>
               <w:spacing w:after="20" w:before="0"/>
             </w:pPr>
-            <w:hyperlink w:history="1" r:id="rIdysx8tn0drzicd_t41j9zr">
+            <w:hyperlink w:history="1" r:id="rIdcvfptafateoitq4mxbjyh">
               <w:r>
                 <w:rPr>
                   <w:rFonts w:ascii="Arial" w:cs="Arial" w:eastAsia="Arial" w:hAnsi="Arial"/>
@@ -9823,7 +9823,7 @@
               <w:spacing w:after="10" w:before="0"/>
               <w:ind w:left="120"/>
             </w:pPr>
-            <w:hyperlink w:history="1" r:id="rIdwm4ep7at660ec6n5p5bcw">
+            <w:hyperlink w:history="1" r:id="rIdvalevxxzszi0ytso0db1h">
               <w:r>
                 <w:rPr>
                   <w:rFonts w:ascii="Arial" w:cs="Arial" w:eastAsia="Arial" w:hAnsi="Arial"/>
@@ -10018,7 +10018,7 @@
             <w:pPr>
               <w:spacing w:after="20" w:before="0"/>
             </w:pPr>
-            <w:hyperlink w:history="1" r:id="rId8vudwijht34vu5odwiemq">
+            <w:hyperlink w:history="1" r:id="rId3famwaptnokhq-ueerfft">
               <w:r>
                 <w:rPr>
                   <w:rFonts w:ascii="Arial" w:cs="Arial" w:eastAsia="Arial" w:hAnsi="Arial"/>
@@ -10067,7 +10067,7 @@
               <w:spacing w:after="10" w:before="0"/>
               <w:ind w:left="120"/>
             </w:pPr>
-            <w:hyperlink w:history="1" r:id="rIduenorsddph9qgercvhdju">
+            <w:hyperlink w:history="1" r:id="rId2jj6pkmura3itm0djq1h3">
               <w:r>
                 <w:rPr>
                   <w:rFonts w:ascii="Arial" w:cs="Arial" w:eastAsia="Arial" w:hAnsi="Arial"/>
@@ -10112,7 +10112,7 @@
             <w:pPr>
               <w:spacing w:after="20" w:before="0"/>
             </w:pPr>
-            <w:hyperlink w:history="1" r:id="rIdbd5rry6a-lxchwnegjuy1">
+            <w:hyperlink w:history="1" r:id="rIdmcrofcgawmehg9zp8sydp">
               <w:r>
                 <w:rPr>
                   <w:rFonts w:ascii="Arial" w:cs="Arial" w:eastAsia="Arial" w:hAnsi="Arial"/>
@@ -10161,7 +10161,7 @@
               <w:spacing w:after="10" w:before="0"/>
               <w:ind w:left="120"/>
             </w:pPr>
-            <w:hyperlink w:history="1" r:id="rIdq_fjglkimdjem1-ahzsoc">
+            <w:hyperlink w:history="1" r:id="rId4m3rhf4a7g3bmor1r4piv">
               <w:r>
                 <w:rPr>
                   <w:rFonts w:ascii="Arial" w:cs="Arial" w:eastAsia="Arial" w:hAnsi="Arial"/>
@@ -10356,7 +10356,7 @@
             <w:pPr>
               <w:spacing w:after="20" w:before="0"/>
             </w:pPr>
-            <w:hyperlink w:history="1" r:id="rIdgdwwqqzqevmrfvn-tcxc8">
+            <w:hyperlink w:history="1" r:id="rId60_xd6dfe35mwju1sctrv">
               <w:r>
                 <w:rPr>
                   <w:rFonts w:ascii="Arial" w:cs="Arial" w:eastAsia="Arial" w:hAnsi="Arial"/>
@@ -10405,7 +10405,7 @@
               <w:spacing w:after="10" w:before="0"/>
               <w:ind w:left="120"/>
             </w:pPr>
-            <w:hyperlink w:history="1" r:id="rIdsqk4avulc1me-npkwr5qv">
+            <w:hyperlink w:history="1" r:id="rIdjplsnp6gqk_-zys-xzx4h">
               <w:r>
                 <w:rPr>
                   <w:rFonts w:ascii="Arial" w:cs="Arial" w:eastAsia="Arial" w:hAnsi="Arial"/>
@@ -10450,7 +10450,7 @@
             <w:pPr>
               <w:spacing w:after="20" w:before="0"/>
             </w:pPr>
-            <w:hyperlink w:history="1" r:id="rIdbsqzvznq2mkpgaoi-bkwh">
+            <w:hyperlink w:history="1" r:id="rIdp2ajmsharorxgcdfjtojx">
               <w:r>
                 <w:rPr>
                   <w:rFonts w:ascii="Arial" w:cs="Arial" w:eastAsia="Arial" w:hAnsi="Arial"/>
@@ -10499,7 +10499,7 @@
               <w:spacing w:after="10" w:before="0"/>
               <w:ind w:left="120"/>
             </w:pPr>
-            <w:hyperlink w:history="1" r:id="rIdk5j6flhk808026oi0lpkj">
+            <w:hyperlink w:history="1" r:id="rIdvszkdsea3z-ejppo2f-d7">
               <w:r>
                 <w:rPr>
                   <w:rFonts w:ascii="Arial" w:cs="Arial" w:eastAsia="Arial" w:hAnsi="Arial"/>
@@ -10694,7 +10694,7 @@
             <w:pPr>
               <w:spacing w:after="20" w:before="0"/>
             </w:pPr>
-            <w:hyperlink w:history="1" r:id="rIdwhpxgzvfpdvfgryw_jmjd">
+            <w:hyperlink w:history="1" r:id="rIdpkl9kh5rrjywisrpkjzyp">
               <w:r>
                 <w:rPr>
                   <w:rFonts w:ascii="Arial" w:cs="Arial" w:eastAsia="Arial" w:hAnsi="Arial"/>
@@ -10743,7 +10743,7 @@
               <w:spacing w:after="10" w:before="0"/>
               <w:ind w:left="120"/>
             </w:pPr>
-            <w:hyperlink w:history="1" r:id="rIdcl1crnietj1fi5waawim4">
+            <w:hyperlink w:history="1" r:id="rIdhnccnujcfzu5bsnds4erb">
               <w:r>
                 <w:rPr>
                   <w:rFonts w:ascii="Arial" w:cs="Arial" w:eastAsia="Arial" w:hAnsi="Arial"/>
@@ -10788,7 +10788,7 @@
             <w:pPr>
               <w:spacing w:after="20" w:before="0"/>
             </w:pPr>
-            <w:hyperlink w:history="1" r:id="rIdttyxy5aubmq70sgpuq1md">
+            <w:hyperlink w:history="1" r:id="rIdmkmi_in5xespmyipwreca">
               <w:r>
                 <w:rPr>
                   <w:rFonts w:ascii="Arial" w:cs="Arial" w:eastAsia="Arial" w:hAnsi="Arial"/>
@@ -10837,7 +10837,7 @@
               <w:spacing w:after="10" w:before="0"/>
               <w:ind w:left="120"/>
             </w:pPr>
-            <w:hyperlink w:history="1" r:id="rIdddfbsvv3x3rv7dfdhis6o">
+            <w:hyperlink w:history="1" r:id="rIdh2brv40imt6rjzs1mm1nu">
               <w:r>
                 <w:rPr>
                   <w:rFonts w:ascii="Arial" w:cs="Arial" w:eastAsia="Arial" w:hAnsi="Arial"/>
@@ -11032,7 +11032,7 @@
             <w:pPr>
               <w:spacing w:after="20" w:before="0"/>
             </w:pPr>
-            <w:hyperlink w:history="1" r:id="rId3es8wjxjlyiuxv1dy3flx">
+            <w:hyperlink w:history="1" r:id="rIdtklt04kixr8ikmwdzblp8">
               <w:r>
                 <w:rPr>
                   <w:rFonts w:ascii="Arial" w:cs="Arial" w:eastAsia="Arial" w:hAnsi="Arial"/>
@@ -11081,7 +11081,7 @@
               <w:spacing w:after="10" w:before="0"/>
               <w:ind w:left="120"/>
             </w:pPr>
-            <w:hyperlink w:history="1" r:id="rIdu2bbj2e56wva4nv30uqkl">
+            <w:hyperlink w:history="1" r:id="rId4fgtfdu0lulin9g6g28d4">
               <w:r>
                 <w:rPr>
                   <w:rFonts w:ascii="Arial" w:cs="Arial" w:eastAsia="Arial" w:hAnsi="Arial"/>
@@ -11126,7 +11126,7 @@
             <w:pPr>
               <w:spacing w:after="20" w:before="0"/>
             </w:pPr>
-            <w:hyperlink w:history="1" r:id="rId8uuoxunmq0shlawluzzej">
+            <w:hyperlink w:history="1" r:id="rIda2_a8v7p-4asfjfvxf7vf">
               <w:r>
                 <w:rPr>
                   <w:rFonts w:ascii="Arial" w:cs="Arial" w:eastAsia="Arial" w:hAnsi="Arial"/>
@@ -11175,7 +11175,7 @@
               <w:spacing w:after="10" w:before="0"/>
               <w:ind w:left="120"/>
             </w:pPr>
-            <w:hyperlink w:history="1" r:id="rId8pd_4oxyrnq7tocrjngtz">
+            <w:hyperlink w:history="1" r:id="rIde3pcdew_ppthtxjq9-9hq">
               <w:r>
                 <w:rPr>
                   <w:rFonts w:ascii="Arial" w:cs="Arial" w:eastAsia="Arial" w:hAnsi="Arial"/>
@@ -11687,7 +11687,7 @@
         </w:rPr>
         <w:t xml:space="preserve">© 2026 SeaVuria and ARES. Aligned with KICD objectives. Developed by SeaVuria; technical implementation by ARES (with AI assistance from Claude). Licensed under </w:t>
       </w:r>
-      <w:hyperlink w:history="1" r:id="rId-mmncxdn73qb-wgvqvshh">
+      <w:hyperlink w:history="1" r:id="rId7bkhhqv8fkvrohlq4zc2t">
         <w:r>
           <w:rPr>
             <w:rFonts w:ascii="Arial" w:cs="Arial" w:eastAsia="Arial" w:hAnsi="Arial"/>
@@ -11708,7 +11708,7 @@
         </w:rPr>
         <w:t xml:space="preserve"> (</w:t>
       </w:r>
-      <w:hyperlink w:history="1" r:id="rIdcahv2degrfrfzqgg6ywze">
+      <w:hyperlink w:history="1" r:id="rIdeghs51idah0h60swz3g7x">
         <w:r>
           <w:rPr>
             <w:rFonts w:ascii="Arial" w:cs="Arial" w:eastAsia="Arial" w:hAnsi="Arial"/>
@@ -12721,7 +12721,7 @@
             <w:pPr>
               <w:spacing w:after="20" w:before="0"/>
             </w:pPr>
-            <w:hyperlink w:history="1" r:id="rId0ycquoo_mzjaj71wlxwmv">
+            <w:hyperlink w:history="1" r:id="rIdve_9slrbxve60ur3r8yax">
               <w:r>
                 <w:rPr>
                   <w:rFonts w:ascii="Arial" w:cs="Arial" w:eastAsia="Arial" w:hAnsi="Arial"/>
@@ -12754,7 +12754,7 @@
               <w:spacing w:after="10" w:before="0"/>
               <w:ind w:left="120"/>
             </w:pPr>
-            <w:hyperlink w:history="1" r:id="rIdi-n1qkn66i65wdtgp3tzj">
+            <w:hyperlink w:history="1" r:id="rIdi9umjahslw8i5kv4xhvbn">
               <w:r>
                 <w:rPr>
                   <w:rFonts w:ascii="Arial" w:cs="Arial" w:eastAsia="Arial" w:hAnsi="Arial"/>
@@ -12799,7 +12799,7 @@
             <w:pPr>
               <w:spacing w:after="20" w:before="0"/>
             </w:pPr>
-            <w:hyperlink w:history="1" r:id="rIdurjlr_7w_vewoybfo5rr6">
+            <w:hyperlink w:history="1" r:id="rId1kjmms5mcds-9r9eeqysg">
               <w:r>
                 <w:rPr>
                   <w:rFonts w:ascii="Arial" w:cs="Arial" w:eastAsia="Arial" w:hAnsi="Arial"/>
@@ -12848,7 +12848,7 @@
               <w:spacing w:after="10" w:before="0"/>
               <w:ind w:left="120"/>
             </w:pPr>
-            <w:hyperlink w:history="1" r:id="rIdkkvxtkqvary4pxa_nakwd">
+            <w:hyperlink w:history="1" r:id="rId0a5lll_ae7rvkndeb_re9">
               <w:r>
                 <w:rPr>
                   <w:rFonts w:ascii="Arial" w:cs="Arial" w:eastAsia="Arial" w:hAnsi="Arial"/>
@@ -13043,7 +13043,7 @@
             <w:pPr>
               <w:spacing w:after="20" w:before="0"/>
             </w:pPr>
-            <w:hyperlink w:history="1" r:id="rId_uklsyr8st8xdidzepl1w">
+            <w:hyperlink w:history="1" r:id="rId5fz1qieg7f-fubx43ry1g">
               <w:r>
                 <w:rPr>
                   <w:rFonts w:ascii="Arial" w:cs="Arial" w:eastAsia="Arial" w:hAnsi="Arial"/>
@@ -13076,7 +13076,7 @@
               <w:spacing w:after="10" w:before="0"/>
               <w:ind w:left="120"/>
             </w:pPr>
-            <w:hyperlink w:history="1" r:id="rIdrd3oshs9jifkz9t3cpzt3">
+            <w:hyperlink w:history="1" r:id="rIdudpopm8swf4hgvximczx8">
               <w:r>
                 <w:rPr>
                   <w:rFonts w:ascii="Arial" w:cs="Arial" w:eastAsia="Arial" w:hAnsi="Arial"/>
@@ -13121,7 +13121,7 @@
             <w:pPr>
               <w:spacing w:after="20" w:before="0"/>
             </w:pPr>
-            <w:hyperlink w:history="1" r:id="rIdk1htvwcmjkyupymz150gm">
+            <w:hyperlink w:history="1" r:id="rIdjdt_rl6bg6ikb5yqgcest">
               <w:r>
                 <w:rPr>
                   <w:rFonts w:ascii="Arial" w:cs="Arial" w:eastAsia="Arial" w:hAnsi="Arial"/>
@@ -13170,7 +13170,7 @@
               <w:spacing w:after="10" w:before="0"/>
               <w:ind w:left="120"/>
             </w:pPr>
-            <w:hyperlink w:history="1" r:id="rIdhdyz_tbbi5qmbe8mu2sc6">
+            <w:hyperlink w:history="1" r:id="rIde6pmsmgkl2wizsqsmbqi-">
               <w:r>
                 <w:rPr>
                   <w:rFonts w:ascii="Arial" w:cs="Arial" w:eastAsia="Arial" w:hAnsi="Arial"/>
@@ -13365,7 +13365,7 @@
             <w:pPr>
               <w:spacing w:after="20" w:before="0"/>
             </w:pPr>
-            <w:hyperlink w:history="1" r:id="rId1z-nvrej1oa4bgmjrj4yc">
+            <w:hyperlink w:history="1" r:id="rIdfettz_og21ej2je262jby">
               <w:r>
                 <w:rPr>
                   <w:rFonts w:ascii="Arial" w:cs="Arial" w:eastAsia="Arial" w:hAnsi="Arial"/>
@@ -13398,7 +13398,7 @@
               <w:spacing w:after="10" w:before="0"/>
               <w:ind w:left="120"/>
             </w:pPr>
-            <w:hyperlink w:history="1" r:id="rIdcex8gc-2fkwdnefbwgqpb">
+            <w:hyperlink w:history="1" r:id="rIdqskagx_v_pwr3nsdfdohj">
               <w:r>
                 <w:rPr>
                   <w:rFonts w:ascii="Arial" w:cs="Arial" w:eastAsia="Arial" w:hAnsi="Arial"/>
@@ -13443,7 +13443,7 @@
             <w:pPr>
               <w:spacing w:after="20" w:before="0"/>
             </w:pPr>
-            <w:hyperlink w:history="1" r:id="rIdv5irpufxmbgvjdrk5ogku">
+            <w:hyperlink w:history="1" r:id="rIdrnyppu-3qm-ljcssnrnv8">
               <w:r>
                 <w:rPr>
                   <w:rFonts w:ascii="Arial" w:cs="Arial" w:eastAsia="Arial" w:hAnsi="Arial"/>
@@ -13492,7 +13492,7 @@
               <w:spacing w:after="10" w:before="0"/>
               <w:ind w:left="120"/>
             </w:pPr>
-            <w:hyperlink w:history="1" r:id="rIdby2b5wej5tdiqd6a4wli-">
+            <w:hyperlink w:history="1" r:id="rIdxmgy4xrrqrfsn21a2hzqa">
               <w:r>
                 <w:rPr>
                   <w:rFonts w:ascii="Arial" w:cs="Arial" w:eastAsia="Arial" w:hAnsi="Arial"/>
@@ -13687,7 +13687,7 @@
             <w:pPr>
               <w:spacing w:after="20" w:before="0"/>
             </w:pPr>
-            <w:hyperlink w:history="1" r:id="rIdx-p65xmqh3tqol0a84rff">
+            <w:hyperlink w:history="1" r:id="rIdmjj4024kw12jdzeloc9wf">
               <w:r>
                 <w:rPr>
                   <w:rFonts w:ascii="Arial" w:cs="Arial" w:eastAsia="Arial" w:hAnsi="Arial"/>
@@ -13720,7 +13720,7 @@
               <w:spacing w:after="10" w:before="0"/>
               <w:ind w:left="120"/>
             </w:pPr>
-            <w:hyperlink w:history="1" r:id="rIdam-yhdb8kdtcyaen7suns">
+            <w:hyperlink w:history="1" r:id="rId2uetakqfppcs7q7mswk-x">
               <w:r>
                 <w:rPr>
                   <w:rFonts w:ascii="Arial" w:cs="Arial" w:eastAsia="Arial" w:hAnsi="Arial"/>
@@ -13765,7 +13765,7 @@
             <w:pPr>
               <w:spacing w:after="20" w:before="0"/>
             </w:pPr>
-            <w:hyperlink w:history="1" r:id="rIdycj6kljltdwqpal5a7j1f">
+            <w:hyperlink w:history="1" r:id="rIdsyfoiojkas8y39xyo5mgk">
               <w:r>
                 <w:rPr>
                   <w:rFonts w:ascii="Arial" w:cs="Arial" w:eastAsia="Arial" w:hAnsi="Arial"/>
@@ -13814,7 +13814,7 @@
               <w:spacing w:after="10" w:before="0"/>
               <w:ind w:left="120"/>
             </w:pPr>
-            <w:hyperlink w:history="1" r:id="rIddzsvyu9q1yzitmtwm6tag">
+            <w:hyperlink w:history="1" r:id="rIdoj0uit2aknpcs8ksc4wjv">
               <w:r>
                 <w:rPr>
                   <w:rFonts w:ascii="Arial" w:cs="Arial" w:eastAsia="Arial" w:hAnsi="Arial"/>
@@ -14009,7 +14009,7 @@
             <w:pPr>
               <w:spacing w:after="20" w:before="0"/>
             </w:pPr>
-            <w:hyperlink w:history="1" r:id="rIdxxwfkpmmmpjgemlic-3sd">
+            <w:hyperlink w:history="1" r:id="rIdoykshazofpk-q6hrmxjsj">
               <w:r>
                 <w:rPr>
                   <w:rFonts w:ascii="Arial" w:cs="Arial" w:eastAsia="Arial" w:hAnsi="Arial"/>
@@ -14042,7 +14042,7 @@
               <w:spacing w:after="10" w:before="0"/>
               <w:ind w:left="120"/>
             </w:pPr>
-            <w:hyperlink w:history="1" r:id="rIdfzejoinmaemypqntcx7fc">
+            <w:hyperlink w:history="1" r:id="rIdu0ordugm6fojlyqhdmkht">
               <w:r>
                 <w:rPr>
                   <w:rFonts w:ascii="Arial" w:cs="Arial" w:eastAsia="Arial" w:hAnsi="Arial"/>
@@ -14087,7 +14087,7 @@
             <w:pPr>
               <w:spacing w:after="20" w:before="0"/>
             </w:pPr>
-            <w:hyperlink w:history="1" r:id="rIdktgrkqfkp9byucn2eaxig">
+            <w:hyperlink w:history="1" r:id="rIdurpmlxeh8w-k1xswc1nuv">
               <w:r>
                 <w:rPr>
                   <w:rFonts w:ascii="Arial" w:cs="Arial" w:eastAsia="Arial" w:hAnsi="Arial"/>
@@ -14136,7 +14136,7 @@
               <w:spacing w:after="10" w:before="0"/>
               <w:ind w:left="120"/>
             </w:pPr>
-            <w:hyperlink w:history="1" r:id="rIdngu6hfr-xuiejdu4m6llm">
+            <w:hyperlink w:history="1" r:id="rIdw9yzbzpsbckw2j3g9nfri">
               <w:r>
                 <w:rPr>
                   <w:rFonts w:ascii="Arial" w:cs="Arial" w:eastAsia="Arial" w:hAnsi="Arial"/>
@@ -14648,7 +14648,7 @@
         </w:rPr>
         <w:t xml:space="preserve">© 2026 SeaVuria and ARES. Aligned with KICD objectives. Developed by SeaVuria; technical implementation by ARES (with AI assistance from Claude). Licensed under </w:t>
       </w:r>
-      <w:hyperlink w:history="1" r:id="rId9bw84e6afgqhg1lqkstri">
+      <w:hyperlink w:history="1" r:id="rIdr1oh8tzcnz-gf5culmkgy">
         <w:r>
           <w:rPr>
             <w:rFonts w:ascii="Arial" w:cs="Arial" w:eastAsia="Arial" w:hAnsi="Arial"/>
@@ -14669,7 +14669,7 @@
         </w:rPr>
         <w:t xml:space="preserve"> (</w:t>
       </w:r>
-      <w:hyperlink w:history="1" r:id="rIdtxtfxajy_iq5w72f0ccvy">
+      <w:hyperlink w:history="1" r:id="rIdqcmpzm4ssrci-yp_5uwk6">
         <w:r>
           <w:rPr>
             <w:rFonts w:ascii="Arial" w:cs="Arial" w:eastAsia="Arial" w:hAnsi="Arial"/>
@@ -15682,7 +15682,7 @@
             <w:pPr>
               <w:spacing w:after="20" w:before="0"/>
             </w:pPr>
-            <w:hyperlink w:history="1" r:id="rId9beu4gzvqk95bydhfmfn4">
+            <w:hyperlink w:history="1" r:id="rIdxsskwkjwhpnlywy4jsb_w">
               <w:r>
                 <w:rPr>
                   <w:rFonts w:ascii="Arial" w:cs="Arial" w:eastAsia="Arial" w:hAnsi="Arial"/>
@@ -15731,7 +15731,7 @@
               <w:spacing w:after="10" w:before="0"/>
               <w:ind w:left="120"/>
             </w:pPr>
-            <w:hyperlink w:history="1" r:id="rId0zxsm-wb1orfc7bwvl6_k">
+            <w:hyperlink w:history="1" r:id="rId0momdojc7_dwwxfmdrolk">
               <w:r>
                 <w:rPr>
                   <w:rFonts w:ascii="Arial" w:cs="Arial" w:eastAsia="Arial" w:hAnsi="Arial"/>
@@ -15776,7 +15776,7 @@
             <w:pPr>
               <w:spacing w:after="20" w:before="0"/>
             </w:pPr>
-            <w:hyperlink w:history="1" r:id="rId1pivtpbxr0diemphkhctx">
+            <w:hyperlink w:history="1" r:id="rIdcgeko8lx6ho3b6obk4rkq">
               <w:r>
                 <w:rPr>
                   <w:rFonts w:ascii="Arial" w:cs="Arial" w:eastAsia="Arial" w:hAnsi="Arial"/>
@@ -15825,7 +15825,7 @@
               <w:spacing w:after="10" w:before="0"/>
               <w:ind w:left="120"/>
             </w:pPr>
-            <w:hyperlink w:history="1" r:id="rIdej42ggvzwuol1nkxdvfji">
+            <w:hyperlink w:history="1" r:id="rIdqp5q9hk7ba3_z2o7f8emq">
               <w:r>
                 <w:rPr>
                   <w:rFonts w:ascii="Arial" w:cs="Arial" w:eastAsia="Arial" w:hAnsi="Arial"/>
@@ -16020,7 +16020,7 @@
             <w:pPr>
               <w:spacing w:after="20" w:before="0"/>
             </w:pPr>
-            <w:hyperlink w:history="1" r:id="rIdswqf8kzu-mwjk3udtsai2">
+            <w:hyperlink w:history="1" r:id="rIdacashs00tewhy0_8r_7as">
               <w:r>
                 <w:rPr>
                   <w:rFonts w:ascii="Arial" w:cs="Arial" w:eastAsia="Arial" w:hAnsi="Arial"/>
@@ -16069,7 +16069,7 @@
               <w:spacing w:after="10" w:before="0"/>
               <w:ind w:left="120"/>
             </w:pPr>
-            <w:hyperlink w:history="1" r:id="rIdyqtxfzldg05wsba4jdqym">
+            <w:hyperlink w:history="1" r:id="rIdgxzls-peaypesbldm0ckz">
               <w:r>
                 <w:rPr>
                   <w:rFonts w:ascii="Arial" w:cs="Arial" w:eastAsia="Arial" w:hAnsi="Arial"/>
@@ -16114,7 +16114,7 @@
             <w:pPr>
               <w:spacing w:after="20" w:before="0"/>
             </w:pPr>
-            <w:hyperlink w:history="1" r:id="rIdzadj8ad6s-02k0nkjkj7a">
+            <w:hyperlink w:history="1" r:id="rIdewjh2t5_vawfvqh4kt5ja">
               <w:r>
                 <w:rPr>
                   <w:rFonts w:ascii="Arial" w:cs="Arial" w:eastAsia="Arial" w:hAnsi="Arial"/>
@@ -16163,7 +16163,7 @@
               <w:spacing w:after="10" w:before="0"/>
               <w:ind w:left="120"/>
             </w:pPr>
-            <w:hyperlink w:history="1" r:id="rIdjciu1nzqhslobj8oqq1gp">
+            <w:hyperlink w:history="1" r:id="rIddbvnmqdq5a8j0np6c9wzj">
               <w:r>
                 <w:rPr>
                   <w:rFonts w:ascii="Arial" w:cs="Arial" w:eastAsia="Arial" w:hAnsi="Arial"/>
@@ -16358,7 +16358,7 @@
             <w:pPr>
               <w:spacing w:after="20" w:before="0"/>
             </w:pPr>
-            <w:hyperlink w:history="1" r:id="rIdfn6yxfxyanrbvsne262mf">
+            <w:hyperlink w:history="1" r:id="rIdedklni0dkps_whefp5g2x">
               <w:r>
                 <w:rPr>
                   <w:rFonts w:ascii="Arial" w:cs="Arial" w:eastAsia="Arial" w:hAnsi="Arial"/>
@@ -16407,7 +16407,7 @@
               <w:spacing w:after="10" w:before="0"/>
               <w:ind w:left="120"/>
             </w:pPr>
-            <w:hyperlink w:history="1" r:id="rIdmmneygkmevfnsbpxk3aug">
+            <w:hyperlink w:history="1" r:id="rIdudsgt8cdbgmoyujytyxg5">
               <w:r>
                 <w:rPr>
                   <w:rFonts w:ascii="Arial" w:cs="Arial" w:eastAsia="Arial" w:hAnsi="Arial"/>
@@ -16452,7 +16452,7 @@
             <w:pPr>
               <w:spacing w:after="20" w:before="0"/>
             </w:pPr>
-            <w:hyperlink w:history="1" r:id="rId31d42n2cdicbswrvfvn1g">
+            <w:hyperlink w:history="1" r:id="rIdr_unjhz-1ipbtb5caicw6">
               <w:r>
                 <w:rPr>
                   <w:rFonts w:ascii="Arial" w:cs="Arial" w:eastAsia="Arial" w:hAnsi="Arial"/>
@@ -16501,7 +16501,7 @@
               <w:spacing w:after="10" w:before="0"/>
               <w:ind w:left="120"/>
             </w:pPr>
-            <w:hyperlink w:history="1" r:id="rIdk6vqzofdxdw338wsf4cnm">
+            <w:hyperlink w:history="1" r:id="rIdgfuvhitim_mf6cd2mfcz6">
               <w:r>
                 <w:rPr>
                   <w:rFonts w:ascii="Arial" w:cs="Arial" w:eastAsia="Arial" w:hAnsi="Arial"/>
@@ -16696,7 +16696,7 @@
             <w:pPr>
               <w:spacing w:after="20" w:before="0"/>
             </w:pPr>
-            <w:hyperlink w:history="1" r:id="rIdlcli63ahcd8pzzvgzewsu">
+            <w:hyperlink w:history="1" r:id="rIdsimavyzwpmbolv5ketbps">
               <w:r>
                 <w:rPr>
                   <w:rFonts w:ascii="Arial" w:cs="Arial" w:eastAsia="Arial" w:hAnsi="Arial"/>
@@ -16745,7 +16745,7 @@
               <w:spacing w:after="10" w:before="0"/>
               <w:ind w:left="120"/>
             </w:pPr>
-            <w:hyperlink w:history="1" r:id="rId2zki3ewnhuiggpy4kw16w">
+            <w:hyperlink w:history="1" r:id="rIdgkvhdi5vjhx0plkqtbk7u">
               <w:r>
                 <w:rPr>
                   <w:rFonts w:ascii="Arial" w:cs="Arial" w:eastAsia="Arial" w:hAnsi="Arial"/>
@@ -16790,7 +16790,7 @@
             <w:pPr>
               <w:spacing w:after="20" w:before="0"/>
             </w:pPr>
-            <w:hyperlink w:history="1" r:id="rIdbos2_tao-tymcvi1-axin">
+            <w:hyperlink w:history="1" r:id="rId9gezhvfteim5lymhhnqnf">
               <w:r>
                 <w:rPr>
                   <w:rFonts w:ascii="Arial" w:cs="Arial" w:eastAsia="Arial" w:hAnsi="Arial"/>
@@ -16839,7 +16839,7 @@
               <w:spacing w:after="10" w:before="0"/>
               <w:ind w:left="120"/>
             </w:pPr>
-            <w:hyperlink w:history="1" r:id="rIdgkigsnnh9sa9yght3dujy">
+            <w:hyperlink w:history="1" r:id="rIdb6ag8sera-z67ayijxf0f">
               <w:r>
                 <w:rPr>
                   <w:rFonts w:ascii="Arial" w:cs="Arial" w:eastAsia="Arial" w:hAnsi="Arial"/>
@@ -17034,7 +17034,7 @@
             <w:pPr>
               <w:spacing w:after="20" w:before="0"/>
             </w:pPr>
-            <w:hyperlink w:history="1" r:id="rIdkdpl-iprdyn_aat751yt9">
+            <w:hyperlink w:history="1" r:id="rIdy26qe41ebgduqkwrk4tef">
               <w:r>
                 <w:rPr>
                   <w:rFonts w:ascii="Arial" w:cs="Arial" w:eastAsia="Arial" w:hAnsi="Arial"/>
@@ -17083,7 +17083,7 @@
               <w:spacing w:after="10" w:before="0"/>
               <w:ind w:left="120"/>
             </w:pPr>
-            <w:hyperlink w:history="1" r:id="rId86uwlqxt1eovze6bcyo0p">
+            <w:hyperlink w:history="1" r:id="rId0cv6t7n3_fd93ttz6afcc">
               <w:r>
                 <w:rPr>
                   <w:rFonts w:ascii="Arial" w:cs="Arial" w:eastAsia="Arial" w:hAnsi="Arial"/>
@@ -17128,7 +17128,7 @@
             <w:pPr>
               <w:spacing w:after="20" w:before="0"/>
             </w:pPr>
-            <w:hyperlink w:history="1" r:id="rIdejr09l4j4yhgtxtu0dfgu">
+            <w:hyperlink w:history="1" r:id="rIdqgwgydzfmp74tbx-ur_fd">
               <w:r>
                 <w:rPr>
                   <w:rFonts w:ascii="Arial" w:cs="Arial" w:eastAsia="Arial" w:hAnsi="Arial"/>
@@ -17177,7 +17177,7 @@
               <w:spacing w:after="10" w:before="0"/>
               <w:ind w:left="120"/>
             </w:pPr>
-            <w:hyperlink w:history="1" r:id="rIdpeu_8b06e8g0liu9ufkip">
+            <w:hyperlink w:history="1" r:id="rId3cwjtq6ymuq_bd4hc7zak">
               <w:r>
                 <w:rPr>
                   <w:rFonts w:ascii="Arial" w:cs="Arial" w:eastAsia="Arial" w:hAnsi="Arial"/>
@@ -17689,7 +17689,7 @@
         </w:rPr>
         <w:t xml:space="preserve">© 2026 SeaVuria and ARES. Aligned with KICD objectives. Developed by SeaVuria; technical implementation by ARES (with AI assistance from Claude). Licensed under </w:t>
       </w:r>
-      <w:hyperlink w:history="1" r:id="rIdshicd4ozu34ftbvs5y1h4">
+      <w:hyperlink w:history="1" r:id="rIdhyrf1jizywv3kkz-gtsrp">
         <w:r>
           <w:rPr>
             <w:rFonts w:ascii="Arial" w:cs="Arial" w:eastAsia="Arial" w:hAnsi="Arial"/>
@@ -17710,7 +17710,7 @@
         </w:rPr>
         <w:t xml:space="preserve"> (</w:t>
       </w:r>
-      <w:hyperlink w:history="1" r:id="rIdeqiqhp21gpm6dylp5jtu3">
+      <w:hyperlink w:history="1" r:id="rIdwtkoqguhmvrz7epc53_5f">
         <w:r>
           <w:rPr>
             <w:rFonts w:ascii="Arial" w:cs="Arial" w:eastAsia="Arial" w:hAnsi="Arial"/>
@@ -18723,7 +18723,7 @@
             <w:pPr>
               <w:spacing w:after="20" w:before="0"/>
             </w:pPr>
-            <w:hyperlink w:history="1" r:id="rIdth8v0iitskubkievonkes">
+            <w:hyperlink w:history="1" r:id="rIdwnk55a4nfc2xp_e6xnaki">
               <w:r>
                 <w:rPr>
                   <w:rFonts w:ascii="Arial" w:cs="Arial" w:eastAsia="Arial" w:hAnsi="Arial"/>
@@ -18756,7 +18756,7 @@
               <w:spacing w:after="10" w:before="0"/>
               <w:ind w:left="120"/>
             </w:pPr>
-            <w:hyperlink w:history="1" r:id="rIdaozl_1ulsu6rcga1hgnn6">
+            <w:hyperlink w:history="1" r:id="rIdxvmr8jyvsht47kyemnxeo">
               <w:r>
                 <w:rPr>
                   <w:rFonts w:ascii="Arial" w:cs="Arial" w:eastAsia="Arial" w:hAnsi="Arial"/>
@@ -18801,7 +18801,7 @@
             <w:pPr>
               <w:spacing w:after="20" w:before="0"/>
             </w:pPr>
-            <w:hyperlink w:history="1" r:id="rIdvzocfr1qd3jfzpg_kiaca">
+            <w:hyperlink w:history="1" r:id="rIdc0flnczndtbhrqh9mb3o6">
               <w:r>
                 <w:rPr>
                   <w:rFonts w:ascii="Arial" w:cs="Arial" w:eastAsia="Arial" w:hAnsi="Arial"/>
@@ -18834,7 +18834,7 @@
               <w:spacing w:after="10" w:before="0"/>
               <w:ind w:left="120"/>
             </w:pPr>
-            <w:hyperlink w:history="1" r:id="rIdugoig3xymjzb-iyjiuqc2">
+            <w:hyperlink w:history="1" r:id="rIdoivuev9ssshs9hmvaxo2u">
               <w:r>
                 <w:rPr>
                   <w:rFonts w:ascii="Arial" w:cs="Arial" w:eastAsia="Arial" w:hAnsi="Arial"/>
@@ -19029,7 +19029,7 @@
             <w:pPr>
               <w:spacing w:after="20" w:before="0"/>
             </w:pPr>
-            <w:hyperlink w:history="1" r:id="rIdxtixoyxikddfsaw2zhck6">
+            <w:hyperlink w:history="1" r:id="rIdxwf7fmjz2loxfcrxlqjuj">
               <w:r>
                 <w:rPr>
                   <w:rFonts w:ascii="Arial" w:cs="Arial" w:eastAsia="Arial" w:hAnsi="Arial"/>
@@ -19062,7 +19062,7 @@
               <w:spacing w:after="10" w:before="0"/>
               <w:ind w:left="120"/>
             </w:pPr>
-            <w:hyperlink w:history="1" r:id="rIdplcgjqyqwgbj-wo4auweq">
+            <w:hyperlink w:history="1" r:id="rIdy5jla7m0jxmn1gpzaru62">
               <w:r>
                 <w:rPr>
                   <w:rFonts w:ascii="Arial" w:cs="Arial" w:eastAsia="Arial" w:hAnsi="Arial"/>
@@ -19107,7 +19107,7 @@
             <w:pPr>
               <w:spacing w:after="20" w:before="0"/>
             </w:pPr>
-            <w:hyperlink w:history="1" r:id="rIdeqpihig2ocsrazrxdc4y2">
+            <w:hyperlink w:history="1" r:id="rIdgbn4c3zq56adbihdhhz73">
               <w:r>
                 <w:rPr>
                   <w:rFonts w:ascii="Arial" w:cs="Arial" w:eastAsia="Arial" w:hAnsi="Arial"/>
@@ -19140,7 +19140,7 @@
               <w:spacing w:after="10" w:before="0"/>
               <w:ind w:left="120"/>
             </w:pPr>
-            <w:hyperlink w:history="1" r:id="rIddfdprvr1vhw0nfw0sro63">
+            <w:hyperlink w:history="1" r:id="rIdkezpjkklkjvupgv96coek">
               <w:r>
                 <w:rPr>
                   <w:rFonts w:ascii="Arial" w:cs="Arial" w:eastAsia="Arial" w:hAnsi="Arial"/>
@@ -19335,7 +19335,7 @@
             <w:pPr>
               <w:spacing w:after="20" w:before="0"/>
             </w:pPr>
-            <w:hyperlink w:history="1" r:id="rId-pjk5tidx6fhyyp8y5vql">
+            <w:hyperlink w:history="1" r:id="rIdkfig1awg_kujdeu76dipr">
               <w:r>
                 <w:rPr>
                   <w:rFonts w:ascii="Arial" w:cs="Arial" w:eastAsia="Arial" w:hAnsi="Arial"/>
@@ -19368,7 +19368,7 @@
               <w:spacing w:after="10" w:before="0"/>
               <w:ind w:left="120"/>
             </w:pPr>
-            <w:hyperlink w:history="1" r:id="rIdk7lg5zok2i6vp6252gwdh">
+            <w:hyperlink w:history="1" r:id="rIdbero8mfiu_p_g4yjdupgk">
               <w:r>
                 <w:rPr>
                   <w:rFonts w:ascii="Arial" w:cs="Arial" w:eastAsia="Arial" w:hAnsi="Arial"/>
@@ -19413,7 +19413,7 @@
             <w:pPr>
               <w:spacing w:after="20" w:before="0"/>
             </w:pPr>
-            <w:hyperlink w:history="1" r:id="rId0y2wwlh_gorvfnsbpck0w">
+            <w:hyperlink w:history="1" r:id="rId-vci5nmjevu6ohw6f6ds5">
               <w:r>
                 <w:rPr>
                   <w:rFonts w:ascii="Arial" w:cs="Arial" w:eastAsia="Arial" w:hAnsi="Arial"/>
@@ -19462,7 +19462,7 @@
               <w:spacing w:after="10" w:before="0"/>
               <w:ind w:left="120"/>
             </w:pPr>
-            <w:hyperlink w:history="1" r:id="rIds1ypncfcjumvvaanez8yd">
+            <w:hyperlink w:history="1" r:id="rIdfvefh5w00vinj59h2e55y">
               <w:r>
                 <w:rPr>
                   <w:rFonts w:ascii="Arial" w:cs="Arial" w:eastAsia="Arial" w:hAnsi="Arial"/>
@@ -19657,7 +19657,7 @@
             <w:pPr>
               <w:spacing w:after="20" w:before="0"/>
             </w:pPr>
-            <w:hyperlink w:history="1" r:id="rIdab2xlgcswhwge3o2fbbll">
+            <w:hyperlink w:history="1" r:id="rIdkhmgslxyeboemcpxzthel">
               <w:r>
                 <w:rPr>
                   <w:rFonts w:ascii="Arial" w:cs="Arial" w:eastAsia="Arial" w:hAnsi="Arial"/>
@@ -19690,7 +19690,7 @@
               <w:spacing w:after="10" w:before="0"/>
               <w:ind w:left="120"/>
             </w:pPr>
-            <w:hyperlink w:history="1" r:id="rIdva_bcqz6qrwe7pilbzjpx">
+            <w:hyperlink w:history="1" r:id="rIdiozlzrz6brtcfheid6-yi">
               <w:r>
                 <w:rPr>
                   <w:rFonts w:ascii="Arial" w:cs="Arial" w:eastAsia="Arial" w:hAnsi="Arial"/>
@@ -19735,7 +19735,7 @@
             <w:pPr>
               <w:spacing w:after="20" w:before="0"/>
             </w:pPr>
-            <w:hyperlink w:history="1" r:id="rIdwwixmfmrfcgxnwsic0wp1">
+            <w:hyperlink w:history="1" r:id="rId1czdkbagu85bwifvgoegb">
               <w:r>
                 <w:rPr>
                   <w:rFonts w:ascii="Arial" w:cs="Arial" w:eastAsia="Arial" w:hAnsi="Arial"/>
@@ -19784,7 +19784,7 @@
               <w:spacing w:after="10" w:before="0"/>
               <w:ind w:left="120"/>
             </w:pPr>
-            <w:hyperlink w:history="1" r:id="rId7wvaluv0umdji9gukv1f5">
+            <w:hyperlink w:history="1" r:id="rIdmpff3r9d7gfrfla8dg3fo">
               <w:r>
                 <w:rPr>
                   <w:rFonts w:ascii="Arial" w:cs="Arial" w:eastAsia="Arial" w:hAnsi="Arial"/>
@@ -19979,7 +19979,7 @@
             <w:pPr>
               <w:spacing w:after="20" w:before="0"/>
             </w:pPr>
-            <w:hyperlink w:history="1" r:id="rId9o8etsymgenbu15q4nojy">
+            <w:hyperlink w:history="1" r:id="rId2kp_qtg_grycyfo4of9ur">
               <w:r>
                 <w:rPr>
                   <w:rFonts w:ascii="Arial" w:cs="Arial" w:eastAsia="Arial" w:hAnsi="Arial"/>
@@ -20012,7 +20012,7 @@
               <w:spacing w:after="10" w:before="0"/>
               <w:ind w:left="120"/>
             </w:pPr>
-            <w:hyperlink w:history="1" r:id="rIdsotecisa95etatv2qt2ic">
+            <w:hyperlink w:history="1" r:id="rIdpw7hmrorr06r8hu3sjjeo">
               <w:r>
                 <w:rPr>
                   <w:rFonts w:ascii="Arial" w:cs="Arial" w:eastAsia="Arial" w:hAnsi="Arial"/>
@@ -20057,7 +20057,7 @@
             <w:pPr>
               <w:spacing w:after="20" w:before="0"/>
             </w:pPr>
-            <w:hyperlink w:history="1" r:id="rId6cul5fltdg78cx3e4jzpc">
+            <w:hyperlink w:history="1" r:id="rIdcfvt0d_wfckrenpwmxais">
               <w:r>
                 <w:rPr>
                   <w:rFonts w:ascii="Arial" w:cs="Arial" w:eastAsia="Arial" w:hAnsi="Arial"/>
@@ -20090,7 +20090,7 @@
               <w:spacing w:after="10" w:before="0"/>
               <w:ind w:left="120"/>
             </w:pPr>
-            <w:hyperlink w:history="1" r:id="rIdtzri_tcy-bmdwfdjgzvuk">
+            <w:hyperlink w:history="1" r:id="rIdryh1osm2l2lt5ya-a9aim">
               <w:r>
                 <w:rPr>
                   <w:rFonts w:ascii="Arial" w:cs="Arial" w:eastAsia="Arial" w:hAnsi="Arial"/>
@@ -20602,7 +20602,7 @@
         </w:rPr>
         <w:t xml:space="preserve">© 2026 SeaVuria and ARES. Aligned with KICD objectives. Developed by SeaVuria; technical implementation by ARES (with AI assistance from Claude). Licensed under </w:t>
       </w:r>
-      <w:hyperlink w:history="1" r:id="rIdht6isfgskg2cnf7x_kzff">
+      <w:hyperlink w:history="1" r:id="rId79kafuni46_lyd6dmcwfm">
         <w:r>
           <w:rPr>
             <w:rFonts w:ascii="Arial" w:cs="Arial" w:eastAsia="Arial" w:hAnsi="Arial"/>
@@ -20623,7 +20623,7 @@
         </w:rPr>
         <w:t xml:space="preserve"> (</w:t>
       </w:r>
-      <w:hyperlink w:history="1" r:id="rIdxihd4ulkvqha2hulenlxz">
+      <w:hyperlink w:history="1" r:id="rIdpwn2znf1kdki6zyhe8urq">
         <w:r>
           <w:rPr>
             <w:rFonts w:ascii="Arial" w:cs="Arial" w:eastAsia="Arial" w:hAnsi="Arial"/>
@@ -21636,7 +21636,7 @@
             <w:pPr>
               <w:spacing w:after="20" w:before="0"/>
             </w:pPr>
-            <w:hyperlink w:history="1" r:id="rIdaohbhylmdjpxnuu_gec25">
+            <w:hyperlink w:history="1" r:id="rId0umdxjadbcjngnj_svugh">
               <w:r>
                 <w:rPr>
                   <w:rFonts w:ascii="Arial" w:cs="Arial" w:eastAsia="Arial" w:hAnsi="Arial"/>
@@ -21669,7 +21669,7 @@
               <w:spacing w:after="10" w:before="0"/>
               <w:ind w:left="120"/>
             </w:pPr>
-            <w:hyperlink w:history="1" r:id="rIdufkeb-m23azv1jchwg2e9">
+            <w:hyperlink w:history="1" r:id="rId0le-7ovlwe2wne16hgtjn">
               <w:r>
                 <w:rPr>
                   <w:rFonts w:ascii="Arial" w:cs="Arial" w:eastAsia="Arial" w:hAnsi="Arial"/>
@@ -21714,7 +21714,7 @@
             <w:pPr>
               <w:spacing w:after="20" w:before="0"/>
             </w:pPr>
-            <w:hyperlink w:history="1" r:id="rIdr7e28umkhuotpx3cjbndz">
+            <w:hyperlink w:history="1" r:id="rIdkz493-awacccnqjq6x1ny">
               <w:r>
                 <w:rPr>
                   <w:rFonts w:ascii="Arial" w:cs="Arial" w:eastAsia="Arial" w:hAnsi="Arial"/>
@@ -21747,7 +21747,7 @@
               <w:spacing w:after="10" w:before="0"/>
               <w:ind w:left="120"/>
             </w:pPr>
-            <w:hyperlink w:history="1" r:id="rIdkyvlq5tnomml8ikr1vhwm">
+            <w:hyperlink w:history="1" r:id="rIdtrvre_dxxqvyzo6oncdky">
               <w:r>
                 <w:rPr>
                   <w:rFonts w:ascii="Arial" w:cs="Arial" w:eastAsia="Arial" w:hAnsi="Arial"/>
@@ -21942,7 +21942,7 @@
             <w:pPr>
               <w:spacing w:after="20" w:before="0"/>
             </w:pPr>
-            <w:hyperlink w:history="1" r:id="rId7pefrx_pcaz2dhkzy_q7_">
+            <w:hyperlink w:history="1" r:id="rIdbou5moeeeiwt1n2wwk9pf">
               <w:r>
                 <w:rPr>
                   <w:rFonts w:ascii="Arial" w:cs="Arial" w:eastAsia="Arial" w:hAnsi="Arial"/>
@@ -21975,7 +21975,7 @@
               <w:spacing w:after="10" w:before="0"/>
               <w:ind w:left="120"/>
             </w:pPr>
-            <w:hyperlink w:history="1" r:id="rIdy0htklxj_gm4g-hff3jzc">
+            <w:hyperlink w:history="1" r:id="rIdc3op_mnauy18xk_ixq4ho">
               <w:r>
                 <w:rPr>
                   <w:rFonts w:ascii="Arial" w:cs="Arial" w:eastAsia="Arial" w:hAnsi="Arial"/>
@@ -22020,7 +22020,7 @@
             <w:pPr>
               <w:spacing w:after="20" w:before="0"/>
             </w:pPr>
-            <w:hyperlink w:history="1" r:id="rId93mectzhelzbz91yfzbrb">
+            <w:hyperlink w:history="1" r:id="rIdfietcxn8bxogcv_feucjk">
               <w:r>
                 <w:rPr>
                   <w:rFonts w:ascii="Arial" w:cs="Arial" w:eastAsia="Arial" w:hAnsi="Arial"/>
@@ -22053,7 +22053,7 @@
               <w:spacing w:after="10" w:before="0"/>
               <w:ind w:left="120"/>
             </w:pPr>
-            <w:hyperlink w:history="1" r:id="rIdkqou0kimocdkp4bifjfmh">
+            <w:hyperlink w:history="1" r:id="rIdd43pk-ueb1oiz3vai9dgb">
               <w:r>
                 <w:rPr>
                   <w:rFonts w:ascii="Arial" w:cs="Arial" w:eastAsia="Arial" w:hAnsi="Arial"/>
@@ -22248,7 +22248,7 @@
             <w:pPr>
               <w:spacing w:after="20" w:before="0"/>
             </w:pPr>
-            <w:hyperlink w:history="1" r:id="rIdgvp4p_orezxbqv5cy8afx">
+            <w:hyperlink w:history="1" r:id="rIdgkajn02xfw_ltrh2eq3is">
               <w:r>
                 <w:rPr>
                   <w:rFonts w:ascii="Arial" w:cs="Arial" w:eastAsia="Arial" w:hAnsi="Arial"/>
@@ -22281,7 +22281,7 @@
               <w:spacing w:after="10" w:before="0"/>
               <w:ind w:left="120"/>
             </w:pPr>
-            <w:hyperlink w:history="1" r:id="rIdm51pix-agxdv42g8zhnp4">
+            <w:hyperlink w:history="1" r:id="rIdggowfcpxyqj9rqjgjho17">
               <w:r>
                 <w:rPr>
                   <w:rFonts w:ascii="Arial" w:cs="Arial" w:eastAsia="Arial" w:hAnsi="Arial"/>
@@ -22326,7 +22326,7 @@
             <w:pPr>
               <w:spacing w:after="20" w:before="0"/>
             </w:pPr>
-            <w:hyperlink w:history="1" r:id="rIdc8cmh7f4uibkocc3zyjul">
+            <w:hyperlink w:history="1" r:id="rIdowmr2rgafzz_gn0u9r-2q">
               <w:r>
                 <w:rPr>
                   <w:rFonts w:ascii="Arial" w:cs="Arial" w:eastAsia="Arial" w:hAnsi="Arial"/>
@@ -22375,7 +22375,7 @@
               <w:spacing w:after="10" w:before="0"/>
               <w:ind w:left="120"/>
             </w:pPr>
-            <w:hyperlink w:history="1" r:id="rId314potuyejk-yrepv4_zi">
+            <w:hyperlink w:history="1" r:id="rId0bbd8q648t9avlubqzdua">
               <w:r>
                 <w:rPr>
                   <w:rFonts w:ascii="Arial" w:cs="Arial" w:eastAsia="Arial" w:hAnsi="Arial"/>
@@ -22570,7 +22570,7 @@
             <w:pPr>
               <w:spacing w:after="20" w:before="0"/>
             </w:pPr>
-            <w:hyperlink w:history="1" r:id="rIdvnrcgbg9k3qyrkdodp2_l">
+            <w:hyperlink w:history="1" r:id="rIdf93p5l8rqbzhtdojjjfmv">
               <w:r>
                 <w:rPr>
                   <w:rFonts w:ascii="Arial" w:cs="Arial" w:eastAsia="Arial" w:hAnsi="Arial"/>
@@ -22603,7 +22603,7 @@
               <w:spacing w:after="10" w:before="0"/>
               <w:ind w:left="120"/>
             </w:pPr>
-            <w:hyperlink w:history="1" r:id="rIdvr2cpj7etwc9i1csllddk">
+            <w:hyperlink w:history="1" r:id="rIdlknouqutzdhrufjl4teav">
               <w:r>
                 <w:rPr>
                   <w:rFonts w:ascii="Arial" w:cs="Arial" w:eastAsia="Arial" w:hAnsi="Arial"/>
@@ -22648,7 +22648,7 @@
             <w:pPr>
               <w:spacing w:after="20" w:before="0"/>
             </w:pPr>
-            <w:hyperlink w:history="1" r:id="rIdyjo4lwt-nbe7urfoq3afw">
+            <w:hyperlink w:history="1" r:id="rIdlyt-ikppjgnnvx0altd80">
               <w:r>
                 <w:rPr>
                   <w:rFonts w:ascii="Arial" w:cs="Arial" w:eastAsia="Arial" w:hAnsi="Arial"/>
@@ -22697,7 +22697,7 @@
               <w:spacing w:after="10" w:before="0"/>
               <w:ind w:left="120"/>
             </w:pPr>
-            <w:hyperlink w:history="1" r:id="rIdrf4inwjli6e6tr0n6yk9s">
+            <w:hyperlink w:history="1" r:id="rIdgh52agebwqv9f4xycjooy">
               <w:r>
                 <w:rPr>
                   <w:rFonts w:ascii="Arial" w:cs="Arial" w:eastAsia="Arial" w:hAnsi="Arial"/>
@@ -22892,7 +22892,7 @@
             <w:pPr>
               <w:spacing w:after="20" w:before="0"/>
             </w:pPr>
-            <w:hyperlink w:history="1" r:id="rIdbbzyeztibdaezn194ll9p">
+            <w:hyperlink w:history="1" r:id="rIdgk1r8aynfpqhnkbs30hw8">
               <w:r>
                 <w:rPr>
                   <w:rFonts w:ascii="Arial" w:cs="Arial" w:eastAsia="Arial" w:hAnsi="Arial"/>
@@ -22925,7 +22925,7 @@
               <w:spacing w:after="10" w:before="0"/>
               <w:ind w:left="120"/>
             </w:pPr>
-            <w:hyperlink w:history="1" r:id="rIdjsdnbrngqd6nn8o7phdge">
+            <w:hyperlink w:history="1" r:id="rIdcdz6w3qvtzamdipxjr0f8">
               <w:r>
                 <w:rPr>
                   <w:rFonts w:ascii="Arial" w:cs="Arial" w:eastAsia="Arial" w:hAnsi="Arial"/>
@@ -22970,7 +22970,7 @@
             <w:pPr>
               <w:spacing w:after="20" w:before="0"/>
             </w:pPr>
-            <w:hyperlink w:history="1" r:id="rId4n1nbgqdauytkc7bedknn">
+            <w:hyperlink w:history="1" r:id="rIdrf0ta3laz_1_i1n3b2htt">
               <w:r>
                 <w:rPr>
                   <w:rFonts w:ascii="Arial" w:cs="Arial" w:eastAsia="Arial" w:hAnsi="Arial"/>
@@ -23019,7 +23019,7 @@
               <w:spacing w:after="10" w:before="0"/>
               <w:ind w:left="120"/>
             </w:pPr>
-            <w:hyperlink w:history="1" r:id="rIduruuoyz79er6rl1dhgsg-">
+            <w:hyperlink w:history="1" r:id="rIdcrdqwgslbepvgqrfnh0ma">
               <w:r>
                 <w:rPr>
                   <w:rFonts w:ascii="Arial" w:cs="Arial" w:eastAsia="Arial" w:hAnsi="Arial"/>
@@ -23759,7 +23759,7 @@
         </w:rPr>
         <w:t xml:space="preserve">© 2026 SeaVuria and ARES. Aligned with KICD objectives. Developed by SeaVuria; technical implementation by ARES (with AI assistance from Claude). Licensed under </w:t>
       </w:r>
-      <w:hyperlink w:history="1" r:id="rIdsvb6-2x2lkyckmzw4ndqx">
+      <w:hyperlink w:history="1" r:id="rIdrwypqlduh5zcetrxfikhj">
         <w:r>
           <w:rPr>
             <w:rFonts w:ascii="Arial" w:cs="Arial" w:eastAsia="Arial" w:hAnsi="Arial"/>
@@ -23780,7 +23780,7 @@
         </w:rPr>
         <w:t xml:space="preserve"> (</w:t>
       </w:r>
-      <w:hyperlink w:history="1" r:id="rIdc8z3p5bunyectvnwo-tor">
+      <w:hyperlink w:history="1" r:id="rId37nmz4ggtjmgpgpc-uqfx">
         <w:r>
           <w:rPr>
             <w:rFonts w:ascii="Arial" w:cs="Arial" w:eastAsia="Arial" w:hAnsi="Arial"/>

--- a/data/outputs/v2/Physics/SS3.3_Introduction_to_Electronics/Physics_Introduction_to_Electronics_CBE_LessonSequence.docx
+++ b/data/outputs/v2/Physics/SS3.3_Introduction_to_Electronics/Physics_Introduction_to_Electronics_CBE_LessonSequence.docx
@@ -2345,7 +2345,7 @@
         </w:rPr>
         <w:t xml:space="preserve">© 2026 SeaVuria and ARES. This work is licensed under a </w:t>
       </w:r>
-      <w:hyperlink w:history="1" r:id="rIdzcl3d7hzcn3j98gx8qnfv">
+      <w:hyperlink w:history="1" r:id="rIdwgclfpuuhuixa68cetasl">
         <w:r>
           <w:rPr>
             <w:rFonts w:ascii="Arial" w:cs="Arial" w:eastAsia="Arial" w:hAnsi="Arial"/>
@@ -2365,7 +2365,7 @@
         </w:rPr>
         <w:t xml:space="preserve"> (</w:t>
       </w:r>
-      <w:hyperlink w:history="1" r:id="rIdmnbarxf8syj6vuuptwodl">
+      <w:hyperlink w:history="1" r:id="rIdnfijxhyhskharvwfoq70o">
         <w:r>
           <w:rPr>
             <w:rFonts w:ascii="Arial" w:cs="Arial" w:eastAsia="Arial" w:hAnsi="Arial"/>
@@ -2385,7 +2385,7 @@
         </w:rPr>
         <w:t xml:space="preserve">). To view a copy of this license, visit </w:t>
       </w:r>
-      <w:hyperlink w:history="1" r:id="rIdsxo6-auvktlegk4wkh2pt">
+      <w:hyperlink w:history="1" r:id="rId6gsbcp1sbgtmu_ota1dv4">
         <w:r>
           <w:rPr>
             <w:rFonts w:ascii="Arial" w:cs="Arial" w:eastAsia="Arial" w:hAnsi="Arial"/>
@@ -3397,7 +3397,7 @@
             <w:pPr>
               <w:spacing w:after="20" w:before="0"/>
             </w:pPr>
-            <w:hyperlink w:history="1" r:id="rIdkmksik-nmmso2vges7dkb">
+            <w:hyperlink w:history="1" r:id="rIdtn_dolinoxvjzavinpmma">
               <w:r>
                 <w:rPr>
                   <w:rFonts w:ascii="Arial" w:cs="Arial" w:eastAsia="Arial" w:hAnsi="Arial"/>
@@ -3430,7 +3430,7 @@
               <w:spacing w:after="10" w:before="0"/>
               <w:ind w:left="120"/>
             </w:pPr>
-            <w:hyperlink w:history="1" r:id="rIdau5f6zwp9bzjutt7bhnkp">
+            <w:hyperlink w:history="1" r:id="rIdr4j3smodqfsigwksudti4">
               <w:r>
                 <w:rPr>
                   <w:rFonts w:ascii="Arial" w:cs="Arial" w:eastAsia="Arial" w:hAnsi="Arial"/>
@@ -3475,7 +3475,7 @@
             <w:pPr>
               <w:spacing w:after="20" w:before="0"/>
             </w:pPr>
-            <w:hyperlink w:history="1" r:id="rIdasjgvf1eo4xyxhuoaeslh">
+            <w:hyperlink w:history="1" r:id="rIdocn9quolmloxnop0-dejn">
               <w:r>
                 <w:rPr>
                   <w:rFonts w:ascii="Arial" w:cs="Arial" w:eastAsia="Arial" w:hAnsi="Arial"/>
@@ -3508,7 +3508,7 @@
               <w:spacing w:after="10" w:before="0"/>
               <w:ind w:left="120"/>
             </w:pPr>
-            <w:hyperlink w:history="1" r:id="rId3abmqgsfizdjlkzvrg0y0">
+            <w:hyperlink w:history="1" r:id="rIdd9klhilx4gietr1ogjgmr">
               <w:r>
                 <w:rPr>
                   <w:rFonts w:ascii="Arial" w:cs="Arial" w:eastAsia="Arial" w:hAnsi="Arial"/>
@@ -3779,7 +3779,7 @@
             <w:pPr>
               <w:spacing w:after="20" w:before="0"/>
             </w:pPr>
-            <w:hyperlink w:history="1" r:id="rId2zesa9ageixfyud0j4gf0">
+            <w:hyperlink w:history="1" r:id="rIdtdcto_iym_peuwmwwspje">
               <w:r>
                 <w:rPr>
                   <w:rFonts w:ascii="Arial" w:cs="Arial" w:eastAsia="Arial" w:hAnsi="Arial"/>
@@ -3812,7 +3812,7 @@
               <w:spacing w:after="10" w:before="0"/>
               <w:ind w:left="120"/>
             </w:pPr>
-            <w:hyperlink w:history="1" r:id="rIda3rzi2tjrlloicvdg5mru">
+            <w:hyperlink w:history="1" r:id="rIdmrazyj8rbjy3llr6riv0i">
               <w:r>
                 <w:rPr>
                   <w:rFonts w:ascii="Arial" w:cs="Arial" w:eastAsia="Arial" w:hAnsi="Arial"/>
@@ -3857,7 +3857,7 @@
             <w:pPr>
               <w:spacing w:after="20" w:before="0"/>
             </w:pPr>
-            <w:hyperlink w:history="1" r:id="rIdnblb-ue2nezaegyrtodbh">
+            <w:hyperlink w:history="1" r:id="rIds8ikgbl1ko0gdiiw_e3in">
               <w:r>
                 <w:rPr>
                   <w:rFonts w:ascii="Arial" w:cs="Arial" w:eastAsia="Arial" w:hAnsi="Arial"/>
@@ -3890,7 +3890,7 @@
               <w:spacing w:after="10" w:before="0"/>
               <w:ind w:left="120"/>
             </w:pPr>
-            <w:hyperlink w:history="1" r:id="rIdusa1wkh8hwfoefd4pf3s8">
+            <w:hyperlink w:history="1" r:id="rIdsyklhneuhontru2civpch">
               <w:r>
                 <w:rPr>
                   <w:rFonts w:ascii="Arial" w:cs="Arial" w:eastAsia="Arial" w:hAnsi="Arial"/>
@@ -4161,7 +4161,7 @@
             <w:pPr>
               <w:spacing w:after="20" w:before="0"/>
             </w:pPr>
-            <w:hyperlink w:history="1" r:id="rIdcrrsqebpr9rntah9u_ytf">
+            <w:hyperlink w:history="1" r:id="rIdxpsr1w6onkok6l3lbch04">
               <w:r>
                 <w:rPr>
                   <w:rFonts w:ascii="Arial" w:cs="Arial" w:eastAsia="Arial" w:hAnsi="Arial"/>
@@ -4210,7 +4210,7 @@
               <w:spacing w:after="10" w:before="0"/>
               <w:ind w:left="120"/>
             </w:pPr>
-            <w:hyperlink w:history="1" r:id="rIdbqpumih-sotoh7-ckgnwf">
+            <w:hyperlink w:history="1" r:id="rId0ub1tjnglbyc8b5iv28rt">
               <w:r>
                 <w:rPr>
                   <w:rFonts w:ascii="Arial" w:cs="Arial" w:eastAsia="Arial" w:hAnsi="Arial"/>
@@ -4255,7 +4255,7 @@
             <w:pPr>
               <w:spacing w:after="20" w:before="0"/>
             </w:pPr>
-            <w:hyperlink w:history="1" r:id="rIdk8c6ervgeoad4qwr05gbl">
+            <w:hyperlink w:history="1" r:id="rId_m-qe0kzheczcc_lla_de">
               <w:r>
                 <w:rPr>
                   <w:rFonts w:ascii="Arial" w:cs="Arial" w:eastAsia="Arial" w:hAnsi="Arial"/>
@@ -4288,7 +4288,7 @@
               <w:spacing w:after="10" w:before="0"/>
               <w:ind w:left="120"/>
             </w:pPr>
-            <w:hyperlink w:history="1" r:id="rIdmym-3jaoa2ydaoejodz99">
+            <w:hyperlink w:history="1" r:id="rIddppchp67ykrqdzrnzny1s">
               <w:r>
                 <w:rPr>
                   <w:rFonts w:ascii="Arial" w:cs="Arial" w:eastAsia="Arial" w:hAnsi="Arial"/>
@@ -4559,7 +4559,7 @@
             <w:pPr>
               <w:spacing w:after="20" w:before="0"/>
             </w:pPr>
-            <w:hyperlink w:history="1" r:id="rIdihtqigxvrbemtaquuvwbf">
+            <w:hyperlink w:history="1" r:id="rId8q7ra2tic72pk0r5jqfm7">
               <w:r>
                 <w:rPr>
                   <w:rFonts w:ascii="Arial" w:cs="Arial" w:eastAsia="Arial" w:hAnsi="Arial"/>
@@ -4608,7 +4608,7 @@
               <w:spacing w:after="10" w:before="0"/>
               <w:ind w:left="120"/>
             </w:pPr>
-            <w:hyperlink w:history="1" r:id="rId4iqy2gii42osn_gkktgwe">
+            <w:hyperlink w:history="1" r:id="rIdqodxb0ynnliq0-3mqsxad">
               <w:r>
                 <w:rPr>
                   <w:rFonts w:ascii="Arial" w:cs="Arial" w:eastAsia="Arial" w:hAnsi="Arial"/>
@@ -4653,7 +4653,7 @@
             <w:pPr>
               <w:spacing w:after="20" w:before="0"/>
             </w:pPr>
-            <w:hyperlink w:history="1" r:id="rId-pb5p5vqjs7vzfus6997z">
+            <w:hyperlink w:history="1" r:id="rId3owdkrkdhicxmhi7falfp">
               <w:r>
                 <w:rPr>
                   <w:rFonts w:ascii="Arial" w:cs="Arial" w:eastAsia="Arial" w:hAnsi="Arial"/>
@@ -4686,7 +4686,7 @@
               <w:spacing w:after="10" w:before="0"/>
               <w:ind w:left="120"/>
             </w:pPr>
-            <w:hyperlink w:history="1" r:id="rId5prknesnysssn3xkxn0ei">
+            <w:hyperlink w:history="1" r:id="rIdy9oxsq-pbsjbtnoos2ucm">
               <w:r>
                 <w:rPr>
                   <w:rFonts w:ascii="Arial" w:cs="Arial" w:eastAsia="Arial" w:hAnsi="Arial"/>
@@ -4957,7 +4957,7 @@
             <w:pPr>
               <w:spacing w:after="20" w:before="0"/>
             </w:pPr>
-            <w:hyperlink w:history="1" r:id="rId3zglitmv2dtkwbzeetyqv">
+            <w:hyperlink w:history="1" r:id="rIdbehauegt0mxx0ynmtrdvi">
               <w:r>
                 <w:rPr>
                   <w:rFonts w:ascii="Arial" w:cs="Arial" w:eastAsia="Arial" w:hAnsi="Arial"/>
@@ -5006,7 +5006,7 @@
               <w:spacing w:after="10" w:before="0"/>
               <w:ind w:left="120"/>
             </w:pPr>
-            <w:hyperlink w:history="1" r:id="rId6bvbrxrmqvzj45tnyl0es">
+            <w:hyperlink w:history="1" r:id="rId_sapj6edl6qtbq6wfimgc">
               <w:r>
                 <w:rPr>
                   <w:rFonts w:ascii="Arial" w:cs="Arial" w:eastAsia="Arial" w:hAnsi="Arial"/>
@@ -5051,7 +5051,7 @@
             <w:pPr>
               <w:spacing w:after="20" w:before="0"/>
             </w:pPr>
-            <w:hyperlink w:history="1" r:id="rId3u7a5mclkrdvpt7scavb7">
+            <w:hyperlink w:history="1" r:id="rIdp2izfflep_0hyk8eyfeoc">
               <w:r>
                 <w:rPr>
                   <w:rFonts w:ascii="Arial" w:cs="Arial" w:eastAsia="Arial" w:hAnsi="Arial"/>
@@ -5100,7 +5100,7 @@
               <w:spacing w:after="10" w:before="0"/>
               <w:ind w:left="120"/>
             </w:pPr>
-            <w:hyperlink w:history="1" r:id="rIdur3yotqscjf7pkpd0sbid">
+            <w:hyperlink w:history="1" r:id="rIdqi9ozjnpl_fpwekvtgw88">
               <w:r>
                 <w:rPr>
                   <w:rFonts w:ascii="Arial" w:cs="Arial" w:eastAsia="Arial" w:hAnsi="Arial"/>
@@ -5669,7 +5669,7 @@
         </w:rPr>
         <w:t xml:space="preserve">© 2026 SeaVuria and ARES. Aligned with KICD objectives. Developed by SeaVuria; technical implementation by ARES (with AI assistance from Claude). Licensed under </w:t>
       </w:r>
-      <w:hyperlink w:history="1" r:id="rIdw1btmgyymgmv-nt_oizse">
+      <w:hyperlink w:history="1" r:id="rId-f-m2-tvhnkdvteh8ytyc">
         <w:r>
           <w:rPr>
             <w:rFonts w:ascii="Arial" w:cs="Arial" w:eastAsia="Arial" w:hAnsi="Arial"/>
@@ -5690,7 +5690,7 @@
         </w:rPr>
         <w:t xml:space="preserve"> (</w:t>
       </w:r>
-      <w:hyperlink w:history="1" r:id="rIdbcwz5jcgxpzw4chi4g634">
+      <w:hyperlink w:history="1" r:id="rIdyncmbkdyq6rrtzyisscfq">
         <w:r>
           <w:rPr>
             <w:rFonts w:ascii="Arial" w:cs="Arial" w:eastAsia="Arial" w:hAnsi="Arial"/>
@@ -6703,7 +6703,7 @@
             <w:pPr>
               <w:spacing w:after="20" w:before="0"/>
             </w:pPr>
-            <w:hyperlink w:history="1" r:id="rIdqveeohesraqqw-lbuk8mx">
+            <w:hyperlink w:history="1" r:id="rIdmw1ftuy73kq3czyqfyo7u">
               <w:r>
                 <w:rPr>
                   <w:rFonts w:ascii="Arial" w:cs="Arial" w:eastAsia="Arial" w:hAnsi="Arial"/>
@@ -6736,7 +6736,7 @@
               <w:spacing w:after="10" w:before="0"/>
               <w:ind w:left="120"/>
             </w:pPr>
-            <w:hyperlink w:history="1" r:id="rIdtgsxo7tqah65gs_r4mxmw">
+            <w:hyperlink w:history="1" r:id="rIdoaga1f5itgtavp0r6svb7">
               <w:r>
                 <w:rPr>
                   <w:rFonts w:ascii="Arial" w:cs="Arial" w:eastAsia="Arial" w:hAnsi="Arial"/>
@@ -6781,7 +6781,7 @@
             <w:pPr>
               <w:spacing w:after="20" w:before="0"/>
             </w:pPr>
-            <w:hyperlink w:history="1" r:id="rId0gxfuju_dkdaoyoqfsjad">
+            <w:hyperlink w:history="1" r:id="rIduop7qwheox5a5pxpynckf">
               <w:r>
                 <w:rPr>
                   <w:rFonts w:ascii="Arial" w:cs="Arial" w:eastAsia="Arial" w:hAnsi="Arial"/>
@@ -6830,7 +6830,7 @@
               <w:spacing w:after="10" w:before="0"/>
               <w:ind w:left="120"/>
             </w:pPr>
-            <w:hyperlink w:history="1" r:id="rIdzknzesaaxhlumensqn1yv">
+            <w:hyperlink w:history="1" r:id="rId9aexwuryhtp7dbyfl04ml">
               <w:r>
                 <w:rPr>
                   <w:rFonts w:ascii="Arial" w:cs="Arial" w:eastAsia="Arial" w:hAnsi="Arial"/>
@@ -7025,7 +7025,7 @@
             <w:pPr>
               <w:spacing w:after="20" w:before="0"/>
             </w:pPr>
-            <w:hyperlink w:history="1" r:id="rIdgc3ojrc-ivgdijnhh04ja">
+            <w:hyperlink w:history="1" r:id="rIdrpi1cucocbjvgqitirxvb">
               <w:r>
                 <w:rPr>
                   <w:rFonts w:ascii="Arial" w:cs="Arial" w:eastAsia="Arial" w:hAnsi="Arial"/>
@@ -7058,7 +7058,7 @@
               <w:spacing w:after="10" w:before="0"/>
               <w:ind w:left="120"/>
             </w:pPr>
-            <w:hyperlink w:history="1" r:id="rIdqs2dz1nry5x5n_bkxileu">
+            <w:hyperlink w:history="1" r:id="rIdifnq3bytpwjyjynhdru8z">
               <w:r>
                 <w:rPr>
                   <w:rFonts w:ascii="Arial" w:cs="Arial" w:eastAsia="Arial" w:hAnsi="Arial"/>
@@ -7103,7 +7103,7 @@
             <w:pPr>
               <w:spacing w:after="20" w:before="0"/>
             </w:pPr>
-            <w:hyperlink w:history="1" r:id="rIdbqfkqreupxybnncgonm1k">
+            <w:hyperlink w:history="1" r:id="rIdbgracpjjykzo_1ytyqgow">
               <w:r>
                 <w:rPr>
                   <w:rFonts w:ascii="Arial" w:cs="Arial" w:eastAsia="Arial" w:hAnsi="Arial"/>
@@ -7152,7 +7152,7 @@
               <w:spacing w:after="10" w:before="0"/>
               <w:ind w:left="120"/>
             </w:pPr>
-            <w:hyperlink w:history="1" r:id="rIdjyclp_mdqrq6y8njywwqv">
+            <w:hyperlink w:history="1" r:id="rId9puie8cxoftenssoa5zay">
               <w:r>
                 <w:rPr>
                   <w:rFonts w:ascii="Arial" w:cs="Arial" w:eastAsia="Arial" w:hAnsi="Arial"/>
@@ -7347,7 +7347,7 @@
             <w:pPr>
               <w:spacing w:after="20" w:before="0"/>
             </w:pPr>
-            <w:hyperlink w:history="1" r:id="rIdmakcgntkync_bjp1ykbzf">
+            <w:hyperlink w:history="1" r:id="rIdao67fpc3qxtb0tcc_pif-">
               <w:r>
                 <w:rPr>
                   <w:rFonts w:ascii="Arial" w:cs="Arial" w:eastAsia="Arial" w:hAnsi="Arial"/>
@@ -7380,7 +7380,7 @@
               <w:spacing w:after="10" w:before="0"/>
               <w:ind w:left="120"/>
             </w:pPr>
-            <w:hyperlink w:history="1" r:id="rIdk-4vh9pm6ulvotdq49dua">
+            <w:hyperlink w:history="1" r:id="rIdkxwxtcu2oogq2enued_ly">
               <w:r>
                 <w:rPr>
                   <w:rFonts w:ascii="Arial" w:cs="Arial" w:eastAsia="Arial" w:hAnsi="Arial"/>
@@ -7425,7 +7425,7 @@
             <w:pPr>
               <w:spacing w:after="20" w:before="0"/>
             </w:pPr>
-            <w:hyperlink w:history="1" r:id="rIdtxvbkdgafcbb4bdcq3mpk">
+            <w:hyperlink w:history="1" r:id="rIdxvhfis2teyg7k7vyw8q3w">
               <w:r>
                 <w:rPr>
                   <w:rFonts w:ascii="Arial" w:cs="Arial" w:eastAsia="Arial" w:hAnsi="Arial"/>
@@ -7474,7 +7474,7 @@
               <w:spacing w:after="10" w:before="0"/>
               <w:ind w:left="120"/>
             </w:pPr>
-            <w:hyperlink w:history="1" r:id="rIdyorr_4t3iuqhsaykxxapo">
+            <w:hyperlink w:history="1" r:id="rIdcuhv9lsvlrfux5cp7uue3">
               <w:r>
                 <w:rPr>
                   <w:rFonts w:ascii="Arial" w:cs="Arial" w:eastAsia="Arial" w:hAnsi="Arial"/>
@@ -7669,7 +7669,7 @@
             <w:pPr>
               <w:spacing w:after="20" w:before="0"/>
             </w:pPr>
-            <w:hyperlink w:history="1" r:id="rIdr8n7484yws2vrqjsav4im">
+            <w:hyperlink w:history="1" r:id="rIdxdvwgwaccefcogyrrwuea">
               <w:r>
                 <w:rPr>
                   <w:rFonts w:ascii="Arial" w:cs="Arial" w:eastAsia="Arial" w:hAnsi="Arial"/>
@@ -7702,7 +7702,7 @@
               <w:spacing w:after="10" w:before="0"/>
               <w:ind w:left="120"/>
             </w:pPr>
-            <w:hyperlink w:history="1" r:id="rIddkf4jj6rwia0f1nebumus">
+            <w:hyperlink w:history="1" r:id="rIdfjx18oa4x-q2dnt6g4gqe">
               <w:r>
                 <w:rPr>
                   <w:rFonts w:ascii="Arial" w:cs="Arial" w:eastAsia="Arial" w:hAnsi="Arial"/>
@@ -7747,7 +7747,7 @@
             <w:pPr>
               <w:spacing w:after="20" w:before="0"/>
             </w:pPr>
-            <w:hyperlink w:history="1" r:id="rIdaebgca0gffjizk_njn9v9">
+            <w:hyperlink w:history="1" r:id="rIdsgfsp3wotyets6miaowyw">
               <w:r>
                 <w:rPr>
                   <w:rFonts w:ascii="Arial" w:cs="Arial" w:eastAsia="Arial" w:hAnsi="Arial"/>
@@ -7796,7 +7796,7 @@
               <w:spacing w:after="10" w:before="0"/>
               <w:ind w:left="120"/>
             </w:pPr>
-            <w:hyperlink w:history="1" r:id="rId5skpnfd_lf11obidti_d9">
+            <w:hyperlink w:history="1" r:id="rIdaz7t--25tfnzxtxumkbfm">
               <w:r>
                 <w:rPr>
                   <w:rFonts w:ascii="Arial" w:cs="Arial" w:eastAsia="Arial" w:hAnsi="Arial"/>
@@ -7991,7 +7991,7 @@
             <w:pPr>
               <w:spacing w:after="20" w:before="0"/>
             </w:pPr>
-            <w:hyperlink w:history="1" r:id="rIdhrrbu4z_8byb07amr36r9">
+            <w:hyperlink w:history="1" r:id="rIdrhv0oimy_b8vr2ivrrv6k">
               <w:r>
                 <w:rPr>
                   <w:rFonts w:ascii="Arial" w:cs="Arial" w:eastAsia="Arial" w:hAnsi="Arial"/>
@@ -8040,7 +8040,7 @@
               <w:spacing w:after="10" w:before="0"/>
               <w:ind w:left="120"/>
             </w:pPr>
-            <w:hyperlink w:history="1" r:id="rIdg26mla43iemifx14-bdqm">
+            <w:hyperlink w:history="1" r:id="rIdxpgvghd9a47beunooldqj">
               <w:r>
                 <w:rPr>
                   <w:rFonts w:ascii="Arial" w:cs="Arial" w:eastAsia="Arial" w:hAnsi="Arial"/>
@@ -8085,7 +8085,7 @@
             <w:pPr>
               <w:spacing w:after="20" w:before="0"/>
             </w:pPr>
-            <w:hyperlink w:history="1" r:id="rIdo3w-vbbmtt0breg7i160s">
+            <w:hyperlink w:history="1" r:id="rIdwmqjgg_cfctqbfcpk_-sr">
               <w:r>
                 <w:rPr>
                   <w:rFonts w:ascii="Arial" w:cs="Arial" w:eastAsia="Arial" w:hAnsi="Arial"/>
@@ -8134,7 +8134,7 @@
               <w:spacing w:after="10" w:before="0"/>
               <w:ind w:left="120"/>
             </w:pPr>
-            <w:hyperlink w:history="1" r:id="rIdpsrxlkwvubjuzqzqhpyp8">
+            <w:hyperlink w:history="1" r:id="rIdngvztnpqxb9jjpumfjcxt">
               <w:r>
                 <w:rPr>
                   <w:rFonts w:ascii="Arial" w:cs="Arial" w:eastAsia="Arial" w:hAnsi="Arial"/>
@@ -8646,7 +8646,7 @@
         </w:rPr>
         <w:t xml:space="preserve">© 2026 SeaVuria and ARES. Aligned with KICD objectives. Developed by SeaVuria; technical implementation by ARES (with AI assistance from Claude). Licensed under </w:t>
       </w:r>
-      <w:hyperlink w:history="1" r:id="rIdaygpj2nthjqugqcmxxyiy">
+      <w:hyperlink w:history="1" r:id="rIdu5sbzqlj3zqbrtwt-63ig">
         <w:r>
           <w:rPr>
             <w:rFonts w:ascii="Arial" w:cs="Arial" w:eastAsia="Arial" w:hAnsi="Arial"/>
@@ -8667,7 +8667,7 @@
         </w:rPr>
         <w:t xml:space="preserve"> (</w:t>
       </w:r>
-      <w:hyperlink w:history="1" r:id="rIdkn9z9ihdervvep-p0ki3a">
+      <w:hyperlink w:history="1" r:id="rIdmq4pqjkmdnen8klultvso">
         <w:r>
           <w:rPr>
             <w:rFonts w:ascii="Arial" w:cs="Arial" w:eastAsia="Arial" w:hAnsi="Arial"/>
@@ -9680,7 +9680,7 @@
             <w:pPr>
               <w:spacing w:after="20" w:before="0"/>
             </w:pPr>
-            <w:hyperlink w:history="1" r:id="rIdlqnj67bkjt3pmj482pa8b">
+            <w:hyperlink w:history="1" r:id="rIdatvrmkujqdkfujq76urzo">
               <w:r>
                 <w:rPr>
                   <w:rFonts w:ascii="Arial" w:cs="Arial" w:eastAsia="Arial" w:hAnsi="Arial"/>
@@ -9729,7 +9729,7 @@
               <w:spacing w:after="10" w:before="0"/>
               <w:ind w:left="120"/>
             </w:pPr>
-            <w:hyperlink w:history="1" r:id="rIdv0pz732np1hnffdxuspo0">
+            <w:hyperlink w:history="1" r:id="rIdm3uez704tajdapsnfrseg">
               <w:r>
                 <w:rPr>
                   <w:rFonts w:ascii="Arial" w:cs="Arial" w:eastAsia="Arial" w:hAnsi="Arial"/>
@@ -9774,7 +9774,7 @@
             <w:pPr>
               <w:spacing w:after="20" w:before="0"/>
             </w:pPr>
-            <w:hyperlink w:history="1" r:id="rIdcvfptafateoitq4mxbjyh">
+            <w:hyperlink w:history="1" r:id="rIdo2frrdjc-n54dnbwkamge">
               <w:r>
                 <w:rPr>
                   <w:rFonts w:ascii="Arial" w:cs="Arial" w:eastAsia="Arial" w:hAnsi="Arial"/>
@@ -9823,7 +9823,7 @@
               <w:spacing w:after="10" w:before="0"/>
               <w:ind w:left="120"/>
             </w:pPr>
-            <w:hyperlink w:history="1" r:id="rIdvalevxxzszi0ytso0db1h">
+            <w:hyperlink w:history="1" r:id="rIdz0aia-vmttr90t-we-ze_">
               <w:r>
                 <w:rPr>
                   <w:rFonts w:ascii="Arial" w:cs="Arial" w:eastAsia="Arial" w:hAnsi="Arial"/>
@@ -10018,7 +10018,7 @@
             <w:pPr>
               <w:spacing w:after="20" w:before="0"/>
             </w:pPr>
-            <w:hyperlink w:history="1" r:id="rId3famwaptnokhq-ueerfft">
+            <w:hyperlink w:history="1" r:id="rIdt9epf9hpp_oxccgllcgud">
               <w:r>
                 <w:rPr>
                   <w:rFonts w:ascii="Arial" w:cs="Arial" w:eastAsia="Arial" w:hAnsi="Arial"/>
@@ -10067,7 +10067,7 @@
               <w:spacing w:after="10" w:before="0"/>
               <w:ind w:left="120"/>
             </w:pPr>
-            <w:hyperlink w:history="1" r:id="rId2jj6pkmura3itm0djq1h3">
+            <w:hyperlink w:history="1" r:id="rIdmvrswanfny2unmkjjpn8y">
               <w:r>
                 <w:rPr>
                   <w:rFonts w:ascii="Arial" w:cs="Arial" w:eastAsia="Arial" w:hAnsi="Arial"/>
@@ -10112,7 +10112,7 @@
             <w:pPr>
               <w:spacing w:after="20" w:before="0"/>
             </w:pPr>
-            <w:hyperlink w:history="1" r:id="rIdmcrofcgawmehg9zp8sydp">
+            <w:hyperlink w:history="1" r:id="rIdux5ezsm3e55ku3y7jrjjc">
               <w:r>
                 <w:rPr>
                   <w:rFonts w:ascii="Arial" w:cs="Arial" w:eastAsia="Arial" w:hAnsi="Arial"/>
@@ -10161,7 +10161,7 @@
               <w:spacing w:after="10" w:before="0"/>
               <w:ind w:left="120"/>
             </w:pPr>
-            <w:hyperlink w:history="1" r:id="rId4m3rhf4a7g3bmor1r4piv">
+            <w:hyperlink w:history="1" r:id="rIdyu9ydef7ywrcf6qrolbc3">
               <w:r>
                 <w:rPr>
                   <w:rFonts w:ascii="Arial" w:cs="Arial" w:eastAsia="Arial" w:hAnsi="Arial"/>
@@ -10356,7 +10356,7 @@
             <w:pPr>
               <w:spacing w:after="20" w:before="0"/>
             </w:pPr>
-            <w:hyperlink w:history="1" r:id="rId60_xd6dfe35mwju1sctrv">
+            <w:hyperlink w:history="1" r:id="rIdlzvicjjujayd86-uqyux8">
               <w:r>
                 <w:rPr>
                   <w:rFonts w:ascii="Arial" w:cs="Arial" w:eastAsia="Arial" w:hAnsi="Arial"/>
@@ -10405,7 +10405,7 @@
               <w:spacing w:after="10" w:before="0"/>
               <w:ind w:left="120"/>
             </w:pPr>
-            <w:hyperlink w:history="1" r:id="rIdjplsnp6gqk_-zys-xzx4h">
+            <w:hyperlink w:history="1" r:id="rIdaval7cvbz2yl33bhcm4kz">
               <w:r>
                 <w:rPr>
                   <w:rFonts w:ascii="Arial" w:cs="Arial" w:eastAsia="Arial" w:hAnsi="Arial"/>
@@ -10450,7 +10450,7 @@
             <w:pPr>
               <w:spacing w:after="20" w:before="0"/>
             </w:pPr>
-            <w:hyperlink w:history="1" r:id="rIdp2ajmsharorxgcdfjtojx">
+            <w:hyperlink w:history="1" r:id="rIdpwwjz14qr3abtodthclhp">
               <w:r>
                 <w:rPr>
                   <w:rFonts w:ascii="Arial" w:cs="Arial" w:eastAsia="Arial" w:hAnsi="Arial"/>
@@ -10499,7 +10499,7 @@
               <w:spacing w:after="10" w:before="0"/>
               <w:ind w:left="120"/>
             </w:pPr>
-            <w:hyperlink w:history="1" r:id="rIdvszkdsea3z-ejppo2f-d7">
+            <w:hyperlink w:history="1" r:id="rIdlqvehbxgwzxf4s4e1ontj">
               <w:r>
                 <w:rPr>
                   <w:rFonts w:ascii="Arial" w:cs="Arial" w:eastAsia="Arial" w:hAnsi="Arial"/>
@@ -10694,7 +10694,7 @@
             <w:pPr>
               <w:spacing w:after="20" w:before="0"/>
             </w:pPr>
-            <w:hyperlink w:history="1" r:id="rIdpkl9kh5rrjywisrpkjzyp">
+            <w:hyperlink w:history="1" r:id="rIdm1i3oiaorb6q_hv6qmx7m">
               <w:r>
                 <w:rPr>
                   <w:rFonts w:ascii="Arial" w:cs="Arial" w:eastAsia="Arial" w:hAnsi="Arial"/>
@@ -10743,7 +10743,7 @@
               <w:spacing w:after="10" w:before="0"/>
               <w:ind w:left="120"/>
             </w:pPr>
-            <w:hyperlink w:history="1" r:id="rIdhnccnujcfzu5bsnds4erb">
+            <w:hyperlink w:history="1" r:id="rIda4b8vvwqzopyjha26jjiw">
               <w:r>
                 <w:rPr>
                   <w:rFonts w:ascii="Arial" w:cs="Arial" w:eastAsia="Arial" w:hAnsi="Arial"/>
@@ -10788,7 +10788,7 @@
             <w:pPr>
               <w:spacing w:after="20" w:before="0"/>
             </w:pPr>
-            <w:hyperlink w:history="1" r:id="rIdmkmi_in5xespmyipwreca">
+            <w:hyperlink w:history="1" r:id="rIdmd3klkcju_07hxmypdyab">
               <w:r>
                 <w:rPr>
                   <w:rFonts w:ascii="Arial" w:cs="Arial" w:eastAsia="Arial" w:hAnsi="Arial"/>
@@ -10837,7 +10837,7 @@
               <w:spacing w:after="10" w:before="0"/>
               <w:ind w:left="120"/>
             </w:pPr>
-            <w:hyperlink w:history="1" r:id="rIdh2brv40imt6rjzs1mm1nu">
+            <w:hyperlink w:history="1" r:id="rIdzm6bce5wfwgbbxqrkd8nj">
               <w:r>
                 <w:rPr>
                   <w:rFonts w:ascii="Arial" w:cs="Arial" w:eastAsia="Arial" w:hAnsi="Arial"/>
@@ -11032,7 +11032,7 @@
             <w:pPr>
               <w:spacing w:after="20" w:before="0"/>
             </w:pPr>
-            <w:hyperlink w:history="1" r:id="rIdtklt04kixr8ikmwdzblp8">
+            <w:hyperlink w:history="1" r:id="rId7utohd8b4pdb2xqjl8mrc">
               <w:r>
                 <w:rPr>
                   <w:rFonts w:ascii="Arial" w:cs="Arial" w:eastAsia="Arial" w:hAnsi="Arial"/>
@@ -11081,7 +11081,7 @@
               <w:spacing w:after="10" w:before="0"/>
               <w:ind w:left="120"/>
             </w:pPr>
-            <w:hyperlink w:history="1" r:id="rId4fgtfdu0lulin9g6g28d4">
+            <w:hyperlink w:history="1" r:id="rIdb97rfgvxeabluijbtx1v8">
               <w:r>
                 <w:rPr>
                   <w:rFonts w:ascii="Arial" w:cs="Arial" w:eastAsia="Arial" w:hAnsi="Arial"/>
@@ -11126,7 +11126,7 @@
             <w:pPr>
               <w:spacing w:after="20" w:before="0"/>
             </w:pPr>
-            <w:hyperlink w:history="1" r:id="rIda2_a8v7p-4asfjfvxf7vf">
+            <w:hyperlink w:history="1" r:id="rId0axyqfm5ga7ejx16dp3nh">
               <w:r>
                 <w:rPr>
                   <w:rFonts w:ascii="Arial" w:cs="Arial" w:eastAsia="Arial" w:hAnsi="Arial"/>
@@ -11175,7 +11175,7 @@
               <w:spacing w:after="10" w:before="0"/>
               <w:ind w:left="120"/>
             </w:pPr>
-            <w:hyperlink w:history="1" r:id="rIde3pcdew_ppthtxjq9-9hq">
+            <w:hyperlink w:history="1" r:id="rIdvuiu4t8bqyyhj_jrq_dl1">
               <w:r>
                 <w:rPr>
                   <w:rFonts w:ascii="Arial" w:cs="Arial" w:eastAsia="Arial" w:hAnsi="Arial"/>
@@ -11687,7 +11687,7 @@
         </w:rPr>
         <w:t xml:space="preserve">© 2026 SeaVuria and ARES. Aligned with KICD objectives. Developed by SeaVuria; technical implementation by ARES (with AI assistance from Claude). Licensed under </w:t>
       </w:r>
-      <w:hyperlink w:history="1" r:id="rId7bkhhqv8fkvrohlq4zc2t">
+      <w:hyperlink w:history="1" r:id="rIdi2lvadgje8xn-aagjyffn">
         <w:r>
           <w:rPr>
             <w:rFonts w:ascii="Arial" w:cs="Arial" w:eastAsia="Arial" w:hAnsi="Arial"/>
@@ -11708,7 +11708,7 @@
         </w:rPr>
         <w:t xml:space="preserve"> (</w:t>
       </w:r>
-      <w:hyperlink w:history="1" r:id="rIdeghs51idah0h60swz3g7x">
+      <w:hyperlink w:history="1" r:id="rIdmlqiyj7gdrfyek_-nj9co">
         <w:r>
           <w:rPr>
             <w:rFonts w:ascii="Arial" w:cs="Arial" w:eastAsia="Arial" w:hAnsi="Arial"/>
@@ -12721,7 +12721,7 @@
             <w:pPr>
               <w:spacing w:after="20" w:before="0"/>
             </w:pPr>
-            <w:hyperlink w:history="1" r:id="rIdve_9slrbxve60ur3r8yax">
+            <w:hyperlink w:history="1" r:id="rIdzuwvq6ahqhzwakhqrdhnr">
               <w:r>
                 <w:rPr>
                   <w:rFonts w:ascii="Arial" w:cs="Arial" w:eastAsia="Arial" w:hAnsi="Arial"/>
@@ -12754,7 +12754,7 @@
               <w:spacing w:after="10" w:before="0"/>
               <w:ind w:left="120"/>
             </w:pPr>
-            <w:hyperlink w:history="1" r:id="rIdi9umjahslw8i5kv4xhvbn">
+            <w:hyperlink w:history="1" r:id="rId3sb-jag-nmh0nj_xpzqi_">
               <w:r>
                 <w:rPr>
                   <w:rFonts w:ascii="Arial" w:cs="Arial" w:eastAsia="Arial" w:hAnsi="Arial"/>
@@ -12799,7 +12799,7 @@
             <w:pPr>
               <w:spacing w:after="20" w:before="0"/>
             </w:pPr>
-            <w:hyperlink w:history="1" r:id="rId1kjmms5mcds-9r9eeqysg">
+            <w:hyperlink w:history="1" r:id="rId0rddqvymsjz4_vwqkjl-y">
               <w:r>
                 <w:rPr>
                   <w:rFonts w:ascii="Arial" w:cs="Arial" w:eastAsia="Arial" w:hAnsi="Arial"/>
@@ -12848,7 +12848,7 @@
               <w:spacing w:after="10" w:before="0"/>
               <w:ind w:left="120"/>
             </w:pPr>
-            <w:hyperlink w:history="1" r:id="rId0a5lll_ae7rvkndeb_re9">
+            <w:hyperlink w:history="1" r:id="rId4kfxauxp5xyqdbrro5sgh">
               <w:r>
                 <w:rPr>
                   <w:rFonts w:ascii="Arial" w:cs="Arial" w:eastAsia="Arial" w:hAnsi="Arial"/>
@@ -13043,7 +13043,7 @@
             <w:pPr>
               <w:spacing w:after="20" w:before="0"/>
             </w:pPr>
-            <w:hyperlink w:history="1" r:id="rId5fz1qieg7f-fubx43ry1g">
+            <w:hyperlink w:history="1" r:id="rIdihkzataymlxqknq9a5axt">
               <w:r>
                 <w:rPr>
                   <w:rFonts w:ascii="Arial" w:cs="Arial" w:eastAsia="Arial" w:hAnsi="Arial"/>
@@ -13076,7 +13076,7 @@
               <w:spacing w:after="10" w:before="0"/>
               <w:ind w:left="120"/>
             </w:pPr>
-            <w:hyperlink w:history="1" r:id="rIdudpopm8swf4hgvximczx8">
+            <w:hyperlink w:history="1" r:id="rIdxhg5psrsijejxhfkvzx2q">
               <w:r>
                 <w:rPr>
                   <w:rFonts w:ascii="Arial" w:cs="Arial" w:eastAsia="Arial" w:hAnsi="Arial"/>
@@ -13121,7 +13121,7 @@
             <w:pPr>
               <w:spacing w:after="20" w:before="0"/>
             </w:pPr>
-            <w:hyperlink w:history="1" r:id="rIdjdt_rl6bg6ikb5yqgcest">
+            <w:hyperlink w:history="1" r:id="rId9ljr4c7z_q5uwnffebpva">
               <w:r>
                 <w:rPr>
                   <w:rFonts w:ascii="Arial" w:cs="Arial" w:eastAsia="Arial" w:hAnsi="Arial"/>
@@ -13170,7 +13170,7 @@
               <w:spacing w:after="10" w:before="0"/>
               <w:ind w:left="120"/>
             </w:pPr>
-            <w:hyperlink w:history="1" r:id="rIde6pmsmgkl2wizsqsmbqi-">
+            <w:hyperlink w:history="1" r:id="rIdpwqhevvhflmrzwcqilapk">
               <w:r>
                 <w:rPr>
                   <w:rFonts w:ascii="Arial" w:cs="Arial" w:eastAsia="Arial" w:hAnsi="Arial"/>
@@ -13365,7 +13365,7 @@
             <w:pPr>
               <w:spacing w:after="20" w:before="0"/>
             </w:pPr>
-            <w:hyperlink w:history="1" r:id="rIdfettz_og21ej2je262jby">
+            <w:hyperlink w:history="1" r:id="rIdvgx7lwcyoi1vxrcx7_juq">
               <w:r>
                 <w:rPr>
                   <w:rFonts w:ascii="Arial" w:cs="Arial" w:eastAsia="Arial" w:hAnsi="Arial"/>
@@ -13398,7 +13398,7 @@
               <w:spacing w:after="10" w:before="0"/>
               <w:ind w:left="120"/>
             </w:pPr>
-            <w:hyperlink w:history="1" r:id="rIdqskagx_v_pwr3nsdfdohj">
+            <w:hyperlink w:history="1" r:id="rIdwv29mkyxnjw0cqhbw8uui">
               <w:r>
                 <w:rPr>
                   <w:rFonts w:ascii="Arial" w:cs="Arial" w:eastAsia="Arial" w:hAnsi="Arial"/>
@@ -13443,7 +13443,7 @@
             <w:pPr>
               <w:spacing w:after="20" w:before="0"/>
             </w:pPr>
-            <w:hyperlink w:history="1" r:id="rIdrnyppu-3qm-ljcssnrnv8">
+            <w:hyperlink w:history="1" r:id="rIdpvtz-h6lzyncuibl7l7vo">
               <w:r>
                 <w:rPr>
                   <w:rFonts w:ascii="Arial" w:cs="Arial" w:eastAsia="Arial" w:hAnsi="Arial"/>
@@ -13492,7 +13492,7 @@
               <w:spacing w:after="10" w:before="0"/>
               <w:ind w:left="120"/>
             </w:pPr>
-            <w:hyperlink w:history="1" r:id="rIdxmgy4xrrqrfsn21a2hzqa">
+            <w:hyperlink w:history="1" r:id="rId8e3uxtkt3ybfysdnpfknq">
               <w:r>
                 <w:rPr>
                   <w:rFonts w:ascii="Arial" w:cs="Arial" w:eastAsia="Arial" w:hAnsi="Arial"/>
@@ -13687,7 +13687,7 @@
             <w:pPr>
               <w:spacing w:after="20" w:before="0"/>
             </w:pPr>
-            <w:hyperlink w:history="1" r:id="rIdmjj4024kw12jdzeloc9wf">
+            <w:hyperlink w:history="1" r:id="rId3qianyhqw87w5r7o8zs-7">
               <w:r>
                 <w:rPr>
                   <w:rFonts w:ascii="Arial" w:cs="Arial" w:eastAsia="Arial" w:hAnsi="Arial"/>
@@ -13720,7 +13720,7 @@
               <w:spacing w:after="10" w:before="0"/>
               <w:ind w:left="120"/>
             </w:pPr>
-            <w:hyperlink w:history="1" r:id="rId2uetakqfppcs7q7mswk-x">
+            <w:hyperlink w:history="1" r:id="rIddrsur-v_ijrats9rz7nuj">
               <w:r>
                 <w:rPr>
                   <w:rFonts w:ascii="Arial" w:cs="Arial" w:eastAsia="Arial" w:hAnsi="Arial"/>
@@ -13765,7 +13765,7 @@
             <w:pPr>
               <w:spacing w:after="20" w:before="0"/>
             </w:pPr>
-            <w:hyperlink w:history="1" r:id="rIdsyfoiojkas8y39xyo5mgk">
+            <w:hyperlink w:history="1" r:id="rIdahrwcuo8evvghr38wy2e-">
               <w:r>
                 <w:rPr>
                   <w:rFonts w:ascii="Arial" w:cs="Arial" w:eastAsia="Arial" w:hAnsi="Arial"/>
@@ -13814,7 +13814,7 @@
               <w:spacing w:after="10" w:before="0"/>
               <w:ind w:left="120"/>
             </w:pPr>
-            <w:hyperlink w:history="1" r:id="rIdoj0uit2aknpcs8ksc4wjv">
+            <w:hyperlink w:history="1" r:id="rIdn-50kcraz_jocx6s_g_td">
               <w:r>
                 <w:rPr>
                   <w:rFonts w:ascii="Arial" w:cs="Arial" w:eastAsia="Arial" w:hAnsi="Arial"/>
@@ -14009,7 +14009,7 @@
             <w:pPr>
               <w:spacing w:after="20" w:before="0"/>
             </w:pPr>
-            <w:hyperlink w:history="1" r:id="rIdoykshazofpk-q6hrmxjsj">
+            <w:hyperlink w:history="1" r:id="rIdgwrujhyi_ty7erwtjw8oi">
               <w:r>
                 <w:rPr>
                   <w:rFonts w:ascii="Arial" w:cs="Arial" w:eastAsia="Arial" w:hAnsi="Arial"/>
@@ -14042,7 +14042,7 @@
               <w:spacing w:after="10" w:before="0"/>
               <w:ind w:left="120"/>
             </w:pPr>
-            <w:hyperlink w:history="1" r:id="rIdu0ordugm6fojlyqhdmkht">
+            <w:hyperlink w:history="1" r:id="rIdocbdv3n8_pjokui2trpjo">
               <w:r>
                 <w:rPr>
                   <w:rFonts w:ascii="Arial" w:cs="Arial" w:eastAsia="Arial" w:hAnsi="Arial"/>
@@ -14087,7 +14087,7 @@
             <w:pPr>
               <w:spacing w:after="20" w:before="0"/>
             </w:pPr>
-            <w:hyperlink w:history="1" r:id="rIdurpmlxeh8w-k1xswc1nuv">
+            <w:hyperlink w:history="1" r:id="rId3s4vb3yg7nz8xe6vh5qif">
               <w:r>
                 <w:rPr>
                   <w:rFonts w:ascii="Arial" w:cs="Arial" w:eastAsia="Arial" w:hAnsi="Arial"/>
@@ -14136,7 +14136,7 @@
               <w:spacing w:after="10" w:before="0"/>
               <w:ind w:left="120"/>
             </w:pPr>
-            <w:hyperlink w:history="1" r:id="rIdw9yzbzpsbckw2j3g9nfri">
+            <w:hyperlink w:history="1" r:id="rIdkifyfghv8rxtj9qz-irlf">
               <w:r>
                 <w:rPr>
                   <w:rFonts w:ascii="Arial" w:cs="Arial" w:eastAsia="Arial" w:hAnsi="Arial"/>
@@ -14648,7 +14648,7 @@
         </w:rPr>
         <w:t xml:space="preserve">© 2026 SeaVuria and ARES. Aligned with KICD objectives. Developed by SeaVuria; technical implementation by ARES (with AI assistance from Claude). Licensed under </w:t>
       </w:r>
-      <w:hyperlink w:history="1" r:id="rIdr1oh8tzcnz-gf5culmkgy">
+      <w:hyperlink w:history="1" r:id="rId864mwfyukeoe_hwhfbnkp">
         <w:r>
           <w:rPr>
             <w:rFonts w:ascii="Arial" w:cs="Arial" w:eastAsia="Arial" w:hAnsi="Arial"/>
@@ -14669,7 +14669,7 @@
         </w:rPr>
         <w:t xml:space="preserve"> (</w:t>
       </w:r>
-      <w:hyperlink w:history="1" r:id="rIdqcmpzm4ssrci-yp_5uwk6">
+      <w:hyperlink w:history="1" r:id="rId7blcvowweudxdwnsrxacb">
         <w:r>
           <w:rPr>
             <w:rFonts w:ascii="Arial" w:cs="Arial" w:eastAsia="Arial" w:hAnsi="Arial"/>
@@ -15682,7 +15682,7 @@
             <w:pPr>
               <w:spacing w:after="20" w:before="0"/>
             </w:pPr>
-            <w:hyperlink w:history="1" r:id="rIdxsskwkjwhpnlywy4jsb_w">
+            <w:hyperlink w:history="1" r:id="rId6mcbjmriz48las1rg6enl">
               <w:r>
                 <w:rPr>
                   <w:rFonts w:ascii="Arial" w:cs="Arial" w:eastAsia="Arial" w:hAnsi="Arial"/>
@@ -15731,7 +15731,7 @@
               <w:spacing w:after="10" w:before="0"/>
               <w:ind w:left="120"/>
             </w:pPr>
-            <w:hyperlink w:history="1" r:id="rId0momdojc7_dwwxfmdrolk">
+            <w:hyperlink w:history="1" r:id="rIdj2wu89mqlijkr8azjjgtt">
               <w:r>
                 <w:rPr>
                   <w:rFonts w:ascii="Arial" w:cs="Arial" w:eastAsia="Arial" w:hAnsi="Arial"/>
@@ -15776,7 +15776,7 @@
             <w:pPr>
               <w:spacing w:after="20" w:before="0"/>
             </w:pPr>
-            <w:hyperlink w:history="1" r:id="rIdcgeko8lx6ho3b6obk4rkq">
+            <w:hyperlink w:history="1" r:id="rId1bhkcmivywggyjobjyz9c">
               <w:r>
                 <w:rPr>
                   <w:rFonts w:ascii="Arial" w:cs="Arial" w:eastAsia="Arial" w:hAnsi="Arial"/>
@@ -15825,7 +15825,7 @@
               <w:spacing w:after="10" w:before="0"/>
               <w:ind w:left="120"/>
             </w:pPr>
-            <w:hyperlink w:history="1" r:id="rIdqp5q9hk7ba3_z2o7f8emq">
+            <w:hyperlink w:history="1" r:id="rId7nm8bv0qljm7tghxkqpzf">
               <w:r>
                 <w:rPr>
                   <w:rFonts w:ascii="Arial" w:cs="Arial" w:eastAsia="Arial" w:hAnsi="Arial"/>
@@ -16020,7 +16020,7 @@
             <w:pPr>
               <w:spacing w:after="20" w:before="0"/>
             </w:pPr>
-            <w:hyperlink w:history="1" r:id="rIdacashs00tewhy0_8r_7as">
+            <w:hyperlink w:history="1" r:id="rIdlg-9adp5b2yhrx9ytm85i">
               <w:r>
                 <w:rPr>
                   <w:rFonts w:ascii="Arial" w:cs="Arial" w:eastAsia="Arial" w:hAnsi="Arial"/>
@@ -16069,7 +16069,7 @@
               <w:spacing w:after="10" w:before="0"/>
               <w:ind w:left="120"/>
             </w:pPr>
-            <w:hyperlink w:history="1" r:id="rIdgxzls-peaypesbldm0ckz">
+            <w:hyperlink w:history="1" r:id="rId5ka9-7ryblwo8e8fpvuey">
               <w:r>
                 <w:rPr>
                   <w:rFonts w:ascii="Arial" w:cs="Arial" w:eastAsia="Arial" w:hAnsi="Arial"/>
@@ -16114,7 +16114,7 @@
             <w:pPr>
               <w:spacing w:after="20" w:before="0"/>
             </w:pPr>
-            <w:hyperlink w:history="1" r:id="rIdewjh2t5_vawfvqh4kt5ja">
+            <w:hyperlink w:history="1" r:id="rIdd5bav9sbxrtew8sgxuov2">
               <w:r>
                 <w:rPr>
                   <w:rFonts w:ascii="Arial" w:cs="Arial" w:eastAsia="Arial" w:hAnsi="Arial"/>
@@ -16163,7 +16163,7 @@
               <w:spacing w:after="10" w:before="0"/>
               <w:ind w:left="120"/>
             </w:pPr>
-            <w:hyperlink w:history="1" r:id="rIddbvnmqdq5a8j0np6c9wzj">
+            <w:hyperlink w:history="1" r:id="rIdbmm-t13sm6ncl9j2f-cl7">
               <w:r>
                 <w:rPr>
                   <w:rFonts w:ascii="Arial" w:cs="Arial" w:eastAsia="Arial" w:hAnsi="Arial"/>
@@ -16358,7 +16358,7 @@
             <w:pPr>
               <w:spacing w:after="20" w:before="0"/>
             </w:pPr>
-            <w:hyperlink w:history="1" r:id="rIdedklni0dkps_whefp5g2x">
+            <w:hyperlink w:history="1" r:id="rIdipxt3dqtnastnrl5xweuo">
               <w:r>
                 <w:rPr>
                   <w:rFonts w:ascii="Arial" w:cs="Arial" w:eastAsia="Arial" w:hAnsi="Arial"/>
@@ -16407,7 +16407,7 @@
               <w:spacing w:after="10" w:before="0"/>
               <w:ind w:left="120"/>
             </w:pPr>
-            <w:hyperlink w:history="1" r:id="rIdudsgt8cdbgmoyujytyxg5">
+            <w:hyperlink w:history="1" r:id="rIdjuneg2naxvw9a8k-6w4im">
               <w:r>
                 <w:rPr>
                   <w:rFonts w:ascii="Arial" w:cs="Arial" w:eastAsia="Arial" w:hAnsi="Arial"/>
@@ -16452,7 +16452,7 @@
             <w:pPr>
               <w:spacing w:after="20" w:before="0"/>
             </w:pPr>
-            <w:hyperlink w:history="1" r:id="rIdr_unjhz-1ipbtb5caicw6">
+            <w:hyperlink w:history="1" r:id="rIds3p8ldqy50l2hfzyr1brz">
               <w:r>
                 <w:rPr>
                   <w:rFonts w:ascii="Arial" w:cs="Arial" w:eastAsia="Arial" w:hAnsi="Arial"/>
@@ -16501,7 +16501,7 @@
               <w:spacing w:after="10" w:before="0"/>
               <w:ind w:left="120"/>
             </w:pPr>
-            <w:hyperlink w:history="1" r:id="rIdgfuvhitim_mf6cd2mfcz6">
+            <w:hyperlink w:history="1" r:id="rId9llqccut_chumvf3vlgzg">
               <w:r>
                 <w:rPr>
                   <w:rFonts w:ascii="Arial" w:cs="Arial" w:eastAsia="Arial" w:hAnsi="Arial"/>
@@ -16696,7 +16696,7 @@
             <w:pPr>
               <w:spacing w:after="20" w:before="0"/>
             </w:pPr>
-            <w:hyperlink w:history="1" r:id="rIdsimavyzwpmbolv5ketbps">
+            <w:hyperlink w:history="1" r:id="rIdrd4xp7haetbaq5-9z1xby">
               <w:r>
                 <w:rPr>
                   <w:rFonts w:ascii="Arial" w:cs="Arial" w:eastAsia="Arial" w:hAnsi="Arial"/>
@@ -16745,7 +16745,7 @@
               <w:spacing w:after="10" w:before="0"/>
               <w:ind w:left="120"/>
             </w:pPr>
-            <w:hyperlink w:history="1" r:id="rIdgkvhdi5vjhx0plkqtbk7u">
+            <w:hyperlink w:history="1" r:id="rIdia1shdjqjseet-y4foids">
               <w:r>
                 <w:rPr>
                   <w:rFonts w:ascii="Arial" w:cs="Arial" w:eastAsia="Arial" w:hAnsi="Arial"/>
@@ -16790,7 +16790,7 @@
             <w:pPr>
               <w:spacing w:after="20" w:before="0"/>
             </w:pPr>
-            <w:hyperlink w:history="1" r:id="rId9gezhvfteim5lymhhnqnf">
+            <w:hyperlink w:history="1" r:id="rIdtxvokrvk9jr7nrcdbvyqa">
               <w:r>
                 <w:rPr>
                   <w:rFonts w:ascii="Arial" w:cs="Arial" w:eastAsia="Arial" w:hAnsi="Arial"/>
@@ -16839,7 +16839,7 @@
               <w:spacing w:after="10" w:before="0"/>
               <w:ind w:left="120"/>
             </w:pPr>
-            <w:hyperlink w:history="1" r:id="rIdb6ag8sera-z67ayijxf0f">
+            <w:hyperlink w:history="1" r:id="rIdlijy27roiq_of9r0vh92a">
               <w:r>
                 <w:rPr>
                   <w:rFonts w:ascii="Arial" w:cs="Arial" w:eastAsia="Arial" w:hAnsi="Arial"/>
@@ -17034,7 +17034,7 @@
             <w:pPr>
               <w:spacing w:after="20" w:before="0"/>
             </w:pPr>
-            <w:hyperlink w:history="1" r:id="rIdy26qe41ebgduqkwrk4tef">
+            <w:hyperlink w:history="1" r:id="rIdn_68gpwxe_xy7pe_aydrd">
               <w:r>
                 <w:rPr>
                   <w:rFonts w:ascii="Arial" w:cs="Arial" w:eastAsia="Arial" w:hAnsi="Arial"/>
@@ -17083,7 +17083,7 @@
               <w:spacing w:after="10" w:before="0"/>
               <w:ind w:left="120"/>
             </w:pPr>
-            <w:hyperlink w:history="1" r:id="rId0cv6t7n3_fd93ttz6afcc">
+            <w:hyperlink w:history="1" r:id="rIdi7se-u6nm3vxmpb_mikzr">
               <w:r>
                 <w:rPr>
                   <w:rFonts w:ascii="Arial" w:cs="Arial" w:eastAsia="Arial" w:hAnsi="Arial"/>
@@ -17128,7 +17128,7 @@
             <w:pPr>
               <w:spacing w:after="20" w:before="0"/>
             </w:pPr>
-            <w:hyperlink w:history="1" r:id="rIdqgwgydzfmp74tbx-ur_fd">
+            <w:hyperlink w:history="1" r:id="rIdqjkpq4mci5kvgxedu-ur5">
               <w:r>
                 <w:rPr>
                   <w:rFonts w:ascii="Arial" w:cs="Arial" w:eastAsia="Arial" w:hAnsi="Arial"/>
@@ -17177,7 +17177,7 @@
               <w:spacing w:after="10" w:before="0"/>
               <w:ind w:left="120"/>
             </w:pPr>
-            <w:hyperlink w:history="1" r:id="rId3cwjtq6ymuq_bd4hc7zak">
+            <w:hyperlink w:history="1" r:id="rIdpuzpmfunyivt5uilylqbv">
               <w:r>
                 <w:rPr>
                   <w:rFonts w:ascii="Arial" w:cs="Arial" w:eastAsia="Arial" w:hAnsi="Arial"/>
@@ -17689,7 +17689,7 @@
         </w:rPr>
         <w:t xml:space="preserve">© 2026 SeaVuria and ARES. Aligned with KICD objectives. Developed by SeaVuria; technical implementation by ARES (with AI assistance from Claude). Licensed under </w:t>
       </w:r>
-      <w:hyperlink w:history="1" r:id="rIdhyrf1jizywv3kkz-gtsrp">
+      <w:hyperlink w:history="1" r:id="rIdxud2berdeegfnr8pnduhy">
         <w:r>
           <w:rPr>
             <w:rFonts w:ascii="Arial" w:cs="Arial" w:eastAsia="Arial" w:hAnsi="Arial"/>
@@ -17710,7 +17710,7 @@
         </w:rPr>
         <w:t xml:space="preserve"> (</w:t>
       </w:r>
-      <w:hyperlink w:history="1" r:id="rIdwtkoqguhmvrz7epc53_5f">
+      <w:hyperlink w:history="1" r:id="rIdoybfw7rpkzrmhv92qhiqs">
         <w:r>
           <w:rPr>
             <w:rFonts w:ascii="Arial" w:cs="Arial" w:eastAsia="Arial" w:hAnsi="Arial"/>
@@ -18723,7 +18723,7 @@
             <w:pPr>
               <w:spacing w:after="20" w:before="0"/>
             </w:pPr>
-            <w:hyperlink w:history="1" r:id="rIdwnk55a4nfc2xp_e6xnaki">
+            <w:hyperlink w:history="1" r:id="rIdqifrnlwfhjrkd_jdivg6h">
               <w:r>
                 <w:rPr>
                   <w:rFonts w:ascii="Arial" w:cs="Arial" w:eastAsia="Arial" w:hAnsi="Arial"/>
@@ -18756,7 +18756,7 @@
               <w:spacing w:after="10" w:before="0"/>
               <w:ind w:left="120"/>
             </w:pPr>
-            <w:hyperlink w:history="1" r:id="rIdxvmr8jyvsht47kyemnxeo">
+            <w:hyperlink w:history="1" r:id="rIdkw_z5jfo4o6qgvk-kwug0">
               <w:r>
                 <w:rPr>
                   <w:rFonts w:ascii="Arial" w:cs="Arial" w:eastAsia="Arial" w:hAnsi="Arial"/>
@@ -18801,7 +18801,7 @@
             <w:pPr>
               <w:spacing w:after="20" w:before="0"/>
             </w:pPr>
-            <w:hyperlink w:history="1" r:id="rIdc0flnczndtbhrqh9mb3o6">
+            <w:hyperlink w:history="1" r:id="rId0qhgugszkjc9lbeh2pjzf">
               <w:r>
                 <w:rPr>
                   <w:rFonts w:ascii="Arial" w:cs="Arial" w:eastAsia="Arial" w:hAnsi="Arial"/>
@@ -18834,7 +18834,7 @@
               <w:spacing w:after="10" w:before="0"/>
               <w:ind w:left="120"/>
             </w:pPr>
-            <w:hyperlink w:history="1" r:id="rIdoivuev9ssshs9hmvaxo2u">
+            <w:hyperlink w:history="1" r:id="rIdpkgms2jrqv4xidq1exshf">
               <w:r>
                 <w:rPr>
                   <w:rFonts w:ascii="Arial" w:cs="Arial" w:eastAsia="Arial" w:hAnsi="Arial"/>
@@ -19029,7 +19029,7 @@
             <w:pPr>
               <w:spacing w:after="20" w:before="0"/>
             </w:pPr>
-            <w:hyperlink w:history="1" r:id="rIdxwf7fmjz2loxfcrxlqjuj">
+            <w:hyperlink w:history="1" r:id="rIdpiu1v_ivovwslltuabshw">
               <w:r>
                 <w:rPr>
                   <w:rFonts w:ascii="Arial" w:cs="Arial" w:eastAsia="Arial" w:hAnsi="Arial"/>
@@ -19062,7 +19062,7 @@
               <w:spacing w:after="10" w:before="0"/>
               <w:ind w:left="120"/>
             </w:pPr>
-            <w:hyperlink w:history="1" r:id="rIdy5jla7m0jxmn1gpzaru62">
+            <w:hyperlink w:history="1" r:id="rIdb_k05g3dakz9e6yfmfs3w">
               <w:r>
                 <w:rPr>
                   <w:rFonts w:ascii="Arial" w:cs="Arial" w:eastAsia="Arial" w:hAnsi="Arial"/>
@@ -19107,7 +19107,7 @@
             <w:pPr>
               <w:spacing w:after="20" w:before="0"/>
             </w:pPr>
-            <w:hyperlink w:history="1" r:id="rIdgbn4c3zq56adbihdhhz73">
+            <w:hyperlink w:history="1" r:id="rIdssz4rkylgxmcsayubaauk">
               <w:r>
                 <w:rPr>
                   <w:rFonts w:ascii="Arial" w:cs="Arial" w:eastAsia="Arial" w:hAnsi="Arial"/>
@@ -19140,7 +19140,7 @@
               <w:spacing w:after="10" w:before="0"/>
               <w:ind w:left="120"/>
             </w:pPr>
-            <w:hyperlink w:history="1" r:id="rIdkezpjkklkjvupgv96coek">
+            <w:hyperlink w:history="1" r:id="rIdio16jdnxqznm6tyxfbtix">
               <w:r>
                 <w:rPr>
                   <w:rFonts w:ascii="Arial" w:cs="Arial" w:eastAsia="Arial" w:hAnsi="Arial"/>
@@ -19335,7 +19335,7 @@
             <w:pPr>
               <w:spacing w:after="20" w:before="0"/>
             </w:pPr>
-            <w:hyperlink w:history="1" r:id="rIdkfig1awg_kujdeu76dipr">
+            <w:hyperlink w:history="1" r:id="rIdmhm2a4coyuooip_qtivpr">
               <w:r>
                 <w:rPr>
                   <w:rFonts w:ascii="Arial" w:cs="Arial" w:eastAsia="Arial" w:hAnsi="Arial"/>
@@ -19368,7 +19368,7 @@
               <w:spacing w:after="10" w:before="0"/>
               <w:ind w:left="120"/>
             </w:pPr>
-            <w:hyperlink w:history="1" r:id="rIdbero8mfiu_p_g4yjdupgk">
+            <w:hyperlink w:history="1" r:id="rId4pvjyefyfioeca8aknpi4">
               <w:r>
                 <w:rPr>
                   <w:rFonts w:ascii="Arial" w:cs="Arial" w:eastAsia="Arial" w:hAnsi="Arial"/>
@@ -19413,7 +19413,7 @@
             <w:pPr>
               <w:spacing w:after="20" w:before="0"/>
             </w:pPr>
-            <w:hyperlink w:history="1" r:id="rId-vci5nmjevu6ohw6f6ds5">
+            <w:hyperlink w:history="1" r:id="rIdvzotaiqlw1xxxjw6nhoju">
               <w:r>
                 <w:rPr>
                   <w:rFonts w:ascii="Arial" w:cs="Arial" w:eastAsia="Arial" w:hAnsi="Arial"/>
@@ -19462,7 +19462,7 @@
               <w:spacing w:after="10" w:before="0"/>
               <w:ind w:left="120"/>
             </w:pPr>
-            <w:hyperlink w:history="1" r:id="rIdfvefh5w00vinj59h2e55y">
+            <w:hyperlink w:history="1" r:id="rId3wuannnq6fy472rzdsbvs">
               <w:r>
                 <w:rPr>
                   <w:rFonts w:ascii="Arial" w:cs="Arial" w:eastAsia="Arial" w:hAnsi="Arial"/>
@@ -19657,7 +19657,7 @@
             <w:pPr>
               <w:spacing w:after="20" w:before="0"/>
             </w:pPr>
-            <w:hyperlink w:history="1" r:id="rIdkhmgslxyeboemcpxzthel">
+            <w:hyperlink w:history="1" r:id="rIdrwokbb9_-vepabqhphywg">
               <w:r>
                 <w:rPr>
                   <w:rFonts w:ascii="Arial" w:cs="Arial" w:eastAsia="Arial" w:hAnsi="Arial"/>
@@ -19690,7 +19690,7 @@
               <w:spacing w:after="10" w:before="0"/>
               <w:ind w:left="120"/>
             </w:pPr>
-            <w:hyperlink w:history="1" r:id="rIdiozlzrz6brtcfheid6-yi">
+            <w:hyperlink w:history="1" r:id="rIdlkkynr6xtrxck9pqyvk1b">
               <w:r>
                 <w:rPr>
                   <w:rFonts w:ascii="Arial" w:cs="Arial" w:eastAsia="Arial" w:hAnsi="Arial"/>
@@ -19735,7 +19735,7 @@
             <w:pPr>
               <w:spacing w:after="20" w:before="0"/>
             </w:pPr>
-            <w:hyperlink w:history="1" r:id="rId1czdkbagu85bwifvgoegb">
+            <w:hyperlink w:history="1" r:id="rIdbhtstufekpffbk3x3u3cs">
               <w:r>
                 <w:rPr>
                   <w:rFonts w:ascii="Arial" w:cs="Arial" w:eastAsia="Arial" w:hAnsi="Arial"/>
@@ -19784,7 +19784,7 @@
               <w:spacing w:after="10" w:before="0"/>
               <w:ind w:left="120"/>
             </w:pPr>
-            <w:hyperlink w:history="1" r:id="rIdmpff3r9d7gfrfla8dg3fo">
+            <w:hyperlink w:history="1" r:id="rIdc3asssrbx1ibkhvfrfx5p">
               <w:r>
                 <w:rPr>
                   <w:rFonts w:ascii="Arial" w:cs="Arial" w:eastAsia="Arial" w:hAnsi="Arial"/>
@@ -19979,7 +19979,7 @@
             <w:pPr>
               <w:spacing w:after="20" w:before="0"/>
             </w:pPr>
-            <w:hyperlink w:history="1" r:id="rId2kp_qtg_grycyfo4of9ur">
+            <w:hyperlink w:history="1" r:id="rIdz3anuzpftbijbzqqu690o">
               <w:r>
                 <w:rPr>
                   <w:rFonts w:ascii="Arial" w:cs="Arial" w:eastAsia="Arial" w:hAnsi="Arial"/>
@@ -20012,7 +20012,7 @@
               <w:spacing w:after="10" w:before="0"/>
               <w:ind w:left="120"/>
             </w:pPr>
-            <w:hyperlink w:history="1" r:id="rIdpw7hmrorr06r8hu3sjjeo">
+            <w:hyperlink w:history="1" r:id="rIdcqy_kbatkekcpkik7masf">
               <w:r>
                 <w:rPr>
                   <w:rFonts w:ascii="Arial" w:cs="Arial" w:eastAsia="Arial" w:hAnsi="Arial"/>
@@ -20057,7 +20057,7 @@
             <w:pPr>
               <w:spacing w:after="20" w:before="0"/>
             </w:pPr>
-            <w:hyperlink w:history="1" r:id="rIdcfvt0d_wfckrenpwmxais">
+            <w:hyperlink w:history="1" r:id="rIdlr_4zaz9ycxrojvxecfmy">
               <w:r>
                 <w:rPr>
                   <w:rFonts w:ascii="Arial" w:cs="Arial" w:eastAsia="Arial" w:hAnsi="Arial"/>
@@ -20090,7 +20090,7 @@
               <w:spacing w:after="10" w:before="0"/>
               <w:ind w:left="120"/>
             </w:pPr>
-            <w:hyperlink w:history="1" r:id="rIdryh1osm2l2lt5ya-a9aim">
+            <w:hyperlink w:history="1" r:id="rIdux45lhmeonoy-husdxttd">
               <w:r>
                 <w:rPr>
                   <w:rFonts w:ascii="Arial" w:cs="Arial" w:eastAsia="Arial" w:hAnsi="Arial"/>
@@ -20602,7 +20602,7 @@
         </w:rPr>
         <w:t xml:space="preserve">© 2026 SeaVuria and ARES. Aligned with KICD objectives. Developed by SeaVuria; technical implementation by ARES (with AI assistance from Claude). Licensed under </w:t>
       </w:r>
-      <w:hyperlink w:history="1" r:id="rId79kafuni46_lyd6dmcwfm">
+      <w:hyperlink w:history="1" r:id="rIdgzqknwubqb4lpibyxrshl">
         <w:r>
           <w:rPr>
             <w:rFonts w:ascii="Arial" w:cs="Arial" w:eastAsia="Arial" w:hAnsi="Arial"/>
@@ -20623,7 +20623,7 @@
         </w:rPr>
         <w:t xml:space="preserve"> (</w:t>
       </w:r>
-      <w:hyperlink w:history="1" r:id="rIdpwn2znf1kdki6zyhe8urq">
+      <w:hyperlink w:history="1" r:id="rIdlckyjmue2tocqmcnulo7n">
         <w:r>
           <w:rPr>
             <w:rFonts w:ascii="Arial" w:cs="Arial" w:eastAsia="Arial" w:hAnsi="Arial"/>
@@ -21636,7 +21636,7 @@
             <w:pPr>
               <w:spacing w:after="20" w:before="0"/>
             </w:pPr>
-            <w:hyperlink w:history="1" r:id="rId0umdxjadbcjngnj_svugh">
+            <w:hyperlink w:history="1" r:id="rIdkbw5k2fcj8c3tvk6oa6ld">
               <w:r>
                 <w:rPr>
                   <w:rFonts w:ascii="Arial" w:cs="Arial" w:eastAsia="Arial" w:hAnsi="Arial"/>
@@ -21669,7 +21669,7 @@
               <w:spacing w:after="10" w:before="0"/>
               <w:ind w:left="120"/>
             </w:pPr>
-            <w:hyperlink w:history="1" r:id="rId0le-7ovlwe2wne16hgtjn">
+            <w:hyperlink w:history="1" r:id="rIdmdntdgxpdj1dst2spyh-y">
               <w:r>
                 <w:rPr>
                   <w:rFonts w:ascii="Arial" w:cs="Arial" w:eastAsia="Arial" w:hAnsi="Arial"/>
@@ -21714,7 +21714,7 @@
             <w:pPr>
               <w:spacing w:after="20" w:before="0"/>
             </w:pPr>
-            <w:hyperlink w:history="1" r:id="rIdkz493-awacccnqjq6x1ny">
+            <w:hyperlink w:history="1" r:id="rIdkqbz0hr0vgdmkliyskovj">
               <w:r>
                 <w:rPr>
                   <w:rFonts w:ascii="Arial" w:cs="Arial" w:eastAsia="Arial" w:hAnsi="Arial"/>
@@ -21747,7 +21747,7 @@
               <w:spacing w:after="10" w:before="0"/>
               <w:ind w:left="120"/>
             </w:pPr>
-            <w:hyperlink w:history="1" r:id="rIdtrvre_dxxqvyzo6oncdky">
+            <w:hyperlink w:history="1" r:id="rIdwgvra3qm62pz_112lkpv8">
               <w:r>
                 <w:rPr>
                   <w:rFonts w:ascii="Arial" w:cs="Arial" w:eastAsia="Arial" w:hAnsi="Arial"/>
@@ -21942,7 +21942,7 @@
             <w:pPr>
               <w:spacing w:after="20" w:before="0"/>
             </w:pPr>
-            <w:hyperlink w:history="1" r:id="rIdbou5moeeeiwt1n2wwk9pf">
+            <w:hyperlink w:history="1" r:id="rIducrwwl4gjrqle1etn9txd">
               <w:r>
                 <w:rPr>
                   <w:rFonts w:ascii="Arial" w:cs="Arial" w:eastAsia="Arial" w:hAnsi="Arial"/>
@@ -21975,7 +21975,7 @@
               <w:spacing w:after="10" w:before="0"/>
               <w:ind w:left="120"/>
             </w:pPr>
-            <w:hyperlink w:history="1" r:id="rIdc3op_mnauy18xk_ixq4ho">
+            <w:hyperlink w:history="1" r:id="rIdhlrdkp0qjimvzmydogknt">
               <w:r>
                 <w:rPr>
                   <w:rFonts w:ascii="Arial" w:cs="Arial" w:eastAsia="Arial" w:hAnsi="Arial"/>
@@ -22020,7 +22020,7 @@
             <w:pPr>
               <w:spacing w:after="20" w:before="0"/>
             </w:pPr>
-            <w:hyperlink w:history="1" r:id="rIdfietcxn8bxogcv_feucjk">
+            <w:hyperlink w:history="1" r:id="rIdq6j4z5rhsfx_x7ybmwlkw">
               <w:r>
                 <w:rPr>
                   <w:rFonts w:ascii="Arial" w:cs="Arial" w:eastAsia="Arial" w:hAnsi="Arial"/>
@@ -22053,7 +22053,7 @@
               <w:spacing w:after="10" w:before="0"/>
               <w:ind w:left="120"/>
             </w:pPr>
-            <w:hyperlink w:history="1" r:id="rIdd43pk-ueb1oiz3vai9dgb">
+            <w:hyperlink w:history="1" r:id="rIdfbra-l6krylwksq1ab-xd">
               <w:r>
                 <w:rPr>
                   <w:rFonts w:ascii="Arial" w:cs="Arial" w:eastAsia="Arial" w:hAnsi="Arial"/>
@@ -22248,7 +22248,7 @@
             <w:pPr>
               <w:spacing w:after="20" w:before="0"/>
             </w:pPr>
-            <w:hyperlink w:history="1" r:id="rIdgkajn02xfw_ltrh2eq3is">
+            <w:hyperlink w:history="1" r:id="rIdxcvfvuecyuyeq8nvlv8uq">
               <w:r>
                 <w:rPr>
                   <w:rFonts w:ascii="Arial" w:cs="Arial" w:eastAsia="Arial" w:hAnsi="Arial"/>
@@ -22281,7 +22281,7 @@
               <w:spacing w:after="10" w:before="0"/>
               <w:ind w:left="120"/>
             </w:pPr>
-            <w:hyperlink w:history="1" r:id="rIdggowfcpxyqj9rqjgjho17">
+            <w:hyperlink w:history="1" r:id="rIdry-emzp2qrbggnetmptj0">
               <w:r>
                 <w:rPr>
                   <w:rFonts w:ascii="Arial" w:cs="Arial" w:eastAsia="Arial" w:hAnsi="Arial"/>
@@ -22326,7 +22326,7 @@
             <w:pPr>
               <w:spacing w:after="20" w:before="0"/>
             </w:pPr>
-            <w:hyperlink w:history="1" r:id="rIdowmr2rgafzz_gn0u9r-2q">
+            <w:hyperlink w:history="1" r:id="rIdwpam-qr37h8ofkh-mpulp">
               <w:r>
                 <w:rPr>
                   <w:rFonts w:ascii="Arial" w:cs="Arial" w:eastAsia="Arial" w:hAnsi="Arial"/>
@@ -22375,7 +22375,7 @@
               <w:spacing w:after="10" w:before="0"/>
               <w:ind w:left="120"/>
             </w:pPr>
-            <w:hyperlink w:history="1" r:id="rId0bbd8q648t9avlubqzdua">
+            <w:hyperlink w:history="1" r:id="rIdxd_c-l2clarmqgj1dl_2v">
               <w:r>
                 <w:rPr>
                   <w:rFonts w:ascii="Arial" w:cs="Arial" w:eastAsia="Arial" w:hAnsi="Arial"/>
@@ -22570,7 +22570,7 @@
             <w:pPr>
               <w:spacing w:after="20" w:before="0"/>
             </w:pPr>
-            <w:hyperlink w:history="1" r:id="rIdf93p5l8rqbzhtdojjjfmv">
+            <w:hyperlink w:history="1" r:id="rIdirxj2_4ggrumxcpullvuq">
               <w:r>
                 <w:rPr>
                   <w:rFonts w:ascii="Arial" w:cs="Arial" w:eastAsia="Arial" w:hAnsi="Arial"/>
@@ -22603,7 +22603,7 @@
               <w:spacing w:after="10" w:before="0"/>
               <w:ind w:left="120"/>
             </w:pPr>
-            <w:hyperlink w:history="1" r:id="rIdlknouqutzdhrufjl4teav">
+            <w:hyperlink w:history="1" r:id="rIdwqdruah2666ow_tl0i31q">
               <w:r>
                 <w:rPr>
                   <w:rFonts w:ascii="Arial" w:cs="Arial" w:eastAsia="Arial" w:hAnsi="Arial"/>
@@ -22648,7 +22648,7 @@
             <w:pPr>
               <w:spacing w:after="20" w:before="0"/>
             </w:pPr>
-            <w:hyperlink w:history="1" r:id="rIdlyt-ikppjgnnvx0altd80">
+            <w:hyperlink w:history="1" r:id="rIdcnwbyqhsyetrlltq0_eut">
               <w:r>
                 <w:rPr>
                   <w:rFonts w:ascii="Arial" w:cs="Arial" w:eastAsia="Arial" w:hAnsi="Arial"/>
@@ -22697,7 +22697,7 @@
               <w:spacing w:after="10" w:before="0"/>
               <w:ind w:left="120"/>
             </w:pPr>
-            <w:hyperlink w:history="1" r:id="rIdgh52agebwqv9f4xycjooy">
+            <w:hyperlink w:history="1" r:id="rIdhmh74ztbp4hsaljsvnwg8">
               <w:r>
                 <w:rPr>
                   <w:rFonts w:ascii="Arial" w:cs="Arial" w:eastAsia="Arial" w:hAnsi="Arial"/>
@@ -22892,7 +22892,7 @@
             <w:pPr>
               <w:spacing w:after="20" w:before="0"/>
             </w:pPr>
-            <w:hyperlink w:history="1" r:id="rIdgk1r8aynfpqhnkbs30hw8">
+            <w:hyperlink w:history="1" r:id="rId9oayi8_-9qi3ifu9yp8r-">
               <w:r>
                 <w:rPr>
                   <w:rFonts w:ascii="Arial" w:cs="Arial" w:eastAsia="Arial" w:hAnsi="Arial"/>
@@ -22925,7 +22925,7 @@
               <w:spacing w:after="10" w:before="0"/>
               <w:ind w:left="120"/>
             </w:pPr>
-            <w:hyperlink w:history="1" r:id="rIdcdz6w3qvtzamdipxjr0f8">
+            <w:hyperlink w:history="1" r:id="rIdr5ptr6lgxwq_tzhezw1cd">
               <w:r>
                 <w:rPr>
                   <w:rFonts w:ascii="Arial" w:cs="Arial" w:eastAsia="Arial" w:hAnsi="Arial"/>
@@ -22970,7 +22970,7 @@
             <w:pPr>
               <w:spacing w:after="20" w:before="0"/>
             </w:pPr>
-            <w:hyperlink w:history="1" r:id="rIdrf0ta3laz_1_i1n3b2htt">
+            <w:hyperlink w:history="1" r:id="rIdrzb43rikb9_p0ukucd4vy">
               <w:r>
                 <w:rPr>
                   <w:rFonts w:ascii="Arial" w:cs="Arial" w:eastAsia="Arial" w:hAnsi="Arial"/>
@@ -23019,7 +23019,7 @@
               <w:spacing w:after="10" w:before="0"/>
               <w:ind w:left="120"/>
             </w:pPr>
-            <w:hyperlink w:history="1" r:id="rIdcrdqwgslbepvgqrfnh0ma">
+            <w:hyperlink w:history="1" r:id="rId0nmovijrx2_cj5myxpqhx">
               <w:r>
                 <w:rPr>
                   <w:rFonts w:ascii="Arial" w:cs="Arial" w:eastAsia="Arial" w:hAnsi="Arial"/>
@@ -23759,7 +23759,7 @@
         </w:rPr>
         <w:t xml:space="preserve">© 2026 SeaVuria and ARES. Aligned with KICD objectives. Developed by SeaVuria; technical implementation by ARES (with AI assistance from Claude). Licensed under </w:t>
       </w:r>
-      <w:hyperlink w:history="1" r:id="rIdrwypqlduh5zcetrxfikhj">
+      <w:hyperlink w:history="1" r:id="rIdfyk5ns8g5rift4-p8owzx">
         <w:r>
           <w:rPr>
             <w:rFonts w:ascii="Arial" w:cs="Arial" w:eastAsia="Arial" w:hAnsi="Arial"/>
@@ -23780,7 +23780,7 @@
         </w:rPr>
         <w:t xml:space="preserve"> (</w:t>
       </w:r>
-      <w:hyperlink w:history="1" r:id="rId37nmz4ggtjmgpgpc-uqfx">
+      <w:hyperlink w:history="1" r:id="rIddinzveyz_vrfnwxjyvwfd">
         <w:r>
           <w:rPr>
             <w:rFonts w:ascii="Arial" w:cs="Arial" w:eastAsia="Arial" w:hAnsi="Arial"/>

--- a/data/outputs/v2/Physics/SS3.3_Introduction_to_Electronics/Physics_Introduction_to_Electronics_CBE_LessonSequence.docx
+++ b/data/outputs/v2/Physics/SS3.3_Introduction_to_Electronics/Physics_Introduction_to_Electronics_CBE_LessonSequence.docx
@@ -4,6 +4,7 @@
   <w:body>
     <w:p>
       <w:pPr>
+        <w:keepNext w:val="false"/>
         <w:spacing w:after="30" w:before="0"/>
         <w:jc w:val="center"/>
       </w:pPr>
@@ -23,6 +24,7 @@
     </w:p>
     <w:p>
       <w:pPr>
+        <w:keepNext w:val="false"/>
         <w:spacing w:after="60" w:before="0"/>
         <w:jc w:val="center"/>
       </w:pPr>
@@ -81,6 +83,7 @@
           </w:tcPr>
           <w:p>
             <w:pPr>
+              <w:keepNext w:val="false"/>
               <w:spacing w:after="40" w:before="0"/>
               <w:jc w:val="center"/>
             </w:pPr>
@@ -115,6 +118,7 @@
           </w:tcPr>
           <w:p>
             <w:pPr>
+              <w:keepNext w:val="false"/>
               <w:spacing w:after="40" w:before="0"/>
               <w:jc w:val="left"/>
             </w:pPr>
@@ -147,6 +151,7 @@
           </w:tcPr>
           <w:p>
             <w:pPr>
+              <w:keepNext w:val="false"/>
               <w:spacing w:after="40" w:before="0"/>
               <w:jc w:val="left"/>
             </w:pPr>
@@ -181,6 +186,7 @@
           </w:tcPr>
           <w:p>
             <w:pPr>
+              <w:keepNext w:val="false"/>
               <w:spacing w:after="40" w:before="0"/>
               <w:jc w:val="left"/>
             </w:pPr>
@@ -213,6 +219,7 @@
           </w:tcPr>
           <w:p>
             <w:pPr>
+              <w:keepNext w:val="false"/>
               <w:spacing w:after="40" w:before="0"/>
               <w:jc w:val="left"/>
             </w:pPr>
@@ -247,6 +254,7 @@
           </w:tcPr>
           <w:p>
             <w:pPr>
+              <w:keepNext w:val="false"/>
               <w:spacing w:after="40" w:before="0"/>
               <w:jc w:val="left"/>
             </w:pPr>
@@ -279,6 +287,7 @@
           </w:tcPr>
           <w:p>
             <w:pPr>
+              <w:keepNext w:val="false"/>
               <w:spacing w:after="40" w:before="0"/>
               <w:jc w:val="left"/>
             </w:pPr>
@@ -313,6 +322,7 @@
           </w:tcPr>
           <w:p>
             <w:pPr>
+              <w:keepNext w:val="false"/>
               <w:spacing w:after="40" w:before="0"/>
               <w:jc w:val="left"/>
             </w:pPr>
@@ -345,6 +355,7 @@
           </w:tcPr>
           <w:p>
             <w:pPr>
+              <w:keepNext w:val="false"/>
               <w:spacing w:after="40" w:before="0"/>
               <w:jc w:val="left"/>
             </w:pPr>
@@ -379,6 +390,7 @@
           </w:tcPr>
           <w:p>
             <w:pPr>
+              <w:keepNext w:val="false"/>
               <w:spacing w:after="40" w:before="0"/>
               <w:jc w:val="left"/>
             </w:pPr>
@@ -411,6 +423,7 @@
           </w:tcPr>
           <w:p>
             <w:pPr>
+              <w:keepNext w:val="false"/>
               <w:spacing w:after="40" w:before="0"/>
               <w:jc w:val="left"/>
             </w:pPr>
@@ -445,6 +458,7 @@
           </w:tcPr>
           <w:p>
             <w:pPr>
+              <w:keepNext w:val="false"/>
               <w:spacing w:after="40" w:before="0"/>
               <w:jc w:val="left"/>
             </w:pPr>
@@ -612,6 +626,7 @@
           </w:tcPr>
           <w:p>
             <w:pPr>
+              <w:keepNext w:val="false"/>
               <w:spacing w:after="40" w:before="0"/>
               <w:jc w:val="left"/>
             </w:pPr>
@@ -644,6 +659,7 @@
           </w:tcPr>
           <w:p>
             <w:pPr>
+              <w:keepNext w:val="false"/>
               <w:spacing w:after="40" w:before="0"/>
               <w:jc w:val="left"/>
             </w:pPr>
@@ -663,6 +679,7 @@
           </w:p>
           <w:p>
             <w:pPr>
+              <w:keepNext w:val="false"/>
               <w:spacing w:after="40" w:before="0"/>
               <w:jc w:val="left"/>
             </w:pPr>
@@ -682,6 +699,7 @@
           </w:p>
           <w:p>
             <w:pPr>
+              <w:keepNext w:val="false"/>
               <w:spacing w:after="40" w:before="0"/>
               <w:jc w:val="left"/>
             </w:pPr>
@@ -701,6 +719,7 @@
           </w:p>
           <w:p>
             <w:pPr>
+              <w:keepNext w:val="false"/>
               <w:spacing w:after="40" w:before="0"/>
               <w:jc w:val="left"/>
             </w:pPr>
@@ -720,6 +739,7 @@
           </w:p>
           <w:p>
             <w:pPr>
+              <w:keepNext w:val="false"/>
               <w:spacing w:after="40" w:before="0"/>
               <w:jc w:val="left"/>
             </w:pPr>
@@ -739,6 +759,7 @@
           </w:p>
           <w:p>
             <w:pPr>
+              <w:keepNext w:val="false"/>
               <w:spacing w:after="40" w:before="0"/>
               <w:jc w:val="left"/>
             </w:pPr>
@@ -758,6 +779,7 @@
           </w:p>
           <w:p>
             <w:pPr>
+              <w:keepNext w:val="false"/>
               <w:spacing w:after="40" w:before="0"/>
               <w:jc w:val="left"/>
             </w:pPr>
@@ -792,6 +814,7 @@
           </w:tcPr>
           <w:p>
             <w:pPr>
+              <w:keepNext w:val="false"/>
               <w:spacing w:after="40" w:before="0"/>
               <w:jc w:val="left"/>
             </w:pPr>
@@ -919,6 +942,7 @@
           </w:tcPr>
           <w:p>
             <w:pPr>
+              <w:keepNext w:val="false"/>
               <w:spacing w:after="40" w:before="0"/>
               <w:jc w:val="left"/>
             </w:pPr>
@@ -1026,6 +1050,7 @@
           </w:tcPr>
           <w:p>
             <w:pPr>
+              <w:keepNext w:val="false"/>
               <w:spacing w:after="40" w:before="0"/>
               <w:jc w:val="left"/>
             </w:pPr>
@@ -1193,6 +1218,7 @@
           </w:tcPr>
           <w:p>
             <w:pPr>
+              <w:keepNext w:val="false"/>
               <w:spacing w:after="40" w:before="0"/>
               <w:jc w:val="left"/>
             </w:pPr>
@@ -1300,6 +1326,7 @@
           </w:tcPr>
           <w:p>
             <w:pPr>
+              <w:keepNext w:val="false"/>
               <w:spacing w:after="40" w:before="0"/>
               <w:jc w:val="left"/>
             </w:pPr>
@@ -1447,6 +1474,7 @@
           </w:tcPr>
           <w:p>
             <w:pPr>
+              <w:keepNext w:val="false"/>
               <w:spacing w:after="40" w:before="0"/>
               <w:jc w:val="left"/>
             </w:pPr>
@@ -1479,6 +1507,7 @@
           </w:tcPr>
           <w:p>
             <w:pPr>
+              <w:keepNext w:val="false"/>
               <w:spacing w:after="40" w:before="0"/>
               <w:jc w:val="left"/>
             </w:pPr>
@@ -1513,6 +1542,7 @@
           </w:tcPr>
           <w:p>
             <w:pPr>
+              <w:keepNext w:val="false"/>
               <w:spacing w:after="40" w:before="0"/>
               <w:jc w:val="left"/>
             </w:pPr>
@@ -1545,6 +1575,7 @@
           </w:tcPr>
           <w:p>
             <w:pPr>
+              <w:keepNext w:val="false"/>
               <w:spacing w:after="40" w:before="0"/>
               <w:jc w:val="left"/>
             </w:pPr>
@@ -1564,6 +1595,7 @@
           </w:p>
           <w:p>
             <w:pPr>
+              <w:keepNext w:val="false"/>
               <w:spacing w:after="40" w:before="0"/>
               <w:jc w:val="left"/>
             </w:pPr>
@@ -1583,6 +1615,7 @@
           </w:p>
           <w:p>
             <w:pPr>
+              <w:keepNext w:val="false"/>
               <w:spacing w:after="40" w:before="0"/>
               <w:jc w:val="left"/>
             </w:pPr>
@@ -1602,6 +1635,7 @@
           </w:p>
           <w:p>
             <w:pPr>
+              <w:keepNext w:val="false"/>
               <w:spacing w:after="40" w:before="0"/>
               <w:jc w:val="left"/>
             </w:pPr>
@@ -1621,6 +1655,7 @@
           </w:p>
           <w:p>
             <w:pPr>
+              <w:keepNext w:val="false"/>
               <w:spacing w:after="40" w:before="0"/>
               <w:jc w:val="left"/>
             </w:pPr>
@@ -1655,6 +1690,7 @@
           </w:tcPr>
           <w:p>
             <w:pPr>
+              <w:keepNext w:val="false"/>
               <w:spacing w:after="40" w:before="0"/>
               <w:jc w:val="left"/>
             </w:pPr>
@@ -1687,6 +1723,7 @@
           </w:tcPr>
           <w:p>
             <w:pPr>
+              <w:keepNext w:val="false"/>
               <w:spacing w:after="40" w:before="0"/>
               <w:jc w:val="left"/>
             </w:pPr>
@@ -1721,6 +1758,7 @@
           </w:tcPr>
           <w:p>
             <w:pPr>
+              <w:keepNext w:val="false"/>
               <w:spacing w:after="40" w:before="0"/>
               <w:jc w:val="left"/>
             </w:pPr>
@@ -1753,6 +1791,7 @@
           </w:tcPr>
           <w:p>
             <w:pPr>
+              <w:keepNext w:val="false"/>
               <w:spacing w:after="40" w:before="0"/>
               <w:jc w:val="left"/>
             </w:pPr>
@@ -1772,6 +1811,7 @@
           </w:p>
           <w:p>
             <w:pPr>
+              <w:keepNext w:val="false"/>
               <w:spacing w:after="40" w:before="0"/>
               <w:jc w:val="left"/>
             </w:pPr>
@@ -1791,6 +1831,7 @@
           </w:p>
           <w:p>
             <w:pPr>
+              <w:keepNext w:val="false"/>
               <w:spacing w:after="40" w:before="0"/>
               <w:jc w:val="left"/>
             </w:pPr>
@@ -1810,6 +1851,7 @@
           </w:p>
           <w:p>
             <w:pPr>
+              <w:keepNext w:val="false"/>
               <w:spacing w:after="40" w:before="0"/>
               <w:jc w:val="left"/>
             </w:pPr>
@@ -1829,6 +1871,7 @@
           </w:p>
           <w:p>
             <w:pPr>
+              <w:keepNext w:val="false"/>
               <w:spacing w:after="40" w:before="0"/>
               <w:jc w:val="left"/>
             </w:pPr>
@@ -1848,6 +1891,7 @@
           </w:p>
           <w:p>
             <w:pPr>
+              <w:keepNext w:val="false"/>
               <w:spacing w:after="40" w:before="0"/>
               <w:jc w:val="left"/>
             </w:pPr>
@@ -1867,6 +1911,7 @@
           </w:p>
           <w:p>
             <w:pPr>
+              <w:keepNext w:val="false"/>
               <w:spacing w:after="40" w:before="0"/>
               <w:jc w:val="left"/>
             </w:pPr>
@@ -1901,6 +1946,7 @@
           </w:tcPr>
           <w:p>
             <w:pPr>
+              <w:keepNext w:val="false"/>
               <w:spacing w:after="40" w:before="0"/>
               <w:jc w:val="left"/>
             </w:pPr>
@@ -2152,7 +2198,7 @@
         </w:rPr>
         <w:t xml:space="preserve">© 2026 SeaVuria and ARES. This work is licensed under a </w:t>
       </w:r>
-      <w:hyperlink w:history="1" r:id="rIdsjrmc9gzydhixtzwtmkcr">
+      <w:hyperlink w:history="1" r:id="rId2hrlme7rmpskx5kub5hbd">
         <w:r>
           <w:rPr>
             <w:rFonts w:ascii="Arial" w:cs="Arial" w:eastAsia="Arial" w:hAnsi="Arial"/>
@@ -2172,7 +2218,7 @@
         </w:rPr>
         <w:t xml:space="preserve"> (</w:t>
       </w:r>
-      <w:hyperlink w:history="1" r:id="rIdj2yzdmnorhbp0dmfcqhhv">
+      <w:hyperlink w:history="1" r:id="rIdrtenvctv2mw0ztlvjsjsc">
         <w:r>
           <w:rPr>
             <w:rFonts w:ascii="Arial" w:cs="Arial" w:eastAsia="Arial" w:hAnsi="Arial"/>
@@ -2192,7 +2238,7 @@
         </w:rPr>
         <w:t xml:space="preserve">). To view a copy of this license, visit </w:t>
       </w:r>
-      <w:hyperlink w:history="1" r:id="rId2z_jgw-rkio5wdppeuqio">
+      <w:hyperlink w:history="1" r:id="rIdjqxhralln8aqkbigjlmmg">
         <w:r>
           <w:rPr>
             <w:rFonts w:ascii="Arial" w:cs="Arial" w:eastAsia="Arial" w:hAnsi="Arial"/>
@@ -2251,6 +2297,7 @@
           </w:tcPr>
           <w:p>
             <w:pPr>
+              <w:keepNext w:val="false"/>
               <w:spacing w:after="40" w:before="0"/>
               <w:jc w:val="center"/>
             </w:pPr>
@@ -2286,6 +2333,7 @@
           </w:tcPr>
           <w:p>
             <w:pPr>
+              <w:keepNext w:val="false"/>
               <w:spacing w:after="40" w:before="0"/>
               <w:jc w:val="center"/>
             </w:pPr>
@@ -2320,6 +2368,7 @@
           </w:tcPr>
           <w:p>
             <w:pPr>
+              <w:keepNext w:val="false"/>
               <w:spacing w:after="40" w:before="0"/>
               <w:jc w:val="left"/>
             </w:pPr>
@@ -2352,6 +2401,7 @@
           </w:tcPr>
           <w:p>
             <w:pPr>
+              <w:keepNext w:val="false"/>
               <w:spacing w:after="40" w:before="0"/>
               <w:jc w:val="left"/>
             </w:pPr>
@@ -2386,6 +2436,7 @@
           </w:tcPr>
           <w:p>
             <w:pPr>
+              <w:keepNext w:val="false"/>
               <w:spacing w:after="40" w:before="0"/>
               <w:jc w:val="left"/>
             </w:pPr>
@@ -2418,6 +2469,7 @@
           </w:tcPr>
           <w:p>
             <w:pPr>
+              <w:keepNext w:val="false"/>
               <w:spacing w:after="40" w:before="0"/>
               <w:jc w:val="left"/>
             </w:pPr>
@@ -2452,6 +2504,7 @@
           </w:tcPr>
           <w:p>
             <w:pPr>
+              <w:keepNext w:val="false"/>
               <w:spacing w:after="40" w:before="0"/>
               <w:jc w:val="left"/>
             </w:pPr>
@@ -2484,6 +2537,7 @@
           </w:tcPr>
           <w:p>
             <w:pPr>
+              <w:keepNext w:val="false"/>
               <w:spacing w:after="40" w:before="0"/>
               <w:jc w:val="left"/>
             </w:pPr>
@@ -2518,6 +2572,7 @@
           </w:tcPr>
           <w:p>
             <w:pPr>
+              <w:keepNext w:val="false"/>
               <w:spacing w:after="40" w:before="0"/>
               <w:jc w:val="left"/>
             </w:pPr>
@@ -2550,6 +2605,7 @@
           </w:tcPr>
           <w:p>
             <w:pPr>
+              <w:keepNext w:val="false"/>
               <w:spacing w:after="40" w:before="0"/>
               <w:jc w:val="left"/>
             </w:pPr>
@@ -2584,6 +2640,7 @@
           </w:tcPr>
           <w:p>
             <w:pPr>
+              <w:keepNext w:val="false"/>
               <w:spacing w:after="40" w:before="0"/>
               <w:jc w:val="left"/>
             </w:pPr>
@@ -2616,6 +2673,7 @@
           </w:tcPr>
           <w:p>
             <w:pPr>
+              <w:keepNext w:val="false"/>
               <w:spacing w:after="40" w:before="0"/>
               <w:jc w:val="left"/>
             </w:pPr>
@@ -2650,6 +2708,7 @@
           </w:tcPr>
           <w:p>
             <w:pPr>
+              <w:keepNext w:val="false"/>
               <w:spacing w:after="40" w:before="0"/>
               <w:jc w:val="left"/>
             </w:pPr>
@@ -2682,6 +2741,7 @@
           </w:tcPr>
           <w:p>
             <w:pPr>
+              <w:keepNext w:val="false"/>
               <w:spacing w:after="40" w:before="0"/>
               <w:jc w:val="left"/>
             </w:pPr>
@@ -2716,6 +2776,7 @@
           </w:tcPr>
           <w:p>
             <w:pPr>
+              <w:keepNext w:val="false"/>
               <w:spacing w:after="40" w:before="0"/>
               <w:jc w:val="left"/>
             </w:pPr>
@@ -2748,6 +2809,7 @@
           </w:tcPr>
           <w:p>
             <w:pPr>
+              <w:keepNext w:val="false"/>
               <w:spacing w:after="40" w:before="0"/>
               <w:jc w:val="left"/>
             </w:pPr>
@@ -2782,6 +2844,7 @@
           </w:tcPr>
           <w:p>
             <w:pPr>
+              <w:keepNext w:val="false"/>
               <w:spacing w:after="40" w:before="0"/>
               <w:jc w:val="left"/>
             </w:pPr>
@@ -2814,6 +2877,7 @@
           </w:tcPr>
           <w:p>
             <w:pPr>
+              <w:keepNext w:val="false"/>
               <w:spacing w:after="40" w:before="0"/>
               <w:jc w:val="left"/>
             </w:pPr>
@@ -2873,6 +2937,7 @@
           </w:tcPr>
           <w:p>
             <w:pPr>
+              <w:keepNext w:val="false"/>
               <w:spacing w:after="40" w:before="0"/>
               <w:jc w:val="center"/>
             </w:pPr>
@@ -2907,6 +2972,7 @@
           </w:tcPr>
           <w:p>
             <w:pPr>
+              <w:keepNext w:val="false"/>
               <w:spacing w:after="40" w:before="0"/>
               <w:jc w:val="left"/>
             </w:pPr>
@@ -2971,6 +3037,7 @@
           </w:tcPr>
           <w:p>
             <w:pPr>
+              <w:keepNext w:val="false"/>
               <w:spacing w:after="40" w:before="0"/>
               <w:jc w:val="center"/>
             </w:pPr>
@@ -3005,6 +3072,7 @@
           </w:tcPr>
           <w:p>
             <w:pPr>
+              <w:keepNext w:val="false"/>
               <w:spacing w:after="40" w:before="0"/>
               <w:jc w:val="left"/>
             </w:pPr>
@@ -3037,6 +3105,7 @@
           </w:tcPr>
           <w:p>
             <w:pPr>
+              <w:keepNext w:val="false"/>
               <w:spacing w:after="40" w:before="0"/>
               <w:jc w:val="left"/>
             </w:pPr>
@@ -3069,6 +3138,7 @@
           </w:tcPr>
           <w:p>
             <w:pPr>
+              <w:keepNext w:val="false"/>
               <w:spacing w:after="40" w:before="0"/>
               <w:jc w:val="left"/>
             </w:pPr>
@@ -3101,6 +3171,7 @@
           </w:tcPr>
           <w:p>
             <w:pPr>
+              <w:keepNext w:val="false"/>
               <w:spacing w:after="40" w:before="0"/>
               <w:jc w:val="left"/>
             </w:pPr>
@@ -3133,6 +3204,7 @@
           </w:tcPr>
           <w:p>
             <w:pPr>
+              <w:keepNext w:val="false"/>
               <w:spacing w:after="40" w:before="0"/>
               <w:jc w:val="left"/>
             </w:pPr>
@@ -3167,6 +3239,7 @@
           </w:tcPr>
           <w:p>
             <w:pPr>
+              <w:keepNext w:val="false"/>
               <w:spacing w:after="40" w:before="0"/>
               <w:jc w:val="left"/>
             </w:pPr>
@@ -3204,7 +3277,7 @@
             <w:pPr>
               <w:spacing w:after="20" w:before="0"/>
             </w:pPr>
-            <w:hyperlink w:history="1" r:id="rIdglmvpfrzwutyenkvldg6h">
+            <w:hyperlink w:history="1" r:id="rIdsid8qqfohi6pu9k3ocd0o">
               <w:r>
                 <w:rPr>
                   <w:rFonts w:ascii="Arial" w:cs="Arial" w:eastAsia="Arial" w:hAnsi="Arial"/>
@@ -3237,7 +3310,7 @@
               <w:spacing w:after="10" w:before="0"/>
               <w:ind w:left="120"/>
             </w:pPr>
-            <w:hyperlink w:history="1" r:id="rIdeh7atjuue-zg7u9s8mopo">
+            <w:hyperlink w:history="1" r:id="rIdyy6mksxbt6i0am5c5ozku">
               <w:r>
                 <w:rPr>
                   <w:rFonts w:ascii="Arial" w:cs="Arial" w:eastAsia="Arial" w:hAnsi="Arial"/>
@@ -3282,7 +3355,7 @@
             <w:pPr>
               <w:spacing w:after="20" w:before="0"/>
             </w:pPr>
-            <w:hyperlink w:history="1" r:id="rIde4fi_6xdxzexejlpn-uz-">
+            <w:hyperlink w:history="1" r:id="rIdzsw26t9ayufborcy-rclw">
               <w:r>
                 <w:rPr>
                   <w:rFonts w:ascii="Arial" w:cs="Arial" w:eastAsia="Arial" w:hAnsi="Arial"/>
@@ -3315,7 +3388,7 @@
               <w:spacing w:after="10" w:before="0"/>
               <w:ind w:left="120"/>
             </w:pPr>
-            <w:hyperlink w:history="1" r:id="rIdx9zpfxtda4tcbr20i-d2u">
+            <w:hyperlink w:history="1" r:id="rIdnkgqpod6mke5hvk4capxe">
               <w:r>
                 <w:rPr>
                   <w:rFonts w:ascii="Arial" w:cs="Arial" w:eastAsia="Arial" w:hAnsi="Arial"/>
@@ -3343,6 +3416,7 @@
           </w:tcPr>
           <w:p>
             <w:pPr>
+              <w:keepNext w:val="false"/>
               <w:spacing w:after="40" w:before="0"/>
               <w:jc w:val="left"/>
             </w:pPr>
@@ -3375,6 +3449,7 @@
           </w:tcPr>
           <w:p>
             <w:pPr>
+              <w:keepNext w:val="false"/>
               <w:spacing w:after="40" w:before="0"/>
               <w:jc w:val="left"/>
             </w:pPr>
@@ -3407,6 +3482,7 @@
           </w:tcPr>
           <w:p>
             <w:pPr>
+              <w:keepNext w:val="false"/>
               <w:spacing w:after="40" w:before="0"/>
               <w:jc w:val="left"/>
             </w:pPr>
@@ -3439,6 +3515,7 @@
           </w:tcPr>
           <w:p>
             <w:pPr>
+              <w:keepNext w:val="false"/>
               <w:spacing w:after="40" w:before="0"/>
               <w:jc w:val="left"/>
             </w:pPr>
@@ -3473,6 +3550,7 @@
           </w:tcPr>
           <w:p>
             <w:pPr>
+              <w:keepNext w:val="false"/>
               <w:spacing w:after="40" w:before="0"/>
               <w:jc w:val="left"/>
             </w:pPr>
@@ -3510,7 +3588,7 @@
             <w:pPr>
               <w:spacing w:after="20" w:before="0"/>
             </w:pPr>
-            <w:hyperlink w:history="1" r:id="rIdq-rv020-eyuevx_putl74">
+            <w:hyperlink w:history="1" r:id="rIdd8rp5rykrmuqey-nr-kic">
               <w:r>
                 <w:rPr>
                   <w:rFonts w:ascii="Arial" w:cs="Arial" w:eastAsia="Arial" w:hAnsi="Arial"/>
@@ -3543,7 +3621,7 @@
               <w:spacing w:after="10" w:before="0"/>
               <w:ind w:left="120"/>
             </w:pPr>
-            <w:hyperlink w:history="1" r:id="rIdydqhblhpkm4gq8xvy78uw">
+            <w:hyperlink w:history="1" r:id="rIdjleeskjjiuxddnfebchei">
               <w:r>
                 <w:rPr>
                   <w:rFonts w:ascii="Arial" w:cs="Arial" w:eastAsia="Arial" w:hAnsi="Arial"/>
@@ -3588,7 +3666,7 @@
             <w:pPr>
               <w:spacing w:after="20" w:before="0"/>
             </w:pPr>
-            <w:hyperlink w:history="1" r:id="rId9g0ncg1zjowlpda9pgwyi">
+            <w:hyperlink w:history="1" r:id="rIdsvkit6npx2cwbizd5ss9m">
               <w:r>
                 <w:rPr>
                   <w:rFonts w:ascii="Arial" w:cs="Arial" w:eastAsia="Arial" w:hAnsi="Arial"/>
@@ -3621,7 +3699,7 @@
               <w:spacing w:after="10" w:before="0"/>
               <w:ind w:left="120"/>
             </w:pPr>
-            <w:hyperlink w:history="1" r:id="rIdeuqzmzeszxnh9fhdubdgj">
+            <w:hyperlink w:history="1" r:id="rIdwxngmelvbdwq1_gxpcoyo">
               <w:r>
                 <w:rPr>
                   <w:rFonts w:ascii="Arial" w:cs="Arial" w:eastAsia="Arial" w:hAnsi="Arial"/>
@@ -3649,6 +3727,7 @@
           </w:tcPr>
           <w:p>
             <w:pPr>
+              <w:keepNext w:val="false"/>
               <w:spacing w:after="40" w:before="0"/>
               <w:jc w:val="left"/>
             </w:pPr>
@@ -3681,6 +3760,7 @@
           </w:tcPr>
           <w:p>
             <w:pPr>
+              <w:keepNext w:val="false"/>
               <w:spacing w:after="40" w:before="0"/>
               <w:jc w:val="left"/>
             </w:pPr>
@@ -3713,6 +3793,7 @@
           </w:tcPr>
           <w:p>
             <w:pPr>
+              <w:keepNext w:val="false"/>
               <w:spacing w:after="40" w:before="0"/>
               <w:jc w:val="left"/>
             </w:pPr>
@@ -3745,6 +3826,7 @@
           </w:tcPr>
           <w:p>
             <w:pPr>
+              <w:keepNext w:val="false"/>
               <w:spacing w:after="40" w:before="0"/>
               <w:jc w:val="left"/>
             </w:pPr>
@@ -3779,6 +3861,7 @@
           </w:tcPr>
           <w:p>
             <w:pPr>
+              <w:keepNext w:val="false"/>
               <w:spacing w:after="40" w:before="0"/>
               <w:jc w:val="left"/>
             </w:pPr>
@@ -3816,7 +3899,7 @@
             <w:pPr>
               <w:spacing w:after="20" w:before="0"/>
             </w:pPr>
-            <w:hyperlink w:history="1" r:id="rId0tr-ncjh97qocu_blqpiy">
+            <w:hyperlink w:history="1" r:id="rIdb8qre0q-jym0j72z4vrth">
               <w:r>
                 <w:rPr>
                   <w:rFonts w:ascii="Arial" w:cs="Arial" w:eastAsia="Arial" w:hAnsi="Arial"/>
@@ -3865,7 +3948,7 @@
               <w:spacing w:after="10" w:before="0"/>
               <w:ind w:left="120"/>
             </w:pPr>
-            <w:hyperlink w:history="1" r:id="rIdsdt7q8xvci5gpkji3mjez">
+            <w:hyperlink w:history="1" r:id="rIdxkr0ip77hw3r2vqmbw7sp">
               <w:r>
                 <w:rPr>
                   <w:rFonts w:ascii="Arial" w:cs="Arial" w:eastAsia="Arial" w:hAnsi="Arial"/>
@@ -3910,7 +3993,7 @@
             <w:pPr>
               <w:spacing w:after="20" w:before="0"/>
             </w:pPr>
-            <w:hyperlink w:history="1" r:id="rIdxfd7ol55c5p3sfjmh1isk">
+            <w:hyperlink w:history="1" r:id="rIduira2e0phjvspskne52zd">
               <w:r>
                 <w:rPr>
                   <w:rFonts w:ascii="Arial" w:cs="Arial" w:eastAsia="Arial" w:hAnsi="Arial"/>
@@ -3943,7 +4026,7 @@
               <w:spacing w:after="10" w:before="0"/>
               <w:ind w:left="120"/>
             </w:pPr>
-            <w:hyperlink w:history="1" r:id="rIdyxwixie_xxjjyzw0rb8mf">
+            <w:hyperlink w:history="1" r:id="rIdk6goykpcueqzolosdgrk7">
               <w:r>
                 <w:rPr>
                   <w:rFonts w:ascii="Arial" w:cs="Arial" w:eastAsia="Arial" w:hAnsi="Arial"/>
@@ -3971,6 +4054,7 @@
           </w:tcPr>
           <w:p>
             <w:pPr>
+              <w:keepNext w:val="false"/>
               <w:spacing w:after="40" w:before="0"/>
               <w:jc w:val="left"/>
             </w:pPr>
@@ -4003,6 +4087,7 @@
           </w:tcPr>
           <w:p>
             <w:pPr>
+              <w:keepNext w:val="false"/>
               <w:spacing w:after="40" w:before="0"/>
               <w:jc w:val="left"/>
             </w:pPr>
@@ -4035,6 +4120,7 @@
           </w:tcPr>
           <w:p>
             <w:pPr>
+              <w:keepNext w:val="false"/>
               <w:spacing w:after="40" w:before="0"/>
               <w:jc w:val="left"/>
             </w:pPr>
@@ -4067,6 +4153,7 @@
           </w:tcPr>
           <w:p>
             <w:pPr>
+              <w:keepNext w:val="false"/>
               <w:spacing w:after="40" w:before="0"/>
               <w:jc w:val="left"/>
             </w:pPr>
@@ -4101,6 +4188,7 @@
           </w:tcPr>
           <w:p>
             <w:pPr>
+              <w:keepNext w:val="false"/>
               <w:spacing w:after="40" w:before="0"/>
               <w:jc w:val="left"/>
             </w:pPr>
@@ -4138,7 +4226,7 @@
             <w:pPr>
               <w:spacing w:after="20" w:before="0"/>
             </w:pPr>
-            <w:hyperlink w:history="1" r:id="rId1g7yvfmng459_vnxe4ikg">
+            <w:hyperlink w:history="1" r:id="rIdz67lgg-mwvisihragtrxz">
               <w:r>
                 <w:rPr>
                   <w:rFonts w:ascii="Arial" w:cs="Arial" w:eastAsia="Arial" w:hAnsi="Arial"/>
@@ -4171,7 +4259,7 @@
               <w:spacing w:after="10" w:before="0"/>
               <w:ind w:left="120"/>
             </w:pPr>
-            <w:hyperlink w:history="1" r:id="rId4g8afypxwuowbupcbi8pg">
+            <w:hyperlink w:history="1" r:id="rId-2y6xwushalnb8izt2ega">
               <w:r>
                 <w:rPr>
                   <w:rFonts w:ascii="Arial" w:cs="Arial" w:eastAsia="Arial" w:hAnsi="Arial"/>
@@ -4216,7 +4304,7 @@
             <w:pPr>
               <w:spacing w:after="20" w:before="0"/>
             </w:pPr>
-            <w:hyperlink w:history="1" r:id="rId-hytnitlvg1nfpjmwsa9o">
+            <w:hyperlink w:history="1" r:id="rIdsu7bkd0o9qggk2xjnpu1e">
               <w:r>
                 <w:rPr>
                   <w:rFonts w:ascii="Arial" w:cs="Arial" w:eastAsia="Arial" w:hAnsi="Arial"/>
@@ -4249,7 +4337,7 @@
               <w:spacing w:after="10" w:before="0"/>
               <w:ind w:left="120"/>
             </w:pPr>
-            <w:hyperlink w:history="1" r:id="rId6qg0ghny4jlejygfydkil">
+            <w:hyperlink w:history="1" r:id="rIdjanuxdvk3gisiyznu5dtk">
               <w:r>
                 <w:rPr>
                   <w:rFonts w:ascii="Arial" w:cs="Arial" w:eastAsia="Arial" w:hAnsi="Arial"/>
@@ -4277,6 +4365,7 @@
           </w:tcPr>
           <w:p>
             <w:pPr>
+              <w:keepNext w:val="false"/>
               <w:spacing w:after="40" w:before="0"/>
               <w:jc w:val="left"/>
             </w:pPr>
@@ -4309,6 +4398,7 @@
           </w:tcPr>
           <w:p>
             <w:pPr>
+              <w:keepNext w:val="false"/>
               <w:spacing w:after="40" w:before="0"/>
               <w:jc w:val="left"/>
             </w:pPr>
@@ -4341,6 +4431,7 @@
           </w:tcPr>
           <w:p>
             <w:pPr>
+              <w:keepNext w:val="false"/>
               <w:spacing w:after="40" w:before="0"/>
               <w:jc w:val="left"/>
             </w:pPr>
@@ -4373,6 +4464,7 @@
           </w:tcPr>
           <w:p>
             <w:pPr>
+              <w:keepNext w:val="false"/>
               <w:spacing w:after="40" w:before="0"/>
               <w:jc w:val="left"/>
             </w:pPr>
@@ -4407,6 +4499,7 @@
           </w:tcPr>
           <w:p>
             <w:pPr>
+              <w:keepNext w:val="false"/>
               <w:spacing w:after="40" w:before="0"/>
               <w:jc w:val="left"/>
             </w:pPr>
@@ -4444,7 +4537,7 @@
             <w:pPr>
               <w:spacing w:after="20" w:before="0"/>
             </w:pPr>
-            <w:hyperlink w:history="1" r:id="rIdyv3w-hwwh-m2hmbyg3wc3">
+            <w:hyperlink w:history="1" r:id="rIdq74jdlkftad-t-5rwisdd">
               <w:r>
                 <w:rPr>
                   <w:rFonts w:ascii="Arial" w:cs="Arial" w:eastAsia="Arial" w:hAnsi="Arial"/>
@@ -4477,7 +4570,7 @@
               <w:spacing w:after="10" w:before="0"/>
               <w:ind w:left="120"/>
             </w:pPr>
-            <w:hyperlink w:history="1" r:id="rIdlw8njdqibwushau8nm7pb">
+            <w:hyperlink w:history="1" r:id="rId6rpbfzxto61v36xapq4wt">
               <w:r>
                 <w:rPr>
                   <w:rFonts w:ascii="Arial" w:cs="Arial" w:eastAsia="Arial" w:hAnsi="Arial"/>
@@ -4522,7 +4615,7 @@
             <w:pPr>
               <w:spacing w:after="20" w:before="0"/>
             </w:pPr>
-            <w:hyperlink w:history="1" r:id="rIdd59itu-3j1zrtsjjmccg6">
+            <w:hyperlink w:history="1" r:id="rIdf5mzxjbxudue6q08xc2lz">
               <w:r>
                 <w:rPr>
                   <w:rFonts w:ascii="Arial" w:cs="Arial" w:eastAsia="Arial" w:hAnsi="Arial"/>
@@ -4571,7 +4664,7 @@
               <w:spacing w:after="10" w:before="0"/>
               <w:ind w:left="120"/>
             </w:pPr>
-            <w:hyperlink w:history="1" r:id="rIddkfyoelj8jo4c_k24rveq">
+            <w:hyperlink w:history="1" r:id="rId5oyb8hhiidzjandactha0">
               <w:r>
                 <w:rPr>
                   <w:rFonts w:ascii="Arial" w:cs="Arial" w:eastAsia="Arial" w:hAnsi="Arial"/>
@@ -4599,6 +4692,7 @@
           </w:tcPr>
           <w:p>
             <w:pPr>
+              <w:keepNext w:val="false"/>
               <w:spacing w:after="40" w:before="0"/>
               <w:jc w:val="left"/>
             </w:pPr>
@@ -4631,6 +4725,7 @@
           </w:tcPr>
           <w:p>
             <w:pPr>
+              <w:keepNext w:val="false"/>
               <w:spacing w:after="40" w:before="0"/>
               <w:jc w:val="left"/>
             </w:pPr>
@@ -4663,6 +4758,7 @@
           </w:tcPr>
           <w:p>
             <w:pPr>
+              <w:keepNext w:val="false"/>
               <w:spacing w:after="40" w:before="0"/>
               <w:jc w:val="left"/>
             </w:pPr>
@@ -4695,6 +4791,7 @@
           </w:tcPr>
           <w:p>
             <w:pPr>
+              <w:keepNext w:val="false"/>
               <w:spacing w:after="40" w:before="0"/>
               <w:jc w:val="left"/>
             </w:pPr>
@@ -4754,6 +4851,7 @@
           </w:tcPr>
           <w:p>
             <w:pPr>
+              <w:keepNext w:val="false"/>
               <w:spacing w:after="40" w:before="0"/>
               <w:jc w:val="center"/>
             </w:pPr>
@@ -4788,6 +4886,7 @@
           </w:tcPr>
           <w:p>
             <w:pPr>
+              <w:keepNext w:val="false"/>
               <w:spacing w:after="40" w:before="0"/>
               <w:jc w:val="left"/>
             </w:pPr>
@@ -4849,6 +4948,7 @@
           </w:tcPr>
           <w:p>
             <w:pPr>
+              <w:keepNext w:val="false"/>
               <w:spacing w:after="40" w:before="0"/>
               <w:jc w:val="center"/>
             </w:pPr>
@@ -4883,6 +4983,7 @@
           </w:tcPr>
           <w:p>
             <w:pPr>
+              <w:keepNext w:val="false"/>
               <w:spacing w:after="40" w:before="0"/>
               <w:jc w:val="left"/>
             </w:pPr>
@@ -4915,6 +5016,7 @@
           </w:tcPr>
           <w:p>
             <w:pPr>
+              <w:keepNext w:val="false"/>
               <w:spacing w:after="40" w:before="0"/>
               <w:jc w:val="left"/>
             </w:pPr>
@@ -4949,6 +5051,7 @@
           </w:tcPr>
           <w:p>
             <w:pPr>
+              <w:keepNext w:val="false"/>
               <w:spacing w:after="40" w:before="0"/>
               <w:jc w:val="left"/>
             </w:pPr>
@@ -4981,6 +5084,7 @@
           </w:tcPr>
           <w:p>
             <w:pPr>
+              <w:keepNext w:val="false"/>
               <w:spacing w:after="40" w:before="0"/>
               <w:jc w:val="left"/>
             </w:pPr>
@@ -5015,6 +5119,7 @@
           </w:tcPr>
           <w:p>
             <w:pPr>
+              <w:keepNext w:val="false"/>
               <w:spacing w:after="40" w:before="0"/>
               <w:jc w:val="left"/>
             </w:pPr>
@@ -5047,6 +5152,7 @@
           </w:tcPr>
           <w:p>
             <w:pPr>
+              <w:keepNext w:val="false"/>
               <w:spacing w:after="40" w:before="0"/>
               <w:jc w:val="left"/>
             </w:pPr>
@@ -5083,7 +5189,7 @@
         </w:rPr>
         <w:t xml:space="preserve">© 2026 SeaVuria and ARES. Aligned with KICD objectives. Developed by SeaVuria; technical implementation by ARES (with AI assistance from Claude). Licensed under </w:t>
       </w:r>
-      <w:hyperlink w:history="1" r:id="rIdnw7exa7uuqtvjdnmnen4w">
+      <w:hyperlink w:history="1" r:id="rIdwehdmgyqlnl6apstxxdfq">
         <w:r>
           <w:rPr>
             <w:rFonts w:ascii="Arial" w:cs="Arial" w:eastAsia="Arial" w:hAnsi="Arial"/>
@@ -5104,7 +5210,7 @@
         </w:rPr>
         <w:t xml:space="preserve"> (</w:t>
       </w:r>
-      <w:hyperlink w:history="1" r:id="rId_fw08ufnrennrm75as3d6">
+      <w:hyperlink w:history="1" r:id="rIdpcv990mtyhkb3hw5jjqx5">
         <w:r>
           <w:rPr>
             <w:rFonts w:ascii="Arial" w:cs="Arial" w:eastAsia="Arial" w:hAnsi="Arial"/>
@@ -5164,6 +5270,7 @@
           </w:tcPr>
           <w:p>
             <w:pPr>
+              <w:keepNext w:val="false"/>
               <w:spacing w:after="40" w:before="0"/>
               <w:jc w:val="center"/>
             </w:pPr>
@@ -5199,6 +5306,7 @@
           </w:tcPr>
           <w:p>
             <w:pPr>
+              <w:keepNext w:val="false"/>
               <w:spacing w:after="40" w:before="0"/>
               <w:jc w:val="center"/>
             </w:pPr>
@@ -5233,6 +5341,7 @@
           </w:tcPr>
           <w:p>
             <w:pPr>
+              <w:keepNext w:val="false"/>
               <w:spacing w:after="40" w:before="0"/>
               <w:jc w:val="left"/>
             </w:pPr>
@@ -5265,6 +5374,7 @@
           </w:tcPr>
           <w:p>
             <w:pPr>
+              <w:keepNext w:val="false"/>
               <w:spacing w:after="40" w:before="0"/>
               <w:jc w:val="left"/>
             </w:pPr>
@@ -5299,6 +5409,7 @@
           </w:tcPr>
           <w:p>
             <w:pPr>
+              <w:keepNext w:val="false"/>
               <w:spacing w:after="40" w:before="0"/>
               <w:jc w:val="left"/>
             </w:pPr>
@@ -5331,6 +5442,7 @@
           </w:tcPr>
           <w:p>
             <w:pPr>
+              <w:keepNext w:val="false"/>
               <w:spacing w:after="40" w:before="0"/>
               <w:jc w:val="left"/>
             </w:pPr>
@@ -5365,6 +5477,7 @@
           </w:tcPr>
           <w:p>
             <w:pPr>
+              <w:keepNext w:val="false"/>
               <w:spacing w:after="40" w:before="0"/>
               <w:jc w:val="left"/>
             </w:pPr>
@@ -5397,6 +5510,7 @@
           </w:tcPr>
           <w:p>
             <w:pPr>
+              <w:keepNext w:val="false"/>
               <w:spacing w:after="40" w:before="0"/>
               <w:jc w:val="left"/>
             </w:pPr>
@@ -5431,6 +5545,7 @@
           </w:tcPr>
           <w:p>
             <w:pPr>
+              <w:keepNext w:val="false"/>
               <w:spacing w:after="40" w:before="0"/>
               <w:jc w:val="left"/>
             </w:pPr>
@@ -5463,6 +5578,7 @@
           </w:tcPr>
           <w:p>
             <w:pPr>
+              <w:keepNext w:val="false"/>
               <w:spacing w:after="40" w:before="0"/>
               <w:jc w:val="left"/>
             </w:pPr>
@@ -5497,6 +5613,7 @@
           </w:tcPr>
           <w:p>
             <w:pPr>
+              <w:keepNext w:val="false"/>
               <w:spacing w:after="40" w:before="0"/>
               <w:jc w:val="left"/>
             </w:pPr>
@@ -5529,6 +5646,7 @@
           </w:tcPr>
           <w:p>
             <w:pPr>
+              <w:keepNext w:val="false"/>
               <w:spacing w:after="40" w:before="0"/>
               <w:jc w:val="left"/>
             </w:pPr>
@@ -5563,6 +5681,7 @@
           </w:tcPr>
           <w:p>
             <w:pPr>
+              <w:keepNext w:val="false"/>
               <w:spacing w:after="40" w:before="0"/>
               <w:jc w:val="left"/>
             </w:pPr>
@@ -5595,6 +5714,7 @@
           </w:tcPr>
           <w:p>
             <w:pPr>
+              <w:keepNext w:val="false"/>
               <w:spacing w:after="40" w:before="0"/>
               <w:jc w:val="left"/>
             </w:pPr>
@@ -5629,6 +5749,7 @@
           </w:tcPr>
           <w:p>
             <w:pPr>
+              <w:keepNext w:val="false"/>
               <w:spacing w:after="40" w:before="0"/>
               <w:jc w:val="left"/>
             </w:pPr>
@@ -5661,6 +5782,7 @@
           </w:tcPr>
           <w:p>
             <w:pPr>
+              <w:keepNext w:val="false"/>
               <w:spacing w:after="40" w:before="0"/>
               <w:jc w:val="left"/>
             </w:pPr>
@@ -5695,6 +5817,7 @@
           </w:tcPr>
           <w:p>
             <w:pPr>
+              <w:keepNext w:val="false"/>
               <w:spacing w:after="40" w:before="0"/>
               <w:jc w:val="left"/>
             </w:pPr>
@@ -5727,6 +5850,7 @@
           </w:tcPr>
           <w:p>
             <w:pPr>
+              <w:keepNext w:val="false"/>
               <w:spacing w:after="40" w:before="0"/>
               <w:jc w:val="left"/>
             </w:pPr>
@@ -5786,6 +5910,7 @@
           </w:tcPr>
           <w:p>
             <w:pPr>
+              <w:keepNext w:val="false"/>
               <w:spacing w:after="40" w:before="0"/>
               <w:jc w:val="center"/>
             </w:pPr>
@@ -5820,6 +5945,7 @@
           </w:tcPr>
           <w:p>
             <w:pPr>
+              <w:keepNext w:val="false"/>
               <w:spacing w:after="40" w:before="0"/>
               <w:jc w:val="left"/>
             </w:pPr>
@@ -5884,6 +6010,7 @@
           </w:tcPr>
           <w:p>
             <w:pPr>
+              <w:keepNext w:val="false"/>
               <w:spacing w:after="40" w:before="0"/>
               <w:jc w:val="center"/>
             </w:pPr>
@@ -5918,6 +6045,7 @@
           </w:tcPr>
           <w:p>
             <w:pPr>
+              <w:keepNext w:val="false"/>
               <w:spacing w:after="40" w:before="0"/>
               <w:jc w:val="left"/>
             </w:pPr>
@@ -5950,6 +6078,7 @@
           </w:tcPr>
           <w:p>
             <w:pPr>
+              <w:keepNext w:val="false"/>
               <w:spacing w:after="40" w:before="0"/>
               <w:jc w:val="left"/>
             </w:pPr>
@@ -5982,6 +6111,7 @@
           </w:tcPr>
           <w:p>
             <w:pPr>
+              <w:keepNext w:val="false"/>
               <w:spacing w:after="40" w:before="0"/>
               <w:jc w:val="left"/>
             </w:pPr>
@@ -6014,6 +6144,7 @@
           </w:tcPr>
           <w:p>
             <w:pPr>
+              <w:keepNext w:val="false"/>
               <w:spacing w:after="40" w:before="0"/>
               <w:jc w:val="left"/>
             </w:pPr>
@@ -6046,6 +6177,7 @@
           </w:tcPr>
           <w:p>
             <w:pPr>
+              <w:keepNext w:val="false"/>
               <w:spacing w:after="40" w:before="0"/>
               <w:jc w:val="left"/>
             </w:pPr>
@@ -6080,6 +6212,7 @@
           </w:tcPr>
           <w:p>
             <w:pPr>
+              <w:keepNext w:val="false"/>
               <w:spacing w:after="40" w:before="0"/>
               <w:jc w:val="left"/>
             </w:pPr>
@@ -6117,7 +6250,7 @@
             <w:pPr>
               <w:spacing w:after="20" w:before="0"/>
             </w:pPr>
-            <w:hyperlink w:history="1" r:id="rIddomd95uxcqy1gumpce52r">
+            <w:hyperlink w:history="1" r:id="rIdexzrv2damntowvazn8iro">
               <w:r>
                 <w:rPr>
                   <w:rFonts w:ascii="Arial" w:cs="Arial" w:eastAsia="Arial" w:hAnsi="Arial"/>
@@ -6150,7 +6283,7 @@
               <w:spacing w:after="10" w:before="0"/>
               <w:ind w:left="120"/>
             </w:pPr>
-            <w:hyperlink w:history="1" r:id="rIddtqv12z8efuulx4eyshil">
+            <w:hyperlink w:history="1" r:id="rIdq50r7lbfhzq3sd_afy1my">
               <w:r>
                 <w:rPr>
                   <w:rFonts w:ascii="Arial" w:cs="Arial" w:eastAsia="Arial" w:hAnsi="Arial"/>
@@ -6195,7 +6328,7 @@
             <w:pPr>
               <w:spacing w:after="20" w:before="0"/>
             </w:pPr>
-            <w:hyperlink w:history="1" r:id="rIdhykvhjlo4oictojs9edpr">
+            <w:hyperlink w:history="1" r:id="rIdimar1yjhw4ztd1_b7cbsh">
               <w:r>
                 <w:rPr>
                   <w:rFonts w:ascii="Arial" w:cs="Arial" w:eastAsia="Arial" w:hAnsi="Arial"/>
@@ -6228,7 +6361,7 @@
               <w:spacing w:after="10" w:before="0"/>
               <w:ind w:left="120"/>
             </w:pPr>
-            <w:hyperlink w:history="1" r:id="rIdwpxcwdmkpviqrhuprk1m1">
+            <w:hyperlink w:history="1" r:id="rIdl6rwuqkmvfc1evssul0ff">
               <w:r>
                 <w:rPr>
                   <w:rFonts w:ascii="Arial" w:cs="Arial" w:eastAsia="Arial" w:hAnsi="Arial"/>
@@ -6256,6 +6389,7 @@
           </w:tcPr>
           <w:p>
             <w:pPr>
+              <w:keepNext w:val="false"/>
               <w:spacing w:after="40" w:before="0"/>
               <w:jc w:val="left"/>
             </w:pPr>
@@ -6288,6 +6422,7 @@
           </w:tcPr>
           <w:p>
             <w:pPr>
+              <w:keepNext w:val="false"/>
               <w:spacing w:after="40" w:before="0"/>
               <w:jc w:val="left"/>
             </w:pPr>
@@ -6320,6 +6455,7 @@
           </w:tcPr>
           <w:p>
             <w:pPr>
+              <w:keepNext w:val="false"/>
               <w:spacing w:after="40" w:before="0"/>
               <w:jc w:val="left"/>
             </w:pPr>
@@ -6352,6 +6488,7 @@
           </w:tcPr>
           <w:p>
             <w:pPr>
+              <w:keepNext w:val="false"/>
               <w:spacing w:after="40" w:before="0"/>
               <w:jc w:val="left"/>
             </w:pPr>
@@ -6386,6 +6523,7 @@
           </w:tcPr>
           <w:p>
             <w:pPr>
+              <w:keepNext w:val="false"/>
               <w:spacing w:after="40" w:before="0"/>
               <w:jc w:val="left"/>
             </w:pPr>
@@ -6423,7 +6561,7 @@
             <w:pPr>
               <w:spacing w:after="20" w:before="0"/>
             </w:pPr>
-            <w:hyperlink w:history="1" r:id="rIdogrjnhzwz2r782wsu89zn">
+            <w:hyperlink w:history="1" r:id="rIdtqjj6iabvoxrmoqfd_96v">
               <w:r>
                 <w:rPr>
                   <w:rFonts w:ascii="Arial" w:cs="Arial" w:eastAsia="Arial" w:hAnsi="Arial"/>
@@ -6456,7 +6594,7 @@
               <w:spacing w:after="10" w:before="0"/>
               <w:ind w:left="120"/>
             </w:pPr>
-            <w:hyperlink w:history="1" r:id="rIdbpmhqp_iv_f5uwmxd7itn">
+            <w:hyperlink w:history="1" r:id="rIddvisjkfxhrke2pf5zgg1o">
               <w:r>
                 <w:rPr>
                   <w:rFonts w:ascii="Arial" w:cs="Arial" w:eastAsia="Arial" w:hAnsi="Arial"/>
@@ -6501,7 +6639,7 @@
             <w:pPr>
               <w:spacing w:after="20" w:before="0"/>
             </w:pPr>
-            <w:hyperlink w:history="1" r:id="rId-hc3w27azhyvmctmc2zi6">
+            <w:hyperlink w:history="1" r:id="rIds6qm8hqp72i0_lkmkjbhc">
               <w:r>
                 <w:rPr>
                   <w:rFonts w:ascii="Arial" w:cs="Arial" w:eastAsia="Arial" w:hAnsi="Arial"/>
@@ -6534,7 +6672,7 @@
               <w:spacing w:after="10" w:before="0"/>
               <w:ind w:left="120"/>
             </w:pPr>
-            <w:hyperlink w:history="1" r:id="rIdf7p4oowx9l8epizc2nvgq">
+            <w:hyperlink w:history="1" r:id="rIdsp-xxvefgfdfrvfpvu8yj">
               <w:r>
                 <w:rPr>
                   <w:rFonts w:ascii="Arial" w:cs="Arial" w:eastAsia="Arial" w:hAnsi="Arial"/>
@@ -6562,6 +6700,7 @@
           </w:tcPr>
           <w:p>
             <w:pPr>
+              <w:keepNext w:val="false"/>
               <w:spacing w:after="40" w:before="0"/>
               <w:jc w:val="left"/>
             </w:pPr>
@@ -6594,6 +6733,7 @@
           </w:tcPr>
           <w:p>
             <w:pPr>
+              <w:keepNext w:val="false"/>
               <w:spacing w:after="40" w:before="0"/>
               <w:jc w:val="left"/>
             </w:pPr>
@@ -6626,6 +6766,7 @@
           </w:tcPr>
           <w:p>
             <w:pPr>
+              <w:keepNext w:val="false"/>
               <w:spacing w:after="40" w:before="0"/>
               <w:jc w:val="left"/>
             </w:pPr>
@@ -6658,6 +6799,7 @@
           </w:tcPr>
           <w:p>
             <w:pPr>
+              <w:keepNext w:val="false"/>
               <w:spacing w:after="40" w:before="0"/>
               <w:jc w:val="left"/>
             </w:pPr>
@@ -6692,6 +6834,7 @@
           </w:tcPr>
           <w:p>
             <w:pPr>
+              <w:keepNext w:val="false"/>
               <w:spacing w:after="40" w:before="0"/>
               <w:jc w:val="left"/>
             </w:pPr>
@@ -6729,7 +6872,7 @@
             <w:pPr>
               <w:spacing w:after="20" w:before="0"/>
             </w:pPr>
-            <w:hyperlink w:history="1" r:id="rIdscsmcjjk-yspbybq7r5zk">
+            <w:hyperlink w:history="1" r:id="rId1lxc2qxbqtg3sk7n_t7ky">
               <w:r>
                 <w:rPr>
                   <w:rFonts w:ascii="Arial" w:cs="Arial" w:eastAsia="Arial" w:hAnsi="Arial"/>
@@ -6762,7 +6905,7 @@
               <w:spacing w:after="10" w:before="0"/>
               <w:ind w:left="120"/>
             </w:pPr>
-            <w:hyperlink w:history="1" r:id="rIdvb1bddgawb7j5_pqjn5f_">
+            <w:hyperlink w:history="1" r:id="rIdgjh8vp0brjlovsyt00a7d">
               <w:r>
                 <w:rPr>
                   <w:rFonts w:ascii="Arial" w:cs="Arial" w:eastAsia="Arial" w:hAnsi="Arial"/>
@@ -6807,7 +6950,7 @@
             <w:pPr>
               <w:spacing w:after="20" w:before="0"/>
             </w:pPr>
-            <w:hyperlink w:history="1" r:id="rIdh2foghflvzig1fcys_t1p">
+            <w:hyperlink w:history="1" r:id="rIdtxwwwsn3flvctuz1rkqsi">
               <w:r>
                 <w:rPr>
                   <w:rFonts w:ascii="Arial" w:cs="Arial" w:eastAsia="Arial" w:hAnsi="Arial"/>
@@ -6840,7 +6983,7 @@
               <w:spacing w:after="10" w:before="0"/>
               <w:ind w:left="120"/>
             </w:pPr>
-            <w:hyperlink w:history="1" r:id="rIdhhay8j8_kygfc5qck_dif">
+            <w:hyperlink w:history="1" r:id="rIdiyel95uj3rqvr2yzxv3p_">
               <w:r>
                 <w:rPr>
                   <w:rFonts w:ascii="Arial" w:cs="Arial" w:eastAsia="Arial" w:hAnsi="Arial"/>
@@ -6868,6 +7011,7 @@
           </w:tcPr>
           <w:p>
             <w:pPr>
+              <w:keepNext w:val="false"/>
               <w:spacing w:after="40" w:before="0"/>
               <w:jc w:val="left"/>
             </w:pPr>
@@ -6900,6 +7044,7 @@
           </w:tcPr>
           <w:p>
             <w:pPr>
+              <w:keepNext w:val="false"/>
               <w:spacing w:after="40" w:before="0"/>
               <w:jc w:val="left"/>
             </w:pPr>
@@ -6932,6 +7077,7 @@
           </w:tcPr>
           <w:p>
             <w:pPr>
+              <w:keepNext w:val="false"/>
               <w:spacing w:after="40" w:before="0"/>
               <w:jc w:val="left"/>
             </w:pPr>
@@ -6964,6 +7110,7 @@
           </w:tcPr>
           <w:p>
             <w:pPr>
+              <w:keepNext w:val="false"/>
               <w:spacing w:after="40" w:before="0"/>
               <w:jc w:val="left"/>
             </w:pPr>
@@ -6998,6 +7145,7 @@
           </w:tcPr>
           <w:p>
             <w:pPr>
+              <w:keepNext w:val="false"/>
               <w:spacing w:after="40" w:before="0"/>
               <w:jc w:val="left"/>
             </w:pPr>
@@ -7035,7 +7183,7 @@
             <w:pPr>
               <w:spacing w:after="20" w:before="0"/>
             </w:pPr>
-            <w:hyperlink w:history="1" r:id="rIdz9k3imvhnoqjkfw4idavk">
+            <w:hyperlink w:history="1" r:id="rId6jnv0eoznqgsvkcklbwj5">
               <w:r>
                 <w:rPr>
                   <w:rFonts w:ascii="Arial" w:cs="Arial" w:eastAsia="Arial" w:hAnsi="Arial"/>
@@ -7068,7 +7216,7 @@
               <w:spacing w:after="10" w:before="0"/>
               <w:ind w:left="120"/>
             </w:pPr>
-            <w:hyperlink w:history="1" r:id="rIdvn1hz_mctso5esx0mqgpb">
+            <w:hyperlink w:history="1" r:id="rIdjk-pmwmjwqvsywvwiyjdo">
               <w:r>
                 <w:rPr>
                   <w:rFonts w:ascii="Arial" w:cs="Arial" w:eastAsia="Arial" w:hAnsi="Arial"/>
@@ -7113,7 +7261,7 @@
             <w:pPr>
               <w:spacing w:after="20" w:before="0"/>
             </w:pPr>
-            <w:hyperlink w:history="1" r:id="rIdaarklgb_ggzuqkbhcgt9a">
+            <w:hyperlink w:history="1" r:id="rIdydbav7_c_c8acesy7ujj9">
               <w:r>
                 <w:rPr>
                   <w:rFonts w:ascii="Arial" w:cs="Arial" w:eastAsia="Arial" w:hAnsi="Arial"/>
@@ -7146,7 +7294,7 @@
               <w:spacing w:after="10" w:before="0"/>
               <w:ind w:left="120"/>
             </w:pPr>
-            <w:hyperlink w:history="1" r:id="rIdfcni29ysubrxiyuz4qlhm">
+            <w:hyperlink w:history="1" r:id="rIdbovedftrvzdr6lwzonhni">
               <w:r>
                 <w:rPr>
                   <w:rFonts w:ascii="Arial" w:cs="Arial" w:eastAsia="Arial" w:hAnsi="Arial"/>
@@ -7174,6 +7322,7 @@
           </w:tcPr>
           <w:p>
             <w:pPr>
+              <w:keepNext w:val="false"/>
               <w:spacing w:after="40" w:before="0"/>
               <w:jc w:val="left"/>
             </w:pPr>
@@ -7206,6 +7355,7 @@
           </w:tcPr>
           <w:p>
             <w:pPr>
+              <w:keepNext w:val="false"/>
               <w:spacing w:after="40" w:before="0"/>
               <w:jc w:val="left"/>
             </w:pPr>
@@ -7238,6 +7388,7 @@
           </w:tcPr>
           <w:p>
             <w:pPr>
+              <w:keepNext w:val="false"/>
               <w:spacing w:after="40" w:before="0"/>
               <w:jc w:val="left"/>
             </w:pPr>
@@ -7270,6 +7421,7 @@
           </w:tcPr>
           <w:p>
             <w:pPr>
+              <w:keepNext w:val="false"/>
               <w:spacing w:after="40" w:before="0"/>
               <w:jc w:val="left"/>
             </w:pPr>
@@ -7304,6 +7456,7 @@
           </w:tcPr>
           <w:p>
             <w:pPr>
+              <w:keepNext w:val="false"/>
               <w:spacing w:after="40" w:before="0"/>
               <w:jc w:val="left"/>
             </w:pPr>
@@ -7341,7 +7494,7 @@
             <w:pPr>
               <w:spacing w:after="20" w:before="0"/>
             </w:pPr>
-            <w:hyperlink w:history="1" r:id="rIdqpyddh2t1lojbpknjvgfp">
+            <w:hyperlink w:history="1" r:id="rId5v99q7brlyvq2hwq_u9ey">
               <w:r>
                 <w:rPr>
                   <w:rFonts w:ascii="Arial" w:cs="Arial" w:eastAsia="Arial" w:hAnsi="Arial"/>
@@ -7390,7 +7543,7 @@
               <w:spacing w:after="10" w:before="0"/>
               <w:ind w:left="120"/>
             </w:pPr>
-            <w:hyperlink w:history="1" r:id="rIdvwkdzd9amo0aipbolst5d">
+            <w:hyperlink w:history="1" r:id="rIdwon4bsllq8xltutges3e9">
               <w:r>
                 <w:rPr>
                   <w:rFonts w:ascii="Arial" w:cs="Arial" w:eastAsia="Arial" w:hAnsi="Arial"/>
@@ -7435,7 +7588,7 @@
             <w:pPr>
               <w:spacing w:after="20" w:before="0"/>
             </w:pPr>
-            <w:hyperlink w:history="1" r:id="rId7q4aixpkck8qhocemlult">
+            <w:hyperlink w:history="1" r:id="rIdrutcr-fkc9t__ra1p9v-a">
               <w:r>
                 <w:rPr>
                   <w:rFonts w:ascii="Arial" w:cs="Arial" w:eastAsia="Arial" w:hAnsi="Arial"/>
@@ -7484,7 +7637,7 @@
               <w:spacing w:after="10" w:before="0"/>
               <w:ind w:left="120"/>
             </w:pPr>
-            <w:hyperlink w:history="1" r:id="rIdhxfndhfrughimmktxw23x">
+            <w:hyperlink w:history="1" r:id="rId5-9dk0_slhavszlhimzkl">
               <w:r>
                 <w:rPr>
                   <w:rFonts w:ascii="Arial" w:cs="Arial" w:eastAsia="Arial" w:hAnsi="Arial"/>
@@ -7512,6 +7665,7 @@
           </w:tcPr>
           <w:p>
             <w:pPr>
+              <w:keepNext w:val="false"/>
               <w:spacing w:after="40" w:before="0"/>
               <w:jc w:val="left"/>
             </w:pPr>
@@ -7544,6 +7698,7 @@
           </w:tcPr>
           <w:p>
             <w:pPr>
+              <w:keepNext w:val="false"/>
               <w:spacing w:after="40" w:before="0"/>
               <w:jc w:val="left"/>
             </w:pPr>
@@ -7576,6 +7731,7 @@
           </w:tcPr>
           <w:p>
             <w:pPr>
+              <w:keepNext w:val="false"/>
               <w:spacing w:after="40" w:before="0"/>
               <w:jc w:val="left"/>
             </w:pPr>
@@ -7608,6 +7764,7 @@
           </w:tcPr>
           <w:p>
             <w:pPr>
+              <w:keepNext w:val="false"/>
               <w:spacing w:after="40" w:before="0"/>
               <w:jc w:val="left"/>
             </w:pPr>
@@ -7667,6 +7824,7 @@
           </w:tcPr>
           <w:p>
             <w:pPr>
+              <w:keepNext w:val="false"/>
               <w:spacing w:after="40" w:before="0"/>
               <w:jc w:val="center"/>
             </w:pPr>
@@ -7701,6 +7859,7 @@
           </w:tcPr>
           <w:p>
             <w:pPr>
+              <w:keepNext w:val="false"/>
               <w:spacing w:after="40" w:before="0"/>
               <w:jc w:val="left"/>
             </w:pPr>
@@ -7762,6 +7921,7 @@
           </w:tcPr>
           <w:p>
             <w:pPr>
+              <w:keepNext w:val="false"/>
               <w:spacing w:after="40" w:before="0"/>
               <w:jc w:val="center"/>
             </w:pPr>
@@ -7796,6 +7956,7 @@
           </w:tcPr>
           <w:p>
             <w:pPr>
+              <w:keepNext w:val="false"/>
               <w:spacing w:after="40" w:before="0"/>
               <w:jc w:val="left"/>
             </w:pPr>
@@ -7828,6 +7989,7 @@
           </w:tcPr>
           <w:p>
             <w:pPr>
+              <w:keepNext w:val="false"/>
               <w:spacing w:after="40" w:before="0"/>
               <w:jc w:val="left"/>
             </w:pPr>
@@ -7862,6 +8024,7 @@
           </w:tcPr>
           <w:p>
             <w:pPr>
+              <w:keepNext w:val="false"/>
               <w:spacing w:after="40" w:before="0"/>
               <w:jc w:val="left"/>
             </w:pPr>
@@ -7894,6 +8057,7 @@
           </w:tcPr>
           <w:p>
             <w:pPr>
+              <w:keepNext w:val="false"/>
               <w:spacing w:after="40" w:before="0"/>
               <w:jc w:val="left"/>
             </w:pPr>
@@ -7928,6 +8092,7 @@
           </w:tcPr>
           <w:p>
             <w:pPr>
+              <w:keepNext w:val="false"/>
               <w:spacing w:after="40" w:before="0"/>
               <w:jc w:val="left"/>
             </w:pPr>
@@ -7960,6 +8125,7 @@
           </w:tcPr>
           <w:p>
             <w:pPr>
+              <w:keepNext w:val="false"/>
               <w:spacing w:after="40" w:before="0"/>
               <w:jc w:val="left"/>
             </w:pPr>
@@ -7996,7 +8162,7 @@
         </w:rPr>
         <w:t xml:space="preserve">© 2026 SeaVuria and ARES. Aligned with KICD objectives. Developed by SeaVuria; technical implementation by ARES (with AI assistance from Claude). Licensed under </w:t>
       </w:r>
-      <w:hyperlink w:history="1" r:id="rIdodxwtmhrrrdhzycg09y2l">
+      <w:hyperlink w:history="1" r:id="rIdi_zcrez7hl4ihktnb79hs">
         <w:r>
           <w:rPr>
             <w:rFonts w:ascii="Arial" w:cs="Arial" w:eastAsia="Arial" w:hAnsi="Arial"/>
@@ -8017,7 +8183,7 @@
         </w:rPr>
         <w:t xml:space="preserve"> (</w:t>
       </w:r>
-      <w:hyperlink w:history="1" r:id="rIdw91eeea1jej7i3rlahq1k">
+      <w:hyperlink w:history="1" r:id="rIdf0j0hybhqtbisuzdwsbx1">
         <w:r>
           <w:rPr>
             <w:rFonts w:ascii="Arial" w:cs="Arial" w:eastAsia="Arial" w:hAnsi="Arial"/>
@@ -8077,6 +8243,7 @@
           </w:tcPr>
           <w:p>
             <w:pPr>
+              <w:keepNext w:val="false"/>
               <w:spacing w:after="40" w:before="0"/>
               <w:jc w:val="center"/>
             </w:pPr>
@@ -8112,6 +8279,7 @@
           </w:tcPr>
           <w:p>
             <w:pPr>
+              <w:keepNext w:val="false"/>
               <w:spacing w:after="40" w:before="0"/>
               <w:jc w:val="center"/>
             </w:pPr>
@@ -8146,6 +8314,7 @@
           </w:tcPr>
           <w:p>
             <w:pPr>
+              <w:keepNext w:val="false"/>
               <w:spacing w:after="40" w:before="0"/>
               <w:jc w:val="left"/>
             </w:pPr>
@@ -8178,6 +8347,7 @@
           </w:tcPr>
           <w:p>
             <w:pPr>
+              <w:keepNext w:val="false"/>
               <w:spacing w:after="40" w:before="0"/>
               <w:jc w:val="left"/>
             </w:pPr>
@@ -8212,6 +8382,7 @@
           </w:tcPr>
           <w:p>
             <w:pPr>
+              <w:keepNext w:val="false"/>
               <w:spacing w:after="40" w:before="0"/>
               <w:jc w:val="left"/>
             </w:pPr>
@@ -8244,6 +8415,7 @@
           </w:tcPr>
           <w:p>
             <w:pPr>
+              <w:keepNext w:val="false"/>
               <w:spacing w:after="40" w:before="0"/>
               <w:jc w:val="left"/>
             </w:pPr>
@@ -8278,6 +8450,7 @@
           </w:tcPr>
           <w:p>
             <w:pPr>
+              <w:keepNext w:val="false"/>
               <w:spacing w:after="40" w:before="0"/>
               <w:jc w:val="left"/>
             </w:pPr>
@@ -8310,6 +8483,7 @@
           </w:tcPr>
           <w:p>
             <w:pPr>
+              <w:keepNext w:val="false"/>
               <w:spacing w:after="40" w:before="0"/>
               <w:jc w:val="left"/>
             </w:pPr>
@@ -8344,6 +8518,7 @@
           </w:tcPr>
           <w:p>
             <w:pPr>
+              <w:keepNext w:val="false"/>
               <w:spacing w:after="40" w:before="0"/>
               <w:jc w:val="left"/>
             </w:pPr>
@@ -8376,6 +8551,7 @@
           </w:tcPr>
           <w:p>
             <w:pPr>
+              <w:keepNext w:val="false"/>
               <w:spacing w:after="40" w:before="0"/>
               <w:jc w:val="left"/>
             </w:pPr>
@@ -8410,6 +8586,7 @@
           </w:tcPr>
           <w:p>
             <w:pPr>
+              <w:keepNext w:val="false"/>
               <w:spacing w:after="40" w:before="0"/>
               <w:jc w:val="left"/>
             </w:pPr>
@@ -8442,6 +8619,7 @@
           </w:tcPr>
           <w:p>
             <w:pPr>
+              <w:keepNext w:val="false"/>
               <w:spacing w:after="40" w:before="0"/>
               <w:jc w:val="left"/>
             </w:pPr>
@@ -8476,6 +8654,7 @@
           </w:tcPr>
           <w:p>
             <w:pPr>
+              <w:keepNext w:val="false"/>
               <w:spacing w:after="40" w:before="0"/>
               <w:jc w:val="left"/>
             </w:pPr>
@@ -8508,6 +8687,7 @@
           </w:tcPr>
           <w:p>
             <w:pPr>
+              <w:keepNext w:val="false"/>
               <w:spacing w:after="40" w:before="0"/>
               <w:jc w:val="left"/>
             </w:pPr>
@@ -8542,6 +8722,7 @@
           </w:tcPr>
           <w:p>
             <w:pPr>
+              <w:keepNext w:val="false"/>
               <w:spacing w:after="40" w:before="0"/>
               <w:jc w:val="left"/>
             </w:pPr>
@@ -8574,6 +8755,7 @@
           </w:tcPr>
           <w:p>
             <w:pPr>
+              <w:keepNext w:val="false"/>
               <w:spacing w:after="40" w:before="0"/>
               <w:jc w:val="left"/>
             </w:pPr>
@@ -8608,6 +8790,7 @@
           </w:tcPr>
           <w:p>
             <w:pPr>
+              <w:keepNext w:val="false"/>
               <w:spacing w:after="40" w:before="0"/>
               <w:jc w:val="left"/>
             </w:pPr>
@@ -8640,6 +8823,7 @@
           </w:tcPr>
           <w:p>
             <w:pPr>
+              <w:keepNext w:val="false"/>
               <w:spacing w:after="40" w:before="0"/>
               <w:jc w:val="left"/>
             </w:pPr>
@@ -8699,6 +8883,7 @@
           </w:tcPr>
           <w:p>
             <w:pPr>
+              <w:keepNext w:val="false"/>
               <w:spacing w:after="40" w:before="0"/>
               <w:jc w:val="center"/>
             </w:pPr>
@@ -8733,6 +8918,7 @@
           </w:tcPr>
           <w:p>
             <w:pPr>
+              <w:keepNext w:val="false"/>
               <w:spacing w:after="40" w:before="0"/>
               <w:jc w:val="left"/>
             </w:pPr>
@@ -8797,6 +8983,7 @@
           </w:tcPr>
           <w:p>
             <w:pPr>
+              <w:keepNext w:val="false"/>
               <w:spacing w:after="40" w:before="0"/>
               <w:jc w:val="center"/>
             </w:pPr>
@@ -8831,6 +9018,7 @@
           </w:tcPr>
           <w:p>
             <w:pPr>
+              <w:keepNext w:val="false"/>
               <w:spacing w:after="40" w:before="0"/>
               <w:jc w:val="left"/>
             </w:pPr>
@@ -8863,6 +9051,7 @@
           </w:tcPr>
           <w:p>
             <w:pPr>
+              <w:keepNext w:val="false"/>
               <w:spacing w:after="40" w:before="0"/>
               <w:jc w:val="left"/>
             </w:pPr>
@@ -8895,6 +9084,7 @@
           </w:tcPr>
           <w:p>
             <w:pPr>
+              <w:keepNext w:val="false"/>
               <w:spacing w:after="40" w:before="0"/>
               <w:jc w:val="left"/>
             </w:pPr>
@@ -8927,6 +9117,7 @@
           </w:tcPr>
           <w:p>
             <w:pPr>
+              <w:keepNext w:val="false"/>
               <w:spacing w:after="40" w:before="0"/>
               <w:jc w:val="left"/>
             </w:pPr>
@@ -8959,6 +9150,7 @@
           </w:tcPr>
           <w:p>
             <w:pPr>
+              <w:keepNext w:val="false"/>
               <w:spacing w:after="40" w:before="0"/>
               <w:jc w:val="left"/>
             </w:pPr>
@@ -8993,6 +9185,7 @@
           </w:tcPr>
           <w:p>
             <w:pPr>
+              <w:keepNext w:val="false"/>
               <w:spacing w:after="40" w:before="0"/>
               <w:jc w:val="left"/>
             </w:pPr>
@@ -9047,7 +9240,7 @@
               <w:spacing w:after="10" w:before="0"/>
               <w:ind w:left="120"/>
             </w:pPr>
-            <w:hyperlink w:history="1" r:id="rIdjdfgfdsakwpbpu4310avd">
+            <w:hyperlink w:history="1" r:id="rIdvbmsfwe7mupyrk8wsb3l0">
               <w:r>
                 <w:rPr>
                   <w:rFonts w:ascii="Arial" w:cs="Arial" w:eastAsia="Arial" w:hAnsi="Arial"/>
@@ -9124,7 +9317,7 @@
               <w:spacing w:after="10" w:before="0"/>
               <w:ind w:left="120"/>
             </w:pPr>
-            <w:hyperlink w:history="1" r:id="rIdpdntwhvmae9xzh-8vcv1q">
+            <w:hyperlink w:history="1" r:id="rIdhn3rlwpoww55ugviwbe3c">
               <w:r>
                 <w:rPr>
                   <w:rFonts w:ascii="Arial" w:cs="Arial" w:eastAsia="Arial" w:hAnsi="Arial"/>
@@ -9167,6 +9360,7 @@
           </w:tcPr>
           <w:p>
             <w:pPr>
+              <w:keepNext w:val="false"/>
               <w:spacing w:after="40" w:before="0"/>
               <w:jc w:val="left"/>
             </w:pPr>
@@ -9199,6 +9393,7 @@
           </w:tcPr>
           <w:p>
             <w:pPr>
+              <w:keepNext w:val="false"/>
               <w:spacing w:after="40" w:before="0"/>
               <w:jc w:val="left"/>
             </w:pPr>
@@ -9231,6 +9426,7 @@
           </w:tcPr>
           <w:p>
             <w:pPr>
+              <w:keepNext w:val="false"/>
               <w:spacing w:after="40" w:before="0"/>
               <w:jc w:val="left"/>
             </w:pPr>
@@ -9263,6 +9459,7 @@
           </w:tcPr>
           <w:p>
             <w:pPr>
+              <w:keepNext w:val="false"/>
               <w:spacing w:after="40" w:before="0"/>
               <w:jc w:val="left"/>
             </w:pPr>
@@ -9297,6 +9494,7 @@
           </w:tcPr>
           <w:p>
             <w:pPr>
+              <w:keepNext w:val="false"/>
               <w:spacing w:after="40" w:before="0"/>
               <w:jc w:val="left"/>
             </w:pPr>
@@ -9351,7 +9549,7 @@
               <w:spacing w:after="10" w:before="0"/>
               <w:ind w:left="120"/>
             </w:pPr>
-            <w:hyperlink w:history="1" r:id="rIdfqpevtgppgbpx_jh9ju7w">
+            <w:hyperlink w:history="1" r:id="rIdedvnjs86utzbgr4ejosj1">
               <w:r>
                 <w:rPr>
                   <w:rFonts w:ascii="Arial" w:cs="Arial" w:eastAsia="Arial" w:hAnsi="Arial"/>
@@ -9428,7 +9626,7 @@
               <w:spacing w:after="10" w:before="0"/>
               <w:ind w:left="120"/>
             </w:pPr>
-            <w:hyperlink w:history="1" r:id="rId2ud2cszgumvi1fdekyo3l">
+            <w:hyperlink w:history="1" r:id="rIde8ky7eado6tewpph-xnve">
               <w:r>
                 <w:rPr>
                   <w:rFonts w:ascii="Arial" w:cs="Arial" w:eastAsia="Arial" w:hAnsi="Arial"/>
@@ -9471,6 +9669,7 @@
           </w:tcPr>
           <w:p>
             <w:pPr>
+              <w:keepNext w:val="false"/>
               <w:spacing w:after="40" w:before="0"/>
               <w:jc w:val="left"/>
             </w:pPr>
@@ -9503,6 +9702,7 @@
           </w:tcPr>
           <w:p>
             <w:pPr>
+              <w:keepNext w:val="false"/>
               <w:spacing w:after="40" w:before="0"/>
               <w:jc w:val="left"/>
             </w:pPr>
@@ -9535,6 +9735,7 @@
           </w:tcPr>
           <w:p>
             <w:pPr>
+              <w:keepNext w:val="false"/>
               <w:spacing w:after="40" w:before="0"/>
               <w:jc w:val="left"/>
             </w:pPr>
@@ -9567,6 +9768,7 @@
           </w:tcPr>
           <w:p>
             <w:pPr>
+              <w:keepNext w:val="false"/>
               <w:spacing w:after="40" w:before="0"/>
               <w:jc w:val="left"/>
             </w:pPr>
@@ -9601,6 +9803,7 @@
           </w:tcPr>
           <w:p>
             <w:pPr>
+              <w:keepNext w:val="false"/>
               <w:spacing w:after="40" w:before="0"/>
               <w:jc w:val="left"/>
             </w:pPr>
@@ -9655,7 +9858,7 @@
               <w:spacing w:after="10" w:before="0"/>
               <w:ind w:left="120"/>
             </w:pPr>
-            <w:hyperlink w:history="1" r:id="rIdg6_f3a6od_d2kdgulrlnp">
+            <w:hyperlink w:history="1" r:id="rIdtf7p_dbnvvxlc7pupnb0c">
               <w:r>
                 <w:rPr>
                   <w:rFonts w:ascii="Arial" w:cs="Arial" w:eastAsia="Arial" w:hAnsi="Arial"/>
@@ -9732,7 +9935,7 @@
               <w:spacing w:after="10" w:before="0"/>
               <w:ind w:left="120"/>
             </w:pPr>
-            <w:hyperlink w:history="1" r:id="rIds8dpxkdr5rlta-vheifni">
+            <w:hyperlink w:history="1" r:id="rId9hzfzt8olifxfn7it1qd8">
               <w:r>
                 <w:rPr>
                   <w:rFonts w:ascii="Arial" w:cs="Arial" w:eastAsia="Arial" w:hAnsi="Arial"/>
@@ -9775,6 +9978,7 @@
           </w:tcPr>
           <w:p>
             <w:pPr>
+              <w:keepNext w:val="false"/>
               <w:spacing w:after="40" w:before="0"/>
               <w:jc w:val="left"/>
             </w:pPr>
@@ -9807,6 +10011,7 @@
           </w:tcPr>
           <w:p>
             <w:pPr>
+              <w:keepNext w:val="false"/>
               <w:spacing w:after="40" w:before="0"/>
               <w:jc w:val="left"/>
             </w:pPr>
@@ -9839,6 +10044,7 @@
           </w:tcPr>
           <w:p>
             <w:pPr>
+              <w:keepNext w:val="false"/>
               <w:spacing w:after="40" w:before="0"/>
               <w:jc w:val="left"/>
             </w:pPr>
@@ -9871,6 +10077,7 @@
           </w:tcPr>
           <w:p>
             <w:pPr>
+              <w:keepNext w:val="false"/>
               <w:spacing w:after="40" w:before="0"/>
               <w:jc w:val="left"/>
             </w:pPr>
@@ -9905,6 +10112,7 @@
           </w:tcPr>
           <w:p>
             <w:pPr>
+              <w:keepNext w:val="false"/>
               <w:spacing w:after="40" w:before="0"/>
               <w:jc w:val="left"/>
             </w:pPr>
@@ -9959,7 +10167,7 @@
               <w:spacing w:after="10" w:before="0"/>
               <w:ind w:left="120"/>
             </w:pPr>
-            <w:hyperlink w:history="1" r:id="rId1afylmaox8ur07hptvdeu">
+            <w:hyperlink w:history="1" r:id="rIdpkhuysqholo8tfokghgpm">
               <w:r>
                 <w:rPr>
                   <w:rFonts w:ascii="Arial" w:cs="Arial" w:eastAsia="Arial" w:hAnsi="Arial"/>
@@ -10036,7 +10244,7 @@
               <w:spacing w:after="10" w:before="0"/>
               <w:ind w:left="120"/>
             </w:pPr>
-            <w:hyperlink w:history="1" r:id="rIddw_jp2e68tsfnh2dzpc0u">
+            <w:hyperlink w:history="1" r:id="rIdjak-e5ecsei5cegajtwhu">
               <w:r>
                 <w:rPr>
                   <w:rFonts w:ascii="Arial" w:cs="Arial" w:eastAsia="Arial" w:hAnsi="Arial"/>
@@ -10079,6 +10287,7 @@
           </w:tcPr>
           <w:p>
             <w:pPr>
+              <w:keepNext w:val="false"/>
               <w:spacing w:after="40" w:before="0"/>
               <w:jc w:val="left"/>
             </w:pPr>
@@ -10111,6 +10320,7 @@
           </w:tcPr>
           <w:p>
             <w:pPr>
+              <w:keepNext w:val="false"/>
               <w:spacing w:after="40" w:before="0"/>
               <w:jc w:val="left"/>
             </w:pPr>
@@ -10143,6 +10353,7 @@
           </w:tcPr>
           <w:p>
             <w:pPr>
+              <w:keepNext w:val="false"/>
               <w:spacing w:after="40" w:before="0"/>
               <w:jc w:val="left"/>
             </w:pPr>
@@ -10175,6 +10386,7 @@
           </w:tcPr>
           <w:p>
             <w:pPr>
+              <w:keepNext w:val="false"/>
               <w:spacing w:after="40" w:before="0"/>
               <w:jc w:val="left"/>
             </w:pPr>
@@ -10209,6 +10421,7 @@
           </w:tcPr>
           <w:p>
             <w:pPr>
+              <w:keepNext w:val="false"/>
               <w:spacing w:after="40" w:before="0"/>
               <w:jc w:val="left"/>
             </w:pPr>
@@ -10263,7 +10476,7 @@
               <w:spacing w:after="10" w:before="0"/>
               <w:ind w:left="120"/>
             </w:pPr>
-            <w:hyperlink w:history="1" r:id="rIdjpz4ypd09z_ilwvkpcha3">
+            <w:hyperlink w:history="1" r:id="rIdbtjcot8xdhvh68csciycs">
               <w:r>
                 <w:rPr>
                   <w:rFonts w:ascii="Arial" w:cs="Arial" w:eastAsia="Arial" w:hAnsi="Arial"/>
@@ -10340,7 +10553,7 @@
               <w:spacing w:after="10" w:before="0"/>
               <w:ind w:left="120"/>
             </w:pPr>
-            <w:hyperlink w:history="1" r:id="rIdarialn88rgvqbjcl0fjhc">
+            <w:hyperlink w:history="1" r:id="rId8egzrac0fhbo2h5fkcr7p">
               <w:r>
                 <w:rPr>
                   <w:rFonts w:ascii="Arial" w:cs="Arial" w:eastAsia="Arial" w:hAnsi="Arial"/>
@@ -10383,6 +10596,7 @@
           </w:tcPr>
           <w:p>
             <w:pPr>
+              <w:keepNext w:val="false"/>
               <w:spacing w:after="40" w:before="0"/>
               <w:jc w:val="left"/>
             </w:pPr>
@@ -10415,6 +10629,7 @@
           </w:tcPr>
           <w:p>
             <w:pPr>
+              <w:keepNext w:val="false"/>
               <w:spacing w:after="40" w:before="0"/>
               <w:jc w:val="left"/>
             </w:pPr>
@@ -10447,6 +10662,7 @@
           </w:tcPr>
           <w:p>
             <w:pPr>
+              <w:keepNext w:val="false"/>
               <w:spacing w:after="40" w:before="0"/>
               <w:jc w:val="left"/>
             </w:pPr>
@@ -10479,6 +10695,7 @@
           </w:tcPr>
           <w:p>
             <w:pPr>
+              <w:keepNext w:val="false"/>
               <w:spacing w:after="40" w:before="0"/>
               <w:jc w:val="left"/>
             </w:pPr>
@@ -10538,6 +10755,7 @@
           </w:tcPr>
           <w:p>
             <w:pPr>
+              <w:keepNext w:val="false"/>
               <w:spacing w:after="40" w:before="0"/>
               <w:jc w:val="center"/>
             </w:pPr>
@@ -10572,6 +10790,7 @@
           </w:tcPr>
           <w:p>
             <w:pPr>
+              <w:keepNext w:val="false"/>
               <w:spacing w:after="40" w:before="0"/>
               <w:jc w:val="left"/>
             </w:pPr>
@@ -10633,6 +10852,7 @@
           </w:tcPr>
           <w:p>
             <w:pPr>
+              <w:keepNext w:val="false"/>
               <w:spacing w:after="40" w:before="0"/>
               <w:jc w:val="center"/>
             </w:pPr>
@@ -10667,6 +10887,7 @@
           </w:tcPr>
           <w:p>
             <w:pPr>
+              <w:keepNext w:val="false"/>
               <w:spacing w:after="40" w:before="0"/>
               <w:jc w:val="left"/>
             </w:pPr>
@@ -10699,6 +10920,7 @@
           </w:tcPr>
           <w:p>
             <w:pPr>
+              <w:keepNext w:val="false"/>
               <w:spacing w:after="40" w:before="0"/>
               <w:jc w:val="left"/>
             </w:pPr>
@@ -10733,6 +10955,7 @@
           </w:tcPr>
           <w:p>
             <w:pPr>
+              <w:keepNext w:val="false"/>
               <w:spacing w:after="40" w:before="0"/>
               <w:jc w:val="left"/>
             </w:pPr>
@@ -10765,6 +10988,7 @@
           </w:tcPr>
           <w:p>
             <w:pPr>
+              <w:keepNext w:val="false"/>
               <w:spacing w:after="40" w:before="0"/>
               <w:jc w:val="left"/>
             </w:pPr>
@@ -10799,6 +11023,7 @@
           </w:tcPr>
           <w:p>
             <w:pPr>
+              <w:keepNext w:val="false"/>
               <w:spacing w:after="40" w:before="0"/>
               <w:jc w:val="left"/>
             </w:pPr>
@@ -10831,6 +11056,7 @@
           </w:tcPr>
           <w:p>
             <w:pPr>
+              <w:keepNext w:val="false"/>
               <w:spacing w:after="40" w:before="0"/>
               <w:jc w:val="left"/>
             </w:pPr>
@@ -10867,7 +11093,7 @@
         </w:rPr>
         <w:t xml:space="preserve">© 2026 SeaVuria and ARES. Aligned with KICD objectives. Developed by SeaVuria; technical implementation by ARES (with AI assistance from Claude). Licensed under </w:t>
       </w:r>
-      <w:hyperlink w:history="1" r:id="rIdgs4qpwrbevdjmpbxetogz">
+      <w:hyperlink w:history="1" r:id="rId_7pghll2wrbd1dryfwjad">
         <w:r>
           <w:rPr>
             <w:rFonts w:ascii="Arial" w:cs="Arial" w:eastAsia="Arial" w:hAnsi="Arial"/>
@@ -10888,7 +11114,7 @@
         </w:rPr>
         <w:t xml:space="preserve"> (</w:t>
       </w:r>
-      <w:hyperlink w:history="1" r:id="rIdtaksumef40u4jozlag3zw">
+      <w:hyperlink w:history="1" r:id="rIdoitflr-m17zu8q9hfrf7g">
         <w:r>
           <w:rPr>
             <w:rFonts w:ascii="Arial" w:cs="Arial" w:eastAsia="Arial" w:hAnsi="Arial"/>
@@ -10948,6 +11174,7 @@
           </w:tcPr>
           <w:p>
             <w:pPr>
+              <w:keepNext w:val="false"/>
               <w:spacing w:after="40" w:before="0"/>
               <w:jc w:val="center"/>
             </w:pPr>
@@ -10983,6 +11210,7 @@
           </w:tcPr>
           <w:p>
             <w:pPr>
+              <w:keepNext w:val="false"/>
               <w:spacing w:after="40" w:before="0"/>
               <w:jc w:val="center"/>
             </w:pPr>
@@ -11017,6 +11245,7 @@
           </w:tcPr>
           <w:p>
             <w:pPr>
+              <w:keepNext w:val="false"/>
               <w:spacing w:after="40" w:before="0"/>
               <w:jc w:val="left"/>
             </w:pPr>
@@ -11049,6 +11278,7 @@
           </w:tcPr>
           <w:p>
             <w:pPr>
+              <w:keepNext w:val="false"/>
               <w:spacing w:after="40" w:before="0"/>
               <w:jc w:val="left"/>
             </w:pPr>
@@ -11083,6 +11313,7 @@
           </w:tcPr>
           <w:p>
             <w:pPr>
+              <w:keepNext w:val="false"/>
               <w:spacing w:after="40" w:before="0"/>
               <w:jc w:val="left"/>
             </w:pPr>
@@ -11115,6 +11346,7 @@
           </w:tcPr>
           <w:p>
             <w:pPr>
+              <w:keepNext w:val="false"/>
               <w:spacing w:after="40" w:before="0"/>
               <w:jc w:val="left"/>
             </w:pPr>
@@ -11149,6 +11381,7 @@
           </w:tcPr>
           <w:p>
             <w:pPr>
+              <w:keepNext w:val="false"/>
               <w:spacing w:after="40" w:before="0"/>
               <w:jc w:val="left"/>
             </w:pPr>
@@ -11181,6 +11414,7 @@
           </w:tcPr>
           <w:p>
             <w:pPr>
+              <w:keepNext w:val="false"/>
               <w:spacing w:after="40" w:before="0"/>
               <w:jc w:val="left"/>
             </w:pPr>
@@ -11215,6 +11449,7 @@
           </w:tcPr>
           <w:p>
             <w:pPr>
+              <w:keepNext w:val="false"/>
               <w:spacing w:after="40" w:before="0"/>
               <w:jc w:val="left"/>
             </w:pPr>
@@ -11247,6 +11482,7 @@
           </w:tcPr>
           <w:p>
             <w:pPr>
+              <w:keepNext w:val="false"/>
               <w:spacing w:after="40" w:before="0"/>
               <w:jc w:val="left"/>
             </w:pPr>
@@ -11281,6 +11517,7 @@
           </w:tcPr>
           <w:p>
             <w:pPr>
+              <w:keepNext w:val="false"/>
               <w:spacing w:after="40" w:before="0"/>
               <w:jc w:val="left"/>
             </w:pPr>
@@ -11313,6 +11550,7 @@
           </w:tcPr>
           <w:p>
             <w:pPr>
+              <w:keepNext w:val="false"/>
               <w:spacing w:after="40" w:before="0"/>
               <w:jc w:val="left"/>
             </w:pPr>
@@ -11347,6 +11585,7 @@
           </w:tcPr>
           <w:p>
             <w:pPr>
+              <w:keepNext w:val="false"/>
               <w:spacing w:after="40" w:before="0"/>
               <w:jc w:val="left"/>
             </w:pPr>
@@ -11379,6 +11618,7 @@
           </w:tcPr>
           <w:p>
             <w:pPr>
+              <w:keepNext w:val="false"/>
               <w:spacing w:after="40" w:before="0"/>
               <w:jc w:val="left"/>
             </w:pPr>
@@ -11413,6 +11653,7 @@
           </w:tcPr>
           <w:p>
             <w:pPr>
+              <w:keepNext w:val="false"/>
               <w:spacing w:after="40" w:before="0"/>
               <w:jc w:val="left"/>
             </w:pPr>
@@ -11445,6 +11686,7 @@
           </w:tcPr>
           <w:p>
             <w:pPr>
+              <w:keepNext w:val="false"/>
               <w:spacing w:after="40" w:before="0"/>
               <w:jc w:val="left"/>
             </w:pPr>
@@ -11479,6 +11721,7 @@
           </w:tcPr>
           <w:p>
             <w:pPr>
+              <w:keepNext w:val="false"/>
               <w:spacing w:after="40" w:before="0"/>
               <w:jc w:val="left"/>
             </w:pPr>
@@ -11511,6 +11754,7 @@
           </w:tcPr>
           <w:p>
             <w:pPr>
+              <w:keepNext w:val="false"/>
               <w:spacing w:after="40" w:before="0"/>
               <w:jc w:val="left"/>
             </w:pPr>
@@ -11570,6 +11814,7 @@
           </w:tcPr>
           <w:p>
             <w:pPr>
+              <w:keepNext w:val="false"/>
               <w:spacing w:after="40" w:before="0"/>
               <w:jc w:val="center"/>
             </w:pPr>
@@ -11604,6 +11849,7 @@
           </w:tcPr>
           <w:p>
             <w:pPr>
+              <w:keepNext w:val="false"/>
               <w:spacing w:after="40" w:before="0"/>
               <w:jc w:val="left"/>
             </w:pPr>
@@ -11668,6 +11914,7 @@
           </w:tcPr>
           <w:p>
             <w:pPr>
+              <w:keepNext w:val="false"/>
               <w:spacing w:after="40" w:before="0"/>
               <w:jc w:val="center"/>
             </w:pPr>
@@ -11702,6 +11949,7 @@
           </w:tcPr>
           <w:p>
             <w:pPr>
+              <w:keepNext w:val="false"/>
               <w:spacing w:after="40" w:before="0"/>
               <w:jc w:val="left"/>
             </w:pPr>
@@ -11734,6 +11982,7 @@
           </w:tcPr>
           <w:p>
             <w:pPr>
+              <w:keepNext w:val="false"/>
               <w:spacing w:after="40" w:before="0"/>
               <w:jc w:val="left"/>
             </w:pPr>
@@ -11766,6 +12015,7 @@
           </w:tcPr>
           <w:p>
             <w:pPr>
+              <w:keepNext w:val="false"/>
               <w:spacing w:after="40" w:before="0"/>
               <w:jc w:val="left"/>
             </w:pPr>
@@ -11798,6 +12048,7 @@
           </w:tcPr>
           <w:p>
             <w:pPr>
+              <w:keepNext w:val="false"/>
               <w:spacing w:after="40" w:before="0"/>
               <w:jc w:val="left"/>
             </w:pPr>
@@ -11830,6 +12081,7 @@
           </w:tcPr>
           <w:p>
             <w:pPr>
+              <w:keepNext w:val="false"/>
               <w:spacing w:after="40" w:before="0"/>
               <w:jc w:val="left"/>
             </w:pPr>
@@ -11864,6 +12116,7 @@
           </w:tcPr>
           <w:p>
             <w:pPr>
+              <w:keepNext w:val="false"/>
               <w:spacing w:after="40" w:before="0"/>
               <w:jc w:val="left"/>
             </w:pPr>
@@ -11901,7 +12154,7 @@
             <w:pPr>
               <w:spacing w:after="20" w:before="0"/>
             </w:pPr>
-            <w:hyperlink w:history="1" r:id="rIdlydcpshgde6zdl_1tmyj7">
+            <w:hyperlink w:history="1" r:id="rIdplppv8brgmrifxxwdkooy">
               <w:r>
                 <w:rPr>
                   <w:rFonts w:ascii="Arial" w:cs="Arial" w:eastAsia="Arial" w:hAnsi="Arial"/>
@@ -11934,7 +12187,7 @@
               <w:spacing w:after="10" w:before="0"/>
               <w:ind w:left="120"/>
             </w:pPr>
-            <w:hyperlink w:history="1" r:id="rIdymsdbguwyowja7k34bxjc">
+            <w:hyperlink w:history="1" r:id="rId23qxhuahqsj0562rwebpj">
               <w:r>
                 <w:rPr>
                   <w:rFonts w:ascii="Arial" w:cs="Arial" w:eastAsia="Arial" w:hAnsi="Arial"/>
@@ -11979,7 +12232,7 @@
             <w:pPr>
               <w:spacing w:after="20" w:before="0"/>
             </w:pPr>
-            <w:hyperlink w:history="1" r:id="rIdbihj_exkzozpvvzj64lpq">
+            <w:hyperlink w:history="1" r:id="rId1j5dn7zkdcy4eo9pbsiai">
               <w:r>
                 <w:rPr>
                   <w:rFonts w:ascii="Arial" w:cs="Arial" w:eastAsia="Arial" w:hAnsi="Arial"/>
@@ -12012,7 +12265,7 @@
               <w:spacing w:after="10" w:before="0"/>
               <w:ind w:left="120"/>
             </w:pPr>
-            <w:hyperlink w:history="1" r:id="rIdewk7ckfh-8p9izhdmqwz5">
+            <w:hyperlink w:history="1" r:id="rIdlz00mcigpmwdmzclcxe0i">
               <w:r>
                 <w:rPr>
                   <w:rFonts w:ascii="Arial" w:cs="Arial" w:eastAsia="Arial" w:hAnsi="Arial"/>
@@ -12040,6 +12293,7 @@
           </w:tcPr>
           <w:p>
             <w:pPr>
+              <w:keepNext w:val="false"/>
               <w:spacing w:after="40" w:before="0"/>
               <w:jc w:val="left"/>
             </w:pPr>
@@ -12072,6 +12326,7 @@
           </w:tcPr>
           <w:p>
             <w:pPr>
+              <w:keepNext w:val="false"/>
               <w:spacing w:after="40" w:before="0"/>
               <w:jc w:val="left"/>
             </w:pPr>
@@ -12104,6 +12359,7 @@
           </w:tcPr>
           <w:p>
             <w:pPr>
+              <w:keepNext w:val="false"/>
               <w:spacing w:after="40" w:before="0"/>
               <w:jc w:val="left"/>
             </w:pPr>
@@ -12136,6 +12392,7 @@
           </w:tcPr>
           <w:p>
             <w:pPr>
+              <w:keepNext w:val="false"/>
               <w:spacing w:after="40" w:before="0"/>
               <w:jc w:val="left"/>
             </w:pPr>
@@ -12170,6 +12427,7 @@
           </w:tcPr>
           <w:p>
             <w:pPr>
+              <w:keepNext w:val="false"/>
               <w:spacing w:after="40" w:before="0"/>
               <w:jc w:val="left"/>
             </w:pPr>
@@ -12207,7 +12465,7 @@
             <w:pPr>
               <w:spacing w:after="20" w:before="0"/>
             </w:pPr>
-            <w:hyperlink w:history="1" r:id="rIdfooj0t6k6rwnnru29zjod">
+            <w:hyperlink w:history="1" r:id="rId7ofqzm4vbruraypmzrhme">
               <w:r>
                 <w:rPr>
                   <w:rFonts w:ascii="Arial" w:cs="Arial" w:eastAsia="Arial" w:hAnsi="Arial"/>
@@ -12240,7 +12498,7 @@
               <w:spacing w:after="10" w:before="0"/>
               <w:ind w:left="120"/>
             </w:pPr>
-            <w:hyperlink w:history="1" r:id="rIdlyzqlqafeybf31zkhfflg">
+            <w:hyperlink w:history="1" r:id="rId0kare8d_uw80iatw1-ppq">
               <w:r>
                 <w:rPr>
                   <w:rFonts w:ascii="Arial" w:cs="Arial" w:eastAsia="Arial" w:hAnsi="Arial"/>
@@ -12285,7 +12543,7 @@
             <w:pPr>
               <w:spacing w:after="20" w:before="0"/>
             </w:pPr>
-            <w:hyperlink w:history="1" r:id="rId0m852laq2asol6ztu3nym">
+            <w:hyperlink w:history="1" r:id="rId21ac46nwi0u6qevow0muk">
               <w:r>
                 <w:rPr>
                   <w:rFonts w:ascii="Arial" w:cs="Arial" w:eastAsia="Arial" w:hAnsi="Arial"/>
@@ -12318,7 +12576,7 @@
               <w:spacing w:after="10" w:before="0"/>
               <w:ind w:left="120"/>
             </w:pPr>
-            <w:hyperlink w:history="1" r:id="rId3rbdarh6r_0jqreseeiso">
+            <w:hyperlink w:history="1" r:id="rIdinfpstodspj5nzsgdaado">
               <w:r>
                 <w:rPr>
                   <w:rFonts w:ascii="Arial" w:cs="Arial" w:eastAsia="Arial" w:hAnsi="Arial"/>
@@ -12346,6 +12604,7 @@
           </w:tcPr>
           <w:p>
             <w:pPr>
+              <w:keepNext w:val="false"/>
               <w:spacing w:after="40" w:before="0"/>
               <w:jc w:val="left"/>
             </w:pPr>
@@ -12378,6 +12637,7 @@
           </w:tcPr>
           <w:p>
             <w:pPr>
+              <w:keepNext w:val="false"/>
               <w:spacing w:after="40" w:before="0"/>
               <w:jc w:val="left"/>
             </w:pPr>
@@ -12410,6 +12670,7 @@
           </w:tcPr>
           <w:p>
             <w:pPr>
+              <w:keepNext w:val="false"/>
               <w:spacing w:after="40" w:before="0"/>
               <w:jc w:val="left"/>
             </w:pPr>
@@ -12442,6 +12703,7 @@
           </w:tcPr>
           <w:p>
             <w:pPr>
+              <w:keepNext w:val="false"/>
               <w:spacing w:after="40" w:before="0"/>
               <w:jc w:val="left"/>
             </w:pPr>
@@ -12476,6 +12738,7 @@
           </w:tcPr>
           <w:p>
             <w:pPr>
+              <w:keepNext w:val="false"/>
               <w:spacing w:after="40" w:before="0"/>
               <w:jc w:val="left"/>
             </w:pPr>
@@ -12513,7 +12776,7 @@
             <w:pPr>
               <w:spacing w:after="20" w:before="0"/>
             </w:pPr>
-            <w:hyperlink w:history="1" r:id="rIdqvwumxt1yxyx6p5idikyi">
+            <w:hyperlink w:history="1" r:id="rIdkttp1fbzy69lqoszwp3ue">
               <w:r>
                 <w:rPr>
                   <w:rFonts w:ascii="Arial" w:cs="Arial" w:eastAsia="Arial" w:hAnsi="Arial"/>
@@ -12546,7 +12809,7 @@
               <w:spacing w:after="10" w:before="0"/>
               <w:ind w:left="120"/>
             </w:pPr>
-            <w:hyperlink w:history="1" r:id="rIdyziahvhs6tnfzxqtb3hcs">
+            <w:hyperlink w:history="1" r:id="rIdtewv7p2gopzzxrpc6opyl">
               <w:r>
                 <w:rPr>
                   <w:rFonts w:ascii="Arial" w:cs="Arial" w:eastAsia="Arial" w:hAnsi="Arial"/>
@@ -12591,7 +12854,7 @@
             <w:pPr>
               <w:spacing w:after="20" w:before="0"/>
             </w:pPr>
-            <w:hyperlink w:history="1" r:id="rIdc_7yu02ccvwl2umw0jfpw">
+            <w:hyperlink w:history="1" r:id="rIdgwhki5kgeiocz6lu_19ft">
               <w:r>
                 <w:rPr>
                   <w:rFonts w:ascii="Arial" w:cs="Arial" w:eastAsia="Arial" w:hAnsi="Arial"/>
@@ -12624,7 +12887,7 @@
               <w:spacing w:after="10" w:before="0"/>
               <w:ind w:left="120"/>
             </w:pPr>
-            <w:hyperlink w:history="1" r:id="rIdlgkf842dpz3fxtgjpempi">
+            <w:hyperlink w:history="1" r:id="rIdwybsbj8oqicxxivj7ffkv">
               <w:r>
                 <w:rPr>
                   <w:rFonts w:ascii="Arial" w:cs="Arial" w:eastAsia="Arial" w:hAnsi="Arial"/>
@@ -12652,6 +12915,7 @@
           </w:tcPr>
           <w:p>
             <w:pPr>
+              <w:keepNext w:val="false"/>
               <w:spacing w:after="40" w:before="0"/>
               <w:jc w:val="left"/>
             </w:pPr>
@@ -12684,6 +12948,7 @@
           </w:tcPr>
           <w:p>
             <w:pPr>
+              <w:keepNext w:val="false"/>
               <w:spacing w:after="40" w:before="0"/>
               <w:jc w:val="left"/>
             </w:pPr>
@@ -12716,6 +12981,7 @@
           </w:tcPr>
           <w:p>
             <w:pPr>
+              <w:keepNext w:val="false"/>
               <w:spacing w:after="40" w:before="0"/>
               <w:jc w:val="left"/>
             </w:pPr>
@@ -12748,6 +13014,7 @@
           </w:tcPr>
           <w:p>
             <w:pPr>
+              <w:keepNext w:val="false"/>
               <w:spacing w:after="40" w:before="0"/>
               <w:jc w:val="left"/>
             </w:pPr>
@@ -12782,6 +13049,7 @@
           </w:tcPr>
           <w:p>
             <w:pPr>
+              <w:keepNext w:val="false"/>
               <w:spacing w:after="40" w:before="0"/>
               <w:jc w:val="left"/>
             </w:pPr>
@@ -12819,7 +13087,7 @@
             <w:pPr>
               <w:spacing w:after="20" w:before="0"/>
             </w:pPr>
-            <w:hyperlink w:history="1" r:id="rIdjifuwirxfe8gf6zdgwbym">
+            <w:hyperlink w:history="1" r:id="rIdcos8vnaecehe0goog1uzl">
               <w:r>
                 <w:rPr>
                   <w:rFonts w:ascii="Arial" w:cs="Arial" w:eastAsia="Arial" w:hAnsi="Arial"/>
@@ -12852,7 +13120,7 @@
               <w:spacing w:after="10" w:before="0"/>
               <w:ind w:left="120"/>
             </w:pPr>
-            <w:hyperlink w:history="1" r:id="rIdfv3qqyrw1ji7dlklsgt6f">
+            <w:hyperlink w:history="1" r:id="rIde9-gu8h7fts_gdwdf2k7g">
               <w:r>
                 <w:rPr>
                   <w:rFonts w:ascii="Arial" w:cs="Arial" w:eastAsia="Arial" w:hAnsi="Arial"/>
@@ -12897,7 +13165,7 @@
             <w:pPr>
               <w:spacing w:after="20" w:before="0"/>
             </w:pPr>
-            <w:hyperlink w:history="1" r:id="rIdbmqm9z-pkuxrhnryke2so">
+            <w:hyperlink w:history="1" r:id="rIdnpvix7fa5bzotbssjoh4f">
               <w:r>
                 <w:rPr>
                   <w:rFonts w:ascii="Arial" w:cs="Arial" w:eastAsia="Arial" w:hAnsi="Arial"/>
@@ -12930,7 +13198,7 @@
               <w:spacing w:after="10" w:before="0"/>
               <w:ind w:left="120"/>
             </w:pPr>
-            <w:hyperlink w:history="1" r:id="rIdt7lnvllhnk2nfpnco8pxt">
+            <w:hyperlink w:history="1" r:id="rIdysgziw9pklnvi2fdwgocy">
               <w:r>
                 <w:rPr>
                   <w:rFonts w:ascii="Arial" w:cs="Arial" w:eastAsia="Arial" w:hAnsi="Arial"/>
@@ -12958,6 +13226,7 @@
           </w:tcPr>
           <w:p>
             <w:pPr>
+              <w:keepNext w:val="false"/>
               <w:spacing w:after="40" w:before="0"/>
               <w:jc w:val="left"/>
             </w:pPr>
@@ -12990,6 +13259,7 @@
           </w:tcPr>
           <w:p>
             <w:pPr>
+              <w:keepNext w:val="false"/>
               <w:spacing w:after="40" w:before="0"/>
               <w:jc w:val="left"/>
             </w:pPr>
@@ -13022,6 +13292,7 @@
           </w:tcPr>
           <w:p>
             <w:pPr>
+              <w:keepNext w:val="false"/>
               <w:spacing w:after="40" w:before="0"/>
               <w:jc w:val="left"/>
             </w:pPr>
@@ -13054,6 +13325,7 @@
           </w:tcPr>
           <w:p>
             <w:pPr>
+              <w:keepNext w:val="false"/>
               <w:spacing w:after="40" w:before="0"/>
               <w:jc w:val="left"/>
             </w:pPr>
@@ -13088,6 +13360,7 @@
           </w:tcPr>
           <w:p>
             <w:pPr>
+              <w:keepNext w:val="false"/>
               <w:spacing w:after="40" w:before="0"/>
               <w:jc w:val="left"/>
             </w:pPr>
@@ -13125,7 +13398,7 @@
             <w:pPr>
               <w:spacing w:after="20" w:before="0"/>
             </w:pPr>
-            <w:hyperlink w:history="1" r:id="rIdjxlg9nwty_25fbpjmres7">
+            <w:hyperlink w:history="1" r:id="rId8a16n7jlcjqafnctfatjk">
               <w:r>
                 <w:rPr>
                   <w:rFonts w:ascii="Arial" w:cs="Arial" w:eastAsia="Arial" w:hAnsi="Arial"/>
@@ -13158,7 +13431,7 @@
               <w:spacing w:after="10" w:before="0"/>
               <w:ind w:left="120"/>
             </w:pPr>
-            <w:hyperlink w:history="1" r:id="rIdbpfz1pssjdkq5dwfry5ta">
+            <w:hyperlink w:history="1" r:id="rIdzhowwhgoq3ruu78ym4wlb">
               <w:r>
                 <w:rPr>
                   <w:rFonts w:ascii="Arial" w:cs="Arial" w:eastAsia="Arial" w:hAnsi="Arial"/>
@@ -13203,7 +13476,7 @@
             <w:pPr>
               <w:spacing w:after="20" w:before="0"/>
             </w:pPr>
-            <w:hyperlink w:history="1" r:id="rIdqxokg6h0_50-hftbmgkoi">
+            <w:hyperlink w:history="1" r:id="rId0il-t0wzithmoc8xo_mde">
               <w:r>
                 <w:rPr>
                   <w:rFonts w:ascii="Arial" w:cs="Arial" w:eastAsia="Arial" w:hAnsi="Arial"/>
@@ -13236,7 +13509,7 @@
               <w:spacing w:after="10" w:before="0"/>
               <w:ind w:left="120"/>
             </w:pPr>
-            <w:hyperlink w:history="1" r:id="rId2kbprmvyc51uqnlzbftph">
+            <w:hyperlink w:history="1" r:id="rIdqhcgts25dyrdiff0eppvn">
               <w:r>
                 <w:rPr>
                   <w:rFonts w:ascii="Arial" w:cs="Arial" w:eastAsia="Arial" w:hAnsi="Arial"/>
@@ -13264,6 +13537,7 @@
           </w:tcPr>
           <w:p>
             <w:pPr>
+              <w:keepNext w:val="false"/>
               <w:spacing w:after="40" w:before="0"/>
               <w:jc w:val="left"/>
             </w:pPr>
@@ -13296,6 +13570,7 @@
           </w:tcPr>
           <w:p>
             <w:pPr>
+              <w:keepNext w:val="false"/>
               <w:spacing w:after="40" w:before="0"/>
               <w:jc w:val="left"/>
             </w:pPr>
@@ -13328,6 +13603,7 @@
           </w:tcPr>
           <w:p>
             <w:pPr>
+              <w:keepNext w:val="false"/>
               <w:spacing w:after="40" w:before="0"/>
               <w:jc w:val="left"/>
             </w:pPr>
@@ -13360,6 +13636,7 @@
           </w:tcPr>
           <w:p>
             <w:pPr>
+              <w:keepNext w:val="false"/>
               <w:spacing w:after="40" w:before="0"/>
               <w:jc w:val="left"/>
             </w:pPr>
@@ -13419,6 +13696,7 @@
           </w:tcPr>
           <w:p>
             <w:pPr>
+              <w:keepNext w:val="false"/>
               <w:spacing w:after="40" w:before="0"/>
               <w:jc w:val="center"/>
             </w:pPr>
@@ -13453,6 +13731,7 @@
           </w:tcPr>
           <w:p>
             <w:pPr>
+              <w:keepNext w:val="false"/>
               <w:spacing w:after="40" w:before="0"/>
               <w:jc w:val="left"/>
             </w:pPr>
@@ -13514,6 +13793,7 @@
           </w:tcPr>
           <w:p>
             <w:pPr>
+              <w:keepNext w:val="false"/>
               <w:spacing w:after="40" w:before="0"/>
               <w:jc w:val="center"/>
             </w:pPr>
@@ -13548,6 +13828,7 @@
           </w:tcPr>
           <w:p>
             <w:pPr>
+              <w:keepNext w:val="false"/>
               <w:spacing w:after="40" w:before="0"/>
               <w:jc w:val="left"/>
             </w:pPr>
@@ -13580,6 +13861,7 @@
           </w:tcPr>
           <w:p>
             <w:pPr>
+              <w:keepNext w:val="false"/>
               <w:spacing w:after="40" w:before="0"/>
               <w:jc w:val="left"/>
             </w:pPr>
@@ -13614,6 +13896,7 @@
           </w:tcPr>
           <w:p>
             <w:pPr>
+              <w:keepNext w:val="false"/>
               <w:spacing w:after="40" w:before="0"/>
               <w:jc w:val="left"/>
             </w:pPr>
@@ -13646,6 +13929,7 @@
           </w:tcPr>
           <w:p>
             <w:pPr>
+              <w:keepNext w:val="false"/>
               <w:spacing w:after="40" w:before="0"/>
               <w:jc w:val="left"/>
             </w:pPr>
@@ -13680,6 +13964,7 @@
           </w:tcPr>
           <w:p>
             <w:pPr>
+              <w:keepNext w:val="false"/>
               <w:spacing w:after="40" w:before="0"/>
               <w:jc w:val="left"/>
             </w:pPr>
@@ -13712,6 +13997,7 @@
           </w:tcPr>
           <w:p>
             <w:pPr>
+              <w:keepNext w:val="false"/>
               <w:spacing w:after="40" w:before="0"/>
               <w:jc w:val="left"/>
             </w:pPr>
@@ -13748,7 +14034,7 @@
         </w:rPr>
         <w:t xml:space="preserve">© 2026 SeaVuria and ARES. Aligned with KICD objectives. Developed by SeaVuria; technical implementation by ARES (with AI assistance from Claude). Licensed under </w:t>
       </w:r>
-      <w:hyperlink w:history="1" r:id="rIdx8oel0bhlgeynvjyvuoav">
+      <w:hyperlink w:history="1" r:id="rId_jkzwhjnrahbgkdawvzgx">
         <w:r>
           <w:rPr>
             <w:rFonts w:ascii="Arial" w:cs="Arial" w:eastAsia="Arial" w:hAnsi="Arial"/>
@@ -13769,7 +14055,7 @@
         </w:rPr>
         <w:t xml:space="preserve"> (</w:t>
       </w:r>
-      <w:hyperlink w:history="1" r:id="rIdcve-73vwwrvq6b2gcnyej">
+      <w:hyperlink w:history="1" r:id="rIddk2gzujpmpjn2ifuy8wpb">
         <w:r>
           <w:rPr>
             <w:rFonts w:ascii="Arial" w:cs="Arial" w:eastAsia="Arial" w:hAnsi="Arial"/>
@@ -13829,6 +14115,7 @@
           </w:tcPr>
           <w:p>
             <w:pPr>
+              <w:keepNext w:val="false"/>
               <w:spacing w:after="40" w:before="0"/>
               <w:jc w:val="center"/>
             </w:pPr>
@@ -13864,6 +14151,7 @@
           </w:tcPr>
           <w:p>
             <w:pPr>
+              <w:keepNext w:val="false"/>
               <w:spacing w:after="40" w:before="0"/>
               <w:jc w:val="center"/>
             </w:pPr>
@@ -13898,6 +14186,7 @@
           </w:tcPr>
           <w:p>
             <w:pPr>
+              <w:keepNext w:val="false"/>
               <w:spacing w:after="40" w:before="0"/>
               <w:jc w:val="left"/>
             </w:pPr>
@@ -13930,6 +14219,7 @@
           </w:tcPr>
           <w:p>
             <w:pPr>
+              <w:keepNext w:val="false"/>
               <w:spacing w:after="40" w:before="0"/>
               <w:jc w:val="left"/>
             </w:pPr>
@@ -13964,6 +14254,7 @@
           </w:tcPr>
           <w:p>
             <w:pPr>
+              <w:keepNext w:val="false"/>
               <w:spacing w:after="40" w:before="0"/>
               <w:jc w:val="left"/>
             </w:pPr>
@@ -13996,6 +14287,7 @@
           </w:tcPr>
           <w:p>
             <w:pPr>
+              <w:keepNext w:val="false"/>
               <w:spacing w:after="40" w:before="0"/>
               <w:jc w:val="left"/>
             </w:pPr>
@@ -14030,6 +14322,7 @@
           </w:tcPr>
           <w:p>
             <w:pPr>
+              <w:keepNext w:val="false"/>
               <w:spacing w:after="40" w:before="0"/>
               <w:jc w:val="left"/>
             </w:pPr>
@@ -14062,6 +14355,7 @@
           </w:tcPr>
           <w:p>
             <w:pPr>
+              <w:keepNext w:val="false"/>
               <w:spacing w:after="40" w:before="0"/>
               <w:jc w:val="left"/>
             </w:pPr>
@@ -14096,6 +14390,7 @@
           </w:tcPr>
           <w:p>
             <w:pPr>
+              <w:keepNext w:val="false"/>
               <w:spacing w:after="40" w:before="0"/>
               <w:jc w:val="left"/>
             </w:pPr>
@@ -14128,6 +14423,7 @@
           </w:tcPr>
           <w:p>
             <w:pPr>
+              <w:keepNext w:val="false"/>
               <w:spacing w:after="40" w:before="0"/>
               <w:jc w:val="left"/>
             </w:pPr>
@@ -14162,6 +14458,7 @@
           </w:tcPr>
           <w:p>
             <w:pPr>
+              <w:keepNext w:val="false"/>
               <w:spacing w:after="40" w:before="0"/>
               <w:jc w:val="left"/>
             </w:pPr>
@@ -14194,6 +14491,7 @@
           </w:tcPr>
           <w:p>
             <w:pPr>
+              <w:keepNext w:val="false"/>
               <w:spacing w:after="40" w:before="0"/>
               <w:jc w:val="left"/>
             </w:pPr>
@@ -14228,6 +14526,7 @@
           </w:tcPr>
           <w:p>
             <w:pPr>
+              <w:keepNext w:val="false"/>
               <w:spacing w:after="40" w:before="0"/>
               <w:jc w:val="left"/>
             </w:pPr>
@@ -14260,6 +14559,7 @@
           </w:tcPr>
           <w:p>
             <w:pPr>
+              <w:keepNext w:val="false"/>
               <w:spacing w:after="40" w:before="0"/>
               <w:jc w:val="left"/>
             </w:pPr>
@@ -14294,6 +14594,7 @@
           </w:tcPr>
           <w:p>
             <w:pPr>
+              <w:keepNext w:val="false"/>
               <w:spacing w:after="40" w:before="0"/>
               <w:jc w:val="left"/>
             </w:pPr>
@@ -14326,6 +14627,7 @@
           </w:tcPr>
           <w:p>
             <w:pPr>
+              <w:keepNext w:val="false"/>
               <w:spacing w:after="40" w:before="0"/>
               <w:jc w:val="left"/>
             </w:pPr>
@@ -14360,6 +14662,7 @@
           </w:tcPr>
           <w:p>
             <w:pPr>
+              <w:keepNext w:val="false"/>
               <w:spacing w:after="40" w:before="0"/>
               <w:jc w:val="left"/>
             </w:pPr>
@@ -14392,6 +14695,7 @@
           </w:tcPr>
           <w:p>
             <w:pPr>
+              <w:keepNext w:val="false"/>
               <w:spacing w:after="40" w:before="0"/>
               <w:jc w:val="left"/>
             </w:pPr>
@@ -14451,6 +14755,7 @@
           </w:tcPr>
           <w:p>
             <w:pPr>
+              <w:keepNext w:val="false"/>
               <w:spacing w:after="40" w:before="0"/>
               <w:jc w:val="center"/>
             </w:pPr>
@@ -14485,6 +14790,7 @@
           </w:tcPr>
           <w:p>
             <w:pPr>
+              <w:keepNext w:val="false"/>
               <w:spacing w:after="40" w:before="0"/>
               <w:jc w:val="left"/>
             </w:pPr>
@@ -14549,6 +14855,7 @@
           </w:tcPr>
           <w:p>
             <w:pPr>
+              <w:keepNext w:val="false"/>
               <w:spacing w:after="40" w:before="0"/>
               <w:jc w:val="center"/>
             </w:pPr>
@@ -14583,6 +14890,7 @@
           </w:tcPr>
           <w:p>
             <w:pPr>
+              <w:keepNext w:val="false"/>
               <w:spacing w:after="40" w:before="0"/>
               <w:jc w:val="left"/>
             </w:pPr>
@@ -14615,6 +14923,7 @@
           </w:tcPr>
           <w:p>
             <w:pPr>
+              <w:keepNext w:val="false"/>
               <w:spacing w:after="40" w:before="0"/>
               <w:jc w:val="left"/>
             </w:pPr>
@@ -14647,6 +14956,7 @@
           </w:tcPr>
           <w:p>
             <w:pPr>
+              <w:keepNext w:val="false"/>
               <w:spacing w:after="40" w:before="0"/>
               <w:jc w:val="left"/>
             </w:pPr>
@@ -14679,6 +14989,7 @@
           </w:tcPr>
           <w:p>
             <w:pPr>
+              <w:keepNext w:val="false"/>
               <w:spacing w:after="40" w:before="0"/>
               <w:jc w:val="left"/>
             </w:pPr>
@@ -14711,6 +15022,7 @@
           </w:tcPr>
           <w:p>
             <w:pPr>
+              <w:keepNext w:val="false"/>
               <w:spacing w:after="40" w:before="0"/>
               <w:jc w:val="left"/>
             </w:pPr>
@@ -14745,6 +15057,7 @@
           </w:tcPr>
           <w:p>
             <w:pPr>
+              <w:keepNext w:val="false"/>
               <w:spacing w:after="40" w:before="0"/>
               <w:jc w:val="left"/>
             </w:pPr>
@@ -14782,7 +15095,7 @@
             <w:pPr>
               <w:spacing w:after="20" w:before="0"/>
             </w:pPr>
-            <w:hyperlink w:history="1" r:id="rIdlzgdixj1b32zpuywkz1mf">
+            <w:hyperlink w:history="1" r:id="rIdjc6_n_4ujkxkovt7gsjcp">
               <w:r>
                 <w:rPr>
                   <w:rFonts w:ascii="Arial" w:cs="Arial" w:eastAsia="Arial" w:hAnsi="Arial"/>
@@ -14815,7 +15128,7 @@
               <w:spacing w:after="10" w:before="0"/>
               <w:ind w:left="120"/>
             </w:pPr>
-            <w:hyperlink w:history="1" r:id="rIdevcgewnn2i6o3-conk_qu">
+            <w:hyperlink w:history="1" r:id="rIdo2rja2cfhkhk8bhxhrxvh">
               <w:r>
                 <w:rPr>
                   <w:rFonts w:ascii="Arial" w:cs="Arial" w:eastAsia="Arial" w:hAnsi="Arial"/>
@@ -14860,7 +15173,7 @@
             <w:pPr>
               <w:spacing w:after="20" w:before="0"/>
             </w:pPr>
-            <w:hyperlink w:history="1" r:id="rId0jq6geqqgcel2ltp42i0p">
+            <w:hyperlink w:history="1" r:id="rIdanaxnijxtva7rraunrmjt">
               <w:r>
                 <w:rPr>
                   <w:rFonts w:ascii="Arial" w:cs="Arial" w:eastAsia="Arial" w:hAnsi="Arial"/>
@@ -14909,7 +15222,7 @@
               <w:spacing w:after="10" w:before="0"/>
               <w:ind w:left="120"/>
             </w:pPr>
-            <w:hyperlink w:history="1" r:id="rIdwn4jzwp5reawhr7fjhdse">
+            <w:hyperlink w:history="1" r:id="rIdcxqedlu5a9igqqfl0gi7j">
               <w:r>
                 <w:rPr>
                   <w:rFonts w:ascii="Arial" w:cs="Arial" w:eastAsia="Arial" w:hAnsi="Arial"/>
@@ -14937,6 +15250,7 @@
           </w:tcPr>
           <w:p>
             <w:pPr>
+              <w:keepNext w:val="false"/>
               <w:spacing w:after="40" w:before="0"/>
               <w:jc w:val="left"/>
             </w:pPr>
@@ -14969,6 +15283,7 @@
           </w:tcPr>
           <w:p>
             <w:pPr>
+              <w:keepNext w:val="false"/>
               <w:spacing w:after="40" w:before="0"/>
               <w:jc w:val="left"/>
             </w:pPr>
@@ -15001,6 +15316,7 @@
           </w:tcPr>
           <w:p>
             <w:pPr>
+              <w:keepNext w:val="false"/>
               <w:spacing w:after="40" w:before="0"/>
               <w:jc w:val="left"/>
             </w:pPr>
@@ -15033,6 +15349,7 @@
           </w:tcPr>
           <w:p>
             <w:pPr>
+              <w:keepNext w:val="false"/>
               <w:spacing w:after="40" w:before="0"/>
               <w:jc w:val="left"/>
             </w:pPr>
@@ -15067,6 +15384,7 @@
           </w:tcPr>
           <w:p>
             <w:pPr>
+              <w:keepNext w:val="false"/>
               <w:spacing w:after="40" w:before="0"/>
               <w:jc w:val="left"/>
             </w:pPr>
@@ -15104,7 +15422,7 @@
             <w:pPr>
               <w:spacing w:after="20" w:before="0"/>
             </w:pPr>
-            <w:hyperlink w:history="1" r:id="rIdqcm7lrptspehfbysrropf">
+            <w:hyperlink w:history="1" r:id="rIdrgr0hxxbnetx25pyljnbg">
               <w:r>
                 <w:rPr>
                   <w:rFonts w:ascii="Arial" w:cs="Arial" w:eastAsia="Arial" w:hAnsi="Arial"/>
@@ -15137,7 +15455,7 @@
               <w:spacing w:after="10" w:before="0"/>
               <w:ind w:left="120"/>
             </w:pPr>
-            <w:hyperlink w:history="1" r:id="rIdoe3-enzqjrsqb6q6r8q60">
+            <w:hyperlink w:history="1" r:id="rIdlzhspsnoztwmui6vauupk">
               <w:r>
                 <w:rPr>
                   <w:rFonts w:ascii="Arial" w:cs="Arial" w:eastAsia="Arial" w:hAnsi="Arial"/>
@@ -15182,7 +15500,7 @@
             <w:pPr>
               <w:spacing w:after="20" w:before="0"/>
             </w:pPr>
-            <w:hyperlink w:history="1" r:id="rIdesw70awqebxzrl3nfnznx">
+            <w:hyperlink w:history="1" r:id="rIdfqx2ie1vwoyq_ruszb7cv">
               <w:r>
                 <w:rPr>
                   <w:rFonts w:ascii="Arial" w:cs="Arial" w:eastAsia="Arial" w:hAnsi="Arial"/>
@@ -15231,7 +15549,7 @@
               <w:spacing w:after="10" w:before="0"/>
               <w:ind w:left="120"/>
             </w:pPr>
-            <w:hyperlink w:history="1" r:id="rIdgkerjnakxpw45mohof9dc">
+            <w:hyperlink w:history="1" r:id="rIduyjxyr-mbw53jqvgafou1">
               <w:r>
                 <w:rPr>
                   <w:rFonts w:ascii="Arial" w:cs="Arial" w:eastAsia="Arial" w:hAnsi="Arial"/>
@@ -15259,6 +15577,7 @@
           </w:tcPr>
           <w:p>
             <w:pPr>
+              <w:keepNext w:val="false"/>
               <w:spacing w:after="40" w:before="0"/>
               <w:jc w:val="left"/>
             </w:pPr>
@@ -15291,6 +15610,7 @@
           </w:tcPr>
           <w:p>
             <w:pPr>
+              <w:keepNext w:val="false"/>
               <w:spacing w:after="40" w:before="0"/>
               <w:jc w:val="left"/>
             </w:pPr>
@@ -15323,6 +15643,7 @@
           </w:tcPr>
           <w:p>
             <w:pPr>
+              <w:keepNext w:val="false"/>
               <w:spacing w:after="40" w:before="0"/>
               <w:jc w:val="left"/>
             </w:pPr>
@@ -15355,6 +15676,7 @@
           </w:tcPr>
           <w:p>
             <w:pPr>
+              <w:keepNext w:val="false"/>
               <w:spacing w:after="40" w:before="0"/>
               <w:jc w:val="left"/>
             </w:pPr>
@@ -15389,6 +15711,7 @@
           </w:tcPr>
           <w:p>
             <w:pPr>
+              <w:keepNext w:val="false"/>
               <w:spacing w:after="40" w:before="0"/>
               <w:jc w:val="left"/>
             </w:pPr>
@@ -15426,7 +15749,7 @@
             <w:pPr>
               <w:spacing w:after="20" w:before="0"/>
             </w:pPr>
-            <w:hyperlink w:history="1" r:id="rId_wlkxye3pgrmkrosc-ohm">
+            <w:hyperlink w:history="1" r:id="rIdzrmu9b_xangilznqcnu8p">
               <w:r>
                 <w:rPr>
                   <w:rFonts w:ascii="Arial" w:cs="Arial" w:eastAsia="Arial" w:hAnsi="Arial"/>
@@ -15459,7 +15782,7 @@
               <w:spacing w:after="10" w:before="0"/>
               <w:ind w:left="120"/>
             </w:pPr>
-            <w:hyperlink w:history="1" r:id="rId5wcgzqh6yimqtoxr92ygi">
+            <w:hyperlink w:history="1" r:id="rIdpcu12r7rcxknjwiqdsthw">
               <w:r>
                 <w:rPr>
                   <w:rFonts w:ascii="Arial" w:cs="Arial" w:eastAsia="Arial" w:hAnsi="Arial"/>
@@ -15504,7 +15827,7 @@
             <w:pPr>
               <w:spacing w:after="20" w:before="0"/>
             </w:pPr>
-            <w:hyperlink w:history="1" r:id="rIdbba1tyiox2atb74mx5qxk">
+            <w:hyperlink w:history="1" r:id="rIdfswi6oqvzsonnismk5mu1">
               <w:r>
                 <w:rPr>
                   <w:rFonts w:ascii="Arial" w:cs="Arial" w:eastAsia="Arial" w:hAnsi="Arial"/>
@@ -15553,7 +15876,7 @@
               <w:spacing w:after="10" w:before="0"/>
               <w:ind w:left="120"/>
             </w:pPr>
-            <w:hyperlink w:history="1" r:id="rIdxgrrc5l1vqjvgx5bpe5w2">
+            <w:hyperlink w:history="1" r:id="rIdu_1edryb8tljob29nngvw">
               <w:r>
                 <w:rPr>
                   <w:rFonts w:ascii="Arial" w:cs="Arial" w:eastAsia="Arial" w:hAnsi="Arial"/>
@@ -15581,6 +15904,7 @@
           </w:tcPr>
           <w:p>
             <w:pPr>
+              <w:keepNext w:val="false"/>
               <w:spacing w:after="40" w:before="0"/>
               <w:jc w:val="left"/>
             </w:pPr>
@@ -15613,6 +15937,7 @@
           </w:tcPr>
           <w:p>
             <w:pPr>
+              <w:keepNext w:val="false"/>
               <w:spacing w:after="40" w:before="0"/>
               <w:jc w:val="left"/>
             </w:pPr>
@@ -15645,6 +15970,7 @@
           </w:tcPr>
           <w:p>
             <w:pPr>
+              <w:keepNext w:val="false"/>
               <w:spacing w:after="40" w:before="0"/>
               <w:jc w:val="left"/>
             </w:pPr>
@@ -15677,6 +16003,7 @@
           </w:tcPr>
           <w:p>
             <w:pPr>
+              <w:keepNext w:val="false"/>
               <w:spacing w:after="40" w:before="0"/>
               <w:jc w:val="left"/>
             </w:pPr>
@@ -15711,6 +16038,7 @@
           </w:tcPr>
           <w:p>
             <w:pPr>
+              <w:keepNext w:val="false"/>
               <w:spacing w:after="40" w:before="0"/>
               <w:jc w:val="left"/>
             </w:pPr>
@@ -15748,7 +16076,7 @@
             <w:pPr>
               <w:spacing w:after="20" w:before="0"/>
             </w:pPr>
-            <w:hyperlink w:history="1" r:id="rIdsum2_6chbgerpt2rmtoqn">
+            <w:hyperlink w:history="1" r:id="rIdo6irz8mofkc2wj0ds1pwj">
               <w:r>
                 <w:rPr>
                   <w:rFonts w:ascii="Arial" w:cs="Arial" w:eastAsia="Arial" w:hAnsi="Arial"/>
@@ -15781,7 +16109,7 @@
               <w:spacing w:after="10" w:before="0"/>
               <w:ind w:left="120"/>
             </w:pPr>
-            <w:hyperlink w:history="1" r:id="rIdh3eztpira5ugf_g9d5bo8">
+            <w:hyperlink w:history="1" r:id="rIdrwnfc2uzruk6ypgagxuyy">
               <w:r>
                 <w:rPr>
                   <w:rFonts w:ascii="Arial" w:cs="Arial" w:eastAsia="Arial" w:hAnsi="Arial"/>
@@ -15826,7 +16154,7 @@
             <w:pPr>
               <w:spacing w:after="20" w:before="0"/>
             </w:pPr>
-            <w:hyperlink w:history="1" r:id="rIduoibbjiqhkxtwzjuaroqs">
+            <w:hyperlink w:history="1" r:id="rIduxajzbkeoywxj6jrfdmxx">
               <w:r>
                 <w:rPr>
                   <w:rFonts w:ascii="Arial" w:cs="Arial" w:eastAsia="Arial" w:hAnsi="Arial"/>
@@ -15875,7 +16203,7 @@
               <w:spacing w:after="10" w:before="0"/>
               <w:ind w:left="120"/>
             </w:pPr>
-            <w:hyperlink w:history="1" r:id="rIdhrxrdqxiepozjmvekdsl9">
+            <w:hyperlink w:history="1" r:id="rIdbz6ekbsgvuapggsmnxlrk">
               <w:r>
                 <w:rPr>
                   <w:rFonts w:ascii="Arial" w:cs="Arial" w:eastAsia="Arial" w:hAnsi="Arial"/>
@@ -15903,6 +16231,7 @@
           </w:tcPr>
           <w:p>
             <w:pPr>
+              <w:keepNext w:val="false"/>
               <w:spacing w:after="40" w:before="0"/>
               <w:jc w:val="left"/>
             </w:pPr>
@@ -15935,6 +16264,7 @@
           </w:tcPr>
           <w:p>
             <w:pPr>
+              <w:keepNext w:val="false"/>
               <w:spacing w:after="40" w:before="0"/>
               <w:jc w:val="left"/>
             </w:pPr>
@@ -15967,6 +16297,7 @@
           </w:tcPr>
           <w:p>
             <w:pPr>
+              <w:keepNext w:val="false"/>
               <w:spacing w:after="40" w:before="0"/>
               <w:jc w:val="left"/>
             </w:pPr>
@@ -15999,6 +16330,7 @@
           </w:tcPr>
           <w:p>
             <w:pPr>
+              <w:keepNext w:val="false"/>
               <w:spacing w:after="40" w:before="0"/>
               <w:jc w:val="left"/>
             </w:pPr>
@@ -16033,6 +16365,7 @@
           </w:tcPr>
           <w:p>
             <w:pPr>
+              <w:keepNext w:val="false"/>
               <w:spacing w:after="40" w:before="0"/>
               <w:jc w:val="left"/>
             </w:pPr>
@@ -16070,7 +16403,7 @@
             <w:pPr>
               <w:spacing w:after="20" w:before="0"/>
             </w:pPr>
-            <w:hyperlink w:history="1" r:id="rIdwtmrx2lkqpvbn1gdis6e9">
+            <w:hyperlink w:history="1" r:id="rId2--7yz9mr7jkfbfjwdo5d">
               <w:r>
                 <w:rPr>
                   <w:rFonts w:ascii="Arial" w:cs="Arial" w:eastAsia="Arial" w:hAnsi="Arial"/>
@@ -16103,7 +16436,7 @@
               <w:spacing w:after="10" w:before="0"/>
               <w:ind w:left="120"/>
             </w:pPr>
-            <w:hyperlink w:history="1" r:id="rIdgoua0rdj9cvmu8yy09vop">
+            <w:hyperlink w:history="1" r:id="rId1jsm_7wsf9trowdt_gmoy">
               <w:r>
                 <w:rPr>
                   <w:rFonts w:ascii="Arial" w:cs="Arial" w:eastAsia="Arial" w:hAnsi="Arial"/>
@@ -16148,7 +16481,7 @@
             <w:pPr>
               <w:spacing w:after="20" w:before="0"/>
             </w:pPr>
-            <w:hyperlink w:history="1" r:id="rIdys8aogb0ko_3joddsjllv">
+            <w:hyperlink w:history="1" r:id="rIdtiq40fec85rpbv7knwoqd">
               <w:r>
                 <w:rPr>
                   <w:rFonts w:ascii="Arial" w:cs="Arial" w:eastAsia="Arial" w:hAnsi="Arial"/>
@@ -16197,7 +16530,7 @@
               <w:spacing w:after="10" w:before="0"/>
               <w:ind w:left="120"/>
             </w:pPr>
-            <w:hyperlink w:history="1" r:id="rIdzsy3g-hxcmowp-yiag8da">
+            <w:hyperlink w:history="1" r:id="rIdwsdp443jmrwc3dbab_gf5">
               <w:r>
                 <w:rPr>
                   <w:rFonts w:ascii="Arial" w:cs="Arial" w:eastAsia="Arial" w:hAnsi="Arial"/>
@@ -16225,6 +16558,7 @@
           </w:tcPr>
           <w:p>
             <w:pPr>
+              <w:keepNext w:val="false"/>
               <w:spacing w:after="40" w:before="0"/>
               <w:jc w:val="left"/>
             </w:pPr>
@@ -16257,6 +16591,7 @@
           </w:tcPr>
           <w:p>
             <w:pPr>
+              <w:keepNext w:val="false"/>
               <w:spacing w:after="40" w:before="0"/>
               <w:jc w:val="left"/>
             </w:pPr>
@@ -16289,6 +16624,7 @@
           </w:tcPr>
           <w:p>
             <w:pPr>
+              <w:keepNext w:val="false"/>
               <w:spacing w:after="40" w:before="0"/>
               <w:jc w:val="left"/>
             </w:pPr>
@@ -16321,6 +16657,7 @@
           </w:tcPr>
           <w:p>
             <w:pPr>
+              <w:keepNext w:val="false"/>
               <w:spacing w:after="40" w:before="0"/>
               <w:jc w:val="left"/>
             </w:pPr>
@@ -16380,6 +16717,7 @@
           </w:tcPr>
           <w:p>
             <w:pPr>
+              <w:keepNext w:val="false"/>
               <w:spacing w:after="40" w:before="0"/>
               <w:jc w:val="center"/>
             </w:pPr>
@@ -16414,6 +16752,7 @@
           </w:tcPr>
           <w:p>
             <w:pPr>
+              <w:keepNext w:val="false"/>
               <w:spacing w:after="40" w:before="0"/>
               <w:jc w:val="left"/>
             </w:pPr>
@@ -16475,6 +16814,7 @@
           </w:tcPr>
           <w:p>
             <w:pPr>
+              <w:keepNext w:val="false"/>
               <w:spacing w:after="40" w:before="0"/>
               <w:jc w:val="center"/>
             </w:pPr>
@@ -16509,6 +16849,7 @@
           </w:tcPr>
           <w:p>
             <w:pPr>
+              <w:keepNext w:val="false"/>
               <w:spacing w:after="40" w:before="0"/>
               <w:jc w:val="left"/>
             </w:pPr>
@@ -16541,6 +16882,7 @@
           </w:tcPr>
           <w:p>
             <w:pPr>
+              <w:keepNext w:val="false"/>
               <w:spacing w:after="40" w:before="0"/>
               <w:jc w:val="left"/>
             </w:pPr>
@@ -16575,6 +16917,7 @@
           </w:tcPr>
           <w:p>
             <w:pPr>
+              <w:keepNext w:val="false"/>
               <w:spacing w:after="40" w:before="0"/>
               <w:jc w:val="left"/>
             </w:pPr>
@@ -16607,6 +16950,7 @@
           </w:tcPr>
           <w:p>
             <w:pPr>
+              <w:keepNext w:val="false"/>
               <w:spacing w:after="40" w:before="0"/>
               <w:jc w:val="left"/>
             </w:pPr>
@@ -16641,6 +16985,7 @@
           </w:tcPr>
           <w:p>
             <w:pPr>
+              <w:keepNext w:val="false"/>
               <w:spacing w:after="40" w:before="0"/>
               <w:jc w:val="left"/>
             </w:pPr>
@@ -16673,6 +17018,7 @@
           </w:tcPr>
           <w:p>
             <w:pPr>
+              <w:keepNext w:val="false"/>
               <w:spacing w:after="40" w:before="0"/>
               <w:jc w:val="left"/>
             </w:pPr>
@@ -16709,7 +17055,7 @@
         </w:rPr>
         <w:t xml:space="preserve">© 2026 SeaVuria and ARES. Aligned with KICD objectives. Developed by SeaVuria; technical implementation by ARES (with AI assistance from Claude). Licensed under </w:t>
       </w:r>
-      <w:hyperlink w:history="1" r:id="rIdimasa6kjdmgpbykt536jt">
+      <w:hyperlink w:history="1" r:id="rIdtxci1muuywdotj4btyzb5">
         <w:r>
           <w:rPr>
             <w:rFonts w:ascii="Arial" w:cs="Arial" w:eastAsia="Arial" w:hAnsi="Arial"/>
@@ -16730,7 +17076,7 @@
         </w:rPr>
         <w:t xml:space="preserve"> (</w:t>
       </w:r>
-      <w:hyperlink w:history="1" r:id="rIdue-ewrwny-4xj3zmkls3k">
+      <w:hyperlink w:history="1" r:id="rIdjnsni4kfkdcy7wem1dv2r">
         <w:r>
           <w:rPr>
             <w:rFonts w:ascii="Arial" w:cs="Arial" w:eastAsia="Arial" w:hAnsi="Arial"/>
@@ -16790,6 +17136,7 @@
           </w:tcPr>
           <w:p>
             <w:pPr>
+              <w:keepNext w:val="false"/>
               <w:spacing w:after="40" w:before="0"/>
               <w:jc w:val="center"/>
             </w:pPr>
@@ -16825,6 +17172,7 @@
           </w:tcPr>
           <w:p>
             <w:pPr>
+              <w:keepNext w:val="false"/>
               <w:spacing w:after="40" w:before="0"/>
               <w:jc w:val="center"/>
             </w:pPr>
@@ -16859,6 +17207,7 @@
           </w:tcPr>
           <w:p>
             <w:pPr>
+              <w:keepNext w:val="false"/>
               <w:spacing w:after="40" w:before="0"/>
               <w:jc w:val="left"/>
             </w:pPr>
@@ -16891,6 +17240,7 @@
           </w:tcPr>
           <w:p>
             <w:pPr>
+              <w:keepNext w:val="false"/>
               <w:spacing w:after="40" w:before="0"/>
               <w:jc w:val="left"/>
             </w:pPr>
@@ -16925,6 +17275,7 @@
           </w:tcPr>
           <w:p>
             <w:pPr>
+              <w:keepNext w:val="false"/>
               <w:spacing w:after="40" w:before="0"/>
               <w:jc w:val="left"/>
             </w:pPr>
@@ -16957,6 +17308,7 @@
           </w:tcPr>
           <w:p>
             <w:pPr>
+              <w:keepNext w:val="false"/>
               <w:spacing w:after="40" w:before="0"/>
               <w:jc w:val="left"/>
             </w:pPr>
@@ -16991,6 +17343,7 @@
           </w:tcPr>
           <w:p>
             <w:pPr>
+              <w:keepNext w:val="false"/>
               <w:spacing w:after="40" w:before="0"/>
               <w:jc w:val="left"/>
             </w:pPr>
@@ -17023,6 +17376,7 @@
           </w:tcPr>
           <w:p>
             <w:pPr>
+              <w:keepNext w:val="false"/>
               <w:spacing w:after="40" w:before="0"/>
               <w:jc w:val="left"/>
             </w:pPr>
@@ -17057,6 +17411,7 @@
           </w:tcPr>
           <w:p>
             <w:pPr>
+              <w:keepNext w:val="false"/>
               <w:spacing w:after="40" w:before="0"/>
               <w:jc w:val="left"/>
             </w:pPr>
@@ -17089,6 +17444,7 @@
           </w:tcPr>
           <w:p>
             <w:pPr>
+              <w:keepNext w:val="false"/>
               <w:spacing w:after="40" w:before="0"/>
               <w:jc w:val="left"/>
             </w:pPr>
@@ -17123,6 +17479,7 @@
           </w:tcPr>
           <w:p>
             <w:pPr>
+              <w:keepNext w:val="false"/>
               <w:spacing w:after="40" w:before="0"/>
               <w:jc w:val="left"/>
             </w:pPr>
@@ -17155,6 +17512,7 @@
           </w:tcPr>
           <w:p>
             <w:pPr>
+              <w:keepNext w:val="false"/>
               <w:spacing w:after="40" w:before="0"/>
               <w:jc w:val="left"/>
             </w:pPr>
@@ -17189,6 +17547,7 @@
           </w:tcPr>
           <w:p>
             <w:pPr>
+              <w:keepNext w:val="false"/>
               <w:spacing w:after="40" w:before="0"/>
               <w:jc w:val="left"/>
             </w:pPr>
@@ -17221,6 +17580,7 @@
           </w:tcPr>
           <w:p>
             <w:pPr>
+              <w:keepNext w:val="false"/>
               <w:spacing w:after="40" w:before="0"/>
               <w:jc w:val="left"/>
             </w:pPr>
@@ -17255,6 +17615,7 @@
           </w:tcPr>
           <w:p>
             <w:pPr>
+              <w:keepNext w:val="false"/>
               <w:spacing w:after="40" w:before="0"/>
               <w:jc w:val="left"/>
             </w:pPr>
@@ -17287,6 +17648,7 @@
           </w:tcPr>
           <w:p>
             <w:pPr>
+              <w:keepNext w:val="false"/>
               <w:spacing w:after="40" w:before="0"/>
               <w:jc w:val="left"/>
             </w:pPr>
@@ -17321,6 +17683,7 @@
           </w:tcPr>
           <w:p>
             <w:pPr>
+              <w:keepNext w:val="false"/>
               <w:spacing w:after="40" w:before="0"/>
               <w:jc w:val="left"/>
             </w:pPr>
@@ -17353,6 +17716,7 @@
           </w:tcPr>
           <w:p>
             <w:pPr>
+              <w:keepNext w:val="false"/>
               <w:spacing w:after="40" w:before="0"/>
               <w:jc w:val="left"/>
             </w:pPr>
@@ -17412,6 +17776,7 @@
           </w:tcPr>
           <w:p>
             <w:pPr>
+              <w:keepNext w:val="false"/>
               <w:spacing w:after="40" w:before="0"/>
               <w:jc w:val="center"/>
             </w:pPr>
@@ -17446,6 +17811,7 @@
           </w:tcPr>
           <w:p>
             <w:pPr>
+              <w:keepNext w:val="false"/>
               <w:spacing w:after="40" w:before="0"/>
               <w:jc w:val="left"/>
             </w:pPr>
@@ -17510,6 +17876,7 @@
           </w:tcPr>
           <w:p>
             <w:pPr>
+              <w:keepNext w:val="false"/>
               <w:spacing w:after="40" w:before="0"/>
               <w:jc w:val="center"/>
             </w:pPr>
@@ -17544,6 +17911,7 @@
           </w:tcPr>
           <w:p>
             <w:pPr>
+              <w:keepNext w:val="false"/>
               <w:spacing w:after="40" w:before="0"/>
               <w:jc w:val="left"/>
             </w:pPr>
@@ -17576,6 +17944,7 @@
           </w:tcPr>
           <w:p>
             <w:pPr>
+              <w:keepNext w:val="false"/>
               <w:spacing w:after="40" w:before="0"/>
               <w:jc w:val="left"/>
             </w:pPr>
@@ -17608,6 +17977,7 @@
           </w:tcPr>
           <w:p>
             <w:pPr>
+              <w:keepNext w:val="false"/>
               <w:spacing w:after="40" w:before="0"/>
               <w:jc w:val="left"/>
             </w:pPr>
@@ -17640,6 +18010,7 @@
           </w:tcPr>
           <w:p>
             <w:pPr>
+              <w:keepNext w:val="false"/>
               <w:spacing w:after="40" w:before="0"/>
               <w:jc w:val="left"/>
             </w:pPr>
@@ -17672,6 +18043,7 @@
           </w:tcPr>
           <w:p>
             <w:pPr>
+              <w:keepNext w:val="false"/>
               <w:spacing w:after="40" w:before="0"/>
               <w:jc w:val="left"/>
             </w:pPr>
@@ -17706,6 +18078,7 @@
           </w:tcPr>
           <w:p>
             <w:pPr>
+              <w:keepNext w:val="false"/>
               <w:spacing w:after="40" w:before="0"/>
               <w:jc w:val="left"/>
             </w:pPr>
@@ -17743,7 +18116,7 @@
             <w:pPr>
               <w:spacing w:after="20" w:before="0"/>
             </w:pPr>
-            <w:hyperlink w:history="1" r:id="rIdyck_9dpfaeh1fgjecjqcj">
+            <w:hyperlink w:history="1" r:id="rIdcmqtnr8h4d9mlpdo_oko1">
               <w:r>
                 <w:rPr>
                   <w:rFonts w:ascii="Arial" w:cs="Arial" w:eastAsia="Arial" w:hAnsi="Arial"/>
@@ -17776,7 +18149,7 @@
               <w:spacing w:after="10" w:before="0"/>
               <w:ind w:left="120"/>
             </w:pPr>
-            <w:hyperlink w:history="1" r:id="rIdrrckqo7azf8k2sj191h1d">
+            <w:hyperlink w:history="1" r:id="rIdcfj9a8ud8gj0pzcrplscx">
               <w:r>
                 <w:rPr>
                   <w:rFonts w:ascii="Arial" w:cs="Arial" w:eastAsia="Arial" w:hAnsi="Arial"/>
@@ -17838,7 +18211,7 @@
               <w:spacing w:after="10" w:before="0"/>
               <w:ind w:left="120"/>
             </w:pPr>
-            <w:hyperlink w:history="1" r:id="rIdxszkqdhxxci5u4raqnjix">
+            <w:hyperlink w:history="1" r:id="rIdrnp0ts6bgc2pff2adcvzm">
               <w:r>
                 <w:rPr>
                   <w:rFonts w:ascii="Arial" w:cs="Arial" w:eastAsia="Arial" w:hAnsi="Arial"/>
@@ -17881,6 +18254,7 @@
           </w:tcPr>
           <w:p>
             <w:pPr>
+              <w:keepNext w:val="false"/>
               <w:spacing w:after="40" w:before="0"/>
               <w:jc w:val="left"/>
             </w:pPr>
@@ -17913,6 +18287,7 @@
           </w:tcPr>
           <w:p>
             <w:pPr>
+              <w:keepNext w:val="false"/>
               <w:spacing w:after="40" w:before="0"/>
               <w:jc w:val="left"/>
             </w:pPr>
@@ -17945,6 +18320,7 @@
           </w:tcPr>
           <w:p>
             <w:pPr>
+              <w:keepNext w:val="false"/>
               <w:spacing w:after="40" w:before="0"/>
               <w:jc w:val="left"/>
             </w:pPr>
@@ -17977,6 +18353,7 @@
           </w:tcPr>
           <w:p>
             <w:pPr>
+              <w:keepNext w:val="false"/>
               <w:spacing w:after="40" w:before="0"/>
               <w:jc w:val="left"/>
             </w:pPr>
@@ -18011,6 +18388,7 @@
           </w:tcPr>
           <w:p>
             <w:pPr>
+              <w:keepNext w:val="false"/>
               <w:spacing w:after="40" w:before="0"/>
               <w:jc w:val="left"/>
             </w:pPr>
@@ -18048,7 +18426,7 @@
             <w:pPr>
               <w:spacing w:after="20" w:before="0"/>
             </w:pPr>
-            <w:hyperlink w:history="1" r:id="rIdh5u-l4hdbenfhfu0wcnbl">
+            <w:hyperlink w:history="1" r:id="rIdlza_h2e6wvrqmzdvmijhs">
               <w:r>
                 <w:rPr>
                   <w:rFonts w:ascii="Arial" w:cs="Arial" w:eastAsia="Arial" w:hAnsi="Arial"/>
@@ -18081,7 +18459,7 @@
               <w:spacing w:after="10" w:before="0"/>
               <w:ind w:left="120"/>
             </w:pPr>
-            <w:hyperlink w:history="1" r:id="rIdc5pqxllkxzoj4cxlbl5i-">
+            <w:hyperlink w:history="1" r:id="rIdbraib7rl6ryak-i_wrcu_">
               <w:r>
                 <w:rPr>
                   <w:rFonts w:ascii="Arial" w:cs="Arial" w:eastAsia="Arial" w:hAnsi="Arial"/>
@@ -18143,7 +18521,7 @@
               <w:spacing w:after="10" w:before="0"/>
               <w:ind w:left="120"/>
             </w:pPr>
-            <w:hyperlink w:history="1" r:id="rIdo_emg5wlumcz_r-vwjlps">
+            <w:hyperlink w:history="1" r:id="rIdhyyof-w69ecifurfj7pyr">
               <w:r>
                 <w:rPr>
                   <w:rFonts w:ascii="Arial" w:cs="Arial" w:eastAsia="Arial" w:hAnsi="Arial"/>
@@ -18186,6 +18564,7 @@
           </w:tcPr>
           <w:p>
             <w:pPr>
+              <w:keepNext w:val="false"/>
               <w:spacing w:after="40" w:before="0"/>
               <w:jc w:val="left"/>
             </w:pPr>
@@ -18218,6 +18597,7 @@
           </w:tcPr>
           <w:p>
             <w:pPr>
+              <w:keepNext w:val="false"/>
               <w:spacing w:after="40" w:before="0"/>
               <w:jc w:val="left"/>
             </w:pPr>
@@ -18250,6 +18630,7 @@
           </w:tcPr>
           <w:p>
             <w:pPr>
+              <w:keepNext w:val="false"/>
               <w:spacing w:after="40" w:before="0"/>
               <w:jc w:val="left"/>
             </w:pPr>
@@ -18282,6 +18663,7 @@
           </w:tcPr>
           <w:p>
             <w:pPr>
+              <w:keepNext w:val="false"/>
               <w:spacing w:after="40" w:before="0"/>
               <w:jc w:val="left"/>
             </w:pPr>
@@ -18316,6 +18698,7 @@
           </w:tcPr>
           <w:p>
             <w:pPr>
+              <w:keepNext w:val="false"/>
               <w:spacing w:after="40" w:before="0"/>
               <w:jc w:val="left"/>
             </w:pPr>
@@ -18353,7 +18736,7 @@
             <w:pPr>
               <w:spacing w:after="20" w:before="0"/>
             </w:pPr>
-            <w:hyperlink w:history="1" r:id="rIdpvz8firhqc4zze4af9hdt">
+            <w:hyperlink w:history="1" r:id="rIdpfytpds63qf-g10ra3f14">
               <w:r>
                 <w:rPr>
                   <w:rFonts w:ascii="Arial" w:cs="Arial" w:eastAsia="Arial" w:hAnsi="Arial"/>
@@ -18386,7 +18769,7 @@
               <w:spacing w:after="10" w:before="0"/>
               <w:ind w:left="120"/>
             </w:pPr>
-            <w:hyperlink w:history="1" r:id="rId9uasry0bd5hkxnvqyqahh">
+            <w:hyperlink w:history="1" r:id="rId_wrxnhzuicray8lfacuks">
               <w:r>
                 <w:rPr>
                   <w:rFonts w:ascii="Arial" w:cs="Arial" w:eastAsia="Arial" w:hAnsi="Arial"/>
@@ -18448,7 +18831,7 @@
               <w:spacing w:after="10" w:before="0"/>
               <w:ind w:left="120"/>
             </w:pPr>
-            <w:hyperlink w:history="1" r:id="rIdth7hucxdyoiujiksfrnhj">
+            <w:hyperlink w:history="1" r:id="rIdn9weh5ycfmrprmys3ovzj">
               <w:r>
                 <w:rPr>
                   <w:rFonts w:ascii="Arial" w:cs="Arial" w:eastAsia="Arial" w:hAnsi="Arial"/>
@@ -18491,6 +18874,7 @@
           </w:tcPr>
           <w:p>
             <w:pPr>
+              <w:keepNext w:val="false"/>
               <w:spacing w:after="40" w:before="0"/>
               <w:jc w:val="left"/>
             </w:pPr>
@@ -18523,6 +18907,7 @@
           </w:tcPr>
           <w:p>
             <w:pPr>
+              <w:keepNext w:val="false"/>
               <w:spacing w:after="40" w:before="0"/>
               <w:jc w:val="left"/>
             </w:pPr>
@@ -18555,6 +18940,7 @@
           </w:tcPr>
           <w:p>
             <w:pPr>
+              <w:keepNext w:val="false"/>
               <w:spacing w:after="40" w:before="0"/>
               <w:jc w:val="left"/>
             </w:pPr>
@@ -18587,6 +18973,7 @@
           </w:tcPr>
           <w:p>
             <w:pPr>
+              <w:keepNext w:val="false"/>
               <w:spacing w:after="40" w:before="0"/>
               <w:jc w:val="left"/>
             </w:pPr>
@@ -18621,6 +19008,7 @@
           </w:tcPr>
           <w:p>
             <w:pPr>
+              <w:keepNext w:val="false"/>
               <w:spacing w:after="40" w:before="0"/>
               <w:jc w:val="left"/>
             </w:pPr>
@@ -18658,7 +19046,7 @@
             <w:pPr>
               <w:spacing w:after="20" w:before="0"/>
             </w:pPr>
-            <w:hyperlink w:history="1" r:id="rIdvk5-9ckyuhs4a3m1rnb-e">
+            <w:hyperlink w:history="1" r:id="rIdyjkz3wsaf0sfok59cjtxt">
               <w:r>
                 <w:rPr>
                   <w:rFonts w:ascii="Arial" w:cs="Arial" w:eastAsia="Arial" w:hAnsi="Arial"/>
@@ -18691,7 +19079,7 @@
               <w:spacing w:after="10" w:before="0"/>
               <w:ind w:left="120"/>
             </w:pPr>
-            <w:hyperlink w:history="1" r:id="rId85npwqrlvuawnh70hsx9y">
+            <w:hyperlink w:history="1" r:id="rId2bnm1y2banhbzj4nn7fsu">
               <w:r>
                 <w:rPr>
                   <w:rFonts w:ascii="Arial" w:cs="Arial" w:eastAsia="Arial" w:hAnsi="Arial"/>
@@ -18753,7 +19141,7 @@
               <w:spacing w:after="10" w:before="0"/>
               <w:ind w:left="120"/>
             </w:pPr>
-            <w:hyperlink w:history="1" r:id="rIdtsnxi9xz5rmvbfc8jvnmi">
+            <w:hyperlink w:history="1" r:id="rIdyj2hewsub0kfqckeuxcqk">
               <w:r>
                 <w:rPr>
                   <w:rFonts w:ascii="Arial" w:cs="Arial" w:eastAsia="Arial" w:hAnsi="Arial"/>
@@ -18796,6 +19184,7 @@
           </w:tcPr>
           <w:p>
             <w:pPr>
+              <w:keepNext w:val="false"/>
               <w:spacing w:after="40" w:before="0"/>
               <w:jc w:val="left"/>
             </w:pPr>
@@ -18828,6 +19217,7 @@
           </w:tcPr>
           <w:p>
             <w:pPr>
+              <w:keepNext w:val="false"/>
               <w:spacing w:after="40" w:before="0"/>
               <w:jc w:val="left"/>
             </w:pPr>
@@ -18860,6 +19250,7 @@
           </w:tcPr>
           <w:p>
             <w:pPr>
+              <w:keepNext w:val="false"/>
               <w:spacing w:after="40" w:before="0"/>
               <w:jc w:val="left"/>
             </w:pPr>
@@ -18892,6 +19283,7 @@
           </w:tcPr>
           <w:p>
             <w:pPr>
+              <w:keepNext w:val="false"/>
               <w:spacing w:after="40" w:before="0"/>
               <w:jc w:val="left"/>
             </w:pPr>
@@ -18926,6 +19318,7 @@
           </w:tcPr>
           <w:p>
             <w:pPr>
+              <w:keepNext w:val="false"/>
               <w:spacing w:after="40" w:before="0"/>
               <w:jc w:val="left"/>
             </w:pPr>
@@ -18963,7 +19356,7 @@
             <w:pPr>
               <w:spacing w:after="20" w:before="0"/>
             </w:pPr>
-            <w:hyperlink w:history="1" r:id="rIdsiyxw8e5ks9i8zmfzdumh">
+            <w:hyperlink w:history="1" r:id="rIdjwi_qfvmtpacbxjtymvbd">
               <w:r>
                 <w:rPr>
                   <w:rFonts w:ascii="Arial" w:cs="Arial" w:eastAsia="Arial" w:hAnsi="Arial"/>
@@ -18996,7 +19389,7 @@
               <w:spacing w:after="10" w:before="0"/>
               <w:ind w:left="120"/>
             </w:pPr>
-            <w:hyperlink w:history="1" r:id="rIdluvfkgsup3hevktxibrvf">
+            <w:hyperlink w:history="1" r:id="rIdeg5u-htlllxmbmvjqpwvv">
               <w:r>
                 <w:rPr>
                   <w:rFonts w:ascii="Arial" w:cs="Arial" w:eastAsia="Arial" w:hAnsi="Arial"/>
@@ -19058,7 +19451,7 @@
               <w:spacing w:after="10" w:before="0"/>
               <w:ind w:left="120"/>
             </w:pPr>
-            <w:hyperlink w:history="1" r:id="rIde2qxefelubxtnwsuomihi">
+            <w:hyperlink w:history="1" r:id="rIdnfzqw4eboo1qc-gj-6l8i">
               <w:r>
                 <w:rPr>
                   <w:rFonts w:ascii="Arial" w:cs="Arial" w:eastAsia="Arial" w:hAnsi="Arial"/>
@@ -19101,6 +19494,7 @@
           </w:tcPr>
           <w:p>
             <w:pPr>
+              <w:keepNext w:val="false"/>
               <w:spacing w:after="40" w:before="0"/>
               <w:jc w:val="left"/>
             </w:pPr>
@@ -19133,6 +19527,7 @@
           </w:tcPr>
           <w:p>
             <w:pPr>
+              <w:keepNext w:val="false"/>
               <w:spacing w:after="40" w:before="0"/>
               <w:jc w:val="left"/>
             </w:pPr>
@@ -19165,6 +19560,7 @@
           </w:tcPr>
           <w:p>
             <w:pPr>
+              <w:keepNext w:val="false"/>
               <w:spacing w:after="40" w:before="0"/>
               <w:jc w:val="left"/>
             </w:pPr>
@@ -19197,6 +19593,7 @@
           </w:tcPr>
           <w:p>
             <w:pPr>
+              <w:keepNext w:val="false"/>
               <w:spacing w:after="40" w:before="0"/>
               <w:jc w:val="left"/>
             </w:pPr>
@@ -19256,6 +19653,7 @@
           </w:tcPr>
           <w:p>
             <w:pPr>
+              <w:keepNext w:val="false"/>
               <w:spacing w:after="40" w:before="0"/>
               <w:jc w:val="center"/>
             </w:pPr>
@@ -19290,6 +19688,7 @@
           </w:tcPr>
           <w:p>
             <w:pPr>
+              <w:keepNext w:val="false"/>
               <w:spacing w:after="40" w:before="0"/>
               <w:jc w:val="left"/>
             </w:pPr>
@@ -19351,6 +19750,7 @@
           </w:tcPr>
           <w:p>
             <w:pPr>
+              <w:keepNext w:val="false"/>
               <w:spacing w:after="40" w:before="0"/>
               <w:jc w:val="center"/>
             </w:pPr>
@@ -19385,6 +19785,7 @@
           </w:tcPr>
           <w:p>
             <w:pPr>
+              <w:keepNext w:val="false"/>
               <w:spacing w:after="40" w:before="0"/>
               <w:jc w:val="left"/>
             </w:pPr>
@@ -19417,6 +19818,7 @@
           </w:tcPr>
           <w:p>
             <w:pPr>
+              <w:keepNext w:val="false"/>
               <w:spacing w:after="40" w:before="0"/>
               <w:jc w:val="left"/>
             </w:pPr>
@@ -19451,6 +19853,7 @@
           </w:tcPr>
           <w:p>
             <w:pPr>
+              <w:keepNext w:val="false"/>
               <w:spacing w:after="40" w:before="0"/>
               <w:jc w:val="left"/>
             </w:pPr>
@@ -19483,6 +19886,7 @@
           </w:tcPr>
           <w:p>
             <w:pPr>
+              <w:keepNext w:val="false"/>
               <w:spacing w:after="40" w:before="0"/>
               <w:jc w:val="left"/>
             </w:pPr>
@@ -19517,6 +19921,7 @@
           </w:tcPr>
           <w:p>
             <w:pPr>
+              <w:keepNext w:val="false"/>
               <w:spacing w:after="40" w:before="0"/>
               <w:jc w:val="left"/>
             </w:pPr>
@@ -19549,6 +19954,7 @@
           </w:tcPr>
           <w:p>
             <w:pPr>
+              <w:keepNext w:val="false"/>
               <w:spacing w:after="40" w:before="0"/>
               <w:jc w:val="left"/>
             </w:pPr>
@@ -19585,7 +19991,7 @@
         </w:rPr>
         <w:t xml:space="preserve">© 2026 SeaVuria and ARES. Aligned with KICD objectives. Developed by SeaVuria; technical implementation by ARES (with AI assistance from Claude). Licensed under </w:t>
       </w:r>
-      <w:hyperlink w:history="1" r:id="rIdd1kc7awow8zyotayheawf">
+      <w:hyperlink w:history="1" r:id="rIdcf68rvzer3rfu1tywv7ye">
         <w:r>
           <w:rPr>
             <w:rFonts w:ascii="Arial" w:cs="Arial" w:eastAsia="Arial" w:hAnsi="Arial"/>
@@ -19606,7 +20012,7 @@
         </w:rPr>
         <w:t xml:space="preserve"> (</w:t>
       </w:r>
-      <w:hyperlink w:history="1" r:id="rIdzbfrbckbgl63par-uzzod">
+      <w:hyperlink w:history="1" r:id="rId9ul5naiswxvjn5hlw20vx">
         <w:r>
           <w:rPr>
             <w:rFonts w:ascii="Arial" w:cs="Arial" w:eastAsia="Arial" w:hAnsi="Arial"/>
@@ -19666,6 +20072,7 @@
           </w:tcPr>
           <w:p>
             <w:pPr>
+              <w:keepNext w:val="false"/>
               <w:spacing w:after="40" w:before="0"/>
               <w:jc w:val="center"/>
             </w:pPr>
@@ -19701,6 +20108,7 @@
           </w:tcPr>
           <w:p>
             <w:pPr>
+              <w:keepNext w:val="false"/>
               <w:spacing w:after="40" w:before="0"/>
               <w:jc w:val="center"/>
             </w:pPr>
@@ -19735,6 +20143,7 @@
           </w:tcPr>
           <w:p>
             <w:pPr>
+              <w:keepNext w:val="false"/>
               <w:spacing w:after="40" w:before="0"/>
               <w:jc w:val="left"/>
             </w:pPr>
@@ -19767,6 +20176,7 @@
           </w:tcPr>
           <w:p>
             <w:pPr>
+              <w:keepNext w:val="false"/>
               <w:spacing w:after="40" w:before="0"/>
               <w:jc w:val="left"/>
             </w:pPr>
@@ -19801,6 +20211,7 @@
           </w:tcPr>
           <w:p>
             <w:pPr>
+              <w:keepNext w:val="false"/>
               <w:spacing w:after="40" w:before="0"/>
               <w:jc w:val="left"/>
             </w:pPr>
@@ -19833,6 +20244,7 @@
           </w:tcPr>
           <w:p>
             <w:pPr>
+              <w:keepNext w:val="false"/>
               <w:spacing w:after="40" w:before="0"/>
               <w:jc w:val="left"/>
             </w:pPr>
@@ -19867,6 +20279,7 @@
           </w:tcPr>
           <w:p>
             <w:pPr>
+              <w:keepNext w:val="false"/>
               <w:spacing w:after="40" w:before="0"/>
               <w:jc w:val="left"/>
             </w:pPr>
@@ -19899,6 +20312,7 @@
           </w:tcPr>
           <w:p>
             <w:pPr>
+              <w:keepNext w:val="false"/>
               <w:spacing w:after="40" w:before="0"/>
               <w:jc w:val="left"/>
             </w:pPr>
@@ -19933,6 +20347,7 @@
           </w:tcPr>
           <w:p>
             <w:pPr>
+              <w:keepNext w:val="false"/>
               <w:spacing w:after="40" w:before="0"/>
               <w:jc w:val="left"/>
             </w:pPr>
@@ -19965,6 +20380,7 @@
           </w:tcPr>
           <w:p>
             <w:pPr>
+              <w:keepNext w:val="false"/>
               <w:spacing w:after="40" w:before="0"/>
               <w:jc w:val="left"/>
             </w:pPr>
@@ -19999,6 +20415,7 @@
           </w:tcPr>
           <w:p>
             <w:pPr>
+              <w:keepNext w:val="false"/>
               <w:spacing w:after="40" w:before="0"/>
               <w:jc w:val="left"/>
             </w:pPr>
@@ -20031,6 +20448,7 @@
           </w:tcPr>
           <w:p>
             <w:pPr>
+              <w:keepNext w:val="false"/>
               <w:spacing w:after="40" w:before="0"/>
               <w:jc w:val="left"/>
             </w:pPr>
@@ -20065,6 +20483,7 @@
           </w:tcPr>
           <w:p>
             <w:pPr>
+              <w:keepNext w:val="false"/>
               <w:spacing w:after="40" w:before="0"/>
               <w:jc w:val="left"/>
             </w:pPr>
@@ -20097,6 +20516,7 @@
           </w:tcPr>
           <w:p>
             <w:pPr>
+              <w:keepNext w:val="false"/>
               <w:spacing w:after="40" w:before="0"/>
               <w:jc w:val="left"/>
             </w:pPr>
@@ -20131,6 +20551,7 @@
           </w:tcPr>
           <w:p>
             <w:pPr>
+              <w:keepNext w:val="false"/>
               <w:spacing w:after="40" w:before="0"/>
               <w:jc w:val="left"/>
             </w:pPr>
@@ -20163,6 +20584,7 @@
           </w:tcPr>
           <w:p>
             <w:pPr>
+              <w:keepNext w:val="false"/>
               <w:spacing w:after="40" w:before="0"/>
               <w:jc w:val="left"/>
             </w:pPr>
@@ -20197,6 +20619,7 @@
           </w:tcPr>
           <w:p>
             <w:pPr>
+              <w:keepNext w:val="false"/>
               <w:spacing w:after="40" w:before="0"/>
               <w:jc w:val="left"/>
             </w:pPr>
@@ -20229,6 +20652,7 @@
           </w:tcPr>
           <w:p>
             <w:pPr>
+              <w:keepNext w:val="false"/>
               <w:spacing w:after="40" w:before="0"/>
               <w:jc w:val="left"/>
             </w:pPr>
@@ -20288,6 +20712,7 @@
           </w:tcPr>
           <w:p>
             <w:pPr>
+              <w:keepNext w:val="false"/>
               <w:spacing w:after="40" w:before="0"/>
               <w:jc w:val="center"/>
             </w:pPr>
@@ -20322,6 +20747,7 @@
           </w:tcPr>
           <w:p>
             <w:pPr>
+              <w:keepNext w:val="false"/>
               <w:spacing w:after="40" w:before="0"/>
               <w:jc w:val="left"/>
             </w:pPr>
@@ -20386,6 +20812,7 @@
           </w:tcPr>
           <w:p>
             <w:pPr>
+              <w:keepNext w:val="false"/>
               <w:spacing w:after="40" w:before="0"/>
               <w:jc w:val="center"/>
             </w:pPr>
@@ -20420,6 +20847,7 @@
           </w:tcPr>
           <w:p>
             <w:pPr>
+              <w:keepNext w:val="false"/>
               <w:spacing w:after="40" w:before="0"/>
               <w:jc w:val="left"/>
             </w:pPr>
@@ -20452,6 +20880,7 @@
           </w:tcPr>
           <w:p>
             <w:pPr>
+              <w:keepNext w:val="false"/>
               <w:spacing w:after="40" w:before="0"/>
               <w:jc w:val="left"/>
             </w:pPr>
@@ -20484,6 +20913,7 @@
           </w:tcPr>
           <w:p>
             <w:pPr>
+              <w:keepNext w:val="false"/>
               <w:spacing w:after="40" w:before="0"/>
               <w:jc w:val="left"/>
             </w:pPr>
@@ -20516,6 +20946,7 @@
           </w:tcPr>
           <w:p>
             <w:pPr>
+              <w:keepNext w:val="false"/>
               <w:spacing w:after="40" w:before="0"/>
               <w:jc w:val="left"/>
             </w:pPr>
@@ -20548,6 +20979,7 @@
           </w:tcPr>
           <w:p>
             <w:pPr>
+              <w:keepNext w:val="false"/>
               <w:spacing w:after="40" w:before="0"/>
               <w:jc w:val="left"/>
             </w:pPr>
@@ -20582,6 +21014,7 @@
           </w:tcPr>
           <w:p>
             <w:pPr>
+              <w:keepNext w:val="false"/>
               <w:spacing w:after="40" w:before="0"/>
               <w:jc w:val="left"/>
             </w:pPr>
@@ -20619,7 +21052,7 @@
             <w:pPr>
               <w:spacing w:after="20" w:before="0"/>
             </w:pPr>
-            <w:hyperlink w:history="1" r:id="rIduodrhdwdkxq7okixxl9iu">
+            <w:hyperlink w:history="1" r:id="rIdawkqb8hocjzpdog3qm0wi">
               <w:r>
                 <w:rPr>
                   <w:rFonts w:ascii="Arial" w:cs="Arial" w:eastAsia="Arial" w:hAnsi="Arial"/>
@@ -20652,7 +21085,7 @@
               <w:spacing w:after="10" w:before="0"/>
               <w:ind w:left="120"/>
             </w:pPr>
-            <w:hyperlink w:history="1" r:id="rIdg_ans7lujkw0oyjntcfxi">
+            <w:hyperlink w:history="1" r:id="rIdmrv1sf2owpbzxv34nj5xz">
               <w:r>
                 <w:rPr>
                   <w:rFonts w:ascii="Arial" w:cs="Arial" w:eastAsia="Arial" w:hAnsi="Arial"/>
@@ -20697,7 +21130,7 @@
             <w:pPr>
               <w:spacing w:after="20" w:before="0"/>
             </w:pPr>
-            <w:hyperlink w:history="1" r:id="rIdnqsm-5flxc9bh4rv6ge3y">
+            <w:hyperlink w:history="1" r:id="rIdv3oxuml0l8_8cwe12xemj">
               <w:r>
                 <w:rPr>
                   <w:rFonts w:ascii="Arial" w:cs="Arial" w:eastAsia="Arial" w:hAnsi="Arial"/>
@@ -20746,7 +21179,7 @@
               <w:spacing w:after="10" w:before="0"/>
               <w:ind w:left="120"/>
             </w:pPr>
-            <w:hyperlink w:history="1" r:id="rIdjizoqhkpezv8voqs9xtmu">
+            <w:hyperlink w:history="1" r:id="rId6xi8zpdc0zvv3k7rndssb">
               <w:r>
                 <w:rPr>
                   <w:rFonts w:ascii="Arial" w:cs="Arial" w:eastAsia="Arial" w:hAnsi="Arial"/>
@@ -20774,6 +21207,7 @@
           </w:tcPr>
           <w:p>
             <w:pPr>
+              <w:keepNext w:val="false"/>
               <w:spacing w:after="40" w:before="0"/>
               <w:jc w:val="left"/>
             </w:pPr>
@@ -20806,6 +21240,7 @@
           </w:tcPr>
           <w:p>
             <w:pPr>
+              <w:keepNext w:val="false"/>
               <w:spacing w:after="40" w:before="0"/>
               <w:jc w:val="left"/>
             </w:pPr>
@@ -20838,6 +21273,7 @@
           </w:tcPr>
           <w:p>
             <w:pPr>
+              <w:keepNext w:val="false"/>
               <w:spacing w:after="40" w:before="0"/>
               <w:jc w:val="left"/>
             </w:pPr>
@@ -20870,6 +21306,7 @@
           </w:tcPr>
           <w:p>
             <w:pPr>
+              <w:keepNext w:val="false"/>
               <w:spacing w:after="40" w:before="0"/>
               <w:jc w:val="left"/>
             </w:pPr>
@@ -20904,6 +21341,7 @@
           </w:tcPr>
           <w:p>
             <w:pPr>
+              <w:keepNext w:val="false"/>
               <w:spacing w:after="40" w:before="0"/>
               <w:jc w:val="left"/>
             </w:pPr>
@@ -20941,7 +21379,7 @@
             <w:pPr>
               <w:spacing w:after="20" w:before="0"/>
             </w:pPr>
-            <w:hyperlink w:history="1" r:id="rIdsqafvsx7g6z3ivogtg1wd">
+            <w:hyperlink w:history="1" r:id="rIdicdsrms-h0nohw5g2tsel">
               <w:r>
                 <w:rPr>
                   <w:rFonts w:ascii="Arial" w:cs="Arial" w:eastAsia="Arial" w:hAnsi="Arial"/>
@@ -20974,7 +21412,7 @@
               <w:spacing w:after="10" w:before="0"/>
               <w:ind w:left="120"/>
             </w:pPr>
-            <w:hyperlink w:history="1" r:id="rIdfpwo2kabblxbrpclouds2">
+            <w:hyperlink w:history="1" r:id="rIdllqc3st0ndn4mnb1gnsom">
               <w:r>
                 <w:rPr>
                   <w:rFonts w:ascii="Arial" w:cs="Arial" w:eastAsia="Arial" w:hAnsi="Arial"/>
@@ -21019,7 +21457,7 @@
             <w:pPr>
               <w:spacing w:after="20" w:before="0"/>
             </w:pPr>
-            <w:hyperlink w:history="1" r:id="rIdkyt9o7mrjzsmt71rewrmn">
+            <w:hyperlink w:history="1" r:id="rIdztyfxskiegoy243d2q5qz">
               <w:r>
                 <w:rPr>
                   <w:rFonts w:ascii="Arial" w:cs="Arial" w:eastAsia="Arial" w:hAnsi="Arial"/>
@@ -21068,7 +21506,7 @@
               <w:spacing w:after="10" w:before="0"/>
               <w:ind w:left="120"/>
             </w:pPr>
-            <w:hyperlink w:history="1" r:id="rId-od-r3-ajr0tydwcptvsr">
+            <w:hyperlink w:history="1" r:id="rId0nofupcrc0hekcwlrji15">
               <w:r>
                 <w:rPr>
                   <w:rFonts w:ascii="Arial" w:cs="Arial" w:eastAsia="Arial" w:hAnsi="Arial"/>
@@ -21096,6 +21534,7 @@
           </w:tcPr>
           <w:p>
             <w:pPr>
+              <w:keepNext w:val="false"/>
               <w:spacing w:after="40" w:before="0"/>
               <w:jc w:val="left"/>
             </w:pPr>
@@ -21128,6 +21567,7 @@
           </w:tcPr>
           <w:p>
             <w:pPr>
+              <w:keepNext w:val="false"/>
               <w:spacing w:after="40" w:before="0"/>
               <w:jc w:val="left"/>
             </w:pPr>
@@ -21160,6 +21600,7 @@
           </w:tcPr>
           <w:p>
             <w:pPr>
+              <w:keepNext w:val="false"/>
               <w:spacing w:after="40" w:before="0"/>
               <w:jc w:val="left"/>
             </w:pPr>
@@ -21192,6 +21633,7 @@
           </w:tcPr>
           <w:p>
             <w:pPr>
+              <w:keepNext w:val="false"/>
               <w:spacing w:after="40" w:before="0"/>
               <w:jc w:val="left"/>
             </w:pPr>
@@ -21226,6 +21668,7 @@
           </w:tcPr>
           <w:p>
             <w:pPr>
+              <w:keepNext w:val="false"/>
               <w:spacing w:after="40" w:before="0"/>
               <w:jc w:val="left"/>
             </w:pPr>
@@ -21263,7 +21706,7 @@
             <w:pPr>
               <w:spacing w:after="20" w:before="0"/>
             </w:pPr>
-            <w:hyperlink w:history="1" r:id="rIdcylbxhjc7__zqcpo49it6">
+            <w:hyperlink w:history="1" r:id="rIdbhx8zrti3bmhu50pp9kxo">
               <w:r>
                 <w:rPr>
                   <w:rFonts w:ascii="Arial" w:cs="Arial" w:eastAsia="Arial" w:hAnsi="Arial"/>
@@ -21296,7 +21739,7 @@
               <w:spacing w:after="10" w:before="0"/>
               <w:ind w:left="120"/>
             </w:pPr>
-            <w:hyperlink w:history="1" r:id="rIdgw8q9sjkozftac-a4j9po">
+            <w:hyperlink w:history="1" r:id="rIdga96a_njzxvdnmem_jsef">
               <w:r>
                 <w:rPr>
                   <w:rFonts w:ascii="Arial" w:cs="Arial" w:eastAsia="Arial" w:hAnsi="Arial"/>
@@ -21341,7 +21784,7 @@
             <w:pPr>
               <w:spacing w:after="20" w:before="0"/>
             </w:pPr>
-            <w:hyperlink w:history="1" r:id="rIdypgni2vosc9om2uilruwz">
+            <w:hyperlink w:history="1" r:id="rIddkpcb3gf0j-v19otagphi">
               <w:r>
                 <w:rPr>
                   <w:rFonts w:ascii="Arial" w:cs="Arial" w:eastAsia="Arial" w:hAnsi="Arial"/>
@@ -21390,7 +21833,7 @@
               <w:spacing w:after="10" w:before="0"/>
               <w:ind w:left="120"/>
             </w:pPr>
-            <w:hyperlink w:history="1" r:id="rIddbl66-y2x8kkx9vvdnjep">
+            <w:hyperlink w:history="1" r:id="rIdcupgss_g3pfoau9ddi1wp">
               <w:r>
                 <w:rPr>
                   <w:rFonts w:ascii="Arial" w:cs="Arial" w:eastAsia="Arial" w:hAnsi="Arial"/>
@@ -21418,6 +21861,7 @@
           </w:tcPr>
           <w:p>
             <w:pPr>
+              <w:keepNext w:val="false"/>
               <w:spacing w:after="40" w:before="0"/>
               <w:jc w:val="left"/>
             </w:pPr>
@@ -21450,6 +21894,7 @@
           </w:tcPr>
           <w:p>
             <w:pPr>
+              <w:keepNext w:val="false"/>
               <w:spacing w:after="40" w:before="0"/>
               <w:jc w:val="left"/>
             </w:pPr>
@@ -21482,6 +21927,7 @@
           </w:tcPr>
           <w:p>
             <w:pPr>
+              <w:keepNext w:val="false"/>
               <w:spacing w:after="40" w:before="0"/>
               <w:jc w:val="left"/>
             </w:pPr>
@@ -21514,6 +21960,7 @@
           </w:tcPr>
           <w:p>
             <w:pPr>
+              <w:keepNext w:val="false"/>
               <w:spacing w:after="40" w:before="0"/>
               <w:jc w:val="left"/>
             </w:pPr>
@@ -21548,6 +21995,7 @@
           </w:tcPr>
           <w:p>
             <w:pPr>
+              <w:keepNext w:val="false"/>
               <w:spacing w:after="40" w:before="0"/>
               <w:jc w:val="left"/>
             </w:pPr>
@@ -21585,7 +22033,7 @@
             <w:pPr>
               <w:spacing w:after="20" w:before="0"/>
             </w:pPr>
-            <w:hyperlink w:history="1" r:id="rIdsxtwgacrzyirrldzcjr7c">
+            <w:hyperlink w:history="1" r:id="rId3pwkulook6uzklipttkus">
               <w:r>
                 <w:rPr>
                   <w:rFonts w:ascii="Arial" w:cs="Arial" w:eastAsia="Arial" w:hAnsi="Arial"/>
@@ -21618,7 +22066,7 @@
               <w:spacing w:after="10" w:before="0"/>
               <w:ind w:left="120"/>
             </w:pPr>
-            <w:hyperlink w:history="1" r:id="rIdz_wj7gv8lfo6gshcz01gi">
+            <w:hyperlink w:history="1" r:id="rIdc4xhws72zhu3etghwovtv">
               <w:r>
                 <w:rPr>
                   <w:rFonts w:ascii="Arial" w:cs="Arial" w:eastAsia="Arial" w:hAnsi="Arial"/>
@@ -21663,7 +22111,7 @@
             <w:pPr>
               <w:spacing w:after="20" w:before="0"/>
             </w:pPr>
-            <w:hyperlink w:history="1" r:id="rIdxypkkx2qej2lww9dblb8p">
+            <w:hyperlink w:history="1" r:id="rIdzgfc8wmj9uu9t6y20oufm">
               <w:r>
                 <w:rPr>
                   <w:rFonts w:ascii="Arial" w:cs="Arial" w:eastAsia="Arial" w:hAnsi="Arial"/>
@@ -21712,7 +22160,7 @@
               <w:spacing w:after="10" w:before="0"/>
               <w:ind w:left="120"/>
             </w:pPr>
-            <w:hyperlink w:history="1" r:id="rIdfily2uismjuc2qbo1cs8a">
+            <w:hyperlink w:history="1" r:id="rIdqhjmrk8tgtenwr9b2pzh5">
               <w:r>
                 <w:rPr>
                   <w:rFonts w:ascii="Arial" w:cs="Arial" w:eastAsia="Arial" w:hAnsi="Arial"/>
@@ -21740,6 +22188,7 @@
           </w:tcPr>
           <w:p>
             <w:pPr>
+              <w:keepNext w:val="false"/>
               <w:spacing w:after="40" w:before="0"/>
               <w:jc w:val="left"/>
             </w:pPr>
@@ -21772,6 +22221,7 @@
           </w:tcPr>
           <w:p>
             <w:pPr>
+              <w:keepNext w:val="false"/>
               <w:spacing w:after="40" w:before="0"/>
               <w:jc w:val="left"/>
             </w:pPr>
@@ -21804,6 +22254,7 @@
           </w:tcPr>
           <w:p>
             <w:pPr>
+              <w:keepNext w:val="false"/>
               <w:spacing w:after="40" w:before="0"/>
               <w:jc w:val="left"/>
             </w:pPr>
@@ -21836,6 +22287,7 @@
           </w:tcPr>
           <w:p>
             <w:pPr>
+              <w:keepNext w:val="false"/>
               <w:spacing w:after="40" w:before="0"/>
               <w:jc w:val="left"/>
             </w:pPr>
@@ -21870,6 +22322,7 @@
           </w:tcPr>
           <w:p>
             <w:pPr>
+              <w:keepNext w:val="false"/>
               <w:spacing w:after="40" w:before="0"/>
               <w:jc w:val="left"/>
             </w:pPr>
@@ -21907,7 +22360,7 @@
             <w:pPr>
               <w:spacing w:after="20" w:before="0"/>
             </w:pPr>
-            <w:hyperlink w:history="1" r:id="rIdid_3veqr8gbzuymcc8z4z">
+            <w:hyperlink w:history="1" r:id="rIdmlq0g-u29pc9f6u4rch3g">
               <w:r>
                 <w:rPr>
                   <w:rFonts w:ascii="Arial" w:cs="Arial" w:eastAsia="Arial" w:hAnsi="Arial"/>
@@ -21940,7 +22393,7 @@
               <w:spacing w:after="10" w:before="0"/>
               <w:ind w:left="120"/>
             </w:pPr>
-            <w:hyperlink w:history="1" r:id="rId2qac6fumnfnzfurcwodnq">
+            <w:hyperlink w:history="1" r:id="rIdsvlryfyuk0q8jd5ex5q9z">
               <w:r>
                 <w:rPr>
                   <w:rFonts w:ascii="Arial" w:cs="Arial" w:eastAsia="Arial" w:hAnsi="Arial"/>
@@ -21985,7 +22438,7 @@
             <w:pPr>
               <w:spacing w:after="20" w:before="0"/>
             </w:pPr>
-            <w:hyperlink w:history="1" r:id="rId7ukndtafhmmnbizeeh-ht">
+            <w:hyperlink w:history="1" r:id="rIdpdvokahgvxpvopqozhgwk">
               <w:r>
                 <w:rPr>
                   <w:rFonts w:ascii="Arial" w:cs="Arial" w:eastAsia="Arial" w:hAnsi="Arial"/>
@@ -22034,7 +22487,7 @@
               <w:spacing w:after="10" w:before="0"/>
               <w:ind w:left="120"/>
             </w:pPr>
-            <w:hyperlink w:history="1" r:id="rIduvkukdj5bo3l8wxzfqt1z">
+            <w:hyperlink w:history="1" r:id="rIdal0w0zq6cpepuuazolxtl">
               <w:r>
                 <w:rPr>
                   <w:rFonts w:ascii="Arial" w:cs="Arial" w:eastAsia="Arial" w:hAnsi="Arial"/>
@@ -22062,6 +22515,7 @@
           </w:tcPr>
           <w:p>
             <w:pPr>
+              <w:keepNext w:val="false"/>
               <w:spacing w:after="40" w:before="0"/>
               <w:jc w:val="left"/>
             </w:pPr>
@@ -22094,6 +22548,7 @@
           </w:tcPr>
           <w:p>
             <w:pPr>
+              <w:keepNext w:val="false"/>
               <w:spacing w:after="40" w:before="0"/>
               <w:jc w:val="left"/>
             </w:pPr>
@@ -22126,6 +22581,7 @@
           </w:tcPr>
           <w:p>
             <w:pPr>
+              <w:keepNext w:val="false"/>
               <w:spacing w:after="40" w:before="0"/>
               <w:jc w:val="left"/>
             </w:pPr>
@@ -22158,6 +22614,7 @@
           </w:tcPr>
           <w:p>
             <w:pPr>
+              <w:keepNext w:val="false"/>
               <w:spacing w:after="40" w:before="0"/>
               <w:jc w:val="left"/>
             </w:pPr>
@@ -22217,6 +22674,7 @@
           </w:tcPr>
           <w:p>
             <w:pPr>
+              <w:keepNext w:val="false"/>
               <w:spacing w:after="40" w:before="0"/>
               <w:jc w:val="center"/>
             </w:pPr>
@@ -22251,6 +22709,7 @@
           </w:tcPr>
           <w:p>
             <w:pPr>
+              <w:keepNext w:val="false"/>
               <w:spacing w:after="40" w:before="0"/>
               <w:jc w:val="left"/>
             </w:pPr>
@@ -22312,6 +22771,7 @@
           </w:tcPr>
           <w:p>
             <w:pPr>
+              <w:keepNext w:val="false"/>
               <w:spacing w:after="40" w:before="0"/>
               <w:jc w:val="center"/>
             </w:pPr>
@@ -22346,6 +22806,7 @@
           </w:tcPr>
           <w:p>
             <w:pPr>
+              <w:keepNext w:val="false"/>
               <w:spacing w:after="40" w:before="0"/>
               <w:jc w:val="left"/>
             </w:pPr>
@@ -22378,6 +22839,7 @@
           </w:tcPr>
           <w:p>
             <w:pPr>
+              <w:keepNext w:val="false"/>
               <w:spacing w:after="40" w:before="0"/>
               <w:jc w:val="left"/>
             </w:pPr>
@@ -22412,6 +22874,7 @@
           </w:tcPr>
           <w:p>
             <w:pPr>
+              <w:keepNext w:val="false"/>
               <w:spacing w:after="40" w:before="0"/>
               <w:jc w:val="left"/>
             </w:pPr>
@@ -22444,6 +22907,7 @@
           </w:tcPr>
           <w:p>
             <w:pPr>
+              <w:keepNext w:val="false"/>
               <w:spacing w:after="40" w:before="0"/>
               <w:jc w:val="left"/>
             </w:pPr>
@@ -22478,6 +22942,7 @@
           </w:tcPr>
           <w:p>
             <w:pPr>
+              <w:keepNext w:val="false"/>
               <w:spacing w:after="40" w:before="0"/>
               <w:jc w:val="left"/>
             </w:pPr>
@@ -22510,6 +22975,7 @@
           </w:tcPr>
           <w:p>
             <w:pPr>
+              <w:keepNext w:val="false"/>
               <w:spacing w:after="40" w:before="0"/>
               <w:jc w:val="left"/>
             </w:pPr>
@@ -22546,7 +23012,7 @@
         </w:rPr>
         <w:t xml:space="preserve">© 2026 SeaVuria and ARES. Aligned with KICD objectives. Developed by SeaVuria; technical implementation by ARES (with AI assistance from Claude). Licensed under </w:t>
       </w:r>
-      <w:hyperlink w:history="1" r:id="rIdcidwmwto_nlcdyc_pkp1p">
+      <w:hyperlink w:history="1" r:id="rId-l8prywhzawgsfiowbjeo">
         <w:r>
           <w:rPr>
             <w:rFonts w:ascii="Arial" w:cs="Arial" w:eastAsia="Arial" w:hAnsi="Arial"/>
@@ -22567,7 +23033,7 @@
         </w:rPr>
         <w:t xml:space="preserve"> (</w:t>
       </w:r>
-      <w:hyperlink w:history="1" r:id="rId-uuzawh6t1afdfwbcmcnr">
+      <w:hyperlink w:history="1" r:id="rIdqwhs4eokxtomkjrpd6lq4">
         <w:r>
           <w:rPr>
             <w:rFonts w:ascii="Arial" w:cs="Arial" w:eastAsia="Arial" w:hAnsi="Arial"/>
@@ -22628,6 +23094,7 @@
           </w:tcPr>
           <w:p>
             <w:pPr>
+              <w:keepNext w:val="false"/>
               <w:spacing w:after="40" w:before="0"/>
               <w:jc w:val="center"/>
             </w:pPr>
@@ -22662,6 +23129,7 @@
           </w:tcPr>
           <w:p>
             <w:pPr>
+              <w:keepNext w:val="false"/>
               <w:spacing w:after="40" w:before="0"/>
               <w:jc w:val="left"/>
             </w:pPr>
@@ -22694,6 +23162,7 @@
           </w:tcPr>
           <w:p>
             <w:pPr>
+              <w:keepNext w:val="false"/>
               <w:spacing w:after="40" w:before="0"/>
               <w:jc w:val="left"/>
             </w:pPr>
@@ -22726,6 +23195,7 @@
           </w:tcPr>
           <w:p>
             <w:pPr>
+              <w:keepNext w:val="false"/>
               <w:spacing w:after="40" w:before="0"/>
               <w:jc w:val="left"/>
             </w:pPr>
@@ -22760,6 +23230,7 @@
           </w:tcPr>
           <w:p>
             <w:pPr>
+              <w:keepNext w:val="false"/>
               <w:spacing w:after="40" w:before="0"/>
               <w:jc w:val="left"/>
             </w:pPr>
@@ -22792,6 +23263,7 @@
           </w:tcPr>
           <w:p>
             <w:pPr>
+              <w:keepNext w:val="false"/>
               <w:spacing w:after="40" w:before="0"/>
               <w:jc w:val="left"/>
             </w:pPr>
@@ -22824,6 +23296,7 @@
           </w:tcPr>
           <w:p>
             <w:pPr>
+              <w:keepNext w:val="false"/>
               <w:spacing w:after="40" w:before="0"/>
               <w:jc w:val="left"/>
             </w:pPr>
@@ -22858,6 +23331,7 @@
           </w:tcPr>
           <w:p>
             <w:pPr>
+              <w:keepNext w:val="false"/>
               <w:spacing w:after="40" w:before="0"/>
               <w:jc w:val="left"/>
             </w:pPr>
@@ -22890,6 +23364,7 @@
           </w:tcPr>
           <w:p>
             <w:pPr>
+              <w:keepNext w:val="false"/>
               <w:spacing w:after="40" w:before="0"/>
               <w:jc w:val="left"/>
             </w:pPr>
@@ -22922,6 +23397,7 @@
           </w:tcPr>
           <w:p>
             <w:pPr>
+              <w:keepNext w:val="false"/>
               <w:spacing w:after="40" w:before="0"/>
               <w:jc w:val="left"/>
             </w:pPr>
@@ -22956,6 +23432,7 @@
           </w:tcPr>
           <w:p>
             <w:pPr>
+              <w:keepNext w:val="false"/>
               <w:spacing w:after="40" w:before="0"/>
               <w:jc w:val="left"/>
             </w:pPr>
@@ -22988,6 +23465,7 @@
           </w:tcPr>
           <w:p>
             <w:pPr>
+              <w:keepNext w:val="false"/>
               <w:spacing w:after="40" w:before="0"/>
               <w:jc w:val="left"/>
             </w:pPr>
@@ -23020,6 +23498,7 @@
           </w:tcPr>
           <w:p>
             <w:pPr>
+              <w:keepNext w:val="false"/>
               <w:spacing w:after="40" w:before="0"/>
               <w:jc w:val="left"/>
             </w:pPr>

--- a/data/outputs/v2/Physics/SS3.3_Introduction_to_Electronics/Physics_Introduction_to_Electronics_CBE_LessonSequence.docx
+++ b/data/outputs/v2/Physics/SS3.3_Introduction_to_Electronics/Physics_Introduction_to_Electronics_CBE_LessonSequence.docx
@@ -2198,7 +2198,7 @@
         </w:rPr>
         <w:t xml:space="preserve">© 2026 SeaVuria and ARES. This work is licensed under a </w:t>
       </w:r>
-      <w:hyperlink w:history="1" r:id="rId2hrlme7rmpskx5kub5hbd">
+      <w:hyperlink w:history="1" r:id="rId8ov6lauz-aaht5ecukty9">
         <w:r>
           <w:rPr>
             <w:rFonts w:ascii="Arial" w:cs="Arial" w:eastAsia="Arial" w:hAnsi="Arial"/>
@@ -2218,7 +2218,7 @@
         </w:rPr>
         <w:t xml:space="preserve"> (</w:t>
       </w:r>
-      <w:hyperlink w:history="1" r:id="rIdrtenvctv2mw0ztlvjsjsc">
+      <w:hyperlink w:history="1" r:id="rIdnhpsemom6-_4mluv7aufs">
         <w:r>
           <w:rPr>
             <w:rFonts w:ascii="Arial" w:cs="Arial" w:eastAsia="Arial" w:hAnsi="Arial"/>
@@ -2238,7 +2238,7 @@
         </w:rPr>
         <w:t xml:space="preserve">). To view a copy of this license, visit </w:t>
       </w:r>
-      <w:hyperlink w:history="1" r:id="rIdjqxhralln8aqkbigjlmmg">
+      <w:hyperlink w:history="1" r:id="rIdipujm-_7yrrz1sg0kwfxa">
         <w:r>
           <w:rPr>
             <w:rFonts w:ascii="Arial" w:cs="Arial" w:eastAsia="Arial" w:hAnsi="Arial"/>
@@ -3277,7 +3277,7 @@
             <w:pPr>
               <w:spacing w:after="20" w:before="0"/>
             </w:pPr>
-            <w:hyperlink w:history="1" r:id="rIdsid8qqfohi6pu9k3ocd0o">
+            <w:hyperlink w:history="1" r:id="rIdtknfrbtscrhunmn8z8qaw">
               <w:r>
                 <w:rPr>
                   <w:rFonts w:ascii="Arial" w:cs="Arial" w:eastAsia="Arial" w:hAnsi="Arial"/>
@@ -3310,7 +3310,7 @@
               <w:spacing w:after="10" w:before="0"/>
               <w:ind w:left="120"/>
             </w:pPr>
-            <w:hyperlink w:history="1" r:id="rIdyy6mksxbt6i0am5c5ozku">
+            <w:hyperlink w:history="1" r:id="rId1g553ixwy1lcg_abn6312">
               <w:r>
                 <w:rPr>
                   <w:rFonts w:ascii="Arial" w:cs="Arial" w:eastAsia="Arial" w:hAnsi="Arial"/>
@@ -3355,7 +3355,7 @@
             <w:pPr>
               <w:spacing w:after="20" w:before="0"/>
             </w:pPr>
-            <w:hyperlink w:history="1" r:id="rIdzsw26t9ayufborcy-rclw">
+            <w:hyperlink w:history="1" r:id="rIdvvvimxyfd5ycthp89bwh7">
               <w:r>
                 <w:rPr>
                   <w:rFonts w:ascii="Arial" w:cs="Arial" w:eastAsia="Arial" w:hAnsi="Arial"/>
@@ -3388,7 +3388,7 @@
               <w:spacing w:after="10" w:before="0"/>
               <w:ind w:left="120"/>
             </w:pPr>
-            <w:hyperlink w:history="1" r:id="rIdnkgqpod6mke5hvk4capxe">
+            <w:hyperlink w:history="1" r:id="rIdgyxivy2hx0kttlf-rzy-z">
               <w:r>
                 <w:rPr>
                   <w:rFonts w:ascii="Arial" w:cs="Arial" w:eastAsia="Arial" w:hAnsi="Arial"/>
@@ -3588,7 +3588,7 @@
             <w:pPr>
               <w:spacing w:after="20" w:before="0"/>
             </w:pPr>
-            <w:hyperlink w:history="1" r:id="rIdd8rp5rykrmuqey-nr-kic">
+            <w:hyperlink w:history="1" r:id="rIdjzbzay6l5q4lymhuyjf4c">
               <w:r>
                 <w:rPr>
                   <w:rFonts w:ascii="Arial" w:cs="Arial" w:eastAsia="Arial" w:hAnsi="Arial"/>
@@ -3621,7 +3621,7 @@
               <w:spacing w:after="10" w:before="0"/>
               <w:ind w:left="120"/>
             </w:pPr>
-            <w:hyperlink w:history="1" r:id="rIdjleeskjjiuxddnfebchei">
+            <w:hyperlink w:history="1" r:id="rIdnzgmyiatlklbgl5mm5x_2">
               <w:r>
                 <w:rPr>
                   <w:rFonts w:ascii="Arial" w:cs="Arial" w:eastAsia="Arial" w:hAnsi="Arial"/>
@@ -3666,7 +3666,7 @@
             <w:pPr>
               <w:spacing w:after="20" w:before="0"/>
             </w:pPr>
-            <w:hyperlink w:history="1" r:id="rIdsvkit6npx2cwbizd5ss9m">
+            <w:hyperlink w:history="1" r:id="rIdj7qnibs0-szwnitq7vblr">
               <w:r>
                 <w:rPr>
                   <w:rFonts w:ascii="Arial" w:cs="Arial" w:eastAsia="Arial" w:hAnsi="Arial"/>
@@ -3699,7 +3699,7 @@
               <w:spacing w:after="10" w:before="0"/>
               <w:ind w:left="120"/>
             </w:pPr>
-            <w:hyperlink w:history="1" r:id="rIdwxngmelvbdwq1_gxpcoyo">
+            <w:hyperlink w:history="1" r:id="rId7zacr1pgl5dwv7oh5qma9">
               <w:r>
                 <w:rPr>
                   <w:rFonts w:ascii="Arial" w:cs="Arial" w:eastAsia="Arial" w:hAnsi="Arial"/>
@@ -3899,7 +3899,7 @@
             <w:pPr>
               <w:spacing w:after="20" w:before="0"/>
             </w:pPr>
-            <w:hyperlink w:history="1" r:id="rIdb8qre0q-jym0j72z4vrth">
+            <w:hyperlink w:history="1" r:id="rId_a7fcwf4r8an8xhwfqikp">
               <w:r>
                 <w:rPr>
                   <w:rFonts w:ascii="Arial" w:cs="Arial" w:eastAsia="Arial" w:hAnsi="Arial"/>
@@ -3948,7 +3948,7 @@
               <w:spacing w:after="10" w:before="0"/>
               <w:ind w:left="120"/>
             </w:pPr>
-            <w:hyperlink w:history="1" r:id="rIdxkr0ip77hw3r2vqmbw7sp">
+            <w:hyperlink w:history="1" r:id="rIdm1ultlfntdwcsuxwzij3y">
               <w:r>
                 <w:rPr>
                   <w:rFonts w:ascii="Arial" w:cs="Arial" w:eastAsia="Arial" w:hAnsi="Arial"/>
@@ -3993,7 +3993,7 @@
             <w:pPr>
               <w:spacing w:after="20" w:before="0"/>
             </w:pPr>
-            <w:hyperlink w:history="1" r:id="rIduira2e0phjvspskne52zd">
+            <w:hyperlink w:history="1" r:id="rIdz4f0g4flnlwxg3jiian4b">
               <w:r>
                 <w:rPr>
                   <w:rFonts w:ascii="Arial" w:cs="Arial" w:eastAsia="Arial" w:hAnsi="Arial"/>
@@ -4026,7 +4026,7 @@
               <w:spacing w:after="10" w:before="0"/>
               <w:ind w:left="120"/>
             </w:pPr>
-            <w:hyperlink w:history="1" r:id="rIdk6goykpcueqzolosdgrk7">
+            <w:hyperlink w:history="1" r:id="rIdvnru9mkrxmvp1m1zi2-pu">
               <w:r>
                 <w:rPr>
                   <w:rFonts w:ascii="Arial" w:cs="Arial" w:eastAsia="Arial" w:hAnsi="Arial"/>
@@ -4226,7 +4226,7 @@
             <w:pPr>
               <w:spacing w:after="20" w:before="0"/>
             </w:pPr>
-            <w:hyperlink w:history="1" r:id="rIdz67lgg-mwvisihragtrxz">
+            <w:hyperlink w:history="1" r:id="rId3nzb4u0-xqhxcmxntaqcl">
               <w:r>
                 <w:rPr>
                   <w:rFonts w:ascii="Arial" w:cs="Arial" w:eastAsia="Arial" w:hAnsi="Arial"/>
@@ -4259,7 +4259,7 @@
               <w:spacing w:after="10" w:before="0"/>
               <w:ind w:left="120"/>
             </w:pPr>
-            <w:hyperlink w:history="1" r:id="rId-2y6xwushalnb8izt2ega">
+            <w:hyperlink w:history="1" r:id="rId4tj6w11xc7zqnptgmd333">
               <w:r>
                 <w:rPr>
                   <w:rFonts w:ascii="Arial" w:cs="Arial" w:eastAsia="Arial" w:hAnsi="Arial"/>
@@ -4304,7 +4304,7 @@
             <w:pPr>
               <w:spacing w:after="20" w:before="0"/>
             </w:pPr>
-            <w:hyperlink w:history="1" r:id="rIdsu7bkd0o9qggk2xjnpu1e">
+            <w:hyperlink w:history="1" r:id="rId7zdhmfffl-ixdprciqez2">
               <w:r>
                 <w:rPr>
                   <w:rFonts w:ascii="Arial" w:cs="Arial" w:eastAsia="Arial" w:hAnsi="Arial"/>
@@ -4337,7 +4337,7 @@
               <w:spacing w:after="10" w:before="0"/>
               <w:ind w:left="120"/>
             </w:pPr>
-            <w:hyperlink w:history="1" r:id="rIdjanuxdvk3gisiyznu5dtk">
+            <w:hyperlink w:history="1" r:id="rIdyhjs4wemts6vxms8m6ujc">
               <w:r>
                 <w:rPr>
                   <w:rFonts w:ascii="Arial" w:cs="Arial" w:eastAsia="Arial" w:hAnsi="Arial"/>
@@ -4537,7 +4537,7 @@
             <w:pPr>
               <w:spacing w:after="20" w:before="0"/>
             </w:pPr>
-            <w:hyperlink w:history="1" r:id="rIdq74jdlkftad-t-5rwisdd">
+            <w:hyperlink w:history="1" r:id="rIdedjzuvjxqnuwhfrezmyys">
               <w:r>
                 <w:rPr>
                   <w:rFonts w:ascii="Arial" w:cs="Arial" w:eastAsia="Arial" w:hAnsi="Arial"/>
@@ -4570,7 +4570,7 @@
               <w:spacing w:after="10" w:before="0"/>
               <w:ind w:left="120"/>
             </w:pPr>
-            <w:hyperlink w:history="1" r:id="rId6rpbfzxto61v36xapq4wt">
+            <w:hyperlink w:history="1" r:id="rIdzvidxgxlek0f4pl2kizlb">
               <w:r>
                 <w:rPr>
                   <w:rFonts w:ascii="Arial" w:cs="Arial" w:eastAsia="Arial" w:hAnsi="Arial"/>
@@ -4615,7 +4615,7 @@
             <w:pPr>
               <w:spacing w:after="20" w:before="0"/>
             </w:pPr>
-            <w:hyperlink w:history="1" r:id="rIdf5mzxjbxudue6q08xc2lz">
+            <w:hyperlink w:history="1" r:id="rIdhuo_v36-trkeo10pk-xea">
               <w:r>
                 <w:rPr>
                   <w:rFonts w:ascii="Arial" w:cs="Arial" w:eastAsia="Arial" w:hAnsi="Arial"/>
@@ -4664,7 +4664,7 @@
               <w:spacing w:after="10" w:before="0"/>
               <w:ind w:left="120"/>
             </w:pPr>
-            <w:hyperlink w:history="1" r:id="rId5oyb8hhiidzjandactha0">
+            <w:hyperlink w:history="1" r:id="rIdpto6d8uzjns9v5dtayq9x">
               <w:r>
                 <w:rPr>
                   <w:rFonts w:ascii="Arial" w:cs="Arial" w:eastAsia="Arial" w:hAnsi="Arial"/>
@@ -5189,7 +5189,7 @@
         </w:rPr>
         <w:t xml:space="preserve">© 2026 SeaVuria and ARES. Aligned with KICD objectives. Developed by SeaVuria; technical implementation by ARES (with AI assistance from Claude). Licensed under </w:t>
       </w:r>
-      <w:hyperlink w:history="1" r:id="rIdwehdmgyqlnl6apstxxdfq">
+      <w:hyperlink w:history="1" r:id="rIdvhw_-jonhjaovqx9acgp0">
         <w:r>
           <w:rPr>
             <w:rFonts w:ascii="Arial" w:cs="Arial" w:eastAsia="Arial" w:hAnsi="Arial"/>
@@ -5210,7 +5210,7 @@
         </w:rPr>
         <w:t xml:space="preserve"> (</w:t>
       </w:r>
-      <w:hyperlink w:history="1" r:id="rIdpcv990mtyhkb3hw5jjqx5">
+      <w:hyperlink w:history="1" r:id="rIdsbvjeefdngxwdej0tx5gf">
         <w:r>
           <w:rPr>
             <w:rFonts w:ascii="Arial" w:cs="Arial" w:eastAsia="Arial" w:hAnsi="Arial"/>
@@ -6250,7 +6250,7 @@
             <w:pPr>
               <w:spacing w:after="20" w:before="0"/>
             </w:pPr>
-            <w:hyperlink w:history="1" r:id="rIdexzrv2damntowvazn8iro">
+            <w:hyperlink w:history="1" r:id="rIdrzgxvo5hsx56_fchdjfie">
               <w:r>
                 <w:rPr>
                   <w:rFonts w:ascii="Arial" w:cs="Arial" w:eastAsia="Arial" w:hAnsi="Arial"/>
@@ -6283,7 +6283,7 @@
               <w:spacing w:after="10" w:before="0"/>
               <w:ind w:left="120"/>
             </w:pPr>
-            <w:hyperlink w:history="1" r:id="rIdq50r7lbfhzq3sd_afy1my">
+            <w:hyperlink w:history="1" r:id="rIdxrnynmzvr6ubqi0i0u2_s">
               <w:r>
                 <w:rPr>
                   <w:rFonts w:ascii="Arial" w:cs="Arial" w:eastAsia="Arial" w:hAnsi="Arial"/>
@@ -6328,7 +6328,7 @@
             <w:pPr>
               <w:spacing w:after="20" w:before="0"/>
             </w:pPr>
-            <w:hyperlink w:history="1" r:id="rIdimar1yjhw4ztd1_b7cbsh">
+            <w:hyperlink w:history="1" r:id="rId_vaqrweu-wqtvlrybzklf">
               <w:r>
                 <w:rPr>
                   <w:rFonts w:ascii="Arial" w:cs="Arial" w:eastAsia="Arial" w:hAnsi="Arial"/>
@@ -6361,7 +6361,7 @@
               <w:spacing w:after="10" w:before="0"/>
               <w:ind w:left="120"/>
             </w:pPr>
-            <w:hyperlink w:history="1" r:id="rIdl6rwuqkmvfc1evssul0ff">
+            <w:hyperlink w:history="1" r:id="rIdjlywhzjzuji4o23vsr4ol">
               <w:r>
                 <w:rPr>
                   <w:rFonts w:ascii="Arial" w:cs="Arial" w:eastAsia="Arial" w:hAnsi="Arial"/>
@@ -6561,7 +6561,7 @@
             <w:pPr>
               <w:spacing w:after="20" w:before="0"/>
             </w:pPr>
-            <w:hyperlink w:history="1" r:id="rIdtqjj6iabvoxrmoqfd_96v">
+            <w:hyperlink w:history="1" r:id="rIdubzigwjefwkcc_1fn4qxz">
               <w:r>
                 <w:rPr>
                   <w:rFonts w:ascii="Arial" w:cs="Arial" w:eastAsia="Arial" w:hAnsi="Arial"/>
@@ -6594,7 +6594,7 @@
               <w:spacing w:after="10" w:before="0"/>
               <w:ind w:left="120"/>
             </w:pPr>
-            <w:hyperlink w:history="1" r:id="rIddvisjkfxhrke2pf5zgg1o">
+            <w:hyperlink w:history="1" r:id="rIdwblkaa3ro_h3c_8df3mdc">
               <w:r>
                 <w:rPr>
                   <w:rFonts w:ascii="Arial" w:cs="Arial" w:eastAsia="Arial" w:hAnsi="Arial"/>
@@ -6639,7 +6639,7 @@
             <w:pPr>
               <w:spacing w:after="20" w:before="0"/>
             </w:pPr>
-            <w:hyperlink w:history="1" r:id="rIds6qm8hqp72i0_lkmkjbhc">
+            <w:hyperlink w:history="1" r:id="rId_a1mvbhuqddt2pp2shqlk">
               <w:r>
                 <w:rPr>
                   <w:rFonts w:ascii="Arial" w:cs="Arial" w:eastAsia="Arial" w:hAnsi="Arial"/>
@@ -6672,7 +6672,7 @@
               <w:spacing w:after="10" w:before="0"/>
               <w:ind w:left="120"/>
             </w:pPr>
-            <w:hyperlink w:history="1" r:id="rIdsp-xxvefgfdfrvfpvu8yj">
+            <w:hyperlink w:history="1" r:id="rIdym1supf4mmppqu_s6amci">
               <w:r>
                 <w:rPr>
                   <w:rFonts w:ascii="Arial" w:cs="Arial" w:eastAsia="Arial" w:hAnsi="Arial"/>
@@ -6872,7 +6872,7 @@
             <w:pPr>
               <w:spacing w:after="20" w:before="0"/>
             </w:pPr>
-            <w:hyperlink w:history="1" r:id="rId1lxc2qxbqtg3sk7n_t7ky">
+            <w:hyperlink w:history="1" r:id="rIdfzfldxru5m89hnucgezfh">
               <w:r>
                 <w:rPr>
                   <w:rFonts w:ascii="Arial" w:cs="Arial" w:eastAsia="Arial" w:hAnsi="Arial"/>
@@ -6905,7 +6905,7 @@
               <w:spacing w:after="10" w:before="0"/>
               <w:ind w:left="120"/>
             </w:pPr>
-            <w:hyperlink w:history="1" r:id="rIdgjh8vp0brjlovsyt00a7d">
+            <w:hyperlink w:history="1" r:id="rIde_b2jlsuvut9-pl-pddrd">
               <w:r>
                 <w:rPr>
                   <w:rFonts w:ascii="Arial" w:cs="Arial" w:eastAsia="Arial" w:hAnsi="Arial"/>
@@ -6950,7 +6950,7 @@
             <w:pPr>
               <w:spacing w:after="20" w:before="0"/>
             </w:pPr>
-            <w:hyperlink w:history="1" r:id="rIdtxwwwsn3flvctuz1rkqsi">
+            <w:hyperlink w:history="1" r:id="rIdswi2qobuf-1uq1fdy-zxb">
               <w:r>
                 <w:rPr>
                   <w:rFonts w:ascii="Arial" w:cs="Arial" w:eastAsia="Arial" w:hAnsi="Arial"/>
@@ -6983,7 +6983,7 @@
               <w:spacing w:after="10" w:before="0"/>
               <w:ind w:left="120"/>
             </w:pPr>
-            <w:hyperlink w:history="1" r:id="rIdiyel95uj3rqvr2yzxv3p_">
+            <w:hyperlink w:history="1" r:id="rIdresccsuzvltg85trclzfx">
               <w:r>
                 <w:rPr>
                   <w:rFonts w:ascii="Arial" w:cs="Arial" w:eastAsia="Arial" w:hAnsi="Arial"/>
@@ -7183,7 +7183,7 @@
             <w:pPr>
               <w:spacing w:after="20" w:before="0"/>
             </w:pPr>
-            <w:hyperlink w:history="1" r:id="rId6jnv0eoznqgsvkcklbwj5">
+            <w:hyperlink w:history="1" r:id="rIdwsocwdtee1cup_mkwrqqf">
               <w:r>
                 <w:rPr>
                   <w:rFonts w:ascii="Arial" w:cs="Arial" w:eastAsia="Arial" w:hAnsi="Arial"/>
@@ -7216,7 +7216,7 @@
               <w:spacing w:after="10" w:before="0"/>
               <w:ind w:left="120"/>
             </w:pPr>
-            <w:hyperlink w:history="1" r:id="rIdjk-pmwmjwqvsywvwiyjdo">
+            <w:hyperlink w:history="1" r:id="rIdrfbzdulvqtrferuiyazzd">
               <w:r>
                 <w:rPr>
                   <w:rFonts w:ascii="Arial" w:cs="Arial" w:eastAsia="Arial" w:hAnsi="Arial"/>
@@ -7261,7 +7261,7 @@
             <w:pPr>
               <w:spacing w:after="20" w:before="0"/>
             </w:pPr>
-            <w:hyperlink w:history="1" r:id="rIdydbav7_c_c8acesy7ujj9">
+            <w:hyperlink w:history="1" r:id="rIdvq-jrklaiivpmkm3w6tzs">
               <w:r>
                 <w:rPr>
                   <w:rFonts w:ascii="Arial" w:cs="Arial" w:eastAsia="Arial" w:hAnsi="Arial"/>
@@ -7294,7 +7294,7 @@
               <w:spacing w:after="10" w:before="0"/>
               <w:ind w:left="120"/>
             </w:pPr>
-            <w:hyperlink w:history="1" r:id="rIdbovedftrvzdr6lwzonhni">
+            <w:hyperlink w:history="1" r:id="rIdkpouy6-19qt42spfm-zkx">
               <w:r>
                 <w:rPr>
                   <w:rFonts w:ascii="Arial" w:cs="Arial" w:eastAsia="Arial" w:hAnsi="Arial"/>
@@ -7494,7 +7494,7 @@
             <w:pPr>
               <w:spacing w:after="20" w:before="0"/>
             </w:pPr>
-            <w:hyperlink w:history="1" r:id="rId5v99q7brlyvq2hwq_u9ey">
+            <w:hyperlink w:history="1" r:id="rIdenykje4uupmr-s2cuylre">
               <w:r>
                 <w:rPr>
                   <w:rFonts w:ascii="Arial" w:cs="Arial" w:eastAsia="Arial" w:hAnsi="Arial"/>
@@ -7543,7 +7543,7 @@
               <w:spacing w:after="10" w:before="0"/>
               <w:ind w:left="120"/>
             </w:pPr>
-            <w:hyperlink w:history="1" r:id="rIdwon4bsllq8xltutges3e9">
+            <w:hyperlink w:history="1" r:id="rIdxmjh7vmj-npudjppjva56">
               <w:r>
                 <w:rPr>
                   <w:rFonts w:ascii="Arial" w:cs="Arial" w:eastAsia="Arial" w:hAnsi="Arial"/>
@@ -7588,7 +7588,7 @@
             <w:pPr>
               <w:spacing w:after="20" w:before="0"/>
             </w:pPr>
-            <w:hyperlink w:history="1" r:id="rIdrutcr-fkc9t__ra1p9v-a">
+            <w:hyperlink w:history="1" r:id="rIdcwdbtqtzs_laklff-ou2l">
               <w:r>
                 <w:rPr>
                   <w:rFonts w:ascii="Arial" w:cs="Arial" w:eastAsia="Arial" w:hAnsi="Arial"/>
@@ -7637,7 +7637,7 @@
               <w:spacing w:after="10" w:before="0"/>
               <w:ind w:left="120"/>
             </w:pPr>
-            <w:hyperlink w:history="1" r:id="rId5-9dk0_slhavszlhimzkl">
+            <w:hyperlink w:history="1" r:id="rIdfedf2lmjnxf5xxzg4mbgy">
               <w:r>
                 <w:rPr>
                   <w:rFonts w:ascii="Arial" w:cs="Arial" w:eastAsia="Arial" w:hAnsi="Arial"/>
@@ -8162,7 +8162,7 @@
         </w:rPr>
         <w:t xml:space="preserve">© 2026 SeaVuria and ARES. Aligned with KICD objectives. Developed by SeaVuria; technical implementation by ARES (with AI assistance from Claude). Licensed under </w:t>
       </w:r>
-      <w:hyperlink w:history="1" r:id="rIdi_zcrez7hl4ihktnb79hs">
+      <w:hyperlink w:history="1" r:id="rIddj7rpdvyqnncgqhsmgdtk">
         <w:r>
           <w:rPr>
             <w:rFonts w:ascii="Arial" w:cs="Arial" w:eastAsia="Arial" w:hAnsi="Arial"/>
@@ -8183,7 +8183,7 @@
         </w:rPr>
         <w:t xml:space="preserve"> (</w:t>
       </w:r>
-      <w:hyperlink w:history="1" r:id="rIdf0j0hybhqtbisuzdwsbx1">
+      <w:hyperlink w:history="1" r:id="rIdfg8mj07djljh-i1bsoatt">
         <w:r>
           <w:rPr>
             <w:rFonts w:ascii="Arial" w:cs="Arial" w:eastAsia="Arial" w:hAnsi="Arial"/>
@@ -9240,7 +9240,7 @@
               <w:spacing w:after="10" w:before="0"/>
               <w:ind w:left="120"/>
             </w:pPr>
-            <w:hyperlink w:history="1" r:id="rIdvbmsfwe7mupyrk8wsb3l0">
+            <w:hyperlink w:history="1" r:id="rIdcv5k-agi1efouclpyvrim">
               <w:r>
                 <w:rPr>
                   <w:rFonts w:ascii="Arial" w:cs="Arial" w:eastAsia="Arial" w:hAnsi="Arial"/>
@@ -9317,7 +9317,7 @@
               <w:spacing w:after="10" w:before="0"/>
               <w:ind w:left="120"/>
             </w:pPr>
-            <w:hyperlink w:history="1" r:id="rIdhn3rlwpoww55ugviwbe3c">
+            <w:hyperlink w:history="1" r:id="rIdj-bnun-mkoanctznidghq">
               <w:r>
                 <w:rPr>
                   <w:rFonts w:ascii="Arial" w:cs="Arial" w:eastAsia="Arial" w:hAnsi="Arial"/>
@@ -9549,7 +9549,7 @@
               <w:spacing w:after="10" w:before="0"/>
               <w:ind w:left="120"/>
             </w:pPr>
-            <w:hyperlink w:history="1" r:id="rIdedvnjs86utzbgr4ejosj1">
+            <w:hyperlink w:history="1" r:id="rIdkb4tp-mqpuu0h2w_mp5zt">
               <w:r>
                 <w:rPr>
                   <w:rFonts w:ascii="Arial" w:cs="Arial" w:eastAsia="Arial" w:hAnsi="Arial"/>
@@ -9626,7 +9626,7 @@
               <w:spacing w:after="10" w:before="0"/>
               <w:ind w:left="120"/>
             </w:pPr>
-            <w:hyperlink w:history="1" r:id="rIde8ky7eado6tewpph-xnve">
+            <w:hyperlink w:history="1" r:id="rIdp4dbpgio8d_bxcd38eaav">
               <w:r>
                 <w:rPr>
                   <w:rFonts w:ascii="Arial" w:cs="Arial" w:eastAsia="Arial" w:hAnsi="Arial"/>
@@ -9858,7 +9858,7 @@
               <w:spacing w:after="10" w:before="0"/>
               <w:ind w:left="120"/>
             </w:pPr>
-            <w:hyperlink w:history="1" r:id="rIdtf7p_dbnvvxlc7pupnb0c">
+            <w:hyperlink w:history="1" r:id="rIdv17rqzwbab_qajs4prhlr">
               <w:r>
                 <w:rPr>
                   <w:rFonts w:ascii="Arial" w:cs="Arial" w:eastAsia="Arial" w:hAnsi="Arial"/>
@@ -9935,7 +9935,7 @@
               <w:spacing w:after="10" w:before="0"/>
               <w:ind w:left="120"/>
             </w:pPr>
-            <w:hyperlink w:history="1" r:id="rId9hzfzt8olifxfn7it1qd8">
+            <w:hyperlink w:history="1" r:id="rIdswmjhggpb6yhl5jn4eiba">
               <w:r>
                 <w:rPr>
                   <w:rFonts w:ascii="Arial" w:cs="Arial" w:eastAsia="Arial" w:hAnsi="Arial"/>
@@ -10167,7 +10167,7 @@
               <w:spacing w:after="10" w:before="0"/>
               <w:ind w:left="120"/>
             </w:pPr>
-            <w:hyperlink w:history="1" r:id="rIdpkhuysqholo8tfokghgpm">
+            <w:hyperlink w:history="1" r:id="rIdlujmenke0ekm0ev7x8eup">
               <w:r>
                 <w:rPr>
                   <w:rFonts w:ascii="Arial" w:cs="Arial" w:eastAsia="Arial" w:hAnsi="Arial"/>
@@ -10244,7 +10244,7 @@
               <w:spacing w:after="10" w:before="0"/>
               <w:ind w:left="120"/>
             </w:pPr>
-            <w:hyperlink w:history="1" r:id="rIdjak-e5ecsei5cegajtwhu">
+            <w:hyperlink w:history="1" r:id="rIdgrf6tsavi8ts5i3wxnbmp">
               <w:r>
                 <w:rPr>
                   <w:rFonts w:ascii="Arial" w:cs="Arial" w:eastAsia="Arial" w:hAnsi="Arial"/>
@@ -10476,7 +10476,7 @@
               <w:spacing w:after="10" w:before="0"/>
               <w:ind w:left="120"/>
             </w:pPr>
-            <w:hyperlink w:history="1" r:id="rIdbtjcot8xdhvh68csciycs">
+            <w:hyperlink w:history="1" r:id="rIdpyflcxstq0ftpgo-dygz4">
               <w:r>
                 <w:rPr>
                   <w:rFonts w:ascii="Arial" w:cs="Arial" w:eastAsia="Arial" w:hAnsi="Arial"/>
@@ -10553,7 +10553,7 @@
               <w:spacing w:after="10" w:before="0"/>
               <w:ind w:left="120"/>
             </w:pPr>
-            <w:hyperlink w:history="1" r:id="rId8egzrac0fhbo2h5fkcr7p">
+            <w:hyperlink w:history="1" r:id="rId4-fee2h6wk-oimlmdor-q">
               <w:r>
                 <w:rPr>
                   <w:rFonts w:ascii="Arial" w:cs="Arial" w:eastAsia="Arial" w:hAnsi="Arial"/>
@@ -11093,7 +11093,7 @@
         </w:rPr>
         <w:t xml:space="preserve">© 2026 SeaVuria and ARES. Aligned with KICD objectives. Developed by SeaVuria; technical implementation by ARES (with AI assistance from Claude). Licensed under </w:t>
       </w:r>
-      <w:hyperlink w:history="1" r:id="rId_7pghll2wrbd1dryfwjad">
+      <w:hyperlink w:history="1" r:id="rIdikmu3ie5tig5klmqa73pt">
         <w:r>
           <w:rPr>
             <w:rFonts w:ascii="Arial" w:cs="Arial" w:eastAsia="Arial" w:hAnsi="Arial"/>
@@ -11114,7 +11114,7 @@
         </w:rPr>
         <w:t xml:space="preserve"> (</w:t>
       </w:r>
-      <w:hyperlink w:history="1" r:id="rIdoitflr-m17zu8q9hfrf7g">
+      <w:hyperlink w:history="1" r:id="rIdfsg9ejz1ncl4-m1hhjian">
         <w:r>
           <w:rPr>
             <w:rFonts w:ascii="Arial" w:cs="Arial" w:eastAsia="Arial" w:hAnsi="Arial"/>
@@ -12154,7 +12154,7 @@
             <w:pPr>
               <w:spacing w:after="20" w:before="0"/>
             </w:pPr>
-            <w:hyperlink w:history="1" r:id="rIdplppv8brgmrifxxwdkooy">
+            <w:hyperlink w:history="1" r:id="rIdyp_yvxyqsjiwafip6222n">
               <w:r>
                 <w:rPr>
                   <w:rFonts w:ascii="Arial" w:cs="Arial" w:eastAsia="Arial" w:hAnsi="Arial"/>
@@ -12187,7 +12187,7 @@
               <w:spacing w:after="10" w:before="0"/>
               <w:ind w:left="120"/>
             </w:pPr>
-            <w:hyperlink w:history="1" r:id="rId23qxhuahqsj0562rwebpj">
+            <w:hyperlink w:history="1" r:id="rIdh9yflv_uqqixujauzlsk-">
               <w:r>
                 <w:rPr>
                   <w:rFonts w:ascii="Arial" w:cs="Arial" w:eastAsia="Arial" w:hAnsi="Arial"/>
@@ -12232,7 +12232,7 @@
             <w:pPr>
               <w:spacing w:after="20" w:before="0"/>
             </w:pPr>
-            <w:hyperlink w:history="1" r:id="rId1j5dn7zkdcy4eo9pbsiai">
+            <w:hyperlink w:history="1" r:id="rIdzavrzru5hvhysnqlpnxu2">
               <w:r>
                 <w:rPr>
                   <w:rFonts w:ascii="Arial" w:cs="Arial" w:eastAsia="Arial" w:hAnsi="Arial"/>
@@ -12265,7 +12265,7 @@
               <w:spacing w:after="10" w:before="0"/>
               <w:ind w:left="120"/>
             </w:pPr>
-            <w:hyperlink w:history="1" r:id="rIdlz00mcigpmwdmzclcxe0i">
+            <w:hyperlink w:history="1" r:id="rIdbllqlei7typkokk2bscxm">
               <w:r>
                 <w:rPr>
                   <w:rFonts w:ascii="Arial" w:cs="Arial" w:eastAsia="Arial" w:hAnsi="Arial"/>
@@ -12465,7 +12465,7 @@
             <w:pPr>
               <w:spacing w:after="20" w:before="0"/>
             </w:pPr>
-            <w:hyperlink w:history="1" r:id="rId7ofqzm4vbruraypmzrhme">
+            <w:hyperlink w:history="1" r:id="rIdlc1lhwg_13jxbko-ub_vb">
               <w:r>
                 <w:rPr>
                   <w:rFonts w:ascii="Arial" w:cs="Arial" w:eastAsia="Arial" w:hAnsi="Arial"/>
@@ -12498,7 +12498,7 @@
               <w:spacing w:after="10" w:before="0"/>
               <w:ind w:left="120"/>
             </w:pPr>
-            <w:hyperlink w:history="1" r:id="rId0kare8d_uw80iatw1-ppq">
+            <w:hyperlink w:history="1" r:id="rIdbihi6bowcel3nqh34rem9">
               <w:r>
                 <w:rPr>
                   <w:rFonts w:ascii="Arial" w:cs="Arial" w:eastAsia="Arial" w:hAnsi="Arial"/>
@@ -12543,7 +12543,7 @@
             <w:pPr>
               <w:spacing w:after="20" w:before="0"/>
             </w:pPr>
-            <w:hyperlink w:history="1" r:id="rId21ac46nwi0u6qevow0muk">
+            <w:hyperlink w:history="1" r:id="rIdm86ci8yeee1etgwfuohkv">
               <w:r>
                 <w:rPr>
                   <w:rFonts w:ascii="Arial" w:cs="Arial" w:eastAsia="Arial" w:hAnsi="Arial"/>
@@ -12576,7 +12576,7 @@
               <w:spacing w:after="10" w:before="0"/>
               <w:ind w:left="120"/>
             </w:pPr>
-            <w:hyperlink w:history="1" r:id="rIdinfpstodspj5nzsgdaado">
+            <w:hyperlink w:history="1" r:id="rIdvxluji1yfbkvavj_iu_ua">
               <w:r>
                 <w:rPr>
                   <w:rFonts w:ascii="Arial" w:cs="Arial" w:eastAsia="Arial" w:hAnsi="Arial"/>
@@ -12776,7 +12776,7 @@
             <w:pPr>
               <w:spacing w:after="20" w:before="0"/>
             </w:pPr>
-            <w:hyperlink w:history="1" r:id="rIdkttp1fbzy69lqoszwp3ue">
+            <w:hyperlink w:history="1" r:id="rIdwvipcjzyzrs_b706ywqlg">
               <w:r>
                 <w:rPr>
                   <w:rFonts w:ascii="Arial" w:cs="Arial" w:eastAsia="Arial" w:hAnsi="Arial"/>
@@ -12809,7 +12809,7 @@
               <w:spacing w:after="10" w:before="0"/>
               <w:ind w:left="120"/>
             </w:pPr>
-            <w:hyperlink w:history="1" r:id="rIdtewv7p2gopzzxrpc6opyl">
+            <w:hyperlink w:history="1" r:id="rIdfgkasueqv9c3a47atpvas">
               <w:r>
                 <w:rPr>
                   <w:rFonts w:ascii="Arial" w:cs="Arial" w:eastAsia="Arial" w:hAnsi="Arial"/>
@@ -12854,7 +12854,7 @@
             <w:pPr>
               <w:spacing w:after="20" w:before="0"/>
             </w:pPr>
-            <w:hyperlink w:history="1" r:id="rIdgwhki5kgeiocz6lu_19ft">
+            <w:hyperlink w:history="1" r:id="rIdda75nw2luznalaknn5jel">
               <w:r>
                 <w:rPr>
                   <w:rFonts w:ascii="Arial" w:cs="Arial" w:eastAsia="Arial" w:hAnsi="Arial"/>
@@ -12887,7 +12887,7 @@
               <w:spacing w:after="10" w:before="0"/>
               <w:ind w:left="120"/>
             </w:pPr>
-            <w:hyperlink w:history="1" r:id="rIdwybsbj8oqicxxivj7ffkv">
+            <w:hyperlink w:history="1" r:id="rIdd79ryir6snxem2ajfqaxp">
               <w:r>
                 <w:rPr>
                   <w:rFonts w:ascii="Arial" w:cs="Arial" w:eastAsia="Arial" w:hAnsi="Arial"/>
@@ -13087,7 +13087,7 @@
             <w:pPr>
               <w:spacing w:after="20" w:before="0"/>
             </w:pPr>
-            <w:hyperlink w:history="1" r:id="rIdcos8vnaecehe0goog1uzl">
+            <w:hyperlink w:history="1" r:id="rIdpisdbcwrtjgbp4zu_bxrm">
               <w:r>
                 <w:rPr>
                   <w:rFonts w:ascii="Arial" w:cs="Arial" w:eastAsia="Arial" w:hAnsi="Arial"/>
@@ -13120,7 +13120,7 @@
               <w:spacing w:after="10" w:before="0"/>
               <w:ind w:left="120"/>
             </w:pPr>
-            <w:hyperlink w:history="1" r:id="rIde9-gu8h7fts_gdwdf2k7g">
+            <w:hyperlink w:history="1" r:id="rIdezfnxypcitjmy_gcbkv0v">
               <w:r>
                 <w:rPr>
                   <w:rFonts w:ascii="Arial" w:cs="Arial" w:eastAsia="Arial" w:hAnsi="Arial"/>
@@ -13165,7 +13165,7 @@
             <w:pPr>
               <w:spacing w:after="20" w:before="0"/>
             </w:pPr>
-            <w:hyperlink w:history="1" r:id="rIdnpvix7fa5bzotbssjoh4f">
+            <w:hyperlink w:history="1" r:id="rIda4nwo3vfmd8wj8_qk05sv">
               <w:r>
                 <w:rPr>
                   <w:rFonts w:ascii="Arial" w:cs="Arial" w:eastAsia="Arial" w:hAnsi="Arial"/>
@@ -13198,7 +13198,7 @@
               <w:spacing w:after="10" w:before="0"/>
               <w:ind w:left="120"/>
             </w:pPr>
-            <w:hyperlink w:history="1" r:id="rIdysgziw9pklnvi2fdwgocy">
+            <w:hyperlink w:history="1" r:id="rIdjsjwjhs3qiicoduktmgcc">
               <w:r>
                 <w:rPr>
                   <w:rFonts w:ascii="Arial" w:cs="Arial" w:eastAsia="Arial" w:hAnsi="Arial"/>
@@ -13398,7 +13398,7 @@
             <w:pPr>
               <w:spacing w:after="20" w:before="0"/>
             </w:pPr>
-            <w:hyperlink w:history="1" r:id="rId8a16n7jlcjqafnctfatjk">
+            <w:hyperlink w:history="1" r:id="rIdwipsdwot9ktrajry2mopi">
               <w:r>
                 <w:rPr>
                   <w:rFonts w:ascii="Arial" w:cs="Arial" w:eastAsia="Arial" w:hAnsi="Arial"/>
@@ -13431,7 +13431,7 @@
               <w:spacing w:after="10" w:before="0"/>
               <w:ind w:left="120"/>
             </w:pPr>
-            <w:hyperlink w:history="1" r:id="rIdzhowwhgoq3ruu78ym4wlb">
+            <w:hyperlink w:history="1" r:id="rIdwpczehtedafawn--jq7bw">
               <w:r>
                 <w:rPr>
                   <w:rFonts w:ascii="Arial" w:cs="Arial" w:eastAsia="Arial" w:hAnsi="Arial"/>
@@ -13476,7 +13476,7 @@
             <w:pPr>
               <w:spacing w:after="20" w:before="0"/>
             </w:pPr>
-            <w:hyperlink w:history="1" r:id="rId0il-t0wzithmoc8xo_mde">
+            <w:hyperlink w:history="1" r:id="rIdf2hjabtbjijhbrxdjuhnj">
               <w:r>
                 <w:rPr>
                   <w:rFonts w:ascii="Arial" w:cs="Arial" w:eastAsia="Arial" w:hAnsi="Arial"/>
@@ -13509,7 +13509,7 @@
               <w:spacing w:after="10" w:before="0"/>
               <w:ind w:left="120"/>
             </w:pPr>
-            <w:hyperlink w:history="1" r:id="rIdqhcgts25dyrdiff0eppvn">
+            <w:hyperlink w:history="1" r:id="rIdr_xkgpv3do3pypi71y_ky">
               <w:r>
                 <w:rPr>
                   <w:rFonts w:ascii="Arial" w:cs="Arial" w:eastAsia="Arial" w:hAnsi="Arial"/>
@@ -14034,7 +14034,7 @@
         </w:rPr>
         <w:t xml:space="preserve">© 2026 SeaVuria and ARES. Aligned with KICD objectives. Developed by SeaVuria; technical implementation by ARES (with AI assistance from Claude). Licensed under </w:t>
       </w:r>
-      <w:hyperlink w:history="1" r:id="rId_jkzwhjnrahbgkdawvzgx">
+      <w:hyperlink w:history="1" r:id="rIdzbl9b6dw-xbsdiryunfqq">
         <w:r>
           <w:rPr>
             <w:rFonts w:ascii="Arial" w:cs="Arial" w:eastAsia="Arial" w:hAnsi="Arial"/>
@@ -14055,7 +14055,7 @@
         </w:rPr>
         <w:t xml:space="preserve"> (</w:t>
       </w:r>
-      <w:hyperlink w:history="1" r:id="rIddk2gzujpmpjn2ifuy8wpb">
+      <w:hyperlink w:history="1" r:id="rIdhrgsqngy7jcv8chnxogjt">
         <w:r>
           <w:rPr>
             <w:rFonts w:ascii="Arial" w:cs="Arial" w:eastAsia="Arial" w:hAnsi="Arial"/>
@@ -15095,7 +15095,7 @@
             <w:pPr>
               <w:spacing w:after="20" w:before="0"/>
             </w:pPr>
-            <w:hyperlink w:history="1" r:id="rIdjc6_n_4ujkxkovt7gsjcp">
+            <w:hyperlink w:history="1" r:id="rIdwykr7pi0rclv8rpqak08h">
               <w:r>
                 <w:rPr>
                   <w:rFonts w:ascii="Arial" w:cs="Arial" w:eastAsia="Arial" w:hAnsi="Arial"/>
@@ -15128,7 +15128,7 @@
               <w:spacing w:after="10" w:before="0"/>
               <w:ind w:left="120"/>
             </w:pPr>
-            <w:hyperlink w:history="1" r:id="rIdo2rja2cfhkhk8bhxhrxvh">
+            <w:hyperlink w:history="1" r:id="rIdy7clmjhrjvdkcslrhsxqv">
               <w:r>
                 <w:rPr>
                   <w:rFonts w:ascii="Arial" w:cs="Arial" w:eastAsia="Arial" w:hAnsi="Arial"/>
@@ -15173,7 +15173,7 @@
             <w:pPr>
               <w:spacing w:after="20" w:before="0"/>
             </w:pPr>
-            <w:hyperlink w:history="1" r:id="rIdanaxnijxtva7rraunrmjt">
+            <w:hyperlink w:history="1" r:id="rId6p08hcarojnt2ize6eswg">
               <w:r>
                 <w:rPr>
                   <w:rFonts w:ascii="Arial" w:cs="Arial" w:eastAsia="Arial" w:hAnsi="Arial"/>
@@ -15222,7 +15222,7 @@
               <w:spacing w:after="10" w:before="0"/>
               <w:ind w:left="120"/>
             </w:pPr>
-            <w:hyperlink w:history="1" r:id="rIdcxqedlu5a9igqqfl0gi7j">
+            <w:hyperlink w:history="1" r:id="rIdk1zel2_9rycsrfca6dudb">
               <w:r>
                 <w:rPr>
                   <w:rFonts w:ascii="Arial" w:cs="Arial" w:eastAsia="Arial" w:hAnsi="Arial"/>
@@ -15422,7 +15422,7 @@
             <w:pPr>
               <w:spacing w:after="20" w:before="0"/>
             </w:pPr>
-            <w:hyperlink w:history="1" r:id="rIdrgr0hxxbnetx25pyljnbg">
+            <w:hyperlink w:history="1" r:id="rIdrev-usgv_qsgkyzusn2jz">
               <w:r>
                 <w:rPr>
                   <w:rFonts w:ascii="Arial" w:cs="Arial" w:eastAsia="Arial" w:hAnsi="Arial"/>
@@ -15455,7 +15455,7 @@
               <w:spacing w:after="10" w:before="0"/>
               <w:ind w:left="120"/>
             </w:pPr>
-            <w:hyperlink w:history="1" r:id="rIdlzhspsnoztwmui6vauupk">
+            <w:hyperlink w:history="1" r:id="rIdqyynqzvfednxnbhykdjtg">
               <w:r>
                 <w:rPr>
                   <w:rFonts w:ascii="Arial" w:cs="Arial" w:eastAsia="Arial" w:hAnsi="Arial"/>
@@ -15500,7 +15500,7 @@
             <w:pPr>
               <w:spacing w:after="20" w:before="0"/>
             </w:pPr>
-            <w:hyperlink w:history="1" r:id="rIdfqx2ie1vwoyq_ruszb7cv">
+            <w:hyperlink w:history="1" r:id="rIdblnonmova8hpfkwjhdkvh">
               <w:r>
                 <w:rPr>
                   <w:rFonts w:ascii="Arial" w:cs="Arial" w:eastAsia="Arial" w:hAnsi="Arial"/>
@@ -15549,7 +15549,7 @@
               <w:spacing w:after="10" w:before="0"/>
               <w:ind w:left="120"/>
             </w:pPr>
-            <w:hyperlink w:history="1" r:id="rIduyjxyr-mbw53jqvgafou1">
+            <w:hyperlink w:history="1" r:id="rIdzbfsxydlen8kqw5f66-dl">
               <w:r>
                 <w:rPr>
                   <w:rFonts w:ascii="Arial" w:cs="Arial" w:eastAsia="Arial" w:hAnsi="Arial"/>
@@ -15749,7 +15749,7 @@
             <w:pPr>
               <w:spacing w:after="20" w:before="0"/>
             </w:pPr>
-            <w:hyperlink w:history="1" r:id="rIdzrmu9b_xangilznqcnu8p">
+            <w:hyperlink w:history="1" r:id="rIdsml94pguun6c9rhqgivkf">
               <w:r>
                 <w:rPr>
                   <w:rFonts w:ascii="Arial" w:cs="Arial" w:eastAsia="Arial" w:hAnsi="Arial"/>
@@ -15782,7 +15782,7 @@
               <w:spacing w:after="10" w:before="0"/>
               <w:ind w:left="120"/>
             </w:pPr>
-            <w:hyperlink w:history="1" r:id="rIdpcu12r7rcxknjwiqdsthw">
+            <w:hyperlink w:history="1" r:id="rIdm-944fkpajmyrtg5e7vuh">
               <w:r>
                 <w:rPr>
                   <w:rFonts w:ascii="Arial" w:cs="Arial" w:eastAsia="Arial" w:hAnsi="Arial"/>
@@ -15827,7 +15827,7 @@
             <w:pPr>
               <w:spacing w:after="20" w:before="0"/>
             </w:pPr>
-            <w:hyperlink w:history="1" r:id="rIdfswi6oqvzsonnismk5mu1">
+            <w:hyperlink w:history="1" r:id="rIdcvqsnfqfz5342mdviezd7">
               <w:r>
                 <w:rPr>
                   <w:rFonts w:ascii="Arial" w:cs="Arial" w:eastAsia="Arial" w:hAnsi="Arial"/>
@@ -15876,7 +15876,7 @@
               <w:spacing w:after="10" w:before="0"/>
               <w:ind w:left="120"/>
             </w:pPr>
-            <w:hyperlink w:history="1" r:id="rIdu_1edryb8tljob29nngvw">
+            <w:hyperlink w:history="1" r:id="rIddts9psw6iqgbownvhyuox">
               <w:r>
                 <w:rPr>
                   <w:rFonts w:ascii="Arial" w:cs="Arial" w:eastAsia="Arial" w:hAnsi="Arial"/>
@@ -16076,7 +16076,7 @@
             <w:pPr>
               <w:spacing w:after="20" w:before="0"/>
             </w:pPr>
-            <w:hyperlink w:history="1" r:id="rIdo6irz8mofkc2wj0ds1pwj">
+            <w:hyperlink w:history="1" r:id="rIdmmn_stj4qxob0dw255eds">
               <w:r>
                 <w:rPr>
                   <w:rFonts w:ascii="Arial" w:cs="Arial" w:eastAsia="Arial" w:hAnsi="Arial"/>
@@ -16109,7 +16109,7 @@
               <w:spacing w:after="10" w:before="0"/>
               <w:ind w:left="120"/>
             </w:pPr>
-            <w:hyperlink w:history="1" r:id="rIdrwnfc2uzruk6ypgagxuyy">
+            <w:hyperlink w:history="1" r:id="rId_a-2gmgzkf0r8sbmw0veb">
               <w:r>
                 <w:rPr>
                   <w:rFonts w:ascii="Arial" w:cs="Arial" w:eastAsia="Arial" w:hAnsi="Arial"/>
@@ -16154,7 +16154,7 @@
             <w:pPr>
               <w:spacing w:after="20" w:before="0"/>
             </w:pPr>
-            <w:hyperlink w:history="1" r:id="rIduxajzbkeoywxj6jrfdmxx">
+            <w:hyperlink w:history="1" r:id="rIdlww5ostkwu3lcuv48gpdb">
               <w:r>
                 <w:rPr>
                   <w:rFonts w:ascii="Arial" w:cs="Arial" w:eastAsia="Arial" w:hAnsi="Arial"/>
@@ -16203,7 +16203,7 @@
               <w:spacing w:after="10" w:before="0"/>
               <w:ind w:left="120"/>
             </w:pPr>
-            <w:hyperlink w:history="1" r:id="rIdbz6ekbsgvuapggsmnxlrk">
+            <w:hyperlink w:history="1" r:id="rIdfurrh5hk5sv7b8yg4l40m">
               <w:r>
                 <w:rPr>
                   <w:rFonts w:ascii="Arial" w:cs="Arial" w:eastAsia="Arial" w:hAnsi="Arial"/>
@@ -16403,7 +16403,7 @@
             <w:pPr>
               <w:spacing w:after="20" w:before="0"/>
             </w:pPr>
-            <w:hyperlink w:history="1" r:id="rId2--7yz9mr7jkfbfjwdo5d">
+            <w:hyperlink w:history="1" r:id="rId2px9inguirh74r_u2ffvl">
               <w:r>
                 <w:rPr>
                   <w:rFonts w:ascii="Arial" w:cs="Arial" w:eastAsia="Arial" w:hAnsi="Arial"/>
@@ -16436,7 +16436,7 @@
               <w:spacing w:after="10" w:before="0"/>
               <w:ind w:left="120"/>
             </w:pPr>
-            <w:hyperlink w:history="1" r:id="rId1jsm_7wsf9trowdt_gmoy">
+            <w:hyperlink w:history="1" r:id="rIdasr9bcgi7ikha6qx88xje">
               <w:r>
                 <w:rPr>
                   <w:rFonts w:ascii="Arial" w:cs="Arial" w:eastAsia="Arial" w:hAnsi="Arial"/>
@@ -16481,7 +16481,7 @@
             <w:pPr>
               <w:spacing w:after="20" w:before="0"/>
             </w:pPr>
-            <w:hyperlink w:history="1" r:id="rIdtiq40fec85rpbv7knwoqd">
+            <w:hyperlink w:history="1" r:id="rId7rqi3rxu2vq-eb9ox41e9">
               <w:r>
                 <w:rPr>
                   <w:rFonts w:ascii="Arial" w:cs="Arial" w:eastAsia="Arial" w:hAnsi="Arial"/>
@@ -16530,7 +16530,7 @@
               <w:spacing w:after="10" w:before="0"/>
               <w:ind w:left="120"/>
             </w:pPr>
-            <w:hyperlink w:history="1" r:id="rIdwsdp443jmrwc3dbab_gf5">
+            <w:hyperlink w:history="1" r:id="rIdiqinrm9heaxmwurbj8dc3">
               <w:r>
                 <w:rPr>
                   <w:rFonts w:ascii="Arial" w:cs="Arial" w:eastAsia="Arial" w:hAnsi="Arial"/>
@@ -17055,7 +17055,7 @@
         </w:rPr>
         <w:t xml:space="preserve">© 2026 SeaVuria and ARES. Aligned with KICD objectives. Developed by SeaVuria; technical implementation by ARES (with AI assistance from Claude). Licensed under </w:t>
       </w:r>
-      <w:hyperlink w:history="1" r:id="rIdtxci1muuywdotj4btyzb5">
+      <w:hyperlink w:history="1" r:id="rId0y4vwty0tzt9lyvci1ovw">
         <w:r>
           <w:rPr>
             <w:rFonts w:ascii="Arial" w:cs="Arial" w:eastAsia="Arial" w:hAnsi="Arial"/>
@@ -17076,7 +17076,7 @@
         </w:rPr>
         <w:t xml:space="preserve"> (</w:t>
       </w:r>
-      <w:hyperlink w:history="1" r:id="rIdjnsni4kfkdcy7wem1dv2r">
+      <w:hyperlink w:history="1" r:id="rIdcwod0wuy7r-xm6bang83j">
         <w:r>
           <w:rPr>
             <w:rFonts w:ascii="Arial" w:cs="Arial" w:eastAsia="Arial" w:hAnsi="Arial"/>
@@ -18116,7 +18116,7 @@
             <w:pPr>
               <w:spacing w:after="20" w:before="0"/>
             </w:pPr>
-            <w:hyperlink w:history="1" r:id="rIdcmqtnr8h4d9mlpdo_oko1">
+            <w:hyperlink w:history="1" r:id="rIdjcrpegctkf-syzrf-vgvp">
               <w:r>
                 <w:rPr>
                   <w:rFonts w:ascii="Arial" w:cs="Arial" w:eastAsia="Arial" w:hAnsi="Arial"/>
@@ -18149,7 +18149,7 @@
               <w:spacing w:after="10" w:before="0"/>
               <w:ind w:left="120"/>
             </w:pPr>
-            <w:hyperlink w:history="1" r:id="rIdcfj9a8ud8gj0pzcrplscx">
+            <w:hyperlink w:history="1" r:id="rIdbpw5t5ckavcnzrktesbh3">
               <w:r>
                 <w:rPr>
                   <w:rFonts w:ascii="Arial" w:cs="Arial" w:eastAsia="Arial" w:hAnsi="Arial"/>
@@ -18211,7 +18211,7 @@
               <w:spacing w:after="10" w:before="0"/>
               <w:ind w:left="120"/>
             </w:pPr>
-            <w:hyperlink w:history="1" r:id="rIdrnp0ts6bgc2pff2adcvzm">
+            <w:hyperlink w:history="1" r:id="rIdkeoj0gfxs5vryl6pnfdvl">
               <w:r>
                 <w:rPr>
                   <w:rFonts w:ascii="Arial" w:cs="Arial" w:eastAsia="Arial" w:hAnsi="Arial"/>
@@ -18426,7 +18426,7 @@
             <w:pPr>
               <w:spacing w:after="20" w:before="0"/>
             </w:pPr>
-            <w:hyperlink w:history="1" r:id="rIdlza_h2e6wvrqmzdvmijhs">
+            <w:hyperlink w:history="1" r:id="rIdreop0kxjicpxqv7n0reqq">
               <w:r>
                 <w:rPr>
                   <w:rFonts w:ascii="Arial" w:cs="Arial" w:eastAsia="Arial" w:hAnsi="Arial"/>
@@ -18459,7 +18459,7 @@
               <w:spacing w:after="10" w:before="0"/>
               <w:ind w:left="120"/>
             </w:pPr>
-            <w:hyperlink w:history="1" r:id="rIdbraib7rl6ryak-i_wrcu_">
+            <w:hyperlink w:history="1" r:id="rIdxdt84et_fo1jrv8e_efmp">
               <w:r>
                 <w:rPr>
                   <w:rFonts w:ascii="Arial" w:cs="Arial" w:eastAsia="Arial" w:hAnsi="Arial"/>
@@ -18521,7 +18521,7 @@
               <w:spacing w:after="10" w:before="0"/>
               <w:ind w:left="120"/>
             </w:pPr>
-            <w:hyperlink w:history="1" r:id="rIdhyyof-w69ecifurfj7pyr">
+            <w:hyperlink w:history="1" r:id="rIddnwe6ldujfeikwys_seyb">
               <w:r>
                 <w:rPr>
                   <w:rFonts w:ascii="Arial" w:cs="Arial" w:eastAsia="Arial" w:hAnsi="Arial"/>
@@ -18736,7 +18736,7 @@
             <w:pPr>
               <w:spacing w:after="20" w:before="0"/>
             </w:pPr>
-            <w:hyperlink w:history="1" r:id="rIdpfytpds63qf-g10ra3f14">
+            <w:hyperlink w:history="1" r:id="rId3xxxamfhopyvchwywi2i8">
               <w:r>
                 <w:rPr>
                   <w:rFonts w:ascii="Arial" w:cs="Arial" w:eastAsia="Arial" w:hAnsi="Arial"/>
@@ -18769,7 +18769,7 @@
               <w:spacing w:after="10" w:before="0"/>
               <w:ind w:left="120"/>
             </w:pPr>
-            <w:hyperlink w:history="1" r:id="rId_wrxnhzuicray8lfacuks">
+            <w:hyperlink w:history="1" r:id="rIde-x86mnvh5vlebsfyiqyo">
               <w:r>
                 <w:rPr>
                   <w:rFonts w:ascii="Arial" w:cs="Arial" w:eastAsia="Arial" w:hAnsi="Arial"/>
@@ -18831,7 +18831,7 @@
               <w:spacing w:after="10" w:before="0"/>
               <w:ind w:left="120"/>
             </w:pPr>
-            <w:hyperlink w:history="1" r:id="rIdn9weh5ycfmrprmys3ovzj">
+            <w:hyperlink w:history="1" r:id="rIdm7nvrgt0uz9mth1gb9o5l">
               <w:r>
                 <w:rPr>
                   <w:rFonts w:ascii="Arial" w:cs="Arial" w:eastAsia="Arial" w:hAnsi="Arial"/>
@@ -19046,7 +19046,7 @@
             <w:pPr>
               <w:spacing w:after="20" w:before="0"/>
             </w:pPr>
-            <w:hyperlink w:history="1" r:id="rIdyjkz3wsaf0sfok59cjtxt">
+            <w:hyperlink w:history="1" r:id="rIdc3-st0n8nvr9yf-_o8oqu">
               <w:r>
                 <w:rPr>
                   <w:rFonts w:ascii="Arial" w:cs="Arial" w:eastAsia="Arial" w:hAnsi="Arial"/>
@@ -19079,7 +19079,7 @@
               <w:spacing w:after="10" w:before="0"/>
               <w:ind w:left="120"/>
             </w:pPr>
-            <w:hyperlink w:history="1" r:id="rId2bnm1y2banhbzj4nn7fsu">
+            <w:hyperlink w:history="1" r:id="rIdh_a6vjqfqs6xvxmkdxi1b">
               <w:r>
                 <w:rPr>
                   <w:rFonts w:ascii="Arial" w:cs="Arial" w:eastAsia="Arial" w:hAnsi="Arial"/>
@@ -19141,7 +19141,7 @@
               <w:spacing w:after="10" w:before="0"/>
               <w:ind w:left="120"/>
             </w:pPr>
-            <w:hyperlink w:history="1" r:id="rIdyj2hewsub0kfqckeuxcqk">
+            <w:hyperlink w:history="1" r:id="rIdec9nm6bxbt54pgplv4393">
               <w:r>
                 <w:rPr>
                   <w:rFonts w:ascii="Arial" w:cs="Arial" w:eastAsia="Arial" w:hAnsi="Arial"/>
@@ -19356,7 +19356,7 @@
             <w:pPr>
               <w:spacing w:after="20" w:before="0"/>
             </w:pPr>
-            <w:hyperlink w:history="1" r:id="rIdjwi_qfvmtpacbxjtymvbd">
+            <w:hyperlink w:history="1" r:id="rIdrkr_5hh5xujmdodds87ji">
               <w:r>
                 <w:rPr>
                   <w:rFonts w:ascii="Arial" w:cs="Arial" w:eastAsia="Arial" w:hAnsi="Arial"/>
@@ -19389,7 +19389,7 @@
               <w:spacing w:after="10" w:before="0"/>
               <w:ind w:left="120"/>
             </w:pPr>
-            <w:hyperlink w:history="1" r:id="rIdeg5u-htlllxmbmvjqpwvv">
+            <w:hyperlink w:history="1" r:id="rIdzqszhrsbg3uktzjjjgtie">
               <w:r>
                 <w:rPr>
                   <w:rFonts w:ascii="Arial" w:cs="Arial" w:eastAsia="Arial" w:hAnsi="Arial"/>
@@ -19451,7 +19451,7 @@
               <w:spacing w:after="10" w:before="0"/>
               <w:ind w:left="120"/>
             </w:pPr>
-            <w:hyperlink w:history="1" r:id="rIdnfzqw4eboo1qc-gj-6l8i">
+            <w:hyperlink w:history="1" r:id="rId-w4zgzry8gvtimuliczwq">
               <w:r>
                 <w:rPr>
                   <w:rFonts w:ascii="Arial" w:cs="Arial" w:eastAsia="Arial" w:hAnsi="Arial"/>
@@ -19991,7 +19991,7 @@
         </w:rPr>
         <w:t xml:space="preserve">© 2026 SeaVuria and ARES. Aligned with KICD objectives. Developed by SeaVuria; technical implementation by ARES (with AI assistance from Claude). Licensed under </w:t>
       </w:r>
-      <w:hyperlink w:history="1" r:id="rIdcf68rvzer3rfu1tywv7ye">
+      <w:hyperlink w:history="1" r:id="rIdc44xena6q7qj9senjk5m4">
         <w:r>
           <w:rPr>
             <w:rFonts w:ascii="Arial" w:cs="Arial" w:eastAsia="Arial" w:hAnsi="Arial"/>
@@ -20012,7 +20012,7 @@
         </w:rPr>
         <w:t xml:space="preserve"> (</w:t>
       </w:r>
-      <w:hyperlink w:history="1" r:id="rId9ul5naiswxvjn5hlw20vx">
+      <w:hyperlink w:history="1" r:id="rIdzlutzhp37s5h_tuz76zjf">
         <w:r>
           <w:rPr>
             <w:rFonts w:ascii="Arial" w:cs="Arial" w:eastAsia="Arial" w:hAnsi="Arial"/>
@@ -21052,7 +21052,7 @@
             <w:pPr>
               <w:spacing w:after="20" w:before="0"/>
             </w:pPr>
-            <w:hyperlink w:history="1" r:id="rIdawkqb8hocjzpdog3qm0wi">
+            <w:hyperlink w:history="1" r:id="rIddavtv42hqhtkw2md0igjo">
               <w:r>
                 <w:rPr>
                   <w:rFonts w:ascii="Arial" w:cs="Arial" w:eastAsia="Arial" w:hAnsi="Arial"/>
@@ -21085,7 +21085,7 @@
               <w:spacing w:after="10" w:before="0"/>
               <w:ind w:left="120"/>
             </w:pPr>
-            <w:hyperlink w:history="1" r:id="rIdmrv1sf2owpbzxv34nj5xz">
+            <w:hyperlink w:history="1" r:id="rIdziqjyyl-rpko-vyemlqb6">
               <w:r>
                 <w:rPr>
                   <w:rFonts w:ascii="Arial" w:cs="Arial" w:eastAsia="Arial" w:hAnsi="Arial"/>
@@ -21130,7 +21130,7 @@
             <w:pPr>
               <w:spacing w:after="20" w:before="0"/>
             </w:pPr>
-            <w:hyperlink w:history="1" r:id="rIdv3oxuml0l8_8cwe12xemj">
+            <w:hyperlink w:history="1" r:id="rIdthjib8cukjlzobvvk-gac">
               <w:r>
                 <w:rPr>
                   <w:rFonts w:ascii="Arial" w:cs="Arial" w:eastAsia="Arial" w:hAnsi="Arial"/>
@@ -21179,7 +21179,7 @@
               <w:spacing w:after="10" w:before="0"/>
               <w:ind w:left="120"/>
             </w:pPr>
-            <w:hyperlink w:history="1" r:id="rId6xi8zpdc0zvv3k7rndssb">
+            <w:hyperlink w:history="1" r:id="rIdj5zwxuvqr-ttt0pn05z5a">
               <w:r>
                 <w:rPr>
                   <w:rFonts w:ascii="Arial" w:cs="Arial" w:eastAsia="Arial" w:hAnsi="Arial"/>
@@ -21379,7 +21379,7 @@
             <w:pPr>
               <w:spacing w:after="20" w:before="0"/>
             </w:pPr>
-            <w:hyperlink w:history="1" r:id="rIdicdsrms-h0nohw5g2tsel">
+            <w:hyperlink w:history="1" r:id="rId8wfprrp-bdeleffbheeeo">
               <w:r>
                 <w:rPr>
                   <w:rFonts w:ascii="Arial" w:cs="Arial" w:eastAsia="Arial" w:hAnsi="Arial"/>
@@ -21412,7 +21412,7 @@
               <w:spacing w:after="10" w:before="0"/>
               <w:ind w:left="120"/>
             </w:pPr>
-            <w:hyperlink w:history="1" r:id="rIdllqc3st0ndn4mnb1gnsom">
+            <w:hyperlink w:history="1" r:id="rId0o4a2y2cvgsccizktxbfz">
               <w:r>
                 <w:rPr>
                   <w:rFonts w:ascii="Arial" w:cs="Arial" w:eastAsia="Arial" w:hAnsi="Arial"/>
@@ -21457,7 +21457,7 @@
             <w:pPr>
               <w:spacing w:after="20" w:before="0"/>
             </w:pPr>
-            <w:hyperlink w:history="1" r:id="rIdztyfxskiegoy243d2q5qz">
+            <w:hyperlink w:history="1" r:id="rId1zuieioavxcxwfhanbld4">
               <w:r>
                 <w:rPr>
                   <w:rFonts w:ascii="Arial" w:cs="Arial" w:eastAsia="Arial" w:hAnsi="Arial"/>
@@ -21506,7 +21506,7 @@
               <w:spacing w:after="10" w:before="0"/>
               <w:ind w:left="120"/>
             </w:pPr>
-            <w:hyperlink w:history="1" r:id="rId0nofupcrc0hekcwlrji15">
+            <w:hyperlink w:history="1" r:id="rIdlsprbva4qvmz27opwcyeg">
               <w:r>
                 <w:rPr>
                   <w:rFonts w:ascii="Arial" w:cs="Arial" w:eastAsia="Arial" w:hAnsi="Arial"/>
@@ -21706,7 +21706,7 @@
             <w:pPr>
               <w:spacing w:after="20" w:before="0"/>
             </w:pPr>
-            <w:hyperlink w:history="1" r:id="rIdbhx8zrti3bmhu50pp9kxo">
+            <w:hyperlink w:history="1" r:id="rIdvbdrdymfk4tzjdho0g6km">
               <w:r>
                 <w:rPr>
                   <w:rFonts w:ascii="Arial" w:cs="Arial" w:eastAsia="Arial" w:hAnsi="Arial"/>
@@ -21739,7 +21739,7 @@
               <w:spacing w:after="10" w:before="0"/>
               <w:ind w:left="120"/>
             </w:pPr>
-            <w:hyperlink w:history="1" r:id="rIdga96a_njzxvdnmem_jsef">
+            <w:hyperlink w:history="1" r:id="rId0pfgeydesjqsrit5mxwyx">
               <w:r>
                 <w:rPr>
                   <w:rFonts w:ascii="Arial" w:cs="Arial" w:eastAsia="Arial" w:hAnsi="Arial"/>
@@ -21784,7 +21784,7 @@
             <w:pPr>
               <w:spacing w:after="20" w:before="0"/>
             </w:pPr>
-            <w:hyperlink w:history="1" r:id="rIddkpcb3gf0j-v19otagphi">
+            <w:hyperlink w:history="1" r:id="rIdiy9j_y6_785svp1bfqwbq">
               <w:r>
                 <w:rPr>
                   <w:rFonts w:ascii="Arial" w:cs="Arial" w:eastAsia="Arial" w:hAnsi="Arial"/>
@@ -21833,7 +21833,7 @@
               <w:spacing w:after="10" w:before="0"/>
               <w:ind w:left="120"/>
             </w:pPr>
-            <w:hyperlink w:history="1" r:id="rIdcupgss_g3pfoau9ddi1wp">
+            <w:hyperlink w:history="1" r:id="rIdghalgr46l-e7jnbtqiu-l">
               <w:r>
                 <w:rPr>
                   <w:rFonts w:ascii="Arial" w:cs="Arial" w:eastAsia="Arial" w:hAnsi="Arial"/>
@@ -22033,7 +22033,7 @@
             <w:pPr>
               <w:spacing w:after="20" w:before="0"/>
             </w:pPr>
-            <w:hyperlink w:history="1" r:id="rId3pwkulook6uzklipttkus">
+            <w:hyperlink w:history="1" r:id="rIdgvde8-mrjvakd17ue1kxa">
               <w:r>
                 <w:rPr>
                   <w:rFonts w:ascii="Arial" w:cs="Arial" w:eastAsia="Arial" w:hAnsi="Arial"/>
@@ -22066,7 +22066,7 @@
               <w:spacing w:after="10" w:before="0"/>
               <w:ind w:left="120"/>
             </w:pPr>
-            <w:hyperlink w:history="1" r:id="rIdc4xhws72zhu3etghwovtv">
+            <w:hyperlink w:history="1" r:id="rIdic0yhx5eqhhzwlxso2kpe">
               <w:r>
                 <w:rPr>
                   <w:rFonts w:ascii="Arial" w:cs="Arial" w:eastAsia="Arial" w:hAnsi="Arial"/>
@@ -22111,7 +22111,7 @@
             <w:pPr>
               <w:spacing w:after="20" w:before="0"/>
             </w:pPr>
-            <w:hyperlink w:history="1" r:id="rIdzgfc8wmj9uu9t6y20oufm">
+            <w:hyperlink w:history="1" r:id="rIdp1g7k7kqu36te4-0bglsh">
               <w:r>
                 <w:rPr>
                   <w:rFonts w:ascii="Arial" w:cs="Arial" w:eastAsia="Arial" w:hAnsi="Arial"/>
@@ -22160,7 +22160,7 @@
               <w:spacing w:after="10" w:before="0"/>
               <w:ind w:left="120"/>
             </w:pPr>
-            <w:hyperlink w:history="1" r:id="rIdqhjmrk8tgtenwr9b2pzh5">
+            <w:hyperlink w:history="1" r:id="rIda2vnenotvjveg94vk45tg">
               <w:r>
                 <w:rPr>
                   <w:rFonts w:ascii="Arial" w:cs="Arial" w:eastAsia="Arial" w:hAnsi="Arial"/>
@@ -22360,7 +22360,7 @@
             <w:pPr>
               <w:spacing w:after="20" w:before="0"/>
             </w:pPr>
-            <w:hyperlink w:history="1" r:id="rIdmlq0g-u29pc9f6u4rch3g">
+            <w:hyperlink w:history="1" r:id="rIdexjhwr8p0qq414awqkzsm">
               <w:r>
                 <w:rPr>
                   <w:rFonts w:ascii="Arial" w:cs="Arial" w:eastAsia="Arial" w:hAnsi="Arial"/>
@@ -22393,7 +22393,7 @@
               <w:spacing w:after="10" w:before="0"/>
               <w:ind w:left="120"/>
             </w:pPr>
-            <w:hyperlink w:history="1" r:id="rIdsvlryfyuk0q8jd5ex5q9z">
+            <w:hyperlink w:history="1" r:id="rIdyjwx_vayy-kzypkzg95ev">
               <w:r>
                 <w:rPr>
                   <w:rFonts w:ascii="Arial" w:cs="Arial" w:eastAsia="Arial" w:hAnsi="Arial"/>
@@ -22438,7 +22438,7 @@
             <w:pPr>
               <w:spacing w:after="20" w:before="0"/>
             </w:pPr>
-            <w:hyperlink w:history="1" r:id="rIdpdvokahgvxpvopqozhgwk">
+            <w:hyperlink w:history="1" r:id="rId6nppbr-cyr2bnpdz1_o4s">
               <w:r>
                 <w:rPr>
                   <w:rFonts w:ascii="Arial" w:cs="Arial" w:eastAsia="Arial" w:hAnsi="Arial"/>
@@ -22487,7 +22487,7 @@
               <w:spacing w:after="10" w:before="0"/>
               <w:ind w:left="120"/>
             </w:pPr>
-            <w:hyperlink w:history="1" r:id="rIdal0w0zq6cpepuuazolxtl">
+            <w:hyperlink w:history="1" r:id="rIdsngi_rbqdmxmnu6yog54-">
               <w:r>
                 <w:rPr>
                   <w:rFonts w:ascii="Arial" w:cs="Arial" w:eastAsia="Arial" w:hAnsi="Arial"/>
@@ -23012,7 +23012,7 @@
         </w:rPr>
         <w:t xml:space="preserve">© 2026 SeaVuria and ARES. Aligned with KICD objectives. Developed by SeaVuria; technical implementation by ARES (with AI assistance from Claude). Licensed under </w:t>
       </w:r>
-      <w:hyperlink w:history="1" r:id="rId-l8prywhzawgsfiowbjeo">
+      <w:hyperlink w:history="1" r:id="rId4dt0b7fmrthngg2es8bnd">
         <w:r>
           <w:rPr>
             <w:rFonts w:ascii="Arial" w:cs="Arial" w:eastAsia="Arial" w:hAnsi="Arial"/>
@@ -23033,7 +23033,7 @@
         </w:rPr>
         <w:t xml:space="preserve"> (</w:t>
       </w:r>
-      <w:hyperlink w:history="1" r:id="rIdqwhs4eokxtomkjrpd6lq4">
+      <w:hyperlink w:history="1" r:id="rIdphkx1ymjfjw79exv-io71">
         <w:r>
           <w:rPr>
             <w:rFonts w:ascii="Arial" w:cs="Arial" w:eastAsia="Arial" w:hAnsi="Arial"/>
